--- a/assets/templates/master_template.docx
+++ b/assets/templates/master_template.docx
@@ -13,16 +13,6 @@
           <w:szCs w:val="32"/>
         </w:rPr>
       </w:pPr>
-      <w:r>
-        <w:rPr>
-          <w:rFonts w:ascii="TH SarabunIT๙" w:eastAsia="Calibri" w:hAnsi="TH SarabunIT๙" w:cs="TH SarabunIT๙"/>
-          <w:b/>
-          <w:bCs/>
-          <w:noProof/>
-          <w:sz w:val="32"/>
-          <w:szCs w:val="32"/>
-        </w:rPr>
-      </w:r>
       <w:r>
         <w:rPr>
           <w:rFonts w:ascii="TH SarabunIT๙" w:eastAsia="Calibri" w:hAnsi="TH SarabunIT๙" w:cs="TH SarabunIT๙"/>
@@ -52,10 +42,10 @@
             <v:path o:extrusionok="f" gradientshapeok="t" o:connecttype="rect"/>
             <o:lock v:ext="edit" aspectratio="t"/>
           </v:shapetype>
-          <v:shape id="_x0000_s1095" type="#_x0000_t75" alt="" style="position:absolute;left:0;text-align:left;margin-left:-3.15pt;margin-top:-15.85pt;width:53.4pt;height:57.75pt;z-index:251663360;mso-wrap-edited:f;mso-width-percent:0;mso-height-percent:0;mso-position-horizontal-relative:text;mso-position-vertical-relative:text;mso-width-percent:0;mso-height-percent:0" fillcolor="window">
+          <v:shape id="_x0000_s1028" type="#_x0000_t75" alt="" style="position:absolute;left:0;text-align:left;margin-left:-3.15pt;margin-top:-15.85pt;width:53.4pt;height:57.75pt;z-index:251663360;mso-wrap-edited:f;mso-width-percent:0;mso-height-percent:0;mso-position-horizontal-relative:text;mso-position-vertical-relative:text;mso-width-percent:0;mso-height-percent:0" fillcolor="window">
             <v:imagedata r:id="rId6" o:title=""/>
           </v:shape>
-          <o:OLEObject Type="Embed" ProgID="Word.Picture.8" ShapeID="_x0000_s1095" DrawAspect="Content" ObjectID="_1844533909" r:id="rId7"/>
+          <o:OLEObject Type="Embed" ProgID="Word.Picture.8" ShapeID="_x0000_s1028" DrawAspect="Content" ObjectID="_1844614384" r:id="rId7"/>
         </w:object>
       </w:r>
       <w:r>
@@ -588,25 +578,7 @@
           <w:sz w:val="32"/>
           <w:szCs w:val="32"/>
         </w:rPr>
-        <w:t>{{</w:t>
-      </w:r>
-      <w:proofErr w:type="spellStart"/>
-      <w:r>
-        <w:rPr>
-          <w:rFonts w:ascii="TH SarabunIT๙" w:hAnsi="TH SarabunIT๙" w:cs="TH SarabunIT๙"/>
-          <w:sz w:val="32"/>
-          <w:szCs w:val="32"/>
-        </w:rPr>
-        <w:t>school_name</w:t>
-      </w:r>
-      <w:proofErr w:type="spellEnd"/>
-      <w:r>
-        <w:rPr>
-          <w:rFonts w:ascii="TH SarabunIT๙" w:hAnsi="TH SarabunIT๙" w:cs="TH SarabunIT๙"/>
-          <w:sz w:val="32"/>
-          <w:szCs w:val="32"/>
-        </w:rPr>
-        <w:t>}}</w:t>
+        <w:t>{{school_name}}</w:t>
       </w:r>
       <w:r>
         <w:rPr>
@@ -821,25 +793,7 @@
           <w:sz w:val="32"/>
           <w:szCs w:val="32"/>
         </w:rPr>
-        <w:t>{{</w:t>
-      </w:r>
-      <w:proofErr w:type="spellStart"/>
-      <w:r>
-        <w:rPr>
-          <w:rFonts w:ascii="TH SarabunIT๙" w:hAnsi="TH SarabunIT๙" w:cs="TH SarabunIT๙"/>
-          <w:sz w:val="32"/>
-          <w:szCs w:val="32"/>
-        </w:rPr>
-        <w:t>school_name</w:t>
-      </w:r>
-      <w:proofErr w:type="spellEnd"/>
-      <w:r>
-        <w:rPr>
-          <w:rFonts w:ascii="TH SarabunIT๙" w:hAnsi="TH SarabunIT๙" w:cs="TH SarabunIT๙"/>
-          <w:sz w:val="32"/>
-          <w:szCs w:val="32"/>
-        </w:rPr>
-        <w:t>}}</w:t>
+        <w:t>{{school_name}}</w:t>
       </w:r>
       <w:r>
         <w:rPr>
@@ -1047,26 +1001,7 @@
           <w:sz w:val="32"/>
           <w:szCs w:val="32"/>
         </w:rPr>
-        <w:t>«</w:t>
-      </w:r>
-      <w:r>
-        <w:rPr>
-          <w:rFonts w:ascii="TH SarabunIT๙" w:hAnsi="TH SarabunIT๙" w:cs="TH SarabunIT๙"/>
-          <w:noProof/>
-          <w:sz w:val="32"/>
-          <w:szCs w:val="32"/>
-          <w:cs/>
-        </w:rPr>
-        <w:t>ปีงบประมาณ</w:t>
-      </w:r>
-      <w:r>
-        <w:rPr>
-          <w:rFonts w:ascii="TH SarabunIT๙" w:hAnsi="TH SarabunIT๙" w:cs="TH SarabunIT๙"/>
-          <w:noProof/>
-          <w:sz w:val="32"/>
-          <w:szCs w:val="32"/>
-        </w:rPr>
-        <w:t>»</w:t>
+        <w:t>{{fiscal_year}}</w:t>
       </w:r>
       <w:r>
         <w:rPr>
@@ -1526,29 +1461,7 @@
           <w:sz w:val="32"/>
           <w:szCs w:val="32"/>
         </w:rPr>
-        <w:t>{{</w:t>
-      </w:r>
-      <w:proofErr w:type="spellStart"/>
-      <w:r>
-        <w:rPr>
-          <w:rFonts w:ascii="TH SarabunIT๙" w:hAnsi="TH SarabunIT๙" w:cs="TH SarabunIT๙"/>
-          <w:b/>
-          <w:bCs/>
-          <w:sz w:val="32"/>
-          <w:szCs w:val="32"/>
-        </w:rPr>
-        <w:t>school_name</w:t>
-      </w:r>
-      <w:proofErr w:type="spellEnd"/>
-      <w:r>
-        <w:rPr>
-          <w:rFonts w:ascii="TH SarabunIT๙" w:hAnsi="TH SarabunIT๙" w:cs="TH SarabunIT๙"/>
-          <w:b/>
-          <w:bCs/>
-          <w:sz w:val="32"/>
-          <w:szCs w:val="32"/>
-        </w:rPr>
-        <w:t>}}</w:t>
+        <w:t>{{school_name}}</w:t>
       </w:r>
       <w:r>
         <w:rPr>
@@ -2830,7 +2743,7 @@
               </wp:anchor>
             </w:drawing>
           </mc:Choice>
-          <mc:Fallback xmlns:w16sdtfl="http://schemas.microsoft.com/office/word/2024/wordml/sdtformatlock" xmlns:w16du="http://schemas.microsoft.com/office/word/2023/wordml/word16du">
+          <mc:Fallback xmlns:w16du="http://schemas.microsoft.com/office/word/2023/wordml/word16du" xmlns:w16sdtfl="http://schemas.microsoft.com/office/word/2024/wordml/sdtformatlock">
             <w:pict>
               <v:rect w14:anchorId="327BB130" id="สี่เหลี่ยมผืนผ้า 1" o:spid="_x0000_s1026" style="position:absolute;margin-left:277.5pt;margin-top:.7pt;width:19.2pt;height:16.8pt;z-index:251661312;visibility:visible;mso-wrap-style:square;mso-width-percent:0;mso-height-percent:0;mso-wrap-distance-left:9pt;mso-wrap-distance-top:0;mso-wrap-distance-right:9pt;mso-wrap-distance-bottom:0;mso-position-horizontal:absolute;mso-position-horizontal-relative:text;mso-position-vertical:absolute;mso-position-vertical-relative:text;mso-width-percent:0;mso-height-percent:0;mso-width-relative:margin;mso-height-relative:margin;v-text-anchor:middle" o:gfxdata="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" fillcolor="white [3201]" strokecolor="black [3200]" strokeweight="1pt"/>
             </w:pict>
@@ -2947,7 +2860,7 @@
               </wp:anchor>
             </w:drawing>
           </mc:Choice>
-          <mc:Fallback xmlns:w16sdtfl="http://schemas.microsoft.com/office/word/2024/wordml/sdtformatlock" xmlns:w16du="http://schemas.microsoft.com/office/word/2023/wordml/word16du">
+          <mc:Fallback xmlns:w16du="http://schemas.microsoft.com/office/word/2023/wordml/word16du" xmlns:w16sdtfl="http://schemas.microsoft.com/office/word/2024/wordml/sdtformatlock">
             <w:pict>
               <v:rect w14:anchorId="22A0BA45" id="สี่เหลี่ยมผืนผ้า 1" o:spid="_x0000_s1026" style="position:absolute;margin-left:276.9pt;margin-top:.9pt;width:19.8pt;height:16.8pt;z-index:251664384;visibility:visible;mso-wrap-style:square;mso-width-percent:0;mso-height-percent:0;mso-wrap-distance-left:9pt;mso-wrap-distance-top:0;mso-wrap-distance-right:9pt;mso-wrap-distance-bottom:0;mso-position-horizontal:absolute;mso-position-horizontal-relative:text;mso-position-vertical:absolute;mso-position-vertical-relative:text;mso-width-percent:0;mso-height-percent:0;mso-width-relative:margin;mso-height-relative:margin;v-text-anchor:middle" o:gfxdata="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" fillcolor="white [3201]" strokecolor="black [3200]" strokeweight="1pt"/>
             </w:pict>
@@ -3168,25 +3081,7 @@
           <w:sz w:val="32"/>
           <w:szCs w:val="32"/>
         </w:rPr>
-        <w:t>{{</w:t>
-      </w:r>
-      <w:proofErr w:type="spellStart"/>
-      <w:r>
-        <w:rPr>
-          <w:rFonts w:ascii="TH SarabunIT๙" w:hAnsi="TH SarabunIT๙" w:cs="TH SarabunIT๙"/>
-          <w:sz w:val="32"/>
-          <w:szCs w:val="32"/>
-        </w:rPr>
-        <w:t>director_name</w:t>
-      </w:r>
-      <w:proofErr w:type="spellEnd"/>
-      <w:r>
-        <w:rPr>
-          <w:rFonts w:ascii="TH SarabunIT๙" w:hAnsi="TH SarabunIT๙" w:cs="TH SarabunIT๙"/>
-          <w:sz w:val="32"/>
-          <w:szCs w:val="32"/>
-        </w:rPr>
-        <w:t>}}</w:t>
+        <w:t>{{director_name}}</w:t>
       </w:r>
       <w:r>
         <w:rPr>
@@ -3286,25 +3181,7 @@
           <w:sz w:val="32"/>
           <w:szCs w:val="32"/>
         </w:rPr>
-        <w:t>{{</w:t>
-      </w:r>
-      <w:proofErr w:type="spellStart"/>
-      <w:r>
-        <w:rPr>
-          <w:rFonts w:ascii="TH SarabunIT๙" w:hAnsi="TH SarabunIT๙" w:cs="TH SarabunIT๙"/>
-          <w:sz w:val="32"/>
-          <w:szCs w:val="32"/>
-        </w:rPr>
-        <w:t>school_name</w:t>
-      </w:r>
-      <w:proofErr w:type="spellEnd"/>
-      <w:r>
-        <w:rPr>
-          <w:rFonts w:ascii="TH SarabunIT๙" w:hAnsi="TH SarabunIT๙" w:cs="TH SarabunIT๙"/>
-          <w:sz w:val="32"/>
-          <w:szCs w:val="32"/>
-        </w:rPr>
-        <w:t>}}</w:t>
+        <w:t>{{school_name}}</w:t>
       </w:r>
       <w:r>
         <w:rPr>
@@ -3495,20 +3372,11 @@
           <w:szCs w:val="32"/>
         </w:rPr>
         <w:lastRenderedPageBreak/>
-      </w:r>
-      <w:r>
-        <w:rPr>
-          <w:rFonts w:ascii="TH SarabunIT๙" w:hAnsi="TH SarabunIT๙" w:cs="TH SarabunIT๙"/>
-          <w:noProof/>
-          <w:color w:val="auto"/>
-          <w:sz w:val="32"/>
-          <w:szCs w:val="32"/>
-        </w:rPr>
         <w:object w:dxaOrig="1440" w:dyaOrig="1440" w14:anchorId="48839D61">
-          <v:shape id="_x0000_s1094" type="#_x0000_t75" alt="" style="position:absolute;left:0;text-align:left;margin-left:-1.5pt;margin-top:-20.3pt;width:53.4pt;height:57.75pt;z-index:251660288;mso-wrap-edited:f;mso-width-percent:0;mso-height-percent:0;mso-position-horizontal-relative:text;mso-position-vertical-relative:text;mso-width-percent:0;mso-height-percent:0" fillcolor="window">
+          <v:shape id="_x0000_s1027" type="#_x0000_t75" alt="" style="position:absolute;left:0;text-align:left;margin-left:-1.5pt;margin-top:-20.3pt;width:53.4pt;height:57.75pt;z-index:251660288;mso-wrap-edited:f;mso-width-percent:0;mso-height-percent:0;mso-position-horizontal-relative:text;mso-position-vertical-relative:text;mso-width-percent:0;mso-height-percent:0" fillcolor="window">
             <v:imagedata r:id="rId6" o:title=""/>
           </v:shape>
-          <o:OLEObject Type="Embed" ProgID="Word.Picture.8" ShapeID="_x0000_s1094" DrawAspect="Content" ObjectID="_1844533910" r:id="rId8"/>
+          <o:OLEObject Type="Embed" ProgID="Word.Picture.8" ShapeID="_x0000_s1027" DrawAspect="Content" ObjectID="_1844614383" r:id="rId8"/>
         </w:object>
       </w:r>
       <w:r>
@@ -3854,23 +3722,7 @@
           <w:rFonts w:ascii="TH SarabunIT๙" w:hAnsi="TH SarabunIT๙" w:cs="TH SarabunIT๙"/>
           <w:szCs w:val="32"/>
         </w:rPr>
-        <w:t>{{</w:t>
-      </w:r>
-      <w:proofErr w:type="spellStart"/>
-      <w:r>
-        <w:rPr>
-          <w:rFonts w:ascii="TH SarabunIT๙" w:hAnsi="TH SarabunIT๙" w:cs="TH SarabunIT๙"/>
-          <w:szCs w:val="32"/>
-        </w:rPr>
-        <w:t>school_name</w:t>
-      </w:r>
-      <w:proofErr w:type="spellEnd"/>
-      <w:r>
-        <w:rPr>
-          <w:rFonts w:ascii="TH SarabunIT๙" w:hAnsi="TH SarabunIT๙" w:cs="TH SarabunIT๙"/>
-          <w:szCs w:val="32"/>
-        </w:rPr>
-        <w:t>}}</w:t>
+        <w:t>{{school_name}}</w:t>
       </w:r>
       <w:r>
         <w:rPr>
@@ -3986,25 +3838,7 @@
           <w:sz w:val="32"/>
           <w:szCs w:val="32"/>
         </w:rPr>
-        <w:t>{{</w:t>
-      </w:r>
-      <w:proofErr w:type="spellStart"/>
-      <w:r>
-        <w:rPr>
-          <w:rFonts w:ascii="TH SarabunIT๙" w:hAnsi="TH SarabunIT๙" w:cs="TH SarabunIT๙"/>
-          <w:sz w:val="32"/>
-          <w:szCs w:val="32"/>
-        </w:rPr>
-        <w:t>school_name</w:t>
-      </w:r>
-      <w:proofErr w:type="spellEnd"/>
-      <w:r>
-        <w:rPr>
-          <w:rFonts w:ascii="TH SarabunIT๙" w:hAnsi="TH SarabunIT๙" w:cs="TH SarabunIT๙"/>
-          <w:sz w:val="32"/>
-          <w:szCs w:val="32"/>
-        </w:rPr>
-        <w:t>}}</w:t>
+        <w:t>{{school_name}}</w:t>
       </w:r>
       <w:r>
         <w:rPr>
@@ -4262,25 +4096,7 @@
           <w:sz w:val="32"/>
           <w:szCs w:val="32"/>
         </w:rPr>
-        <w:t>{{</w:t>
-      </w:r>
-      <w:proofErr w:type="spellStart"/>
-      <w:r>
-        <w:rPr>
-          <w:rFonts w:ascii="TH SarabunIT๙" w:hAnsi="TH SarabunIT๙" w:cs="TH SarabunIT๙"/>
-          <w:sz w:val="32"/>
-          <w:szCs w:val="32"/>
-        </w:rPr>
-        <w:t>school_name</w:t>
-      </w:r>
-      <w:proofErr w:type="spellEnd"/>
-      <w:r>
-        <w:rPr>
-          <w:rFonts w:ascii="TH SarabunIT๙" w:hAnsi="TH SarabunIT๙" w:cs="TH SarabunIT๙"/>
-          <w:sz w:val="32"/>
-          <w:szCs w:val="32"/>
-        </w:rPr>
-        <w:t>}}</w:t>
+        <w:t>{{school_name}}</w:t>
       </w:r>
       <w:r>
         <w:rPr>
@@ -4510,23 +4326,7 @@
           <w:rFonts w:ascii="TH SarabunIT๙" w:hAnsi="TH SarabunIT๙" w:cs="TH SarabunIT๙"/>
           <w:szCs w:val="32"/>
         </w:rPr>
-        <w:t>{{</w:t>
-      </w:r>
-      <w:proofErr w:type="spellStart"/>
-      <w:r>
-        <w:rPr>
-          <w:rFonts w:ascii="TH SarabunIT๙" w:hAnsi="TH SarabunIT๙" w:cs="TH SarabunIT๙"/>
-          <w:szCs w:val="32"/>
-        </w:rPr>
-        <w:t>procurement_officer</w:t>
-      </w:r>
-      <w:proofErr w:type="spellEnd"/>
-      <w:r>
-        <w:rPr>
-          <w:rFonts w:ascii="TH SarabunIT๙" w:hAnsi="TH SarabunIT๙" w:cs="TH SarabunIT๙"/>
-          <w:szCs w:val="32"/>
-        </w:rPr>
-        <w:t>}}</w:t>
+        <w:t>{{procurement_officer}}</w:t>
       </w:r>
       <w:r>
         <w:rPr>
@@ -4682,23 +4482,7 @@
           <w:rFonts w:ascii="TH SarabunIT๙" w:hAnsi="TH SarabunIT๙" w:cs="TH SarabunIT๙"/>
           <w:szCs w:val="32"/>
         </w:rPr>
-        <w:t>{{</w:t>
-      </w:r>
-      <w:proofErr w:type="spellStart"/>
-      <w:r>
-        <w:rPr>
-          <w:rFonts w:ascii="TH SarabunIT๙" w:hAnsi="TH SarabunIT๙" w:cs="TH SarabunIT๙"/>
-          <w:szCs w:val="32"/>
-        </w:rPr>
-        <w:t>procurement_head</w:t>
-      </w:r>
-      <w:proofErr w:type="spellEnd"/>
-      <w:r>
-        <w:rPr>
-          <w:rFonts w:ascii="TH SarabunIT๙" w:hAnsi="TH SarabunIT๙" w:cs="TH SarabunIT๙"/>
-          <w:szCs w:val="32"/>
-        </w:rPr>
-        <w:t>}}</w:t>
+        <w:t>{{procurement_head}}</w:t>
       </w:r>
       <w:r>
         <w:rPr>
@@ -4938,23 +4722,7 @@
           <w:rFonts w:ascii="TH SarabunIT๙" w:hAnsi="TH SarabunIT๙" w:cs="TH SarabunIT๙"/>
           <w:szCs w:val="32"/>
         </w:rPr>
-        <w:t>{{</w:t>
-      </w:r>
-      <w:proofErr w:type="spellStart"/>
-      <w:r>
-        <w:rPr>
-          <w:rFonts w:ascii="TH SarabunIT๙" w:hAnsi="TH SarabunIT๙" w:cs="TH SarabunIT๙"/>
-          <w:szCs w:val="32"/>
-        </w:rPr>
-        <w:t>director_name</w:t>
-      </w:r>
-      <w:proofErr w:type="spellEnd"/>
-      <w:r>
-        <w:rPr>
-          <w:rFonts w:ascii="TH SarabunIT๙" w:hAnsi="TH SarabunIT๙" w:cs="TH SarabunIT๙"/>
-          <w:szCs w:val="32"/>
-        </w:rPr>
-        <w:t>}}</w:t>
+        <w:t>{{director_name}}</w:t>
       </w:r>
       <w:r>
         <w:rPr>
@@ -5016,25 +4784,7 @@
           <w:sz w:val="32"/>
           <w:szCs w:val="32"/>
         </w:rPr>
-        <w:t>{{</w:t>
-      </w:r>
-      <w:proofErr w:type="spellStart"/>
-      <w:r>
-        <w:rPr>
-          <w:rFonts w:ascii="TH SarabunIT๙" w:hAnsi="TH SarabunIT๙" w:cs="TH SarabunIT๙"/>
-          <w:sz w:val="32"/>
-          <w:szCs w:val="32"/>
-        </w:rPr>
-        <w:t>school_name</w:t>
-      </w:r>
-      <w:proofErr w:type="spellEnd"/>
-      <w:r>
-        <w:rPr>
-          <w:rFonts w:ascii="TH SarabunIT๙" w:hAnsi="TH SarabunIT๙" w:cs="TH SarabunIT๙"/>
-          <w:sz w:val="32"/>
-          <w:szCs w:val="32"/>
-        </w:rPr>
-        <w:t>}}</w:t>
+        <w:t>{{school_name}}</w:t>
       </w:r>
       <w:r>
         <w:rPr>
@@ -5206,7 +4956,7 @@
     <w:p>
       <w:pPr>
         <w:rPr>
-          <w:rFonts w:ascii="TH SarabunIT๙" w:hAnsi="TH SarabunIT๙" w:cs="TH SarabunIT๙" w:hint="cs"/>
+          <w:rFonts w:ascii="TH SarabunIT๙" w:hAnsi="TH SarabunIT๙" w:cs="TH SarabunIT๙"/>
           <w:sz w:val="32"/>
           <w:szCs w:val="32"/>
         </w:rPr>
@@ -5465,27 +5215,7 @@
           <w:bCs/>
           <w:szCs w:val="32"/>
         </w:rPr>
-        <w:t>{{</w:t>
-      </w:r>
-      <w:proofErr w:type="spellStart"/>
-      <w:r>
-        <w:rPr>
-          <w:rFonts w:ascii="TH SarabunIT๙" w:hAnsi="TH SarabunIT๙" w:cs="TH SarabunIT๙"/>
-          <w:b/>
-          <w:bCs/>
-          <w:szCs w:val="32"/>
-        </w:rPr>
-        <w:t>school_name</w:t>
-      </w:r>
-      <w:proofErr w:type="spellEnd"/>
-      <w:r>
-        <w:rPr>
-          <w:rFonts w:ascii="TH SarabunIT๙" w:hAnsi="TH SarabunIT๙" w:cs="TH SarabunIT๙"/>
-          <w:b/>
-          <w:bCs/>
-          <w:szCs w:val="32"/>
-        </w:rPr>
-        <w:t>}}</w:t>
+        <w:t>{{school_name}}</w:t>
       </w:r>
       <w:r>
         <w:rPr>
@@ -6199,18 +5929,8 @@
           <w:szCs w:val="32"/>
           <w:cs/>
         </w:rPr>
-        <w:t>6.  มีคุณสมบัติและไม่มีลักษณะต้องห้ามตามที่คณะกรรมการนโยบายการจัดซื้อจัดจ้างและการบริหารพัสดุภาครัฐกำหนดในราชกิจจา</w:t>
-      </w:r>
-      <w:proofErr w:type="spellStart"/>
-      <w:r>
-        <w:rPr>
-          <w:rFonts w:ascii="TH SarabunIT๙" w:hAnsi="TH SarabunIT๙" w:cs="TH SarabunIT๙"/>
-          <w:szCs w:val="32"/>
-          <w:cs/>
-        </w:rPr>
-        <w:t>นุเบกษา</w:t>
-      </w:r>
-      <w:proofErr w:type="spellEnd"/>
+        <w:t>6.  มีคุณสมบัติและไม่มีลักษณะต้องห้ามตามที่คณะกรรมการนโยบายการจัดซื้อจัดจ้างและการบริหารพัสดุภาครัฐกำหนดในราชกิจจานุเบกษา</w:t>
+      </w:r>
     </w:p>
     <w:p>
       <w:pPr>
@@ -6743,25 +6463,7 @@
                 <w:sz w:val="30"/>
                 <w:szCs w:val="30"/>
               </w:rPr>
-              <w:t>{{</w:t>
-            </w:r>
-            <w:proofErr w:type="spellStart"/>
-            <w:r>
-              <w:rPr>
-                <w:rFonts w:ascii="TH SarabunIT๙" w:eastAsia="Calibri" w:hAnsi="TH SarabunIT๙" w:cs="TH SarabunIT๙"/>
-                <w:sz w:val="30"/>
-                <w:szCs w:val="30"/>
-              </w:rPr>
-              <w:t>idx</w:t>
-            </w:r>
-            <w:proofErr w:type="spellEnd"/>
-            <w:r>
-              <w:rPr>
-                <w:rFonts w:ascii="TH SarabunIT๙" w:eastAsia="Calibri" w:hAnsi="TH SarabunIT๙" w:cs="TH SarabunIT๙"/>
-                <w:sz w:val="30"/>
-                <w:szCs w:val="30"/>
-              </w:rPr>
-              <w:t>}}</w:t>
+              <w:t>{{idx}}</w:t>
             </w:r>
           </w:p>
         </w:tc>
@@ -6784,25 +6486,7 @@
                 <w:sz w:val="30"/>
                 <w:szCs w:val="30"/>
               </w:rPr>
-              <w:t>{{</w:t>
-            </w:r>
-            <w:proofErr w:type="spellStart"/>
-            <w:r>
-              <w:rPr>
-                <w:rFonts w:ascii="TH SarabunIT๙" w:eastAsia="Calibri" w:hAnsi="TH SarabunIT๙" w:cs="TH SarabunIT๙"/>
-                <w:sz w:val="30"/>
-                <w:szCs w:val="30"/>
-              </w:rPr>
-              <w:t>item_name</w:t>
-            </w:r>
-            <w:proofErr w:type="spellEnd"/>
-            <w:r>
-              <w:rPr>
-                <w:rFonts w:ascii="TH SarabunIT๙" w:eastAsia="Calibri" w:hAnsi="TH SarabunIT๙" w:cs="TH SarabunIT๙"/>
-                <w:sz w:val="30"/>
-                <w:szCs w:val="30"/>
-              </w:rPr>
-              <w:t>}}</w:t>
+              <w:t>{{item_name}}</w:t>
             </w:r>
           </w:p>
         </w:tc>
@@ -6851,25 +6535,7 @@
                 <w:sz w:val="30"/>
                 <w:szCs w:val="30"/>
               </w:rPr>
-              <w:t>{{</w:t>
-            </w:r>
-            <w:proofErr w:type="spellStart"/>
-            <w:r>
-              <w:rPr>
-                <w:rFonts w:ascii="TH SarabunIT๙" w:eastAsia="Calibri" w:hAnsi="TH SarabunIT๙" w:cs="TH SarabunIT๙"/>
-                <w:sz w:val="30"/>
-                <w:szCs w:val="30"/>
-              </w:rPr>
-              <w:t>market_price_check</w:t>
-            </w:r>
-            <w:proofErr w:type="spellEnd"/>
-            <w:r>
-              <w:rPr>
-                <w:rFonts w:ascii="TH SarabunIT๙" w:eastAsia="Calibri" w:hAnsi="TH SarabunIT๙" w:cs="TH SarabunIT๙"/>
-                <w:sz w:val="30"/>
-                <w:szCs w:val="30"/>
-              </w:rPr>
-              <w:t>}}</w:t>
+              <w:t>{{market_price_check}}</w:t>
             </w:r>
           </w:p>
         </w:tc>
@@ -6893,25 +6559,7 @@
                 <w:sz w:val="30"/>
                 <w:szCs w:val="30"/>
               </w:rPr>
-              <w:t>{{</w:t>
-            </w:r>
-            <w:proofErr w:type="spellStart"/>
-            <w:r>
-              <w:rPr>
-                <w:rFonts w:ascii="TH SarabunIT๙" w:eastAsia="Calibri" w:hAnsi="TH SarabunIT๙" w:cs="TH SarabunIT๙"/>
-                <w:sz w:val="30"/>
-                <w:szCs w:val="30"/>
-              </w:rPr>
-              <w:t>unit_price</w:t>
-            </w:r>
-            <w:proofErr w:type="spellEnd"/>
-            <w:r>
-              <w:rPr>
-                <w:rFonts w:ascii="TH SarabunIT๙" w:eastAsia="Calibri" w:hAnsi="TH SarabunIT๙" w:cs="TH SarabunIT๙"/>
-                <w:sz w:val="30"/>
-                <w:szCs w:val="30"/>
-              </w:rPr>
-              <w:t>}}</w:t>
+              <w:t>{{unit_price}}</w:t>
             </w:r>
           </w:p>
         </w:tc>
@@ -6935,25 +6583,7 @@
                 <w:sz w:val="30"/>
                 <w:szCs w:val="30"/>
               </w:rPr>
-              <w:t>{{</w:t>
-            </w:r>
-            <w:proofErr w:type="spellStart"/>
-            <w:r>
-              <w:rPr>
-                <w:rFonts w:ascii="TH SarabunIT๙" w:eastAsia="Calibri" w:hAnsi="TH SarabunIT๙" w:cs="TH SarabunIT๙"/>
-                <w:sz w:val="30"/>
-                <w:szCs w:val="30"/>
-              </w:rPr>
-              <w:t>total_price</w:t>
-            </w:r>
-            <w:proofErr w:type="spellEnd"/>
-            <w:r>
-              <w:rPr>
-                <w:rFonts w:ascii="TH SarabunIT๙" w:eastAsia="Calibri" w:hAnsi="TH SarabunIT๙" w:cs="TH SarabunIT๙"/>
-                <w:sz w:val="30"/>
-                <w:szCs w:val="30"/>
-              </w:rPr>
-              <w:t>}}</w:t>
+              <w:t>{{total_price}}</w:t>
             </w:r>
           </w:p>
         </w:tc>
@@ -7982,23 +7612,7 @@
           <w:rFonts w:ascii="TH SarabunIT๙" w:hAnsi="TH SarabunIT๙" w:cs="TH SarabunIT๙"/>
           <w:szCs w:val="32"/>
         </w:rPr>
-        <w:t>{{</w:t>
-      </w:r>
-      <w:proofErr w:type="spellStart"/>
-      <w:r>
-        <w:rPr>
-          <w:rFonts w:ascii="TH SarabunIT๙" w:hAnsi="TH SarabunIT๙" w:cs="TH SarabunIT๙"/>
-          <w:szCs w:val="32"/>
-        </w:rPr>
-        <w:t>school_name</w:t>
-      </w:r>
-      <w:proofErr w:type="spellEnd"/>
-      <w:r>
-        <w:rPr>
-          <w:rFonts w:ascii="TH SarabunIT๙" w:hAnsi="TH SarabunIT๙" w:cs="TH SarabunIT๙"/>
-          <w:szCs w:val="32"/>
-        </w:rPr>
-        <w:t>}}</w:t>
+        <w:t>{{school_name}}</w:t>
       </w:r>
       <w:r>
         <w:rPr>
@@ -8021,62 +7635,30 @@
           <w:rFonts w:ascii="TH SarabunIT๙" w:eastAsia="Times New Roman" w:hAnsi="TH SarabunIT๙" w:cs="TH SarabunIT๙" w:hint="cs"/>
           <w:szCs w:val="32"/>
         </w:rPr>
-        <w:t>{{</w:t>
-      </w:r>
-      <w:proofErr w:type="spellStart"/>
+        <w:t>{{school_amphoe}}</w:t>
+      </w:r>
       <w:r>
         <w:rPr>
           <w:rFonts w:ascii="TH SarabunIT๙" w:eastAsia="Times New Roman" w:hAnsi="TH SarabunIT๙" w:cs="TH SarabunIT๙" w:hint="cs"/>
           <w:szCs w:val="32"/>
-        </w:rPr>
-        <w:t>school_amphoe</w:t>
-      </w:r>
-      <w:proofErr w:type="spellEnd"/>
+          <w:cs/>
+        </w:rPr>
+        <w:t xml:space="preserve"> </w:t>
+      </w:r>
+      <w:r>
+        <w:rPr>
+          <w:rFonts w:ascii="TH SarabunIT๙" w:eastAsia="Times New Roman" w:hAnsi="TH SarabunIT๙" w:hint="cs"/>
+          <w:szCs w:val="32"/>
+          <w:cs/>
+        </w:rPr>
+        <w:t>จังหวัด</w:t>
+      </w:r>
       <w:r>
         <w:rPr>
           <w:rFonts w:ascii="TH SarabunIT๙" w:eastAsia="Times New Roman" w:hAnsi="TH SarabunIT๙" w:cs="TH SarabunIT๙" w:hint="cs"/>
           <w:szCs w:val="32"/>
         </w:rPr>
-        <w:t>}}</w:t>
-      </w:r>
-      <w:r>
-        <w:rPr>
-          <w:rFonts w:ascii="TH SarabunIT๙" w:eastAsia="Times New Roman" w:hAnsi="TH SarabunIT๙" w:cs="TH SarabunIT๙" w:hint="cs"/>
-          <w:szCs w:val="32"/>
-          <w:cs/>
-        </w:rPr>
-        <w:t xml:space="preserve"> </w:t>
-      </w:r>
-      <w:r>
-        <w:rPr>
-          <w:rFonts w:ascii="TH SarabunIT๙" w:eastAsia="Times New Roman" w:hAnsi="TH SarabunIT๙" w:hint="cs"/>
-          <w:szCs w:val="32"/>
-          <w:cs/>
-        </w:rPr>
-        <w:t>จังหวัด</w:t>
-      </w:r>
-      <w:r>
-        <w:rPr>
-          <w:rFonts w:ascii="TH SarabunIT๙" w:eastAsia="Times New Roman" w:hAnsi="TH SarabunIT๙" w:cs="TH SarabunIT๙" w:hint="cs"/>
-          <w:szCs w:val="32"/>
-        </w:rPr>
-        <w:t>{{</w:t>
-      </w:r>
-      <w:proofErr w:type="spellStart"/>
-      <w:r>
-        <w:rPr>
-          <w:rFonts w:ascii="TH SarabunIT๙" w:eastAsia="Times New Roman" w:hAnsi="TH SarabunIT๙" w:cs="TH SarabunIT๙" w:hint="cs"/>
-          <w:szCs w:val="32"/>
-        </w:rPr>
-        <w:t>school_changwat</w:t>
-      </w:r>
-      <w:proofErr w:type="spellEnd"/>
-      <w:r>
-        <w:rPr>
-          <w:rFonts w:ascii="TH SarabunIT๙" w:eastAsia="Times New Roman" w:hAnsi="TH SarabunIT๙" w:cs="TH SarabunIT๙" w:hint="cs"/>
-          <w:szCs w:val="32"/>
-        </w:rPr>
-        <w:t>}}</w:t>
+        <w:t>{{school_changwat}}</w:t>
       </w:r>
     </w:p>
     <w:p>
@@ -8363,23 +7945,7 @@
           <w:rFonts w:ascii="TH SarabunIT๙" w:hAnsi="TH SarabunIT๙" w:cs="TH SarabunIT๙"/>
           <w:szCs w:val="32"/>
         </w:rPr>
-        <w:t>{{</w:t>
-      </w:r>
-      <w:proofErr w:type="spellStart"/>
-      <w:r>
-        <w:rPr>
-          <w:rFonts w:ascii="TH SarabunIT๙" w:hAnsi="TH SarabunIT๙" w:cs="TH SarabunIT๙"/>
-          <w:szCs w:val="32"/>
-        </w:rPr>
-        <w:t>school_name</w:t>
-      </w:r>
-      <w:proofErr w:type="spellEnd"/>
-      <w:r>
-        <w:rPr>
-          <w:rFonts w:ascii="TH SarabunIT๙" w:hAnsi="TH SarabunIT๙" w:cs="TH SarabunIT๙"/>
-          <w:szCs w:val="32"/>
-        </w:rPr>
-        <w:t>}}</w:t>
+        <w:t>{{school_name}}</w:t>
       </w:r>
       <w:r>
         <w:rPr>
@@ -8519,7 +8085,7 @@
     <w:p>
       <w:pPr>
         <w:rPr>
-          <w:rFonts w:ascii="TH SarabunIT๙" w:hAnsi="TH SarabunIT๙" w:cs="TH SarabunIT๙" w:hint="cs"/>
+          <w:rFonts w:ascii="TH SarabunIT๙" w:hAnsi="TH SarabunIT๙" w:cs="TH SarabunIT๙"/>
           <w:sz w:val="32"/>
           <w:szCs w:val="32"/>
         </w:rPr>
@@ -8804,25 +8370,7 @@
                       <w:sz w:val="32"/>
                       <w:szCs w:val="32"/>
                     </w:rPr>
-                    <w:t>{{</w:t>
-                  </w:r>
-                  <w:proofErr w:type="spellStart"/>
-                  <w:r>
-                    <w:rPr>
-                      <w:rFonts w:ascii="TH SarabunIT๙" w:eastAsia="Times New Roman" w:hAnsi="TH SarabunIT๙" w:cs="TH SarabunIT๙"/>
-                      <w:sz w:val="32"/>
-                      <w:szCs w:val="32"/>
-                    </w:rPr>
-                    <w:t>school_name</w:t>
-                  </w:r>
-                  <w:proofErr w:type="spellEnd"/>
-                  <w:r>
-                    <w:rPr>
-                      <w:rFonts w:ascii="TH SarabunIT๙" w:eastAsia="Times New Roman" w:hAnsi="TH SarabunIT๙" w:cs="TH SarabunIT๙"/>
-                      <w:sz w:val="32"/>
-                      <w:szCs w:val="32"/>
-                    </w:rPr>
-                    <w:t>}}</w:t>
+                    <w:t>{{school_name}}</w:t>
                   </w:r>
                   <w:r>
                     <w:rPr>
@@ -9554,25 +9102,7 @@
                 <w:sz w:val="32"/>
                 <w:szCs w:val="32"/>
               </w:rPr>
-              <w:t>{{</w:t>
-            </w:r>
-            <w:proofErr w:type="spellStart"/>
-            <w:r>
-              <w:rPr>
-                <w:rFonts w:ascii="TH SarabunIT๙" w:eastAsia="Times New Roman" w:hAnsi="TH SarabunIT๙" w:cs="TH SarabunIT๙"/>
-                <w:sz w:val="32"/>
-                <w:szCs w:val="32"/>
-              </w:rPr>
-              <w:t>school_name</w:t>
-            </w:r>
-            <w:proofErr w:type="spellEnd"/>
-            <w:r>
-              <w:rPr>
-                <w:rFonts w:ascii="TH SarabunIT๙" w:eastAsia="Times New Roman" w:hAnsi="TH SarabunIT๙" w:cs="TH SarabunIT๙"/>
-                <w:sz w:val="32"/>
-                <w:szCs w:val="32"/>
-              </w:rPr>
-              <w:t>}}</w:t>
+              <w:t>{{school_name}}</w:t>
             </w:r>
             <w:r>
               <w:rPr>
@@ -9632,25 +9162,7 @@
                 <w:sz w:val="32"/>
                 <w:szCs w:val="32"/>
               </w:rPr>
-              <w:t>{{</w:t>
-            </w:r>
-            <w:proofErr w:type="spellStart"/>
-            <w:r>
-              <w:rPr>
-                <w:rFonts w:ascii="TH SarabunIT๙" w:eastAsia="Times New Roman" w:hAnsi="TH SarabunIT๙" w:cs="TH SarabunIT๙"/>
-                <w:sz w:val="32"/>
-                <w:szCs w:val="32"/>
-              </w:rPr>
-              <w:t>school_name</w:t>
-            </w:r>
-            <w:proofErr w:type="spellEnd"/>
-            <w:r>
-              <w:rPr>
-                <w:rFonts w:ascii="TH SarabunIT๙" w:eastAsia="Times New Roman" w:hAnsi="TH SarabunIT๙" w:cs="TH SarabunIT๙"/>
-                <w:sz w:val="32"/>
-                <w:szCs w:val="32"/>
-              </w:rPr>
-              <w:t>}}</w:t>
+              <w:t>{{school_name}}</w:t>
             </w:r>
             <w:r>
               <w:rPr>
@@ -10550,27 +10062,7 @@
                 <w:sz w:val="32"/>
                 <w:szCs w:val="32"/>
               </w:rPr>
-              <w:t>{{</w:t>
-            </w:r>
-            <w:proofErr w:type="spellStart"/>
-            <w:r>
-              <w:rPr>
-                <w:rFonts w:ascii="TH SarabunIT๙" w:eastAsia="Times New Roman" w:hAnsi="TH SarabunIT๙" w:cs="TH SarabunIT๙"/>
-                <w:noProof/>
-                <w:sz w:val="32"/>
-                <w:szCs w:val="32"/>
-              </w:rPr>
-              <w:t>shipping_days</w:t>
-            </w:r>
-            <w:proofErr w:type="spellEnd"/>
-            <w:r>
-              <w:rPr>
-                <w:rFonts w:ascii="TH SarabunIT๙" w:eastAsia="Times New Roman" w:hAnsi="TH SarabunIT๙" w:cs="TH SarabunIT๙"/>
-                <w:noProof/>
-                <w:sz w:val="32"/>
-                <w:szCs w:val="32"/>
-              </w:rPr>
-              <w:t>}}</w:t>
+              <w:t>{{shipping_days}}</w:t>
             </w:r>
             <w:r>
               <w:rPr>
@@ -11678,27 +11170,7 @@
                 <w:sz w:val="28"/>
                 <w:szCs w:val="38"/>
               </w:rPr>
-              <w:t>{{</w:t>
-            </w:r>
-            <w:proofErr w:type="spellStart"/>
-            <w:r>
-              <w:rPr>
-                <w:rFonts w:ascii="TH SarabunIT๙" w:hAnsi="TH SarabunIT๙" w:cs="TH SarabunIT๙"/>
-                <w:color w:val="0000FF"/>
-                <w:sz w:val="28"/>
-                <w:szCs w:val="38"/>
-              </w:rPr>
-              <w:t>school_name</w:t>
-            </w:r>
-            <w:proofErr w:type="spellEnd"/>
-            <w:r>
-              <w:rPr>
-                <w:rFonts w:ascii="TH SarabunIT๙" w:hAnsi="TH SarabunIT๙" w:cs="TH SarabunIT๙"/>
-                <w:color w:val="0000FF"/>
-                <w:sz w:val="28"/>
-                <w:szCs w:val="38"/>
-              </w:rPr>
-              <w:t>}}</w:t>
+              <w:t>{{school_name}}</w:t>
             </w:r>
             <w:r>
               <w:rPr>
@@ -11907,23 +11379,7 @@
                 <w:rFonts w:ascii="TH SarabunIT๙" w:hAnsi="TH SarabunIT๙" w:cs="TH SarabunIT๙"/>
                 <w:szCs w:val="32"/>
               </w:rPr>
-              <w:t>{{</w:t>
-            </w:r>
-            <w:proofErr w:type="spellStart"/>
-            <w:r>
-              <w:rPr>
-                <w:rFonts w:ascii="TH SarabunIT๙" w:hAnsi="TH SarabunIT๙" w:cs="TH SarabunIT๙"/>
-                <w:szCs w:val="32"/>
-              </w:rPr>
-              <w:t>procurement_officer</w:t>
-            </w:r>
-            <w:proofErr w:type="spellEnd"/>
-            <w:r>
-              <w:rPr>
-                <w:rFonts w:ascii="TH SarabunIT๙" w:hAnsi="TH SarabunIT๙" w:cs="TH SarabunIT๙"/>
-                <w:szCs w:val="32"/>
-              </w:rPr>
-              <w:t>}}</w:t>
+              <w:t>{{procurement_officer}}</w:t>
             </w:r>
             <w:r>
               <w:rPr>
@@ -11978,23 +11434,7 @@
                 <w:rFonts w:ascii="TH SarabunIT๙" w:hAnsi="TH SarabunIT๙" w:cs="TH SarabunIT๙"/>
                 <w:szCs w:val="32"/>
               </w:rPr>
-              <w:t>{{</w:t>
-            </w:r>
-            <w:proofErr w:type="spellStart"/>
-            <w:r>
-              <w:rPr>
-                <w:rFonts w:ascii="TH SarabunIT๙" w:hAnsi="TH SarabunIT๙" w:cs="TH SarabunIT๙"/>
-                <w:szCs w:val="32"/>
-              </w:rPr>
-              <w:t>procurement_head</w:t>
-            </w:r>
-            <w:proofErr w:type="spellEnd"/>
-            <w:r>
-              <w:rPr>
-                <w:rFonts w:ascii="TH SarabunIT๙" w:hAnsi="TH SarabunIT๙" w:cs="TH SarabunIT๙"/>
-                <w:szCs w:val="32"/>
-              </w:rPr>
-              <w:t>}}</w:t>
+              <w:t>{{procurement_head}}</w:t>
             </w:r>
             <w:r>
               <w:rPr>
@@ -12114,23 +11554,7 @@
                 <w:rFonts w:ascii="TH SarabunIT๙" w:hAnsi="TH SarabunIT๙" w:cs="TH SarabunIT๙"/>
                 <w:szCs w:val="32"/>
               </w:rPr>
-              <w:t>{{</w:t>
-            </w:r>
-            <w:proofErr w:type="spellStart"/>
-            <w:r>
-              <w:rPr>
-                <w:rFonts w:ascii="TH SarabunIT๙" w:hAnsi="TH SarabunIT๙" w:cs="TH SarabunIT๙"/>
-                <w:szCs w:val="32"/>
-              </w:rPr>
-              <w:t>director_name</w:t>
-            </w:r>
-            <w:proofErr w:type="spellEnd"/>
-            <w:r>
-              <w:rPr>
-                <w:rFonts w:ascii="TH SarabunIT๙" w:hAnsi="TH SarabunIT๙" w:cs="TH SarabunIT๙"/>
-                <w:szCs w:val="32"/>
-              </w:rPr>
-              <w:t>}}</w:t>
+              <w:t>{{director_name}}</w:t>
             </w:r>
             <w:r>
               <w:rPr>
@@ -12178,23 +11602,7 @@
                 <w:rFonts w:ascii="TH SarabunIT๙" w:hAnsi="TH SarabunIT๙" w:cs="TH SarabunIT๙"/>
                 <w:szCs w:val="32"/>
               </w:rPr>
-              <w:t>{{</w:t>
-            </w:r>
-            <w:proofErr w:type="spellStart"/>
-            <w:r>
-              <w:rPr>
-                <w:rFonts w:ascii="TH SarabunIT๙" w:hAnsi="TH SarabunIT๙" w:cs="TH SarabunIT๙"/>
-                <w:szCs w:val="32"/>
-              </w:rPr>
-              <w:t>school_name</w:t>
-            </w:r>
-            <w:proofErr w:type="spellEnd"/>
-            <w:r>
-              <w:rPr>
-                <w:rFonts w:ascii="TH SarabunIT๙" w:hAnsi="TH SarabunIT๙" w:cs="TH SarabunIT๙"/>
-                <w:szCs w:val="32"/>
-              </w:rPr>
-              <w:t>}}</w:t>
+              <w:t>{{school_name}}</w:t>
             </w:r>
             <w:r>
               <w:rPr>
@@ -12209,7 +11617,7 @@
             <w:pPr>
               <w:spacing w:after="0" w:line="240" w:lineRule="auto"/>
               <w:rPr>
-                <w:rFonts w:ascii="TH SarabunIT๙" w:eastAsia="Times New Roman" w:hAnsi="TH SarabunIT๙" w:cs="TH SarabunIT๙" w:hint="cs"/>
+                <w:rFonts w:ascii="TH SarabunIT๙" w:eastAsia="Times New Roman" w:hAnsi="TH SarabunIT๙" w:cs="TH SarabunIT๙"/>
                 <w:sz w:val="32"/>
                 <w:szCs w:val="32"/>
               </w:rPr>
@@ -12666,23 +12074,7 @@
                       <w:rFonts w:ascii="TH SarabunIT๙" w:eastAsia="Calibri" w:hAnsi="TH SarabunIT๙" w:cs="TH SarabunIT๙"/>
                       <w:szCs w:val="32"/>
                     </w:rPr>
-                    <w:t>{{</w:t>
-                  </w:r>
-                  <w:proofErr w:type="spellStart"/>
-                  <w:r>
-                    <w:rPr>
-                      <w:rFonts w:ascii="TH SarabunIT๙" w:eastAsia="Calibri" w:hAnsi="TH SarabunIT๙" w:cs="TH SarabunIT๙"/>
-                      <w:szCs w:val="32"/>
-                    </w:rPr>
-                    <w:t>idx</w:t>
-                  </w:r>
-                  <w:proofErr w:type="spellEnd"/>
-                  <w:r>
-                    <w:rPr>
-                      <w:rFonts w:ascii="TH SarabunIT๙" w:eastAsia="Calibri" w:hAnsi="TH SarabunIT๙" w:cs="TH SarabunIT๙"/>
-                      <w:szCs w:val="32"/>
-                    </w:rPr>
-                    <w:t>}}</w:t>
+                    <w:t>{{idx}}</w:t>
                   </w:r>
                 </w:p>
               </w:tc>
@@ -12703,23 +12095,7 @@
                       <w:rFonts w:ascii="TH SarabunIT๙" w:eastAsia="Calibri" w:hAnsi="TH SarabunIT๙" w:cs="TH SarabunIT๙"/>
                       <w:szCs w:val="32"/>
                     </w:rPr>
-                    <w:t>{{</w:t>
-                  </w:r>
-                  <w:proofErr w:type="spellStart"/>
-                  <w:r>
-                    <w:rPr>
-                      <w:rFonts w:ascii="TH SarabunIT๙" w:eastAsia="Calibri" w:hAnsi="TH SarabunIT๙" w:cs="TH SarabunIT๙"/>
-                      <w:szCs w:val="32"/>
-                    </w:rPr>
-                    <w:t>item_name</w:t>
-                  </w:r>
-                  <w:proofErr w:type="spellEnd"/>
-                  <w:r>
-                    <w:rPr>
-                      <w:rFonts w:ascii="TH SarabunIT๙" w:eastAsia="Calibri" w:hAnsi="TH SarabunIT๙" w:cs="TH SarabunIT๙"/>
-                      <w:szCs w:val="32"/>
-                    </w:rPr>
-                    <w:t>}}</w:t>
+                    <w:t>{{item_name}}</w:t>
                   </w:r>
                 </w:p>
               </w:tc>
@@ -12765,23 +12141,7 @@
                       <w:rFonts w:ascii="TH SarabunIT๙" w:eastAsia="Calibri" w:hAnsi="TH SarabunIT๙" w:cs="TH SarabunIT๙"/>
                       <w:szCs w:val="32"/>
                     </w:rPr>
-                    <w:t>{{</w:t>
-                  </w:r>
-                  <w:proofErr w:type="spellStart"/>
-                  <w:r>
-                    <w:rPr>
-                      <w:rFonts w:ascii="TH SarabunIT๙" w:eastAsia="Calibri" w:hAnsi="TH SarabunIT๙" w:cs="TH SarabunIT๙"/>
-                      <w:szCs w:val="32"/>
-                    </w:rPr>
-                    <w:t>unit_price</w:t>
-                  </w:r>
-                  <w:proofErr w:type="spellEnd"/>
-                  <w:r>
-                    <w:rPr>
-                      <w:rFonts w:ascii="TH SarabunIT๙" w:eastAsia="Calibri" w:hAnsi="TH SarabunIT๙" w:cs="TH SarabunIT๙"/>
-                      <w:szCs w:val="32"/>
-                    </w:rPr>
-                    <w:t>}}</w:t>
+                    <w:t>{{unit_price}}</w:t>
                   </w:r>
                 </w:p>
               </w:tc>
@@ -12803,23 +12163,7 @@
                       <w:rFonts w:ascii="TH SarabunIT๙" w:eastAsia="Calibri" w:hAnsi="TH SarabunIT๙" w:cs="TH SarabunIT๙"/>
                       <w:szCs w:val="32"/>
                     </w:rPr>
-                    <w:t>{{</w:t>
-                  </w:r>
-                  <w:proofErr w:type="spellStart"/>
-                  <w:r>
-                    <w:rPr>
-                      <w:rFonts w:ascii="TH SarabunIT๙" w:eastAsia="Calibri" w:hAnsi="TH SarabunIT๙" w:cs="TH SarabunIT๙"/>
-                      <w:szCs w:val="32"/>
-                    </w:rPr>
-                    <w:t>total_price</w:t>
-                  </w:r>
-                  <w:proofErr w:type="spellEnd"/>
-                  <w:r>
-                    <w:rPr>
-                      <w:rFonts w:ascii="TH SarabunIT๙" w:eastAsia="Calibri" w:hAnsi="TH SarabunIT๙" w:cs="TH SarabunIT๙"/>
-                      <w:szCs w:val="32"/>
-                    </w:rPr>
-                    <w:t>}}</w:t>
+                    <w:t>{{total_price}}</w:t>
                   </w:r>
                 </w:p>
               </w:tc>
@@ -13371,25 +12715,7 @@
                 <w:sz w:val="32"/>
                 <w:szCs w:val="32"/>
               </w:rPr>
-              <w:t>{{</w:t>
-            </w:r>
-            <w:proofErr w:type="spellStart"/>
-            <w:r>
-              <w:rPr>
-                <w:rFonts w:ascii="TH SarabunIT๙" w:eastAsia="Times New Roman" w:hAnsi="TH SarabunIT๙" w:cs="TH SarabunIT๙" w:hint="cs"/>
-                <w:sz w:val="32"/>
-                <w:szCs w:val="32"/>
-              </w:rPr>
-              <w:t>procurement_officer</w:t>
-            </w:r>
-            <w:proofErr w:type="spellEnd"/>
-            <w:r>
-              <w:rPr>
-                <w:rFonts w:ascii="TH SarabunIT๙" w:eastAsia="Times New Roman" w:hAnsi="TH SarabunIT๙" w:cs="TH SarabunIT๙" w:hint="cs"/>
-                <w:sz w:val="32"/>
-                <w:szCs w:val="32"/>
-              </w:rPr>
-              <w:t>}}</w:t>
+              <w:t>{{procurement_officer}}</w:t>
             </w:r>
             <w:r>
               <w:rPr>
@@ -13675,7 +13001,7 @@
             <w:pPr>
               <w:spacing w:after="0" w:line="240" w:lineRule="auto"/>
               <w:rPr>
-                <w:rFonts w:ascii="TH SarabunIT๙" w:eastAsia="Times New Roman" w:hAnsi="TH SarabunIT๙" w:cs="TH SarabunIT๙" w:hint="cs"/>
+                <w:rFonts w:ascii="TH SarabunIT๙" w:eastAsia="Times New Roman" w:hAnsi="TH SarabunIT๙" w:cs="TH SarabunIT๙"/>
                 <w:sz w:val="32"/>
                 <w:szCs w:val="32"/>
                 <w:cs/>
@@ -13895,29 +13221,7 @@
                 <w:sz w:val="32"/>
                 <w:szCs w:val="32"/>
               </w:rPr>
-              <w:t>{{</w:t>
-            </w:r>
-            <w:proofErr w:type="spellStart"/>
-            <w:r>
-              <w:rPr>
-                <w:rFonts w:ascii="TH SarabunIT๙" w:eastAsia="Times New Roman" w:hAnsi="TH SarabunIT๙" w:cs="TH SarabunIT๙"/>
-                <w:b/>
-                <w:bCs/>
-                <w:sz w:val="32"/>
-                <w:szCs w:val="32"/>
-              </w:rPr>
-              <w:t>school_name</w:t>
-            </w:r>
-            <w:proofErr w:type="spellEnd"/>
-            <w:r>
-              <w:rPr>
-                <w:rFonts w:ascii="TH SarabunIT๙" w:eastAsia="Times New Roman" w:hAnsi="TH SarabunIT๙" w:cs="TH SarabunIT๙"/>
-                <w:b/>
-                <w:bCs/>
-                <w:sz w:val="32"/>
-                <w:szCs w:val="32"/>
-              </w:rPr>
-              <w:t>}}</w:t>
+              <w:t>{{school_name}}</w:t>
             </w:r>
             <w:r>
               <w:rPr>
@@ -14041,31 +13345,7 @@
                 <w:sz w:val="32"/>
                 <w:szCs w:val="32"/>
               </w:rPr>
-              <w:t>{{</w:t>
-            </w:r>
-            <w:proofErr w:type="spellStart"/>
-            <w:r>
-              <w:rPr>
-                <w:rFonts w:ascii="TH SarabunIT๙" w:eastAsia="Times New Roman" w:hAnsi="TH SarabunIT๙" w:cs="TH SarabunIT๙"/>
-                <w:b/>
-                <w:bCs/>
-                <w:noProof/>
-                <w:sz w:val="32"/>
-                <w:szCs w:val="32"/>
-              </w:rPr>
-              <w:t>order_number</w:t>
-            </w:r>
-            <w:proofErr w:type="spellEnd"/>
-            <w:r>
-              <w:rPr>
-                <w:rFonts w:ascii="TH SarabunIT๙" w:eastAsia="Times New Roman" w:hAnsi="TH SarabunIT๙" w:cs="TH SarabunIT๙"/>
-                <w:b/>
-                <w:bCs/>
-                <w:noProof/>
-                <w:sz w:val="32"/>
-                <w:szCs w:val="32"/>
-              </w:rPr>
-              <w:t>}}</w:t>
+              <w:t>{{order_number}}</w:t>
             </w:r>
             <w:r>
               <w:rPr>
@@ -14210,31 +13490,7 @@
                 <w:sz w:val="32"/>
                 <w:szCs w:val="32"/>
               </w:rPr>
-              <w:t>{{</w:t>
-            </w:r>
-            <w:proofErr w:type="spellStart"/>
-            <w:r>
-              <w:rPr>
-                <w:rFonts w:ascii="TH SarabunIT๙" w:eastAsia="Times New Roman" w:hAnsi="TH SarabunIT๙" w:cs="TH SarabunIT๙"/>
-                <w:b/>
-                <w:bCs/>
-                <w:noProof/>
-                <w:sz w:val="32"/>
-                <w:szCs w:val="32"/>
-              </w:rPr>
-              <w:t>inspector_title_group</w:t>
-            </w:r>
-            <w:proofErr w:type="spellEnd"/>
-            <w:r>
-              <w:rPr>
-                <w:rFonts w:ascii="TH SarabunIT๙" w:eastAsia="Times New Roman" w:hAnsi="TH SarabunIT๙" w:cs="TH SarabunIT๙"/>
-                <w:b/>
-                <w:bCs/>
-                <w:noProof/>
-                <w:sz w:val="32"/>
-                <w:szCs w:val="32"/>
-              </w:rPr>
-              <w:t>}}</w:t>
+              <w:t>{{inspector_title_group}}</w:t>
             </w:r>
             <w:r>
               <w:rPr>
@@ -14430,25 +13686,7 @@
                 <w:sz w:val="32"/>
                 <w:szCs w:val="32"/>
               </w:rPr>
-              <w:t>{{</w:t>
-            </w:r>
-            <w:proofErr w:type="spellStart"/>
-            <w:r>
-              <w:rPr>
-                <w:rFonts w:ascii="TH SarabunIT๙" w:eastAsia="Times New Roman" w:hAnsi="TH SarabunIT๙" w:cs="TH SarabunIT๙"/>
-                <w:sz w:val="32"/>
-                <w:szCs w:val="32"/>
-              </w:rPr>
-              <w:t>school_name</w:t>
-            </w:r>
-            <w:proofErr w:type="spellEnd"/>
-            <w:r>
-              <w:rPr>
-                <w:rFonts w:ascii="TH SarabunIT๙" w:eastAsia="Times New Roman" w:hAnsi="TH SarabunIT๙" w:cs="TH SarabunIT๙"/>
-                <w:sz w:val="32"/>
-                <w:szCs w:val="32"/>
-              </w:rPr>
-              <w:t>}}</w:t>
+              <w:t>{{school_name}}</w:t>
             </w:r>
             <w:r>
               <w:rPr>
@@ -14623,27 +13861,7 @@
                 <w:sz w:val="32"/>
                 <w:szCs w:val="32"/>
               </w:rPr>
-              <w:t>{{</w:t>
-            </w:r>
-            <w:proofErr w:type="spellStart"/>
-            <w:r>
-              <w:rPr>
-                <w:rFonts w:ascii="TH SarabunIT๙" w:eastAsia="Times New Roman" w:hAnsi="TH SarabunIT๙" w:cs="TH SarabunIT๙"/>
-                <w:noProof/>
-                <w:sz w:val="32"/>
-                <w:szCs w:val="32"/>
-              </w:rPr>
-              <w:t>inspector_title_group</w:t>
-            </w:r>
-            <w:proofErr w:type="spellEnd"/>
-            <w:r>
-              <w:rPr>
-                <w:rFonts w:ascii="TH SarabunIT๙" w:eastAsia="Times New Roman" w:hAnsi="TH SarabunIT๙" w:cs="TH SarabunIT๙"/>
-                <w:noProof/>
-                <w:sz w:val="32"/>
-                <w:szCs w:val="32"/>
-              </w:rPr>
-              <w:t>}}</w:t>
+              <w:t>{{inspector_title_group}}</w:t>
             </w:r>
             <w:r>
               <w:rPr>
@@ -15457,7 +14675,7 @@
                     <w:spacing w:after="0" w:line="240" w:lineRule="auto"/>
                     <w:ind w:left="390"/>
                     <w:rPr>
-                      <w:rFonts w:ascii="TH SarabunIT๙" w:eastAsia="Times New Roman" w:hAnsi="TH SarabunIT๙" w:cs="TH SarabunIT๙" w:hint="cs"/>
+                      <w:rFonts w:ascii="TH SarabunIT๙" w:eastAsia="Times New Roman" w:hAnsi="TH SarabunIT๙" w:cs="TH SarabunIT๙"/>
                       <w:sz w:val="32"/>
                       <w:szCs w:val="32"/>
                     </w:rPr>
@@ -15761,7 +14979,7 @@
                     <w:spacing w:after="0" w:line="240" w:lineRule="auto"/>
                     <w:ind w:left="390"/>
                     <w:rPr>
-                      <w:rFonts w:ascii="TH SarabunIT๙" w:eastAsia="Times New Roman" w:hAnsi="TH SarabunIT๙" w:cs="TH SarabunIT๙" w:hint="cs"/>
+                      <w:rFonts w:ascii="TH SarabunIT๙" w:eastAsia="Times New Roman" w:hAnsi="TH SarabunIT๙" w:cs="TH SarabunIT๙"/>
                       <w:sz w:val="32"/>
                       <w:szCs w:val="32"/>
                     </w:rPr>
@@ -16144,27 +15362,7 @@
                 <w:sz w:val="32"/>
                 <w:szCs w:val="32"/>
               </w:rPr>
-              <w:t>{{</w:t>
-            </w:r>
-            <w:proofErr w:type="spellStart"/>
-            <w:r>
-              <w:rPr>
-                <w:rFonts w:ascii="TH SarabunIT๙" w:eastAsia="Times New Roman" w:hAnsi="TH SarabunIT๙" w:cs="TH SarabunIT๙"/>
-                <w:noProof/>
-                <w:sz w:val="32"/>
-                <w:szCs w:val="32"/>
-              </w:rPr>
-              <w:t>date_order_created</w:t>
-            </w:r>
-            <w:proofErr w:type="spellEnd"/>
-            <w:r>
-              <w:rPr>
-                <w:rFonts w:ascii="TH SarabunIT๙" w:eastAsia="Times New Roman" w:hAnsi="TH SarabunIT๙" w:cs="TH SarabunIT๙"/>
-                <w:noProof/>
-                <w:sz w:val="32"/>
-                <w:szCs w:val="32"/>
-              </w:rPr>
-              <w:t>}}</w:t>
+              <w:t>{{date_order_created}}</w:t>
             </w:r>
             <w:r>
               <w:rPr>
@@ -16309,25 +15507,7 @@
                       <w:sz w:val="32"/>
                       <w:szCs w:val="32"/>
                     </w:rPr>
-                    <w:t>{{</w:t>
-                  </w:r>
-                  <w:proofErr w:type="spellStart"/>
-                  <w:r>
-                    <w:rPr>
-                      <w:rFonts w:ascii="TH SarabunIT๙" w:hAnsi="TH SarabunIT๙" w:cs="TH SarabunIT๙"/>
-                      <w:sz w:val="32"/>
-                      <w:szCs w:val="32"/>
-                    </w:rPr>
-                    <w:t>director_name</w:t>
-                  </w:r>
-                  <w:proofErr w:type="spellEnd"/>
-                  <w:r>
-                    <w:rPr>
-                      <w:rFonts w:ascii="TH SarabunIT๙" w:hAnsi="TH SarabunIT๙" w:cs="TH SarabunIT๙"/>
-                      <w:sz w:val="32"/>
-                      <w:szCs w:val="32"/>
-                    </w:rPr>
-                    <w:t>}}</w:t>
+                    <w:t>{{director_name}}</w:t>
                   </w:r>
                   <w:r>
                     <w:rPr>
@@ -16391,27 +15571,7 @@
                       <w:szCs w:val="32"/>
                       <w:bdr w:val="none" w:sz="0" w:space="0" w:color="auto" w:frame="1"/>
                     </w:rPr>
-                    <w:t>{{</w:t>
-                  </w:r>
-                  <w:proofErr w:type="spellStart"/>
-                  <w:r>
-                    <w:rPr>
-                      <w:rFonts w:ascii="TH SarabunIT๙" w:eastAsia="Times New Roman" w:hAnsi="TH SarabunIT๙" w:cs="TH SarabunIT๙"/>
-                      <w:sz w:val="32"/>
-                      <w:szCs w:val="32"/>
-                      <w:bdr w:val="none" w:sz="0" w:space="0" w:color="auto" w:frame="1"/>
-                    </w:rPr>
-                    <w:t>school_name</w:t>
-                  </w:r>
-                  <w:proofErr w:type="spellEnd"/>
-                  <w:r>
-                    <w:rPr>
-                      <w:rFonts w:ascii="TH SarabunIT๙" w:eastAsia="Times New Roman" w:hAnsi="TH SarabunIT๙" w:cs="TH SarabunIT๙"/>
-                      <w:sz w:val="32"/>
-                      <w:szCs w:val="32"/>
-                      <w:bdr w:val="none" w:sz="0" w:space="0" w:color="auto" w:frame="1"/>
-                    </w:rPr>
-                    <w:t>}}</w:t>
+                    <w:t>{{school_name}}</w:t>
                   </w:r>
                   <w:r>
                     <w:rPr>
@@ -16915,25 +16075,7 @@
                       <w:sz w:val="32"/>
                       <w:szCs w:val="32"/>
                     </w:rPr>
-                    <w:t>{{</w:t>
-                  </w:r>
-                  <w:proofErr w:type="spellStart"/>
-                  <w:r>
-                    <w:rPr>
-                      <w:rFonts w:ascii="TH SarabunIT๙" w:eastAsia="Times New Roman" w:hAnsi="TH SarabunIT๙" w:cs="TH SarabunIT๙"/>
-                      <w:sz w:val="32"/>
-                      <w:szCs w:val="32"/>
-                    </w:rPr>
-                    <w:t>school_name</w:t>
-                  </w:r>
-                  <w:proofErr w:type="spellEnd"/>
-                  <w:r>
-                    <w:rPr>
-                      <w:rFonts w:ascii="TH SarabunIT๙" w:eastAsia="Times New Roman" w:hAnsi="TH SarabunIT๙" w:cs="TH SarabunIT๙"/>
-                      <w:sz w:val="32"/>
-                      <w:szCs w:val="32"/>
-                    </w:rPr>
-                    <w:t>}}</w:t>
+                    <w:t>{{school_name}}</w:t>
                   </w:r>
                   <w:r>
                     <w:rPr>
@@ -17751,25 +16893,7 @@
                 <w:sz w:val="32"/>
                 <w:szCs w:val="32"/>
               </w:rPr>
-              <w:t>{{</w:t>
-            </w:r>
-            <w:proofErr w:type="spellStart"/>
-            <w:r>
-              <w:rPr>
-                <w:rFonts w:ascii="TH SarabunIT๙" w:eastAsia="Times New Roman" w:hAnsi="TH SarabunIT๙" w:cs="TH SarabunIT๙"/>
-                <w:sz w:val="32"/>
-                <w:szCs w:val="32"/>
-              </w:rPr>
-              <w:t>school_name</w:t>
-            </w:r>
-            <w:proofErr w:type="spellEnd"/>
-            <w:r>
-              <w:rPr>
-                <w:rFonts w:ascii="TH SarabunIT๙" w:eastAsia="Times New Roman" w:hAnsi="TH SarabunIT๙" w:cs="TH SarabunIT๙"/>
-                <w:sz w:val="32"/>
-                <w:szCs w:val="32"/>
-              </w:rPr>
-              <w:t>}}</w:t>
+              <w:t>{{school_name}}</w:t>
             </w:r>
             <w:r>
               <w:rPr>
@@ -19089,25 +18213,7 @@
                 <w:sz w:val="32"/>
                 <w:szCs w:val="32"/>
               </w:rPr>
-              <w:t>{{</w:t>
-            </w:r>
-            <w:proofErr w:type="spellStart"/>
-            <w:r>
-              <w:rPr>
-                <w:rFonts w:ascii="TH SarabunIT๙" w:eastAsia="Times New Roman" w:hAnsi="TH SarabunIT๙" w:cs="TH SarabunIT๙"/>
-                <w:sz w:val="32"/>
-                <w:szCs w:val="32"/>
-              </w:rPr>
-              <w:t>school_name</w:t>
-            </w:r>
-            <w:proofErr w:type="spellEnd"/>
-            <w:r>
-              <w:rPr>
-                <w:rFonts w:ascii="TH SarabunIT๙" w:eastAsia="Times New Roman" w:hAnsi="TH SarabunIT๙" w:cs="TH SarabunIT๙"/>
-                <w:sz w:val="32"/>
-                <w:szCs w:val="32"/>
-              </w:rPr>
-              <w:t>}}</w:t>
+              <w:t>{{school_name}}</w:t>
             </w:r>
             <w:r>
               <w:rPr>
@@ -19385,23 +18491,7 @@
                 <w:rFonts w:ascii="TH SarabunIT๙" w:hAnsi="TH SarabunIT๙" w:cs="TH SarabunIT๙"/>
                 <w:szCs w:val="32"/>
               </w:rPr>
-              <w:t>{{</w:t>
-            </w:r>
-            <w:proofErr w:type="spellStart"/>
-            <w:r>
-              <w:rPr>
-                <w:rFonts w:ascii="TH SarabunIT๙" w:hAnsi="TH SarabunIT๙" w:cs="TH SarabunIT๙"/>
-                <w:szCs w:val="32"/>
-              </w:rPr>
-              <w:t>procurement_officer</w:t>
-            </w:r>
-            <w:proofErr w:type="spellEnd"/>
-            <w:r>
-              <w:rPr>
-                <w:rFonts w:ascii="TH SarabunIT๙" w:hAnsi="TH SarabunIT๙" w:cs="TH SarabunIT๙"/>
-                <w:szCs w:val="32"/>
-              </w:rPr>
-              <w:t>}}</w:t>
+              <w:t>{{procurement_officer}}</w:t>
             </w:r>
             <w:r>
               <w:rPr>
@@ -19479,23 +18569,7 @@
                 <w:rFonts w:ascii="TH SarabunIT๙" w:hAnsi="TH SarabunIT๙" w:cs="TH SarabunIT๙"/>
                 <w:szCs w:val="32"/>
               </w:rPr>
-              <w:t>{{</w:t>
-            </w:r>
-            <w:proofErr w:type="spellStart"/>
-            <w:r>
-              <w:rPr>
-                <w:rFonts w:ascii="TH SarabunIT๙" w:hAnsi="TH SarabunIT๙" w:cs="TH SarabunIT๙"/>
-                <w:szCs w:val="32"/>
-              </w:rPr>
-              <w:t>procurement_head</w:t>
-            </w:r>
-            <w:proofErr w:type="spellEnd"/>
-            <w:r>
-              <w:rPr>
-                <w:rFonts w:ascii="TH SarabunIT๙" w:hAnsi="TH SarabunIT๙" w:cs="TH SarabunIT๙"/>
-                <w:szCs w:val="32"/>
-              </w:rPr>
-              <w:t>}}</w:t>
+              <w:t>{{procurement_head}}</w:t>
             </w:r>
             <w:r>
               <w:rPr>
@@ -19598,23 +18672,7 @@
                 <w:rFonts w:ascii="TH SarabunIT๙" w:hAnsi="TH SarabunIT๙" w:cs="TH SarabunIT๙"/>
                 <w:szCs w:val="32"/>
               </w:rPr>
-              <w:t>{{</w:t>
-            </w:r>
-            <w:proofErr w:type="spellStart"/>
-            <w:r>
-              <w:rPr>
-                <w:rFonts w:ascii="TH SarabunIT๙" w:hAnsi="TH SarabunIT๙" w:cs="TH SarabunIT๙"/>
-                <w:szCs w:val="32"/>
-              </w:rPr>
-              <w:t>director_name</w:t>
-            </w:r>
-            <w:proofErr w:type="spellEnd"/>
-            <w:r>
-              <w:rPr>
-                <w:rFonts w:ascii="TH SarabunIT๙" w:hAnsi="TH SarabunIT๙" w:cs="TH SarabunIT๙"/>
-                <w:szCs w:val="32"/>
-              </w:rPr>
-              <w:t>}}</w:t>
+              <w:t>{{director_name}}</w:t>
             </w:r>
             <w:r>
               <w:rPr>
@@ -19662,23 +18720,7 @@
                 <w:rFonts w:ascii="TH SarabunIT๙" w:hAnsi="TH SarabunIT๙" w:cs="TH SarabunIT๙"/>
                 <w:szCs w:val="32"/>
               </w:rPr>
-              <w:t>{{</w:t>
-            </w:r>
-            <w:proofErr w:type="spellStart"/>
-            <w:r>
-              <w:rPr>
-                <w:rFonts w:ascii="TH SarabunIT๙" w:hAnsi="TH SarabunIT๙" w:cs="TH SarabunIT๙"/>
-                <w:szCs w:val="32"/>
-              </w:rPr>
-              <w:t>school_name</w:t>
-            </w:r>
-            <w:proofErr w:type="spellEnd"/>
-            <w:r>
-              <w:rPr>
-                <w:rFonts w:ascii="TH SarabunIT๙" w:hAnsi="TH SarabunIT๙" w:cs="TH SarabunIT๙"/>
-                <w:szCs w:val="32"/>
-              </w:rPr>
-              <w:t>}}</w:t>
+              <w:t>{{school_name}}</w:t>
             </w:r>
             <w:r>
               <w:rPr>
@@ -19924,29 +18966,7 @@
                 <w:sz w:val="32"/>
                 <w:szCs w:val="32"/>
               </w:rPr>
-              <w:t>{{</w:t>
-            </w:r>
-            <w:proofErr w:type="spellStart"/>
-            <w:r>
-              <w:rPr>
-                <w:rFonts w:ascii="TH SarabunIT๙" w:eastAsia="Times New Roman" w:hAnsi="TH SarabunIT๙" w:cs="TH SarabunIT๙"/>
-                <w:b/>
-                <w:bCs/>
-                <w:sz w:val="32"/>
-                <w:szCs w:val="32"/>
-              </w:rPr>
-              <w:t>school_name</w:t>
-            </w:r>
-            <w:proofErr w:type="spellEnd"/>
-            <w:r>
-              <w:rPr>
-                <w:rFonts w:ascii="TH SarabunIT๙" w:eastAsia="Times New Roman" w:hAnsi="TH SarabunIT๙" w:cs="TH SarabunIT๙"/>
-                <w:b/>
-                <w:bCs/>
-                <w:sz w:val="32"/>
-                <w:szCs w:val="32"/>
-              </w:rPr>
-              <w:t>}}</w:t>
+              <w:t>{{school_name}}</w:t>
             </w:r>
             <w:r>
               <w:rPr>
@@ -20051,31 +19071,7 @@
                 <w:sz w:val="32"/>
                 <w:szCs w:val="32"/>
               </w:rPr>
-              <w:t>{{</w:t>
-            </w:r>
-            <w:proofErr w:type="spellStart"/>
-            <w:r>
-              <w:rPr>
-                <w:rFonts w:ascii="TH SarabunIT๙" w:eastAsia="Times New Roman" w:hAnsi="TH SarabunIT๙" w:cs="TH SarabunIT๙"/>
-                <w:b/>
-                <w:bCs/>
-                <w:noProof/>
-                <w:sz w:val="32"/>
-                <w:szCs w:val="32"/>
-              </w:rPr>
-              <w:t>purpose_reason</w:t>
-            </w:r>
-            <w:proofErr w:type="spellEnd"/>
-            <w:r>
-              <w:rPr>
-                <w:rFonts w:ascii="TH SarabunIT๙" w:eastAsia="Times New Roman" w:hAnsi="TH SarabunIT๙" w:cs="TH SarabunIT๙"/>
-                <w:b/>
-                <w:bCs/>
-                <w:noProof/>
-                <w:sz w:val="32"/>
-                <w:szCs w:val="32"/>
-              </w:rPr>
-              <w:t>}}</w:t>
+              <w:t>{{purpose_reason}}</w:t>
             </w:r>
             <w:r>
               <w:rPr>
@@ -20203,25 +19199,7 @@
                 <w:sz w:val="32"/>
                 <w:szCs w:val="32"/>
               </w:rPr>
-              <w:t>{{</w:t>
-            </w:r>
-            <w:proofErr w:type="spellStart"/>
-            <w:r>
-              <w:rPr>
-                <w:rFonts w:ascii="TH SarabunIT๙" w:eastAsia="Times New Roman" w:hAnsi="TH SarabunIT๙" w:cs="TH SarabunIT๙"/>
-                <w:sz w:val="32"/>
-                <w:szCs w:val="32"/>
-              </w:rPr>
-              <w:t>school_name</w:t>
-            </w:r>
-            <w:proofErr w:type="spellEnd"/>
-            <w:r>
-              <w:rPr>
-                <w:rFonts w:ascii="TH SarabunIT๙" w:eastAsia="Times New Roman" w:hAnsi="TH SarabunIT๙" w:cs="TH SarabunIT๙"/>
-                <w:sz w:val="32"/>
-                <w:szCs w:val="32"/>
-              </w:rPr>
-              <w:t>}}</w:t>
+              <w:t>{{school_name}}</w:t>
             </w:r>
             <w:r>
               <w:rPr>
@@ -20291,27 +19269,7 @@
                 <w:sz w:val="32"/>
                 <w:szCs w:val="32"/>
               </w:rPr>
-              <w:t>{{</w:t>
-            </w:r>
-            <w:proofErr w:type="spellStart"/>
-            <w:r>
-              <w:rPr>
-                <w:rFonts w:ascii="TH SarabunIT๙" w:eastAsia="Times New Roman" w:hAnsi="TH SarabunIT๙" w:cs="TH SarabunIT๙"/>
-                <w:noProof/>
-                <w:sz w:val="32"/>
-                <w:szCs w:val="32"/>
-              </w:rPr>
-              <w:t>purpose_reason</w:t>
-            </w:r>
-            <w:proofErr w:type="spellEnd"/>
-            <w:r>
-              <w:rPr>
-                <w:rFonts w:ascii="TH SarabunIT๙" w:eastAsia="Times New Roman" w:hAnsi="TH SarabunIT๙" w:cs="TH SarabunIT๙"/>
-                <w:noProof/>
-                <w:sz w:val="32"/>
-                <w:szCs w:val="32"/>
-              </w:rPr>
-              <w:t>}}</w:t>
+              <w:t>{{purpose_reason}}</w:t>
             </w:r>
             <w:r>
               <w:rPr>
@@ -20500,27 +19458,7 @@
                 <w:sz w:val="32"/>
                 <w:szCs w:val="32"/>
               </w:rPr>
-              <w:t>{{</w:t>
-            </w:r>
-            <w:proofErr w:type="spellStart"/>
-            <w:r>
-              <w:rPr>
-                <w:rFonts w:ascii="TH SarabunIT๙" w:eastAsia="Times New Roman" w:hAnsi="TH SarabunIT๙" w:cs="TH SarabunIT๙"/>
-                <w:noProof/>
-                <w:sz w:val="32"/>
-                <w:szCs w:val="32"/>
-              </w:rPr>
-              <w:t>current_order_price</w:t>
-            </w:r>
-            <w:proofErr w:type="spellEnd"/>
-            <w:r>
-              <w:rPr>
-                <w:rFonts w:ascii="TH SarabunIT๙" w:eastAsia="Times New Roman" w:hAnsi="TH SarabunIT๙" w:cs="TH SarabunIT๙"/>
-                <w:noProof/>
-                <w:sz w:val="32"/>
-                <w:szCs w:val="32"/>
-              </w:rPr>
-              <w:t>}}</w:t>
+              <w:t>{{current_order_price}}</w:t>
             </w:r>
             <w:r>
               <w:rPr>
@@ -20785,27 +19723,7 @@
                 <w:sz w:val="32"/>
                 <w:szCs w:val="32"/>
               </w:rPr>
-              <w:t>{{</w:t>
-            </w:r>
-            <w:proofErr w:type="spellStart"/>
-            <w:r>
-              <w:rPr>
-                <w:rFonts w:ascii="TH SarabunIT๙" w:eastAsia="Times New Roman" w:hAnsi="TH SarabunIT๙" w:cs="TH SarabunIT๙"/>
-                <w:noProof/>
-                <w:sz w:val="32"/>
-                <w:szCs w:val="32"/>
-              </w:rPr>
-              <w:t>date_announcement</w:t>
-            </w:r>
-            <w:proofErr w:type="spellEnd"/>
-            <w:r>
-              <w:rPr>
-                <w:rFonts w:ascii="TH SarabunIT๙" w:eastAsia="Times New Roman" w:hAnsi="TH SarabunIT๙" w:cs="TH SarabunIT๙"/>
-                <w:noProof/>
-                <w:sz w:val="32"/>
-                <w:szCs w:val="32"/>
-              </w:rPr>
-              <w:t>}}</w:t>
+              <w:t>{{date_announcement}}</w:t>
             </w:r>
             <w:r>
               <w:rPr>
@@ -21097,25 +20015,7 @@
                       <w:sz w:val="32"/>
                       <w:szCs w:val="32"/>
                     </w:rPr>
-                    <w:t>{{</w:t>
-                  </w:r>
-                  <w:proofErr w:type="spellStart"/>
-                  <w:r>
-                    <w:rPr>
-                      <w:rFonts w:ascii="TH SarabunIT๙" w:hAnsi="TH SarabunIT๙" w:cs="TH SarabunIT๙"/>
-                      <w:sz w:val="32"/>
-                      <w:szCs w:val="32"/>
-                    </w:rPr>
-                    <w:t>director_name</w:t>
-                  </w:r>
-                  <w:proofErr w:type="spellEnd"/>
-                  <w:r>
-                    <w:rPr>
-                      <w:rFonts w:ascii="TH SarabunIT๙" w:hAnsi="TH SarabunIT๙" w:cs="TH SarabunIT๙"/>
-                      <w:sz w:val="32"/>
-                      <w:szCs w:val="32"/>
-                    </w:rPr>
-                    <w:t>}}</w:t>
+                    <w:t>{{director_name}}</w:t>
                   </w:r>
                   <w:r>
                     <w:rPr>
@@ -21182,25 +20082,7 @@
                       <w:sz w:val="32"/>
                       <w:szCs w:val="32"/>
                     </w:rPr>
-                    <w:t>{{</w:t>
-                  </w:r>
-                  <w:proofErr w:type="spellStart"/>
-                  <w:r>
-                    <w:rPr>
-                      <w:rFonts w:ascii="TH SarabunIT๙" w:eastAsia="Times New Roman" w:hAnsi="TH SarabunIT๙" w:cs="TH SarabunIT๙"/>
-                      <w:sz w:val="32"/>
-                      <w:szCs w:val="32"/>
-                    </w:rPr>
-                    <w:t>school_name</w:t>
-                  </w:r>
-                  <w:proofErr w:type="spellEnd"/>
-                  <w:r>
-                    <w:rPr>
-                      <w:rFonts w:ascii="TH SarabunIT๙" w:eastAsia="Times New Roman" w:hAnsi="TH SarabunIT๙" w:cs="TH SarabunIT๙"/>
-                      <w:sz w:val="32"/>
-                      <w:szCs w:val="32"/>
-                    </w:rPr>
-                    <w:t>}}</w:t>
+                    <w:t>{{school_name}}</w:t>
                   </w:r>
                   <w:r>
                     <w:rPr>
@@ -21995,25 +20877,7 @@
                             <w:noProof/>
                             <w:sz w:val="28"/>
                           </w:rPr>
-                          <w:t>{{</w:t>
-                        </w:r>
-                        <w:proofErr w:type="spellStart"/>
-                        <w:r>
-                          <w:rPr>
-                            <w:rFonts w:ascii="TH SarabunIT๙" w:eastAsia="Times New Roman" w:hAnsi="TH SarabunIT๙" w:cs="TH SarabunIT๙"/>
-                            <w:noProof/>
-                            <w:sz w:val="28"/>
-                          </w:rPr>
-                          <w:t>vendor_name</w:t>
-                        </w:r>
-                        <w:proofErr w:type="spellEnd"/>
-                        <w:r>
-                          <w:rPr>
-                            <w:rFonts w:ascii="TH SarabunIT๙" w:eastAsia="Times New Roman" w:hAnsi="TH SarabunIT๙" w:cs="TH SarabunIT๙"/>
-                            <w:noProof/>
-                            <w:sz w:val="28"/>
-                          </w:rPr>
-                          <w:t>}}</w:t>
+                          <w:t>{{vendor_name}}</w:t>
                         </w:r>
                         <w:r>
                           <w:rPr>
@@ -22063,23 +20927,7 @@
                             <w:rFonts w:ascii="TH SarabunIT๙" w:eastAsia="Times New Roman" w:hAnsi="TH SarabunIT๙" w:cs="TH SarabunIT๙"/>
                             <w:sz w:val="28"/>
                           </w:rPr>
-                          <w:t>{{</w:t>
-                        </w:r>
-                        <w:proofErr w:type="spellStart"/>
-                        <w:r>
-                          <w:rPr>
-                            <w:rFonts w:ascii="TH SarabunIT๙" w:eastAsia="Times New Roman" w:hAnsi="TH SarabunIT๙" w:cs="TH SarabunIT๙"/>
-                            <w:sz w:val="28"/>
-                          </w:rPr>
-                          <w:t>vendor_address_no</w:t>
-                        </w:r>
-                        <w:proofErr w:type="spellEnd"/>
-                        <w:r>
-                          <w:rPr>
-                            <w:rFonts w:ascii="TH SarabunIT๙" w:eastAsia="Times New Roman" w:hAnsi="TH SarabunIT๙" w:cs="TH SarabunIT๙"/>
-                            <w:sz w:val="28"/>
-                          </w:rPr>
-                          <w:t>}}</w:t>
+                          <w:t>{{vendor_address_no}}</w:t>
                         </w:r>
                         <w:r>
                           <w:rPr>
@@ -22364,25 +21212,7 @@
                             <w:noProof/>
                             <w:sz w:val="28"/>
                           </w:rPr>
-                          <w:t>{{</w:t>
-                        </w:r>
-                        <w:proofErr w:type="spellStart"/>
-                        <w:r>
-                          <w:rPr>
-                            <w:rFonts w:ascii="TH SarabunIT๙" w:hAnsi="TH SarabunIT๙" w:cs="TH SarabunIT๙"/>
-                            <w:noProof/>
-                            <w:sz w:val="28"/>
-                          </w:rPr>
-                          <w:t>vendor_phone</w:t>
-                        </w:r>
-                        <w:proofErr w:type="spellEnd"/>
-                        <w:r>
-                          <w:rPr>
-                            <w:rFonts w:ascii="TH SarabunIT๙" w:hAnsi="TH SarabunIT๙" w:cs="TH SarabunIT๙"/>
-                            <w:noProof/>
-                            <w:sz w:val="28"/>
-                          </w:rPr>
-                          <w:t>}}</w:t>
+                          <w:t>{{vendor_phone}}</w:t>
                         </w:r>
                         <w:r>
                           <w:rPr>
@@ -22479,25 +21309,7 @@
                             <w:noProof/>
                             <w:sz w:val="28"/>
                           </w:rPr>
-                          <w:t>{{</w:t>
-                        </w:r>
-                        <w:proofErr w:type="spellStart"/>
-                        <w:r>
-                          <w:rPr>
-                            <w:rFonts w:ascii="TH SarabunIT๙" w:hAnsi="TH SarabunIT๙" w:cs="TH SarabunIT๙"/>
-                            <w:noProof/>
-                            <w:sz w:val="28"/>
-                          </w:rPr>
-                          <w:t>vendor_tax_id</w:t>
-                        </w:r>
-                        <w:proofErr w:type="spellEnd"/>
-                        <w:r>
-                          <w:rPr>
-                            <w:rFonts w:ascii="TH SarabunIT๙" w:hAnsi="TH SarabunIT๙" w:cs="TH SarabunIT๙"/>
-                            <w:noProof/>
-                            <w:sz w:val="28"/>
-                          </w:rPr>
-                          <w:t>}}</w:t>
+                          <w:t>{{vendor_tax_id}}</w:t>
                         </w:r>
                         <w:r>
                           <w:rPr>
@@ -22868,23 +21680,7 @@
                             <w:rFonts w:ascii="TH SarabunIT๙" w:eastAsia="Times New Roman" w:hAnsi="TH SarabunIT๙" w:cs="TH SarabunIT๙"/>
                             <w:sz w:val="28"/>
                           </w:rPr>
-                          <w:t>{{</w:t>
-                        </w:r>
-                        <w:proofErr w:type="spellStart"/>
-                        <w:r>
-                          <w:rPr>
-                            <w:rFonts w:ascii="TH SarabunIT๙" w:eastAsia="Times New Roman" w:hAnsi="TH SarabunIT๙" w:cs="TH SarabunIT๙"/>
-                            <w:sz w:val="28"/>
-                          </w:rPr>
-                          <w:t>school_name</w:t>
-                        </w:r>
-                        <w:proofErr w:type="spellEnd"/>
-                        <w:r>
-                          <w:rPr>
-                            <w:rFonts w:ascii="TH SarabunIT๙" w:eastAsia="Times New Roman" w:hAnsi="TH SarabunIT๙" w:cs="TH SarabunIT๙"/>
-                            <w:sz w:val="28"/>
-                          </w:rPr>
-                          <w:t>}}</w:t>
+                          <w:t>{{school_name}}</w:t>
                         </w:r>
                         <w:r>
                           <w:rPr>
@@ -22934,23 +21730,7 @@
                             <w:rFonts w:ascii="TH SarabunIT๙" w:eastAsia="Times New Roman" w:hAnsi="TH SarabunIT๙" w:cs="TH SarabunIT๙"/>
                             <w:sz w:val="28"/>
                           </w:rPr>
-                          <w:t>{{</w:t>
-                        </w:r>
-                        <w:proofErr w:type="spellStart"/>
-                        <w:r>
-                          <w:rPr>
-                            <w:rFonts w:ascii="TH SarabunIT๙" w:eastAsia="Times New Roman" w:hAnsi="TH SarabunIT๙" w:cs="TH SarabunIT๙"/>
-                            <w:sz w:val="28"/>
-                          </w:rPr>
-                          <w:t>school_address_no</w:t>
-                        </w:r>
-                        <w:proofErr w:type="spellEnd"/>
-                        <w:r>
-                          <w:rPr>
-                            <w:rFonts w:ascii="TH SarabunIT๙" w:eastAsia="Times New Roman" w:hAnsi="TH SarabunIT๙" w:cs="TH SarabunIT๙"/>
-                            <w:sz w:val="28"/>
-                          </w:rPr>
-                          <w:t>}}</w:t>
+                          <w:t>{{school_address_no}}</w:t>
                         </w:r>
                         <w:r>
                           <w:rPr>
@@ -22973,23 +21753,7 @@
                             <w:rFonts w:ascii="TH SarabunIT๙" w:eastAsia="Times New Roman" w:hAnsi="TH SarabunIT๙" w:cs="TH SarabunIT๙" w:hint="cs"/>
                             <w:sz w:val="28"/>
                           </w:rPr>
-                          <w:t>{{</w:t>
-                        </w:r>
-                        <w:proofErr w:type="spellStart"/>
-                        <w:r>
-                          <w:rPr>
-                            <w:rFonts w:ascii="TH SarabunIT๙" w:eastAsia="Times New Roman" w:hAnsi="TH SarabunIT๙" w:cs="TH SarabunIT๙" w:hint="cs"/>
-                            <w:sz w:val="28"/>
-                          </w:rPr>
-                          <w:t>school_subdistrict</w:t>
-                        </w:r>
-                        <w:proofErr w:type="spellEnd"/>
-                        <w:r>
-                          <w:rPr>
-                            <w:rFonts w:ascii="TH SarabunIT๙" w:eastAsia="Times New Roman" w:hAnsi="TH SarabunIT๙" w:cs="TH SarabunIT๙" w:hint="cs"/>
-                            <w:sz w:val="28"/>
-                          </w:rPr>
-                          <w:t>}}</w:t>
+                          <w:t>{{school_subdistrict}}</w:t>
                         </w:r>
                       </w:p>
                       <w:p>
@@ -23016,25 +21780,7 @@
                             <w:sz w:val="28"/>
                             <w:szCs w:val="28"/>
                           </w:rPr>
-                          <w:t>{{</w:t>
-                        </w:r>
-                        <w:proofErr w:type="spellStart"/>
-                        <w:r>
-                          <w:rPr>
-                            <w:rFonts w:ascii="TH SarabunIT๙" w:eastAsia="Times New Roman" w:hAnsi="TH SarabunIT๙" w:cs="TH SarabunIT๙" w:hint="cs"/>
-                            <w:sz w:val="28"/>
-                            <w:szCs w:val="28"/>
-                          </w:rPr>
-                          <w:t>school_amphoe</w:t>
-                        </w:r>
-                        <w:proofErr w:type="spellEnd"/>
-                        <w:r>
-                          <w:rPr>
-                            <w:rFonts w:ascii="TH SarabunIT๙" w:eastAsia="Times New Roman" w:hAnsi="TH SarabunIT๙" w:cs="TH SarabunIT๙" w:hint="cs"/>
-                            <w:sz w:val="28"/>
-                            <w:szCs w:val="28"/>
-                          </w:rPr>
-                          <w:t>}}</w:t>
+                          <w:t>{{school_amphoe}}</w:t>
                         </w:r>
                         <w:r>
                           <w:rPr>
@@ -23060,25 +21806,7 @@
                             <w:sz w:val="28"/>
                             <w:szCs w:val="28"/>
                           </w:rPr>
-                          <w:t>{{</w:t>
-                        </w:r>
-                        <w:proofErr w:type="spellStart"/>
-                        <w:r>
-                          <w:rPr>
-                            <w:rFonts w:ascii="TH SarabunIT๙" w:eastAsia="Times New Roman" w:hAnsi="TH SarabunIT๙" w:cs="TH SarabunIT๙" w:hint="cs"/>
-                            <w:sz w:val="28"/>
-                            <w:szCs w:val="28"/>
-                          </w:rPr>
-                          <w:t>school_changwat</w:t>
-                        </w:r>
-                        <w:proofErr w:type="spellEnd"/>
-                        <w:r>
-                          <w:rPr>
-                            <w:rFonts w:ascii="TH SarabunIT๙" w:eastAsia="Times New Roman" w:hAnsi="TH SarabunIT๙" w:cs="TH SarabunIT๙" w:hint="cs"/>
-                            <w:sz w:val="28"/>
-                            <w:szCs w:val="28"/>
-                          </w:rPr>
-                          <w:t>}}</w:t>
+                          <w:t>{{school_changwat}}</w:t>
                         </w:r>
                       </w:p>
                       <w:p>
@@ -23299,25 +22027,7 @@
                       <w:noProof/>
                       <w:sz w:val="28"/>
                     </w:rPr>
-                    <w:t>{{</w:t>
-                  </w:r>
-                  <w:proofErr w:type="spellStart"/>
-                  <w:r>
-                    <w:rPr>
-                      <w:rFonts w:ascii="TH SarabunIT๙" w:eastAsia="Times New Roman" w:hAnsi="TH SarabunIT๙" w:cs="TH SarabunIT๙"/>
-                      <w:noProof/>
-                      <w:sz w:val="28"/>
-                    </w:rPr>
-                    <w:t>vendor_name</w:t>
-                  </w:r>
-                  <w:proofErr w:type="spellEnd"/>
-                  <w:r>
-                    <w:rPr>
-                      <w:rFonts w:ascii="TH SarabunIT๙" w:eastAsia="Times New Roman" w:hAnsi="TH SarabunIT๙" w:cs="TH SarabunIT๙"/>
-                      <w:noProof/>
-                      <w:sz w:val="28"/>
-                    </w:rPr>
-                    <w:t>}}</w:t>
+                    <w:t>{{vendor_name}}</w:t>
                   </w:r>
                   <w:r>
                     <w:rPr>
@@ -23362,23 +22072,7 @@
                       <w:rFonts w:ascii="TH SarabunIT๙" w:eastAsia="Times New Roman" w:hAnsi="TH SarabunIT๙" w:cs="TH SarabunIT๙"/>
                       <w:sz w:val="28"/>
                     </w:rPr>
-                    <w:t>{{</w:t>
-                  </w:r>
-                  <w:proofErr w:type="spellStart"/>
-                  <w:r>
-                    <w:rPr>
-                      <w:rFonts w:ascii="TH SarabunIT๙" w:eastAsia="Times New Roman" w:hAnsi="TH SarabunIT๙" w:cs="TH SarabunIT๙"/>
-                      <w:sz w:val="28"/>
-                    </w:rPr>
-                    <w:t>school_name</w:t>
-                  </w:r>
-                  <w:proofErr w:type="spellEnd"/>
-                  <w:r>
-                    <w:rPr>
-                      <w:rFonts w:ascii="TH SarabunIT๙" w:eastAsia="Times New Roman" w:hAnsi="TH SarabunIT๙" w:cs="TH SarabunIT๙"/>
-                      <w:sz w:val="28"/>
-                    </w:rPr>
-                    <w:t>}}</w:t>
+                    <w:t>{{school_name}}</w:t>
                   </w:r>
                   <w:r>
                     <w:rPr>
@@ -23499,7 +22193,7 @@
                     <w:shd w:val="clear" w:color="auto" w:fill="FFFFFF" w:themeFill="background1"/>
                     <w:spacing w:after="0" w:line="240" w:lineRule="auto"/>
                     <w:rPr>
-                      <w:rFonts w:ascii="TH SarabunIT๙" w:eastAsia="Times New Roman" w:hAnsi="TH SarabunIT๙" w:cs="TH SarabunIT๙" w:hint="cs"/>
+                      <w:rFonts w:ascii="TH SarabunIT๙" w:eastAsia="Times New Roman" w:hAnsi="TH SarabunIT๙" w:cs="TH SarabunIT๙"/>
                       <w:sz w:val="8"/>
                       <w:szCs w:val="8"/>
                     </w:rPr>
@@ -24793,25 +23487,7 @@
                       <w:noProof/>
                       <w:sz w:val="28"/>
                     </w:rPr>
-                    <w:t>{{</w:t>
-                  </w:r>
-                  <w:proofErr w:type="spellStart"/>
-                  <w:r>
-                    <w:rPr>
-                      <w:rFonts w:ascii="TH SarabunIT๙" w:eastAsia="Times New Roman" w:hAnsi="TH SarabunIT๙" w:cs="TH SarabunIT๙"/>
-                      <w:noProof/>
-                      <w:sz w:val="28"/>
-                    </w:rPr>
-                    <w:t>shipping_days</w:t>
-                  </w:r>
-                  <w:proofErr w:type="spellEnd"/>
-                  <w:r>
-                    <w:rPr>
-                      <w:rFonts w:ascii="TH SarabunIT๙" w:eastAsia="Times New Roman" w:hAnsi="TH SarabunIT๙" w:cs="TH SarabunIT๙"/>
-                      <w:noProof/>
-                      <w:sz w:val="28"/>
-                    </w:rPr>
-                    <w:t>}}</w:t>
+                    <w:t>{{shipping_days}}</w:t>
                   </w:r>
                   <w:r>
                     <w:rPr>
@@ -25020,25 +23696,7 @@
                       <w:noProof/>
                       <w:sz w:val="28"/>
                     </w:rPr>
-                    <w:t>{{</w:t>
-                  </w:r>
-                  <w:proofErr w:type="spellStart"/>
-                  <w:r>
-                    <w:rPr>
-                      <w:rFonts w:ascii="TH SarabunIT๙" w:eastAsia="Times New Roman" w:hAnsi="TH SarabunIT๙" w:cs="TH SarabunIT๙"/>
-                      <w:noProof/>
-                      <w:sz w:val="28"/>
-                    </w:rPr>
-                    <w:t>date_deadline</w:t>
-                  </w:r>
-                  <w:proofErr w:type="spellEnd"/>
-                  <w:r>
-                    <w:rPr>
-                      <w:rFonts w:ascii="TH SarabunIT๙" w:eastAsia="Times New Roman" w:hAnsi="TH SarabunIT๙" w:cs="TH SarabunIT๙"/>
-                      <w:noProof/>
-                      <w:sz w:val="28"/>
-                    </w:rPr>
-                    <w:t>}}</w:t>
+                    <w:t>{{date_deadline}}</w:t>
                   </w:r>
                   <w:r>
                     <w:rPr>
@@ -25152,23 +23810,7 @@
                       <w:rFonts w:ascii="TH SarabunIT๙" w:eastAsia="Times New Roman" w:hAnsi="TH SarabunIT๙" w:cs="TH SarabunIT๙"/>
                       <w:sz w:val="28"/>
                     </w:rPr>
-                    <w:t>{{</w:t>
-                  </w:r>
-                  <w:proofErr w:type="spellStart"/>
-                  <w:r>
-                    <w:rPr>
-                      <w:rFonts w:ascii="TH SarabunIT๙" w:eastAsia="Times New Roman" w:hAnsi="TH SarabunIT๙" w:cs="TH SarabunIT๙"/>
-                      <w:sz w:val="28"/>
-                    </w:rPr>
-                    <w:t>school_name</w:t>
-                  </w:r>
-                  <w:proofErr w:type="spellEnd"/>
-                  <w:r>
-                    <w:rPr>
-                      <w:rFonts w:ascii="TH SarabunIT๙" w:eastAsia="Times New Roman" w:hAnsi="TH SarabunIT๙" w:cs="TH SarabunIT๙"/>
-                      <w:sz w:val="28"/>
-                    </w:rPr>
-                    <w:t>}}</w:t>
+                    <w:t>{{school_name}}</w:t>
                   </w:r>
                   <w:r>
                     <w:rPr>
@@ -25191,23 +23833,7 @@
                       <w:rFonts w:ascii="TH SarabunIT๙" w:eastAsia="Times New Roman" w:hAnsi="TH SarabunIT๙" w:cs="TH SarabunIT๙" w:hint="cs"/>
                       <w:sz w:val="28"/>
                     </w:rPr>
-                    <w:t>{{</w:t>
-                  </w:r>
-                  <w:proofErr w:type="spellStart"/>
-                  <w:r>
-                    <w:rPr>
-                      <w:rFonts w:ascii="TH SarabunIT๙" w:eastAsia="Times New Roman" w:hAnsi="TH SarabunIT๙" w:cs="TH SarabunIT๙" w:hint="cs"/>
-                      <w:sz w:val="28"/>
-                    </w:rPr>
-                    <w:t>school_amphoe</w:t>
-                  </w:r>
-                  <w:proofErr w:type="spellEnd"/>
-                  <w:r>
-                    <w:rPr>
-                      <w:rFonts w:ascii="TH SarabunIT๙" w:eastAsia="Times New Roman" w:hAnsi="TH SarabunIT๙" w:cs="TH SarabunIT๙" w:hint="cs"/>
-                      <w:sz w:val="28"/>
-                    </w:rPr>
-                    <w:t>}}</w:t>
+                    <w:t>{{school_amphoe}}</w:t>
                   </w:r>
                   <w:r>
                     <w:rPr>
@@ -25230,23 +23856,7 @@
                       <w:rFonts w:ascii="TH SarabunIT๙" w:eastAsia="Times New Roman" w:hAnsi="TH SarabunIT๙" w:cs="TH SarabunIT๙" w:hint="cs"/>
                       <w:sz w:val="28"/>
                     </w:rPr>
-                    <w:t>{{</w:t>
-                  </w:r>
-                  <w:proofErr w:type="spellStart"/>
-                  <w:r>
-                    <w:rPr>
-                      <w:rFonts w:ascii="TH SarabunIT๙" w:eastAsia="Times New Roman" w:hAnsi="TH SarabunIT๙" w:cs="TH SarabunIT๙" w:hint="cs"/>
-                      <w:sz w:val="28"/>
-                    </w:rPr>
-                    <w:t>school_changwat</w:t>
-                  </w:r>
-                  <w:proofErr w:type="spellEnd"/>
-                  <w:r>
-                    <w:rPr>
-                      <w:rFonts w:ascii="TH SarabunIT๙" w:eastAsia="Times New Roman" w:hAnsi="TH SarabunIT๙" w:cs="TH SarabunIT๙" w:hint="cs"/>
-                      <w:sz w:val="28"/>
-                    </w:rPr>
-                    <w:t>}}</w:t>
+                    <w:t>{{school_changwat}}</w:t>
                   </w:r>
                 </w:p>
               </w:tc>
@@ -25376,25 +23986,7 @@
                       <w:noProof/>
                       <w:sz w:val="28"/>
                     </w:rPr>
-                    <w:t>{{</w:t>
-                  </w:r>
-                  <w:proofErr w:type="spellStart"/>
-                  <w:r>
-                    <w:rPr>
-                      <w:rFonts w:ascii="TH SarabunIT๙" w:eastAsia="Times New Roman" w:hAnsi="TH SarabunIT๙" w:cs="TH SarabunIT๙"/>
-                      <w:noProof/>
-                      <w:sz w:val="28"/>
-                    </w:rPr>
-                    <w:t>warranty_period</w:t>
-                  </w:r>
-                  <w:proofErr w:type="spellEnd"/>
-                  <w:r>
-                    <w:rPr>
-                      <w:rFonts w:ascii="TH SarabunIT๙" w:eastAsia="Times New Roman" w:hAnsi="TH SarabunIT๙" w:cs="TH SarabunIT๙"/>
-                      <w:noProof/>
-                      <w:sz w:val="28"/>
-                    </w:rPr>
-                    <w:t>}}</w:t>
+                    <w:t>{{warranty_period}}</w:t>
                   </w:r>
                   <w:r>
                     <w:rPr>
@@ -25531,25 +24123,7 @@
                       <w:noProof/>
                       <w:sz w:val="28"/>
                     </w:rPr>
-                    <w:t>{{</w:t>
-                  </w:r>
-                  <w:proofErr w:type="spellStart"/>
-                  <w:r>
-                    <w:rPr>
-                      <w:rFonts w:ascii="TH SarabunIT๙" w:eastAsia="Times New Roman" w:hAnsi="TH SarabunIT๙" w:cs="TH SarabunIT๙"/>
-                      <w:noProof/>
-                      <w:sz w:val="28"/>
-                    </w:rPr>
-                    <w:t>penalty_rate</w:t>
-                  </w:r>
-                  <w:proofErr w:type="spellEnd"/>
-                  <w:r>
-                    <w:rPr>
-                      <w:rFonts w:ascii="TH SarabunIT๙" w:eastAsia="Times New Roman" w:hAnsi="TH SarabunIT๙" w:cs="TH SarabunIT๙"/>
-                      <w:noProof/>
-                      <w:sz w:val="28"/>
-                    </w:rPr>
-                    <w:t>}}</w:t>
+                    <w:t>{{penalty_rate}}</w:t>
                   </w:r>
                   <w:r>
                     <w:rPr>
@@ -26507,23 +25081,7 @@
                       <w:rFonts w:ascii="TH SarabunIT๙" w:hAnsi="TH SarabunIT๙" w:cs="TH SarabunIT๙"/>
                       <w:sz w:val="28"/>
                     </w:rPr>
-                    <w:t>{{</w:t>
-                  </w:r>
-                  <w:proofErr w:type="spellStart"/>
-                  <w:r>
-                    <w:rPr>
-                      <w:rFonts w:ascii="TH SarabunIT๙" w:hAnsi="TH SarabunIT๙" w:cs="TH SarabunIT๙"/>
-                      <w:sz w:val="28"/>
-                    </w:rPr>
-                    <w:t>director_name</w:t>
-                  </w:r>
-                  <w:proofErr w:type="spellEnd"/>
-                  <w:r>
-                    <w:rPr>
-                      <w:rFonts w:ascii="TH SarabunIT๙" w:hAnsi="TH SarabunIT๙" w:cs="TH SarabunIT๙"/>
-                      <w:sz w:val="28"/>
-                    </w:rPr>
-                    <w:t>}}</w:t>
+                    <w:t>{{director_name}}</w:t>
                   </w:r>
                   <w:r>
                     <w:rPr>
@@ -26562,23 +25120,7 @@
                       <w:rFonts w:ascii="TH SarabunIT๙" w:hAnsi="TH SarabunIT๙" w:cs="TH SarabunIT๙"/>
                       <w:sz w:val="28"/>
                     </w:rPr>
-                    <w:t>{{</w:t>
-                  </w:r>
-                  <w:proofErr w:type="spellStart"/>
-                  <w:r>
-                    <w:rPr>
-                      <w:rFonts w:ascii="TH SarabunIT๙" w:hAnsi="TH SarabunIT๙" w:cs="TH SarabunIT๙"/>
-                      <w:sz w:val="28"/>
-                    </w:rPr>
-                    <w:t>vendor_owner</w:t>
-                  </w:r>
-                  <w:proofErr w:type="spellEnd"/>
-                  <w:r>
-                    <w:rPr>
-                      <w:rFonts w:ascii="TH SarabunIT๙" w:hAnsi="TH SarabunIT๙" w:cs="TH SarabunIT๙"/>
-                      <w:sz w:val="28"/>
-                    </w:rPr>
-                    <w:t>}}</w:t>
+                    <w:t>{{vendor_owner}}</w:t>
                   </w:r>
                 </w:p>
                 <w:p>
@@ -26618,23 +25160,7 @@
                       <w:rFonts w:ascii="TH SarabunIT๙" w:eastAsia="Times New Roman" w:hAnsi="TH SarabunIT๙" w:cs="TH SarabunIT๙"/>
                       <w:sz w:val="28"/>
                     </w:rPr>
-                    <w:t>{{</w:t>
-                  </w:r>
-                  <w:proofErr w:type="spellStart"/>
-                  <w:r>
-                    <w:rPr>
-                      <w:rFonts w:ascii="TH SarabunIT๙" w:eastAsia="Times New Roman" w:hAnsi="TH SarabunIT๙" w:cs="TH SarabunIT๙"/>
-                      <w:sz w:val="28"/>
-                    </w:rPr>
-                    <w:t>school_name</w:t>
-                  </w:r>
-                  <w:proofErr w:type="spellEnd"/>
-                  <w:r>
-                    <w:rPr>
-                      <w:rFonts w:ascii="TH SarabunIT๙" w:eastAsia="Times New Roman" w:hAnsi="TH SarabunIT๙" w:cs="TH SarabunIT๙"/>
-                      <w:sz w:val="28"/>
-                    </w:rPr>
-                    <w:t>}}</w:t>
+                    <w:t>{{school_name}}</w:t>
                   </w:r>
                   <w:r>
                     <w:rPr>
@@ -26849,7 +25375,7 @@
                     <w:shd w:val="clear" w:color="auto" w:fill="FFFFFF" w:themeFill="background1"/>
                     <w:spacing w:after="0" w:line="240" w:lineRule="auto"/>
                     <w:rPr>
-                      <w:rFonts w:ascii="TH SarabunIT๙" w:eastAsia="Times New Roman" w:hAnsi="TH SarabunIT๙" w:cs="TH SarabunIT๙" w:hint="cs"/>
+                      <w:rFonts w:ascii="TH SarabunIT๙" w:eastAsia="Times New Roman" w:hAnsi="TH SarabunIT๙" w:cs="TH SarabunIT๙"/>
                       <w:sz w:val="28"/>
                     </w:rPr>
                   </w:pPr>
@@ -27211,19 +25737,13 @@
     <w:p/>
     <w:p/>
     <w:p/>
-    <w:p>
-      <w:pPr>
-        <w:rPr>
-          <w:rFonts w:hint="cs"/>
-        </w:rPr>
-      </w:pPr>
-    </w:p>
+    <w:p/>
     <w:p/>
     <w:p>
       <w:pPr>
         <w:pStyle w:val="1"/>
         <w:rPr>
-          <w:rFonts w:ascii="TH SarabunIT๙" w:hAnsi="TH SarabunIT๙" w:cs="TH SarabunIT๙" w:hint="cs"/>
+          <w:rFonts w:ascii="TH SarabunIT๙" w:hAnsi="TH SarabunIT๙" w:cs="TH SarabunIT๙"/>
           <w:b/>
           <w:bCs/>
           <w:u w:val="single"/>
@@ -27376,21 +25896,7 @@
         <w:rPr>
           <w:rFonts w:ascii="TH SarabunIT๙" w:hAnsi="TH SarabunIT๙" w:cs="TH SarabunIT๙"/>
         </w:rPr>
-        <w:t>{{</w:t>
-      </w:r>
-      <w:proofErr w:type="spellStart"/>
-      <w:r>
-        <w:rPr>
-          <w:rFonts w:ascii="TH SarabunIT๙" w:hAnsi="TH SarabunIT๙" w:cs="TH SarabunIT๙"/>
-        </w:rPr>
-        <w:t>school_name</w:t>
-      </w:r>
-      <w:proofErr w:type="spellEnd"/>
-      <w:r>
-        <w:rPr>
-          <w:rFonts w:ascii="TH SarabunIT๙" w:hAnsi="TH SarabunIT๙" w:cs="TH SarabunIT๙"/>
-        </w:rPr>
-        <w:t>}}</w:t>
+        <w:t>{{school_name}}</w:t>
       </w:r>
       <w:r>
         <w:rPr>
@@ -28256,23 +26762,7 @@
                 <w:rFonts w:ascii="TH SarabunIT๙" w:eastAsia="Calibri" w:hAnsi="TH SarabunIT๙" w:cs="TH SarabunIT๙"/>
                 <w:szCs w:val="32"/>
               </w:rPr>
-              <w:t>{{</w:t>
-            </w:r>
-            <w:proofErr w:type="spellStart"/>
-            <w:r>
-              <w:rPr>
-                <w:rFonts w:ascii="TH SarabunIT๙" w:eastAsia="Calibri" w:hAnsi="TH SarabunIT๙" w:cs="TH SarabunIT๙"/>
-                <w:szCs w:val="32"/>
-              </w:rPr>
-              <w:t>idx</w:t>
-            </w:r>
-            <w:proofErr w:type="spellEnd"/>
-            <w:r>
-              <w:rPr>
-                <w:rFonts w:ascii="TH SarabunIT๙" w:eastAsia="Calibri" w:hAnsi="TH SarabunIT๙" w:cs="TH SarabunIT๙"/>
-                <w:szCs w:val="32"/>
-              </w:rPr>
-              <w:t>}}</w:t>
+              <w:t>{{idx}}</w:t>
             </w:r>
           </w:p>
         </w:tc>
@@ -28293,23 +26783,7 @@
                 <w:rFonts w:ascii="TH SarabunIT๙" w:eastAsia="Calibri" w:hAnsi="TH SarabunIT๙" w:cs="TH SarabunIT๙"/>
                 <w:szCs w:val="32"/>
               </w:rPr>
-              <w:t>{{</w:t>
-            </w:r>
-            <w:proofErr w:type="spellStart"/>
-            <w:r>
-              <w:rPr>
-                <w:rFonts w:ascii="TH SarabunIT๙" w:eastAsia="Calibri" w:hAnsi="TH SarabunIT๙" w:cs="TH SarabunIT๙"/>
-                <w:szCs w:val="32"/>
-              </w:rPr>
-              <w:t>item_name</w:t>
-            </w:r>
-            <w:proofErr w:type="spellEnd"/>
-            <w:r>
-              <w:rPr>
-                <w:rFonts w:ascii="TH SarabunIT๙" w:eastAsia="Calibri" w:hAnsi="TH SarabunIT๙" w:cs="TH SarabunIT๙"/>
-                <w:szCs w:val="32"/>
-              </w:rPr>
-              <w:t>}}</w:t>
+              <w:t>{{item_name}}</w:t>
             </w:r>
           </w:p>
         </w:tc>
@@ -28355,23 +26829,7 @@
                 <w:rFonts w:ascii="TH SarabunIT๙" w:eastAsia="Calibri" w:hAnsi="TH SarabunIT๙" w:cs="TH SarabunIT๙"/>
                 <w:szCs w:val="32"/>
               </w:rPr>
-              <w:t>{{</w:t>
-            </w:r>
-            <w:proofErr w:type="spellStart"/>
-            <w:r>
-              <w:rPr>
-                <w:rFonts w:ascii="TH SarabunIT๙" w:eastAsia="Calibri" w:hAnsi="TH SarabunIT๙" w:cs="TH SarabunIT๙"/>
-                <w:szCs w:val="32"/>
-              </w:rPr>
-              <w:t>unit_price</w:t>
-            </w:r>
-            <w:proofErr w:type="spellEnd"/>
-            <w:r>
-              <w:rPr>
-                <w:rFonts w:ascii="TH SarabunIT๙" w:eastAsia="Calibri" w:hAnsi="TH SarabunIT๙" w:cs="TH SarabunIT๙"/>
-                <w:szCs w:val="32"/>
-              </w:rPr>
-              <w:t>}}</w:t>
+              <w:t>{{unit_price}}</w:t>
             </w:r>
           </w:p>
         </w:tc>
@@ -28393,23 +26851,7 @@
                 <w:rFonts w:ascii="TH SarabunIT๙" w:eastAsia="Calibri" w:hAnsi="TH SarabunIT๙" w:cs="TH SarabunIT๙"/>
                 <w:szCs w:val="32"/>
               </w:rPr>
-              <w:t>{{</w:t>
-            </w:r>
-            <w:proofErr w:type="spellStart"/>
-            <w:r>
-              <w:rPr>
-                <w:rFonts w:ascii="TH SarabunIT๙" w:eastAsia="Calibri" w:hAnsi="TH SarabunIT๙" w:cs="TH SarabunIT๙"/>
-                <w:szCs w:val="32"/>
-              </w:rPr>
-              <w:t>total_price</w:t>
-            </w:r>
-            <w:proofErr w:type="spellEnd"/>
-            <w:r>
-              <w:rPr>
-                <w:rFonts w:ascii="TH SarabunIT๙" w:eastAsia="Calibri" w:hAnsi="TH SarabunIT๙" w:cs="TH SarabunIT๙"/>
-                <w:szCs w:val="32"/>
-              </w:rPr>
-              <w:t>}}</w:t>
+              <w:t>{{total_price}}</w:t>
             </w:r>
           </w:p>
         </w:tc>
@@ -29423,25 +27865,7 @@
           <w:sz w:val="32"/>
           <w:szCs w:val="32"/>
         </w:rPr>
-        <w:t>{{</w:t>
-      </w:r>
-      <w:proofErr w:type="spellStart"/>
-      <w:r>
-        <w:rPr>
-          <w:rFonts w:ascii="TH SarabunIT๙" w:hAnsi="TH SarabunIT๙" w:cs="TH SarabunIT๙"/>
-          <w:sz w:val="32"/>
-          <w:szCs w:val="32"/>
-        </w:rPr>
-        <w:t>vendor_owner</w:t>
-      </w:r>
-      <w:proofErr w:type="spellEnd"/>
-      <w:r>
-        <w:rPr>
-          <w:rFonts w:ascii="TH SarabunIT๙" w:hAnsi="TH SarabunIT๙" w:cs="TH SarabunIT๙"/>
-          <w:sz w:val="32"/>
-          <w:szCs w:val="32"/>
-        </w:rPr>
-        <w:t>}}</w:t>
+        <w:t>{{vendor_owner}}</w:t>
       </w:r>
     </w:p>
     <w:p>
@@ -29568,7 +27992,7 @@
       <w:pPr>
         <w:shd w:val="clear" w:color="auto" w:fill="FFFFFF" w:themeFill="background1"/>
         <w:rPr>
-          <w:rFonts w:ascii="TH SarabunIT๙" w:hAnsi="TH SarabunIT๙" w:cs="TH SarabunIT๙" w:hint="cs"/>
+          <w:rFonts w:ascii="TH SarabunIT๙" w:hAnsi="TH SarabunIT๙" w:cs="TH SarabunIT๙"/>
           <w:sz w:val="32"/>
           <w:szCs w:val="32"/>
         </w:rPr>
@@ -29665,25 +28089,7 @@
           <w:sz w:val="32"/>
           <w:szCs w:val="32"/>
         </w:rPr>
-        <w:t>{{</w:t>
-      </w:r>
-      <w:proofErr w:type="spellStart"/>
-      <w:r>
-        <w:rPr>
-          <w:rFonts w:ascii="TH SarabunIT๙" w:hAnsi="TH SarabunIT๙" w:cs="TH SarabunIT๙"/>
-          <w:sz w:val="32"/>
-          <w:szCs w:val="32"/>
-        </w:rPr>
-        <w:t>school_name</w:t>
-      </w:r>
-      <w:proofErr w:type="spellEnd"/>
-      <w:r>
-        <w:rPr>
-          <w:rFonts w:ascii="TH SarabunIT๙" w:hAnsi="TH SarabunIT๙" w:cs="TH SarabunIT๙"/>
-          <w:sz w:val="32"/>
-          <w:szCs w:val="32"/>
-        </w:rPr>
-        <w:t>}}</w:t>
+        <w:t>{{school_name}}</w:t>
       </w:r>
       <w:r>
         <w:rPr>
@@ -29944,23 +28350,7 @@
           <w:rFonts w:ascii="TH SarabunIT๙" w:hAnsi="TH SarabunIT๙" w:cs="TH SarabunIT๙"/>
           <w:sz w:val="32"/>
         </w:rPr>
-        <w:t>{{</w:t>
-      </w:r>
-      <w:proofErr w:type="spellStart"/>
-      <w:r>
-        <w:rPr>
-          <w:rFonts w:ascii="TH SarabunIT๙" w:hAnsi="TH SarabunIT๙" w:cs="TH SarabunIT๙"/>
-          <w:sz w:val="32"/>
-        </w:rPr>
-        <w:t>school_name</w:t>
-      </w:r>
-      <w:proofErr w:type="spellEnd"/>
-      <w:r>
-        <w:rPr>
-          <w:rFonts w:ascii="TH SarabunIT๙" w:hAnsi="TH SarabunIT๙" w:cs="TH SarabunIT๙"/>
-          <w:sz w:val="32"/>
-        </w:rPr>
-        <w:t>}}</w:t>
+        <w:t>{{school_name}}</w:t>
       </w:r>
       <w:r>
         <w:rPr>
@@ -30008,23 +28398,7 @@
           <w:rFonts w:ascii="TH SarabunIT๙" w:hAnsi="TH SarabunIT๙" w:cs="TH SarabunIT๙"/>
           <w:sz w:val="32"/>
         </w:rPr>
-        <w:t>{{</w:t>
-      </w:r>
-      <w:proofErr w:type="spellStart"/>
-      <w:r>
-        <w:rPr>
-          <w:rFonts w:ascii="TH SarabunIT๙" w:hAnsi="TH SarabunIT๙" w:cs="TH SarabunIT๙"/>
-          <w:sz w:val="32"/>
-        </w:rPr>
-        <w:t>school_name</w:t>
-      </w:r>
-      <w:proofErr w:type="spellEnd"/>
-      <w:r>
-        <w:rPr>
-          <w:rFonts w:ascii="TH SarabunIT๙" w:hAnsi="TH SarabunIT๙" w:cs="TH SarabunIT๙"/>
-          <w:sz w:val="32"/>
-        </w:rPr>
-        <w:t>}}</w:t>
+        <w:t>{{school_name}}</w:t>
       </w:r>
       <w:r>
         <w:rPr>
@@ -30719,23 +29093,7 @@
           <w:rFonts w:ascii="TH SarabunIT๙" w:hAnsi="TH SarabunIT๙" w:cs="TH SarabunIT๙"/>
           <w:sz w:val="32"/>
         </w:rPr>
-        <w:t>{{</w:t>
-      </w:r>
-      <w:proofErr w:type="spellStart"/>
-      <w:r>
-        <w:rPr>
-          <w:rFonts w:ascii="TH SarabunIT๙" w:hAnsi="TH SarabunIT๙" w:cs="TH SarabunIT๙"/>
-          <w:sz w:val="32"/>
-        </w:rPr>
-        <w:t>vendor_owner</w:t>
-      </w:r>
-      <w:proofErr w:type="spellEnd"/>
-      <w:r>
-        <w:rPr>
-          <w:rFonts w:ascii="TH SarabunIT๙" w:hAnsi="TH SarabunIT๙" w:cs="TH SarabunIT๙"/>
-          <w:sz w:val="32"/>
-        </w:rPr>
-        <w:t>}}</w:t>
+        <w:t>{{vendor_owner}}</w:t>
       </w:r>
     </w:p>
     <w:p>
@@ -31236,27 +29594,7 @@
           <w:sz w:val="32"/>
           <w:szCs w:val="32"/>
         </w:rPr>
-        <w:t>{{</w:t>
-      </w:r>
-      <w:proofErr w:type="spellStart"/>
-      <w:r>
-        <w:rPr>
-          <w:rFonts w:ascii="TH SarabunIT๙" w:hAnsi="TH SarabunIT๙" w:cs="TH SarabunIT๙"/>
-          <w:noProof/>
-          <w:sz w:val="32"/>
-          <w:szCs w:val="32"/>
-        </w:rPr>
-        <w:t>date_contract_signed</w:t>
-      </w:r>
-      <w:proofErr w:type="spellEnd"/>
-      <w:r>
-        <w:rPr>
-          <w:rFonts w:ascii="TH SarabunIT๙" w:hAnsi="TH SarabunIT๙" w:cs="TH SarabunIT๙"/>
-          <w:noProof/>
-          <w:sz w:val="32"/>
-          <w:szCs w:val="32"/>
-        </w:rPr>
-        <w:t>}}</w:t>
+        <w:t>{{date_contract_signed}}</w:t>
       </w:r>
       <w:r>
         <w:rPr>
@@ -31299,25 +29637,7 @@
           <w:sz w:val="32"/>
           <w:szCs w:val="32"/>
         </w:rPr>
-        <w:t>{{</w:t>
-      </w:r>
-      <w:proofErr w:type="spellStart"/>
-      <w:r>
-        <w:rPr>
-          <w:rFonts w:ascii="TH SarabunIT๙" w:hAnsi="TH SarabunIT๙" w:cs="TH SarabunIT๙"/>
-          <w:sz w:val="32"/>
-          <w:szCs w:val="32"/>
-        </w:rPr>
-        <w:t>school_name</w:t>
-      </w:r>
-      <w:proofErr w:type="spellEnd"/>
-      <w:r>
-        <w:rPr>
-          <w:rFonts w:ascii="TH SarabunIT๙" w:hAnsi="TH SarabunIT๙" w:cs="TH SarabunIT๙"/>
-          <w:sz w:val="32"/>
-          <w:szCs w:val="32"/>
-        </w:rPr>
-        <w:t>}}</w:t>
+        <w:t>{{school_name}}</w:t>
       </w:r>
       <w:r>
         <w:rPr>
@@ -31725,27 +30045,7 @@
           <w:sz w:val="32"/>
           <w:szCs w:val="32"/>
         </w:rPr>
-        <w:t>{{</w:t>
-      </w:r>
-      <w:proofErr w:type="spellStart"/>
-      <w:r>
-        <w:rPr>
-          <w:rFonts w:ascii="TH SarabunIT๙" w:hAnsi="TH SarabunIT๙" w:cs="TH SarabunIT๙"/>
-          <w:noProof/>
-          <w:sz w:val="32"/>
-          <w:szCs w:val="32"/>
-        </w:rPr>
-        <w:t>inspector_title_group</w:t>
-      </w:r>
-      <w:proofErr w:type="spellEnd"/>
-      <w:r>
-        <w:rPr>
-          <w:rFonts w:ascii="TH SarabunIT๙" w:hAnsi="TH SarabunIT๙" w:cs="TH SarabunIT๙"/>
-          <w:noProof/>
-          <w:sz w:val="32"/>
-          <w:szCs w:val="32"/>
-        </w:rPr>
-        <w:t>}}</w:t>
+        <w:t>{{inspector_title_group}}</w:t>
       </w:r>
       <w:r>
         <w:rPr>
@@ -31854,16 +30154,8 @@
           <w:sz w:val="32"/>
           <w:szCs w:val="32"/>
         </w:rPr>
-      </w:r>
-      <w:r>
-        <w:rPr>
-          <w:rFonts w:ascii="TH SarabunIT๙" w:eastAsiaTheme="minorHAnsi" w:hAnsi="TH SarabunIT๙" w:cs="TH SarabunIT๙"/>
-          <w:noProof/>
-          <w:sz w:val="32"/>
-          <w:szCs w:val="32"/>
-        </w:rPr>
         <w:pict w14:anchorId="6F098BDA">
-          <v:shape id="_x0000_i1174" type="#_x0000_t75" alt="" style="width:20pt;height:18.2pt;mso-width-percent:0;mso-height-percent:0;mso-width-percent:0;mso-height-percent:0">
+          <v:shape id="_x0000_i1030" type="#_x0000_t75" alt="" style="width:20.05pt;height:18.25pt;mso-width-percent:0;mso-height-percent:0;mso-width-percent:0;mso-height-percent:0">
             <v:imagedata r:id="rId10" o:title=""/>
           </v:shape>
         </w:pict>
@@ -31901,16 +30193,8 @@
           <w:sz w:val="32"/>
           <w:szCs w:val="32"/>
         </w:rPr>
-      </w:r>
-      <w:r>
-        <w:rPr>
-          <w:rFonts w:ascii="TH SarabunIT๙" w:eastAsiaTheme="minorHAnsi" w:hAnsi="TH SarabunIT๙" w:cs="TH SarabunIT๙"/>
-          <w:noProof/>
-          <w:sz w:val="32"/>
-          <w:szCs w:val="32"/>
-        </w:rPr>
         <w:pict w14:anchorId="71802F4A">
-          <v:shape id="_x0000_i1173" type="#_x0000_t75" alt="" style="width:20pt;height:18.2pt;mso-width-percent:0;mso-height-percent:0;mso-width-percent:0;mso-height-percent:0">
+          <v:shape id="_x0000_i1029" type="#_x0000_t75" alt="" style="width:20.05pt;height:18.25pt;mso-width-percent:0;mso-height-percent:0;mso-width-percent:0;mso-height-percent:0">
             <v:imagedata r:id="rId10" o:title=""/>
           </v:shape>
         </w:pict>
@@ -31948,16 +30232,8 @@
           <w:sz w:val="32"/>
           <w:szCs w:val="32"/>
         </w:rPr>
-      </w:r>
-      <w:r>
-        <w:rPr>
-          <w:rFonts w:ascii="TH SarabunIT๙" w:eastAsiaTheme="minorHAnsi" w:hAnsi="TH SarabunIT๙" w:cs="TH SarabunIT๙"/>
-          <w:noProof/>
-          <w:sz w:val="32"/>
-          <w:szCs w:val="32"/>
-        </w:rPr>
         <w:pict w14:anchorId="3044738F">
-          <v:shape id="_x0000_i1172" type="#_x0000_t75" alt="" style="width:20pt;height:18.2pt;mso-width-percent:0;mso-height-percent:0;mso-width-percent:0;mso-height-percent:0">
+          <v:shape id="_x0000_i1028" type="#_x0000_t75" alt="" style="width:20.05pt;height:18.25pt;mso-width-percent:0;mso-height-percent:0;mso-width-percent:0;mso-height-percent:0">
             <v:imagedata r:id="rId11" o:title=""/>
           </v:shape>
         </w:pict>
@@ -32013,16 +30289,8 @@
           <w:sz w:val="32"/>
           <w:szCs w:val="32"/>
         </w:rPr>
-      </w:r>
-      <w:r>
-        <w:rPr>
-          <w:rFonts w:ascii="TH SarabunIT๙" w:eastAsiaTheme="minorHAnsi" w:hAnsi="TH SarabunIT๙" w:cs="TH SarabunIT๙"/>
-          <w:noProof/>
-          <w:sz w:val="32"/>
-          <w:szCs w:val="32"/>
-        </w:rPr>
         <w:pict w14:anchorId="333F616C">
-          <v:shape id="_x0000_i1171" type="#_x0000_t75" alt="" style="width:20pt;height:18.2pt;mso-width-percent:0;mso-height-percent:0;mso-width-percent:0;mso-height-percent:0">
+          <v:shape id="_x0000_i1027" type="#_x0000_t75" alt="" style="width:20.05pt;height:18.25pt;mso-width-percent:0;mso-height-percent:0;mso-width-percent:0;mso-height-percent:0">
             <v:imagedata r:id="rId11" o:title=""/>
           </v:shape>
         </w:pict>
@@ -32060,16 +30328,8 @@
           <w:sz w:val="32"/>
           <w:szCs w:val="32"/>
         </w:rPr>
-      </w:r>
-      <w:r>
-        <w:rPr>
-          <w:rFonts w:ascii="TH SarabunIT๙" w:eastAsiaTheme="minorHAnsi" w:hAnsi="TH SarabunIT๙" w:cs="TH SarabunIT๙"/>
-          <w:noProof/>
-          <w:sz w:val="32"/>
-          <w:szCs w:val="32"/>
-        </w:rPr>
         <w:pict w14:anchorId="2A2CD880">
-          <v:shape id="_x0000_i1170" type="#_x0000_t75" alt="" style="width:20pt;height:18.2pt;mso-width-percent:0;mso-height-percent:0;mso-width-percent:0;mso-height-percent:0">
+          <v:shape id="_x0000_i1026" type="#_x0000_t75" alt="" style="width:20.05pt;height:18.25pt;mso-width-percent:0;mso-height-percent:0;mso-width-percent:0;mso-height-percent:0">
             <v:imagedata r:id="rId10" o:title=""/>
           </v:shape>
         </w:pict>
@@ -33014,7 +31274,7 @@
       <w:pPr>
         <w:spacing w:after="0" w:line="240" w:lineRule="auto"/>
         <w:rPr>
-          <w:rFonts w:ascii="TH SarabunIT๙" w:hAnsi="TH SarabunIT๙" w:cs="TH SarabunIT๙" w:hint="cs"/>
+          <w:rFonts w:ascii="TH SarabunIT๙" w:hAnsi="TH SarabunIT๙" w:cs="TH SarabunIT๙"/>
           <w:sz w:val="32"/>
           <w:szCs w:val="32"/>
         </w:rPr>
@@ -33043,19 +31303,11 @@
           <w:szCs w:val="32"/>
         </w:rPr>
         <w:lastRenderedPageBreak/>
-      </w:r>
-      <w:r>
-        <w:rPr>
-          <w:rFonts w:ascii="TH SarabunIT๙" w:hAnsi="TH SarabunIT๙" w:cs="TH SarabunIT๙"/>
-          <w:noProof/>
-          <w:sz w:val="32"/>
-          <w:szCs w:val="32"/>
-        </w:rPr>
         <w:object w:dxaOrig="1440" w:dyaOrig="1440" w14:anchorId="4554E1E1">
-          <v:shape id="_x0000_s1093" type="#_x0000_t75" alt="" style="position:absolute;left:0;text-align:left;margin-left:-.8pt;margin-top:-20.55pt;width:53.4pt;height:57.75pt;z-index:251662336;mso-wrap-edited:f;mso-width-percent:0;mso-height-percent:0;mso-position-horizontal-relative:text;mso-position-vertical-relative:text;mso-width-percent:0;mso-height-percent:0" fillcolor="window">
+          <v:shape id="_x0000_s1026" type="#_x0000_t75" alt="" style="position:absolute;left:0;text-align:left;margin-left:-.8pt;margin-top:-20.55pt;width:53.4pt;height:57.75pt;z-index:251662336;mso-wrap-edited:f;mso-width-percent:0;mso-height-percent:0;mso-position-horizontal-relative:text;mso-position-vertical-relative:text;mso-width-percent:0;mso-height-percent:0" fillcolor="window">
             <v:imagedata r:id="rId6" o:title=""/>
           </v:shape>
-          <o:OLEObject Type="Embed" ProgID="Word.Picture.8" ShapeID="_x0000_s1093" DrawAspect="Content" ObjectID="_1844533911" r:id="rId12"/>
+          <o:OLEObject Type="Embed" ProgID="Word.Picture.8" ShapeID="_x0000_s1026" DrawAspect="Content" ObjectID="_1844614382" r:id="rId12"/>
         </w:object>
       </w:r>
       <w:r>
@@ -33116,23 +31368,7 @@
           <w:rFonts w:ascii="TH SarabunIT๙" w:hAnsi="TH SarabunIT๙" w:cs="TH SarabunIT๙"/>
           <w:szCs w:val="32"/>
         </w:rPr>
-        <w:t>{{</w:t>
-      </w:r>
-      <w:proofErr w:type="spellStart"/>
-      <w:r>
-        <w:rPr>
-          <w:rFonts w:ascii="TH SarabunIT๙" w:hAnsi="TH SarabunIT๙" w:cs="TH SarabunIT๙"/>
-          <w:szCs w:val="32"/>
-        </w:rPr>
-        <w:t>school_name</w:t>
-      </w:r>
-      <w:proofErr w:type="spellEnd"/>
-      <w:r>
-        <w:rPr>
-          <w:rFonts w:ascii="TH SarabunIT๙" w:hAnsi="TH SarabunIT๙" w:cs="TH SarabunIT๙"/>
-          <w:szCs w:val="32"/>
-        </w:rPr>
-        <w:t>}}</w:t>
+        <w:t>{{school_name}}</w:t>
       </w:r>
       <w:r>
         <w:rPr>
@@ -33432,23 +31668,7 @@
           <w:rFonts w:ascii="TH SarabunIT๙" w:hAnsi="TH SarabunIT๙" w:cs="TH SarabunIT๙"/>
           <w:szCs w:val="32"/>
         </w:rPr>
-        <w:t>{{</w:t>
-      </w:r>
-      <w:proofErr w:type="spellStart"/>
-      <w:r>
-        <w:rPr>
-          <w:rFonts w:ascii="TH SarabunIT๙" w:hAnsi="TH SarabunIT๙" w:cs="TH SarabunIT๙"/>
-          <w:szCs w:val="32"/>
-        </w:rPr>
-        <w:t>school_name</w:t>
-      </w:r>
-      <w:proofErr w:type="spellEnd"/>
-      <w:r>
-        <w:rPr>
-          <w:rFonts w:ascii="TH SarabunIT๙" w:hAnsi="TH SarabunIT๙" w:cs="TH SarabunIT๙"/>
-          <w:szCs w:val="32"/>
-        </w:rPr>
-        <w:t>}}</w:t>
+        <w:t>{{school_name}}</w:t>
       </w:r>
       <w:r>
         <w:rPr>
@@ -33523,25 +31743,7 @@
           <w:sz w:val="32"/>
           <w:szCs w:val="32"/>
         </w:rPr>
-        <w:t>{{</w:t>
-      </w:r>
-      <w:proofErr w:type="spellStart"/>
-      <w:r>
-        <w:rPr>
-          <w:rFonts w:ascii="TH SarabunIT๙" w:hAnsi="TH SarabunIT๙" w:cs="TH SarabunIT๙"/>
-          <w:sz w:val="32"/>
-          <w:szCs w:val="32"/>
-        </w:rPr>
-        <w:t>school_name</w:t>
-      </w:r>
-      <w:proofErr w:type="spellEnd"/>
-      <w:r>
-        <w:rPr>
-          <w:rFonts w:ascii="TH SarabunIT๙" w:hAnsi="TH SarabunIT๙" w:cs="TH SarabunIT๙"/>
-          <w:sz w:val="32"/>
-          <w:szCs w:val="32"/>
-        </w:rPr>
-        <w:t>}}</w:t>
+        <w:t>{{school_name}}</w:t>
       </w:r>
       <w:r>
         <w:rPr>
@@ -33912,27 +32114,7 @@
           <w:sz w:val="32"/>
           <w:szCs w:val="32"/>
         </w:rPr>
-        <w:t>{{</w:t>
-      </w:r>
-      <w:proofErr w:type="spellStart"/>
-      <w:r>
-        <w:rPr>
-          <w:rFonts w:ascii="TH SarabunIT๙" w:hAnsi="TH SarabunIT๙" w:cs="TH SarabunIT๙"/>
-          <w:noProof/>
-          <w:sz w:val="32"/>
-          <w:szCs w:val="32"/>
-        </w:rPr>
-        <w:t>date_contract_signed</w:t>
-      </w:r>
-      <w:proofErr w:type="spellEnd"/>
-      <w:r>
-        <w:rPr>
-          <w:rFonts w:ascii="TH SarabunIT๙" w:hAnsi="TH SarabunIT๙" w:cs="TH SarabunIT๙"/>
-          <w:noProof/>
-          <w:sz w:val="32"/>
-          <w:szCs w:val="32"/>
-        </w:rPr>
-        <w:t>}}</w:t>
+        <w:t>{{date_contract_signed}}</w:t>
       </w:r>
       <w:r>
         <w:rPr>
@@ -35510,25 +33692,7 @@
           <w:sz w:val="32"/>
           <w:szCs w:val="32"/>
         </w:rPr>
-        <w:t>{{</w:t>
-      </w:r>
-      <w:proofErr w:type="spellStart"/>
-      <w:r>
-        <w:rPr>
-          <w:rFonts w:asciiTheme="majorBidi" w:hAnsiTheme="majorBidi" w:cstheme="majorBidi"/>
-          <w:sz w:val="32"/>
-          <w:szCs w:val="32"/>
-        </w:rPr>
-        <w:t>finance_officer</w:t>
-      </w:r>
-      <w:proofErr w:type="spellEnd"/>
-      <w:r>
-        <w:rPr>
-          <w:rFonts w:asciiTheme="majorBidi" w:hAnsiTheme="majorBidi" w:cstheme="majorBidi"/>
-          <w:sz w:val="32"/>
-          <w:szCs w:val="32"/>
-        </w:rPr>
-        <w:t>}}</w:t>
+        <w:t>{{finance_officer}}</w:t>
       </w:r>
       <w:r>
         <w:rPr>
@@ -35707,23 +33871,7 @@
           <w:rFonts w:ascii="TH SarabunIT๙" w:hAnsi="TH SarabunIT๙" w:cs="TH SarabunIT๙"/>
           <w:szCs w:val="32"/>
         </w:rPr>
-        <w:t>{{</w:t>
-      </w:r>
-      <w:proofErr w:type="spellStart"/>
-      <w:r>
-        <w:rPr>
-          <w:rFonts w:ascii="TH SarabunIT๙" w:hAnsi="TH SarabunIT๙" w:cs="TH SarabunIT๙"/>
-          <w:szCs w:val="32"/>
-        </w:rPr>
-        <w:t>director_name</w:t>
-      </w:r>
-      <w:proofErr w:type="spellEnd"/>
-      <w:r>
-        <w:rPr>
-          <w:rFonts w:ascii="TH SarabunIT๙" w:hAnsi="TH SarabunIT๙" w:cs="TH SarabunIT๙"/>
-          <w:szCs w:val="32"/>
-        </w:rPr>
-        <w:t>}}</w:t>
+        <w:t>{{director_name}}</w:t>
       </w:r>
       <w:r>
         <w:rPr>
@@ -35769,25 +33917,7 @@
           <w:sz w:val="32"/>
           <w:szCs w:val="32"/>
         </w:rPr>
-        <w:t>{{</w:t>
-      </w:r>
-      <w:proofErr w:type="spellStart"/>
-      <w:r>
-        <w:rPr>
-          <w:rFonts w:ascii="TH SarabunIT๙" w:hAnsi="TH SarabunIT๙" w:cs="TH SarabunIT๙"/>
-          <w:sz w:val="32"/>
-          <w:szCs w:val="32"/>
-        </w:rPr>
-        <w:t>school_name</w:t>
-      </w:r>
-      <w:proofErr w:type="spellEnd"/>
-      <w:r>
-        <w:rPr>
-          <w:rFonts w:ascii="TH SarabunIT๙" w:hAnsi="TH SarabunIT๙" w:cs="TH SarabunIT๙"/>
-          <w:sz w:val="32"/>
-          <w:szCs w:val="32"/>
-        </w:rPr>
-        <w:t>}}</w:t>
+        <w:t>{{school_name}}</w:t>
       </w:r>
       <w:r>
         <w:rPr>
@@ -35985,7 +34115,7 @@
                 <v:stroke joinstyle="miter"/>
                 <v:path gradientshapeok="t" o:connecttype="rect"/>
               </v:shapetype>
-              <v:shape id="Text Box 307" o:spid="_x0000_s1026" type="#_x0000_t202" style="position:absolute;left:0;text-align:left;margin-left:426.75pt;margin-top:-29.2pt;width:88.15pt;height:70.1pt;z-index:251659264;visibility:visible;mso-wrap-style:square;mso-width-percent:0;mso-height-percent:200;mso-wrap-distance-left:9pt;mso-wrap-distance-top:0;mso-wrap-distance-right:9pt;mso-wrap-distance-bottom:0;mso-position-horizontal:absolute;mso-position-horizontal-relative:text;mso-position-vertical:absolute;mso-position-vertical-relative:text;mso-width-percent:0;mso-height-percent:200;mso-width-relative:margin;mso-height-relative:margin;v-text-anchor:top" o:gfxdata="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" stroked="f">
+              <v:shape id="Text Box 307" o:spid="_x0000_s1026" type="#_x0000_t202" style="position:absolute;left:0;text-align:left;margin-left:426.75pt;margin-top:-29.2pt;width:88.15pt;height:70.1pt;z-index:251659264;visibility:visible;mso-wrap-style:square;mso-width-percent:0;mso-height-percent:200;mso-wrap-distance-left:9pt;mso-wrap-distance-top:0;mso-wrap-distance-right:9pt;mso-wrap-distance-bottom:0;mso-position-horizontal:absolute;mso-position-horizontal-relative:text;mso-position-vertical:absolute;mso-position-vertical-relative:text;mso-width-percent:0;mso-height-percent:200;mso-width-relative:margin;mso-height-relative:margin;v-text-anchor:top" o:gfxdata="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" stroked="f">
                 <v:textbox style="mso-fit-shape-to-text:t">
                   <w:txbxContent>
                     <w:p>
@@ -36117,23 +34247,7 @@
           <w:rFonts w:ascii="TH SarabunIT๙" w:hAnsi="TH SarabunIT๙" w:cs="TH SarabunIT๙"/>
           <w:szCs w:val="32"/>
         </w:rPr>
-        <w:t>{{</w:t>
-      </w:r>
-      <w:proofErr w:type="spellStart"/>
-      <w:r>
-        <w:rPr>
-          <w:rFonts w:ascii="TH SarabunIT๙" w:hAnsi="TH SarabunIT๙" w:cs="TH SarabunIT๙"/>
-          <w:szCs w:val="32"/>
-        </w:rPr>
-        <w:t>school_name</w:t>
-      </w:r>
-      <w:proofErr w:type="spellEnd"/>
-      <w:r>
-        <w:rPr>
-          <w:rFonts w:ascii="TH SarabunIT๙" w:hAnsi="TH SarabunIT๙" w:cs="TH SarabunIT๙"/>
-          <w:szCs w:val="32"/>
-        </w:rPr>
-        <w:t>}}</w:t>
+        <w:t>{{school_name}}</w:t>
       </w:r>
       <w:r>
         <w:rPr>
@@ -36156,62 +34270,30 @@
           <w:rFonts w:ascii="TH SarabunIT๙" w:eastAsia="Times New Roman" w:hAnsi="TH SarabunIT๙" w:cs="TH SarabunIT๙" w:hint="cs"/>
           <w:szCs w:val="32"/>
         </w:rPr>
-        <w:t>{{</w:t>
-      </w:r>
-      <w:proofErr w:type="spellStart"/>
+        <w:t>{{school_amphoe}}</w:t>
+      </w:r>
       <w:r>
         <w:rPr>
           <w:rFonts w:ascii="TH SarabunIT๙" w:eastAsia="Times New Roman" w:hAnsi="TH SarabunIT๙" w:cs="TH SarabunIT๙" w:hint="cs"/>
           <w:szCs w:val="32"/>
-        </w:rPr>
-        <w:t>school_amphoe</w:t>
-      </w:r>
-      <w:proofErr w:type="spellEnd"/>
+          <w:cs/>
+        </w:rPr>
+        <w:t xml:space="preserve"> </w:t>
+      </w:r>
+      <w:r>
+        <w:rPr>
+          <w:rFonts w:ascii="TH SarabunIT๙" w:eastAsia="Times New Roman" w:hAnsi="TH SarabunIT๙" w:hint="cs"/>
+          <w:szCs w:val="32"/>
+          <w:cs/>
+        </w:rPr>
+        <w:t>จังหวัด</w:t>
+      </w:r>
       <w:r>
         <w:rPr>
           <w:rFonts w:ascii="TH SarabunIT๙" w:eastAsia="Times New Roman" w:hAnsi="TH SarabunIT๙" w:cs="TH SarabunIT๙" w:hint="cs"/>
           <w:szCs w:val="32"/>
         </w:rPr>
-        <w:t>}}</w:t>
-      </w:r>
-      <w:r>
-        <w:rPr>
-          <w:rFonts w:ascii="TH SarabunIT๙" w:eastAsia="Times New Roman" w:hAnsi="TH SarabunIT๙" w:cs="TH SarabunIT๙" w:hint="cs"/>
-          <w:szCs w:val="32"/>
-          <w:cs/>
-        </w:rPr>
-        <w:t xml:space="preserve"> </w:t>
-      </w:r>
-      <w:r>
-        <w:rPr>
-          <w:rFonts w:ascii="TH SarabunIT๙" w:eastAsia="Times New Roman" w:hAnsi="TH SarabunIT๙" w:hint="cs"/>
-          <w:szCs w:val="32"/>
-          <w:cs/>
-        </w:rPr>
-        <w:t>จังหวัด</w:t>
-      </w:r>
-      <w:r>
-        <w:rPr>
-          <w:rFonts w:ascii="TH SarabunIT๙" w:eastAsia="Times New Roman" w:hAnsi="TH SarabunIT๙" w:cs="TH SarabunIT๙" w:hint="cs"/>
-          <w:szCs w:val="32"/>
-        </w:rPr>
-        <w:t>{{</w:t>
-      </w:r>
-      <w:proofErr w:type="spellStart"/>
-      <w:r>
-        <w:rPr>
-          <w:rFonts w:ascii="TH SarabunIT๙" w:eastAsia="Times New Roman" w:hAnsi="TH SarabunIT๙" w:cs="TH SarabunIT๙" w:hint="cs"/>
-          <w:szCs w:val="32"/>
-        </w:rPr>
-        <w:t>school_changwat</w:t>
-      </w:r>
-      <w:proofErr w:type="spellEnd"/>
-      <w:r>
-        <w:rPr>
-          <w:rFonts w:ascii="TH SarabunIT๙" w:eastAsia="Times New Roman" w:hAnsi="TH SarabunIT๙" w:cs="TH SarabunIT๙" w:hint="cs"/>
-          <w:szCs w:val="32"/>
-        </w:rPr>
-        <w:t>}}</w:t>
+        <w:t>{{school_changwat}}</w:t>
       </w:r>
     </w:p>
     <w:p>
@@ -36559,23 +34641,7 @@
                 <w:rFonts w:ascii="TH SarabunIT๙" w:eastAsia="Calibri" w:hAnsi="TH SarabunIT๙" w:cs="TH SarabunIT๙"/>
                 <w:szCs w:val="32"/>
               </w:rPr>
-              <w:t>{{</w:t>
-            </w:r>
-            <w:proofErr w:type="spellStart"/>
-            <w:r>
-              <w:rPr>
-                <w:rFonts w:ascii="TH SarabunIT๙" w:eastAsia="Calibri" w:hAnsi="TH SarabunIT๙" w:cs="TH SarabunIT๙"/>
-                <w:szCs w:val="32"/>
-              </w:rPr>
-              <w:t>idx</w:t>
-            </w:r>
-            <w:proofErr w:type="spellEnd"/>
-            <w:r>
-              <w:rPr>
-                <w:rFonts w:ascii="TH SarabunIT๙" w:eastAsia="Calibri" w:hAnsi="TH SarabunIT๙" w:cs="TH SarabunIT๙"/>
-                <w:szCs w:val="32"/>
-              </w:rPr>
-              <w:t>}}</w:t>
+              <w:t>{{idx}}</w:t>
             </w:r>
           </w:p>
         </w:tc>
@@ -36596,23 +34662,7 @@
                 <w:rFonts w:ascii="TH SarabunIT๙" w:eastAsia="Calibri" w:hAnsi="TH SarabunIT๙" w:cs="TH SarabunIT๙"/>
                 <w:szCs w:val="32"/>
               </w:rPr>
-              <w:t>{{</w:t>
-            </w:r>
-            <w:proofErr w:type="spellStart"/>
-            <w:r>
-              <w:rPr>
-                <w:rFonts w:ascii="TH SarabunIT๙" w:eastAsia="Calibri" w:hAnsi="TH SarabunIT๙" w:cs="TH SarabunIT๙"/>
-                <w:szCs w:val="32"/>
-              </w:rPr>
-              <w:t>item_name</w:t>
-            </w:r>
-            <w:proofErr w:type="spellEnd"/>
-            <w:r>
-              <w:rPr>
-                <w:rFonts w:ascii="TH SarabunIT๙" w:eastAsia="Calibri" w:hAnsi="TH SarabunIT๙" w:cs="TH SarabunIT๙"/>
-                <w:szCs w:val="32"/>
-              </w:rPr>
-              <w:t>}}</w:t>
+              <w:t>{{item_name}}</w:t>
             </w:r>
           </w:p>
         </w:tc>
@@ -36945,23 +34995,7 @@
                 <w:rFonts w:ascii="TH SarabunIT๙" w:hAnsi="TH SarabunIT๙" w:cs="TH SarabunIT๙"/>
                 <w:szCs w:val="32"/>
               </w:rPr>
-              <w:t>{{</w:t>
-            </w:r>
-            <w:proofErr w:type="spellStart"/>
-            <w:r>
-              <w:rPr>
-                <w:rFonts w:ascii="TH SarabunIT๙" w:hAnsi="TH SarabunIT๙" w:cs="TH SarabunIT๙"/>
-                <w:szCs w:val="32"/>
-              </w:rPr>
-              <w:t>director_name</w:t>
-            </w:r>
-            <w:proofErr w:type="spellEnd"/>
-            <w:r>
-              <w:rPr>
-                <w:rFonts w:ascii="TH SarabunIT๙" w:hAnsi="TH SarabunIT๙" w:cs="TH SarabunIT๙"/>
-                <w:szCs w:val="32"/>
-              </w:rPr>
-              <w:t>}}</w:t>
+              <w:t>{{director_name}}</w:t>
             </w:r>
             <w:r>
               <w:rPr>
@@ -37192,23 +35226,7 @@
                 <w:rFonts w:ascii="TH SarabunIT๙" w:hAnsi="TH SarabunIT๙" w:cs="TH SarabunIT๙"/>
                 <w:szCs w:val="32"/>
               </w:rPr>
-              <w:t>{{</w:t>
-            </w:r>
-            <w:proofErr w:type="spellStart"/>
-            <w:r>
-              <w:rPr>
-                <w:rFonts w:ascii="TH SarabunIT๙" w:hAnsi="TH SarabunIT๙" w:cs="TH SarabunIT๙"/>
-                <w:szCs w:val="32"/>
-              </w:rPr>
-              <w:t>procurement_officer</w:t>
-            </w:r>
-            <w:proofErr w:type="spellEnd"/>
-            <w:r>
-              <w:rPr>
-                <w:rFonts w:ascii="TH SarabunIT๙" w:hAnsi="TH SarabunIT๙" w:cs="TH SarabunIT๙"/>
-                <w:szCs w:val="32"/>
-              </w:rPr>
-              <w:t>}}</w:t>
+              <w:t>{{procurement_officer}}</w:t>
             </w:r>
             <w:r>
               <w:rPr>
@@ -37361,7 +35379,7 @@
     <w:p>
       <w:pPr>
         <w:rPr>
-          <w:rFonts w:ascii="TH SarabunIT๙" w:hAnsi="TH SarabunIT๙" w:cs="TH SarabunIT๙" w:hint="cs"/>
+          <w:rFonts w:ascii="TH SarabunIT๙" w:hAnsi="TH SarabunIT๙" w:cs="TH SarabunIT๙"/>
           <w:b/>
           <w:bCs/>
           <w:sz w:val="32"/>

--- a/assets/templates/master_template.docx
+++ b/assets/templates/master_template.docx
@@ -45,7 +45,7 @@
           <v:shape id="_x0000_s1028" type="#_x0000_t75" alt="" style="position:absolute;left:0;text-align:left;margin-left:-3.15pt;margin-top:-15.85pt;width:53.4pt;height:57.75pt;z-index:251663360;mso-wrap-edited:f;mso-width-percent:0;mso-height-percent:0;mso-position-horizontal-relative:text;mso-position-vertical-relative:text;mso-width-percent:0;mso-height-percent:0" fillcolor="window">
             <v:imagedata r:id="rId6" o:title=""/>
           </v:shape>
-          <o:OLEObject Type="Embed" ProgID="Word.Picture.8" ShapeID="_x0000_s1028" DrawAspect="Content" ObjectID="_1844614384" r:id="rId7"/>
+          <o:OLEObject Type="Embed" ProgID="Word.Picture.8" ShapeID="_x0000_s1028" DrawAspect="Content" ObjectID="_1844617255" r:id="rId7"/>
         </w:object>
       </w:r>
       <w:r>
@@ -2743,7 +2743,7 @@
               </wp:anchor>
             </w:drawing>
           </mc:Choice>
-          <mc:Fallback xmlns:w16du="http://schemas.microsoft.com/office/word/2023/wordml/word16du" xmlns:w16sdtfl="http://schemas.microsoft.com/office/word/2024/wordml/sdtformatlock">
+          <mc:Fallback xmlns:w16sdtfl="http://schemas.microsoft.com/office/word/2024/wordml/sdtformatlock" xmlns:w16du="http://schemas.microsoft.com/office/word/2023/wordml/word16du">
             <w:pict>
               <v:rect w14:anchorId="327BB130" id="สี่เหลี่ยมผืนผ้า 1" o:spid="_x0000_s1026" style="position:absolute;margin-left:277.5pt;margin-top:.7pt;width:19.2pt;height:16.8pt;z-index:251661312;visibility:visible;mso-wrap-style:square;mso-width-percent:0;mso-height-percent:0;mso-wrap-distance-left:9pt;mso-wrap-distance-top:0;mso-wrap-distance-right:9pt;mso-wrap-distance-bottom:0;mso-position-horizontal:absolute;mso-position-horizontal-relative:text;mso-position-vertical:absolute;mso-position-vertical-relative:text;mso-width-percent:0;mso-height-percent:0;mso-width-relative:margin;mso-height-relative:margin;v-text-anchor:middle" o:gfxdata="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" fillcolor="white [3201]" strokecolor="black [3200]" strokeweight="1pt"/>
             </w:pict>
@@ -2860,7 +2860,7 @@
               </wp:anchor>
             </w:drawing>
           </mc:Choice>
-          <mc:Fallback xmlns:w16du="http://schemas.microsoft.com/office/word/2023/wordml/word16du" xmlns:w16sdtfl="http://schemas.microsoft.com/office/word/2024/wordml/sdtformatlock">
+          <mc:Fallback xmlns:w16sdtfl="http://schemas.microsoft.com/office/word/2024/wordml/sdtformatlock" xmlns:w16du="http://schemas.microsoft.com/office/word/2023/wordml/word16du">
             <w:pict>
               <v:rect w14:anchorId="22A0BA45" id="สี่เหลี่ยมผืนผ้า 1" o:spid="_x0000_s1026" style="position:absolute;margin-left:276.9pt;margin-top:.9pt;width:19.8pt;height:16.8pt;z-index:251664384;visibility:visible;mso-wrap-style:square;mso-width-percent:0;mso-height-percent:0;mso-wrap-distance-left:9pt;mso-wrap-distance-top:0;mso-wrap-distance-right:9pt;mso-wrap-distance-bottom:0;mso-position-horizontal:absolute;mso-position-horizontal-relative:text;mso-position-vertical:absolute;mso-position-vertical-relative:text;mso-width-percent:0;mso-height-percent:0;mso-width-relative:margin;mso-height-relative:margin;v-text-anchor:middle" o:gfxdata="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" fillcolor="white [3201]" strokecolor="black [3200]" strokeweight="1pt"/>
             </w:pict>
@@ -3376,7 +3376,7 @@
           <v:shape id="_x0000_s1027" type="#_x0000_t75" alt="" style="position:absolute;left:0;text-align:left;margin-left:-1.5pt;margin-top:-20.3pt;width:53.4pt;height:57.75pt;z-index:251660288;mso-wrap-edited:f;mso-width-percent:0;mso-height-percent:0;mso-position-horizontal-relative:text;mso-position-vertical-relative:text;mso-width-percent:0;mso-height-percent:0" fillcolor="window">
             <v:imagedata r:id="rId6" o:title=""/>
           </v:shape>
-          <o:OLEObject Type="Embed" ProgID="Word.Picture.8" ShapeID="_x0000_s1027" DrawAspect="Content" ObjectID="_1844614383" r:id="rId8"/>
+          <o:OLEObject Type="Embed" ProgID="Word.Picture.8" ShapeID="_x0000_s1027" DrawAspect="Content" ObjectID="_1844617254" r:id="rId8"/>
         </w:object>
       </w:r>
       <w:r>
@@ -31307,7 +31307,7 @@
           <v:shape id="_x0000_s1026" type="#_x0000_t75" alt="" style="position:absolute;left:0;text-align:left;margin-left:-.8pt;margin-top:-20.55pt;width:53.4pt;height:57.75pt;z-index:251662336;mso-wrap-edited:f;mso-width-percent:0;mso-height-percent:0;mso-position-horizontal-relative:text;mso-position-vertical-relative:text;mso-width-percent:0;mso-height-percent:0" fillcolor="window">
             <v:imagedata r:id="rId6" o:title=""/>
           </v:shape>
-          <o:OLEObject Type="Embed" ProgID="Word.Picture.8" ShapeID="_x0000_s1026" DrawAspect="Content" ObjectID="_1844614382" r:id="rId12"/>
+          <o:OLEObject Type="Embed" ProgID="Word.Picture.8" ShapeID="_x0000_s1026" DrawAspect="Content" ObjectID="_1844617253" r:id="rId12"/>
         </w:object>
       </w:r>
       <w:r>
@@ -32699,24 +32699,7 @@
           <w:noProof/>
           <w:szCs w:val="32"/>
         </w:rPr>
-        <w:t>«</w:t>
-      </w:r>
-      <w:r>
-        <w:rPr>
-          <w:rFonts w:ascii="TH SarabunIT๙" w:hAnsi="TH SarabunIT๙" w:cs="TH SarabunIT๙"/>
-          <w:noProof/>
-          <w:szCs w:val="32"/>
-          <w:cs/>
-        </w:rPr>
-        <w:t>ใช้อะไรตรวจรับ</w:t>
-      </w:r>
-      <w:r>
-        <w:rPr>
-          <w:rFonts w:ascii="TH SarabunIT๙" w:hAnsi="TH SarabunIT๙" w:cs="TH SarabunIT๙"/>
-          <w:noProof/>
-          <w:szCs w:val="32"/>
-        </w:rPr>
-        <w:t>»</w:t>
+        <w:t>{{delivery_doc_type}}</w:t>
       </w:r>
       <w:r>
         <w:rPr>

--- a/assets/templates/master_template.docx
+++ b/assets/templates/master_template.docx
@@ -166,15 +166,7 @@
           <w:noProof/>
           <w:szCs w:val="32"/>
         </w:rPr>
-        <w:t xml:space="preserve"> </w:t>
-      </w:r>
-      <w:r>
-        <w:rPr>
-          <w:rFonts w:ascii="TH SarabunIT๙" w:hAnsi="TH SarabunIT๙" w:cs="TH SarabunIT๙"/>
-          <w:noProof/>
-          <w:szCs w:val="32"/>
-        </w:rPr>
-        <w:t>{{procurement_number}}</w:t>
+        <w:t xml:space="preserve"> {{procurement_number}}</w:t>
       </w:r>
       <w:r>
         <w:rPr>
@@ -223,15 +215,7 @@
           <w:noProof/>
           <w:szCs w:val="32"/>
         </w:rPr>
-        <w:t xml:space="preserve"> </w:t>
-      </w:r>
-      <w:r>
-        <w:rPr>
-          <w:rFonts w:ascii="TH SarabunIT๙" w:hAnsi="TH SarabunIT๙" w:cs="TH SarabunIT๙"/>
-          <w:noProof/>
-          <w:szCs w:val="32"/>
-        </w:rPr>
-        <w:t>{{date_memo_used}}</w:t>
+        <w:t xml:space="preserve"> {{date_memo_used}}</w:t>
       </w:r>
     </w:p>
     <w:p>
@@ -343,33 +327,7 @@
           <w:sz w:val="32"/>
           <w:szCs w:val="32"/>
         </w:rPr>
-        <w:t xml:space="preserve"> </w:t>
-      </w:r>
-      <w:r>
-        <w:rPr>
-          <w:rFonts w:ascii="TH SarabunIT๙" w:hAnsi="TH SarabunIT๙" w:cs="TH SarabunIT๙"/>
-          <w:sz w:val="32"/>
-          <w:szCs w:val="32"/>
-        </w:rPr>
-        <w:t>{{</w:t>
-      </w:r>
-      <w:proofErr w:type="spellStart"/>
-      <w:r>
-        <w:rPr>
-          <w:rFonts w:ascii="TH SarabunIT๙" w:hAnsi="TH SarabunIT๙" w:cs="TH SarabunIT๙"/>
-          <w:sz w:val="32"/>
-          <w:szCs w:val="32"/>
-        </w:rPr>
-        <w:t>school_name</w:t>
-      </w:r>
-      <w:proofErr w:type="spellEnd"/>
-      <w:r>
-        <w:rPr>
-          <w:rFonts w:ascii="TH SarabunIT๙" w:hAnsi="TH SarabunIT๙" w:cs="TH SarabunIT๙"/>
-          <w:sz w:val="32"/>
-          <w:szCs w:val="32"/>
-        </w:rPr>
-        <w:t>}}</w:t>
+        <w:t xml:space="preserve"> {{school_name}}</w:t>
       </w:r>
       <w:r>
         <w:rPr>
@@ -434,7 +392,16 @@
           <w:sz w:val="32"/>
           <w:szCs w:val="32"/>
         </w:rPr>
-        <w:t xml:space="preserve"> </w:t>
+        <w:t xml:space="preserve"> {{owner_name}}</w:t>
+      </w:r>
+      <w:r>
+        <w:rPr>
+          <w:rFonts w:ascii="TH SarabunIT๙" w:hAnsi="TH SarabunIT๙" w:cs="TH SarabunIT๙"/>
+          <w:sz w:val="32"/>
+          <w:szCs w:val="32"/>
+          <w:cs/>
+        </w:rPr>
+        <w:t xml:space="preserve"> ตำแหน่ง </w:t>
       </w:r>
       <w:r>
         <w:rPr>
@@ -443,24 +410,6 @@
           <w:sz w:val="32"/>
           <w:szCs w:val="32"/>
         </w:rPr>
-        <w:t>{{owner_name}}</w:t>
-      </w:r>
-      <w:r>
-        <w:rPr>
-          <w:rFonts w:ascii="TH SarabunIT๙" w:hAnsi="TH SarabunIT๙" w:cs="TH SarabunIT๙"/>
-          <w:sz w:val="32"/>
-          <w:szCs w:val="32"/>
-          <w:cs/>
-        </w:rPr>
-        <w:t xml:space="preserve"> ตำแหน่ง </w:t>
-      </w:r>
-      <w:r>
-        <w:rPr>
-          <w:rFonts w:ascii="TH SarabunIT๙" w:hAnsi="TH SarabunIT๙" w:cs="TH SarabunIT๙"/>
-          <w:noProof/>
-          <w:sz w:val="32"/>
-          <w:szCs w:val="32"/>
-        </w:rPr>
         <w:t>{{owner_position}}</w:t>
       </w:r>
       <w:r>
@@ -478,33 +427,7 @@
           <w:sz w:val="32"/>
           <w:szCs w:val="32"/>
         </w:rPr>
-        <w:t xml:space="preserve"> </w:t>
-      </w:r>
-      <w:r>
-        <w:rPr>
-          <w:rFonts w:ascii="TH SarabunIT๙" w:hAnsi="TH SarabunIT๙" w:cs="TH SarabunIT๙"/>
-          <w:sz w:val="32"/>
-          <w:szCs w:val="32"/>
-        </w:rPr>
-        <w:t>{{</w:t>
-      </w:r>
-      <w:proofErr w:type="spellStart"/>
-      <w:r>
-        <w:rPr>
-          <w:rFonts w:ascii="TH SarabunIT๙" w:hAnsi="TH SarabunIT๙" w:cs="TH SarabunIT๙"/>
-          <w:sz w:val="32"/>
-          <w:szCs w:val="32"/>
-        </w:rPr>
-        <w:t>school_name</w:t>
-      </w:r>
-      <w:proofErr w:type="spellEnd"/>
-      <w:r>
-        <w:rPr>
-          <w:rFonts w:ascii="TH SarabunIT๙" w:hAnsi="TH SarabunIT๙" w:cs="TH SarabunIT๙"/>
-          <w:sz w:val="32"/>
-          <w:szCs w:val="32"/>
-        </w:rPr>
-        <w:t>}}</w:t>
+        <w:t xml:space="preserve"> {{school_name}}</w:t>
       </w:r>
       <w:r>
         <w:rPr>
@@ -650,32 +573,8 @@
           <w:cs/>
         </w:rPr>
         <w:tab/>
-      </w:r>
-      <w:r>
-        <w:rPr>
-          <w:rFonts w:ascii="TH SarabunIT๙" w:hAnsi="TH SarabunIT๙" w:cs="TH SarabunIT๙"/>
-          <w:sz w:val="32"/>
-          <w:szCs w:val="32"/>
-          <w:cs/>
-        </w:rPr>
         <w:tab/>
-      </w:r>
-      <w:r>
-        <w:rPr>
-          <w:rFonts w:ascii="TH SarabunIT๙" w:hAnsi="TH SarabunIT๙" w:cs="TH SarabunIT๙"/>
-          <w:sz w:val="32"/>
-          <w:szCs w:val="32"/>
-          <w:cs/>
-        </w:rPr>
         <w:tab/>
-      </w:r>
-      <w:r>
-        <w:rPr>
-          <w:rFonts w:ascii="TH SarabunIT๙" w:hAnsi="TH SarabunIT๙" w:cs="TH SarabunIT๙"/>
-          <w:sz w:val="32"/>
-          <w:szCs w:val="32"/>
-          <w:cs/>
-        </w:rPr>
         <w:tab/>
         <w:t xml:space="preserve">              (ลงชื่อ)..............................................ผู้รับผิดชอบกิจกรรม</w:t>
       </w:r>
@@ -705,16 +604,7 @@
           <w:sz w:val="32"/>
           <w:szCs w:val="32"/>
         </w:rPr>
-        <w:t xml:space="preserve"> </w:t>
-      </w:r>
-      <w:r>
-        <w:rPr>
-          <w:rFonts w:ascii="TH SarabunIT๙" w:hAnsi="TH SarabunIT๙" w:cs="TH SarabunIT๙"/>
-          <w:noProof/>
-          <w:sz w:val="32"/>
-          <w:szCs w:val="32"/>
-        </w:rPr>
-        <w:t>{{owner_name}}</w:t>
+        <w:t xml:space="preserve"> {{owner_name}}</w:t>
       </w:r>
       <w:r>
         <w:rPr>
@@ -761,7 +651,92 @@
           <w:sz w:val="32"/>
           <w:szCs w:val="32"/>
         </w:rPr>
+        <w:t xml:space="preserve"> {{date_memo_used}}</w:t>
+      </w:r>
+    </w:p>
+    <w:p>
+      <w:pPr>
+        <w:spacing w:before="240"/>
+        <w:rPr>
+          <w:rFonts w:ascii="TH SarabunIT๙" w:hAnsi="TH SarabunIT๙" w:cs="TH SarabunIT๙"/>
+          <w:b/>
+          <w:bCs/>
+          <w:sz w:val="32"/>
+          <w:szCs w:val="32"/>
+        </w:rPr>
+      </w:pPr>
+      <w:r>
+        <w:rPr>
+          <w:rFonts w:ascii="TH SarabunIT๙" w:hAnsi="TH SarabunIT๙" w:cs="TH SarabunIT๙"/>
+          <w:b/>
+          <w:bCs/>
+          <w:sz w:val="32"/>
+          <w:szCs w:val="32"/>
+          <w:cs/>
+        </w:rPr>
+        <w:t>ความคิดเห็นเจ้าหน้าที่การเงินโรงเรียน</w:t>
+      </w:r>
+      <w:r>
+        <w:rPr>
+          <w:rFonts w:ascii="TH SarabunIT๙" w:hAnsi="TH SarabunIT๙" w:cs="TH SarabunIT๙"/>
+          <w:b/>
+          <w:bCs/>
+          <w:sz w:val="32"/>
+          <w:szCs w:val="32"/>
+        </w:rPr>
+        <w:t xml:space="preserve"> {{school_name}}</w:t>
+      </w:r>
+      <w:r>
+        <w:rPr>
+          <w:rFonts w:ascii="TH SarabunIT๙" w:hAnsi="TH SarabunIT๙" w:cs="TH SarabunIT๙"/>
+          <w:b/>
+          <w:bCs/>
+          <w:sz w:val="32"/>
+          <w:szCs w:val="32"/>
+          <w:cs/>
+        </w:rPr>
         <w:t xml:space="preserve"> </w:t>
+      </w:r>
+    </w:p>
+    <w:p>
+      <w:pPr>
+        <w:spacing w:after="0" w:line="240" w:lineRule="auto"/>
+        <w:jc w:val="thaiDistribute"/>
+        <w:rPr>
+          <w:rFonts w:ascii="TH SarabunIT๙" w:eastAsia="Calibri" w:hAnsi="TH SarabunIT๙" w:cs="TH SarabunIT๙"/>
+          <w:sz w:val="32"/>
+          <w:szCs w:val="32"/>
+          <w:u w:val="dotted"/>
+        </w:rPr>
+      </w:pPr>
+      <w:r>
+        <w:rPr>
+          <w:rFonts w:ascii="TH SarabunIT๙" w:hAnsi="TH SarabunIT๙" w:cs="TH SarabunIT๙"/>
+          <w:b/>
+          <w:bCs/>
+          <w:sz w:val="32"/>
+          <w:szCs w:val="32"/>
+          <w:cs/>
+        </w:rPr>
+        <w:tab/>
+      </w:r>
+      <w:r>
+        <w:rPr>
+          <w:rFonts w:ascii="TH SarabunIT๙" w:hAnsi="TH SarabunIT๙" w:cs="TH SarabunIT๙"/>
+          <w:sz w:val="32"/>
+          <w:szCs w:val="32"/>
+          <w:cs/>
+        </w:rPr>
+        <w:t>ได้ตรวจสอบแล้วตามแผนปฏิบัติราชการประจำปี ปรากฏว่า</w:t>
+      </w:r>
+      <w:r>
+        <w:rPr>
+          <w:rFonts w:ascii="TH SarabunIT๙" w:eastAsia="Calibri" w:hAnsi="TH SarabunIT๙" w:cs="TH SarabunIT๙"/>
+          <w:sz w:val="32"/>
+          <w:szCs w:val="32"/>
+          <w:cs/>
+        </w:rPr>
+        <w:t>โครงการ</w:t>
       </w:r>
       <w:r>
         <w:rPr>
@@ -770,12 +745,323 @@
           <w:sz w:val="32"/>
           <w:szCs w:val="32"/>
         </w:rPr>
-        <w:t>{{date_memo_used}}</w:t>
-      </w:r>
-    </w:p>
-    <w:p>
-      <w:pPr>
-        <w:spacing w:before="240"/>
+        <w:t>{{project_name}}</w:t>
+      </w:r>
+      <w:r>
+        <w:rPr>
+          <w:rFonts w:ascii="TH SarabunIT๙" w:hAnsi="TH SarabunIT๙" w:cs="TH SarabunIT๙"/>
+          <w:sz w:val="32"/>
+          <w:szCs w:val="32"/>
+          <w:cs/>
+        </w:rPr>
+        <w:t xml:space="preserve"> กิจกรรม</w:t>
+      </w:r>
+      <w:r>
+        <w:rPr>
+          <w:rFonts w:ascii="TH SarabunIT๙" w:hAnsi="TH SarabunIT๙" w:cs="TH SarabunIT๙"/>
+          <w:noProof/>
+          <w:sz w:val="32"/>
+          <w:szCs w:val="32"/>
+        </w:rPr>
+        <w:t>{{activity_name}}</w:t>
+      </w:r>
+      <w:r>
+        <w:rPr>
+          <w:rFonts w:ascii="TH SarabunIT๙" w:eastAsia="Calibri" w:hAnsi="TH SarabunIT๙" w:cs="TH SarabunIT๙"/>
+          <w:sz w:val="32"/>
+          <w:szCs w:val="32"/>
+          <w:u w:val="dotted"/>
+          <w:cs/>
+        </w:rPr>
+        <w:t xml:space="preserve"> </w:t>
+      </w:r>
+      <w:r>
+        <w:rPr>
+          <w:rFonts w:ascii="TH SarabunIT๙" w:hAnsi="TH SarabunIT๙" w:cs="TH SarabunIT๙"/>
+          <w:sz w:val="32"/>
+          <w:szCs w:val="32"/>
+          <w:cs/>
+        </w:rPr>
+        <w:t xml:space="preserve">มีงบประมาณดำเนินกิจกรรม จำนวน </w:t>
+      </w:r>
+      <w:r>
+        <w:rPr>
+          <w:rFonts w:ascii="TH SarabunIT๙" w:hAnsi="TH SarabunIT๙" w:cs="TH SarabunIT๙"/>
+          <w:noProof/>
+          <w:sz w:val="32"/>
+          <w:szCs w:val="32"/>
+        </w:rPr>
+        <w:t>{{allocated_amount}}</w:t>
+      </w:r>
+      <w:r>
+        <w:rPr>
+          <w:rFonts w:ascii="TH SarabunIT๙" w:hAnsi="TH SarabunIT๙" w:cs="TH SarabunIT๙"/>
+          <w:sz w:val="32"/>
+          <w:szCs w:val="32"/>
+          <w:cs/>
+        </w:rPr>
+        <w:t xml:space="preserve"> บาท ดำเนินการไปแล้ว </w:t>
+      </w:r>
+      <w:r>
+        <w:rPr>
+          <w:rFonts w:ascii="TH SarabunIT๙" w:hAnsi="TH SarabunIT๙" w:cs="TH SarabunIT๙"/>
+          <w:noProof/>
+          <w:sz w:val="32"/>
+          <w:szCs w:val="32"/>
+        </w:rPr>
+        <w:t>{{used_budget}}</w:t>
+      </w:r>
+      <w:r>
+        <w:rPr>
+          <w:rFonts w:ascii="TH SarabunIT๙" w:hAnsi="TH SarabunIT๙" w:cs="TH SarabunIT๙"/>
+          <w:sz w:val="32"/>
+          <w:szCs w:val="32"/>
+          <w:cs/>
+        </w:rPr>
+        <w:t xml:space="preserve"> บาท คงเหลือ </w:t>
+      </w:r>
+      <w:r>
+        <w:rPr>
+          <w:rFonts w:ascii="TH SarabunIT๙" w:hAnsi="TH SarabunIT๙" w:cs="TH SarabunIT๙"/>
+          <w:noProof/>
+          <w:sz w:val="32"/>
+          <w:szCs w:val="32"/>
+        </w:rPr>
+        <w:t>{{remaining_amount}}</w:t>
+      </w:r>
+      <w:r>
+        <w:rPr>
+          <w:rFonts w:ascii="TH SarabunIT๙" w:hAnsi="TH SarabunIT๙" w:cs="TH SarabunIT๙"/>
+          <w:sz w:val="32"/>
+          <w:szCs w:val="32"/>
+          <w:cs/>
+        </w:rPr>
+        <w:t xml:space="preserve"> บาท</w:t>
+      </w:r>
+    </w:p>
+    <w:p>
+      <w:pPr>
+        <w:spacing w:after="0" w:line="240" w:lineRule="auto"/>
+        <w:jc w:val="thaiDistribute"/>
+        <w:rPr>
+          <w:rFonts w:ascii="TH SarabunIT๙" w:eastAsia="Calibri" w:hAnsi="TH SarabunIT๙" w:cs="TH SarabunIT๙"/>
+          <w:sz w:val="32"/>
+          <w:szCs w:val="32"/>
+          <w:u w:val="dotted"/>
+        </w:rPr>
+      </w:pPr>
+      <w:r>
+        <w:rPr>
+          <w:rFonts w:ascii="TH SarabunIT๙" w:hAnsi="TH SarabunIT๙" w:cs="TH SarabunIT๙"/>
+          <w:sz w:val="32"/>
+          <w:szCs w:val="32"/>
+          <w:cs/>
+        </w:rPr>
+        <w:tab/>
+        <w:t>จึงเรียนมาเพื่อขออนุมัติ</w:t>
+      </w:r>
+      <w:r>
+        <w:rPr>
+          <w:rFonts w:ascii="TH SarabunIT๙" w:hAnsi="TH SarabunIT๙" w:cs="TH SarabunIT๙" w:hint="cs"/>
+          <w:sz w:val="32"/>
+          <w:szCs w:val="32"/>
+          <w:cs/>
+        </w:rPr>
+        <w:t>ขอใช้งบประมาณ</w:t>
+      </w:r>
+      <w:r>
+        <w:rPr>
+          <w:rFonts w:ascii="TH SarabunIT๙" w:eastAsia="Calibri" w:hAnsi="TH SarabunIT๙" w:cs="TH SarabunIT๙"/>
+          <w:sz w:val="32"/>
+          <w:szCs w:val="32"/>
+          <w:cs/>
+        </w:rPr>
+        <w:t>โครงการ</w:t>
+      </w:r>
+      <w:r>
+        <w:rPr>
+          <w:rFonts w:ascii="TH SarabunIT๙" w:eastAsia="Calibri" w:hAnsi="TH SarabunIT๙" w:cs="TH SarabunIT๙"/>
+          <w:noProof/>
+          <w:sz w:val="32"/>
+          <w:szCs w:val="32"/>
+        </w:rPr>
+        <w:t>{{project_name}}</w:t>
+      </w:r>
+      <w:r>
+        <w:rPr>
+          <w:rFonts w:ascii="TH SarabunIT๙" w:hAnsi="TH SarabunIT๙" w:cs="TH SarabunIT๙"/>
+          <w:sz w:val="32"/>
+          <w:szCs w:val="32"/>
+          <w:cs/>
+        </w:rPr>
+        <w:t xml:space="preserve"> กิจกรรม</w:t>
+      </w:r>
+      <w:r>
+        <w:rPr>
+          <w:rFonts w:ascii="TH SarabunIT๙" w:hAnsi="TH SarabunIT๙" w:cs="TH SarabunIT๙"/>
+          <w:noProof/>
+          <w:sz w:val="32"/>
+          <w:szCs w:val="32"/>
+        </w:rPr>
+        <w:t>{{activity_name}}</w:t>
+      </w:r>
+      <w:r>
+        <w:rPr>
+          <w:rFonts w:ascii="TH SarabunIT๙" w:eastAsia="Calibri" w:hAnsi="TH SarabunIT๙" w:cs="TH SarabunIT๙"/>
+          <w:sz w:val="32"/>
+          <w:szCs w:val="32"/>
+          <w:u w:val="dotted"/>
+          <w:cs/>
+        </w:rPr>
+        <w:t xml:space="preserve"> </w:t>
+      </w:r>
+      <w:r>
+        <w:rPr>
+          <w:rFonts w:ascii="TH SarabunIT๙" w:hAnsi="TH SarabunIT๙" w:cs="TH SarabunIT๙"/>
+          <w:sz w:val="32"/>
+          <w:szCs w:val="32"/>
+          <w:cs/>
+        </w:rPr>
+        <w:t xml:space="preserve">ครั้งนี้เป็นจำนวนเงิน </w:t>
+      </w:r>
+      <w:r>
+        <w:rPr>
+          <w:rFonts w:ascii="TH SarabunIT๙" w:hAnsi="TH SarabunIT๙" w:cs="TH SarabunIT๙"/>
+          <w:noProof/>
+          <w:sz w:val="32"/>
+          <w:szCs w:val="32"/>
+        </w:rPr>
+        <w:t>{{current_order_price}}</w:t>
+      </w:r>
+      <w:r>
+        <w:rPr>
+          <w:rFonts w:ascii="TH SarabunIT๙" w:hAnsi="TH SarabunIT๙" w:cs="TH SarabunIT๙"/>
+          <w:sz w:val="32"/>
+          <w:szCs w:val="32"/>
+          <w:cs/>
+        </w:rPr>
+        <w:t xml:space="preserve"> บาท</w:t>
+      </w:r>
+    </w:p>
+    <w:p>
+      <w:pPr>
+        <w:spacing w:after="0"/>
+        <w:rPr>
+          <w:rFonts w:ascii="TH SarabunIT๙" w:hAnsi="TH SarabunIT๙" w:cs="TH SarabunIT๙"/>
+          <w:sz w:val="32"/>
+          <w:szCs w:val="32"/>
+        </w:rPr>
+      </w:pPr>
+    </w:p>
+    <w:p>
+      <w:pPr>
+        <w:spacing w:after="0"/>
+        <w:ind w:right="-874"/>
+        <w:rPr>
+          <w:rFonts w:ascii="TH SarabunIT๙" w:hAnsi="TH SarabunIT๙" w:cs="TH SarabunIT๙"/>
+          <w:sz w:val="32"/>
+          <w:szCs w:val="32"/>
+        </w:rPr>
+      </w:pPr>
+      <w:r>
+        <w:rPr>
+          <w:rFonts w:ascii="TH SarabunIT๙" w:hAnsi="TH SarabunIT๙" w:cs="TH SarabunIT๙"/>
+          <w:sz w:val="32"/>
+          <w:szCs w:val="32"/>
+          <w:cs/>
+        </w:rPr>
+        <w:t xml:space="preserve"> </w:t>
+        <w:tab/>
+        <w:tab/>
+        <w:tab/>
+        <w:tab/>
+        <w:tab/>
+        <w:tab/>
+        <w:t xml:space="preserve">(ลงชื่อ).............................................เจ้าหน้าที่การเงิน </w:t>
+      </w:r>
+    </w:p>
+    <w:p>
+      <w:pPr>
+        <w:spacing w:after="0"/>
+        <w:rPr>
+          <w:rFonts w:ascii="TH SarabunIT๙" w:hAnsi="TH SarabunIT๙" w:cs="TH SarabunIT๙"/>
+          <w:sz w:val="32"/>
+          <w:szCs w:val="32"/>
+        </w:rPr>
+      </w:pPr>
+      <w:r>
+        <w:rPr>
+          <w:rFonts w:ascii="TH SarabunIT๙" w:hAnsi="TH SarabunIT๙" w:cs="TH SarabunIT๙"/>
+          <w:sz w:val="32"/>
+          <w:szCs w:val="32"/>
+          <w:cs/>
+        </w:rPr>
+        <w:tab/>
+        <w:tab/>
+        <w:tab/>
+        <w:t xml:space="preserve">          </w:t>
+        <w:tab/>
+      </w:r>
+      <w:r>
+        <w:rPr>
+          <w:rFonts w:ascii="TH SarabunIT๙" w:hAnsi="TH SarabunIT๙" w:cs="TH SarabunIT๙" w:hint="cs"/>
+          <w:sz w:val="32"/>
+          <w:szCs w:val="32"/>
+          <w:cs/>
+        </w:rPr>
+        <w:tab/>
+        <w:t xml:space="preserve">                </w:t>
+      </w:r>
+      <w:r>
+        <w:rPr>
+          <w:rFonts w:ascii="TH SarabunIT๙" w:hAnsi="TH SarabunIT๙" w:cs="TH SarabunIT๙"/>
+          <w:sz w:val="32"/>
+          <w:szCs w:val="32"/>
+          <w:cs/>
+        </w:rPr>
+        <w:t xml:space="preserve"> </w:t>
+      </w:r>
+      <w:r>
+        <w:rPr>
+          <w:rFonts w:ascii="TH SarabunIT๙" w:hAnsi="TH SarabunIT๙" w:cs="TH SarabunIT๙" w:hint="cs"/>
+          <w:sz w:val="32"/>
+          <w:szCs w:val="32"/>
+          <w:cs/>
+        </w:rPr>
+        <w:t xml:space="preserve">     </w:t>
+      </w:r>
+      <w:r>
+        <w:rPr>
+          <w:rFonts w:ascii="TH SarabunIT๙" w:hAnsi="TH SarabunIT๙" w:cs="TH SarabunIT๙"/>
+          <w:sz w:val="32"/>
+          <w:szCs w:val="32"/>
+          <w:cs/>
+        </w:rPr>
+        <w:t>(</w:t>
+      </w:r>
+      <w:r>
+        <w:rPr>
+          <w:rFonts w:ascii="TH SarabunIT๙" w:hAnsi="TH SarabunIT๙" w:cs="TH SarabunIT๙"/>
+          <w:noProof/>
+          <w:sz w:val="32"/>
+          <w:szCs w:val="32"/>
+        </w:rPr>
+        <w:t>{{finance_officer}}</w:t>
+      </w:r>
+      <w:r>
+        <w:rPr>
+          <w:rFonts w:ascii="TH SarabunIT๙" w:hAnsi="TH SarabunIT๙" w:cs="TH SarabunIT๙"/>
+          <w:sz w:val="32"/>
+          <w:szCs w:val="32"/>
+          <w:cs/>
+        </w:rPr>
+        <w:t>)</w:t>
+      </w:r>
+    </w:p>
+    <w:p>
+      <w:pPr>
+        <w:spacing w:after="0"/>
+        <w:ind w:right="-964"/>
         <w:rPr>
           <w:rFonts w:ascii="TH SarabunIT๙" w:hAnsi="TH SarabunIT๙" w:cs="TH SarabunIT๙"/>
           <w:b/>
@@ -787,15 +1073,44 @@
       <w:r>
         <w:rPr>
           <w:rFonts w:ascii="TH SarabunIT๙" w:hAnsi="TH SarabunIT๙" w:cs="TH SarabunIT๙"/>
+          <w:sz w:val="32"/>
+          <w:szCs w:val="32"/>
+          <w:cs/>
+        </w:rPr>
+        <w:t xml:space="preserve">                     </w:t>
+        <w:tab/>
+        <w:tab/>
+        <w:tab/>
+        <w:tab/>
+        <w:t xml:space="preserve">           </w:t>
+      </w:r>
+      <w:r>
+        <w:rPr>
+          <w:rFonts w:ascii="TH SarabunIT๙" w:hAnsi="TH SarabunIT๙" w:cs="TH SarabunIT๙"/>
+          <w:noProof/>
+          <w:sz w:val="32"/>
+          <w:szCs w:val="32"/>
+        </w:rPr>
+        <w:t xml:space="preserve"> {{date_memo_used}}</w:t>
+      </w:r>
+    </w:p>
+    <w:p>
+      <w:pPr>
+        <w:spacing w:after="0"/>
+        <w:ind w:right="-874"/>
+        <w:rPr>
+          <w:rFonts w:ascii="TH SarabunIT๙" w:hAnsi="TH SarabunIT๙" w:cs="TH SarabunIT๙"/>
           <w:b/>
           <w:bCs/>
           <w:sz w:val="32"/>
           <w:szCs w:val="32"/>
-          <w:cs/>
-        </w:rPr>
-        <w:t>ความคิดเห็นเจ้าหน้าที่การเงินโรงเรียน</w:t>
-      </w:r>
-      <w:r>
+        </w:rPr>
+      </w:pPr>
+    </w:p>
+    <w:p>
+      <w:pPr>
+        <w:spacing w:after="0"/>
+        <w:ind w:right="-874"/>
         <w:rPr>
           <w:rFonts w:ascii="TH SarabunIT๙" w:hAnsi="TH SarabunIT๙" w:cs="TH SarabunIT๙"/>
           <w:b/>
@@ -803,8 +1118,7 @@
           <w:sz w:val="32"/>
           <w:szCs w:val="32"/>
         </w:rPr>
-        <w:t xml:space="preserve"> </w:t>
-      </w:r>
+      </w:pPr>
       <w:r>
         <w:rPr>
           <w:rFonts w:ascii="TH SarabunIT๙" w:hAnsi="TH SarabunIT๙" w:cs="TH SarabunIT๙"/>
@@ -812,11 +1126,20 @@
           <w:bCs/>
           <w:sz w:val="32"/>
           <w:szCs w:val="32"/>
-        </w:rPr>
-        <w:t>{{</w:t>
-      </w:r>
-      <w:proofErr w:type="spellStart"/>
-      <w:r>
+          <w:cs/>
+        </w:rPr>
+        <w:tab/>
+        <w:tab/>
+        <w:tab/>
+        <w:tab/>
+        <w:tab/>
+        <w:tab/>
+        <w:t xml:space="preserve">ความคิดเห็นของผู้บริหาร </w:t>
+      </w:r>
+    </w:p>
+    <w:p>
+      <w:pPr>
+        <w:spacing w:after="0"/>
         <w:rPr>
           <w:rFonts w:ascii="TH SarabunIT๙" w:hAnsi="TH SarabunIT๙" w:cs="TH SarabunIT๙"/>
           <w:b/>
@@ -824,9 +1147,7 @@
           <w:sz w:val="32"/>
           <w:szCs w:val="32"/>
         </w:rPr>
-        <w:t>school_name</w:t>
-      </w:r>
-      <w:proofErr w:type="spellEnd"/>
+      </w:pPr>
       <w:r>
         <w:rPr>
           <w:rFonts w:ascii="TH SarabunIT๙" w:hAnsi="TH SarabunIT๙" w:cs="TH SarabunIT๙"/>
@@ -834,654 +1155,9 @@
           <w:bCs/>
           <w:sz w:val="32"/>
           <w:szCs w:val="32"/>
-        </w:rPr>
-        <w:t>}}</w:t>
-      </w:r>
-      <w:r>
-        <w:rPr>
-          <w:rFonts w:ascii="TH SarabunIT๙" w:hAnsi="TH SarabunIT๙" w:cs="TH SarabunIT๙"/>
-          <w:b/>
-          <w:bCs/>
-          <w:sz w:val="32"/>
-          <w:szCs w:val="32"/>
-          <w:cs/>
-        </w:rPr>
-        <w:t xml:space="preserve"> </w:t>
-      </w:r>
-    </w:p>
-    <w:p>
-      <w:pPr>
-        <w:spacing w:after="0" w:line="240" w:lineRule="auto"/>
-        <w:jc w:val="thaiDistribute"/>
-        <w:rPr>
-          <w:rFonts w:ascii="TH SarabunIT๙" w:eastAsia="Calibri" w:hAnsi="TH SarabunIT๙" w:cs="TH SarabunIT๙"/>
-          <w:sz w:val="32"/>
-          <w:szCs w:val="32"/>
-          <w:u w:val="dotted"/>
-        </w:rPr>
-      </w:pPr>
-      <w:r>
-        <w:rPr>
-          <w:rFonts w:ascii="TH SarabunIT๙" w:hAnsi="TH SarabunIT๙" w:cs="TH SarabunIT๙"/>
-          <w:b/>
-          <w:bCs/>
-          <w:sz w:val="32"/>
-          <w:szCs w:val="32"/>
-          <w:cs/>
-        </w:rPr>
-        <w:tab/>
-      </w:r>
-      <w:r>
-        <w:rPr>
-          <w:rFonts w:ascii="TH SarabunIT๙" w:hAnsi="TH SarabunIT๙" w:cs="TH SarabunIT๙"/>
-          <w:sz w:val="32"/>
-          <w:szCs w:val="32"/>
-          <w:cs/>
-        </w:rPr>
-        <w:t>ได้ตรวจสอบแล้วตามแผนปฏิบัติราชการประจำปี ปรากฏว่า</w:t>
-      </w:r>
-      <w:r>
-        <w:rPr>
-          <w:rFonts w:ascii="TH SarabunIT๙" w:eastAsia="Calibri" w:hAnsi="TH SarabunIT๙" w:cs="TH SarabunIT๙"/>
-          <w:sz w:val="32"/>
-          <w:szCs w:val="32"/>
-          <w:cs/>
-        </w:rPr>
-        <w:t>โครงการ</w:t>
-      </w:r>
-      <w:r>
-        <w:rPr>
-          <w:rFonts w:ascii="TH SarabunIT๙" w:eastAsia="Calibri" w:hAnsi="TH SarabunIT๙" w:cs="TH SarabunIT๙"/>
-          <w:noProof/>
-          <w:sz w:val="32"/>
-          <w:szCs w:val="32"/>
-        </w:rPr>
-        <w:t>{{project_name}}</w:t>
-      </w:r>
-      <w:r>
-        <w:rPr>
-          <w:rFonts w:ascii="TH SarabunIT๙" w:hAnsi="TH SarabunIT๙" w:cs="TH SarabunIT๙"/>
-          <w:sz w:val="32"/>
-          <w:szCs w:val="32"/>
-          <w:cs/>
-        </w:rPr>
-        <w:t xml:space="preserve"> กิจกรรม</w:t>
-      </w:r>
-      <w:r>
-        <w:rPr>
-          <w:rFonts w:ascii="TH SarabunIT๙" w:hAnsi="TH SarabunIT๙" w:cs="TH SarabunIT๙"/>
-          <w:noProof/>
-          <w:sz w:val="32"/>
-          <w:szCs w:val="32"/>
-        </w:rPr>
-        <w:t>{{activity_name}}</w:t>
-      </w:r>
-      <w:r>
-        <w:rPr>
-          <w:rFonts w:ascii="TH SarabunIT๙" w:eastAsia="Calibri" w:hAnsi="TH SarabunIT๙" w:cs="TH SarabunIT๙"/>
-          <w:sz w:val="32"/>
-          <w:szCs w:val="32"/>
-          <w:u w:val="dotted"/>
-          <w:cs/>
-        </w:rPr>
-        <w:t xml:space="preserve"> </w:t>
-      </w:r>
-      <w:r>
-        <w:rPr>
-          <w:rFonts w:ascii="TH SarabunIT๙" w:hAnsi="TH SarabunIT๙" w:cs="TH SarabunIT๙"/>
-          <w:sz w:val="32"/>
-          <w:szCs w:val="32"/>
-          <w:cs/>
-        </w:rPr>
-        <w:t xml:space="preserve">มีงบประมาณดำเนินกิจกรรม จำนวน </w:t>
-      </w:r>
-      <w:r>
-        <w:rPr>
-          <w:rFonts w:ascii="TH SarabunIT๙" w:hAnsi="TH SarabunIT๙" w:cs="TH SarabunIT๙"/>
-          <w:noProof/>
-          <w:sz w:val="32"/>
-          <w:szCs w:val="32"/>
-        </w:rPr>
-        <w:t>{{allocated_amount}}</w:t>
-      </w:r>
-      <w:r>
-        <w:rPr>
-          <w:rFonts w:ascii="TH SarabunIT๙" w:hAnsi="TH SarabunIT๙" w:cs="TH SarabunIT๙"/>
-          <w:sz w:val="32"/>
-          <w:szCs w:val="32"/>
-          <w:cs/>
-        </w:rPr>
-        <w:t xml:space="preserve"> บาท ดำเนินการไปแล้ว </w:t>
-      </w:r>
-      <w:r>
-        <w:rPr>
-          <w:rFonts w:ascii="TH SarabunIT๙" w:hAnsi="TH SarabunIT๙" w:cs="TH SarabunIT๙"/>
-          <w:noProof/>
-          <w:sz w:val="32"/>
-          <w:szCs w:val="32"/>
-        </w:rPr>
-        <w:t>{{used_budget}}</w:t>
-      </w:r>
-      <w:r>
-        <w:rPr>
-          <w:rFonts w:ascii="TH SarabunIT๙" w:hAnsi="TH SarabunIT๙" w:cs="TH SarabunIT๙"/>
-          <w:sz w:val="32"/>
-          <w:szCs w:val="32"/>
-          <w:cs/>
-        </w:rPr>
-        <w:t xml:space="preserve"> บาท คงเหลือ </w:t>
-      </w:r>
-      <w:r>
-        <w:rPr>
-          <w:rFonts w:ascii="TH SarabunIT๙" w:hAnsi="TH SarabunIT๙" w:cs="TH SarabunIT๙"/>
-          <w:noProof/>
-          <w:sz w:val="32"/>
-          <w:szCs w:val="32"/>
-        </w:rPr>
-        <w:t>{{remaining_amount}}</w:t>
-      </w:r>
-      <w:r>
-        <w:rPr>
-          <w:rFonts w:ascii="TH SarabunIT๙" w:hAnsi="TH SarabunIT๙" w:cs="TH SarabunIT๙"/>
-          <w:sz w:val="32"/>
-          <w:szCs w:val="32"/>
-          <w:cs/>
-        </w:rPr>
-        <w:t xml:space="preserve"> บาท</w:t>
-      </w:r>
-    </w:p>
-    <w:p>
-      <w:pPr>
-        <w:spacing w:after="0" w:line="240" w:lineRule="auto"/>
-        <w:jc w:val="thaiDistribute"/>
-        <w:rPr>
-          <w:rFonts w:ascii="TH SarabunIT๙" w:eastAsia="Calibri" w:hAnsi="TH SarabunIT๙" w:cs="TH SarabunIT๙"/>
-          <w:sz w:val="32"/>
-          <w:szCs w:val="32"/>
-          <w:u w:val="dotted"/>
-        </w:rPr>
-      </w:pPr>
-      <w:r>
-        <w:rPr>
-          <w:rFonts w:ascii="TH SarabunIT๙" w:hAnsi="TH SarabunIT๙" w:cs="TH SarabunIT๙"/>
-          <w:sz w:val="32"/>
-          <w:szCs w:val="32"/>
-          <w:cs/>
-        </w:rPr>
-        <w:tab/>
-        <w:t>จึงเรียนมาเพื่อขออนุมัติ</w:t>
-      </w:r>
-      <w:r>
-        <w:rPr>
-          <w:rFonts w:ascii="TH SarabunIT๙" w:hAnsi="TH SarabunIT๙" w:cs="TH SarabunIT๙" w:hint="cs"/>
-          <w:sz w:val="32"/>
-          <w:szCs w:val="32"/>
-          <w:cs/>
-        </w:rPr>
-        <w:t>ขอใช้งบประมาณ</w:t>
-      </w:r>
-      <w:r>
-        <w:rPr>
-          <w:rFonts w:ascii="TH SarabunIT๙" w:eastAsia="Calibri" w:hAnsi="TH SarabunIT๙" w:cs="TH SarabunIT๙"/>
-          <w:sz w:val="32"/>
-          <w:szCs w:val="32"/>
-          <w:cs/>
-        </w:rPr>
-        <w:t>โครงการ</w:t>
-      </w:r>
-      <w:r>
-        <w:rPr>
-          <w:rFonts w:ascii="TH SarabunIT๙" w:eastAsia="Calibri" w:hAnsi="TH SarabunIT๙" w:cs="TH SarabunIT๙"/>
-          <w:noProof/>
-          <w:sz w:val="32"/>
-          <w:szCs w:val="32"/>
-        </w:rPr>
-        <w:t>{{project_name}}</w:t>
-      </w:r>
-      <w:r>
-        <w:rPr>
-          <w:rFonts w:ascii="TH SarabunIT๙" w:hAnsi="TH SarabunIT๙" w:cs="TH SarabunIT๙"/>
-          <w:sz w:val="32"/>
-          <w:szCs w:val="32"/>
-          <w:cs/>
-        </w:rPr>
-        <w:t xml:space="preserve"> กิจกรรม</w:t>
-      </w:r>
-      <w:r>
-        <w:rPr>
-          <w:rFonts w:ascii="TH SarabunIT๙" w:hAnsi="TH SarabunIT๙" w:cs="TH SarabunIT๙"/>
-          <w:noProof/>
-          <w:sz w:val="32"/>
-          <w:szCs w:val="32"/>
-        </w:rPr>
-        <w:t>{{activity_name}}</w:t>
-      </w:r>
-      <w:r>
-        <w:rPr>
-          <w:rFonts w:ascii="TH SarabunIT๙" w:eastAsia="Calibri" w:hAnsi="TH SarabunIT๙" w:cs="TH SarabunIT๙"/>
-          <w:sz w:val="32"/>
-          <w:szCs w:val="32"/>
-          <w:u w:val="dotted"/>
-          <w:cs/>
-        </w:rPr>
-        <w:t xml:space="preserve"> </w:t>
-      </w:r>
-      <w:r>
-        <w:rPr>
-          <w:rFonts w:ascii="TH SarabunIT๙" w:hAnsi="TH SarabunIT๙" w:cs="TH SarabunIT๙"/>
-          <w:sz w:val="32"/>
-          <w:szCs w:val="32"/>
-          <w:cs/>
-        </w:rPr>
-        <w:t xml:space="preserve">ครั้งนี้เป็นจำนวนเงิน </w:t>
-      </w:r>
-      <w:r>
-        <w:rPr>
-          <w:rFonts w:ascii="TH SarabunIT๙" w:hAnsi="TH SarabunIT๙" w:cs="TH SarabunIT๙"/>
-          <w:noProof/>
-          <w:sz w:val="32"/>
-          <w:szCs w:val="32"/>
-        </w:rPr>
-        <w:t>{{current_order_price}}</w:t>
-      </w:r>
-      <w:r>
-        <w:rPr>
-          <w:rFonts w:ascii="TH SarabunIT๙" w:hAnsi="TH SarabunIT๙" w:cs="TH SarabunIT๙"/>
-          <w:sz w:val="32"/>
-          <w:szCs w:val="32"/>
-          <w:cs/>
-        </w:rPr>
-        <w:t xml:space="preserve"> บาท</w:t>
-      </w:r>
-    </w:p>
-    <w:p>
-      <w:pPr>
-        <w:spacing w:after="0"/>
-        <w:rPr>
-          <w:rFonts w:ascii="TH SarabunIT๙" w:hAnsi="TH SarabunIT๙" w:cs="TH SarabunIT๙"/>
-          <w:sz w:val="32"/>
-          <w:szCs w:val="32"/>
-        </w:rPr>
-      </w:pPr>
-    </w:p>
-    <w:p>
-      <w:pPr>
-        <w:spacing w:after="0"/>
-        <w:ind w:right="-874"/>
-        <w:rPr>
-          <w:rFonts w:ascii="TH SarabunIT๙" w:hAnsi="TH SarabunIT๙" w:cs="TH SarabunIT๙"/>
-          <w:sz w:val="32"/>
-          <w:szCs w:val="32"/>
-        </w:rPr>
-      </w:pPr>
-      <w:r>
-        <w:rPr>
-          <w:rFonts w:ascii="TH SarabunIT๙" w:hAnsi="TH SarabunIT๙" w:cs="TH SarabunIT๙"/>
-          <w:sz w:val="32"/>
-          <w:szCs w:val="32"/>
-          <w:cs/>
-        </w:rPr>
-        <w:t xml:space="preserve"> </w:t>
-      </w:r>
-      <w:r>
-        <w:rPr>
-          <w:rFonts w:ascii="TH SarabunIT๙" w:hAnsi="TH SarabunIT๙" w:cs="TH SarabunIT๙"/>
-          <w:sz w:val="32"/>
-          <w:szCs w:val="32"/>
-          <w:cs/>
-        </w:rPr>
-        <w:tab/>
-      </w:r>
-      <w:r>
-        <w:rPr>
-          <w:rFonts w:ascii="TH SarabunIT๙" w:hAnsi="TH SarabunIT๙" w:cs="TH SarabunIT๙"/>
-          <w:sz w:val="32"/>
-          <w:szCs w:val="32"/>
-          <w:cs/>
-        </w:rPr>
-        <w:tab/>
-      </w:r>
-      <w:r>
-        <w:rPr>
-          <w:rFonts w:ascii="TH SarabunIT๙" w:hAnsi="TH SarabunIT๙" w:cs="TH SarabunIT๙"/>
-          <w:sz w:val="32"/>
-          <w:szCs w:val="32"/>
-          <w:cs/>
-        </w:rPr>
-        <w:tab/>
-      </w:r>
-      <w:r>
-        <w:rPr>
-          <w:rFonts w:ascii="TH SarabunIT๙" w:hAnsi="TH SarabunIT๙" w:cs="TH SarabunIT๙"/>
-          <w:sz w:val="32"/>
-          <w:szCs w:val="32"/>
-          <w:cs/>
-        </w:rPr>
-        <w:tab/>
-      </w:r>
-      <w:r>
-        <w:rPr>
-          <w:rFonts w:ascii="TH SarabunIT๙" w:hAnsi="TH SarabunIT๙" w:cs="TH SarabunIT๙"/>
-          <w:sz w:val="32"/>
-          <w:szCs w:val="32"/>
-          <w:cs/>
-        </w:rPr>
-        <w:tab/>
-      </w:r>
-      <w:r>
-        <w:rPr>
-          <w:rFonts w:ascii="TH SarabunIT๙" w:hAnsi="TH SarabunIT๙" w:cs="TH SarabunIT๙"/>
-          <w:sz w:val="32"/>
-          <w:szCs w:val="32"/>
-          <w:cs/>
-        </w:rPr>
-        <w:tab/>
-        <w:t xml:space="preserve">(ลงชื่อ).............................................เจ้าหน้าที่การเงิน </w:t>
-      </w:r>
-    </w:p>
-    <w:p>
-      <w:pPr>
-        <w:spacing w:after="0"/>
-        <w:rPr>
-          <w:rFonts w:ascii="TH SarabunIT๙" w:hAnsi="TH SarabunIT๙" w:cs="TH SarabunIT๙"/>
-          <w:sz w:val="32"/>
-          <w:szCs w:val="32"/>
-        </w:rPr>
-      </w:pPr>
-      <w:r>
-        <w:rPr>
-          <w:rFonts w:ascii="TH SarabunIT๙" w:hAnsi="TH SarabunIT๙" w:cs="TH SarabunIT๙"/>
-          <w:sz w:val="32"/>
-          <w:szCs w:val="32"/>
-          <w:cs/>
-        </w:rPr>
-        <w:tab/>
-      </w:r>
-      <w:r>
-        <w:rPr>
-          <w:rFonts w:ascii="TH SarabunIT๙" w:hAnsi="TH SarabunIT๙" w:cs="TH SarabunIT๙"/>
-          <w:sz w:val="32"/>
-          <w:szCs w:val="32"/>
-          <w:cs/>
-        </w:rPr>
-        <w:tab/>
-      </w:r>
-      <w:r>
-        <w:rPr>
-          <w:rFonts w:ascii="TH SarabunIT๙" w:hAnsi="TH SarabunIT๙" w:cs="TH SarabunIT๙"/>
-          <w:sz w:val="32"/>
-          <w:szCs w:val="32"/>
-          <w:cs/>
-        </w:rPr>
-        <w:tab/>
-        <w:t xml:space="preserve">          </w:t>
-      </w:r>
-      <w:r>
-        <w:rPr>
-          <w:rFonts w:ascii="TH SarabunIT๙" w:hAnsi="TH SarabunIT๙" w:cs="TH SarabunIT๙"/>
-          <w:sz w:val="32"/>
-          <w:szCs w:val="32"/>
-          <w:cs/>
-        </w:rPr>
-        <w:tab/>
-      </w:r>
-      <w:r>
-        <w:rPr>
-          <w:rFonts w:ascii="TH SarabunIT๙" w:hAnsi="TH SarabunIT๙" w:cs="TH SarabunIT๙" w:hint="cs"/>
-          <w:sz w:val="32"/>
-          <w:szCs w:val="32"/>
-          <w:cs/>
-        </w:rPr>
-        <w:tab/>
-        <w:t xml:space="preserve">                </w:t>
-      </w:r>
-      <w:r>
-        <w:rPr>
-          <w:rFonts w:ascii="TH SarabunIT๙" w:hAnsi="TH SarabunIT๙" w:cs="TH SarabunIT๙"/>
-          <w:sz w:val="32"/>
-          <w:szCs w:val="32"/>
-          <w:cs/>
-        </w:rPr>
-        <w:t xml:space="preserve"> </w:t>
-      </w:r>
-      <w:r>
-        <w:rPr>
-          <w:rFonts w:ascii="TH SarabunIT๙" w:hAnsi="TH SarabunIT๙" w:cs="TH SarabunIT๙" w:hint="cs"/>
-          <w:sz w:val="32"/>
-          <w:szCs w:val="32"/>
-          <w:cs/>
-        </w:rPr>
-        <w:t xml:space="preserve">     </w:t>
-      </w:r>
-      <w:r>
-        <w:rPr>
-          <w:rFonts w:ascii="TH SarabunIT๙" w:hAnsi="TH SarabunIT๙" w:cs="TH SarabunIT๙"/>
-          <w:sz w:val="32"/>
-          <w:szCs w:val="32"/>
-          <w:cs/>
-        </w:rPr>
-        <w:t>(</w:t>
-      </w:r>
-      <w:r>
-        <w:rPr>
-          <w:rFonts w:ascii="TH SarabunIT๙" w:hAnsi="TH SarabunIT๙" w:cs="TH SarabunIT๙"/>
-          <w:noProof/>
-          <w:sz w:val="32"/>
-          <w:szCs w:val="32"/>
-        </w:rPr>
-        <w:t>{{finance_officer}}</w:t>
-      </w:r>
-      <w:r>
-        <w:rPr>
-          <w:rFonts w:ascii="TH SarabunIT๙" w:hAnsi="TH SarabunIT๙" w:cs="TH SarabunIT๙"/>
-          <w:sz w:val="32"/>
-          <w:szCs w:val="32"/>
-          <w:cs/>
-        </w:rPr>
-        <w:t>)</w:t>
-      </w:r>
-    </w:p>
-    <w:p>
-      <w:pPr>
-        <w:spacing w:after="0"/>
-        <w:ind w:right="-964"/>
-        <w:rPr>
-          <w:rFonts w:ascii="TH SarabunIT๙" w:hAnsi="TH SarabunIT๙" w:cs="TH SarabunIT๙"/>
-          <w:b/>
-          <w:bCs/>
-          <w:sz w:val="32"/>
-          <w:szCs w:val="32"/>
-        </w:rPr>
-      </w:pPr>
-      <w:r>
-        <w:rPr>
-          <w:rFonts w:ascii="TH SarabunIT๙" w:hAnsi="TH SarabunIT๙" w:cs="TH SarabunIT๙"/>
-          <w:sz w:val="32"/>
-          <w:szCs w:val="32"/>
-          <w:cs/>
-        </w:rPr>
-        <w:t xml:space="preserve">                     </w:t>
-      </w:r>
-      <w:r>
-        <w:rPr>
-          <w:rFonts w:ascii="TH SarabunIT๙" w:hAnsi="TH SarabunIT๙" w:cs="TH SarabunIT๙"/>
-          <w:sz w:val="32"/>
-          <w:szCs w:val="32"/>
-          <w:cs/>
-        </w:rPr>
-        <w:tab/>
-      </w:r>
-      <w:r>
-        <w:rPr>
-          <w:rFonts w:ascii="TH SarabunIT๙" w:hAnsi="TH SarabunIT๙" w:cs="TH SarabunIT๙"/>
-          <w:sz w:val="32"/>
-          <w:szCs w:val="32"/>
-          <w:cs/>
-        </w:rPr>
-        <w:tab/>
-      </w:r>
-      <w:r>
-        <w:rPr>
-          <w:rFonts w:ascii="TH SarabunIT๙" w:hAnsi="TH SarabunIT๙" w:cs="TH SarabunIT๙"/>
-          <w:sz w:val="32"/>
-          <w:szCs w:val="32"/>
-          <w:cs/>
-        </w:rPr>
-        <w:tab/>
-      </w:r>
-      <w:r>
-        <w:rPr>
-          <w:rFonts w:ascii="TH SarabunIT๙" w:hAnsi="TH SarabunIT๙" w:cs="TH SarabunIT๙"/>
-          <w:sz w:val="32"/>
-          <w:szCs w:val="32"/>
-          <w:cs/>
-        </w:rPr>
-        <w:tab/>
-        <w:t xml:space="preserve">           </w:t>
-      </w:r>
-      <w:r>
-        <w:rPr>
-          <w:rFonts w:ascii="TH SarabunIT๙" w:hAnsi="TH SarabunIT๙" w:cs="TH SarabunIT๙"/>
-          <w:noProof/>
-          <w:sz w:val="32"/>
-          <w:szCs w:val="32"/>
-        </w:rPr>
-        <w:t xml:space="preserve"> </w:t>
-      </w:r>
-      <w:r>
-        <w:rPr>
-          <w:rFonts w:ascii="TH SarabunIT๙" w:hAnsi="TH SarabunIT๙" w:cs="TH SarabunIT๙"/>
-          <w:noProof/>
-          <w:sz w:val="32"/>
-          <w:szCs w:val="32"/>
-        </w:rPr>
-        <w:t>{{date_memo_used}}</w:t>
-      </w:r>
-    </w:p>
-    <w:p>
-      <w:pPr>
-        <w:spacing w:after="0"/>
-        <w:ind w:right="-874"/>
-        <w:rPr>
-          <w:rFonts w:ascii="TH SarabunIT๙" w:hAnsi="TH SarabunIT๙" w:cs="TH SarabunIT๙"/>
-          <w:b/>
-          <w:bCs/>
-          <w:sz w:val="32"/>
-          <w:szCs w:val="32"/>
-        </w:rPr>
-      </w:pPr>
-    </w:p>
-    <w:p>
-      <w:pPr>
-        <w:spacing w:after="0"/>
-        <w:ind w:right="-874"/>
-        <w:rPr>
-          <w:rFonts w:ascii="TH SarabunIT๙" w:hAnsi="TH SarabunIT๙" w:cs="TH SarabunIT๙"/>
-          <w:b/>
-          <w:bCs/>
-          <w:sz w:val="32"/>
-          <w:szCs w:val="32"/>
-        </w:rPr>
-      </w:pPr>
-      <w:r>
-        <w:rPr>
-          <w:rFonts w:ascii="TH SarabunIT๙" w:hAnsi="TH SarabunIT๙" w:cs="TH SarabunIT๙"/>
-          <w:b/>
-          <w:bCs/>
-          <w:sz w:val="32"/>
-          <w:szCs w:val="32"/>
-          <w:cs/>
-        </w:rPr>
-        <w:tab/>
-      </w:r>
-      <w:r>
-        <w:rPr>
-          <w:rFonts w:ascii="TH SarabunIT๙" w:hAnsi="TH SarabunIT๙" w:cs="TH SarabunIT๙"/>
-          <w:b/>
-          <w:bCs/>
-          <w:sz w:val="32"/>
-          <w:szCs w:val="32"/>
-          <w:cs/>
-        </w:rPr>
-        <w:tab/>
-      </w:r>
-      <w:r>
-        <w:rPr>
-          <w:rFonts w:ascii="TH SarabunIT๙" w:hAnsi="TH SarabunIT๙" w:cs="TH SarabunIT๙"/>
-          <w:b/>
-          <w:bCs/>
-          <w:sz w:val="32"/>
-          <w:szCs w:val="32"/>
-          <w:cs/>
-        </w:rPr>
-        <w:tab/>
-      </w:r>
-      <w:r>
-        <w:rPr>
-          <w:rFonts w:ascii="TH SarabunIT๙" w:hAnsi="TH SarabunIT๙" w:cs="TH SarabunIT๙"/>
-          <w:b/>
-          <w:bCs/>
-          <w:sz w:val="32"/>
-          <w:szCs w:val="32"/>
-          <w:cs/>
-        </w:rPr>
-        <w:tab/>
-      </w:r>
-      <w:r>
-        <w:rPr>
-          <w:rFonts w:ascii="TH SarabunIT๙" w:hAnsi="TH SarabunIT๙" w:cs="TH SarabunIT๙"/>
-          <w:b/>
-          <w:bCs/>
-          <w:sz w:val="32"/>
-          <w:szCs w:val="32"/>
-          <w:cs/>
-        </w:rPr>
-        <w:tab/>
-      </w:r>
-      <w:r>
-        <w:rPr>
-          <w:rFonts w:ascii="TH SarabunIT๙" w:hAnsi="TH SarabunIT๙" w:cs="TH SarabunIT๙"/>
-          <w:b/>
-          <w:bCs/>
-          <w:sz w:val="32"/>
-          <w:szCs w:val="32"/>
-          <w:cs/>
-        </w:rPr>
-        <w:tab/>
-        <w:t xml:space="preserve">ความคิดเห็นของผู้บริหาร </w:t>
-      </w:r>
-    </w:p>
-    <w:p>
-      <w:pPr>
-        <w:spacing w:after="0"/>
-        <w:rPr>
-          <w:rFonts w:ascii="TH SarabunIT๙" w:hAnsi="TH SarabunIT๙" w:cs="TH SarabunIT๙"/>
-          <w:b/>
-          <w:bCs/>
-          <w:sz w:val="32"/>
-          <w:szCs w:val="32"/>
-        </w:rPr>
-      </w:pPr>
-      <w:r>
-        <w:rPr>
-          <w:rFonts w:ascii="TH SarabunIT๙" w:hAnsi="TH SarabunIT๙" w:cs="TH SarabunIT๙"/>
-          <w:b/>
-          <w:bCs/>
-          <w:sz w:val="32"/>
-          <w:szCs w:val="32"/>
           <w:cs/>
         </w:rPr>
         <w:t xml:space="preserve">                                                             </w:t>
-      </w:r>
-      <w:r>
-        <w:rPr>
-          <w:rFonts w:ascii="TH SarabunIT๙" w:hAnsi="TH SarabunIT๙" w:cs="TH SarabunIT๙"/>
-          <w:b/>
-          <w:bCs/>
-          <w:sz w:val="32"/>
-          <w:szCs w:val="32"/>
-          <w:cs/>
-        </w:rPr>
         <w:tab/>
       </w:r>
       <w:r>
@@ -1601,7 +1277,7 @@
           </mc:Choice>
           <mc:Fallback xmlns:w16du="http://schemas.microsoft.com/office/word/2023/wordml/word16du" xmlns:w16sdtfl="http://schemas.microsoft.com/office/word/2024/wordml/sdtformatlock">
             <w:pict>
-              <v:rect w14:anchorId="327BB130" id="สี่เหลี่ยมผืนผ้า 1" o:spid="_x0000_s1026" style="position:absolute;margin-left:277.5pt;margin-top:.7pt;width:19.2pt;height:16.8pt;z-index:251661312;visibility:visible;mso-wrap-style:square;mso-width-percent:0;mso-height-percent:0;mso-wrap-distance-left:9pt;mso-wrap-distance-top:0;mso-wrap-distance-right:9pt;mso-wrap-distance-bottom:0;mso-position-horizontal:absolute;mso-position-horizontal-relative:text;mso-position-vertical:absolute;mso-position-vertical-relative:text;mso-width-percent:0;mso-height-percent:0;mso-width-relative:margin;mso-height-relative:margin;v-text-anchor:middle" o:gfxdata="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" fillcolor="white [3201]" strokecolor="black [3200]" strokeweight="1pt"/>
+              <v:rect w14:anchorId="327BB130" id="สี่เหลี่ยมผืนผ้า 1" o:spid="_x0000_s1026" style="position:absolute;margin-left:277.5pt;margin-top:.7pt;width:19.2pt;height:16.8pt;z-index:251661312;visibility:visible;mso-wrap-style:square;mso-width-percent:0;mso-height-percent:0;mso-wrap-distance-left:9pt;mso-wrap-distance-top:0;mso-wrap-distance-right:9pt;mso-wrap-distance-bottom:0;mso-position-horizontal:absolute;mso-position-horizontal-relative:text;mso-position-vertical:absolute;mso-position-vertical-relative:text;mso-width-percent:0;mso-height-percent:0;mso-width-relative:margin;mso-height-relative:margin;v-text-anchor:middle" o:gfxdata="UEsDBBQABgAIAAAAIQC2gziS/gAAAOEBAAATAAAAW0NvbnRlbnRfVHlwZXNdLnhtbJSRQU7DMBBF 90jcwfIWJU67QAgl6YK0S0CoHGBkTxKLZGx5TGhvj5O2G0SRWNoz/78nu9wcxkFMGNg6quQqL6RA 0s5Y6ir5vt9lD1JwBDIwOMJKHpHlpr69KfdHjyxSmriSfYz+USnWPY7AufNIadK6MEJMx9ApD/oD OlTrorhX2lFEilmcO2RdNtjC5xDF9pCuTyYBB5bi6bQ4syoJ3g9WQ0ymaiLzg5KdCXlKLjvcW893 SUOqXwnz5DrgnHtJTxOsQfEKIT7DmDSUCaxw7Rqn8787ZsmRM9e2VmPeBN4uqYvTtW7jvijg9N/y JsXecLq0q+WD6m8AAAD//wMAUEsDBBQABgAIAAAAIQA4/SH/1gAAAJQBAAALAAAAX3JlbHMvLnJl bHOkkMFqwzAMhu+DvYPRfXGawxijTi+j0GvpHsDYimMaW0Yy2fr2M4PBMnrbUb/Q94l/f/hMi1qR JVI2sOt6UJgd+ZiDgffL8ekFlFSbvV0oo4EbChzGx4f9GRdb25HMsYhqlCwG5lrLq9biZkxWOiqY 22YiTra2kYMu1l1tQD30/bPm3wwYN0x18gb45AdQl1tp5j/sFB2T0FQ7R0nTNEV3j6o9feQzro1i OWA14Fm+Q8a1a8+Bvu/d/dMb2JY5uiPbhG/ktn4cqGU/er3pcvwCAAD//wMAUEsDBBQABgAIAAAA IQB07N6JRQIAAOMEAAAOAAAAZHJzL2Uyb0RvYy54bWysVFFvGjEMfp+0/xDlfRwHrOsQR4WoOk1C LRqd+hxyCZyWizMncLBfPycHB+qqPUx7CfbZnx1/+czk7lAbtlfoK7AFz3t9zpSVUFZ2U/Dvzw8f bjnzQdhSGLCq4Efl+d30/btJ48ZqAFswpUJGRawfN67g2xDcOMu83Kpa+B44ZSmoAWsRyMVNVqJo qHptskG/f5M1gKVDkMp7+nrfBvk01ddayfCktVeBmYLT3UI6MZ3reGbTiRhvULhtJU/XEP9wi1pU lpp2pe5FEGyH1R+l6koieNChJ6HOQOtKqjQDTZP3X02z2gqn0ixEjncdTf7/lZWP+5VbItHQOD/2 ZMYpDhrr+Ev3Y4dE1rEjSx0Ck/RxMBrejohSSaFBPhzeJDKzC9ihD18U1CwaBUd6i0SR2C98oIaU ek4h59I+WeFoVLyBsd+UZlUZGyZ0UoaaG2R7QW9a/sjjG1KtlBkhujKmA+VvgUw4g065EaaSWjpg /y3gpVuXnTqCDR2wrizg38G6zT9P3c4ax15DeVwiQ2h16p18qIi8hfBhKZCESXzTsoUnOrSBpuBw sjjbAv5663vMJ71QlLOGhF5w/3MnUHFmvlpS0ud8FJ8xJGf08dOAHLyOrK8jdlfPgXjPaa2dTGbM D+ZsaoT6hXZyFrtSSFhJvQsuA56deWgXkLZaqtkspdE2OBEWduVkLB5ZjeJ4PrwIdCcFBZLeI5yX QoxfCanNjUgLs10AXSWVXXg98U2blARz2vq4qtd+yrr8N01/AwAA//8DAFBLAwQUAAYACAAAACEA yC1c+90AAAAIAQAADwAAAGRycy9kb3ducmV2LnhtbEyPQU/DMAyF70j8h8hI3FgKo2MrTacJwQm0 ibEDx6wxbUXiVEnWdv8ec4Kb7ff0/L1yPTkrBgyx86TgdpaBQKq96ahRcPh4uVmCiEmT0dYTKjhj hHV1eVHqwviR3nHYp0ZwCMVCK2hT6gspY92i03HmeyTWvnxwOvEaGmmCHjncWXmXZQvpdEf8odU9 PrVYf+9PToHfdWe7Cavt8IYPn6+7lI3T4lmp66tp8wgi4ZT+zPCLz+hQMdPRn8hEYRXkec5dEgv3 IFjPV3MejgrmfJdVKf8XqH4AAAD//wMAUEsBAi0AFAAGAAgAAAAhALaDOJL+AAAA4QEAABMAAAAA AAAAAAAAAAAAAAAAAFtDb250ZW50X1R5cGVzXS54bWxQSwECLQAUAAYACAAAACEAOP0h/9YAAACU AQAACwAAAAAAAAAAAAAAAAAvAQAAX3JlbHMvLnJlbHNQSwECLQAUAAYACAAAACEAdOzeiUUCAADj BAAADgAAAAAAAAAAAAAAAAAuAgAAZHJzL2Uyb0RvYy54bWxQSwECLQAUAAYACAAAACEAyC1c+90A AAAIAQAADwAAAAAAAAAAAAAAAACfBAAAZHJzL2Rvd25yZXYueG1sUEsFBgAAAAAEAAQA8wAAAKkF AAAAAA== " fillcolor="white [3201]" strokecolor="black [3200]" strokeweight="1pt"/>
             </w:pict>
           </mc:Fallback>
         </mc:AlternateContent>
@@ -1718,7 +1394,7 @@
           </mc:Choice>
           <mc:Fallback xmlns:w16du="http://schemas.microsoft.com/office/word/2023/wordml/word16du" xmlns:w16sdtfl="http://schemas.microsoft.com/office/word/2024/wordml/sdtformatlock">
             <w:pict>
-              <v:rect w14:anchorId="22A0BA45" id="สี่เหลี่ยมผืนผ้า 1" o:spid="_x0000_s1026" style="position:absolute;margin-left:276.9pt;margin-top:.9pt;width:19.8pt;height:16.8pt;z-index:251664384;visibility:visible;mso-wrap-style:square;mso-width-percent:0;mso-height-percent:0;mso-wrap-distance-left:9pt;mso-wrap-distance-top:0;mso-wrap-distance-right:9pt;mso-wrap-distance-bottom:0;mso-position-horizontal:absolute;mso-position-horizontal-relative:text;mso-position-vertical:absolute;mso-position-vertical-relative:text;mso-width-percent:0;mso-height-percent:0;mso-width-relative:margin;mso-height-relative:margin;v-text-anchor:middle" o:gfxdata="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" fillcolor="white [3201]" strokecolor="black [3200]" strokeweight="1pt"/>
+              <v:rect w14:anchorId="22A0BA45" id="สี่เหลี่ยมผืนผ้า 1" o:spid="_x0000_s1026" style="position:absolute;margin-left:276.9pt;margin-top:.9pt;width:19.8pt;height:16.8pt;z-index:251664384;visibility:visible;mso-wrap-style:square;mso-width-percent:0;mso-height-percent:0;mso-wrap-distance-left:9pt;mso-wrap-distance-top:0;mso-wrap-distance-right:9pt;mso-wrap-distance-bottom:0;mso-position-horizontal:absolute;mso-position-horizontal-relative:text;mso-position-vertical:absolute;mso-position-vertical-relative:text;mso-width-percent:0;mso-height-percent:0;mso-width-relative:margin;mso-height-relative:margin;v-text-anchor:middle" o:gfxdata="UEsDBBQABgAIAAAAIQC2gziS/gAAAOEBAAATAAAAW0NvbnRlbnRfVHlwZXNdLnhtbJSRQU7DMBBF 90jcwfIWJU67QAgl6YK0S0CoHGBkTxKLZGx5TGhvj5O2G0SRWNoz/78nu9wcxkFMGNg6quQqL6RA 0s5Y6ir5vt9lD1JwBDIwOMJKHpHlpr69KfdHjyxSmriSfYz+USnWPY7AufNIadK6MEJMx9ApD/oD OlTrorhX2lFEilmcO2RdNtjC5xDF9pCuTyYBB5bi6bQ4syoJ3g9WQ0ymaiLzg5KdCXlKLjvcW893 SUOqXwnz5DrgnHtJTxOsQfEKIT7DmDSUCaxw7Rqn8787ZsmRM9e2VmPeBN4uqYvTtW7jvijg9N/y JsXecLq0q+WD6m8AAAD//wMAUEsDBBQABgAIAAAAIQA4/SH/1gAAAJQBAAALAAAAX3JlbHMvLnJl bHOkkMFqwzAMhu+DvYPRfXGawxijTi+j0GvpHsDYimMaW0Yy2fr2M4PBMnrbUb/Q94l/f/hMi1qR JVI2sOt6UJgd+ZiDgffL8ekFlFSbvV0oo4EbChzGx4f9GRdb25HMsYhqlCwG5lrLq9biZkxWOiqY 22YiTra2kYMu1l1tQD30/bPm3wwYN0x18gb45AdQl1tp5j/sFB2T0FQ7R0nTNEV3j6o9feQzro1i OWA14Fm+Q8a1a8+Bvu/d/dMb2JY5uiPbhG/ktn4cqGU/er3pcvwCAAD//wMAUEsDBBQABgAIAAAA IQDM7eniQwIAAOMEAAAOAAAAZHJzL2Uyb0RvYy54bWysVE1v2zAMvQ/YfxB0Xx2nabcZdYqgRYcB RRusHXpWZak2JosapcTJfv0o+SNBV+ww7KKQIh8pPj/m4nLXGrZV6BuwJc9PZpwpK6Fq7EvJvz/e fPjEmQ/CVsKAVSXfK88vl+/fXXSuUHOowVQKGRWxvuhcyesQXJFlXtaqFf4EnLIU1ICtCOTiS1ah 6Kh6a7L5bHaedYCVQ5DKe7q97oN8meprrWS419qrwEzJ6W0hnZjO53hmywtRvKBwdSOHZ4h/eEUr GktNp1LXIgi2weaPUm0jETzocCKhzUDrRqo0A02Tz15N81ALp9IsRI53E03+/5WVd9sHt0aioXO+ 8GTGKXYa2/hL72O7RNZ+IkvtApN0OT/LF+dEqaTQPD89JZuqZAewQx++KGhZNEqO9C0SRWJ760Of OqYQ7tA+WWFvVHyBsd+UZk0VGyZ0Uoa6Msi2gr5p9SMf2qbMCNGNMRMofwtkwggaciNMJbVMwNlb wEO3KTt1BBsmYNtYwL+DdZ8/Tt3PGsd+hmq/RobQ69Q7edMQebfCh7VAEibxTcsW7unQBrqSw2Bx VgP+eus+5pNeKMpZR0Ivuf+5Eag4M18tKelzvljEzUjO4uzjnBw8jjwfR+ymvQLiPae1djKZMT+Y 0dQI7RPt5Cp2pZCwknqXXAYcnavQLyBttVSrVUqjbXAi3NoHJ2PxyGoUx+PuSaAbFBRIencwLoUo Xgmpz41IC6tNAN0klR14HfimTUo6HbY+ruqxn7IO/03L3wAAAP//AwBQSwMEFAAGAAgAAAAhAMTl OPPdAAAACAEAAA8AAABkcnMvZG93bnJldi54bWxMj8FOwzAMhu9IvENkJG4sha6DlabThOAEYmJw 4Jg1pq1InCrJ2u7tMSc4Wdb36/fnajM7K0YMsfek4HqRgUBqvOmpVfDx/nR1ByImTUZbT6jghBE2 9flZpUvjJ3rDcZ9awSUUS62gS2kopYxNh07HhR+QmH354HTiNbTSBD1xubPyJstW0ume+EKnB3zo sPneH50Cv+tPdhvWr+ML3n4+71I2zatHpS4v5u09iIRz+gvDrz6rQ81OB38kE4VVUBQ5qycGPJgX 63wJ4qAgL5Yg60r+f6D+AQAA//8DAFBLAQItABQABgAIAAAAIQC2gziS/gAAAOEBAAATAAAAAAAA AAAAAAAAAAAAAABbQ29udGVudF9UeXBlc10ueG1sUEsBAi0AFAAGAAgAAAAhADj9If/WAAAAlAEA AAsAAAAAAAAAAAAAAAAALwEAAF9yZWxzLy5yZWxzUEsBAi0AFAAGAAgAAAAhAMzt6eJDAgAA4wQA AA4AAAAAAAAAAAAAAAAALgIAAGRycy9lMm9Eb2MueG1sUEsBAi0AFAAGAAgAAAAhAMTlOPPdAAAA CAEAAA8AAAAAAAAAAAAAAAAAnQQAAGRycy9kb3ducmV2LnhtbFBLBQYAAAAABAAEAPMAAACnBQAA AAA= " fillcolor="white [3201]" strokecolor="black [3200]" strokeweight="1pt"/>
             </w:pict>
           </mc:Fallback>
         </mc:AlternateContent>
@@ -1731,14 +1407,6 @@
           <w:cs/>
         </w:rPr>
         <w:t xml:space="preserve">     </w:t>
-      </w:r>
-      <w:r>
-        <w:rPr>
-          <w:rFonts w:ascii="TH SarabunIT๙" w:hAnsi="TH SarabunIT๙" w:cs="TH SarabunIT๙"/>
-          <w:sz w:val="32"/>
-          <w:szCs w:val="32"/>
-          <w:cs/>
-        </w:rPr>
         <w:tab/>
         <w:t>ไม่อนุมัติ ............................................</w:t>
       </w:r>
@@ -1775,59 +1443,11 @@
           <w:cs/>
         </w:rPr>
         <w:t xml:space="preserve">      </w:t>
-      </w:r>
-      <w:r>
-        <w:rPr>
-          <w:rFonts w:ascii="TH SarabunIT๙" w:hAnsi="TH SarabunIT๙" w:cs="TH SarabunIT๙"/>
-          <w:sz w:val="32"/>
-          <w:szCs w:val="32"/>
-          <w:cs/>
-        </w:rPr>
         <w:tab/>
-      </w:r>
-      <w:r>
-        <w:rPr>
-          <w:rFonts w:ascii="TH SarabunIT๙" w:hAnsi="TH SarabunIT๙" w:cs="TH SarabunIT๙"/>
-          <w:sz w:val="32"/>
-          <w:szCs w:val="32"/>
-          <w:cs/>
-        </w:rPr>
         <w:tab/>
-      </w:r>
-      <w:r>
-        <w:rPr>
-          <w:rFonts w:ascii="TH SarabunIT๙" w:hAnsi="TH SarabunIT๙" w:cs="TH SarabunIT๙"/>
-          <w:sz w:val="32"/>
-          <w:szCs w:val="32"/>
-          <w:cs/>
-        </w:rPr>
         <w:tab/>
-      </w:r>
-      <w:r>
-        <w:rPr>
-          <w:rFonts w:ascii="TH SarabunIT๙" w:hAnsi="TH SarabunIT๙" w:cs="TH SarabunIT๙"/>
-          <w:sz w:val="32"/>
-          <w:szCs w:val="32"/>
-          <w:cs/>
-        </w:rPr>
         <w:tab/>
-      </w:r>
-      <w:r>
-        <w:rPr>
-          <w:rFonts w:ascii="TH SarabunIT๙" w:hAnsi="TH SarabunIT๙" w:cs="TH SarabunIT๙"/>
-          <w:sz w:val="32"/>
-          <w:szCs w:val="32"/>
-          <w:cs/>
-        </w:rPr>
         <w:tab/>
-      </w:r>
-      <w:r>
-        <w:rPr>
-          <w:rFonts w:ascii="TH SarabunIT๙" w:hAnsi="TH SarabunIT๙" w:cs="TH SarabunIT๙"/>
-          <w:sz w:val="32"/>
-          <w:szCs w:val="32"/>
-          <w:cs/>
-        </w:rPr>
         <w:tab/>
         <w:t>(ลงชื่อ)........................................</w:t>
       </w:r>
@@ -1857,42 +1477,10 @@
           <w:cs/>
         </w:rPr>
         <w:tab/>
-      </w:r>
-      <w:r>
-        <w:rPr>
-          <w:rFonts w:ascii="TH SarabunIT๙" w:hAnsi="TH SarabunIT๙" w:cs="TH SarabunIT๙"/>
-          <w:sz w:val="32"/>
-          <w:szCs w:val="32"/>
-          <w:cs/>
-        </w:rPr>
         <w:tab/>
-      </w:r>
-      <w:r>
-        <w:rPr>
-          <w:rFonts w:ascii="TH SarabunIT๙" w:hAnsi="TH SarabunIT๙" w:cs="TH SarabunIT๙"/>
-          <w:sz w:val="32"/>
-          <w:szCs w:val="32"/>
-          <w:cs/>
-        </w:rPr>
         <w:tab/>
-      </w:r>
-      <w:r>
-        <w:rPr>
-          <w:rFonts w:ascii="TH SarabunIT๙" w:hAnsi="TH SarabunIT๙" w:cs="TH SarabunIT๙"/>
-          <w:sz w:val="32"/>
-          <w:szCs w:val="32"/>
-          <w:cs/>
-        </w:rPr>
         <w:tab/>
         <w:t xml:space="preserve">             </w:t>
-      </w:r>
-      <w:r>
-        <w:rPr>
-          <w:rFonts w:ascii="TH SarabunIT๙" w:hAnsi="TH SarabunIT๙" w:cs="TH SarabunIT๙"/>
-          <w:sz w:val="32"/>
-          <w:szCs w:val="32"/>
-          <w:cs/>
-        </w:rPr>
         <w:tab/>
       </w:r>
       <w:r>
@@ -1937,25 +1525,7 @@
           <w:sz w:val="32"/>
           <w:szCs w:val="32"/>
         </w:rPr>
-        <w:t>{{</w:t>
-      </w:r>
-      <w:proofErr w:type="spellStart"/>
-      <w:r>
-        <w:rPr>
-          <w:rFonts w:ascii="TH SarabunIT๙" w:hAnsi="TH SarabunIT๙" w:cs="TH SarabunIT๙"/>
-          <w:sz w:val="32"/>
-          <w:szCs w:val="32"/>
-        </w:rPr>
-        <w:t>director_name</w:t>
-      </w:r>
-      <w:proofErr w:type="spellEnd"/>
-      <w:r>
-        <w:rPr>
-          <w:rFonts w:ascii="TH SarabunIT๙" w:hAnsi="TH SarabunIT๙" w:cs="TH SarabunIT๙"/>
-          <w:sz w:val="32"/>
-          <w:szCs w:val="32"/>
-        </w:rPr>
-        <w:t>}}</w:t>
+        <w:t>{{director_name}}</w:t>
       </w:r>
       <w:r>
         <w:rPr>
@@ -1985,41 +1555,9 @@
           <w:cs/>
         </w:rPr>
         <w:t xml:space="preserve">      </w:t>
-      </w:r>
-      <w:r>
-        <w:rPr>
-          <w:rFonts w:ascii="TH SarabunIT๙" w:hAnsi="TH SarabunIT๙" w:cs="TH SarabunIT๙"/>
-          <w:sz w:val="32"/>
-          <w:szCs w:val="32"/>
-          <w:cs/>
-        </w:rPr>
         <w:tab/>
-      </w:r>
-      <w:r>
-        <w:rPr>
-          <w:rFonts w:ascii="TH SarabunIT๙" w:hAnsi="TH SarabunIT๙" w:cs="TH SarabunIT๙"/>
-          <w:sz w:val="32"/>
-          <w:szCs w:val="32"/>
-          <w:cs/>
-        </w:rPr>
         <w:tab/>
-      </w:r>
-      <w:r>
-        <w:rPr>
-          <w:rFonts w:ascii="TH SarabunIT๙" w:hAnsi="TH SarabunIT๙" w:cs="TH SarabunIT๙"/>
-          <w:sz w:val="32"/>
-          <w:szCs w:val="32"/>
-          <w:cs/>
-        </w:rPr>
         <w:tab/>
-      </w:r>
-      <w:r>
-        <w:rPr>
-          <w:rFonts w:ascii="TH SarabunIT๙" w:hAnsi="TH SarabunIT๙" w:cs="TH SarabunIT๙"/>
-          <w:sz w:val="32"/>
-          <w:szCs w:val="32"/>
-          <w:cs/>
-        </w:rPr>
         <w:tab/>
       </w:r>
       <w:r>
@@ -2047,33 +1585,7 @@
           <w:sz w:val="32"/>
           <w:szCs w:val="32"/>
         </w:rPr>
-        <w:t xml:space="preserve"> </w:t>
-      </w:r>
-      <w:r>
-        <w:rPr>
-          <w:rFonts w:ascii="TH SarabunIT๙" w:hAnsi="TH SarabunIT๙" w:cs="TH SarabunIT๙"/>
-          <w:sz w:val="32"/>
-          <w:szCs w:val="32"/>
-        </w:rPr>
-        <w:t>{{</w:t>
-      </w:r>
-      <w:proofErr w:type="spellStart"/>
-      <w:r>
-        <w:rPr>
-          <w:rFonts w:ascii="TH SarabunIT๙" w:hAnsi="TH SarabunIT๙" w:cs="TH SarabunIT๙"/>
-          <w:sz w:val="32"/>
-          <w:szCs w:val="32"/>
-        </w:rPr>
-        <w:t>school_name</w:t>
-      </w:r>
-      <w:proofErr w:type="spellEnd"/>
-      <w:r>
-        <w:rPr>
-          <w:rFonts w:ascii="TH SarabunIT๙" w:hAnsi="TH SarabunIT๙" w:cs="TH SarabunIT๙"/>
-          <w:sz w:val="32"/>
-          <w:szCs w:val="32"/>
-        </w:rPr>
-        <w:t>}}</w:t>
+        <w:t xml:space="preserve"> {{school_name}}</w:t>
       </w:r>
       <w:r>
         <w:rPr>
@@ -2103,50 +1615,10 @@
           <w:cs/>
         </w:rPr>
         <w:tab/>
-      </w:r>
-      <w:r>
-        <w:rPr>
-          <w:rFonts w:ascii="TH SarabunIT๙" w:hAnsi="TH SarabunIT๙" w:cs="TH SarabunIT๙"/>
-          <w:sz w:val="32"/>
-          <w:szCs w:val="32"/>
-          <w:cs/>
-        </w:rPr>
         <w:tab/>
-      </w:r>
-      <w:r>
-        <w:rPr>
-          <w:rFonts w:ascii="TH SarabunIT๙" w:hAnsi="TH SarabunIT๙" w:cs="TH SarabunIT๙"/>
-          <w:sz w:val="32"/>
-          <w:szCs w:val="32"/>
-          <w:cs/>
-        </w:rPr>
         <w:tab/>
-      </w:r>
-      <w:r>
-        <w:rPr>
-          <w:rFonts w:ascii="TH SarabunIT๙" w:hAnsi="TH SarabunIT๙" w:cs="TH SarabunIT๙"/>
-          <w:sz w:val="32"/>
-          <w:szCs w:val="32"/>
-          <w:cs/>
-        </w:rPr>
         <w:tab/>
-      </w:r>
-      <w:r>
-        <w:rPr>
-          <w:rFonts w:ascii="TH SarabunIT๙" w:hAnsi="TH SarabunIT๙" w:cs="TH SarabunIT๙"/>
-          <w:sz w:val="32"/>
-          <w:szCs w:val="32"/>
-          <w:cs/>
-        </w:rPr>
         <w:tab/>
-      </w:r>
-      <w:r>
-        <w:rPr>
-          <w:rFonts w:ascii="TH SarabunIT๙" w:hAnsi="TH SarabunIT๙" w:cs="TH SarabunIT๙"/>
-          <w:sz w:val="32"/>
-          <w:szCs w:val="32"/>
-          <w:cs/>
-        </w:rPr>
         <w:tab/>
         <w:t xml:space="preserve">           </w:t>
       </w:r>
@@ -2166,16 +1638,7 @@
           <w:sz w:val="32"/>
           <w:szCs w:val="32"/>
         </w:rPr>
-        <w:t xml:space="preserve"> </w:t>
-      </w:r>
-      <w:r>
-        <w:rPr>
-          <w:rFonts w:ascii="TH SarabunIT๙" w:hAnsi="TH SarabunIT๙" w:cs="TH SarabunIT๙"/>
-          <w:noProof/>
-          <w:sz w:val="32"/>
-          <w:szCs w:val="32"/>
-        </w:rPr>
-        <w:t>{{date_memo_used}}</w:t>
+        <w:t xml:space="preserve"> {{date_memo_used}}</w:t>
       </w:r>
     </w:p>
     <w:p>
@@ -2267,15 +1730,7 @@
           <w:noProof/>
           <w:szCs w:val="32"/>
         </w:rPr>
-        <w:t xml:space="preserve"> </w:t>
-      </w:r>
-      <w:r>
-        <w:rPr>
-          <w:rFonts w:ascii="TH SarabunIT๙" w:hAnsi="TH SarabunIT๙" w:cs="TH SarabunIT๙"/>
-          <w:noProof/>
-          <w:szCs w:val="32"/>
-        </w:rPr>
-        <w:t>{{school_name}}</w:t>
+        <w:t xml:space="preserve"> {{school_name}}</w:t>
       </w:r>
       <w:r>
         <w:rPr>
@@ -2316,13 +1771,6 @@
           <w:cs/>
         </w:rPr>
         <w:t xml:space="preserve">  </w:t>
-      </w:r>
-      <w:r>
-        <w:rPr>
-          <w:rFonts w:ascii="TH SarabunIT๙" w:eastAsia="Times New Roman" w:hAnsi="TH SarabunIT๙" w:cs="TH SarabunIT๙"/>
-          <w:szCs w:val="32"/>
-          <w:cs/>
-        </w:rPr>
         <w:tab/>
       </w:r>
       <w:r>
@@ -2331,15 +1779,7 @@
           <w:noProof/>
           <w:szCs w:val="32"/>
         </w:rPr>
-        <w:t xml:space="preserve"> </w:t>
-      </w:r>
-      <w:r>
-        <w:rPr>
-          <w:rFonts w:ascii="TH SarabunIT๙" w:hAnsi="TH SarabunIT๙" w:cs="TH SarabunIT๙"/>
-          <w:noProof/>
-          <w:szCs w:val="32"/>
-        </w:rPr>
-        <w:t>{{procurement_number}}</w:t>
+        <w:t xml:space="preserve"> {{procurement_number}}</w:t>
       </w:r>
       <w:r>
         <w:rPr>
@@ -2393,15 +1833,7 @@
           <w:noProof/>
           <w:szCs w:val="32"/>
         </w:rPr>
-        <w:t xml:space="preserve"> </w:t>
-      </w:r>
-      <w:r>
-        <w:rPr>
-          <w:rFonts w:ascii="TH SarabunIT๙" w:eastAsia="Times New Roman" w:hAnsi="TH SarabunIT๙" w:cs="TH SarabunIT๙"/>
-          <w:noProof/>
-          <w:szCs w:val="32"/>
-        </w:rPr>
-        <w:t>{{date_memo_used}}</w:t>
+        <w:t xml:space="preserve"> {{date_memo_used}}</w:t>
       </w:r>
     </w:p>
     <w:p>
@@ -2462,30 +1894,7 @@
           <w:rFonts w:ascii="TH SarabunIT๙" w:hAnsi="TH SarabunIT๙" w:cs="TH SarabunIT๙"/>
           <w:szCs w:val="32"/>
         </w:rPr>
-        <w:t xml:space="preserve"> </w:t>
-      </w:r>
-      <w:r>
-        <w:rPr>
-          <w:rFonts w:ascii="TH SarabunIT๙" w:hAnsi="TH SarabunIT๙" w:cs="TH SarabunIT๙"/>
-          <w:szCs w:val="32"/>
-        </w:rPr>
-        <w:t>{{</w:t>
-      </w:r>
-      <w:proofErr w:type="spellStart"/>
-      <w:r>
-        <w:rPr>
-          <w:rFonts w:ascii="TH SarabunIT๙" w:hAnsi="TH SarabunIT๙" w:cs="TH SarabunIT๙"/>
-          <w:szCs w:val="32"/>
-        </w:rPr>
-        <w:t>school_name</w:t>
-      </w:r>
-      <w:proofErr w:type="spellEnd"/>
-      <w:r>
-        <w:rPr>
-          <w:rFonts w:ascii="TH SarabunIT๙" w:hAnsi="TH SarabunIT๙" w:cs="TH SarabunIT๙"/>
-          <w:szCs w:val="32"/>
-        </w:rPr>
-        <w:t>}}</w:t>
+        <w:t xml:space="preserve"> {{school_name}}</w:t>
       </w:r>
       <w:r>
         <w:rPr>
@@ -2593,6 +2002,50 @@
           <w:sz w:val="32"/>
           <w:szCs w:val="32"/>
         </w:rPr>
+        <w:t xml:space="preserve"> {{school_name}}</w:t>
+      </w:r>
+      <w:r>
+        <w:rPr>
+          <w:rFonts w:ascii="TH SarabunIT๙" w:hAnsi="TH SarabunIT๙" w:cs="TH SarabunIT๙"/>
+          <w:sz w:val="32"/>
+          <w:szCs w:val="32"/>
+          <w:cs/>
+        </w:rPr>
+        <w:t xml:space="preserve"> จะดำเนินการจัด</w:t>
+      </w:r>
+      <w:r>
+        <w:rPr>
+          <w:rFonts w:ascii="TH SarabunIT๙" w:hAnsi="TH SarabunIT๙" w:cs="TH SarabunIT๙"/>
+          <w:noProof/>
+          <w:sz w:val="32"/>
+          <w:szCs w:val="32"/>
+        </w:rPr>
+        <w:t>{{purpose_reason}}</w:t>
+      </w:r>
+      <w:r>
+        <w:rPr>
+          <w:rFonts w:ascii="TH SarabunIT๙" w:hAnsi="TH SarabunIT๙" w:cs="TH SarabunIT๙"/>
+          <w:sz w:val="32"/>
+          <w:szCs w:val="32"/>
+          <w:cs/>
+        </w:rPr>
+        <w:t xml:space="preserve"> เพื่อให้การกำหนดขอบเขตของงานหรือรายละเอียดคุณลักษณะเฉพาะวัสดุ/ราคากลางงานดังกล่าว เป็นไปตามระเบียบกระทรวงการคลัง ว่าด้วยการจัดซื้อจัดจ้างและการบริหารพัสดุภาครัฐ พ.ศ. 2560 ข้อ 21 จึงขอแต่งตั้ง </w:t>
+      </w:r>
+      <w:r>
+        <w:rPr>
+          <w:rFonts w:ascii="TH SarabunIT๙" w:hAnsi="TH SarabunIT๙" w:cs="TH SarabunIT๙"/>
+          <w:noProof/>
+          <w:sz w:val="32"/>
+          <w:szCs w:val="32"/>
+        </w:rPr>
+        <w:t>{{spec_creator_name}}</w:t>
+      </w:r>
+      <w:r>
+        <w:rPr>
+          <w:rFonts w:ascii="TH SarabunIT๙" w:hAnsi="TH SarabunIT๙" w:cs="TH SarabunIT๙"/>
+          <w:sz w:val="32"/>
+          <w:szCs w:val="32"/>
+        </w:rPr>
         <w:t xml:space="preserve"> </w:t>
       </w:r>
       <w:r>
@@ -2600,35 +2053,9 @@
           <w:rFonts w:ascii="TH SarabunIT๙" w:hAnsi="TH SarabunIT๙" w:cs="TH SarabunIT๙"/>
           <w:sz w:val="32"/>
           <w:szCs w:val="32"/>
-        </w:rPr>
-        <w:t>{{</w:t>
-      </w:r>
-      <w:proofErr w:type="spellStart"/>
-      <w:r>
-        <w:rPr>
-          <w:rFonts w:ascii="TH SarabunIT๙" w:hAnsi="TH SarabunIT๙" w:cs="TH SarabunIT๙"/>
-          <w:sz w:val="32"/>
-          <w:szCs w:val="32"/>
-        </w:rPr>
-        <w:t>school_name</w:t>
-      </w:r>
-      <w:proofErr w:type="spellEnd"/>
-      <w:r>
-        <w:rPr>
-          <w:rFonts w:ascii="TH SarabunIT๙" w:hAnsi="TH SarabunIT๙" w:cs="TH SarabunIT๙"/>
-          <w:sz w:val="32"/>
-          <w:szCs w:val="32"/>
-        </w:rPr>
-        <w:t>}}</w:t>
-      </w:r>
-      <w:r>
-        <w:rPr>
-          <w:rFonts w:ascii="TH SarabunIT๙" w:hAnsi="TH SarabunIT๙" w:cs="TH SarabunIT๙"/>
-          <w:sz w:val="32"/>
-          <w:szCs w:val="32"/>
-          <w:cs/>
-        </w:rPr>
-        <w:t xml:space="preserve"> จะดำเนินการจัด</w:t>
+          <w:cs/>
+        </w:rPr>
+        <w:t xml:space="preserve">ตำแหน่ง </w:t>
       </w:r>
       <w:r>
         <w:rPr>
@@ -2637,50 +2064,6 @@
           <w:sz w:val="32"/>
           <w:szCs w:val="32"/>
         </w:rPr>
-        <w:t>{{purpose_reason}}</w:t>
-      </w:r>
-      <w:r>
-        <w:rPr>
-          <w:rFonts w:ascii="TH SarabunIT๙" w:hAnsi="TH SarabunIT๙" w:cs="TH SarabunIT๙"/>
-          <w:sz w:val="32"/>
-          <w:szCs w:val="32"/>
-          <w:cs/>
-        </w:rPr>
-        <w:t xml:space="preserve"> เพื่อให้การกำหนดขอบเขตของงานหรือรายละเอียดคุณลักษณะเฉพาะวัสดุ/ราคากลางงานดังกล่าว เป็นไปตามระเบียบกระทรวงการคลัง ว่าด้วยการจัดซื้อจัดจ้างและการบริหารพัสดุภาครัฐ พ.ศ. 2560 ข้อ 21 จึงขอแต่งตั้ง </w:t>
-      </w:r>
-      <w:r>
-        <w:rPr>
-          <w:rFonts w:ascii="TH SarabunIT๙" w:hAnsi="TH SarabunIT๙" w:cs="TH SarabunIT๙"/>
-          <w:noProof/>
-          <w:sz w:val="32"/>
-          <w:szCs w:val="32"/>
-        </w:rPr>
-        <w:t>{{spec_creator_name}}</w:t>
-      </w:r>
-      <w:r>
-        <w:rPr>
-          <w:rFonts w:ascii="TH SarabunIT๙" w:hAnsi="TH SarabunIT๙" w:cs="TH SarabunIT๙"/>
-          <w:sz w:val="32"/>
-          <w:szCs w:val="32"/>
-        </w:rPr>
-        <w:t xml:space="preserve"> </w:t>
-      </w:r>
-      <w:r>
-        <w:rPr>
-          <w:rFonts w:ascii="TH SarabunIT๙" w:hAnsi="TH SarabunIT๙" w:cs="TH SarabunIT๙"/>
-          <w:sz w:val="32"/>
-          <w:szCs w:val="32"/>
-          <w:cs/>
-        </w:rPr>
-        <w:t xml:space="preserve">ตำแหน่ง </w:t>
-      </w:r>
-      <w:r>
-        <w:rPr>
-          <w:rFonts w:ascii="TH SarabunIT๙" w:hAnsi="TH SarabunIT๙" w:cs="TH SarabunIT๙"/>
-          <w:noProof/>
-          <w:sz w:val="32"/>
-          <w:szCs w:val="32"/>
-        </w:rPr>
         <w:t>{{spec_creator_position}}</w:t>
       </w:r>
       <w:r>
@@ -2698,33 +2081,7 @@
           <w:sz w:val="32"/>
           <w:szCs w:val="32"/>
         </w:rPr>
-        <w:t xml:space="preserve"> </w:t>
-      </w:r>
-      <w:r>
-        <w:rPr>
-          <w:rFonts w:ascii="TH SarabunIT๙" w:hAnsi="TH SarabunIT๙" w:cs="TH SarabunIT๙"/>
-          <w:sz w:val="32"/>
-          <w:szCs w:val="32"/>
-        </w:rPr>
-        <w:t>{{</w:t>
-      </w:r>
-      <w:proofErr w:type="spellStart"/>
-      <w:r>
-        <w:rPr>
-          <w:rFonts w:ascii="TH SarabunIT๙" w:hAnsi="TH SarabunIT๙" w:cs="TH SarabunIT๙"/>
-          <w:sz w:val="32"/>
-          <w:szCs w:val="32"/>
-        </w:rPr>
-        <w:t>school_name</w:t>
-      </w:r>
-      <w:proofErr w:type="spellEnd"/>
-      <w:r>
-        <w:rPr>
-          <w:rFonts w:ascii="TH SarabunIT๙" w:hAnsi="TH SarabunIT๙" w:cs="TH SarabunIT๙"/>
-          <w:sz w:val="32"/>
-          <w:szCs w:val="32"/>
-        </w:rPr>
-        <w:t>}}</w:t>
+        <w:t xml:space="preserve"> {{school_name}}</w:t>
       </w:r>
       <w:r>
         <w:rPr>
@@ -2865,53 +2222,11 @@
           <w:cs/>
         </w:rPr>
         <w:tab/>
-      </w:r>
-      <w:r>
-        <w:rPr>
-          <w:rFonts w:ascii="TH SarabunIT๙" w:hAnsi="TH SarabunIT๙" w:cs="TH SarabunIT๙"/>
-          <w:szCs w:val="32"/>
-          <w:cs/>
-        </w:rPr>
         <w:tab/>
-      </w:r>
-      <w:r>
-        <w:rPr>
-          <w:rFonts w:ascii="TH SarabunIT๙" w:hAnsi="TH SarabunIT๙" w:cs="TH SarabunIT๙"/>
-          <w:szCs w:val="32"/>
-          <w:cs/>
-        </w:rPr>
         <w:tab/>
-      </w:r>
-      <w:r>
-        <w:rPr>
-          <w:rFonts w:ascii="TH SarabunIT๙" w:hAnsi="TH SarabunIT๙" w:cs="TH SarabunIT๙"/>
-          <w:szCs w:val="32"/>
-          <w:cs/>
-        </w:rPr>
         <w:tab/>
-      </w:r>
-      <w:r>
-        <w:rPr>
-          <w:rFonts w:ascii="TH SarabunIT๙" w:hAnsi="TH SarabunIT๙" w:cs="TH SarabunIT๙"/>
-          <w:szCs w:val="32"/>
-          <w:cs/>
-        </w:rPr>
         <w:tab/>
-      </w:r>
-      <w:r>
-        <w:rPr>
-          <w:rFonts w:ascii="TH SarabunIT๙" w:hAnsi="TH SarabunIT๙" w:cs="TH SarabunIT๙"/>
-          <w:szCs w:val="32"/>
-          <w:cs/>
-        </w:rPr>
         <w:tab/>
-      </w:r>
-      <w:r>
-        <w:rPr>
-          <w:rFonts w:ascii="TH SarabunIT๙" w:hAnsi="TH SarabunIT๙" w:cs="TH SarabunIT๙"/>
-          <w:szCs w:val="32"/>
-          <w:cs/>
-        </w:rPr>
         <w:tab/>
         <w:t>(ลงชื่อ).........................................</w:t>
       </w:r>
@@ -2954,23 +2269,7 @@
           <w:rFonts w:ascii="TH SarabunIT๙" w:hAnsi="TH SarabunIT๙" w:cs="TH SarabunIT๙"/>
           <w:szCs w:val="32"/>
         </w:rPr>
-        <w:t>{{</w:t>
-      </w:r>
-      <w:proofErr w:type="spellStart"/>
-      <w:r>
-        <w:rPr>
-          <w:rFonts w:ascii="TH SarabunIT๙" w:hAnsi="TH SarabunIT๙" w:cs="TH SarabunIT๙"/>
-          <w:szCs w:val="32"/>
-        </w:rPr>
-        <w:t>procurement_officer</w:t>
-      </w:r>
-      <w:proofErr w:type="spellEnd"/>
-      <w:r>
-        <w:rPr>
-          <w:rFonts w:ascii="TH SarabunIT๙" w:hAnsi="TH SarabunIT๙" w:cs="TH SarabunIT๙"/>
-          <w:szCs w:val="32"/>
-        </w:rPr>
-        <w:t>}}</w:t>
+        <w:t>{{procurement_officer}}</w:t>
       </w:r>
       <w:r>
         <w:rPr>
@@ -3038,53 +2337,11 @@
           <w:cs/>
         </w:rPr>
         <w:tab/>
-      </w:r>
-      <w:r>
-        <w:rPr>
-          <w:rFonts w:ascii="TH SarabunIT๙" w:hAnsi="TH SarabunIT๙" w:cs="TH SarabunIT๙"/>
-          <w:szCs w:val="32"/>
-          <w:cs/>
-        </w:rPr>
         <w:tab/>
-      </w:r>
-      <w:r>
-        <w:rPr>
-          <w:rFonts w:ascii="TH SarabunIT๙" w:hAnsi="TH SarabunIT๙" w:cs="TH SarabunIT๙"/>
-          <w:szCs w:val="32"/>
-          <w:cs/>
-        </w:rPr>
         <w:tab/>
-      </w:r>
-      <w:r>
-        <w:rPr>
-          <w:rFonts w:ascii="TH SarabunIT๙" w:hAnsi="TH SarabunIT๙" w:cs="TH SarabunIT๙"/>
-          <w:szCs w:val="32"/>
-          <w:cs/>
-        </w:rPr>
         <w:tab/>
-      </w:r>
-      <w:r>
-        <w:rPr>
-          <w:rFonts w:ascii="TH SarabunIT๙" w:hAnsi="TH SarabunIT๙" w:cs="TH SarabunIT๙"/>
-          <w:szCs w:val="32"/>
-          <w:cs/>
-        </w:rPr>
         <w:tab/>
-      </w:r>
-      <w:r>
-        <w:rPr>
-          <w:rFonts w:ascii="TH SarabunIT๙" w:hAnsi="TH SarabunIT๙" w:cs="TH SarabunIT๙"/>
-          <w:szCs w:val="32"/>
-          <w:cs/>
-        </w:rPr>
         <w:tab/>
-      </w:r>
-      <w:r>
-        <w:rPr>
-          <w:rFonts w:ascii="TH SarabunIT๙" w:hAnsi="TH SarabunIT๙" w:cs="TH SarabunIT๙"/>
-          <w:szCs w:val="32"/>
-          <w:cs/>
-        </w:rPr>
         <w:tab/>
         <w:t>(ลงชื่อ).........................................</w:t>
       </w:r>
@@ -3126,23 +2383,7 @@
           <w:rFonts w:ascii="TH SarabunIT๙" w:hAnsi="TH SarabunIT๙" w:cs="TH SarabunIT๙"/>
           <w:szCs w:val="32"/>
         </w:rPr>
-        <w:t>{{</w:t>
-      </w:r>
-      <w:proofErr w:type="spellStart"/>
-      <w:r>
-        <w:rPr>
-          <w:rFonts w:ascii="TH SarabunIT๙" w:hAnsi="TH SarabunIT๙" w:cs="TH SarabunIT๙"/>
-          <w:szCs w:val="32"/>
-        </w:rPr>
-        <w:t>procurement_head</w:t>
-      </w:r>
-      <w:proofErr w:type="spellEnd"/>
-      <w:r>
-        <w:rPr>
-          <w:rFonts w:ascii="TH SarabunIT๙" w:hAnsi="TH SarabunIT๙" w:cs="TH SarabunIT๙"/>
-          <w:szCs w:val="32"/>
-        </w:rPr>
-        <w:t>}}</w:t>
+        <w:t>{{procurement_head}}</w:t>
       </w:r>
       <w:r>
         <w:rPr>
@@ -3277,53 +2518,11 @@
           <w:cs/>
         </w:rPr>
         <w:t xml:space="preserve">           </w:t>
-      </w:r>
-      <w:r>
-        <w:rPr>
-          <w:rFonts w:ascii="TH SarabunIT๙" w:hAnsi="TH SarabunIT๙" w:cs="TH SarabunIT๙"/>
-          <w:szCs w:val="32"/>
-          <w:cs/>
-        </w:rPr>
         <w:tab/>
-      </w:r>
-      <w:r>
-        <w:rPr>
-          <w:rFonts w:ascii="TH SarabunIT๙" w:hAnsi="TH SarabunIT๙" w:cs="TH SarabunIT๙"/>
-          <w:szCs w:val="32"/>
-          <w:cs/>
-        </w:rPr>
         <w:tab/>
-      </w:r>
-      <w:r>
-        <w:rPr>
-          <w:rFonts w:ascii="TH SarabunIT๙" w:hAnsi="TH SarabunIT๙" w:cs="TH SarabunIT๙"/>
-          <w:szCs w:val="32"/>
-          <w:cs/>
-        </w:rPr>
         <w:tab/>
-      </w:r>
-      <w:r>
-        <w:rPr>
-          <w:rFonts w:ascii="TH SarabunIT๙" w:hAnsi="TH SarabunIT๙" w:cs="TH SarabunIT๙"/>
-          <w:szCs w:val="32"/>
-          <w:cs/>
-        </w:rPr>
         <w:tab/>
-      </w:r>
-      <w:r>
-        <w:rPr>
-          <w:rFonts w:ascii="TH SarabunIT๙" w:hAnsi="TH SarabunIT๙" w:cs="TH SarabunIT๙"/>
-          <w:szCs w:val="32"/>
-          <w:cs/>
-        </w:rPr>
         <w:tab/>
-      </w:r>
-      <w:r>
-        <w:rPr>
-          <w:rFonts w:ascii="TH SarabunIT๙" w:hAnsi="TH SarabunIT๙" w:cs="TH SarabunIT๙"/>
-          <w:szCs w:val="32"/>
-          <w:cs/>
-        </w:rPr>
         <w:tab/>
         <w:t xml:space="preserve">(ลงชื่อ)..........................................        </w:t>
       </w:r>
@@ -3382,23 +2581,7 @@
           <w:rFonts w:ascii="TH SarabunIT๙" w:hAnsi="TH SarabunIT๙" w:cs="TH SarabunIT๙"/>
           <w:szCs w:val="32"/>
         </w:rPr>
-        <w:t>{{</w:t>
-      </w:r>
-      <w:proofErr w:type="spellStart"/>
-      <w:r>
-        <w:rPr>
-          <w:rFonts w:ascii="TH SarabunIT๙" w:hAnsi="TH SarabunIT๙" w:cs="TH SarabunIT๙"/>
-          <w:szCs w:val="32"/>
-        </w:rPr>
-        <w:t>director_name</w:t>
-      </w:r>
-      <w:proofErr w:type="spellEnd"/>
-      <w:r>
-        <w:rPr>
-          <w:rFonts w:ascii="TH SarabunIT๙" w:hAnsi="TH SarabunIT๙" w:cs="TH SarabunIT๙"/>
-          <w:szCs w:val="32"/>
-        </w:rPr>
-        <w:t>}}</w:t>
+        <w:t>{{director_name}}</w:t>
       </w:r>
       <w:r>
         <w:rPr>
@@ -3452,33 +2635,7 @@
           <w:sz w:val="32"/>
           <w:szCs w:val="32"/>
         </w:rPr>
-        <w:t xml:space="preserve"> </w:t>
-      </w:r>
-      <w:r>
-        <w:rPr>
-          <w:rFonts w:ascii="TH SarabunIT๙" w:hAnsi="TH SarabunIT๙" w:cs="TH SarabunIT๙"/>
-          <w:sz w:val="32"/>
-          <w:szCs w:val="32"/>
-        </w:rPr>
-        <w:t>{{</w:t>
-      </w:r>
-      <w:proofErr w:type="spellStart"/>
-      <w:r>
-        <w:rPr>
-          <w:rFonts w:ascii="TH SarabunIT๙" w:hAnsi="TH SarabunIT๙" w:cs="TH SarabunIT๙"/>
-          <w:sz w:val="32"/>
-          <w:szCs w:val="32"/>
-        </w:rPr>
-        <w:t>school_name</w:t>
-      </w:r>
-      <w:proofErr w:type="spellEnd"/>
-      <w:r>
-        <w:rPr>
-          <w:rFonts w:ascii="TH SarabunIT๙" w:hAnsi="TH SarabunIT๙" w:cs="TH SarabunIT๙"/>
-          <w:sz w:val="32"/>
-          <w:szCs w:val="32"/>
-        </w:rPr>
-        <w:t>}}</w:t>
+        <w:t xml:space="preserve"> {{school_name}}</w:t>
       </w:r>
       <w:r>
         <w:rPr>
@@ -3505,53 +2662,11 @@
           <w:cs/>
         </w:rPr>
         <w:tab/>
-      </w:r>
-      <w:r>
-        <w:rPr>
-          <w:rFonts w:ascii="TH SarabunIT๙" w:hAnsi="TH SarabunIT๙" w:cs="TH SarabunIT๙"/>
-          <w:szCs w:val="32"/>
-          <w:cs/>
-        </w:rPr>
         <w:tab/>
-      </w:r>
-      <w:r>
-        <w:rPr>
-          <w:rFonts w:ascii="TH SarabunIT๙" w:hAnsi="TH SarabunIT๙" w:cs="TH SarabunIT๙"/>
-          <w:szCs w:val="32"/>
-          <w:cs/>
-        </w:rPr>
         <w:tab/>
-      </w:r>
-      <w:r>
-        <w:rPr>
-          <w:rFonts w:ascii="TH SarabunIT๙" w:hAnsi="TH SarabunIT๙" w:cs="TH SarabunIT๙"/>
-          <w:szCs w:val="32"/>
-          <w:cs/>
-        </w:rPr>
         <w:tab/>
-      </w:r>
-      <w:r>
-        <w:rPr>
-          <w:rFonts w:ascii="TH SarabunIT๙" w:hAnsi="TH SarabunIT๙" w:cs="TH SarabunIT๙"/>
-          <w:szCs w:val="32"/>
-          <w:cs/>
-        </w:rPr>
         <w:tab/>
-      </w:r>
-      <w:r>
-        <w:rPr>
-          <w:rFonts w:ascii="TH SarabunIT๙" w:hAnsi="TH SarabunIT๙" w:cs="TH SarabunIT๙"/>
-          <w:szCs w:val="32"/>
-          <w:cs/>
-        </w:rPr>
         <w:tab/>
-      </w:r>
-      <w:r>
-        <w:rPr>
-          <w:rFonts w:ascii="TH SarabunIT๙" w:hAnsi="TH SarabunIT๙" w:cs="TH SarabunIT๙"/>
-          <w:szCs w:val="32"/>
-          <w:cs/>
-        </w:rPr>
         <w:tab/>
         <w:t xml:space="preserve">    </w:t>
       </w:r>
@@ -3569,15 +2684,7 @@
           <w:noProof/>
           <w:szCs w:val="32"/>
         </w:rPr>
-        <w:t xml:space="preserve"> </w:t>
-      </w:r>
-      <w:r>
-        <w:rPr>
-          <w:rFonts w:ascii="TH SarabunIT๙" w:hAnsi="TH SarabunIT๙" w:cs="TH SarabunIT๙"/>
-          <w:noProof/>
-          <w:szCs w:val="32"/>
-        </w:rPr>
-        <w:t>{{date_memo_used}}</w:t>
+        <w:t xml:space="preserve"> {{date_memo_used}}</w:t>
       </w:r>
     </w:p>
     <w:p>
@@ -3721,7 +2828,7 @@
           <w:bCs/>
           <w:szCs w:val="32"/>
         </w:rPr>
-        <w:t xml:space="preserve"> </w:t>
+        <w:t xml:space="preserve"> {{school_name}}</w:t>
       </w:r>
       <w:r>
         <w:rPr>
@@ -3729,75 +2836,46 @@
           <w:b/>
           <w:bCs/>
           <w:szCs w:val="32"/>
-        </w:rPr>
-        <w:t>{{</w:t>
-      </w:r>
-      <w:proofErr w:type="spellStart"/>
-      <w:r>
+          <w:cs/>
+        </w:rPr>
+        <w:t xml:space="preserve"> </w:t>
+      </w:r>
+    </w:p>
+    <w:p>
+      <w:pPr>
+        <w:pStyle w:val="a8"/>
+        <w:jc w:val="center"/>
+        <w:rPr>
+          <w:rFonts w:ascii="TH SarabunIT๙" w:hAnsi="TH SarabunIT๙" w:cs="TH SarabunIT๙"/>
+          <w:szCs w:val="32"/>
+          <w:cs/>
+        </w:rPr>
+      </w:pPr>
+      <w:r>
+        <w:rPr>
+          <w:rFonts w:ascii="TH SarabunIT๙" w:hAnsi="TH SarabunIT๙" w:cs="TH SarabunIT๙"/>
+          <w:szCs w:val="32"/>
+          <w:cs/>
+        </w:rPr>
+        <w:t>****************************************</w:t>
+      </w:r>
+    </w:p>
+    <w:p>
+      <w:pPr>
+        <w:pStyle w:val="a8"/>
         <w:rPr>
           <w:rFonts w:ascii="TH SarabunIT๙" w:hAnsi="TH SarabunIT๙" w:cs="TH SarabunIT๙"/>
           <w:b/>
           <w:bCs/>
           <w:szCs w:val="32"/>
         </w:rPr>
-        <w:t>school_name</w:t>
-      </w:r>
-      <w:proofErr w:type="spellEnd"/>
+      </w:pPr>
       <w:r>
         <w:rPr>
           <w:rFonts w:ascii="TH SarabunIT๙" w:hAnsi="TH SarabunIT๙" w:cs="TH SarabunIT๙"/>
           <w:b/>
           <w:bCs/>
           <w:szCs w:val="32"/>
-        </w:rPr>
-        <w:t>}}</w:t>
-      </w:r>
-      <w:r>
-        <w:rPr>
-          <w:rFonts w:ascii="TH SarabunIT๙" w:hAnsi="TH SarabunIT๙" w:cs="TH SarabunIT๙"/>
-          <w:b/>
-          <w:bCs/>
-          <w:szCs w:val="32"/>
-          <w:cs/>
-        </w:rPr>
-        <w:t xml:space="preserve"> </w:t>
-      </w:r>
-    </w:p>
-    <w:p>
-      <w:pPr>
-        <w:pStyle w:val="a8"/>
-        <w:jc w:val="center"/>
-        <w:rPr>
-          <w:rFonts w:ascii="TH SarabunIT๙" w:hAnsi="TH SarabunIT๙" w:cs="TH SarabunIT๙"/>
-          <w:szCs w:val="32"/>
-          <w:cs/>
-        </w:rPr>
-      </w:pPr>
-      <w:r>
-        <w:rPr>
-          <w:rFonts w:ascii="TH SarabunIT๙" w:hAnsi="TH SarabunIT๙" w:cs="TH SarabunIT๙"/>
-          <w:szCs w:val="32"/>
-          <w:cs/>
-        </w:rPr>
-        <w:t>****************************************</w:t>
-      </w:r>
-    </w:p>
-    <w:p>
-      <w:pPr>
-        <w:pStyle w:val="a8"/>
-        <w:rPr>
-          <w:rFonts w:ascii="TH SarabunIT๙" w:hAnsi="TH SarabunIT๙" w:cs="TH SarabunIT๙"/>
-          <w:b/>
-          <w:bCs/>
-          <w:szCs w:val="32"/>
-        </w:rPr>
-      </w:pPr>
-      <w:r>
-        <w:rPr>
-          <w:rFonts w:ascii="TH SarabunIT๙" w:hAnsi="TH SarabunIT๙" w:cs="TH SarabunIT๙"/>
-          <w:b/>
-          <w:bCs/>
-          <w:szCs w:val="32"/>
           <w:cs/>
         </w:rPr>
         <w:t>1. ข้อมูลเกี่ยวกับโครงการ</w:t>
@@ -3820,21 +2898,7 @@
         </w:rPr>
         <w:tab/>
         <w:t>ชื่อโครงการ</w:t>
-      </w:r>
-      <w:r>
-        <w:rPr>
-          <w:rFonts w:ascii="TH SarabunIT๙" w:hAnsi="TH SarabunIT๙" w:cs="TH SarabunIT๙"/>
-          <w:szCs w:val="32"/>
-          <w:cs/>
-        </w:rPr>
         <w:tab/>
-      </w:r>
-      <w:r>
-        <w:rPr>
-          <w:rFonts w:ascii="TH SarabunIT๙" w:hAnsi="TH SarabunIT๙" w:cs="TH SarabunIT๙"/>
-          <w:szCs w:val="32"/>
-          <w:cs/>
-        </w:rPr>
         <w:tab/>
         <w:t xml:space="preserve">     โครงการ</w:t>
       </w:r>
@@ -3875,13 +2939,6 @@
           <w:cs/>
         </w:rPr>
         <w:t>ชื่อกิจกรรม</w:t>
-      </w:r>
-      <w:r>
-        <w:rPr>
-          <w:rFonts w:ascii="TH SarabunIT๙" w:hAnsi="TH SarabunIT๙" w:cs="TH SarabunIT๙"/>
-          <w:szCs w:val="32"/>
-          <w:cs/>
-        </w:rPr>
         <w:tab/>
         <w:t>กิจกรรม</w:t>
       </w:r>
@@ -3960,21 +3017,7 @@
         </w:rPr>
         <w:tab/>
         <w:t xml:space="preserve">ราคากลาง  </w:t>
-      </w:r>
-      <w:r>
-        <w:rPr>
-          <w:rFonts w:ascii="TH SarabunIT๙" w:hAnsi="TH SarabunIT๙" w:cs="TH SarabunIT๙"/>
-          <w:szCs w:val="32"/>
-          <w:cs/>
-        </w:rPr>
         <w:tab/>
-      </w:r>
-      <w:r>
-        <w:rPr>
-          <w:rFonts w:ascii="TH SarabunIT๙" w:hAnsi="TH SarabunIT๙" w:cs="TH SarabunIT๙"/>
-          <w:szCs w:val="32"/>
-          <w:cs/>
-        </w:rPr>
         <w:tab/>
         <w:t xml:space="preserve">     </w:t>
       </w:r>
@@ -4154,25 +3197,7 @@
           <w:szCs w:val="32"/>
           <w:cs/>
         </w:rPr>
-        <w:t>6.  มีคุณสมบัติและไม่มีลักษณะต้องห้ามตามที่คณะกรรมการนโยบายการจัดซื้อจัดจ้างและการบริหารพัสดุภาครัฐกำหนดในราชกิจจา</w:t>
-      </w:r>
-      <w:proofErr w:type="spellStart"/>
-      <w:r>
-        <w:rPr>
-          <w:rFonts w:ascii="TH SarabunIT๙" w:hAnsi="TH SarabunIT๙" w:cs="TH SarabunIT๙"/>
-          <w:szCs w:val="32"/>
-          <w:cs/>
-        </w:rPr>
-        <w:t>นุเ</w:t>
-      </w:r>
-      <w:proofErr w:type="spellEnd"/>
-      <w:r>
-        <w:rPr>
-          <w:rFonts w:ascii="TH SarabunIT๙" w:hAnsi="TH SarabunIT๙" w:cs="TH SarabunIT๙"/>
-          <w:szCs w:val="32"/>
-          <w:cs/>
-        </w:rPr>
-        <w:t>บกษา</w:t>
+        <w:t>6.  มีคุณสมบัติและไม่มีลักษณะต้องห้ามตามที่คณะกรรมการนโยบายการจัดซื้อจัดจ้างและการบริหารพัสดุภาครัฐกำหนดในราชกิจจานุเบกษา</w:t>
       </w:r>
     </w:p>
     <w:p>
@@ -4600,25 +3625,7 @@
                 <w:sz w:val="30"/>
                 <w:szCs w:val="30"/>
               </w:rPr>
-              <w:t>{{</w:t>
-            </w:r>
-            <w:proofErr w:type="spellStart"/>
-            <w:r>
-              <w:rPr>
-                <w:rFonts w:ascii="TH SarabunIT๙" w:eastAsia="Calibri" w:hAnsi="TH SarabunIT๙" w:cs="TH SarabunIT๙"/>
-                <w:sz w:val="30"/>
-                <w:szCs w:val="30"/>
-              </w:rPr>
-              <w:t>idx</w:t>
-            </w:r>
-            <w:proofErr w:type="spellEnd"/>
-            <w:r>
-              <w:rPr>
-                <w:rFonts w:ascii="TH SarabunIT๙" w:eastAsia="Calibri" w:hAnsi="TH SarabunIT๙" w:cs="TH SarabunIT๙"/>
-                <w:sz w:val="30"/>
-                <w:szCs w:val="30"/>
-              </w:rPr>
-              <w:t>}}</w:t>
+              <w:t>{{idx}}</w:t>
             </w:r>
           </w:p>
         </w:tc>
@@ -4641,25 +3648,7 @@
                 <w:sz w:val="30"/>
                 <w:szCs w:val="30"/>
               </w:rPr>
-              <w:t>{{</w:t>
-            </w:r>
-            <w:proofErr w:type="spellStart"/>
-            <w:r>
-              <w:rPr>
-                <w:rFonts w:ascii="TH SarabunIT๙" w:eastAsia="Calibri" w:hAnsi="TH SarabunIT๙" w:cs="TH SarabunIT๙"/>
-                <w:sz w:val="30"/>
-                <w:szCs w:val="30"/>
-              </w:rPr>
-              <w:t>item_name</w:t>
-            </w:r>
-            <w:proofErr w:type="spellEnd"/>
-            <w:r>
-              <w:rPr>
-                <w:rFonts w:ascii="TH SarabunIT๙" w:eastAsia="Calibri" w:hAnsi="TH SarabunIT๙" w:cs="TH SarabunIT๙"/>
-                <w:sz w:val="30"/>
-                <w:szCs w:val="30"/>
-              </w:rPr>
-              <w:t>}}</w:t>
+              <w:t>{{item_name}}</w:t>
             </w:r>
           </w:p>
         </w:tc>
@@ -4708,25 +3697,7 @@
                 <w:sz w:val="30"/>
                 <w:szCs w:val="30"/>
               </w:rPr>
-              <w:t>{{</w:t>
-            </w:r>
-            <w:proofErr w:type="spellStart"/>
-            <w:r>
-              <w:rPr>
-                <w:rFonts w:ascii="TH SarabunIT๙" w:eastAsia="Calibri" w:hAnsi="TH SarabunIT๙" w:cs="TH SarabunIT๙"/>
-                <w:sz w:val="30"/>
-                <w:szCs w:val="30"/>
-              </w:rPr>
-              <w:t>market_price_check</w:t>
-            </w:r>
-            <w:proofErr w:type="spellEnd"/>
-            <w:r>
-              <w:rPr>
-                <w:rFonts w:ascii="TH SarabunIT๙" w:eastAsia="Calibri" w:hAnsi="TH SarabunIT๙" w:cs="TH SarabunIT๙"/>
-                <w:sz w:val="30"/>
-                <w:szCs w:val="30"/>
-              </w:rPr>
-              <w:t>}}</w:t>
+              <w:t>{{market_price_check}}</w:t>
             </w:r>
           </w:p>
         </w:tc>
@@ -4750,25 +3721,7 @@
                 <w:sz w:val="30"/>
                 <w:szCs w:val="30"/>
               </w:rPr>
-              <w:t>{{</w:t>
-            </w:r>
-            <w:proofErr w:type="spellStart"/>
-            <w:r>
-              <w:rPr>
-                <w:rFonts w:ascii="TH SarabunIT๙" w:eastAsia="Calibri" w:hAnsi="TH SarabunIT๙" w:cs="TH SarabunIT๙"/>
-                <w:sz w:val="30"/>
-                <w:szCs w:val="30"/>
-              </w:rPr>
-              <w:t>unit_price</w:t>
-            </w:r>
-            <w:proofErr w:type="spellEnd"/>
-            <w:r>
-              <w:rPr>
-                <w:rFonts w:ascii="TH SarabunIT๙" w:eastAsia="Calibri" w:hAnsi="TH SarabunIT๙" w:cs="TH SarabunIT๙"/>
-                <w:sz w:val="30"/>
-                <w:szCs w:val="30"/>
-              </w:rPr>
-              <w:t>}}</w:t>
+              <w:t>{{unit_price}}</w:t>
             </w:r>
           </w:p>
         </w:tc>
@@ -4792,25 +3745,7 @@
                 <w:sz w:val="30"/>
                 <w:szCs w:val="30"/>
               </w:rPr>
-              <w:t>{{</w:t>
-            </w:r>
-            <w:proofErr w:type="spellStart"/>
-            <w:r>
-              <w:rPr>
-                <w:rFonts w:ascii="TH SarabunIT๙" w:eastAsia="Calibri" w:hAnsi="TH SarabunIT๙" w:cs="TH SarabunIT๙"/>
-                <w:sz w:val="30"/>
-                <w:szCs w:val="30"/>
-              </w:rPr>
-              <w:t>total_price</w:t>
-            </w:r>
-            <w:proofErr w:type="spellEnd"/>
-            <w:r>
-              <w:rPr>
-                <w:rFonts w:ascii="TH SarabunIT๙" w:eastAsia="Calibri" w:hAnsi="TH SarabunIT๙" w:cs="TH SarabunIT๙"/>
-                <w:sz w:val="30"/>
-                <w:szCs w:val="30"/>
-              </w:rPr>
-              <w:t>}}</w:t>
+              <w:t>{{total_price}}</w:t>
             </w:r>
           </w:p>
         </w:tc>
@@ -4935,14 +3870,6 @@
           <w:cs/>
         </w:rPr>
         <w:t xml:space="preserve">      </w:t>
-      </w:r>
-      <w:r>
-        <w:rPr>
-          <w:rFonts w:ascii="TH SarabunIT๙" w:hAnsi="TH SarabunIT๙" w:cs="TH SarabunIT๙"/>
-          <w:spacing w:val="-8"/>
-          <w:szCs w:val="32"/>
-          <w:cs/>
-        </w:rPr>
         <w:tab/>
         <w:t>4.1 ราคาที่เสนอจะต้องเสนอกำหนดยืนราคาไม่น้อยกว่า 7 วัน นับแต่วันเสนอราคาโดยภายในกำหนดยืนราคา</w:t>
       </w:r>
@@ -4971,13 +3898,6 @@
           <w:cs/>
         </w:rPr>
         <w:t xml:space="preserve">     </w:t>
-      </w:r>
-      <w:r>
-        <w:rPr>
-          <w:rFonts w:ascii="TH SarabunIT๙" w:hAnsi="TH SarabunIT๙" w:cs="TH SarabunIT๙"/>
-          <w:szCs w:val="32"/>
-          <w:cs/>
-        </w:rPr>
         <w:tab/>
         <w:t xml:space="preserve">4.2 กำหนดส่งมอบพัสดุ หรือกำหนดให้งานแล้วเสร็จ ไม่เกิน </w:t>
       </w:r>
@@ -5037,14 +3957,6 @@
           <w:cs/>
         </w:rPr>
         <w:t xml:space="preserve">    </w:t>
-      </w:r>
-      <w:r>
-        <w:rPr>
-          <w:rFonts w:ascii="TH SarabunIT๙" w:hAnsi="TH SarabunIT๙" w:cs="TH SarabunIT๙"/>
-          <w:spacing w:val="-6"/>
-          <w:szCs w:val="32"/>
-          <w:cs/>
-        </w:rPr>
         <w:tab/>
         <w:t xml:space="preserve">ค่าปรับอัตราร้อยละ </w:t>
       </w:r>
@@ -5379,34 +4291,34 @@
           <w:rFonts w:ascii="TH SarabunIT๙" w:hAnsi="TH SarabunIT๙" w:cs="TH SarabunIT๙"/>
           <w:szCs w:val="32"/>
         </w:rPr>
+        <w:t xml:space="preserve"> {{school_name}}</w:t>
+      </w:r>
+      <w:r>
+        <w:rPr>
+          <w:rFonts w:ascii="TH SarabunIT๙" w:hAnsi="TH SarabunIT๙" w:cs="TH SarabunIT๙"/>
+          <w:szCs w:val="32"/>
+          <w:cs/>
+        </w:rPr>
         <w:t xml:space="preserve"> </w:t>
       </w:r>
       <w:r>
         <w:rPr>
-          <w:rFonts w:ascii="TH SarabunIT๙" w:hAnsi="TH SarabunIT๙" w:cs="TH SarabunIT๙"/>
-          <w:szCs w:val="32"/>
-        </w:rPr>
-        <w:t>{{</w:t>
-      </w:r>
-      <w:proofErr w:type="spellStart"/>
-      <w:r>
-        <w:rPr>
-          <w:rFonts w:ascii="TH SarabunIT๙" w:hAnsi="TH SarabunIT๙" w:cs="TH SarabunIT๙"/>
-          <w:szCs w:val="32"/>
-        </w:rPr>
-        <w:t>school_name</w:t>
-      </w:r>
-      <w:proofErr w:type="spellEnd"/>
-      <w:r>
-        <w:rPr>
-          <w:rFonts w:ascii="TH SarabunIT๙" w:hAnsi="TH SarabunIT๙" w:cs="TH SarabunIT๙"/>
-          <w:szCs w:val="32"/>
-        </w:rPr>
-        <w:t>}}</w:t>
-      </w:r>
-      <w:r>
-        <w:rPr>
-          <w:rFonts w:ascii="TH SarabunIT๙" w:hAnsi="TH SarabunIT๙" w:cs="TH SarabunIT๙"/>
+          <w:rFonts w:ascii="TH SarabunIT๙" w:eastAsia="Times New Roman" w:hAnsi="TH SarabunIT๙" w:hint="cs"/>
+          <w:szCs w:val="32"/>
+          <w:cs/>
+        </w:rPr>
+        <w:t>อำเภอ</w:t>
+      </w:r>
+      <w:r>
+        <w:rPr>
+          <w:rFonts w:ascii="TH SarabunIT๙" w:eastAsia="Times New Roman" w:hAnsi="TH SarabunIT๙" w:cs="TH SarabunIT๙" w:hint="cs"/>
+          <w:szCs w:val="32"/>
+        </w:rPr>
+        <w:t>{{school_amphoe}}</w:t>
+      </w:r>
+      <w:r>
+        <w:rPr>
+          <w:rFonts w:ascii="TH SarabunIT๙" w:eastAsia="Times New Roman" w:hAnsi="TH SarabunIT๙" w:cs="TH SarabunIT๙" w:hint="cs"/>
           <w:szCs w:val="32"/>
           <w:cs/>
         </w:rPr>
@@ -5418,69 +4330,14 @@
           <w:szCs w:val="32"/>
           <w:cs/>
         </w:rPr>
-        <w:t>อำเภอ</w:t>
+        <w:t>จังหวัด</w:t>
       </w:r>
       <w:r>
         <w:rPr>
           <w:rFonts w:ascii="TH SarabunIT๙" w:eastAsia="Times New Roman" w:hAnsi="TH SarabunIT๙" w:cs="TH SarabunIT๙" w:hint="cs"/>
           <w:szCs w:val="32"/>
         </w:rPr>
-        <w:t>{{</w:t>
-      </w:r>
-      <w:proofErr w:type="spellStart"/>
-      <w:r>
-        <w:rPr>
-          <w:rFonts w:ascii="TH SarabunIT๙" w:eastAsia="Times New Roman" w:hAnsi="TH SarabunIT๙" w:cs="TH SarabunIT๙" w:hint="cs"/>
-          <w:szCs w:val="32"/>
-        </w:rPr>
-        <w:t>school_amphoe</w:t>
-      </w:r>
-      <w:proofErr w:type="spellEnd"/>
-      <w:r>
-        <w:rPr>
-          <w:rFonts w:ascii="TH SarabunIT๙" w:eastAsia="Times New Roman" w:hAnsi="TH SarabunIT๙" w:cs="TH SarabunIT๙" w:hint="cs"/>
-          <w:szCs w:val="32"/>
-        </w:rPr>
-        <w:t>}}</w:t>
-      </w:r>
-      <w:r>
-        <w:rPr>
-          <w:rFonts w:ascii="TH SarabunIT๙" w:eastAsia="Times New Roman" w:hAnsi="TH SarabunIT๙" w:cs="TH SarabunIT๙" w:hint="cs"/>
-          <w:szCs w:val="32"/>
-          <w:cs/>
-        </w:rPr>
-        <w:t xml:space="preserve"> </w:t>
-      </w:r>
-      <w:r>
-        <w:rPr>
-          <w:rFonts w:ascii="TH SarabunIT๙" w:eastAsia="Times New Roman" w:hAnsi="TH SarabunIT๙" w:hint="cs"/>
-          <w:szCs w:val="32"/>
-          <w:cs/>
-        </w:rPr>
-        <w:t>จังหวัด</w:t>
-      </w:r>
-      <w:r>
-        <w:rPr>
-          <w:rFonts w:ascii="TH SarabunIT๙" w:eastAsia="Times New Roman" w:hAnsi="TH SarabunIT๙" w:cs="TH SarabunIT๙" w:hint="cs"/>
-          <w:szCs w:val="32"/>
-        </w:rPr>
-        <w:t>{{</w:t>
-      </w:r>
-      <w:proofErr w:type="spellStart"/>
-      <w:r>
-        <w:rPr>
-          <w:rFonts w:ascii="TH SarabunIT๙" w:eastAsia="Times New Roman" w:hAnsi="TH SarabunIT๙" w:cs="TH SarabunIT๙" w:hint="cs"/>
-          <w:szCs w:val="32"/>
-        </w:rPr>
-        <w:t>school_changwat</w:t>
-      </w:r>
-      <w:proofErr w:type="spellEnd"/>
-      <w:r>
-        <w:rPr>
-          <w:rFonts w:ascii="TH SarabunIT๙" w:eastAsia="Times New Roman" w:hAnsi="TH SarabunIT๙" w:cs="TH SarabunIT๙" w:hint="cs"/>
-          <w:szCs w:val="32"/>
-        </w:rPr>
-        <w:t>}}</w:t>
+        <w:t>{{school_changwat}}</w:t>
       </w:r>
     </w:p>
     <w:p>
@@ -5507,78 +4364,15 @@
           <w:cs/>
         </w:rPr>
         <w:t xml:space="preserve">               </w:t>
-      </w:r>
-      <w:r>
-        <w:rPr>
-          <w:rFonts w:ascii="TH SarabunIT๙" w:hAnsi="TH SarabunIT๙" w:cs="TH SarabunIT๙"/>
-          <w:szCs w:val="32"/>
-          <w:cs/>
-        </w:rPr>
         <w:tab/>
-      </w:r>
-      <w:r>
-        <w:rPr>
-          <w:rFonts w:ascii="TH SarabunIT๙" w:hAnsi="TH SarabunIT๙" w:cs="TH SarabunIT๙"/>
-          <w:szCs w:val="32"/>
-          <w:cs/>
-        </w:rPr>
         <w:tab/>
-      </w:r>
-      <w:r>
-        <w:rPr>
-          <w:rFonts w:ascii="TH SarabunIT๙" w:hAnsi="TH SarabunIT๙" w:cs="TH SarabunIT๙"/>
-          <w:szCs w:val="32"/>
-          <w:cs/>
-        </w:rPr>
         <w:tab/>
-      </w:r>
-      <w:r>
-        <w:rPr>
-          <w:rFonts w:ascii="TH SarabunIT๙" w:hAnsi="TH SarabunIT๙" w:cs="TH SarabunIT๙"/>
-          <w:szCs w:val="32"/>
-          <w:cs/>
-        </w:rPr>
         <w:tab/>
         <w:t xml:space="preserve">ลงชื่อ.................................................ผู้กำหนดขอบเขตของงาน                                                               </w:t>
-      </w:r>
-      <w:r>
-        <w:rPr>
-          <w:rFonts w:ascii="TH SarabunIT๙" w:hAnsi="TH SarabunIT๙" w:cs="TH SarabunIT๙"/>
-          <w:szCs w:val="32"/>
-          <w:cs/>
-        </w:rPr>
         <w:tab/>
-      </w:r>
-      <w:r>
-        <w:rPr>
-          <w:rFonts w:ascii="TH SarabunIT๙" w:hAnsi="TH SarabunIT๙" w:cs="TH SarabunIT๙"/>
-          <w:szCs w:val="32"/>
-          <w:cs/>
-        </w:rPr>
         <w:tab/>
-      </w:r>
-      <w:r>
-        <w:rPr>
-          <w:rFonts w:ascii="TH SarabunIT๙" w:hAnsi="TH SarabunIT๙" w:cs="TH SarabunIT๙"/>
-          <w:szCs w:val="32"/>
-          <w:cs/>
-        </w:rPr>
         <w:tab/>
-      </w:r>
-      <w:r>
-        <w:rPr>
-          <w:rFonts w:ascii="TH SarabunIT๙" w:hAnsi="TH SarabunIT๙" w:cs="TH SarabunIT๙"/>
-          <w:szCs w:val="32"/>
-          <w:cs/>
-        </w:rPr>
         <w:tab/>
-      </w:r>
-      <w:r>
-        <w:rPr>
-          <w:rFonts w:ascii="TH SarabunIT๙" w:hAnsi="TH SarabunIT๙" w:cs="TH SarabunIT๙"/>
-          <w:szCs w:val="32"/>
-          <w:cs/>
-        </w:rPr>
         <w:tab/>
         <w:t xml:space="preserve">         </w:t>
       </w:r>
@@ -5660,30 +4454,7 @@
           <w:rFonts w:ascii="TH SarabunIT๙" w:hAnsi="TH SarabunIT๙" w:cs="TH SarabunIT๙"/>
           <w:szCs w:val="32"/>
         </w:rPr>
-        <w:t xml:space="preserve"> </w:t>
-      </w:r>
-      <w:r>
-        <w:rPr>
-          <w:rFonts w:ascii="TH SarabunIT๙" w:hAnsi="TH SarabunIT๙" w:cs="TH SarabunIT๙"/>
-          <w:szCs w:val="32"/>
-        </w:rPr>
-        <w:t>{{</w:t>
-      </w:r>
-      <w:proofErr w:type="spellStart"/>
-      <w:r>
-        <w:rPr>
-          <w:rFonts w:ascii="TH SarabunIT๙" w:hAnsi="TH SarabunIT๙" w:cs="TH SarabunIT๙"/>
-          <w:szCs w:val="32"/>
-        </w:rPr>
-        <w:t>school_name</w:t>
-      </w:r>
-      <w:proofErr w:type="spellEnd"/>
-      <w:r>
-        <w:rPr>
-          <w:rFonts w:ascii="TH SarabunIT๙" w:hAnsi="TH SarabunIT๙" w:cs="TH SarabunIT๙"/>
-          <w:szCs w:val="32"/>
-        </w:rPr>
-        <w:t>}}</w:t>
+        <w:t xml:space="preserve"> {{school_name}}</w:t>
       </w:r>
       <w:r>
         <w:rPr>
@@ -6100,33 +4871,7 @@
                       <w:sz w:val="32"/>
                       <w:szCs w:val="32"/>
                     </w:rPr>
-                    <w:t xml:space="preserve"> </w:t>
-                  </w:r>
-                  <w:r>
-                    <w:rPr>
-                      <w:rFonts w:ascii="TH SarabunIT๙" w:eastAsia="Times New Roman" w:hAnsi="TH SarabunIT๙" w:cs="TH SarabunIT๙"/>
-                      <w:sz w:val="32"/>
-                      <w:szCs w:val="32"/>
-                    </w:rPr>
-                    <w:t>{{</w:t>
-                  </w:r>
-                  <w:proofErr w:type="spellStart"/>
-                  <w:r>
-                    <w:rPr>
-                      <w:rFonts w:ascii="TH SarabunIT๙" w:eastAsia="Times New Roman" w:hAnsi="TH SarabunIT๙" w:cs="TH SarabunIT๙"/>
-                      <w:sz w:val="32"/>
-                      <w:szCs w:val="32"/>
-                    </w:rPr>
-                    <w:t>school_name</w:t>
-                  </w:r>
-                  <w:proofErr w:type="spellEnd"/>
-                  <w:r>
-                    <w:rPr>
-                      <w:rFonts w:ascii="TH SarabunIT๙" w:eastAsia="Times New Roman" w:hAnsi="TH SarabunIT๙" w:cs="TH SarabunIT๙"/>
-                      <w:sz w:val="32"/>
-                      <w:szCs w:val="32"/>
-                    </w:rPr>
-                    <w:t>}}</w:t>
+                    <w:t xml:space="preserve"> {{school_name}}</w:t>
                   </w:r>
                   <w:r>
                     <w:rPr>
@@ -6302,16 +5047,7 @@
                       <w:sz w:val="32"/>
                       <w:szCs w:val="32"/>
                     </w:rPr>
-                    <w:t xml:space="preserve"> </w:t>
-                  </w:r>
-                  <w:r>
-                    <w:rPr>
-                      <w:rFonts w:ascii="TH SarabunIT๙" w:eastAsia="Times New Roman" w:hAnsi="TH SarabunIT๙" w:cs="TH SarabunIT๙"/>
-                      <w:noProof/>
-                      <w:sz w:val="32"/>
-                      <w:szCs w:val="32"/>
-                    </w:rPr>
-                    <w:t>{{procurement_number}}</w:t>
+                    <w:t xml:space="preserve"> {{procurement_number}}</w:t>
                   </w:r>
                 </w:p>
               </w:tc>
@@ -6699,33 +5435,7 @@
                 <w:sz w:val="32"/>
                 <w:szCs w:val="32"/>
               </w:rPr>
-              <w:t xml:space="preserve"> </w:t>
-            </w:r>
-            <w:r>
-              <w:rPr>
-                <w:rFonts w:ascii="TH SarabunIT๙" w:eastAsia="Times New Roman" w:hAnsi="TH SarabunIT๙" w:cs="TH SarabunIT๙"/>
-                <w:sz w:val="32"/>
-                <w:szCs w:val="32"/>
-              </w:rPr>
-              <w:t>{{</w:t>
-            </w:r>
-            <w:proofErr w:type="spellStart"/>
-            <w:r>
-              <w:rPr>
-                <w:rFonts w:ascii="TH SarabunIT๙" w:eastAsia="Times New Roman" w:hAnsi="TH SarabunIT๙" w:cs="TH SarabunIT๙"/>
-                <w:sz w:val="32"/>
-                <w:szCs w:val="32"/>
-              </w:rPr>
-              <w:t>school_name</w:t>
-            </w:r>
-            <w:proofErr w:type="spellEnd"/>
-            <w:r>
-              <w:rPr>
-                <w:rFonts w:ascii="TH SarabunIT๙" w:eastAsia="Times New Roman" w:hAnsi="TH SarabunIT๙" w:cs="TH SarabunIT๙"/>
-                <w:sz w:val="32"/>
-                <w:szCs w:val="32"/>
-              </w:rPr>
-              <w:t>}}</w:t>
+              <w:t xml:space="preserve"> {{school_name}}</w:t>
             </w:r>
             <w:r>
               <w:rPr>
@@ -6777,33 +5487,7 @@
                 <w:sz w:val="32"/>
                 <w:szCs w:val="32"/>
               </w:rPr>
-              <w:t xml:space="preserve"> </w:t>
-            </w:r>
-            <w:r>
-              <w:rPr>
-                <w:rFonts w:ascii="TH SarabunIT๙" w:eastAsia="Times New Roman" w:hAnsi="TH SarabunIT๙" w:cs="TH SarabunIT๙"/>
-                <w:sz w:val="32"/>
-                <w:szCs w:val="32"/>
-              </w:rPr>
-              <w:t>{{</w:t>
-            </w:r>
-            <w:proofErr w:type="spellStart"/>
-            <w:r>
-              <w:rPr>
-                <w:rFonts w:ascii="TH SarabunIT๙" w:eastAsia="Times New Roman" w:hAnsi="TH SarabunIT๙" w:cs="TH SarabunIT๙"/>
-                <w:sz w:val="32"/>
-                <w:szCs w:val="32"/>
-              </w:rPr>
-              <w:t>school_name</w:t>
-            </w:r>
-            <w:proofErr w:type="spellEnd"/>
-            <w:r>
-              <w:rPr>
-                <w:rFonts w:ascii="TH SarabunIT๙" w:eastAsia="Times New Roman" w:hAnsi="TH SarabunIT๙" w:cs="TH SarabunIT๙"/>
-                <w:sz w:val="32"/>
-                <w:szCs w:val="32"/>
-              </w:rPr>
-              <w:t>}}</w:t>
+              <w:t xml:space="preserve"> {{school_name}}</w:t>
             </w:r>
             <w:r>
               <w:rPr>
@@ -6856,13 +5540,6 @@
                 <w:szCs w:val="32"/>
               </w:rPr>
               <w:t> </w:t>
-            </w:r>
-            <w:r>
-              <w:rPr>
-                <w:rFonts w:ascii="TH SarabunIT๙" w:eastAsia="Times New Roman" w:hAnsi="TH SarabunIT๙" w:cs="TH SarabunIT๙"/>
-                <w:sz w:val="32"/>
-                <w:szCs w:val="32"/>
-              </w:rPr>
               <w:br/>
               <w:t>               </w:t>
             </w:r>
@@ -6988,27 +5665,7 @@
                 <w:sz w:val="32"/>
                 <w:szCs w:val="32"/>
               </w:rPr>
-              <w:t>{{</w:t>
-            </w:r>
-            <w:proofErr w:type="spellStart"/>
-            <w:r>
-              <w:rPr>
-                <w:rFonts w:ascii="TH SarabunIT๙" w:eastAsia="Times New Roman" w:hAnsi="TH SarabunIT๙" w:cs="TH SarabunIT๙"/>
-                <w:noProof/>
-                <w:sz w:val="32"/>
-                <w:szCs w:val="32"/>
-              </w:rPr>
-              <w:t>current_order_price</w:t>
-            </w:r>
-            <w:proofErr w:type="spellEnd"/>
-            <w:r>
-              <w:rPr>
-                <w:rFonts w:ascii="TH SarabunIT๙" w:eastAsia="Times New Roman" w:hAnsi="TH SarabunIT๙" w:cs="TH SarabunIT๙"/>
-                <w:noProof/>
-                <w:sz w:val="32"/>
-                <w:szCs w:val="32"/>
-              </w:rPr>
-              <w:t>}}</w:t>
+              <w:t>{{current_order_price}}</w:t>
             </w:r>
             <w:r>
               <w:rPr>
@@ -7202,27 +5859,7 @@
                 <w:sz w:val="32"/>
                 <w:szCs w:val="32"/>
               </w:rPr>
-              <w:t>{{</w:t>
-            </w:r>
-            <w:proofErr w:type="spellStart"/>
-            <w:r>
-              <w:rPr>
-                <w:rFonts w:ascii="TH SarabunIT๙" w:eastAsia="Times New Roman" w:hAnsi="TH SarabunIT๙" w:cs="TH SarabunIT๙"/>
-                <w:noProof/>
-                <w:sz w:val="32"/>
-                <w:szCs w:val="32"/>
-              </w:rPr>
-              <w:t>shipping_days</w:t>
-            </w:r>
-            <w:proofErr w:type="spellEnd"/>
-            <w:r>
-              <w:rPr>
-                <w:rFonts w:ascii="TH SarabunIT๙" w:eastAsia="Times New Roman" w:hAnsi="TH SarabunIT๙" w:cs="TH SarabunIT๙"/>
-                <w:noProof/>
-                <w:sz w:val="32"/>
-                <w:szCs w:val="32"/>
-              </w:rPr>
-              <w:t>}}</w:t>
+              <w:t>{{shipping_days}}</w:t>
             </w:r>
             <w:r>
               <w:rPr>
@@ -7284,17 +5921,7 @@
                 <w:sz w:val="32"/>
                 <w:szCs w:val="32"/>
               </w:rPr>
-              <w:t>{{purpose_reason</w:t>
-            </w:r>
-            <w:proofErr w:type="gramStart"/>
-            <w:r>
-              <w:rPr>
-                <w:rFonts w:ascii="TH SarabunIT๙" w:eastAsia="Times New Roman" w:hAnsi="TH SarabunIT๙" w:cs="TH SarabunIT๙"/>
-                <w:noProof/>
-                <w:sz w:val="32"/>
-                <w:szCs w:val="32"/>
-              </w:rPr>
-              <w:t>}}</w:t>
+              <w:t>{{purpose_reason}}</w:t>
             </w:r>
             <w:r>
               <w:rPr>
@@ -7305,7 +5932,6 @@
               </w:rPr>
               <w:t>โดยวิธีเฉพาะเจาะจง</w:t>
             </w:r>
-            <w:proofErr w:type="gramEnd"/>
             <w:r>
               <w:rPr>
                 <w:rFonts w:ascii="TH SarabunIT๙" w:eastAsia="Times New Roman" w:hAnsi="TH SarabunIT๙" w:cs="TH SarabunIT๙"/>
@@ -7793,17 +6419,7 @@
                 <w:sz w:val="32"/>
                 <w:szCs w:val="32"/>
               </w:rPr>
-              <w:t>{{purpose_reason</w:t>
-            </w:r>
-            <w:proofErr w:type="gramStart"/>
-            <w:r>
-              <w:rPr>
-                <w:rFonts w:ascii="TH SarabunIT๙" w:eastAsia="Times New Roman" w:hAnsi="TH SarabunIT๙" w:cs="TH SarabunIT๙"/>
-                <w:noProof/>
-                <w:sz w:val="32"/>
-                <w:szCs w:val="32"/>
-              </w:rPr>
-              <w:t>}}</w:t>
+              <w:t>{{purpose_reason}}</w:t>
             </w:r>
             <w:r>
               <w:rPr>
@@ -7814,7 +6430,6 @@
               </w:rPr>
               <w:t>ดังกล่าวข้างต้น</w:t>
             </w:r>
-            <w:proofErr w:type="gramEnd"/>
           </w:p>
           <w:p>
             <w:pPr>
@@ -7938,27 +6553,7 @@
                 <w:sz w:val="28"/>
                 <w:szCs w:val="38"/>
               </w:rPr>
-              <w:t>{{</w:t>
-            </w:r>
-            <w:proofErr w:type="spellStart"/>
-            <w:r>
-              <w:rPr>
-                <w:rFonts w:ascii="TH SarabunIT๙" w:hAnsi="TH SarabunIT๙" w:cs="TH SarabunIT๙"/>
-                <w:color w:val="0000FF"/>
-                <w:sz w:val="28"/>
-                <w:szCs w:val="38"/>
-              </w:rPr>
-              <w:t>school_name</w:t>
-            </w:r>
-            <w:proofErr w:type="spellEnd"/>
-            <w:r>
-              <w:rPr>
-                <w:rFonts w:ascii="TH SarabunIT๙" w:hAnsi="TH SarabunIT๙" w:cs="TH SarabunIT๙"/>
-                <w:color w:val="0000FF"/>
-                <w:sz w:val="28"/>
-                <w:szCs w:val="38"/>
-              </w:rPr>
-              <w:t>}}</w:t>
+              <w:t>{{school_name}}</w:t>
             </w:r>
             <w:r>
               <w:rPr>
@@ -8101,53 +6696,16 @@
                 <w:rFonts w:ascii="TH SarabunIT๙" w:hAnsi="TH SarabunIT๙" w:cs="TH SarabunIT๙"/>
                 <w:szCs w:val="32"/>
               </w:rPr>
-              <w:t xml:space="preserve"> </w:t>
+              <w:t xml:space="preserve"> {{procurement_officer}}</w:t>
             </w:r>
             <w:r>
               <w:rPr>
                 <w:rFonts w:ascii="TH SarabunIT๙" w:hAnsi="TH SarabunIT๙" w:cs="TH SarabunIT๙"/>
                 <w:szCs w:val="32"/>
-              </w:rPr>
-              <w:t>{{</w:t>
-            </w:r>
-            <w:proofErr w:type="spellStart"/>
-            <w:r>
-              <w:rPr>
-                <w:rFonts w:ascii="TH SarabunIT๙" w:hAnsi="TH SarabunIT๙" w:cs="TH SarabunIT๙"/>
-                <w:szCs w:val="32"/>
-              </w:rPr>
-              <w:t>procurement_officer</w:t>
-            </w:r>
-            <w:proofErr w:type="spellEnd"/>
-            <w:r>
-              <w:rPr>
-                <w:rFonts w:ascii="TH SarabunIT๙" w:hAnsi="TH SarabunIT๙" w:cs="TH SarabunIT๙"/>
-                <w:szCs w:val="32"/>
-              </w:rPr>
-              <w:t>}}</w:t>
-            </w:r>
-            <w:r>
-              <w:rPr>
-                <w:rFonts w:ascii="TH SarabunIT๙" w:hAnsi="TH SarabunIT๙" w:cs="TH SarabunIT๙"/>
-                <w:szCs w:val="32"/>
                 <w:cs/>
               </w:rPr>
               <w:t xml:space="preserve">)  </w:t>
-            </w:r>
-            <w:r>
-              <w:rPr>
-                <w:rFonts w:ascii="TH SarabunIT๙" w:hAnsi="TH SarabunIT๙" w:cs="TH SarabunIT๙"/>
-                <w:szCs w:val="32"/>
-                <w:cs/>
-              </w:rPr>
               <w:tab/>
-            </w:r>
-            <w:r>
-              <w:rPr>
-                <w:rFonts w:ascii="TH SarabunIT๙" w:hAnsi="TH SarabunIT๙" w:cs="TH SarabunIT๙"/>
-                <w:szCs w:val="32"/>
-                <w:cs/>
-              </w:rPr>
               <w:tab/>
               <w:t xml:space="preserve">    </w:t>
             </w:r>
@@ -8172,30 +6730,7 @@
                 <w:rFonts w:ascii="TH SarabunIT๙" w:hAnsi="TH SarabunIT๙" w:cs="TH SarabunIT๙"/>
                 <w:szCs w:val="32"/>
               </w:rPr>
-              <w:t xml:space="preserve"> </w:t>
-            </w:r>
-            <w:r>
-              <w:rPr>
-                <w:rFonts w:ascii="TH SarabunIT๙" w:hAnsi="TH SarabunIT๙" w:cs="TH SarabunIT๙"/>
-                <w:szCs w:val="32"/>
-              </w:rPr>
-              <w:t>{{</w:t>
-            </w:r>
-            <w:proofErr w:type="spellStart"/>
-            <w:r>
-              <w:rPr>
-                <w:rFonts w:ascii="TH SarabunIT๙" w:hAnsi="TH SarabunIT๙" w:cs="TH SarabunIT๙"/>
-                <w:szCs w:val="32"/>
-              </w:rPr>
-              <w:t>procurement_head</w:t>
-            </w:r>
-            <w:proofErr w:type="spellEnd"/>
-            <w:r>
-              <w:rPr>
-                <w:rFonts w:ascii="TH SarabunIT๙" w:hAnsi="TH SarabunIT๙" w:cs="TH SarabunIT๙"/>
-                <w:szCs w:val="32"/>
-              </w:rPr>
-              <w:t>}}</w:t>
+              <w:t xml:space="preserve"> {{procurement_head}}</w:t>
             </w:r>
             <w:r>
               <w:rPr>
@@ -8308,30 +6843,7 @@
                 <w:rFonts w:ascii="TH SarabunIT๙" w:hAnsi="TH SarabunIT๙" w:cs="TH SarabunIT๙"/>
                 <w:szCs w:val="32"/>
               </w:rPr>
-              <w:t xml:space="preserve"> </w:t>
-            </w:r>
-            <w:r>
-              <w:rPr>
-                <w:rFonts w:ascii="TH SarabunIT๙" w:hAnsi="TH SarabunIT๙" w:cs="TH SarabunIT๙"/>
-                <w:szCs w:val="32"/>
-              </w:rPr>
-              <w:t>{{</w:t>
-            </w:r>
-            <w:proofErr w:type="spellStart"/>
-            <w:r>
-              <w:rPr>
-                <w:rFonts w:ascii="TH SarabunIT๙" w:hAnsi="TH SarabunIT๙" w:cs="TH SarabunIT๙"/>
-                <w:szCs w:val="32"/>
-              </w:rPr>
-              <w:t>director_name</w:t>
-            </w:r>
-            <w:proofErr w:type="spellEnd"/>
-            <w:r>
-              <w:rPr>
-                <w:rFonts w:ascii="TH SarabunIT๙" w:hAnsi="TH SarabunIT๙" w:cs="TH SarabunIT๙"/>
-                <w:szCs w:val="32"/>
-              </w:rPr>
-              <w:t>}}</w:t>
+              <w:t xml:space="preserve"> {{director_name}}</w:t>
             </w:r>
             <w:r>
               <w:rPr>
@@ -8372,30 +6884,7 @@
                 <w:rFonts w:ascii="TH SarabunIT๙" w:hAnsi="TH SarabunIT๙" w:cs="TH SarabunIT๙"/>
                 <w:szCs w:val="32"/>
               </w:rPr>
-              <w:t xml:space="preserve"> </w:t>
-            </w:r>
-            <w:r>
-              <w:rPr>
-                <w:rFonts w:ascii="TH SarabunIT๙" w:hAnsi="TH SarabunIT๙" w:cs="TH SarabunIT๙"/>
-                <w:szCs w:val="32"/>
-              </w:rPr>
-              <w:t>{{</w:t>
-            </w:r>
-            <w:proofErr w:type="spellStart"/>
-            <w:r>
-              <w:rPr>
-                <w:rFonts w:ascii="TH SarabunIT๙" w:hAnsi="TH SarabunIT๙" w:cs="TH SarabunIT๙"/>
-                <w:szCs w:val="32"/>
-              </w:rPr>
-              <w:t>school_name</w:t>
-            </w:r>
-            <w:proofErr w:type="spellEnd"/>
-            <w:r>
-              <w:rPr>
-                <w:rFonts w:ascii="TH SarabunIT๙" w:hAnsi="TH SarabunIT๙" w:cs="TH SarabunIT๙"/>
-                <w:szCs w:val="32"/>
-              </w:rPr>
-              <w:t>}}</w:t>
+              <w:t xml:space="preserve"> {{school_name}}</w:t>
             </w:r>
             <w:r>
               <w:rPr>
@@ -8802,23 +7291,7 @@
                       <w:rFonts w:ascii="TH SarabunIT๙" w:eastAsia="Calibri" w:hAnsi="TH SarabunIT๙" w:cs="TH SarabunIT๙"/>
                       <w:szCs w:val="32"/>
                     </w:rPr>
-                    <w:t>{{</w:t>
-                  </w:r>
-                  <w:proofErr w:type="spellStart"/>
-                  <w:r>
-                    <w:rPr>
-                      <w:rFonts w:ascii="TH SarabunIT๙" w:eastAsia="Calibri" w:hAnsi="TH SarabunIT๙" w:cs="TH SarabunIT๙"/>
-                      <w:szCs w:val="32"/>
-                    </w:rPr>
-                    <w:t>idx</w:t>
-                  </w:r>
-                  <w:proofErr w:type="spellEnd"/>
-                  <w:r>
-                    <w:rPr>
-                      <w:rFonts w:ascii="TH SarabunIT๙" w:eastAsia="Calibri" w:hAnsi="TH SarabunIT๙" w:cs="TH SarabunIT๙"/>
-                      <w:szCs w:val="32"/>
-                    </w:rPr>
-                    <w:t>}}</w:t>
+                    <w:t>{{idx}}</w:t>
                   </w:r>
                 </w:p>
               </w:tc>
@@ -8839,23 +7312,7 @@
                       <w:rFonts w:ascii="TH SarabunIT๙" w:eastAsia="Calibri" w:hAnsi="TH SarabunIT๙" w:cs="TH SarabunIT๙"/>
                       <w:szCs w:val="32"/>
                     </w:rPr>
-                    <w:t>{{</w:t>
-                  </w:r>
-                  <w:proofErr w:type="spellStart"/>
-                  <w:r>
-                    <w:rPr>
-                      <w:rFonts w:ascii="TH SarabunIT๙" w:eastAsia="Calibri" w:hAnsi="TH SarabunIT๙" w:cs="TH SarabunIT๙"/>
-                      <w:szCs w:val="32"/>
-                    </w:rPr>
-                    <w:t>item_name</w:t>
-                  </w:r>
-                  <w:proofErr w:type="spellEnd"/>
-                  <w:r>
-                    <w:rPr>
-                      <w:rFonts w:ascii="TH SarabunIT๙" w:eastAsia="Calibri" w:hAnsi="TH SarabunIT๙" w:cs="TH SarabunIT๙"/>
-                      <w:szCs w:val="32"/>
-                    </w:rPr>
-                    <w:t>}}</w:t>
+                    <w:t>{{item_name}}</w:t>
                   </w:r>
                 </w:p>
               </w:tc>
@@ -8901,23 +7358,7 @@
                       <w:rFonts w:ascii="TH SarabunIT๙" w:eastAsia="Calibri" w:hAnsi="TH SarabunIT๙" w:cs="TH SarabunIT๙"/>
                       <w:szCs w:val="32"/>
                     </w:rPr>
-                    <w:t>{{</w:t>
-                  </w:r>
-                  <w:proofErr w:type="spellStart"/>
-                  <w:r>
-                    <w:rPr>
-                      <w:rFonts w:ascii="TH SarabunIT๙" w:eastAsia="Calibri" w:hAnsi="TH SarabunIT๙" w:cs="TH SarabunIT๙"/>
-                      <w:szCs w:val="32"/>
-                    </w:rPr>
-                    <w:t>unit_price</w:t>
-                  </w:r>
-                  <w:proofErr w:type="spellEnd"/>
-                  <w:r>
-                    <w:rPr>
-                      <w:rFonts w:ascii="TH SarabunIT๙" w:eastAsia="Calibri" w:hAnsi="TH SarabunIT๙" w:cs="TH SarabunIT๙"/>
-                      <w:szCs w:val="32"/>
-                    </w:rPr>
-                    <w:t>}}</w:t>
+                    <w:t>{{unit_price}}</w:t>
                   </w:r>
                 </w:p>
               </w:tc>
@@ -8939,23 +7380,7 @@
                       <w:rFonts w:ascii="TH SarabunIT๙" w:eastAsia="Calibri" w:hAnsi="TH SarabunIT๙" w:cs="TH SarabunIT๙"/>
                       <w:szCs w:val="32"/>
                     </w:rPr>
-                    <w:t>{{</w:t>
-                  </w:r>
-                  <w:proofErr w:type="spellStart"/>
-                  <w:r>
-                    <w:rPr>
-                      <w:rFonts w:ascii="TH SarabunIT๙" w:eastAsia="Calibri" w:hAnsi="TH SarabunIT๙" w:cs="TH SarabunIT๙"/>
-                      <w:szCs w:val="32"/>
-                    </w:rPr>
-                    <w:t>total_price</w:t>
-                  </w:r>
-                  <w:proofErr w:type="spellEnd"/>
-                  <w:r>
-                    <w:rPr>
-                      <w:rFonts w:ascii="TH SarabunIT๙" w:eastAsia="Calibri" w:hAnsi="TH SarabunIT๙" w:cs="TH SarabunIT๙"/>
-                      <w:szCs w:val="32"/>
-                    </w:rPr>
-                    <w:t>}}</w:t>
+                    <w:t>{{total_price}}</w:t>
                   </w:r>
                 </w:p>
               </w:tc>
@@ -9283,25 +7708,7 @@
                 <w:sz w:val="32"/>
                 <w:szCs w:val="32"/>
               </w:rPr>
-              <w:t>{{</w:t>
-            </w:r>
-            <w:proofErr w:type="spellStart"/>
-            <w:r>
-              <w:rPr>
-                <w:rFonts w:ascii="TH SarabunIT๙" w:eastAsia="Times New Roman" w:hAnsi="TH SarabunIT๙" w:cs="TH SarabunIT๙" w:hint="cs"/>
-                <w:sz w:val="32"/>
-                <w:szCs w:val="32"/>
-              </w:rPr>
-              <w:t>procurement_officer</w:t>
-            </w:r>
-            <w:proofErr w:type="spellEnd"/>
-            <w:r>
-              <w:rPr>
-                <w:rFonts w:ascii="TH SarabunIT๙" w:eastAsia="Times New Roman" w:hAnsi="TH SarabunIT๙" w:cs="TH SarabunIT๙" w:hint="cs"/>
-                <w:sz w:val="32"/>
-                <w:szCs w:val="32"/>
-              </w:rPr>
-              <w:t>}}</w:t>
+              <w:t>{{procurement_officer}}</w:t>
             </w:r>
             <w:r>
               <w:rPr>
@@ -9797,39 +8204,7 @@
                 <w:sz w:val="32"/>
                 <w:szCs w:val="32"/>
               </w:rPr>
-              <w:t xml:space="preserve"> </w:t>
-            </w:r>
-            <w:r>
-              <w:rPr>
-                <w:rFonts w:ascii="TH SarabunIT๙" w:eastAsia="Times New Roman" w:hAnsi="TH SarabunIT๙" w:cs="TH SarabunIT๙"/>
-                <w:b/>
-                <w:bCs/>
-                <w:sz w:val="32"/>
-                <w:szCs w:val="32"/>
-              </w:rPr>
-              <w:t>{{</w:t>
-            </w:r>
-            <w:proofErr w:type="spellStart"/>
-            <w:r>
-              <w:rPr>
-                <w:rFonts w:ascii="TH SarabunIT๙" w:eastAsia="Times New Roman" w:hAnsi="TH SarabunIT๙" w:cs="TH SarabunIT๙"/>
-                <w:b/>
-                <w:bCs/>
-                <w:sz w:val="32"/>
-                <w:szCs w:val="32"/>
-              </w:rPr>
-              <w:t>school_name</w:t>
-            </w:r>
-            <w:proofErr w:type="spellEnd"/>
-            <w:r>
-              <w:rPr>
-                <w:rFonts w:ascii="TH SarabunIT๙" w:eastAsia="Times New Roman" w:hAnsi="TH SarabunIT๙" w:cs="TH SarabunIT๙"/>
-                <w:b/>
-                <w:bCs/>
-                <w:sz w:val="32"/>
-                <w:szCs w:val="32"/>
-              </w:rPr>
-              <w:t>}}</w:t>
+              <w:t xml:space="preserve"> {{school_name}}</w:t>
             </w:r>
             <w:r>
               <w:rPr>
@@ -9899,31 +8274,7 @@
                 <w:sz w:val="32"/>
                 <w:szCs w:val="32"/>
               </w:rPr>
-              <w:t>{{</w:t>
-            </w:r>
-            <w:proofErr w:type="spellStart"/>
-            <w:r>
-              <w:rPr>
-                <w:rFonts w:ascii="TH SarabunIT๙" w:eastAsia="Times New Roman" w:hAnsi="TH SarabunIT๙" w:cs="TH SarabunIT๙"/>
-                <w:b/>
-                <w:bCs/>
-                <w:noProof/>
-                <w:sz w:val="32"/>
-                <w:szCs w:val="32"/>
-              </w:rPr>
-              <w:t>order_number</w:t>
-            </w:r>
-            <w:proofErr w:type="spellEnd"/>
-            <w:r>
-              <w:rPr>
-                <w:rFonts w:ascii="TH SarabunIT๙" w:eastAsia="Times New Roman" w:hAnsi="TH SarabunIT๙" w:cs="TH SarabunIT๙"/>
-                <w:b/>
-                <w:bCs/>
-                <w:noProof/>
-                <w:sz w:val="32"/>
-                <w:szCs w:val="32"/>
-              </w:rPr>
-              <w:t>}}</w:t>
+              <w:t>{{order_number}}</w:t>
             </w:r>
           </w:p>
         </w:tc>
@@ -10003,31 +8354,7 @@
                 <w:sz w:val="32"/>
                 <w:szCs w:val="32"/>
               </w:rPr>
-              <w:t>{{</w:t>
-            </w:r>
-            <w:proofErr w:type="spellStart"/>
-            <w:r>
-              <w:rPr>
-                <w:rFonts w:ascii="TH SarabunIT๙" w:eastAsia="Times New Roman" w:hAnsi="TH SarabunIT๙" w:cs="TH SarabunIT๙"/>
-                <w:b/>
-                <w:bCs/>
-                <w:noProof/>
-                <w:sz w:val="32"/>
-                <w:szCs w:val="32"/>
-              </w:rPr>
-              <w:t>inspector_title_group</w:t>
-            </w:r>
-            <w:proofErr w:type="spellEnd"/>
-            <w:r>
-              <w:rPr>
-                <w:rFonts w:ascii="TH SarabunIT๙" w:eastAsia="Times New Roman" w:hAnsi="TH SarabunIT๙" w:cs="TH SarabunIT๙"/>
-                <w:b/>
-                <w:bCs/>
-                <w:noProof/>
-                <w:sz w:val="32"/>
-                <w:szCs w:val="32"/>
-              </w:rPr>
-              <w:t>}}</w:t>
+              <w:t>{{inspector_title_group}}</w:t>
             </w:r>
             <w:r>
               <w:rPr>
@@ -10139,33 +8466,7 @@
                 <w:sz w:val="32"/>
                 <w:szCs w:val="32"/>
               </w:rPr>
-              <w:t xml:space="preserve"> </w:t>
-            </w:r>
-            <w:r>
-              <w:rPr>
-                <w:rFonts w:ascii="TH SarabunIT๙" w:eastAsia="Times New Roman" w:hAnsi="TH SarabunIT๙" w:cs="TH SarabunIT๙"/>
-                <w:sz w:val="32"/>
-                <w:szCs w:val="32"/>
-              </w:rPr>
-              <w:t>{{</w:t>
-            </w:r>
-            <w:proofErr w:type="spellStart"/>
-            <w:r>
-              <w:rPr>
-                <w:rFonts w:ascii="TH SarabunIT๙" w:eastAsia="Times New Roman" w:hAnsi="TH SarabunIT๙" w:cs="TH SarabunIT๙"/>
-                <w:sz w:val="32"/>
-                <w:szCs w:val="32"/>
-              </w:rPr>
-              <w:t>school_name</w:t>
-            </w:r>
-            <w:proofErr w:type="spellEnd"/>
-            <w:r>
-              <w:rPr>
-                <w:rFonts w:ascii="TH SarabunIT๙" w:eastAsia="Times New Roman" w:hAnsi="TH SarabunIT๙" w:cs="TH SarabunIT๙"/>
-                <w:sz w:val="32"/>
-                <w:szCs w:val="32"/>
-              </w:rPr>
-              <w:t>}}</w:t>
+              <w:t xml:space="preserve"> {{school_name}}</w:t>
             </w:r>
             <w:r>
               <w:rPr>
@@ -10243,9 +8544,17 @@
                 <w:sz w:val="32"/>
                 <w:szCs w:val="32"/>
               </w:rPr>
-              <w:t>{{</w:t>
-            </w:r>
-            <w:proofErr w:type="spellStart"/>
+              <w:t>{{inspector_title_group}}</w:t>
+            </w:r>
+            <w:r>
+              <w:rPr>
+                <w:rFonts w:ascii="TH SarabunIT๙" w:eastAsia="Times New Roman" w:hAnsi="TH SarabunIT๙" w:cs="TH SarabunIT๙"/>
+                <w:sz w:val="32"/>
+                <w:szCs w:val="32"/>
+                <w:cs/>
+              </w:rPr>
+              <w:t xml:space="preserve"> สำหรับการ</w:t>
+            </w:r>
             <w:r>
               <w:rPr>
                 <w:rFonts w:ascii="TH SarabunIT๙" w:eastAsia="Times New Roman" w:hAnsi="TH SarabunIT๙" w:cs="TH SarabunIT๙"/>
@@ -10253,44 +8562,7 @@
                 <w:sz w:val="32"/>
                 <w:szCs w:val="32"/>
               </w:rPr>
-              <w:t>inspector_title_group</w:t>
-            </w:r>
-            <w:proofErr w:type="spellEnd"/>
-            <w:r>
-              <w:rPr>
-                <w:rFonts w:ascii="TH SarabunIT๙" w:eastAsia="Times New Roman" w:hAnsi="TH SarabunIT๙" w:cs="TH SarabunIT๙"/>
-                <w:noProof/>
-                <w:sz w:val="32"/>
-                <w:szCs w:val="32"/>
-              </w:rPr>
-              <w:t>}}</w:t>
-            </w:r>
-            <w:r>
-              <w:rPr>
-                <w:rFonts w:ascii="TH SarabunIT๙" w:eastAsia="Times New Roman" w:hAnsi="TH SarabunIT๙" w:cs="TH SarabunIT๙"/>
-                <w:sz w:val="32"/>
-                <w:szCs w:val="32"/>
-                <w:cs/>
-              </w:rPr>
-              <w:t xml:space="preserve"> สำหรับการ</w:t>
-            </w:r>
-            <w:r>
-              <w:rPr>
-                <w:rFonts w:ascii="TH SarabunIT๙" w:eastAsia="Times New Roman" w:hAnsi="TH SarabunIT๙" w:cs="TH SarabunIT๙"/>
-                <w:noProof/>
-                <w:sz w:val="32"/>
-                <w:szCs w:val="32"/>
-              </w:rPr>
-              <w:t>{{purpose_reason}}</w:t>
-            </w:r>
-            <w:r>
-              <w:rPr>
-                <w:rFonts w:ascii="TH SarabunIT๙" w:eastAsia="Times New Roman" w:hAnsi="TH SarabunIT๙" w:cs="TH SarabunIT๙"/>
-                <w:noProof/>
-                <w:sz w:val="32"/>
-                <w:szCs w:val="32"/>
-              </w:rPr>
-              <w:t>{{purpose_reason}}</w:t>
+              <w:t>{{purpose_reason}}{{purpose_reason}}</w:t>
             </w:r>
             <w:r>
               <w:rPr>
@@ -11261,27 +9533,7 @@
                 <w:sz w:val="32"/>
                 <w:szCs w:val="32"/>
               </w:rPr>
-              <w:t>{{</w:t>
-            </w:r>
-            <w:proofErr w:type="spellStart"/>
-            <w:r>
-              <w:rPr>
-                <w:rFonts w:ascii="TH SarabunIT๙" w:eastAsia="Times New Roman" w:hAnsi="TH SarabunIT๙" w:cs="TH SarabunIT๙"/>
-                <w:noProof/>
-                <w:sz w:val="32"/>
-                <w:szCs w:val="32"/>
-              </w:rPr>
-              <w:t>date_order_created</w:t>
-            </w:r>
-            <w:proofErr w:type="spellEnd"/>
-            <w:r>
-              <w:rPr>
-                <w:rFonts w:ascii="TH SarabunIT๙" w:eastAsia="Times New Roman" w:hAnsi="TH SarabunIT๙" w:cs="TH SarabunIT๙"/>
-                <w:noProof/>
-                <w:sz w:val="32"/>
-                <w:szCs w:val="32"/>
-              </w:rPr>
-              <w:t>}}</w:t>
+              <w:t>{{date_order_created}}</w:t>
             </w:r>
           </w:p>
         </w:tc>
@@ -11410,33 +9662,7 @@
                       <w:sz w:val="32"/>
                       <w:szCs w:val="32"/>
                     </w:rPr>
-                    <w:t xml:space="preserve"> </w:t>
-                  </w:r>
-                  <w:r>
-                    <w:rPr>
-                      <w:rFonts w:ascii="TH SarabunIT๙" w:hAnsi="TH SarabunIT๙" w:cs="TH SarabunIT๙"/>
-                      <w:sz w:val="32"/>
-                      <w:szCs w:val="32"/>
-                    </w:rPr>
-                    <w:t>{{</w:t>
-                  </w:r>
-                  <w:proofErr w:type="spellStart"/>
-                  <w:r>
-                    <w:rPr>
-                      <w:rFonts w:ascii="TH SarabunIT๙" w:hAnsi="TH SarabunIT๙" w:cs="TH SarabunIT๙"/>
-                      <w:sz w:val="32"/>
-                      <w:szCs w:val="32"/>
-                    </w:rPr>
-                    <w:t>director_name</w:t>
-                  </w:r>
-                  <w:proofErr w:type="spellEnd"/>
-                  <w:r>
-                    <w:rPr>
-                      <w:rFonts w:ascii="TH SarabunIT๙" w:hAnsi="TH SarabunIT๙" w:cs="TH SarabunIT๙"/>
-                      <w:sz w:val="32"/>
-                      <w:szCs w:val="32"/>
-                    </w:rPr>
-                    <w:t>}}</w:t>
+                    <w:t xml:space="preserve"> {{director_name}}</w:t>
                   </w:r>
                   <w:r>
                     <w:rPr>
@@ -11491,36 +9717,7 @@
                       <w:szCs w:val="32"/>
                       <w:bdr w:val="none" w:sz="0" w:space="0" w:color="auto" w:frame="1"/>
                     </w:rPr>
-                    <w:t xml:space="preserve"> </w:t>
-                  </w:r>
-                  <w:r>
-                    <w:rPr>
-                      <w:rFonts w:ascii="TH SarabunIT๙" w:eastAsia="Times New Roman" w:hAnsi="TH SarabunIT๙" w:cs="TH SarabunIT๙"/>
-                      <w:sz w:val="32"/>
-                      <w:szCs w:val="32"/>
-                      <w:bdr w:val="none" w:sz="0" w:space="0" w:color="auto" w:frame="1"/>
-                    </w:rPr>
-                    <w:t>{{</w:t>
-                  </w:r>
-                  <w:proofErr w:type="spellStart"/>
-                  <w:r>
-                    <w:rPr>
-                      <w:rFonts w:ascii="TH SarabunIT๙" w:eastAsia="Times New Roman" w:hAnsi="TH SarabunIT๙" w:cs="TH SarabunIT๙"/>
-                      <w:sz w:val="32"/>
-                      <w:szCs w:val="32"/>
-                      <w:bdr w:val="none" w:sz="0" w:space="0" w:color="auto" w:frame="1"/>
-                    </w:rPr>
-                    <w:t>school_name</w:t>
-                  </w:r>
-                  <w:proofErr w:type="spellEnd"/>
-                  <w:r>
-                    <w:rPr>
-                      <w:rFonts w:ascii="TH SarabunIT๙" w:eastAsia="Times New Roman" w:hAnsi="TH SarabunIT๙" w:cs="TH SarabunIT๙"/>
-                      <w:sz w:val="32"/>
-                      <w:szCs w:val="32"/>
-                      <w:bdr w:val="none" w:sz="0" w:space="0" w:color="auto" w:frame="1"/>
-                    </w:rPr>
-                    <w:t>}}</w:t>
+                    <w:t xml:space="preserve"> {{school_name}}</w:t>
                   </w:r>
                   <w:r>
                     <w:rPr>
@@ -12016,33 +10213,7 @@
                       <w:sz w:val="32"/>
                       <w:szCs w:val="32"/>
                     </w:rPr>
-                    <w:t xml:space="preserve"> </w:t>
-                  </w:r>
-                  <w:r>
-                    <w:rPr>
-                      <w:rFonts w:ascii="TH SarabunIT๙" w:eastAsia="Times New Roman" w:hAnsi="TH SarabunIT๙" w:cs="TH SarabunIT๙"/>
-                      <w:sz w:val="32"/>
-                      <w:szCs w:val="32"/>
-                    </w:rPr>
-                    <w:t>{{</w:t>
-                  </w:r>
-                  <w:proofErr w:type="spellStart"/>
-                  <w:r>
-                    <w:rPr>
-                      <w:rFonts w:ascii="TH SarabunIT๙" w:eastAsia="Times New Roman" w:hAnsi="TH SarabunIT๙" w:cs="TH SarabunIT๙"/>
-                      <w:sz w:val="32"/>
-                      <w:szCs w:val="32"/>
-                    </w:rPr>
-                    <w:t>school_name</w:t>
-                  </w:r>
-                  <w:proofErr w:type="spellEnd"/>
-                  <w:r>
-                    <w:rPr>
-                      <w:rFonts w:ascii="TH SarabunIT๙" w:eastAsia="Times New Roman" w:hAnsi="TH SarabunIT๙" w:cs="TH SarabunIT๙"/>
-                      <w:sz w:val="32"/>
-                      <w:szCs w:val="32"/>
-                    </w:rPr>
-                    <w:t>}}</w:t>
+                    <w:t xml:space="preserve"> {{school_name}}</w:t>
                   </w:r>
                   <w:r>
                     <w:rPr>
@@ -12221,16 +10392,7 @@
                       <w:sz w:val="32"/>
                       <w:szCs w:val="32"/>
                     </w:rPr>
-                    <w:t xml:space="preserve"> </w:t>
-                  </w:r>
-                  <w:r>
-                    <w:rPr>
-                      <w:rFonts w:ascii="TH SarabunIT๙" w:hAnsi="TH SarabunIT๙" w:cs="TH SarabunIT๙"/>
-                      <w:noProof/>
-                      <w:sz w:val="32"/>
-                      <w:szCs w:val="32"/>
-                    </w:rPr>
-                    <w:t>{{procurement_number}}</w:t>
+                    <w:t xml:space="preserve"> {{procurement_number}}</w:t>
                   </w:r>
                 </w:p>
               </w:tc>
@@ -12697,33 +10859,7 @@
                 <w:sz w:val="32"/>
                 <w:szCs w:val="32"/>
               </w:rPr>
-              <w:t xml:space="preserve"> </w:t>
-            </w:r>
-            <w:r>
-              <w:rPr>
-                <w:rFonts w:ascii="TH SarabunIT๙" w:eastAsia="Times New Roman" w:hAnsi="TH SarabunIT๙" w:cs="TH SarabunIT๙"/>
-                <w:sz w:val="32"/>
-                <w:szCs w:val="32"/>
-              </w:rPr>
-              <w:t>{{</w:t>
-            </w:r>
-            <w:proofErr w:type="spellStart"/>
-            <w:r>
-              <w:rPr>
-                <w:rFonts w:ascii="TH SarabunIT๙" w:eastAsia="Times New Roman" w:hAnsi="TH SarabunIT๙" w:cs="TH SarabunIT๙"/>
-                <w:sz w:val="32"/>
-                <w:szCs w:val="32"/>
-              </w:rPr>
-              <w:t>school_name</w:t>
-            </w:r>
-            <w:proofErr w:type="spellEnd"/>
-            <w:r>
-              <w:rPr>
-                <w:rFonts w:ascii="TH SarabunIT๙" w:eastAsia="Times New Roman" w:hAnsi="TH SarabunIT๙" w:cs="TH SarabunIT๙"/>
-                <w:sz w:val="32"/>
-                <w:szCs w:val="32"/>
-              </w:rPr>
-              <w:t>}}</w:t>
+              <w:t xml:space="preserve"> {{school_name}}</w:t>
             </w:r>
             <w:r>
               <w:rPr>
@@ -13664,33 +11800,7 @@
                 <w:sz w:val="32"/>
                 <w:szCs w:val="32"/>
               </w:rPr>
-              <w:t xml:space="preserve"> </w:t>
-            </w:r>
-            <w:r>
-              <w:rPr>
-                <w:rFonts w:ascii="TH SarabunIT๙" w:eastAsia="Times New Roman" w:hAnsi="TH SarabunIT๙" w:cs="TH SarabunIT๙"/>
-                <w:sz w:val="32"/>
-                <w:szCs w:val="32"/>
-              </w:rPr>
-              <w:t>{{</w:t>
-            </w:r>
-            <w:proofErr w:type="spellStart"/>
-            <w:r>
-              <w:rPr>
-                <w:rFonts w:ascii="TH SarabunIT๙" w:eastAsia="Times New Roman" w:hAnsi="TH SarabunIT๙" w:cs="TH SarabunIT๙"/>
-                <w:sz w:val="32"/>
-                <w:szCs w:val="32"/>
-              </w:rPr>
-              <w:t>school_name</w:t>
-            </w:r>
-            <w:proofErr w:type="spellEnd"/>
-            <w:r>
-              <w:rPr>
-                <w:rFonts w:ascii="TH SarabunIT๙" w:eastAsia="Times New Roman" w:hAnsi="TH SarabunIT๙" w:cs="TH SarabunIT๙"/>
-                <w:sz w:val="32"/>
-                <w:szCs w:val="32"/>
-              </w:rPr>
-              <w:t>}}</w:t>
+              <w:t xml:space="preserve"> {{school_name}}</w:t>
             </w:r>
             <w:r>
               <w:rPr>
@@ -13855,53 +11965,16 @@
                 <w:rFonts w:ascii="TH SarabunIT๙" w:hAnsi="TH SarabunIT๙" w:cs="TH SarabunIT๙"/>
                 <w:szCs w:val="32"/>
               </w:rPr>
-              <w:t xml:space="preserve"> </w:t>
+              <w:t xml:space="preserve"> {{procurement_officer}}</w:t>
             </w:r>
             <w:r>
               <w:rPr>
                 <w:rFonts w:ascii="TH SarabunIT๙" w:hAnsi="TH SarabunIT๙" w:cs="TH SarabunIT๙"/>
                 <w:szCs w:val="32"/>
-              </w:rPr>
-              <w:t>{{</w:t>
-            </w:r>
-            <w:proofErr w:type="spellStart"/>
-            <w:r>
-              <w:rPr>
-                <w:rFonts w:ascii="TH SarabunIT๙" w:hAnsi="TH SarabunIT๙" w:cs="TH SarabunIT๙"/>
-                <w:szCs w:val="32"/>
-              </w:rPr>
-              <w:t>procurement_officer</w:t>
-            </w:r>
-            <w:proofErr w:type="spellEnd"/>
-            <w:r>
-              <w:rPr>
-                <w:rFonts w:ascii="TH SarabunIT๙" w:hAnsi="TH SarabunIT๙" w:cs="TH SarabunIT๙"/>
-                <w:szCs w:val="32"/>
-              </w:rPr>
-              <w:t>}}</w:t>
-            </w:r>
-            <w:r>
-              <w:rPr>
-                <w:rFonts w:ascii="TH SarabunIT๙" w:hAnsi="TH SarabunIT๙" w:cs="TH SarabunIT๙"/>
-                <w:szCs w:val="32"/>
                 <w:cs/>
               </w:rPr>
               <w:t xml:space="preserve">)  </w:t>
-            </w:r>
-            <w:r>
-              <w:rPr>
-                <w:rFonts w:ascii="TH SarabunIT๙" w:hAnsi="TH SarabunIT๙" w:cs="TH SarabunIT๙"/>
-                <w:szCs w:val="32"/>
-                <w:cs/>
-              </w:rPr>
               <w:tab/>
-            </w:r>
-            <w:r>
-              <w:rPr>
-                <w:rFonts w:ascii="TH SarabunIT๙" w:hAnsi="TH SarabunIT๙" w:cs="TH SarabunIT๙"/>
-                <w:szCs w:val="32"/>
-                <w:cs/>
-              </w:rPr>
               <w:tab/>
               <w:t xml:space="preserve">    </w:t>
             </w:r>
@@ -13949,30 +12022,7 @@
                 <w:rFonts w:ascii="TH SarabunIT๙" w:hAnsi="TH SarabunIT๙" w:cs="TH SarabunIT๙"/>
                 <w:szCs w:val="32"/>
               </w:rPr>
-              <w:t xml:space="preserve"> </w:t>
-            </w:r>
-            <w:r>
-              <w:rPr>
-                <w:rFonts w:ascii="TH SarabunIT๙" w:hAnsi="TH SarabunIT๙" w:cs="TH SarabunIT๙"/>
-                <w:szCs w:val="32"/>
-              </w:rPr>
-              <w:t>{{</w:t>
-            </w:r>
-            <w:proofErr w:type="spellStart"/>
-            <w:r>
-              <w:rPr>
-                <w:rFonts w:ascii="TH SarabunIT๙" w:hAnsi="TH SarabunIT๙" w:cs="TH SarabunIT๙"/>
-                <w:szCs w:val="32"/>
-              </w:rPr>
-              <w:t>procurement_head</w:t>
-            </w:r>
-            <w:proofErr w:type="spellEnd"/>
-            <w:r>
-              <w:rPr>
-                <w:rFonts w:ascii="TH SarabunIT๙" w:hAnsi="TH SarabunIT๙" w:cs="TH SarabunIT๙"/>
-                <w:szCs w:val="32"/>
-              </w:rPr>
-              <w:t>}}</w:t>
+              <w:t xml:space="preserve"> {{procurement_head}}</w:t>
             </w:r>
             <w:r>
               <w:rPr>
@@ -14068,30 +12118,7 @@
                 <w:rFonts w:ascii="TH SarabunIT๙" w:hAnsi="TH SarabunIT๙" w:cs="TH SarabunIT๙"/>
                 <w:szCs w:val="32"/>
               </w:rPr>
-              <w:t xml:space="preserve"> </w:t>
-            </w:r>
-            <w:r>
-              <w:rPr>
-                <w:rFonts w:ascii="TH SarabunIT๙" w:hAnsi="TH SarabunIT๙" w:cs="TH SarabunIT๙"/>
-                <w:szCs w:val="32"/>
-              </w:rPr>
-              <w:t>{{</w:t>
-            </w:r>
-            <w:proofErr w:type="spellStart"/>
-            <w:r>
-              <w:rPr>
-                <w:rFonts w:ascii="TH SarabunIT๙" w:hAnsi="TH SarabunIT๙" w:cs="TH SarabunIT๙"/>
-                <w:szCs w:val="32"/>
-              </w:rPr>
-              <w:t>director_name</w:t>
-            </w:r>
-            <w:proofErr w:type="spellEnd"/>
-            <w:r>
-              <w:rPr>
-                <w:rFonts w:ascii="TH SarabunIT๙" w:hAnsi="TH SarabunIT๙" w:cs="TH SarabunIT๙"/>
-                <w:szCs w:val="32"/>
-              </w:rPr>
-              <w:t>}}</w:t>
+              <w:t xml:space="preserve"> {{director_name}}</w:t>
             </w:r>
             <w:r>
               <w:rPr>
@@ -14132,30 +12159,7 @@
                 <w:rFonts w:ascii="TH SarabunIT๙" w:hAnsi="TH SarabunIT๙" w:cs="TH SarabunIT๙"/>
                 <w:szCs w:val="32"/>
               </w:rPr>
-              <w:t xml:space="preserve"> </w:t>
-            </w:r>
-            <w:r>
-              <w:rPr>
-                <w:rFonts w:ascii="TH SarabunIT๙" w:hAnsi="TH SarabunIT๙" w:cs="TH SarabunIT๙"/>
-                <w:szCs w:val="32"/>
-              </w:rPr>
-              <w:t>{{</w:t>
-            </w:r>
-            <w:proofErr w:type="spellStart"/>
-            <w:r>
-              <w:rPr>
-                <w:rFonts w:ascii="TH SarabunIT๙" w:hAnsi="TH SarabunIT๙" w:cs="TH SarabunIT๙"/>
-                <w:szCs w:val="32"/>
-              </w:rPr>
-              <w:t>school_name</w:t>
-            </w:r>
-            <w:proofErr w:type="spellEnd"/>
-            <w:r>
-              <w:rPr>
-                <w:rFonts w:ascii="TH SarabunIT๙" w:hAnsi="TH SarabunIT๙" w:cs="TH SarabunIT๙"/>
-                <w:szCs w:val="32"/>
-              </w:rPr>
-              <w:t>}}</w:t>
+              <w:t xml:space="preserve"> {{school_name}}</w:t>
             </w:r>
             <w:r>
               <w:rPr>
@@ -14391,39 +12395,7 @@
                 <w:sz w:val="32"/>
                 <w:szCs w:val="32"/>
               </w:rPr>
-              <w:t xml:space="preserve"> </w:t>
-            </w:r>
-            <w:r>
-              <w:rPr>
-                <w:rFonts w:ascii="TH SarabunIT๙" w:eastAsia="Times New Roman" w:hAnsi="TH SarabunIT๙" w:cs="TH SarabunIT๙"/>
-                <w:b/>
-                <w:bCs/>
-                <w:sz w:val="32"/>
-                <w:szCs w:val="32"/>
-              </w:rPr>
-              <w:t>{{</w:t>
-            </w:r>
-            <w:proofErr w:type="spellStart"/>
-            <w:r>
-              <w:rPr>
-                <w:rFonts w:ascii="TH SarabunIT๙" w:eastAsia="Times New Roman" w:hAnsi="TH SarabunIT๙" w:cs="TH SarabunIT๙"/>
-                <w:b/>
-                <w:bCs/>
-                <w:sz w:val="32"/>
-                <w:szCs w:val="32"/>
-              </w:rPr>
-              <w:t>school_name</w:t>
-            </w:r>
-            <w:proofErr w:type="spellEnd"/>
-            <w:r>
-              <w:rPr>
-                <w:rFonts w:ascii="TH SarabunIT๙" w:eastAsia="Times New Roman" w:hAnsi="TH SarabunIT๙" w:cs="TH SarabunIT๙"/>
-                <w:b/>
-                <w:bCs/>
-                <w:sz w:val="32"/>
-                <w:szCs w:val="32"/>
-              </w:rPr>
-              <w:t>}}</w:t>
+              <w:t xml:space="preserve"> {{school_name}}</w:t>
             </w:r>
             <w:r>
               <w:rPr>
@@ -14474,31 +12446,7 @@
                 <w:sz w:val="32"/>
                 <w:szCs w:val="32"/>
               </w:rPr>
-              <w:t>{{</w:t>
-            </w:r>
-            <w:proofErr w:type="spellStart"/>
-            <w:r>
-              <w:rPr>
-                <w:rFonts w:ascii="TH SarabunIT๙" w:eastAsia="Times New Roman" w:hAnsi="TH SarabunIT๙" w:cs="TH SarabunIT๙"/>
-                <w:b/>
-                <w:bCs/>
-                <w:noProof/>
-                <w:sz w:val="32"/>
-                <w:szCs w:val="32"/>
-              </w:rPr>
-              <w:t>purpose_reason</w:t>
-            </w:r>
-            <w:proofErr w:type="spellEnd"/>
-            <w:r>
-              <w:rPr>
-                <w:rFonts w:ascii="TH SarabunIT๙" w:eastAsia="Times New Roman" w:hAnsi="TH SarabunIT๙" w:cs="TH SarabunIT๙"/>
-                <w:b/>
-                <w:bCs/>
-                <w:noProof/>
-                <w:sz w:val="32"/>
-                <w:szCs w:val="32"/>
-              </w:rPr>
-              <w:t>}}</w:t>
+              <w:t>{{purpose_reason}}</w:t>
             </w:r>
             <w:r>
               <w:rPr>
@@ -14607,33 +12555,7 @@
                 <w:sz w:val="32"/>
                 <w:szCs w:val="32"/>
               </w:rPr>
-              <w:t xml:space="preserve"> </w:t>
-            </w:r>
-            <w:r>
-              <w:rPr>
-                <w:rFonts w:ascii="TH SarabunIT๙" w:eastAsia="Times New Roman" w:hAnsi="TH SarabunIT๙" w:cs="TH SarabunIT๙"/>
-                <w:sz w:val="32"/>
-                <w:szCs w:val="32"/>
-              </w:rPr>
-              <w:t>{{</w:t>
-            </w:r>
-            <w:proofErr w:type="spellStart"/>
-            <w:r>
-              <w:rPr>
-                <w:rFonts w:ascii="TH SarabunIT๙" w:eastAsia="Times New Roman" w:hAnsi="TH SarabunIT๙" w:cs="TH SarabunIT๙"/>
-                <w:sz w:val="32"/>
-                <w:szCs w:val="32"/>
-              </w:rPr>
-              <w:t>school_name</w:t>
-            </w:r>
-            <w:proofErr w:type="spellEnd"/>
-            <w:r>
-              <w:rPr>
-                <w:rFonts w:ascii="TH SarabunIT๙" w:eastAsia="Times New Roman" w:hAnsi="TH SarabunIT๙" w:cs="TH SarabunIT๙"/>
-                <w:sz w:val="32"/>
-                <w:szCs w:val="32"/>
-              </w:rPr>
-              <w:t>}}</w:t>
+              <w:t xml:space="preserve"> {{school_name}}</w:t>
             </w:r>
             <w:r>
               <w:rPr>
@@ -14659,27 +12581,7 @@
                 <w:sz w:val="32"/>
                 <w:szCs w:val="32"/>
               </w:rPr>
-              <w:t>{{</w:t>
-            </w:r>
-            <w:proofErr w:type="spellStart"/>
-            <w:r>
-              <w:rPr>
-                <w:rFonts w:ascii="TH SarabunIT๙" w:eastAsia="Times New Roman" w:hAnsi="TH SarabunIT๙" w:cs="TH SarabunIT๙"/>
-                <w:noProof/>
-                <w:sz w:val="32"/>
-                <w:szCs w:val="32"/>
-              </w:rPr>
-              <w:t>purpose_reason</w:t>
-            </w:r>
-            <w:proofErr w:type="spellEnd"/>
-            <w:r>
-              <w:rPr>
-                <w:rFonts w:ascii="TH SarabunIT๙" w:eastAsia="Times New Roman" w:hAnsi="TH SarabunIT๙" w:cs="TH SarabunIT๙"/>
-                <w:noProof/>
-                <w:sz w:val="32"/>
-                <w:szCs w:val="32"/>
-              </w:rPr>
-              <w:t>}}</w:t>
+              <w:t>{{purpose_reason}}</w:t>
             </w:r>
             <w:r>
               <w:rPr>
@@ -14762,27 +12664,7 @@
                 <w:sz w:val="32"/>
                 <w:szCs w:val="32"/>
               </w:rPr>
-              <w:t>{{</w:t>
-            </w:r>
-            <w:proofErr w:type="spellStart"/>
-            <w:r>
-              <w:rPr>
-                <w:rFonts w:ascii="TH SarabunIT๙" w:eastAsia="Times New Roman" w:hAnsi="TH SarabunIT๙" w:cs="TH SarabunIT๙"/>
-                <w:noProof/>
-                <w:sz w:val="32"/>
-                <w:szCs w:val="32"/>
-              </w:rPr>
-              <w:t>current_order_price</w:t>
-            </w:r>
-            <w:proofErr w:type="spellEnd"/>
-            <w:r>
-              <w:rPr>
-                <w:rFonts w:ascii="TH SarabunIT๙" w:eastAsia="Times New Roman" w:hAnsi="TH SarabunIT๙" w:cs="TH SarabunIT๙"/>
-                <w:noProof/>
-                <w:sz w:val="32"/>
-                <w:szCs w:val="32"/>
-              </w:rPr>
-              <w:t>}}</w:t>
+              <w:t>{{current_order_price}}</w:t>
             </w:r>
             <w:r>
               <w:rPr>
@@ -14941,27 +12823,7 @@
                 <w:sz w:val="32"/>
                 <w:szCs w:val="32"/>
               </w:rPr>
-              <w:t>{{</w:t>
-            </w:r>
-            <w:proofErr w:type="spellStart"/>
-            <w:r>
-              <w:rPr>
-                <w:rFonts w:ascii="TH SarabunIT๙" w:eastAsia="Times New Roman" w:hAnsi="TH SarabunIT๙" w:cs="TH SarabunIT๙"/>
-                <w:noProof/>
-                <w:sz w:val="32"/>
-                <w:szCs w:val="32"/>
-              </w:rPr>
-              <w:t>date_announcement</w:t>
-            </w:r>
-            <w:proofErr w:type="spellEnd"/>
-            <w:r>
-              <w:rPr>
-                <w:rFonts w:ascii="TH SarabunIT๙" w:eastAsia="Times New Roman" w:hAnsi="TH SarabunIT๙" w:cs="TH SarabunIT๙"/>
-                <w:noProof/>
-                <w:sz w:val="32"/>
-                <w:szCs w:val="32"/>
-              </w:rPr>
-              <w:t>}}</w:t>
+              <w:t>{{date_announcement}}</w:t>
             </w:r>
             <w:r>
               <w:rPr>
@@ -15236,33 +13098,7 @@
                       <w:sz w:val="32"/>
                       <w:szCs w:val="32"/>
                     </w:rPr>
-                    <w:t xml:space="preserve"> </w:t>
-                  </w:r>
-                  <w:r>
-                    <w:rPr>
-                      <w:rFonts w:ascii="TH SarabunIT๙" w:hAnsi="TH SarabunIT๙" w:cs="TH SarabunIT๙"/>
-                      <w:sz w:val="32"/>
-                      <w:szCs w:val="32"/>
-                    </w:rPr>
-                    <w:t>{{</w:t>
-                  </w:r>
-                  <w:proofErr w:type="spellStart"/>
-                  <w:r>
-                    <w:rPr>
-                      <w:rFonts w:ascii="TH SarabunIT๙" w:hAnsi="TH SarabunIT๙" w:cs="TH SarabunIT๙"/>
-                      <w:sz w:val="32"/>
-                      <w:szCs w:val="32"/>
-                    </w:rPr>
-                    <w:t>director_name</w:t>
-                  </w:r>
-                  <w:proofErr w:type="spellEnd"/>
-                  <w:r>
-                    <w:rPr>
-                      <w:rFonts w:ascii="TH SarabunIT๙" w:hAnsi="TH SarabunIT๙" w:cs="TH SarabunIT๙"/>
-                      <w:sz w:val="32"/>
-                      <w:szCs w:val="32"/>
-                    </w:rPr>
-                    <w:t>}}</w:t>
+                    <w:t xml:space="preserve"> {{director_name}}</w:t>
                   </w:r>
                   <w:r>
                     <w:rPr>
@@ -15321,33 +13157,7 @@
                       <w:sz w:val="32"/>
                       <w:szCs w:val="32"/>
                     </w:rPr>
-                    <w:t xml:space="preserve"> </w:t>
-                  </w:r>
-                  <w:r>
-                    <w:rPr>
-                      <w:rFonts w:ascii="TH SarabunIT๙" w:eastAsia="Times New Roman" w:hAnsi="TH SarabunIT๙" w:cs="TH SarabunIT๙"/>
-                      <w:sz w:val="32"/>
-                      <w:szCs w:val="32"/>
-                    </w:rPr>
-                    <w:t>{{</w:t>
-                  </w:r>
-                  <w:proofErr w:type="spellStart"/>
-                  <w:r>
-                    <w:rPr>
-                      <w:rFonts w:ascii="TH SarabunIT๙" w:eastAsia="Times New Roman" w:hAnsi="TH SarabunIT๙" w:cs="TH SarabunIT๙"/>
-                      <w:sz w:val="32"/>
-                      <w:szCs w:val="32"/>
-                    </w:rPr>
-                    <w:t>school_name</w:t>
-                  </w:r>
-                  <w:proofErr w:type="spellEnd"/>
-                  <w:r>
-                    <w:rPr>
-                      <w:rFonts w:ascii="TH SarabunIT๙" w:eastAsia="Times New Roman" w:hAnsi="TH SarabunIT๙" w:cs="TH SarabunIT๙"/>
-                      <w:sz w:val="32"/>
-                      <w:szCs w:val="32"/>
-                    </w:rPr>
-                    <w:t>}}</w:t>
+                    <w:t xml:space="preserve"> {{school_name}}</w:t>
                   </w:r>
                   <w:r>
                     <w:rPr>
@@ -16038,25 +13848,7 @@
                             <w:noProof/>
                             <w:sz w:val="28"/>
                           </w:rPr>
-                          <w:t>{{</w:t>
-                        </w:r>
-                        <w:proofErr w:type="spellStart"/>
-                        <w:r>
-                          <w:rPr>
-                            <w:rFonts w:ascii="TH SarabunIT๙" w:eastAsia="Times New Roman" w:hAnsi="TH SarabunIT๙" w:cs="TH SarabunIT๙"/>
-                            <w:noProof/>
-                            <w:sz w:val="28"/>
-                          </w:rPr>
-                          <w:t>vendor_name</w:t>
-                        </w:r>
-                        <w:proofErr w:type="spellEnd"/>
-                        <w:r>
-                          <w:rPr>
-                            <w:rFonts w:ascii="TH SarabunIT๙" w:eastAsia="Times New Roman" w:hAnsi="TH SarabunIT๙" w:cs="TH SarabunIT๙"/>
-                            <w:noProof/>
-                            <w:sz w:val="28"/>
-                          </w:rPr>
-                          <w:t>}}</w:t>
+                          <w:t>{{vendor_name}}</w:t>
                         </w:r>
                       </w:p>
                     </w:tc>
@@ -16098,23 +13890,7 @@
                             <w:rFonts w:ascii="TH SarabunIT๙" w:eastAsia="Times New Roman" w:hAnsi="TH SarabunIT๙" w:cs="TH SarabunIT๙"/>
                             <w:sz w:val="28"/>
                           </w:rPr>
-                          <w:t>{{</w:t>
-                        </w:r>
-                        <w:proofErr w:type="spellStart"/>
-                        <w:r>
-                          <w:rPr>
-                            <w:rFonts w:ascii="TH SarabunIT๙" w:eastAsia="Times New Roman" w:hAnsi="TH SarabunIT๙" w:cs="TH SarabunIT๙"/>
-                            <w:sz w:val="28"/>
-                          </w:rPr>
-                          <w:t>vendor_address_no</w:t>
-                        </w:r>
-                        <w:proofErr w:type="spellEnd"/>
-                        <w:r>
-                          <w:rPr>
-                            <w:rFonts w:ascii="TH SarabunIT๙" w:eastAsia="Times New Roman" w:hAnsi="TH SarabunIT๙" w:cs="TH SarabunIT๙"/>
-                            <w:sz w:val="28"/>
-                          </w:rPr>
-                          <w:t>}}</w:t>
+                          <w:t>{{vendor_address_no}}</w:t>
                         </w:r>
                         <w:r>
                           <w:rPr>
@@ -16219,25 +13995,7 @@
                             <w:noProof/>
                             <w:sz w:val="28"/>
                           </w:rPr>
-                          <w:t>{{</w:t>
-                        </w:r>
-                        <w:proofErr w:type="spellStart"/>
-                        <w:r>
-                          <w:rPr>
-                            <w:rFonts w:ascii="TH SarabunIT๙" w:hAnsi="TH SarabunIT๙" w:cs="TH SarabunIT๙"/>
-                            <w:noProof/>
-                            <w:sz w:val="28"/>
-                          </w:rPr>
-                          <w:t>vendor_phone</w:t>
-                        </w:r>
-                        <w:proofErr w:type="spellEnd"/>
-                        <w:r>
-                          <w:rPr>
-                            <w:rFonts w:ascii="TH SarabunIT๙" w:hAnsi="TH SarabunIT๙" w:cs="TH SarabunIT๙"/>
-                            <w:noProof/>
-                            <w:sz w:val="28"/>
-                          </w:rPr>
-                          <w:t>}}</w:t>
+                          <w:t>{{vendor_phone}}</w:t>
                         </w:r>
                       </w:p>
                     </w:tc>
@@ -16287,25 +14045,7 @@
                             <w:noProof/>
                             <w:sz w:val="28"/>
                           </w:rPr>
-                          <w:t>{{</w:t>
-                        </w:r>
-                        <w:proofErr w:type="spellStart"/>
-                        <w:r>
-                          <w:rPr>
-                            <w:rFonts w:ascii="TH SarabunIT๙" w:hAnsi="TH SarabunIT๙" w:cs="TH SarabunIT๙"/>
-                            <w:noProof/>
-                            <w:sz w:val="28"/>
-                          </w:rPr>
-                          <w:t>vendor_tax_id</w:t>
-                        </w:r>
-                        <w:proofErr w:type="spellEnd"/>
-                        <w:r>
-                          <w:rPr>
-                            <w:rFonts w:ascii="TH SarabunIT๙" w:hAnsi="TH SarabunIT๙" w:cs="TH SarabunIT๙"/>
-                            <w:noProof/>
-                            <w:sz w:val="28"/>
-                          </w:rPr>
-                          <w:t>}}</w:t>
+                          <w:t>{{vendor_tax_id}}</w:t>
                         </w:r>
                       </w:p>
                     </w:tc>
@@ -16409,15 +14149,7 @@
                             <w:noProof/>
                             <w:sz w:val="28"/>
                           </w:rPr>
-                          <w:t xml:space="preserve"> </w:t>
-                        </w:r>
-                        <w:r>
-                          <w:rPr>
-                            <w:rFonts w:ascii="TH SarabunIT๙" w:hAnsi="TH SarabunIT๙" w:cs="TH SarabunIT๙"/>
-                            <w:noProof/>
-                            <w:sz w:val="28"/>
-                          </w:rPr>
-                          <w:t>{{procurement_number}}</w:t>
+                          <w:t xml:space="preserve"> {{procurement_number}}</w:t>
                         </w:r>
                       </w:p>
                     </w:tc>
@@ -16524,30 +14256,7 @@
                             <w:rFonts w:ascii="TH SarabunIT๙" w:eastAsia="Times New Roman" w:hAnsi="TH SarabunIT๙" w:cs="TH SarabunIT๙"/>
                             <w:sz w:val="28"/>
                           </w:rPr>
-                          <w:t xml:space="preserve"> </w:t>
-                        </w:r>
-                        <w:r>
-                          <w:rPr>
-                            <w:rFonts w:ascii="TH SarabunIT๙" w:eastAsia="Times New Roman" w:hAnsi="TH SarabunIT๙" w:cs="TH SarabunIT๙"/>
-                            <w:sz w:val="28"/>
-                          </w:rPr>
-                          <w:t>{{</w:t>
-                        </w:r>
-                        <w:proofErr w:type="spellStart"/>
-                        <w:r>
-                          <w:rPr>
-                            <w:rFonts w:ascii="TH SarabunIT๙" w:eastAsia="Times New Roman" w:hAnsi="TH SarabunIT๙" w:cs="TH SarabunIT๙"/>
-                            <w:sz w:val="28"/>
-                          </w:rPr>
-                          <w:t>school_name</w:t>
-                        </w:r>
-                        <w:proofErr w:type="spellEnd"/>
-                        <w:r>
-                          <w:rPr>
-                            <w:rFonts w:ascii="TH SarabunIT๙" w:eastAsia="Times New Roman" w:hAnsi="TH SarabunIT๙" w:cs="TH SarabunIT๙"/>
-                            <w:sz w:val="28"/>
-                          </w:rPr>
-                          <w:t>}}</w:t>
+                          <w:t xml:space="preserve"> {{school_name}}</w:t>
                         </w:r>
                         <w:r>
                           <w:rPr>
@@ -16597,23 +14306,7 @@
                             <w:rFonts w:ascii="TH SarabunIT๙" w:eastAsia="Times New Roman" w:hAnsi="TH SarabunIT๙" w:cs="TH SarabunIT๙"/>
                             <w:sz w:val="28"/>
                           </w:rPr>
-                          <w:t>{{</w:t>
-                        </w:r>
-                        <w:proofErr w:type="spellStart"/>
-                        <w:r>
-                          <w:rPr>
-                            <w:rFonts w:ascii="TH SarabunIT๙" w:eastAsia="Times New Roman" w:hAnsi="TH SarabunIT๙" w:cs="TH SarabunIT๙"/>
-                            <w:sz w:val="28"/>
-                          </w:rPr>
-                          <w:t>school_address_no</w:t>
-                        </w:r>
-                        <w:proofErr w:type="spellEnd"/>
-                        <w:r>
-                          <w:rPr>
-                            <w:rFonts w:ascii="TH SarabunIT๙" w:eastAsia="Times New Roman" w:hAnsi="TH SarabunIT๙" w:cs="TH SarabunIT๙"/>
-                            <w:sz w:val="28"/>
-                          </w:rPr>
-                          <w:t>}}</w:t>
+                          <w:t>{{school_address_no}}</w:t>
                         </w:r>
                         <w:r>
                           <w:rPr>
@@ -16636,23 +14329,7 @@
                             <w:rFonts w:ascii="TH SarabunIT๙" w:eastAsia="Times New Roman" w:hAnsi="TH SarabunIT๙" w:cs="TH SarabunIT๙" w:hint="cs"/>
                             <w:sz w:val="28"/>
                           </w:rPr>
-                          <w:t>{{</w:t>
-                        </w:r>
-                        <w:proofErr w:type="spellStart"/>
-                        <w:r>
-                          <w:rPr>
-                            <w:rFonts w:ascii="TH SarabunIT๙" w:eastAsia="Times New Roman" w:hAnsi="TH SarabunIT๙" w:cs="TH SarabunIT๙" w:hint="cs"/>
-                            <w:sz w:val="28"/>
-                          </w:rPr>
-                          <w:t>school_subdistrict</w:t>
-                        </w:r>
-                        <w:proofErr w:type="spellEnd"/>
-                        <w:r>
-                          <w:rPr>
-                            <w:rFonts w:ascii="TH SarabunIT๙" w:eastAsia="Times New Roman" w:hAnsi="TH SarabunIT๙" w:cs="TH SarabunIT๙" w:hint="cs"/>
-                            <w:sz w:val="28"/>
-                          </w:rPr>
-                          <w:t>}}</w:t>
+                          <w:t>{{school_subdistrict}}</w:t>
                         </w:r>
                       </w:p>
                       <w:p>
@@ -16679,25 +14356,7 @@
                             <w:sz w:val="28"/>
                             <w:szCs w:val="28"/>
                           </w:rPr>
-                          <w:t>{{</w:t>
-                        </w:r>
-                        <w:proofErr w:type="spellStart"/>
-                        <w:r>
-                          <w:rPr>
-                            <w:rFonts w:ascii="TH SarabunIT๙" w:eastAsia="Times New Roman" w:hAnsi="TH SarabunIT๙" w:cs="TH SarabunIT๙" w:hint="cs"/>
-                            <w:sz w:val="28"/>
-                            <w:szCs w:val="28"/>
-                          </w:rPr>
-                          <w:t>school_amphoe</w:t>
-                        </w:r>
-                        <w:proofErr w:type="spellEnd"/>
-                        <w:r>
-                          <w:rPr>
-                            <w:rFonts w:ascii="TH SarabunIT๙" w:eastAsia="Times New Roman" w:hAnsi="TH SarabunIT๙" w:cs="TH SarabunIT๙" w:hint="cs"/>
-                            <w:sz w:val="28"/>
-                            <w:szCs w:val="28"/>
-                          </w:rPr>
-                          <w:t>}}</w:t>
+                          <w:t>{{school_amphoe}}</w:t>
                         </w:r>
                         <w:r>
                           <w:rPr>
@@ -16723,25 +14382,7 @@
                             <w:sz w:val="28"/>
                             <w:szCs w:val="28"/>
                           </w:rPr>
-                          <w:t>{{</w:t>
-                        </w:r>
-                        <w:proofErr w:type="spellStart"/>
-                        <w:r>
-                          <w:rPr>
-                            <w:rFonts w:ascii="TH SarabunIT๙" w:eastAsia="Times New Roman" w:hAnsi="TH SarabunIT๙" w:cs="TH SarabunIT๙" w:hint="cs"/>
-                            <w:sz w:val="28"/>
-                            <w:szCs w:val="28"/>
-                          </w:rPr>
-                          <w:t>school_changwat</w:t>
-                        </w:r>
-                        <w:proofErr w:type="spellEnd"/>
-                        <w:r>
-                          <w:rPr>
-                            <w:rFonts w:ascii="TH SarabunIT๙" w:eastAsia="Times New Roman" w:hAnsi="TH SarabunIT๙" w:cs="TH SarabunIT๙" w:hint="cs"/>
-                            <w:sz w:val="28"/>
-                            <w:szCs w:val="28"/>
-                          </w:rPr>
-                          <w:t>}}</w:t>
+                          <w:t>{{school_changwat}}</w:t>
                         </w:r>
                       </w:p>
                       <w:p>
@@ -16767,15 +14408,7 @@
                             <w:sz w:val="28"/>
                             <w:cs/>
                           </w:rPr>
-                          <w:t xml:space="preserve"> </w:t>
-                        </w:r>
-                        <w:r>
-                          <w:rPr>
-                            <w:rFonts w:ascii="TH SarabunIT๙" w:eastAsia="Times New Roman" w:hAnsi="TH SarabunIT๙" w:cs="TH SarabunIT๙" w:hint="cs"/>
-                            <w:sz w:val="28"/>
-                            <w:cs/>
-                          </w:rPr>
-                          <w:t xml:space="preserve"> </w:t>
+                          <w:t xml:space="preserve">  </w:t>
                         </w:r>
                         <w:r>
                           <w:rPr>
@@ -16923,25 +14556,7 @@
                       <w:noProof/>
                       <w:sz w:val="28"/>
                     </w:rPr>
-                    <w:t>{{</w:t>
-                  </w:r>
-                  <w:proofErr w:type="spellStart"/>
-                  <w:r>
-                    <w:rPr>
-                      <w:rFonts w:ascii="TH SarabunIT๙" w:eastAsia="Times New Roman" w:hAnsi="TH SarabunIT๙" w:cs="TH SarabunIT๙"/>
-                      <w:noProof/>
-                      <w:sz w:val="28"/>
-                    </w:rPr>
-                    <w:t>vendor_name</w:t>
-                  </w:r>
-                  <w:proofErr w:type="spellEnd"/>
-                  <w:r>
-                    <w:rPr>
-                      <w:rFonts w:ascii="TH SarabunIT๙" w:eastAsia="Times New Roman" w:hAnsi="TH SarabunIT๙" w:cs="TH SarabunIT๙"/>
-                      <w:noProof/>
-                      <w:sz w:val="28"/>
-                    </w:rPr>
-                    <w:t>}}</w:t>
+                    <w:t>{{vendor_name}}</w:t>
                   </w:r>
                   <w:r>
                     <w:rPr>
@@ -16971,30 +14586,7 @@
                       <w:rFonts w:ascii="TH SarabunIT๙" w:eastAsia="Times New Roman" w:hAnsi="TH SarabunIT๙" w:cs="TH SarabunIT๙"/>
                       <w:sz w:val="28"/>
                     </w:rPr>
-                    <w:t xml:space="preserve"> </w:t>
-                  </w:r>
-                  <w:r>
-                    <w:rPr>
-                      <w:rFonts w:ascii="TH SarabunIT๙" w:eastAsia="Times New Roman" w:hAnsi="TH SarabunIT๙" w:cs="TH SarabunIT๙"/>
-                      <w:sz w:val="28"/>
-                    </w:rPr>
-                    <w:t>{{</w:t>
-                  </w:r>
-                  <w:proofErr w:type="spellStart"/>
-                  <w:r>
-                    <w:rPr>
-                      <w:rFonts w:ascii="TH SarabunIT๙" w:eastAsia="Times New Roman" w:hAnsi="TH SarabunIT๙" w:cs="TH SarabunIT๙"/>
-                      <w:sz w:val="28"/>
-                    </w:rPr>
-                    <w:t>school_name</w:t>
-                  </w:r>
-                  <w:proofErr w:type="spellEnd"/>
-                  <w:r>
-                    <w:rPr>
-                      <w:rFonts w:ascii="TH SarabunIT๙" w:eastAsia="Times New Roman" w:hAnsi="TH SarabunIT๙" w:cs="TH SarabunIT๙"/>
-                      <w:sz w:val="28"/>
-                    </w:rPr>
-                    <w:t>}}</w:t>
+                    <w:t xml:space="preserve"> {{school_name}}</w:t>
                   </w:r>
                   <w:r>
                     <w:rPr>
@@ -17884,25 +15476,7 @@
                       <w:noProof/>
                       <w:sz w:val="28"/>
                     </w:rPr>
-                    <w:t>{{</w:t>
-                  </w:r>
-                  <w:proofErr w:type="spellStart"/>
-                  <w:r>
-                    <w:rPr>
-                      <w:rFonts w:ascii="TH SarabunIT๙" w:eastAsia="Times New Roman" w:hAnsi="TH SarabunIT๙" w:cs="TH SarabunIT๙"/>
-                      <w:noProof/>
-                      <w:sz w:val="28"/>
-                    </w:rPr>
-                    <w:t>shipping_days</w:t>
-                  </w:r>
-                  <w:proofErr w:type="spellEnd"/>
-                  <w:r>
-                    <w:rPr>
-                      <w:rFonts w:ascii="TH SarabunIT๙" w:eastAsia="Times New Roman" w:hAnsi="TH SarabunIT๙" w:cs="TH SarabunIT๙"/>
-                      <w:noProof/>
-                      <w:sz w:val="28"/>
-                    </w:rPr>
-                    <w:t>}}</w:t>
+                    <w:t>{{shipping_days}}</w:t>
                   </w:r>
                   <w:r>
                     <w:rPr>
@@ -18017,25 +15591,7 @@
                       <w:noProof/>
                       <w:sz w:val="28"/>
                     </w:rPr>
-                    <w:t>{{</w:t>
-                  </w:r>
-                  <w:proofErr w:type="spellStart"/>
-                  <w:r>
-                    <w:rPr>
-                      <w:rFonts w:ascii="TH SarabunIT๙" w:eastAsia="Times New Roman" w:hAnsi="TH SarabunIT๙" w:cs="TH SarabunIT๙"/>
-                      <w:noProof/>
-                      <w:sz w:val="28"/>
-                    </w:rPr>
-                    <w:t>date_deadline</w:t>
-                  </w:r>
-                  <w:proofErr w:type="spellEnd"/>
-                  <w:r>
-                    <w:rPr>
-                      <w:rFonts w:ascii="TH SarabunIT๙" w:eastAsia="Times New Roman" w:hAnsi="TH SarabunIT๙" w:cs="TH SarabunIT๙"/>
-                      <w:noProof/>
-                      <w:sz w:val="28"/>
-                    </w:rPr>
-                    <w:t>}}</w:t>
+                    <w:t>{{date_deadline}}</w:t>
                   </w:r>
                 </w:p>
               </w:tc>
@@ -18134,34 +15690,34 @@
                       <w:rFonts w:ascii="TH SarabunIT๙" w:eastAsia="Times New Roman" w:hAnsi="TH SarabunIT๙" w:cs="TH SarabunIT๙"/>
                       <w:sz w:val="28"/>
                     </w:rPr>
+                    <w:t xml:space="preserve"> {{school_name}}</w:t>
+                  </w:r>
+                  <w:r>
+                    <w:rPr>
+                      <w:rFonts w:ascii="TH SarabunIT๙" w:eastAsia="Times New Roman" w:hAnsi="TH SarabunIT๙" w:cs="TH SarabunIT๙"/>
+                      <w:sz w:val="28"/>
+                      <w:cs/>
+                    </w:rPr>
                     <w:t xml:space="preserve"> </w:t>
                   </w:r>
                   <w:r>
                     <w:rPr>
-                      <w:rFonts w:ascii="TH SarabunIT๙" w:eastAsia="Times New Roman" w:hAnsi="TH SarabunIT๙" w:cs="TH SarabunIT๙"/>
+                      <w:rFonts w:ascii="TH SarabunIT๙" w:eastAsia="Times New Roman" w:hAnsi="TH SarabunIT๙" w:cs="Angsana New" w:hint="cs"/>
                       <w:sz w:val="28"/>
-                    </w:rPr>
-                    <w:t>{{</w:t>
-                  </w:r>
-                  <w:proofErr w:type="spellStart"/>
-                  <w:r>
-                    <w:rPr>
-                      <w:rFonts w:ascii="TH SarabunIT๙" w:eastAsia="Times New Roman" w:hAnsi="TH SarabunIT๙" w:cs="TH SarabunIT๙"/>
-                      <w:sz w:val="28"/>
-                    </w:rPr>
-                    <w:t>school_name</w:t>
-                  </w:r>
-                  <w:proofErr w:type="spellEnd"/>
-                  <w:r>
-                    <w:rPr>
-                      <w:rFonts w:ascii="TH SarabunIT๙" w:eastAsia="Times New Roman" w:hAnsi="TH SarabunIT๙" w:cs="TH SarabunIT๙"/>
-                      <w:sz w:val="28"/>
-                    </w:rPr>
-                    <w:t>}}</w:t>
+                      <w:cs/>
+                    </w:rPr>
+                    <w:t>อำเภอ</w:t>
                   </w:r>
                   <w:r>
                     <w:rPr>
-                      <w:rFonts w:ascii="TH SarabunIT๙" w:eastAsia="Times New Roman" w:hAnsi="TH SarabunIT๙" w:cs="TH SarabunIT๙"/>
+                      <w:rFonts w:ascii="TH SarabunIT๙" w:eastAsia="Times New Roman" w:hAnsi="TH SarabunIT๙" w:cs="TH SarabunIT๙" w:hint="cs"/>
+                      <w:sz w:val="28"/>
+                    </w:rPr>
+                    <w:t>{{school_amphoe}}</w:t>
+                  </w:r>
+                  <w:r>
+                    <w:rPr>
+                      <w:rFonts w:ascii="TH SarabunIT๙" w:eastAsia="Times New Roman" w:hAnsi="TH SarabunIT๙" w:cs="TH SarabunIT๙" w:hint="cs"/>
                       <w:sz w:val="28"/>
                       <w:cs/>
                     </w:rPr>
@@ -18173,45 +15729,6 @@
                       <w:sz w:val="28"/>
                       <w:cs/>
                     </w:rPr>
-                    <w:t>อำเภอ</w:t>
-                  </w:r>
-                  <w:r>
-                    <w:rPr>
-                      <w:rFonts w:ascii="TH SarabunIT๙" w:eastAsia="Times New Roman" w:hAnsi="TH SarabunIT๙" w:cs="TH SarabunIT๙" w:hint="cs"/>
-                      <w:sz w:val="28"/>
-                    </w:rPr>
-                    <w:t>{{</w:t>
-                  </w:r>
-                  <w:proofErr w:type="spellStart"/>
-                  <w:r>
-                    <w:rPr>
-                      <w:rFonts w:ascii="TH SarabunIT๙" w:eastAsia="Times New Roman" w:hAnsi="TH SarabunIT๙" w:cs="TH SarabunIT๙" w:hint="cs"/>
-                      <w:sz w:val="28"/>
-                    </w:rPr>
-                    <w:t>school_amphoe</w:t>
-                  </w:r>
-                  <w:proofErr w:type="spellEnd"/>
-                  <w:r>
-                    <w:rPr>
-                      <w:rFonts w:ascii="TH SarabunIT๙" w:eastAsia="Times New Roman" w:hAnsi="TH SarabunIT๙" w:cs="TH SarabunIT๙" w:hint="cs"/>
-                      <w:sz w:val="28"/>
-                    </w:rPr>
-                    <w:t>}}</w:t>
-                  </w:r>
-                  <w:r>
-                    <w:rPr>
-                      <w:rFonts w:ascii="TH SarabunIT๙" w:eastAsia="Times New Roman" w:hAnsi="TH SarabunIT๙" w:cs="TH SarabunIT๙" w:hint="cs"/>
-                      <w:sz w:val="28"/>
-                      <w:cs/>
-                    </w:rPr>
-                    <w:t xml:space="preserve"> </w:t>
-                  </w:r>
-                  <w:r>
-                    <w:rPr>
-                      <w:rFonts w:ascii="TH SarabunIT๙" w:eastAsia="Times New Roman" w:hAnsi="TH SarabunIT๙" w:cs="Angsana New" w:hint="cs"/>
-                      <w:sz w:val="28"/>
-                      <w:cs/>
-                    </w:rPr>
                     <w:t>จังหวัด</w:t>
                   </w:r>
                   <w:r>
@@ -18219,23 +15736,7 @@
                       <w:rFonts w:ascii="TH SarabunIT๙" w:eastAsia="Times New Roman" w:hAnsi="TH SarabunIT๙" w:cs="TH SarabunIT๙" w:hint="cs"/>
                       <w:sz w:val="28"/>
                     </w:rPr>
-                    <w:t>{{</w:t>
-                  </w:r>
-                  <w:proofErr w:type="spellStart"/>
-                  <w:r>
-                    <w:rPr>
-                      <w:rFonts w:ascii="TH SarabunIT๙" w:eastAsia="Times New Roman" w:hAnsi="TH SarabunIT๙" w:cs="TH SarabunIT๙" w:hint="cs"/>
-                      <w:sz w:val="28"/>
-                    </w:rPr>
-                    <w:t>school_changwat</w:t>
-                  </w:r>
-                  <w:proofErr w:type="spellEnd"/>
-                  <w:r>
-                    <w:rPr>
-                      <w:rFonts w:ascii="TH SarabunIT๙" w:eastAsia="Times New Roman" w:hAnsi="TH SarabunIT๙" w:cs="TH SarabunIT๙" w:hint="cs"/>
-                      <w:sz w:val="28"/>
-                    </w:rPr>
-                    <w:t>}}</w:t>
+                    <w:t>{{school_changwat}}</w:t>
                   </w:r>
                 </w:p>
               </w:tc>
@@ -18326,25 +15827,7 @@
                       <w:noProof/>
                       <w:sz w:val="28"/>
                     </w:rPr>
-                    <w:t>{{</w:t>
-                  </w:r>
-                  <w:proofErr w:type="spellStart"/>
-                  <w:r>
-                    <w:rPr>
-                      <w:rFonts w:ascii="TH SarabunIT๙" w:eastAsia="Times New Roman" w:hAnsi="TH SarabunIT๙" w:cs="TH SarabunIT๙"/>
-                      <w:noProof/>
-                      <w:sz w:val="28"/>
-                    </w:rPr>
-                    <w:t>warranty_period</w:t>
-                  </w:r>
-                  <w:proofErr w:type="spellEnd"/>
-                  <w:r>
-                    <w:rPr>
-                      <w:rFonts w:ascii="TH SarabunIT๙" w:eastAsia="Times New Roman" w:hAnsi="TH SarabunIT๙" w:cs="TH SarabunIT๙"/>
-                      <w:noProof/>
-                      <w:sz w:val="28"/>
-                    </w:rPr>
-                    <w:t>}}</w:t>
+                    <w:t>{{warranty_period}}</w:t>
                   </w:r>
                 </w:p>
               </w:tc>
@@ -18434,25 +15917,7 @@
                       <w:noProof/>
                       <w:sz w:val="28"/>
                     </w:rPr>
-                    <w:t>{{</w:t>
-                  </w:r>
-                  <w:proofErr w:type="spellStart"/>
-                  <w:r>
-                    <w:rPr>
-                      <w:rFonts w:ascii="TH SarabunIT๙" w:eastAsia="Times New Roman" w:hAnsi="TH SarabunIT๙" w:cs="TH SarabunIT๙"/>
-                      <w:noProof/>
-                      <w:sz w:val="28"/>
-                    </w:rPr>
-                    <w:t>penalty_rate</w:t>
-                  </w:r>
-                  <w:proofErr w:type="spellEnd"/>
-                  <w:r>
-                    <w:rPr>
-                      <w:rFonts w:ascii="TH SarabunIT๙" w:eastAsia="Times New Roman" w:hAnsi="TH SarabunIT๙" w:cs="TH SarabunIT๙"/>
-                      <w:noProof/>
-                      <w:sz w:val="28"/>
-                    </w:rPr>
-                    <w:t>}}</w:t>
+                    <w:t>{{penalty_rate}}</w:t>
                   </w:r>
                 </w:p>
                 <w:p>
@@ -19019,49 +16484,26 @@
                       <w:rFonts w:ascii="TH SarabunIT๙" w:hAnsi="TH SarabunIT๙" w:cs="TH SarabunIT๙"/>
                       <w:sz w:val="28"/>
                     </w:rPr>
+                    <w:t xml:space="preserve"> {{director_name}}</w:t>
+                  </w:r>
+                  <w:r>
+                    <w:rPr>
+                      <w:rFonts w:ascii="TH SarabunIT๙" w:hAnsi="TH SarabunIT๙" w:cs="TH SarabunIT๙"/>
+                      <w:sz w:val="28"/>
+                      <w:cs/>
+                    </w:rPr>
+                    <w:t>)</w:t>
+                  </w:r>
+                  <w:r>
+                    <w:rPr>
+                      <w:rFonts w:ascii="TH SarabunIT๙" w:eastAsia="Times New Roman" w:hAnsi="TH SarabunIT๙" w:cs="TH SarabunIT๙"/>
+                      <w:sz w:val="28"/>
+                      <w:cs/>
+                    </w:rPr>
                     <w:t xml:space="preserve"> </w:t>
                   </w:r>
                   <w:r>
                     <w:rPr>
-                      <w:rFonts w:ascii="TH SarabunIT๙" w:hAnsi="TH SarabunIT๙" w:cs="TH SarabunIT๙"/>
-                      <w:sz w:val="28"/>
-                    </w:rPr>
-                    <w:t>{{</w:t>
-                  </w:r>
-                  <w:proofErr w:type="spellStart"/>
-                  <w:r>
-                    <w:rPr>
-                      <w:rFonts w:ascii="TH SarabunIT๙" w:hAnsi="TH SarabunIT๙" w:cs="TH SarabunIT๙"/>
-                      <w:sz w:val="28"/>
-                    </w:rPr>
-                    <w:t>director_name</w:t>
-                  </w:r>
-                  <w:proofErr w:type="spellEnd"/>
-                  <w:r>
-                    <w:rPr>
-                      <w:rFonts w:ascii="TH SarabunIT๙" w:hAnsi="TH SarabunIT๙" w:cs="TH SarabunIT๙"/>
-                      <w:sz w:val="28"/>
-                    </w:rPr>
-                    <w:t>}}</w:t>
-                  </w:r>
-                  <w:r>
-                    <w:rPr>
-                      <w:rFonts w:ascii="TH SarabunIT๙" w:hAnsi="TH SarabunIT๙" w:cs="TH SarabunIT๙"/>
-                      <w:sz w:val="28"/>
-                      <w:cs/>
-                    </w:rPr>
-                    <w:t>)</w:t>
-                  </w:r>
-                  <w:r>
-                    <w:rPr>
-                      <w:rFonts w:ascii="TH SarabunIT๙" w:eastAsia="Times New Roman" w:hAnsi="TH SarabunIT๙" w:cs="TH SarabunIT๙"/>
-                      <w:sz w:val="28"/>
-                      <w:cs/>
-                    </w:rPr>
-                    <w:t xml:space="preserve"> </w:t>
-                  </w:r>
-                  <w:r>
-                    <w:rPr>
                       <w:rFonts w:ascii="TH SarabunIT๙" w:eastAsia="Times New Roman" w:hAnsi="TH SarabunIT๙" w:cs="TH SarabunIT๙" w:hint="cs"/>
                       <w:sz w:val="28"/>
                       <w:cs/>
@@ -19081,23 +16523,7 @@
                       <w:rFonts w:ascii="TH SarabunIT๙" w:hAnsi="TH SarabunIT๙" w:cs="TH SarabunIT๙"/>
                       <w:sz w:val="28"/>
                     </w:rPr>
-                    <w:t>{{</w:t>
-                  </w:r>
-                  <w:proofErr w:type="spellStart"/>
-                  <w:r>
-                    <w:rPr>
-                      <w:rFonts w:ascii="TH SarabunIT๙" w:hAnsi="TH SarabunIT๙" w:cs="TH SarabunIT๙"/>
-                      <w:sz w:val="28"/>
-                    </w:rPr>
-                    <w:t>vendor_owner</w:t>
-                  </w:r>
-                  <w:proofErr w:type="spellEnd"/>
-                  <w:r>
-                    <w:rPr>
-                      <w:rFonts w:ascii="TH SarabunIT๙" w:hAnsi="TH SarabunIT๙" w:cs="TH SarabunIT๙"/>
-                      <w:sz w:val="28"/>
-                    </w:rPr>
-                    <w:t>}}</w:t>
+                    <w:t>{{vendor_owner}}</w:t>
                   </w:r>
                 </w:p>
                 <w:p>
@@ -19130,30 +16556,7 @@
                       <w:rFonts w:ascii="TH SarabunIT๙" w:eastAsia="Times New Roman" w:hAnsi="TH SarabunIT๙" w:cs="TH SarabunIT๙"/>
                       <w:sz w:val="28"/>
                     </w:rPr>
-                    <w:t xml:space="preserve"> </w:t>
-                  </w:r>
-                  <w:r>
-                    <w:rPr>
-                      <w:rFonts w:ascii="TH SarabunIT๙" w:eastAsia="Times New Roman" w:hAnsi="TH SarabunIT๙" w:cs="TH SarabunIT๙"/>
-                      <w:sz w:val="28"/>
-                    </w:rPr>
-                    <w:t>{{</w:t>
-                  </w:r>
-                  <w:proofErr w:type="spellStart"/>
-                  <w:r>
-                    <w:rPr>
-                      <w:rFonts w:ascii="TH SarabunIT๙" w:eastAsia="Times New Roman" w:hAnsi="TH SarabunIT๙" w:cs="TH SarabunIT๙"/>
-                      <w:sz w:val="28"/>
-                    </w:rPr>
-                    <w:t>school_name</w:t>
-                  </w:r>
-                  <w:proofErr w:type="spellEnd"/>
-                  <w:r>
-                    <w:rPr>
-                      <w:rFonts w:ascii="TH SarabunIT๙" w:eastAsia="Times New Roman" w:hAnsi="TH SarabunIT๙" w:cs="TH SarabunIT๙"/>
-                      <w:sz w:val="28"/>
-                    </w:rPr>
-                    <w:t>}}</w:t>
+                    <w:t xml:space="preserve"> {{school_name}}</w:t>
                   </w:r>
                   <w:r>
                     <w:rPr>
@@ -19218,16 +16621,7 @@
                       <w:noProof/>
                       <w:sz w:val="28"/>
                     </w:rPr>
-                    <w:t>{{date_contract_signed</w:t>
-                  </w:r>
-                  <w:proofErr w:type="gramStart"/>
-                  <w:r>
-                    <w:rPr>
-                      <w:rFonts w:ascii="TH SarabunIT๙" w:eastAsia="Times New Roman" w:hAnsi="TH SarabunIT๙" w:cs="TH SarabunIT๙"/>
-                      <w:noProof/>
-                      <w:sz w:val="28"/>
-                    </w:rPr>
-                    <w:t>}}</w:t>
+                    <w:t>{{date_contract_signed}}</w:t>
                   </w:r>
                   <w:r>
                     <w:rPr>
@@ -19243,32 +16637,7 @@
                       <w:sz w:val="28"/>
                       <w:cs/>
                     </w:rPr>
-                    <w:t xml:space="preserve">  </w:t>
-                  </w:r>
-                  <w:proofErr w:type="gramEnd"/>
-                  <w:r>
-                    <w:rPr>
-                      <w:rFonts w:ascii="TH SarabunIT๙" w:eastAsia="Times New Roman" w:hAnsi="TH SarabunIT๙" w:cs="TH SarabunIT๙" w:hint="cs"/>
-                      <w:sz w:val="28"/>
-                      <w:cs/>
-                    </w:rPr>
-                    <w:t xml:space="preserve">                               </w:t>
-                  </w:r>
-                  <w:r>
-                    <w:rPr>
-                      <w:rFonts w:ascii="TH SarabunIT๙" w:eastAsia="Times New Roman" w:hAnsi="TH SarabunIT๙" w:cs="TH SarabunIT๙" w:hint="cs"/>
-                      <w:sz w:val="28"/>
-                      <w:cs/>
-                    </w:rPr>
-                    <w:t xml:space="preserve">         </w:t>
-                  </w:r>
-                  <w:r>
-                    <w:rPr>
-                      <w:rFonts w:ascii="TH SarabunIT๙" w:eastAsia="Times New Roman" w:hAnsi="TH SarabunIT๙" w:cs="TH SarabunIT๙" w:hint="cs"/>
-                      <w:sz w:val="28"/>
-                      <w:cs/>
-                    </w:rPr>
-                    <w:t xml:space="preserve">  </w:t>
+                    <w:t xml:space="preserve">                                            </w:t>
                   </w:r>
                   <w:r>
                     <w:rPr>
@@ -19654,27 +17023,7 @@
         <w:rPr>
           <w:rFonts w:ascii="TH SarabunIT๙" w:hAnsi="TH SarabunIT๙" w:cs="TH SarabunIT๙"/>
         </w:rPr>
-        <w:t xml:space="preserve"> </w:t>
-      </w:r>
-      <w:r>
-        <w:rPr>
-          <w:rFonts w:ascii="TH SarabunIT๙" w:hAnsi="TH SarabunIT๙" w:cs="TH SarabunIT๙"/>
-        </w:rPr>
-        <w:t>{{</w:t>
-      </w:r>
-      <w:proofErr w:type="spellStart"/>
-      <w:r>
-        <w:rPr>
-          <w:rFonts w:ascii="TH SarabunIT๙" w:hAnsi="TH SarabunIT๙" w:cs="TH SarabunIT๙"/>
-        </w:rPr>
-        <w:t>school_name</w:t>
-      </w:r>
-      <w:proofErr w:type="spellEnd"/>
-      <w:r>
-        <w:rPr>
-          <w:rFonts w:ascii="TH SarabunIT๙" w:hAnsi="TH SarabunIT๙" w:cs="TH SarabunIT๙"/>
-        </w:rPr>
-        <w:t>}}</w:t>
+        <w:t xml:space="preserve"> {{school_name}}</w:t>
       </w:r>
       <w:r>
         <w:rPr>
@@ -20116,23 +17465,7 @@
                 <w:rFonts w:ascii="TH SarabunIT๙" w:eastAsia="Calibri" w:hAnsi="TH SarabunIT๙" w:cs="TH SarabunIT๙"/>
                 <w:szCs w:val="32"/>
               </w:rPr>
-              <w:t>{{</w:t>
-            </w:r>
-            <w:proofErr w:type="spellStart"/>
-            <w:r>
-              <w:rPr>
-                <w:rFonts w:ascii="TH SarabunIT๙" w:eastAsia="Calibri" w:hAnsi="TH SarabunIT๙" w:cs="TH SarabunIT๙"/>
-                <w:szCs w:val="32"/>
-              </w:rPr>
-              <w:t>idx</w:t>
-            </w:r>
-            <w:proofErr w:type="spellEnd"/>
-            <w:r>
-              <w:rPr>
-                <w:rFonts w:ascii="TH SarabunIT๙" w:eastAsia="Calibri" w:hAnsi="TH SarabunIT๙" w:cs="TH SarabunIT๙"/>
-                <w:szCs w:val="32"/>
-              </w:rPr>
-              <w:t>}}</w:t>
+              <w:t>{{idx}}</w:t>
             </w:r>
           </w:p>
         </w:tc>
@@ -20153,23 +17486,7 @@
                 <w:rFonts w:ascii="TH SarabunIT๙" w:eastAsia="Calibri" w:hAnsi="TH SarabunIT๙" w:cs="TH SarabunIT๙"/>
                 <w:szCs w:val="32"/>
               </w:rPr>
-              <w:t>{{</w:t>
-            </w:r>
-            <w:proofErr w:type="spellStart"/>
-            <w:r>
-              <w:rPr>
-                <w:rFonts w:ascii="TH SarabunIT๙" w:eastAsia="Calibri" w:hAnsi="TH SarabunIT๙" w:cs="TH SarabunIT๙"/>
-                <w:szCs w:val="32"/>
-              </w:rPr>
-              <w:t>item_name</w:t>
-            </w:r>
-            <w:proofErr w:type="spellEnd"/>
-            <w:r>
-              <w:rPr>
-                <w:rFonts w:ascii="TH SarabunIT๙" w:eastAsia="Calibri" w:hAnsi="TH SarabunIT๙" w:cs="TH SarabunIT๙"/>
-                <w:szCs w:val="32"/>
-              </w:rPr>
-              <w:t>}}</w:t>
+              <w:t>{{item_name}}</w:t>
             </w:r>
           </w:p>
         </w:tc>
@@ -20215,23 +17532,7 @@
                 <w:rFonts w:ascii="TH SarabunIT๙" w:eastAsia="Calibri" w:hAnsi="TH SarabunIT๙" w:cs="TH SarabunIT๙"/>
                 <w:szCs w:val="32"/>
               </w:rPr>
-              <w:t>{{</w:t>
-            </w:r>
-            <w:proofErr w:type="spellStart"/>
-            <w:r>
-              <w:rPr>
-                <w:rFonts w:ascii="TH SarabunIT๙" w:eastAsia="Calibri" w:hAnsi="TH SarabunIT๙" w:cs="TH SarabunIT๙"/>
-                <w:szCs w:val="32"/>
-              </w:rPr>
-              <w:t>unit_price</w:t>
-            </w:r>
-            <w:proofErr w:type="spellEnd"/>
-            <w:r>
-              <w:rPr>
-                <w:rFonts w:ascii="TH SarabunIT๙" w:eastAsia="Calibri" w:hAnsi="TH SarabunIT๙" w:cs="TH SarabunIT๙"/>
-                <w:szCs w:val="32"/>
-              </w:rPr>
-              <w:t>}}</w:t>
+              <w:t>{{unit_price}}</w:t>
             </w:r>
           </w:p>
         </w:tc>
@@ -20253,23 +17554,7 @@
                 <w:rFonts w:ascii="TH SarabunIT๙" w:eastAsia="Calibri" w:hAnsi="TH SarabunIT๙" w:cs="TH SarabunIT๙"/>
                 <w:szCs w:val="32"/>
               </w:rPr>
-              <w:t>{{</w:t>
-            </w:r>
-            <w:proofErr w:type="spellStart"/>
-            <w:r>
-              <w:rPr>
-                <w:rFonts w:ascii="TH SarabunIT๙" w:eastAsia="Calibri" w:hAnsi="TH SarabunIT๙" w:cs="TH SarabunIT๙"/>
-                <w:szCs w:val="32"/>
-              </w:rPr>
-              <w:t>total_price</w:t>
-            </w:r>
-            <w:proofErr w:type="spellEnd"/>
-            <w:r>
-              <w:rPr>
-                <w:rFonts w:ascii="TH SarabunIT๙" w:eastAsia="Calibri" w:hAnsi="TH SarabunIT๙" w:cs="TH SarabunIT๙"/>
-                <w:szCs w:val="32"/>
-              </w:rPr>
-              <w:t>}}</w:t>
+              <w:t>{{total_price}}</w:t>
             </w:r>
           </w:p>
         </w:tc>
@@ -20680,37 +17965,9 @@
           <w:szCs w:val="32"/>
         </w:rPr>
         <w:tab/>
-      </w:r>
-      <w:r>
-        <w:rPr>
-          <w:rFonts w:ascii="TH SarabunIT๙" w:hAnsi="TH SarabunIT๙" w:cs="TH SarabunIT๙"/>
-          <w:sz w:val="32"/>
-          <w:szCs w:val="32"/>
-        </w:rPr>
         <w:tab/>
-      </w:r>
-      <w:r>
-        <w:rPr>
-          <w:rFonts w:ascii="TH SarabunIT๙" w:hAnsi="TH SarabunIT๙" w:cs="TH SarabunIT๙"/>
-          <w:sz w:val="32"/>
-          <w:szCs w:val="32"/>
-        </w:rPr>
         <w:tab/>
-      </w:r>
-      <w:r>
-        <w:rPr>
-          <w:rFonts w:ascii="TH SarabunIT๙" w:hAnsi="TH SarabunIT๙" w:cs="TH SarabunIT๙"/>
-          <w:sz w:val="32"/>
-          <w:szCs w:val="32"/>
-        </w:rPr>
         <w:tab/>
-      </w:r>
-      <w:r>
-        <w:rPr>
-          <w:rFonts w:ascii="TH SarabunIT๙" w:hAnsi="TH SarabunIT๙" w:cs="TH SarabunIT๙"/>
-          <w:sz w:val="32"/>
-          <w:szCs w:val="32"/>
-        </w:rPr>
         <w:tab/>
       </w:r>
       <w:r>
@@ -20729,13 +17986,6 @@
           <w:szCs w:val="32"/>
         </w:rPr>
         <w:tab/>
-      </w:r>
-      <w:r>
-        <w:rPr>
-          <w:rFonts w:ascii="TH SarabunIT๙" w:hAnsi="TH SarabunIT๙" w:cs="TH SarabunIT๙"/>
-          <w:sz w:val="32"/>
-          <w:szCs w:val="32"/>
-        </w:rPr>
         <w:tab/>
       </w:r>
       <w:r>
@@ -20781,37 +18031,9 @@
           <w:szCs w:val="32"/>
         </w:rPr>
         <w:tab/>
-      </w:r>
-      <w:r>
-        <w:rPr>
-          <w:rFonts w:ascii="TH SarabunIT๙" w:hAnsi="TH SarabunIT๙" w:cs="TH SarabunIT๙"/>
-          <w:sz w:val="32"/>
-          <w:szCs w:val="32"/>
-        </w:rPr>
         <w:tab/>
-      </w:r>
-      <w:r>
-        <w:rPr>
-          <w:rFonts w:ascii="TH SarabunIT๙" w:hAnsi="TH SarabunIT๙" w:cs="TH SarabunIT๙"/>
-          <w:sz w:val="32"/>
-          <w:szCs w:val="32"/>
-        </w:rPr>
         <w:tab/>
-      </w:r>
-      <w:r>
-        <w:rPr>
-          <w:rFonts w:ascii="TH SarabunIT๙" w:hAnsi="TH SarabunIT๙" w:cs="TH SarabunIT๙"/>
-          <w:sz w:val="32"/>
-          <w:szCs w:val="32"/>
-        </w:rPr>
         <w:tab/>
-      </w:r>
-      <w:r>
-        <w:rPr>
-          <w:rFonts w:ascii="TH SarabunIT๙" w:hAnsi="TH SarabunIT๙" w:cs="TH SarabunIT๙"/>
-          <w:sz w:val="32"/>
-          <w:szCs w:val="32"/>
-        </w:rPr>
         <w:tab/>
       </w:r>
       <w:r>
@@ -20847,25 +18069,7 @@
           <w:sz w:val="32"/>
           <w:szCs w:val="32"/>
         </w:rPr>
-        <w:t>{{</w:t>
-      </w:r>
-      <w:proofErr w:type="spellStart"/>
-      <w:r>
-        <w:rPr>
-          <w:rFonts w:ascii="TH SarabunIT๙" w:hAnsi="TH SarabunIT๙" w:cs="TH SarabunIT๙"/>
-          <w:sz w:val="32"/>
-          <w:szCs w:val="32"/>
-        </w:rPr>
-        <w:t>vendor_owner</w:t>
-      </w:r>
-      <w:proofErr w:type="spellEnd"/>
-      <w:r>
-        <w:rPr>
-          <w:rFonts w:ascii="TH SarabunIT๙" w:hAnsi="TH SarabunIT๙" w:cs="TH SarabunIT๙"/>
-          <w:sz w:val="32"/>
-          <w:szCs w:val="32"/>
-        </w:rPr>
-        <w:t>}}</w:t>
+        <w:t>{{vendor_owner}}</w:t>
       </w:r>
     </w:p>
     <w:p>
@@ -21047,14 +18251,6 @@
           <w:cs/>
         </w:rPr>
         <w:t xml:space="preserve">                                                                       เขียนที่</w:t>
-      </w:r>
-      <w:r>
-        <w:rPr>
-          <w:rFonts w:ascii="TH SarabunIT๙" w:hAnsi="TH SarabunIT๙" w:cs="TH SarabunIT๙"/>
-          <w:sz w:val="32"/>
-          <w:szCs w:val="32"/>
-          <w:cs/>
-        </w:rPr>
         <w:tab/>
       </w:r>
       <w:r>
@@ -21081,33 +18277,7 @@
           <w:sz w:val="32"/>
           <w:szCs w:val="32"/>
         </w:rPr>
-        <w:t xml:space="preserve"> </w:t>
-      </w:r>
-      <w:r>
-        <w:rPr>
-          <w:rFonts w:ascii="TH SarabunIT๙" w:hAnsi="TH SarabunIT๙" w:cs="TH SarabunIT๙"/>
-          <w:sz w:val="32"/>
-          <w:szCs w:val="32"/>
-        </w:rPr>
-        <w:t>{{</w:t>
-      </w:r>
-      <w:proofErr w:type="spellStart"/>
-      <w:r>
-        <w:rPr>
-          <w:rFonts w:ascii="TH SarabunIT๙" w:hAnsi="TH SarabunIT๙" w:cs="TH SarabunIT๙"/>
-          <w:sz w:val="32"/>
-          <w:szCs w:val="32"/>
-        </w:rPr>
-        <w:t>school_name</w:t>
-      </w:r>
-      <w:proofErr w:type="spellEnd"/>
-      <w:r>
-        <w:rPr>
-          <w:rFonts w:ascii="TH SarabunIT๙" w:hAnsi="TH SarabunIT๙" w:cs="TH SarabunIT๙"/>
-          <w:sz w:val="32"/>
-          <w:szCs w:val="32"/>
-        </w:rPr>
-        <w:t>}}</w:t>
+        <w:t xml:space="preserve"> {{school_name}}</w:t>
       </w:r>
       <w:r>
         <w:rPr>
@@ -21166,29 +18336,8 @@
           <w:cs/>
         </w:rPr>
         <w:tab/>
-      </w:r>
-      <w:r>
-        <w:rPr>
-          <w:rFonts w:ascii="TH SarabunIT๙" w:hAnsi="TH SarabunIT๙" w:cs="TH SarabunIT๙"/>
-          <w:sz w:val="32"/>
-          <w:cs/>
-        </w:rPr>
         <w:tab/>
-      </w:r>
-      <w:r>
-        <w:rPr>
-          <w:rFonts w:ascii="TH SarabunIT๙" w:hAnsi="TH SarabunIT๙" w:cs="TH SarabunIT๙"/>
-          <w:sz w:val="32"/>
-          <w:cs/>
-        </w:rPr>
         <w:tab/>
-      </w:r>
-      <w:r>
-        <w:rPr>
-          <w:rFonts w:ascii="TH SarabunIT๙" w:hAnsi="TH SarabunIT๙" w:cs="TH SarabunIT๙"/>
-          <w:sz w:val="32"/>
-          <w:cs/>
-        </w:rPr>
         <w:tab/>
         <w:t xml:space="preserve">วันที่   </w:t>
       </w:r>
@@ -21273,30 +18422,7 @@
           <w:rFonts w:ascii="TH SarabunIT๙" w:hAnsi="TH SarabunIT๙" w:cs="TH SarabunIT๙"/>
           <w:sz w:val="32"/>
         </w:rPr>
-        <w:t xml:space="preserve"> </w:t>
-      </w:r>
-      <w:r>
-        <w:rPr>
-          <w:rFonts w:ascii="TH SarabunIT๙" w:hAnsi="TH SarabunIT๙" w:cs="TH SarabunIT๙"/>
-          <w:sz w:val="32"/>
-        </w:rPr>
-        <w:t>{{</w:t>
-      </w:r>
-      <w:proofErr w:type="spellStart"/>
-      <w:r>
-        <w:rPr>
-          <w:rFonts w:ascii="TH SarabunIT๙" w:hAnsi="TH SarabunIT๙" w:cs="TH SarabunIT๙"/>
-          <w:sz w:val="32"/>
-        </w:rPr>
-        <w:t>school_name</w:t>
-      </w:r>
-      <w:proofErr w:type="spellEnd"/>
-      <w:r>
-        <w:rPr>
-          <w:rFonts w:ascii="TH SarabunIT๙" w:hAnsi="TH SarabunIT๙" w:cs="TH SarabunIT๙"/>
-          <w:sz w:val="32"/>
-        </w:rPr>
-        <w:t>}}</w:t>
+        <w:t xml:space="preserve"> {{school_name}}</w:t>
       </w:r>
       <w:r>
         <w:rPr>
@@ -21337,30 +18463,7 @@
           <w:rFonts w:ascii="TH SarabunIT๙" w:hAnsi="TH SarabunIT๙" w:cs="TH SarabunIT๙"/>
           <w:sz w:val="32"/>
         </w:rPr>
-        <w:t xml:space="preserve"> </w:t>
-      </w:r>
-      <w:r>
-        <w:rPr>
-          <w:rFonts w:ascii="TH SarabunIT๙" w:hAnsi="TH SarabunIT๙" w:cs="TH SarabunIT๙"/>
-          <w:sz w:val="32"/>
-        </w:rPr>
-        <w:t>{{</w:t>
-      </w:r>
-      <w:proofErr w:type="spellStart"/>
-      <w:r>
-        <w:rPr>
-          <w:rFonts w:ascii="TH SarabunIT๙" w:hAnsi="TH SarabunIT๙" w:cs="TH SarabunIT๙"/>
-          <w:sz w:val="32"/>
-        </w:rPr>
-        <w:t>school_name</w:t>
-      </w:r>
-      <w:proofErr w:type="spellEnd"/>
-      <w:r>
-        <w:rPr>
-          <w:rFonts w:ascii="TH SarabunIT๙" w:hAnsi="TH SarabunIT๙" w:cs="TH SarabunIT๙"/>
-          <w:sz w:val="32"/>
-        </w:rPr>
-        <w:t>}}</w:t>
+        <w:t xml:space="preserve"> {{school_name}}</w:t>
       </w:r>
       <w:r>
         <w:rPr>
@@ -21456,15 +18559,7 @@
           <w:noProof/>
           <w:sz w:val="32"/>
         </w:rPr>
-        <w:t xml:space="preserve"> </w:t>
-      </w:r>
-      <w:r>
-        <w:rPr>
-          <w:rFonts w:ascii="TH SarabunIT๙" w:hAnsi="TH SarabunIT๙" w:cs="TH SarabunIT๙"/>
-          <w:noProof/>
-          <w:sz w:val="32"/>
-        </w:rPr>
-        <w:t>{{procurement_number}}</w:t>
+        <w:t xml:space="preserve"> {{procurement_number}}</w:t>
       </w:r>
       <w:r>
         <w:rPr>
@@ -21683,23 +18778,7 @@
           <w:rFonts w:ascii="TH SarabunIT๙" w:hAnsi="TH SarabunIT๙" w:cs="TH SarabunIT๙"/>
           <w:sz w:val="32"/>
         </w:rPr>
-        <w:t>{{</w:t>
-      </w:r>
-      <w:proofErr w:type="spellStart"/>
-      <w:r>
-        <w:rPr>
-          <w:rFonts w:ascii="TH SarabunIT๙" w:hAnsi="TH SarabunIT๙" w:cs="TH SarabunIT๙"/>
-          <w:sz w:val="32"/>
-        </w:rPr>
-        <w:t>vendor_owner</w:t>
-      </w:r>
-      <w:proofErr w:type="spellEnd"/>
-      <w:r>
-        <w:rPr>
-          <w:rFonts w:ascii="TH SarabunIT๙" w:hAnsi="TH SarabunIT๙" w:cs="TH SarabunIT๙"/>
-          <w:sz w:val="32"/>
-        </w:rPr>
-        <w:t>}}</w:t>
+        <w:t>{{vendor_owner}}</w:t>
       </w:r>
     </w:p>
     <w:p>
@@ -21966,75 +19045,46 @@
           <w:sz w:val="32"/>
           <w:szCs w:val="32"/>
         </w:rPr>
+        <w:t xml:space="preserve"> {{procurement_number}}</w:t>
+      </w:r>
+      <w:r>
+        <w:rPr>
+          <w:rFonts w:ascii="TH SarabunIT๙" w:hAnsi="TH SarabunIT๙" w:cs="TH SarabunIT๙"/>
+          <w:sz w:val="32"/>
+          <w:szCs w:val="32"/>
+          <w:cs/>
+        </w:rPr>
+        <w:t xml:space="preserve"> ลงวันที่</w:t>
+      </w:r>
+      <w:r>
+        <w:rPr>
+          <w:rFonts w:ascii="TH SarabunIT๙" w:hAnsi="TH SarabunIT๙" w:cs="TH SarabunIT๙"/>
+          <w:sz w:val="32"/>
+          <w:szCs w:val="32"/>
+        </w:rPr>
+        <w:t> </w:t>
+      </w:r>
+      <w:r>
+        <w:rPr>
+          <w:rFonts w:ascii="TH SarabunIT๙" w:hAnsi="TH SarabunIT๙" w:cs="TH SarabunIT๙"/>
+          <w:noProof/>
+          <w:sz w:val="32"/>
+          <w:szCs w:val="32"/>
+        </w:rPr>
+        <w:t>{{date_contract_signed}}</w:t>
+      </w:r>
+      <w:r>
+        <w:rPr>
+          <w:rFonts w:ascii="TH SarabunIT๙" w:hAnsi="TH SarabunIT๙" w:cs="TH SarabunIT๙" w:hint="cs"/>
+          <w:sz w:val="32"/>
+          <w:szCs w:val="32"/>
+          <w:cs/>
+        </w:rPr>
         <w:t xml:space="preserve"> </w:t>
       </w:r>
       <w:r>
         <w:rPr>
           <w:rFonts w:ascii="TH SarabunIT๙" w:hAnsi="TH SarabunIT๙" w:cs="TH SarabunIT๙"/>
-          <w:noProof/>
-          <w:sz w:val="32"/>
-          <w:szCs w:val="32"/>
-        </w:rPr>
-        <w:t>{{procurement_number}}</w:t>
-      </w:r>
-      <w:r>
-        <w:rPr>
-          <w:rFonts w:ascii="TH SarabunIT๙" w:hAnsi="TH SarabunIT๙" w:cs="TH SarabunIT๙"/>
-          <w:sz w:val="32"/>
-          <w:szCs w:val="32"/>
-          <w:cs/>
-        </w:rPr>
-        <w:t xml:space="preserve"> ลงวันที่</w:t>
-      </w:r>
-      <w:r>
-        <w:rPr>
-          <w:rFonts w:ascii="TH SarabunIT๙" w:hAnsi="TH SarabunIT๙" w:cs="TH SarabunIT๙"/>
-          <w:sz w:val="32"/>
-          <w:szCs w:val="32"/>
-        </w:rPr>
-        <w:t> </w:t>
-      </w:r>
-      <w:r>
-        <w:rPr>
-          <w:rFonts w:ascii="TH SarabunIT๙" w:hAnsi="TH SarabunIT๙" w:cs="TH SarabunIT๙"/>
-          <w:noProof/>
-          <w:sz w:val="32"/>
-          <w:szCs w:val="32"/>
-        </w:rPr>
-        <w:t>{{</w:t>
-      </w:r>
-      <w:proofErr w:type="spellStart"/>
-      <w:r>
-        <w:rPr>
-          <w:rFonts w:ascii="TH SarabunIT๙" w:hAnsi="TH SarabunIT๙" w:cs="TH SarabunIT๙"/>
-          <w:noProof/>
-          <w:sz w:val="32"/>
-          <w:szCs w:val="32"/>
-        </w:rPr>
-        <w:t>date_contract_signed</w:t>
-      </w:r>
-      <w:proofErr w:type="spellEnd"/>
-      <w:r>
-        <w:rPr>
-          <w:rFonts w:ascii="TH SarabunIT๙" w:hAnsi="TH SarabunIT๙" w:cs="TH SarabunIT๙"/>
-          <w:noProof/>
-          <w:sz w:val="32"/>
-          <w:szCs w:val="32"/>
-        </w:rPr>
-        <w:t>}}</w:t>
-      </w:r>
-      <w:r>
-        <w:rPr>
-          <w:rFonts w:ascii="TH SarabunIT๙" w:hAnsi="TH SarabunIT๙" w:cs="TH SarabunIT๙" w:hint="cs"/>
-          <w:sz w:val="32"/>
-          <w:szCs w:val="32"/>
-          <w:cs/>
-        </w:rPr>
-        <w:t xml:space="preserve"> </w:t>
-      </w:r>
-      <w:r>
-        <w:rPr>
-          <w:rFonts w:ascii="TH SarabunIT๙" w:hAnsi="TH SarabunIT๙" w:cs="TH SarabunIT๙"/>
           <w:sz w:val="32"/>
           <w:szCs w:val="32"/>
           <w:cs/>
@@ -22047,33 +19097,7 @@
           <w:sz w:val="32"/>
           <w:szCs w:val="32"/>
         </w:rPr>
-        <w:t xml:space="preserve"> </w:t>
-      </w:r>
-      <w:r>
-        <w:rPr>
-          <w:rFonts w:ascii="TH SarabunIT๙" w:hAnsi="TH SarabunIT๙" w:cs="TH SarabunIT๙"/>
-          <w:sz w:val="32"/>
-          <w:szCs w:val="32"/>
-        </w:rPr>
-        <w:t>{{</w:t>
-      </w:r>
-      <w:proofErr w:type="spellStart"/>
-      <w:r>
-        <w:rPr>
-          <w:rFonts w:ascii="TH SarabunIT๙" w:hAnsi="TH SarabunIT๙" w:cs="TH SarabunIT๙"/>
-          <w:sz w:val="32"/>
-          <w:szCs w:val="32"/>
-        </w:rPr>
-        <w:t>school_name</w:t>
-      </w:r>
-      <w:proofErr w:type="spellEnd"/>
-      <w:r>
-        <w:rPr>
-          <w:rFonts w:ascii="TH SarabunIT๙" w:hAnsi="TH SarabunIT๙" w:cs="TH SarabunIT๙"/>
-          <w:sz w:val="32"/>
-          <w:szCs w:val="32"/>
-        </w:rPr>
-        <w:t>}}</w:t>
+        <w:t xml:space="preserve"> {{school_name}}</w:t>
       </w:r>
       <w:r>
         <w:rPr>
@@ -22225,27 +19249,7 @@
           <w:sz w:val="32"/>
           <w:szCs w:val="32"/>
         </w:rPr>
-        <w:t>{{</w:t>
-      </w:r>
-      <w:proofErr w:type="spellStart"/>
-      <w:r>
-        <w:rPr>
-          <w:rFonts w:ascii="TH SarabunIT๙" w:hAnsi="TH SarabunIT๙" w:cs="TH SarabunIT๙"/>
-          <w:noProof/>
-          <w:sz w:val="32"/>
-          <w:szCs w:val="32"/>
-        </w:rPr>
-        <w:t>inspector_title_group</w:t>
-      </w:r>
-      <w:proofErr w:type="spellEnd"/>
-      <w:r>
-        <w:rPr>
-          <w:rFonts w:ascii="TH SarabunIT๙" w:hAnsi="TH SarabunIT๙" w:cs="TH SarabunIT๙"/>
-          <w:noProof/>
-          <w:sz w:val="32"/>
-          <w:szCs w:val="32"/>
-        </w:rPr>
-        <w:t>}}</w:t>
+        <w:t>{{inspector_title_group}}</w:t>
       </w:r>
       <w:r>
         <w:rPr>
@@ -22643,13 +19647,6 @@
           <w:szCs w:val="32"/>
         </w:rPr>
         <w:t> </w:t>
-      </w:r>
-      <w:r>
-        <w:rPr>
-          <w:rFonts w:ascii="TH SarabunIT๙" w:hAnsi="TH SarabunIT๙" w:cs="TH SarabunIT๙"/>
-          <w:sz w:val="32"/>
-          <w:szCs w:val="32"/>
-        </w:rPr>
         <w:br/>
         <w:t>                                                                 </w:t>
       </w:r>
@@ -22732,13 +19729,6 @@
           <w:szCs w:val="32"/>
         </w:rPr>
         <w:t> </w:t>
-      </w:r>
-      <w:r>
-        <w:rPr>
-          <w:rFonts w:ascii="TH SarabunIT๙" w:hAnsi="TH SarabunIT๙" w:cs="TH SarabunIT๙"/>
-          <w:sz w:val="32"/>
-          <w:szCs w:val="32"/>
-        </w:rPr>
         <w:br/>
         <w:t>                                                                </w:t>
       </w:r>
@@ -22837,13 +19827,6 @@
           <w:szCs w:val="32"/>
         </w:rPr>
         <w:t> </w:t>
-      </w:r>
-      <w:r>
-        <w:rPr>
-          <w:rFonts w:ascii="TH SarabunIT๙" w:hAnsi="TH SarabunIT๙" w:cs="TH SarabunIT๙"/>
-          <w:sz w:val="32"/>
-          <w:szCs w:val="32"/>
-        </w:rPr>
         <w:br/>
         <w:t>                                                                </w:t>
       </w:r>
@@ -23181,30 +20164,7 @@
           <w:rFonts w:ascii="TH SarabunIT๙" w:hAnsi="TH SarabunIT๙" w:cs="TH SarabunIT๙"/>
           <w:szCs w:val="32"/>
         </w:rPr>
-        <w:t xml:space="preserve"> </w:t>
-      </w:r>
-      <w:r>
-        <w:rPr>
-          <w:rFonts w:ascii="TH SarabunIT๙" w:hAnsi="TH SarabunIT๙" w:cs="TH SarabunIT๙"/>
-          <w:szCs w:val="32"/>
-        </w:rPr>
-        <w:t>{{</w:t>
-      </w:r>
-      <w:proofErr w:type="spellStart"/>
-      <w:r>
-        <w:rPr>
-          <w:rFonts w:ascii="TH SarabunIT๙" w:hAnsi="TH SarabunIT๙" w:cs="TH SarabunIT๙"/>
-          <w:szCs w:val="32"/>
-        </w:rPr>
-        <w:t>school_name</w:t>
-      </w:r>
-      <w:proofErr w:type="spellEnd"/>
-      <w:r>
-        <w:rPr>
-          <w:rFonts w:ascii="TH SarabunIT๙" w:hAnsi="TH SarabunIT๙" w:cs="TH SarabunIT๙"/>
-          <w:szCs w:val="32"/>
-        </w:rPr>
-        <w:t>}}</w:t>
+        <w:t xml:space="preserve"> {{school_name}}</w:t>
       </w:r>
       <w:r>
         <w:rPr>
@@ -23255,15 +20215,7 @@
           <w:noProof/>
           <w:szCs w:val="32"/>
         </w:rPr>
-        <w:t xml:space="preserve"> </w:t>
-      </w:r>
-      <w:r>
-        <w:rPr>
-          <w:rFonts w:ascii="TH SarabunIT๙" w:hAnsi="TH SarabunIT๙" w:cs="TH SarabunIT๙"/>
-          <w:noProof/>
-          <w:szCs w:val="32"/>
-        </w:rPr>
-        <w:t>{{procurement_number}}</w:t>
+        <w:t xml:space="preserve"> {{procurement_number}}</w:t>
       </w:r>
       <w:r>
         <w:rPr>
@@ -23405,30 +20357,7 @@
           <w:rFonts w:ascii="TH SarabunIT๙" w:hAnsi="TH SarabunIT๙" w:cs="TH SarabunIT๙"/>
           <w:szCs w:val="32"/>
         </w:rPr>
-        <w:t xml:space="preserve"> </w:t>
-      </w:r>
-      <w:r>
-        <w:rPr>
-          <w:rFonts w:ascii="TH SarabunIT๙" w:hAnsi="TH SarabunIT๙" w:cs="TH SarabunIT๙"/>
-          <w:szCs w:val="32"/>
-        </w:rPr>
-        <w:t>{{</w:t>
-      </w:r>
-      <w:proofErr w:type="spellStart"/>
-      <w:r>
-        <w:rPr>
-          <w:rFonts w:ascii="TH SarabunIT๙" w:hAnsi="TH SarabunIT๙" w:cs="TH SarabunIT๙"/>
-          <w:szCs w:val="32"/>
-        </w:rPr>
-        <w:t>school_name</w:t>
-      </w:r>
-      <w:proofErr w:type="spellEnd"/>
-      <w:r>
-        <w:rPr>
-          <w:rFonts w:ascii="TH SarabunIT๙" w:hAnsi="TH SarabunIT๙" w:cs="TH SarabunIT๙"/>
-          <w:szCs w:val="32"/>
-        </w:rPr>
-        <w:t>}}</w:t>
+        <w:t xml:space="preserve"> {{school_name}}</w:t>
       </w:r>
       <w:r>
         <w:rPr>
@@ -23495,33 +20424,7 @@
           <w:sz w:val="32"/>
           <w:szCs w:val="32"/>
         </w:rPr>
-        <w:t xml:space="preserve"> </w:t>
-      </w:r>
-      <w:r>
-        <w:rPr>
-          <w:rFonts w:ascii="TH SarabunIT๙" w:hAnsi="TH SarabunIT๙" w:cs="TH SarabunIT๙"/>
-          <w:sz w:val="32"/>
-          <w:szCs w:val="32"/>
-        </w:rPr>
-        <w:t>{{</w:t>
-      </w:r>
-      <w:proofErr w:type="spellStart"/>
-      <w:r>
-        <w:rPr>
-          <w:rFonts w:ascii="TH SarabunIT๙" w:hAnsi="TH SarabunIT๙" w:cs="TH SarabunIT๙"/>
-          <w:sz w:val="32"/>
-          <w:szCs w:val="32"/>
-        </w:rPr>
-        <w:t>school_name</w:t>
-      </w:r>
-      <w:proofErr w:type="spellEnd"/>
-      <w:r>
-        <w:rPr>
-          <w:rFonts w:ascii="TH SarabunIT๙" w:hAnsi="TH SarabunIT๙" w:cs="TH SarabunIT๙"/>
-          <w:sz w:val="32"/>
-          <w:szCs w:val="32"/>
-        </w:rPr>
-        <w:t>}}</w:t>
+        <w:t xml:space="preserve"> {{school_name}}</w:t>
       </w:r>
       <w:r>
         <w:rPr>
@@ -23593,7 +20496,24 @@
           <w:sz w:val="32"/>
           <w:szCs w:val="32"/>
         </w:rPr>
-        <w:t xml:space="preserve"> </w:t>
+        <w:t xml:space="preserve"> {{procurement_number}}</w:t>
+      </w:r>
+      <w:r>
+        <w:rPr>
+          <w:rFonts w:ascii="TH SarabunIT๙" w:hAnsi="TH SarabunIT๙" w:cs="TH SarabunIT๙"/>
+          <w:sz w:val="32"/>
+          <w:szCs w:val="32"/>
+          <w:cs/>
+        </w:rPr>
+        <w:t xml:space="preserve"> ลงวันที่</w:t>
+      </w:r>
+      <w:r>
+        <w:rPr>
+          <w:rFonts w:ascii="TH SarabunIT๙" w:hAnsi="TH SarabunIT๙" w:cs="TH SarabunIT๙"/>
+          <w:sz w:val="32"/>
+          <w:szCs w:val="32"/>
+        </w:rPr>
+        <w:t> </w:t>
       </w:r>
       <w:r>
         <w:rPr>
@@ -23602,53 +20522,7 @@
           <w:sz w:val="32"/>
           <w:szCs w:val="32"/>
         </w:rPr>
-        <w:t>{{procurement_number}}</w:t>
-      </w:r>
-      <w:r>
-        <w:rPr>
-          <w:rFonts w:ascii="TH SarabunIT๙" w:hAnsi="TH SarabunIT๙" w:cs="TH SarabunIT๙"/>
-          <w:sz w:val="32"/>
-          <w:szCs w:val="32"/>
-          <w:cs/>
-        </w:rPr>
-        <w:t xml:space="preserve"> ลงวันที่</w:t>
-      </w:r>
-      <w:r>
-        <w:rPr>
-          <w:rFonts w:ascii="TH SarabunIT๙" w:hAnsi="TH SarabunIT๙" w:cs="TH SarabunIT๙"/>
-          <w:sz w:val="32"/>
-          <w:szCs w:val="32"/>
-        </w:rPr>
-        <w:t> </w:t>
-      </w:r>
-      <w:r>
-        <w:rPr>
-          <w:rFonts w:ascii="TH SarabunIT๙" w:hAnsi="TH SarabunIT๙" w:cs="TH SarabunIT๙"/>
-          <w:noProof/>
-          <w:sz w:val="32"/>
-          <w:szCs w:val="32"/>
-        </w:rPr>
-        <w:t>{{</w:t>
-      </w:r>
-      <w:proofErr w:type="spellStart"/>
-      <w:r>
-        <w:rPr>
-          <w:rFonts w:ascii="TH SarabunIT๙" w:hAnsi="TH SarabunIT๙" w:cs="TH SarabunIT๙"/>
-          <w:noProof/>
-          <w:sz w:val="32"/>
-          <w:szCs w:val="32"/>
-        </w:rPr>
-        <w:t>date_contract_signed</w:t>
-      </w:r>
-      <w:proofErr w:type="spellEnd"/>
-      <w:r>
-        <w:rPr>
-          <w:rFonts w:ascii="TH SarabunIT๙" w:hAnsi="TH SarabunIT๙" w:cs="TH SarabunIT๙"/>
-          <w:noProof/>
-          <w:sz w:val="32"/>
-          <w:szCs w:val="32"/>
-        </w:rPr>
-        <w:t>}}</w:t>
+        <w:t>{{date_contract_signed}}</w:t>
       </w:r>
       <w:r>
         <w:rPr>
@@ -23915,12 +20789,6 @@
         </w:rPr>
         <w:tab/>
         <w:t>1.</w:t>
-      </w:r>
-      <w:r>
-        <w:rPr>
-          <w:rFonts w:ascii="TH SarabunIT๙" w:hAnsi="TH SarabunIT๙" w:cs="TH SarabunIT๙"/>
-          <w:szCs w:val="32"/>
-        </w:rPr>
         <w:tab/>
       </w:r>
       <w:r>
@@ -23950,15 +20818,8 @@
         </w:rPr>
         <w:tab/>
         <w:t>2.</w:t>
-      </w:r>
-      <w:r>
-        <w:rPr>
-          <w:rFonts w:ascii="TH SarabunIT๙" w:hAnsi="TH SarabunIT๙" w:cs="TH SarabunIT๙"/>
-          <w:szCs w:val="32"/>
-        </w:rPr>
         <w:tab/>
       </w:r>
-      <w:proofErr w:type="gramStart"/>
       <w:r>
         <w:rPr>
           <w:rFonts w:ascii="TH SarabunIT๙" w:hAnsi="TH SarabunIT๙" w:cs="TH SarabunIT๙"/>
@@ -23973,16 +20834,7 @@
           <w:noProof/>
           <w:szCs w:val="32"/>
         </w:rPr>
-        <w:t>{</w:t>
-      </w:r>
-      <w:proofErr w:type="gramEnd"/>
-      <w:r>
-        <w:rPr>
-          <w:rFonts w:ascii="TH SarabunIT๙" w:hAnsi="TH SarabunIT๙" w:cs="TH SarabunIT๙"/>
-          <w:noProof/>
-          <w:szCs w:val="32"/>
-        </w:rPr>
-        <w:t>{vendor_name}}</w:t>
+        <w:t>{{vendor_name}}</w:t>
       </w:r>
     </w:p>
     <w:p>
@@ -24003,21 +20855,7 @@
           <w:cs/>
         </w:rPr>
         <w:t xml:space="preserve">                </w:t>
-      </w:r>
-      <w:r>
-        <w:rPr>
-          <w:rFonts w:ascii="TH SarabunIT๙" w:hAnsi="TH SarabunIT๙" w:cs="TH SarabunIT๙"/>
-          <w:szCs w:val="32"/>
-          <w:cs/>
-        </w:rPr>
         <w:tab/>
-      </w:r>
-      <w:r>
-        <w:rPr>
-          <w:rFonts w:ascii="TH SarabunIT๙" w:hAnsi="TH SarabunIT๙" w:cs="TH SarabunIT๙"/>
-          <w:szCs w:val="32"/>
-          <w:cs/>
-        </w:rPr>
         <w:tab/>
         <w:t>2.1 จำนวนเงินรวม</w:t>
       </w:r>
@@ -24035,21 +20873,7 @@
           <w:cs/>
         </w:rPr>
         <w:t xml:space="preserve"> </w:t>
-      </w:r>
-      <w:r>
-        <w:rPr>
-          <w:rFonts w:ascii="TH SarabunIT๙" w:hAnsi="TH SarabunIT๙" w:cs="TH SarabunIT๙"/>
-          <w:szCs w:val="32"/>
-          <w:cs/>
-        </w:rPr>
         <w:tab/>
-      </w:r>
-      <w:r>
-        <w:rPr>
-          <w:rFonts w:ascii="TH SarabunIT๙" w:hAnsi="TH SarabunIT๙" w:cs="TH SarabunIT๙"/>
-          <w:szCs w:val="32"/>
-          <w:cs/>
-        </w:rPr>
         <w:tab/>
       </w:r>
       <w:r>
@@ -24085,30 +20909,9 @@
           <w:cs/>
         </w:rPr>
         <w:t xml:space="preserve">                </w:t>
-      </w:r>
-      <w:r>
-        <w:rPr>
-          <w:rFonts w:ascii="TH SarabunIT๙" w:hAnsi="TH SarabunIT๙" w:cs="TH SarabunIT๙"/>
-          <w:szCs w:val="32"/>
-          <w:cs/>
-        </w:rPr>
         <w:tab/>
         <w:t xml:space="preserve">2.2 ภาษีมูลค่าเพิ่ม </w:t>
-      </w:r>
-      <w:r>
-        <w:rPr>
-          <w:rFonts w:ascii="TH SarabunIT๙" w:hAnsi="TH SarabunIT๙" w:cs="TH SarabunIT๙"/>
-          <w:szCs w:val="32"/>
-          <w:cs/>
-        </w:rPr>
         <w:tab/>
-      </w:r>
-      <w:r>
-        <w:rPr>
-          <w:rFonts w:ascii="TH SarabunIT๙" w:hAnsi="TH SarabunIT๙" w:cs="TH SarabunIT๙"/>
-          <w:szCs w:val="32"/>
-          <w:cs/>
-        </w:rPr>
         <w:tab/>
       </w:r>
       <w:r>
@@ -24152,12 +20955,6 @@
           <w:szCs w:val="32"/>
         </w:rPr>
         <w:t xml:space="preserve">                </w:t>
-      </w:r>
-      <w:r>
-        <w:rPr>
-          <w:rFonts w:ascii="TH SarabunIT๙" w:hAnsi="TH SarabunIT๙" w:cs="TH SarabunIT๙"/>
-          <w:szCs w:val="32"/>
-        </w:rPr>
         <w:tab/>
         <w:t xml:space="preserve">2.3 </w:t>
       </w:r>
@@ -24168,29 +20965,8 @@
           <w:cs/>
         </w:rPr>
         <w:t>ราคาสินค้า</w:t>
-      </w:r>
-      <w:r>
-        <w:rPr>
-          <w:rFonts w:ascii="TH SarabunIT๙" w:hAnsi="TH SarabunIT๙" w:cs="TH SarabunIT๙"/>
-          <w:szCs w:val="32"/>
-          <w:cs/>
-        </w:rPr>
         <w:tab/>
-      </w:r>
-      <w:r>
-        <w:rPr>
-          <w:rFonts w:ascii="TH SarabunIT๙" w:hAnsi="TH SarabunIT๙" w:cs="TH SarabunIT๙"/>
-          <w:szCs w:val="32"/>
-          <w:cs/>
-        </w:rPr>
         <w:tab/>
-      </w:r>
-      <w:r>
-        <w:rPr>
-          <w:rFonts w:ascii="TH SarabunIT๙" w:hAnsi="TH SarabunIT๙" w:cs="TH SarabunIT๙"/>
-          <w:szCs w:val="32"/>
-          <w:cs/>
-        </w:rPr>
         <w:tab/>
       </w:r>
       <w:r>
@@ -24226,30 +21002,9 @@
           <w:cs/>
         </w:rPr>
         <w:t xml:space="preserve">                </w:t>
-      </w:r>
-      <w:r>
-        <w:rPr>
-          <w:rFonts w:ascii="TH SarabunIT๙" w:hAnsi="TH SarabunIT๙" w:cs="TH SarabunIT๙"/>
-          <w:szCs w:val="32"/>
-          <w:cs/>
-        </w:rPr>
         <w:tab/>
         <w:t xml:space="preserve">2.4 หักภาษี ณ ที่จ่าย </w:t>
-      </w:r>
-      <w:r>
-        <w:rPr>
-          <w:rFonts w:ascii="TH SarabunIT๙" w:hAnsi="TH SarabunIT๙" w:cs="TH SarabunIT๙"/>
-          <w:szCs w:val="32"/>
-          <w:cs/>
-        </w:rPr>
         <w:tab/>
-      </w:r>
-      <w:r>
-        <w:rPr>
-          <w:rFonts w:ascii="TH SarabunIT๙" w:hAnsi="TH SarabunIT๙" w:cs="TH SarabunIT๙"/>
-          <w:szCs w:val="32"/>
-          <w:cs/>
-        </w:rPr>
         <w:tab/>
       </w:r>
       <w:r>
@@ -24293,38 +21048,10 @@
           <w:cs/>
         </w:rPr>
         <w:t xml:space="preserve">                    </w:t>
-      </w:r>
-      <w:r>
-        <w:rPr>
-          <w:rFonts w:ascii="TH SarabunIT๙" w:hAnsi="TH SarabunIT๙" w:cs="TH SarabunIT๙"/>
-          <w:szCs w:val="32"/>
-          <w:cs/>
-        </w:rPr>
         <w:tab/>
         <w:t>2.5 คงเหลือ</w:t>
-      </w:r>
-      <w:r>
-        <w:rPr>
-          <w:rFonts w:ascii="TH SarabunIT๙" w:hAnsi="TH SarabunIT๙" w:cs="TH SarabunIT๙"/>
-          <w:szCs w:val="32"/>
-          <w:cs/>
-        </w:rPr>
         <w:tab/>
-      </w:r>
-      <w:r>
-        <w:rPr>
-          <w:rFonts w:ascii="TH SarabunIT๙" w:hAnsi="TH SarabunIT๙" w:cs="TH SarabunIT๙"/>
-          <w:szCs w:val="32"/>
-          <w:cs/>
-        </w:rPr>
         <w:tab/>
-      </w:r>
-      <w:r>
-        <w:rPr>
-          <w:rFonts w:ascii="TH SarabunIT๙" w:hAnsi="TH SarabunIT๙" w:cs="TH SarabunIT๙"/>
-          <w:szCs w:val="32"/>
-          <w:cs/>
-        </w:rPr>
         <w:tab/>
       </w:r>
       <w:r>
@@ -24386,53 +21113,11 @@
           <w:cs/>
         </w:rPr>
         <w:tab/>
-      </w:r>
-      <w:r>
-        <w:rPr>
-          <w:rFonts w:ascii="TH SarabunIT๙" w:hAnsi="TH SarabunIT๙" w:cs="TH SarabunIT๙"/>
-          <w:szCs w:val="32"/>
-          <w:cs/>
-        </w:rPr>
         <w:tab/>
-      </w:r>
-      <w:r>
-        <w:rPr>
-          <w:rFonts w:ascii="TH SarabunIT๙" w:hAnsi="TH SarabunIT๙" w:cs="TH SarabunIT๙"/>
-          <w:szCs w:val="32"/>
-          <w:cs/>
-        </w:rPr>
         <w:tab/>
-      </w:r>
-      <w:r>
-        <w:rPr>
-          <w:rFonts w:ascii="TH SarabunIT๙" w:hAnsi="TH SarabunIT๙" w:cs="TH SarabunIT๙"/>
-          <w:szCs w:val="32"/>
-          <w:cs/>
-        </w:rPr>
         <w:tab/>
-      </w:r>
-      <w:r>
-        <w:rPr>
-          <w:rFonts w:ascii="TH SarabunIT๙" w:hAnsi="TH SarabunIT๙" w:cs="TH SarabunIT๙"/>
-          <w:szCs w:val="32"/>
-          <w:cs/>
-        </w:rPr>
         <w:tab/>
-      </w:r>
-      <w:r>
-        <w:rPr>
-          <w:rFonts w:ascii="TH SarabunIT๙" w:hAnsi="TH SarabunIT๙" w:cs="TH SarabunIT๙"/>
-          <w:szCs w:val="32"/>
-          <w:cs/>
-        </w:rPr>
         <w:tab/>
-      </w:r>
-      <w:r>
-        <w:rPr>
-          <w:rFonts w:ascii="TH SarabunIT๙" w:hAnsi="TH SarabunIT๙" w:cs="TH SarabunIT๙"/>
-          <w:szCs w:val="32"/>
-          <w:cs/>
-        </w:rPr>
         <w:tab/>
         <w:t>(ลงชื่อ).........................................</w:t>
       </w:r>
@@ -24476,25 +21161,7 @@
           <w:sz w:val="32"/>
           <w:szCs w:val="32"/>
         </w:rPr>
-        <w:t>{{</w:t>
-      </w:r>
-      <w:proofErr w:type="spellStart"/>
-      <w:r>
-        <w:rPr>
-          <w:rFonts w:asciiTheme="majorBidi" w:hAnsiTheme="majorBidi" w:cstheme="majorBidi"/>
-          <w:sz w:val="32"/>
-          <w:szCs w:val="32"/>
-        </w:rPr>
-        <w:t>finance_officer</w:t>
-      </w:r>
-      <w:proofErr w:type="spellEnd"/>
-      <w:r>
-        <w:rPr>
-          <w:rFonts w:asciiTheme="majorBidi" w:hAnsiTheme="majorBidi" w:cstheme="majorBidi"/>
-          <w:sz w:val="32"/>
-          <w:szCs w:val="32"/>
-        </w:rPr>
-        <w:t>}}</w:t>
+        <w:t>{{finance_officer}}</w:t>
       </w:r>
       <w:r>
         <w:rPr>
@@ -24666,30 +21333,7 @@
           <w:rFonts w:ascii="TH SarabunIT๙" w:hAnsi="TH SarabunIT๙" w:cs="TH SarabunIT๙"/>
           <w:szCs w:val="32"/>
         </w:rPr>
-        <w:t xml:space="preserve"> </w:t>
-      </w:r>
-      <w:r>
-        <w:rPr>
-          <w:rFonts w:ascii="TH SarabunIT๙" w:hAnsi="TH SarabunIT๙" w:cs="TH SarabunIT๙"/>
-          <w:szCs w:val="32"/>
-        </w:rPr>
-        <w:t>{{</w:t>
-      </w:r>
-      <w:proofErr w:type="spellStart"/>
-      <w:r>
-        <w:rPr>
-          <w:rFonts w:ascii="TH SarabunIT๙" w:hAnsi="TH SarabunIT๙" w:cs="TH SarabunIT๙"/>
-          <w:szCs w:val="32"/>
-        </w:rPr>
-        <w:t>director_name</w:t>
-      </w:r>
-      <w:proofErr w:type="spellEnd"/>
-      <w:r>
-        <w:rPr>
-          <w:rFonts w:ascii="TH SarabunIT๙" w:hAnsi="TH SarabunIT๙" w:cs="TH SarabunIT๙"/>
-          <w:szCs w:val="32"/>
-        </w:rPr>
-        <w:t>}}</w:t>
+        <w:t xml:space="preserve"> {{director_name}}</w:t>
       </w:r>
       <w:r>
         <w:rPr>
@@ -24727,33 +21371,7 @@
           <w:sz w:val="32"/>
           <w:szCs w:val="32"/>
         </w:rPr>
-        <w:t xml:space="preserve"> </w:t>
-      </w:r>
-      <w:r>
-        <w:rPr>
-          <w:rFonts w:ascii="TH SarabunIT๙" w:hAnsi="TH SarabunIT๙" w:cs="TH SarabunIT๙"/>
-          <w:sz w:val="32"/>
-          <w:szCs w:val="32"/>
-        </w:rPr>
-        <w:t>{{</w:t>
-      </w:r>
-      <w:proofErr w:type="spellStart"/>
-      <w:r>
-        <w:rPr>
-          <w:rFonts w:ascii="TH SarabunIT๙" w:hAnsi="TH SarabunIT๙" w:cs="TH SarabunIT๙"/>
-          <w:sz w:val="32"/>
-          <w:szCs w:val="32"/>
-        </w:rPr>
-        <w:t>school_name</w:t>
-      </w:r>
-      <w:proofErr w:type="spellEnd"/>
-      <w:r>
-        <w:rPr>
-          <w:rFonts w:ascii="TH SarabunIT๙" w:hAnsi="TH SarabunIT๙" w:cs="TH SarabunIT๙"/>
-          <w:sz w:val="32"/>
-          <w:szCs w:val="32"/>
-        </w:rPr>
-        <w:t>}}</w:t>
+        <w:t xml:space="preserve"> {{school_name}}</w:t>
       </w:r>
       <w:r>
         <w:rPr>
@@ -24951,7 +21569,7 @@
                 <v:stroke joinstyle="miter"/>
                 <v:path gradientshapeok="t" o:connecttype="rect"/>
               </v:shapetype>
-              <v:shape id="Text Box 307" o:spid="_x0000_s1026" type="#_x0000_t202" style="position:absolute;left:0;text-align:left;margin-left:426.75pt;margin-top:-29.2pt;width:88.15pt;height:70.1pt;z-index:251659264;visibility:visible;mso-wrap-style:square;mso-width-percent:0;mso-height-percent:200;mso-wrap-distance-left:9pt;mso-wrap-distance-top:0;mso-wrap-distance-right:9pt;mso-wrap-distance-bottom:0;mso-position-horizontal:absolute;mso-position-horizontal-relative:text;mso-position-vertical:absolute;mso-position-vertical-relative:text;mso-width-percent:0;mso-height-percent:200;mso-width-relative:margin;mso-height-relative:margin;v-text-anchor:top" o:gfxdata="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" stroked="f">
+              <v:shape id="Text Box 307" o:spid="_x0000_s1026" type="#_x0000_t202" style="position:absolute;left:0;text-align:left;margin-left:426.75pt;margin-top:-29.2pt;width:88.15pt;height:70.1pt;z-index:251659264;visibility:visible;mso-wrap-style:square;mso-width-percent:0;mso-height-percent:200;mso-wrap-distance-left:9pt;mso-wrap-distance-top:0;mso-wrap-distance-right:9pt;mso-wrap-distance-bottom:0;mso-position-horizontal:absolute;mso-position-horizontal-relative:text;mso-position-vertical:absolute;mso-position-vertical-relative:text;mso-width-percent:0;mso-height-percent:200;mso-width-relative:margin;mso-height-relative:margin;v-text-anchor:top" o:gfxdata="UEsDBBQABgAIAAAAIQC2gziS/gAAAOEBAAATAAAAW0NvbnRlbnRfVHlwZXNdLnhtbJSRQU7DMBBF 90jcwfIWJU67QAgl6YK0S0CoHGBkTxKLZGx5TGhvj5O2G0SRWNoz/78nu9wcxkFMGNg6quQqL6RA 0s5Y6ir5vt9lD1JwBDIwOMJKHpHlpr69KfdHjyxSmriSfYz+USnWPY7AufNIadK6MEJMx9ApD/oD OlTrorhX2lFEilmcO2RdNtjC5xDF9pCuTyYBB5bi6bQ4syoJ3g9WQ0ymaiLzg5KdCXlKLjvcW893 SUOqXwnz5DrgnHtJTxOsQfEKIT7DmDSUCaxw7Rqn8787ZsmRM9e2VmPeBN4uqYvTtW7jvijg9N/y JsXecLq0q+WD6m8AAAD//wMAUEsDBBQABgAIAAAAIQA4/SH/1gAAAJQBAAALAAAAX3JlbHMvLnJl bHOkkMFqwzAMhu+DvYPRfXGawxijTi+j0GvpHsDYimMaW0Yy2fr2M4PBMnrbUb/Q94l/f/hMi1qR JVI2sOt6UJgd+ZiDgffL8ekFlFSbvV0oo4EbChzGx4f9GRdb25HMsYhqlCwG5lrLq9biZkxWOiqY 22YiTra2kYMu1l1tQD30/bPm3wwYN0x18gb45AdQl1tp5j/sFB2T0FQ7R0nTNEV3j6o9feQzro1i OWA14Fm+Q8a1a8+Bvu/d/dMb2JY5uiPbhG/ktn4cqGU/er3pcvwCAAD//wMAUEsDBBQABgAIAAAA IQCfsY0QCwIAAPYDAAAOAAAAZHJzL2Uyb0RvYy54bWysU8Fu2zAMvQ/YPwi6L7aDZG2MOEWXLsOA rhvQ7QNkWY6FyaJGKbG7rx8lp2nQ3Yb5IJAm9Ug+Pq1vxt6wo0KvwVa8mOWcKSuh0XZf8R/fd++u OfNB2EYYsKriT8rzm83bN+vBlWoOHZhGISMQ68vBVbwLwZVZ5mWneuFn4JSlYAvYi0Au7rMGxUDo vcnmef4+GwAbhyCV9/T3bgryTcJvWyXD17b1KjBTceotpBPTWccz26xFuUfhOi1PbYh/6KIX2lLR M9SdCIIdUP8F1WuJ4KENMwl9Bm2rpUoz0DRF/mqax044lWYhcrw70+T/H6x8OD66b8jC+AFGWmAa wrt7kD89s7DthN2rW0QYOiUaKlxEyrLB+fJ0NVLtSx9B6uELNLRkcQiQgMYW+8gKzckInRbwdCZd jYHJWLIoVst8yZmk2PUqn1+lrWSifL7t0IdPCnoWjYojLTWhi+O9D7EbUT6nxGIejG522pjk4L7e GmRHQQLYpS8N8CrNWDZUfLWcLxOyhXg/aaPXgQRqdE/N5fGbJBPZ+GiblBKENpNNnRh7oicyMnET xnqkxEhTDc0TEYUwCZEeDhkd4G/OBhJhxf2vg0DFmflsiexVsVhE1SZnsbyak4OXkfoyIqwkqIoH ziZzG5LSEw/ulpay04mvl05OvZK4Eo2nhxDVe+mnrJfnuvkDAAD//wMAUEsDBBQABgAIAAAAIQBQ eX3N5AAAABABAAAPAAAAZHJzL2Rvd25yZXYueG1sTI/BTsMwEETvSPyDtUjcWqeFoDSNU1VEXDgg UZDg6MZOHDVeW7abhr9ne4LLSquZnZ1X7WY7skmHODgUsFpmwDS2Tg3YC/j8eFkUwGKSqOToUAv4 0RF29e1NJUvlLviup0PqGYVgLKUAk5IvOY+t0VbGpfMaSetcsDLRGnqugrxQuB35OsueuJUD0gcj vX42uj0dzlbAlzWDasLbd6fGqXnt9rmfgxfi/m5utjT2W2BJz+nvAq4M1B9qKnZ0Z1SRjQKK/CEn q4BFXjwCuzqy9YaQjqStCuB1xf+D1L8AAAD//wMAUEsBAi0AFAAGAAgAAAAhALaDOJL+AAAA4QEA ABMAAAAAAAAAAAAAAAAAAAAAAFtDb250ZW50X1R5cGVzXS54bWxQSwECLQAUAAYACAAAACEAOP0h /9YAAACUAQAACwAAAAAAAAAAAAAAAAAvAQAAX3JlbHMvLnJlbHNQSwECLQAUAAYACAAAACEAn7GN EAsCAAD2AwAADgAAAAAAAAAAAAAAAAAuAgAAZHJzL2Uyb0RvYy54bWxQSwECLQAUAAYACAAAACEA UHl9zeQAAAAQAQAADwAAAAAAAAAAAAAAAABlBAAAZHJzL2Rvd25yZXYueG1sUEsFBgAAAAAEAAQA 8wAAAHYFAAAAAA== " stroked="f">
                 <v:textbox style="mso-fit-shape-to-text:t">
                   <w:txbxContent>
                     <w:p>
@@ -25076,34 +21694,34 @@
           <w:rFonts w:ascii="TH SarabunIT๙" w:hAnsi="TH SarabunIT๙" w:cs="TH SarabunIT๙"/>
           <w:szCs w:val="32"/>
         </w:rPr>
+        <w:t xml:space="preserve"> {{school_name}}</w:t>
+      </w:r>
+      <w:r>
+        <w:rPr>
+          <w:rFonts w:ascii="TH SarabunIT๙" w:hAnsi="TH SarabunIT๙" w:cs="TH SarabunIT๙"/>
+          <w:szCs w:val="32"/>
+          <w:cs/>
+        </w:rPr>
         <w:t xml:space="preserve"> </w:t>
       </w:r>
       <w:r>
         <w:rPr>
-          <w:rFonts w:ascii="TH SarabunIT๙" w:hAnsi="TH SarabunIT๙" w:cs="TH SarabunIT๙"/>
-          <w:szCs w:val="32"/>
-        </w:rPr>
-        <w:t>{{</w:t>
-      </w:r>
-      <w:proofErr w:type="spellStart"/>
-      <w:r>
-        <w:rPr>
-          <w:rFonts w:ascii="TH SarabunIT๙" w:hAnsi="TH SarabunIT๙" w:cs="TH SarabunIT๙"/>
-          <w:szCs w:val="32"/>
-        </w:rPr>
-        <w:t>school_name</w:t>
-      </w:r>
-      <w:proofErr w:type="spellEnd"/>
-      <w:r>
-        <w:rPr>
-          <w:rFonts w:ascii="TH SarabunIT๙" w:hAnsi="TH SarabunIT๙" w:cs="TH SarabunIT๙"/>
-          <w:szCs w:val="32"/>
-        </w:rPr>
-        <w:t>}}</w:t>
-      </w:r>
-      <w:r>
-        <w:rPr>
-          <w:rFonts w:ascii="TH SarabunIT๙" w:hAnsi="TH SarabunIT๙" w:cs="TH SarabunIT๙"/>
+          <w:rFonts w:ascii="TH SarabunIT๙" w:eastAsia="Times New Roman" w:hAnsi="TH SarabunIT๙" w:hint="cs"/>
+          <w:szCs w:val="32"/>
+          <w:cs/>
+        </w:rPr>
+        <w:t>อำเภอ</w:t>
+      </w:r>
+      <w:r>
+        <w:rPr>
+          <w:rFonts w:ascii="TH SarabunIT๙" w:eastAsia="Times New Roman" w:hAnsi="TH SarabunIT๙" w:cs="TH SarabunIT๙" w:hint="cs"/>
+          <w:szCs w:val="32"/>
+        </w:rPr>
+        <w:t>{{school_amphoe}}</w:t>
+      </w:r>
+      <w:r>
+        <w:rPr>
+          <w:rFonts w:ascii="TH SarabunIT๙" w:eastAsia="Times New Roman" w:hAnsi="TH SarabunIT๙" w:cs="TH SarabunIT๙" w:hint="cs"/>
           <w:szCs w:val="32"/>
           <w:cs/>
         </w:rPr>
@@ -25115,69 +21733,14 @@
           <w:szCs w:val="32"/>
           <w:cs/>
         </w:rPr>
-        <w:t>อำเภอ</w:t>
+        <w:t>จังหวัด</w:t>
       </w:r>
       <w:r>
         <w:rPr>
           <w:rFonts w:ascii="TH SarabunIT๙" w:eastAsia="Times New Roman" w:hAnsi="TH SarabunIT๙" w:cs="TH SarabunIT๙" w:hint="cs"/>
           <w:szCs w:val="32"/>
         </w:rPr>
-        <w:t>{{</w:t>
-      </w:r>
-      <w:proofErr w:type="spellStart"/>
-      <w:r>
-        <w:rPr>
-          <w:rFonts w:ascii="TH SarabunIT๙" w:eastAsia="Times New Roman" w:hAnsi="TH SarabunIT๙" w:cs="TH SarabunIT๙" w:hint="cs"/>
-          <w:szCs w:val="32"/>
-        </w:rPr>
-        <w:t>school_amphoe</w:t>
-      </w:r>
-      <w:proofErr w:type="spellEnd"/>
-      <w:r>
-        <w:rPr>
-          <w:rFonts w:ascii="TH SarabunIT๙" w:eastAsia="Times New Roman" w:hAnsi="TH SarabunIT๙" w:cs="TH SarabunIT๙" w:hint="cs"/>
-          <w:szCs w:val="32"/>
-        </w:rPr>
-        <w:t>}}</w:t>
-      </w:r>
-      <w:r>
-        <w:rPr>
-          <w:rFonts w:ascii="TH SarabunIT๙" w:eastAsia="Times New Roman" w:hAnsi="TH SarabunIT๙" w:cs="TH SarabunIT๙" w:hint="cs"/>
-          <w:szCs w:val="32"/>
-          <w:cs/>
-        </w:rPr>
-        <w:t xml:space="preserve"> </w:t>
-      </w:r>
-      <w:r>
-        <w:rPr>
-          <w:rFonts w:ascii="TH SarabunIT๙" w:eastAsia="Times New Roman" w:hAnsi="TH SarabunIT๙" w:hint="cs"/>
-          <w:szCs w:val="32"/>
-          <w:cs/>
-        </w:rPr>
-        <w:t>จังหวัด</w:t>
-      </w:r>
-      <w:r>
-        <w:rPr>
-          <w:rFonts w:ascii="TH SarabunIT๙" w:eastAsia="Times New Roman" w:hAnsi="TH SarabunIT๙" w:cs="TH SarabunIT๙" w:hint="cs"/>
-          <w:szCs w:val="32"/>
-        </w:rPr>
-        <w:t>{{</w:t>
-      </w:r>
-      <w:proofErr w:type="spellStart"/>
-      <w:r>
-        <w:rPr>
-          <w:rFonts w:ascii="TH SarabunIT๙" w:eastAsia="Times New Roman" w:hAnsi="TH SarabunIT๙" w:cs="TH SarabunIT๙" w:hint="cs"/>
-          <w:szCs w:val="32"/>
-        </w:rPr>
-        <w:t>school_changwat</w:t>
-      </w:r>
-      <w:proofErr w:type="spellEnd"/>
-      <w:r>
-        <w:rPr>
-          <w:rFonts w:ascii="TH SarabunIT๙" w:eastAsia="Times New Roman" w:hAnsi="TH SarabunIT๙" w:cs="TH SarabunIT๙" w:hint="cs"/>
-          <w:szCs w:val="32"/>
-        </w:rPr>
-        <w:t>}}</w:t>
+        <w:t>{{school_changwat}}</w:t>
       </w:r>
     </w:p>
     <w:p>
@@ -25476,23 +22039,7 @@
                 <w:rFonts w:ascii="TH SarabunIT๙" w:eastAsia="Calibri" w:hAnsi="TH SarabunIT๙" w:cs="TH SarabunIT๙"/>
                 <w:szCs w:val="32"/>
               </w:rPr>
-              <w:t>{{</w:t>
-            </w:r>
-            <w:proofErr w:type="spellStart"/>
-            <w:r>
-              <w:rPr>
-                <w:rFonts w:ascii="TH SarabunIT๙" w:eastAsia="Calibri" w:hAnsi="TH SarabunIT๙" w:cs="TH SarabunIT๙"/>
-                <w:szCs w:val="32"/>
-              </w:rPr>
-              <w:t>idx</w:t>
-            </w:r>
-            <w:proofErr w:type="spellEnd"/>
-            <w:r>
-              <w:rPr>
-                <w:rFonts w:ascii="TH SarabunIT๙" w:eastAsia="Calibri" w:hAnsi="TH SarabunIT๙" w:cs="TH SarabunIT๙"/>
-                <w:szCs w:val="32"/>
-              </w:rPr>
-              <w:t>}}</w:t>
+              <w:t>{{idx}}</w:t>
             </w:r>
           </w:p>
         </w:tc>
@@ -25513,23 +22060,7 @@
                 <w:rFonts w:ascii="TH SarabunIT๙" w:eastAsia="Calibri" w:hAnsi="TH SarabunIT๙" w:cs="TH SarabunIT๙"/>
                 <w:szCs w:val="32"/>
               </w:rPr>
-              <w:t>{{</w:t>
-            </w:r>
-            <w:proofErr w:type="spellStart"/>
-            <w:r>
-              <w:rPr>
-                <w:rFonts w:ascii="TH SarabunIT๙" w:eastAsia="Calibri" w:hAnsi="TH SarabunIT๙" w:cs="TH SarabunIT๙"/>
-                <w:szCs w:val="32"/>
-              </w:rPr>
-              <w:t>item_name</w:t>
-            </w:r>
-            <w:proofErr w:type="spellEnd"/>
-            <w:r>
-              <w:rPr>
-                <w:rFonts w:ascii="TH SarabunIT๙" w:eastAsia="Calibri" w:hAnsi="TH SarabunIT๙" w:cs="TH SarabunIT๙"/>
-                <w:szCs w:val="32"/>
-              </w:rPr>
-              <w:t>}}</w:t>
+              <w:t>{{item_name}}</w:t>
             </w:r>
           </w:p>
         </w:tc>
@@ -25598,15 +22129,7 @@
                 <w:noProof/>
                 <w:szCs w:val="32"/>
               </w:rPr>
-              <w:t xml:space="preserve"> </w:t>
-            </w:r>
-            <w:r>
-              <w:rPr>
-                <w:rFonts w:ascii="TH SarabunIT๙" w:hAnsi="TH SarabunIT๙" w:cs="TH SarabunIT๙"/>
-                <w:noProof/>
-                <w:szCs w:val="32"/>
-              </w:rPr>
-              <w:t>{{procurement_number}}</w:t>
+              <w:t xml:space="preserve"> {{procurement_number}}</w:t>
             </w:r>
           </w:p>
           <w:p>
@@ -25759,30 +22282,7 @@
                 <w:rFonts w:ascii="TH SarabunIT๙" w:hAnsi="TH SarabunIT๙" w:cs="TH SarabunIT๙"/>
                 <w:szCs w:val="32"/>
               </w:rPr>
-              <w:t xml:space="preserve"> </w:t>
-            </w:r>
-            <w:r>
-              <w:rPr>
-                <w:rFonts w:ascii="TH SarabunIT๙" w:hAnsi="TH SarabunIT๙" w:cs="TH SarabunIT๙"/>
-                <w:szCs w:val="32"/>
-              </w:rPr>
-              <w:t>{{</w:t>
-            </w:r>
-            <w:proofErr w:type="spellStart"/>
-            <w:r>
-              <w:rPr>
-                <w:rFonts w:ascii="TH SarabunIT๙" w:hAnsi="TH SarabunIT๙" w:cs="TH SarabunIT๙"/>
-                <w:szCs w:val="32"/>
-              </w:rPr>
-              <w:t>director_name</w:t>
-            </w:r>
-            <w:proofErr w:type="spellEnd"/>
-            <w:r>
-              <w:rPr>
-                <w:rFonts w:ascii="TH SarabunIT๙" w:hAnsi="TH SarabunIT๙" w:cs="TH SarabunIT๙"/>
-                <w:szCs w:val="32"/>
-              </w:rPr>
-              <w:t>}}</w:t>
+              <w:t xml:space="preserve"> {{director_name}}</w:t>
             </w:r>
             <w:r>
               <w:rPr>
@@ -25953,30 +22453,7 @@
                 <w:rFonts w:ascii="TH SarabunIT๙" w:hAnsi="TH SarabunIT๙" w:cs="TH SarabunIT๙"/>
                 <w:szCs w:val="32"/>
               </w:rPr>
-              <w:t xml:space="preserve"> </w:t>
-            </w:r>
-            <w:r>
-              <w:rPr>
-                <w:rFonts w:ascii="TH SarabunIT๙" w:hAnsi="TH SarabunIT๙" w:cs="TH SarabunIT๙"/>
-                <w:szCs w:val="32"/>
-              </w:rPr>
-              <w:t>{{</w:t>
-            </w:r>
-            <w:proofErr w:type="spellStart"/>
-            <w:r>
-              <w:rPr>
-                <w:rFonts w:ascii="TH SarabunIT๙" w:hAnsi="TH SarabunIT๙" w:cs="TH SarabunIT๙"/>
-                <w:szCs w:val="32"/>
-              </w:rPr>
-              <w:t>procurement_officer</w:t>
-            </w:r>
-            <w:proofErr w:type="spellEnd"/>
-            <w:r>
-              <w:rPr>
-                <w:rFonts w:ascii="TH SarabunIT๙" w:hAnsi="TH SarabunIT๙" w:cs="TH SarabunIT๙"/>
-                <w:szCs w:val="32"/>
-              </w:rPr>
-              <w:t>}}</w:t>
+              <w:t xml:space="preserve"> {{procurement_officer}}</w:t>
             </w:r>
             <w:r>
               <w:rPr>

--- a/assets/templates/master_template.docx
+++ b/assets/templates/master_template.docx
@@ -22,7 +22,7 @@
           <w:sz w:val="32"/>
           <w:szCs w:val="32"/>
         </w:rPr>
-        <w:object w:dxaOrig="1440" w:dyaOrig="1440" w14:anchorId="09242BBC">
+        <w:object w:dxaOrig="1440" w:dyaOrig="1440" w14:anchorId="610D2622">
           <v:shapetype id="_x0000_t75" coordsize="21600,21600" o:spt="75" o:preferrelative="t" path="m@4@5l@4@11@9@11@9@5xe" filled="f" stroked="f">
             <v:stroke joinstyle="miter"/>
             <v:formulas>
@@ -45,7 +45,7 @@
           <v:shape id="_x0000_s1028" type="#_x0000_t75" alt="" style="position:absolute;left:0;text-align:left;margin-left:-3.15pt;margin-top:-15.85pt;width:53.4pt;height:57.75pt;z-index:251663360;mso-wrap-edited:f;mso-width-percent:0;mso-height-percent:0;mso-position-horizontal-relative:text;mso-position-vertical-relative:text;mso-width-percent:0;mso-height-percent:0" fillcolor="window">
             <v:imagedata r:id="rId6" o:title=""/>
           </v:shape>
-          <o:OLEObject Type="Embed" ProgID="Word.Picture.8" ShapeID="_x0000_s1028" DrawAspect="Content" ObjectID="_1844636483" r:id="rId7"/>
+          <o:OLEObject Type="Embed" ProgID="Word.Picture.8" ShapeID="_x0000_s1028" DrawAspect="Content" ObjectID="_1844726324" r:id="rId7"/>
         </w:object>
       </w:r>
       <w:r>
@@ -573,8 +573,32 @@
           <w:cs/>
         </w:rPr>
         <w:tab/>
+      </w:r>
+      <w:r>
+        <w:rPr>
+          <w:rFonts w:ascii="TH SarabunIT๙" w:hAnsi="TH SarabunIT๙" w:cs="TH SarabunIT๙"/>
+          <w:sz w:val="32"/>
+          <w:szCs w:val="32"/>
+          <w:cs/>
+        </w:rPr>
         <w:tab/>
+      </w:r>
+      <w:r>
+        <w:rPr>
+          <w:rFonts w:ascii="TH SarabunIT๙" w:hAnsi="TH SarabunIT๙" w:cs="TH SarabunIT๙"/>
+          <w:sz w:val="32"/>
+          <w:szCs w:val="32"/>
+          <w:cs/>
+        </w:rPr>
         <w:tab/>
+      </w:r>
+      <w:r>
+        <w:rPr>
+          <w:rFonts w:ascii="TH SarabunIT๙" w:hAnsi="TH SarabunIT๙" w:cs="TH SarabunIT๙"/>
+          <w:sz w:val="32"/>
+          <w:szCs w:val="32"/>
+          <w:cs/>
+        </w:rPr>
         <w:tab/>
         <w:t xml:space="preserve">              (ลงชื่อ)..............................................ผู้รับผิดชอบกิจกรรม</w:t>
       </w:r>
@@ -971,11 +995,59 @@
           <w:cs/>
         </w:rPr>
         <w:t xml:space="preserve"> </w:t>
+      </w:r>
+      <w:r>
+        <w:rPr>
+          <w:rFonts w:ascii="TH SarabunIT๙" w:hAnsi="TH SarabunIT๙" w:cs="TH SarabunIT๙"/>
+          <w:sz w:val="32"/>
+          <w:szCs w:val="32"/>
+          <w:cs/>
+        </w:rPr>
         <w:tab/>
+      </w:r>
+      <w:r>
+        <w:rPr>
+          <w:rFonts w:ascii="TH SarabunIT๙" w:hAnsi="TH SarabunIT๙" w:cs="TH SarabunIT๙"/>
+          <w:sz w:val="32"/>
+          <w:szCs w:val="32"/>
+          <w:cs/>
+        </w:rPr>
         <w:tab/>
+      </w:r>
+      <w:r>
+        <w:rPr>
+          <w:rFonts w:ascii="TH SarabunIT๙" w:hAnsi="TH SarabunIT๙" w:cs="TH SarabunIT๙"/>
+          <w:sz w:val="32"/>
+          <w:szCs w:val="32"/>
+          <w:cs/>
+        </w:rPr>
         <w:tab/>
+      </w:r>
+      <w:r>
+        <w:rPr>
+          <w:rFonts w:ascii="TH SarabunIT๙" w:hAnsi="TH SarabunIT๙" w:cs="TH SarabunIT๙"/>
+          <w:sz w:val="32"/>
+          <w:szCs w:val="32"/>
+          <w:cs/>
+        </w:rPr>
         <w:tab/>
+      </w:r>
+      <w:r>
+        <w:rPr>
+          <w:rFonts w:ascii="TH SarabunIT๙" w:hAnsi="TH SarabunIT๙" w:cs="TH SarabunIT๙"/>
+          <w:sz w:val="32"/>
+          <w:szCs w:val="32"/>
+          <w:cs/>
+        </w:rPr>
         <w:tab/>
+      </w:r>
+      <w:r>
+        <w:rPr>
+          <w:rFonts w:ascii="TH SarabunIT๙" w:hAnsi="TH SarabunIT๙" w:cs="TH SarabunIT๙"/>
+          <w:sz w:val="32"/>
+          <w:szCs w:val="32"/>
+          <w:cs/>
+        </w:rPr>
         <w:tab/>
         <w:t xml:space="preserve">(ลงชื่อ).............................................เจ้าหน้าที่การเงิน </w:t>
       </w:r>
@@ -997,9 +1069,33 @@
           <w:cs/>
         </w:rPr>
         <w:tab/>
+      </w:r>
+      <w:r>
+        <w:rPr>
+          <w:rFonts w:ascii="TH SarabunIT๙" w:hAnsi="TH SarabunIT๙" w:cs="TH SarabunIT๙"/>
+          <w:sz w:val="32"/>
+          <w:szCs w:val="32"/>
+          <w:cs/>
+        </w:rPr>
         <w:tab/>
+      </w:r>
+      <w:r>
+        <w:rPr>
+          <w:rFonts w:ascii="TH SarabunIT๙" w:hAnsi="TH SarabunIT๙" w:cs="TH SarabunIT๙"/>
+          <w:sz w:val="32"/>
+          <w:szCs w:val="32"/>
+          <w:cs/>
+        </w:rPr>
         <w:tab/>
         <w:t xml:space="preserve">          </w:t>
+      </w:r>
+      <w:r>
+        <w:rPr>
+          <w:rFonts w:ascii="TH SarabunIT๙" w:hAnsi="TH SarabunIT๙" w:cs="TH SarabunIT๙"/>
+          <w:sz w:val="32"/>
+          <w:szCs w:val="32"/>
+          <w:cs/>
+        </w:rPr>
         <w:tab/>
       </w:r>
       <w:r>
@@ -1078,9 +1174,41 @@
           <w:cs/>
         </w:rPr>
         <w:t xml:space="preserve">                     </w:t>
+      </w:r>
+      <w:r>
+        <w:rPr>
+          <w:rFonts w:ascii="TH SarabunIT๙" w:hAnsi="TH SarabunIT๙" w:cs="TH SarabunIT๙"/>
+          <w:sz w:val="32"/>
+          <w:szCs w:val="32"/>
+          <w:cs/>
+        </w:rPr>
         <w:tab/>
+      </w:r>
+      <w:r>
+        <w:rPr>
+          <w:rFonts w:ascii="TH SarabunIT๙" w:hAnsi="TH SarabunIT๙" w:cs="TH SarabunIT๙"/>
+          <w:sz w:val="32"/>
+          <w:szCs w:val="32"/>
+          <w:cs/>
+        </w:rPr>
         <w:tab/>
+      </w:r>
+      <w:r>
+        <w:rPr>
+          <w:rFonts w:ascii="TH SarabunIT๙" w:hAnsi="TH SarabunIT๙" w:cs="TH SarabunIT๙"/>
+          <w:sz w:val="32"/>
+          <w:szCs w:val="32"/>
+          <w:cs/>
+        </w:rPr>
         <w:tab/>
+      </w:r>
+      <w:r>
+        <w:rPr>
+          <w:rFonts w:ascii="TH SarabunIT๙" w:hAnsi="TH SarabunIT๙" w:cs="TH SarabunIT๙"/>
+          <w:sz w:val="32"/>
+          <w:szCs w:val="32"/>
+          <w:cs/>
+        </w:rPr>
         <w:tab/>
         <w:t xml:space="preserve">           </w:t>
       </w:r>
@@ -1129,10 +1257,60 @@
           <w:cs/>
         </w:rPr>
         <w:tab/>
+      </w:r>
+      <w:r>
+        <w:rPr>
+          <w:rFonts w:ascii="TH SarabunIT๙" w:hAnsi="TH SarabunIT๙" w:cs="TH SarabunIT๙"/>
+          <w:b/>
+          <w:bCs/>
+          <w:sz w:val="32"/>
+          <w:szCs w:val="32"/>
+          <w:cs/>
+        </w:rPr>
         <w:tab/>
+      </w:r>
+      <w:r>
+        <w:rPr>
+          <w:rFonts w:ascii="TH SarabunIT๙" w:hAnsi="TH SarabunIT๙" w:cs="TH SarabunIT๙"/>
+          <w:b/>
+          <w:bCs/>
+          <w:sz w:val="32"/>
+          <w:szCs w:val="32"/>
+          <w:cs/>
+        </w:rPr>
         <w:tab/>
+      </w:r>
+      <w:r>
+        <w:rPr>
+          <w:rFonts w:ascii="TH SarabunIT๙" w:hAnsi="TH SarabunIT๙" w:cs="TH SarabunIT๙"/>
+          <w:b/>
+          <w:bCs/>
+          <w:sz w:val="32"/>
+          <w:szCs w:val="32"/>
+          <w:cs/>
+        </w:rPr>
         <w:tab/>
+      </w:r>
+      <w:r>
+        <w:rPr>
+          <w:rFonts w:ascii="TH SarabunIT๙" w:hAnsi="TH SarabunIT๙" w:cs="TH SarabunIT๙"/>
+          <w:b/>
+          <w:bCs/>
+          <w:sz w:val="32"/>
+          <w:szCs w:val="32"/>
+          <w:cs/>
+        </w:rPr>
         <w:tab/>
+      </w:r>
+      <w:r>
+        <w:rPr>
+          <w:rFonts w:ascii="TH SarabunIT๙" w:hAnsi="TH SarabunIT๙" w:cs="TH SarabunIT๙"/>
+          <w:b/>
+          <w:bCs/>
+          <w:sz w:val="32"/>
+          <w:szCs w:val="32"/>
+          <w:cs/>
+        </w:rPr>
         <w:tab/>
         <w:t xml:space="preserve">ความคิดเห็นของผู้บริหาร </w:t>
       </w:r>
@@ -1158,6 +1336,16 @@
           <w:cs/>
         </w:rPr>
         <w:t xml:space="preserve">                                                             </w:t>
+      </w:r>
+      <w:r>
+        <w:rPr>
+          <w:rFonts w:ascii="TH SarabunIT๙" w:hAnsi="TH SarabunIT๙" w:cs="TH SarabunIT๙"/>
+          <w:b/>
+          <w:bCs/>
+          <w:sz w:val="32"/>
+          <w:szCs w:val="32"/>
+          <w:cs/>
+        </w:rPr>
         <w:tab/>
       </w:r>
       <w:r>
@@ -1275,7 +1463,7 @@
               </wp:anchor>
             </w:drawing>
           </mc:Choice>
-          <mc:Fallback xmlns:w16du="http://schemas.microsoft.com/office/word/2023/wordml/word16du" xmlns:w16sdtfl="http://schemas.microsoft.com/office/word/2024/wordml/sdtformatlock">
+          <mc:Fallback xmlns:w16sdtfl="http://schemas.microsoft.com/office/word/2024/wordml/sdtformatlock" xmlns:w16du="http://schemas.microsoft.com/office/word/2023/wordml/word16du">
             <w:pict>
               <v:rect w14:anchorId="327BB130" id="สี่เหลี่ยมผืนผ้า 1" o:spid="_x0000_s1026" style="position:absolute;margin-left:277.5pt;margin-top:.7pt;width:19.2pt;height:16.8pt;z-index:251661312;visibility:visible;mso-wrap-style:square;mso-width-percent:0;mso-height-percent:0;mso-wrap-distance-left:9pt;mso-wrap-distance-top:0;mso-wrap-distance-right:9pt;mso-wrap-distance-bottom:0;mso-position-horizontal:absolute;mso-position-horizontal-relative:text;mso-position-vertical:absolute;mso-position-vertical-relative:text;mso-width-percent:0;mso-height-percent:0;mso-width-relative:margin;mso-height-relative:margin;v-text-anchor:middle" o:gfxdata="UEsDBBQABgAIAAAAIQC2gziS/gAAAOEBAAATAAAAW0NvbnRlbnRfVHlwZXNdLnhtbJSRQU7DMBBF 90jcwfIWJU67QAgl6YK0S0CoHGBkTxKLZGx5TGhvj5O2G0SRWNoz/78nu9wcxkFMGNg6quQqL6RA 0s5Y6ir5vt9lD1JwBDIwOMJKHpHlpr69KfdHjyxSmriSfYz+USnWPY7AufNIadK6MEJMx9ApD/oD OlTrorhX2lFEilmcO2RdNtjC5xDF9pCuTyYBB5bi6bQ4syoJ3g9WQ0ymaiLzg5KdCXlKLjvcW893 SUOqXwnz5DrgnHtJTxOsQfEKIT7DmDSUCaxw7Rqn8787ZsmRM9e2VmPeBN4uqYvTtW7jvijg9N/y JsXecLq0q+WD6m8AAAD//wMAUEsDBBQABgAIAAAAIQA4/SH/1gAAAJQBAAALAAAAX3JlbHMvLnJl bHOkkMFqwzAMhu+DvYPRfXGawxijTi+j0GvpHsDYimMaW0Yy2fr2M4PBMnrbUb/Q94l/f/hMi1qR JVI2sOt6UJgd+ZiDgffL8ekFlFSbvV0oo4EbChzGx4f9GRdb25HMsYhqlCwG5lrLq9biZkxWOiqY 22YiTra2kYMu1l1tQD30/bPm3wwYN0x18gb45AdQl1tp5j/sFB2T0FQ7R0nTNEV3j6o9feQzro1i OWA14Fm+Q8a1a8+Bvu/d/dMb2JY5uiPbhG/ktn4cqGU/er3pcvwCAAD//wMAUEsDBBQABgAIAAAA IQB07N6JRQIAAOMEAAAOAAAAZHJzL2Uyb0RvYy54bWysVFFvGjEMfp+0/xDlfRwHrOsQR4WoOk1C LRqd+hxyCZyWizMncLBfPycHB+qqPUx7CfbZnx1/+czk7lAbtlfoK7AFz3t9zpSVUFZ2U/Dvzw8f bjnzQdhSGLCq4Efl+d30/btJ48ZqAFswpUJGRawfN67g2xDcOMu83Kpa+B44ZSmoAWsRyMVNVqJo qHptskG/f5M1gKVDkMp7+nrfBvk01ddayfCktVeBmYLT3UI6MZ3reGbTiRhvULhtJU/XEP9wi1pU lpp2pe5FEGyH1R+l6koieNChJ6HOQOtKqjQDTZP3X02z2gqn0ixEjncdTf7/lZWP+5VbItHQOD/2 ZMYpDhrr+Ev3Y4dE1rEjSx0Ck/RxMBrejohSSaFBPhzeJDKzC9ihD18U1CwaBUd6i0SR2C98oIaU ek4h59I+WeFoVLyBsd+UZlUZGyZ0UoaaG2R7QW9a/sjjG1KtlBkhujKmA+VvgUw4g065EaaSWjpg /y3gpVuXnTqCDR2wrizg38G6zT9P3c4ax15DeVwiQ2h16p18qIi8hfBhKZCESXzTsoUnOrSBpuBw sjjbAv5663vMJ71QlLOGhF5w/3MnUHFmvlpS0ud8FJ8xJGf08dOAHLyOrK8jdlfPgXjPaa2dTGbM D+ZsaoT6hXZyFrtSSFhJvQsuA56deWgXkLZaqtkspdE2OBEWduVkLB5ZjeJ4PrwIdCcFBZLeI5yX QoxfCanNjUgLs10AXSWVXXg98U2blARz2vq4qtd+yrr8N01/AwAA//8DAFBLAwQUAAYACAAAACEA yC1c+90AAAAIAQAADwAAAGRycy9kb3ducmV2LnhtbEyPQU/DMAyF70j8h8hI3FgKo2MrTacJwQm0 ibEDx6wxbUXiVEnWdv8ec4Kb7ff0/L1yPTkrBgyx86TgdpaBQKq96ahRcPh4uVmCiEmT0dYTKjhj hHV1eVHqwviR3nHYp0ZwCMVCK2hT6gspY92i03HmeyTWvnxwOvEaGmmCHjncWXmXZQvpdEf8odU9 PrVYf+9PToHfdWe7Cavt8IYPn6+7lI3T4lmp66tp8wgi4ZT+zPCLz+hQMdPRn8hEYRXkec5dEgv3 IFjPV3MejgrmfJdVKf8XqH4AAAD//wMAUEsBAi0AFAAGAAgAAAAhALaDOJL+AAAA4QEAABMAAAAA AAAAAAAAAAAAAAAAAFtDb250ZW50X1R5cGVzXS54bWxQSwECLQAUAAYACAAAACEAOP0h/9YAAACU AQAACwAAAAAAAAAAAAAAAAAvAQAAX3JlbHMvLnJlbHNQSwECLQAUAAYACAAAACEAdOzeiUUCAADj BAAADgAAAAAAAAAAAAAAAAAuAgAAZHJzL2Uyb0RvYy54bWxQSwECLQAUAAYACAAAACEAyC1c+90A AAAIAQAADwAAAAAAAAAAAAAAAACfBAAAZHJzL2Rvd25yZXYueG1sUEsFBgAAAAAEAAQA8wAAAKkF AAAAAA== " fillcolor="white [3201]" strokecolor="black [3200]" strokeweight="1pt"/>
             </w:pict>
@@ -1392,7 +1580,7 @@
               </wp:anchor>
             </w:drawing>
           </mc:Choice>
-          <mc:Fallback xmlns:w16du="http://schemas.microsoft.com/office/word/2023/wordml/word16du" xmlns:w16sdtfl="http://schemas.microsoft.com/office/word/2024/wordml/sdtformatlock">
+          <mc:Fallback xmlns:w16sdtfl="http://schemas.microsoft.com/office/word/2024/wordml/sdtformatlock" xmlns:w16du="http://schemas.microsoft.com/office/word/2023/wordml/word16du">
             <w:pict>
               <v:rect w14:anchorId="22A0BA45" id="สี่เหลี่ยมผืนผ้า 1" o:spid="_x0000_s1026" style="position:absolute;margin-left:276.9pt;margin-top:.9pt;width:19.8pt;height:16.8pt;z-index:251664384;visibility:visible;mso-wrap-style:square;mso-width-percent:0;mso-height-percent:0;mso-wrap-distance-left:9pt;mso-wrap-distance-top:0;mso-wrap-distance-right:9pt;mso-wrap-distance-bottom:0;mso-position-horizontal:absolute;mso-position-horizontal-relative:text;mso-position-vertical:absolute;mso-position-vertical-relative:text;mso-width-percent:0;mso-height-percent:0;mso-width-relative:margin;mso-height-relative:margin;v-text-anchor:middle" o:gfxdata="UEsDBBQABgAIAAAAIQC2gziS/gAAAOEBAAATAAAAW0NvbnRlbnRfVHlwZXNdLnhtbJSRQU7DMBBF 90jcwfIWJU67QAgl6YK0S0CoHGBkTxKLZGx5TGhvj5O2G0SRWNoz/78nu9wcxkFMGNg6quQqL6RA 0s5Y6ir5vt9lD1JwBDIwOMJKHpHlpr69KfdHjyxSmriSfYz+USnWPY7AufNIadK6MEJMx9ApD/oD OlTrorhX2lFEilmcO2RdNtjC5xDF9pCuTyYBB5bi6bQ4syoJ3g9WQ0ymaiLzg5KdCXlKLjvcW893 SUOqXwnz5DrgnHtJTxOsQfEKIT7DmDSUCaxw7Rqn8787ZsmRM9e2VmPeBN4uqYvTtW7jvijg9N/y JsXecLq0q+WD6m8AAAD//wMAUEsDBBQABgAIAAAAIQA4/SH/1gAAAJQBAAALAAAAX3JlbHMvLnJl bHOkkMFqwzAMhu+DvYPRfXGawxijTi+j0GvpHsDYimMaW0Yy2fr2M4PBMnrbUb/Q94l/f/hMi1qR JVI2sOt6UJgd+ZiDgffL8ekFlFSbvV0oo4EbChzGx4f9GRdb25HMsYhqlCwG5lrLq9biZkxWOiqY 22YiTra2kYMu1l1tQD30/bPm3wwYN0x18gb45AdQl1tp5j/sFB2T0FQ7R0nTNEV3j6o9feQzro1i OWA14Fm+Q8a1a8+Bvu/d/dMb2JY5uiPbhG/ktn4cqGU/er3pcvwCAAD//wMAUEsDBBQABgAIAAAA IQDM7eniQwIAAOMEAAAOAAAAZHJzL2Uyb0RvYy54bWysVE1v2zAMvQ/YfxB0Xx2nabcZdYqgRYcB RRusHXpWZak2JosapcTJfv0o+SNBV+ww7KKQIh8pPj/m4nLXGrZV6BuwJc9PZpwpK6Fq7EvJvz/e fPjEmQ/CVsKAVSXfK88vl+/fXXSuUHOowVQKGRWxvuhcyesQXJFlXtaqFf4EnLIU1ICtCOTiS1ah 6Kh6a7L5bHaedYCVQ5DKe7q97oN8meprrWS419qrwEzJ6W0hnZjO53hmywtRvKBwdSOHZ4h/eEUr GktNp1LXIgi2weaPUm0jETzocCKhzUDrRqo0A02Tz15N81ALp9IsRI53E03+/5WVd9sHt0aioXO+ 8GTGKXYa2/hL72O7RNZ+IkvtApN0OT/LF+dEqaTQPD89JZuqZAewQx++KGhZNEqO9C0SRWJ760Of OqYQ7tA+WWFvVHyBsd+UZk0VGyZ0Uoa6Msi2gr5p9SMf2qbMCNGNMRMofwtkwggaciNMJbVMwNlb wEO3KTt1BBsmYNtYwL+DdZ8/Tt3PGsd+hmq/RobQ69Q7edMQebfCh7VAEibxTcsW7unQBrqSw2Bx VgP+eus+5pNeKMpZR0Ivuf+5Eag4M18tKelzvljEzUjO4uzjnBw8jjwfR+ymvQLiPae1djKZMT+Y 0dQI7RPt5Cp2pZCwknqXXAYcnavQLyBttVSrVUqjbXAi3NoHJ2PxyGoUx+PuSaAbFBRIencwLoUo Xgmpz41IC6tNAN0klR14HfimTUo6HbY+ruqxn7IO/03L3wAAAP//AwBQSwMEFAAGAAgAAAAhAMTl OPPdAAAACAEAAA8AAABkcnMvZG93bnJldi54bWxMj8FOwzAMhu9IvENkJG4sha6DlabThOAEYmJw 4Jg1pq1InCrJ2u7tMSc4Wdb36/fnajM7K0YMsfek4HqRgUBqvOmpVfDx/nR1ByImTUZbT6jghBE2 9flZpUvjJ3rDcZ9awSUUS62gS2kopYxNh07HhR+QmH354HTiNbTSBD1xubPyJstW0ume+EKnB3zo sPneH50Cv+tPdhvWr+ML3n4+71I2zatHpS4v5u09iIRz+gvDrz6rQ81OB38kE4VVUBQ5qycGPJgX 63wJ4qAgL5Yg60r+f6D+AQAA//8DAFBLAQItABQABgAIAAAAIQC2gziS/gAAAOEBAAATAAAAAAAA AAAAAAAAAAAAAABbQ29udGVudF9UeXBlc10ueG1sUEsBAi0AFAAGAAgAAAAhADj9If/WAAAAlAEA AAsAAAAAAAAAAAAAAAAALwEAAF9yZWxzLy5yZWxzUEsBAi0AFAAGAAgAAAAhAMzt6eJDAgAA4wQA AA4AAAAAAAAAAAAAAAAALgIAAGRycy9lMm9Eb2MueG1sUEsBAi0AFAAGAAgAAAAhAMTlOPPdAAAA CAEAAA8AAAAAAAAAAAAAAAAAnQQAAGRycy9kb3ducmV2LnhtbFBLBQYAAAAABAAEAPMAAACnBQAA AAA= " fillcolor="white [3201]" strokecolor="black [3200]" strokeweight="1pt"/>
             </w:pict>
@@ -1407,6 +1595,14 @@
           <w:cs/>
         </w:rPr>
         <w:t xml:space="preserve">     </w:t>
+      </w:r>
+      <w:r>
+        <w:rPr>
+          <w:rFonts w:ascii="TH SarabunIT๙" w:hAnsi="TH SarabunIT๙" w:cs="TH SarabunIT๙"/>
+          <w:sz w:val="32"/>
+          <w:szCs w:val="32"/>
+          <w:cs/>
+        </w:rPr>
         <w:tab/>
         <w:t>ไม่อนุมัติ ............................................</w:t>
       </w:r>
@@ -1443,11 +1639,59 @@
           <w:cs/>
         </w:rPr>
         <w:t xml:space="preserve">      </w:t>
+      </w:r>
+      <w:r>
+        <w:rPr>
+          <w:rFonts w:ascii="TH SarabunIT๙" w:hAnsi="TH SarabunIT๙" w:cs="TH SarabunIT๙"/>
+          <w:sz w:val="32"/>
+          <w:szCs w:val="32"/>
+          <w:cs/>
+        </w:rPr>
         <w:tab/>
+      </w:r>
+      <w:r>
+        <w:rPr>
+          <w:rFonts w:ascii="TH SarabunIT๙" w:hAnsi="TH SarabunIT๙" w:cs="TH SarabunIT๙"/>
+          <w:sz w:val="32"/>
+          <w:szCs w:val="32"/>
+          <w:cs/>
+        </w:rPr>
         <w:tab/>
+      </w:r>
+      <w:r>
+        <w:rPr>
+          <w:rFonts w:ascii="TH SarabunIT๙" w:hAnsi="TH SarabunIT๙" w:cs="TH SarabunIT๙"/>
+          <w:sz w:val="32"/>
+          <w:szCs w:val="32"/>
+          <w:cs/>
+        </w:rPr>
         <w:tab/>
+      </w:r>
+      <w:r>
+        <w:rPr>
+          <w:rFonts w:ascii="TH SarabunIT๙" w:hAnsi="TH SarabunIT๙" w:cs="TH SarabunIT๙"/>
+          <w:sz w:val="32"/>
+          <w:szCs w:val="32"/>
+          <w:cs/>
+        </w:rPr>
         <w:tab/>
+      </w:r>
+      <w:r>
+        <w:rPr>
+          <w:rFonts w:ascii="TH SarabunIT๙" w:hAnsi="TH SarabunIT๙" w:cs="TH SarabunIT๙"/>
+          <w:sz w:val="32"/>
+          <w:szCs w:val="32"/>
+          <w:cs/>
+        </w:rPr>
         <w:tab/>
+      </w:r>
+      <w:r>
+        <w:rPr>
+          <w:rFonts w:ascii="TH SarabunIT๙" w:hAnsi="TH SarabunIT๙" w:cs="TH SarabunIT๙"/>
+          <w:sz w:val="32"/>
+          <w:szCs w:val="32"/>
+          <w:cs/>
+        </w:rPr>
         <w:tab/>
         <w:t>(ลงชื่อ)........................................</w:t>
       </w:r>
@@ -1477,10 +1721,42 @@
           <w:cs/>
         </w:rPr>
         <w:tab/>
+      </w:r>
+      <w:r>
+        <w:rPr>
+          <w:rFonts w:ascii="TH SarabunIT๙" w:hAnsi="TH SarabunIT๙" w:cs="TH SarabunIT๙"/>
+          <w:sz w:val="32"/>
+          <w:szCs w:val="32"/>
+          <w:cs/>
+        </w:rPr>
         <w:tab/>
+      </w:r>
+      <w:r>
+        <w:rPr>
+          <w:rFonts w:ascii="TH SarabunIT๙" w:hAnsi="TH SarabunIT๙" w:cs="TH SarabunIT๙"/>
+          <w:sz w:val="32"/>
+          <w:szCs w:val="32"/>
+          <w:cs/>
+        </w:rPr>
         <w:tab/>
+      </w:r>
+      <w:r>
+        <w:rPr>
+          <w:rFonts w:ascii="TH SarabunIT๙" w:hAnsi="TH SarabunIT๙" w:cs="TH SarabunIT๙"/>
+          <w:sz w:val="32"/>
+          <w:szCs w:val="32"/>
+          <w:cs/>
+        </w:rPr>
         <w:tab/>
         <w:t xml:space="preserve">             </w:t>
+      </w:r>
+      <w:r>
+        <w:rPr>
+          <w:rFonts w:ascii="TH SarabunIT๙" w:hAnsi="TH SarabunIT๙" w:cs="TH SarabunIT๙"/>
+          <w:sz w:val="32"/>
+          <w:szCs w:val="32"/>
+          <w:cs/>
+        </w:rPr>
         <w:tab/>
       </w:r>
       <w:r>
@@ -1555,9 +1831,41 @@
           <w:cs/>
         </w:rPr>
         <w:t xml:space="preserve">      </w:t>
+      </w:r>
+      <w:r>
+        <w:rPr>
+          <w:rFonts w:ascii="TH SarabunIT๙" w:hAnsi="TH SarabunIT๙" w:cs="TH SarabunIT๙"/>
+          <w:sz w:val="32"/>
+          <w:szCs w:val="32"/>
+          <w:cs/>
+        </w:rPr>
         <w:tab/>
+      </w:r>
+      <w:r>
+        <w:rPr>
+          <w:rFonts w:ascii="TH SarabunIT๙" w:hAnsi="TH SarabunIT๙" w:cs="TH SarabunIT๙"/>
+          <w:sz w:val="32"/>
+          <w:szCs w:val="32"/>
+          <w:cs/>
+        </w:rPr>
         <w:tab/>
+      </w:r>
+      <w:r>
+        <w:rPr>
+          <w:rFonts w:ascii="TH SarabunIT๙" w:hAnsi="TH SarabunIT๙" w:cs="TH SarabunIT๙"/>
+          <w:sz w:val="32"/>
+          <w:szCs w:val="32"/>
+          <w:cs/>
+        </w:rPr>
         <w:tab/>
+      </w:r>
+      <w:r>
+        <w:rPr>
+          <w:rFonts w:ascii="TH SarabunIT๙" w:hAnsi="TH SarabunIT๙" w:cs="TH SarabunIT๙"/>
+          <w:sz w:val="32"/>
+          <w:szCs w:val="32"/>
+          <w:cs/>
+        </w:rPr>
         <w:tab/>
       </w:r>
       <w:r>
@@ -1615,10 +1923,50 @@
           <w:cs/>
         </w:rPr>
         <w:tab/>
+      </w:r>
+      <w:r>
+        <w:rPr>
+          <w:rFonts w:ascii="TH SarabunIT๙" w:hAnsi="TH SarabunIT๙" w:cs="TH SarabunIT๙"/>
+          <w:sz w:val="32"/>
+          <w:szCs w:val="32"/>
+          <w:cs/>
+        </w:rPr>
         <w:tab/>
+      </w:r>
+      <w:r>
+        <w:rPr>
+          <w:rFonts w:ascii="TH SarabunIT๙" w:hAnsi="TH SarabunIT๙" w:cs="TH SarabunIT๙"/>
+          <w:sz w:val="32"/>
+          <w:szCs w:val="32"/>
+          <w:cs/>
+        </w:rPr>
         <w:tab/>
+      </w:r>
+      <w:r>
+        <w:rPr>
+          <w:rFonts w:ascii="TH SarabunIT๙" w:hAnsi="TH SarabunIT๙" w:cs="TH SarabunIT๙"/>
+          <w:sz w:val="32"/>
+          <w:szCs w:val="32"/>
+          <w:cs/>
+        </w:rPr>
         <w:tab/>
+      </w:r>
+      <w:r>
+        <w:rPr>
+          <w:rFonts w:ascii="TH SarabunIT๙" w:hAnsi="TH SarabunIT๙" w:cs="TH SarabunIT๙"/>
+          <w:sz w:val="32"/>
+          <w:szCs w:val="32"/>
+          <w:cs/>
+        </w:rPr>
         <w:tab/>
+      </w:r>
+      <w:r>
+        <w:rPr>
+          <w:rFonts w:ascii="TH SarabunIT๙" w:hAnsi="TH SarabunIT๙" w:cs="TH SarabunIT๙"/>
+          <w:sz w:val="32"/>
+          <w:szCs w:val="32"/>
+          <w:cs/>
+        </w:rPr>
         <w:tab/>
         <w:t xml:space="preserve">           </w:t>
       </w:r>
@@ -1640,6 +1988,32 @@
         </w:rPr>
         <w:t xml:space="preserve"> {{date_memo_used}}</w:t>
       </w:r>
+    </w:p>
+    <w:p>
+      <w:pPr>
+        <w:spacing w:after="0"/>
+        <w:ind w:right="-964"/>
+        <w:rPr>
+          <w:rFonts w:ascii="TH SarabunIT๙" w:hAnsi="TH SarabunIT๙" w:cs="TH SarabunIT๙"/>
+          <w:b/>
+          <w:bCs/>
+          <w:sz w:val="32"/>
+          <w:szCs w:val="32"/>
+        </w:rPr>
+      </w:pPr>
+    </w:p>
+    <w:p>
+      <w:pPr>
+        <w:spacing w:after="0"/>
+        <w:ind w:right="-964"/>
+        <w:rPr>
+          <w:rFonts w:ascii="TH SarabunIT๙" w:hAnsi="TH SarabunIT๙" w:cs="TH SarabunIT๙"/>
+          <w:b/>
+          <w:bCs/>
+          <w:sz w:val="32"/>
+          <w:szCs w:val="32"/>
+        </w:rPr>
+      </w:pPr>
     </w:p>
     <w:p>
       <w:pPr>
@@ -1673,12 +2047,11 @@
           <w:sz w:val="32"/>
           <w:szCs w:val="32"/>
         </w:rPr>
-        <w:lastRenderedPageBreak/>
-        <w:object w:dxaOrig="1440" w:dyaOrig="1440" w14:anchorId="48839D61">
+        <w:object w:dxaOrig="1440" w:dyaOrig="1440" w14:anchorId="78D77043">
           <v:shape id="_x0000_s1027" type="#_x0000_t75" alt="" style="position:absolute;left:0;text-align:left;margin-left:-1.5pt;margin-top:-20.3pt;width:53.4pt;height:57.75pt;z-index:251660288;mso-wrap-edited:f;mso-width-percent:0;mso-height-percent:0;mso-position-horizontal-relative:text;mso-position-vertical-relative:text;mso-width-percent:0;mso-height-percent:0" fillcolor="window">
             <v:imagedata r:id="rId6" o:title=""/>
           </v:shape>
-          <o:OLEObject Type="Embed" ProgID="Word.Picture.8" ShapeID="_x0000_s1027" DrawAspect="Content" ObjectID="_1844636482" r:id="rId8"/>
+          <o:OLEObject Type="Embed" ProgID="Word.Picture.8" ShapeID="_x0000_s1027" DrawAspect="Content" ObjectID="_1844726323" r:id="rId8"/>
         </w:object>
       </w:r>
       <w:r>
@@ -1771,6 +2144,13 @@
           <w:cs/>
         </w:rPr>
         <w:t xml:space="preserve">  </w:t>
+      </w:r>
+      <w:r>
+        <w:rPr>
+          <w:rFonts w:ascii="TH SarabunIT๙" w:eastAsia="Times New Roman" w:hAnsi="TH SarabunIT๙" w:cs="TH SarabunIT๙"/>
+          <w:szCs w:val="32"/>
+          <w:cs/>
+        </w:rPr>
         <w:tab/>
       </w:r>
       <w:r>
@@ -2222,11 +2602,53 @@
           <w:cs/>
         </w:rPr>
         <w:tab/>
+      </w:r>
+      <w:r>
+        <w:rPr>
+          <w:rFonts w:ascii="TH SarabunIT๙" w:hAnsi="TH SarabunIT๙" w:cs="TH SarabunIT๙"/>
+          <w:szCs w:val="32"/>
+          <w:cs/>
+        </w:rPr>
         <w:tab/>
+      </w:r>
+      <w:r>
+        <w:rPr>
+          <w:rFonts w:ascii="TH SarabunIT๙" w:hAnsi="TH SarabunIT๙" w:cs="TH SarabunIT๙"/>
+          <w:szCs w:val="32"/>
+          <w:cs/>
+        </w:rPr>
         <w:tab/>
+      </w:r>
+      <w:r>
+        <w:rPr>
+          <w:rFonts w:ascii="TH SarabunIT๙" w:hAnsi="TH SarabunIT๙" w:cs="TH SarabunIT๙"/>
+          <w:szCs w:val="32"/>
+          <w:cs/>
+        </w:rPr>
         <w:tab/>
+      </w:r>
+      <w:r>
+        <w:rPr>
+          <w:rFonts w:ascii="TH SarabunIT๙" w:hAnsi="TH SarabunIT๙" w:cs="TH SarabunIT๙"/>
+          <w:szCs w:val="32"/>
+          <w:cs/>
+        </w:rPr>
         <w:tab/>
+      </w:r>
+      <w:r>
+        <w:rPr>
+          <w:rFonts w:ascii="TH SarabunIT๙" w:hAnsi="TH SarabunIT๙" w:cs="TH SarabunIT๙"/>
+          <w:szCs w:val="32"/>
+          <w:cs/>
+        </w:rPr>
         <w:tab/>
+      </w:r>
+      <w:r>
+        <w:rPr>
+          <w:rFonts w:ascii="TH SarabunIT๙" w:hAnsi="TH SarabunIT๙" w:cs="TH SarabunIT๙"/>
+          <w:szCs w:val="32"/>
+          <w:cs/>
+        </w:rPr>
         <w:tab/>
         <w:t>(ลงชื่อ).........................................</w:t>
       </w:r>
@@ -2337,11 +2759,53 @@
           <w:cs/>
         </w:rPr>
         <w:tab/>
+      </w:r>
+      <w:r>
+        <w:rPr>
+          <w:rFonts w:ascii="TH SarabunIT๙" w:hAnsi="TH SarabunIT๙" w:cs="TH SarabunIT๙"/>
+          <w:szCs w:val="32"/>
+          <w:cs/>
+        </w:rPr>
         <w:tab/>
+      </w:r>
+      <w:r>
+        <w:rPr>
+          <w:rFonts w:ascii="TH SarabunIT๙" w:hAnsi="TH SarabunIT๙" w:cs="TH SarabunIT๙"/>
+          <w:szCs w:val="32"/>
+          <w:cs/>
+        </w:rPr>
         <w:tab/>
+      </w:r>
+      <w:r>
+        <w:rPr>
+          <w:rFonts w:ascii="TH SarabunIT๙" w:hAnsi="TH SarabunIT๙" w:cs="TH SarabunIT๙"/>
+          <w:szCs w:val="32"/>
+          <w:cs/>
+        </w:rPr>
         <w:tab/>
+      </w:r>
+      <w:r>
+        <w:rPr>
+          <w:rFonts w:ascii="TH SarabunIT๙" w:hAnsi="TH SarabunIT๙" w:cs="TH SarabunIT๙"/>
+          <w:szCs w:val="32"/>
+          <w:cs/>
+        </w:rPr>
         <w:tab/>
+      </w:r>
+      <w:r>
+        <w:rPr>
+          <w:rFonts w:ascii="TH SarabunIT๙" w:hAnsi="TH SarabunIT๙" w:cs="TH SarabunIT๙"/>
+          <w:szCs w:val="32"/>
+          <w:cs/>
+        </w:rPr>
         <w:tab/>
+      </w:r>
+      <w:r>
+        <w:rPr>
+          <w:rFonts w:ascii="TH SarabunIT๙" w:hAnsi="TH SarabunIT๙" w:cs="TH SarabunIT๙"/>
+          <w:szCs w:val="32"/>
+          <w:cs/>
+        </w:rPr>
         <w:tab/>
         <w:t>(ลงชื่อ).........................................</w:t>
       </w:r>
@@ -2518,11 +2982,53 @@
           <w:cs/>
         </w:rPr>
         <w:t xml:space="preserve">           </w:t>
+      </w:r>
+      <w:r>
+        <w:rPr>
+          <w:rFonts w:ascii="TH SarabunIT๙" w:hAnsi="TH SarabunIT๙" w:cs="TH SarabunIT๙"/>
+          <w:szCs w:val="32"/>
+          <w:cs/>
+        </w:rPr>
         <w:tab/>
+      </w:r>
+      <w:r>
+        <w:rPr>
+          <w:rFonts w:ascii="TH SarabunIT๙" w:hAnsi="TH SarabunIT๙" w:cs="TH SarabunIT๙"/>
+          <w:szCs w:val="32"/>
+          <w:cs/>
+        </w:rPr>
         <w:tab/>
+      </w:r>
+      <w:r>
+        <w:rPr>
+          <w:rFonts w:ascii="TH SarabunIT๙" w:hAnsi="TH SarabunIT๙" w:cs="TH SarabunIT๙"/>
+          <w:szCs w:val="32"/>
+          <w:cs/>
+        </w:rPr>
         <w:tab/>
+      </w:r>
+      <w:r>
+        <w:rPr>
+          <w:rFonts w:ascii="TH SarabunIT๙" w:hAnsi="TH SarabunIT๙" w:cs="TH SarabunIT๙"/>
+          <w:szCs w:val="32"/>
+          <w:cs/>
+        </w:rPr>
         <w:tab/>
+      </w:r>
+      <w:r>
+        <w:rPr>
+          <w:rFonts w:ascii="TH SarabunIT๙" w:hAnsi="TH SarabunIT๙" w:cs="TH SarabunIT๙"/>
+          <w:szCs w:val="32"/>
+          <w:cs/>
+        </w:rPr>
         <w:tab/>
+      </w:r>
+      <w:r>
+        <w:rPr>
+          <w:rFonts w:ascii="TH SarabunIT๙" w:hAnsi="TH SarabunIT๙" w:cs="TH SarabunIT๙"/>
+          <w:szCs w:val="32"/>
+          <w:cs/>
+        </w:rPr>
         <w:tab/>
         <w:t xml:space="preserve">(ลงชื่อ)..........................................        </w:t>
       </w:r>
@@ -2662,11 +3168,53 @@
           <w:cs/>
         </w:rPr>
         <w:tab/>
+      </w:r>
+      <w:r>
+        <w:rPr>
+          <w:rFonts w:ascii="TH SarabunIT๙" w:hAnsi="TH SarabunIT๙" w:cs="TH SarabunIT๙"/>
+          <w:szCs w:val="32"/>
+          <w:cs/>
+        </w:rPr>
         <w:tab/>
+      </w:r>
+      <w:r>
+        <w:rPr>
+          <w:rFonts w:ascii="TH SarabunIT๙" w:hAnsi="TH SarabunIT๙" w:cs="TH SarabunIT๙"/>
+          <w:szCs w:val="32"/>
+          <w:cs/>
+        </w:rPr>
         <w:tab/>
+      </w:r>
+      <w:r>
+        <w:rPr>
+          <w:rFonts w:ascii="TH SarabunIT๙" w:hAnsi="TH SarabunIT๙" w:cs="TH SarabunIT๙"/>
+          <w:szCs w:val="32"/>
+          <w:cs/>
+        </w:rPr>
         <w:tab/>
+      </w:r>
+      <w:r>
+        <w:rPr>
+          <w:rFonts w:ascii="TH SarabunIT๙" w:hAnsi="TH SarabunIT๙" w:cs="TH SarabunIT๙"/>
+          <w:szCs w:val="32"/>
+          <w:cs/>
+        </w:rPr>
         <w:tab/>
+      </w:r>
+      <w:r>
+        <w:rPr>
+          <w:rFonts w:ascii="TH SarabunIT๙" w:hAnsi="TH SarabunIT๙" w:cs="TH SarabunIT๙"/>
+          <w:szCs w:val="32"/>
+          <w:cs/>
+        </w:rPr>
         <w:tab/>
+      </w:r>
+      <w:r>
+        <w:rPr>
+          <w:rFonts w:ascii="TH SarabunIT๙" w:hAnsi="TH SarabunIT๙" w:cs="TH SarabunIT๙"/>
+          <w:szCs w:val="32"/>
+          <w:cs/>
+        </w:rPr>
         <w:tab/>
         <w:t xml:space="preserve">    </w:t>
       </w:r>
@@ -2707,6 +3255,7 @@
     </w:p>
     <w:p>
       <w:pPr>
+        <w:jc w:val="center"/>
         <w:rPr>
           <w:rFonts w:ascii="TH SarabunIT๙" w:hAnsi="TH SarabunIT๙" w:cs="TH SarabunIT๙"/>
           <w:sz w:val="32"/>
@@ -2716,6 +3265,7 @@
     </w:p>
     <w:p>
       <w:pPr>
+        <w:jc w:val="center"/>
         <w:rPr>
           <w:rFonts w:ascii="TH SarabunIT๙" w:hAnsi="TH SarabunIT๙" w:cs="TH SarabunIT๙"/>
           <w:sz w:val="32"/>
@@ -2725,6 +3275,25 @@
     </w:p>
     <w:p>
       <w:pPr>
+        <w:jc w:val="center"/>
+        <w:rPr>
+          <w:rFonts w:ascii="TH SarabunIT๙" w:hAnsi="TH SarabunIT๙" w:cs="TH SarabunIT๙"/>
+          <w:sz w:val="32"/>
+          <w:szCs w:val="32"/>
+        </w:rPr>
+      </w:pPr>
+    </w:p>
+    <w:p>
+      <w:pPr>
+        <w:rPr>
+          <w:rFonts w:ascii="TH SarabunIT๙" w:hAnsi="TH SarabunIT๙" w:cs="TH SarabunIT๙"/>
+          <w:sz w:val="32"/>
+          <w:szCs w:val="32"/>
+        </w:rPr>
+      </w:pPr>
+    </w:p>
+    <w:p>
+      <w:pPr>
         <w:pStyle w:val="a8"/>
         <w:jc w:val="center"/>
         <w:rPr>
@@ -2743,7 +3312,6 @@
           <w:szCs w:val="32"/>
           <w:cs/>
         </w:rPr>
-        <w:lastRenderedPageBreak/>
         <w:t>ขอบเขตของงานหรือรายละเอียดคุณลักษณะเฉพาะ</w:t>
       </w:r>
     </w:p>
@@ -2898,7 +3466,21 @@
         </w:rPr>
         <w:tab/>
         <w:t>ชื่อโครงการ</w:t>
+      </w:r>
+      <w:r>
+        <w:rPr>
+          <w:rFonts w:ascii="TH SarabunIT๙" w:hAnsi="TH SarabunIT๙" w:cs="TH SarabunIT๙"/>
+          <w:szCs w:val="32"/>
+          <w:cs/>
+        </w:rPr>
         <w:tab/>
+      </w:r>
+      <w:r>
+        <w:rPr>
+          <w:rFonts w:ascii="TH SarabunIT๙" w:hAnsi="TH SarabunIT๙" w:cs="TH SarabunIT๙"/>
+          <w:szCs w:val="32"/>
+          <w:cs/>
+        </w:rPr>
         <w:tab/>
         <w:t xml:space="preserve">     โครงการ</w:t>
       </w:r>
@@ -2939,6 +3521,13 @@
           <w:cs/>
         </w:rPr>
         <w:t>ชื่อกิจกรรม</w:t>
+      </w:r>
+      <w:r>
+        <w:rPr>
+          <w:rFonts w:ascii="TH SarabunIT๙" w:hAnsi="TH SarabunIT๙" w:cs="TH SarabunIT๙"/>
+          <w:szCs w:val="32"/>
+          <w:cs/>
+        </w:rPr>
         <w:tab/>
         <w:t>กิจกรรม</w:t>
       </w:r>
@@ -3017,7 +3606,21 @@
         </w:rPr>
         <w:tab/>
         <w:t xml:space="preserve">ราคากลาง  </w:t>
+      </w:r>
+      <w:r>
+        <w:rPr>
+          <w:rFonts w:ascii="TH SarabunIT๙" w:hAnsi="TH SarabunIT๙" w:cs="TH SarabunIT๙"/>
+          <w:szCs w:val="32"/>
+          <w:cs/>
+        </w:rPr>
         <w:tab/>
+      </w:r>
+      <w:r>
+        <w:rPr>
+          <w:rFonts w:ascii="TH SarabunIT๙" w:hAnsi="TH SarabunIT๙" w:cs="TH SarabunIT๙"/>
+          <w:szCs w:val="32"/>
+          <w:cs/>
+        </w:rPr>
         <w:tab/>
         <w:t xml:space="preserve">     </w:t>
       </w:r>
@@ -3515,15 +4118,6 @@
               </w:rPr>
               <w:t>ราคาจัด</w:t>
             </w:r>
-            <w:r>
-              <w:rPr>
-                <w:rFonts w:ascii="TH SarabunIT๙" w:hAnsi="TH SarabunIT๙" w:cs="TH SarabunIT๙"/>
-                <w:noProof/>
-                <w:sz w:val="30"/>
-                <w:szCs w:val="30"/>
-              </w:rPr>
-              <w:t>{{purpose_reason}}</w:t>
-            </w:r>
           </w:p>
           <w:p>
             <w:pPr>
@@ -3697,7 +4291,25 @@
                 <w:sz w:val="30"/>
                 <w:szCs w:val="30"/>
               </w:rPr>
-              <w:t>{{market_price_check}}</w:t>
+              <w:t>{{</w:t>
+            </w:r>
+            <w:proofErr w:type="spellStart"/>
+            <w:r>
+              <w:rPr>
+                <w:rFonts w:ascii="TH SarabunIT๙" w:eastAsia="Calibri" w:hAnsi="TH SarabunIT๙" w:cs="TH SarabunIT๙"/>
+                <w:sz w:val="30"/>
+                <w:szCs w:val="30"/>
+              </w:rPr>
+              <w:t>unit_price</w:t>
+            </w:r>
+            <w:proofErr w:type="spellEnd"/>
+            <w:r>
+              <w:rPr>
+                <w:rFonts w:ascii="TH SarabunIT๙" w:eastAsia="Calibri" w:hAnsi="TH SarabunIT๙" w:cs="TH SarabunIT๙"/>
+                <w:sz w:val="30"/>
+                <w:szCs w:val="30"/>
+              </w:rPr>
+              <w:t>}}</w:t>
             </w:r>
           </w:p>
         </w:tc>
@@ -3869,7 +4481,16 @@
           <w:szCs w:val="32"/>
           <w:cs/>
         </w:rPr>
+        <w:lastRenderedPageBreak/>
         <w:t xml:space="preserve">      </w:t>
+      </w:r>
+      <w:r>
+        <w:rPr>
+          <w:rFonts w:ascii="TH SarabunIT๙" w:hAnsi="TH SarabunIT๙" w:cs="TH SarabunIT๙"/>
+          <w:spacing w:val="-8"/>
+          <w:szCs w:val="32"/>
+          <w:cs/>
+        </w:rPr>
         <w:tab/>
         <w:t>4.1 ราคาที่เสนอจะต้องเสนอกำหนดยืนราคาไม่น้อยกว่า 7 วัน นับแต่วันเสนอราคาโดยภายในกำหนดยืนราคา</w:t>
       </w:r>
@@ -3898,6 +4519,13 @@
           <w:cs/>
         </w:rPr>
         <w:t xml:space="preserve">     </w:t>
+      </w:r>
+      <w:r>
+        <w:rPr>
+          <w:rFonts w:ascii="TH SarabunIT๙" w:hAnsi="TH SarabunIT๙" w:cs="TH SarabunIT๙"/>
+          <w:szCs w:val="32"/>
+          <w:cs/>
+        </w:rPr>
         <w:tab/>
         <w:t xml:space="preserve">4.2 กำหนดส่งมอบพัสดุ หรือกำหนดให้งานแล้วเสร็จ ไม่เกิน </w:t>
       </w:r>
@@ -3957,6 +4585,14 @@
           <w:cs/>
         </w:rPr>
         <w:t xml:space="preserve">    </w:t>
+      </w:r>
+      <w:r>
+        <w:rPr>
+          <w:rFonts w:ascii="TH SarabunIT๙" w:hAnsi="TH SarabunIT๙" w:cs="TH SarabunIT๙"/>
+          <w:spacing w:val="-6"/>
+          <w:szCs w:val="32"/>
+          <w:cs/>
+        </w:rPr>
         <w:tab/>
         <w:t xml:space="preserve">ค่าปรับอัตราร้อยละ </w:t>
       </w:r>
@@ -4021,7 +4657,6 @@
           <w:szCs w:val="32"/>
           <w:cs/>
         </w:rPr>
-        <w:lastRenderedPageBreak/>
         <w:t>6. การรับประกันความชำรุดบกพร่อง</w:t>
       </w:r>
     </w:p>
@@ -4364,15 +4999,78 @@
           <w:cs/>
         </w:rPr>
         <w:t xml:space="preserve">               </w:t>
+      </w:r>
+      <w:r>
+        <w:rPr>
+          <w:rFonts w:ascii="TH SarabunIT๙" w:hAnsi="TH SarabunIT๙" w:cs="TH SarabunIT๙"/>
+          <w:szCs w:val="32"/>
+          <w:cs/>
+        </w:rPr>
         <w:tab/>
+      </w:r>
+      <w:r>
+        <w:rPr>
+          <w:rFonts w:ascii="TH SarabunIT๙" w:hAnsi="TH SarabunIT๙" w:cs="TH SarabunIT๙"/>
+          <w:szCs w:val="32"/>
+          <w:cs/>
+        </w:rPr>
         <w:tab/>
+      </w:r>
+      <w:r>
+        <w:rPr>
+          <w:rFonts w:ascii="TH SarabunIT๙" w:hAnsi="TH SarabunIT๙" w:cs="TH SarabunIT๙"/>
+          <w:szCs w:val="32"/>
+          <w:cs/>
+        </w:rPr>
         <w:tab/>
+      </w:r>
+      <w:r>
+        <w:rPr>
+          <w:rFonts w:ascii="TH SarabunIT๙" w:hAnsi="TH SarabunIT๙" w:cs="TH SarabunIT๙"/>
+          <w:szCs w:val="32"/>
+          <w:cs/>
+        </w:rPr>
         <w:tab/>
         <w:t xml:space="preserve">ลงชื่อ.................................................ผู้กำหนดขอบเขตของงาน                                                               </w:t>
+      </w:r>
+      <w:r>
+        <w:rPr>
+          <w:rFonts w:ascii="TH SarabunIT๙" w:hAnsi="TH SarabunIT๙" w:cs="TH SarabunIT๙"/>
+          <w:szCs w:val="32"/>
+          <w:cs/>
+        </w:rPr>
         <w:tab/>
+      </w:r>
+      <w:r>
+        <w:rPr>
+          <w:rFonts w:ascii="TH SarabunIT๙" w:hAnsi="TH SarabunIT๙" w:cs="TH SarabunIT๙"/>
+          <w:szCs w:val="32"/>
+          <w:cs/>
+        </w:rPr>
         <w:tab/>
+      </w:r>
+      <w:r>
+        <w:rPr>
+          <w:rFonts w:ascii="TH SarabunIT๙" w:hAnsi="TH SarabunIT๙" w:cs="TH SarabunIT๙"/>
+          <w:szCs w:val="32"/>
+          <w:cs/>
+        </w:rPr>
         <w:tab/>
+      </w:r>
+      <w:r>
+        <w:rPr>
+          <w:rFonts w:ascii="TH SarabunIT๙" w:hAnsi="TH SarabunIT๙" w:cs="TH SarabunIT๙"/>
+          <w:szCs w:val="32"/>
+          <w:cs/>
+        </w:rPr>
         <w:tab/>
+      </w:r>
+      <w:r>
+        <w:rPr>
+          <w:rFonts w:ascii="TH SarabunIT๙" w:hAnsi="TH SarabunIT๙" w:cs="TH SarabunIT๙"/>
+          <w:szCs w:val="32"/>
+          <w:cs/>
+        </w:rPr>
         <w:tab/>
         <w:t xml:space="preserve">         </w:t>
       </w:r>
@@ -4464,33 +5162,6 @@
         </w:rPr>
         <w:t xml:space="preserve"> </w:t>
       </w:r>
-    </w:p>
-    <w:p>
-      <w:pPr>
-        <w:rPr>
-          <w:rFonts w:ascii="TH SarabunIT๙" w:hAnsi="TH SarabunIT๙" w:cs="TH SarabunIT๙"/>
-          <w:sz w:val="32"/>
-          <w:szCs w:val="32"/>
-        </w:rPr>
-      </w:pPr>
-    </w:p>
-    <w:p>
-      <w:pPr>
-        <w:rPr>
-          <w:rFonts w:ascii="TH SarabunIT๙" w:hAnsi="TH SarabunIT๙" w:cs="TH SarabunIT๙"/>
-          <w:sz w:val="32"/>
-          <w:szCs w:val="32"/>
-        </w:rPr>
-      </w:pPr>
-    </w:p>
-    <w:p>
-      <w:pPr>
-        <w:rPr>
-          <w:rFonts w:ascii="TH SarabunIT๙" w:hAnsi="TH SarabunIT๙" w:cs="TH SarabunIT๙"/>
-          <w:sz w:val="32"/>
-          <w:szCs w:val="32"/>
-        </w:rPr>
-      </w:pPr>
     </w:p>
     <w:p>
       <w:pPr>
@@ -5540,6 +6211,13 @@
                 <w:szCs w:val="32"/>
               </w:rPr>
               <w:t> </w:t>
+            </w:r>
+            <w:r>
+              <w:rPr>
+                <w:rFonts w:ascii="TH SarabunIT๙" w:eastAsia="Times New Roman" w:hAnsi="TH SarabunIT๙" w:cs="TH SarabunIT๙"/>
+                <w:sz w:val="32"/>
+                <w:szCs w:val="32"/>
+              </w:rPr>
               <w:br/>
               <w:t>               </w:t>
             </w:r>
@@ -6705,7 +7383,21 @@
                 <w:cs/>
               </w:rPr>
               <w:t xml:space="preserve">)  </w:t>
+            </w:r>
+            <w:r>
+              <w:rPr>
+                <w:rFonts w:ascii="TH SarabunIT๙" w:hAnsi="TH SarabunIT๙" w:cs="TH SarabunIT๙"/>
+                <w:szCs w:val="32"/>
+                <w:cs/>
+              </w:rPr>
               <w:tab/>
+            </w:r>
+            <w:r>
+              <w:rPr>
+                <w:rFonts w:ascii="TH SarabunIT๙" w:hAnsi="TH SarabunIT๙" w:cs="TH SarabunIT๙"/>
+                <w:szCs w:val="32"/>
+                <w:cs/>
+              </w:rPr>
               <w:tab/>
               <w:t xml:space="preserve">    </w:t>
             </w:r>
@@ -9920,9 +10612,8 @@
         <w:tblLook w:val="04A0" w:firstRow="1" w:lastRow="0" w:firstColumn="1" w:lastColumn="0" w:noHBand="0" w:noVBand="1"/>
       </w:tblPr>
       <w:tblGrid>
-        <w:gridCol w:w="2470"/>
-        <w:gridCol w:w="6338"/>
-        <w:gridCol w:w="688"/>
+        <w:gridCol w:w="2523"/>
+        <w:gridCol w:w="6973"/>
         <w:gridCol w:w="6"/>
         <w:gridCol w:w="6"/>
         <w:gridCol w:w="6"/>
@@ -9935,7 +10626,7 @@
         <w:tc>
           <w:tcPr>
             <w:tcW w:w="0" w:type="auto"/>
-            <w:gridSpan w:val="6"/>
+            <w:gridSpan w:val="5"/>
             <w:shd w:val="clear" w:color="auto" w:fill="FFFFFF" w:themeFill="background1"/>
             <w:vAlign w:val="center"/>
             <w:hideMark/>
@@ -10119,7 +10810,7 @@
         <w:tc>
           <w:tcPr>
             <w:tcW w:w="0" w:type="auto"/>
-            <w:gridSpan w:val="3"/>
+            <w:gridSpan w:val="2"/>
             <w:shd w:val="clear" w:color="auto" w:fill="FFFFFF" w:themeFill="background1"/>
             <w:vAlign w:val="center"/>
             <w:hideMark/>
@@ -10306,7 +10997,7 @@
         <w:tc>
           <w:tcPr>
             <w:tcW w:w="0" w:type="auto"/>
-            <w:gridSpan w:val="3"/>
+            <w:gridSpan w:val="2"/>
             <w:shd w:val="clear" w:color="auto" w:fill="FFFFFF" w:themeFill="background1"/>
             <w:vAlign w:val="center"/>
             <w:hideMark/>
@@ -10544,7 +11235,7 @@
         <w:tc>
           <w:tcPr>
             <w:tcW w:w="0" w:type="auto"/>
-            <w:gridSpan w:val="3"/>
+            <w:gridSpan w:val="2"/>
             <w:shd w:val="clear" w:color="auto" w:fill="FFFFFF" w:themeFill="background1"/>
             <w:vAlign w:val="center"/>
             <w:hideMark/>
@@ -10721,7 +11412,7 @@
         <w:tc>
           <w:tcPr>
             <w:tcW w:w="0" w:type="auto"/>
-            <w:gridSpan w:val="3"/>
+            <w:gridSpan w:val="2"/>
             <w:shd w:val="clear" w:color="auto" w:fill="FFFFFF" w:themeFill="background1"/>
             <w:vAlign w:val="center"/>
             <w:hideMark/>
@@ -10812,7 +11503,7 @@
         <w:tc>
           <w:tcPr>
             <w:tcW w:w="0" w:type="auto"/>
-            <w:gridSpan w:val="3"/>
+            <w:gridSpan w:val="2"/>
             <w:shd w:val="clear" w:color="auto" w:fill="FFFFFF" w:themeFill="background1"/>
             <w:vAlign w:val="center"/>
             <w:hideMark/>
@@ -10938,7 +11629,7 @@
         <w:tc>
           <w:tcPr>
             <w:tcW w:w="0" w:type="auto"/>
-            <w:gridSpan w:val="3"/>
+            <w:gridSpan w:val="2"/>
             <w:shd w:val="clear" w:color="auto" w:fill="FFFFFF" w:themeFill="background1"/>
             <w:vAlign w:val="center"/>
             <w:hideMark/>
@@ -11085,7 +11776,7 @@
         <w:tc>
           <w:tcPr>
             <w:tcW w:w="0" w:type="auto"/>
-            <w:gridSpan w:val="3"/>
+            <w:gridSpan w:val="2"/>
             <w:shd w:val="clear" w:color="auto" w:fill="FFFFFF" w:themeFill="background1"/>
             <w:vAlign w:val="center"/>
             <w:hideMark/>
@@ -11611,8 +12302,8 @@
         </w:trPr>
         <w:tc>
           <w:tcPr>
-            <w:tcW w:w="9461" w:type="dxa"/>
-            <w:gridSpan w:val="3"/>
+            <w:tcW w:w="9496" w:type="dxa"/>
+            <w:gridSpan w:val="2"/>
             <w:shd w:val="clear" w:color="auto" w:fill="FFFFFF" w:themeFill="background1"/>
             <w:vAlign w:val="center"/>
             <w:hideMark/>
@@ -11742,7 +12433,7 @@
         <w:tc>
           <w:tcPr>
             <w:tcW w:w="0" w:type="auto"/>
-            <w:gridSpan w:val="3"/>
+            <w:gridSpan w:val="2"/>
             <w:shd w:val="clear" w:color="auto" w:fill="FFFFFF" w:themeFill="background1"/>
             <w:vAlign w:val="center"/>
             <w:hideMark/>
@@ -11974,7 +12665,21 @@
                 <w:cs/>
               </w:rPr>
               <w:t xml:space="preserve">)  </w:t>
+            </w:r>
+            <w:r>
+              <w:rPr>
+                <w:rFonts w:ascii="TH SarabunIT๙" w:hAnsi="TH SarabunIT๙" w:cs="TH SarabunIT๙"/>
+                <w:szCs w:val="32"/>
+                <w:cs/>
+              </w:rPr>
               <w:tab/>
+            </w:r>
+            <w:r>
+              <w:rPr>
+                <w:rFonts w:ascii="TH SarabunIT๙" w:hAnsi="TH SarabunIT๙" w:cs="TH SarabunIT๙"/>
+                <w:szCs w:val="32"/>
+                <w:cs/>
+              </w:rPr>
               <w:tab/>
               <w:t xml:space="preserve">    </w:t>
             </w:r>
@@ -12286,13 +12991,12 @@
       </w:tr>
       <w:tr>
         <w:trPr>
-          <w:gridAfter w:val="4"/>
-          <w:wAfter w:w="725" w:type="dxa"/>
+          <w:gridAfter w:val="3"/>
           <w:jc w:val="center"/>
         </w:trPr>
         <w:tc>
           <w:tcPr>
-            <w:tcW w:w="8789" w:type="dxa"/>
+            <w:tcW w:w="9498" w:type="dxa"/>
             <w:gridSpan w:val="2"/>
             <w:shd w:val="clear" w:color="auto" w:fill="F1F1F1"/>
             <w:vAlign w:val="center"/>
@@ -12481,13 +13185,12 @@
       </w:tr>
       <w:tr>
         <w:trPr>
-          <w:gridAfter w:val="4"/>
-          <w:wAfter w:w="725" w:type="dxa"/>
+          <w:gridAfter w:val="3"/>
           <w:jc w:val="center"/>
         </w:trPr>
         <w:tc>
           <w:tcPr>
-            <w:tcW w:w="8789" w:type="dxa"/>
+            <w:tcW w:w="9498" w:type="dxa"/>
             <w:gridSpan w:val="2"/>
             <w:shd w:val="clear" w:color="auto" w:fill="FFFFFF" w:themeFill="background1"/>
             <w:vAlign w:val="center"/>
@@ -12716,13 +13419,12 @@
       </w:tr>
       <w:tr>
         <w:trPr>
-          <w:gridAfter w:val="4"/>
-          <w:wAfter w:w="725" w:type="dxa"/>
+          <w:gridAfter w:val="3"/>
           <w:jc w:val="center"/>
         </w:trPr>
         <w:tc>
           <w:tcPr>
-            <w:tcW w:w="8789" w:type="dxa"/>
+            <w:tcW w:w="9498" w:type="dxa"/>
             <w:gridSpan w:val="2"/>
             <w:shd w:val="clear" w:color="auto" w:fill="FFFFFF" w:themeFill="background1"/>
             <w:vAlign w:val="center"/>
@@ -12751,13 +13453,12 @@
       </w:tr>
       <w:tr>
         <w:trPr>
-          <w:gridAfter w:val="4"/>
-          <w:wAfter w:w="725" w:type="dxa"/>
+          <w:gridAfter w:val="3"/>
           <w:jc w:val="center"/>
         </w:trPr>
         <w:tc>
           <w:tcPr>
-            <w:tcW w:w="2410" w:type="dxa"/>
+            <w:tcW w:w="2470" w:type="dxa"/>
             <w:shd w:val="clear" w:color="auto" w:fill="F1F1F1"/>
             <w:vAlign w:val="center"/>
             <w:hideMark/>
@@ -12784,7 +13485,7 @@
         </w:tc>
         <w:tc>
           <w:tcPr>
-            <w:tcW w:w="6379" w:type="dxa"/>
+            <w:tcW w:w="7028" w:type="dxa"/>
             <w:shd w:val="clear" w:color="auto" w:fill="FFFFFF" w:themeFill="background1"/>
             <w:vAlign w:val="center"/>
             <w:hideMark/>
@@ -12839,13 +13540,12 @@
       </w:tr>
       <w:tr>
         <w:trPr>
-          <w:gridAfter w:val="4"/>
-          <w:wAfter w:w="725" w:type="dxa"/>
+          <w:gridAfter w:val="3"/>
           <w:jc w:val="center"/>
         </w:trPr>
         <w:tc>
           <w:tcPr>
-            <w:tcW w:w="2410" w:type="dxa"/>
+            <w:tcW w:w="2470" w:type="dxa"/>
             <w:shd w:val="clear" w:color="auto" w:fill="FFFFFF" w:themeFill="background1"/>
             <w:vAlign w:val="center"/>
             <w:hideMark/>
@@ -12873,7 +13573,7 @@
         </w:tc>
         <w:tc>
           <w:tcPr>
-            <w:tcW w:w="6379" w:type="dxa"/>
+            <w:tcW w:w="7028" w:type="dxa"/>
             <w:shd w:val="clear" w:color="auto" w:fill="FFFFFF" w:themeFill="background1"/>
             <w:vAlign w:val="center"/>
             <w:hideMark/>
@@ -12902,13 +13602,12 @@
       </w:tr>
       <w:tr>
         <w:trPr>
-          <w:gridAfter w:val="4"/>
-          <w:wAfter w:w="725" w:type="dxa"/>
+          <w:gridAfter w:val="3"/>
           <w:jc w:val="center"/>
         </w:trPr>
         <w:tc>
           <w:tcPr>
-            <w:tcW w:w="2410" w:type="dxa"/>
+            <w:tcW w:w="2470" w:type="dxa"/>
             <w:shd w:val="clear" w:color="auto" w:fill="FFFFFF" w:themeFill="background1"/>
             <w:vAlign w:val="center"/>
             <w:hideMark/>
@@ -12936,7 +13635,7 @@
         </w:tc>
         <w:tc>
           <w:tcPr>
-            <w:tcW w:w="6379" w:type="dxa"/>
+            <w:tcW w:w="7028" w:type="dxa"/>
             <w:shd w:val="clear" w:color="auto" w:fill="FFFFFF" w:themeFill="background1"/>
             <w:vAlign w:val="center"/>
             <w:hideMark/>
@@ -12965,13 +13664,12 @@
       </w:tr>
       <w:tr>
         <w:trPr>
-          <w:gridAfter w:val="4"/>
-          <w:wAfter w:w="725" w:type="dxa"/>
+          <w:gridAfter w:val="3"/>
           <w:jc w:val="center"/>
         </w:trPr>
         <w:tc>
           <w:tcPr>
-            <w:tcW w:w="2410" w:type="dxa"/>
+            <w:tcW w:w="2470" w:type="dxa"/>
             <w:shd w:val="clear" w:color="auto" w:fill="FFFFFF" w:themeFill="background1"/>
             <w:vAlign w:val="center"/>
             <w:hideMark/>
@@ -12999,7 +13697,7 @@
         </w:tc>
         <w:tc>
           <w:tcPr>
-            <w:tcW w:w="6379" w:type="dxa"/>
+            <w:tcW w:w="7028" w:type="dxa"/>
             <w:shd w:val="clear" w:color="auto" w:fill="FFFFFF" w:themeFill="background1"/>
             <w:vAlign w:val="center"/>
             <w:hideMark/>
@@ -13455,10 +14153,8 @@
               <w:tblLook w:val="04A0" w:firstRow="1" w:lastRow="0" w:firstColumn="1" w:lastColumn="0" w:noHBand="0" w:noVBand="1"/>
             </w:tblPr>
             <w:tblGrid>
-              <w:gridCol w:w="2893"/>
-              <w:gridCol w:w="2195"/>
-              <w:gridCol w:w="2946"/>
-              <w:gridCol w:w="1299"/>
+              <w:gridCol w:w="5173"/>
+              <w:gridCol w:w="4160"/>
             </w:tblGrid>
             <w:tr>
               <w:trPr>
@@ -13468,7 +14164,7 @@
               <w:tc>
                 <w:tcPr>
                   <w:tcW w:w="9333" w:type="dxa"/>
-                  <w:gridSpan w:val="4"/>
+                  <w:gridSpan w:val="2"/>
                   <w:tcBorders>
                     <w:top w:val="nil"/>
                     <w:left w:val="nil"/>
@@ -13554,37 +14250,8 @@
               </w:trPr>
               <w:tc>
                 <w:tcPr>
-                  <w:tcW w:w="3524" w:type="dxa"/>
-                  <w:tcBorders>
-                    <w:top w:val="nil"/>
-                    <w:left w:val="nil"/>
-                    <w:bottom w:val="nil"/>
-                    <w:right w:val="nil"/>
-                  </w:tcBorders>
-                  <w:vAlign w:val="center"/>
-                  <w:hideMark/>
-                </w:tcPr>
-                <w:p>
-                  <w:pPr>
-                    <w:shd w:val="clear" w:color="auto" w:fill="FFFFFF" w:themeFill="background1"/>
-                    <w:spacing w:after="0" w:line="240" w:lineRule="auto"/>
-                    <w:rPr>
-                      <w:rFonts w:ascii="TH SarabunIT๙" w:eastAsia="Times New Roman" w:hAnsi="TH SarabunIT๙" w:cs="TH SarabunIT๙"/>
-                      <w:sz w:val="28"/>
-                    </w:rPr>
-                  </w:pPr>
-                  <w:r>
-                    <w:rPr>
-                      <w:rFonts w:ascii="TH SarabunIT๙" w:eastAsia="Times New Roman" w:hAnsi="TH SarabunIT๙" w:cs="TH SarabunIT๙"/>
-                      <w:sz w:val="28"/>
-                    </w:rPr>
-                    <w:t> </w:t>
-                  </w:r>
-                </w:p>
-              </w:tc>
-              <w:tc>
-                <w:tcPr>
-                  <w:tcW w:w="1863" w:type="dxa"/>
+                  <w:tcW w:w="9333" w:type="dxa"/>
+                  <w:gridSpan w:val="2"/>
                   <w:tcBorders>
                     <w:top w:val="nil"/>
                     <w:left w:val="nil"/>
@@ -13639,66 +14306,6 @@
                   </w:r>
                 </w:p>
               </w:tc>
-              <w:tc>
-                <w:tcPr>
-                  <w:tcW w:w="2764" w:type="dxa"/>
-                  <w:tcBorders>
-                    <w:top w:val="nil"/>
-                    <w:left w:val="nil"/>
-                    <w:bottom w:val="nil"/>
-                    <w:right w:val="nil"/>
-                  </w:tcBorders>
-                  <w:vAlign w:val="center"/>
-                  <w:hideMark/>
-                </w:tcPr>
-                <w:p>
-                  <w:pPr>
-                    <w:shd w:val="clear" w:color="auto" w:fill="FFFFFF" w:themeFill="background1"/>
-                    <w:spacing w:after="0" w:line="240" w:lineRule="auto"/>
-                    <w:rPr>
-                      <w:rFonts w:ascii="TH SarabunIT๙" w:eastAsia="Times New Roman" w:hAnsi="TH SarabunIT๙" w:cs="TH SarabunIT๙"/>
-                      <w:sz w:val="28"/>
-                    </w:rPr>
-                  </w:pPr>
-                  <w:r>
-                    <w:rPr>
-                      <w:rFonts w:ascii="TH SarabunIT๙" w:eastAsia="Times New Roman" w:hAnsi="TH SarabunIT๙" w:cs="TH SarabunIT๙"/>
-                      <w:sz w:val="28"/>
-                    </w:rPr>
-                    <w:t> </w:t>
-                  </w:r>
-                </w:p>
-              </w:tc>
-              <w:tc>
-                <w:tcPr>
-                  <w:tcW w:w="1182" w:type="dxa"/>
-                  <w:tcBorders>
-                    <w:top w:val="nil"/>
-                    <w:left w:val="nil"/>
-                    <w:bottom w:val="nil"/>
-                    <w:right w:val="nil"/>
-                  </w:tcBorders>
-                  <w:vAlign w:val="center"/>
-                  <w:hideMark/>
-                </w:tcPr>
-                <w:p>
-                  <w:pPr>
-                    <w:shd w:val="clear" w:color="auto" w:fill="FFFFFF" w:themeFill="background1"/>
-                    <w:spacing w:after="0" w:line="240" w:lineRule="auto"/>
-                    <w:rPr>
-                      <w:rFonts w:ascii="TH SarabunIT๙" w:eastAsia="Times New Roman" w:hAnsi="TH SarabunIT๙" w:cs="TH SarabunIT๙"/>
-                      <w:sz w:val="28"/>
-                    </w:rPr>
-                  </w:pPr>
-                  <w:r>
-                    <w:rPr>
-                      <w:rFonts w:ascii="TH SarabunIT๙" w:eastAsia="Times New Roman" w:hAnsi="TH SarabunIT๙" w:cs="TH SarabunIT๙"/>
-                      <w:sz w:val="28"/>
-                    </w:rPr>
-                    <w:t> </w:t>
-                  </w:r>
-                </w:p>
-              </w:tc>
             </w:tr>
             <w:tr>
               <w:trPr>
@@ -13708,7 +14315,7 @@
               <w:tc>
                 <w:tcPr>
                   <w:tcW w:w="9333" w:type="dxa"/>
-                  <w:gridSpan w:val="4"/>
+                  <w:gridSpan w:val="2"/>
                   <w:tcBorders>
                     <w:top w:val="nil"/>
                     <w:left w:val="nil"/>
@@ -13741,7 +14348,7 @@
               <w:tc>
                 <w:tcPr>
                   <w:tcW w:w="9333" w:type="dxa"/>
-                  <w:gridSpan w:val="4"/>
+                  <w:gridSpan w:val="2"/>
                   <w:tcBorders>
                     <w:top w:val="nil"/>
                     <w:left w:val="nil"/>
@@ -13779,8 +14386,7 @@
               </w:trPr>
               <w:tc>
                 <w:tcPr>
-                  <w:tcW w:w="5387" w:type="dxa"/>
-                  <w:gridSpan w:val="2"/>
+                  <w:tcW w:w="5173" w:type="dxa"/>
                   <w:tcBorders>
                     <w:top w:val="nil"/>
                     <w:left w:val="nil"/>
@@ -14064,8 +14670,7 @@
               </w:tc>
               <w:tc>
                 <w:tcPr>
-                  <w:tcW w:w="0" w:type="auto"/>
-                  <w:gridSpan w:val="2"/>
+                  <w:tcW w:w="4160" w:type="dxa"/>
                   <w:tcBorders>
                     <w:top w:val="nil"/>
                     <w:left w:val="nil"/>
@@ -14086,7 +14691,7 @@
                     <w:tblLook w:val="04A0" w:firstRow="1" w:lastRow="0" w:firstColumn="1" w:lastColumn="0" w:noHBand="0" w:noVBand="1"/>
                   </w:tblPr>
                   <w:tblGrid>
-                    <w:gridCol w:w="4245"/>
+                    <w:gridCol w:w="4160"/>
                   </w:tblGrid>
                   <w:tr>
                     <w:trPr>
@@ -14470,7 +15075,7 @@
               <w:tc>
                 <w:tcPr>
                   <w:tcW w:w="9333" w:type="dxa"/>
-                  <w:gridSpan w:val="4"/>
+                  <w:gridSpan w:val="2"/>
                   <w:tcBorders>
                     <w:top w:val="nil"/>
                     <w:left w:val="nil"/>
@@ -14509,7 +15114,7 @@
               <w:tc>
                 <w:tcPr>
                   <w:tcW w:w="9333" w:type="dxa"/>
-                  <w:gridSpan w:val="4"/>
+                  <w:gridSpan w:val="2"/>
                   <w:tcBorders>
                     <w:top w:val="nil"/>
                     <w:left w:val="nil"/>
@@ -14645,7 +15250,7 @@
               <w:tc>
                 <w:tcPr>
                   <w:tcW w:w="9333" w:type="dxa"/>
-                  <w:gridSpan w:val="4"/>
+                  <w:gridSpan w:val="2"/>
                   <w:tcBorders>
                     <w:top w:val="nil"/>
                     <w:left w:val="nil"/>
@@ -15279,7 +15884,7 @@
               <w:tc>
                 <w:tcPr>
                   <w:tcW w:w="9333" w:type="dxa"/>
-                  <w:gridSpan w:val="4"/>
+                  <w:gridSpan w:val="2"/>
                   <w:tcBorders>
                     <w:top w:val="nil"/>
                     <w:left w:val="nil"/>
@@ -16420,7 +17025,6 @@
                       <w:sz w:val="28"/>
                       <w:cs/>
                     </w:rPr>
-                    <w:lastRenderedPageBreak/>
                     <w:t xml:space="preserve">         ...........................................ผู้สั่ง</w:t>
                   </w:r>
                   <w:r>
@@ -16541,6 +17145,7 @@
                       <w:sz w:val="28"/>
                       <w:cs/>
                     </w:rPr>
+                    <w:lastRenderedPageBreak/>
                     <w:t xml:space="preserve">          </w:t>
                   </w:r>
                   <w:r>
@@ -16931,6 +17536,9 @@
     <w:p/>
     <w:p/>
     <w:p/>
+    <w:p/>
+    <w:p/>
+    <w:p/>
     <w:p>
       <w:pPr>
         <w:pStyle w:val="1"/>
@@ -17965,9 +18573,37 @@
           <w:szCs w:val="32"/>
         </w:rPr>
         <w:tab/>
+      </w:r>
+      <w:r>
+        <w:rPr>
+          <w:rFonts w:ascii="TH SarabunIT๙" w:hAnsi="TH SarabunIT๙" w:cs="TH SarabunIT๙"/>
+          <w:sz w:val="32"/>
+          <w:szCs w:val="32"/>
+        </w:rPr>
         <w:tab/>
+      </w:r>
+      <w:r>
+        <w:rPr>
+          <w:rFonts w:ascii="TH SarabunIT๙" w:hAnsi="TH SarabunIT๙" w:cs="TH SarabunIT๙"/>
+          <w:sz w:val="32"/>
+          <w:szCs w:val="32"/>
+        </w:rPr>
         <w:tab/>
+      </w:r>
+      <w:r>
+        <w:rPr>
+          <w:rFonts w:ascii="TH SarabunIT๙" w:hAnsi="TH SarabunIT๙" w:cs="TH SarabunIT๙"/>
+          <w:sz w:val="32"/>
+          <w:szCs w:val="32"/>
+        </w:rPr>
         <w:tab/>
+      </w:r>
+      <w:r>
+        <w:rPr>
+          <w:rFonts w:ascii="TH SarabunIT๙" w:hAnsi="TH SarabunIT๙" w:cs="TH SarabunIT๙"/>
+          <w:sz w:val="32"/>
+          <w:szCs w:val="32"/>
+        </w:rPr>
         <w:tab/>
       </w:r>
       <w:r>
@@ -17986,6 +18622,13 @@
           <w:szCs w:val="32"/>
         </w:rPr>
         <w:tab/>
+      </w:r>
+      <w:r>
+        <w:rPr>
+          <w:rFonts w:ascii="TH SarabunIT๙" w:hAnsi="TH SarabunIT๙" w:cs="TH SarabunIT๙"/>
+          <w:sz w:val="32"/>
+          <w:szCs w:val="32"/>
+        </w:rPr>
         <w:tab/>
       </w:r>
       <w:r>
@@ -18031,9 +18674,37 @@
           <w:szCs w:val="32"/>
         </w:rPr>
         <w:tab/>
+      </w:r>
+      <w:r>
+        <w:rPr>
+          <w:rFonts w:ascii="TH SarabunIT๙" w:hAnsi="TH SarabunIT๙" w:cs="TH SarabunIT๙"/>
+          <w:sz w:val="32"/>
+          <w:szCs w:val="32"/>
+        </w:rPr>
         <w:tab/>
+      </w:r>
+      <w:r>
+        <w:rPr>
+          <w:rFonts w:ascii="TH SarabunIT๙" w:hAnsi="TH SarabunIT๙" w:cs="TH SarabunIT๙"/>
+          <w:sz w:val="32"/>
+          <w:szCs w:val="32"/>
+        </w:rPr>
         <w:tab/>
+      </w:r>
+      <w:r>
+        <w:rPr>
+          <w:rFonts w:ascii="TH SarabunIT๙" w:hAnsi="TH SarabunIT๙" w:cs="TH SarabunIT๙"/>
+          <w:sz w:val="32"/>
+          <w:szCs w:val="32"/>
+        </w:rPr>
         <w:tab/>
+      </w:r>
+      <w:r>
+        <w:rPr>
+          <w:rFonts w:ascii="TH SarabunIT๙" w:hAnsi="TH SarabunIT๙" w:cs="TH SarabunIT๙"/>
+          <w:sz w:val="32"/>
+          <w:szCs w:val="32"/>
+        </w:rPr>
         <w:tab/>
       </w:r>
       <w:r>
@@ -18251,6 +18922,14 @@
           <w:cs/>
         </w:rPr>
         <w:t xml:space="preserve">                                                                       เขียนที่</w:t>
+      </w:r>
+      <w:r>
+        <w:rPr>
+          <w:rFonts w:ascii="TH SarabunIT๙" w:hAnsi="TH SarabunIT๙" w:cs="TH SarabunIT๙"/>
+          <w:sz w:val="32"/>
+          <w:szCs w:val="32"/>
+          <w:cs/>
+        </w:rPr>
         <w:tab/>
       </w:r>
       <w:r>
@@ -18336,8 +19015,29 @@
           <w:cs/>
         </w:rPr>
         <w:tab/>
+      </w:r>
+      <w:r>
+        <w:rPr>
+          <w:rFonts w:ascii="TH SarabunIT๙" w:hAnsi="TH SarabunIT๙" w:cs="TH SarabunIT๙"/>
+          <w:sz w:val="32"/>
+          <w:cs/>
+        </w:rPr>
         <w:tab/>
+      </w:r>
+      <w:r>
+        <w:rPr>
+          <w:rFonts w:ascii="TH SarabunIT๙" w:hAnsi="TH SarabunIT๙" w:cs="TH SarabunIT๙"/>
+          <w:sz w:val="32"/>
+          <w:cs/>
+        </w:rPr>
         <w:tab/>
+      </w:r>
+      <w:r>
+        <w:rPr>
+          <w:rFonts w:ascii="TH SarabunIT๙" w:hAnsi="TH SarabunIT๙" w:cs="TH SarabunIT๙"/>
+          <w:sz w:val="32"/>
+          <w:cs/>
+        </w:rPr>
         <w:tab/>
         <w:t xml:space="preserve">วันที่   </w:t>
       </w:r>
@@ -19349,8 +20049,8 @@
           <w:sz w:val="32"/>
           <w:szCs w:val="32"/>
         </w:rPr>
-        <w:pict w14:anchorId="6F098BDA">
-          <v:shape id="_x0000_i1030" type="#_x0000_t75" alt="" style="width:20.05pt;height:18.25pt;mso-width-percent:0;mso-height-percent:0;mso-width-percent:0;mso-height-percent:0">
+        <w:pict w14:anchorId="190A5A0B">
+          <v:shape id="_x0000_i1030" type="#_x0000_t75" alt="" style="width:20pt;height:19pt;mso-width-percent:0;mso-height-percent:0;mso-width-percent:0;mso-height-percent:0">
             <v:imagedata r:id="rId10" o:title=""/>
           </v:shape>
         </w:pict>
@@ -19388,8 +20088,8 @@
           <w:sz w:val="32"/>
           <w:szCs w:val="32"/>
         </w:rPr>
-        <w:pict w14:anchorId="71802F4A">
-          <v:shape id="_x0000_i1029" type="#_x0000_t75" alt="" style="width:20.05pt;height:18.25pt;mso-width-percent:0;mso-height-percent:0;mso-width-percent:0;mso-height-percent:0">
+        <w:pict w14:anchorId="79866372">
+          <v:shape id="_x0000_i1029" type="#_x0000_t75" alt="" style="width:20pt;height:19pt;mso-width-percent:0;mso-height-percent:0;mso-width-percent:0;mso-height-percent:0">
             <v:imagedata r:id="rId10" o:title=""/>
           </v:shape>
         </w:pict>
@@ -19427,8 +20127,8 @@
           <w:sz w:val="32"/>
           <w:szCs w:val="32"/>
         </w:rPr>
-        <w:pict w14:anchorId="3044738F">
-          <v:shape id="_x0000_i1028" type="#_x0000_t75" alt="" style="width:20.05pt;height:18.25pt;mso-width-percent:0;mso-height-percent:0;mso-width-percent:0;mso-height-percent:0">
+        <w:pict w14:anchorId="373373D6">
+          <v:shape id="_x0000_i1028" type="#_x0000_t75" alt="" style="width:20pt;height:19pt;mso-width-percent:0;mso-height-percent:0;mso-width-percent:0;mso-height-percent:0">
             <v:imagedata r:id="rId11" o:title=""/>
           </v:shape>
         </w:pict>
@@ -19484,8 +20184,8 @@
           <w:sz w:val="32"/>
           <w:szCs w:val="32"/>
         </w:rPr>
-        <w:pict w14:anchorId="333F616C">
-          <v:shape id="_x0000_i1027" type="#_x0000_t75" alt="" style="width:20.05pt;height:18.25pt;mso-width-percent:0;mso-height-percent:0;mso-width-percent:0;mso-height-percent:0">
+        <w:pict w14:anchorId="1F2D7891">
+          <v:shape id="_x0000_i1027" type="#_x0000_t75" alt="" style="width:20pt;height:19pt;mso-width-percent:0;mso-height-percent:0;mso-width-percent:0;mso-height-percent:0">
             <v:imagedata r:id="rId11" o:title=""/>
           </v:shape>
         </w:pict>
@@ -19523,8 +20223,8 @@
           <w:sz w:val="32"/>
           <w:szCs w:val="32"/>
         </w:rPr>
-        <w:pict w14:anchorId="2A2CD880">
-          <v:shape id="_x0000_i1026" type="#_x0000_t75" alt="" style="width:20.05pt;height:18.25pt;mso-width-percent:0;mso-height-percent:0;mso-width-percent:0;mso-height-percent:0">
+        <w:pict w14:anchorId="78F99DD4">
+          <v:shape id="_x0000_i1026" type="#_x0000_t75" alt="" style="width:20pt;height:19pt;mso-width-percent:0;mso-height-percent:0;mso-width-percent:0;mso-height-percent:0">
             <v:imagedata r:id="rId10" o:title=""/>
           </v:shape>
         </w:pict>
@@ -19647,6 +20347,13 @@
           <w:szCs w:val="32"/>
         </w:rPr>
         <w:t> </w:t>
+      </w:r>
+      <w:r>
+        <w:rPr>
+          <w:rFonts w:ascii="TH SarabunIT๙" w:hAnsi="TH SarabunIT๙" w:cs="TH SarabunIT๙"/>
+          <w:sz w:val="32"/>
+          <w:szCs w:val="32"/>
+        </w:rPr>
         <w:br/>
         <w:t>                                                                 </w:t>
       </w:r>
@@ -19729,6 +20436,13 @@
           <w:szCs w:val="32"/>
         </w:rPr>
         <w:t> </w:t>
+      </w:r>
+      <w:r>
+        <w:rPr>
+          <w:rFonts w:ascii="TH SarabunIT๙" w:hAnsi="TH SarabunIT๙" w:cs="TH SarabunIT๙"/>
+          <w:sz w:val="32"/>
+          <w:szCs w:val="32"/>
+        </w:rPr>
         <w:br/>
         <w:t>                                                                </w:t>
       </w:r>
@@ -19827,6 +20541,13 @@
           <w:szCs w:val="32"/>
         </w:rPr>
         <w:t> </w:t>
+      </w:r>
+      <w:r>
+        <w:rPr>
+          <w:rFonts w:ascii="TH SarabunIT๙" w:hAnsi="TH SarabunIT๙" w:cs="TH SarabunIT๙"/>
+          <w:sz w:val="32"/>
+          <w:szCs w:val="32"/>
+        </w:rPr>
         <w:br/>
         <w:t>                                                                </w:t>
       </w:r>
@@ -20105,12 +20826,11 @@
           <w:sz w:val="32"/>
           <w:szCs w:val="32"/>
         </w:rPr>
-        <w:lastRenderedPageBreak/>
-        <w:object w:dxaOrig="1440" w:dyaOrig="1440" w14:anchorId="4554E1E1">
+        <w:object w:dxaOrig="1440" w:dyaOrig="1440" w14:anchorId="23A581F2">
           <v:shape id="_x0000_s1026" type="#_x0000_t75" alt="" style="position:absolute;left:0;text-align:left;margin-left:-.8pt;margin-top:-20.55pt;width:53.4pt;height:57.75pt;z-index:251662336;mso-wrap-edited:f;mso-width-percent:0;mso-height-percent:0;mso-position-horizontal-relative:text;mso-position-vertical-relative:text;mso-width-percent:0;mso-height-percent:0" fillcolor="window">
             <v:imagedata r:id="rId6" o:title=""/>
           </v:shape>
-          <o:OLEObject Type="Embed" ProgID="Word.Picture.8" ShapeID="_x0000_s1026" DrawAspect="Content" ObjectID="_1844636481" r:id="rId12"/>
+          <o:OLEObject Type="Embed" ProgID="Word.Picture.8" ShapeID="_x0000_s1026" DrawAspect="Content" ObjectID="_1844726322" r:id="rId12"/>
         </w:object>
       </w:r>
       <w:r>
@@ -20789,6 +21509,12 @@
         </w:rPr>
         <w:tab/>
         <w:t>1.</w:t>
+      </w:r>
+      <w:r>
+        <w:rPr>
+          <w:rFonts w:ascii="TH SarabunIT๙" w:hAnsi="TH SarabunIT๙" w:cs="TH SarabunIT๙"/>
+          <w:szCs w:val="32"/>
+        </w:rPr>
         <w:tab/>
       </w:r>
       <w:r>
@@ -20818,6 +21544,12 @@
         </w:rPr>
         <w:tab/>
         <w:t>2.</w:t>
+      </w:r>
+      <w:r>
+        <w:rPr>
+          <w:rFonts w:ascii="TH SarabunIT๙" w:hAnsi="TH SarabunIT๙" w:cs="TH SarabunIT๙"/>
+          <w:szCs w:val="32"/>
+        </w:rPr>
         <w:tab/>
       </w:r>
       <w:r>
@@ -20855,7 +21587,21 @@
           <w:cs/>
         </w:rPr>
         <w:t xml:space="preserve">                </w:t>
+      </w:r>
+      <w:r>
+        <w:rPr>
+          <w:rFonts w:ascii="TH SarabunIT๙" w:hAnsi="TH SarabunIT๙" w:cs="TH SarabunIT๙"/>
+          <w:szCs w:val="32"/>
+          <w:cs/>
+        </w:rPr>
         <w:tab/>
+      </w:r>
+      <w:r>
+        <w:rPr>
+          <w:rFonts w:ascii="TH SarabunIT๙" w:hAnsi="TH SarabunIT๙" w:cs="TH SarabunIT๙"/>
+          <w:szCs w:val="32"/>
+          <w:cs/>
+        </w:rPr>
         <w:tab/>
         <w:t>2.1 จำนวนเงินรวม</w:t>
       </w:r>
@@ -20873,7 +21619,21 @@
           <w:cs/>
         </w:rPr>
         <w:t xml:space="preserve"> </w:t>
+      </w:r>
+      <w:r>
+        <w:rPr>
+          <w:rFonts w:ascii="TH SarabunIT๙" w:hAnsi="TH SarabunIT๙" w:cs="TH SarabunIT๙"/>
+          <w:szCs w:val="32"/>
+          <w:cs/>
+        </w:rPr>
         <w:tab/>
+      </w:r>
+      <w:r>
+        <w:rPr>
+          <w:rFonts w:ascii="TH SarabunIT๙" w:hAnsi="TH SarabunIT๙" w:cs="TH SarabunIT๙"/>
+          <w:szCs w:val="32"/>
+          <w:cs/>
+        </w:rPr>
         <w:tab/>
       </w:r>
       <w:r>
@@ -20909,9 +21669,30 @@
           <w:cs/>
         </w:rPr>
         <w:t xml:space="preserve">                </w:t>
+      </w:r>
+      <w:r>
+        <w:rPr>
+          <w:rFonts w:ascii="TH SarabunIT๙" w:hAnsi="TH SarabunIT๙" w:cs="TH SarabunIT๙"/>
+          <w:szCs w:val="32"/>
+          <w:cs/>
+        </w:rPr>
         <w:tab/>
         <w:t xml:space="preserve">2.2 ภาษีมูลค่าเพิ่ม </w:t>
+      </w:r>
+      <w:r>
+        <w:rPr>
+          <w:rFonts w:ascii="TH SarabunIT๙" w:hAnsi="TH SarabunIT๙" w:cs="TH SarabunIT๙"/>
+          <w:szCs w:val="32"/>
+          <w:cs/>
+        </w:rPr>
         <w:tab/>
+      </w:r>
+      <w:r>
+        <w:rPr>
+          <w:rFonts w:ascii="TH SarabunIT๙" w:hAnsi="TH SarabunIT๙" w:cs="TH SarabunIT๙"/>
+          <w:szCs w:val="32"/>
+          <w:cs/>
+        </w:rPr>
         <w:tab/>
       </w:r>
       <w:r>
@@ -20955,6 +21736,12 @@
           <w:szCs w:val="32"/>
         </w:rPr>
         <w:t xml:space="preserve">                </w:t>
+      </w:r>
+      <w:r>
+        <w:rPr>
+          <w:rFonts w:ascii="TH SarabunIT๙" w:hAnsi="TH SarabunIT๙" w:cs="TH SarabunIT๙"/>
+          <w:szCs w:val="32"/>
+        </w:rPr>
         <w:tab/>
         <w:t xml:space="preserve">2.3 </w:t>
       </w:r>
@@ -20965,8 +21752,29 @@
           <w:cs/>
         </w:rPr>
         <w:t>ราคาสินค้า</w:t>
+      </w:r>
+      <w:r>
+        <w:rPr>
+          <w:rFonts w:ascii="TH SarabunIT๙" w:hAnsi="TH SarabunIT๙" w:cs="TH SarabunIT๙"/>
+          <w:szCs w:val="32"/>
+          <w:cs/>
+        </w:rPr>
         <w:tab/>
+      </w:r>
+      <w:r>
+        <w:rPr>
+          <w:rFonts w:ascii="TH SarabunIT๙" w:hAnsi="TH SarabunIT๙" w:cs="TH SarabunIT๙"/>
+          <w:szCs w:val="32"/>
+          <w:cs/>
+        </w:rPr>
         <w:tab/>
+      </w:r>
+      <w:r>
+        <w:rPr>
+          <w:rFonts w:ascii="TH SarabunIT๙" w:hAnsi="TH SarabunIT๙" w:cs="TH SarabunIT๙"/>
+          <w:szCs w:val="32"/>
+          <w:cs/>
+        </w:rPr>
         <w:tab/>
       </w:r>
       <w:r>
@@ -21002,9 +21810,30 @@
           <w:cs/>
         </w:rPr>
         <w:t xml:space="preserve">                </w:t>
+      </w:r>
+      <w:r>
+        <w:rPr>
+          <w:rFonts w:ascii="TH SarabunIT๙" w:hAnsi="TH SarabunIT๙" w:cs="TH SarabunIT๙"/>
+          <w:szCs w:val="32"/>
+          <w:cs/>
+        </w:rPr>
         <w:tab/>
         <w:t xml:space="preserve">2.4 หักภาษี ณ ที่จ่าย </w:t>
+      </w:r>
+      <w:r>
+        <w:rPr>
+          <w:rFonts w:ascii="TH SarabunIT๙" w:hAnsi="TH SarabunIT๙" w:cs="TH SarabunIT๙"/>
+          <w:szCs w:val="32"/>
+          <w:cs/>
+        </w:rPr>
         <w:tab/>
+      </w:r>
+      <w:r>
+        <w:rPr>
+          <w:rFonts w:ascii="TH SarabunIT๙" w:hAnsi="TH SarabunIT๙" w:cs="TH SarabunIT๙"/>
+          <w:szCs w:val="32"/>
+          <w:cs/>
+        </w:rPr>
         <w:tab/>
       </w:r>
       <w:r>
@@ -21048,10 +21877,38 @@
           <w:cs/>
         </w:rPr>
         <w:t xml:space="preserve">                    </w:t>
+      </w:r>
+      <w:r>
+        <w:rPr>
+          <w:rFonts w:ascii="TH SarabunIT๙" w:hAnsi="TH SarabunIT๙" w:cs="TH SarabunIT๙"/>
+          <w:szCs w:val="32"/>
+          <w:cs/>
+        </w:rPr>
         <w:tab/>
         <w:t>2.5 คงเหลือ</w:t>
+      </w:r>
+      <w:r>
+        <w:rPr>
+          <w:rFonts w:ascii="TH SarabunIT๙" w:hAnsi="TH SarabunIT๙" w:cs="TH SarabunIT๙"/>
+          <w:szCs w:val="32"/>
+          <w:cs/>
+        </w:rPr>
         <w:tab/>
+      </w:r>
+      <w:r>
+        <w:rPr>
+          <w:rFonts w:ascii="TH SarabunIT๙" w:hAnsi="TH SarabunIT๙" w:cs="TH SarabunIT๙"/>
+          <w:szCs w:val="32"/>
+          <w:cs/>
+        </w:rPr>
         <w:tab/>
+      </w:r>
+      <w:r>
+        <w:rPr>
+          <w:rFonts w:ascii="TH SarabunIT๙" w:hAnsi="TH SarabunIT๙" w:cs="TH SarabunIT๙"/>
+          <w:szCs w:val="32"/>
+          <w:cs/>
+        </w:rPr>
         <w:tab/>
       </w:r>
       <w:r>
@@ -21113,11 +21970,53 @@
           <w:cs/>
         </w:rPr>
         <w:tab/>
+      </w:r>
+      <w:r>
+        <w:rPr>
+          <w:rFonts w:ascii="TH SarabunIT๙" w:hAnsi="TH SarabunIT๙" w:cs="TH SarabunIT๙"/>
+          <w:szCs w:val="32"/>
+          <w:cs/>
+        </w:rPr>
         <w:tab/>
+      </w:r>
+      <w:r>
+        <w:rPr>
+          <w:rFonts w:ascii="TH SarabunIT๙" w:hAnsi="TH SarabunIT๙" w:cs="TH SarabunIT๙"/>
+          <w:szCs w:val="32"/>
+          <w:cs/>
+        </w:rPr>
         <w:tab/>
+      </w:r>
+      <w:r>
+        <w:rPr>
+          <w:rFonts w:ascii="TH SarabunIT๙" w:hAnsi="TH SarabunIT๙" w:cs="TH SarabunIT๙"/>
+          <w:szCs w:val="32"/>
+          <w:cs/>
+        </w:rPr>
         <w:tab/>
+      </w:r>
+      <w:r>
+        <w:rPr>
+          <w:rFonts w:ascii="TH SarabunIT๙" w:hAnsi="TH SarabunIT๙" w:cs="TH SarabunIT๙"/>
+          <w:szCs w:val="32"/>
+          <w:cs/>
+        </w:rPr>
         <w:tab/>
+      </w:r>
+      <w:r>
+        <w:rPr>
+          <w:rFonts w:ascii="TH SarabunIT๙" w:hAnsi="TH SarabunIT๙" w:cs="TH SarabunIT๙"/>
+          <w:szCs w:val="32"/>
+          <w:cs/>
+        </w:rPr>
         <w:tab/>
+      </w:r>
+      <w:r>
+        <w:rPr>
+          <w:rFonts w:ascii="TH SarabunIT๙" w:hAnsi="TH SarabunIT๙" w:cs="TH SarabunIT๙"/>
+          <w:szCs w:val="32"/>
+          <w:cs/>
+        </w:rPr>
         <w:tab/>
         <w:t>(ลงชื่อ).........................................</w:t>
       </w:r>
@@ -21569,7 +22468,7 @@
                 <v:stroke joinstyle="miter"/>
                 <v:path gradientshapeok="t" o:connecttype="rect"/>
               </v:shapetype>
-              <v:shape id="Text Box 307" o:spid="_x0000_s1026" type="#_x0000_t202" style="position:absolute;left:0;text-align:left;margin-left:426.75pt;margin-top:-29.2pt;width:88.15pt;height:70.1pt;z-index:251659264;visibility:visible;mso-wrap-style:square;mso-width-percent:0;mso-height-percent:200;mso-wrap-distance-left:9pt;mso-wrap-distance-top:0;mso-wrap-distance-right:9pt;mso-wrap-distance-bottom:0;mso-position-horizontal:absolute;mso-position-horizontal-relative:text;mso-position-vertical:absolute;mso-position-vertical-relative:text;mso-width-percent:0;mso-height-percent:200;mso-width-relative:margin;mso-height-relative:margin;v-text-anchor:top" o:gfxdata="UEsDBBQABgAIAAAAIQC2gziS/gAAAOEBAAATAAAAW0NvbnRlbnRfVHlwZXNdLnhtbJSRQU7DMBBF 90jcwfIWJU67QAgl6YK0S0CoHGBkTxKLZGx5TGhvj5O2G0SRWNoz/78nu9wcxkFMGNg6quQqL6RA 0s5Y6ir5vt9lD1JwBDIwOMJKHpHlpr69KfdHjyxSmriSfYz+USnWPY7AufNIadK6MEJMx9ApD/oD OlTrorhX2lFEilmcO2RdNtjC5xDF9pCuTyYBB5bi6bQ4syoJ3g9WQ0ymaiLzg5KdCXlKLjvcW893 SUOqXwnz5DrgnHtJTxOsQfEKIT7DmDSUCaxw7Rqn8787ZsmRM9e2VmPeBN4uqYvTtW7jvijg9N/y JsXecLq0q+WD6m8AAAD//wMAUEsDBBQABgAIAAAAIQA4/SH/1gAAAJQBAAALAAAAX3JlbHMvLnJl bHOkkMFqwzAMhu+DvYPRfXGawxijTi+j0GvpHsDYimMaW0Yy2fr2M4PBMnrbUb/Q94l/f/hMi1qR JVI2sOt6UJgd+ZiDgffL8ekFlFSbvV0oo4EbChzGx4f9GRdb25HMsYhqlCwG5lrLq9biZkxWOiqY 22YiTra2kYMu1l1tQD30/bPm3wwYN0x18gb45AdQl1tp5j/sFB2T0FQ7R0nTNEV3j6o9feQzro1i OWA14Fm+Q8a1a8+Bvu/d/dMb2JY5uiPbhG/ktn4cqGU/er3pcvwCAAD//wMAUEsDBBQABgAIAAAA IQCfsY0QCwIAAPYDAAAOAAAAZHJzL2Uyb0RvYy54bWysU8Fu2zAMvQ/YPwi6L7aDZG2MOEWXLsOA rhvQ7QNkWY6FyaJGKbG7rx8lp2nQ3Yb5IJAm9Ug+Pq1vxt6wo0KvwVa8mOWcKSuh0XZf8R/fd++u OfNB2EYYsKriT8rzm83bN+vBlWoOHZhGISMQ68vBVbwLwZVZ5mWneuFn4JSlYAvYi0Au7rMGxUDo vcnmef4+GwAbhyCV9/T3bgryTcJvWyXD17b1KjBTceotpBPTWccz26xFuUfhOi1PbYh/6KIX2lLR M9SdCIIdUP8F1WuJ4KENMwl9Bm2rpUoz0DRF/mqax044lWYhcrw70+T/H6x8OD66b8jC+AFGWmAa wrt7kD89s7DthN2rW0QYOiUaKlxEyrLB+fJ0NVLtSx9B6uELNLRkcQiQgMYW+8gKzckInRbwdCZd jYHJWLIoVst8yZmk2PUqn1+lrWSifL7t0IdPCnoWjYojLTWhi+O9D7EbUT6nxGIejG522pjk4L7e GmRHQQLYpS8N8CrNWDZUfLWcLxOyhXg/aaPXgQRqdE/N5fGbJBPZ+GiblBKENpNNnRh7oicyMnET xnqkxEhTDc0TEYUwCZEeDhkd4G/OBhJhxf2vg0DFmflsiexVsVhE1SZnsbyak4OXkfoyIqwkqIoH ziZzG5LSEw/ulpay04mvl05OvZK4Eo2nhxDVe+mnrJfnuvkDAAD//wMAUEsDBBQABgAIAAAAIQBQ eX3N5AAAABABAAAPAAAAZHJzL2Rvd25yZXYueG1sTI/BTsMwEETvSPyDtUjcWqeFoDSNU1VEXDgg UZDg6MZOHDVeW7abhr9ne4LLSquZnZ1X7WY7skmHODgUsFpmwDS2Tg3YC/j8eFkUwGKSqOToUAv4 0RF29e1NJUvlLviup0PqGYVgLKUAk5IvOY+t0VbGpfMaSetcsDLRGnqugrxQuB35OsueuJUD0gcj vX42uj0dzlbAlzWDasLbd6fGqXnt9rmfgxfi/m5utjT2W2BJz+nvAq4M1B9qKnZ0Z1SRjQKK/CEn q4BFXjwCuzqy9YaQjqStCuB1xf+D1L8AAAD//wMAUEsBAi0AFAAGAAgAAAAhALaDOJL+AAAA4QEA ABMAAAAAAAAAAAAAAAAAAAAAAFtDb250ZW50X1R5cGVzXS54bWxQSwECLQAUAAYACAAAACEAOP0h /9YAAACUAQAACwAAAAAAAAAAAAAAAAAvAQAAX3JlbHMvLnJlbHNQSwECLQAUAAYACAAAACEAn7GN EAsCAAD2AwAADgAAAAAAAAAAAAAAAAAuAgAAZHJzL2Uyb0RvYy54bWxQSwECLQAUAAYACAAAACEA UHl9zeQAAAAQAQAADwAAAAAAAAAAAAAAAABlBAAAZHJzL2Rvd25yZXYueG1sUEsFBgAAAAAEAAQA 8wAAAHYFAAAAAA== " stroked="f">
+              <v:shape id="Text Box 307" o:spid="_x0000_s1026" type="#_x0000_t202" style="position:absolute;left:0;text-align:left;margin-left:426.75pt;margin-top:-29.2pt;width:88.15pt;height:70.1pt;z-index:251659264;visibility:visible;mso-wrap-style:square;mso-width-percent:0;mso-height-percent:200;mso-wrap-distance-left:9pt;mso-wrap-distance-top:0;mso-wrap-distance-right:9pt;mso-wrap-distance-bottom:0;mso-position-horizontal:absolute;mso-position-horizontal-relative:text;mso-position-vertical:absolute;mso-position-vertical-relative:text;mso-width-percent:0;mso-height-percent:200;mso-width-relative:margin;mso-height-relative:margin;v-text-anchor:top" o:gfxdata="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" stroked="f">
                 <v:textbox style="mso-fit-shape-to-text:t">
                   <w:txbxContent>
                     <w:p>
@@ -22039,7 +22938,23 @@
                 <w:rFonts w:ascii="TH SarabunIT๙" w:eastAsia="Calibri" w:hAnsi="TH SarabunIT๙" w:cs="TH SarabunIT๙"/>
                 <w:szCs w:val="32"/>
               </w:rPr>
-              <w:t>{{idx}}</w:t>
+              <w:t>{{</w:t>
+            </w:r>
+            <w:proofErr w:type="spellStart"/>
+            <w:r>
+              <w:rPr>
+                <w:rFonts w:ascii="TH SarabunIT๙" w:eastAsia="Calibri" w:hAnsi="TH SarabunIT๙" w:cs="TH SarabunIT๙"/>
+                <w:szCs w:val="32"/>
+              </w:rPr>
+              <w:t>idx</w:t>
+            </w:r>
+            <w:proofErr w:type="spellEnd"/>
+            <w:r>
+              <w:rPr>
+                <w:rFonts w:ascii="TH SarabunIT๙" w:eastAsia="Calibri" w:hAnsi="TH SarabunIT๙" w:cs="TH SarabunIT๙"/>
+                <w:szCs w:val="32"/>
+              </w:rPr>
+              <w:t>}}</w:t>
             </w:r>
           </w:p>
         </w:tc>
@@ -22113,6 +23028,7 @@
         <w:tc>
           <w:tcPr>
             <w:tcW w:w="2494" w:type="dxa"/>
+            <w:vMerge w:val="restart"/>
           </w:tcPr>
           <w:p>
             <w:pPr>
@@ -22149,6 +23065,83 @@
               </w:rPr>
               <w:t>{{purpose_reason}}</w:t>
             </w:r>
+          </w:p>
+        </w:tc>
+      </w:tr>
+      <w:tr>
+        <w:tc>
+          <w:tcPr>
+            <w:tcW w:w="775" w:type="dxa"/>
+          </w:tcPr>
+          <w:p>
+            <w:pPr>
+              <w:pStyle w:val="a8"/>
+              <w:jc w:val="center"/>
+              <w:rPr>
+                <w:rFonts w:ascii="TH SarabunIT๙" w:eastAsia="Calibri" w:hAnsi="TH SarabunIT๙" w:cs="TH SarabunIT๙"/>
+                <w:szCs w:val="32"/>
+              </w:rPr>
+            </w:pPr>
+          </w:p>
+        </w:tc>
+        <w:tc>
+          <w:tcPr>
+            <w:tcW w:w="3797" w:type="dxa"/>
+          </w:tcPr>
+          <w:p>
+            <w:pPr>
+              <w:pStyle w:val="a8"/>
+              <w:rPr>
+                <w:rFonts w:ascii="TH SarabunIT๙" w:eastAsia="Calibri" w:hAnsi="TH SarabunIT๙" w:cs="TH SarabunIT๙"/>
+                <w:szCs w:val="32"/>
+              </w:rPr>
+            </w:pPr>
+          </w:p>
+        </w:tc>
+        <w:tc>
+          <w:tcPr>
+            <w:tcW w:w="1426" w:type="dxa"/>
+          </w:tcPr>
+          <w:p>
+            <w:pPr>
+              <w:pStyle w:val="a8"/>
+              <w:jc w:val="center"/>
+              <w:rPr>
+                <w:rFonts w:ascii="TH SarabunIT๙" w:eastAsia="Calibri" w:hAnsi="TH SarabunIT๙" w:cs="TH SarabunIT๙"/>
+                <w:szCs w:val="32"/>
+              </w:rPr>
+            </w:pPr>
+          </w:p>
+        </w:tc>
+        <w:tc>
+          <w:tcPr>
+            <w:tcW w:w="1426" w:type="dxa"/>
+          </w:tcPr>
+          <w:p>
+            <w:pPr>
+              <w:pStyle w:val="a8"/>
+              <w:jc w:val="center"/>
+              <w:rPr>
+                <w:rFonts w:ascii="TH SarabunIT๙" w:eastAsia="Calibri" w:hAnsi="TH SarabunIT๙" w:cs="TH SarabunIT๙"/>
+                <w:szCs w:val="32"/>
+              </w:rPr>
+            </w:pPr>
+          </w:p>
+        </w:tc>
+        <w:tc>
+          <w:tcPr>
+            <w:tcW w:w="2494" w:type="dxa"/>
+            <w:vMerge/>
+          </w:tcPr>
+          <w:p>
+            <w:pPr>
+              <w:pStyle w:val="a8"/>
+              <w:rPr>
+                <w:rFonts w:ascii="TH SarabunIT๙" w:hAnsi="TH SarabunIT๙" w:cs="TH SarabunIT๙"/>
+                <w:noProof/>
+                <w:szCs w:val="32"/>
+              </w:rPr>
+            </w:pPr>
           </w:p>
         </w:tc>
       </w:tr>

--- a/assets/templates/master_template.docx
+++ b/assets/templates/master_template.docx
@@ -45,7 +45,7 @@
           <v:shape id="_x0000_s1028" type="#_x0000_t75" alt="" style="position:absolute;left:0;text-align:left;margin-left:-3.15pt;margin-top:-15.85pt;width:53.4pt;height:57.75pt;z-index:251663360;mso-wrap-edited:f;mso-width-percent:0;mso-height-percent:0;mso-position-horizontal-relative:text;mso-position-vertical-relative:text;mso-width-percent:0;mso-height-percent:0" fillcolor="window">
             <v:imagedata r:id="rId6" o:title=""/>
           </v:shape>
-          <o:OLEObject Type="Embed" ProgID="Word.Picture.8" ShapeID="_x0000_s1028" DrawAspect="Content" ObjectID="_1844726324" r:id="rId7"/>
+          <o:OLEObject Type="Embed" ProgID="Word.Picture.8" ShapeID="_x0000_s1028" DrawAspect="Content" ObjectID="_1844768707" r:id="rId7"/>
         </w:object>
       </w:r>
       <w:r>
@@ -1463,7 +1463,7 @@
               </wp:anchor>
             </w:drawing>
           </mc:Choice>
-          <mc:Fallback xmlns:w16sdtfl="http://schemas.microsoft.com/office/word/2024/wordml/sdtformatlock" xmlns:w16du="http://schemas.microsoft.com/office/word/2023/wordml/word16du">
+          <mc:Fallback xmlns:w16du="http://schemas.microsoft.com/office/word/2023/wordml/word16du" xmlns:w16sdtfl="http://schemas.microsoft.com/office/word/2024/wordml/sdtformatlock">
             <w:pict>
               <v:rect w14:anchorId="327BB130" id="สี่เหลี่ยมผืนผ้า 1" o:spid="_x0000_s1026" style="position:absolute;margin-left:277.5pt;margin-top:.7pt;width:19.2pt;height:16.8pt;z-index:251661312;visibility:visible;mso-wrap-style:square;mso-width-percent:0;mso-height-percent:0;mso-wrap-distance-left:9pt;mso-wrap-distance-top:0;mso-wrap-distance-right:9pt;mso-wrap-distance-bottom:0;mso-position-horizontal:absolute;mso-position-horizontal-relative:text;mso-position-vertical:absolute;mso-position-vertical-relative:text;mso-width-percent:0;mso-height-percent:0;mso-width-relative:margin;mso-height-relative:margin;v-text-anchor:middle" o:gfxdata="UEsDBBQABgAIAAAAIQC2gziS/gAAAOEBAAATAAAAW0NvbnRlbnRfVHlwZXNdLnhtbJSRQU7DMBBF 90jcwfIWJU67QAgl6YK0S0CoHGBkTxKLZGx5TGhvj5O2G0SRWNoz/78nu9wcxkFMGNg6quQqL6RA 0s5Y6ir5vt9lD1JwBDIwOMJKHpHlpr69KfdHjyxSmriSfYz+USnWPY7AufNIadK6MEJMx9ApD/oD OlTrorhX2lFEilmcO2RdNtjC5xDF9pCuTyYBB5bi6bQ4syoJ3g9WQ0ymaiLzg5KdCXlKLjvcW893 SUOqXwnz5DrgnHtJTxOsQfEKIT7DmDSUCaxw7Rqn8787ZsmRM9e2VmPeBN4uqYvTtW7jvijg9N/y JsXecLq0q+WD6m8AAAD//wMAUEsDBBQABgAIAAAAIQA4/SH/1gAAAJQBAAALAAAAX3JlbHMvLnJl bHOkkMFqwzAMhu+DvYPRfXGawxijTi+j0GvpHsDYimMaW0Yy2fr2M4PBMnrbUb/Q94l/f/hMi1qR JVI2sOt6UJgd+ZiDgffL8ekFlFSbvV0oo4EbChzGx4f9GRdb25HMsYhqlCwG5lrLq9biZkxWOiqY 22YiTra2kYMu1l1tQD30/bPm3wwYN0x18gb45AdQl1tp5j/sFB2T0FQ7R0nTNEV3j6o9feQzro1i OWA14Fm+Q8a1a8+Bvu/d/dMb2JY5uiPbhG/ktn4cqGU/er3pcvwCAAD//wMAUEsDBBQABgAIAAAA IQB07N6JRQIAAOMEAAAOAAAAZHJzL2Uyb0RvYy54bWysVFFvGjEMfp+0/xDlfRwHrOsQR4WoOk1C LRqd+hxyCZyWizMncLBfPycHB+qqPUx7CfbZnx1/+czk7lAbtlfoK7AFz3t9zpSVUFZ2U/Dvzw8f bjnzQdhSGLCq4Efl+d30/btJ48ZqAFswpUJGRawfN67g2xDcOMu83Kpa+B44ZSmoAWsRyMVNVqJo qHptskG/f5M1gKVDkMp7+nrfBvk01ddayfCktVeBmYLT3UI6MZ3reGbTiRhvULhtJU/XEP9wi1pU lpp2pe5FEGyH1R+l6koieNChJ6HOQOtKqjQDTZP3X02z2gqn0ixEjncdTf7/lZWP+5VbItHQOD/2 ZMYpDhrr+Ev3Y4dE1rEjSx0Ck/RxMBrejohSSaFBPhzeJDKzC9ihD18U1CwaBUd6i0SR2C98oIaU ek4h59I+WeFoVLyBsd+UZlUZGyZ0UoaaG2R7QW9a/sjjG1KtlBkhujKmA+VvgUw4g065EaaSWjpg /y3gpVuXnTqCDR2wrizg38G6zT9P3c4ax15DeVwiQ2h16p18qIi8hfBhKZCESXzTsoUnOrSBpuBw sjjbAv5663vMJ71QlLOGhF5w/3MnUHFmvlpS0ud8FJ8xJGf08dOAHLyOrK8jdlfPgXjPaa2dTGbM D+ZsaoT6hXZyFrtSSFhJvQsuA56deWgXkLZaqtkspdE2OBEWduVkLB5ZjeJ4PrwIdCcFBZLeI5yX QoxfCanNjUgLs10AXSWVXXg98U2blARz2vq4qtd+yrr8N01/AwAA//8DAFBLAwQUAAYACAAAACEA yC1c+90AAAAIAQAADwAAAGRycy9kb3ducmV2LnhtbEyPQU/DMAyF70j8h8hI3FgKo2MrTacJwQm0 ibEDx6wxbUXiVEnWdv8ec4Kb7ff0/L1yPTkrBgyx86TgdpaBQKq96ahRcPh4uVmCiEmT0dYTKjhj hHV1eVHqwviR3nHYp0ZwCMVCK2hT6gspY92i03HmeyTWvnxwOvEaGmmCHjncWXmXZQvpdEf8odU9 PrVYf+9PToHfdWe7Cavt8IYPn6+7lI3T4lmp66tp8wgi4ZT+zPCLz+hQMdPRn8hEYRXkec5dEgv3 IFjPV3MejgrmfJdVKf8XqH4AAAD//wMAUEsBAi0AFAAGAAgAAAAhALaDOJL+AAAA4QEAABMAAAAA AAAAAAAAAAAAAAAAAFtDb250ZW50X1R5cGVzXS54bWxQSwECLQAUAAYACAAAACEAOP0h/9YAAACU AQAACwAAAAAAAAAAAAAAAAAvAQAAX3JlbHMvLnJlbHNQSwECLQAUAAYACAAAACEAdOzeiUUCAADj BAAADgAAAAAAAAAAAAAAAAAuAgAAZHJzL2Uyb0RvYy54bWxQSwECLQAUAAYACAAAACEAyC1c+90A AAAIAQAADwAAAAAAAAAAAAAAAACfBAAAZHJzL2Rvd25yZXYueG1sUEsFBgAAAAAEAAQA8wAAAKkF AAAAAA== " fillcolor="white [3201]" strokecolor="black [3200]" strokeweight="1pt"/>
             </w:pict>
@@ -1580,7 +1580,7 @@
               </wp:anchor>
             </w:drawing>
           </mc:Choice>
-          <mc:Fallback xmlns:w16sdtfl="http://schemas.microsoft.com/office/word/2024/wordml/sdtformatlock" xmlns:w16du="http://schemas.microsoft.com/office/word/2023/wordml/word16du">
+          <mc:Fallback xmlns:w16du="http://schemas.microsoft.com/office/word/2023/wordml/word16du" xmlns:w16sdtfl="http://schemas.microsoft.com/office/word/2024/wordml/sdtformatlock">
             <w:pict>
               <v:rect w14:anchorId="22A0BA45" id="สี่เหลี่ยมผืนผ้า 1" o:spid="_x0000_s1026" style="position:absolute;margin-left:276.9pt;margin-top:.9pt;width:19.8pt;height:16.8pt;z-index:251664384;visibility:visible;mso-wrap-style:square;mso-width-percent:0;mso-height-percent:0;mso-wrap-distance-left:9pt;mso-wrap-distance-top:0;mso-wrap-distance-right:9pt;mso-wrap-distance-bottom:0;mso-position-horizontal:absolute;mso-position-horizontal-relative:text;mso-position-vertical:absolute;mso-position-vertical-relative:text;mso-width-percent:0;mso-height-percent:0;mso-width-relative:margin;mso-height-relative:margin;v-text-anchor:middle" o:gfxdata="UEsDBBQABgAIAAAAIQC2gziS/gAAAOEBAAATAAAAW0NvbnRlbnRfVHlwZXNdLnhtbJSRQU7DMBBF 90jcwfIWJU67QAgl6YK0S0CoHGBkTxKLZGx5TGhvj5O2G0SRWNoz/78nu9wcxkFMGNg6quQqL6RA 0s5Y6ir5vt9lD1JwBDIwOMJKHpHlpr69KfdHjyxSmriSfYz+USnWPY7AufNIadK6MEJMx9ApD/oD OlTrorhX2lFEilmcO2RdNtjC5xDF9pCuTyYBB5bi6bQ4syoJ3g9WQ0ymaiLzg5KdCXlKLjvcW893 SUOqXwnz5DrgnHtJTxOsQfEKIT7DmDSUCaxw7Rqn8787ZsmRM9e2VmPeBN4uqYvTtW7jvijg9N/y JsXecLq0q+WD6m8AAAD//wMAUEsDBBQABgAIAAAAIQA4/SH/1gAAAJQBAAALAAAAX3JlbHMvLnJl bHOkkMFqwzAMhu+DvYPRfXGawxijTi+j0GvpHsDYimMaW0Yy2fr2M4PBMnrbUb/Q94l/f/hMi1qR JVI2sOt6UJgd+ZiDgffL8ekFlFSbvV0oo4EbChzGx4f9GRdb25HMsYhqlCwG5lrLq9biZkxWOiqY 22YiTra2kYMu1l1tQD30/bPm3wwYN0x18gb45AdQl1tp5j/sFB2T0FQ7R0nTNEV3j6o9feQzro1i OWA14Fm+Q8a1a8+Bvu/d/dMb2JY5uiPbhG/ktn4cqGU/er3pcvwCAAD//wMAUEsDBBQABgAIAAAA IQDM7eniQwIAAOMEAAAOAAAAZHJzL2Uyb0RvYy54bWysVE1v2zAMvQ/YfxB0Xx2nabcZdYqgRYcB RRusHXpWZak2JosapcTJfv0o+SNBV+ww7KKQIh8pPj/m4nLXGrZV6BuwJc9PZpwpK6Fq7EvJvz/e fPjEmQ/CVsKAVSXfK88vl+/fXXSuUHOowVQKGRWxvuhcyesQXJFlXtaqFf4EnLIU1ICtCOTiS1ah 6Kh6a7L5bHaedYCVQ5DKe7q97oN8meprrWS419qrwEzJ6W0hnZjO53hmywtRvKBwdSOHZ4h/eEUr GktNp1LXIgi2weaPUm0jETzocCKhzUDrRqo0A02Tz15N81ALp9IsRI53E03+/5WVd9sHt0aioXO+ 8GTGKXYa2/hL72O7RNZ+IkvtApN0OT/LF+dEqaTQPD89JZuqZAewQx++KGhZNEqO9C0SRWJ760Of OqYQ7tA+WWFvVHyBsd+UZk0VGyZ0Uoa6Msi2gr5p9SMf2qbMCNGNMRMofwtkwggaciNMJbVMwNlb wEO3KTt1BBsmYNtYwL+DdZ8/Tt3PGsd+hmq/RobQ69Q7edMQebfCh7VAEibxTcsW7unQBrqSw2Bx VgP+eus+5pNeKMpZR0Ivuf+5Eag4M18tKelzvljEzUjO4uzjnBw8jjwfR+ymvQLiPae1djKZMT+Y 0dQI7RPt5Cp2pZCwknqXXAYcnavQLyBttVSrVUqjbXAi3NoHJ2PxyGoUx+PuSaAbFBRIencwLoUo Xgmpz41IC6tNAN0klR14HfimTUo6HbY+ruqxn7IO/03L3wAAAP//AwBQSwMEFAAGAAgAAAAhAMTl OPPdAAAACAEAAA8AAABkcnMvZG93bnJldi54bWxMj8FOwzAMhu9IvENkJG4sha6DlabThOAEYmJw 4Jg1pq1InCrJ2u7tMSc4Wdb36/fnajM7K0YMsfek4HqRgUBqvOmpVfDx/nR1ByImTUZbT6jghBE2 9flZpUvjJ3rDcZ9awSUUS62gS2kopYxNh07HhR+QmH354HTiNbTSBD1xubPyJstW0ume+EKnB3zo sPneH50Cv+tPdhvWr+ML3n4+71I2zatHpS4v5u09iIRz+gvDrz6rQ81OB38kE4VVUBQ5qycGPJgX 63wJ4qAgL5Yg60r+f6D+AQAA//8DAFBLAQItABQABgAIAAAAIQC2gziS/gAAAOEBAAATAAAAAAAA AAAAAAAAAAAAAABbQ29udGVudF9UeXBlc10ueG1sUEsBAi0AFAAGAAgAAAAhADj9If/WAAAAlAEA AAsAAAAAAAAAAAAAAAAALwEAAF9yZWxzLy5yZWxzUEsBAi0AFAAGAAgAAAAhAMzt6eJDAgAA4wQA AA4AAAAAAAAAAAAAAAAALgIAAGRycy9lMm9Eb2MueG1sUEsBAi0AFAAGAAgAAAAhAMTlOPPdAAAA CAEAAA8AAAAAAAAAAAAAAAAAnQQAAGRycy9kb3ducmV2LnhtbFBLBQYAAAAABAAEAPMAAACnBQAA AAA= " fillcolor="white [3201]" strokecolor="black [3200]" strokeweight="1pt"/>
             </w:pict>
@@ -2051,7 +2051,7 @@
           <v:shape id="_x0000_s1027" type="#_x0000_t75" alt="" style="position:absolute;left:0;text-align:left;margin-left:-1.5pt;margin-top:-20.3pt;width:53.4pt;height:57.75pt;z-index:251660288;mso-wrap-edited:f;mso-width-percent:0;mso-height-percent:0;mso-position-horizontal-relative:text;mso-position-vertical-relative:text;mso-width-percent:0;mso-height-percent:0" fillcolor="window">
             <v:imagedata r:id="rId6" o:title=""/>
           </v:shape>
-          <o:OLEObject Type="Embed" ProgID="Word.Picture.8" ShapeID="_x0000_s1027" DrawAspect="Content" ObjectID="_1844726323" r:id="rId8"/>
+          <o:OLEObject Type="Embed" ProgID="Word.Picture.8" ShapeID="_x0000_s1027" DrawAspect="Content" ObjectID="_1844768706" r:id="rId8"/>
         </w:object>
       </w:r>
       <w:r>
@@ -4291,25 +4291,7 @@
                 <w:sz w:val="30"/>
                 <w:szCs w:val="30"/>
               </w:rPr>
-              <w:t>{{</w:t>
-            </w:r>
-            <w:proofErr w:type="spellStart"/>
-            <w:r>
-              <w:rPr>
-                <w:rFonts w:ascii="TH SarabunIT๙" w:eastAsia="Calibri" w:hAnsi="TH SarabunIT๙" w:cs="TH SarabunIT๙"/>
-                <w:sz w:val="30"/>
-                <w:szCs w:val="30"/>
-              </w:rPr>
-              <w:t>unit_price</w:t>
-            </w:r>
-            <w:proofErr w:type="spellEnd"/>
-            <w:r>
-              <w:rPr>
-                <w:rFonts w:ascii="TH SarabunIT๙" w:eastAsia="Calibri" w:hAnsi="TH SarabunIT๙" w:cs="TH SarabunIT๙"/>
-                <w:sz w:val="30"/>
-                <w:szCs w:val="30"/>
-              </w:rPr>
-              <w:t>}}</w:t>
+              <w:t>{{unit_price}}</w:t>
             </w:r>
           </w:p>
         </w:tc>
@@ -20830,7 +20812,7 @@
           <v:shape id="_x0000_s1026" type="#_x0000_t75" alt="" style="position:absolute;left:0;text-align:left;margin-left:-.8pt;margin-top:-20.55pt;width:53.4pt;height:57.75pt;z-index:251662336;mso-wrap-edited:f;mso-width-percent:0;mso-height-percent:0;mso-position-horizontal-relative:text;mso-position-vertical-relative:text;mso-width-percent:0;mso-height-percent:0" fillcolor="window">
             <v:imagedata r:id="rId6" o:title=""/>
           </v:shape>
-          <o:OLEObject Type="Embed" ProgID="Word.Picture.8" ShapeID="_x0000_s1026" DrawAspect="Content" ObjectID="_1844726322" r:id="rId12"/>
+          <o:OLEObject Type="Embed" ProgID="Word.Picture.8" ShapeID="_x0000_s1026" DrawAspect="Content" ObjectID="_1844768705" r:id="rId12"/>
         </w:object>
       </w:r>
       <w:r>
@@ -21831,14 +21813,6 @@
       <w:r>
         <w:rPr>
           <w:rFonts w:ascii="TH SarabunIT๙" w:hAnsi="TH SarabunIT๙" w:cs="TH SarabunIT๙"/>
-          <w:szCs w:val="32"/>
-          <w:cs/>
-        </w:rPr>
-        <w:tab/>
-      </w:r>
-      <w:r>
-        <w:rPr>
-          <w:rFonts w:ascii="TH SarabunIT๙" w:hAnsi="TH SarabunIT๙" w:cs="TH SarabunIT๙" w:hint="cs"/>
           <w:szCs w:val="32"/>
           <w:cs/>
         </w:rPr>
@@ -22938,23 +22912,7 @@
                 <w:rFonts w:ascii="TH SarabunIT๙" w:eastAsia="Calibri" w:hAnsi="TH SarabunIT๙" w:cs="TH SarabunIT๙"/>
                 <w:szCs w:val="32"/>
               </w:rPr>
-              <w:t>{{</w:t>
-            </w:r>
-            <w:proofErr w:type="spellStart"/>
-            <w:r>
-              <w:rPr>
-                <w:rFonts w:ascii="TH SarabunIT๙" w:eastAsia="Calibri" w:hAnsi="TH SarabunIT๙" w:cs="TH SarabunIT๙"/>
-                <w:szCs w:val="32"/>
-              </w:rPr>
-              <w:t>idx</w:t>
-            </w:r>
-            <w:proofErr w:type="spellEnd"/>
-            <w:r>
-              <w:rPr>
-                <w:rFonts w:ascii="TH SarabunIT๙" w:eastAsia="Calibri" w:hAnsi="TH SarabunIT๙" w:cs="TH SarabunIT๙"/>
-                <w:szCs w:val="32"/>
-              </w:rPr>
-              <w:t>}}</w:t>
+              <w:t>{{idx}}</w:t>
             </w:r>
           </w:p>
         </w:tc>

--- a/assets/templates/master_template.docx
+++ b/assets/templates/master_template.docx
@@ -45,7 +45,7 @@
           <v:shape id="_x0000_s1028" type="#_x0000_t75" alt="" style="position:absolute;left:0;text-align:left;margin-left:-3.15pt;margin-top:-15.85pt;width:53.4pt;height:57.75pt;z-index:251663360;mso-wrap-edited:f;mso-width-percent:0;mso-height-percent:0;mso-position-horizontal-relative:text;mso-position-vertical-relative:text;mso-width-percent:0;mso-height-percent:0" fillcolor="window">
             <v:imagedata r:id="rId6" o:title=""/>
           </v:shape>
-          <o:OLEObject Type="Embed" ProgID="Word.Picture.8" ShapeID="_x0000_s1028" DrawAspect="Content" ObjectID="_1844768707" r:id="rId7"/>
+          <o:OLEObject Type="Embed" ProgID="Word.Picture.8" ShapeID="_x0000_s1028" DrawAspect="Content" ObjectID="_1844775612" r:id="rId7"/>
         </w:object>
       </w:r>
       <w:r>
@@ -525,7 +525,7 @@
           <w:sz w:val="32"/>
           <w:szCs w:val="32"/>
         </w:rPr>
-        <w:t>{{purpose_reason}}</w:t>
+        <w:t>{{order_type}}</w:t>
       </w:r>
       <w:r>
         <w:rPr>
@@ -1463,7 +1463,7 @@
               </wp:anchor>
             </w:drawing>
           </mc:Choice>
-          <mc:Fallback xmlns:w16du="http://schemas.microsoft.com/office/word/2023/wordml/word16du" xmlns:w16sdtfl="http://schemas.microsoft.com/office/word/2024/wordml/sdtformatlock">
+          <mc:Fallback xmlns:w16sdtfl="http://schemas.microsoft.com/office/word/2024/wordml/sdtformatlock" xmlns:w16du="http://schemas.microsoft.com/office/word/2023/wordml/word16du">
             <w:pict>
               <v:rect w14:anchorId="327BB130" id="สี่เหลี่ยมผืนผ้า 1" o:spid="_x0000_s1026" style="position:absolute;margin-left:277.5pt;margin-top:.7pt;width:19.2pt;height:16.8pt;z-index:251661312;visibility:visible;mso-wrap-style:square;mso-width-percent:0;mso-height-percent:0;mso-wrap-distance-left:9pt;mso-wrap-distance-top:0;mso-wrap-distance-right:9pt;mso-wrap-distance-bottom:0;mso-position-horizontal:absolute;mso-position-horizontal-relative:text;mso-position-vertical:absolute;mso-position-vertical-relative:text;mso-width-percent:0;mso-height-percent:0;mso-width-relative:margin;mso-height-relative:margin;v-text-anchor:middle" o:gfxdata="UEsDBBQABgAIAAAAIQC2gziS/gAAAOEBAAATAAAAW0NvbnRlbnRfVHlwZXNdLnhtbJSRQU7DMBBF 90jcwfIWJU67QAgl6YK0S0CoHGBkTxKLZGx5TGhvj5O2G0SRWNoz/78nu9wcxkFMGNg6quQqL6RA 0s5Y6ir5vt9lD1JwBDIwOMJKHpHlpr69KfdHjyxSmriSfYz+USnWPY7AufNIadK6MEJMx9ApD/oD OlTrorhX2lFEilmcO2RdNtjC5xDF9pCuTyYBB5bi6bQ4syoJ3g9WQ0ymaiLzg5KdCXlKLjvcW893 SUOqXwnz5DrgnHtJTxOsQfEKIT7DmDSUCaxw7Rqn8787ZsmRM9e2VmPeBN4uqYvTtW7jvijg9N/y JsXecLq0q+WD6m8AAAD//wMAUEsDBBQABgAIAAAAIQA4/SH/1gAAAJQBAAALAAAAX3JlbHMvLnJl bHOkkMFqwzAMhu+DvYPRfXGawxijTi+j0GvpHsDYimMaW0Yy2fr2M4PBMnrbUb/Q94l/f/hMi1qR JVI2sOt6UJgd+ZiDgffL8ekFlFSbvV0oo4EbChzGx4f9GRdb25HMsYhqlCwG5lrLq9biZkxWOiqY 22YiTra2kYMu1l1tQD30/bPm3wwYN0x18gb45AdQl1tp5j/sFB2T0FQ7R0nTNEV3j6o9feQzro1i OWA14Fm+Q8a1a8+Bvu/d/dMb2JY5uiPbhG/ktn4cqGU/er3pcvwCAAD//wMAUEsDBBQABgAIAAAA IQB07N6JRQIAAOMEAAAOAAAAZHJzL2Uyb0RvYy54bWysVFFvGjEMfp+0/xDlfRwHrOsQR4WoOk1C LRqd+hxyCZyWizMncLBfPycHB+qqPUx7CfbZnx1/+czk7lAbtlfoK7AFz3t9zpSVUFZ2U/Dvzw8f bjnzQdhSGLCq4Efl+d30/btJ48ZqAFswpUJGRawfN67g2xDcOMu83Kpa+B44ZSmoAWsRyMVNVqJo qHptskG/f5M1gKVDkMp7+nrfBvk01ddayfCktVeBmYLT3UI6MZ3reGbTiRhvULhtJU/XEP9wi1pU lpp2pe5FEGyH1R+l6koieNChJ6HOQOtKqjQDTZP3X02z2gqn0ixEjncdTf7/lZWP+5VbItHQOD/2 ZMYpDhrr+Ev3Y4dE1rEjSx0Ck/RxMBrejohSSaFBPhzeJDKzC9ihD18U1CwaBUd6i0SR2C98oIaU ek4h59I+WeFoVLyBsd+UZlUZGyZ0UoaaG2R7QW9a/sjjG1KtlBkhujKmA+VvgUw4g065EaaSWjpg /y3gpVuXnTqCDR2wrizg38G6zT9P3c4ax15DeVwiQ2h16p18qIi8hfBhKZCESXzTsoUnOrSBpuBw sjjbAv5663vMJ71QlLOGhF5w/3MnUHFmvlpS0ud8FJ8xJGf08dOAHLyOrK8jdlfPgXjPaa2dTGbM D+ZsaoT6hXZyFrtSSFhJvQsuA56deWgXkLZaqtkspdE2OBEWduVkLB5ZjeJ4PrwIdCcFBZLeI5yX QoxfCanNjUgLs10AXSWVXXg98U2blARz2vq4qtd+yrr8N01/AwAA//8DAFBLAwQUAAYACAAAACEA yC1c+90AAAAIAQAADwAAAGRycy9kb3ducmV2LnhtbEyPQU/DMAyF70j8h8hI3FgKo2MrTacJwQm0 ibEDx6wxbUXiVEnWdv8ec4Kb7ff0/L1yPTkrBgyx86TgdpaBQKq96ahRcPh4uVmCiEmT0dYTKjhj hHV1eVHqwviR3nHYp0ZwCMVCK2hT6gspY92i03HmeyTWvnxwOvEaGmmCHjncWXmXZQvpdEf8odU9 PrVYf+9PToHfdWe7Cavt8IYPn6+7lI3T4lmp66tp8wgi4ZT+zPCLz+hQMdPRn8hEYRXkec5dEgv3 IFjPV3MejgrmfJdVKf8XqH4AAAD//wMAUEsBAi0AFAAGAAgAAAAhALaDOJL+AAAA4QEAABMAAAAA AAAAAAAAAAAAAAAAAFtDb250ZW50X1R5cGVzXS54bWxQSwECLQAUAAYACAAAACEAOP0h/9YAAACU AQAACwAAAAAAAAAAAAAAAAAvAQAAX3JlbHMvLnJlbHNQSwECLQAUAAYACAAAACEAdOzeiUUCAADj BAAADgAAAAAAAAAAAAAAAAAuAgAAZHJzL2Uyb0RvYy54bWxQSwECLQAUAAYACAAAACEAyC1c+90A AAAIAQAADwAAAAAAAAAAAAAAAACfBAAAZHJzL2Rvd25yZXYueG1sUEsFBgAAAAAEAAQA8wAAAKkF AAAAAA== " fillcolor="white [3201]" strokecolor="black [3200]" strokeweight="1pt"/>
             </w:pict>
@@ -1580,7 +1580,7 @@
               </wp:anchor>
             </w:drawing>
           </mc:Choice>
-          <mc:Fallback xmlns:w16du="http://schemas.microsoft.com/office/word/2023/wordml/word16du" xmlns:w16sdtfl="http://schemas.microsoft.com/office/word/2024/wordml/sdtformatlock">
+          <mc:Fallback xmlns:w16sdtfl="http://schemas.microsoft.com/office/word/2024/wordml/sdtformatlock" xmlns:w16du="http://schemas.microsoft.com/office/word/2023/wordml/word16du">
             <w:pict>
               <v:rect w14:anchorId="22A0BA45" id="สี่เหลี่ยมผืนผ้า 1" o:spid="_x0000_s1026" style="position:absolute;margin-left:276.9pt;margin-top:.9pt;width:19.8pt;height:16.8pt;z-index:251664384;visibility:visible;mso-wrap-style:square;mso-width-percent:0;mso-height-percent:0;mso-wrap-distance-left:9pt;mso-wrap-distance-top:0;mso-wrap-distance-right:9pt;mso-wrap-distance-bottom:0;mso-position-horizontal:absolute;mso-position-horizontal-relative:text;mso-position-vertical:absolute;mso-position-vertical-relative:text;mso-width-percent:0;mso-height-percent:0;mso-width-relative:margin;mso-height-relative:margin;v-text-anchor:middle" o:gfxdata="UEsDBBQABgAIAAAAIQC2gziS/gAAAOEBAAATAAAAW0NvbnRlbnRfVHlwZXNdLnhtbJSRQU7DMBBF 90jcwfIWJU67QAgl6YK0S0CoHGBkTxKLZGx5TGhvj5O2G0SRWNoz/78nu9wcxkFMGNg6quQqL6RA 0s5Y6ir5vt9lD1JwBDIwOMJKHpHlpr69KfdHjyxSmriSfYz+USnWPY7AufNIadK6MEJMx9ApD/oD OlTrorhX2lFEilmcO2RdNtjC5xDF9pCuTyYBB5bi6bQ4syoJ3g9WQ0ymaiLzg5KdCXlKLjvcW893 SUOqXwnz5DrgnHtJTxOsQfEKIT7DmDSUCaxw7Rqn8787ZsmRM9e2VmPeBN4uqYvTtW7jvijg9N/y JsXecLq0q+WD6m8AAAD//wMAUEsDBBQABgAIAAAAIQA4/SH/1gAAAJQBAAALAAAAX3JlbHMvLnJl bHOkkMFqwzAMhu+DvYPRfXGawxijTi+j0GvpHsDYimMaW0Yy2fr2M4PBMnrbUb/Q94l/f/hMi1qR JVI2sOt6UJgd+ZiDgffL8ekFlFSbvV0oo4EbChzGx4f9GRdb25HMsYhqlCwG5lrLq9biZkxWOiqY 22YiTra2kYMu1l1tQD30/bPm3wwYN0x18gb45AdQl1tp5j/sFB2T0FQ7R0nTNEV3j6o9feQzro1i OWA14Fm+Q8a1a8+Bvu/d/dMb2JY5uiPbhG/ktn4cqGU/er3pcvwCAAD//wMAUEsDBBQABgAIAAAA IQDM7eniQwIAAOMEAAAOAAAAZHJzL2Uyb0RvYy54bWysVE1v2zAMvQ/YfxB0Xx2nabcZdYqgRYcB RRusHXpWZak2JosapcTJfv0o+SNBV+ww7KKQIh8pPj/m4nLXGrZV6BuwJc9PZpwpK6Fq7EvJvz/e fPjEmQ/CVsKAVSXfK88vl+/fXXSuUHOowVQKGRWxvuhcyesQXJFlXtaqFf4EnLIU1ICtCOTiS1ah 6Kh6a7L5bHaedYCVQ5DKe7q97oN8meprrWS419qrwEzJ6W0hnZjO53hmywtRvKBwdSOHZ4h/eEUr GktNp1LXIgi2weaPUm0jETzocCKhzUDrRqo0A02Tz15N81ALp9IsRI53E03+/5WVd9sHt0aioXO+ 8GTGKXYa2/hL72O7RNZ+IkvtApN0OT/LF+dEqaTQPD89JZuqZAewQx++KGhZNEqO9C0SRWJ760Of OqYQ7tA+WWFvVHyBsd+UZk0VGyZ0Uoa6Msi2gr5p9SMf2qbMCNGNMRMofwtkwggaciNMJbVMwNlb wEO3KTt1BBsmYNtYwL+DdZ8/Tt3PGsd+hmq/RobQ69Q7edMQebfCh7VAEibxTcsW7unQBrqSw2Bx VgP+eus+5pNeKMpZR0Ivuf+5Eag4M18tKelzvljEzUjO4uzjnBw8jjwfR+ymvQLiPae1djKZMT+Y 0dQI7RPt5Cp2pZCwknqXXAYcnavQLyBttVSrVUqjbXAi3NoHJ2PxyGoUx+PuSaAbFBRIencwLoUo Xgmpz41IC6tNAN0klR14HfimTUo6HbY+ruqxn7IO/03L3wAAAP//AwBQSwMEFAAGAAgAAAAhAMTl OPPdAAAACAEAAA8AAABkcnMvZG93bnJldi54bWxMj8FOwzAMhu9IvENkJG4sha6DlabThOAEYmJw 4Jg1pq1InCrJ2u7tMSc4Wdb36/fnajM7K0YMsfek4HqRgUBqvOmpVfDx/nR1ByImTUZbT6jghBE2 9flZpUvjJ3rDcZ9awSUUS62gS2kopYxNh07HhR+QmH354HTiNbTSBD1xubPyJstW0ume+EKnB3zo sPneH50Cv+tPdhvWr+ML3n4+71I2zatHpS4v5u09iIRz+gvDrz6rQ81OB38kE4VVUBQ5qycGPJgX 63wJ4qAgL5Yg60r+f6D+AQAA//8DAFBLAQItABQABgAIAAAAIQC2gziS/gAAAOEBAAATAAAAAAAA AAAAAAAAAAAAAABbQ29udGVudF9UeXBlc10ueG1sUEsBAi0AFAAGAAgAAAAhADj9If/WAAAAlAEA AAsAAAAAAAAAAAAAAAAALwEAAF9yZWxzLy5yZWxzUEsBAi0AFAAGAAgAAAAhAMzt6eJDAgAA4wQA AA4AAAAAAAAAAAAAAAAALgIAAGRycy9lMm9Eb2MueG1sUEsBAi0AFAAGAAgAAAAhAMTlOPPdAAAA CAEAAA8AAAAAAAAAAAAAAAAAnQQAAGRycy9kb3ducmV2LnhtbFBLBQYAAAAABAAEAPMAAACnBQAA AAA= " fillcolor="white [3201]" strokecolor="black [3200]" strokeweight="1pt"/>
             </w:pict>
@@ -2051,7 +2051,7 @@
           <v:shape id="_x0000_s1027" type="#_x0000_t75" alt="" style="position:absolute;left:0;text-align:left;margin-left:-1.5pt;margin-top:-20.3pt;width:53.4pt;height:57.75pt;z-index:251660288;mso-wrap-edited:f;mso-width-percent:0;mso-height-percent:0;mso-position-horizontal-relative:text;mso-position-vertical-relative:text;mso-width-percent:0;mso-height-percent:0" fillcolor="window">
             <v:imagedata r:id="rId6" o:title=""/>
           </v:shape>
-          <o:OLEObject Type="Embed" ProgID="Word.Picture.8" ShapeID="_x0000_s1027" DrawAspect="Content" ObjectID="_1844768706" r:id="rId8"/>
+          <o:OLEObject Type="Embed" ProgID="Word.Picture.8" ShapeID="_x0000_s1027" DrawAspect="Content" ObjectID="_1844775611" r:id="rId8"/>
         </w:object>
       </w:r>
       <w:r>
@@ -2400,7 +2400,7 @@
           <w:sz w:val="32"/>
           <w:szCs w:val="32"/>
         </w:rPr>
-        <w:t>{{purpose_reason}}</w:t>
+        <w:t>{{order_type}}</w:t>
       </w:r>
       <w:r>
         <w:rPr>
@@ -2461,7 +2461,25 @@
           <w:sz w:val="32"/>
           <w:szCs w:val="32"/>
         </w:rPr>
-        <w:t xml:space="preserve"> {{school_name}}</w:t>
+        <w:t xml:space="preserve"> {{</w:t>
+      </w:r>
+      <w:proofErr w:type="spellStart"/>
+      <w:r>
+        <w:rPr>
+          <w:rFonts w:ascii="TH SarabunIT๙" w:hAnsi="TH SarabunIT๙" w:cs="TH SarabunIT๙"/>
+          <w:sz w:val="32"/>
+          <w:szCs w:val="32"/>
+        </w:rPr>
+        <w:t>school_name</w:t>
+      </w:r>
+      <w:proofErr w:type="spellEnd"/>
+      <w:r>
+        <w:rPr>
+          <w:rFonts w:ascii="TH SarabunIT๙" w:hAnsi="TH SarabunIT๙" w:cs="TH SarabunIT๙"/>
+          <w:sz w:val="32"/>
+          <w:szCs w:val="32"/>
+        </w:rPr>
+        <w:t>}}</w:t>
       </w:r>
       <w:r>
         <w:rPr>
@@ -3344,7 +3362,7 @@
           <w:noProof/>
           <w:szCs w:val="32"/>
         </w:rPr>
-        <w:t>{{purpose_reason}}</w:t>
+        <w:t>{{order_type}}</w:t>
       </w:r>
       <w:r>
         <w:rPr>
@@ -3965,7 +3983,7 @@
                 <w:sz w:val="30"/>
                 <w:szCs w:val="30"/>
               </w:rPr>
-              <w:t>{{purpose_reason}}</w:t>
+              <w:t>{{order_type}}</w:t>
             </w:r>
           </w:p>
         </w:tc>
@@ -4463,7 +4481,6 @@
           <w:szCs w:val="32"/>
           <w:cs/>
         </w:rPr>
-        <w:lastRenderedPageBreak/>
         <w:t xml:space="preserve">      </w:t>
       </w:r>
       <w:r>
@@ -4500,6 +4517,7 @@
           <w:szCs w:val="32"/>
           <w:cs/>
         </w:rPr>
+        <w:lastRenderedPageBreak/>
         <w:t xml:space="preserve">     </w:t>
       </w:r>
       <w:r>
@@ -4788,7 +4806,7 @@
           <w:noProof/>
           <w:szCs w:val="32"/>
         </w:rPr>
-        <w:t>{{purpose_reason}}</w:t>
+        <w:t>{{order_type}}</w:t>
       </w:r>
       <w:r>
         <w:rPr>
@@ -5963,7 +5981,7 @@
                       <w:sz w:val="32"/>
                       <w:szCs w:val="32"/>
                     </w:rPr>
-                    <w:t>{{purpose_reason}}</w:t>
+                    <w:t>{{order_type}}</w:t>
                   </w:r>
                 </w:p>
               </w:tc>
@@ -6158,7 +6176,7 @@
                 <w:sz w:val="32"/>
                 <w:szCs w:val="32"/>
               </w:rPr>
-              <w:t>{{purpose_reason}}</w:t>
+              <w:t>{{order_type}}</w:t>
             </w:r>
             <w:r>
               <w:rPr>
@@ -6219,7 +6237,7 @@
                 <w:sz w:val="32"/>
                 <w:szCs w:val="32"/>
               </w:rPr>
-              <w:t>{{purpose_reason}}</w:t>
+              <w:t>{{order_type}}</w:t>
             </w:r>
             <w:r>
               <w:rPr>
@@ -6299,7 +6317,7 @@
                 <w:sz w:val="32"/>
                 <w:szCs w:val="32"/>
               </w:rPr>
-              <w:t>{{purpose_reason}}</w:t>
+              <w:t>{{order_type}}</w:t>
             </w:r>
             <w:r>
               <w:rPr>
@@ -6405,7 +6423,7 @@
                 <w:sz w:val="32"/>
                 <w:szCs w:val="32"/>
               </w:rPr>
-              <w:t>{{purpose_reason}}</w:t>
+              <w:t>{{order_type}}</w:t>
             </w:r>
             <w:r>
               <w:rPr>
@@ -6554,7 +6572,7 @@
                 <w:sz w:val="32"/>
                 <w:szCs w:val="32"/>
               </w:rPr>
-              <w:t>{{purpose_reason}}</w:t>
+              <w:t>{{order_type}}</w:t>
             </w:r>
             <w:r>
               <w:rPr>
@@ -6581,7 +6599,17 @@
                 <w:sz w:val="32"/>
                 <w:szCs w:val="32"/>
               </w:rPr>
-              <w:t>{{purpose_reason}}</w:t>
+              <w:t>{{order_type</w:t>
+            </w:r>
+            <w:proofErr w:type="gramStart"/>
+            <w:r>
+              <w:rPr>
+                <w:rFonts w:ascii="TH SarabunIT๙" w:eastAsia="Times New Roman" w:hAnsi="TH SarabunIT๙" w:cs="TH SarabunIT๙"/>
+                <w:noProof/>
+                <w:sz w:val="32"/>
+                <w:szCs w:val="32"/>
+              </w:rPr>
+              <w:t>}}</w:t>
             </w:r>
             <w:r>
               <w:rPr>
@@ -6592,6 +6620,7 @@
               </w:rPr>
               <w:t>โดยวิธีเฉพาะเจาะจง</w:t>
             </w:r>
+            <w:proofErr w:type="gramEnd"/>
             <w:r>
               <w:rPr>
                 <w:rFonts w:ascii="TH SarabunIT๙" w:eastAsia="Times New Roman" w:hAnsi="TH SarabunIT๙" w:cs="TH SarabunIT๙"/>
@@ -6980,7 +7009,7 @@
                 <w:sz w:val="32"/>
                 <w:szCs w:val="32"/>
               </w:rPr>
-              <w:t>{{purpose_reason}}</w:t>
+              <w:t>{{order_type}}</w:t>
             </w:r>
             <w:r>
               <w:rPr>
@@ -7079,7 +7108,17 @@
                 <w:sz w:val="32"/>
                 <w:szCs w:val="32"/>
               </w:rPr>
-              <w:t>{{purpose_reason}}</w:t>
+              <w:t>{{order_type</w:t>
+            </w:r>
+            <w:proofErr w:type="gramStart"/>
+            <w:r>
+              <w:rPr>
+                <w:rFonts w:ascii="TH SarabunIT๙" w:eastAsia="Times New Roman" w:hAnsi="TH SarabunIT๙" w:cs="TH SarabunIT๙"/>
+                <w:noProof/>
+                <w:sz w:val="32"/>
+                <w:szCs w:val="32"/>
+              </w:rPr>
+              <w:t>}}</w:t>
             </w:r>
             <w:r>
               <w:rPr>
@@ -7090,6 +7129,7 @@
               </w:rPr>
               <w:t>ดังกล่าวข้างต้น</w:t>
             </w:r>
+            <w:proofErr w:type="gramEnd"/>
           </w:p>
           <w:p>
             <w:pPr>
@@ -7718,7 +7758,7 @@
                 <w:sz w:val="32"/>
                 <w:szCs w:val="32"/>
               </w:rPr>
-              <w:t>{{purpose_reason}}</w:t>
+              <w:t>{{order_type}}</w:t>
             </w:r>
           </w:p>
           <w:p>
@@ -9050,7 +9090,7 @@
                 <w:sz w:val="32"/>
                 <w:szCs w:val="32"/>
               </w:rPr>
-              <w:t>{{purpose_reason}}</w:t>
+              <w:t>{{order_type}}</w:t>
             </w:r>
             <w:r>
               <w:rPr>
@@ -9158,7 +9198,7 @@
                 <w:sz w:val="32"/>
                 <w:szCs w:val="32"/>
               </w:rPr>
-              <w:t>{{purpose_reason}}</w:t>
+              <w:t>{{order_type}}</w:t>
             </w:r>
             <w:r>
               <w:rPr>
@@ -9218,7 +9258,27 @@
                 <w:sz w:val="32"/>
                 <w:szCs w:val="32"/>
               </w:rPr>
-              <w:t>{{inspector_title_group}}</w:t>
+              <w:t>{{</w:t>
+            </w:r>
+            <w:proofErr w:type="spellStart"/>
+            <w:r>
+              <w:rPr>
+                <w:rFonts w:ascii="TH SarabunIT๙" w:eastAsia="Times New Roman" w:hAnsi="TH SarabunIT๙" w:cs="TH SarabunIT๙"/>
+                <w:noProof/>
+                <w:sz w:val="32"/>
+                <w:szCs w:val="32"/>
+              </w:rPr>
+              <w:t>inspector_title_group</w:t>
+            </w:r>
+            <w:proofErr w:type="spellEnd"/>
+            <w:r>
+              <w:rPr>
+                <w:rFonts w:ascii="TH SarabunIT๙" w:eastAsia="Times New Roman" w:hAnsi="TH SarabunIT๙" w:cs="TH SarabunIT๙"/>
+                <w:noProof/>
+                <w:sz w:val="32"/>
+                <w:szCs w:val="32"/>
+              </w:rPr>
+              <w:t>}}</w:t>
             </w:r>
             <w:r>
               <w:rPr>
@@ -9236,7 +9296,7 @@
                 <w:sz w:val="32"/>
                 <w:szCs w:val="32"/>
               </w:rPr>
-              <w:t>{{purpose_reason}}{{purpose_reason}}</w:t>
+              <w:t>{{order_type}}{{order_type}}</w:t>
             </w:r>
             <w:r>
               <w:rPr>
@@ -10594,8 +10654,8 @@
         <w:tblLook w:val="04A0" w:firstRow="1" w:lastRow="0" w:firstColumn="1" w:lastColumn="0" w:noHBand="0" w:noVBand="1"/>
       </w:tblPr>
       <w:tblGrid>
-        <w:gridCol w:w="2523"/>
-        <w:gridCol w:w="6973"/>
+        <w:gridCol w:w="2509"/>
+        <w:gridCol w:w="6987"/>
         <w:gridCol w:w="6"/>
         <w:gridCol w:w="6"/>
         <w:gridCol w:w="6"/>
@@ -11310,7 +11370,7 @@
                       <w:sz w:val="32"/>
                       <w:szCs w:val="32"/>
                     </w:rPr>
-                    <w:t>{{purpose_reason}}</w:t>
+                    <w:t>{{order_type}}</w:t>
                   </w:r>
                 </w:p>
               </w:tc>
@@ -11662,7 +11722,7 @@
                 <w:sz w:val="32"/>
                 <w:szCs w:val="32"/>
               </w:rPr>
-              <w:t>{{purpose_reason}}</w:t>
+              <w:t>{{order_type}}</w:t>
             </w:r>
             <w:r>
               <w:rPr>
@@ -11980,7 +12040,7 @@
                       <w:sz w:val="32"/>
                       <w:szCs w:val="32"/>
                     </w:rPr>
-                    <w:t>{{purpose_reason}}</w:t>
+                    <w:t>{{order_type}}</w:t>
                   </w:r>
                 </w:p>
                 <w:p>
@@ -12491,7 +12551,7 @@
                 <w:sz w:val="32"/>
                 <w:szCs w:val="32"/>
               </w:rPr>
-              <w:t>{{purpose_reason}}</w:t>
+              <w:t>{{order_type}}</w:t>
             </w:r>
             <w:r>
               <w:rPr>
@@ -12526,7 +12586,7 @@
                 <w:sz w:val="32"/>
                 <w:szCs w:val="32"/>
               </w:rPr>
-              <w:t>{{purpose_reason}}</w:t>
+              <w:t>{{order_type}}</w:t>
             </w:r>
             <w:r>
               <w:rPr>
@@ -13132,7 +13192,31 @@
                 <w:sz w:val="32"/>
                 <w:szCs w:val="32"/>
               </w:rPr>
-              <w:t>{{purpose_reason}}</w:t>
+              <w:t>{{</w:t>
+            </w:r>
+            <w:proofErr w:type="spellStart"/>
+            <w:r>
+              <w:rPr>
+                <w:rFonts w:ascii="TH SarabunIT๙" w:eastAsia="Times New Roman" w:hAnsi="TH SarabunIT๙" w:cs="TH SarabunIT๙"/>
+                <w:b/>
+                <w:bCs/>
+                <w:noProof/>
+                <w:sz w:val="32"/>
+                <w:szCs w:val="32"/>
+              </w:rPr>
+              <w:t>order_type</w:t>
+            </w:r>
+            <w:proofErr w:type="spellEnd"/>
+            <w:r>
+              <w:rPr>
+                <w:rFonts w:ascii="TH SarabunIT๙" w:eastAsia="Times New Roman" w:hAnsi="TH SarabunIT๙" w:cs="TH SarabunIT๙"/>
+                <w:b/>
+                <w:bCs/>
+                <w:noProof/>
+                <w:sz w:val="32"/>
+                <w:szCs w:val="32"/>
+              </w:rPr>
+              <w:t>}}</w:t>
             </w:r>
             <w:r>
               <w:rPr>
@@ -13266,7 +13350,27 @@
                 <w:sz w:val="32"/>
                 <w:szCs w:val="32"/>
               </w:rPr>
-              <w:t>{{purpose_reason}}</w:t>
+              <w:t>{{</w:t>
+            </w:r>
+            <w:proofErr w:type="spellStart"/>
+            <w:r>
+              <w:rPr>
+                <w:rFonts w:ascii="TH SarabunIT๙" w:eastAsia="Times New Roman" w:hAnsi="TH SarabunIT๙" w:cs="TH SarabunIT๙"/>
+                <w:noProof/>
+                <w:sz w:val="32"/>
+                <w:szCs w:val="32"/>
+              </w:rPr>
+              <w:t>order_type</w:t>
+            </w:r>
+            <w:proofErr w:type="spellEnd"/>
+            <w:r>
+              <w:rPr>
+                <w:rFonts w:ascii="TH SarabunIT๙" w:eastAsia="Times New Roman" w:hAnsi="TH SarabunIT๙" w:cs="TH SarabunIT๙"/>
+                <w:noProof/>
+                <w:sz w:val="32"/>
+                <w:szCs w:val="32"/>
+              </w:rPr>
+              <w:t>}}</w:t>
             </w:r>
             <w:r>
               <w:rPr>
@@ -14284,7 +14388,7 @@
                       <w:sz w:val="36"/>
                       <w:szCs w:val="36"/>
                     </w:rPr>
-                    <w:t>{{purpose_reason}}</w:t>
+                    <w:t>{{order_type}}</w:t>
                   </w:r>
                 </w:p>
               </w:tc>
@@ -14713,7 +14817,7 @@
                             <w:noProof/>
                             <w:sz w:val="28"/>
                           </w:rPr>
-                          <w:t>{{purpose_reason}}</w:t>
+                          <w:t>{{order_type}}</w:t>
                         </w:r>
                         <w:r>
                           <w:rPr>
@@ -15204,7 +15308,7 @@
                       <w:noProof/>
                       <w:sz w:val="28"/>
                     </w:rPr>
-                    <w:t>{{purpose_reason}}</w:t>
+                    <w:t>{{order_type}}</w:t>
                   </w:r>
                   <w:r>
                     <w:rPr>
@@ -15260,9 +15364,9 @@
                     <w:tblLook w:val="04A0" w:firstRow="1" w:lastRow="0" w:firstColumn="1" w:lastColumn="0" w:noHBand="0" w:noVBand="1"/>
                   </w:tblPr>
                   <w:tblGrid>
-                    <w:gridCol w:w="524"/>
-                    <w:gridCol w:w="3088"/>
-                    <w:gridCol w:w="1208"/>
+                    <w:gridCol w:w="532"/>
+                    <w:gridCol w:w="3067"/>
+                    <w:gridCol w:w="1221"/>
                     <w:gridCol w:w="2188"/>
                     <w:gridCol w:w="2199"/>
                   </w:tblGrid>
@@ -15442,7 +15546,7 @@
                             <w:szCs w:val="30"/>
                             <w:lang w:bidi="th-TH"/>
                           </w:rPr>
-                          <w:t>{{purpose_reason}}</w:t>
+                          <w:t>{{order_type}}</w:t>
                         </w:r>
                       </w:p>
                     </w:tc>
@@ -15957,7 +16061,7 @@
                       <w:noProof/>
                       <w:sz w:val="28"/>
                     </w:rPr>
-                    <w:t>{{purpose_reason}}</w:t>
+                    <w:t>{{order_type}}</w:t>
                   </w:r>
                   <w:r>
                     <w:rPr>
@@ -16086,7 +16190,7 @@
                       <w:noProof/>
                       <w:sz w:val="28"/>
                     </w:rPr>
-                    <w:t>{{purpose_reason}}</w:t>
+                    <w:t>{{order_type}}</w:t>
                   </w:r>
                 </w:p>
               </w:tc>
@@ -16530,7 +16634,7 @@
                       <w:noProof/>
                       <w:sz w:val="28"/>
                     </w:rPr>
-                    <w:t>{{purpose_reason}}</w:t>
+                    <w:t>{{order_type}}</w:t>
                   </w:r>
                   <w:r>
                     <w:rPr>
@@ -16646,7 +16750,7 @@
                       <w:noProof/>
                       <w:sz w:val="28"/>
                     </w:rPr>
-                    <w:t>{{purpose_reason}}</w:t>
+                    <w:t>{{order_type}}</w:t>
                   </w:r>
                   <w:r>
                     <w:rPr>
@@ -16669,7 +16773,7 @@
                       <w:noProof/>
                       <w:sz w:val="28"/>
                     </w:rPr>
-                    <w:t>{{purpose_reason}}</w:t>
+                    <w:t>{{order_type}}</w:t>
                   </w:r>
                   <w:r>
                     <w:rPr>
@@ -16919,7 +17023,7 @@
                       <w:noProof/>
                       <w:sz w:val="28"/>
                     </w:rPr>
-                    <w:t>{{purpose_reason}}</w:t>
+                    <w:t>{{order_type}}</w:t>
                   </w:r>
                   <w:r>
                     <w:rPr>
@@ -16951,7 +17055,7 @@
                       <w:noProof/>
                       <w:sz w:val="28"/>
                     </w:rPr>
-                    <w:t>{{purpose_reason}}</w:t>
+                    <w:t>{{order_type}}</w:t>
                   </w:r>
                   <w:r>
                     <w:rPr>
@@ -17015,7 +17119,7 @@
                       <w:noProof/>
                       <w:sz w:val="28"/>
                     </w:rPr>
-                    <w:t>{{purpose_reason}}</w:t>
+                    <w:t>{{order_type}}</w:t>
                   </w:r>
                   <w:r>
                     <w:rPr>
@@ -17038,7 +17142,7 @@
                       <w:noProof/>
                       <w:sz w:val="28"/>
                     </w:rPr>
-                    <w:t>{{purpose_reason}}</w:t>
+                    <w:t>{{order_type}}</w:t>
                   </w:r>
                 </w:p>
                 <w:p>
@@ -17127,7 +17231,6 @@
                       <w:sz w:val="28"/>
                       <w:cs/>
                     </w:rPr>
-                    <w:lastRenderedPageBreak/>
                     <w:t xml:space="preserve">          </w:t>
                   </w:r>
                   <w:r>
@@ -17192,6 +17295,7 @@
                       <w:sz w:val="28"/>
                       <w:cs/>
                     </w:rPr>
+                    <w:lastRenderedPageBreak/>
                     <w:t xml:space="preserve">             </w:t>
                   </w:r>
                   <w:r>
@@ -17836,7 +17940,7 @@
           <w:sz w:val="32"/>
           <w:szCs w:val="32"/>
         </w:rPr>
-        <w:t>{{purpose_reason}}</w:t>
+        <w:t>{{order_type}}</w:t>
       </w:r>
       <w:r>
         <w:rPr>
@@ -18524,7 +18628,7 @@
           <w:sz w:val="32"/>
           <w:szCs w:val="32"/>
         </w:rPr>
-        <w:t>{{purpose_reason}}</w:t>
+        <w:t>{{order_type}}</w:t>
       </w:r>
     </w:p>
     <w:p>
@@ -19061,7 +19165,7 @@
           <w:rFonts w:ascii="TH SarabunIT๙" w:hAnsi="TH SarabunIT๙" w:cs="TH SarabunIT๙"/>
           <w:noProof/>
         </w:rPr>
-        <w:t>{{purpose_reason}}</w:t>
+        <w:t>{{order_type}}</w:t>
       </w:r>
       <w:r>
         <w:rPr>
@@ -19201,7 +19305,7 @@
           <w:noProof/>
           <w:sz w:val="32"/>
         </w:rPr>
-        <w:t>{{purpose_reason}}</w:t>
+        <w:t>{{order_type}}</w:t>
       </w:r>
       <w:r>
         <w:rPr>
@@ -19225,7 +19329,7 @@
           <w:noProof/>
           <w:sz w:val="32"/>
         </w:rPr>
-        <w:t>{{purpose_reason}}</w:t>
+        <w:t>{{order_type}}</w:t>
       </w:r>
       <w:r>
         <w:rPr>
@@ -19709,7 +19813,7 @@
           <w:sz w:val="32"/>
           <w:szCs w:val="32"/>
         </w:rPr>
-        <w:t>{{purpose_reason}}</w:t>
+        <w:t>{{order_type}}</w:t>
       </w:r>
       <w:r>
         <w:rPr>
@@ -19753,7 +19857,27 @@
           <w:sz w:val="32"/>
           <w:szCs w:val="32"/>
         </w:rPr>
-        <w:t>{{date_contract_signed}}</w:t>
+        <w:t>{{</w:t>
+      </w:r>
+      <w:proofErr w:type="spellStart"/>
+      <w:r>
+        <w:rPr>
+          <w:rFonts w:ascii="TH SarabunIT๙" w:hAnsi="TH SarabunIT๙" w:cs="TH SarabunIT๙"/>
+          <w:noProof/>
+          <w:sz w:val="32"/>
+          <w:szCs w:val="32"/>
+        </w:rPr>
+        <w:t>date_contract_signed</w:t>
+      </w:r>
+      <w:proofErr w:type="spellEnd"/>
+      <w:r>
+        <w:rPr>
+          <w:rFonts w:ascii="TH SarabunIT๙" w:hAnsi="TH SarabunIT๙" w:cs="TH SarabunIT๙"/>
+          <w:noProof/>
+          <w:sz w:val="32"/>
+          <w:szCs w:val="32"/>
+        </w:rPr>
+        <w:t>}}</w:t>
       </w:r>
       <w:r>
         <w:rPr>
@@ -19779,7 +19903,25 @@
           <w:sz w:val="32"/>
           <w:szCs w:val="32"/>
         </w:rPr>
-        <w:t xml:space="preserve"> {{school_name}}</w:t>
+        <w:t xml:space="preserve"> {{</w:t>
+      </w:r>
+      <w:proofErr w:type="spellStart"/>
+      <w:r>
+        <w:rPr>
+          <w:rFonts w:ascii="TH SarabunIT๙" w:hAnsi="TH SarabunIT๙" w:cs="TH SarabunIT๙"/>
+          <w:sz w:val="32"/>
+          <w:szCs w:val="32"/>
+        </w:rPr>
+        <w:t>school_name</w:t>
+      </w:r>
+      <w:proofErr w:type="spellEnd"/>
+      <w:r>
+        <w:rPr>
+          <w:rFonts w:ascii="TH SarabunIT๙" w:hAnsi="TH SarabunIT๙" w:cs="TH SarabunIT๙"/>
+          <w:sz w:val="32"/>
+          <w:szCs w:val="32"/>
+        </w:rPr>
+        <w:t>}}</w:t>
       </w:r>
       <w:r>
         <w:rPr>
@@ -19815,7 +19957,7 @@
           <w:sz w:val="32"/>
           <w:szCs w:val="32"/>
         </w:rPr>
-        <w:t>{{purpose_reason}}</w:t>
+        <w:t>{{order_type}}</w:t>
       </w:r>
       <w:r>
         <w:rPr>
@@ -20032,7 +20174,7 @@
           <w:szCs w:val="32"/>
         </w:rPr>
         <w:pict w14:anchorId="190A5A0B">
-          <v:shape id="_x0000_i1030" type="#_x0000_t75" alt="" style="width:20pt;height:19pt;mso-width-percent:0;mso-height-percent:0;mso-width-percent:0;mso-height-percent:0">
+          <v:shape id="_x0000_i1030" type="#_x0000_t75" alt="" style="width:19.55pt;height:19.55pt;mso-width-percent:0;mso-height-percent:0;mso-width-percent:0;mso-height-percent:0">
             <v:imagedata r:id="rId10" o:title=""/>
           </v:shape>
         </w:pict>
@@ -20071,7 +20213,7 @@
           <w:szCs w:val="32"/>
         </w:rPr>
         <w:pict w14:anchorId="79866372">
-          <v:shape id="_x0000_i1029" type="#_x0000_t75" alt="" style="width:20pt;height:19pt;mso-width-percent:0;mso-height-percent:0;mso-width-percent:0;mso-height-percent:0">
+          <v:shape id="_x0000_i1029" type="#_x0000_t75" alt="" style="width:19.55pt;height:19.55pt;mso-width-percent:0;mso-height-percent:0;mso-width-percent:0;mso-height-percent:0">
             <v:imagedata r:id="rId10" o:title=""/>
           </v:shape>
         </w:pict>
@@ -20110,7 +20252,7 @@
           <w:szCs w:val="32"/>
         </w:rPr>
         <w:pict w14:anchorId="373373D6">
-          <v:shape id="_x0000_i1028" type="#_x0000_t75" alt="" style="width:20pt;height:19pt;mso-width-percent:0;mso-height-percent:0;mso-width-percent:0;mso-height-percent:0">
+          <v:shape id="_x0000_i1028" type="#_x0000_t75" alt="" style="width:19.55pt;height:19.55pt;mso-width-percent:0;mso-height-percent:0;mso-width-percent:0;mso-height-percent:0">
             <v:imagedata r:id="rId11" o:title=""/>
           </v:shape>
         </w:pict>
@@ -20167,7 +20309,7 @@
           <w:szCs w:val="32"/>
         </w:rPr>
         <w:pict w14:anchorId="1F2D7891">
-          <v:shape id="_x0000_i1027" type="#_x0000_t75" alt="" style="width:20pt;height:19pt;mso-width-percent:0;mso-height-percent:0;mso-width-percent:0;mso-height-percent:0">
+          <v:shape id="_x0000_i1027" type="#_x0000_t75" alt="" style="width:19.55pt;height:19.55pt;mso-width-percent:0;mso-height-percent:0;mso-width-percent:0;mso-height-percent:0">
             <v:imagedata r:id="rId11" o:title=""/>
           </v:shape>
         </w:pict>
@@ -20206,7 +20348,7 @@
           <w:szCs w:val="32"/>
         </w:rPr>
         <w:pict w14:anchorId="78F99DD4">
-          <v:shape id="_x0000_i1026" type="#_x0000_t75" alt="" style="width:20pt;height:19pt;mso-width-percent:0;mso-height-percent:0;mso-width-percent:0;mso-height-percent:0">
+          <v:shape id="_x0000_i1026" type="#_x0000_t75" alt="" style="width:19.55pt;height:19.55pt;mso-width-percent:0;mso-height-percent:0;mso-width-percent:0;mso-height-percent:0">
             <v:imagedata r:id="rId10" o:title=""/>
           </v:shape>
         </w:pict>
@@ -20812,7 +20954,7 @@
           <v:shape id="_x0000_s1026" type="#_x0000_t75" alt="" style="position:absolute;left:0;text-align:left;margin-left:-.8pt;margin-top:-20.55pt;width:53.4pt;height:57.75pt;z-index:251662336;mso-wrap-edited:f;mso-width-percent:0;mso-height-percent:0;mso-position-horizontal-relative:text;mso-position-vertical-relative:text;mso-width-percent:0;mso-height-percent:0" fillcolor="window">
             <v:imagedata r:id="rId6" o:title=""/>
           </v:shape>
-          <o:OLEObject Type="Embed" ProgID="Word.Picture.8" ShapeID="_x0000_s1026" DrawAspect="Content" ObjectID="_1844768705" r:id="rId12"/>
+          <o:OLEObject Type="Embed" ProgID="Word.Picture.8" ShapeID="_x0000_s1026" DrawAspect="Content" ObjectID="_1844775610" r:id="rId12"/>
         </w:object>
       </w:r>
       <w:r>
@@ -21144,7 +21286,7 @@
           <w:sz w:val="32"/>
           <w:szCs w:val="32"/>
         </w:rPr>
-        <w:t>{{purpose_reason}}</w:t>
+        <w:t>{{order_type}}</w:t>
       </w:r>
       <w:r>
         <w:rPr>
@@ -21180,7 +21322,7 @@
           <w:sz w:val="32"/>
           <w:szCs w:val="32"/>
         </w:rPr>
-        <w:t>{{purpose_reason}}</w:t>
+        <w:t>{{order_type}}</w:t>
       </w:r>
       <w:r>
         <w:rPr>
@@ -21224,7 +21366,27 @@
           <w:sz w:val="32"/>
           <w:szCs w:val="32"/>
         </w:rPr>
-        <w:t>{{date_contract_signed}}</w:t>
+        <w:t>{{</w:t>
+      </w:r>
+      <w:proofErr w:type="spellStart"/>
+      <w:r>
+        <w:rPr>
+          <w:rFonts w:ascii="TH SarabunIT๙" w:hAnsi="TH SarabunIT๙" w:cs="TH SarabunIT๙"/>
+          <w:noProof/>
+          <w:sz w:val="32"/>
+          <w:szCs w:val="32"/>
+        </w:rPr>
+        <w:t>date_contract_signed</w:t>
+      </w:r>
+      <w:proofErr w:type="spellEnd"/>
+      <w:r>
+        <w:rPr>
+          <w:rFonts w:ascii="TH SarabunIT๙" w:hAnsi="TH SarabunIT๙" w:cs="TH SarabunIT๙"/>
+          <w:noProof/>
+          <w:sz w:val="32"/>
+          <w:szCs w:val="32"/>
+        </w:rPr>
+        <w:t>}}</w:t>
       </w:r>
       <w:r>
         <w:rPr>
@@ -23021,7 +23183,7 @@
                 <w:noProof/>
                 <w:szCs w:val="32"/>
               </w:rPr>
-              <w:t>{{purpose_reason}}</w:t>
+              <w:t>{{order_type}}</w:t>
             </w:r>
           </w:p>
         </w:tc>

--- a/assets/templates/master_template.docx
+++ b/assets/templates/master_template.docx
@@ -22,7 +22,7 @@
           <w:sz w:val="32"/>
           <w:szCs w:val="32"/>
         </w:rPr>
-        <w:object w:dxaOrig="1440" w:dyaOrig="1440" w14:anchorId="610D2622">
+        <w:object w:dxaOrig="1440" w:dyaOrig="1440" w14:anchorId="4EC96CC2">
           <v:shapetype id="_x0000_t75" coordsize="21600,21600" o:spt="75" o:preferrelative="t" path="m@4@5l@4@11@9@11@9@5xe" filled="f" stroked="f">
             <v:stroke joinstyle="miter"/>
             <v:formulas>
@@ -45,7 +45,7 @@
           <v:shape id="_x0000_s1028" type="#_x0000_t75" alt="" style="position:absolute;left:0;text-align:left;margin-left:-3.15pt;margin-top:-15.85pt;width:53.4pt;height:57.75pt;z-index:251663360;mso-wrap-edited:f;mso-width-percent:0;mso-height-percent:0;mso-position-horizontal-relative:text;mso-position-vertical-relative:text;mso-width-percent:0;mso-height-percent:0" fillcolor="window">
             <v:imagedata r:id="rId6" o:title=""/>
           </v:shape>
-          <o:OLEObject Type="Embed" ProgID="Word.Picture.8" ShapeID="_x0000_s1028" DrawAspect="Content" ObjectID="_1844775612" r:id="rId7"/>
+          <o:OLEObject Type="Embed" ProgID="Word.Picture.8" ShapeID="_x0000_s1028" DrawAspect="Content" ObjectID="_1844784782" r:id="rId7"/>
         </w:object>
       </w:r>
       <w:r>
@@ -327,7 +327,25 @@
           <w:sz w:val="32"/>
           <w:szCs w:val="32"/>
         </w:rPr>
-        <w:t xml:space="preserve"> {{school_name}}</w:t>
+        <w:t>{{</w:t>
+      </w:r>
+      <w:proofErr w:type="spellStart"/>
+      <w:r>
+        <w:rPr>
+          <w:rFonts w:ascii="TH SarabunIT๙" w:hAnsi="TH SarabunIT๙" w:cs="TH SarabunIT๙"/>
+          <w:sz w:val="32"/>
+          <w:szCs w:val="32"/>
+        </w:rPr>
+        <w:t>school_name</w:t>
+      </w:r>
+      <w:proofErr w:type="spellEnd"/>
+      <w:r>
+        <w:rPr>
+          <w:rFonts w:ascii="TH SarabunIT๙" w:hAnsi="TH SarabunIT๙" w:cs="TH SarabunIT๙"/>
+          <w:sz w:val="32"/>
+          <w:szCs w:val="32"/>
+        </w:rPr>
+        <w:t>}}</w:t>
       </w:r>
       <w:r>
         <w:rPr>
@@ -427,7 +445,25 @@
           <w:sz w:val="32"/>
           <w:szCs w:val="32"/>
         </w:rPr>
-        <w:t xml:space="preserve"> {{school_name}}</w:t>
+        <w:t>{{</w:t>
+      </w:r>
+      <w:proofErr w:type="spellStart"/>
+      <w:r>
+        <w:rPr>
+          <w:rFonts w:ascii="TH SarabunIT๙" w:hAnsi="TH SarabunIT๙" w:cs="TH SarabunIT๙"/>
+          <w:sz w:val="32"/>
+          <w:szCs w:val="32"/>
+        </w:rPr>
+        <w:t>school_name</w:t>
+      </w:r>
+      <w:proofErr w:type="spellEnd"/>
+      <w:r>
+        <w:rPr>
+          <w:rFonts w:ascii="TH SarabunIT๙" w:hAnsi="TH SarabunIT๙" w:cs="TH SarabunIT๙"/>
+          <w:sz w:val="32"/>
+          <w:szCs w:val="32"/>
+        </w:rPr>
+        <w:t>}}</w:t>
       </w:r>
       <w:r>
         <w:rPr>
@@ -628,7 +664,7 @@
           <w:sz w:val="32"/>
           <w:szCs w:val="32"/>
         </w:rPr>
-        <w:t xml:space="preserve"> {{owner_name}}</w:t>
+        <w:t>{{owner_name}}</w:t>
       </w:r>
       <w:r>
         <w:rPr>
@@ -708,7 +744,29 @@
           <w:sz w:val="32"/>
           <w:szCs w:val="32"/>
         </w:rPr>
-        <w:t xml:space="preserve"> {{school_name}}</w:t>
+        <w:t>{{</w:t>
+      </w:r>
+      <w:proofErr w:type="spellStart"/>
+      <w:r>
+        <w:rPr>
+          <w:rFonts w:ascii="TH SarabunIT๙" w:hAnsi="TH SarabunIT๙" w:cs="TH SarabunIT๙"/>
+          <w:b/>
+          <w:bCs/>
+          <w:sz w:val="32"/>
+          <w:szCs w:val="32"/>
+        </w:rPr>
+        <w:t>school_name</w:t>
+      </w:r>
+      <w:proofErr w:type="spellEnd"/>
+      <w:r>
+        <w:rPr>
+          <w:rFonts w:ascii="TH SarabunIT๙" w:hAnsi="TH SarabunIT๙" w:cs="TH SarabunIT๙"/>
+          <w:b/>
+          <w:bCs/>
+          <w:sz w:val="32"/>
+          <w:szCs w:val="32"/>
+        </w:rPr>
+        <w:t>}}</w:t>
       </w:r>
       <w:r>
         <w:rPr>
@@ -1463,7 +1521,7 @@
               </wp:anchor>
             </w:drawing>
           </mc:Choice>
-          <mc:Fallback xmlns:w16sdtfl="http://schemas.microsoft.com/office/word/2024/wordml/sdtformatlock" xmlns:w16du="http://schemas.microsoft.com/office/word/2023/wordml/word16du">
+          <mc:Fallback xmlns:w16du="http://schemas.microsoft.com/office/word/2023/wordml/word16du" xmlns:w16sdtfl="http://schemas.microsoft.com/office/word/2024/wordml/sdtformatlock">
             <w:pict>
               <v:rect w14:anchorId="327BB130" id="สี่เหลี่ยมผืนผ้า 1" o:spid="_x0000_s1026" style="position:absolute;margin-left:277.5pt;margin-top:.7pt;width:19.2pt;height:16.8pt;z-index:251661312;visibility:visible;mso-wrap-style:square;mso-width-percent:0;mso-height-percent:0;mso-wrap-distance-left:9pt;mso-wrap-distance-top:0;mso-wrap-distance-right:9pt;mso-wrap-distance-bottom:0;mso-position-horizontal:absolute;mso-position-horizontal-relative:text;mso-position-vertical:absolute;mso-position-vertical-relative:text;mso-width-percent:0;mso-height-percent:0;mso-width-relative:margin;mso-height-relative:margin;v-text-anchor:middle" o:gfxdata="UEsDBBQABgAIAAAAIQC2gziS/gAAAOEBAAATAAAAW0NvbnRlbnRfVHlwZXNdLnhtbJSRQU7DMBBF 90jcwfIWJU67QAgl6YK0S0CoHGBkTxKLZGx5TGhvj5O2G0SRWNoz/78nu9wcxkFMGNg6quQqL6RA 0s5Y6ir5vt9lD1JwBDIwOMJKHpHlpr69KfdHjyxSmriSfYz+USnWPY7AufNIadK6MEJMx9ApD/oD OlTrorhX2lFEilmcO2RdNtjC5xDF9pCuTyYBB5bi6bQ4syoJ3g9WQ0ymaiLzg5KdCXlKLjvcW893 SUOqXwnz5DrgnHtJTxOsQfEKIT7DmDSUCaxw7Rqn8787ZsmRM9e2VmPeBN4uqYvTtW7jvijg9N/y JsXecLq0q+WD6m8AAAD//wMAUEsDBBQABgAIAAAAIQA4/SH/1gAAAJQBAAALAAAAX3JlbHMvLnJl bHOkkMFqwzAMhu+DvYPRfXGawxijTi+j0GvpHsDYimMaW0Yy2fr2M4PBMnrbUb/Q94l/f/hMi1qR JVI2sOt6UJgd+ZiDgffL8ekFlFSbvV0oo4EbChzGx4f9GRdb25HMsYhqlCwG5lrLq9biZkxWOiqY 22YiTra2kYMu1l1tQD30/bPm3wwYN0x18gb45AdQl1tp5j/sFB2T0FQ7R0nTNEV3j6o9feQzro1i OWA14Fm+Q8a1a8+Bvu/d/dMb2JY5uiPbhG/ktn4cqGU/er3pcvwCAAD//wMAUEsDBBQABgAIAAAA IQB07N6JRQIAAOMEAAAOAAAAZHJzL2Uyb0RvYy54bWysVFFvGjEMfp+0/xDlfRwHrOsQR4WoOk1C LRqd+hxyCZyWizMncLBfPycHB+qqPUx7CfbZnx1/+czk7lAbtlfoK7AFz3t9zpSVUFZ2U/Dvzw8f bjnzQdhSGLCq4Efl+d30/btJ48ZqAFswpUJGRawfN67g2xDcOMu83Kpa+B44ZSmoAWsRyMVNVqJo qHptskG/f5M1gKVDkMp7+nrfBvk01ddayfCktVeBmYLT3UI6MZ3reGbTiRhvULhtJU/XEP9wi1pU lpp2pe5FEGyH1R+l6koieNChJ6HOQOtKqjQDTZP3X02z2gqn0ixEjncdTf7/lZWP+5VbItHQOD/2 ZMYpDhrr+Ev3Y4dE1rEjSx0Ck/RxMBrejohSSaFBPhzeJDKzC9ihD18U1CwaBUd6i0SR2C98oIaU ek4h59I+WeFoVLyBsd+UZlUZGyZ0UoaaG2R7QW9a/sjjG1KtlBkhujKmA+VvgUw4g065EaaSWjpg /y3gpVuXnTqCDR2wrizg38G6zT9P3c4ax15DeVwiQ2h16p18qIi8hfBhKZCESXzTsoUnOrSBpuBw sjjbAv5663vMJ71QlLOGhF5w/3MnUHFmvlpS0ud8FJ8xJGf08dOAHLyOrK8jdlfPgXjPaa2dTGbM D+ZsaoT6hXZyFrtSSFhJvQsuA56deWgXkLZaqtkspdE2OBEWduVkLB5ZjeJ4PrwIdCcFBZLeI5yX QoxfCanNjUgLs10AXSWVXXg98U2blARz2vq4qtd+yrr8N01/AwAA//8DAFBLAwQUAAYACAAAACEA yC1c+90AAAAIAQAADwAAAGRycy9kb3ducmV2LnhtbEyPQU/DMAyF70j8h8hI3FgKo2MrTacJwQm0 ibEDx6wxbUXiVEnWdv8ec4Kb7ff0/L1yPTkrBgyx86TgdpaBQKq96ahRcPh4uVmCiEmT0dYTKjhj hHV1eVHqwviR3nHYp0ZwCMVCK2hT6gspY92i03HmeyTWvnxwOvEaGmmCHjncWXmXZQvpdEf8odU9 PrVYf+9PToHfdWe7Cavt8IYPn6+7lI3T4lmp66tp8wgi4ZT+zPCLz+hQMdPRn8hEYRXkec5dEgv3 IFjPV3MejgrmfJdVKf8XqH4AAAD//wMAUEsBAi0AFAAGAAgAAAAhALaDOJL+AAAA4QEAABMAAAAA AAAAAAAAAAAAAAAAAFtDb250ZW50X1R5cGVzXS54bWxQSwECLQAUAAYACAAAACEAOP0h/9YAAACU AQAACwAAAAAAAAAAAAAAAAAvAQAAX3JlbHMvLnJlbHNQSwECLQAUAAYACAAAACEAdOzeiUUCAADj BAAADgAAAAAAAAAAAAAAAAAuAgAAZHJzL2Uyb0RvYy54bWxQSwECLQAUAAYACAAAACEAyC1c+90A AAAIAQAADwAAAAAAAAAAAAAAAACfBAAAZHJzL2Rvd25yZXYueG1sUEsFBgAAAAAEAAQA8wAAAKkF AAAAAA== " fillcolor="white [3201]" strokecolor="black [3200]" strokeweight="1pt"/>
             </w:pict>
@@ -1580,7 +1638,7 @@
               </wp:anchor>
             </w:drawing>
           </mc:Choice>
-          <mc:Fallback xmlns:w16sdtfl="http://schemas.microsoft.com/office/word/2024/wordml/sdtformatlock" xmlns:w16du="http://schemas.microsoft.com/office/word/2023/wordml/word16du">
+          <mc:Fallback xmlns:w16du="http://schemas.microsoft.com/office/word/2023/wordml/word16du" xmlns:w16sdtfl="http://schemas.microsoft.com/office/word/2024/wordml/sdtformatlock">
             <w:pict>
               <v:rect w14:anchorId="22A0BA45" id="สี่เหลี่ยมผืนผ้า 1" o:spid="_x0000_s1026" style="position:absolute;margin-left:276.9pt;margin-top:.9pt;width:19.8pt;height:16.8pt;z-index:251664384;visibility:visible;mso-wrap-style:square;mso-width-percent:0;mso-height-percent:0;mso-wrap-distance-left:9pt;mso-wrap-distance-top:0;mso-wrap-distance-right:9pt;mso-wrap-distance-bottom:0;mso-position-horizontal:absolute;mso-position-horizontal-relative:text;mso-position-vertical:absolute;mso-position-vertical-relative:text;mso-width-percent:0;mso-height-percent:0;mso-width-relative:margin;mso-height-relative:margin;v-text-anchor:middle" o:gfxdata="UEsDBBQABgAIAAAAIQC2gziS/gAAAOEBAAATAAAAW0NvbnRlbnRfVHlwZXNdLnhtbJSRQU7DMBBF 90jcwfIWJU67QAgl6YK0S0CoHGBkTxKLZGx5TGhvj5O2G0SRWNoz/78nu9wcxkFMGNg6quQqL6RA 0s5Y6ir5vt9lD1JwBDIwOMJKHpHlpr69KfdHjyxSmriSfYz+USnWPY7AufNIadK6MEJMx9ApD/oD OlTrorhX2lFEilmcO2RdNtjC5xDF9pCuTyYBB5bi6bQ4syoJ3g9WQ0ymaiLzg5KdCXlKLjvcW893 SUOqXwnz5DrgnHtJTxOsQfEKIT7DmDSUCaxw7Rqn8787ZsmRM9e2VmPeBN4uqYvTtW7jvijg9N/y JsXecLq0q+WD6m8AAAD//wMAUEsDBBQABgAIAAAAIQA4/SH/1gAAAJQBAAALAAAAX3JlbHMvLnJl bHOkkMFqwzAMhu+DvYPRfXGawxijTi+j0GvpHsDYimMaW0Yy2fr2M4PBMnrbUb/Q94l/f/hMi1qR JVI2sOt6UJgd+ZiDgffL8ekFlFSbvV0oo4EbChzGx4f9GRdb25HMsYhqlCwG5lrLq9biZkxWOiqY 22YiTra2kYMu1l1tQD30/bPm3wwYN0x18gb45AdQl1tp5j/sFB2T0FQ7R0nTNEV3j6o9feQzro1i OWA14Fm+Q8a1a8+Bvu/d/dMb2JY5uiPbhG/ktn4cqGU/er3pcvwCAAD//wMAUEsDBBQABgAIAAAA IQDM7eniQwIAAOMEAAAOAAAAZHJzL2Uyb0RvYy54bWysVE1v2zAMvQ/YfxB0Xx2nabcZdYqgRYcB RRusHXpWZak2JosapcTJfv0o+SNBV+ww7KKQIh8pPj/m4nLXGrZV6BuwJc9PZpwpK6Fq7EvJvz/e fPjEmQ/CVsKAVSXfK88vl+/fXXSuUHOowVQKGRWxvuhcyesQXJFlXtaqFf4EnLIU1ICtCOTiS1ah 6Kh6a7L5bHaedYCVQ5DKe7q97oN8meprrWS419qrwEzJ6W0hnZjO53hmywtRvKBwdSOHZ4h/eEUr GktNp1LXIgi2weaPUm0jETzocCKhzUDrRqo0A02Tz15N81ALp9IsRI53E03+/5WVd9sHt0aioXO+ 8GTGKXYa2/hL72O7RNZ+IkvtApN0OT/LF+dEqaTQPD89JZuqZAewQx++KGhZNEqO9C0SRWJ760Of OqYQ7tA+WWFvVHyBsd+UZk0VGyZ0Uoa6Msi2gr5p9SMf2qbMCNGNMRMofwtkwggaciNMJbVMwNlb wEO3KTt1BBsmYNtYwL+DdZ8/Tt3PGsd+hmq/RobQ69Q7edMQebfCh7VAEibxTcsW7unQBrqSw2Bx VgP+eus+5pNeKMpZR0Ivuf+5Eag4M18tKelzvljEzUjO4uzjnBw8jjwfR+ymvQLiPae1djKZMT+Y 0dQI7RPt5Cp2pZCwknqXXAYcnavQLyBttVSrVUqjbXAi3NoHJ2PxyGoUx+PuSaAbFBRIencwLoUo Xgmpz41IC6tNAN0klR14HfimTUo6HbY+ruqxn7IO/03L3wAAAP//AwBQSwMEFAAGAAgAAAAhAMTl OPPdAAAACAEAAA8AAABkcnMvZG93bnJldi54bWxMj8FOwzAMhu9IvENkJG4sha6DlabThOAEYmJw 4Jg1pq1InCrJ2u7tMSc4Wdb36/fnajM7K0YMsfek4HqRgUBqvOmpVfDx/nR1ByImTUZbT6jghBE2 9flZpUvjJ3rDcZ9awSUUS62gS2kopYxNh07HhR+QmH354HTiNbTSBD1xubPyJstW0ume+EKnB3zo sPneH50Cv+tPdhvWr+ML3n4+71I2zatHpS4v5u09iIRz+gvDrz6rQ81OB38kE4VVUBQ5qycGPJgX 63wJ4qAgL5Yg60r+f6D+AQAA//8DAFBLAQItABQABgAIAAAAIQC2gziS/gAAAOEBAAATAAAAAAAA AAAAAAAAAAAAAABbQ29udGVudF9UeXBlc10ueG1sUEsBAi0AFAAGAAgAAAAhADj9If/WAAAAlAEA AAsAAAAAAAAAAAAAAAAALwEAAF9yZWxzLy5yZWxzUEsBAi0AFAAGAAgAAAAhAMzt6eJDAgAA4wQA AA4AAAAAAAAAAAAAAAAALgIAAGRycy9lMm9Eb2MueG1sUEsBAi0AFAAGAAgAAAAhAMTlOPPdAAAA CAEAAA8AAAAAAAAAAAAAAAAAnQQAAGRycy9kb3ducmV2LnhtbFBLBQYAAAAABAAEAPMAAACnBQAA AAA= " fillcolor="white [3201]" strokecolor="black [3200]" strokeweight="1pt"/>
             </w:pict>
@@ -1893,7 +1951,25 @@
           <w:sz w:val="32"/>
           <w:szCs w:val="32"/>
         </w:rPr>
-        <w:t xml:space="preserve"> {{school_name}}</w:t>
+        <w:t>{{</w:t>
+      </w:r>
+      <w:proofErr w:type="spellStart"/>
+      <w:r>
+        <w:rPr>
+          <w:rFonts w:ascii="TH SarabunIT๙" w:hAnsi="TH SarabunIT๙" w:cs="TH SarabunIT๙"/>
+          <w:sz w:val="32"/>
+          <w:szCs w:val="32"/>
+        </w:rPr>
+        <w:t>school_name</w:t>
+      </w:r>
+      <w:proofErr w:type="spellEnd"/>
+      <w:r>
+        <w:rPr>
+          <w:rFonts w:ascii="TH SarabunIT๙" w:hAnsi="TH SarabunIT๙" w:cs="TH SarabunIT๙"/>
+          <w:sz w:val="32"/>
+          <w:szCs w:val="32"/>
+        </w:rPr>
+        <w:t>}}</w:t>
       </w:r>
       <w:r>
         <w:rPr>
@@ -2047,11 +2123,11 @@
           <w:sz w:val="32"/>
           <w:szCs w:val="32"/>
         </w:rPr>
-        <w:object w:dxaOrig="1440" w:dyaOrig="1440" w14:anchorId="78D77043">
+        <w:object w:dxaOrig="1440" w:dyaOrig="1440" w14:anchorId="0336309D">
           <v:shape id="_x0000_s1027" type="#_x0000_t75" alt="" style="position:absolute;left:0;text-align:left;margin-left:-1.5pt;margin-top:-20.3pt;width:53.4pt;height:57.75pt;z-index:251660288;mso-wrap-edited:f;mso-width-percent:0;mso-height-percent:0;mso-position-horizontal-relative:text;mso-position-vertical-relative:text;mso-width-percent:0;mso-height-percent:0" fillcolor="window">
             <v:imagedata r:id="rId6" o:title=""/>
           </v:shape>
-          <o:OLEObject Type="Embed" ProgID="Word.Picture.8" ShapeID="_x0000_s1027" DrawAspect="Content" ObjectID="_1844775611" r:id="rId8"/>
+          <o:OLEObject Type="Embed" ProgID="Word.Picture.8" ShapeID="_x0000_s1027" DrawAspect="Content" ObjectID="_1844784781" r:id="rId8"/>
         </w:object>
       </w:r>
       <w:r>
@@ -2103,7 +2179,7 @@
           <w:noProof/>
           <w:szCs w:val="32"/>
         </w:rPr>
-        <w:t xml:space="preserve"> {{school_name}}</w:t>
+        <w:t>{{school_name}}</w:t>
       </w:r>
       <w:r>
         <w:rPr>
@@ -2274,7 +2350,23 @@
           <w:rFonts w:ascii="TH SarabunIT๙" w:hAnsi="TH SarabunIT๙" w:cs="TH SarabunIT๙"/>
           <w:szCs w:val="32"/>
         </w:rPr>
-        <w:t xml:space="preserve"> {{school_name}}</w:t>
+        <w:t>{{</w:t>
+      </w:r>
+      <w:proofErr w:type="spellStart"/>
+      <w:r>
+        <w:rPr>
+          <w:rFonts w:ascii="TH SarabunIT๙" w:hAnsi="TH SarabunIT๙" w:cs="TH SarabunIT๙"/>
+          <w:szCs w:val="32"/>
+        </w:rPr>
+        <w:t>school_name</w:t>
+      </w:r>
+      <w:proofErr w:type="spellEnd"/>
+      <w:r>
+        <w:rPr>
+          <w:rFonts w:ascii="TH SarabunIT๙" w:hAnsi="TH SarabunIT๙" w:cs="TH SarabunIT๙"/>
+          <w:szCs w:val="32"/>
+        </w:rPr>
+        <w:t>}}</w:t>
       </w:r>
       <w:r>
         <w:rPr>
@@ -2382,7 +2474,25 @@
           <w:sz w:val="32"/>
           <w:szCs w:val="32"/>
         </w:rPr>
-        <w:t xml:space="preserve"> {{school_name}}</w:t>
+        <w:t>{{</w:t>
+      </w:r>
+      <w:proofErr w:type="spellStart"/>
+      <w:r>
+        <w:rPr>
+          <w:rFonts w:ascii="TH SarabunIT๙" w:hAnsi="TH SarabunIT๙" w:cs="TH SarabunIT๙"/>
+          <w:sz w:val="32"/>
+          <w:szCs w:val="32"/>
+        </w:rPr>
+        <w:t>school_name</w:t>
+      </w:r>
+      <w:proofErr w:type="spellEnd"/>
+      <w:r>
+        <w:rPr>
+          <w:rFonts w:ascii="TH SarabunIT๙" w:hAnsi="TH SarabunIT๙" w:cs="TH SarabunIT๙"/>
+          <w:sz w:val="32"/>
+          <w:szCs w:val="32"/>
+        </w:rPr>
+        <w:t>}}</w:t>
       </w:r>
       <w:r>
         <w:rPr>
@@ -2461,7 +2571,7 @@
           <w:sz w:val="32"/>
           <w:szCs w:val="32"/>
         </w:rPr>
-        <w:t xml:space="preserve"> {{</w:t>
+        <w:t>{{</w:t>
       </w:r>
       <w:proofErr w:type="spellStart"/>
       <w:r>
@@ -3159,7 +3269,25 @@
           <w:sz w:val="32"/>
           <w:szCs w:val="32"/>
         </w:rPr>
-        <w:t xml:space="preserve"> {{school_name}}</w:t>
+        <w:t>{{</w:t>
+      </w:r>
+      <w:proofErr w:type="spellStart"/>
+      <w:r>
+        <w:rPr>
+          <w:rFonts w:ascii="TH SarabunIT๙" w:hAnsi="TH SarabunIT๙" w:cs="TH SarabunIT๙"/>
+          <w:sz w:val="32"/>
+          <w:szCs w:val="32"/>
+        </w:rPr>
+        <w:t>school_name</w:t>
+      </w:r>
+      <w:proofErr w:type="spellEnd"/>
+      <w:r>
+        <w:rPr>
+          <w:rFonts w:ascii="TH SarabunIT๙" w:hAnsi="TH SarabunIT๙" w:cs="TH SarabunIT๙"/>
+          <w:sz w:val="32"/>
+          <w:szCs w:val="32"/>
+        </w:rPr>
+        <w:t>}}</w:t>
       </w:r>
       <w:r>
         <w:rPr>
@@ -3414,7 +3542,27 @@
           <w:bCs/>
           <w:szCs w:val="32"/>
         </w:rPr>
-        <w:t xml:space="preserve"> {{school_name}}</w:t>
+        <w:t>{{</w:t>
+      </w:r>
+      <w:proofErr w:type="spellStart"/>
+      <w:r>
+        <w:rPr>
+          <w:rFonts w:ascii="TH SarabunIT๙" w:hAnsi="TH SarabunIT๙" w:cs="TH SarabunIT๙"/>
+          <w:b/>
+          <w:bCs/>
+          <w:szCs w:val="32"/>
+        </w:rPr>
+        <w:t>school_name</w:t>
+      </w:r>
+      <w:proofErr w:type="spellEnd"/>
+      <w:r>
+        <w:rPr>
+          <w:rFonts w:ascii="TH SarabunIT๙" w:hAnsi="TH SarabunIT๙" w:cs="TH SarabunIT๙"/>
+          <w:b/>
+          <w:bCs/>
+          <w:szCs w:val="32"/>
+        </w:rPr>
+        <w:t>}}</w:t>
       </w:r>
       <w:r>
         <w:rPr>
@@ -4926,7 +5074,23 @@
           <w:rFonts w:ascii="TH SarabunIT๙" w:hAnsi="TH SarabunIT๙" w:cs="TH SarabunIT๙"/>
           <w:szCs w:val="32"/>
         </w:rPr>
-        <w:t xml:space="preserve"> {{school_name}}</w:t>
+        <w:t>{{</w:t>
+      </w:r>
+      <w:proofErr w:type="spellStart"/>
+      <w:r>
+        <w:rPr>
+          <w:rFonts w:ascii="TH SarabunIT๙" w:hAnsi="TH SarabunIT๙" w:cs="TH SarabunIT๙"/>
+          <w:szCs w:val="32"/>
+        </w:rPr>
+        <w:t>school_name</w:t>
+      </w:r>
+      <w:proofErr w:type="spellEnd"/>
+      <w:r>
+        <w:rPr>
+          <w:rFonts w:ascii="TH SarabunIT๙" w:hAnsi="TH SarabunIT๙" w:cs="TH SarabunIT๙"/>
+          <w:szCs w:val="32"/>
+        </w:rPr>
+        <w:t>}}</w:t>
       </w:r>
       <w:r>
         <w:rPr>
@@ -4949,12 +5113,28 @@
           <w:rFonts w:ascii="TH SarabunIT๙" w:eastAsia="Times New Roman" w:hAnsi="TH SarabunIT๙" w:cs="TH SarabunIT๙" w:hint="cs"/>
           <w:szCs w:val="32"/>
         </w:rPr>
-        <w:t>{{school_amphoe}}</w:t>
-      </w:r>
+        <w:t>{{</w:t>
+      </w:r>
+      <w:proofErr w:type="spellStart"/>
       <w:r>
         <w:rPr>
           <w:rFonts w:ascii="TH SarabunIT๙" w:eastAsia="Times New Roman" w:hAnsi="TH SarabunIT๙" w:cs="TH SarabunIT๙" w:hint="cs"/>
           <w:szCs w:val="32"/>
+        </w:rPr>
+        <w:t>school_amphoe</w:t>
+      </w:r>
+      <w:proofErr w:type="spellEnd"/>
+      <w:r>
+        <w:rPr>
+          <w:rFonts w:ascii="TH SarabunIT๙" w:eastAsia="Times New Roman" w:hAnsi="TH SarabunIT๙" w:cs="TH SarabunIT๙" w:hint="cs"/>
+          <w:szCs w:val="32"/>
+        </w:rPr>
+        <w:t>}}</w:t>
+      </w:r>
+      <w:r>
+        <w:rPr>
+          <w:rFonts w:ascii="TH SarabunIT๙" w:eastAsia="Times New Roman" w:hAnsi="TH SarabunIT๙" w:cs="TH SarabunIT๙" w:hint="cs"/>
+          <w:szCs w:val="32"/>
           <w:cs/>
         </w:rPr>
         <w:t xml:space="preserve"> </w:t>
@@ -4972,7 +5152,23 @@
           <w:rFonts w:ascii="TH SarabunIT๙" w:eastAsia="Times New Roman" w:hAnsi="TH SarabunIT๙" w:cs="TH SarabunIT๙" w:hint="cs"/>
           <w:szCs w:val="32"/>
         </w:rPr>
-        <w:t>{{school_changwat}}</w:t>
+        <w:t>{{</w:t>
+      </w:r>
+      <w:proofErr w:type="spellStart"/>
+      <w:r>
+        <w:rPr>
+          <w:rFonts w:ascii="TH SarabunIT๙" w:eastAsia="Times New Roman" w:hAnsi="TH SarabunIT๙" w:cs="TH SarabunIT๙" w:hint="cs"/>
+          <w:szCs w:val="32"/>
+        </w:rPr>
+        <w:t>school_changwat</w:t>
+      </w:r>
+      <w:proofErr w:type="spellEnd"/>
+      <w:r>
+        <w:rPr>
+          <w:rFonts w:ascii="TH SarabunIT๙" w:eastAsia="Times New Roman" w:hAnsi="TH SarabunIT๙" w:cs="TH SarabunIT๙" w:hint="cs"/>
+          <w:szCs w:val="32"/>
+        </w:rPr>
+        <w:t>}}</w:t>
       </w:r>
     </w:p>
     <w:p>
@@ -20173,7 +20369,7 @@
           <w:sz w:val="32"/>
           <w:szCs w:val="32"/>
         </w:rPr>
-        <w:pict w14:anchorId="190A5A0B">
+        <w:pict w14:anchorId="5DB78B1C">
           <v:shape id="_x0000_i1030" type="#_x0000_t75" alt="" style="width:19.55pt;height:19.55pt;mso-width-percent:0;mso-height-percent:0;mso-width-percent:0;mso-height-percent:0">
             <v:imagedata r:id="rId10" o:title=""/>
           </v:shape>
@@ -20212,7 +20408,7 @@
           <w:sz w:val="32"/>
           <w:szCs w:val="32"/>
         </w:rPr>
-        <w:pict w14:anchorId="79866372">
+        <w:pict w14:anchorId="2C52ABD8">
           <v:shape id="_x0000_i1029" type="#_x0000_t75" alt="" style="width:19.55pt;height:19.55pt;mso-width-percent:0;mso-height-percent:0;mso-width-percent:0;mso-height-percent:0">
             <v:imagedata r:id="rId10" o:title=""/>
           </v:shape>
@@ -20251,7 +20447,7 @@
           <w:sz w:val="32"/>
           <w:szCs w:val="32"/>
         </w:rPr>
-        <w:pict w14:anchorId="373373D6">
+        <w:pict w14:anchorId="0154D54C">
           <v:shape id="_x0000_i1028" type="#_x0000_t75" alt="" style="width:19.55pt;height:19.55pt;mso-width-percent:0;mso-height-percent:0;mso-width-percent:0;mso-height-percent:0">
             <v:imagedata r:id="rId11" o:title=""/>
           </v:shape>
@@ -20308,7 +20504,7 @@
           <w:sz w:val="32"/>
           <w:szCs w:val="32"/>
         </w:rPr>
-        <w:pict w14:anchorId="1F2D7891">
+        <w:pict w14:anchorId="7978C6AD">
           <v:shape id="_x0000_i1027" type="#_x0000_t75" alt="" style="width:19.55pt;height:19.55pt;mso-width-percent:0;mso-height-percent:0;mso-width-percent:0;mso-height-percent:0">
             <v:imagedata r:id="rId11" o:title=""/>
           </v:shape>
@@ -20347,7 +20543,7 @@
           <w:sz w:val="32"/>
           <w:szCs w:val="32"/>
         </w:rPr>
-        <w:pict w14:anchorId="78F99DD4">
+        <w:pict w14:anchorId="6B9496F9">
           <v:shape id="_x0000_i1026" type="#_x0000_t75" alt="" style="width:19.55pt;height:19.55pt;mso-width-percent:0;mso-height-percent:0;mso-width-percent:0;mso-height-percent:0">
             <v:imagedata r:id="rId10" o:title=""/>
           </v:shape>
@@ -20950,11 +21146,11 @@
           <w:sz w:val="32"/>
           <w:szCs w:val="32"/>
         </w:rPr>
-        <w:object w:dxaOrig="1440" w:dyaOrig="1440" w14:anchorId="23A581F2">
+        <w:object w:dxaOrig="1440" w:dyaOrig="1440" w14:anchorId="3B662D3F">
           <v:shape id="_x0000_s1026" type="#_x0000_t75" alt="" style="position:absolute;left:0;text-align:left;margin-left:-.8pt;margin-top:-20.55pt;width:53.4pt;height:57.75pt;z-index:251662336;mso-wrap-edited:f;mso-width-percent:0;mso-height-percent:0;mso-position-horizontal-relative:text;mso-position-vertical-relative:text;mso-width-percent:0;mso-height-percent:0" fillcolor="window">
             <v:imagedata r:id="rId6" o:title=""/>
           </v:shape>
-          <o:OLEObject Type="Embed" ProgID="Word.Picture.8" ShapeID="_x0000_s1026" DrawAspect="Content" ObjectID="_1844775610" r:id="rId12"/>
+          <o:OLEObject Type="Embed" ProgID="Word.Picture.8" ShapeID="_x0000_s1026" DrawAspect="Content" ObjectID="_1844784780" r:id="rId12"/>
         </w:object>
       </w:r>
       <w:r>

--- a/assets/templates/master_template.docx
+++ b/assets/templates/master_template.docx
@@ -45,7 +45,7 @@
           <v:shape id="_x0000_s1028" type="#_x0000_t75" alt="" style="position:absolute;left:0;text-align:left;margin-left:-3.15pt;margin-top:-15.85pt;width:53.4pt;height:57.75pt;z-index:251663360;mso-wrap-edited:f;mso-width-percent:0;mso-height-percent:0;mso-position-horizontal-relative:text;mso-position-vertical-relative:text;mso-width-percent:0;mso-height-percent:0" fillcolor="window">
             <v:imagedata r:id="rId6" o:title=""/>
           </v:shape>
-          <o:OLEObject Type="Embed" ProgID="Word.Picture.8" ShapeID="_x0000_s1028" DrawAspect="Content" ObjectID="_1844784782" r:id="rId7"/>
+          <o:OLEObject Type="Embed" ProgID="Word.Picture.8" ShapeID="_x0000_s1028" DrawAspect="Content" ObjectID="_1844804570" r:id="rId7"/>
         </w:object>
       </w:r>
       <w:r>
@@ -641,6 +641,9 @@
     </w:p>
     <w:p>
       <w:pPr>
+        <w:tabs>
+          <w:tab w:val="left" w:pos="4962"/>
+        </w:tabs>
         <w:spacing w:after="0"/>
         <w:rPr>
           <w:rFonts w:ascii="TH SarabunIT๙" w:hAnsi="TH SarabunIT๙" w:cs="TH SarabunIT๙"/>
@@ -653,9 +656,17 @@
           <w:rFonts w:ascii="TH SarabunIT๙" w:hAnsi="TH SarabunIT๙" w:cs="TH SarabunIT๙"/>
           <w:sz w:val="32"/>
           <w:szCs w:val="32"/>
-          <w:cs/>
-        </w:rPr>
-        <w:t xml:space="preserve">                                                                        (</w:t>
+        </w:rPr>
+        <w:tab/>
+      </w:r>
+      <w:r>
+        <w:rPr>
+          <w:rFonts w:ascii="TH SarabunIT๙" w:hAnsi="TH SarabunIT๙" w:cs="TH SarabunIT๙"/>
+          <w:sz w:val="32"/>
+          <w:szCs w:val="32"/>
+          <w:cs/>
+        </w:rPr>
+        <w:t>(</w:t>
       </w:r>
       <w:r>
         <w:rPr>
@@ -678,6 +689,9 @@
     </w:p>
     <w:p>
       <w:pPr>
+        <w:tabs>
+          <w:tab w:val="left" w:pos="4820"/>
+        </w:tabs>
         <w:spacing w:after="0"/>
         <w:rPr>
           <w:rFonts w:ascii="TH SarabunIT๙" w:hAnsi="TH SarabunIT๙" w:cs="TH SarabunIT๙"/>
@@ -686,24 +700,6 @@
           <w:cs/>
         </w:rPr>
       </w:pPr>
-      <w:r>
-        <w:rPr>
-          <w:rFonts w:ascii="TH SarabunIT๙" w:hAnsi="TH SarabunIT๙" w:cs="TH SarabunIT๙"/>
-          <w:sz w:val="32"/>
-          <w:szCs w:val="32"/>
-          <w:cs/>
-        </w:rPr>
-        <w:t xml:space="preserve">                                                           </w:t>
-      </w:r>
-      <w:r>
-        <w:rPr>
-          <w:rFonts w:ascii="TH SarabunIT๙" w:eastAsia="Calibri" w:hAnsi="TH SarabunIT๙" w:cs="TH SarabunIT๙"/>
-          <w:sz w:val="32"/>
-          <w:szCs w:val="32"/>
-          <w:cs/>
-        </w:rPr>
-        <w:t xml:space="preserve">              </w:t>
-      </w:r>
       <w:r>
         <w:rPr>
           <w:rFonts w:ascii="TH SarabunIT๙" w:eastAsia="Calibri" w:hAnsi="TH SarabunIT๙" w:cs="TH SarabunIT๙"/>
@@ -711,7 +707,16 @@
           <w:sz w:val="32"/>
           <w:szCs w:val="32"/>
         </w:rPr>
-        <w:t xml:space="preserve"> {{date_memo_used}}</w:t>
+        <w:tab/>
+      </w:r>
+      <w:r>
+        <w:rPr>
+          <w:rFonts w:ascii="TH SarabunIT๙" w:eastAsia="Calibri" w:hAnsi="TH SarabunIT๙" w:cs="TH SarabunIT๙"/>
+          <w:noProof/>
+          <w:sz w:val="32"/>
+          <w:szCs w:val="32"/>
+        </w:rPr>
+        <w:t>{{date_memo_used}}</w:t>
       </w:r>
     </w:p>
     <w:p>
@@ -2127,7 +2132,7 @@
           <v:shape id="_x0000_s1027" type="#_x0000_t75" alt="" style="position:absolute;left:0;text-align:left;margin-left:-1.5pt;margin-top:-20.3pt;width:53.4pt;height:57.75pt;z-index:251660288;mso-wrap-edited:f;mso-width-percent:0;mso-height-percent:0;mso-position-horizontal-relative:text;mso-position-vertical-relative:text;mso-width-percent:0;mso-height-percent:0" fillcolor="window">
             <v:imagedata r:id="rId6" o:title=""/>
           </v:shape>
-          <o:OLEObject Type="Embed" ProgID="Word.Picture.8" ShapeID="_x0000_s1027" DrawAspect="Content" ObjectID="_1844784781" r:id="rId8"/>
+          <o:OLEObject Type="Embed" ProgID="Word.Picture.8" ShapeID="_x0000_s1027" DrawAspect="Content" ObjectID="_1844804569" r:id="rId8"/>
         </w:object>
       </w:r>
       <w:r>
@@ -5229,103 +5234,32 @@
         <w:tab/>
         <w:t xml:space="preserve">ลงชื่อ.................................................ผู้กำหนดขอบเขตของงาน                                                               </w:t>
       </w:r>
-      <w:r>
-        <w:rPr>
-          <w:rFonts w:ascii="TH SarabunIT๙" w:hAnsi="TH SarabunIT๙" w:cs="TH SarabunIT๙"/>
-          <w:szCs w:val="32"/>
-          <w:cs/>
-        </w:rPr>
-        <w:tab/>
-      </w:r>
-      <w:r>
-        <w:rPr>
-          <w:rFonts w:ascii="TH SarabunIT๙" w:hAnsi="TH SarabunIT๙" w:cs="TH SarabunIT๙"/>
-          <w:szCs w:val="32"/>
-          <w:cs/>
-        </w:rPr>
-        <w:tab/>
-      </w:r>
-      <w:r>
-        <w:rPr>
-          <w:rFonts w:ascii="TH SarabunIT๙" w:hAnsi="TH SarabunIT๙" w:cs="TH SarabunIT๙"/>
-          <w:szCs w:val="32"/>
-          <w:cs/>
-        </w:rPr>
-        <w:tab/>
-      </w:r>
-      <w:r>
-        <w:rPr>
-          <w:rFonts w:ascii="TH SarabunIT๙" w:hAnsi="TH SarabunIT๙" w:cs="TH SarabunIT๙"/>
-          <w:szCs w:val="32"/>
-          <w:cs/>
-        </w:rPr>
-        <w:tab/>
-      </w:r>
-      <w:r>
-        <w:rPr>
-          <w:rFonts w:ascii="TH SarabunIT๙" w:hAnsi="TH SarabunIT๙" w:cs="TH SarabunIT๙"/>
-          <w:szCs w:val="32"/>
-          <w:cs/>
-        </w:rPr>
-        <w:tab/>
-        <w:t xml:space="preserve">         </w:t>
-      </w:r>
-      <w:r>
-        <w:rPr>
-          <w:rFonts w:ascii="TH SarabunIT๙" w:hAnsi="TH SarabunIT๙" w:cs="TH SarabunIT๙" w:hint="cs"/>
-          <w:szCs w:val="32"/>
-          <w:cs/>
-        </w:rPr>
-        <w:t xml:space="preserve">   </w:t>
-      </w:r>
-      <w:r>
-        <w:rPr>
-          <w:rFonts w:ascii="TH SarabunIT๙" w:hAnsi="TH SarabunIT๙" w:cs="TH SarabunIT๙"/>
-          <w:szCs w:val="32"/>
-          <w:cs/>
-        </w:rPr>
-        <w:t xml:space="preserve">  (</w:t>
-      </w:r>
-      <w:r>
-        <w:rPr>
-          <w:rFonts w:ascii="TH SarabunIT๙" w:hAnsi="TH SarabunIT๙" w:cs="TH SarabunIT๙"/>
-          <w:noProof/>
-          <w:szCs w:val="32"/>
-        </w:rPr>
-        <w:t>{{spec_creator_name}}</w:t>
-      </w:r>
-      <w:r>
-        <w:rPr>
-          <w:rFonts w:ascii="TH SarabunIT๙" w:hAnsi="TH SarabunIT๙" w:cs="TH SarabunIT๙"/>
-          <w:szCs w:val="32"/>
-          <w:cs/>
-        </w:rPr>
-        <w:t>)</w:t>
-      </w:r>
     </w:p>
     <w:p>
       <w:pPr>
         <w:pStyle w:val="a8"/>
-        <w:rPr>
-          <w:rFonts w:ascii="TH SarabunIT๙" w:hAnsi="TH SarabunIT๙" w:cs="TH SarabunIT๙"/>
-          <w:szCs w:val="32"/>
-        </w:rPr>
-      </w:pPr>
-      <w:r>
-        <w:rPr>
-          <w:rFonts w:ascii="TH SarabunIT๙" w:hAnsi="TH SarabunIT๙" w:cs="TH SarabunIT๙"/>
-          <w:szCs w:val="32"/>
-          <w:cs/>
-        </w:rPr>
-        <w:t xml:space="preserve">                                             </w:t>
-      </w:r>
-      <w:r>
-        <w:rPr>
-          <w:rFonts w:ascii="TH SarabunIT๙" w:hAnsi="TH SarabunIT๙" w:cs="TH SarabunIT๙" w:hint="cs"/>
-          <w:szCs w:val="32"/>
-          <w:cs/>
-        </w:rPr>
-        <w:t xml:space="preserve">   </w:t>
+        <w:tabs>
+          <w:tab w:val="left" w:pos="4253"/>
+        </w:tabs>
+        <w:rPr>
+          <w:rFonts w:ascii="TH SarabunIT๙" w:hAnsi="TH SarabunIT๙" w:cs="TH SarabunIT๙"/>
+          <w:szCs w:val="32"/>
+        </w:rPr>
+      </w:pPr>
+      <w:r>
+        <w:rPr>
+          <w:rFonts w:ascii="TH SarabunIT๙" w:hAnsi="TH SarabunIT๙" w:cs="TH SarabunIT๙"/>
+          <w:szCs w:val="32"/>
+        </w:rPr>
+        <w:tab/>
+      </w:r>
+      <w:r>
+        <w:rPr>
+          <w:rFonts w:ascii="TH SarabunIT๙" w:hAnsi="TH SarabunIT๙" w:cs="TH SarabunIT๙"/>
+          <w:szCs w:val="32"/>
+          <w:cs/>
+        </w:rPr>
+        <w:t>(</w:t>
       </w:r>
       <w:r>
         <w:rPr>
@@ -5333,22 +5267,92 @@
           <w:noProof/>
           <w:szCs w:val="32"/>
         </w:rPr>
+        <w:t>{{spec_creator_name}}</w:t>
+      </w:r>
+      <w:r>
+        <w:rPr>
+          <w:rFonts w:ascii="TH SarabunIT๙" w:hAnsi="TH SarabunIT๙" w:cs="TH SarabunIT๙"/>
+          <w:szCs w:val="32"/>
+          <w:cs/>
+        </w:rPr>
+        <w:t>)</w:t>
+      </w:r>
+    </w:p>
+    <w:p>
+      <w:pPr>
+        <w:pStyle w:val="a8"/>
+        <w:tabs>
+          <w:tab w:val="left" w:pos="4253"/>
+        </w:tabs>
+        <w:rPr>
+          <w:rFonts w:ascii="TH SarabunIT๙" w:hAnsi="TH SarabunIT๙" w:cs="TH SarabunIT๙"/>
+          <w:szCs w:val="32"/>
+        </w:rPr>
+      </w:pPr>
+      <w:r>
+        <w:rPr>
+          <w:rFonts w:ascii="TH SarabunIT๙" w:hAnsi="TH SarabunIT๙" w:cs="TH SarabunIT๙"/>
+          <w:szCs w:val="32"/>
+        </w:rPr>
+        <w:tab/>
+      </w:r>
+      <w:r>
+        <w:rPr>
+          <w:rFonts w:ascii="TH SarabunIT๙" w:hAnsi="TH SarabunIT๙" w:cs="TH SarabunIT๙"/>
+          <w:noProof/>
+          <w:szCs w:val="32"/>
+        </w:rPr>
         <w:t>{{spec_creator_position}}</w:t>
       </w:r>
-      <w:r>
-        <w:rPr>
-          <w:rFonts w:ascii="TH SarabunIT๙" w:hAnsi="TH SarabunIT๙" w:cs="TH SarabunIT๙"/>
-          <w:szCs w:val="32"/>
-          <w:cs/>
-        </w:rPr>
-        <w:t xml:space="preserve"> โรงเรียน</w:t>
-      </w:r>
-      <w:r>
-        <w:rPr>
-          <w:rFonts w:ascii="TH SarabunIT๙" w:hAnsi="TH SarabunIT๙" w:cs="TH SarabunIT๙"/>
-          <w:szCs w:val="32"/>
-        </w:rPr>
-        <w:t xml:space="preserve"> {{school_name}}</w:t>
+    </w:p>
+    <w:p>
+      <w:pPr>
+        <w:pStyle w:val="a8"/>
+        <w:tabs>
+          <w:tab w:val="left" w:pos="4253"/>
+        </w:tabs>
+        <w:rPr>
+          <w:rFonts w:ascii="TH SarabunIT๙" w:hAnsi="TH SarabunIT๙" w:cs="TH SarabunIT๙"/>
+          <w:szCs w:val="32"/>
+        </w:rPr>
+      </w:pPr>
+      <w:r>
+        <w:rPr>
+          <w:rFonts w:ascii="TH SarabunIT๙" w:hAnsi="TH SarabunIT๙" w:cs="TH SarabunIT๙"/>
+          <w:szCs w:val="32"/>
+        </w:rPr>
+        <w:tab/>
+      </w:r>
+      <w:r>
+        <w:rPr>
+          <w:rFonts w:ascii="TH SarabunIT๙" w:hAnsi="TH SarabunIT๙" w:cs="TH SarabunIT๙"/>
+          <w:szCs w:val="32"/>
+          <w:cs/>
+        </w:rPr>
+        <w:t>โรงเรียน</w:t>
+      </w:r>
+      <w:r>
+        <w:rPr>
+          <w:rFonts w:ascii="TH SarabunIT๙" w:hAnsi="TH SarabunIT๙" w:cs="TH SarabunIT๙"/>
+          <w:szCs w:val="32"/>
+        </w:rPr>
+        <w:t>{{</w:t>
+      </w:r>
+      <w:proofErr w:type="spellStart"/>
+      <w:r>
+        <w:rPr>
+          <w:rFonts w:ascii="TH SarabunIT๙" w:hAnsi="TH SarabunIT๙" w:cs="TH SarabunIT๙"/>
+          <w:szCs w:val="32"/>
+        </w:rPr>
+        <w:t>school_name</w:t>
+      </w:r>
+      <w:proofErr w:type="spellEnd"/>
+      <w:r>
+        <w:rPr>
+          <w:rFonts w:ascii="TH SarabunIT๙" w:hAnsi="TH SarabunIT๙" w:cs="TH SarabunIT๙"/>
+          <w:szCs w:val="32"/>
+        </w:rPr>
+        <w:t>}}</w:t>
       </w:r>
       <w:r>
         <w:rPr>
@@ -5738,7 +5742,25 @@
                       <w:sz w:val="32"/>
                       <w:szCs w:val="32"/>
                     </w:rPr>
-                    <w:t xml:space="preserve"> {{school_name}}</w:t>
+                    <w:t>{{</w:t>
+                  </w:r>
+                  <w:proofErr w:type="spellStart"/>
+                  <w:r>
+                    <w:rPr>
+                      <w:rFonts w:ascii="TH SarabunIT๙" w:eastAsia="Times New Roman" w:hAnsi="TH SarabunIT๙" w:cs="TH SarabunIT๙"/>
+                      <w:sz w:val="32"/>
+                      <w:szCs w:val="32"/>
+                    </w:rPr>
+                    <w:t>school_name</w:t>
+                  </w:r>
+                  <w:proofErr w:type="spellEnd"/>
+                  <w:r>
+                    <w:rPr>
+                      <w:rFonts w:ascii="TH SarabunIT๙" w:eastAsia="Times New Roman" w:hAnsi="TH SarabunIT๙" w:cs="TH SarabunIT๙"/>
+                      <w:sz w:val="32"/>
+                      <w:szCs w:val="32"/>
+                    </w:rPr>
+                    <w:t>}}</w:t>
                   </w:r>
                   <w:r>
                     <w:rPr>
@@ -6302,7 +6324,25 @@
                 <w:sz w:val="32"/>
                 <w:szCs w:val="32"/>
               </w:rPr>
-              <w:t xml:space="preserve"> {{school_name}}</w:t>
+              <w:t>{{</w:t>
+            </w:r>
+            <w:proofErr w:type="spellStart"/>
+            <w:r>
+              <w:rPr>
+                <w:rFonts w:ascii="TH SarabunIT๙" w:eastAsia="Times New Roman" w:hAnsi="TH SarabunIT๙" w:cs="TH SarabunIT๙"/>
+                <w:sz w:val="32"/>
+                <w:szCs w:val="32"/>
+              </w:rPr>
+              <w:t>school_name</w:t>
+            </w:r>
+            <w:proofErr w:type="spellEnd"/>
+            <w:r>
+              <w:rPr>
+                <w:rFonts w:ascii="TH SarabunIT๙" w:eastAsia="Times New Roman" w:hAnsi="TH SarabunIT๙" w:cs="TH SarabunIT๙"/>
+                <w:sz w:val="32"/>
+                <w:szCs w:val="32"/>
+              </w:rPr>
+              <w:t>}}</w:t>
             </w:r>
             <w:r>
               <w:rPr>
@@ -6354,7 +6394,25 @@
                 <w:sz w:val="32"/>
                 <w:szCs w:val="32"/>
               </w:rPr>
-              <w:t xml:space="preserve"> {{school_name}}</w:t>
+              <w:t>{{</w:t>
+            </w:r>
+            <w:proofErr w:type="spellStart"/>
+            <w:r>
+              <w:rPr>
+                <w:rFonts w:ascii="TH SarabunIT๙" w:eastAsia="Times New Roman" w:hAnsi="TH SarabunIT๙" w:cs="TH SarabunIT๙"/>
+                <w:sz w:val="32"/>
+                <w:szCs w:val="32"/>
+              </w:rPr>
+              <w:t>school_name</w:t>
+            </w:r>
+            <w:proofErr w:type="spellEnd"/>
+            <w:r>
+              <w:rPr>
+                <w:rFonts w:ascii="TH SarabunIT๙" w:eastAsia="Times New Roman" w:hAnsi="TH SarabunIT๙" w:cs="TH SarabunIT๙"/>
+                <w:sz w:val="32"/>
+                <w:szCs w:val="32"/>
+              </w:rPr>
+              <w:t>}}</w:t>
             </w:r>
             <w:r>
               <w:rPr>
@@ -7794,7 +7852,23 @@
                 <w:rFonts w:ascii="TH SarabunIT๙" w:hAnsi="TH SarabunIT๙" w:cs="TH SarabunIT๙"/>
                 <w:szCs w:val="32"/>
               </w:rPr>
-              <w:t xml:space="preserve"> {{school_name}}</w:t>
+              <w:t>{{</w:t>
+            </w:r>
+            <w:proofErr w:type="spellStart"/>
+            <w:r>
+              <w:rPr>
+                <w:rFonts w:ascii="TH SarabunIT๙" w:hAnsi="TH SarabunIT๙" w:cs="TH SarabunIT๙"/>
+                <w:szCs w:val="32"/>
+              </w:rPr>
+              <w:t>school_name</w:t>
+            </w:r>
+            <w:proofErr w:type="spellEnd"/>
+            <w:r>
+              <w:rPr>
+                <w:rFonts w:ascii="TH SarabunIT๙" w:hAnsi="TH SarabunIT๙" w:cs="TH SarabunIT๙"/>
+                <w:szCs w:val="32"/>
+              </w:rPr>
+              <w:t>}}</w:t>
             </w:r>
             <w:r>
               <w:rPr>
@@ -9114,7 +9188,29 @@
                 <w:sz w:val="32"/>
                 <w:szCs w:val="32"/>
               </w:rPr>
-              <w:t xml:space="preserve"> {{school_name}}</w:t>
+              <w:t>{{</w:t>
+            </w:r>
+            <w:proofErr w:type="spellStart"/>
+            <w:r>
+              <w:rPr>
+                <w:rFonts w:ascii="TH SarabunIT๙" w:eastAsia="Times New Roman" w:hAnsi="TH SarabunIT๙" w:cs="TH SarabunIT๙"/>
+                <w:b/>
+                <w:bCs/>
+                <w:sz w:val="32"/>
+                <w:szCs w:val="32"/>
+              </w:rPr>
+              <w:t>school_name</w:t>
+            </w:r>
+            <w:proofErr w:type="spellEnd"/>
+            <w:r>
+              <w:rPr>
+                <w:rFonts w:ascii="TH SarabunIT๙" w:eastAsia="Times New Roman" w:hAnsi="TH SarabunIT๙" w:cs="TH SarabunIT๙"/>
+                <w:b/>
+                <w:bCs/>
+                <w:sz w:val="32"/>
+                <w:szCs w:val="32"/>
+              </w:rPr>
+              <w:t>}}</w:t>
             </w:r>
             <w:r>
               <w:rPr>
@@ -9376,7 +9472,25 @@
                 <w:sz w:val="32"/>
                 <w:szCs w:val="32"/>
               </w:rPr>
-              <w:t xml:space="preserve"> {{school_name}}</w:t>
+              <w:t>{{</w:t>
+            </w:r>
+            <w:proofErr w:type="spellStart"/>
+            <w:r>
+              <w:rPr>
+                <w:rFonts w:ascii="TH SarabunIT๙" w:eastAsia="Times New Roman" w:hAnsi="TH SarabunIT๙" w:cs="TH SarabunIT๙"/>
+                <w:sz w:val="32"/>
+                <w:szCs w:val="32"/>
+              </w:rPr>
+              <w:t>school_name</w:t>
+            </w:r>
+            <w:proofErr w:type="spellEnd"/>
+            <w:r>
+              <w:rPr>
+                <w:rFonts w:ascii="TH SarabunIT๙" w:eastAsia="Times New Roman" w:hAnsi="TH SarabunIT๙" w:cs="TH SarabunIT๙"/>
+                <w:sz w:val="32"/>
+                <w:szCs w:val="32"/>
+              </w:rPr>
+              <w:t>}}</w:t>
             </w:r>
             <w:r>
               <w:rPr>
@@ -9454,27 +9568,7 @@
                 <w:sz w:val="32"/>
                 <w:szCs w:val="32"/>
               </w:rPr>
-              <w:t>{{</w:t>
-            </w:r>
-            <w:proofErr w:type="spellStart"/>
-            <w:r>
-              <w:rPr>
-                <w:rFonts w:ascii="TH SarabunIT๙" w:eastAsia="Times New Roman" w:hAnsi="TH SarabunIT๙" w:cs="TH SarabunIT๙"/>
-                <w:noProof/>
-                <w:sz w:val="32"/>
-                <w:szCs w:val="32"/>
-              </w:rPr>
-              <w:t>inspector_title_group</w:t>
-            </w:r>
-            <w:proofErr w:type="spellEnd"/>
-            <w:r>
-              <w:rPr>
-                <w:rFonts w:ascii="TH SarabunIT๙" w:eastAsia="Times New Roman" w:hAnsi="TH SarabunIT๙" w:cs="TH SarabunIT๙"/>
-                <w:noProof/>
-                <w:sz w:val="32"/>
-                <w:szCs w:val="32"/>
-              </w:rPr>
-              <w:t>}}</w:t>
+              <w:t>{{inspector_title_group}}</w:t>
             </w:r>
             <w:r>
               <w:rPr>
@@ -10647,7 +10741,27 @@
                       <w:szCs w:val="32"/>
                       <w:bdr w:val="none" w:sz="0" w:space="0" w:color="auto" w:frame="1"/>
                     </w:rPr>
-                    <w:t xml:space="preserve"> {{school_name}}</w:t>
+                    <w:t>{{</w:t>
+                  </w:r>
+                  <w:proofErr w:type="spellStart"/>
+                  <w:r>
+                    <w:rPr>
+                      <w:rFonts w:ascii="TH SarabunIT๙" w:eastAsia="Times New Roman" w:hAnsi="TH SarabunIT๙" w:cs="TH SarabunIT๙"/>
+                      <w:sz w:val="32"/>
+                      <w:szCs w:val="32"/>
+                      <w:bdr w:val="none" w:sz="0" w:space="0" w:color="auto" w:frame="1"/>
+                    </w:rPr>
+                    <w:t>school_name</w:t>
+                  </w:r>
+                  <w:proofErr w:type="spellEnd"/>
+                  <w:r>
+                    <w:rPr>
+                      <w:rFonts w:ascii="TH SarabunIT๙" w:eastAsia="Times New Roman" w:hAnsi="TH SarabunIT๙" w:cs="TH SarabunIT๙"/>
+                      <w:sz w:val="32"/>
+                      <w:szCs w:val="32"/>
+                      <w:bdr w:val="none" w:sz="0" w:space="0" w:color="auto" w:frame="1"/>
+                    </w:rPr>
+                    <w:t>}}</w:t>
                   </w:r>
                   <w:r>
                     <w:rPr>
@@ -11142,7 +11256,25 @@
                       <w:sz w:val="32"/>
                       <w:szCs w:val="32"/>
                     </w:rPr>
-                    <w:t xml:space="preserve"> {{school_name}}</w:t>
+                    <w:t>{{</w:t>
+                  </w:r>
+                  <w:proofErr w:type="spellStart"/>
+                  <w:r>
+                    <w:rPr>
+                      <w:rFonts w:ascii="TH SarabunIT๙" w:eastAsia="Times New Roman" w:hAnsi="TH SarabunIT๙" w:cs="TH SarabunIT๙"/>
+                      <w:sz w:val="32"/>
+                      <w:szCs w:val="32"/>
+                    </w:rPr>
+                    <w:t>school_name</w:t>
+                  </w:r>
+                  <w:proofErr w:type="spellEnd"/>
+                  <w:r>
+                    <w:rPr>
+                      <w:rFonts w:ascii="TH SarabunIT๙" w:eastAsia="Times New Roman" w:hAnsi="TH SarabunIT๙" w:cs="TH SarabunIT๙"/>
+                      <w:sz w:val="32"/>
+                      <w:szCs w:val="32"/>
+                    </w:rPr>
+                    <w:t>}}</w:t>
                   </w:r>
                   <w:r>
                     <w:rPr>
@@ -11788,7 +11920,25 @@
                 <w:sz w:val="32"/>
                 <w:szCs w:val="32"/>
               </w:rPr>
-              <w:t xml:space="preserve"> {{school_name}}</w:t>
+              <w:t>{{</w:t>
+            </w:r>
+            <w:proofErr w:type="spellStart"/>
+            <w:r>
+              <w:rPr>
+                <w:rFonts w:ascii="TH SarabunIT๙" w:eastAsia="Times New Roman" w:hAnsi="TH SarabunIT๙" w:cs="TH SarabunIT๙"/>
+                <w:sz w:val="32"/>
+                <w:szCs w:val="32"/>
+              </w:rPr>
+              <w:t>school_name</w:t>
+            </w:r>
+            <w:proofErr w:type="spellEnd"/>
+            <w:r>
+              <w:rPr>
+                <w:rFonts w:ascii="TH SarabunIT๙" w:eastAsia="Times New Roman" w:hAnsi="TH SarabunIT๙" w:cs="TH SarabunIT๙"/>
+                <w:sz w:val="32"/>
+                <w:szCs w:val="32"/>
+              </w:rPr>
+              <w:t>}}</w:t>
             </w:r>
             <w:r>
               <w:rPr>
@@ -12729,7 +12879,25 @@
                 <w:sz w:val="32"/>
                 <w:szCs w:val="32"/>
               </w:rPr>
-              <w:t xml:space="preserve"> {{school_name}}</w:t>
+              <w:t>{{</w:t>
+            </w:r>
+            <w:proofErr w:type="spellStart"/>
+            <w:r>
+              <w:rPr>
+                <w:rFonts w:ascii="TH SarabunIT๙" w:eastAsia="Times New Roman" w:hAnsi="TH SarabunIT๙" w:cs="TH SarabunIT๙"/>
+                <w:sz w:val="32"/>
+                <w:szCs w:val="32"/>
+              </w:rPr>
+              <w:t>school_name</w:t>
+            </w:r>
+            <w:proofErr w:type="spellEnd"/>
+            <w:r>
+              <w:rPr>
+                <w:rFonts w:ascii="TH SarabunIT๙" w:eastAsia="Times New Roman" w:hAnsi="TH SarabunIT๙" w:cs="TH SarabunIT๙"/>
+                <w:sz w:val="32"/>
+                <w:szCs w:val="32"/>
+              </w:rPr>
+              <w:t>}}</w:t>
             </w:r>
             <w:r>
               <w:rPr>
@@ -13102,7 +13270,23 @@
                 <w:rFonts w:ascii="TH SarabunIT๙" w:hAnsi="TH SarabunIT๙" w:cs="TH SarabunIT๙"/>
                 <w:szCs w:val="32"/>
               </w:rPr>
-              <w:t xml:space="preserve"> {{school_name}}</w:t>
+              <w:t>{{</w:t>
+            </w:r>
+            <w:proofErr w:type="spellStart"/>
+            <w:r>
+              <w:rPr>
+                <w:rFonts w:ascii="TH SarabunIT๙" w:hAnsi="TH SarabunIT๙" w:cs="TH SarabunIT๙"/>
+                <w:szCs w:val="32"/>
+              </w:rPr>
+              <w:t>school_name</w:t>
+            </w:r>
+            <w:proofErr w:type="spellEnd"/>
+            <w:r>
+              <w:rPr>
+                <w:rFonts w:ascii="TH SarabunIT๙" w:hAnsi="TH SarabunIT๙" w:cs="TH SarabunIT๙"/>
+                <w:szCs w:val="32"/>
+              </w:rPr>
+              <w:t>}}</w:t>
             </w:r>
             <w:r>
               <w:rPr>
@@ -13337,7 +13521,29 @@
                 <w:sz w:val="32"/>
                 <w:szCs w:val="32"/>
               </w:rPr>
-              <w:t xml:space="preserve"> {{school_name}}</w:t>
+              <w:t>{{</w:t>
+            </w:r>
+            <w:proofErr w:type="spellStart"/>
+            <w:r>
+              <w:rPr>
+                <w:rFonts w:ascii="TH SarabunIT๙" w:eastAsia="Times New Roman" w:hAnsi="TH SarabunIT๙" w:cs="TH SarabunIT๙"/>
+                <w:b/>
+                <w:bCs/>
+                <w:sz w:val="32"/>
+                <w:szCs w:val="32"/>
+              </w:rPr>
+              <w:t>school_name</w:t>
+            </w:r>
+            <w:proofErr w:type="spellEnd"/>
+            <w:r>
+              <w:rPr>
+                <w:rFonts w:ascii="TH SarabunIT๙" w:eastAsia="Times New Roman" w:hAnsi="TH SarabunIT๙" w:cs="TH SarabunIT๙"/>
+                <w:b/>
+                <w:bCs/>
+                <w:sz w:val="32"/>
+                <w:szCs w:val="32"/>
+              </w:rPr>
+              <w:t>}}</w:t>
             </w:r>
             <w:r>
               <w:rPr>
@@ -13388,31 +13594,7 @@
                 <w:sz w:val="32"/>
                 <w:szCs w:val="32"/>
               </w:rPr>
-              <w:t>{{</w:t>
-            </w:r>
-            <w:proofErr w:type="spellStart"/>
-            <w:r>
-              <w:rPr>
-                <w:rFonts w:ascii="TH SarabunIT๙" w:eastAsia="Times New Roman" w:hAnsi="TH SarabunIT๙" w:cs="TH SarabunIT๙"/>
-                <w:b/>
-                <w:bCs/>
-                <w:noProof/>
-                <w:sz w:val="32"/>
-                <w:szCs w:val="32"/>
-              </w:rPr>
-              <w:t>order_type</w:t>
-            </w:r>
-            <w:proofErr w:type="spellEnd"/>
-            <w:r>
-              <w:rPr>
-                <w:rFonts w:ascii="TH SarabunIT๙" w:eastAsia="Times New Roman" w:hAnsi="TH SarabunIT๙" w:cs="TH SarabunIT๙"/>
-                <w:b/>
-                <w:bCs/>
-                <w:noProof/>
-                <w:sz w:val="32"/>
-                <w:szCs w:val="32"/>
-              </w:rPr>
-              <w:t>}}</w:t>
+              <w:t>{{order_type}}</w:t>
             </w:r>
             <w:r>
               <w:rPr>
@@ -13520,7 +13702,25 @@
                 <w:sz w:val="32"/>
                 <w:szCs w:val="32"/>
               </w:rPr>
-              <w:t xml:space="preserve"> {{school_name}}</w:t>
+              <w:t>{{</w:t>
+            </w:r>
+            <w:proofErr w:type="spellStart"/>
+            <w:r>
+              <w:rPr>
+                <w:rFonts w:ascii="TH SarabunIT๙" w:eastAsia="Times New Roman" w:hAnsi="TH SarabunIT๙" w:cs="TH SarabunIT๙"/>
+                <w:sz w:val="32"/>
+                <w:szCs w:val="32"/>
+              </w:rPr>
+              <w:t>school_name</w:t>
+            </w:r>
+            <w:proofErr w:type="spellEnd"/>
+            <w:r>
+              <w:rPr>
+                <w:rFonts w:ascii="TH SarabunIT๙" w:eastAsia="Times New Roman" w:hAnsi="TH SarabunIT๙" w:cs="TH SarabunIT๙"/>
+                <w:sz w:val="32"/>
+                <w:szCs w:val="32"/>
+              </w:rPr>
+              <w:t>}}</w:t>
             </w:r>
             <w:r>
               <w:rPr>
@@ -14137,7 +14337,25 @@
                       <w:sz w:val="32"/>
                       <w:szCs w:val="32"/>
                     </w:rPr>
-                    <w:t xml:space="preserve"> {{school_name}}</w:t>
+                    <w:t>{{</w:t>
+                  </w:r>
+                  <w:proofErr w:type="spellStart"/>
+                  <w:r>
+                    <w:rPr>
+                      <w:rFonts w:ascii="TH SarabunIT๙" w:eastAsia="Times New Roman" w:hAnsi="TH SarabunIT๙" w:cs="TH SarabunIT๙"/>
+                      <w:sz w:val="32"/>
+                      <w:szCs w:val="32"/>
+                    </w:rPr>
+                    <w:t>school_name</w:t>
+                  </w:r>
+                  <w:proofErr w:type="spellEnd"/>
+                  <w:r>
+                    <w:rPr>
+                      <w:rFonts w:ascii="TH SarabunIT๙" w:eastAsia="Times New Roman" w:hAnsi="TH SarabunIT๙" w:cs="TH SarabunIT๙"/>
+                      <w:sz w:val="32"/>
+                      <w:szCs w:val="32"/>
+                    </w:rPr>
+                    <w:t>}}</w:t>
                   </w:r>
                   <w:r>
                     <w:rPr>
@@ -15143,7 +15361,23 @@
                             <w:rFonts w:ascii="TH SarabunIT๙" w:eastAsia="Times New Roman" w:hAnsi="TH SarabunIT๙" w:cs="TH SarabunIT๙"/>
                             <w:sz w:val="28"/>
                           </w:rPr>
-                          <w:t xml:space="preserve"> {{school_name}}</w:t>
+                          <w:t>{{</w:t>
+                        </w:r>
+                        <w:proofErr w:type="spellStart"/>
+                        <w:r>
+                          <w:rPr>
+                            <w:rFonts w:ascii="TH SarabunIT๙" w:eastAsia="Times New Roman" w:hAnsi="TH SarabunIT๙" w:cs="TH SarabunIT๙"/>
+                            <w:sz w:val="28"/>
+                          </w:rPr>
+                          <w:t>school_name</w:t>
+                        </w:r>
+                        <w:proofErr w:type="spellEnd"/>
+                        <w:r>
+                          <w:rPr>
+                            <w:rFonts w:ascii="TH SarabunIT๙" w:eastAsia="Times New Roman" w:hAnsi="TH SarabunIT๙" w:cs="TH SarabunIT๙"/>
+                            <w:sz w:val="28"/>
+                          </w:rPr>
+                          <w:t>}}</w:t>
                         </w:r>
                         <w:r>
                           <w:rPr>
@@ -15443,7 +15677,25 @@
                       <w:noProof/>
                       <w:sz w:val="28"/>
                     </w:rPr>
-                    <w:t>{{vendor_name}}</w:t>
+                    <w:t>{{</w:t>
+                  </w:r>
+                  <w:proofErr w:type="spellStart"/>
+                  <w:r>
+                    <w:rPr>
+                      <w:rFonts w:ascii="TH SarabunIT๙" w:eastAsia="Times New Roman" w:hAnsi="TH SarabunIT๙" w:cs="TH SarabunIT๙"/>
+                      <w:noProof/>
+                      <w:sz w:val="28"/>
+                    </w:rPr>
+                    <w:t>vendor_name</w:t>
+                  </w:r>
+                  <w:proofErr w:type="spellEnd"/>
+                  <w:r>
+                    <w:rPr>
+                      <w:rFonts w:ascii="TH SarabunIT๙" w:eastAsia="Times New Roman" w:hAnsi="TH SarabunIT๙" w:cs="TH SarabunIT๙"/>
+                      <w:noProof/>
+                      <w:sz w:val="28"/>
+                    </w:rPr>
+                    <w:t>}}</w:t>
                   </w:r>
                   <w:r>
                     <w:rPr>
@@ -15473,7 +15725,23 @@
                       <w:rFonts w:ascii="TH SarabunIT๙" w:eastAsia="Times New Roman" w:hAnsi="TH SarabunIT๙" w:cs="TH SarabunIT๙"/>
                       <w:sz w:val="28"/>
                     </w:rPr>
-                    <w:t xml:space="preserve"> {{school_name}}</w:t>
+                    <w:t>{{</w:t>
+                  </w:r>
+                  <w:proofErr w:type="spellStart"/>
+                  <w:r>
+                    <w:rPr>
+                      <w:rFonts w:ascii="TH SarabunIT๙" w:eastAsia="Times New Roman" w:hAnsi="TH SarabunIT๙" w:cs="TH SarabunIT๙"/>
+                      <w:sz w:val="28"/>
+                    </w:rPr>
+                    <w:t>school_name</w:t>
+                  </w:r>
+                  <w:proofErr w:type="spellEnd"/>
+                  <w:r>
+                    <w:rPr>
+                      <w:rFonts w:ascii="TH SarabunIT๙" w:eastAsia="Times New Roman" w:hAnsi="TH SarabunIT๙" w:cs="TH SarabunIT๙"/>
+                      <w:sz w:val="28"/>
+                    </w:rPr>
+                    <w:t>}}</w:t>
                   </w:r>
                   <w:r>
                     <w:rPr>
@@ -16577,7 +16845,23 @@
                       <w:rFonts w:ascii="TH SarabunIT๙" w:eastAsia="Times New Roman" w:hAnsi="TH SarabunIT๙" w:cs="TH SarabunIT๙"/>
                       <w:sz w:val="28"/>
                     </w:rPr>
-                    <w:t xml:space="preserve"> {{school_name}}</w:t>
+                    <w:t>{{</w:t>
+                  </w:r>
+                  <w:proofErr w:type="spellStart"/>
+                  <w:r>
+                    <w:rPr>
+                      <w:rFonts w:ascii="TH SarabunIT๙" w:eastAsia="Times New Roman" w:hAnsi="TH SarabunIT๙" w:cs="TH SarabunIT๙"/>
+                      <w:sz w:val="28"/>
+                    </w:rPr>
+                    <w:t>school_name</w:t>
+                  </w:r>
+                  <w:proofErr w:type="spellEnd"/>
+                  <w:r>
+                    <w:rPr>
+                      <w:rFonts w:ascii="TH SarabunIT๙" w:eastAsia="Times New Roman" w:hAnsi="TH SarabunIT๙" w:cs="TH SarabunIT๙"/>
+                      <w:sz w:val="28"/>
+                    </w:rPr>
+                    <w:t>}}</w:t>
                   </w:r>
                   <w:r>
                     <w:rPr>
@@ -16600,7 +16884,23 @@
                       <w:rFonts w:ascii="TH SarabunIT๙" w:eastAsia="Times New Roman" w:hAnsi="TH SarabunIT๙" w:cs="TH SarabunIT๙" w:hint="cs"/>
                       <w:sz w:val="28"/>
                     </w:rPr>
-                    <w:t>{{school_amphoe}}</w:t>
+                    <w:t>{{</w:t>
+                  </w:r>
+                  <w:proofErr w:type="spellStart"/>
+                  <w:r>
+                    <w:rPr>
+                      <w:rFonts w:ascii="TH SarabunIT๙" w:eastAsia="Times New Roman" w:hAnsi="TH SarabunIT๙" w:cs="TH SarabunIT๙" w:hint="cs"/>
+                      <w:sz w:val="28"/>
+                    </w:rPr>
+                    <w:t>school_amphoe</w:t>
+                  </w:r>
+                  <w:proofErr w:type="spellEnd"/>
+                  <w:r>
+                    <w:rPr>
+                      <w:rFonts w:ascii="TH SarabunIT๙" w:eastAsia="Times New Roman" w:hAnsi="TH SarabunIT๙" w:cs="TH SarabunIT๙" w:hint="cs"/>
+                      <w:sz w:val="28"/>
+                    </w:rPr>
+                    <w:t>}}</w:t>
                   </w:r>
                   <w:r>
                     <w:rPr>
@@ -16623,7 +16923,23 @@
                       <w:rFonts w:ascii="TH SarabunIT๙" w:eastAsia="Times New Roman" w:hAnsi="TH SarabunIT๙" w:cs="TH SarabunIT๙" w:hint="cs"/>
                       <w:sz w:val="28"/>
                     </w:rPr>
-                    <w:t>{{school_changwat}}</w:t>
+                    <w:t>{{</w:t>
+                  </w:r>
+                  <w:proofErr w:type="spellStart"/>
+                  <w:r>
+                    <w:rPr>
+                      <w:rFonts w:ascii="TH SarabunIT๙" w:eastAsia="Times New Roman" w:hAnsi="TH SarabunIT๙" w:cs="TH SarabunIT๙" w:hint="cs"/>
+                      <w:sz w:val="28"/>
+                    </w:rPr>
+                    <w:t>school_changwat</w:t>
+                  </w:r>
+                  <w:proofErr w:type="spellEnd"/>
+                  <w:r>
+                    <w:rPr>
+                      <w:rFonts w:ascii="TH SarabunIT๙" w:eastAsia="Times New Roman" w:hAnsi="TH SarabunIT๙" w:cs="TH SarabunIT๙" w:hint="cs"/>
+                      <w:sz w:val="28"/>
+                    </w:rPr>
+                    <w:t>}}</w:t>
                   </w:r>
                 </w:p>
               </w:tc>
@@ -17442,7 +17758,23 @@
                       <w:rFonts w:ascii="TH SarabunIT๙" w:eastAsia="Times New Roman" w:hAnsi="TH SarabunIT๙" w:cs="TH SarabunIT๙"/>
                       <w:sz w:val="28"/>
                     </w:rPr>
-                    <w:t xml:space="preserve"> {{school_name}}</w:t>
+                    <w:t>{{</w:t>
+                  </w:r>
+                  <w:proofErr w:type="spellStart"/>
+                  <w:r>
+                    <w:rPr>
+                      <w:rFonts w:ascii="TH SarabunIT๙" w:eastAsia="Times New Roman" w:hAnsi="TH SarabunIT๙" w:cs="TH SarabunIT๙"/>
+                      <w:sz w:val="28"/>
+                    </w:rPr>
+                    <w:t>school_name</w:t>
+                  </w:r>
+                  <w:proofErr w:type="spellEnd"/>
+                  <w:r>
+                    <w:rPr>
+                      <w:rFonts w:ascii="TH SarabunIT๙" w:eastAsia="Times New Roman" w:hAnsi="TH SarabunIT๙" w:cs="TH SarabunIT๙"/>
+                      <w:sz w:val="28"/>
+                    </w:rPr>
+                    <w:t>}}</w:t>
                   </w:r>
                   <w:r>
                     <w:rPr>
@@ -17913,7 +18245,21 @@
         <w:rPr>
           <w:rFonts w:ascii="TH SarabunIT๙" w:hAnsi="TH SarabunIT๙" w:cs="TH SarabunIT๙"/>
         </w:rPr>
-        <w:t xml:space="preserve"> {{school_name}}</w:t>
+        <w:t>{{</w:t>
+      </w:r>
+      <w:proofErr w:type="spellStart"/>
+      <w:r>
+        <w:rPr>
+          <w:rFonts w:ascii="TH SarabunIT๙" w:hAnsi="TH SarabunIT๙" w:cs="TH SarabunIT๙"/>
+        </w:rPr>
+        <w:t>school_name</w:t>
+      </w:r>
+      <w:proofErr w:type="spellEnd"/>
+      <w:r>
+        <w:rPr>
+          <w:rFonts w:ascii="TH SarabunIT๙" w:hAnsi="TH SarabunIT๙" w:cs="TH SarabunIT๙"/>
+        </w:rPr>
+        <w:t>}}</w:t>
       </w:r>
       <w:r>
         <w:rPr>
@@ -19238,7 +19584,25 @@
           <w:sz w:val="32"/>
           <w:szCs w:val="32"/>
         </w:rPr>
-        <w:t xml:space="preserve"> {{school_name}}</w:t>
+        <w:t>{{</w:t>
+      </w:r>
+      <w:proofErr w:type="spellStart"/>
+      <w:r>
+        <w:rPr>
+          <w:rFonts w:ascii="TH SarabunIT๙" w:hAnsi="TH SarabunIT๙" w:cs="TH SarabunIT๙"/>
+          <w:sz w:val="32"/>
+          <w:szCs w:val="32"/>
+        </w:rPr>
+        <w:t>school_name</w:t>
+      </w:r>
+      <w:proofErr w:type="spellEnd"/>
+      <w:r>
+        <w:rPr>
+          <w:rFonts w:ascii="TH SarabunIT๙" w:hAnsi="TH SarabunIT๙" w:cs="TH SarabunIT๙"/>
+          <w:sz w:val="32"/>
+          <w:szCs w:val="32"/>
+        </w:rPr>
+        <w:t>}}</w:t>
       </w:r>
       <w:r>
         <w:rPr>
@@ -19404,7 +19768,23 @@
           <w:rFonts w:ascii="TH SarabunIT๙" w:hAnsi="TH SarabunIT๙" w:cs="TH SarabunIT๙"/>
           <w:sz w:val="32"/>
         </w:rPr>
-        <w:t xml:space="preserve"> {{school_name}}</w:t>
+        <w:t>{{</w:t>
+      </w:r>
+      <w:proofErr w:type="spellStart"/>
+      <w:r>
+        <w:rPr>
+          <w:rFonts w:ascii="TH SarabunIT๙" w:hAnsi="TH SarabunIT๙" w:cs="TH SarabunIT๙"/>
+          <w:sz w:val="32"/>
+        </w:rPr>
+        <w:t>school_name</w:t>
+      </w:r>
+      <w:proofErr w:type="spellEnd"/>
+      <w:r>
+        <w:rPr>
+          <w:rFonts w:ascii="TH SarabunIT๙" w:hAnsi="TH SarabunIT๙" w:cs="TH SarabunIT๙"/>
+          <w:sz w:val="32"/>
+        </w:rPr>
+        <w:t>}}</w:t>
       </w:r>
       <w:r>
         <w:rPr>
@@ -19445,7 +19825,23 @@
           <w:rFonts w:ascii="TH SarabunIT๙" w:hAnsi="TH SarabunIT๙" w:cs="TH SarabunIT๙"/>
           <w:sz w:val="32"/>
         </w:rPr>
-        <w:t xml:space="preserve"> {{school_name}}</w:t>
+        <w:t>{{</w:t>
+      </w:r>
+      <w:proofErr w:type="spellStart"/>
+      <w:r>
+        <w:rPr>
+          <w:rFonts w:ascii="TH SarabunIT๙" w:hAnsi="TH SarabunIT๙" w:cs="TH SarabunIT๙"/>
+          <w:sz w:val="32"/>
+        </w:rPr>
+        <w:t>school_name</w:t>
+      </w:r>
+      <w:proofErr w:type="spellEnd"/>
+      <w:r>
+        <w:rPr>
+          <w:rFonts w:ascii="TH SarabunIT๙" w:hAnsi="TH SarabunIT๙" w:cs="TH SarabunIT๙"/>
+          <w:sz w:val="32"/>
+        </w:rPr>
+        <w:t>}}</w:t>
       </w:r>
       <w:r>
         <w:rPr>
@@ -20099,7 +20495,7 @@
           <w:sz w:val="32"/>
           <w:szCs w:val="32"/>
         </w:rPr>
-        <w:t xml:space="preserve"> {{</w:t>
+        <w:t>{{</w:t>
       </w:r>
       <w:proofErr w:type="spellStart"/>
       <w:r>
@@ -20370,7 +20766,7 @@
           <w:szCs w:val="32"/>
         </w:rPr>
         <w:pict w14:anchorId="5DB78B1C">
-          <v:shape id="_x0000_i1030" type="#_x0000_t75" alt="" style="width:19.55pt;height:19.55pt;mso-width-percent:0;mso-height-percent:0;mso-width-percent:0;mso-height-percent:0">
+          <v:shape id="_x0000_i1030" type="#_x0000_t75" alt="" style="width:19.45pt;height:19.45pt;mso-width-percent:0;mso-height-percent:0;mso-width-percent:0;mso-height-percent:0">
             <v:imagedata r:id="rId10" o:title=""/>
           </v:shape>
         </w:pict>
@@ -20409,7 +20805,7 @@
           <w:szCs w:val="32"/>
         </w:rPr>
         <w:pict w14:anchorId="2C52ABD8">
-          <v:shape id="_x0000_i1029" type="#_x0000_t75" alt="" style="width:19.55pt;height:19.55pt;mso-width-percent:0;mso-height-percent:0;mso-width-percent:0;mso-height-percent:0">
+          <v:shape id="_x0000_i1029" type="#_x0000_t75" alt="" style="width:19.45pt;height:19.45pt;mso-width-percent:0;mso-height-percent:0;mso-width-percent:0;mso-height-percent:0">
             <v:imagedata r:id="rId10" o:title=""/>
           </v:shape>
         </w:pict>
@@ -20448,7 +20844,7 @@
           <w:szCs w:val="32"/>
         </w:rPr>
         <w:pict w14:anchorId="0154D54C">
-          <v:shape id="_x0000_i1028" type="#_x0000_t75" alt="" style="width:19.55pt;height:19.55pt;mso-width-percent:0;mso-height-percent:0;mso-width-percent:0;mso-height-percent:0">
+          <v:shape id="_x0000_i1028" type="#_x0000_t75" alt="" style="width:19.45pt;height:19.45pt;mso-width-percent:0;mso-height-percent:0;mso-width-percent:0;mso-height-percent:0">
             <v:imagedata r:id="rId11" o:title=""/>
           </v:shape>
         </w:pict>
@@ -20505,7 +20901,7 @@
           <w:szCs w:val="32"/>
         </w:rPr>
         <w:pict w14:anchorId="7978C6AD">
-          <v:shape id="_x0000_i1027" type="#_x0000_t75" alt="" style="width:19.55pt;height:19.55pt;mso-width-percent:0;mso-height-percent:0;mso-width-percent:0;mso-height-percent:0">
+          <v:shape id="_x0000_i1027" type="#_x0000_t75" alt="" style="width:19.45pt;height:19.45pt;mso-width-percent:0;mso-height-percent:0;mso-width-percent:0;mso-height-percent:0">
             <v:imagedata r:id="rId11" o:title=""/>
           </v:shape>
         </w:pict>
@@ -20544,7 +20940,7 @@
           <w:szCs w:val="32"/>
         </w:rPr>
         <w:pict w14:anchorId="6B9496F9">
-          <v:shape id="_x0000_i1026" type="#_x0000_t75" alt="" style="width:19.55pt;height:19.55pt;mso-width-percent:0;mso-height-percent:0;mso-width-percent:0;mso-height-percent:0">
+          <v:shape id="_x0000_i1026" type="#_x0000_t75" alt="" style="width:19.45pt;height:19.45pt;mso-width-percent:0;mso-height-percent:0;mso-width-percent:0;mso-height-percent:0">
             <v:imagedata r:id="rId10" o:title=""/>
           </v:shape>
         </w:pict>
@@ -21150,7 +21546,7 @@
           <v:shape id="_x0000_s1026" type="#_x0000_t75" alt="" style="position:absolute;left:0;text-align:left;margin-left:-.8pt;margin-top:-20.55pt;width:53.4pt;height:57.75pt;z-index:251662336;mso-wrap-edited:f;mso-width-percent:0;mso-height-percent:0;mso-position-horizontal-relative:text;mso-position-vertical-relative:text;mso-width-percent:0;mso-height-percent:0" fillcolor="window">
             <v:imagedata r:id="rId6" o:title=""/>
           </v:shape>
-          <o:OLEObject Type="Embed" ProgID="Word.Picture.8" ShapeID="_x0000_s1026" DrawAspect="Content" ObjectID="_1844784780" r:id="rId12"/>
+          <o:OLEObject Type="Embed" ProgID="Word.Picture.8" ShapeID="_x0000_s1026" DrawAspect="Content" ObjectID="_1844804568" r:id="rId12"/>
         </w:object>
       </w:r>
       <w:r>
@@ -21204,7 +21600,23 @@
           <w:rFonts w:ascii="TH SarabunIT๙" w:hAnsi="TH SarabunIT๙" w:cs="TH SarabunIT๙"/>
           <w:szCs w:val="32"/>
         </w:rPr>
-        <w:t xml:space="preserve"> {{school_name}}</w:t>
+        <w:t>{{</w:t>
+      </w:r>
+      <w:proofErr w:type="spellStart"/>
+      <w:r>
+        <w:rPr>
+          <w:rFonts w:ascii="TH SarabunIT๙" w:hAnsi="TH SarabunIT๙" w:cs="TH SarabunIT๙"/>
+          <w:szCs w:val="32"/>
+        </w:rPr>
+        <w:t>school_name</w:t>
+      </w:r>
+      <w:proofErr w:type="spellEnd"/>
+      <w:r>
+        <w:rPr>
+          <w:rFonts w:ascii="TH SarabunIT๙" w:hAnsi="TH SarabunIT๙" w:cs="TH SarabunIT๙"/>
+          <w:szCs w:val="32"/>
+        </w:rPr>
+        <w:t>}}</w:t>
       </w:r>
       <w:r>
         <w:rPr>
@@ -21397,7 +21809,23 @@
           <w:rFonts w:ascii="TH SarabunIT๙" w:hAnsi="TH SarabunIT๙" w:cs="TH SarabunIT๙"/>
           <w:szCs w:val="32"/>
         </w:rPr>
-        <w:t xml:space="preserve"> {{school_name}}</w:t>
+        <w:t>{{</w:t>
+      </w:r>
+      <w:proofErr w:type="spellStart"/>
+      <w:r>
+        <w:rPr>
+          <w:rFonts w:ascii="TH SarabunIT๙" w:hAnsi="TH SarabunIT๙" w:cs="TH SarabunIT๙"/>
+          <w:szCs w:val="32"/>
+        </w:rPr>
+        <w:t>school_name</w:t>
+      </w:r>
+      <w:proofErr w:type="spellEnd"/>
+      <w:r>
+        <w:rPr>
+          <w:rFonts w:ascii="TH SarabunIT๙" w:hAnsi="TH SarabunIT๙" w:cs="TH SarabunIT๙"/>
+          <w:szCs w:val="32"/>
+        </w:rPr>
+        <w:t>}}</w:t>
       </w:r>
       <w:r>
         <w:rPr>
@@ -21464,7 +21892,25 @@
           <w:sz w:val="32"/>
           <w:szCs w:val="32"/>
         </w:rPr>
-        <w:t xml:space="preserve"> {{school_name}}</w:t>
+        <w:t>{{</w:t>
+      </w:r>
+      <w:proofErr w:type="spellStart"/>
+      <w:r>
+        <w:rPr>
+          <w:rFonts w:ascii="TH SarabunIT๙" w:hAnsi="TH SarabunIT๙" w:cs="TH SarabunIT๙"/>
+          <w:sz w:val="32"/>
+          <w:szCs w:val="32"/>
+        </w:rPr>
+        <w:t>school_name</w:t>
+      </w:r>
+      <w:proofErr w:type="spellEnd"/>
+      <w:r>
+        <w:rPr>
+          <w:rFonts w:ascii="TH SarabunIT๙" w:hAnsi="TH SarabunIT๙" w:cs="TH SarabunIT๙"/>
+          <w:sz w:val="32"/>
+          <w:szCs w:val="32"/>
+        </w:rPr>
+        <w:t>}}</w:t>
       </w:r>
       <w:r>
         <w:rPr>
@@ -22602,7 +23048,25 @@
           <w:sz w:val="32"/>
           <w:szCs w:val="32"/>
         </w:rPr>
-        <w:t xml:space="preserve"> {{school_name}}</w:t>
+        <w:t>{{</w:t>
+      </w:r>
+      <w:proofErr w:type="spellStart"/>
+      <w:r>
+        <w:rPr>
+          <w:rFonts w:ascii="TH SarabunIT๙" w:hAnsi="TH SarabunIT๙" w:cs="TH SarabunIT๙"/>
+          <w:sz w:val="32"/>
+          <w:szCs w:val="32"/>
+        </w:rPr>
+        <w:t>school_name</w:t>
+      </w:r>
+      <w:proofErr w:type="spellEnd"/>
+      <w:r>
+        <w:rPr>
+          <w:rFonts w:ascii="TH SarabunIT๙" w:hAnsi="TH SarabunIT๙" w:cs="TH SarabunIT๙"/>
+          <w:sz w:val="32"/>
+          <w:szCs w:val="32"/>
+        </w:rPr>
+        <w:t>}}</w:t>
       </w:r>
       <w:r>
         <w:rPr>
@@ -22925,7 +23389,23 @@
           <w:rFonts w:ascii="TH SarabunIT๙" w:hAnsi="TH SarabunIT๙" w:cs="TH SarabunIT๙"/>
           <w:szCs w:val="32"/>
         </w:rPr>
-        <w:t xml:space="preserve"> {{school_name}}</w:t>
+        <w:t>{{</w:t>
+      </w:r>
+      <w:proofErr w:type="spellStart"/>
+      <w:r>
+        <w:rPr>
+          <w:rFonts w:ascii="TH SarabunIT๙" w:hAnsi="TH SarabunIT๙" w:cs="TH SarabunIT๙"/>
+          <w:szCs w:val="32"/>
+        </w:rPr>
+        <w:t>school_name</w:t>
+      </w:r>
+      <w:proofErr w:type="spellEnd"/>
+      <w:r>
+        <w:rPr>
+          <w:rFonts w:ascii="TH SarabunIT๙" w:hAnsi="TH SarabunIT๙" w:cs="TH SarabunIT๙"/>
+          <w:szCs w:val="32"/>
+        </w:rPr>
+        <w:t>}}</w:t>
       </w:r>
       <w:r>
         <w:rPr>
@@ -22948,12 +23428,28 @@
           <w:rFonts w:ascii="TH SarabunIT๙" w:eastAsia="Times New Roman" w:hAnsi="TH SarabunIT๙" w:cs="TH SarabunIT๙" w:hint="cs"/>
           <w:szCs w:val="32"/>
         </w:rPr>
-        <w:t>{{school_amphoe}}</w:t>
-      </w:r>
+        <w:t>{{</w:t>
+      </w:r>
+      <w:proofErr w:type="spellStart"/>
       <w:r>
         <w:rPr>
           <w:rFonts w:ascii="TH SarabunIT๙" w:eastAsia="Times New Roman" w:hAnsi="TH SarabunIT๙" w:cs="TH SarabunIT๙" w:hint="cs"/>
           <w:szCs w:val="32"/>
+        </w:rPr>
+        <w:t>school_amphoe</w:t>
+      </w:r>
+      <w:proofErr w:type="spellEnd"/>
+      <w:r>
+        <w:rPr>
+          <w:rFonts w:ascii="TH SarabunIT๙" w:eastAsia="Times New Roman" w:hAnsi="TH SarabunIT๙" w:cs="TH SarabunIT๙" w:hint="cs"/>
+          <w:szCs w:val="32"/>
+        </w:rPr>
+        <w:t>}}</w:t>
+      </w:r>
+      <w:r>
+        <w:rPr>
+          <w:rFonts w:ascii="TH SarabunIT๙" w:eastAsia="Times New Roman" w:hAnsi="TH SarabunIT๙" w:cs="TH SarabunIT๙" w:hint="cs"/>
+          <w:szCs w:val="32"/>
           <w:cs/>
         </w:rPr>
         <w:t xml:space="preserve"> </w:t>
@@ -22971,7 +23467,23 @@
           <w:rFonts w:ascii="TH SarabunIT๙" w:eastAsia="Times New Roman" w:hAnsi="TH SarabunIT๙" w:cs="TH SarabunIT๙" w:hint="cs"/>
           <w:szCs w:val="32"/>
         </w:rPr>
-        <w:t>{{school_changwat}}</w:t>
+        <w:t>{{</w:t>
+      </w:r>
+      <w:proofErr w:type="spellStart"/>
+      <w:r>
+        <w:rPr>
+          <w:rFonts w:ascii="TH SarabunIT๙" w:eastAsia="Times New Roman" w:hAnsi="TH SarabunIT๙" w:cs="TH SarabunIT๙" w:hint="cs"/>
+          <w:szCs w:val="32"/>
+        </w:rPr>
+        <w:t>school_changwat</w:t>
+      </w:r>
+      <w:proofErr w:type="spellEnd"/>
+      <w:r>
+        <w:rPr>
+          <w:rFonts w:ascii="TH SarabunIT๙" w:eastAsia="Times New Roman" w:hAnsi="TH SarabunIT๙" w:cs="TH SarabunIT๙" w:hint="cs"/>
+          <w:szCs w:val="32"/>
+        </w:rPr>
+        <w:t>}}</w:t>
       </w:r>
     </w:p>
     <w:p>

--- a/assets/templates/master_template.docx
+++ b/assets/templates/master_template.docx
@@ -22,7 +22,7 @@
           <w:sz w:val="32"/>
           <w:szCs w:val="32"/>
         </w:rPr>
-        <w:object w:dxaOrig="1440" w:dyaOrig="1440" w14:anchorId="4EC96CC2">
+        <w:object w:dxaOrig="1440" w:dyaOrig="1440" w14:anchorId="4256C16D">
           <v:shapetype id="_x0000_t75" coordsize="21600,21600" o:spt="75" o:preferrelative="t" path="m@4@5l@4@11@9@11@9@5xe" filled="f" stroked="f">
             <v:stroke joinstyle="miter"/>
             <v:formulas>
@@ -45,7 +45,7 @@
           <v:shape id="_x0000_s1028" type="#_x0000_t75" alt="" style="position:absolute;left:0;text-align:left;margin-left:-3.15pt;margin-top:-15.85pt;width:53.4pt;height:57.75pt;z-index:251663360;mso-wrap-edited:f;mso-width-percent:0;mso-height-percent:0;mso-position-horizontal-relative:text;mso-position-vertical-relative:text;mso-width-percent:0;mso-height-percent:0" fillcolor="window">
             <v:imagedata r:id="rId6" o:title=""/>
           </v:shape>
-          <o:OLEObject Type="Embed" ProgID="Word.Picture.8" ShapeID="_x0000_s1028" DrawAspect="Content" ObjectID="_1844804570" r:id="rId7"/>
+          <o:OLEObject Type="Embed" ProgID="Word.Picture.8" ShapeID="_x0000_s1028" DrawAspect="Content" ObjectID="_1844888637" r:id="rId7"/>
         </w:object>
       </w:r>
       <w:r>
@@ -1117,6 +1117,9 @@
     </w:p>
     <w:p>
       <w:pPr>
+        <w:tabs>
+          <w:tab w:val="left" w:pos="5387"/>
+        </w:tabs>
         <w:spacing w:after="0"/>
         <w:rPr>
           <w:rFonts w:ascii="TH SarabunIT๙" w:hAnsi="TH SarabunIT๙" w:cs="TH SarabunIT๙"/>
@@ -1129,65 +1132,8 @@
           <w:rFonts w:ascii="TH SarabunIT๙" w:hAnsi="TH SarabunIT๙" w:cs="TH SarabunIT๙"/>
           <w:sz w:val="32"/>
           <w:szCs w:val="32"/>
-          <w:cs/>
         </w:rPr>
         <w:tab/>
-      </w:r>
-      <w:r>
-        <w:rPr>
-          <w:rFonts w:ascii="TH SarabunIT๙" w:hAnsi="TH SarabunIT๙" w:cs="TH SarabunIT๙"/>
-          <w:sz w:val="32"/>
-          <w:szCs w:val="32"/>
-          <w:cs/>
-        </w:rPr>
-        <w:tab/>
-      </w:r>
-      <w:r>
-        <w:rPr>
-          <w:rFonts w:ascii="TH SarabunIT๙" w:hAnsi="TH SarabunIT๙" w:cs="TH SarabunIT๙"/>
-          <w:sz w:val="32"/>
-          <w:szCs w:val="32"/>
-          <w:cs/>
-        </w:rPr>
-        <w:tab/>
-        <w:t xml:space="preserve">          </w:t>
-      </w:r>
-      <w:r>
-        <w:rPr>
-          <w:rFonts w:ascii="TH SarabunIT๙" w:hAnsi="TH SarabunIT๙" w:cs="TH SarabunIT๙"/>
-          <w:sz w:val="32"/>
-          <w:szCs w:val="32"/>
-          <w:cs/>
-        </w:rPr>
-        <w:tab/>
-      </w:r>
-      <w:r>
-        <w:rPr>
-          <w:rFonts w:ascii="TH SarabunIT๙" w:hAnsi="TH SarabunIT๙" w:cs="TH SarabunIT๙" w:hint="cs"/>
-          <w:sz w:val="32"/>
-          <w:szCs w:val="32"/>
-          <w:cs/>
-        </w:rPr>
-        <w:tab/>
-        <w:t xml:space="preserve">                </w:t>
-      </w:r>
-      <w:r>
-        <w:rPr>
-          <w:rFonts w:ascii="TH SarabunIT๙" w:hAnsi="TH SarabunIT๙" w:cs="TH SarabunIT๙"/>
-          <w:sz w:val="32"/>
-          <w:szCs w:val="32"/>
-          <w:cs/>
-        </w:rPr>
-        <w:t xml:space="preserve"> </w:t>
-      </w:r>
-      <w:r>
-        <w:rPr>
-          <w:rFonts w:ascii="TH SarabunIT๙" w:hAnsi="TH SarabunIT๙" w:cs="TH SarabunIT๙" w:hint="cs"/>
-          <w:sz w:val="32"/>
-          <w:szCs w:val="32"/>
-          <w:cs/>
-        </w:rPr>
-        <w:t xml:space="preserve">     </w:t>
       </w:r>
       <w:r>
         <w:rPr>
@@ -1219,6 +1165,9 @@
     </w:p>
     <w:p>
       <w:pPr>
+        <w:tabs>
+          <w:tab w:val="left" w:pos="5387"/>
+        </w:tabs>
         <w:spacing w:after="0"/>
         <w:ind w:right="-964"/>
         <w:rPr>
@@ -1232,57 +1181,20 @@
       <w:r>
         <w:rPr>
           <w:rFonts w:ascii="TH SarabunIT๙" w:hAnsi="TH SarabunIT๙" w:cs="TH SarabunIT๙"/>
-          <w:sz w:val="32"/>
-          <w:szCs w:val="32"/>
-          <w:cs/>
-        </w:rPr>
-        <w:t xml:space="preserve">                     </w:t>
-      </w:r>
-      <w:r>
-        <w:rPr>
-          <w:rFonts w:ascii="TH SarabunIT๙" w:hAnsi="TH SarabunIT๙" w:cs="TH SarabunIT๙"/>
-          <w:sz w:val="32"/>
-          <w:szCs w:val="32"/>
-          <w:cs/>
+          <w:noProof/>
+          <w:sz w:val="32"/>
+          <w:szCs w:val="32"/>
         </w:rPr>
         <w:tab/>
       </w:r>
       <w:r>
         <w:rPr>
           <w:rFonts w:ascii="TH SarabunIT๙" w:hAnsi="TH SarabunIT๙" w:cs="TH SarabunIT๙"/>
-          <w:sz w:val="32"/>
-          <w:szCs w:val="32"/>
-          <w:cs/>
-        </w:rPr>
-        <w:tab/>
-      </w:r>
-      <w:r>
-        <w:rPr>
-          <w:rFonts w:ascii="TH SarabunIT๙" w:hAnsi="TH SarabunIT๙" w:cs="TH SarabunIT๙"/>
-          <w:sz w:val="32"/>
-          <w:szCs w:val="32"/>
-          <w:cs/>
-        </w:rPr>
-        <w:tab/>
-      </w:r>
-      <w:r>
-        <w:rPr>
-          <w:rFonts w:ascii="TH SarabunIT๙" w:hAnsi="TH SarabunIT๙" w:cs="TH SarabunIT๙"/>
-          <w:sz w:val="32"/>
-          <w:szCs w:val="32"/>
-          <w:cs/>
-        </w:rPr>
-        <w:tab/>
-        <w:t xml:space="preserve">           </w:t>
-      </w:r>
-      <w:r>
-        <w:rPr>
-          <w:rFonts w:ascii="TH SarabunIT๙" w:hAnsi="TH SarabunIT๙" w:cs="TH SarabunIT๙"/>
           <w:noProof/>
           <w:sz w:val="32"/>
           <w:szCs w:val="32"/>
         </w:rPr>
-        <w:t xml:space="preserve"> {{date_memo_used}}</w:t>
+        <w:t>{{date_memo_used}}</w:t>
       </w:r>
     </w:p>
     <w:p>
@@ -1380,6 +1292,9 @@
     </w:p>
     <w:p>
       <w:pPr>
+        <w:tabs>
+          <w:tab w:val="left" w:pos="4253"/>
+        </w:tabs>
         <w:spacing w:after="0"/>
         <w:rPr>
           <w:rFonts w:ascii="TH SarabunIT๙" w:hAnsi="TH SarabunIT๙" w:cs="TH SarabunIT๙"/>
@@ -1396,9 +1311,8 @@
           <w:bCs/>
           <w:sz w:val="32"/>
           <w:szCs w:val="32"/>
-          <w:cs/>
-        </w:rPr>
-        <w:t xml:space="preserve">                                                             </w:t>
+        </w:rPr>
+        <w:tab/>
       </w:r>
       <w:r>
         <w:rPr>
@@ -1407,9 +1321,8 @@
           <w:bCs/>
           <w:sz w:val="32"/>
           <w:szCs w:val="32"/>
-          <w:cs/>
-        </w:rPr>
-        <w:tab/>
+        </w:rPr>
+        <w:sym w:font="Wingdings" w:char="F0FC"/>
       </w:r>
       <w:r>
         <w:rPr>
@@ -1418,32 +1331,10 @@
           <w:bCs/>
           <w:sz w:val="32"/>
           <w:szCs w:val="32"/>
-        </w:rPr>
-        <w:sym w:font="Wingdings" w:char="F0FC"/>
-      </w:r>
-      <w:r>
-        <w:rPr>
-          <w:rFonts w:ascii="TH SarabunIT๙" w:hAnsi="TH SarabunIT๙" w:cs="TH SarabunIT๙"/>
-          <w:b/>
-          <w:bCs/>
-          <w:sz w:val="32"/>
-          <w:szCs w:val="32"/>
           <w:cs/>
         </w:rPr>
         <w:t>ทราบ</w:t>
       </w:r>
-    </w:p>
-    <w:p>
-      <w:pPr>
-        <w:spacing w:after="0"/>
-        <w:rPr>
-          <w:rFonts w:ascii="TH SarabunIT๙" w:hAnsi="TH SarabunIT๙" w:cs="TH SarabunIT๙"/>
-          <w:b/>
-          <w:bCs/>
-          <w:sz w:val="32"/>
-          <w:szCs w:val="32"/>
-        </w:rPr>
-      </w:pPr>
     </w:p>
     <w:p>
       <w:pPr>
@@ -1769,6 +1660,9 @@
     </w:p>
     <w:p>
       <w:pPr>
+        <w:tabs>
+          <w:tab w:val="left" w:pos="5387"/>
+        </w:tabs>
         <w:spacing w:after="0"/>
         <w:rPr>
           <w:rFonts w:ascii="TH SarabunIT๙" w:hAnsi="TH SarabunIT๙" w:cs="TH SarabunIT๙"/>
@@ -1781,7 +1675,6 @@
           <w:rFonts w:ascii="TH SarabunIT๙" w:hAnsi="TH SarabunIT๙" w:cs="TH SarabunIT๙"/>
           <w:sz w:val="32"/>
           <w:szCs w:val="32"/>
-          <w:cs/>
         </w:rPr>
         <w:tab/>
       </w:r>
@@ -1792,70 +1685,6 @@
           <w:szCs w:val="32"/>
           <w:cs/>
         </w:rPr>
-        <w:tab/>
-      </w:r>
-      <w:r>
-        <w:rPr>
-          <w:rFonts w:ascii="TH SarabunIT๙" w:hAnsi="TH SarabunIT๙" w:cs="TH SarabunIT๙"/>
-          <w:sz w:val="32"/>
-          <w:szCs w:val="32"/>
-          <w:cs/>
-        </w:rPr>
-        <w:tab/>
-      </w:r>
-      <w:r>
-        <w:rPr>
-          <w:rFonts w:ascii="TH SarabunIT๙" w:hAnsi="TH SarabunIT๙" w:cs="TH SarabunIT๙"/>
-          <w:sz w:val="32"/>
-          <w:szCs w:val="32"/>
-          <w:cs/>
-        </w:rPr>
-        <w:tab/>
-        <w:t xml:space="preserve">             </w:t>
-      </w:r>
-      <w:r>
-        <w:rPr>
-          <w:rFonts w:ascii="TH SarabunIT๙" w:hAnsi="TH SarabunIT๙" w:cs="TH SarabunIT๙"/>
-          <w:sz w:val="32"/>
-          <w:szCs w:val="32"/>
-          <w:cs/>
-        </w:rPr>
-        <w:tab/>
-      </w:r>
-      <w:r>
-        <w:rPr>
-          <w:rFonts w:ascii="TH SarabunIT๙" w:hAnsi="TH SarabunIT๙" w:cs="TH SarabunIT๙" w:hint="cs"/>
-          <w:sz w:val="32"/>
-          <w:szCs w:val="32"/>
-          <w:cs/>
-        </w:rPr>
-        <w:t xml:space="preserve">         </w:t>
-      </w:r>
-      <w:r>
-        <w:rPr>
-          <w:rFonts w:ascii="TH SarabunIT๙" w:hAnsi="TH SarabunIT๙" w:cs="TH SarabunIT๙"/>
-          <w:sz w:val="32"/>
-          <w:szCs w:val="32"/>
-          <w:cs/>
-        </w:rPr>
-        <w:t xml:space="preserve"> </w:t>
-      </w:r>
-      <w:r>
-        <w:rPr>
-          <w:rFonts w:ascii="TH SarabunIT๙" w:hAnsi="TH SarabunIT๙" w:cs="TH SarabunIT๙" w:hint="cs"/>
-          <w:sz w:val="32"/>
-          <w:szCs w:val="32"/>
-          <w:cs/>
-        </w:rPr>
-        <w:t xml:space="preserve">    </w:t>
-      </w:r>
-      <w:r>
-        <w:rPr>
-          <w:rFonts w:ascii="TH SarabunIT๙" w:hAnsi="TH SarabunIT๙" w:cs="TH SarabunIT๙"/>
-          <w:sz w:val="32"/>
-          <w:szCs w:val="32"/>
-          <w:cs/>
-        </w:rPr>
         <w:t>(</w:t>
       </w:r>
       <w:r>
@@ -1864,7 +1693,25 @@
           <w:sz w:val="32"/>
           <w:szCs w:val="32"/>
         </w:rPr>
-        <w:t>{{director_name}}</w:t>
+        <w:t>{{</w:t>
+      </w:r>
+      <w:proofErr w:type="spellStart"/>
+      <w:r>
+        <w:rPr>
+          <w:rFonts w:ascii="TH SarabunIT๙" w:hAnsi="TH SarabunIT๙" w:cs="TH SarabunIT๙"/>
+          <w:sz w:val="32"/>
+          <w:szCs w:val="32"/>
+        </w:rPr>
+        <w:t>director_name</w:t>
+      </w:r>
+      <w:proofErr w:type="spellEnd"/>
+      <w:r>
+        <w:rPr>
+          <w:rFonts w:ascii="TH SarabunIT๙" w:hAnsi="TH SarabunIT๙" w:cs="TH SarabunIT๙"/>
+          <w:sz w:val="32"/>
+          <w:szCs w:val="32"/>
+        </w:rPr>
+        <w:t>}}</w:t>
       </w:r>
       <w:r>
         <w:rPr>
@@ -1878,6 +1725,9 @@
     </w:p>
     <w:p>
       <w:pPr>
+        <w:tabs>
+          <w:tab w:val="left" w:pos="4536"/>
+        </w:tabs>
         <w:spacing w:after="0"/>
         <w:ind w:right="-964"/>
         <w:rPr>
@@ -1891,55 +1741,8 @@
           <w:rFonts w:ascii="TH SarabunIT๙" w:hAnsi="TH SarabunIT๙" w:cs="TH SarabunIT๙"/>
           <w:sz w:val="32"/>
           <w:szCs w:val="32"/>
-          <w:cs/>
-        </w:rPr>
-        <w:t xml:space="preserve">      </w:t>
-      </w:r>
-      <w:r>
-        <w:rPr>
-          <w:rFonts w:ascii="TH SarabunIT๙" w:hAnsi="TH SarabunIT๙" w:cs="TH SarabunIT๙"/>
-          <w:sz w:val="32"/>
-          <w:szCs w:val="32"/>
-          <w:cs/>
         </w:rPr>
         <w:tab/>
-      </w:r>
-      <w:r>
-        <w:rPr>
-          <w:rFonts w:ascii="TH SarabunIT๙" w:hAnsi="TH SarabunIT๙" w:cs="TH SarabunIT๙"/>
-          <w:sz w:val="32"/>
-          <w:szCs w:val="32"/>
-          <w:cs/>
-        </w:rPr>
-        <w:tab/>
-      </w:r>
-      <w:r>
-        <w:rPr>
-          <w:rFonts w:ascii="TH SarabunIT๙" w:hAnsi="TH SarabunIT๙" w:cs="TH SarabunIT๙"/>
-          <w:sz w:val="32"/>
-          <w:szCs w:val="32"/>
-          <w:cs/>
-        </w:rPr>
-        <w:tab/>
-      </w:r>
-      <w:r>
-        <w:rPr>
-          <w:rFonts w:ascii="TH SarabunIT๙" w:hAnsi="TH SarabunIT๙" w:cs="TH SarabunIT๙"/>
-          <w:sz w:val="32"/>
-          <w:szCs w:val="32"/>
-          <w:cs/>
-        </w:rPr>
-        <w:tab/>
-      </w:r>
-      <w:r>
-        <w:rPr>
-          <w:rFonts w:ascii="TH SarabunIT๙" w:hAnsi="TH SarabunIT๙" w:cs="TH SarabunIT๙" w:hint="cs"/>
-          <w:sz w:val="32"/>
-          <w:szCs w:val="32"/>
-          <w:cs/>
-        </w:rPr>
-        <w:tab/>
-        <w:t xml:space="preserve">                  </w:t>
       </w:r>
       <w:r>
         <w:rPr>
@@ -1988,6 +1791,9 @@
     </w:p>
     <w:p>
       <w:pPr>
+        <w:tabs>
+          <w:tab w:val="left" w:pos="5245"/>
+        </w:tabs>
         <w:spacing w:after="0"/>
         <w:ind w:right="-964"/>
         <w:rPr>
@@ -1999,89 +1805,21 @@
       <w:r>
         <w:rPr>
           <w:rFonts w:ascii="TH SarabunIT๙" w:hAnsi="TH SarabunIT๙" w:cs="TH SarabunIT๙"/>
-          <w:sz w:val="32"/>
-          <w:szCs w:val="32"/>
-          <w:cs/>
+          <w:noProof/>
+          <w:sz w:val="32"/>
+          <w:szCs w:val="32"/>
         </w:rPr>
         <w:tab/>
       </w:r>
       <w:r>
         <w:rPr>
           <w:rFonts w:ascii="TH SarabunIT๙" w:hAnsi="TH SarabunIT๙" w:cs="TH SarabunIT๙"/>
-          <w:sz w:val="32"/>
-          <w:szCs w:val="32"/>
-          <w:cs/>
-        </w:rPr>
-        <w:tab/>
-      </w:r>
-      <w:r>
-        <w:rPr>
-          <w:rFonts w:ascii="TH SarabunIT๙" w:hAnsi="TH SarabunIT๙" w:cs="TH SarabunIT๙"/>
-          <w:sz w:val="32"/>
-          <w:szCs w:val="32"/>
-          <w:cs/>
-        </w:rPr>
-        <w:tab/>
-      </w:r>
-      <w:r>
-        <w:rPr>
-          <w:rFonts w:ascii="TH SarabunIT๙" w:hAnsi="TH SarabunIT๙" w:cs="TH SarabunIT๙"/>
-          <w:sz w:val="32"/>
-          <w:szCs w:val="32"/>
-          <w:cs/>
-        </w:rPr>
-        <w:tab/>
-      </w:r>
-      <w:r>
-        <w:rPr>
-          <w:rFonts w:ascii="TH SarabunIT๙" w:hAnsi="TH SarabunIT๙" w:cs="TH SarabunIT๙"/>
-          <w:sz w:val="32"/>
-          <w:szCs w:val="32"/>
-          <w:cs/>
-        </w:rPr>
-        <w:tab/>
-      </w:r>
-      <w:r>
-        <w:rPr>
-          <w:rFonts w:ascii="TH SarabunIT๙" w:hAnsi="TH SarabunIT๙" w:cs="TH SarabunIT๙"/>
-          <w:sz w:val="32"/>
-          <w:szCs w:val="32"/>
-          <w:cs/>
-        </w:rPr>
-        <w:tab/>
-        <w:t xml:space="preserve">           </w:t>
-      </w:r>
-      <w:r>
-        <w:rPr>
-          <w:rFonts w:ascii="TH SarabunIT๙" w:hAnsi="TH SarabunIT๙" w:cs="TH SarabunIT๙" w:hint="cs"/>
-          <w:sz w:val="32"/>
-          <w:szCs w:val="32"/>
-          <w:cs/>
-        </w:rPr>
-        <w:t xml:space="preserve">  </w:t>
-      </w:r>
-      <w:r>
-        <w:rPr>
-          <w:rFonts w:ascii="TH SarabunIT๙" w:hAnsi="TH SarabunIT๙" w:cs="TH SarabunIT๙"/>
           <w:noProof/>
           <w:sz w:val="32"/>
           <w:szCs w:val="32"/>
         </w:rPr>
-        <w:t xml:space="preserve"> {{date_memo_used}}</w:t>
-      </w:r>
-    </w:p>
-    <w:p>
-      <w:pPr>
-        <w:spacing w:after="0"/>
-        <w:ind w:right="-964"/>
-        <w:rPr>
-          <w:rFonts w:ascii="TH SarabunIT๙" w:hAnsi="TH SarabunIT๙" w:cs="TH SarabunIT๙"/>
-          <w:b/>
-          <w:bCs/>
-          <w:sz w:val="32"/>
-          <w:szCs w:val="32"/>
-        </w:rPr>
-      </w:pPr>
+        <w:t>{{date_memo_used}}</w:t>
+      </w:r>
     </w:p>
     <w:p>
       <w:pPr>
@@ -2128,11 +1866,12 @@
           <w:sz w:val="32"/>
           <w:szCs w:val="32"/>
         </w:rPr>
-        <w:object w:dxaOrig="1440" w:dyaOrig="1440" w14:anchorId="0336309D">
+        <w:lastRenderedPageBreak/>
+        <w:object w:dxaOrig="1440" w:dyaOrig="1440" w14:anchorId="1E062EB3">
           <v:shape id="_x0000_s1027" type="#_x0000_t75" alt="" style="position:absolute;left:0;text-align:left;margin-left:-1.5pt;margin-top:-20.3pt;width:53.4pt;height:57.75pt;z-index:251660288;mso-wrap-edited:f;mso-width-percent:0;mso-height-percent:0;mso-position-horizontal-relative:text;mso-position-vertical-relative:text;mso-width-percent:0;mso-height-percent:0" fillcolor="window">
             <v:imagedata r:id="rId6" o:title=""/>
           </v:shape>
-          <o:OLEObject Type="Embed" ProgID="Word.Picture.8" ShapeID="_x0000_s1027" DrawAspect="Content" ObjectID="_1844804569" r:id="rId8"/>
+          <o:OLEObject Type="Embed" ProgID="Word.Picture.8" ShapeID="_x0000_s1027" DrawAspect="Content" ObjectID="_1844888636" r:id="rId8"/>
         </w:object>
       </w:r>
       <w:r>
@@ -2789,6 +2528,9 @@
     <w:p>
       <w:pPr>
         <w:pStyle w:val="a8"/>
+        <w:tabs>
+          <w:tab w:val="left" w:pos="5387"/>
+        </w:tabs>
         <w:jc w:val="both"/>
         <w:rPr>
           <w:rFonts w:ascii="TH SarabunIT๙" w:hAnsi="TH SarabunIT๙" w:cs="TH SarabunIT๙"/>
@@ -2799,32 +2541,39 @@
         <w:rPr>
           <w:rFonts w:ascii="TH SarabunIT๙" w:hAnsi="TH SarabunIT๙" w:cs="TH SarabunIT๙"/>
           <w:szCs w:val="32"/>
-          <w:cs/>
-        </w:rPr>
-        <w:t xml:space="preserve">                                                                             </w:t>
-      </w:r>
-      <w:r>
-        <w:rPr>
-          <w:rFonts w:ascii="TH SarabunIT๙" w:hAnsi="TH SarabunIT๙" w:cs="TH SarabunIT๙" w:hint="cs"/>
-          <w:szCs w:val="32"/>
-          <w:cs/>
-        </w:rPr>
-        <w:t xml:space="preserve"> </w:t>
-      </w:r>
-      <w:r>
-        <w:rPr>
-          <w:rFonts w:ascii="TH SarabunIT๙" w:hAnsi="TH SarabunIT๙" w:cs="TH SarabunIT๙"/>
-          <w:szCs w:val="32"/>
-          <w:cs/>
-        </w:rPr>
-        <w:t xml:space="preserve"> (</w:t>
-      </w:r>
-      <w:r>
-        <w:rPr>
-          <w:rFonts w:ascii="TH SarabunIT๙" w:hAnsi="TH SarabunIT๙" w:cs="TH SarabunIT๙"/>
-          <w:szCs w:val="32"/>
-        </w:rPr>
-        <w:t>{{procurement_officer}}</w:t>
+        </w:rPr>
+        <w:tab/>
+      </w:r>
+      <w:r>
+        <w:rPr>
+          <w:rFonts w:ascii="TH SarabunIT๙" w:hAnsi="TH SarabunIT๙" w:cs="TH SarabunIT๙"/>
+          <w:szCs w:val="32"/>
+          <w:cs/>
+        </w:rPr>
+        <w:t>(</w:t>
+      </w:r>
+      <w:r>
+        <w:rPr>
+          <w:rFonts w:ascii="TH SarabunIT๙" w:hAnsi="TH SarabunIT๙" w:cs="TH SarabunIT๙"/>
+          <w:szCs w:val="32"/>
+        </w:rPr>
+        <w:t>{{</w:t>
+      </w:r>
+      <w:proofErr w:type="spellStart"/>
+      <w:r>
+        <w:rPr>
+          <w:rFonts w:ascii="TH SarabunIT๙" w:hAnsi="TH SarabunIT๙" w:cs="TH SarabunIT๙"/>
+          <w:szCs w:val="32"/>
+        </w:rPr>
+        <w:t>procurement_officer</w:t>
+      </w:r>
+      <w:proofErr w:type="spellEnd"/>
+      <w:r>
+        <w:rPr>
+          <w:rFonts w:ascii="TH SarabunIT๙" w:hAnsi="TH SarabunIT๙" w:cs="TH SarabunIT๙"/>
+          <w:szCs w:val="32"/>
+        </w:rPr>
+        <w:t>}}</w:t>
       </w:r>
       <w:r>
         <w:rPr>
@@ -2849,7 +2598,7 @@
           <w:szCs w:val="32"/>
           <w:cs/>
         </w:rPr>
-        <w:t xml:space="preserve">                                                                                      </w:t>
+        <w:t xml:space="preserve">                                                                                     </w:t>
       </w:r>
       <w:r>
         <w:rPr>
@@ -2857,15 +2606,15 @@
           <w:szCs w:val="32"/>
           <w:cs/>
         </w:rPr>
-        <w:t xml:space="preserve">  </w:t>
-      </w:r>
-      <w:r>
-        <w:rPr>
-          <w:rFonts w:ascii="TH SarabunIT๙" w:hAnsi="TH SarabunIT๙" w:cs="TH SarabunIT๙"/>
-          <w:szCs w:val="32"/>
-          <w:cs/>
-        </w:rPr>
-        <w:t xml:space="preserve"> เจ้าหน้าที่             </w:t>
+        <w:t xml:space="preserve"> </w:t>
+      </w:r>
+      <w:r>
+        <w:rPr>
+          <w:rFonts w:ascii="TH SarabunIT๙" w:hAnsi="TH SarabunIT๙" w:cs="TH SarabunIT๙"/>
+          <w:szCs w:val="32"/>
+          <w:cs/>
+        </w:rPr>
+        <w:t xml:space="preserve">เจ้าหน้าที่             </w:t>
       </w:r>
     </w:p>
     <w:p>
@@ -4670,7 +4419,6 @@
           <w:szCs w:val="32"/>
           <w:cs/>
         </w:rPr>
-        <w:lastRenderedPageBreak/>
         <w:t xml:space="preserve">     </w:t>
       </w:r>
       <w:r>
@@ -4737,6 +4485,7 @@
           <w:szCs w:val="32"/>
           <w:cs/>
         </w:rPr>
+        <w:lastRenderedPageBreak/>
         <w:t xml:space="preserve">    </w:t>
       </w:r>
       <w:r>
@@ -5545,7 +5294,6 @@
                       <w:sz w:val="32"/>
                       <w:szCs w:val="32"/>
                     </w:rPr>
-                    <w:lastRenderedPageBreak/>
                     <w:drawing>
                       <wp:inline distT="0" distB="0" distL="0" distR="0" wp14:anchorId="06DE171A" wp14:editId="112900BD">
                         <wp:extent cx="764934" cy="838200"/>
@@ -5702,6 +5450,7 @@
                       <w:szCs w:val="32"/>
                       <w:cs/>
                     </w:rPr>
+                    <w:lastRenderedPageBreak/>
                     <w:t>ส่วนราชการ</w:t>
                   </w:r>
                 </w:p>
@@ -7994,7 +7743,6 @@
                 <w:szCs w:val="32"/>
                 <w:cs/>
               </w:rPr>
-              <w:lastRenderedPageBreak/>
               <w:t>รายละเอียดแนบท้าย</w:t>
             </w:r>
             <w:r>
@@ -9071,7 +8819,6 @@
                 <w:sz w:val="32"/>
                 <w:szCs w:val="32"/>
               </w:rPr>
-              <w:lastRenderedPageBreak/>
               <w:drawing>
                 <wp:inline distT="0" distB="0" distL="0" distR="0" wp14:anchorId="6D0E004A" wp14:editId="4D2E0879">
                   <wp:extent cx="952500" cy="1038225"/>
@@ -9318,6 +9065,7 @@
                 <w:szCs w:val="32"/>
                 <w:cs/>
               </w:rPr>
+              <w:lastRenderedPageBreak/>
               <w:t>เรื่อง</w:t>
             </w:r>
             <w:r>
@@ -11029,7 +10777,6 @@
                       <w:sz w:val="32"/>
                       <w:szCs w:val="32"/>
                     </w:rPr>
-                    <w:lastRenderedPageBreak/>
                     <w:drawing>
                       <wp:inline distT="0" distB="0" distL="0" distR="0" wp14:anchorId="7A07F1E1" wp14:editId="1DD74278">
                         <wp:extent cx="751514" cy="819150"/>
@@ -12039,6 +11786,7 @@
                 <w:szCs w:val="32"/>
                 <w:cs/>
               </w:rPr>
+              <w:lastRenderedPageBreak/>
               <w:t xml:space="preserve">         </w:t>
             </w:r>
           </w:p>
@@ -13444,7 +13192,6 @@
                 <w:sz w:val="32"/>
                 <w:szCs w:val="32"/>
               </w:rPr>
-              <w:lastRenderedPageBreak/>
               <w:drawing>
                 <wp:inline distT="0" distB="0" distL="0" distR="0" wp14:anchorId="661DC7A3" wp14:editId="1F80B473">
                   <wp:extent cx="952500" cy="1038225"/>
@@ -13814,6 +13561,7 @@
                 <w:szCs w:val="32"/>
                 <w:cs/>
               </w:rPr>
+              <w:lastRenderedPageBreak/>
               <w:t xml:space="preserve">ผู้ได้รับการคัดเลือก ได้แก่ </w:t>
             </w:r>
             <w:r>
@@ -13928,6 +13676,7 @@
                 <w:sz w:val="32"/>
                 <w:szCs w:val="32"/>
               </w:rPr>
+              <w:lastRenderedPageBreak/>
               <w:t> </w:t>
             </w:r>
           </w:p>
@@ -14690,7 +14439,6 @@
                       <w:noProof/>
                       <w:sz w:val="28"/>
                     </w:rPr>
-                    <w:lastRenderedPageBreak/>
                     <w:drawing>
                       <wp:inline distT="0" distB="0" distL="0" distR="0" wp14:anchorId="27975966" wp14:editId="744D6BAD">
                         <wp:extent cx="885877" cy="965606"/>
@@ -15469,6 +15217,7 @@
                             <w:szCs w:val="28"/>
                             <w:cs/>
                           </w:rPr>
+                          <w:lastRenderedPageBreak/>
                           <w:t>อำเภอ</w:t>
                         </w:r>
                         <w:r>
@@ -15617,6 +15366,7 @@
                       <w:sz w:val="16"/>
                       <w:szCs w:val="16"/>
                     </w:rPr>
+                    <w:lastRenderedPageBreak/>
                     <w:t> </w:t>
                   </w:r>
                 </w:p>
@@ -17823,7 +17573,6 @@
                       <w:sz w:val="28"/>
                       <w:cs/>
                     </w:rPr>
-                    <w:lastRenderedPageBreak/>
                     <w:t xml:space="preserve">             </w:t>
                   </w:r>
                   <w:r>
@@ -17974,7 +17723,6 @@
                 <w:sz w:val="28"/>
                 <w:cs/>
               </w:rPr>
-              <w:lastRenderedPageBreak/>
               <w:t xml:space="preserve">เลขที่โครงการ  </w:t>
             </w:r>
             <w:r>
@@ -18545,6 +18293,7 @@
                 <w:cs/>
                 <w:lang w:bidi="th-TH"/>
               </w:rPr>
+              <w:lastRenderedPageBreak/>
               <w:t>ที่</w:t>
             </w:r>
           </w:p>
@@ -19518,7 +19267,6 @@
           <w:bCs/>
           <w:cs/>
         </w:rPr>
-        <w:lastRenderedPageBreak/>
         <w:t>ใบส่งมอบงาน</w:t>
       </w:r>
     </w:p>
@@ -19810,6 +19558,7 @@
           <w:rFonts w:ascii="TH SarabunIT๙" w:hAnsi="TH SarabunIT๙" w:cs="TH SarabunIT๙"/>
           <w:sz w:val="32"/>
         </w:rPr>
+        <w:lastRenderedPageBreak/>
         <w:tab/>
       </w:r>
       <w:r>
@@ -20316,7 +20065,6 @@
           <w:szCs w:val="36"/>
           <w:cs/>
         </w:rPr>
-        <w:lastRenderedPageBreak/>
         <w:t>ใบตรวจรับ</w:t>
       </w:r>
       <w:r>
@@ -20710,6 +20458,7 @@
           <w:sz w:val="32"/>
           <w:szCs w:val="32"/>
         </w:rPr>
+        <w:lastRenderedPageBreak/>
         <w:t>                          </w:t>
       </w:r>
     </w:p>
@@ -20765,8 +20514,8 @@
           <w:sz w:val="32"/>
           <w:szCs w:val="32"/>
         </w:rPr>
-        <w:pict w14:anchorId="5DB78B1C">
-          <v:shape id="_x0000_i1030" type="#_x0000_t75" alt="" style="width:19.45pt;height:19.45pt;mso-width-percent:0;mso-height-percent:0;mso-width-percent:0;mso-height-percent:0">
+        <w:pict w14:anchorId="11726C0F">
+          <v:shape id="_x0000_i1030" type="#_x0000_t75" alt="" style="width:19.55pt;height:19.55pt;mso-width-percent:0;mso-height-percent:0;mso-width-percent:0;mso-height-percent:0">
             <v:imagedata r:id="rId10" o:title=""/>
           </v:shape>
         </w:pict>
@@ -20804,8 +20553,8 @@
           <w:sz w:val="32"/>
           <w:szCs w:val="32"/>
         </w:rPr>
-        <w:pict w14:anchorId="2C52ABD8">
-          <v:shape id="_x0000_i1029" type="#_x0000_t75" alt="" style="width:19.45pt;height:19.45pt;mso-width-percent:0;mso-height-percent:0;mso-width-percent:0;mso-height-percent:0">
+        <w:pict w14:anchorId="17DCE2D4">
+          <v:shape id="_x0000_i1029" type="#_x0000_t75" alt="" style="width:19.55pt;height:19.55pt;mso-width-percent:0;mso-height-percent:0;mso-width-percent:0;mso-height-percent:0">
             <v:imagedata r:id="rId10" o:title=""/>
           </v:shape>
         </w:pict>
@@ -20843,8 +20592,8 @@
           <w:sz w:val="32"/>
           <w:szCs w:val="32"/>
         </w:rPr>
-        <w:pict w14:anchorId="0154D54C">
-          <v:shape id="_x0000_i1028" type="#_x0000_t75" alt="" style="width:19.45pt;height:19.45pt;mso-width-percent:0;mso-height-percent:0;mso-width-percent:0;mso-height-percent:0">
+        <w:pict w14:anchorId="1D88359D">
+          <v:shape id="_x0000_i1028" type="#_x0000_t75" alt="" style="width:19.55pt;height:19.55pt;mso-width-percent:0;mso-height-percent:0;mso-width-percent:0;mso-height-percent:0">
             <v:imagedata r:id="rId11" o:title=""/>
           </v:shape>
         </w:pict>
@@ -20900,8 +20649,8 @@
           <w:sz w:val="32"/>
           <w:szCs w:val="32"/>
         </w:rPr>
-        <w:pict w14:anchorId="7978C6AD">
-          <v:shape id="_x0000_i1027" type="#_x0000_t75" alt="" style="width:19.45pt;height:19.45pt;mso-width-percent:0;mso-height-percent:0;mso-width-percent:0;mso-height-percent:0">
+        <w:pict w14:anchorId="14378F1C">
+          <v:shape id="_x0000_i1027" type="#_x0000_t75" alt="" style="width:19.55pt;height:19.55pt;mso-width-percent:0;mso-height-percent:0;mso-width-percent:0;mso-height-percent:0">
             <v:imagedata r:id="rId11" o:title=""/>
           </v:shape>
         </w:pict>
@@ -20939,8 +20688,8 @@
           <w:sz w:val="32"/>
           <w:szCs w:val="32"/>
         </w:rPr>
-        <w:pict w14:anchorId="6B9496F9">
-          <v:shape id="_x0000_i1026" type="#_x0000_t75" alt="" style="width:19.45pt;height:19.45pt;mso-width-percent:0;mso-height-percent:0;mso-width-percent:0;mso-height-percent:0">
+        <w:pict w14:anchorId="6B3C5676">
+          <v:shape id="_x0000_i1026" type="#_x0000_t75" alt="" style="width:19.55pt;height:19.55pt;mso-width-percent:0;mso-height-percent:0;mso-width-percent:0;mso-height-percent:0">
             <v:imagedata r:id="rId10" o:title=""/>
           </v:shape>
         </w:pict>
@@ -21542,11 +21291,11 @@
           <w:sz w:val="32"/>
           <w:szCs w:val="32"/>
         </w:rPr>
-        <w:object w:dxaOrig="1440" w:dyaOrig="1440" w14:anchorId="3B662D3F">
+        <w:object w:dxaOrig="1440" w:dyaOrig="1440" w14:anchorId="3C990526">
           <v:shape id="_x0000_s1026" type="#_x0000_t75" alt="" style="position:absolute;left:0;text-align:left;margin-left:-.8pt;margin-top:-20.55pt;width:53.4pt;height:57.75pt;z-index:251662336;mso-wrap-edited:f;mso-width-percent:0;mso-height-percent:0;mso-position-horizontal-relative:text;mso-position-vertical-relative:text;mso-width-percent:0;mso-height-percent:0" fillcolor="window">
             <v:imagedata r:id="rId6" o:title=""/>
           </v:shape>
-          <o:OLEObject Type="Embed" ProgID="Word.Picture.8" ShapeID="_x0000_s1026" DrawAspect="Content" ObjectID="_1844804568" r:id="rId12"/>
+          <o:OLEObject Type="Embed" ProgID="Word.Picture.8" ShapeID="_x0000_s1026" DrawAspect="Content" ObjectID="_1844888635" r:id="rId12"/>
         </w:object>
       </w:r>
       <w:r>
@@ -21856,6 +21605,7 @@
           <w:sz w:val="32"/>
           <w:szCs w:val="32"/>
         </w:rPr>
+        <w:lastRenderedPageBreak/>
         <w:tab/>
       </w:r>
       <w:r>
@@ -23559,6 +23309,7 @@
                 <w:szCs w:val="32"/>
                 <w:cs/>
               </w:rPr>
+              <w:lastRenderedPageBreak/>
               <w:t>ลำดับ</w:t>
             </w:r>
           </w:p>

--- a/assets/templates/master_template.docx
+++ b/assets/templates/master_template.docx
@@ -22,7 +22,7 @@
           <w:sz w:val="32"/>
           <w:szCs w:val="32"/>
         </w:rPr>
-        <w:object w:dxaOrig="1440" w:dyaOrig="1440" w14:anchorId="4256C16D">
+        <w:object w:dxaOrig="1440" w:dyaOrig="1440" w14:anchorId="5F318493">
           <v:shapetype id="_x0000_t75" coordsize="21600,21600" o:spt="75" o:preferrelative="t" path="m@4@5l@4@11@9@11@9@5xe" filled="f" stroked="f">
             <v:stroke joinstyle="miter"/>
             <v:formulas>
@@ -45,7 +45,7 @@
           <v:shape id="_x0000_s1028" type="#_x0000_t75" alt="" style="position:absolute;left:0;text-align:left;margin-left:-3.15pt;margin-top:-15.85pt;width:53.4pt;height:57.75pt;z-index:251663360;mso-wrap-edited:f;mso-width-percent:0;mso-height-percent:0;mso-position-horizontal-relative:text;mso-position-vertical-relative:text;mso-width-percent:0;mso-height-percent:0" fillcolor="window">
             <v:imagedata r:id="rId6" o:title=""/>
           </v:shape>
-          <o:OLEObject Type="Embed" ProgID="Word.Picture.8" ShapeID="_x0000_s1028" DrawAspect="Content" ObjectID="_1844888637" r:id="rId7"/>
+          <o:OLEObject Type="Embed" ProgID="Word.Picture.8" ShapeID="_x0000_s1028" DrawAspect="Content" ObjectID="_1844970774" r:id="rId7"/>
         </w:object>
       </w:r>
       <w:r>
@@ -74,6 +74,9 @@
     <w:p>
       <w:pPr>
         <w:pStyle w:val="a8"/>
+        <w:tabs>
+          <w:tab w:val="left" w:pos="1418"/>
+        </w:tabs>
         <w:spacing w:before="240"/>
         <w:rPr>
           <w:rFonts w:ascii="TH SarabunIT๙" w:hAnsi="TH SarabunIT๙" w:cs="TH SarabunIT๙"/>
@@ -108,7 +111,17 @@
           <w:szCs w:val="32"/>
           <w:cs/>
         </w:rPr>
-        <w:t xml:space="preserve">วนราชการ   </w:t>
+        <w:t>วนราชการ</w:t>
+      </w:r>
+      <w:r>
+        <w:rPr>
+          <w:rFonts w:ascii="TH SarabunIT๙" w:hAnsi="TH SarabunIT๙" w:cs="TH SarabunIT๙"/>
+          <w:b/>
+          <w:bCs/>
+          <w:szCs w:val="32"/>
+          <w:cs/>
+        </w:rPr>
+        <w:tab/>
       </w:r>
       <w:r>
         <w:rPr>
@@ -138,6 +151,11 @@
     <w:p>
       <w:pPr>
         <w:pStyle w:val="a8"/>
+        <w:tabs>
+          <w:tab w:val="left" w:pos="709"/>
+          <w:tab w:val="left" w:pos="4270"/>
+          <w:tab w:val="left" w:pos="5012"/>
+        </w:tabs>
         <w:rPr>
           <w:rFonts w:ascii="TH SarabunIT๙" w:hAnsi="TH SarabunIT๙" w:cs="TH SarabunIT๙"/>
           <w:szCs w:val="32"/>
@@ -157,8 +175,9 @@
         <w:rPr>
           <w:rFonts w:ascii="TH SarabunIT๙" w:hAnsi="TH SarabunIT๙" w:cs="TH SarabunIT๙"/>
           <w:szCs w:val="32"/>
-        </w:rPr>
-        <w:t xml:space="preserve">       </w:t>
+          <w:cs/>
+        </w:rPr>
+        <w:tab/>
       </w:r>
       <w:r>
         <w:rPr>
@@ -166,26 +185,11 @@
           <w:noProof/>
           <w:szCs w:val="32"/>
         </w:rPr>
-        <w:t xml:space="preserve"> {{procurement_number}}</w:t>
-      </w:r>
-      <w:r>
-        <w:rPr>
-          <w:rFonts w:ascii="TH SarabunIT๙" w:hAnsi="TH SarabunIT๙" w:cs="TH SarabunIT๙"/>
-          <w:szCs w:val="32"/>
-        </w:rPr>
-        <w:t xml:space="preserve"> </w:t>
-      </w:r>
-      <w:r>
-        <w:rPr>
-          <w:rFonts w:ascii="TH SarabunIT๙" w:hAnsi="TH SarabunIT๙" w:cs="TH SarabunIT๙"/>
-          <w:szCs w:val="32"/>
-          <w:cs/>
-        </w:rPr>
-        <w:tab/>
-      </w:r>
-      <w:r>
-        <w:rPr>
-          <w:rFonts w:ascii="TH SarabunIT๙" w:hAnsi="TH SarabunIT๙" w:cs="TH SarabunIT๙" w:hint="cs"/>
+        <w:t>{{procurement_number}}</w:t>
+      </w:r>
+      <w:r>
+        <w:rPr>
+          <w:rFonts w:ascii="TH SarabunIT๙" w:hAnsi="TH SarabunIT๙" w:cs="TH SarabunIT๙"/>
           <w:szCs w:val="32"/>
           <w:cs/>
         </w:rPr>
@@ -207,7 +211,7 @@
           <w:szCs w:val="32"/>
           <w:cs/>
         </w:rPr>
-        <w:t xml:space="preserve">   </w:t>
+        <w:tab/>
       </w:r>
       <w:r>
         <w:rPr>
@@ -215,13 +219,16 @@
           <w:noProof/>
           <w:szCs w:val="32"/>
         </w:rPr>
-        <w:t xml:space="preserve"> {{date_memo_used}}</w:t>
+        <w:t>{{date_memo_used}}</w:t>
       </w:r>
     </w:p>
     <w:p>
       <w:pPr>
         <w:pStyle w:val="a8"/>
-        <w:ind w:left="630" w:hanging="630"/>
+        <w:tabs>
+          <w:tab w:val="left" w:pos="709"/>
+        </w:tabs>
+        <w:ind w:left="709" w:hanging="709"/>
         <w:jc w:val="thaiDistribute"/>
         <w:rPr>
           <w:rFonts w:ascii="TH SarabunIT๙" w:hAnsi="TH SarabunIT๙" w:cs="TH SarabunIT๙"/>
@@ -238,7 +245,17 @@
           <w:szCs w:val="32"/>
           <w:cs/>
         </w:rPr>
-        <w:t xml:space="preserve">เรื่อง   </w:t>
+        <w:t>เรื่อง</w:t>
+      </w:r>
+      <w:r>
+        <w:rPr>
+          <w:rFonts w:ascii="TH SarabunIT๙" w:hAnsi="TH SarabunIT๙" w:cs="TH SarabunIT๙"/>
+          <w:b/>
+          <w:bCs/>
+          <w:szCs w:val="32"/>
+          <w:cs/>
+        </w:rPr>
+        <w:tab/>
       </w:r>
       <w:r>
         <w:rPr>
@@ -275,6 +292,9 @@
     </w:p>
     <w:p>
       <w:pPr>
+        <w:tabs>
+          <w:tab w:val="left" w:pos="709"/>
+        </w:tabs>
         <w:spacing w:before="240"/>
         <w:rPr>
           <w:rFonts w:ascii="TH SarabunIT๙" w:hAnsi="TH SarabunIT๙" w:cs="TH SarabunIT๙"/>
@@ -301,16 +321,7 @@
           <w:szCs w:val="32"/>
           <w:cs/>
         </w:rPr>
-        <w:t xml:space="preserve">  </w:t>
-      </w:r>
-      <w:r>
-        <w:rPr>
-          <w:rFonts w:ascii="TH SarabunIT๙" w:hAnsi="TH SarabunIT๙" w:cs="TH SarabunIT๙" w:hint="cs"/>
-          <w:sz w:val="32"/>
-          <w:szCs w:val="32"/>
-          <w:cs/>
-        </w:rPr>
-        <w:t xml:space="preserve"> </w:t>
+        <w:tab/>
       </w:r>
       <w:r>
         <w:rPr>
@@ -594,6 +605,9 @@
     </w:p>
     <w:p>
       <w:pPr>
+        <w:tabs>
+          <w:tab w:val="left" w:pos="3686"/>
+        </w:tabs>
         <w:spacing w:after="0"/>
         <w:rPr>
           <w:rFonts w:ascii="TH SarabunIT๙" w:hAnsi="TH SarabunIT๙" w:cs="TH SarabunIT๙"/>
@@ -617,32 +631,13 @@
           <w:szCs w:val="32"/>
           <w:cs/>
         </w:rPr>
-        <w:tab/>
-      </w:r>
-      <w:r>
-        <w:rPr>
-          <w:rFonts w:ascii="TH SarabunIT๙" w:hAnsi="TH SarabunIT๙" w:cs="TH SarabunIT๙"/>
-          <w:sz w:val="32"/>
-          <w:szCs w:val="32"/>
-          <w:cs/>
-        </w:rPr>
-        <w:tab/>
-      </w:r>
-      <w:r>
-        <w:rPr>
-          <w:rFonts w:ascii="TH SarabunIT๙" w:hAnsi="TH SarabunIT๙" w:cs="TH SarabunIT๙"/>
-          <w:sz w:val="32"/>
-          <w:szCs w:val="32"/>
-          <w:cs/>
-        </w:rPr>
-        <w:tab/>
-        <w:t xml:space="preserve">              (ลงชื่อ)..............................................ผู้รับผิดชอบกิจกรรม</w:t>
+        <w:t>(ลงชื่อ)..............................................ผู้รับผิดชอบกิจกรรม</w:t>
       </w:r>
     </w:p>
     <w:p>
       <w:pPr>
         <w:tabs>
-          <w:tab w:val="left" w:pos="4962"/>
+          <w:tab w:val="left" w:pos="4678"/>
         </w:tabs>
         <w:spacing w:after="0"/>
         <w:rPr>
@@ -690,7 +685,7 @@
     <w:p>
       <w:pPr>
         <w:tabs>
-          <w:tab w:val="left" w:pos="4820"/>
+          <w:tab w:val="left" w:pos="4536"/>
         </w:tabs>
         <w:spacing w:after="0"/>
         <w:rPr>
@@ -854,10 +849,9 @@
       </w:r>
       <w:r>
         <w:rPr>
-          <w:rFonts w:ascii="TH SarabunIT๙" w:eastAsia="Calibri" w:hAnsi="TH SarabunIT๙" w:cs="TH SarabunIT๙"/>
-          <w:sz w:val="32"/>
-          <w:szCs w:val="32"/>
-          <w:u w:val="dotted"/>
+          <w:rFonts w:ascii="TH SarabunIT๙" w:eastAsia="Calibri" w:hAnsi="TH SarabunIT๙" w:cs="TH SarabunIT๙" w:hint="cs"/>
+          <w:sz w:val="32"/>
+          <w:szCs w:val="32"/>
           <w:cs/>
         </w:rPr>
         <w:t xml:space="preserve"> </w:t>
@@ -1042,6 +1036,9 @@
     </w:p>
     <w:p>
       <w:pPr>
+        <w:tabs>
+          <w:tab w:val="left" w:pos="3686"/>
+        </w:tabs>
         <w:spacing w:after="0"/>
         <w:ind w:right="-874"/>
         <w:rPr>
@@ -1057,15 +1054,6 @@
           <w:szCs w:val="32"/>
           <w:cs/>
         </w:rPr>
-        <w:t xml:space="preserve"> </w:t>
-      </w:r>
-      <w:r>
-        <w:rPr>
-          <w:rFonts w:ascii="TH SarabunIT๙" w:hAnsi="TH SarabunIT๙" w:cs="TH SarabunIT๙"/>
-          <w:sz w:val="32"/>
-          <w:szCs w:val="32"/>
-          <w:cs/>
-        </w:rPr>
         <w:tab/>
       </w:r>
       <w:r>
@@ -1075,50 +1063,13 @@
           <w:szCs w:val="32"/>
           <w:cs/>
         </w:rPr>
-        <w:tab/>
-      </w:r>
-      <w:r>
-        <w:rPr>
-          <w:rFonts w:ascii="TH SarabunIT๙" w:hAnsi="TH SarabunIT๙" w:cs="TH SarabunIT๙"/>
-          <w:sz w:val="32"/>
-          <w:szCs w:val="32"/>
-          <w:cs/>
-        </w:rPr>
-        <w:tab/>
-      </w:r>
-      <w:r>
-        <w:rPr>
-          <w:rFonts w:ascii="TH SarabunIT๙" w:hAnsi="TH SarabunIT๙" w:cs="TH SarabunIT๙"/>
-          <w:sz w:val="32"/>
-          <w:szCs w:val="32"/>
-          <w:cs/>
-        </w:rPr>
-        <w:tab/>
-      </w:r>
-      <w:r>
-        <w:rPr>
-          <w:rFonts w:ascii="TH SarabunIT๙" w:hAnsi="TH SarabunIT๙" w:cs="TH SarabunIT๙"/>
-          <w:sz w:val="32"/>
-          <w:szCs w:val="32"/>
-          <w:cs/>
-        </w:rPr>
-        <w:tab/>
-      </w:r>
-      <w:r>
-        <w:rPr>
-          <w:rFonts w:ascii="TH SarabunIT๙" w:hAnsi="TH SarabunIT๙" w:cs="TH SarabunIT๙"/>
-          <w:sz w:val="32"/>
-          <w:szCs w:val="32"/>
-          <w:cs/>
-        </w:rPr>
-        <w:tab/>
         <w:t xml:space="preserve">(ลงชื่อ).............................................เจ้าหน้าที่การเงิน </w:t>
       </w:r>
     </w:p>
     <w:p>
       <w:pPr>
         <w:tabs>
-          <w:tab w:val="left" w:pos="5387"/>
+          <w:tab w:val="left" w:pos="4678"/>
         </w:tabs>
         <w:spacing w:after="0"/>
         <w:rPr>
@@ -1166,7 +1117,7 @@
     <w:p>
       <w:pPr>
         <w:tabs>
-          <w:tab w:val="left" w:pos="5387"/>
+          <w:tab w:val="left" w:pos="4536"/>
         </w:tabs>
         <w:spacing w:after="0"/>
         <w:ind w:right="-964"/>
@@ -1417,7 +1368,7 @@
               </wp:anchor>
             </w:drawing>
           </mc:Choice>
-          <mc:Fallback xmlns:w16du="http://schemas.microsoft.com/office/word/2023/wordml/word16du" xmlns:w16sdtfl="http://schemas.microsoft.com/office/word/2024/wordml/sdtformatlock">
+          <mc:Fallback xmlns:w16sdtfl="http://schemas.microsoft.com/office/word/2024/wordml/sdtformatlock" xmlns:w16du="http://schemas.microsoft.com/office/word/2023/wordml/word16du">
             <w:pict>
               <v:rect w14:anchorId="327BB130" id="สี่เหลี่ยมผืนผ้า 1" o:spid="_x0000_s1026" style="position:absolute;margin-left:277.5pt;margin-top:.7pt;width:19.2pt;height:16.8pt;z-index:251661312;visibility:visible;mso-wrap-style:square;mso-width-percent:0;mso-height-percent:0;mso-wrap-distance-left:9pt;mso-wrap-distance-top:0;mso-wrap-distance-right:9pt;mso-wrap-distance-bottom:0;mso-position-horizontal:absolute;mso-position-horizontal-relative:text;mso-position-vertical:absolute;mso-position-vertical-relative:text;mso-width-percent:0;mso-height-percent:0;mso-width-relative:margin;mso-height-relative:margin;v-text-anchor:middle" o:gfxdata="UEsDBBQABgAIAAAAIQC2gziS/gAAAOEBAAATAAAAW0NvbnRlbnRfVHlwZXNdLnhtbJSRQU7DMBBF 90jcwfIWJU67QAgl6YK0S0CoHGBkTxKLZGx5TGhvj5O2G0SRWNoz/78nu9wcxkFMGNg6quQqL6RA 0s5Y6ir5vt9lD1JwBDIwOMJKHpHlpr69KfdHjyxSmriSfYz+USnWPY7AufNIadK6MEJMx9ApD/oD OlTrorhX2lFEilmcO2RdNtjC5xDF9pCuTyYBB5bi6bQ4syoJ3g9WQ0ymaiLzg5KdCXlKLjvcW893 SUOqXwnz5DrgnHtJTxOsQfEKIT7DmDSUCaxw7Rqn8787ZsmRM9e2VmPeBN4uqYvTtW7jvijg9N/y JsXecLq0q+WD6m8AAAD//wMAUEsDBBQABgAIAAAAIQA4/SH/1gAAAJQBAAALAAAAX3JlbHMvLnJl bHOkkMFqwzAMhu+DvYPRfXGawxijTi+j0GvpHsDYimMaW0Yy2fr2M4PBMnrbUb/Q94l/f/hMi1qR JVI2sOt6UJgd+ZiDgffL8ekFlFSbvV0oo4EbChzGx4f9GRdb25HMsYhqlCwG5lrLq9biZkxWOiqY 22YiTra2kYMu1l1tQD30/bPm3wwYN0x18gb45AdQl1tp5j/sFB2T0FQ7R0nTNEV3j6o9feQzro1i OWA14Fm+Q8a1a8+Bvu/d/dMb2JY5uiPbhG/ktn4cqGU/er3pcvwCAAD//wMAUEsDBBQABgAIAAAA IQB07N6JRQIAAOMEAAAOAAAAZHJzL2Uyb0RvYy54bWysVFFvGjEMfp+0/xDlfRwHrOsQR4WoOk1C LRqd+hxyCZyWizMncLBfPycHB+qqPUx7CfbZnx1/+czk7lAbtlfoK7AFz3t9zpSVUFZ2U/Dvzw8f bjnzQdhSGLCq4Efl+d30/btJ48ZqAFswpUJGRawfN67g2xDcOMu83Kpa+B44ZSmoAWsRyMVNVqJo qHptskG/f5M1gKVDkMp7+nrfBvk01ddayfCktVeBmYLT3UI6MZ3reGbTiRhvULhtJU/XEP9wi1pU lpp2pe5FEGyH1R+l6koieNChJ6HOQOtKqjQDTZP3X02z2gqn0ixEjncdTf7/lZWP+5VbItHQOD/2 ZMYpDhrr+Ev3Y4dE1rEjSx0Ck/RxMBrejohSSaFBPhzeJDKzC9ihD18U1CwaBUd6i0SR2C98oIaU ek4h59I+WeFoVLyBsd+UZlUZGyZ0UoaaG2R7QW9a/sjjG1KtlBkhujKmA+VvgUw4g065EaaSWjpg /y3gpVuXnTqCDR2wrizg38G6zT9P3c4ax15DeVwiQ2h16p18qIi8hfBhKZCESXzTsoUnOrSBpuBw sjjbAv5663vMJ71QlLOGhF5w/3MnUHFmvlpS0ud8FJ8xJGf08dOAHLyOrK8jdlfPgXjPaa2dTGbM D+ZsaoT6hXZyFrtSSFhJvQsuA56deWgXkLZaqtkspdE2OBEWduVkLB5ZjeJ4PrwIdCcFBZLeI5yX QoxfCanNjUgLs10AXSWVXXg98U2blARz2vq4qtd+yrr8N01/AwAA//8DAFBLAwQUAAYACAAAACEA yC1c+90AAAAIAQAADwAAAGRycy9kb3ducmV2LnhtbEyPQU/DMAyF70j8h8hI3FgKo2MrTacJwQm0 ibEDx6wxbUXiVEnWdv8ec4Kb7ff0/L1yPTkrBgyx86TgdpaBQKq96ahRcPh4uVmCiEmT0dYTKjhj hHV1eVHqwviR3nHYp0ZwCMVCK2hT6gspY92i03HmeyTWvnxwOvEaGmmCHjncWXmXZQvpdEf8odU9 PrVYf+9PToHfdWe7Cavt8IYPn6+7lI3T4lmp66tp8wgi4ZT+zPCLz+hQMdPRn8hEYRXkec5dEgv3 IFjPV3MejgrmfJdVKf8XqH4AAAD//wMAUEsBAi0AFAAGAAgAAAAhALaDOJL+AAAA4QEAABMAAAAA AAAAAAAAAAAAAAAAAFtDb250ZW50X1R5cGVzXS54bWxQSwECLQAUAAYACAAAACEAOP0h/9YAAACU AQAACwAAAAAAAAAAAAAAAAAvAQAAX3JlbHMvLnJlbHNQSwECLQAUAAYACAAAACEAdOzeiUUCAADj BAAADgAAAAAAAAAAAAAAAAAuAgAAZHJzL2Uyb0RvYy54bWxQSwECLQAUAAYACAAAACEAyC1c+90A AAAIAQAADwAAAAAAAAAAAAAAAACfBAAAZHJzL2Rvd25yZXYueG1sUEsFBgAAAAAEAAQA8wAAAKkF AAAAAA== " fillcolor="white [3201]" strokecolor="black [3200]" strokeweight="1pt"/>
             </w:pict>
@@ -1534,7 +1485,7 @@
               </wp:anchor>
             </w:drawing>
           </mc:Choice>
-          <mc:Fallback xmlns:w16du="http://schemas.microsoft.com/office/word/2023/wordml/word16du" xmlns:w16sdtfl="http://schemas.microsoft.com/office/word/2024/wordml/sdtformatlock">
+          <mc:Fallback xmlns:w16sdtfl="http://schemas.microsoft.com/office/word/2024/wordml/sdtformatlock" xmlns:w16du="http://schemas.microsoft.com/office/word/2023/wordml/word16du">
             <w:pict>
               <v:rect w14:anchorId="22A0BA45" id="สี่เหลี่ยมผืนผ้า 1" o:spid="_x0000_s1026" style="position:absolute;margin-left:276.9pt;margin-top:.9pt;width:19.8pt;height:16.8pt;z-index:251664384;visibility:visible;mso-wrap-style:square;mso-width-percent:0;mso-height-percent:0;mso-wrap-distance-left:9pt;mso-wrap-distance-top:0;mso-wrap-distance-right:9pt;mso-wrap-distance-bottom:0;mso-position-horizontal:absolute;mso-position-horizontal-relative:text;mso-position-vertical:absolute;mso-position-vertical-relative:text;mso-width-percent:0;mso-height-percent:0;mso-width-relative:margin;mso-height-relative:margin;v-text-anchor:middle" o:gfxdata="UEsDBBQABgAIAAAAIQC2gziS/gAAAOEBAAATAAAAW0NvbnRlbnRfVHlwZXNdLnhtbJSRQU7DMBBF 90jcwfIWJU67QAgl6YK0S0CoHGBkTxKLZGx5TGhvj5O2G0SRWNoz/78nu9wcxkFMGNg6quQqL6RA 0s5Y6ir5vt9lD1JwBDIwOMJKHpHlpr69KfdHjyxSmriSfYz+USnWPY7AufNIadK6MEJMx9ApD/oD OlTrorhX2lFEilmcO2RdNtjC5xDF9pCuTyYBB5bi6bQ4syoJ3g9WQ0ymaiLzg5KdCXlKLjvcW893 SUOqXwnz5DrgnHtJTxOsQfEKIT7DmDSUCaxw7Rqn8787ZsmRM9e2VmPeBN4uqYvTtW7jvijg9N/y JsXecLq0q+WD6m8AAAD//wMAUEsDBBQABgAIAAAAIQA4/SH/1gAAAJQBAAALAAAAX3JlbHMvLnJl bHOkkMFqwzAMhu+DvYPRfXGawxijTi+j0GvpHsDYimMaW0Yy2fr2M4PBMnrbUb/Q94l/f/hMi1qR JVI2sOt6UJgd+ZiDgffL8ekFlFSbvV0oo4EbChzGx4f9GRdb25HMsYhqlCwG5lrLq9biZkxWOiqY 22YiTra2kYMu1l1tQD30/bPm3wwYN0x18gb45AdQl1tp5j/sFB2T0FQ7R0nTNEV3j6o9feQzro1i OWA14Fm+Q8a1a8+Bvu/d/dMb2JY5uiPbhG/ktn4cqGU/er3pcvwCAAD//wMAUEsDBBQABgAIAAAA IQDM7eniQwIAAOMEAAAOAAAAZHJzL2Uyb0RvYy54bWysVE1v2zAMvQ/YfxB0Xx2nabcZdYqgRYcB RRusHXpWZak2JosapcTJfv0o+SNBV+ww7KKQIh8pPj/m4nLXGrZV6BuwJc9PZpwpK6Fq7EvJvz/e fPjEmQ/CVsKAVSXfK88vl+/fXXSuUHOowVQKGRWxvuhcyesQXJFlXtaqFf4EnLIU1ICtCOTiS1ah 6Kh6a7L5bHaedYCVQ5DKe7q97oN8meprrWS419qrwEzJ6W0hnZjO53hmywtRvKBwdSOHZ4h/eEUr GktNp1LXIgi2weaPUm0jETzocCKhzUDrRqo0A02Tz15N81ALp9IsRI53E03+/5WVd9sHt0aioXO+ 8GTGKXYa2/hL72O7RNZ+IkvtApN0OT/LF+dEqaTQPD89JZuqZAewQx++KGhZNEqO9C0SRWJ760Of OqYQ7tA+WWFvVHyBsd+UZk0VGyZ0Uoa6Msi2gr5p9SMf2qbMCNGNMRMofwtkwggaciNMJbVMwNlb wEO3KTt1BBsmYNtYwL+DdZ8/Tt3PGsd+hmq/RobQ69Q7edMQebfCh7VAEibxTcsW7unQBrqSw2Bx VgP+eus+5pNeKMpZR0Ivuf+5Eag4M18tKelzvljEzUjO4uzjnBw8jjwfR+ymvQLiPae1djKZMT+Y 0dQI7RPt5Cp2pZCwknqXXAYcnavQLyBttVSrVUqjbXAi3NoHJ2PxyGoUx+PuSaAbFBRIencwLoUo Xgmpz41IC6tNAN0klR14HfimTUo6HbY+ruqxn7IO/03L3wAAAP//AwBQSwMEFAAGAAgAAAAhAMTl OPPdAAAACAEAAA8AAABkcnMvZG93bnJldi54bWxMj8FOwzAMhu9IvENkJG4sha6DlabThOAEYmJw 4Jg1pq1InCrJ2u7tMSc4Wdb36/fnajM7K0YMsfek4HqRgUBqvOmpVfDx/nR1ByImTUZbT6jghBE2 9flZpUvjJ3rDcZ9awSUUS62gS2kopYxNh07HhR+QmH354HTiNbTSBD1xubPyJstW0ume+EKnB3zo sPneH50Cv+tPdhvWr+ML3n4+71I2zatHpS4v5u09iIRz+gvDrz6rQ81OB38kE4VVUBQ5qycGPJgX 63wJ4qAgL5Yg60r+f6D+AQAA//8DAFBLAQItABQABgAIAAAAIQC2gziS/gAAAOEBAAATAAAAAAAA AAAAAAAAAAAAAABbQ29udGVudF9UeXBlc10ueG1sUEsBAi0AFAAGAAgAAAAhADj9If/WAAAAlAEA AAsAAAAAAAAAAAAAAAAALwEAAF9yZWxzLy5yZWxzUEsBAi0AFAAGAAgAAAAhAMzt6eJDAgAA4wQA AA4AAAAAAAAAAAAAAAAALgIAAGRycy9lMm9Eb2MueG1sUEsBAi0AFAAGAAgAAAAhAMTlOPPdAAAA CAEAAA8AAAAAAAAAAAAAAAAAnQQAAGRycy9kb3ducmV2LnhtbFBLBQYAAAAABAAEAPMAAACnBQAA AAA= " fillcolor="white [3201]" strokecolor="black [3200]" strokeweight="1pt"/>
             </w:pict>
@@ -1558,7 +1509,7 @@
           <w:cs/>
         </w:rPr>
         <w:tab/>
-        <w:t>ไม่อนุมัติ ............................................</w:t>
+        <w:t>ไม่อนุมัติ .............................</w:t>
       </w:r>
     </w:p>
     <w:p>
@@ -1577,6 +1528,9 @@
     </w:p>
     <w:p>
       <w:pPr>
+        <w:tabs>
+          <w:tab w:val="left" w:pos="3686"/>
+        </w:tabs>
         <w:spacing w:before="240" w:after="0"/>
         <w:ind w:right="-784"/>
         <w:rPr>
@@ -1590,16 +1544,6 @@
           <w:rFonts w:ascii="TH SarabunIT๙" w:hAnsi="TH SarabunIT๙" w:cs="TH SarabunIT๙"/>
           <w:sz w:val="32"/>
           <w:szCs w:val="32"/>
-          <w:cs/>
-        </w:rPr>
-        <w:t xml:space="preserve">      </w:t>
-      </w:r>
-      <w:r>
-        <w:rPr>
-          <w:rFonts w:ascii="TH SarabunIT๙" w:hAnsi="TH SarabunIT๙" w:cs="TH SarabunIT๙"/>
-          <w:sz w:val="32"/>
-          <w:szCs w:val="32"/>
-          <w:cs/>
         </w:rPr>
         <w:tab/>
       </w:r>
@@ -1610,58 +1554,22 @@
           <w:szCs w:val="32"/>
           <w:cs/>
         </w:rPr>
-        <w:tab/>
-      </w:r>
-      <w:r>
-        <w:rPr>
-          <w:rFonts w:ascii="TH SarabunIT๙" w:hAnsi="TH SarabunIT๙" w:cs="TH SarabunIT๙"/>
-          <w:sz w:val="32"/>
-          <w:szCs w:val="32"/>
-          <w:cs/>
-        </w:rPr>
-        <w:tab/>
-      </w:r>
-      <w:r>
-        <w:rPr>
-          <w:rFonts w:ascii="TH SarabunIT๙" w:hAnsi="TH SarabunIT๙" w:cs="TH SarabunIT๙"/>
-          <w:sz w:val="32"/>
-          <w:szCs w:val="32"/>
-          <w:cs/>
-        </w:rPr>
-        <w:tab/>
-      </w:r>
-      <w:r>
-        <w:rPr>
-          <w:rFonts w:ascii="TH SarabunIT๙" w:hAnsi="TH SarabunIT๙" w:cs="TH SarabunIT๙"/>
-          <w:sz w:val="32"/>
-          <w:szCs w:val="32"/>
-          <w:cs/>
-        </w:rPr>
-        <w:tab/>
-      </w:r>
-      <w:r>
-        <w:rPr>
-          <w:rFonts w:ascii="TH SarabunIT๙" w:hAnsi="TH SarabunIT๙" w:cs="TH SarabunIT๙"/>
-          <w:sz w:val="32"/>
-          <w:szCs w:val="32"/>
-          <w:cs/>
-        </w:rPr>
-        <w:tab/>
-        <w:t>(ลงชื่อ)........................................</w:t>
-      </w:r>
-      <w:r>
-        <w:rPr>
-          <w:rFonts w:ascii="TH SarabunIT๙" w:hAnsi="TH SarabunIT๙" w:cs="TH SarabunIT๙"/>
-          <w:sz w:val="32"/>
-          <w:szCs w:val="32"/>
-        </w:rPr>
-        <w:t>.............</w:t>
+        <w:t>(ลงชื่อ)</w:t>
+      </w:r>
+      <w:r>
+        <w:rPr>
+          <w:rFonts w:ascii="TH SarabunIT๙" w:hAnsi="TH SarabunIT๙" w:cs="TH SarabunIT๙"/>
+          <w:sz w:val="32"/>
+          <w:szCs w:val="32"/>
+          <w:cs/>
+        </w:rPr>
+        <w:t>..............................................</w:t>
       </w:r>
     </w:p>
     <w:p>
       <w:pPr>
         <w:tabs>
-          <w:tab w:val="left" w:pos="5387"/>
+          <w:tab w:val="left" w:pos="4678"/>
         </w:tabs>
         <w:spacing w:after="0"/>
         <w:rPr>
@@ -1726,7 +1634,7 @@
     <w:p>
       <w:pPr>
         <w:tabs>
-          <w:tab w:val="left" w:pos="4536"/>
+          <w:tab w:val="left" w:pos="3969"/>
         </w:tabs>
         <w:spacing w:after="0"/>
         <w:ind w:right="-964"/>
@@ -1792,6 +1700,7 @@
     <w:p>
       <w:pPr>
         <w:tabs>
+          <w:tab w:val="left" w:pos="4536"/>
           <w:tab w:val="left" w:pos="5245"/>
         </w:tabs>
         <w:spacing w:after="0"/>
@@ -1867,11 +1776,11 @@
           <w:szCs w:val="32"/>
         </w:rPr>
         <w:lastRenderedPageBreak/>
-        <w:object w:dxaOrig="1440" w:dyaOrig="1440" w14:anchorId="1E062EB3">
+        <w:object w:dxaOrig="1440" w:dyaOrig="1440" w14:anchorId="6612BF42">
           <v:shape id="_x0000_s1027" type="#_x0000_t75" alt="" style="position:absolute;left:0;text-align:left;margin-left:-1.5pt;margin-top:-20.3pt;width:53.4pt;height:57.75pt;z-index:251660288;mso-wrap-edited:f;mso-width-percent:0;mso-height-percent:0;mso-position-horizontal-relative:text;mso-position-vertical-relative:text;mso-width-percent:0;mso-height-percent:0" fillcolor="window">
             <v:imagedata r:id="rId6" o:title=""/>
           </v:shape>
-          <o:OLEObject Type="Embed" ProgID="Word.Picture.8" ShapeID="_x0000_s1027" DrawAspect="Content" ObjectID="_1844888636" r:id="rId8"/>
+          <o:OLEObject Type="Embed" ProgID="Word.Picture.8" ShapeID="_x0000_s1027" DrawAspect="Content" ObjectID="_1844970773" r:id="rId8"/>
         </w:object>
       </w:r>
       <w:r>
@@ -1890,6 +1799,9 @@
     <w:p>
       <w:pPr>
         <w:pStyle w:val="a8"/>
+        <w:tabs>
+          <w:tab w:val="left" w:pos="1418"/>
+        </w:tabs>
         <w:spacing w:before="240"/>
         <w:rPr>
           <w:rFonts w:ascii="TH SarabunIT๙" w:hAnsi="TH SarabunIT๙" w:cs="TH SarabunIT๙"/>
@@ -1906,7 +1818,16 @@
           <w:szCs w:val="32"/>
           <w:cs/>
         </w:rPr>
-        <w:t xml:space="preserve">ส่วนราชการ  </w:t>
+        <w:t>ส่วนราชการ</w:t>
+      </w:r>
+      <w:r>
+        <w:rPr>
+          <w:rFonts w:ascii="TH SarabunIT๙" w:eastAsia="Yu Gothic UI Semilight" w:hAnsi="TH SarabunIT๙" w:cs="TH SarabunIT๙"/>
+          <w:b/>
+          <w:bCs/>
+          <w:szCs w:val="32"/>
+        </w:rPr>
+        <w:tab/>
       </w:r>
       <w:r>
         <w:rPr>
@@ -1939,7 +1860,9 @@
       <w:pPr>
         <w:pStyle w:val="a8"/>
         <w:tabs>
-          <w:tab w:val="left" w:pos="630"/>
+          <w:tab w:val="left" w:pos="709"/>
+          <w:tab w:val="left" w:pos="4253"/>
+          <w:tab w:val="left" w:pos="4962"/>
         </w:tabs>
         <w:rPr>
           <w:rFonts w:ascii="TH SarabunIT๙" w:eastAsia="Times New Roman" w:hAnsi="TH SarabunIT๙" w:cs="TH SarabunIT๙"/>
@@ -1963,14 +1886,6 @@
           <w:szCs w:val="32"/>
           <w:cs/>
         </w:rPr>
-        <w:t xml:space="preserve">  </w:t>
-      </w:r>
-      <w:r>
-        <w:rPr>
-          <w:rFonts w:ascii="TH SarabunIT๙" w:eastAsia="Times New Roman" w:hAnsi="TH SarabunIT๙" w:cs="TH SarabunIT๙"/>
-          <w:szCs w:val="32"/>
-          <w:cs/>
-        </w:rPr>
         <w:tab/>
       </w:r>
       <w:r>
@@ -1979,11 +1894,11 @@
           <w:noProof/>
           <w:szCs w:val="32"/>
         </w:rPr>
-        <w:t xml:space="preserve"> {{procurement_number}}</w:t>
-      </w:r>
-      <w:r>
-        <w:rPr>
-          <w:rFonts w:ascii="TH SarabunIT๙" w:hAnsi="TH SarabunIT๙" w:cs="TH SarabunIT๙" w:hint="cs"/>
+        <w:t>{{procurement_number}}</w:t>
+      </w:r>
+      <w:r>
+        <w:rPr>
+          <w:rFonts w:ascii="TH SarabunIT๙" w:hAnsi="TH SarabunIT๙" w:cs="TH SarabunIT๙"/>
           <w:szCs w:val="32"/>
           <w:cs/>
         </w:rPr>
@@ -1997,18 +1912,36 @@
           <w:szCs w:val="32"/>
           <w:cs/>
         </w:rPr>
+        <w:t>วันที่</w:t>
+      </w:r>
+      <w:r>
+        <w:rPr>
+          <w:rFonts w:ascii="TH SarabunIT๙" w:eastAsia="Times New Roman" w:hAnsi="TH SarabunIT๙" w:cs="TH SarabunIT๙"/>
+          <w:szCs w:val="32"/>
+        </w:rPr>
         <w:tab/>
       </w:r>
       <w:r>
         <w:rPr>
-          <w:rFonts w:ascii="TH SarabunIT๙" w:eastAsia="Times New Roman" w:hAnsi="TH SarabunIT๙" w:cs="TH SarabunIT๙" w:hint="cs"/>
-          <w:b/>
-          <w:bCs/>
-          <w:szCs w:val="32"/>
-          <w:cs/>
-        </w:rPr>
-        <w:t xml:space="preserve">   </w:t>
-      </w:r>
+          <w:rFonts w:ascii="TH SarabunIT๙" w:eastAsia="Times New Roman" w:hAnsi="TH SarabunIT๙" w:cs="TH SarabunIT๙"/>
+          <w:noProof/>
+          <w:szCs w:val="32"/>
+        </w:rPr>
+        <w:t>{{date_memo_used}}</w:t>
+      </w:r>
+    </w:p>
+    <w:p>
+      <w:pPr>
+        <w:pStyle w:val="a8"/>
+        <w:tabs>
+          <w:tab w:val="left" w:pos="709"/>
+        </w:tabs>
+        <w:rPr>
+          <w:rFonts w:ascii="TH SarabunIT๙" w:eastAsia="Times New Roman" w:hAnsi="TH SarabunIT๙" w:cs="TH SarabunIT๙"/>
+          <w:w w:val="95"/>
+          <w:szCs w:val="32"/>
+        </w:rPr>
+      </w:pPr>
       <w:r>
         <w:rPr>
           <w:rFonts w:ascii="TH SarabunIT๙" w:eastAsia="Times New Roman" w:hAnsi="TH SarabunIT๙" w:cs="TH SarabunIT๙"/>
@@ -2017,64 +1950,30 @@
           <w:szCs w:val="32"/>
           <w:cs/>
         </w:rPr>
-        <w:t>วันที่</w:t>
+        <w:t>เรื่อง</w:t>
       </w:r>
       <w:r>
         <w:rPr>
           <w:rFonts w:ascii="TH SarabunIT๙" w:eastAsia="Times New Roman" w:hAnsi="TH SarabunIT๙" w:cs="TH SarabunIT๙"/>
           <w:szCs w:val="32"/>
-          <w:cs/>
-        </w:rPr>
-        <w:t xml:space="preserve">  </w:t>
-      </w:r>
-      <w:r>
-        <w:rPr>
-          <w:rFonts w:ascii="TH SarabunIT๙" w:eastAsia="Times New Roman" w:hAnsi="TH SarabunIT๙" w:cs="TH SarabunIT๙"/>
-          <w:noProof/>
-          <w:szCs w:val="32"/>
-        </w:rPr>
-        <w:t xml:space="preserve"> {{date_memo_used}}</w:t>
+        </w:rPr>
+        <w:tab/>
+      </w:r>
+      <w:r>
+        <w:rPr>
+          <w:rFonts w:ascii="TH SarabunIT๙" w:hAnsi="TH SarabunIT๙" w:cs="TH SarabunIT๙"/>
+          <w:szCs w:val="32"/>
+          <w:cs/>
+        </w:rPr>
+        <w:t>แต่งตั้งผู้จัดทำขอบเขตของงานหรือรายละเอียดคุณลักษณะเฉพาะ/ราคากลาง</w:t>
       </w:r>
     </w:p>
     <w:p>
       <w:pPr>
         <w:pStyle w:val="a8"/>
-        <w:rPr>
-          <w:rFonts w:ascii="TH SarabunIT๙" w:eastAsia="Times New Roman" w:hAnsi="TH SarabunIT๙" w:cs="TH SarabunIT๙"/>
-          <w:w w:val="95"/>
-          <w:szCs w:val="32"/>
-        </w:rPr>
-      </w:pPr>
-      <w:r>
-        <w:rPr>
-          <w:rFonts w:ascii="TH SarabunIT๙" w:eastAsia="Times New Roman" w:hAnsi="TH SarabunIT๙" w:cs="TH SarabunIT๙"/>
-          <w:b/>
-          <w:bCs/>
-          <w:szCs w:val="32"/>
-          <w:cs/>
-        </w:rPr>
-        <w:t>เรื่อง</w:t>
-      </w:r>
-      <w:r>
-        <w:rPr>
-          <w:rFonts w:ascii="TH SarabunIT๙" w:eastAsia="Times New Roman" w:hAnsi="TH SarabunIT๙" w:cs="TH SarabunIT๙"/>
-          <w:szCs w:val="32"/>
-          <w:cs/>
-        </w:rPr>
-        <w:t xml:space="preserve">  </w:t>
-      </w:r>
-      <w:r>
-        <w:rPr>
-          <w:rFonts w:ascii="TH SarabunIT๙" w:hAnsi="TH SarabunIT๙" w:cs="TH SarabunIT๙"/>
-          <w:szCs w:val="32"/>
-          <w:cs/>
-        </w:rPr>
-        <w:t xml:space="preserve"> แต่งตั้งผู้จัดทำขอบเขตของงานหรือรายละเอียดคุณลักษณะเฉพาะ/ราคากลาง</w:t>
-      </w:r>
-    </w:p>
-    <w:p>
-      <w:pPr>
-        <w:pStyle w:val="a8"/>
+        <w:tabs>
+          <w:tab w:val="left" w:pos="709"/>
+        </w:tabs>
         <w:spacing w:before="240"/>
         <w:rPr>
           <w:rFonts w:ascii="TH SarabunIT๙" w:hAnsi="TH SarabunIT๙" w:cs="TH SarabunIT๙"/>
@@ -2087,7 +1986,22 @@
           <w:szCs w:val="32"/>
           <w:cs/>
         </w:rPr>
-        <w:t>เรียน  ผู้อำนวยการโรงเรียน</w:t>
+        <w:t>เรียน</w:t>
+      </w:r>
+      <w:r>
+        <w:rPr>
+          <w:rFonts w:ascii="TH SarabunIT๙" w:hAnsi="TH SarabunIT๙" w:cs="TH SarabunIT๙"/>
+          <w:szCs w:val="32"/>
+        </w:rPr>
+        <w:tab/>
+      </w:r>
+      <w:r>
+        <w:rPr>
+          <w:rFonts w:ascii="TH SarabunIT๙" w:hAnsi="TH SarabunIT๙" w:cs="TH SarabunIT๙"/>
+          <w:szCs w:val="32"/>
+          <w:cs/>
+        </w:rPr>
+        <w:t>ผู้อำนวยการโรงเรียน</w:t>
       </w:r>
       <w:r>
         <w:rPr>
@@ -2190,27 +2104,17 @@
           <w:rFonts w:ascii="TH SarabunIT๙" w:hAnsi="TH SarabunIT๙" w:cs="TH SarabunIT๙"/>
           <w:sz w:val="32"/>
           <w:szCs w:val="32"/>
-          <w:cs/>
-        </w:rPr>
-        <w:t xml:space="preserve">           ด้วย</w:t>
-      </w:r>
-      <w:r>
-        <w:rPr>
-          <w:rFonts w:ascii="TH SarabunIT๙" w:hAnsi="TH SarabunIT๙" w:cs="TH SarabunIT๙" w:hint="cs"/>
-          <w:sz w:val="32"/>
-          <w:szCs w:val="32"/>
-          <w:cs/>
-        </w:rPr>
-        <w:t xml:space="preserve"> </w:t>
-      </w:r>
-      <w:r>
-        <w:rPr>
-          <w:rFonts w:ascii="TH SarabunIT๙" w:hAnsi="TH SarabunIT๙" w:cs="TH SarabunIT๙"/>
-          <w:sz w:val="32"/>
-          <w:szCs w:val="32"/>
-          <w:cs/>
-        </w:rPr>
-        <w:t xml:space="preserve"> โรงเรียน</w:t>
+        </w:rPr>
+        <w:tab/>
+      </w:r>
+      <w:r>
+        <w:rPr>
+          <w:rFonts w:ascii="TH SarabunIT๙" w:hAnsi="TH SarabunIT๙" w:cs="TH SarabunIT๙"/>
+          <w:sz w:val="32"/>
+          <w:szCs w:val="32"/>
+          <w:cs/>
+        </w:rPr>
+        <w:t>ด้วยโรงเรียน</w:t>
       </w:r>
       <w:r>
         <w:rPr>
@@ -2462,16 +2366,18 @@
     <w:p>
       <w:pPr>
         <w:pStyle w:val="a8"/>
-        <w:rPr>
-          <w:rFonts w:ascii="TH SarabunIT๙" w:hAnsi="TH SarabunIT๙" w:cs="TH SarabunIT๙"/>
-          <w:szCs w:val="32"/>
-        </w:rPr>
-      </w:pPr>
-      <w:r>
-        <w:rPr>
-          <w:rFonts w:ascii="TH SarabunIT๙" w:hAnsi="TH SarabunIT๙" w:cs="TH SarabunIT๙"/>
-          <w:szCs w:val="32"/>
-          <w:cs/>
+        <w:tabs>
+          <w:tab w:val="left" w:pos="3686"/>
+        </w:tabs>
+        <w:rPr>
+          <w:rFonts w:ascii="TH SarabunIT๙" w:hAnsi="TH SarabunIT๙" w:cs="TH SarabunIT๙"/>
+          <w:szCs w:val="32"/>
+        </w:rPr>
+      </w:pPr>
+      <w:r>
+        <w:rPr>
+          <w:rFonts w:ascii="TH SarabunIT๙" w:hAnsi="TH SarabunIT๙" w:cs="TH SarabunIT๙"/>
+          <w:szCs w:val="32"/>
         </w:rPr>
         <w:tab/>
       </w:r>
@@ -2481,55 +2387,22 @@
           <w:szCs w:val="32"/>
           <w:cs/>
         </w:rPr>
-        <w:tab/>
-      </w:r>
-      <w:r>
-        <w:rPr>
-          <w:rFonts w:ascii="TH SarabunIT๙" w:hAnsi="TH SarabunIT๙" w:cs="TH SarabunIT๙"/>
-          <w:szCs w:val="32"/>
-          <w:cs/>
-        </w:rPr>
-        <w:tab/>
-      </w:r>
-      <w:r>
-        <w:rPr>
-          <w:rFonts w:ascii="TH SarabunIT๙" w:hAnsi="TH SarabunIT๙" w:cs="TH SarabunIT๙"/>
-          <w:szCs w:val="32"/>
-          <w:cs/>
-        </w:rPr>
-        <w:tab/>
-      </w:r>
-      <w:r>
-        <w:rPr>
-          <w:rFonts w:ascii="TH SarabunIT๙" w:hAnsi="TH SarabunIT๙" w:cs="TH SarabunIT๙"/>
-          <w:szCs w:val="32"/>
-          <w:cs/>
-        </w:rPr>
-        <w:tab/>
-      </w:r>
-      <w:r>
-        <w:rPr>
-          <w:rFonts w:ascii="TH SarabunIT๙" w:hAnsi="TH SarabunIT๙" w:cs="TH SarabunIT๙"/>
-          <w:szCs w:val="32"/>
-          <w:cs/>
-        </w:rPr>
-        <w:tab/>
-      </w:r>
-      <w:r>
-        <w:rPr>
-          <w:rFonts w:ascii="TH SarabunIT๙" w:hAnsi="TH SarabunIT๙" w:cs="TH SarabunIT๙"/>
-          <w:szCs w:val="32"/>
-          <w:cs/>
-        </w:rPr>
-        <w:tab/>
-        <w:t>(ลงชื่อ).........................................</w:t>
+        <w:t>(ลงชื่อ)</w:t>
+      </w:r>
+      <w:r>
+        <w:rPr>
+          <w:rFonts w:ascii="TH SarabunIT๙" w:hAnsi="TH SarabunIT๙" w:cs="TH SarabunIT๙"/>
+          <w:szCs w:val="32"/>
+          <w:cs/>
+        </w:rPr>
+        <w:t>..............................................</w:t>
       </w:r>
     </w:p>
     <w:p>
       <w:pPr>
         <w:pStyle w:val="a8"/>
         <w:tabs>
-          <w:tab w:val="left" w:pos="5387"/>
+          <w:tab w:val="left" w:pos="4253"/>
         </w:tabs>
         <w:jc w:val="both"/>
         <w:rPr>
@@ -2587,26 +2460,20 @@
     <w:p>
       <w:pPr>
         <w:pStyle w:val="a8"/>
-        <w:rPr>
-          <w:rFonts w:ascii="TH SarabunIT๙" w:hAnsi="TH SarabunIT๙" w:cs="TH SarabunIT๙"/>
-          <w:szCs w:val="32"/>
-        </w:rPr>
-      </w:pPr>
-      <w:r>
-        <w:rPr>
-          <w:rFonts w:ascii="TH SarabunIT๙" w:hAnsi="TH SarabunIT๙" w:cs="TH SarabunIT๙"/>
-          <w:szCs w:val="32"/>
-          <w:cs/>
-        </w:rPr>
-        <w:t xml:space="preserve">                                                                                     </w:t>
-      </w:r>
-      <w:r>
-        <w:rPr>
-          <w:rFonts w:ascii="TH SarabunIT๙" w:hAnsi="TH SarabunIT๙" w:cs="TH SarabunIT๙" w:hint="cs"/>
-          <w:szCs w:val="32"/>
-          <w:cs/>
-        </w:rPr>
-        <w:t xml:space="preserve"> </w:t>
+        <w:tabs>
+          <w:tab w:val="left" w:pos="4962"/>
+        </w:tabs>
+        <w:rPr>
+          <w:rFonts w:ascii="TH SarabunIT๙" w:hAnsi="TH SarabunIT๙" w:cs="TH SarabunIT๙"/>
+          <w:szCs w:val="32"/>
+        </w:rPr>
+      </w:pPr>
+      <w:r>
+        <w:rPr>
+          <w:rFonts w:ascii="TH SarabunIT๙" w:hAnsi="TH SarabunIT๙" w:cs="TH SarabunIT๙"/>
+          <w:szCs w:val="32"/>
+        </w:rPr>
+        <w:tab/>
       </w:r>
       <w:r>
         <w:rPr>
@@ -2629,16 +2496,18 @@
     <w:p>
       <w:pPr>
         <w:pStyle w:val="a8"/>
-        <w:rPr>
-          <w:rFonts w:ascii="TH SarabunIT๙" w:hAnsi="TH SarabunIT๙" w:cs="TH SarabunIT๙"/>
-          <w:szCs w:val="32"/>
-        </w:rPr>
-      </w:pPr>
-      <w:r>
-        <w:rPr>
-          <w:rFonts w:ascii="TH SarabunIT๙" w:hAnsi="TH SarabunIT๙" w:cs="TH SarabunIT๙"/>
-          <w:szCs w:val="32"/>
-          <w:cs/>
+        <w:tabs>
+          <w:tab w:val="left" w:pos="3686"/>
+        </w:tabs>
+        <w:rPr>
+          <w:rFonts w:ascii="TH SarabunIT๙" w:hAnsi="TH SarabunIT๙" w:cs="TH SarabunIT๙"/>
+          <w:szCs w:val="32"/>
+        </w:rPr>
+      </w:pPr>
+      <w:r>
+        <w:rPr>
+          <w:rFonts w:ascii="TH SarabunIT๙" w:hAnsi="TH SarabunIT๙" w:cs="TH SarabunIT๙"/>
+          <w:szCs w:val="32"/>
         </w:rPr>
         <w:tab/>
       </w:r>
@@ -2648,73 +2517,34 @@
           <w:szCs w:val="32"/>
           <w:cs/>
         </w:rPr>
-        <w:tab/>
-      </w:r>
-      <w:r>
-        <w:rPr>
-          <w:rFonts w:ascii="TH SarabunIT๙" w:hAnsi="TH SarabunIT๙" w:cs="TH SarabunIT๙"/>
-          <w:szCs w:val="32"/>
-          <w:cs/>
-        </w:rPr>
-        <w:tab/>
-      </w:r>
-      <w:r>
-        <w:rPr>
-          <w:rFonts w:ascii="TH SarabunIT๙" w:hAnsi="TH SarabunIT๙" w:cs="TH SarabunIT๙"/>
-          <w:szCs w:val="32"/>
-          <w:cs/>
-        </w:rPr>
-        <w:tab/>
-      </w:r>
-      <w:r>
-        <w:rPr>
-          <w:rFonts w:ascii="TH SarabunIT๙" w:hAnsi="TH SarabunIT๙" w:cs="TH SarabunIT๙"/>
-          <w:szCs w:val="32"/>
-          <w:cs/>
-        </w:rPr>
-        <w:tab/>
-      </w:r>
-      <w:r>
-        <w:rPr>
-          <w:rFonts w:ascii="TH SarabunIT๙" w:hAnsi="TH SarabunIT๙" w:cs="TH SarabunIT๙"/>
-          <w:szCs w:val="32"/>
-          <w:cs/>
-        </w:rPr>
-        <w:tab/>
-      </w:r>
-      <w:r>
-        <w:rPr>
-          <w:rFonts w:ascii="TH SarabunIT๙" w:hAnsi="TH SarabunIT๙" w:cs="TH SarabunIT๙"/>
-          <w:szCs w:val="32"/>
-          <w:cs/>
-        </w:rPr>
-        <w:tab/>
-        <w:t>(ลงชื่อ).........................................</w:t>
+        <w:t>(ลงชื่อ)</w:t>
+      </w:r>
+      <w:r>
+        <w:rPr>
+          <w:rFonts w:ascii="TH SarabunIT๙" w:hAnsi="TH SarabunIT๙" w:cs="TH SarabunIT๙"/>
+          <w:szCs w:val="32"/>
+          <w:cs/>
+        </w:rPr>
+        <w:t>..............................................</w:t>
       </w:r>
     </w:p>
     <w:p>
       <w:pPr>
         <w:pStyle w:val="a8"/>
-        <w:rPr>
-          <w:rFonts w:ascii="TH SarabunIT๙" w:hAnsi="TH SarabunIT๙" w:cs="TH SarabunIT๙"/>
-          <w:szCs w:val="32"/>
-        </w:rPr>
-      </w:pPr>
-      <w:r>
-        <w:rPr>
-          <w:rFonts w:ascii="TH SarabunIT๙" w:hAnsi="TH SarabunIT๙" w:cs="TH SarabunIT๙"/>
-          <w:szCs w:val="32"/>
-          <w:cs/>
-        </w:rPr>
-        <w:t xml:space="preserve">                                                                           </w:t>
-      </w:r>
-      <w:r>
-        <w:rPr>
-          <w:rFonts w:ascii="TH SarabunIT๙" w:hAnsi="TH SarabunIT๙" w:cs="TH SarabunIT๙" w:hint="cs"/>
-          <w:szCs w:val="32"/>
-          <w:cs/>
-        </w:rPr>
-        <w:t xml:space="preserve">        </w:t>
+        <w:tabs>
+          <w:tab w:val="left" w:pos="4253"/>
+        </w:tabs>
+        <w:rPr>
+          <w:rFonts w:ascii="TH SarabunIT๙" w:hAnsi="TH SarabunIT๙" w:cs="TH SarabunIT๙"/>
+          <w:szCs w:val="32"/>
+        </w:rPr>
+      </w:pPr>
+      <w:r>
+        <w:rPr>
+          <w:rFonts w:ascii="TH SarabunIT๙" w:hAnsi="TH SarabunIT๙" w:cs="TH SarabunIT๙"/>
+          <w:szCs w:val="32"/>
+        </w:rPr>
+        <w:tab/>
       </w:r>
       <w:r>
         <w:rPr>
@@ -2729,7 +2559,23 @@
           <w:rFonts w:ascii="TH SarabunIT๙" w:hAnsi="TH SarabunIT๙" w:cs="TH SarabunIT๙"/>
           <w:szCs w:val="32"/>
         </w:rPr>
-        <w:t>{{procurement_head}}</w:t>
+        <w:t>{{</w:t>
+      </w:r>
+      <w:proofErr w:type="spellStart"/>
+      <w:r>
+        <w:rPr>
+          <w:rFonts w:ascii="TH SarabunIT๙" w:hAnsi="TH SarabunIT๙" w:cs="TH SarabunIT๙"/>
+          <w:szCs w:val="32"/>
+        </w:rPr>
+        <w:t>procurement_head</w:t>
+      </w:r>
+      <w:proofErr w:type="spellEnd"/>
+      <w:r>
+        <w:rPr>
+          <w:rFonts w:ascii="TH SarabunIT๙" w:hAnsi="TH SarabunIT๙" w:cs="TH SarabunIT๙"/>
+          <w:szCs w:val="32"/>
+        </w:rPr>
+        <w:t>}}</w:t>
       </w:r>
       <w:r>
         <w:rPr>
@@ -2743,26 +2589,20 @@
     <w:p>
       <w:pPr>
         <w:pStyle w:val="a8"/>
-        <w:rPr>
-          <w:rFonts w:ascii="TH SarabunIT๙" w:hAnsi="TH SarabunIT๙" w:cs="TH SarabunIT๙"/>
-          <w:szCs w:val="32"/>
-        </w:rPr>
-      </w:pPr>
-      <w:r>
-        <w:rPr>
-          <w:rFonts w:ascii="TH SarabunIT๙" w:hAnsi="TH SarabunIT๙" w:cs="TH SarabunIT๙"/>
-          <w:szCs w:val="32"/>
-          <w:cs/>
-        </w:rPr>
-        <w:t xml:space="preserve">                                                                                  </w:t>
-      </w:r>
-      <w:r>
-        <w:rPr>
-          <w:rFonts w:ascii="TH SarabunIT๙" w:hAnsi="TH SarabunIT๙" w:cs="TH SarabunIT๙" w:hint="cs"/>
-          <w:szCs w:val="32"/>
-          <w:cs/>
-        </w:rPr>
-        <w:t xml:space="preserve">  </w:t>
+        <w:tabs>
+          <w:tab w:val="left" w:pos="4678"/>
+        </w:tabs>
+        <w:rPr>
+          <w:rFonts w:ascii="TH SarabunIT๙" w:hAnsi="TH SarabunIT๙" w:cs="TH SarabunIT๙"/>
+          <w:szCs w:val="32"/>
+        </w:rPr>
+      </w:pPr>
+      <w:r>
+        <w:rPr>
+          <w:rFonts w:ascii="TH SarabunIT๙" w:hAnsi="TH SarabunIT๙" w:cs="TH SarabunIT๙"/>
+          <w:szCs w:val="32"/>
+        </w:rPr>
+        <w:tab/>
       </w:r>
       <w:r>
         <w:rPr>
@@ -2797,7 +2637,9 @@
     <w:p>
       <w:pPr>
         <w:pStyle w:val="a8"/>
-        <w:ind w:left="4320" w:firstLine="720"/>
+        <w:tabs>
+          <w:tab w:val="left" w:pos="4253"/>
+        </w:tabs>
         <w:rPr>
           <w:rFonts w:ascii="TH SarabunIT๙" w:hAnsi="TH SarabunIT๙" w:cs="TH SarabunIT๙"/>
           <w:b/>
@@ -2805,11 +2647,29 @@
           <w:szCs w:val="32"/>
         </w:rPr>
       </w:pPr>
+      <w:r>
+        <w:rPr>
+          <w:rFonts w:ascii="TH SarabunIT๙" w:hAnsi="TH SarabunIT๙" w:cs="TH SarabunIT๙"/>
+          <w:b/>
+          <w:bCs/>
+          <w:szCs w:val="32"/>
+        </w:rPr>
+        <w:tab/>
+      </w:r>
+      <w:r>
+        <w:rPr>
+          <w:rFonts w:ascii="TH SarabunIT๙" w:hAnsi="TH SarabunIT๙" w:cs="TH SarabunIT๙"/>
+          <w:b/>
+          <w:bCs/>
+          <w:szCs w:val="32"/>
+          <w:cs/>
+        </w:rPr>
+        <w:t>ทราบ / อนุมัติ</w:t>
+      </w:r>
     </w:p>
     <w:p>
       <w:pPr>
         <w:pStyle w:val="a8"/>
-        <w:ind w:left="5040"/>
         <w:rPr>
           <w:rFonts w:ascii="TH SarabunIT๙" w:hAnsi="TH SarabunIT๙" w:cs="TH SarabunIT๙"/>
           <w:b/>
@@ -2817,16 +2677,260 @@
           <w:szCs w:val="32"/>
         </w:rPr>
       </w:pPr>
-      <w:r>
-        <w:rPr>
-          <w:rFonts w:ascii="TH SarabunIT๙" w:hAnsi="TH SarabunIT๙" w:cs="TH SarabunIT๙" w:hint="cs"/>
+    </w:p>
+    <w:p>
+      <w:pPr>
+        <w:pStyle w:val="a8"/>
+        <w:tabs>
+          <w:tab w:val="left" w:pos="3686"/>
+        </w:tabs>
+        <w:rPr>
+          <w:rFonts w:ascii="TH SarabunIT๙" w:hAnsi="TH SarabunIT๙" w:cs="TH SarabunIT๙"/>
+          <w:szCs w:val="32"/>
+        </w:rPr>
+      </w:pPr>
+      <w:r>
+        <w:rPr>
+          <w:rFonts w:ascii="TH SarabunIT๙" w:hAnsi="TH SarabunIT๙" w:cs="TH SarabunIT๙"/>
+          <w:szCs w:val="32"/>
+        </w:rPr>
+        <w:tab/>
+      </w:r>
+      <w:r>
+        <w:rPr>
+          <w:rFonts w:ascii="TH SarabunIT๙" w:hAnsi="TH SarabunIT๙" w:cs="TH SarabunIT๙"/>
+          <w:szCs w:val="32"/>
+          <w:cs/>
+        </w:rPr>
+        <w:t>(ลงชื่อ)</w:t>
+      </w:r>
+      <w:r>
+        <w:rPr>
+          <w:rFonts w:ascii="TH SarabunIT๙" w:hAnsi="TH SarabunIT๙" w:cs="TH SarabunIT๙"/>
+          <w:szCs w:val="32"/>
+          <w:cs/>
+        </w:rPr>
+        <w:t>..............................................</w:t>
+      </w:r>
+      <w:r>
+        <w:rPr>
+          <w:rFonts w:ascii="TH SarabunIT๙" w:hAnsi="TH SarabunIT๙" w:cs="TH SarabunIT๙"/>
+          <w:szCs w:val="32"/>
+          <w:cs/>
+        </w:rPr>
+        <w:t xml:space="preserve">       </w:t>
+      </w:r>
+    </w:p>
+    <w:p>
+      <w:pPr>
+        <w:pStyle w:val="a8"/>
+        <w:tabs>
+          <w:tab w:val="left" w:pos="4253"/>
+        </w:tabs>
+        <w:rPr>
+          <w:rFonts w:ascii="TH SarabunIT๙" w:hAnsi="TH SarabunIT๙" w:cs="TH SarabunIT๙"/>
+          <w:szCs w:val="32"/>
+        </w:rPr>
+      </w:pPr>
+      <w:r>
+        <w:rPr>
+          <w:rFonts w:ascii="TH SarabunIT๙" w:hAnsi="TH SarabunIT๙" w:cs="TH SarabunIT๙"/>
+          <w:szCs w:val="32"/>
+        </w:rPr>
+        <w:tab/>
+      </w:r>
+      <w:r>
+        <w:rPr>
+          <w:rFonts w:ascii="TH SarabunIT๙" w:hAnsi="TH SarabunIT๙" w:cs="TH SarabunIT๙"/>
+          <w:szCs w:val="32"/>
+          <w:cs/>
+        </w:rPr>
+        <w:t>(</w:t>
+      </w:r>
+      <w:r>
+        <w:rPr>
+          <w:rFonts w:ascii="TH SarabunIT๙" w:hAnsi="TH SarabunIT๙" w:cs="TH SarabunIT๙"/>
+          <w:szCs w:val="32"/>
+        </w:rPr>
+        <w:t>{{</w:t>
+      </w:r>
+      <w:proofErr w:type="spellStart"/>
+      <w:r>
+        <w:rPr>
+          <w:rFonts w:ascii="TH SarabunIT๙" w:hAnsi="TH SarabunIT๙" w:cs="TH SarabunIT๙"/>
+          <w:szCs w:val="32"/>
+        </w:rPr>
+        <w:t>director_name</w:t>
+      </w:r>
+      <w:proofErr w:type="spellEnd"/>
+      <w:r>
+        <w:rPr>
+          <w:rFonts w:ascii="TH SarabunIT๙" w:hAnsi="TH SarabunIT๙" w:cs="TH SarabunIT๙"/>
+          <w:szCs w:val="32"/>
+        </w:rPr>
+        <w:t>}}</w:t>
+      </w:r>
+      <w:r>
+        <w:rPr>
+          <w:rFonts w:ascii="TH SarabunIT๙" w:hAnsi="TH SarabunIT๙" w:cs="TH SarabunIT๙"/>
+          <w:szCs w:val="32"/>
+          <w:cs/>
+        </w:rPr>
+        <w:t>)</w:t>
+      </w:r>
+    </w:p>
+    <w:p>
+      <w:pPr>
+        <w:tabs>
+          <w:tab w:val="left" w:pos="3686"/>
+        </w:tabs>
+        <w:spacing w:after="0"/>
+        <w:ind w:right="-964"/>
+        <w:rPr>
+          <w:rFonts w:ascii="TH SarabunIT๙" w:hAnsi="TH SarabunIT๙" w:cs="TH SarabunIT๙"/>
+          <w:sz w:val="32"/>
+          <w:szCs w:val="32"/>
+        </w:rPr>
+      </w:pPr>
+      <w:r>
+        <w:rPr>
+          <w:rFonts w:ascii="TH SarabunIT๙" w:hAnsi="TH SarabunIT๙" w:cs="TH SarabunIT๙"/>
+          <w:sz w:val="32"/>
+          <w:szCs w:val="32"/>
+        </w:rPr>
+        <w:tab/>
+      </w:r>
+      <w:r>
+        <w:rPr>
+          <w:rFonts w:ascii="TH SarabunIT๙" w:hAnsi="TH SarabunIT๙" w:cs="TH SarabunIT๙"/>
+          <w:sz w:val="32"/>
+          <w:szCs w:val="32"/>
+          <w:cs/>
+        </w:rPr>
+        <w:t>ผู้อำนวยการโรงเรียน</w:t>
+      </w:r>
+      <w:r>
+        <w:rPr>
+          <w:rFonts w:ascii="TH SarabunIT๙" w:hAnsi="TH SarabunIT๙" w:cs="TH SarabunIT๙"/>
+          <w:sz w:val="32"/>
+          <w:szCs w:val="32"/>
+        </w:rPr>
+        <w:t>{{</w:t>
+      </w:r>
+      <w:proofErr w:type="spellStart"/>
+      <w:r>
+        <w:rPr>
+          <w:rFonts w:ascii="TH SarabunIT๙" w:hAnsi="TH SarabunIT๙" w:cs="TH SarabunIT๙"/>
+          <w:sz w:val="32"/>
+          <w:szCs w:val="32"/>
+        </w:rPr>
+        <w:t>school_name</w:t>
+      </w:r>
+      <w:proofErr w:type="spellEnd"/>
+      <w:r>
+        <w:rPr>
+          <w:rFonts w:ascii="TH SarabunIT๙" w:hAnsi="TH SarabunIT๙" w:cs="TH SarabunIT๙"/>
+          <w:sz w:val="32"/>
+          <w:szCs w:val="32"/>
+        </w:rPr>
+        <w:t>}}</w:t>
+      </w:r>
+      <w:r>
+        <w:rPr>
+          <w:rFonts w:ascii="TH SarabunIT๙" w:hAnsi="TH SarabunIT๙" w:cs="TH SarabunIT๙"/>
+          <w:sz w:val="32"/>
+          <w:szCs w:val="32"/>
+          <w:cs/>
+        </w:rPr>
+        <w:t xml:space="preserve">          </w:t>
+      </w:r>
+    </w:p>
+    <w:p>
+      <w:pPr>
+        <w:pStyle w:val="a8"/>
+        <w:tabs>
+          <w:tab w:val="left" w:pos="4253"/>
+        </w:tabs>
+        <w:rPr>
+          <w:rFonts w:ascii="TH SarabunIT๙" w:hAnsi="TH SarabunIT๙" w:cs="TH SarabunIT๙"/>
+          <w:szCs w:val="32"/>
+        </w:rPr>
+      </w:pPr>
+      <w:r>
+        <w:rPr>
+          <w:rFonts w:ascii="TH SarabunIT๙" w:hAnsi="TH SarabunIT๙" w:cs="TH SarabunIT๙"/>
+          <w:noProof/>
+          <w:szCs w:val="32"/>
+        </w:rPr>
+        <w:tab/>
+      </w:r>
+      <w:r>
+        <w:rPr>
+          <w:rFonts w:ascii="TH SarabunIT๙" w:hAnsi="TH SarabunIT๙" w:cs="TH SarabunIT๙"/>
+          <w:noProof/>
+          <w:szCs w:val="32"/>
+        </w:rPr>
+        <w:t>{{date_memo_used}}</w:t>
+      </w:r>
+    </w:p>
+    <w:p>
+      <w:pPr>
+        <w:rPr>
+          <w:rFonts w:ascii="TH SarabunIT๙" w:hAnsi="TH SarabunIT๙" w:cs="TH SarabunIT๙"/>
+          <w:sz w:val="32"/>
+          <w:szCs w:val="32"/>
+        </w:rPr>
+      </w:pPr>
+    </w:p>
+    <w:p>
+      <w:pPr>
+        <w:rPr>
+          <w:rFonts w:ascii="TH SarabunIT๙" w:hAnsi="TH SarabunIT๙" w:cs="TH SarabunIT๙"/>
+          <w:sz w:val="32"/>
+          <w:szCs w:val="32"/>
+        </w:rPr>
+      </w:pPr>
+    </w:p>
+    <w:p>
+      <w:pPr>
+        <w:jc w:val="center"/>
+        <w:rPr>
+          <w:rFonts w:ascii="TH SarabunIT๙" w:hAnsi="TH SarabunIT๙" w:cs="TH SarabunIT๙"/>
+          <w:sz w:val="32"/>
+          <w:szCs w:val="32"/>
+        </w:rPr>
+      </w:pPr>
+    </w:p>
+    <w:p>
+      <w:pPr>
+        <w:rPr>
+          <w:rFonts w:ascii="TH SarabunIT๙" w:hAnsi="TH SarabunIT๙" w:cs="TH SarabunIT๙"/>
+          <w:sz w:val="32"/>
+          <w:szCs w:val="32"/>
+        </w:rPr>
+      </w:pPr>
+    </w:p>
+    <w:p>
+      <w:pPr>
+        <w:rPr>
+          <w:rFonts w:ascii="TH SarabunIT๙" w:hAnsi="TH SarabunIT๙" w:cs="TH SarabunIT๙"/>
+          <w:sz w:val="32"/>
+          <w:szCs w:val="32"/>
+        </w:rPr>
+      </w:pPr>
+    </w:p>
+    <w:p>
+      <w:pPr>
+        <w:pStyle w:val="a8"/>
+        <w:jc w:val="center"/>
+        <w:rPr>
+          <w:rFonts w:ascii="TH SarabunIT๙" w:hAnsi="TH SarabunIT๙" w:cs="TH SarabunIT๙"/>
           <w:b/>
           <w:bCs/>
           <w:szCs w:val="32"/>
           <w:cs/>
         </w:rPr>
-        <w:t xml:space="preserve">             </w:t>
-      </w:r>
+      </w:pPr>
       <w:r>
         <w:rPr>
           <w:rFonts w:ascii="TH SarabunIT๙" w:hAnsi="TH SarabunIT๙" w:cs="TH SarabunIT๙"/>
@@ -2835,383 +2939,7 @@
           <w:szCs w:val="32"/>
           <w:cs/>
         </w:rPr>
-        <w:t>ทราบ / อนุมัติ</w:t>
-      </w:r>
-    </w:p>
-    <w:p>
-      <w:pPr>
-        <w:pStyle w:val="a8"/>
-        <w:rPr>
-          <w:rFonts w:ascii="TH SarabunIT๙" w:hAnsi="TH SarabunIT๙" w:cs="TH SarabunIT๙"/>
-          <w:b/>
-          <w:bCs/>
-          <w:szCs w:val="32"/>
-        </w:rPr>
-      </w:pPr>
-    </w:p>
-    <w:p>
-      <w:pPr>
-        <w:pStyle w:val="a8"/>
-        <w:rPr>
-          <w:rFonts w:ascii="TH SarabunIT๙" w:hAnsi="TH SarabunIT๙" w:cs="TH SarabunIT๙"/>
-          <w:szCs w:val="32"/>
-        </w:rPr>
-      </w:pPr>
-      <w:r>
-        <w:rPr>
-          <w:rFonts w:ascii="TH SarabunIT๙" w:hAnsi="TH SarabunIT๙" w:cs="TH SarabunIT๙"/>
-          <w:szCs w:val="32"/>
-          <w:cs/>
-        </w:rPr>
-        <w:t xml:space="preserve">           </w:t>
-      </w:r>
-      <w:r>
-        <w:rPr>
-          <w:rFonts w:ascii="TH SarabunIT๙" w:hAnsi="TH SarabunIT๙" w:cs="TH SarabunIT๙"/>
-          <w:szCs w:val="32"/>
-          <w:cs/>
-        </w:rPr>
-        <w:tab/>
-      </w:r>
-      <w:r>
-        <w:rPr>
-          <w:rFonts w:ascii="TH SarabunIT๙" w:hAnsi="TH SarabunIT๙" w:cs="TH SarabunIT๙"/>
-          <w:szCs w:val="32"/>
-          <w:cs/>
-        </w:rPr>
-        <w:tab/>
-      </w:r>
-      <w:r>
-        <w:rPr>
-          <w:rFonts w:ascii="TH SarabunIT๙" w:hAnsi="TH SarabunIT๙" w:cs="TH SarabunIT๙"/>
-          <w:szCs w:val="32"/>
-          <w:cs/>
-        </w:rPr>
-        <w:tab/>
-      </w:r>
-      <w:r>
-        <w:rPr>
-          <w:rFonts w:ascii="TH SarabunIT๙" w:hAnsi="TH SarabunIT๙" w:cs="TH SarabunIT๙"/>
-          <w:szCs w:val="32"/>
-          <w:cs/>
-        </w:rPr>
-        <w:tab/>
-      </w:r>
-      <w:r>
-        <w:rPr>
-          <w:rFonts w:ascii="TH SarabunIT๙" w:hAnsi="TH SarabunIT๙" w:cs="TH SarabunIT๙"/>
-          <w:szCs w:val="32"/>
-          <w:cs/>
-        </w:rPr>
-        <w:tab/>
-      </w:r>
-      <w:r>
-        <w:rPr>
-          <w:rFonts w:ascii="TH SarabunIT๙" w:hAnsi="TH SarabunIT๙" w:cs="TH SarabunIT๙"/>
-          <w:szCs w:val="32"/>
-          <w:cs/>
-        </w:rPr>
-        <w:tab/>
-        <w:t xml:space="preserve">(ลงชื่อ)..........................................        </w:t>
-      </w:r>
-    </w:p>
-    <w:p>
-      <w:pPr>
-        <w:pStyle w:val="a8"/>
-        <w:ind w:left="3600" w:firstLine="720"/>
-        <w:rPr>
-          <w:rFonts w:ascii="TH SarabunIT๙" w:hAnsi="TH SarabunIT๙" w:cs="TH SarabunIT๙"/>
-          <w:szCs w:val="32"/>
-        </w:rPr>
-      </w:pPr>
-      <w:r>
-        <w:rPr>
-          <w:rFonts w:ascii="TH SarabunIT๙" w:hAnsi="TH SarabunIT๙" w:cs="TH SarabunIT๙"/>
-          <w:szCs w:val="32"/>
-          <w:cs/>
-        </w:rPr>
-        <w:t xml:space="preserve">               </w:t>
-      </w:r>
-      <w:r>
-        <w:rPr>
-          <w:rFonts w:ascii="TH SarabunIT๙" w:hAnsi="TH SarabunIT๙" w:cs="TH SarabunIT๙" w:hint="cs"/>
-          <w:szCs w:val="32"/>
-          <w:cs/>
-        </w:rPr>
-        <w:t xml:space="preserve"> </w:t>
-      </w:r>
-      <w:r>
-        <w:rPr>
-          <w:rFonts w:ascii="TH SarabunIT๙" w:hAnsi="TH SarabunIT๙" w:cs="TH SarabunIT๙"/>
-          <w:szCs w:val="32"/>
-          <w:cs/>
-        </w:rPr>
-        <w:t xml:space="preserve"> </w:t>
-      </w:r>
-      <w:r>
-        <w:rPr>
-          <w:rFonts w:ascii="TH SarabunIT๙" w:hAnsi="TH SarabunIT๙" w:cs="TH SarabunIT๙" w:hint="cs"/>
-          <w:szCs w:val="32"/>
-          <w:cs/>
-        </w:rPr>
-        <w:t xml:space="preserve">   </w:t>
-      </w:r>
-      <w:r>
-        <w:rPr>
-          <w:rFonts w:ascii="TH SarabunIT๙" w:hAnsi="TH SarabunIT๙" w:cs="TH SarabunIT๙"/>
-          <w:szCs w:val="32"/>
-          <w:cs/>
-        </w:rPr>
-        <w:t>(</w:t>
-      </w:r>
-      <w:r>
-        <w:rPr>
-          <w:rFonts w:ascii="TH SarabunIT๙" w:hAnsi="TH SarabunIT๙" w:cs="TH SarabunIT๙"/>
-          <w:szCs w:val="32"/>
-        </w:rPr>
-        <w:t>{{director_name}}</w:t>
-      </w:r>
-      <w:r>
-        <w:rPr>
-          <w:rFonts w:ascii="TH SarabunIT๙" w:hAnsi="TH SarabunIT๙" w:cs="TH SarabunIT๙"/>
-          <w:szCs w:val="32"/>
-          <w:cs/>
-        </w:rPr>
-        <w:t>)</w:t>
-      </w:r>
-    </w:p>
-    <w:p>
-      <w:pPr>
-        <w:spacing w:after="0"/>
-        <w:ind w:left="2880" w:right="-964" w:firstLine="720"/>
-        <w:rPr>
-          <w:rFonts w:ascii="TH SarabunIT๙" w:hAnsi="TH SarabunIT๙" w:cs="TH SarabunIT๙"/>
-          <w:sz w:val="32"/>
-          <w:szCs w:val="32"/>
-        </w:rPr>
-      </w:pPr>
-      <w:r>
-        <w:rPr>
-          <w:rFonts w:ascii="TH SarabunIT๙" w:hAnsi="TH SarabunIT๙" w:cs="TH SarabunIT๙"/>
-          <w:sz w:val="32"/>
-          <w:szCs w:val="32"/>
-          <w:cs/>
-        </w:rPr>
-        <w:t xml:space="preserve">        </w:t>
-      </w:r>
-      <w:r>
-        <w:rPr>
-          <w:rFonts w:ascii="TH SarabunIT๙" w:hAnsi="TH SarabunIT๙" w:cs="TH SarabunIT๙" w:hint="cs"/>
-          <w:sz w:val="32"/>
-          <w:szCs w:val="32"/>
-          <w:cs/>
-        </w:rPr>
-        <w:t xml:space="preserve">               </w:t>
-      </w:r>
-      <w:r>
-        <w:rPr>
-          <w:rFonts w:ascii="TH SarabunIT๙" w:hAnsi="TH SarabunIT๙" w:cs="TH SarabunIT๙"/>
-          <w:sz w:val="32"/>
-          <w:szCs w:val="32"/>
-          <w:cs/>
-        </w:rPr>
-        <w:t>ผู้อำนวยการโรงเรียน</w:t>
-      </w:r>
-      <w:r>
-        <w:rPr>
-          <w:rFonts w:ascii="TH SarabunIT๙" w:hAnsi="TH SarabunIT๙" w:cs="TH SarabunIT๙"/>
-          <w:sz w:val="32"/>
-          <w:szCs w:val="32"/>
-        </w:rPr>
-        <w:t>{{</w:t>
-      </w:r>
-      <w:proofErr w:type="spellStart"/>
-      <w:r>
-        <w:rPr>
-          <w:rFonts w:ascii="TH SarabunIT๙" w:hAnsi="TH SarabunIT๙" w:cs="TH SarabunIT๙"/>
-          <w:sz w:val="32"/>
-          <w:szCs w:val="32"/>
-        </w:rPr>
-        <w:t>school_name</w:t>
-      </w:r>
-      <w:proofErr w:type="spellEnd"/>
-      <w:r>
-        <w:rPr>
-          <w:rFonts w:ascii="TH SarabunIT๙" w:hAnsi="TH SarabunIT๙" w:cs="TH SarabunIT๙"/>
-          <w:sz w:val="32"/>
-          <w:szCs w:val="32"/>
-        </w:rPr>
-        <w:t>}}</w:t>
-      </w:r>
-      <w:r>
-        <w:rPr>
-          <w:rFonts w:ascii="TH SarabunIT๙" w:hAnsi="TH SarabunIT๙" w:cs="TH SarabunIT๙"/>
-          <w:sz w:val="32"/>
-          <w:szCs w:val="32"/>
-          <w:cs/>
-        </w:rPr>
-        <w:t xml:space="preserve">          </w:t>
-      </w:r>
-    </w:p>
-    <w:p>
-      <w:pPr>
-        <w:pStyle w:val="a8"/>
-        <w:rPr>
-          <w:rFonts w:ascii="TH SarabunIT๙" w:hAnsi="TH SarabunIT๙" w:cs="TH SarabunIT๙"/>
-          <w:szCs w:val="32"/>
-        </w:rPr>
-      </w:pPr>
-      <w:r>
-        <w:rPr>
-          <w:rFonts w:ascii="TH SarabunIT๙" w:hAnsi="TH SarabunIT๙" w:cs="TH SarabunIT๙"/>
-          <w:szCs w:val="32"/>
-          <w:cs/>
-        </w:rPr>
-        <w:tab/>
-      </w:r>
-      <w:r>
-        <w:rPr>
-          <w:rFonts w:ascii="TH SarabunIT๙" w:hAnsi="TH SarabunIT๙" w:cs="TH SarabunIT๙"/>
-          <w:szCs w:val="32"/>
-          <w:cs/>
-        </w:rPr>
-        <w:tab/>
-      </w:r>
-      <w:r>
-        <w:rPr>
-          <w:rFonts w:ascii="TH SarabunIT๙" w:hAnsi="TH SarabunIT๙" w:cs="TH SarabunIT๙"/>
-          <w:szCs w:val="32"/>
-          <w:cs/>
-        </w:rPr>
-        <w:tab/>
-      </w:r>
-      <w:r>
-        <w:rPr>
-          <w:rFonts w:ascii="TH SarabunIT๙" w:hAnsi="TH SarabunIT๙" w:cs="TH SarabunIT๙"/>
-          <w:szCs w:val="32"/>
-          <w:cs/>
-        </w:rPr>
-        <w:tab/>
-      </w:r>
-      <w:r>
-        <w:rPr>
-          <w:rFonts w:ascii="TH SarabunIT๙" w:hAnsi="TH SarabunIT๙" w:cs="TH SarabunIT๙"/>
-          <w:szCs w:val="32"/>
-          <w:cs/>
-        </w:rPr>
-        <w:tab/>
-      </w:r>
-      <w:r>
-        <w:rPr>
-          <w:rFonts w:ascii="TH SarabunIT๙" w:hAnsi="TH SarabunIT๙" w:cs="TH SarabunIT๙"/>
-          <w:szCs w:val="32"/>
-          <w:cs/>
-        </w:rPr>
-        <w:tab/>
-      </w:r>
-      <w:r>
-        <w:rPr>
-          <w:rFonts w:ascii="TH SarabunIT๙" w:hAnsi="TH SarabunIT๙" w:cs="TH SarabunIT๙"/>
-          <w:szCs w:val="32"/>
-          <w:cs/>
-        </w:rPr>
-        <w:tab/>
-        <w:t xml:space="preserve">    </w:t>
-      </w:r>
-      <w:r>
-        <w:rPr>
-          <w:rFonts w:ascii="TH SarabunIT๙" w:hAnsi="TH SarabunIT๙" w:cs="TH SarabunIT๙" w:hint="cs"/>
-          <w:szCs w:val="32"/>
-          <w:cs/>
-        </w:rPr>
-        <w:t xml:space="preserve">     </w:t>
-      </w:r>
-      <w:r>
-        <w:rPr>
-          <w:rFonts w:ascii="TH SarabunIT๙" w:hAnsi="TH SarabunIT๙" w:cs="TH SarabunIT๙"/>
-          <w:noProof/>
-          <w:szCs w:val="32"/>
-        </w:rPr>
-        <w:t xml:space="preserve"> {{date_memo_used}}</w:t>
-      </w:r>
-    </w:p>
-    <w:p>
-      <w:pPr>
-        <w:rPr>
-          <w:rFonts w:ascii="TH SarabunIT๙" w:hAnsi="TH SarabunIT๙" w:cs="TH SarabunIT๙"/>
-          <w:sz w:val="32"/>
-          <w:szCs w:val="32"/>
-        </w:rPr>
-      </w:pPr>
-    </w:p>
-    <w:p>
-      <w:pPr>
-        <w:rPr>
-          <w:rFonts w:ascii="TH SarabunIT๙" w:hAnsi="TH SarabunIT๙" w:cs="TH SarabunIT๙"/>
-          <w:sz w:val="32"/>
-          <w:szCs w:val="32"/>
-        </w:rPr>
-      </w:pPr>
-    </w:p>
-    <w:p>
-      <w:pPr>
-        <w:jc w:val="center"/>
-        <w:rPr>
-          <w:rFonts w:ascii="TH SarabunIT๙" w:hAnsi="TH SarabunIT๙" w:cs="TH SarabunIT๙"/>
-          <w:sz w:val="32"/>
-          <w:szCs w:val="32"/>
-        </w:rPr>
-      </w:pPr>
-    </w:p>
-    <w:p>
-      <w:pPr>
-        <w:jc w:val="center"/>
-        <w:rPr>
-          <w:rFonts w:ascii="TH SarabunIT๙" w:hAnsi="TH SarabunIT๙" w:cs="TH SarabunIT๙"/>
-          <w:sz w:val="32"/>
-          <w:szCs w:val="32"/>
-        </w:rPr>
-      </w:pPr>
-    </w:p>
-    <w:p>
-      <w:pPr>
-        <w:jc w:val="center"/>
-        <w:rPr>
-          <w:rFonts w:ascii="TH SarabunIT๙" w:hAnsi="TH SarabunIT๙" w:cs="TH SarabunIT๙"/>
-          <w:sz w:val="32"/>
-          <w:szCs w:val="32"/>
-        </w:rPr>
-      </w:pPr>
-    </w:p>
-    <w:p>
-      <w:pPr>
-        <w:rPr>
-          <w:rFonts w:ascii="TH SarabunIT๙" w:hAnsi="TH SarabunIT๙" w:cs="TH SarabunIT๙"/>
-          <w:sz w:val="32"/>
-          <w:szCs w:val="32"/>
-        </w:rPr>
-      </w:pPr>
-    </w:p>
-    <w:p>
-      <w:pPr>
-        <w:pStyle w:val="a8"/>
-        <w:jc w:val="center"/>
-        <w:rPr>
-          <w:rFonts w:ascii="TH SarabunIT๙" w:hAnsi="TH SarabunIT๙" w:cs="TH SarabunIT๙"/>
-          <w:b/>
-          <w:bCs/>
-          <w:szCs w:val="32"/>
-          <w:cs/>
-        </w:rPr>
-      </w:pPr>
-      <w:r>
-        <w:rPr>
-          <w:rFonts w:ascii="TH SarabunIT๙" w:hAnsi="TH SarabunIT๙" w:cs="TH SarabunIT๙"/>
-          <w:b/>
-          <w:bCs/>
-          <w:szCs w:val="32"/>
-          <w:cs/>
-        </w:rPr>
+        <w:lastRenderedPageBreak/>
         <w:t>ขอบเขตของงานหรือรายละเอียดคุณลักษณะเฉพาะ</w:t>
       </w:r>
     </w:p>
@@ -3372,6 +3100,10 @@
     <w:p>
       <w:pPr>
         <w:pStyle w:val="a8"/>
+        <w:tabs>
+          <w:tab w:val="left" w:pos="709"/>
+          <w:tab w:val="left" w:pos="3544"/>
+        </w:tabs>
         <w:ind w:right="-990"/>
         <w:rPr>
           <w:rFonts w:ascii="TH SarabunIT๙" w:hAnsi="TH SarabunIT๙" w:cs="TH SarabunIT๙"/>
@@ -3391,7 +3123,6 @@
         <w:rPr>
           <w:rFonts w:ascii="TH SarabunIT๙" w:hAnsi="TH SarabunIT๙" w:cs="TH SarabunIT๙"/>
           <w:szCs w:val="32"/>
-          <w:cs/>
         </w:rPr>
         <w:tab/>
       </w:r>
@@ -3401,8 +3132,7 @@
           <w:szCs w:val="32"/>
           <w:cs/>
         </w:rPr>
-        <w:tab/>
-        <w:t xml:space="preserve">     โครงการ</w:t>
+        <w:t>โครงการ</w:t>
       </w:r>
       <w:r>
         <w:rPr>
@@ -3417,8 +3147,8 @@
       <w:pPr>
         <w:pStyle w:val="a8"/>
         <w:tabs>
-          <w:tab w:val="left" w:pos="720"/>
-          <w:tab w:val="left" w:pos="3240"/>
+          <w:tab w:val="left" w:pos="709"/>
+          <w:tab w:val="left" w:pos="3544"/>
         </w:tabs>
         <w:ind w:right="-720"/>
         <w:rPr>
@@ -3446,9 +3176,15 @@
         <w:rPr>
           <w:rFonts w:ascii="TH SarabunIT๙" w:hAnsi="TH SarabunIT๙" w:cs="TH SarabunIT๙"/>
           <w:szCs w:val="32"/>
-          <w:cs/>
         </w:rPr>
         <w:tab/>
+      </w:r>
+      <w:r>
+        <w:rPr>
+          <w:rFonts w:ascii="TH SarabunIT๙" w:hAnsi="TH SarabunIT๙" w:cs="TH SarabunIT๙"/>
+          <w:szCs w:val="32"/>
+          <w:cs/>
+        </w:rPr>
         <w:t>กิจกรรม</w:t>
       </w:r>
       <w:r>
@@ -3463,6 +3199,11 @@
     <w:p>
       <w:pPr>
         <w:pStyle w:val="a8"/>
+        <w:tabs>
+          <w:tab w:val="left" w:pos="709"/>
+          <w:tab w:val="left" w:pos="3544"/>
+          <w:tab w:val="left" w:pos="6237"/>
+        </w:tabs>
         <w:rPr>
           <w:rFonts w:ascii="TH SarabunIT๙" w:hAnsi="TH SarabunIT๙" w:cs="TH SarabunIT๙"/>
           <w:szCs w:val="32"/>
@@ -3475,7 +3216,14 @@
           <w:cs/>
         </w:rPr>
         <w:tab/>
-        <w:t xml:space="preserve">เงินงบประมาณตามโครงการ  </w:t>
+        <w:t>เงินงบประมาณตามโครงการ</w:t>
+      </w:r>
+      <w:r>
+        <w:rPr>
+          <w:rFonts w:ascii="TH SarabunIT๙" w:hAnsi="TH SarabunIT๙" w:cs="TH SarabunIT๙"/>
+          <w:szCs w:val="32"/>
+        </w:rPr>
+        <w:tab/>
       </w:r>
       <w:r>
         <w:rPr>
@@ -3491,7 +3239,22 @@
           <w:szCs w:val="32"/>
           <w:cs/>
         </w:rPr>
-        <w:t xml:space="preserve"> บาท (</w:t>
+        <w:t xml:space="preserve"> บาท</w:t>
+      </w:r>
+      <w:r>
+        <w:rPr>
+          <w:rFonts w:ascii="TH SarabunIT๙" w:hAnsi="TH SarabunIT๙" w:cs="TH SarabunIT๙"/>
+          <w:szCs w:val="32"/>
+        </w:rPr>
+        <w:tab/>
+      </w:r>
+      <w:r>
+        <w:rPr>
+          <w:rFonts w:ascii="TH SarabunIT๙" w:hAnsi="TH SarabunIT๙" w:cs="TH SarabunIT๙"/>
+          <w:szCs w:val="32"/>
+          <w:cs/>
+        </w:rPr>
+        <w:t>(</w:t>
       </w:r>
       <w:r>
         <w:rPr>
@@ -3513,6 +3276,11 @@
     <w:p>
       <w:pPr>
         <w:pStyle w:val="a8"/>
+        <w:tabs>
+          <w:tab w:val="left" w:pos="709"/>
+          <w:tab w:val="left" w:pos="3544"/>
+          <w:tab w:val="left" w:pos="6237"/>
+        </w:tabs>
         <w:rPr>
           <w:rFonts w:ascii="TH SarabunIT๙" w:hAnsi="TH SarabunIT๙" w:cs="TH SarabunIT๙"/>
           <w:szCs w:val="32"/>
@@ -3525,47 +3293,52 @@
           <w:cs/>
         </w:rPr>
         <w:tab/>
-        <w:t xml:space="preserve">ราคากลาง  </w:t>
-      </w:r>
-      <w:r>
-        <w:rPr>
-          <w:rFonts w:ascii="TH SarabunIT๙" w:hAnsi="TH SarabunIT๙" w:cs="TH SarabunIT๙"/>
-          <w:szCs w:val="32"/>
-          <w:cs/>
+        <w:t>ราคากลาง</w:t>
+      </w:r>
+      <w:r>
+        <w:rPr>
+          <w:rFonts w:ascii="TH SarabunIT๙" w:hAnsi="TH SarabunIT๙" w:cs="TH SarabunIT๙"/>
+          <w:szCs w:val="32"/>
         </w:rPr>
         <w:tab/>
       </w:r>
       <w:r>
         <w:rPr>
           <w:rFonts w:ascii="TH SarabunIT๙" w:hAnsi="TH SarabunIT๙" w:cs="TH SarabunIT๙"/>
-          <w:szCs w:val="32"/>
-          <w:cs/>
+          <w:noProof/>
+          <w:szCs w:val="32"/>
+        </w:rPr>
+        <w:t>{{current_order_price}}</w:t>
+      </w:r>
+      <w:r>
+        <w:rPr>
+          <w:rFonts w:ascii="TH SarabunIT๙" w:hAnsi="TH SarabunIT๙" w:cs="TH SarabunIT๙"/>
+          <w:szCs w:val="32"/>
+        </w:rPr>
+        <w:t xml:space="preserve"> </w:t>
+      </w:r>
+      <w:r>
+        <w:rPr>
+          <w:rFonts w:ascii="TH SarabunIT๙" w:hAnsi="TH SarabunIT๙" w:cs="TH SarabunIT๙"/>
+          <w:szCs w:val="32"/>
+          <w:cs/>
+        </w:rPr>
+        <w:t>บาท</w:t>
+      </w:r>
+      <w:r>
+        <w:rPr>
+          <w:rFonts w:ascii="TH SarabunIT๙" w:hAnsi="TH SarabunIT๙" w:cs="TH SarabunIT๙"/>
+          <w:szCs w:val="32"/>
         </w:rPr>
         <w:tab/>
-        <w:t xml:space="preserve">     </w:t>
-      </w:r>
-      <w:r>
-        <w:rPr>
-          <w:rFonts w:ascii="TH SarabunIT๙" w:hAnsi="TH SarabunIT๙" w:cs="TH SarabunIT๙"/>
-          <w:noProof/>
-          <w:szCs w:val="32"/>
-        </w:rPr>
-        <w:t>{{current_order_price}}</w:t>
-      </w:r>
-      <w:r>
-        <w:rPr>
-          <w:rFonts w:ascii="TH SarabunIT๙" w:hAnsi="TH SarabunIT๙" w:cs="TH SarabunIT๙"/>
-          <w:szCs w:val="32"/>
-        </w:rPr>
-        <w:t xml:space="preserve"> </w:t>
-      </w:r>
-      <w:r>
-        <w:rPr>
-          <w:rFonts w:ascii="TH SarabunIT๙" w:hAnsi="TH SarabunIT๙" w:cs="TH SarabunIT๙"/>
-          <w:szCs w:val="32"/>
-          <w:cs/>
-        </w:rPr>
-        <w:t>บาท (</w:t>
+      </w:r>
+      <w:r>
+        <w:rPr>
+          <w:rFonts w:ascii="TH SarabunIT๙" w:hAnsi="TH SarabunIT๙" w:cs="TH SarabunIT๙"/>
+          <w:szCs w:val="32"/>
+          <w:cs/>
+        </w:rPr>
+        <w:t>(</w:t>
       </w:r>
       <w:r>
         <w:rPr>
@@ -3587,6 +3360,7 @@
     <w:p>
       <w:pPr>
         <w:pStyle w:val="a8"/>
+        <w:spacing w:before="240"/>
         <w:rPr>
           <w:rFonts w:ascii="TH SarabunIT๙" w:hAnsi="TH SarabunIT๙" w:cs="TH SarabunIT๙"/>
           <w:b/>
@@ -3781,7 +3555,7 @@
     </w:p>
     <w:p>
       <w:pPr>
-        <w:spacing w:after="240"/>
+        <w:spacing w:before="240" w:after="0"/>
         <w:rPr>
           <w:rFonts w:ascii="TH SarabunIT๙" w:hAnsi="TH SarabunIT๙" w:cs="TH SarabunIT๙"/>
           <w:b/>
@@ -4289,7 +4063,22 @@
                 <w:szCs w:val="32"/>
                 <w:cs/>
               </w:rPr>
-              <w:t>รวมเป็นเงินทั้งสิ้น  (</w:t>
+              <w:t>รวมเป็นเงินทั้งสิ้น</w:t>
+            </w:r>
+            <w:r>
+              <w:rPr>
+                <w:rFonts w:ascii="TH SarabunIT๙" w:hAnsi="TH SarabunIT๙" w:cs="TH SarabunIT๙"/>
+                <w:szCs w:val="32"/>
+              </w:rPr>
+              <w:t xml:space="preserve"> </w:t>
+            </w:r>
+            <w:r>
+              <w:rPr>
+                <w:rFonts w:ascii="TH SarabunIT๙" w:hAnsi="TH SarabunIT๙" w:cs="TH SarabunIT๙"/>
+                <w:szCs w:val="32"/>
+                <w:cs/>
+              </w:rPr>
+              <w:t>(</w:t>
             </w:r>
             <w:r>
               <w:rPr>
@@ -4338,6 +4127,7 @@
     <w:p>
       <w:pPr>
         <w:pStyle w:val="a8"/>
+        <w:spacing w:before="240"/>
         <w:rPr>
           <w:rFonts w:ascii="TH SarabunIT๙" w:hAnsi="TH SarabunIT๙" w:cs="TH SarabunIT๙"/>
           <w:b/>
@@ -4345,10 +4135,101 @@
           <w:szCs w:val="32"/>
         </w:rPr>
       </w:pPr>
+      <w:r>
+        <w:rPr>
+          <w:rFonts w:ascii="TH SarabunIT๙" w:hAnsi="TH SarabunIT๙" w:cs="TH SarabunIT๙"/>
+          <w:b/>
+          <w:bCs/>
+          <w:szCs w:val="32"/>
+          <w:cs/>
+        </w:rPr>
+        <w:t>4. การเสนอราคา และกำหนดส่งมอบ</w:t>
+      </w:r>
     </w:p>
     <w:p>
       <w:pPr>
         <w:pStyle w:val="a8"/>
+        <w:jc w:val="thaiDistribute"/>
+        <w:rPr>
+          <w:rFonts w:ascii="TH SarabunIT๙" w:hAnsi="TH SarabunIT๙" w:cs="TH SarabunIT๙"/>
+          <w:szCs w:val="32"/>
+        </w:rPr>
+      </w:pPr>
+      <w:r>
+        <w:rPr>
+          <w:rFonts w:ascii="TH SarabunIT๙" w:hAnsi="TH SarabunIT๙" w:cs="TH SarabunIT๙"/>
+          <w:spacing w:val="-8"/>
+          <w:szCs w:val="32"/>
+          <w:cs/>
+        </w:rPr>
+        <w:t xml:space="preserve">      </w:t>
+      </w:r>
+      <w:r>
+        <w:rPr>
+          <w:rFonts w:ascii="TH SarabunIT๙" w:hAnsi="TH SarabunIT๙" w:cs="TH SarabunIT๙"/>
+          <w:spacing w:val="-8"/>
+          <w:szCs w:val="32"/>
+          <w:cs/>
+        </w:rPr>
+        <w:tab/>
+        <w:t>4.1 ราคาที่เสนอจะต้องเสนอกำหนดยืนราคาไม่น้อยกว่า 7 วัน นับแต่วันเสนอราคาโดยภายในกำหนดยืนราคา</w:t>
+      </w:r>
+      <w:r>
+        <w:rPr>
+          <w:rFonts w:ascii="TH SarabunIT๙" w:hAnsi="TH SarabunIT๙" w:cs="TH SarabunIT๙"/>
+          <w:szCs w:val="32"/>
+          <w:cs/>
+        </w:rPr>
+        <w:t xml:space="preserve"> ผู้ยื่นข้อเสนอต้องรับผิดชอบราคาที่ตนได้เสนอไว้และจะถอนการเสนอราคามิได้</w:t>
+      </w:r>
+    </w:p>
+    <w:p>
+      <w:pPr>
+        <w:pStyle w:val="a8"/>
+        <w:jc w:val="thaiDistribute"/>
+        <w:rPr>
+          <w:rFonts w:ascii="TH SarabunIT๙" w:hAnsi="TH SarabunIT๙" w:cs="TH SarabunIT๙"/>
+          <w:szCs w:val="32"/>
+        </w:rPr>
+      </w:pPr>
+      <w:r>
+        <w:rPr>
+          <w:rFonts w:ascii="TH SarabunIT๙" w:hAnsi="TH SarabunIT๙" w:cs="TH SarabunIT๙"/>
+          <w:szCs w:val="32"/>
+          <w:cs/>
+        </w:rPr>
+        <w:t xml:space="preserve">     </w:t>
+      </w:r>
+      <w:r>
+        <w:rPr>
+          <w:rFonts w:ascii="TH SarabunIT๙" w:hAnsi="TH SarabunIT๙" w:cs="TH SarabunIT๙"/>
+          <w:szCs w:val="32"/>
+          <w:cs/>
+        </w:rPr>
+        <w:tab/>
+        <w:t xml:space="preserve">4.2 กำหนดส่งมอบพัสดุ หรือกำหนดให้งานแล้วเสร็จ ไม่เกิน </w:t>
+      </w:r>
+      <w:r>
+        <w:rPr>
+          <w:rFonts w:ascii="TH SarabunIT๙" w:hAnsi="TH SarabunIT๙" w:cs="TH SarabunIT๙"/>
+          <w:noProof/>
+          <w:szCs w:val="32"/>
+        </w:rPr>
+        <w:t>{{shipping_days}}</w:t>
+      </w:r>
+      <w:r>
+        <w:rPr>
+          <w:rFonts w:ascii="TH SarabunIT๙" w:hAnsi="TH SarabunIT๙" w:cs="TH SarabunIT๙"/>
+          <w:szCs w:val="32"/>
+          <w:cs/>
+        </w:rPr>
+        <w:t xml:space="preserve"> วัน นับถัดจากวันลงนามในสัญญาหรือวันที่ได้รับหนังสือแจ้งให้ส่งมอบพัสดุ </w:t>
+      </w:r>
+    </w:p>
+    <w:p>
+      <w:pPr>
+        <w:pStyle w:val="a8"/>
+        <w:spacing w:before="240"/>
         <w:rPr>
           <w:rFonts w:ascii="TH SarabunIT๙" w:hAnsi="TH SarabunIT๙" w:cs="TH SarabunIT๙"/>
           <w:b/>
@@ -4364,7 +4245,7 @@
           <w:szCs w:val="32"/>
           <w:cs/>
         </w:rPr>
-        <w:t>4. การเสนอราคา และกำหนดส่งมอบ</w:t>
+        <w:t>5. อัตราค่าปรับ</w:t>
       </w:r>
     </w:p>
     <w:p>
@@ -4374,175 +4255,75 @@
         <w:rPr>
           <w:rFonts w:ascii="TH SarabunIT๙" w:hAnsi="TH SarabunIT๙" w:cs="TH SarabunIT๙"/>
           <w:szCs w:val="32"/>
-        </w:rPr>
-      </w:pPr>
-      <w:r>
-        <w:rPr>
-          <w:rFonts w:ascii="TH SarabunIT๙" w:hAnsi="TH SarabunIT๙" w:cs="TH SarabunIT๙"/>
-          <w:spacing w:val="-8"/>
-          <w:szCs w:val="32"/>
-          <w:cs/>
-        </w:rPr>
-        <w:t xml:space="preserve">      </w:t>
-      </w:r>
-      <w:r>
-        <w:rPr>
-          <w:rFonts w:ascii="TH SarabunIT๙" w:hAnsi="TH SarabunIT๙" w:cs="TH SarabunIT๙"/>
-          <w:spacing w:val="-8"/>
+          <w:cs/>
+        </w:rPr>
+      </w:pPr>
+      <w:r>
+        <w:rPr>
+          <w:rFonts w:ascii="TH SarabunIT๙" w:hAnsi="TH SarabunIT๙" w:cs="TH SarabunIT๙"/>
+          <w:spacing w:val="-6"/>
+          <w:szCs w:val="32"/>
+          <w:cs/>
+        </w:rPr>
+        <w:lastRenderedPageBreak/>
+        <w:t xml:space="preserve">    </w:t>
+      </w:r>
+      <w:r>
+        <w:rPr>
+          <w:rFonts w:ascii="TH SarabunIT๙" w:hAnsi="TH SarabunIT๙" w:cs="TH SarabunIT๙"/>
+          <w:spacing w:val="-6"/>
           <w:szCs w:val="32"/>
           <w:cs/>
         </w:rPr>
         <w:tab/>
-        <w:t>4.1 ราคาที่เสนอจะต้องเสนอกำหนดยืนราคาไม่น้อยกว่า 7 วัน นับแต่วันเสนอราคาโดยภายในกำหนดยืนราคา</w:t>
-      </w:r>
-      <w:r>
-        <w:rPr>
-          <w:rFonts w:ascii="TH SarabunIT๙" w:hAnsi="TH SarabunIT๙" w:cs="TH SarabunIT๙"/>
-          <w:szCs w:val="32"/>
-          <w:cs/>
-        </w:rPr>
-        <w:t xml:space="preserve"> ผู้ยื่นข้อเสนอต้องรับผิดชอบราคาที่ตนได้เสนอไว้และจะถอนการเสนอราคามิได้</w:t>
+        <w:t xml:space="preserve">ค่าปรับอัตราร้อยละ </w:t>
+      </w:r>
+      <w:r>
+        <w:rPr>
+          <w:rFonts w:ascii="TH SarabunIT๙" w:hAnsi="TH SarabunIT๙" w:cs="TH SarabunIT๙"/>
+          <w:noProof/>
+          <w:spacing w:val="-6"/>
+          <w:szCs w:val="32"/>
+        </w:rPr>
+        <w:t>{{penalty_rate}}</w:t>
+      </w:r>
+      <w:r>
+        <w:rPr>
+          <w:rFonts w:ascii="TH SarabunIT๙" w:hAnsi="TH SarabunIT๙" w:cs="TH SarabunIT๙"/>
+          <w:spacing w:val="-6"/>
+          <w:szCs w:val="32"/>
+        </w:rPr>
+        <w:t xml:space="preserve"> </w:t>
+      </w:r>
+      <w:r>
+        <w:rPr>
+          <w:rFonts w:ascii="TH SarabunIT๙" w:hAnsi="TH SarabunIT๙" w:cs="TH SarabunIT๙"/>
+          <w:spacing w:val="-6"/>
+          <w:szCs w:val="32"/>
+          <w:cs/>
+        </w:rPr>
+        <w:t>ต่อวัน ของราคางานจ้างนั้นหรือราคาพัสดุที่ยังไม่ได้รับมอบ</w:t>
+      </w:r>
+      <w:r>
+        <w:rPr>
+          <w:rFonts w:ascii="TH SarabunIT๙" w:hAnsi="TH SarabunIT๙" w:cs="TH SarabunIT๙"/>
+          <w:szCs w:val="32"/>
+        </w:rPr>
+        <w:t xml:space="preserve"> </w:t>
+      </w:r>
+      <w:r>
+        <w:rPr>
+          <w:rFonts w:ascii="TH SarabunIT๙" w:hAnsi="TH SarabunIT๙" w:cs="TH SarabunIT๙" w:hint="cs"/>
+          <w:szCs w:val="32"/>
+          <w:cs/>
+        </w:rPr>
+        <w:t>กรณีงานจ้างอัตราค่าปรับไม่ต่ำกว่า 100.00 บาทต่อวัน</w:t>
       </w:r>
     </w:p>
     <w:p>
       <w:pPr>
         <w:pStyle w:val="a8"/>
-        <w:jc w:val="thaiDistribute"/>
-        <w:rPr>
-          <w:rFonts w:ascii="TH SarabunIT๙" w:hAnsi="TH SarabunIT๙" w:cs="TH SarabunIT๙"/>
-          <w:szCs w:val="32"/>
-        </w:rPr>
-      </w:pPr>
-      <w:r>
-        <w:rPr>
-          <w:rFonts w:ascii="TH SarabunIT๙" w:hAnsi="TH SarabunIT๙" w:cs="TH SarabunIT๙"/>
-          <w:szCs w:val="32"/>
-          <w:cs/>
-        </w:rPr>
-        <w:t xml:space="preserve">     </w:t>
-      </w:r>
-      <w:r>
-        <w:rPr>
-          <w:rFonts w:ascii="TH SarabunIT๙" w:hAnsi="TH SarabunIT๙" w:cs="TH SarabunIT๙"/>
-          <w:szCs w:val="32"/>
-          <w:cs/>
-        </w:rPr>
-        <w:tab/>
-        <w:t xml:space="preserve">4.2 กำหนดส่งมอบพัสดุ หรือกำหนดให้งานแล้วเสร็จ ไม่เกิน </w:t>
-      </w:r>
-      <w:r>
-        <w:rPr>
-          <w:rFonts w:ascii="TH SarabunIT๙" w:hAnsi="TH SarabunIT๙" w:cs="TH SarabunIT๙"/>
-          <w:noProof/>
-          <w:szCs w:val="32"/>
-        </w:rPr>
-        <w:t>{{shipping_days}}</w:t>
-      </w:r>
-      <w:r>
-        <w:rPr>
-          <w:rFonts w:ascii="TH SarabunIT๙" w:hAnsi="TH SarabunIT๙" w:cs="TH SarabunIT๙"/>
-          <w:szCs w:val="32"/>
-          <w:cs/>
-        </w:rPr>
-        <w:t xml:space="preserve"> วัน นับถัดจากวันลงนามในสัญญาหรือวันที่ได้รับหนังสือแจ้งให้ส่งมอบพัสดุ </w:t>
-      </w:r>
-    </w:p>
-    <w:p>
-      <w:pPr>
-        <w:pStyle w:val="a8"/>
-        <w:rPr>
-          <w:rFonts w:ascii="TH SarabunIT๙" w:hAnsi="TH SarabunIT๙" w:cs="TH SarabunIT๙"/>
-          <w:b/>
-          <w:bCs/>
-          <w:szCs w:val="32"/>
-        </w:rPr>
-      </w:pPr>
-      <w:r>
-        <w:rPr>
-          <w:rFonts w:ascii="TH SarabunIT๙" w:hAnsi="TH SarabunIT๙" w:cs="TH SarabunIT๙"/>
-          <w:b/>
-          <w:bCs/>
-          <w:szCs w:val="32"/>
-          <w:cs/>
-        </w:rPr>
-        <w:t>5. อัตราค่าปรับ</w:t>
-      </w:r>
-    </w:p>
-    <w:p>
-      <w:pPr>
-        <w:pStyle w:val="a8"/>
-        <w:jc w:val="thaiDistribute"/>
-        <w:rPr>
-          <w:rFonts w:ascii="TH SarabunIT๙" w:hAnsi="TH SarabunIT๙" w:cs="TH SarabunIT๙"/>
-          <w:szCs w:val="32"/>
-          <w:cs/>
-        </w:rPr>
-      </w:pPr>
-      <w:r>
-        <w:rPr>
-          <w:rFonts w:ascii="TH SarabunIT๙" w:hAnsi="TH SarabunIT๙" w:cs="TH SarabunIT๙"/>
-          <w:spacing w:val="-6"/>
-          <w:szCs w:val="32"/>
-          <w:cs/>
-        </w:rPr>
-        <w:lastRenderedPageBreak/>
-        <w:t xml:space="preserve">    </w:t>
-      </w:r>
-      <w:r>
-        <w:rPr>
-          <w:rFonts w:ascii="TH SarabunIT๙" w:hAnsi="TH SarabunIT๙" w:cs="TH SarabunIT๙"/>
-          <w:spacing w:val="-6"/>
-          <w:szCs w:val="32"/>
-          <w:cs/>
-        </w:rPr>
-        <w:tab/>
-        <w:t xml:space="preserve">ค่าปรับอัตราร้อยละ </w:t>
-      </w:r>
-      <w:r>
-        <w:rPr>
-          <w:rFonts w:ascii="TH SarabunIT๙" w:hAnsi="TH SarabunIT๙" w:cs="TH SarabunIT๙"/>
-          <w:noProof/>
-          <w:spacing w:val="-6"/>
-          <w:szCs w:val="32"/>
-        </w:rPr>
-        <w:t>{{penalty_rate}}</w:t>
-      </w:r>
-      <w:r>
-        <w:rPr>
-          <w:rFonts w:ascii="TH SarabunIT๙" w:hAnsi="TH SarabunIT๙" w:cs="TH SarabunIT๙"/>
-          <w:spacing w:val="-6"/>
-          <w:szCs w:val="32"/>
-        </w:rPr>
-        <w:t xml:space="preserve"> </w:t>
-      </w:r>
-      <w:r>
-        <w:rPr>
-          <w:rFonts w:ascii="TH SarabunIT๙" w:hAnsi="TH SarabunIT๙" w:cs="TH SarabunIT๙"/>
-          <w:spacing w:val="-6"/>
-          <w:szCs w:val="32"/>
-          <w:cs/>
-        </w:rPr>
-        <w:t>ต่อวัน ของราคางานจ้างนั้นหรือราคาพัสดุที่ยังไม่ได้รับมอบ</w:t>
-      </w:r>
-      <w:r>
-        <w:rPr>
-          <w:rFonts w:ascii="TH SarabunIT๙" w:hAnsi="TH SarabunIT๙" w:cs="TH SarabunIT๙"/>
-          <w:szCs w:val="32"/>
-        </w:rPr>
-        <w:t xml:space="preserve"> </w:t>
-      </w:r>
-      <w:r>
-        <w:rPr>
-          <w:rFonts w:ascii="TH SarabunIT๙" w:hAnsi="TH SarabunIT๙" w:cs="TH SarabunIT๙" w:hint="cs"/>
-          <w:szCs w:val="32"/>
-          <w:cs/>
-        </w:rPr>
-        <w:t>กรณีงานจ้างอัตราค่าปรับไม่ต่ำกว่า 100.00 บาทต่อวัน</w:t>
-      </w:r>
-    </w:p>
-    <w:p>
-      <w:pPr>
-        <w:pStyle w:val="a8"/>
+        <w:spacing w:before="240"/>
         <w:rPr>
           <w:rFonts w:ascii="TH SarabunIT๙" w:hAnsi="TH SarabunIT๙" w:cs="TH SarabunIT๙"/>
           <w:b/>
@@ -4625,6 +4406,7 @@
     <w:p>
       <w:pPr>
         <w:pStyle w:val="a8"/>
+        <w:spacing w:before="240"/>
         <w:rPr>
           <w:rFonts w:ascii="TH SarabunIT๙" w:hAnsi="TH SarabunIT๙" w:cs="TH SarabunIT๙"/>
           <w:b/>
@@ -4665,6 +4447,7 @@
     <w:p>
       <w:pPr>
         <w:pStyle w:val="a8"/>
+        <w:spacing w:before="240"/>
         <w:rPr>
           <w:rFonts w:ascii="TH SarabunIT๙" w:hAnsi="TH SarabunIT๙" w:cs="TH SarabunIT๙"/>
           <w:b/>
@@ -4788,6 +4571,7 @@
     <w:p>
       <w:pPr>
         <w:pStyle w:val="a8"/>
+        <w:spacing w:before="240"/>
         <w:rPr>
           <w:rFonts w:ascii="TH SarabunIT๙" w:hAnsi="TH SarabunIT๙" w:cs="TH SarabunIT๙"/>
           <w:b/>
@@ -4937,24 +4721,18 @@
     <w:p>
       <w:pPr>
         <w:pStyle w:val="a8"/>
-        <w:rPr>
-          <w:rFonts w:ascii="TH SarabunIT๙" w:hAnsi="TH SarabunIT๙" w:cs="TH SarabunIT๙"/>
-          <w:szCs w:val="32"/>
-        </w:rPr>
-      </w:pPr>
-      <w:r>
-        <w:rPr>
-          <w:rFonts w:ascii="TH SarabunIT๙" w:hAnsi="TH SarabunIT๙" w:cs="TH SarabunIT๙"/>
-          <w:szCs w:val="32"/>
-          <w:cs/>
-        </w:rPr>
-        <w:t xml:space="preserve">               </w:t>
-      </w:r>
-      <w:r>
-        <w:rPr>
-          <w:rFonts w:ascii="TH SarabunIT๙" w:hAnsi="TH SarabunIT๙" w:cs="TH SarabunIT๙"/>
-          <w:szCs w:val="32"/>
-          <w:cs/>
+        <w:tabs>
+          <w:tab w:val="left" w:pos="3686"/>
+        </w:tabs>
+        <w:rPr>
+          <w:rFonts w:ascii="TH SarabunIT๙" w:hAnsi="TH SarabunIT๙" w:cs="TH SarabunIT๙"/>
+          <w:szCs w:val="32"/>
+        </w:rPr>
+      </w:pPr>
+      <w:r>
+        <w:rPr>
+          <w:rFonts w:ascii="TH SarabunIT๙" w:hAnsi="TH SarabunIT๙" w:cs="TH SarabunIT๙"/>
+          <w:szCs w:val="32"/>
         </w:rPr>
         <w:tab/>
       </w:r>
@@ -4964,24 +4742,23 @@
           <w:szCs w:val="32"/>
           <w:cs/>
         </w:rPr>
-        <w:tab/>
-      </w:r>
-      <w:r>
-        <w:rPr>
-          <w:rFonts w:ascii="TH SarabunIT๙" w:hAnsi="TH SarabunIT๙" w:cs="TH SarabunIT๙"/>
-          <w:szCs w:val="32"/>
-          <w:cs/>
-        </w:rPr>
-        <w:tab/>
-      </w:r>
-      <w:r>
-        <w:rPr>
-          <w:rFonts w:ascii="TH SarabunIT๙" w:hAnsi="TH SarabunIT๙" w:cs="TH SarabunIT๙"/>
-          <w:szCs w:val="32"/>
-          <w:cs/>
-        </w:rPr>
-        <w:tab/>
-        <w:t xml:space="preserve">ลงชื่อ.................................................ผู้กำหนดขอบเขตของงาน                                                               </w:t>
+        <w:t>ลงชื่อ</w:t>
+      </w:r>
+      <w:r>
+        <w:rPr>
+          <w:rFonts w:ascii="TH SarabunIT๙" w:hAnsi="TH SarabunIT๙" w:cs="TH SarabunIT๙"/>
+          <w:szCs w:val="32"/>
+          <w:cs/>
+        </w:rPr>
+        <w:t>..............................................</w:t>
+      </w:r>
+      <w:r>
+        <w:rPr>
+          <w:rFonts w:ascii="TH SarabunIT๙" w:hAnsi="TH SarabunIT๙" w:cs="TH SarabunIT๙"/>
+          <w:szCs w:val="32"/>
+          <w:cs/>
+        </w:rPr>
+        <w:t xml:space="preserve">ผู้กำหนดขอบเขตของงาน                                                               </w:t>
       </w:r>
     </w:p>
     <w:p>
@@ -5041,6 +4818,7 @@
       <w:r>
         <w:rPr>
           <w:rFonts w:ascii="TH SarabunIT๙" w:hAnsi="TH SarabunIT๙" w:cs="TH SarabunIT๙"/>
+          <w:noProof/>
           <w:szCs w:val="32"/>
         </w:rPr>
         <w:tab/>
@@ -5241,7 +5019,7 @@
         <w:tblLook w:val="04A0" w:firstRow="1" w:lastRow="0" w:firstColumn="1" w:lastColumn="0" w:noHBand="0" w:noVBand="1"/>
       </w:tblPr>
       <w:tblGrid>
-        <w:gridCol w:w="10288"/>
+        <w:gridCol w:w="10306"/>
         <w:gridCol w:w="6"/>
         <w:gridCol w:w="6"/>
         <w:gridCol w:w="6"/>
@@ -5268,8 +5046,8 @@
               <w:tblLook w:val="04A0" w:firstRow="1" w:lastRow="0" w:firstColumn="1" w:lastColumn="0" w:noHBand="0" w:noVBand="1"/>
             </w:tblPr>
             <w:tblGrid>
-              <w:gridCol w:w="2895"/>
-              <w:gridCol w:w="7411"/>
+              <w:gridCol w:w="2900"/>
+              <w:gridCol w:w="7424"/>
             </w:tblGrid>
             <w:tr>
               <w:tc>
@@ -5294,6 +5072,7 @@
                       <w:sz w:val="32"/>
                       <w:szCs w:val="32"/>
                     </w:rPr>
+                    <w:lastRenderedPageBreak/>
                     <w:drawing>
                       <wp:inline distT="0" distB="0" distL="0" distR="0" wp14:anchorId="06DE171A" wp14:editId="112900BD">
                         <wp:extent cx="764934" cy="838200"/>
@@ -5414,13 +5193,13 @@
               <w:tblLook w:val="04A0" w:firstRow="1" w:lastRow="0" w:firstColumn="1" w:lastColumn="0" w:noHBand="0" w:noVBand="1"/>
             </w:tblPr>
             <w:tblGrid>
-              <w:gridCol w:w="1273"/>
-              <w:gridCol w:w="9015"/>
+              <w:gridCol w:w="1418"/>
+              <w:gridCol w:w="8888"/>
             </w:tblGrid>
             <w:tr>
               <w:tc>
                 <w:tcPr>
-                  <w:tcW w:w="1191" w:type="dxa"/>
+                  <w:tcW w:w="1418" w:type="dxa"/>
                   <w:tcBorders>
                     <w:top w:val="nil"/>
                     <w:left w:val="nil"/>
@@ -5450,14 +5229,13 @@
                       <w:szCs w:val="32"/>
                       <w:cs/>
                     </w:rPr>
-                    <w:lastRenderedPageBreak/>
                     <w:t>ส่วนราชการ</w:t>
                   </w:r>
                 </w:p>
               </w:tc>
               <w:tc>
                 <w:tcPr>
-                  <w:tcW w:w="8436" w:type="dxa"/>
+                  <w:tcW w:w="8888" w:type="dxa"/>
                   <w:tcBorders>
                     <w:top w:val="nil"/>
                     <w:left w:val="nil"/>
@@ -5603,7 +5381,7 @@
           </w:tcPr>
           <w:tbl>
             <w:tblPr>
-              <w:tblW w:w="4997" w:type="pct"/>
+              <w:tblW w:w="10306" w:type="dxa"/>
               <w:tblCellMar>
                 <w:left w:w="0" w:type="dxa"/>
                 <w:right w:w="0" w:type="dxa"/>
@@ -5611,11 +5389,11 @@
               <w:tblLook w:val="04A0" w:firstRow="1" w:lastRow="0" w:firstColumn="1" w:lastColumn="0" w:noHBand="0" w:noVBand="1"/>
             </w:tblPr>
             <w:tblGrid>
-              <w:gridCol w:w="543"/>
-              <w:gridCol w:w="4941"/>
-              <w:gridCol w:w="534"/>
-              <w:gridCol w:w="561"/>
-              <w:gridCol w:w="3703"/>
+              <w:gridCol w:w="709"/>
+              <w:gridCol w:w="3260"/>
+              <w:gridCol w:w="284"/>
+              <w:gridCol w:w="709"/>
+              <w:gridCol w:w="5344"/>
             </w:tblGrid>
             <w:tr>
               <w:trPr>
@@ -5623,7 +5401,7 @@
               </w:trPr>
               <w:tc>
                 <w:tcPr>
-                  <w:tcW w:w="508" w:type="dxa"/>
+                  <w:tcW w:w="709" w:type="dxa"/>
                   <w:tcBorders>
                     <w:top w:val="nil"/>
                     <w:left w:val="nil"/>
@@ -5659,7 +5437,7 @@
               </w:tc>
               <w:tc>
                 <w:tcPr>
-                  <w:tcW w:w="4623" w:type="dxa"/>
+                  <w:tcW w:w="3260" w:type="dxa"/>
                   <w:tcBorders>
                     <w:top w:val="nil"/>
                     <w:left w:val="nil"/>
@@ -5672,6 +5450,7 @@
                 <w:p>
                   <w:pPr>
                     <w:spacing w:after="0" w:line="240" w:lineRule="auto"/>
+                    <w:ind w:left="311" w:hanging="311"/>
                     <w:rPr>
                       <w:rFonts w:ascii="TH SarabunIT๙" w:eastAsia="Times New Roman" w:hAnsi="TH SarabunIT๙" w:cs="TH SarabunIT๙"/>
                       <w:sz w:val="32"/>
@@ -5685,13 +5464,13 @@
                       <w:sz w:val="32"/>
                       <w:szCs w:val="32"/>
                     </w:rPr>
-                    <w:t xml:space="preserve"> {{procurement_number}}</w:t>
+                    <w:t>{{procurement_number}}</w:t>
                   </w:r>
                 </w:p>
               </w:tc>
               <w:tc>
                 <w:tcPr>
-                  <w:tcW w:w="500" w:type="dxa"/>
+                  <w:tcW w:w="284" w:type="dxa"/>
                   <w:tcBorders>
                     <w:top w:val="nil"/>
                     <w:left w:val="nil"/>
@@ -5702,7 +5481,6 @@
                 <w:p>
                   <w:pPr>
                     <w:spacing w:after="0" w:line="240" w:lineRule="auto"/>
-                    <w:jc w:val="center"/>
                     <w:rPr>
                       <w:rFonts w:ascii="TH SarabunIT๙" w:eastAsia="Times New Roman" w:hAnsi="TH SarabunIT๙" w:cs="TH SarabunIT๙"/>
                       <w:sz w:val="32"/>
@@ -5714,7 +5492,7 @@
               </w:tc>
               <w:tc>
                 <w:tcPr>
-                  <w:tcW w:w="525" w:type="dxa"/>
+                  <w:tcW w:w="709" w:type="dxa"/>
                   <w:tcBorders>
                     <w:top w:val="nil"/>
                     <w:left w:val="nil"/>
@@ -5727,7 +5505,6 @@
                 <w:p>
                   <w:pPr>
                     <w:spacing w:after="0" w:line="240" w:lineRule="auto"/>
-                    <w:jc w:val="center"/>
                     <w:rPr>
                       <w:rFonts w:ascii="TH SarabunIT๙" w:eastAsia="Times New Roman" w:hAnsi="TH SarabunIT๙" w:cs="TH SarabunIT๙"/>
                       <w:b/>
@@ -5751,7 +5528,7 @@
               </w:tc>
               <w:tc>
                 <w:tcPr>
-                  <w:tcW w:w="3465" w:type="dxa"/>
+                  <w:tcW w:w="5344" w:type="dxa"/>
                   <w:tcBorders>
                     <w:top w:val="nil"/>
                     <w:left w:val="nil"/>
@@ -5871,13 +5648,13 @@
               <w:tblLook w:val="04A0" w:firstRow="1" w:lastRow="0" w:firstColumn="1" w:lastColumn="0" w:noHBand="0" w:noVBand="1"/>
             </w:tblPr>
             <w:tblGrid>
-              <w:gridCol w:w="564"/>
-              <w:gridCol w:w="9724"/>
+              <w:gridCol w:w="709"/>
+              <w:gridCol w:w="9597"/>
             </w:tblGrid>
             <w:tr>
               <w:tc>
                 <w:tcPr>
-                  <w:tcW w:w="480" w:type="dxa"/>
+                  <w:tcW w:w="709" w:type="dxa"/>
                   <w:tcBorders>
                     <w:top w:val="nil"/>
                     <w:left w:val="nil"/>
@@ -5913,7 +5690,7 @@
               </w:tc>
               <w:tc>
                 <w:tcPr>
-                  <w:tcW w:w="8280" w:type="dxa"/>
+                  <w:tcW w:w="9597" w:type="dxa"/>
                   <w:tcBorders>
                     <w:top w:val="nil"/>
                     <w:left w:val="nil"/>
@@ -6033,6 +5810,9 @@
           </w:tcPr>
           <w:p>
             <w:pPr>
+              <w:tabs>
+                <w:tab w:val="left" w:pos="709"/>
+              </w:tabs>
               <w:spacing w:before="240" w:after="0" w:line="240" w:lineRule="auto"/>
               <w:ind w:right="171"/>
               <w:rPr>
@@ -6056,7 +5836,7 @@
                 <w:sz w:val="32"/>
                 <w:szCs w:val="32"/>
               </w:rPr>
-              <w:t>   </w:t>
+              <w:tab/>
             </w:r>
             <w:r>
               <w:rPr>
@@ -6109,7 +5889,14 @@
                 <w:szCs w:val="32"/>
               </w:rPr>
               <w:br/>
-              <w:t>               </w:t>
+            </w:r>
+            <w:r>
+              <w:rPr>
+                <w:rFonts w:ascii="TH SarabunIT๙" w:eastAsia="Times New Roman" w:hAnsi="TH SarabunIT๙" w:cs="TH SarabunIT๙"/>
+                <w:sz w:val="32"/>
+                <w:szCs w:val="32"/>
+              </w:rPr>
+              <w:tab/>
             </w:r>
             <w:r>
               <w:rPr>
@@ -6126,7 +5913,7 @@
                 <w:sz w:val="32"/>
                 <w:szCs w:val="32"/>
               </w:rPr>
-              <w:t xml:space="preserve">  </w:t>
+              <w:t xml:space="preserve"> </w:t>
             </w:r>
             <w:r>
               <w:rPr>
@@ -6205,7 +5992,7 @@
                 <w:szCs w:val="32"/>
                 <w:cs/>
               </w:rPr>
-              <w:t>ซึ่งมีรายละเอียด ดังต่อไปนี้</w:t>
+              <w:t>ซึ่งมีรายละเอียดดังต่อไปนี้</w:t>
             </w:r>
             <w:r>
               <w:rPr>
@@ -6327,6 +6114,14 @@
                 <w:rFonts w:ascii="TH SarabunIT๙" w:eastAsia="Times New Roman" w:hAnsi="TH SarabunIT๙" w:cs="TH SarabunIT๙"/>
                 <w:sz w:val="32"/>
                 <w:szCs w:val="32"/>
+              </w:rPr>
+              <w:t xml:space="preserve"> </w:t>
+            </w:r>
+            <w:r>
+              <w:rPr>
+                <w:rFonts w:ascii="TH SarabunIT๙" w:eastAsia="Times New Roman" w:hAnsi="TH SarabunIT๙" w:cs="TH SarabunIT๙"/>
+                <w:sz w:val="32"/>
+                <w:szCs w:val="32"/>
                 <w:cs/>
               </w:rPr>
               <w:t>จำนวน</w:t>
@@ -6640,25 +6435,7 @@
                 <w:szCs w:val="32"/>
                 <w:cs/>
               </w:rPr>
-              <w:t>เนื่องจาก</w:t>
-            </w:r>
-            <w:r>
-              <w:rPr>
-                <w:rFonts w:ascii="TH SarabunIT๙" w:eastAsia="Times New Roman" w:hAnsi="TH SarabunIT๙" w:cs="TH SarabunIT๙"/>
-                <w:sz w:val="32"/>
-                <w:szCs w:val="32"/>
-                <w:cs/>
-              </w:rPr>
-              <w:t xml:space="preserve"> </w:t>
-            </w:r>
-            <w:r>
-              <w:rPr>
-                <w:rFonts w:ascii="TH SarabunIT๙" w:eastAsia="Times New Roman" w:hAnsi="TH SarabunIT๙" w:cs="TH SarabunIT๙" w:hint="cs"/>
-                <w:sz w:val="32"/>
-                <w:szCs w:val="32"/>
-                <w:cs/>
-              </w:rPr>
-              <w:t>การจัดซื้อจัดจ้างพัสดุที่มีการผลิต</w:t>
+              <w:t>เนื่องจากการจัดซื้อจัดจ้างพัสดุที่มีการผลิต</w:t>
             </w:r>
             <w:r>
               <w:rPr>
@@ -7111,17 +6888,15 @@
                 <w:sz w:val="32"/>
                 <w:szCs w:val="32"/>
               </w:rPr>
-              <w:t>{{order_type</w:t>
-            </w:r>
-            <w:proofErr w:type="gramStart"/>
-            <w:r>
-              <w:rPr>
-                <w:rFonts w:ascii="TH SarabunIT๙" w:eastAsia="Times New Roman" w:hAnsi="TH SarabunIT๙" w:cs="TH SarabunIT๙"/>
-                <w:noProof/>
-                <w:sz w:val="32"/>
-                <w:szCs w:val="32"/>
-              </w:rPr>
-              <w:t>}}</w:t>
+              <w:t>{{order_type}}</w:t>
+            </w:r>
+            <w:r>
+              <w:rPr>
+                <w:rFonts w:ascii="TH SarabunIT๙" w:eastAsia="Times New Roman" w:hAnsi="TH SarabunIT๙" w:cs="TH SarabunIT๙"/>
+                <w:sz w:val="32"/>
+                <w:szCs w:val="32"/>
+              </w:rPr>
+              <w:t xml:space="preserve"> </w:t>
             </w:r>
             <w:r>
               <w:rPr>
@@ -7132,7 +6907,6 @@
               </w:rPr>
               <w:t>ดังกล่าวข้างต้น</w:t>
             </w:r>
-            <w:proofErr w:type="gramEnd"/>
           </w:p>
           <w:p>
             <w:pPr>
@@ -7253,8 +7027,8 @@
               <w:rPr>
                 <w:rFonts w:ascii="TH SarabunIT๙" w:hAnsi="TH SarabunIT๙" w:cs="TH SarabunIT๙"/>
                 <w:color w:val="0000FF"/>
-                <w:sz w:val="28"/>
-                <w:szCs w:val="38"/>
+                <w:sz w:val="32"/>
+                <w:szCs w:val="32"/>
               </w:rPr>
               <w:t>{{school_name}}</w:t>
             </w:r>
@@ -7343,14 +7117,15 @@
                 <w:szCs w:val="32"/>
                 <w:cs/>
               </w:rPr>
-              <w:t>(ลงชื่อ).................................เจ้าหน้าที่พัสดุ</w:t>
+              <w:t>(ลงชื่อ)</w:t>
             </w:r>
             <w:r>
               <w:rPr>
                 <w:rFonts w:ascii="TH SarabunIT๙" w:hAnsi="TH SarabunIT๙" w:cs="TH SarabunIT๙"/>
                 <w:szCs w:val="32"/>
-              </w:rPr>
-              <w:tab/>
+                <w:cs/>
+              </w:rPr>
+              <w:t>..............................................</w:t>
             </w:r>
             <w:r>
               <w:rPr>
@@ -7358,12 +7133,48 @@
                 <w:szCs w:val="32"/>
                 <w:cs/>
               </w:rPr>
-              <w:t xml:space="preserve">        (ลงชื่อ).................................หัวหน้าเจ้าหน้าที่พัสดุ</w:t>
+              <w:t>เจ้าหน้าที่พัสดุ</w:t>
+            </w:r>
+            <w:r>
+              <w:rPr>
+                <w:rFonts w:ascii="TH SarabunIT๙" w:hAnsi="TH SarabunIT๙"/>
+                <w:szCs w:val="32"/>
+              </w:rPr>
+              <w:t xml:space="preserve">       </w:t>
+            </w:r>
+            <w:r>
+              <w:rPr>
+                <w:rFonts w:ascii="TH SarabunIT๙" w:hAnsi="TH SarabunIT๙" w:cs="TH SarabunIT๙"/>
+                <w:szCs w:val="32"/>
+                <w:cs/>
+              </w:rPr>
+              <w:t>(ลงชื่อ)</w:t>
+            </w:r>
+            <w:r>
+              <w:rPr>
+                <w:rFonts w:ascii="TH SarabunIT๙" w:hAnsi="TH SarabunIT๙" w:cs="TH SarabunIT๙"/>
+                <w:szCs w:val="32"/>
+                <w:cs/>
+              </w:rPr>
+              <w:t>..............................................</w:t>
+            </w:r>
+            <w:r>
+              <w:rPr>
+                <w:rFonts w:ascii="TH SarabunIT๙" w:hAnsi="TH SarabunIT๙" w:cs="TH SarabunIT๙"/>
+                <w:szCs w:val="32"/>
+                <w:cs/>
+              </w:rPr>
+              <w:t>หัวหน้าเจ้าหน้าที่พัสดุ</w:t>
             </w:r>
           </w:p>
           <w:p>
             <w:pPr>
               <w:pStyle w:val="a8"/>
+              <w:tabs>
+                <w:tab w:val="left" w:pos="709"/>
+                <w:tab w:val="left" w:pos="851"/>
+                <w:tab w:val="left" w:pos="5812"/>
+              </w:tabs>
               <w:rPr>
                 <w:rFonts w:ascii="TH SarabunIT๙" w:hAnsi="TH SarabunIT๙" w:cs="TH SarabunIT๙"/>
                 <w:szCs w:val="32"/>
@@ -7373,89 +7184,93 @@
               <w:rPr>
                 <w:rFonts w:ascii="TH SarabunIT๙" w:hAnsi="TH SarabunIT๙" w:cs="TH SarabunIT๙"/>
                 <w:szCs w:val="32"/>
+              </w:rPr>
+              <w:tab/>
+            </w:r>
+            <w:r>
+              <w:rPr>
+                <w:rFonts w:ascii="TH SarabunIT๙" w:hAnsi="TH SarabunIT๙" w:cs="TH SarabunIT๙"/>
+                <w:szCs w:val="32"/>
                 <w:cs/>
               </w:rPr>
+              <w:t>(</w:t>
+            </w:r>
+            <w:r>
+              <w:rPr>
+                <w:rFonts w:ascii="TH SarabunIT๙" w:hAnsi="TH SarabunIT๙" w:cs="TH SarabunIT๙"/>
+                <w:szCs w:val="32"/>
+              </w:rPr>
+              <w:t>{{</w:t>
+            </w:r>
+            <w:proofErr w:type="spellStart"/>
+            <w:r>
+              <w:rPr>
+                <w:rFonts w:ascii="TH SarabunIT๙" w:hAnsi="TH SarabunIT๙" w:cs="TH SarabunIT๙"/>
+                <w:szCs w:val="32"/>
+              </w:rPr>
+              <w:t>procurement_officer</w:t>
+            </w:r>
+            <w:proofErr w:type="spellEnd"/>
+            <w:r>
+              <w:rPr>
+                <w:rFonts w:ascii="TH SarabunIT๙" w:hAnsi="TH SarabunIT๙" w:cs="TH SarabunIT๙"/>
+                <w:szCs w:val="32"/>
+              </w:rPr>
+              <w:t>}}</w:t>
+            </w:r>
+            <w:r>
+              <w:rPr>
+                <w:rFonts w:ascii="TH SarabunIT๙" w:hAnsi="TH SarabunIT๙" w:cs="TH SarabunIT๙"/>
+                <w:szCs w:val="32"/>
+                <w:cs/>
+              </w:rPr>
+              <w:t>)</w:t>
+            </w:r>
+            <w:r>
+              <w:rPr>
+                <w:rFonts w:ascii="TH SarabunIT๙" w:hAnsi="TH SarabunIT๙" w:cs="TH SarabunIT๙"/>
+                <w:szCs w:val="32"/>
+              </w:rPr>
               <w:tab/>
-              <w:t xml:space="preserve">    </w:t>
-            </w:r>
-            <w:r>
-              <w:rPr>
-                <w:rFonts w:ascii="TH SarabunIT๙" w:hAnsi="TH SarabunIT๙" w:cs="TH SarabunIT๙" w:hint="cs"/>
+            </w:r>
+            <w:r>
+              <w:rPr>
+                <w:rFonts w:ascii="TH SarabunIT๙" w:hAnsi="TH SarabunIT๙" w:cs="TH SarabunIT๙"/>
                 <w:szCs w:val="32"/>
                 <w:cs/>
               </w:rPr>
-              <w:t xml:space="preserve">    </w:t>
+              <w:t>(</w:t>
             </w:r>
             <w:r>
               <w:rPr>
                 <w:rFonts w:ascii="TH SarabunIT๙" w:hAnsi="TH SarabunIT๙" w:cs="TH SarabunIT๙"/>
                 <w:szCs w:val="32"/>
+              </w:rPr>
+              <w:t>{{</w:t>
+            </w:r>
+            <w:proofErr w:type="spellStart"/>
+            <w:r>
+              <w:rPr>
+                <w:rFonts w:ascii="TH SarabunIT๙" w:hAnsi="TH SarabunIT๙" w:cs="TH SarabunIT๙"/>
+                <w:szCs w:val="32"/>
+              </w:rPr>
+              <w:t>procurement_head</w:t>
+            </w:r>
+            <w:proofErr w:type="spellEnd"/>
+            <w:r>
+              <w:rPr>
+                <w:rFonts w:ascii="TH SarabunIT๙" w:hAnsi="TH SarabunIT๙" w:cs="TH SarabunIT๙"/>
+                <w:szCs w:val="32"/>
+              </w:rPr>
+              <w:t>}}</w:t>
+            </w:r>
+            <w:r>
+              <w:rPr>
+                <w:rFonts w:ascii="TH SarabunIT๙" w:hAnsi="TH SarabunIT๙" w:cs="TH SarabunIT๙"/>
+                <w:szCs w:val="32"/>
                 <w:cs/>
               </w:rPr>
-              <w:t>(</w:t>
-            </w:r>
-            <w:r>
-              <w:rPr>
-                <w:rFonts w:ascii="TH SarabunIT๙" w:hAnsi="TH SarabunIT๙" w:cs="TH SarabunIT๙"/>
-                <w:szCs w:val="32"/>
-              </w:rPr>
-              <w:t xml:space="preserve"> {{procurement_officer}}</w:t>
-            </w:r>
-            <w:r>
-              <w:rPr>
-                <w:rFonts w:ascii="TH SarabunIT๙" w:hAnsi="TH SarabunIT๙" w:cs="TH SarabunIT๙"/>
-                <w:szCs w:val="32"/>
-                <w:cs/>
-              </w:rPr>
-              <w:t xml:space="preserve">)  </w:t>
-            </w:r>
-            <w:r>
-              <w:rPr>
-                <w:rFonts w:ascii="TH SarabunIT๙" w:hAnsi="TH SarabunIT๙" w:cs="TH SarabunIT๙"/>
-                <w:szCs w:val="32"/>
-                <w:cs/>
-              </w:rPr>
-              <w:tab/>
-            </w:r>
-            <w:r>
-              <w:rPr>
-                <w:rFonts w:ascii="TH SarabunIT๙" w:hAnsi="TH SarabunIT๙" w:cs="TH SarabunIT๙"/>
-                <w:szCs w:val="32"/>
-                <w:cs/>
-              </w:rPr>
-              <w:tab/>
-              <w:t xml:space="preserve">    </w:t>
-            </w:r>
-            <w:r>
-              <w:rPr>
-                <w:rFonts w:ascii="TH SarabunIT๙" w:hAnsi="TH SarabunIT๙" w:cs="TH SarabunIT๙" w:hint="cs"/>
-                <w:szCs w:val="32"/>
-                <w:cs/>
-              </w:rPr>
-              <w:t xml:space="preserve">                 </w:t>
-            </w:r>
-            <w:r>
-              <w:rPr>
-                <w:rFonts w:ascii="TH SarabunIT๙" w:hAnsi="TH SarabunIT๙" w:cs="TH SarabunIT๙"/>
-                <w:szCs w:val="32"/>
-                <w:cs/>
-              </w:rPr>
-              <w:t>(</w:t>
-            </w:r>
-            <w:r>
-              <w:rPr>
-                <w:rFonts w:ascii="TH SarabunIT๙" w:hAnsi="TH SarabunIT๙" w:cs="TH SarabunIT๙"/>
-                <w:szCs w:val="32"/>
-              </w:rPr>
-              <w:t xml:space="preserve"> {{procurement_head}}</w:t>
-            </w:r>
-            <w:r>
-              <w:rPr>
-                <w:rFonts w:ascii="TH SarabunIT๙" w:hAnsi="TH SarabunIT๙" w:cs="TH SarabunIT๙"/>
-                <w:szCs w:val="32"/>
-                <w:cs/>
-              </w:rPr>
-              <w:t xml:space="preserve">)       </w:t>
+              <w:t>)</w:t>
             </w:r>
           </w:p>
           <w:p>
@@ -7483,16 +7298,6 @@
             </w:pPr>
             <w:r>
               <w:rPr>
-                <w:rFonts w:ascii="TH SarabunIT๙" w:hAnsi="TH SarabunIT๙" w:cs="TH SarabunIT๙" w:hint="cs"/>
-                <w:b/>
-                <w:bCs/>
-                <w:szCs w:val="32"/>
-                <w:cs/>
-              </w:rPr>
-              <w:t xml:space="preserve">    </w:t>
-            </w:r>
-            <w:r>
-              <w:rPr>
                 <w:rFonts w:ascii="TH SarabunIT๙" w:hAnsi="TH SarabunIT๙" w:cs="TH SarabunIT๙"/>
                 <w:b/>
                 <w:bCs/>
@@ -7527,7 +7332,15 @@
                 <w:szCs w:val="32"/>
                 <w:cs/>
               </w:rPr>
-              <w:t>(ลงชื่อ).....................................</w:t>
+              <w:t>(ลงชื่อ)</w:t>
+            </w:r>
+            <w:r>
+              <w:rPr>
+                <w:rFonts w:ascii="TH SarabunIT๙" w:hAnsi="TH SarabunIT๙" w:cs="TH SarabunIT๙"/>
+                <w:szCs w:val="32"/>
+                <w:cs/>
+              </w:rPr>
+              <w:t>..............................................</w:t>
             </w:r>
           </w:p>
           <w:p>
@@ -7541,26 +7354,34 @@
             </w:pPr>
             <w:r>
               <w:rPr>
-                <w:rFonts w:ascii="TH SarabunIT๙" w:hAnsi="TH SarabunIT๙" w:cs="TH SarabunIT๙" w:hint="cs"/>
+                <w:rFonts w:ascii="TH SarabunIT๙" w:hAnsi="TH SarabunIT๙" w:cs="TH SarabunIT๙"/>
                 <w:szCs w:val="32"/>
                 <w:cs/>
               </w:rPr>
-              <w:t xml:space="preserve">   </w:t>
+              <w:t>(</w:t>
             </w:r>
             <w:r>
               <w:rPr>
                 <w:rFonts w:ascii="TH SarabunIT๙" w:hAnsi="TH SarabunIT๙" w:cs="TH SarabunIT๙"/>
                 <w:szCs w:val="32"/>
-                <w:cs/>
-              </w:rPr>
-              <w:t>(</w:t>
-            </w:r>
+              </w:rPr>
+              <w:t>{{</w:t>
+            </w:r>
+            <w:proofErr w:type="spellStart"/>
             <w:r>
               <w:rPr>
                 <w:rFonts w:ascii="TH SarabunIT๙" w:hAnsi="TH SarabunIT๙" w:cs="TH SarabunIT๙"/>
                 <w:szCs w:val="32"/>
               </w:rPr>
-              <w:t xml:space="preserve"> {{director_name}}</w:t>
+              <w:t>director_name</w:t>
+            </w:r>
+            <w:proofErr w:type="spellEnd"/>
+            <w:r>
+              <w:rPr>
+                <w:rFonts w:ascii="TH SarabunIT๙" w:hAnsi="TH SarabunIT๙" w:cs="TH SarabunIT๙"/>
+                <w:szCs w:val="32"/>
+              </w:rPr>
+              <w:t>}}</w:t>
             </w:r>
             <w:r>
               <w:rPr>
@@ -7582,50 +7403,34 @@
             </w:pPr>
             <w:r>
               <w:rPr>
-                <w:rFonts w:ascii="TH SarabunIT๙" w:hAnsi="TH SarabunIT๙" w:cs="TH SarabunIT๙" w:hint="cs"/>
+                <w:rFonts w:ascii="TH SarabunIT๙" w:hAnsi="TH SarabunIT๙" w:cs="TH SarabunIT๙"/>
                 <w:szCs w:val="32"/>
                 <w:cs/>
               </w:rPr>
-              <w:t xml:space="preserve">   </w:t>
+              <w:t>ผู้อำนวยการโรงเรียน</w:t>
             </w:r>
             <w:r>
               <w:rPr>
                 <w:rFonts w:ascii="TH SarabunIT๙" w:hAnsi="TH SarabunIT๙" w:cs="TH SarabunIT๙"/>
                 <w:szCs w:val="32"/>
-                <w:cs/>
-              </w:rPr>
-              <w:t>ผู้อำนวยการโรงเรียน</w:t>
-            </w:r>
+              </w:rPr>
+              <w:t>{{</w:t>
+            </w:r>
+            <w:proofErr w:type="spellStart"/>
             <w:r>
               <w:rPr>
                 <w:rFonts w:ascii="TH SarabunIT๙" w:hAnsi="TH SarabunIT๙" w:cs="TH SarabunIT๙"/>
                 <w:szCs w:val="32"/>
               </w:rPr>
-              <w:t>{{</w:t>
-            </w:r>
-            <w:proofErr w:type="spellStart"/>
+              <w:t>school_name</w:t>
+            </w:r>
+            <w:proofErr w:type="spellEnd"/>
             <w:r>
               <w:rPr>
                 <w:rFonts w:ascii="TH SarabunIT๙" w:hAnsi="TH SarabunIT๙" w:cs="TH SarabunIT๙"/>
                 <w:szCs w:val="32"/>
               </w:rPr>
-              <w:t>school_name</w:t>
-            </w:r>
-            <w:proofErr w:type="spellEnd"/>
-            <w:r>
-              <w:rPr>
-                <w:rFonts w:ascii="TH SarabunIT๙" w:hAnsi="TH SarabunIT๙" w:cs="TH SarabunIT๙"/>
-                <w:szCs w:val="32"/>
-              </w:rPr>
               <w:t>}}</w:t>
-            </w:r>
-            <w:r>
-              <w:rPr>
-                <w:rFonts w:ascii="TH SarabunIT๙" w:hAnsi="TH SarabunIT๙" w:cs="TH SarabunIT๙"/>
-                <w:szCs w:val="32"/>
-                <w:cs/>
-              </w:rPr>
-              <w:t xml:space="preserve"> </w:t>
             </w:r>
           </w:p>
           <w:p>
@@ -7743,6 +7548,7 @@
                 <w:szCs w:val="32"/>
                 <w:cs/>
               </w:rPr>
+              <w:lastRenderedPageBreak/>
               <w:t>รายละเอียดแนบท้าย</w:t>
             </w:r>
             <w:r>
@@ -7806,7 +7612,7 @@
             <w:tr>
               <w:tc>
                 <w:tcPr>
-                  <w:tcW w:w="539" w:type="dxa"/>
+                  <w:tcW w:w="764" w:type="dxa"/>
                 </w:tcPr>
                 <w:p>
                   <w:pPr>
@@ -7835,7 +7641,7 @@
               </w:tc>
               <w:tc>
                 <w:tcPr>
-                  <w:tcW w:w="3862" w:type="dxa"/>
+                  <w:tcW w:w="3693" w:type="dxa"/>
                 </w:tcPr>
                 <w:p>
                   <w:pPr>
@@ -7864,7 +7670,7 @@
               </w:tc>
               <w:tc>
                 <w:tcPr>
-                  <w:tcW w:w="1470" w:type="dxa"/>
+                  <w:tcW w:w="1452" w:type="dxa"/>
                 </w:tcPr>
                 <w:p>
                   <w:pPr>
@@ -7893,7 +7699,7 @@
               </w:tc>
               <w:tc>
                 <w:tcPr>
-                  <w:tcW w:w="2088" w:type="dxa"/>
+                  <w:tcW w:w="2038" w:type="dxa"/>
                 </w:tcPr>
                 <w:p>
                   <w:pPr>
@@ -7952,7 +7758,7 @@
               </w:tc>
               <w:tc>
                 <w:tcPr>
-                  <w:tcW w:w="2319" w:type="dxa"/>
+                  <w:tcW w:w="2331" w:type="dxa"/>
                 </w:tcPr>
                 <w:p>
                   <w:pPr>
@@ -8007,7 +7813,7 @@
             <w:tr>
               <w:tc>
                 <w:tcPr>
-                  <w:tcW w:w="539" w:type="dxa"/>
+                  <w:tcW w:w="764" w:type="dxa"/>
                 </w:tcPr>
                 <w:p>
                   <w:pPr>
@@ -8029,7 +7835,7 @@
               </w:tc>
               <w:tc>
                 <w:tcPr>
-                  <w:tcW w:w="3862" w:type="dxa"/>
+                  <w:tcW w:w="3693" w:type="dxa"/>
                 </w:tcPr>
                 <w:p>
                   <w:pPr>
@@ -8050,7 +7856,7 @@
               </w:tc>
               <w:tc>
                 <w:tcPr>
-                  <w:tcW w:w="1470" w:type="dxa"/>
+                  <w:tcW w:w="1452" w:type="dxa"/>
                 </w:tcPr>
                 <w:p>
                   <w:pPr>
@@ -8074,7 +7880,7 @@
               </w:tc>
               <w:tc>
                 <w:tcPr>
-                  <w:tcW w:w="2088" w:type="dxa"/>
+                  <w:tcW w:w="2038" w:type="dxa"/>
                 </w:tcPr>
                 <w:p>
                   <w:pPr>
@@ -8096,7 +7902,7 @@
               </w:tc>
               <w:tc>
                 <w:tcPr>
-                  <w:tcW w:w="2319" w:type="dxa"/>
+                  <w:tcW w:w="2331" w:type="dxa"/>
                 </w:tcPr>
                 <w:p>
                   <w:pPr>
@@ -8120,7 +7926,7 @@
             <w:tr>
               <w:tc>
                 <w:tcPr>
-                  <w:tcW w:w="4401" w:type="dxa"/>
+                  <w:tcW w:w="4457" w:type="dxa"/>
                   <w:gridSpan w:val="2"/>
                   <w:vMerge w:val="restart"/>
                 </w:tcPr>
@@ -8137,7 +7943,7 @@
               </w:tc>
               <w:tc>
                 <w:tcPr>
-                  <w:tcW w:w="3558" w:type="dxa"/>
+                  <w:tcW w:w="3490" w:type="dxa"/>
                   <w:gridSpan w:val="2"/>
                 </w:tcPr>
                 <w:p>
@@ -8164,7 +7970,7 @@
               </w:tc>
               <w:tc>
                 <w:tcPr>
-                  <w:tcW w:w="2319" w:type="dxa"/>
+                  <w:tcW w:w="2331" w:type="dxa"/>
                 </w:tcPr>
                 <w:p>
                   <w:pPr>
@@ -8193,7 +7999,7 @@
             <w:tr>
               <w:tc>
                 <w:tcPr>
-                  <w:tcW w:w="4401" w:type="dxa"/>
+                  <w:tcW w:w="4457" w:type="dxa"/>
                   <w:gridSpan w:val="2"/>
                   <w:vMerge/>
                 </w:tcPr>
@@ -8210,7 +8016,7 @@
               </w:tc>
               <w:tc>
                 <w:tcPr>
-                  <w:tcW w:w="3558" w:type="dxa"/>
+                  <w:tcW w:w="3490" w:type="dxa"/>
                   <w:gridSpan w:val="2"/>
                 </w:tcPr>
                 <w:p>
@@ -8236,7 +8042,7 @@
               </w:tc>
               <w:tc>
                 <w:tcPr>
-                  <w:tcW w:w="2319" w:type="dxa"/>
+                  <w:tcW w:w="2331" w:type="dxa"/>
                 </w:tcPr>
                 <w:p>
                   <w:pPr>
@@ -8265,7 +8071,7 @@
             <w:tr>
               <w:tc>
                 <w:tcPr>
-                  <w:tcW w:w="7959" w:type="dxa"/>
+                  <w:tcW w:w="7947" w:type="dxa"/>
                   <w:gridSpan w:val="4"/>
                 </w:tcPr>
                 <w:p>
@@ -8321,7 +8127,7 @@
               </w:tc>
               <w:tc>
                 <w:tcPr>
-                  <w:tcW w:w="2319" w:type="dxa"/>
+                  <w:tcW w:w="2331" w:type="dxa"/>
                 </w:tcPr>
                 <w:p>
                   <w:pPr>
@@ -8394,8 +8200,9 @@
                 <w:rFonts w:ascii="TH SarabunIT๙" w:hAnsi="TH SarabunIT๙" w:cs="TH SarabunIT๙"/>
                 <w:sz w:val="32"/>
                 <w:szCs w:val="32"/>
-              </w:rPr>
-              <w:t>………………………………………</w:t>
+                <w:cs/>
+              </w:rPr>
+              <w:t>..............................................</w:t>
             </w:r>
             <w:r>
               <w:rPr>
@@ -8410,6 +8217,7 @@
           <w:p>
             <w:pPr>
               <w:spacing w:after="0"/>
+              <w:jc w:val="center"/>
               <w:rPr>
                 <w:rFonts w:ascii="TH SarabunIT๙" w:hAnsi="TH SarabunIT๙" w:cs="TH SarabunIT๙"/>
                 <w:sz w:val="32"/>
@@ -8418,20 +8226,11 @@
             </w:pPr>
             <w:r>
               <w:rPr>
-                <w:rFonts w:ascii="TH SarabunIT๙" w:hAnsi="TH SarabunIT๙" w:cs="TH SarabunIT๙" w:hint="cs"/>
+                <w:rFonts w:ascii="TH SarabunIT๙" w:hAnsi="TH SarabunIT๙" w:cs="TH SarabunIT๙"/>
                 <w:sz w:val="32"/>
                 <w:szCs w:val="32"/>
                 <w:cs/>
               </w:rPr>
-              <w:t xml:space="preserve">                                                       </w:t>
-            </w:r>
-            <w:r>
-              <w:rPr>
-                <w:rFonts w:ascii="TH SarabunIT๙" w:hAnsi="TH SarabunIT๙" w:cs="TH SarabunIT๙"/>
-                <w:sz w:val="32"/>
-                <w:szCs w:val="32"/>
-                <w:cs/>
-              </w:rPr>
               <w:t>(</w:t>
             </w:r>
             <w:r>
@@ -8440,7 +8239,25 @@
                 <w:sz w:val="32"/>
                 <w:szCs w:val="32"/>
               </w:rPr>
-              <w:t>{{procurement_officer}}</w:t>
+              <w:t>{{</w:t>
+            </w:r>
+            <w:proofErr w:type="spellStart"/>
+            <w:r>
+              <w:rPr>
+                <w:rFonts w:ascii="TH SarabunIT๙" w:eastAsia="Times New Roman" w:hAnsi="TH SarabunIT๙" w:cs="TH SarabunIT๙" w:hint="cs"/>
+                <w:sz w:val="32"/>
+                <w:szCs w:val="32"/>
+              </w:rPr>
+              <w:t>procurement_officer</w:t>
+            </w:r>
+            <w:proofErr w:type="spellEnd"/>
+            <w:r>
+              <w:rPr>
+                <w:rFonts w:ascii="TH SarabunIT๙" w:eastAsia="Times New Roman" w:hAnsi="TH SarabunIT๙" w:cs="TH SarabunIT๙" w:hint="cs"/>
+                <w:sz w:val="32"/>
+                <w:szCs w:val="32"/>
+              </w:rPr>
+              <w:t>}}</w:t>
             </w:r>
             <w:r>
               <w:rPr>
@@ -8819,6 +8636,7 @@
                 <w:sz w:val="32"/>
                 <w:szCs w:val="32"/>
               </w:rPr>
+              <w:lastRenderedPageBreak/>
               <w:drawing>
                 <wp:inline distT="0" distB="0" distL="0" distR="0" wp14:anchorId="6D0E004A" wp14:editId="4D2E0879">
                   <wp:extent cx="952500" cy="1038225"/>
@@ -9016,7 +8834,7 @@
                 <w:sz w:val="32"/>
                 <w:szCs w:val="32"/>
               </w:rPr>
-              <w:t>  </w:t>
+              <w:t> </w:t>
             </w:r>
             <w:r>
               <w:rPr>
@@ -9027,7 +8845,31 @@
                 <w:sz w:val="32"/>
                 <w:szCs w:val="32"/>
               </w:rPr>
-              <w:t>{{order_number}}</w:t>
+              <w:t>{{</w:t>
+            </w:r>
+            <w:proofErr w:type="spellStart"/>
+            <w:r>
+              <w:rPr>
+                <w:rFonts w:ascii="TH SarabunIT๙" w:eastAsia="Times New Roman" w:hAnsi="TH SarabunIT๙" w:cs="TH SarabunIT๙"/>
+                <w:b/>
+                <w:bCs/>
+                <w:noProof/>
+                <w:sz w:val="32"/>
+                <w:szCs w:val="32"/>
+              </w:rPr>
+              <w:t>order_number</w:t>
+            </w:r>
+            <w:proofErr w:type="spellEnd"/>
+            <w:r>
+              <w:rPr>
+                <w:rFonts w:ascii="TH SarabunIT๙" w:eastAsia="Times New Roman" w:hAnsi="TH SarabunIT๙" w:cs="TH SarabunIT๙"/>
+                <w:b/>
+                <w:bCs/>
+                <w:noProof/>
+                <w:sz w:val="32"/>
+                <w:szCs w:val="32"/>
+              </w:rPr>
+              <w:t>}}</w:t>
             </w:r>
           </w:p>
         </w:tc>
@@ -9065,7 +8907,6 @@
                 <w:szCs w:val="32"/>
                 <w:cs/>
               </w:rPr>
-              <w:lastRenderedPageBreak/>
               <w:t>เรื่อง</w:t>
             </w:r>
             <w:r>
@@ -9203,7 +9044,7 @@
                 <w:sz w:val="32"/>
                 <w:szCs w:val="32"/>
               </w:rPr>
-              <w:t xml:space="preserve">  </w:t>
+              <w:t> </w:t>
             </w:r>
             <w:r>
               <w:rPr>
@@ -9273,7 +9114,7 @@
                 <w:sz w:val="32"/>
                 <w:szCs w:val="32"/>
               </w:rPr>
-              <w:t>  </w:t>
+              <w:t> </w:t>
             </w:r>
             <w:r>
               <w:rPr>
@@ -9334,7 +9175,7 @@
                 <w:sz w:val="32"/>
                 <w:szCs w:val="32"/>
               </w:rPr>
-              <w:t>{{order_type}}{{order_type}}</w:t>
+              <w:t>{{order_type}}</w:t>
             </w:r>
             <w:r>
               <w:rPr>
@@ -9370,9 +9211,9 @@
               <w:tblLook w:val="04A0" w:firstRow="1" w:lastRow="0" w:firstColumn="1" w:lastColumn="0" w:noHBand="0" w:noVBand="1"/>
             </w:tblPr>
             <w:tblGrid>
-              <w:gridCol w:w="1235"/>
-              <w:gridCol w:w="4938"/>
-              <w:gridCol w:w="4115"/>
+              <w:gridCol w:w="1237"/>
+              <w:gridCol w:w="4947"/>
+              <w:gridCol w:w="4122"/>
             </w:tblGrid>
             <w:tr>
               <w:trPr>
@@ -10322,6 +10163,7 @@
             <w:vAlign w:val="center"/>
             <w:hideMark/>
           </w:tcPr>
+          <w:p/>
           <w:tbl>
             <w:tblPr>
               <w:tblpPr w:leftFromText="180" w:rightFromText="180" w:vertAnchor="text" w:horzAnchor="page" w:tblpX="4141" w:tblpY="343"/>
@@ -10361,6 +10203,14 @@
                   </w:pPr>
                   <w:r>
                     <w:rPr>
+                      <w:rFonts w:ascii="TH SarabunIT๙" w:hAnsi="TH SarabunIT๙" w:cs="TH SarabunIT๙"/>
+                      <w:szCs w:val="32"/>
+                      <w:cs/>
+                    </w:rPr>
+                    <w:t>..............................................</w:t>
+                  </w:r>
+                  <w:r>
+                    <w:rPr>
                       <w:rFonts w:ascii="TH SarabunIT๙" w:eastAsia="Times New Roman" w:hAnsi="TH SarabunIT๙" w:cs="TH SarabunIT๙"/>
                       <w:sz w:val="32"/>
                       <w:szCs w:val="32"/>
@@ -10434,7 +10284,25 @@
                       <w:sz w:val="32"/>
                       <w:szCs w:val="32"/>
                     </w:rPr>
-                    <w:t xml:space="preserve"> {{director_name}}</w:t>
+                    <w:t>{{</w:t>
+                  </w:r>
+                  <w:proofErr w:type="spellStart"/>
+                  <w:r>
+                    <w:rPr>
+                      <w:rFonts w:ascii="TH SarabunIT๙" w:hAnsi="TH SarabunIT๙" w:cs="TH SarabunIT๙"/>
+                      <w:sz w:val="32"/>
+                      <w:szCs w:val="32"/>
+                    </w:rPr>
+                    <w:t>director_name</w:t>
+                  </w:r>
+                  <w:proofErr w:type="spellEnd"/>
+                  <w:r>
+                    <w:rPr>
+                      <w:rFonts w:ascii="TH SarabunIT๙" w:hAnsi="TH SarabunIT๙" w:cs="TH SarabunIT๙"/>
+                      <w:sz w:val="32"/>
+                      <w:szCs w:val="32"/>
+                    </w:rPr>
+                    <w:t>}}</w:t>
                   </w:r>
                   <w:r>
                     <w:rPr>
@@ -10634,6 +10502,17 @@
               </w:rPr>
             </w:pPr>
           </w:p>
+          <w:p>
+            <w:pPr>
+              <w:spacing w:after="0" w:line="240" w:lineRule="auto"/>
+              <w:jc w:val="right"/>
+              <w:rPr>
+                <w:rFonts w:ascii="TH SarabunIT๙" w:eastAsia="Times New Roman" w:hAnsi="TH SarabunIT๙" w:cs="TH SarabunIT๙"/>
+                <w:sz w:val="32"/>
+                <w:szCs w:val="32"/>
+              </w:rPr>
+            </w:pPr>
+          </w:p>
         </w:tc>
       </w:tr>
     </w:tbl>
@@ -10712,8 +10591,9 @@
         <w:tblLook w:val="04A0" w:firstRow="1" w:lastRow="0" w:firstColumn="1" w:lastColumn="0" w:noHBand="0" w:noVBand="1"/>
       </w:tblPr>
       <w:tblGrid>
-        <w:gridCol w:w="2509"/>
-        <w:gridCol w:w="6987"/>
+        <w:gridCol w:w="3317"/>
+        <w:gridCol w:w="789"/>
+        <w:gridCol w:w="5390"/>
         <w:gridCol w:w="6"/>
         <w:gridCol w:w="6"/>
         <w:gridCol w:w="6"/>
@@ -10726,7 +10606,7 @@
         <w:tc>
           <w:tcPr>
             <w:tcW w:w="0" w:type="auto"/>
-            <w:gridSpan w:val="5"/>
+            <w:gridSpan w:val="6"/>
             <w:shd w:val="clear" w:color="auto" w:fill="FFFFFF" w:themeFill="background1"/>
             <w:vAlign w:val="center"/>
             <w:hideMark/>
@@ -10777,6 +10657,7 @@
                       <w:sz w:val="32"/>
                       <w:szCs w:val="32"/>
                     </w:rPr>
+                    <w:lastRenderedPageBreak/>
                     <w:drawing>
                       <wp:inline distT="0" distB="0" distL="0" distR="0" wp14:anchorId="7A07F1E1" wp14:editId="1DD74278">
                         <wp:extent cx="751514" cy="819150"/>
@@ -10909,7 +10790,7 @@
         <w:tc>
           <w:tcPr>
             <w:tcW w:w="0" w:type="auto"/>
-            <w:gridSpan w:val="2"/>
+            <w:gridSpan w:val="3"/>
             <w:shd w:val="clear" w:color="auto" w:fill="FFFFFF" w:themeFill="background1"/>
             <w:vAlign w:val="center"/>
             <w:hideMark/>
@@ -10926,8 +10807,8 @@
               <w:tblLook w:val="04A0" w:firstRow="1" w:lastRow="0" w:firstColumn="1" w:lastColumn="0" w:noHBand="0" w:noVBand="1"/>
             </w:tblPr>
             <w:tblGrid>
-              <w:gridCol w:w="1228"/>
-              <w:gridCol w:w="8268"/>
+              <w:gridCol w:w="1418"/>
+              <w:gridCol w:w="8078"/>
             </w:tblGrid>
             <w:tr>
               <w:trPr>
@@ -10935,7 +10816,7 @@
               </w:trPr>
               <w:tc>
                 <w:tcPr>
-                  <w:tcW w:w="1212" w:type="dxa"/>
+                  <w:tcW w:w="1418" w:type="dxa"/>
                   <w:tcBorders>
                     <w:top w:val="nil"/>
                     <w:left w:val="nil"/>
@@ -10951,6 +10832,8 @@
                     <w:spacing w:after="0" w:line="240" w:lineRule="auto"/>
                     <w:rPr>
                       <w:rFonts w:ascii="TH SarabunIT๙" w:eastAsia="Times New Roman" w:hAnsi="TH SarabunIT๙" w:cs="TH SarabunIT๙"/>
+                      <w:b/>
+                      <w:bCs/>
                       <w:sz w:val="32"/>
                       <w:szCs w:val="32"/>
                     </w:rPr>
@@ -10958,6 +10841,8 @@
                   <w:r>
                     <w:rPr>
                       <w:rFonts w:ascii="TH SarabunIT๙" w:eastAsia="Times New Roman" w:hAnsi="TH SarabunIT๙" w:cs="TH SarabunIT๙"/>
+                      <w:b/>
+                      <w:bCs/>
                       <w:sz w:val="32"/>
                       <w:szCs w:val="32"/>
                       <w:cs/>
@@ -10968,7 +10853,7 @@
               </w:tc>
               <w:tc>
                 <w:tcPr>
-                  <w:tcW w:w="8158" w:type="dxa"/>
+                  <w:tcW w:w="8078" w:type="dxa"/>
                   <w:tcBorders>
                     <w:top w:val="nil"/>
                     <w:left w:val="nil"/>
@@ -11114,7 +10999,7 @@
         <w:tc>
           <w:tcPr>
             <w:tcW w:w="0" w:type="auto"/>
-            <w:gridSpan w:val="2"/>
+            <w:gridSpan w:val="3"/>
             <w:shd w:val="clear" w:color="auto" w:fill="FFFFFF" w:themeFill="background1"/>
             <w:vAlign w:val="center"/>
             <w:hideMark/>
@@ -11129,10 +11014,10 @@
               <w:tblLook w:val="04A0" w:firstRow="1" w:lastRow="0" w:firstColumn="1" w:lastColumn="0" w:noHBand="0" w:noVBand="1"/>
             </w:tblPr>
             <w:tblGrid>
-              <w:gridCol w:w="528"/>
-              <w:gridCol w:w="4819"/>
-              <w:gridCol w:w="528"/>
-              <w:gridCol w:w="3619"/>
+              <w:gridCol w:w="709"/>
+              <w:gridCol w:w="3544"/>
+              <w:gridCol w:w="709"/>
+              <w:gridCol w:w="4532"/>
             </w:tblGrid>
             <w:tr>
               <w:trPr>
@@ -11140,7 +11025,7 @@
               </w:trPr>
               <w:tc>
                 <w:tcPr>
-                  <w:tcW w:w="521" w:type="dxa"/>
+                  <w:tcW w:w="709" w:type="dxa"/>
                   <w:tcBorders>
                     <w:top w:val="nil"/>
                     <w:left w:val="nil"/>
@@ -11156,6 +11041,8 @@
                     <w:spacing w:after="0" w:line="240" w:lineRule="auto"/>
                     <w:rPr>
                       <w:rFonts w:ascii="TH SarabunIT๙" w:eastAsia="Times New Roman" w:hAnsi="TH SarabunIT๙" w:cs="TH SarabunIT๙"/>
+                      <w:b/>
+                      <w:bCs/>
                       <w:sz w:val="32"/>
                       <w:szCs w:val="32"/>
                     </w:rPr>
@@ -11163,6 +11050,8 @@
                   <w:r>
                     <w:rPr>
                       <w:rFonts w:ascii="TH SarabunIT๙" w:eastAsia="Times New Roman" w:hAnsi="TH SarabunIT๙" w:cs="TH SarabunIT๙"/>
+                      <w:b/>
+                      <w:bCs/>
                       <w:sz w:val="32"/>
                       <w:szCs w:val="32"/>
                       <w:cs/>
@@ -11173,7 +11062,7 @@
               </w:tc>
               <w:tc>
                 <w:tcPr>
-                  <w:tcW w:w="4756" w:type="dxa"/>
+                  <w:tcW w:w="3544" w:type="dxa"/>
                   <w:tcBorders>
                     <w:top w:val="nil"/>
                     <w:left w:val="nil"/>
@@ -11206,7 +11095,7 @@
               </w:tc>
               <w:tc>
                 <w:tcPr>
-                  <w:tcW w:w="521" w:type="dxa"/>
+                  <w:tcW w:w="709" w:type="dxa"/>
                   <w:tcBorders>
                     <w:top w:val="nil"/>
                     <w:left w:val="nil"/>
@@ -11220,9 +11109,10 @@
                   <w:pPr>
                     <w:shd w:val="clear" w:color="auto" w:fill="FFFFFF" w:themeFill="background1"/>
                     <w:spacing w:after="0" w:line="240" w:lineRule="auto"/>
-                    <w:jc w:val="center"/>
-                    <w:rPr>
-                      <w:rFonts w:ascii="TH SarabunIT๙" w:eastAsia="Times New Roman" w:hAnsi="TH SarabunIT๙" w:cs="TH SarabunIT๙"/>
+                    <w:rPr>
+                      <w:rFonts w:ascii="TH SarabunIT๙" w:eastAsia="Times New Roman" w:hAnsi="TH SarabunIT๙" w:cs="TH SarabunIT๙"/>
+                      <w:b/>
+                      <w:bCs/>
                       <w:sz w:val="32"/>
                       <w:szCs w:val="32"/>
                     </w:rPr>
@@ -11230,6 +11120,8 @@
                   <w:r>
                     <w:rPr>
                       <w:rFonts w:ascii="TH SarabunIT๙" w:eastAsia="Times New Roman" w:hAnsi="TH SarabunIT๙" w:cs="TH SarabunIT๙"/>
+                      <w:b/>
+                      <w:bCs/>
                       <w:sz w:val="32"/>
                       <w:szCs w:val="32"/>
                       <w:cs/>
@@ -11240,7 +11132,7 @@
               </w:tc>
               <w:tc>
                 <w:tcPr>
-                  <w:tcW w:w="3571" w:type="dxa"/>
+                  <w:tcW w:w="4532" w:type="dxa"/>
                   <w:tcBorders>
                     <w:top w:val="nil"/>
                     <w:left w:val="nil"/>
@@ -11352,7 +11244,7 @@
         <w:tc>
           <w:tcPr>
             <w:tcW w:w="0" w:type="auto"/>
-            <w:gridSpan w:val="2"/>
+            <w:gridSpan w:val="3"/>
             <w:shd w:val="clear" w:color="auto" w:fill="FFFFFF" w:themeFill="background1"/>
             <w:vAlign w:val="center"/>
             <w:hideMark/>
@@ -11367,8 +11259,8 @@
               <w:tblLook w:val="04A0" w:firstRow="1" w:lastRow="0" w:firstColumn="1" w:lastColumn="0" w:noHBand="0" w:noVBand="1"/>
             </w:tblPr>
             <w:tblGrid>
-              <w:gridCol w:w="520"/>
-              <w:gridCol w:w="8976"/>
+              <w:gridCol w:w="709"/>
+              <w:gridCol w:w="8787"/>
             </w:tblGrid>
             <w:tr>
               <w:trPr>
@@ -11376,7 +11268,7 @@
               </w:trPr>
               <w:tc>
                 <w:tcPr>
-                  <w:tcW w:w="513" w:type="dxa"/>
+                  <w:tcW w:w="709" w:type="dxa"/>
                   <w:tcBorders>
                     <w:top w:val="nil"/>
                     <w:left w:val="nil"/>
@@ -11392,6 +11284,8 @@
                     <w:spacing w:after="0" w:line="240" w:lineRule="auto"/>
                     <w:rPr>
                       <w:rFonts w:ascii="TH SarabunIT๙" w:eastAsia="Times New Roman" w:hAnsi="TH SarabunIT๙" w:cs="TH SarabunIT๙"/>
+                      <w:b/>
+                      <w:bCs/>
                       <w:sz w:val="32"/>
                       <w:szCs w:val="32"/>
                     </w:rPr>
@@ -11399,6 +11293,8 @@
                   <w:r>
                     <w:rPr>
                       <w:rFonts w:ascii="TH SarabunIT๙" w:eastAsia="Times New Roman" w:hAnsi="TH SarabunIT๙" w:cs="TH SarabunIT๙"/>
+                      <w:b/>
+                      <w:bCs/>
                       <w:sz w:val="32"/>
                       <w:szCs w:val="32"/>
                       <w:cs/>
@@ -11409,7 +11305,7 @@
               </w:tc>
               <w:tc>
                 <w:tcPr>
-                  <w:tcW w:w="8857" w:type="dxa"/>
+                  <w:tcW w:w="8787" w:type="dxa"/>
                   <w:tcBorders>
                     <w:top w:val="nil"/>
                     <w:left w:val="nil"/>
@@ -11529,7 +11425,7 @@
         <w:tc>
           <w:tcPr>
             <w:tcW w:w="0" w:type="auto"/>
-            <w:gridSpan w:val="2"/>
+            <w:gridSpan w:val="3"/>
             <w:shd w:val="clear" w:color="auto" w:fill="FFFFFF" w:themeFill="background1"/>
             <w:vAlign w:val="center"/>
             <w:hideMark/>
@@ -11620,7 +11516,7 @@
         <w:tc>
           <w:tcPr>
             <w:tcW w:w="0" w:type="auto"/>
-            <w:gridSpan w:val="2"/>
+            <w:gridSpan w:val="3"/>
             <w:shd w:val="clear" w:color="auto" w:fill="FFFFFF" w:themeFill="background1"/>
             <w:vAlign w:val="center"/>
             <w:hideMark/>
@@ -11628,6 +11524,9 @@
           <w:p>
             <w:pPr>
               <w:shd w:val="clear" w:color="auto" w:fill="FFFFFF" w:themeFill="background1"/>
+              <w:tabs>
+                <w:tab w:val="left" w:pos="709"/>
+              </w:tabs>
               <w:spacing w:after="0" w:line="240" w:lineRule="auto"/>
               <w:rPr>
                 <w:rFonts w:ascii="TH SarabunIT๙" w:eastAsia="Times New Roman" w:hAnsi="TH SarabunIT๙" w:cs="TH SarabunIT๙"/>
@@ -11650,7 +11549,7 @@
                 <w:sz w:val="32"/>
                 <w:szCs w:val="32"/>
               </w:rPr>
-              <w:t>   </w:t>
+              <w:tab/>
             </w:r>
             <w:r>
               <w:rPr>
@@ -11764,7 +11663,7 @@
         <w:tc>
           <w:tcPr>
             <w:tcW w:w="0" w:type="auto"/>
-            <w:gridSpan w:val="2"/>
+            <w:gridSpan w:val="3"/>
             <w:shd w:val="clear" w:color="auto" w:fill="FFFFFF" w:themeFill="background1"/>
             <w:vAlign w:val="center"/>
             <w:hideMark/>
@@ -11786,7 +11685,6 @@
                 <w:szCs w:val="32"/>
                 <w:cs/>
               </w:rPr>
-              <w:lastRenderedPageBreak/>
               <w:t xml:space="preserve">         </w:t>
             </w:r>
           </w:p>
@@ -11807,7 +11705,7 @@
                 <w:szCs w:val="32"/>
                 <w:cs/>
               </w:rPr>
-              <w:t xml:space="preserve">          ขอรายงานผลการพิจารณา </w:t>
+              <w:t xml:space="preserve">          ขอรายงานผลการพิจารณา</w:t>
             </w:r>
             <w:r>
               <w:rPr>
@@ -11912,7 +11810,7 @@
         <w:tc>
           <w:tcPr>
             <w:tcW w:w="0" w:type="auto"/>
-            <w:gridSpan w:val="2"/>
+            <w:gridSpan w:val="3"/>
             <w:shd w:val="clear" w:color="auto" w:fill="FFFFFF" w:themeFill="background1"/>
             <w:vAlign w:val="center"/>
             <w:hideMark/>
@@ -12103,7 +12001,7 @@
             </w:tr>
             <w:tr>
               <w:trPr>
-                <w:trHeight w:val="538"/>
+                <w:trHeight w:val="340"/>
                 <w:jc w:val="center"/>
               </w:trPr>
               <w:tc>
@@ -12136,17 +12034,6 @@
                     </w:rPr>
                     <w:t>{{order_type}}</w:t>
                   </w:r>
-                </w:p>
-                <w:p>
-                  <w:pPr>
-                    <w:shd w:val="clear" w:color="auto" w:fill="FFFFFF" w:themeFill="background1"/>
-                    <w:spacing w:after="0" w:line="240" w:lineRule="auto"/>
-                    <w:rPr>
-                      <w:rFonts w:ascii="TH SarabunIT๙" w:eastAsia="Times New Roman" w:hAnsi="TH SarabunIT๙" w:cs="TH SarabunIT๙"/>
-                      <w:sz w:val="32"/>
-                      <w:szCs w:val="32"/>
-                    </w:rPr>
-                  </w:pPr>
                 </w:p>
                 <w:p>
                   <w:pPr>
@@ -12439,7 +12326,7 @@
         <w:tc>
           <w:tcPr>
             <w:tcW w:w="9496" w:type="dxa"/>
-            <w:gridSpan w:val="2"/>
+            <w:gridSpan w:val="3"/>
             <w:shd w:val="clear" w:color="auto" w:fill="FFFFFF" w:themeFill="background1"/>
             <w:vAlign w:val="center"/>
             <w:hideMark/>
@@ -12569,7 +12456,7 @@
         <w:tc>
           <w:tcPr>
             <w:tcW w:w="0" w:type="auto"/>
-            <w:gridSpan w:val="2"/>
+            <w:gridSpan w:val="3"/>
             <w:shd w:val="clear" w:color="auto" w:fill="FFFFFF" w:themeFill="background1"/>
             <w:vAlign w:val="center"/>
             <w:hideMark/>
@@ -12654,7 +12541,7 @@
                 <w:szCs w:val="32"/>
                 <w:cs/>
               </w:rPr>
-              <w:t xml:space="preserve"> พิจารณาแล้ว เห็นสมควรจัด</w:t>
+              <w:t xml:space="preserve"> พิจารณาแล้วเห็นสมควรจัด</w:t>
             </w:r>
             <w:r>
               <w:rPr>
@@ -12668,6 +12555,15 @@
             <w:r>
               <w:rPr>
                 <w:rFonts w:ascii="TH SarabunIT๙" w:eastAsia="Times New Roman" w:hAnsi="TH SarabunIT๙" w:cs="TH SarabunIT๙"/>
+                <w:noProof/>
+                <w:sz w:val="32"/>
+                <w:szCs w:val="32"/>
+              </w:rPr>
+              <w:t xml:space="preserve"> </w:t>
+            </w:r>
+            <w:r>
+              <w:rPr>
+                <w:rFonts w:ascii="TH SarabunIT๙" w:eastAsia="Times New Roman" w:hAnsi="TH SarabunIT๙" w:cs="TH SarabunIT๙"/>
                 <w:sz w:val="32"/>
                 <w:szCs w:val="32"/>
                 <w:cs/>
@@ -12699,6 +12595,15 @@
                 <w:szCs w:val="32"/>
               </w:rPr>
               <w:t>{{order_type}}</w:t>
+            </w:r>
+            <w:r>
+              <w:rPr>
+                <w:rFonts w:ascii="TH SarabunIT๙" w:eastAsia="Times New Roman" w:hAnsi="TH SarabunIT๙" w:cs="TH SarabunIT๙"/>
+                <w:noProof/>
+                <w:sz w:val="32"/>
+                <w:szCs w:val="32"/>
+              </w:rPr>
+              <w:t xml:space="preserve"> </w:t>
             </w:r>
             <w:r>
               <w:rPr>
@@ -12747,14 +12652,15 @@
                 <w:szCs w:val="32"/>
                 <w:cs/>
               </w:rPr>
-              <w:t>(ลงชื่อ).................................เจ้าหน้าที่พัสดุ</w:t>
+              <w:t>(ลงชื่อ)</w:t>
             </w:r>
             <w:r>
               <w:rPr>
                 <w:rFonts w:ascii="TH SarabunIT๙" w:hAnsi="TH SarabunIT๙" w:cs="TH SarabunIT๙"/>
                 <w:szCs w:val="32"/>
-              </w:rPr>
-              <w:tab/>
+                <w:cs/>
+              </w:rPr>
+              <w:t>........................................</w:t>
             </w:r>
             <w:r>
               <w:rPr>
@@ -12762,12 +12668,47 @@
                 <w:szCs w:val="32"/>
                 <w:cs/>
               </w:rPr>
-              <w:t xml:space="preserve">        (ลงชื่อ).................................หัวหน้าเจ้าหน้าที่พัสดุ</w:t>
+              <w:t>เจ้าหน้าที่พัสดุ</w:t>
+            </w:r>
+            <w:r>
+              <w:rPr>
+                <w:rFonts w:ascii="TH SarabunIT๙" w:hAnsi="TH SarabunIT๙"/>
+                <w:szCs w:val="32"/>
+              </w:rPr>
+              <w:t xml:space="preserve">     </w:t>
+            </w:r>
+            <w:r>
+              <w:rPr>
+                <w:rFonts w:ascii="TH SarabunIT๙" w:hAnsi="TH SarabunIT๙" w:cs="TH SarabunIT๙"/>
+                <w:szCs w:val="32"/>
+                <w:cs/>
+              </w:rPr>
+              <w:t>(ลงชื่อ)</w:t>
+            </w:r>
+            <w:r>
+              <w:rPr>
+                <w:rFonts w:ascii="TH SarabunIT๙" w:hAnsi="TH SarabunIT๙" w:cs="TH SarabunIT๙"/>
+                <w:szCs w:val="32"/>
+                <w:cs/>
+              </w:rPr>
+              <w:t>........................................</w:t>
+            </w:r>
+            <w:r>
+              <w:rPr>
+                <w:rFonts w:ascii="TH SarabunIT๙" w:hAnsi="TH SarabunIT๙" w:cs="TH SarabunIT๙"/>
+                <w:szCs w:val="32"/>
+                <w:cs/>
+              </w:rPr>
+              <w:t>หัวหน้าเจ้าหน้าที่พัสดุ</w:t>
             </w:r>
           </w:p>
           <w:p>
             <w:pPr>
               <w:pStyle w:val="a8"/>
+              <w:tabs>
+                <w:tab w:val="left" w:pos="709"/>
+                <w:tab w:val="left" w:pos="5245"/>
+              </w:tabs>
               <w:rPr>
                 <w:rFonts w:ascii="TH SarabunIT๙" w:hAnsi="TH SarabunIT๙" w:cs="TH SarabunIT๙"/>
                 <w:szCs w:val="32"/>
@@ -12775,121 +12716,95 @@
             </w:pPr>
             <w:r>
               <w:rPr>
-                <w:rFonts w:ascii="TH SarabunIT๙" w:hAnsi="TH SarabunIT๙" w:cs="TH SarabunIT๙" w:hint="cs"/>
+                <w:rFonts w:ascii="TH SarabunIT๙" w:hAnsi="TH SarabunIT๙" w:cs="TH SarabunIT๙"/>
+                <w:szCs w:val="32"/>
+              </w:rPr>
+              <w:tab/>
+            </w:r>
+            <w:r>
+              <w:rPr>
+                <w:rFonts w:ascii="TH SarabunIT๙" w:hAnsi="TH SarabunIT๙" w:cs="TH SarabunIT๙"/>
                 <w:szCs w:val="32"/>
                 <w:cs/>
               </w:rPr>
-              <w:t xml:space="preserve">          </w:t>
+              <w:t>(</w:t>
             </w:r>
             <w:r>
               <w:rPr>
                 <w:rFonts w:ascii="TH SarabunIT๙" w:hAnsi="TH SarabunIT๙" w:cs="TH SarabunIT๙"/>
                 <w:szCs w:val="32"/>
+              </w:rPr>
+              <w:t>{{</w:t>
+            </w:r>
+            <w:proofErr w:type="spellStart"/>
+            <w:r>
+              <w:rPr>
+                <w:rFonts w:ascii="TH SarabunIT๙" w:hAnsi="TH SarabunIT๙" w:cs="TH SarabunIT๙"/>
+                <w:szCs w:val="32"/>
+              </w:rPr>
+              <w:t>procurement_officer</w:t>
+            </w:r>
+            <w:proofErr w:type="spellEnd"/>
+            <w:r>
+              <w:rPr>
+                <w:rFonts w:ascii="TH SarabunIT๙" w:hAnsi="TH SarabunIT๙" w:cs="TH SarabunIT๙"/>
+                <w:szCs w:val="32"/>
+              </w:rPr>
+              <w:t>}}</w:t>
+            </w:r>
+            <w:r>
+              <w:rPr>
+                <w:rFonts w:ascii="TH SarabunIT๙" w:hAnsi="TH SarabunIT๙" w:cs="TH SarabunIT๙"/>
+                <w:szCs w:val="32"/>
                 <w:cs/>
               </w:rPr>
-              <w:t xml:space="preserve"> </w:t>
-            </w:r>
-            <w:r>
-              <w:rPr>
-                <w:rFonts w:ascii="TH SarabunIT๙" w:hAnsi="TH SarabunIT๙" w:cs="TH SarabunIT๙" w:hint="cs"/>
+              <w:t>)</w:t>
+            </w:r>
+            <w:r>
+              <w:rPr>
+                <w:rFonts w:ascii="TH SarabunIT๙" w:hAnsi="TH SarabunIT๙" w:cs="TH SarabunIT๙"/>
+                <w:szCs w:val="32"/>
+              </w:rPr>
+              <w:tab/>
+            </w:r>
+            <w:r>
+              <w:rPr>
+                <w:rFonts w:ascii="TH SarabunIT๙" w:hAnsi="TH SarabunIT๙" w:cs="TH SarabunIT๙"/>
                 <w:szCs w:val="32"/>
                 <w:cs/>
               </w:rPr>
-              <w:t xml:space="preserve">  </w:t>
+              <w:t>(</w:t>
             </w:r>
             <w:r>
               <w:rPr>
                 <w:rFonts w:ascii="TH SarabunIT๙" w:hAnsi="TH SarabunIT๙" w:cs="TH SarabunIT๙"/>
                 <w:szCs w:val="32"/>
+              </w:rPr>
+              <w:t>{{</w:t>
+            </w:r>
+            <w:proofErr w:type="spellStart"/>
+            <w:r>
+              <w:rPr>
+                <w:rFonts w:ascii="TH SarabunIT๙" w:hAnsi="TH SarabunIT๙" w:cs="TH SarabunIT๙"/>
+                <w:szCs w:val="32"/>
+              </w:rPr>
+              <w:t>procurement_head</w:t>
+            </w:r>
+            <w:proofErr w:type="spellEnd"/>
+            <w:r>
+              <w:rPr>
+                <w:rFonts w:ascii="TH SarabunIT๙" w:hAnsi="TH SarabunIT๙" w:cs="TH SarabunIT๙"/>
+                <w:szCs w:val="32"/>
+              </w:rPr>
+              <w:t>}}</w:t>
+            </w:r>
+            <w:r>
+              <w:rPr>
+                <w:rFonts w:ascii="TH SarabunIT๙" w:hAnsi="TH SarabunIT๙" w:cs="TH SarabunIT๙"/>
+                <w:szCs w:val="32"/>
                 <w:cs/>
               </w:rPr>
-              <w:t>(</w:t>
-            </w:r>
-            <w:r>
-              <w:rPr>
-                <w:rFonts w:ascii="TH SarabunIT๙" w:hAnsi="TH SarabunIT๙" w:cs="TH SarabunIT๙"/>
-                <w:szCs w:val="32"/>
-              </w:rPr>
-              <w:t xml:space="preserve"> {{procurement_officer}}</w:t>
-            </w:r>
-            <w:r>
-              <w:rPr>
-                <w:rFonts w:ascii="TH SarabunIT๙" w:hAnsi="TH SarabunIT๙" w:cs="TH SarabunIT๙"/>
-                <w:szCs w:val="32"/>
-                <w:cs/>
-              </w:rPr>
-              <w:t xml:space="preserve">)  </w:t>
-            </w:r>
-            <w:r>
-              <w:rPr>
-                <w:rFonts w:ascii="TH SarabunIT๙" w:hAnsi="TH SarabunIT๙" w:cs="TH SarabunIT๙"/>
-                <w:szCs w:val="32"/>
-                <w:cs/>
-              </w:rPr>
-              <w:tab/>
-            </w:r>
-            <w:r>
-              <w:rPr>
-                <w:rFonts w:ascii="TH SarabunIT๙" w:hAnsi="TH SarabunIT๙" w:cs="TH SarabunIT๙"/>
-                <w:szCs w:val="32"/>
-                <w:cs/>
-              </w:rPr>
-              <w:tab/>
-              <w:t xml:space="preserve">    </w:t>
-            </w:r>
-            <w:r>
-              <w:rPr>
-                <w:rFonts w:ascii="TH SarabunIT๙" w:hAnsi="TH SarabunIT๙" w:cs="TH SarabunIT๙" w:hint="cs"/>
-                <w:szCs w:val="32"/>
-                <w:cs/>
-              </w:rPr>
-              <w:t xml:space="preserve">   </w:t>
-            </w:r>
-            <w:r>
-              <w:rPr>
-                <w:rFonts w:ascii="TH SarabunIT๙" w:hAnsi="TH SarabunIT๙" w:cs="TH SarabunIT๙"/>
-                <w:szCs w:val="32"/>
-                <w:cs/>
-              </w:rPr>
-              <w:t xml:space="preserve">  </w:t>
-            </w:r>
-            <w:r>
-              <w:rPr>
-                <w:rFonts w:ascii="TH SarabunIT๙" w:hAnsi="TH SarabunIT๙" w:cs="TH SarabunIT๙" w:hint="cs"/>
-                <w:szCs w:val="32"/>
-                <w:cs/>
-              </w:rPr>
-              <w:t xml:space="preserve">     </w:t>
-            </w:r>
-            <w:r>
-              <w:rPr>
-                <w:rFonts w:ascii="TH SarabunIT๙" w:hAnsi="TH SarabunIT๙" w:cs="TH SarabunIT๙"/>
-                <w:szCs w:val="32"/>
-              </w:rPr>
-              <w:t xml:space="preserve">         </w:t>
-            </w:r>
-            <w:r>
-              <w:rPr>
-                <w:rFonts w:ascii="TH SarabunIT๙" w:hAnsi="TH SarabunIT๙" w:cs="TH SarabunIT๙"/>
-                <w:szCs w:val="32"/>
-                <w:cs/>
-              </w:rPr>
-              <w:t xml:space="preserve"> (</w:t>
-            </w:r>
-            <w:r>
-              <w:rPr>
-                <w:rFonts w:ascii="TH SarabunIT๙" w:hAnsi="TH SarabunIT๙" w:cs="TH SarabunIT๙"/>
-                <w:szCs w:val="32"/>
-              </w:rPr>
-              <w:t xml:space="preserve"> {{procurement_head}}</w:t>
-            </w:r>
-            <w:r>
-              <w:rPr>
-                <w:rFonts w:ascii="TH SarabunIT๙" w:hAnsi="TH SarabunIT๙" w:cs="TH SarabunIT๙"/>
-                <w:szCs w:val="32"/>
-                <w:cs/>
-              </w:rPr>
-              <w:t xml:space="preserve">)       </w:t>
+              <w:t>)</w:t>
             </w:r>
           </w:p>
           <w:p>
@@ -12952,7 +12867,15 @@
                 <w:szCs w:val="32"/>
                 <w:cs/>
               </w:rPr>
-              <w:t>(ลงชื่อ).....................................</w:t>
+              <w:t>(ลงชื่อ)</w:t>
+            </w:r>
+            <w:r>
+              <w:rPr>
+                <w:rFonts w:ascii="TH SarabunIT๙" w:hAnsi="TH SarabunIT๙" w:cs="TH SarabunIT๙"/>
+                <w:szCs w:val="32"/>
+                <w:cs/>
+              </w:rPr>
+              <w:t>..............................................</w:t>
             </w:r>
           </w:p>
           <w:p>
@@ -12977,7 +12900,23 @@
                 <w:rFonts w:ascii="TH SarabunIT๙" w:hAnsi="TH SarabunIT๙" w:cs="TH SarabunIT๙"/>
                 <w:szCs w:val="32"/>
               </w:rPr>
-              <w:t xml:space="preserve"> {{director_name}}</w:t>
+              <w:t>{{</w:t>
+            </w:r>
+            <w:proofErr w:type="spellStart"/>
+            <w:r>
+              <w:rPr>
+                <w:rFonts w:ascii="TH SarabunIT๙" w:hAnsi="TH SarabunIT๙" w:cs="TH SarabunIT๙"/>
+                <w:szCs w:val="32"/>
+              </w:rPr>
+              <w:t>director_name</w:t>
+            </w:r>
+            <w:proofErr w:type="spellEnd"/>
+            <w:r>
+              <w:rPr>
+                <w:rFonts w:ascii="TH SarabunIT๙" w:hAnsi="TH SarabunIT๙" w:cs="TH SarabunIT๙"/>
+                <w:szCs w:val="32"/>
+              </w:rPr>
+              <w:t>}}</w:t>
             </w:r>
             <w:r>
               <w:rPr>
@@ -13035,14 +12974,6 @@
                 <w:szCs w:val="32"/>
               </w:rPr>
               <w:t>}}</w:t>
-            </w:r>
-            <w:r>
-              <w:rPr>
-                <w:rFonts w:ascii="TH SarabunIT๙" w:hAnsi="TH SarabunIT๙" w:cs="TH SarabunIT๙"/>
-                <w:szCs w:val="32"/>
-                <w:cs/>
-              </w:rPr>
-              <w:t xml:space="preserve"> </w:t>
             </w:r>
           </w:p>
           <w:p>
@@ -13166,8 +13097,8 @@
         </w:trPr>
         <w:tc>
           <w:tcPr>
-            <w:tcW w:w="9498" w:type="dxa"/>
-            <w:gridSpan w:val="2"/>
+            <w:tcW w:w="9496" w:type="dxa"/>
+            <w:gridSpan w:val="3"/>
             <w:shd w:val="clear" w:color="auto" w:fill="F1F1F1"/>
             <w:vAlign w:val="center"/>
             <w:hideMark/>
@@ -13192,6 +13123,7 @@
                 <w:sz w:val="32"/>
                 <w:szCs w:val="32"/>
               </w:rPr>
+              <w:lastRenderedPageBreak/>
               <w:drawing>
                 <wp:inline distT="0" distB="0" distL="0" distR="0" wp14:anchorId="661DC7A3" wp14:editId="1F80B473">
                   <wp:extent cx="952500" cy="1038225"/>
@@ -13327,16 +13259,6 @@
                 <w:rFonts w:ascii="TH SarabunIT๙" w:eastAsia="Times New Roman" w:hAnsi="TH SarabunIT๙" w:cs="TH SarabunIT๙"/>
                 <w:b/>
                 <w:bCs/>
-                <w:sz w:val="32"/>
-                <w:szCs w:val="32"/>
-              </w:rPr>
-              <w:t> </w:t>
-            </w:r>
-            <w:r>
-              <w:rPr>
-                <w:rFonts w:ascii="TH SarabunIT๙" w:eastAsia="Times New Roman" w:hAnsi="TH SarabunIT๙" w:cs="TH SarabunIT๙"/>
-                <w:b/>
-                <w:bCs/>
                 <w:noProof/>
                 <w:sz w:val="32"/>
                 <w:szCs w:val="32"/>
@@ -13381,8 +13303,8 @@
         </w:trPr>
         <w:tc>
           <w:tcPr>
-            <w:tcW w:w="9498" w:type="dxa"/>
-            <w:gridSpan w:val="2"/>
+            <w:tcW w:w="9496" w:type="dxa"/>
+            <w:gridSpan w:val="3"/>
             <w:shd w:val="clear" w:color="auto" w:fill="FFFFFF" w:themeFill="background1"/>
             <w:vAlign w:val="center"/>
             <w:hideMark/>
@@ -13432,7 +13354,7 @@
                 <w:sz w:val="32"/>
                 <w:szCs w:val="32"/>
               </w:rPr>
-              <w:t xml:space="preserve">  </w:t>
+              <w:t xml:space="preserve"> </w:t>
             </w:r>
             <w:r>
               <w:rPr>
@@ -13561,8 +13483,16 @@
                 <w:szCs w:val="32"/>
                 <w:cs/>
               </w:rPr>
-              <w:lastRenderedPageBreak/>
-              <w:t xml:space="preserve">ผู้ได้รับการคัดเลือก ได้แก่ </w:t>
+              <w:t>ผู้ได้รับการคัดเลือก ได้แก่</w:t>
+            </w:r>
+            <w:r>
+              <w:rPr>
+                <w:rFonts w:ascii="TH SarabunIT๙" w:eastAsia="Times New Roman" w:hAnsi="TH SarabunIT๙" w:cs="TH SarabunIT๙"/>
+                <w:noProof/>
+                <w:sz w:val="32"/>
+                <w:szCs w:val="32"/>
+              </w:rPr>
+              <w:t xml:space="preserve"> </w:t>
             </w:r>
             <w:r>
               <w:rPr>
@@ -13654,8 +13584,8 @@
         </w:trPr>
         <w:tc>
           <w:tcPr>
-            <w:tcW w:w="9498" w:type="dxa"/>
-            <w:gridSpan w:val="2"/>
+            <w:tcW w:w="9496" w:type="dxa"/>
+            <w:gridSpan w:val="3"/>
             <w:shd w:val="clear" w:color="auto" w:fill="FFFFFF" w:themeFill="background1"/>
             <w:vAlign w:val="center"/>
             <w:hideMark/>
@@ -13676,7 +13606,6 @@
                 <w:sz w:val="32"/>
                 <w:szCs w:val="32"/>
               </w:rPr>
-              <w:lastRenderedPageBreak/>
               <w:t> </w:t>
             </w:r>
           </w:p>
@@ -13689,7 +13618,8 @@
         </w:trPr>
         <w:tc>
           <w:tcPr>
-            <w:tcW w:w="2470" w:type="dxa"/>
+            <w:tcW w:w="4037" w:type="dxa"/>
+            <w:gridSpan w:val="2"/>
             <w:shd w:val="clear" w:color="auto" w:fill="F1F1F1"/>
             <w:vAlign w:val="center"/>
             <w:hideMark/>
@@ -13716,7 +13646,7 @@
         </w:tc>
         <w:tc>
           <w:tcPr>
-            <w:tcW w:w="7028" w:type="dxa"/>
+            <w:tcW w:w="5459" w:type="dxa"/>
             <w:shd w:val="clear" w:color="auto" w:fill="FFFFFF" w:themeFill="background1"/>
             <w:vAlign w:val="center"/>
             <w:hideMark/>
@@ -13776,7 +13706,8 @@
         </w:trPr>
         <w:tc>
           <w:tcPr>
-            <w:tcW w:w="2470" w:type="dxa"/>
+            <w:tcW w:w="4037" w:type="dxa"/>
+            <w:gridSpan w:val="2"/>
             <w:shd w:val="clear" w:color="auto" w:fill="FFFFFF" w:themeFill="background1"/>
             <w:vAlign w:val="center"/>
             <w:hideMark/>
@@ -13804,7 +13735,7 @@
         </w:tc>
         <w:tc>
           <w:tcPr>
-            <w:tcW w:w="7028" w:type="dxa"/>
+            <w:tcW w:w="5459" w:type="dxa"/>
             <w:shd w:val="clear" w:color="auto" w:fill="FFFFFF" w:themeFill="background1"/>
             <w:vAlign w:val="center"/>
             <w:hideMark/>
@@ -13838,7 +13769,8 @@
         </w:trPr>
         <w:tc>
           <w:tcPr>
-            <w:tcW w:w="2470" w:type="dxa"/>
+            <w:tcW w:w="4037" w:type="dxa"/>
+            <w:gridSpan w:val="2"/>
             <w:shd w:val="clear" w:color="auto" w:fill="FFFFFF" w:themeFill="background1"/>
             <w:vAlign w:val="center"/>
             <w:hideMark/>
@@ -13866,7 +13798,7 @@
         </w:tc>
         <w:tc>
           <w:tcPr>
-            <w:tcW w:w="7028" w:type="dxa"/>
+            <w:tcW w:w="5459" w:type="dxa"/>
             <w:shd w:val="clear" w:color="auto" w:fill="FFFFFF" w:themeFill="background1"/>
             <w:vAlign w:val="center"/>
             <w:hideMark/>
@@ -13900,7 +13832,7 @@
         </w:trPr>
         <w:tc>
           <w:tcPr>
-            <w:tcW w:w="2470" w:type="dxa"/>
+            <w:tcW w:w="3261" w:type="dxa"/>
             <w:shd w:val="clear" w:color="auto" w:fill="FFFFFF" w:themeFill="background1"/>
             <w:vAlign w:val="center"/>
             <w:hideMark/>
@@ -13928,7 +13860,8 @@
         </w:tc>
         <w:tc>
           <w:tcPr>
-            <w:tcW w:w="7028" w:type="dxa"/>
+            <w:tcW w:w="6235" w:type="dxa"/>
+            <w:gridSpan w:val="2"/>
             <w:shd w:val="clear" w:color="auto" w:fill="FFFFFF" w:themeFill="background1"/>
             <w:vAlign w:val="center"/>
             <w:hideMark/>
@@ -13999,6 +13932,55 @@
                     <w:right w:w="0" w:type="dxa"/>
                   </w:tcMar>
                   <w:vAlign w:val="center"/>
+                </w:tcPr>
+                <w:p>
+                  <w:pPr>
+                    <w:shd w:val="clear" w:color="auto" w:fill="FFFFFF" w:themeFill="background1"/>
+                    <w:spacing w:after="0" w:line="240" w:lineRule="auto"/>
+                    <w:jc w:val="center"/>
+                    <w:rPr>
+                      <w:rFonts w:ascii="TH SarabunIT๙" w:hAnsi="TH SarabunIT๙" w:cs="TH SarabunIT๙"/>
+                      <w:sz w:val="32"/>
+                      <w:szCs w:val="32"/>
+                      <w:cs/>
+                    </w:rPr>
+                  </w:pPr>
+                  <w:r>
+                    <w:rPr>
+                      <w:rFonts w:ascii="TH SarabunIT๙" w:hAnsi="TH SarabunIT๙" w:cs="TH SarabunIT๙"/>
+                      <w:szCs w:val="32"/>
+                      <w:cs/>
+                    </w:rPr>
+                    <w:t>..............................................</w:t>
+                  </w:r>
+                  <w:r>
+                    <w:rPr>
+                      <w:rFonts w:ascii="TH SarabunIT๙" w:eastAsia="Times New Roman" w:hAnsi="TH SarabunIT๙" w:cs="TH SarabunIT๙"/>
+                      <w:sz w:val="32"/>
+                      <w:szCs w:val="32"/>
+                    </w:rPr>
+                    <w:t> </w:t>
+                  </w:r>
+                </w:p>
+              </w:tc>
+            </w:tr>
+            <w:tr>
+              <w:tc>
+                <w:tcPr>
+                  <w:tcW w:w="4410" w:type="dxa"/>
+                  <w:tcBorders>
+                    <w:top w:val="nil"/>
+                    <w:left w:val="nil"/>
+                    <w:bottom w:val="nil"/>
+                    <w:right w:val="nil"/>
+                  </w:tcBorders>
+                  <w:tcMar>
+                    <w:top w:w="0" w:type="dxa"/>
+                    <w:left w:w="0" w:type="dxa"/>
+                    <w:bottom w:w="0" w:type="dxa"/>
+                    <w:right w:w="0" w:type="dxa"/>
+                  </w:tcMar>
+                  <w:vAlign w:val="center"/>
                   <w:hideMark/>
                 </w:tcPr>
                 <w:p>
@@ -14027,7 +14009,25 @@
                       <w:sz w:val="32"/>
                       <w:szCs w:val="32"/>
                     </w:rPr>
-                    <w:t xml:space="preserve"> {{director_name}}</w:t>
+                    <w:t>{{</w:t>
+                  </w:r>
+                  <w:proofErr w:type="spellStart"/>
+                  <w:r>
+                    <w:rPr>
+                      <w:rFonts w:ascii="TH SarabunIT๙" w:hAnsi="TH SarabunIT๙" w:cs="TH SarabunIT๙"/>
+                      <w:sz w:val="32"/>
+                      <w:szCs w:val="32"/>
+                    </w:rPr>
+                    <w:t>director_name</w:t>
+                  </w:r>
+                  <w:proofErr w:type="spellEnd"/>
+                  <w:r>
+                    <w:rPr>
+                      <w:rFonts w:ascii="TH SarabunIT๙" w:hAnsi="TH SarabunIT๙" w:cs="TH SarabunIT๙"/>
+                      <w:sz w:val="32"/>
+                      <w:szCs w:val="32"/>
+                    </w:rPr>
+                    <w:t>}}</w:t>
                   </w:r>
                   <w:r>
                     <w:rPr>
@@ -14113,28 +14113,7 @@
                       <w:szCs w:val="32"/>
                       <w:cs/>
                     </w:rPr>
-                    <w:t xml:space="preserve"> </w:t>
-                  </w:r>
-                </w:p>
-                <w:p>
-                  <w:pPr>
-                    <w:shd w:val="clear" w:color="auto" w:fill="FFFFFF" w:themeFill="background1"/>
-                    <w:spacing w:after="0" w:line="240" w:lineRule="auto"/>
-                    <w:jc w:val="center"/>
-                    <w:rPr>
-                      <w:rFonts w:ascii="TH SarabunIT๙" w:eastAsia="Times New Roman" w:hAnsi="TH SarabunIT๙" w:cs="TH SarabunIT๙"/>
-                      <w:sz w:val="32"/>
-                      <w:szCs w:val="32"/>
-                    </w:rPr>
-                  </w:pPr>
-                  <w:r>
-                    <w:rPr>
-                      <w:rFonts w:ascii="TH SarabunIT๙" w:eastAsia="Times New Roman" w:hAnsi="TH SarabunIT๙" w:cs="TH SarabunIT๙"/>
-                      <w:sz w:val="32"/>
-                      <w:szCs w:val="32"/>
-                      <w:cs/>
-                    </w:rPr>
-                    <w:t xml:space="preserve"> </w:t>
+                    <w:t xml:space="preserve">  </w:t>
                   </w:r>
                 </w:p>
               </w:tc>
@@ -14439,6 +14418,7 @@
                       <w:noProof/>
                       <w:sz w:val="28"/>
                     </w:rPr>
+                    <w:lastRenderedPageBreak/>
                     <w:drawing>
                       <wp:inline distT="0" distB="0" distL="0" distR="0" wp14:anchorId="27975966" wp14:editId="744D6BAD">
                         <wp:extent cx="885877" cy="965606"/>
@@ -15217,7 +15197,6 @@
                             <w:szCs w:val="28"/>
                             <w:cs/>
                           </w:rPr>
-                          <w:lastRenderedPageBreak/>
                           <w:t>อำเภอ</w:t>
                         </w:r>
                         <w:r>
@@ -15366,7 +15345,6 @@
                       <w:sz w:val="16"/>
                       <w:szCs w:val="16"/>
                     </w:rPr>
-                    <w:lastRenderedPageBreak/>
                     <w:t> </w:t>
                   </w:r>
                 </w:p>
@@ -17573,6 +17551,7 @@
                       <w:sz w:val="28"/>
                       <w:cs/>
                     </w:rPr>
+                    <w:lastRenderedPageBreak/>
                     <w:t xml:space="preserve">             </w:t>
                   </w:r>
                   <w:r>
@@ -17723,6 +17702,7 @@
                 <w:sz w:val="28"/>
                 <w:cs/>
               </w:rPr>
+              <w:lastRenderedPageBreak/>
               <w:t xml:space="preserve">เลขที่โครงการ  </w:t>
             </w:r>
             <w:r>
@@ -18293,7 +18273,6 @@
                 <w:cs/>
                 <w:lang w:bidi="th-TH"/>
               </w:rPr>
-              <w:lastRenderedPageBreak/>
               <w:t>ที่</w:t>
             </w:r>
           </w:p>
@@ -19267,6 +19246,7 @@
           <w:bCs/>
           <w:cs/>
         </w:rPr>
+        <w:lastRenderedPageBreak/>
         <w:t>ใบส่งมอบงาน</w:t>
       </w:r>
     </w:p>
@@ -19558,7 +19538,6 @@
           <w:rFonts w:ascii="TH SarabunIT๙" w:hAnsi="TH SarabunIT๙" w:cs="TH SarabunIT๙"/>
           <w:sz w:val="32"/>
         </w:rPr>
-        <w:lastRenderedPageBreak/>
         <w:tab/>
       </w:r>
       <w:r>
@@ -20065,6 +20044,7 @@
           <w:szCs w:val="36"/>
           <w:cs/>
         </w:rPr>
+        <w:lastRenderedPageBreak/>
         <w:t>ใบตรวจรับ</w:t>
       </w:r>
       <w:r>
@@ -20458,7 +20438,6 @@
           <w:sz w:val="32"/>
           <w:szCs w:val="32"/>
         </w:rPr>
-        <w:lastRenderedPageBreak/>
         <w:t>                          </w:t>
       </w:r>
     </w:p>
@@ -20514,8 +20493,8 @@
           <w:sz w:val="32"/>
           <w:szCs w:val="32"/>
         </w:rPr>
-        <w:pict w14:anchorId="11726C0F">
-          <v:shape id="_x0000_i1030" type="#_x0000_t75" alt="" style="width:19.55pt;height:19.55pt;mso-width-percent:0;mso-height-percent:0;mso-width-percent:0;mso-height-percent:0">
+        <w:pict w14:anchorId="064E4920">
+          <v:shape id="_x0000_i1030" type="#_x0000_t75" alt="" style="width:19.8pt;height:19.8pt;mso-width-percent:0;mso-height-percent:0;mso-width-percent:0;mso-height-percent:0">
             <v:imagedata r:id="rId10" o:title=""/>
           </v:shape>
         </w:pict>
@@ -20553,8 +20532,8 @@
           <w:sz w:val="32"/>
           <w:szCs w:val="32"/>
         </w:rPr>
-        <w:pict w14:anchorId="17DCE2D4">
-          <v:shape id="_x0000_i1029" type="#_x0000_t75" alt="" style="width:19.55pt;height:19.55pt;mso-width-percent:0;mso-height-percent:0;mso-width-percent:0;mso-height-percent:0">
+        <w:pict w14:anchorId="3B11D870">
+          <v:shape id="_x0000_i1029" type="#_x0000_t75" alt="" style="width:19.8pt;height:19.8pt;mso-width-percent:0;mso-height-percent:0;mso-width-percent:0;mso-height-percent:0">
             <v:imagedata r:id="rId10" o:title=""/>
           </v:shape>
         </w:pict>
@@ -20592,8 +20571,8 @@
           <w:sz w:val="32"/>
           <w:szCs w:val="32"/>
         </w:rPr>
-        <w:pict w14:anchorId="1D88359D">
-          <v:shape id="_x0000_i1028" type="#_x0000_t75" alt="" style="width:19.55pt;height:19.55pt;mso-width-percent:0;mso-height-percent:0;mso-width-percent:0;mso-height-percent:0">
+        <w:pict w14:anchorId="0478ADBA">
+          <v:shape id="_x0000_i1028" type="#_x0000_t75" alt="" style="width:19.8pt;height:19.8pt;mso-width-percent:0;mso-height-percent:0;mso-width-percent:0;mso-height-percent:0">
             <v:imagedata r:id="rId11" o:title=""/>
           </v:shape>
         </w:pict>
@@ -20649,8 +20628,8 @@
           <w:sz w:val="32"/>
           <w:szCs w:val="32"/>
         </w:rPr>
-        <w:pict w14:anchorId="14378F1C">
-          <v:shape id="_x0000_i1027" type="#_x0000_t75" alt="" style="width:19.55pt;height:19.55pt;mso-width-percent:0;mso-height-percent:0;mso-width-percent:0;mso-height-percent:0">
+        <w:pict w14:anchorId="2438D14A">
+          <v:shape id="_x0000_i1027" type="#_x0000_t75" alt="" style="width:19.8pt;height:19.8pt;mso-width-percent:0;mso-height-percent:0;mso-width-percent:0;mso-height-percent:0">
             <v:imagedata r:id="rId11" o:title=""/>
           </v:shape>
         </w:pict>
@@ -20688,8 +20667,8 @@
           <w:sz w:val="32"/>
           <w:szCs w:val="32"/>
         </w:rPr>
-        <w:pict w14:anchorId="6B3C5676">
-          <v:shape id="_x0000_i1026" type="#_x0000_t75" alt="" style="width:19.55pt;height:19.55pt;mso-width-percent:0;mso-height-percent:0;mso-width-percent:0;mso-height-percent:0">
+        <w:pict w14:anchorId="2AFE6E84">
+          <v:shape id="_x0000_i1026" type="#_x0000_t75" alt="" style="width:19.8pt;height:19.8pt;mso-width-percent:0;mso-height-percent:0;mso-width-percent:0;mso-height-percent:0">
             <v:imagedata r:id="rId10" o:title=""/>
           </v:shape>
         </w:pict>
@@ -21291,11 +21270,11 @@
           <w:sz w:val="32"/>
           <w:szCs w:val="32"/>
         </w:rPr>
-        <w:object w:dxaOrig="1440" w:dyaOrig="1440" w14:anchorId="3C990526">
+        <w:object w:dxaOrig="1440" w:dyaOrig="1440" w14:anchorId="6790AD93">
           <v:shape id="_x0000_s1026" type="#_x0000_t75" alt="" style="position:absolute;left:0;text-align:left;margin-left:-.8pt;margin-top:-20.55pt;width:53.4pt;height:57.75pt;z-index:251662336;mso-wrap-edited:f;mso-width-percent:0;mso-height-percent:0;mso-position-horizontal-relative:text;mso-position-vertical-relative:text;mso-width-percent:0;mso-height-percent:0" fillcolor="window">
             <v:imagedata r:id="rId6" o:title=""/>
           </v:shape>
-          <o:OLEObject Type="Embed" ProgID="Word.Picture.8" ShapeID="_x0000_s1026" DrawAspect="Content" ObjectID="_1844888635" r:id="rId12"/>
+          <o:OLEObject Type="Embed" ProgID="Word.Picture.8" ShapeID="_x0000_s1026" DrawAspect="Content" ObjectID="_1844970772" r:id="rId12"/>
         </w:object>
       </w:r>
       <w:r>
@@ -21605,7 +21584,6 @@
           <w:sz w:val="32"/>
           <w:szCs w:val="32"/>
         </w:rPr>
-        <w:lastRenderedPageBreak/>
         <w:tab/>
       </w:r>
       <w:r>
@@ -23309,7 +23287,6 @@
                 <w:szCs w:val="32"/>
                 <w:cs/>
               </w:rPr>
-              <w:lastRenderedPageBreak/>
               <w:t>ลำดับ</w:t>
             </w:r>
           </w:p>
@@ -25675,7 +25652,6 @@
   <w:style w:type="character" w:default="1" w:styleId="a0">
     <w:name w:val="Default Paragraph Font"/>
     <w:uiPriority w:val="1"/>
-    <w:semiHidden/>
     <w:unhideWhenUsed/>
   </w:style>
   <w:style w:type="table" w:default="1" w:styleId="a1">

--- a/assets/templates/master_template.docx
+++ b/assets/templates/master_template.docx
@@ -22,7 +22,7 @@
           <w:sz w:val="32"/>
           <w:szCs w:val="32"/>
         </w:rPr>
-        <w:object w:dxaOrig="1440" w:dyaOrig="1440" w14:anchorId="5F318493">
+        <w:object w:dxaOrig="1440" w:dyaOrig="1440" w14:anchorId="351F1594">
           <v:shapetype id="_x0000_t75" coordsize="21600,21600" o:spt="75" o:preferrelative="t" path="m@4@5l@4@11@9@11@9@5xe" filled="f" stroked="f">
             <v:stroke joinstyle="miter"/>
             <v:formulas>
@@ -45,7 +45,7 @@
           <v:shape id="_x0000_s1028" type="#_x0000_t75" alt="" style="position:absolute;left:0;text-align:left;margin-left:-3.15pt;margin-top:-15.85pt;width:53.4pt;height:57.75pt;z-index:251663360;mso-wrap-edited:f;mso-width-percent:0;mso-height-percent:0;mso-position-horizontal-relative:text;mso-position-vertical-relative:text;mso-width-percent:0;mso-height-percent:0" fillcolor="window">
             <v:imagedata r:id="rId6" o:title=""/>
           </v:shape>
-          <o:OLEObject Type="Embed" ProgID="Word.Picture.8" ShapeID="_x0000_s1028" DrawAspect="Content" ObjectID="_1844970774" r:id="rId7"/>
+          <o:OLEObject Type="Embed" ProgID="Word.Picture.8" ShapeID="_x0000_s1028" DrawAspect="Content" ObjectID="_1845031041" r:id="rId7"/>
         </w:object>
       </w:r>
       <w:r>
@@ -572,7 +572,7 @@
           <w:sz w:val="32"/>
           <w:szCs w:val="32"/>
         </w:rPr>
-        <w:t>{{order_type}}</w:t>
+        <w:t>{{procurement_subject}}</w:t>
       </w:r>
       <w:r>
         <w:rPr>
@@ -1776,11 +1776,11 @@
           <w:szCs w:val="32"/>
         </w:rPr>
         <w:lastRenderedPageBreak/>
-        <w:object w:dxaOrig="1440" w:dyaOrig="1440" w14:anchorId="6612BF42">
+        <w:object w:dxaOrig="1440" w:dyaOrig="1440" w14:anchorId="6422F826">
           <v:shape id="_x0000_s1027" type="#_x0000_t75" alt="" style="position:absolute;left:0;text-align:left;margin-left:-1.5pt;margin-top:-20.3pt;width:53.4pt;height:57.75pt;z-index:251660288;mso-wrap-edited:f;mso-width-percent:0;mso-height-percent:0;mso-position-horizontal-relative:text;mso-position-vertical-relative:text;mso-width-percent:0;mso-height-percent:0" fillcolor="window">
             <v:imagedata r:id="rId6" o:title=""/>
           </v:shape>
-          <o:OLEObject Type="Embed" ProgID="Word.Picture.8" ShapeID="_x0000_s1027" DrawAspect="Content" ObjectID="_1844970773" r:id="rId8"/>
+          <o:OLEObject Type="Embed" ProgID="Word.Picture.8" ShapeID="_x0000_s1027" DrawAspect="Content" ObjectID="_1845031040" r:id="rId8"/>
         </w:object>
       </w:r>
       <w:r>
@@ -2158,16 +2158,52 @@
           <w:sz w:val="32"/>
           <w:szCs w:val="32"/>
         </w:rPr>
-        <w:t>{{order_type}}</w:t>
-      </w:r>
-      <w:r>
-        <w:rPr>
-          <w:rFonts w:ascii="TH SarabunIT๙" w:hAnsi="TH SarabunIT๙" w:cs="TH SarabunIT๙"/>
-          <w:sz w:val="32"/>
-          <w:szCs w:val="32"/>
-          <w:cs/>
-        </w:rPr>
-        <w:t xml:space="preserve"> เพื่อให้การกำหนดขอบเขตของงานหรือรายละเอียดคุณลักษณะเฉพาะวัสดุ/ราคากลางงานดังกล่าว เป็นไปตามระเบียบกระทรวงการคลัง ว่าด้วยการจัดซื้อจัดจ้างและการบริหารพัสดุภาครัฐ พ.ศ. 2560 ข้อ 21 จึงขอแต่งตั้ง </w:t>
+        <w:t>{{procurement_subject}}</w:t>
+      </w:r>
+      <w:r>
+        <w:rPr>
+          <w:rFonts w:ascii="TH SarabunIT๙" w:hAnsi="TH SarabunIT๙" w:cs="TH SarabunIT๙"/>
+          <w:sz w:val="32"/>
+          <w:szCs w:val="32"/>
+          <w:cs/>
+        </w:rPr>
+        <w:t xml:space="preserve"> เพื่อให้การกำหนดขอบเขตของงานหรือรายละเอียดคุณลักษณะเฉพาะวัสดุ/ราคากลางงานดังกล่าว เป็นไปตามระเบียบกระทรวงการคลัง ว่าด้วยการจัดซื้อจัดจ้างและการบริหารพัสดุภาครัฐ พ.ศ. </w:t>
+      </w:r>
+      <w:r>
+        <w:rPr>
+          <w:rFonts w:ascii="TH SarabunIT๙" w:hAnsi="TH SarabunIT๙" w:cs="TH SarabunIT๙" w:hint="cs"/>
+          <w:sz w:val="32"/>
+          <w:szCs w:val="32"/>
+          <w:cs/>
+        </w:rPr>
+        <w:t>๒๕๖๐</w:t>
+      </w:r>
+      <w:r>
+        <w:rPr>
+          <w:rFonts w:ascii="TH SarabunIT๙" w:hAnsi="TH SarabunIT๙" w:cs="TH SarabunIT๙"/>
+          <w:sz w:val="32"/>
+          <w:szCs w:val="32"/>
+          <w:cs/>
+        </w:rPr>
+        <w:t xml:space="preserve"> ข้อ </w:t>
+      </w:r>
+      <w:r>
+        <w:rPr>
+          <w:rFonts w:ascii="TH SarabunIT๙" w:hAnsi="TH SarabunIT๙" w:cs="TH SarabunIT๙" w:hint="cs"/>
+          <w:sz w:val="32"/>
+          <w:szCs w:val="32"/>
+          <w:cs/>
+        </w:rPr>
+        <w:t>๒๑</w:t>
+      </w:r>
+      <w:r>
+        <w:rPr>
+          <w:rFonts w:ascii="TH SarabunIT๙" w:hAnsi="TH SarabunIT๙" w:cs="TH SarabunIT๙"/>
+          <w:sz w:val="32"/>
+          <w:szCs w:val="32"/>
+          <w:cs/>
+        </w:rPr>
+        <w:t xml:space="preserve"> จึงขอแต่งตั้ง </w:t>
       </w:r>
       <w:r>
         <w:rPr>
@@ -2255,6 +2291,7 @@
           <w:tab w:val="left" w:pos="720"/>
           <w:tab w:val="left" w:pos="1560"/>
         </w:tabs>
+        <w:spacing w:after="0"/>
         <w:jc w:val="thaiDistribute"/>
         <w:rPr>
           <w:rFonts w:ascii="TH SarabunIT๙" w:hAnsi="TH SarabunIT๙" w:cs="TH SarabunIT๙"/>
@@ -2289,6 +2326,7 @@
     </w:p>
     <w:p>
       <w:pPr>
+        <w:spacing w:after="0"/>
         <w:jc w:val="thaiDistribute"/>
         <w:rPr>
           <w:rFonts w:ascii="TH SarabunIT๙" w:hAnsi="TH SarabunIT๙" w:cs="TH SarabunIT๙"/>
@@ -2314,7 +2352,17 @@
           <w:szCs w:val="32"/>
           <w:cs/>
         </w:rPr>
-        <w:t>ระเบียบกระทรวงการคลังว่าด้วยการจัดซื้อจัดจ้างและการบริหารพัสดุภาครัฐ พ.ศ. 2560</w:t>
+        <w:t xml:space="preserve">ระเบียบกระทรวงการคลังว่าด้วยการจัดซื้อจัดจ้างและการบริหารพัสดุภาครัฐ พ.ศ. </w:t>
+      </w:r>
+      <w:r>
+        <w:rPr>
+          <w:rFonts w:ascii="TH SarabunIT๙" w:hAnsi="TH SarabunIT๙" w:cs="TH SarabunIT๙" w:hint="cs"/>
+          <w:spacing w:val="-10"/>
+          <w:sz w:val="32"/>
+          <w:szCs w:val="32"/>
+          <w:cs/>
+        </w:rPr>
+        <w:t>๒๕๖๐</w:t>
       </w:r>
       <w:r>
         <w:rPr>
@@ -2333,7 +2381,27 @@
           <w:szCs w:val="32"/>
           <w:cs/>
         </w:rPr>
-        <w:t xml:space="preserve"> ข้อ 21  </w:t>
+        <w:t xml:space="preserve"> ข้อ </w:t>
+      </w:r>
+      <w:r>
+        <w:rPr>
+          <w:rFonts w:ascii="TH SarabunIT๙" w:hAnsi="TH SarabunIT๙" w:cs="TH SarabunIT๙" w:hint="cs"/>
+          <w:spacing w:val="-4"/>
+          <w:sz w:val="32"/>
+          <w:szCs w:val="32"/>
+          <w:cs/>
+        </w:rPr>
+        <w:t>๒๑</w:t>
+      </w:r>
+      <w:r>
+        <w:rPr>
+          <w:rFonts w:ascii="TH SarabunIT๙" w:hAnsi="TH SarabunIT๙" w:cs="TH SarabunIT๙"/>
+          <w:spacing w:val="-4"/>
+          <w:sz w:val="32"/>
+          <w:szCs w:val="32"/>
+          <w:cs/>
+        </w:rPr>
+        <w:t xml:space="preserve">  </w:t>
       </w:r>
     </w:p>
     <w:p>
@@ -2972,7 +3040,7 @@
           <w:noProof/>
           <w:szCs w:val="32"/>
         </w:rPr>
-        <w:t>{{order_type}}</w:t>
+        <w:t>{{procurement_subject}}</w:t>
       </w:r>
       <w:r>
         <w:rPr>
@@ -3088,13 +3156,23 @@
       </w:pPr>
       <w:r>
         <w:rPr>
-          <w:rFonts w:ascii="TH SarabunIT๙" w:hAnsi="TH SarabunIT๙" w:cs="TH SarabunIT๙"/>
+          <w:rFonts w:ascii="TH SarabunIT๙" w:hAnsi="TH SarabunIT๙" w:cs="TH SarabunIT๙" w:hint="cs"/>
           <w:b/>
           <w:bCs/>
           <w:szCs w:val="32"/>
           <w:cs/>
         </w:rPr>
-        <w:t>1. ข้อมูลเกี่ยวกับโครงการ</w:t>
+        <w:t>๑</w:t>
+      </w:r>
+      <w:r>
+        <w:rPr>
+          <w:rFonts w:ascii="TH SarabunIT๙" w:hAnsi="TH SarabunIT๙" w:cs="TH SarabunIT๙"/>
+          <w:b/>
+          <w:bCs/>
+          <w:szCs w:val="32"/>
+          <w:cs/>
+        </w:rPr>
+        <w:t>. ข้อมูลเกี่ยวกับโครงการ</w:t>
       </w:r>
     </w:p>
     <w:p>
@@ -3370,13 +3448,23 @@
       </w:pPr>
       <w:r>
         <w:rPr>
-          <w:rFonts w:ascii="TH SarabunIT๙" w:hAnsi="TH SarabunIT๙" w:cs="TH SarabunIT๙"/>
+          <w:rFonts w:ascii="TH SarabunIT๙" w:hAnsi="TH SarabunIT๙" w:cs="TH SarabunIT๙" w:hint="cs"/>
           <w:b/>
           <w:bCs/>
           <w:szCs w:val="32"/>
           <w:cs/>
         </w:rPr>
-        <w:t>2. คุณสมบัติผู้ยื่นข้อเสนอ</w:t>
+        <w:t>๒</w:t>
+      </w:r>
+      <w:r>
+        <w:rPr>
+          <w:rFonts w:ascii="TH SarabunIT๙" w:hAnsi="TH SarabunIT๙" w:cs="TH SarabunIT๙"/>
+          <w:b/>
+          <w:bCs/>
+          <w:szCs w:val="32"/>
+          <w:cs/>
+        </w:rPr>
+        <w:t>. คุณสมบัติผู้ยื่นข้อเสนอ</w:t>
       </w:r>
     </w:p>
     <w:p>
@@ -3390,18 +3478,19 @@
       </w:pPr>
       <w:r>
         <w:rPr>
-          <w:rFonts w:ascii="TH SarabunIT๙" w:hAnsi="TH SarabunIT๙" w:cs="TH SarabunIT๙"/>
-          <w:szCs w:val="32"/>
-        </w:rPr>
-        <w:t>1</w:t>
-      </w:r>
-      <w:r>
-        <w:rPr>
-          <w:rFonts w:ascii="TH SarabunIT๙" w:hAnsi="TH SarabunIT๙" w:cs="TH SarabunIT๙"/>
-          <w:szCs w:val="32"/>
-          <w:cs/>
-        </w:rPr>
-        <w:t>.  มีความสามารถตามกฎหมาย</w:t>
+          <w:rFonts w:ascii="TH SarabunIT๙" w:hAnsi="TH SarabunIT๙" w:cs="TH SarabunIT๙" w:hint="cs"/>
+          <w:szCs w:val="32"/>
+          <w:cs/>
+        </w:rPr>
+        <w:t>๑</w:t>
+      </w:r>
+      <w:r>
+        <w:rPr>
+          <w:rFonts w:ascii="TH SarabunIT๙" w:hAnsi="TH SarabunIT๙" w:cs="TH SarabunIT๙"/>
+          <w:szCs w:val="32"/>
+          <w:cs/>
+        </w:rPr>
+        <w:t>. มีความสามารถตามกฎหมาย</w:t>
       </w:r>
     </w:p>
     <w:p>
@@ -3415,11 +3504,19 @@
       </w:pPr>
       <w:r>
         <w:rPr>
-          <w:rFonts w:ascii="TH SarabunIT๙" w:hAnsi="TH SarabunIT๙" w:cs="TH SarabunIT๙"/>
-          <w:szCs w:val="32"/>
-          <w:cs/>
-        </w:rPr>
-        <w:t>2.  ไม่เป็นบุคคลล้มละลาย</w:t>
+          <w:rFonts w:ascii="TH SarabunIT๙" w:hAnsi="TH SarabunIT๙" w:cs="TH SarabunIT๙" w:hint="cs"/>
+          <w:szCs w:val="32"/>
+          <w:cs/>
+        </w:rPr>
+        <w:t>๒</w:t>
+      </w:r>
+      <w:r>
+        <w:rPr>
+          <w:rFonts w:ascii="TH SarabunIT๙" w:hAnsi="TH SarabunIT๙" w:cs="TH SarabunIT๙"/>
+          <w:szCs w:val="32"/>
+          <w:cs/>
+        </w:rPr>
+        <w:t>. ไม่เป็นบุคคลล้มละลาย</w:t>
       </w:r>
     </w:p>
     <w:p>
@@ -3433,11 +3530,19 @@
       </w:pPr>
       <w:r>
         <w:rPr>
-          <w:rFonts w:ascii="TH SarabunIT๙" w:hAnsi="TH SarabunIT๙" w:cs="TH SarabunIT๙"/>
-          <w:szCs w:val="32"/>
-          <w:cs/>
-        </w:rPr>
-        <w:t>3.  ไม่อยู่ระหว่างเลิกกิจการ</w:t>
+          <w:rFonts w:ascii="TH SarabunIT๙" w:hAnsi="TH SarabunIT๙" w:cs="TH SarabunIT๙" w:hint="cs"/>
+          <w:szCs w:val="32"/>
+          <w:cs/>
+        </w:rPr>
+        <w:t>๓</w:t>
+      </w:r>
+      <w:r>
+        <w:rPr>
+          <w:rFonts w:ascii="TH SarabunIT๙" w:hAnsi="TH SarabunIT๙" w:cs="TH SarabunIT๙"/>
+          <w:szCs w:val="32"/>
+          <w:cs/>
+        </w:rPr>
+        <w:t>. ไม่อยู่ระหว่างเลิกกิจการ</w:t>
       </w:r>
     </w:p>
     <w:p>
@@ -3452,11 +3557,19 @@
       </w:pPr>
       <w:r>
         <w:rPr>
-          <w:rFonts w:ascii="TH SarabunIT๙" w:hAnsi="TH SarabunIT๙" w:cs="TH SarabunIT๙"/>
-          <w:szCs w:val="32"/>
-          <w:cs/>
-        </w:rPr>
-        <w:t>4.  ไม่เป็นบุคคลซึ่งอยู่ระหว่างถูกระงับการยื่นข้อเสนอหรือทำสัญญากับหน่วยงานของรัฐไว้ชั่วคราว เนื่องจากเป็นผู้ไม่ผ่านเกณฑ์การประเมินผลการปฏิบัติงานของผู้ประกอบการตามระเบียบที่รัฐมนตรีว่าการกระทรวงการคลังกำหนดตามที่ประกาศเผยแพร่ในระบบเครือข่ายสารสนเทศของกรมบัญชีกลาง</w:t>
+          <w:rFonts w:ascii="TH SarabunIT๙" w:hAnsi="TH SarabunIT๙" w:cs="TH SarabunIT๙" w:hint="cs"/>
+          <w:szCs w:val="32"/>
+          <w:cs/>
+        </w:rPr>
+        <w:t>๔</w:t>
+      </w:r>
+      <w:r>
+        <w:rPr>
+          <w:rFonts w:ascii="TH SarabunIT๙" w:hAnsi="TH SarabunIT๙" w:cs="TH SarabunIT๙"/>
+          <w:szCs w:val="32"/>
+          <w:cs/>
+        </w:rPr>
+        <w:t>. ไม่เป็นบุคคลซึ่งอยู่ระหว่างถูกระงับการยื่นข้อเสนอหรือทำสัญญากับหน่วยงานของรัฐไว้ชั่วคราว เนื่องจากเป็นผู้ไม่ผ่านเกณฑ์การประเมินผลการปฏิบัติงานของผู้ประกอบการตามระเบียบที่รัฐมนตรีว่าการกระทรวงการคลังกำหนดตามที่ประกาศเผยแพร่ในระบบเครือข่ายสารสนเทศของกรมบัญชีกลาง</w:t>
       </w:r>
     </w:p>
     <w:p>
@@ -3471,11 +3584,19 @@
       </w:pPr>
       <w:r>
         <w:rPr>
-          <w:rFonts w:ascii="TH SarabunIT๙" w:hAnsi="TH SarabunIT๙" w:cs="TH SarabunIT๙"/>
-          <w:szCs w:val="32"/>
-          <w:cs/>
-        </w:rPr>
-        <w:t>5.  ไม่เป็นบุคคลซึ่งถูกระบุชื่อไว้ในบัญชีรายชื่อผู้ทิ้งงานและได้แจ้งเวียนชื่อให้เป็นผู้ทิ้งงานของหน่วยงานของรัฐในระบบเครือข่ายสารสนเทศของกรมบัญชีกลาง ซึ่งรวมถึงนิติบุคคลที่ผู้ทิ้งงานเป็นหุ้นส่วนผู้จัดการ กรรมการผู้จัดการ ผู้บริหาร ผู้มีอำนาจในการดำเนินงานในกิจการของนิติบุคคลนั้นด้วย</w:t>
+          <w:rFonts w:ascii="TH SarabunIT๙" w:hAnsi="TH SarabunIT๙" w:cs="TH SarabunIT๙" w:hint="cs"/>
+          <w:szCs w:val="32"/>
+          <w:cs/>
+        </w:rPr>
+        <w:t>๕</w:t>
+      </w:r>
+      <w:r>
+        <w:rPr>
+          <w:rFonts w:ascii="TH SarabunIT๙" w:hAnsi="TH SarabunIT๙" w:cs="TH SarabunIT๙"/>
+          <w:szCs w:val="32"/>
+          <w:cs/>
+        </w:rPr>
+        <w:t>. ไม่เป็นบุคคลซึ่งถูกระบุชื่อไว้ในบัญชีรายชื่อผู้ทิ้งงานและได้แจ้งเวียนชื่อให้เป็นผู้ทิ้งงานของหน่วยงานของรัฐในระบบเครือข่ายสารสนเทศของกรมบัญชีกลาง ซึ่งรวมถึงนิติบุคคลที่ผู้ทิ้งงานเป็นหุ้นส่วนผู้จัดการ กรรมการผู้จัดการ ผู้บริหาร ผู้มีอำนาจในการดำเนินงานในกิจการของนิติบุคคลนั้นด้วย</w:t>
       </w:r>
     </w:p>
     <w:p>
@@ -3490,11 +3611,19 @@
       </w:pPr>
       <w:r>
         <w:rPr>
-          <w:rFonts w:ascii="TH SarabunIT๙" w:hAnsi="TH SarabunIT๙" w:cs="TH SarabunIT๙"/>
-          <w:szCs w:val="32"/>
-          <w:cs/>
-        </w:rPr>
-        <w:t>6.  มีคุณสมบัติและไม่มีลักษณะต้องห้ามตามที่คณะกรรมการนโยบายการจัดซื้อจัดจ้างและการบริหารพัสดุภาครัฐกำหนดในราชกิจจานุเบกษา</w:t>
+          <w:rFonts w:ascii="TH SarabunIT๙" w:hAnsi="TH SarabunIT๙" w:cs="TH SarabunIT๙" w:hint="cs"/>
+          <w:szCs w:val="32"/>
+          <w:cs/>
+        </w:rPr>
+        <w:t>๖</w:t>
+      </w:r>
+      <w:r>
+        <w:rPr>
+          <w:rFonts w:ascii="TH SarabunIT๙" w:hAnsi="TH SarabunIT๙" w:cs="TH SarabunIT๙"/>
+          <w:szCs w:val="32"/>
+          <w:cs/>
+        </w:rPr>
+        <w:t>. มีคุณสมบัติและไม่มีลักษณะต้องห้ามตามที่คณะกรรมการนโยบายการจัดซื้อจัดจ้างและการบริหารพัสดุภาครัฐกำหนดในราชกิจจานุเบกษา</w:t>
       </w:r>
     </w:p>
     <w:p>
@@ -3509,11 +3638,19 @@
       </w:pPr>
       <w:r>
         <w:rPr>
-          <w:rFonts w:ascii="TH SarabunIT๙" w:hAnsi="TH SarabunIT๙" w:cs="TH SarabunIT๙"/>
-          <w:szCs w:val="32"/>
-          <w:cs/>
-        </w:rPr>
-        <w:t>7.  เป็นบุคคลธรรมดาหรือนิติบุคคล ผู้มีอาชีพขายวัสดุ / อาชีพรับจ้างงานดังกล่าว</w:t>
+          <w:rFonts w:ascii="TH SarabunIT๙" w:hAnsi="TH SarabunIT๙" w:cs="TH SarabunIT๙" w:hint="cs"/>
+          <w:szCs w:val="32"/>
+          <w:cs/>
+        </w:rPr>
+        <w:t>๗</w:t>
+      </w:r>
+      <w:r>
+        <w:rPr>
+          <w:rFonts w:ascii="TH SarabunIT๙" w:hAnsi="TH SarabunIT๙" w:cs="TH SarabunIT๙"/>
+          <w:szCs w:val="32"/>
+          <w:cs/>
+        </w:rPr>
+        <w:t>. เป็นบุคคลธรรมดาหรือนิติบุคคล ผู้มีอาชีพขายวัสดุ / อาชีพรับจ้างงานดังกล่าว</w:t>
       </w:r>
     </w:p>
     <w:p>
@@ -3533,7 +3670,22 @@
           <w:cs/>
         </w:rPr>
         <w:tab/>
-        <w:t xml:space="preserve">8.  </w:t>
+      </w:r>
+      <w:r>
+        <w:rPr>
+          <w:rFonts w:ascii="TH SarabunIT๙" w:hAnsi="TH SarabunIT๙" w:cs="TH SarabunIT๙" w:hint="cs"/>
+          <w:szCs w:val="32"/>
+          <w:cs/>
+        </w:rPr>
+        <w:t>๘</w:t>
+      </w:r>
+      <w:r>
+        <w:rPr>
+          <w:rFonts w:ascii="TH SarabunIT๙" w:hAnsi="TH SarabunIT๙" w:cs="TH SarabunIT๙"/>
+          <w:szCs w:val="32"/>
+          <w:cs/>
+        </w:rPr>
+        <w:t xml:space="preserve">. </w:t>
       </w:r>
       <w:r>
         <w:rPr>
@@ -3566,14 +3718,25 @@
       </w:pPr>
       <w:r>
         <w:rPr>
-          <w:rFonts w:ascii="TH SarabunIT๙" w:hAnsi="TH SarabunIT๙" w:cs="TH SarabunIT๙"/>
+          <w:rFonts w:ascii="TH SarabunIT๙" w:hAnsi="TH SarabunIT๙" w:cs="TH SarabunIT๙" w:hint="cs"/>
           <w:b/>
           <w:bCs/>
           <w:sz w:val="32"/>
           <w:szCs w:val="32"/>
           <w:cs/>
         </w:rPr>
-        <w:t>3. รายละเอียดคุณลักษณะเฉพาะหรือขอบเขตของงาน</w:t>
+        <w:t>๓</w:t>
+      </w:r>
+      <w:r>
+        <w:rPr>
+          <w:rFonts w:ascii="TH SarabunIT๙" w:hAnsi="TH SarabunIT๙" w:cs="TH SarabunIT๙"/>
+          <w:b/>
+          <w:bCs/>
+          <w:sz w:val="32"/>
+          <w:szCs w:val="32"/>
+          <w:cs/>
+        </w:rPr>
+        <w:t>. รายละเอียดคุณลักษณะเฉพาะหรือขอบเขตของงาน</w:t>
       </w:r>
     </w:p>
     <w:tbl>
@@ -3601,7 +3764,7 @@
       </w:tblGrid>
       <w:tr>
         <w:trPr>
-          <w:trHeight w:val="1017"/>
+          <w:trHeight w:val="20"/>
           <w:tblHeader/>
         </w:trPr>
         <w:tc>
@@ -3891,7 +4054,7 @@
       </w:tr>
       <w:tr>
         <w:trPr>
-          <w:trHeight w:val="319"/>
+          <w:trHeight w:val="20"/>
         </w:trPr>
         <w:tc>
           <w:tcPr>
@@ -4040,7 +4203,7 @@
       </w:tr>
       <w:tr>
         <w:trPr>
-          <w:trHeight w:val="434"/>
+          <w:trHeight w:val="20"/>
         </w:trPr>
         <w:tc>
           <w:tcPr>
@@ -4137,13 +4300,23 @@
       </w:pPr>
       <w:r>
         <w:rPr>
-          <w:rFonts w:ascii="TH SarabunIT๙" w:hAnsi="TH SarabunIT๙" w:cs="TH SarabunIT๙"/>
+          <w:rFonts w:ascii="TH SarabunIT๙" w:hAnsi="TH SarabunIT๙" w:cs="TH SarabunIT๙" w:hint="cs"/>
           <w:b/>
           <w:bCs/>
           <w:szCs w:val="32"/>
           <w:cs/>
         </w:rPr>
-        <w:t>4. การเสนอราคา และกำหนดส่งมอบ</w:t>
+        <w:t>๔</w:t>
+      </w:r>
+      <w:r>
+        <w:rPr>
+          <w:rFonts w:ascii="TH SarabunIT๙" w:hAnsi="TH SarabunIT๙" w:cs="TH SarabunIT๙"/>
+          <w:b/>
+          <w:bCs/>
+          <w:szCs w:val="32"/>
+          <w:cs/>
+        </w:rPr>
+        <w:t>. การเสนอราคา และกำหนดส่งมอบ</w:t>
       </w:r>
     </w:p>
     <w:p>
@@ -4172,7 +4345,60 @@
           <w:cs/>
         </w:rPr>
         <w:tab/>
-        <w:t>4.1 ราคาที่เสนอจะต้องเสนอกำหนดยืนราคาไม่น้อยกว่า 7 วัน นับแต่วันเสนอราคาโดยภายในกำหนดยืนราคา</w:t>
+      </w:r>
+      <w:r>
+        <w:rPr>
+          <w:rFonts w:ascii="TH SarabunIT๙" w:hAnsi="TH SarabunIT๙" w:cs="TH SarabunIT๙" w:hint="cs"/>
+          <w:spacing w:val="-8"/>
+          <w:szCs w:val="32"/>
+          <w:cs/>
+        </w:rPr>
+        <w:t>๔</w:t>
+      </w:r>
+      <w:r>
+        <w:rPr>
+          <w:rFonts w:ascii="TH SarabunIT๙" w:hAnsi="TH SarabunIT๙" w:cs="TH SarabunIT๙"/>
+          <w:spacing w:val="-8"/>
+          <w:szCs w:val="32"/>
+          <w:cs/>
+        </w:rPr>
+        <w:t>.</w:t>
+      </w:r>
+      <w:r>
+        <w:rPr>
+          <w:rFonts w:ascii="TH SarabunIT๙" w:hAnsi="TH SarabunIT๙" w:cs="TH SarabunIT๙" w:hint="cs"/>
+          <w:spacing w:val="-8"/>
+          <w:szCs w:val="32"/>
+          <w:cs/>
+        </w:rPr>
+        <w:t>๑</w:t>
+      </w:r>
+      <w:r>
+        <w:rPr>
+          <w:rFonts w:ascii="TH SarabunIT๙" w:hAnsi="TH SarabunIT๙" w:cs="TH SarabunIT๙"/>
+          <w:spacing w:val="-8"/>
+          <w:szCs w:val="32"/>
+          <w:cs/>
+        </w:rPr>
+        <w:t xml:space="preserve"> ราคาที่เสนอจะต้องเสนอกำหนดยืนราคาไม่น้อยกว่า </w:t>
+      </w:r>
+      <w:r>
+        <w:rPr>
+          <w:rFonts w:ascii="TH SarabunIT๙" w:hAnsi="TH SarabunIT๙" w:cs="TH SarabunIT๙" w:hint="cs"/>
+          <w:spacing w:val="-8"/>
+          <w:szCs w:val="32"/>
+          <w:cs/>
+        </w:rPr>
+        <w:t>๗</w:t>
+      </w:r>
+      <w:r>
+        <w:rPr>
+          <w:rFonts w:ascii="TH SarabunIT๙" w:hAnsi="TH SarabunIT๙" w:cs="TH SarabunIT๙"/>
+          <w:spacing w:val="-8"/>
+          <w:szCs w:val="32"/>
+          <w:cs/>
+        </w:rPr>
+        <w:t xml:space="preserve"> วัน นับแต่วันเสนอราคาโดยภายในกำหนดยืนราคา</w:t>
       </w:r>
       <w:r>
         <w:rPr>
@@ -4207,7 +4433,38 @@
           <w:cs/>
         </w:rPr>
         <w:tab/>
-        <w:t xml:space="preserve">4.2 กำหนดส่งมอบพัสดุ หรือกำหนดให้งานแล้วเสร็จ ไม่เกิน </w:t>
+      </w:r>
+      <w:r>
+        <w:rPr>
+          <w:rFonts w:ascii="TH SarabunIT๙" w:hAnsi="TH SarabunIT๙" w:cs="TH SarabunIT๙" w:hint="cs"/>
+          <w:szCs w:val="32"/>
+          <w:cs/>
+        </w:rPr>
+        <w:t>๔</w:t>
+      </w:r>
+      <w:r>
+        <w:rPr>
+          <w:rFonts w:ascii="TH SarabunIT๙" w:hAnsi="TH SarabunIT๙" w:cs="TH SarabunIT๙"/>
+          <w:szCs w:val="32"/>
+          <w:cs/>
+        </w:rPr>
+        <w:t>.</w:t>
+      </w:r>
+      <w:r>
+        <w:rPr>
+          <w:rFonts w:ascii="TH SarabunIT๙" w:hAnsi="TH SarabunIT๙" w:cs="TH SarabunIT๙" w:hint="cs"/>
+          <w:szCs w:val="32"/>
+          <w:cs/>
+        </w:rPr>
+        <w:t>๒</w:t>
+      </w:r>
+      <w:r>
+        <w:rPr>
+          <w:rFonts w:ascii="TH SarabunIT๙" w:hAnsi="TH SarabunIT๙" w:cs="TH SarabunIT๙"/>
+          <w:szCs w:val="32"/>
+          <w:cs/>
+        </w:rPr>
+        <w:t xml:space="preserve"> กำหนดส่งมอบพัสดุ หรือกำหนดให้งานแล้วเสร็จ ไม่เกิน </w:t>
       </w:r>
       <w:r>
         <w:rPr>
@@ -4239,13 +4496,23 @@
       </w:pPr>
       <w:r>
         <w:rPr>
-          <w:rFonts w:ascii="TH SarabunIT๙" w:hAnsi="TH SarabunIT๙" w:cs="TH SarabunIT๙"/>
+          <w:rFonts w:ascii="TH SarabunIT๙" w:hAnsi="TH SarabunIT๙" w:cs="TH SarabunIT๙" w:hint="cs"/>
           <w:b/>
           <w:bCs/>
           <w:szCs w:val="32"/>
           <w:cs/>
         </w:rPr>
-        <w:t>5. อัตราค่าปรับ</w:t>
+        <w:t>๕</w:t>
+      </w:r>
+      <w:r>
+        <w:rPr>
+          <w:rFonts w:ascii="TH SarabunIT๙" w:hAnsi="TH SarabunIT๙" w:cs="TH SarabunIT๙"/>
+          <w:b/>
+          <w:bCs/>
+          <w:szCs w:val="32"/>
+          <w:cs/>
+        </w:rPr>
+        <w:t>. อัตราค่าปรับ</w:t>
       </w:r>
     </w:p>
     <w:p>
@@ -4317,7 +4584,7 @@
           <w:szCs w:val="32"/>
           <w:cs/>
         </w:rPr>
-        <w:t>กรณีงานจ้างอัตราค่าปรับไม่ต่ำกว่า 100.00 บาทต่อวัน</w:t>
+        <w:t>กรณีงานจ้างอัตราค่าปรับไม่ต่ำกว่า 100. บาทต่อวัน</w:t>
       </w:r>
     </w:p>
     <w:p>
@@ -5966,7 +6233,7 @@
                 <w:sz w:val="32"/>
                 <w:szCs w:val="32"/>
               </w:rPr>
-              <w:t>{{order_type}}</w:t>
+              <w:t>{{procurement_subject}}</w:t>
             </w:r>
             <w:r>
               <w:rPr>
@@ -7610,6 +7877,9 @@
               <w:gridCol w:w="2331"/>
             </w:tblGrid>
             <w:tr>
+              <w:trPr>
+                <w:trHeight w:val="20"/>
+              </w:trPr>
               <w:tc>
                 <w:tcPr>
                   <w:tcW w:w="764" w:type="dxa"/>
@@ -7811,6 +8081,9 @@
               </w:tc>
             </w:tr>
             <w:tr>
+              <w:trPr>
+                <w:trHeight w:val="20"/>
+              </w:trPr>
               <w:tc>
                 <w:tcPr>
                   <w:tcW w:w="764" w:type="dxa"/>
@@ -7924,6 +8197,9 @@
               </w:tc>
             </w:tr>
             <w:tr>
+              <w:trPr>
+                <w:trHeight w:val="20"/>
+              </w:trPr>
               <w:tc>
                 <w:tcPr>
                   <w:tcW w:w="4457" w:type="dxa"/>
@@ -7997,6 +8273,9 @@
               </w:tc>
             </w:tr>
             <w:tr>
+              <w:trPr>
+                <w:trHeight w:val="20"/>
+              </w:trPr>
               <w:tc>
                 <w:tcPr>
                   <w:tcW w:w="4457" w:type="dxa"/>
@@ -8069,6 +8348,9 @@
               </w:tc>
             </w:tr>
             <w:tr>
+              <w:trPr>
+                <w:trHeight w:val="20"/>
+              </w:trPr>
               <w:tc>
                 <w:tcPr>
                   <w:tcW w:w="7947" w:type="dxa"/>
@@ -8971,7 +9253,7 @@
                 <w:sz w:val="32"/>
                 <w:szCs w:val="32"/>
               </w:rPr>
-              <w:t>{{order_type}}</w:t>
+              <w:t>{{procurement_subject}}</w:t>
             </w:r>
             <w:r>
               <w:rPr>
@@ -9097,7 +9379,7 @@
                 <w:sz w:val="32"/>
                 <w:szCs w:val="32"/>
               </w:rPr>
-              <w:t>{{order_type}}</w:t>
+              <w:t>{{procurement_subject}}</w:t>
             </w:r>
             <w:r>
               <w:rPr>
@@ -9157,7 +9439,27 @@
                 <w:sz w:val="32"/>
                 <w:szCs w:val="32"/>
               </w:rPr>
-              <w:t>{{inspector_title_group}}</w:t>
+              <w:t>{{</w:t>
+            </w:r>
+            <w:proofErr w:type="spellStart"/>
+            <w:r>
+              <w:rPr>
+                <w:rFonts w:ascii="TH SarabunIT๙" w:eastAsia="Times New Roman" w:hAnsi="TH SarabunIT๙" w:cs="TH SarabunIT๙"/>
+                <w:noProof/>
+                <w:sz w:val="32"/>
+                <w:szCs w:val="32"/>
+              </w:rPr>
+              <w:t>inspector_title_group</w:t>
+            </w:r>
+            <w:proofErr w:type="spellEnd"/>
+            <w:r>
+              <w:rPr>
+                <w:rFonts w:ascii="TH SarabunIT๙" w:eastAsia="Times New Roman" w:hAnsi="TH SarabunIT๙" w:cs="TH SarabunIT๙"/>
+                <w:noProof/>
+                <w:sz w:val="32"/>
+                <w:szCs w:val="32"/>
+              </w:rPr>
+              <w:t>}}</w:t>
             </w:r>
             <w:r>
               <w:rPr>
@@ -9175,7 +9477,7 @@
                 <w:sz w:val="32"/>
                 <w:szCs w:val="32"/>
               </w:rPr>
-              <w:t>{{order_type}}</w:t>
+              <w:t>{{procurement_subject}}</w:t>
             </w:r>
             <w:r>
               <w:rPr>
@@ -9543,12 +9845,21 @@
                   </w:pPr>
                   <w:r>
                     <w:rPr>
-                      <w:rFonts w:ascii="TH SarabunIT๙" w:eastAsia="Times New Roman" w:hAnsi="TH SarabunIT๙" w:cs="TH SarabunIT๙"/>
+                      <w:rFonts w:ascii="TH SarabunIT๙" w:eastAsia="Times New Roman" w:hAnsi="TH SarabunIT๙" w:cs="TH SarabunIT๙" w:hint="cs"/>
                       <w:sz w:val="32"/>
                       <w:szCs w:val="32"/>
                       <w:cs/>
                     </w:rPr>
-                    <w:t xml:space="preserve">2. </w:t>
+                    <w:t>๒</w:t>
+                  </w:r>
+                  <w:r>
+                    <w:rPr>
+                      <w:rFonts w:ascii="TH SarabunIT๙" w:eastAsia="Times New Roman" w:hAnsi="TH SarabunIT๙" w:cs="TH SarabunIT๙"/>
+                      <w:sz w:val="32"/>
+                      <w:szCs w:val="32"/>
+                      <w:cs/>
+                    </w:rPr>
+                    <w:t xml:space="preserve">. </w:t>
                   </w:r>
                   <w:r>
                     <w:rPr>
@@ -10137,7 +10448,7 @@
                 <w:sz w:val="32"/>
                 <w:szCs w:val="32"/>
               </w:rPr>
-              <w:t>  </w:t>
+              <w:t> </w:t>
             </w:r>
             <w:r>
               <w:rPr>
@@ -10591,9 +10902,9 @@
         <w:tblLook w:val="04A0" w:firstRow="1" w:lastRow="0" w:firstColumn="1" w:lastColumn="0" w:noHBand="0" w:noVBand="1"/>
       </w:tblPr>
       <w:tblGrid>
-        <w:gridCol w:w="3317"/>
-        <w:gridCol w:w="789"/>
-        <w:gridCol w:w="5390"/>
+        <w:gridCol w:w="3292"/>
+        <w:gridCol w:w="783"/>
+        <w:gridCol w:w="5421"/>
         <w:gridCol w:w="6"/>
         <w:gridCol w:w="6"/>
         <w:gridCol w:w="6"/>
@@ -11714,7 +12025,7 @@
                 <w:sz w:val="32"/>
                 <w:szCs w:val="32"/>
               </w:rPr>
-              <w:t>{{order_type}}</w:t>
+              <w:t>{{procurement_subject}}</w:t>
             </w:r>
             <w:r>
               <w:rPr>
@@ -11819,7 +12130,7 @@
             <w:tblPr>
               <w:tblpPr w:leftFromText="45" w:rightFromText="45" w:vertAnchor="text" w:horzAnchor="page" w:tblpXSpec="center" w:tblpY="83"/>
               <w:tblOverlap w:val="never"/>
-              <w:tblW w:w="9216" w:type="dxa"/>
+              <w:tblW w:w="9366" w:type="dxa"/>
               <w:jc w:val="center"/>
               <w:tblBorders>
                 <w:top w:val="single" w:sz="6" w:space="0" w:color="000000"/>
@@ -11834,19 +12145,19 @@
               <w:tblLook w:val="04A0" w:firstRow="1" w:lastRow="0" w:firstColumn="1" w:lastColumn="0" w:noHBand="0" w:noVBand="1"/>
             </w:tblPr>
             <w:tblGrid>
+              <w:gridCol w:w="2598"/>
               <w:gridCol w:w="2448"/>
-              <w:gridCol w:w="2448"/>
-              <w:gridCol w:w="2118"/>
-              <w:gridCol w:w="2202"/>
+              <w:gridCol w:w="2119"/>
+              <w:gridCol w:w="2201"/>
             </w:tblGrid>
             <w:tr>
               <w:trPr>
-                <w:trHeight w:val="269"/>
+                <w:trHeight w:val="20"/>
                 <w:jc w:val="center"/>
               </w:trPr>
               <w:tc>
                 <w:tcPr>
-                  <w:tcW w:w="1400" w:type="pct"/>
+                  <w:tcW w:w="1387" w:type="pct"/>
                   <w:tcBorders>
                     <w:top w:val="outset" w:sz="6" w:space="0" w:color="auto"/>
                     <w:left w:val="outset" w:sz="6" w:space="0" w:color="auto"/>
@@ -11879,7 +12190,7 @@
               </w:tc>
               <w:tc>
                 <w:tcPr>
-                  <w:tcW w:w="1400" w:type="pct"/>
+                  <w:tcW w:w="1307" w:type="pct"/>
                   <w:tcBorders>
                     <w:top w:val="outset" w:sz="6" w:space="0" w:color="auto"/>
                     <w:left w:val="outset" w:sz="6" w:space="0" w:color="auto"/>
@@ -11912,7 +12223,7 @@
               </w:tc>
               <w:tc>
                 <w:tcPr>
-                  <w:tcW w:w="934" w:type="pct"/>
+                  <w:tcW w:w="1131" w:type="pct"/>
                   <w:tcBorders>
                     <w:top w:val="outset" w:sz="6" w:space="0" w:color="auto"/>
                     <w:left w:val="outset" w:sz="6" w:space="0" w:color="auto"/>
@@ -11966,7 +12277,7 @@
               </w:tc>
               <w:tc>
                 <w:tcPr>
-                  <w:tcW w:w="1266" w:type="pct"/>
+                  <w:tcW w:w="1176" w:type="pct"/>
                   <w:tcBorders>
                     <w:top w:val="outset" w:sz="6" w:space="0" w:color="auto"/>
                     <w:left w:val="outset" w:sz="6" w:space="0" w:color="auto"/>
@@ -12001,12 +12312,12 @@
             </w:tr>
             <w:tr>
               <w:trPr>
-                <w:trHeight w:val="340"/>
+                <w:trHeight w:val="20"/>
                 <w:jc w:val="center"/>
               </w:trPr>
               <w:tc>
                 <w:tcPr>
-                  <w:tcW w:w="1400" w:type="pct"/>
+                  <w:tcW w:w="1387" w:type="pct"/>
                   <w:tcBorders>
                     <w:top w:val="outset" w:sz="6" w:space="0" w:color="auto"/>
                     <w:left w:val="outset" w:sz="6" w:space="0" w:color="auto"/>
@@ -12032,7 +12343,7 @@
                       <w:sz w:val="32"/>
                       <w:szCs w:val="32"/>
                     </w:rPr>
-                    <w:t>{{order_type}}</w:t>
+                    <w:t>{{procurement_subject}}</w:t>
                   </w:r>
                 </w:p>
                 <w:p>
@@ -12049,7 +12360,7 @@
               </w:tc>
               <w:tc>
                 <w:tcPr>
-                  <w:tcW w:w="1400" w:type="pct"/>
+                  <w:tcW w:w="1307" w:type="pct"/>
                   <w:tcBorders>
                     <w:top w:val="outset" w:sz="6" w:space="0" w:color="auto"/>
                     <w:left w:val="outset" w:sz="6" w:space="0" w:color="auto"/>
@@ -12082,7 +12393,7 @@
               </w:tc>
               <w:tc>
                 <w:tcPr>
-                  <w:tcW w:w="934" w:type="pct"/>
+                  <w:tcW w:w="1131" w:type="pct"/>
                   <w:tcBorders>
                     <w:top w:val="outset" w:sz="6" w:space="0" w:color="auto"/>
                     <w:left w:val="outset" w:sz="6" w:space="0" w:color="auto"/>
@@ -12115,7 +12426,7 @@
               </w:tc>
               <w:tc>
                 <w:tcPr>
-                  <w:tcW w:w="1266" w:type="pct"/>
+                  <w:tcW w:w="1176" w:type="pct"/>
                   <w:tcBorders>
                     <w:top w:val="outset" w:sz="6" w:space="0" w:color="auto"/>
                     <w:left w:val="outset" w:sz="6" w:space="0" w:color="auto"/>
@@ -12153,12 +12464,12 @@
             </w:tr>
             <w:tr>
               <w:trPr>
-                <w:trHeight w:val="269"/>
+                <w:trHeight w:val="20"/>
                 <w:jc w:val="center"/>
               </w:trPr>
               <w:tc>
                 <w:tcPr>
-                  <w:tcW w:w="3734" w:type="pct"/>
+                  <w:tcW w:w="3824" w:type="pct"/>
                   <w:gridSpan w:val="3"/>
                   <w:tcBorders>
                     <w:top w:val="outset" w:sz="6" w:space="0" w:color="auto"/>
@@ -12210,7 +12521,7 @@
               </w:tc>
               <w:tc>
                 <w:tcPr>
-                  <w:tcW w:w="1266" w:type="pct"/>
+                  <w:tcW w:w="1176" w:type="pct"/>
                   <w:tcBorders>
                     <w:top w:val="outset" w:sz="6" w:space="0" w:color="auto"/>
                     <w:left w:val="outset" w:sz="6" w:space="0" w:color="auto"/>
@@ -13263,7 +13574,7 @@
                 <w:sz w:val="32"/>
                 <w:szCs w:val="32"/>
               </w:rPr>
-              <w:t>{{order_type}}</w:t>
+              <w:t>{{procurement_subject}}</w:t>
             </w:r>
             <w:r>
               <w:rPr>
@@ -13403,39 +13714,11 @@
             <w:r>
               <w:rPr>
                 <w:rFonts w:ascii="TH SarabunIT๙" w:eastAsia="Times New Roman" w:hAnsi="TH SarabunIT๙" w:cs="TH SarabunIT๙"/>
-                <w:sz w:val="32"/>
-                <w:szCs w:val="32"/>
-              </w:rPr>
-              <w:t> </w:t>
-            </w:r>
-            <w:r>
-              <w:rPr>
-                <w:rFonts w:ascii="TH SarabunIT๙" w:eastAsia="Times New Roman" w:hAnsi="TH SarabunIT๙" w:cs="TH SarabunIT๙"/>
                 <w:noProof/>
                 <w:sz w:val="32"/>
                 <w:szCs w:val="32"/>
               </w:rPr>
-              <w:t>{{</w:t>
-            </w:r>
-            <w:proofErr w:type="spellStart"/>
-            <w:r>
-              <w:rPr>
-                <w:rFonts w:ascii="TH SarabunIT๙" w:eastAsia="Times New Roman" w:hAnsi="TH SarabunIT๙" w:cs="TH SarabunIT๙"/>
-                <w:noProof/>
-                <w:sz w:val="32"/>
-                <w:szCs w:val="32"/>
-              </w:rPr>
-              <w:t>order_type</w:t>
-            </w:r>
-            <w:proofErr w:type="spellEnd"/>
-            <w:r>
-              <w:rPr>
-                <w:rFonts w:ascii="TH SarabunIT๙" w:eastAsia="Times New Roman" w:hAnsi="TH SarabunIT๙" w:cs="TH SarabunIT๙"/>
-                <w:noProof/>
-                <w:sz w:val="32"/>
-                <w:szCs w:val="32"/>
-              </w:rPr>
-              <w:t>}}</w:t>
+              <w:t>{{procurement_subject}}</w:t>
             </w:r>
             <w:r>
               <w:rPr>
@@ -13676,7 +13959,7 @@
                 <w:sz w:val="32"/>
                 <w:szCs w:val="32"/>
               </w:rPr>
-              <w:t>  </w:t>
+              <w:t> </w:t>
             </w:r>
             <w:r>
               <w:rPr>
@@ -13685,7 +13968,27 @@
                 <w:sz w:val="32"/>
                 <w:szCs w:val="32"/>
               </w:rPr>
-              <w:t>{{date_announcement}}</w:t>
+              <w:t>{{</w:t>
+            </w:r>
+            <w:proofErr w:type="spellStart"/>
+            <w:r>
+              <w:rPr>
+                <w:rFonts w:ascii="TH SarabunIT๙" w:eastAsia="Times New Roman" w:hAnsi="TH SarabunIT๙" w:cs="TH SarabunIT๙"/>
+                <w:noProof/>
+                <w:sz w:val="32"/>
+                <w:szCs w:val="32"/>
+              </w:rPr>
+              <w:t>date_announcement</w:t>
+            </w:r>
+            <w:proofErr w:type="spellEnd"/>
+            <w:r>
+              <w:rPr>
+                <w:rFonts w:ascii="TH SarabunIT๙" w:eastAsia="Times New Roman" w:hAnsi="TH SarabunIT๙" w:cs="TH SarabunIT๙"/>
+                <w:noProof/>
+                <w:sz w:val="32"/>
+                <w:szCs w:val="32"/>
+              </w:rPr>
+              <w:t>}}</w:t>
             </w:r>
             <w:r>
               <w:rPr>
@@ -13939,7 +14242,7 @@
                     <w:spacing w:after="0" w:line="240" w:lineRule="auto"/>
                     <w:jc w:val="center"/>
                     <w:rPr>
-                      <w:rFonts w:ascii="TH SarabunIT๙" w:hAnsi="TH SarabunIT๙" w:cs="TH SarabunIT๙"/>
+                      <w:rFonts w:ascii="TH SarabunIT๙" w:hAnsi="TH SarabunIT๙" w:cs="TH SarabunIT๙" w:hint="cs"/>
                       <w:sz w:val="32"/>
                       <w:szCs w:val="32"/>
                       <w:cs/>
@@ -13952,14 +14255,6 @@
                       <w:cs/>
                     </w:rPr>
                     <w:t>..............................................</w:t>
-                  </w:r>
-                  <w:r>
-                    <w:rPr>
-                      <w:rFonts w:ascii="TH SarabunIT๙" w:eastAsia="Times New Roman" w:hAnsi="TH SarabunIT๙" w:cs="TH SarabunIT๙"/>
-                      <w:sz w:val="32"/>
-                      <w:szCs w:val="32"/>
-                    </w:rPr>
-                    <w:t> </w:t>
                   </w:r>
                 </w:p>
               </w:tc>
@@ -15263,9 +15558,24 @@
                           <w:rPr>
                             <w:rFonts w:ascii="TH SarabunIT๙" w:eastAsia="Times New Roman" w:hAnsi="TH SarabunIT๙" w:cs="TH SarabunIT๙"/>
                             <w:sz w:val="28"/>
-                            <w:cs/>
                           </w:rPr>
-                          <w:t>063-7198362</w:t>
+                          <w:t>{{</w:t>
+                        </w:r>
+                        <w:proofErr w:type="spellStart"/>
+                        <w:r>
+                          <w:rPr>
+                            <w:rFonts w:ascii="TH SarabunIT๙" w:eastAsia="Times New Roman" w:hAnsi="TH SarabunIT๙" w:cs="TH SarabunIT๙"/>
+                            <w:sz w:val="28"/>
+                          </w:rPr>
+                          <w:t>school_phone</w:t>
+                        </w:r>
+                        <w:proofErr w:type="spellEnd"/>
+                        <w:r>
+                          <w:rPr>
+                            <w:rFonts w:ascii="TH SarabunIT๙" w:eastAsia="Times New Roman" w:hAnsi="TH SarabunIT๙" w:cs="TH SarabunIT๙"/>
+                            <w:sz w:val="28"/>
+                          </w:rPr>
+                          <w:t>}}</w:t>
                         </w:r>
                       </w:p>
                     </w:tc>
@@ -15556,13 +15866,16 @@
                     <w:tblLook w:val="04A0" w:firstRow="1" w:lastRow="0" w:firstColumn="1" w:lastColumn="0" w:noHBand="0" w:noVBand="1"/>
                   </w:tblPr>
                   <w:tblGrid>
-                    <w:gridCol w:w="532"/>
-                    <w:gridCol w:w="3067"/>
-                    <w:gridCol w:w="1221"/>
+                    <w:gridCol w:w="513"/>
+                    <w:gridCol w:w="3116"/>
+                    <w:gridCol w:w="1191"/>
                     <w:gridCol w:w="2188"/>
                     <w:gridCol w:w="2199"/>
                   </w:tblGrid>
                   <w:tr>
+                    <w:trPr>
+                      <w:trHeight w:val="57"/>
+                    </w:trPr>
                     <w:tc>
                       <w:tcPr>
                         <w:tcW w:w="568" w:type="dxa"/>
@@ -15691,7 +16004,7 @@
                   </w:tr>
                   <w:tr>
                     <w:trPr>
-                      <w:trHeight w:val="733"/>
+                      <w:trHeight w:val="57"/>
                     </w:trPr>
                     <w:tc>
                       <w:tcPr>
@@ -15738,7 +16051,7 @@
                             <w:szCs w:val="30"/>
                             <w:lang w:bidi="th-TH"/>
                           </w:rPr>
-                          <w:t>{{order_type}}</w:t>
+                          <w:t>{{procurement_subject}}</w:t>
                         </w:r>
                       </w:p>
                     </w:tc>
@@ -15844,6 +16157,9 @@
                     </w:tc>
                   </w:tr>
                   <w:tr>
+                    <w:trPr>
+                      <w:trHeight w:val="57"/>
+                    </w:trPr>
                     <w:tc>
                       <w:tcPr>
                         <w:tcW w:w="5240" w:type="dxa"/>
@@ -15933,6 +16249,9 @@
                     </w:tc>
                   </w:tr>
                   <w:tr>
+                    <w:trPr>
+                      <w:trHeight w:val="57"/>
+                    </w:trPr>
                     <w:tc>
                       <w:tcPr>
                         <w:tcW w:w="5240" w:type="dxa"/>
@@ -16039,6 +16358,9 @@
                     </w:tc>
                   </w:tr>
                   <w:tr>
+                    <w:trPr>
+                      <w:trHeight w:val="57"/>
+                    </w:trPr>
                     <w:tc>
                       <w:tcPr>
                         <w:tcW w:w="7366" w:type="dxa"/>
@@ -16304,9 +16626,16 @@
                     <w:rPr>
                       <w:rFonts w:ascii="TH SarabunIT๙" w:eastAsia="Times New Roman" w:hAnsi="TH SarabunIT๙" w:cs="TH SarabunIT๙"/>
                       <w:sz w:val="28"/>
+                    </w:rPr>
+                    <w:t>1</w:t>
+                  </w:r>
+                  <w:r>
+                    <w:rPr>
+                      <w:rFonts w:ascii="TH SarabunIT๙" w:eastAsia="Times New Roman" w:hAnsi="TH SarabunIT๙" w:cs="TH SarabunIT๙"/>
+                      <w:sz w:val="28"/>
                       <w:cs/>
                     </w:rPr>
-                    <w:t>๑.</w:t>
+                    <w:t>.</w:t>
                   </w:r>
                 </w:p>
               </w:tc>
@@ -16418,9 +16747,16 @@
                     <w:rPr>
                       <w:rFonts w:ascii="TH SarabunIT๙" w:eastAsia="Times New Roman" w:hAnsi="TH SarabunIT๙" w:cs="TH SarabunIT๙"/>
                       <w:sz w:val="28"/>
+                    </w:rPr>
+                    <w:t>2</w:t>
+                  </w:r>
+                  <w:r>
+                    <w:rPr>
+                      <w:rFonts w:ascii="TH SarabunIT๙" w:eastAsia="Times New Roman" w:hAnsi="TH SarabunIT๙" w:cs="TH SarabunIT๙"/>
+                      <w:sz w:val="28"/>
                       <w:cs/>
                     </w:rPr>
-                    <w:t>๒.</w:t>
+                    <w:t>.</w:t>
                   </w:r>
                 </w:p>
               </w:tc>
@@ -16510,9 +16846,16 @@
                     <w:rPr>
                       <w:rFonts w:ascii="TH SarabunIT๙" w:eastAsia="Times New Roman" w:hAnsi="TH SarabunIT๙" w:cs="TH SarabunIT๙"/>
                       <w:sz w:val="28"/>
+                    </w:rPr>
+                    <w:t>3</w:t>
+                  </w:r>
+                  <w:r>
+                    <w:rPr>
+                      <w:rFonts w:ascii="TH SarabunIT๙" w:eastAsia="Times New Roman" w:hAnsi="TH SarabunIT๙" w:cs="TH SarabunIT๙"/>
+                      <w:sz w:val="28"/>
                       <w:cs/>
                     </w:rPr>
-                    <w:t>๓.</w:t>
+                    <w:t>.</w:t>
                   </w:r>
                 </w:p>
               </w:tc>
@@ -16703,9 +17046,16 @@
                     <w:rPr>
                       <w:rFonts w:ascii="TH SarabunIT๙" w:eastAsia="Times New Roman" w:hAnsi="TH SarabunIT๙" w:cs="TH SarabunIT๙"/>
                       <w:sz w:val="28"/>
+                    </w:rPr>
+                    <w:t>4</w:t>
+                  </w:r>
+                  <w:r>
+                    <w:rPr>
+                      <w:rFonts w:ascii="TH SarabunIT๙" w:eastAsia="Times New Roman" w:hAnsi="TH SarabunIT๙" w:cs="TH SarabunIT๙"/>
+                      <w:sz w:val="28"/>
                       <w:cs/>
                     </w:rPr>
-                    <w:t>๔.</w:t>
+                    <w:t>.</w:t>
                   </w:r>
                 </w:p>
               </w:tc>
@@ -16793,9 +17143,16 @@
                     <w:rPr>
                       <w:rFonts w:ascii="TH SarabunIT๙" w:eastAsia="Times New Roman" w:hAnsi="TH SarabunIT๙" w:cs="TH SarabunIT๙"/>
                       <w:sz w:val="28"/>
+                    </w:rPr>
+                    <w:t>5</w:t>
+                  </w:r>
+                  <w:r>
+                    <w:rPr>
+                      <w:rFonts w:ascii="TH SarabunIT๙" w:eastAsia="Times New Roman" w:hAnsi="TH SarabunIT๙" w:cs="TH SarabunIT๙"/>
+                      <w:sz w:val="28"/>
                       <w:cs/>
                     </w:rPr>
-                    <w:t>๕.</w:t>
+                    <w:t>.</w:t>
                   </w:r>
                 </w:p>
               </w:tc>
@@ -16915,18 +17272,26 @@
                   <w:pPr>
                     <w:shd w:val="clear" w:color="auto" w:fill="FFFFFF" w:themeFill="background1"/>
                     <w:spacing w:after="0" w:line="240" w:lineRule="auto"/>
+                    <w:jc w:val="right"/>
                     <w:rPr>
                       <w:rFonts w:ascii="TH SarabunIT๙" w:eastAsia="Times New Roman" w:hAnsi="TH SarabunIT๙" w:cs="TH SarabunIT๙"/>
                       <w:sz w:val="28"/>
                     </w:rPr>
                   </w:pPr>
+                  <w:r>
+                    <w:rPr>
+                      <w:rFonts w:ascii="TH SarabunIT๙" w:eastAsia="Times New Roman" w:hAnsi="TH SarabunIT๙" w:cs="TH SarabunIT๙"/>
+                      <w:sz w:val="28"/>
+                    </w:rPr>
+                    <w:t>6</w:t>
+                  </w:r>
                   <w:r>
                     <w:rPr>
                       <w:rFonts w:ascii="TH SarabunIT๙" w:eastAsia="Times New Roman" w:hAnsi="TH SarabunIT๙" w:cs="TH SarabunIT๙"/>
                       <w:sz w:val="28"/>
                       <w:cs/>
                     </w:rPr>
-                    <w:t>6.</w:t>
+                    <w:t>.</w:t>
                   </w:r>
                 </w:p>
               </w:tc>
@@ -17055,14 +17420,6 @@
                   </w:pPr>
                   <w:r>
                     <w:rPr>
-                      <w:rFonts w:ascii="TH SarabunIT๙" w:eastAsia="Times New Roman" w:hAnsi="TH SarabunIT๙" w:cs="TH SarabunIT๙"/>
-                      <w:sz w:val="28"/>
-                      <w:cs/>
-                    </w:rPr>
-                    <w:t>7.  </w:t>
-                  </w:r>
-                  <w:r>
-                    <w:rPr>
                       <w:rFonts w:ascii="TH SarabunIT๙" w:eastAsia="Times New Roman" w:hAnsi="TH SarabunIT๙" w:cs="TH SarabunIT๙" w:hint="cs"/>
                       <w:sz w:val="28"/>
                       <w:cs/>
@@ -17073,9 +17430,16 @@
                     <w:rPr>
                       <w:rFonts w:ascii="TH SarabunIT๙" w:eastAsia="Times New Roman" w:hAnsi="TH SarabunIT๙" w:cs="TH SarabunIT๙"/>
                       <w:sz w:val="28"/>
+                    </w:rPr>
+                    <w:t>7</w:t>
+                  </w:r>
+                  <w:r>
+                    <w:rPr>
+                      <w:rFonts w:ascii="TH SarabunIT๙" w:eastAsia="Times New Roman" w:hAnsi="TH SarabunIT๙" w:cs="TH SarabunIT๙"/>
+                      <w:sz w:val="28"/>
                       <w:cs/>
                     </w:rPr>
-                    <w:t xml:space="preserve">การประเมินผลการปฏิบัติงานของผู้ประกอบการ หน่วยงานของรัฐสามารถนำผลการปฏิบัติงานแล้วเสร็จ  </w:t>
+                    <w:t xml:space="preserve">. การประเมินผลการปฏิบัติงานของผู้ประกอบการ หน่วยงานของรัฐสามารถนำผลการปฏิบัติงานแล้วเสร็จ </w:t>
                   </w:r>
                 </w:p>
                 <w:p>
@@ -17089,19 +17453,11 @@
                   </w:pPr>
                   <w:r>
                     <w:rPr>
-                      <w:rFonts w:ascii="TH SarabunIT๙" w:eastAsia="Times New Roman" w:hAnsi="TH SarabunIT๙" w:cs="TH SarabunIT๙"/>
-                      <w:sz w:val="28"/>
-                      <w:cs/>
-                    </w:rPr>
-                    <w:t xml:space="preserve">    </w:t>
-                  </w:r>
-                  <w:r>
-                    <w:rPr>
                       <w:rFonts w:ascii="TH SarabunIT๙" w:eastAsia="Times New Roman" w:hAnsi="TH SarabunIT๙" w:cs="TH SarabunIT๙" w:hint="cs"/>
                       <w:sz w:val="28"/>
                       <w:cs/>
                     </w:rPr>
-                    <w:t xml:space="preserve">  </w:t>
+                    <w:t xml:space="preserve">     </w:t>
                   </w:r>
                   <w:r>
                     <w:rPr>
@@ -17192,9 +17548,16 @@
                     <w:rPr>
                       <w:rFonts w:ascii="TH SarabunIT๙" w:eastAsia="Times New Roman" w:hAnsi="TH SarabunIT๙" w:cs="TH SarabunIT๙"/>
                       <w:sz w:val="28"/>
+                    </w:rPr>
+                    <w:t>1</w:t>
+                  </w:r>
+                  <w:r>
+                    <w:rPr>
+                      <w:rFonts w:ascii="TH SarabunIT๙" w:eastAsia="Times New Roman" w:hAnsi="TH SarabunIT๙" w:cs="TH SarabunIT๙"/>
+                      <w:sz w:val="28"/>
                       <w:cs/>
                     </w:rPr>
-                    <w:t>๑.</w:t>
+                    <w:t>.</w:t>
                   </w:r>
                   <w:r>
                     <w:rPr>
@@ -17253,9 +17616,16 @@
                     <w:rPr>
                       <w:rFonts w:ascii="TH SarabunIT๙" w:eastAsia="Times New Roman" w:hAnsi="TH SarabunIT๙" w:cs="TH SarabunIT๙"/>
                       <w:sz w:val="28"/>
+                    </w:rPr>
+                    <w:t>2</w:t>
+                  </w:r>
+                  <w:r>
+                    <w:rPr>
+                      <w:rFonts w:ascii="TH SarabunIT๙" w:eastAsia="Times New Roman" w:hAnsi="TH SarabunIT๙" w:cs="TH SarabunIT๙"/>
+                      <w:sz w:val="28"/>
                       <w:cs/>
                     </w:rPr>
-                    <w:t>๒. ใบสั่ง</w:t>
+                    <w:t>. ใบสั่ง</w:t>
                   </w:r>
                   <w:r>
                     <w:rPr>
@@ -17263,7 +17633,16 @@
                       <w:noProof/>
                       <w:sz w:val="28"/>
                     </w:rPr>
-                    <w:t>{{order_type}}</w:t>
+                    <w:t>{{order_type</w:t>
+                  </w:r>
+                  <w:proofErr w:type="gramStart"/>
+                  <w:r>
+                    <w:rPr>
+                      <w:rFonts w:ascii="TH SarabunIT๙" w:eastAsia="Times New Roman" w:hAnsi="TH SarabunIT๙" w:cs="TH SarabunIT๙"/>
+                      <w:noProof/>
+                      <w:sz w:val="28"/>
+                    </w:rPr>
+                    <w:t>}}</w:t>
                   </w:r>
                   <w:r>
                     <w:rPr>
@@ -17271,7 +17650,16 @@
                       <w:sz w:val="28"/>
                       <w:cs/>
                     </w:rPr>
-                    <w:t xml:space="preserve">นี้อ้างอิงตามเลขที่โครงการ </w:t>
+                    <w:t>นี้อ้างอิงตามเลขที่โครงการ</w:t>
+                  </w:r>
+                  <w:proofErr w:type="gramEnd"/>
+                  <w:r>
+                    <w:rPr>
+                      <w:rFonts w:ascii="TH SarabunIT๙" w:eastAsia="Times New Roman" w:hAnsi="TH SarabunIT๙" w:cs="TH SarabunIT๙"/>
+                      <w:sz w:val="28"/>
+                      <w:cs/>
+                    </w:rPr>
+                    <w:t xml:space="preserve"> </w:t>
                   </w:r>
                   <w:r>
                     <w:rPr>
@@ -17295,7 +17683,7 @@
                       <w:noProof/>
                       <w:sz w:val="28"/>
                     </w:rPr>
-                    <w:t>{{order_type}}</w:t>
+                    <w:t>{{procurement_subject}}</w:t>
                   </w:r>
                   <w:r>
                     <w:rPr>
@@ -17347,11 +17735,19 @@
                   </w:pPr>
                   <w:r>
                     <w:rPr>
+                      <w:rFonts w:ascii="TH SarabunIT๙" w:hAnsi="TH SarabunIT๙" w:cs="TH SarabunIT๙"/>
+                      <w:sz w:val="28"/>
+                      <w:cs/>
+                    </w:rPr>
+                    <w:t>............................................</w:t>
+                  </w:r>
+                  <w:r>
+                    <w:rPr>
                       <w:rFonts w:ascii="TH SarabunIT๙" w:hAnsi="TH SarabunIT๙" w:cs="TH SarabunIT๙" w:hint="cs"/>
                       <w:sz w:val="28"/>
                       <w:cs/>
                     </w:rPr>
-                    <w:t xml:space="preserve">         ...........................................ผู้สั่ง</w:t>
+                    <w:t>ผู้สั่ง</w:t>
                   </w:r>
                   <w:r>
                     <w:rPr>
@@ -17366,7 +17762,15 @@
                       <w:rFonts w:ascii="TH SarabunIT๙" w:hAnsi="TH SarabunIT๙" w:cs="TH SarabunIT๙"/>
                       <w:sz w:val="28"/>
                     </w:rPr>
-                    <w:t xml:space="preserve">           </w:t>
+                    <w:t xml:space="preserve">       </w:t>
+                  </w:r>
+                  <w:r>
+                    <w:rPr>
+                      <w:rFonts w:ascii="TH SarabunIT๙" w:hAnsi="TH SarabunIT๙" w:cs="TH SarabunIT๙"/>
+                      <w:sz w:val="28"/>
+                      <w:cs/>
+                    </w:rPr>
+                    <w:t>............................................</w:t>
                   </w:r>
                   <w:r>
                     <w:rPr>
@@ -17374,7 +17778,7 @@
                       <w:sz w:val="28"/>
                       <w:cs/>
                     </w:rPr>
-                    <w:t>...........................................ผู้รับใบสั่ง</w:t>
+                    <w:t>ผู้รับใบสั่ง</w:t>
                   </w:r>
                   <w:r>
                     <w:rPr>
@@ -17388,33 +17792,23 @@
                 <w:p>
                   <w:pPr>
                     <w:shd w:val="clear" w:color="auto" w:fill="FFFFFF" w:themeFill="background1"/>
+                    <w:tabs>
+                      <w:tab w:val="left" w:pos="302"/>
+                      <w:tab w:val="left" w:pos="4449"/>
+                    </w:tabs>
                     <w:spacing w:after="0" w:line="240" w:lineRule="auto"/>
                     <w:rPr>
                       <w:rFonts w:ascii="TH SarabunIT๙" w:eastAsia="Times New Roman" w:hAnsi="TH SarabunIT๙" w:cs="TH SarabunIT๙"/>
                       <w:sz w:val="28"/>
                     </w:rPr>
                   </w:pPr>
-                  <w:r>
-                    <w:rPr>
-                      <w:rFonts w:ascii="TH SarabunIT๙" w:hAnsi="TH SarabunIT๙" w:cs="TH SarabunIT๙"/>
-                      <w:sz w:val="28"/>
-                    </w:rPr>
-                    <w:t xml:space="preserve">           </w:t>
-                  </w:r>
                   <w:r>
                     <w:rPr>
                       <w:rFonts w:ascii="TH SarabunIT๙" w:hAnsi="TH SarabunIT๙" w:cs="TH SarabunIT๙"/>
                       <w:sz w:val="28"/>
                       <w:cs/>
                     </w:rPr>
-                    <w:t>(</w:t>
-                  </w:r>
-                  <w:r>
-                    <w:rPr>
-                      <w:rFonts w:ascii="TH SarabunIT๙" w:hAnsi="TH SarabunIT๙" w:cs="TH SarabunIT๙"/>
-                      <w:sz w:val="28"/>
-                    </w:rPr>
-                    <w:t xml:space="preserve"> {{director_name}}</w:t>
+                    <w:tab/>
                   </w:r>
                   <w:r>
                     <w:rPr>
@@ -17422,23 +17816,46 @@
                       <w:sz w:val="28"/>
                       <w:cs/>
                     </w:rPr>
-                    <w:t>)</w:t>
-                  </w:r>
-                  <w:r>
-                    <w:rPr>
-                      <w:rFonts w:ascii="TH SarabunIT๙" w:eastAsia="Times New Roman" w:hAnsi="TH SarabunIT๙" w:cs="TH SarabunIT๙"/>
+                    <w:t>(</w:t>
+                  </w:r>
+                  <w:r>
+                    <w:rPr>
+                      <w:rFonts w:ascii="TH SarabunIT๙" w:hAnsi="TH SarabunIT๙" w:cs="TH SarabunIT๙"/>
+                      <w:sz w:val="28"/>
+                    </w:rPr>
+                    <w:t>{{</w:t>
+                  </w:r>
+                  <w:proofErr w:type="spellStart"/>
+                  <w:r>
+                    <w:rPr>
+                      <w:rFonts w:ascii="TH SarabunIT๙" w:hAnsi="TH SarabunIT๙" w:cs="TH SarabunIT๙"/>
+                      <w:sz w:val="28"/>
+                    </w:rPr>
+                    <w:t>director_name</w:t>
+                  </w:r>
+                  <w:proofErr w:type="spellEnd"/>
+                  <w:r>
+                    <w:rPr>
+                      <w:rFonts w:ascii="TH SarabunIT๙" w:hAnsi="TH SarabunIT๙" w:cs="TH SarabunIT๙"/>
+                      <w:sz w:val="28"/>
+                    </w:rPr>
+                    <w:t>}}</w:t>
+                  </w:r>
+                  <w:r>
+                    <w:rPr>
+                      <w:rFonts w:ascii="TH SarabunIT๙" w:hAnsi="TH SarabunIT๙" w:cs="TH SarabunIT๙"/>
                       <w:sz w:val="28"/>
                       <w:cs/>
                     </w:rPr>
-                    <w:t xml:space="preserve"> </w:t>
-                  </w:r>
-                  <w:r>
-                    <w:rPr>
-                      <w:rFonts w:ascii="TH SarabunIT๙" w:eastAsia="Times New Roman" w:hAnsi="TH SarabunIT๙" w:cs="TH SarabunIT๙" w:hint="cs"/>
+                    <w:t>)</w:t>
+                  </w:r>
+                  <w:r>
+                    <w:rPr>
+                      <w:rFonts w:ascii="TH SarabunIT๙" w:hAnsi="TH SarabunIT๙" w:cs="TH SarabunIT๙"/>
                       <w:sz w:val="28"/>
                       <w:cs/>
                     </w:rPr>
-                    <w:t xml:space="preserve">                                     </w:t>
+                    <w:tab/>
                   </w:r>
                   <w:r>
                     <w:rPr>
@@ -17453,12 +17870,32 @@
                       <w:rFonts w:ascii="TH SarabunIT๙" w:hAnsi="TH SarabunIT๙" w:cs="TH SarabunIT๙"/>
                       <w:sz w:val="28"/>
                     </w:rPr>
-                    <w:t>{{vendor_owner}}</w:t>
+                    <w:t>{{</w:t>
+                  </w:r>
+                  <w:proofErr w:type="spellStart"/>
+                  <w:r>
+                    <w:rPr>
+                      <w:rFonts w:ascii="TH SarabunIT๙" w:hAnsi="TH SarabunIT๙" w:cs="TH SarabunIT๙"/>
+                      <w:sz w:val="28"/>
+                    </w:rPr>
+                    <w:t>vendor_owner</w:t>
+                  </w:r>
+                  <w:proofErr w:type="spellEnd"/>
+                  <w:r>
+                    <w:rPr>
+                      <w:rFonts w:ascii="TH SarabunIT๙" w:hAnsi="TH SarabunIT๙" w:cs="TH SarabunIT๙"/>
+                      <w:sz w:val="28"/>
+                    </w:rPr>
+                    <w:t>}}</w:t>
                   </w:r>
                 </w:p>
                 <w:p>
                   <w:pPr>
                     <w:shd w:val="clear" w:color="auto" w:fill="FFFFFF" w:themeFill="background1"/>
+                    <w:tabs>
+                      <w:tab w:val="left" w:pos="53"/>
+                      <w:tab w:val="left" w:pos="4838"/>
+                    </w:tabs>
                     <w:spacing w:after="0" w:line="240" w:lineRule="auto"/>
                     <w:rPr>
                       <w:rFonts w:ascii="TH SarabunIT๙" w:eastAsia="Times New Roman" w:hAnsi="TH SarabunIT๙" w:cs="TH SarabunIT๙"/>
@@ -17467,11 +17904,11 @@
                   </w:pPr>
                   <w:r>
                     <w:rPr>
-                      <w:rFonts w:ascii="TH SarabunIT๙" w:eastAsia="Times New Roman" w:hAnsi="TH SarabunIT๙" w:cs="TH SarabunIT๙" w:hint="cs"/>
+                      <w:rFonts w:ascii="TH SarabunIT๙" w:eastAsia="Times New Roman" w:hAnsi="TH SarabunIT๙" w:cs="TH SarabunIT๙"/>
                       <w:sz w:val="28"/>
                       <w:cs/>
                     </w:rPr>
-                    <w:t xml:space="preserve">          </w:t>
+                    <w:tab/>
                   </w:r>
                   <w:r>
                     <w:rPr>
@@ -17510,22 +17947,7 @@
                       <w:sz w:val="28"/>
                       <w:cs/>
                     </w:rPr>
-                    <w:t xml:space="preserve"> </w:t>
-                  </w:r>
-                  <w:r>
-                    <w:rPr>
-                      <w:rFonts w:ascii="TH SarabunIT๙" w:eastAsia="Times New Roman" w:hAnsi="TH SarabunIT๙" w:cs="TH SarabunIT๙"/>
-                      <w:sz w:val="28"/>
-                    </w:rPr>
-                    <w:t xml:space="preserve">                        </w:t>
-                  </w:r>
-                  <w:r>
-                    <w:rPr>
-                      <w:rFonts w:ascii="TH SarabunIT๙" w:eastAsia="Times New Roman" w:hAnsi="TH SarabunIT๙" w:cs="TH SarabunIT๙" w:hint="cs"/>
-                      <w:sz w:val="28"/>
-                      <w:cs/>
-                    </w:rPr>
-                    <w:t xml:space="preserve">      </w:t>
+                    <w:tab/>
                   </w:r>
                   <w:r>
                     <w:rPr>
@@ -17539,28 +17961,41 @@
                 <w:p>
                   <w:pPr>
                     <w:shd w:val="clear" w:color="auto" w:fill="FFFFFF" w:themeFill="background1"/>
+                    <w:tabs>
+                      <w:tab w:val="left" w:pos="207"/>
+                      <w:tab w:val="left" w:pos="4281"/>
+                    </w:tabs>
                     <w:spacing w:after="0" w:line="240" w:lineRule="auto"/>
                     <w:rPr>
-                      <w:rFonts w:ascii="TH SarabunIT๙" w:eastAsia="Times New Roman" w:hAnsi="TH SarabunIT๙" w:cs="TH SarabunIT๙"/>
+                      <w:rFonts w:ascii="TH SarabunIT๙" w:eastAsia="Times New Roman" w:hAnsi="TH SarabunIT๙" w:cs="TH SarabunIT๙" w:hint="cs"/>
                       <w:sz w:val="28"/>
                     </w:rPr>
                   </w:pPr>
                   <w:r>
                     <w:rPr>
                       <w:rFonts w:ascii="TH SarabunIT๙" w:eastAsia="Times New Roman" w:hAnsi="TH SarabunIT๙" w:cs="TH SarabunIT๙"/>
+                      <w:noProof/>
                       <w:sz w:val="28"/>
                       <w:cs/>
                     </w:rPr>
-                    <w:lastRenderedPageBreak/>
-                    <w:t xml:space="preserve">             </w:t>
-                  </w:r>
-                  <w:r>
-                    <w:rPr>
-                      <w:rFonts w:ascii="TH SarabunIT๙" w:eastAsia="Times New Roman" w:hAnsi="TH SarabunIT๙" w:cs="TH SarabunIT๙" w:hint="cs"/>
+                    <w:tab/>
+                  </w:r>
+                  <w:r>
+                    <w:rPr>
+                      <w:rFonts w:ascii="TH SarabunIT๙" w:eastAsia="Times New Roman" w:hAnsi="TH SarabunIT๙" w:cs="TH SarabunIT๙"/>
+                      <w:noProof/>
+                      <w:sz w:val="28"/>
+                    </w:rPr>
+                    <w:t>{{date_contract_signed}}</w:t>
+                  </w:r>
+                  <w:r>
+                    <w:rPr>
+                      <w:rFonts w:ascii="TH SarabunIT๙" w:eastAsia="Times New Roman" w:hAnsi="TH SarabunIT๙" w:cs="TH SarabunIT๙"/>
+                      <w:noProof/>
                       <w:sz w:val="28"/>
                       <w:cs/>
                     </w:rPr>
-                    <w:t xml:space="preserve">     </w:t>
+                    <w:tab/>
                   </w:r>
                   <w:r>
                     <w:rPr>
@@ -17576,42 +18011,8 @@
                       <w:sz w:val="28"/>
                       <w:cs/>
                     </w:rPr>
-                    <w:t xml:space="preserve"> </w:t>
-                  </w:r>
-                  <w:r>
-                    <w:rPr>
-                      <w:rFonts w:ascii="TH SarabunIT๙" w:eastAsia="Times New Roman" w:hAnsi="TH SarabunIT๙" w:cs="TH SarabunIT๙" w:hint="cs"/>
-                      <w:sz w:val="28"/>
-                      <w:cs/>
-                    </w:rPr>
-                    <w:t xml:space="preserve">                                            </w:t>
-                  </w:r>
-                  <w:r>
-                    <w:rPr>
-                      <w:rFonts w:ascii="TH SarabunIT๙" w:eastAsia="Times New Roman" w:hAnsi="TH SarabunIT๙" w:cs="TH SarabunIT๙"/>
-                      <w:noProof/>
-                      <w:sz w:val="28"/>
-                    </w:rPr>
-                    <w:t>{{date_contract_signed}}</w:t>
-                  </w:r>
-                  <w:r>
-                    <w:rPr>
-                      <w:rFonts w:ascii="TH SarabunIT๙" w:eastAsia="Times New Roman" w:hAnsi="TH SarabunIT๙" w:cs="TH SarabunIT๙"/>
-                      <w:sz w:val="28"/>
-                      <w:cs/>
-                    </w:rPr>
                     <w:t xml:space="preserve">          </w:t>
                   </w:r>
-                </w:p>
-                <w:p>
-                  <w:pPr>
-                    <w:shd w:val="clear" w:color="auto" w:fill="FFFFFF" w:themeFill="background1"/>
-                    <w:spacing w:after="0" w:line="240" w:lineRule="auto"/>
-                    <w:rPr>
-                      <w:rFonts w:ascii="TH SarabunIT๙" w:eastAsia="Times New Roman" w:hAnsi="TH SarabunIT๙" w:cs="TH SarabunIT๙"/>
-                      <w:sz w:val="28"/>
-                    </w:rPr>
-                  </w:pPr>
                 </w:p>
                 <w:p>
                   <w:pPr>
@@ -18210,7 +18611,7 @@
           <w:sz w:val="32"/>
           <w:szCs w:val="32"/>
         </w:rPr>
-        <w:t>{{order_type}}</w:t>
+        <w:t>{{procurement_subject}}</w:t>
       </w:r>
       <w:r>
         <w:rPr>
@@ -18246,7 +18647,7 @@
       </w:tblGrid>
       <w:tr>
         <w:trPr>
-          <w:trHeight w:val="363"/>
+          <w:trHeight w:val="20"/>
         </w:trPr>
         <w:tc>
           <w:tcPr>
@@ -18409,7 +18810,7 @@
       </w:tr>
       <w:tr>
         <w:trPr>
-          <w:trHeight w:val="800"/>
+          <w:trHeight w:val="20"/>
         </w:trPr>
         <w:tc>
           <w:tcPr>
@@ -18525,7 +18926,7 @@
       </w:tr>
       <w:tr>
         <w:trPr>
-          <w:trHeight w:val="363"/>
+          <w:trHeight w:val="20"/>
         </w:trPr>
         <w:tc>
           <w:tcPr>
@@ -18610,7 +19011,7 @@
       </w:tr>
       <w:tr>
         <w:trPr>
-          <w:trHeight w:val="145"/>
+          <w:trHeight w:val="20"/>
         </w:trPr>
         <w:tc>
           <w:tcPr>
@@ -18694,7 +19095,7 @@
       </w:tr>
       <w:tr>
         <w:trPr>
-          <w:trHeight w:val="388"/>
+          <w:trHeight w:val="20"/>
         </w:trPr>
         <w:tc>
           <w:tcPr>
@@ -19625,7 +20026,7 @@
           <w:noProof/>
           <w:sz w:val="32"/>
         </w:rPr>
-        <w:t>{{order_type}}</w:t>
+        <w:t>{{procurement_subject}}</w:t>
       </w:r>
       <w:r>
         <w:rPr>
@@ -20272,12 +20673,21 @@
       </w:r>
       <w:r>
         <w:rPr>
+          <w:rFonts w:ascii="TH SarabunIT๙" w:hAnsi="TH SarabunIT๙" w:cs="TH SarabunIT๙" w:hint="cs"/>
+          <w:sz w:val="32"/>
+          <w:szCs w:val="32"/>
+          <w:cs/>
+        </w:rPr>
+        <w:t>จัด</w:t>
+      </w:r>
+      <w:r>
+        <w:rPr>
           <w:rFonts w:ascii="TH SarabunIT๙" w:eastAsia="Times New Roman" w:hAnsi="TH SarabunIT๙" w:cs="TH SarabunIT๙"/>
           <w:noProof/>
           <w:sz w:val="32"/>
           <w:szCs w:val="32"/>
         </w:rPr>
-        <w:t>{{order_type}}</w:t>
+        <w:t>{{procurement_subject}}</w:t>
       </w:r>
       <w:r>
         <w:rPr>
@@ -20493,7 +20903,7 @@
           <w:sz w:val="32"/>
           <w:szCs w:val="32"/>
         </w:rPr>
-        <w:pict w14:anchorId="064E4920">
+        <w:pict w14:anchorId="6B33904D">
           <v:shape id="_x0000_i1030" type="#_x0000_t75" alt="" style="width:19.8pt;height:19.8pt;mso-width-percent:0;mso-height-percent:0;mso-width-percent:0;mso-height-percent:0">
             <v:imagedata r:id="rId10" o:title=""/>
           </v:shape>
@@ -20532,7 +20942,7 @@
           <w:sz w:val="32"/>
           <w:szCs w:val="32"/>
         </w:rPr>
-        <w:pict w14:anchorId="3B11D870">
+        <w:pict w14:anchorId="717C82E3">
           <v:shape id="_x0000_i1029" type="#_x0000_t75" alt="" style="width:19.8pt;height:19.8pt;mso-width-percent:0;mso-height-percent:0;mso-width-percent:0;mso-height-percent:0">
             <v:imagedata r:id="rId10" o:title=""/>
           </v:shape>
@@ -20571,7 +20981,7 @@
           <w:sz w:val="32"/>
           <w:szCs w:val="32"/>
         </w:rPr>
-        <w:pict w14:anchorId="0478ADBA">
+        <w:pict w14:anchorId="6B5CF397">
           <v:shape id="_x0000_i1028" type="#_x0000_t75" alt="" style="width:19.8pt;height:19.8pt;mso-width-percent:0;mso-height-percent:0;mso-width-percent:0;mso-height-percent:0">
             <v:imagedata r:id="rId11" o:title=""/>
           </v:shape>
@@ -20628,7 +21038,7 @@
           <w:sz w:val="32"/>
           <w:szCs w:val="32"/>
         </w:rPr>
-        <w:pict w14:anchorId="2438D14A">
+        <w:pict w14:anchorId="4CC17CDA">
           <v:shape id="_x0000_i1027" type="#_x0000_t75" alt="" style="width:19.8pt;height:19.8pt;mso-width-percent:0;mso-height-percent:0;mso-width-percent:0;mso-height-percent:0">
             <v:imagedata r:id="rId11" o:title=""/>
           </v:shape>
@@ -20667,7 +21077,7 @@
           <w:sz w:val="32"/>
           <w:szCs w:val="32"/>
         </w:rPr>
-        <w:pict w14:anchorId="2AFE6E84">
+        <w:pict w14:anchorId="362919E4">
           <v:shape id="_x0000_i1026" type="#_x0000_t75" alt="" style="width:19.8pt;height:19.8pt;mso-width-percent:0;mso-height-percent:0;mso-width-percent:0;mso-height-percent:0">
             <v:imagedata r:id="rId10" o:title=""/>
           </v:shape>
@@ -21270,11 +21680,11 @@
           <w:sz w:val="32"/>
           <w:szCs w:val="32"/>
         </w:rPr>
-        <w:object w:dxaOrig="1440" w:dyaOrig="1440" w14:anchorId="6790AD93">
+        <w:object w:dxaOrig="1440" w:dyaOrig="1440" w14:anchorId="4AC0A8BC">
           <v:shape id="_x0000_s1026" type="#_x0000_t75" alt="" style="position:absolute;left:0;text-align:left;margin-left:-.8pt;margin-top:-20.55pt;width:53.4pt;height:57.75pt;z-index:251662336;mso-wrap-edited:f;mso-width-percent:0;mso-height-percent:0;mso-position-horizontal-relative:text;mso-position-vertical-relative:text;mso-width-percent:0;mso-height-percent:0" fillcolor="window">
             <v:imagedata r:id="rId6" o:title=""/>
           </v:shape>
-          <o:OLEObject Type="Embed" ProgID="Word.Picture.8" ShapeID="_x0000_s1026" DrawAspect="Content" ObjectID="_1844970772" r:id="rId12"/>
+          <o:OLEObject Type="Embed" ProgID="Word.Picture.8" ShapeID="_x0000_s1026" DrawAspect="Content" ObjectID="_1845031039" r:id="rId12"/>
         </w:object>
       </w:r>
       <w:r>
@@ -21656,7 +22066,7 @@
           <w:sz w:val="32"/>
           <w:szCs w:val="32"/>
         </w:rPr>
-        <w:t>{{order_type}}</w:t>
+        <w:t>{{procurement_subject}}</w:t>
       </w:r>
       <w:r>
         <w:rPr>
@@ -23264,7 +23674,7 @@
       </w:tblGrid>
       <w:tr>
         <w:trPr>
-          <w:trHeight w:val="357"/>
+          <w:trHeight w:val="20"/>
         </w:trPr>
         <w:tc>
           <w:tcPr>
@@ -23387,7 +23797,7 @@
       </w:tr>
       <w:tr>
         <w:trPr>
-          <w:trHeight w:val="484"/>
+          <w:trHeight w:val="20"/>
         </w:trPr>
         <w:tc>
           <w:tcPr>
@@ -23492,6 +23902,9 @@
         </w:tc>
       </w:tr>
       <w:tr>
+        <w:trPr>
+          <w:trHeight w:val="20"/>
+        </w:trPr>
         <w:tc>
           <w:tcPr>
             <w:tcW w:w="775" w:type="dxa"/>
@@ -23510,7 +23923,23 @@
                 <w:rFonts w:ascii="TH SarabunIT๙" w:eastAsia="Calibri" w:hAnsi="TH SarabunIT๙" w:cs="TH SarabunIT๙"/>
                 <w:szCs w:val="32"/>
               </w:rPr>
-              <w:t>{{idx}}</w:t>
+              <w:t>{{</w:t>
+            </w:r>
+            <w:proofErr w:type="spellStart"/>
+            <w:r>
+              <w:rPr>
+                <w:rFonts w:ascii="TH SarabunIT๙" w:eastAsia="Calibri" w:hAnsi="TH SarabunIT๙" w:cs="TH SarabunIT๙"/>
+                <w:szCs w:val="32"/>
+              </w:rPr>
+              <w:t>idx</w:t>
+            </w:r>
+            <w:proofErr w:type="spellEnd"/>
+            <w:r>
+              <w:rPr>
+                <w:rFonts w:ascii="TH SarabunIT๙" w:eastAsia="Calibri" w:hAnsi="TH SarabunIT๙" w:cs="TH SarabunIT๙"/>
+                <w:szCs w:val="32"/>
+              </w:rPr>
+              <w:t>}}</w:t>
             </w:r>
           </w:p>
         </w:tc>
@@ -23584,7 +24013,6 @@
         <w:tc>
           <w:tcPr>
             <w:tcW w:w="2494" w:type="dxa"/>
-            <w:vMerge w:val="restart"/>
           </w:tcPr>
           <w:p>
             <w:pPr>
@@ -23619,85 +24047,8 @@
                 <w:noProof/>
                 <w:szCs w:val="32"/>
               </w:rPr>
-              <w:t>{{order_type}}</w:t>
-            </w:r>
-          </w:p>
-        </w:tc>
-      </w:tr>
-      <w:tr>
-        <w:tc>
-          <w:tcPr>
-            <w:tcW w:w="775" w:type="dxa"/>
-          </w:tcPr>
-          <w:p>
-            <w:pPr>
-              <w:pStyle w:val="a8"/>
-              <w:jc w:val="center"/>
-              <w:rPr>
-                <w:rFonts w:ascii="TH SarabunIT๙" w:eastAsia="Calibri" w:hAnsi="TH SarabunIT๙" w:cs="TH SarabunIT๙"/>
-                <w:szCs w:val="32"/>
-              </w:rPr>
-            </w:pPr>
-          </w:p>
-        </w:tc>
-        <w:tc>
-          <w:tcPr>
-            <w:tcW w:w="3797" w:type="dxa"/>
-          </w:tcPr>
-          <w:p>
-            <w:pPr>
-              <w:pStyle w:val="a8"/>
-              <w:rPr>
-                <w:rFonts w:ascii="TH SarabunIT๙" w:eastAsia="Calibri" w:hAnsi="TH SarabunIT๙" w:cs="TH SarabunIT๙"/>
-                <w:szCs w:val="32"/>
-              </w:rPr>
-            </w:pPr>
-          </w:p>
-        </w:tc>
-        <w:tc>
-          <w:tcPr>
-            <w:tcW w:w="1426" w:type="dxa"/>
-          </w:tcPr>
-          <w:p>
-            <w:pPr>
-              <w:pStyle w:val="a8"/>
-              <w:jc w:val="center"/>
-              <w:rPr>
-                <w:rFonts w:ascii="TH SarabunIT๙" w:eastAsia="Calibri" w:hAnsi="TH SarabunIT๙" w:cs="TH SarabunIT๙"/>
-                <w:szCs w:val="32"/>
-              </w:rPr>
-            </w:pPr>
-          </w:p>
-        </w:tc>
-        <w:tc>
-          <w:tcPr>
-            <w:tcW w:w="1426" w:type="dxa"/>
-          </w:tcPr>
-          <w:p>
-            <w:pPr>
-              <w:pStyle w:val="a8"/>
-              <w:jc w:val="center"/>
-              <w:rPr>
-                <w:rFonts w:ascii="TH SarabunIT๙" w:eastAsia="Calibri" w:hAnsi="TH SarabunIT๙" w:cs="TH SarabunIT๙"/>
-                <w:szCs w:val="32"/>
-              </w:rPr>
-            </w:pPr>
-          </w:p>
-        </w:tc>
-        <w:tc>
-          <w:tcPr>
-            <w:tcW w:w="2494" w:type="dxa"/>
-            <w:vMerge/>
-          </w:tcPr>
-          <w:p>
-            <w:pPr>
-              <w:pStyle w:val="a8"/>
-              <w:rPr>
-                <w:rFonts w:ascii="TH SarabunIT๙" w:hAnsi="TH SarabunIT๙" w:cs="TH SarabunIT๙"/>
-                <w:noProof/>
-                <w:szCs w:val="32"/>
-              </w:rPr>
-            </w:pPr>
+              <w:t>{{procurement_subject}}</w:t>
+            </w:r>
           </w:p>
         </w:tc>
       </w:tr>
@@ -23730,6 +24081,9 @@
         <w:gridCol w:w="5234"/>
       </w:tblGrid>
       <w:tr>
+        <w:trPr>
+          <w:trHeight w:val="20"/>
+        </w:trPr>
         <w:tc>
           <w:tcPr>
             <w:tcW w:w="4655" w:type="dxa"/>
@@ -23915,7 +24269,7 @@
       </w:tr>
       <w:tr>
         <w:trPr>
-          <w:trHeight w:val="1446"/>
+          <w:trHeight w:val="20"/>
         </w:trPr>
         <w:tc>
           <w:tcPr>

--- a/assets/templates/master_template.docx
+++ b/assets/templates/master_template.docx
@@ -1,6 +1,6 @@
 
 <file path=word/document.xml><?xml version="1.0" encoding="utf-8"?>
-<w:document xmlns:wpc="http://schemas.microsoft.com/office/word/2010/wordprocessingCanvas" xmlns:cx="http://schemas.microsoft.com/office/drawing/2014/chartex" xmlns:cx1="http://schemas.microsoft.com/office/drawing/2015/9/8/chartex" xmlns:cx2="http://schemas.microsoft.com/office/drawing/2015/10/21/chartex" xmlns:cx3="http://schemas.microsoft.com/office/drawing/2016/5/9/chartex" xmlns:cx4="http://schemas.microsoft.com/office/drawing/2016/5/10/chartex" xmlns:cx5="http://schemas.microsoft.com/office/drawing/2016/5/11/chartex" xmlns:cx6="http://schemas.microsoft.com/office/drawing/2016/5/12/chartex" xmlns:cx7="http://schemas.microsoft.com/office/drawing/2016/5/13/chartex" xmlns:cx8="http://schemas.microsoft.com/office/drawing/2016/5/14/chartex" xmlns:mc="http://schemas.openxmlformats.org/markup-compatibility/2006" xmlns:aink="http://schemas.microsoft.com/office/drawing/2016/ink" xmlns:am3d="http://schemas.microsoft.com/office/drawing/2017/model3d" xmlns:o="urn:schemas-microsoft-com:office:office" xmlns:oel="http://schemas.microsoft.com/office/2019/extlst" xmlns:r="http://schemas.openxmlformats.org/officeDocument/2006/relationships" xmlns:m="http://schemas.openxmlformats.org/officeDocument/2006/math" xmlns:v="urn:schemas-microsoft-com:vml" xmlns:wp14="http://schemas.microsoft.com/office/word/2010/wordprocessingDrawing" xmlns:wp="http://schemas.openxmlformats.org/drawingml/2006/wordprocessingDrawing" xmlns:w10="urn:schemas-microsoft-com:office:word" xmlns:w="http://schemas.openxmlformats.org/wordprocessingml/2006/main" xmlns:w14="http://schemas.microsoft.com/office/word/2010/wordml" xmlns:w15="http://schemas.microsoft.com/office/word/2012/wordml" xmlns:w16cex="http://schemas.microsoft.com/office/word/2018/wordml/cex" xmlns:w16cid="http://schemas.microsoft.com/office/word/2016/wordml/cid" xmlns:w16="http://schemas.microsoft.com/office/word/2018/wordml" xmlns:w16sdtdh="http://schemas.microsoft.com/office/word/2020/wordml/sdtdatahash" xmlns:w16se="http://schemas.microsoft.com/office/word/2015/wordml/symex" xmlns:wpg="http://schemas.microsoft.com/office/word/2010/wordprocessingGroup" xmlns:wpi="http://schemas.microsoft.com/office/word/2010/wordprocessingInk" xmlns:wne="http://schemas.microsoft.com/office/word/2006/wordml" xmlns:wps="http://schemas.microsoft.com/office/word/2010/wordprocessingShape" mc:Ignorable="w14 w15 w16se w16cid w16 w16cex w16sdtdh wp14">
+<w:document xmlns:wpc="http://schemas.microsoft.com/office/word/2010/wordprocessingCanvas" xmlns:cx="http://schemas.microsoft.com/office/drawing/2014/chartex" xmlns:cx1="http://schemas.microsoft.com/office/drawing/2015/9/8/chartex" xmlns:cx2="http://schemas.microsoft.com/office/drawing/2015/10/21/chartex" xmlns:cx3="http://schemas.microsoft.com/office/drawing/2016/5/9/chartex" xmlns:cx4="http://schemas.microsoft.com/office/drawing/2016/5/10/chartex" xmlns:cx5="http://schemas.microsoft.com/office/drawing/2016/5/11/chartex" xmlns:cx6="http://schemas.microsoft.com/office/drawing/2016/5/12/chartex" xmlns:cx7="http://schemas.microsoft.com/office/drawing/2016/5/13/chartex" xmlns:cx8="http://schemas.microsoft.com/office/drawing/2016/5/14/chartex" xmlns:mc="http://schemas.openxmlformats.org/markup-compatibility/2006" xmlns:aink="http://schemas.microsoft.com/office/drawing/2016/ink" xmlns:am3d="http://schemas.microsoft.com/office/drawing/2017/model3d" xmlns:o="urn:schemas-microsoft-com:office:office" xmlns:oel="http://schemas.microsoft.com/office/2019/extlst" xmlns:r="http://schemas.openxmlformats.org/officeDocument/2006/relationships" xmlns:m="http://schemas.openxmlformats.org/officeDocument/2006/math" xmlns:v="urn:schemas-microsoft-com:vml" xmlns:wp14="http://schemas.microsoft.com/office/word/2010/wordprocessingDrawing" xmlns:wp="http://schemas.openxmlformats.org/drawingml/2006/wordprocessingDrawing" xmlns:w10="urn:schemas-microsoft-com:office:word" xmlns:w="http://schemas.openxmlformats.org/wordprocessingml/2006/main" xmlns:w14="http://schemas.microsoft.com/office/word/2010/wordml" xmlns:w15="http://schemas.microsoft.com/office/word/2012/wordml" xmlns:w16cex="http://schemas.microsoft.com/office/word/2018/wordml/cex" xmlns:w16cid="http://schemas.microsoft.com/office/word/2016/wordml/cid" xmlns:w16="http://schemas.microsoft.com/office/word/2018/wordml" xmlns:w16du="http://schemas.microsoft.com/office/word/2023/wordml/word16du" xmlns:w16sdtdh="http://schemas.microsoft.com/office/word/2020/wordml/sdtdatahash" xmlns:w16sdtfl="http://schemas.microsoft.com/office/word/2024/wordml/sdtformatlock" xmlns:w16se="http://schemas.microsoft.com/office/word/2015/wordml/symex" xmlns:wpg="http://schemas.microsoft.com/office/word/2010/wordprocessingGroup" xmlns:wpi="http://schemas.microsoft.com/office/word/2010/wordprocessingInk" xmlns:wne="http://schemas.microsoft.com/office/word/2006/wordml" xmlns:wps="http://schemas.microsoft.com/office/word/2010/wordprocessingShape" mc:Ignorable="w14 w15 w16se w16cid w16 w16cex w16sdtdh w16sdtfl w16du wp14">
   <w:body>
     <w:p>
       <w:pPr>
@@ -45,7 +45,7 @@
           <v:shape id="_x0000_s1028" type="#_x0000_t75" alt="" style="position:absolute;left:0;text-align:left;margin-left:-3.15pt;margin-top:-15.85pt;width:53.4pt;height:57.75pt;z-index:251663360;mso-wrap-edited:f;mso-width-percent:0;mso-height-percent:0;mso-position-horizontal-relative:text;mso-position-vertical-relative:text;mso-width-percent:0;mso-height-percent:0" fillcolor="window">
             <v:imagedata r:id="rId6" o:title=""/>
           </v:shape>
-          <o:OLEObject Type="Embed" ProgID="Word.Picture.8" ShapeID="_x0000_s1028" DrawAspect="Content" ObjectID="_1845031041" r:id="rId7"/>
+          <o:OLEObject Type="Embed" ProgID="Word.Picture.8" ShapeID="_x0000_s1028" DrawAspect="Content" ObjectID="_1845115992" r:id="rId7"/>
         </w:object>
       </w:r>
       <w:r>
@@ -79,7 +79,7 @@
         </w:tabs>
         <w:spacing w:before="240"/>
         <w:rPr>
-          <w:rFonts w:ascii="TH SarabunIT๙" w:hAnsi="TH SarabunIT๙" w:cs="TH SarabunIT๙"/>
+          <w:rFonts w:ascii="TH SarabunIT๙" w:hAnsi="TH SarabunIT๙" w:cs="TH SarabunIT๙" w:hint="cs"/>
           <w:szCs w:val="32"/>
         </w:rPr>
       </w:pPr>
@@ -91,36 +91,16 @@
           <w:szCs w:val="32"/>
           <w:cs/>
         </w:rPr>
-        <w:t>ส</w:t>
-      </w:r>
-      <w:r>
-        <w:rPr>
-          <w:rFonts w:ascii="TH SarabunIT๙" w:hAnsi="TH SarabunIT๙" w:cs="TH SarabunIT๙" w:hint="cs"/>
+        <w:t>ส่วนราชการ</w:t>
+      </w:r>
+      <w:r>
+        <w:rPr>
+          <w:rFonts w:ascii="TH SarabunIT๙" w:hAnsi="TH SarabunIT๙" w:cs="TH SarabunIT๙"/>
           <w:b/>
           <w:bCs/>
           <w:szCs w:val="32"/>
           <w:cs/>
         </w:rPr>
-        <w:t>่</w:t>
-      </w:r>
-      <w:r>
-        <w:rPr>
-          <w:rFonts w:ascii="TH SarabunIT๙" w:hAnsi="TH SarabunIT๙" w:cs="TH SarabunIT๙"/>
-          <w:b/>
-          <w:bCs/>
-          <w:szCs w:val="32"/>
-          <w:cs/>
-        </w:rPr>
-        <w:t>วนราชการ</w:t>
-      </w:r>
-      <w:r>
-        <w:rPr>
-          <w:rFonts w:ascii="TH SarabunIT๙" w:hAnsi="TH SarabunIT๙" w:cs="TH SarabunIT๙"/>
-          <w:b/>
-          <w:bCs/>
-          <w:szCs w:val="32"/>
-          <w:cs/>
-        </w:rPr>
         <w:tab/>
       </w:r>
       <w:r>
@@ -138,14 +118,6 @@
           <w:szCs w:val="32"/>
         </w:rPr>
         <w:t>{{school_name}}</w:t>
-      </w:r>
-      <w:r>
-        <w:rPr>
-          <w:rFonts w:ascii="TH SarabunIT๙" w:hAnsi="TH SarabunIT๙" w:cs="TH SarabunIT๙"/>
-          <w:szCs w:val="32"/>
-          <w:cs/>
-        </w:rPr>
-        <w:t xml:space="preserve">  </w:t>
       </w:r>
     </w:p>
     <w:p>
@@ -297,10 +269,9 @@
         </w:tabs>
         <w:spacing w:before="240"/>
         <w:rPr>
-          <w:rFonts w:ascii="TH SarabunIT๙" w:hAnsi="TH SarabunIT๙" w:cs="TH SarabunIT๙"/>
-          <w:sz w:val="32"/>
-          <w:szCs w:val="32"/>
-          <w:cs/>
+          <w:rFonts w:ascii="TH SarabunIT๙" w:hAnsi="TH SarabunIT๙" w:cs="TH SarabunIT๙" w:hint="cs"/>
+          <w:sz w:val="32"/>
+          <w:szCs w:val="32"/>
         </w:rPr>
       </w:pPr>
       <w:r>
@@ -358,15 +329,6 @@
         </w:rPr>
         <w:t>}}</w:t>
       </w:r>
-      <w:r>
-        <w:rPr>
-          <w:rFonts w:ascii="TH SarabunIT๙" w:hAnsi="TH SarabunIT๙" w:cs="TH SarabunIT๙"/>
-          <w:sz w:val="32"/>
-          <w:szCs w:val="32"/>
-          <w:cs/>
-        </w:rPr>
-        <w:t xml:space="preserve">  </w:t>
-      </w:r>
     </w:p>
     <w:p>
       <w:pPr>
@@ -394,25 +356,7 @@
           <w:szCs w:val="32"/>
           <w:cs/>
         </w:rPr>
-        <w:t>ด้วยข้าพเจ้</w:t>
-      </w:r>
-      <w:r>
-        <w:rPr>
-          <w:rFonts w:ascii="TH SarabunIT๙" w:hAnsi="TH SarabunIT๙" w:cs="TH SarabunIT๙" w:hint="cs"/>
-          <w:sz w:val="32"/>
-          <w:szCs w:val="32"/>
-          <w:cs/>
-        </w:rPr>
-        <w:t>า</w:t>
-      </w:r>
-      <w:r>
-        <w:rPr>
-          <w:rFonts w:ascii="TH SarabunIT๙" w:hAnsi="TH SarabunIT๙" w:cs="TH SarabunIT๙"/>
-          <w:sz w:val="32"/>
-          <w:szCs w:val="32"/>
-          <w:cs/>
-        </w:rPr>
-        <w:t xml:space="preserve"> </w:t>
+        <w:t xml:space="preserve">ด้วยข้าพเจ้า </w:t>
       </w:r>
       <w:r>
         <w:rPr>
@@ -631,13 +575,13 @@
           <w:szCs w:val="32"/>
           <w:cs/>
         </w:rPr>
-        <w:t>(ลงชื่อ)..............................................ผู้รับผิดชอบกิจกรรม</w:t>
+        <w:t>ลงชื่อ..............................................ผู้รับผิดชอบกิจกรรม</w:t>
       </w:r>
     </w:p>
     <w:p>
       <w:pPr>
         <w:tabs>
-          <w:tab w:val="left" w:pos="4678"/>
+          <w:tab w:val="left" w:pos="4253"/>
         </w:tabs>
         <w:spacing w:after="0"/>
         <w:rPr>
@@ -685,7 +629,7 @@
     <w:p>
       <w:pPr>
         <w:tabs>
-          <w:tab w:val="left" w:pos="4536"/>
+          <w:tab w:val="left" w:pos="4253"/>
         </w:tabs>
         <w:spacing w:after="0"/>
         <w:rPr>
@@ -849,7 +793,7 @@
       </w:r>
       <w:r>
         <w:rPr>
-          <w:rFonts w:ascii="TH SarabunIT๙" w:eastAsia="Calibri" w:hAnsi="TH SarabunIT๙" w:cs="TH SarabunIT๙" w:hint="cs"/>
+          <w:rFonts w:ascii="TH SarabunIT๙" w:eastAsia="Calibri" w:hAnsi="TH SarabunIT๙" w:cs="TH SarabunIT๙"/>
           <w:sz w:val="32"/>
           <w:szCs w:val="32"/>
           <w:cs/>
@@ -939,16 +883,7 @@
           <w:cs/>
         </w:rPr>
         <w:tab/>
-        <w:t>จึงเรียนมาเพื่อขออนุมัติ</w:t>
-      </w:r>
-      <w:r>
-        <w:rPr>
-          <w:rFonts w:ascii="TH SarabunIT๙" w:hAnsi="TH SarabunIT๙" w:cs="TH SarabunIT๙" w:hint="cs"/>
-          <w:sz w:val="32"/>
-          <w:szCs w:val="32"/>
-          <w:cs/>
-        </w:rPr>
-        <w:t>ขอใช้งบประมาณ</w:t>
+        <w:t>จึงเรียนมาเพื่อขออนุมัติขอใช้งบประมาณ</w:t>
       </w:r>
       <w:r>
         <w:rPr>
@@ -1042,7 +977,7 @@
         <w:spacing w:after="0"/>
         <w:ind w:right="-874"/>
         <w:rPr>
-          <w:rFonts w:ascii="TH SarabunIT๙" w:hAnsi="TH SarabunIT๙" w:cs="TH SarabunIT๙"/>
+          <w:rFonts w:ascii="TH SarabunIT๙" w:hAnsi="TH SarabunIT๙" w:cs="TH SarabunIT๙" w:hint="cs"/>
           <w:sz w:val="32"/>
           <w:szCs w:val="32"/>
         </w:rPr>
@@ -1063,13 +998,13 @@
           <w:szCs w:val="32"/>
           <w:cs/>
         </w:rPr>
-        <w:t xml:space="preserve">(ลงชื่อ).............................................เจ้าหน้าที่การเงิน </w:t>
+        <w:t>ลงชื่อ.............................................เจ้าหน้าที่การเงิน</w:t>
       </w:r>
     </w:p>
     <w:p>
       <w:pPr>
         <w:tabs>
-          <w:tab w:val="left" w:pos="4678"/>
+          <w:tab w:val="left" w:pos="4253"/>
         </w:tabs>
         <w:spacing w:after="0"/>
         <w:rPr>
@@ -1117,7 +1052,7 @@
     <w:p>
       <w:pPr>
         <w:tabs>
-          <w:tab w:val="left" w:pos="4536"/>
+          <w:tab w:val="left" w:pos="4253"/>
         </w:tabs>
         <w:spacing w:after="0"/>
         <w:ind w:right="-964"/>
@@ -1368,7 +1303,7 @@
               </wp:anchor>
             </w:drawing>
           </mc:Choice>
-          <mc:Fallback xmlns:w16sdtfl="http://schemas.microsoft.com/office/word/2024/wordml/sdtformatlock" xmlns:w16du="http://schemas.microsoft.com/office/word/2023/wordml/word16du">
+          <mc:Fallback>
             <w:pict>
               <v:rect w14:anchorId="327BB130" id="สี่เหลี่ยมผืนผ้า 1" o:spid="_x0000_s1026" style="position:absolute;margin-left:277.5pt;margin-top:.7pt;width:19.2pt;height:16.8pt;z-index:251661312;visibility:visible;mso-wrap-style:square;mso-width-percent:0;mso-height-percent:0;mso-wrap-distance-left:9pt;mso-wrap-distance-top:0;mso-wrap-distance-right:9pt;mso-wrap-distance-bottom:0;mso-position-horizontal:absolute;mso-position-horizontal-relative:text;mso-position-vertical:absolute;mso-position-vertical-relative:text;mso-width-percent:0;mso-height-percent:0;mso-width-relative:margin;mso-height-relative:margin;v-text-anchor:middle" o:gfxdata="UEsDBBQABgAIAAAAIQC2gziS/gAAAOEBAAATAAAAW0NvbnRlbnRfVHlwZXNdLnhtbJSRQU7DMBBF 90jcwfIWJU67QAgl6YK0S0CoHGBkTxKLZGx5TGhvj5O2G0SRWNoz/78nu9wcxkFMGNg6quQqL6RA 0s5Y6ir5vt9lD1JwBDIwOMJKHpHlpr69KfdHjyxSmriSfYz+USnWPY7AufNIadK6MEJMx9ApD/oD OlTrorhX2lFEilmcO2RdNtjC5xDF9pCuTyYBB5bi6bQ4syoJ3g9WQ0ymaiLzg5KdCXlKLjvcW893 SUOqXwnz5DrgnHtJTxOsQfEKIT7DmDSUCaxw7Rqn8787ZsmRM9e2VmPeBN4uqYvTtW7jvijg9N/y JsXecLq0q+WD6m8AAAD//wMAUEsDBBQABgAIAAAAIQA4/SH/1gAAAJQBAAALAAAAX3JlbHMvLnJl bHOkkMFqwzAMhu+DvYPRfXGawxijTi+j0GvpHsDYimMaW0Yy2fr2M4PBMnrbUb/Q94l/f/hMi1qR JVI2sOt6UJgd+ZiDgffL8ekFlFSbvV0oo4EbChzGx4f9GRdb25HMsYhqlCwG5lrLq9biZkxWOiqY 22YiTra2kYMu1l1tQD30/bPm3wwYN0x18gb45AdQl1tp5j/sFB2T0FQ7R0nTNEV3j6o9feQzro1i OWA14Fm+Q8a1a8+Bvu/d/dMb2JY5uiPbhG/ktn4cqGU/er3pcvwCAAD//wMAUEsDBBQABgAIAAAA IQB07N6JRQIAAOMEAAAOAAAAZHJzL2Uyb0RvYy54bWysVFFvGjEMfp+0/xDlfRwHrOsQR4WoOk1C LRqd+hxyCZyWizMncLBfPycHB+qqPUx7CfbZnx1/+czk7lAbtlfoK7AFz3t9zpSVUFZ2U/Dvzw8f bjnzQdhSGLCq4Efl+d30/btJ48ZqAFswpUJGRawfN67g2xDcOMu83Kpa+B44ZSmoAWsRyMVNVqJo qHptskG/f5M1gKVDkMp7+nrfBvk01ddayfCktVeBmYLT3UI6MZ3reGbTiRhvULhtJU/XEP9wi1pU lpp2pe5FEGyH1R+l6koieNChJ6HOQOtKqjQDTZP3X02z2gqn0ixEjncdTf7/lZWP+5VbItHQOD/2 ZMYpDhrr+Ev3Y4dE1rEjSx0Ck/RxMBrejohSSaFBPhzeJDKzC9ihD18U1CwaBUd6i0SR2C98oIaU ek4h59I+WeFoVLyBsd+UZlUZGyZ0UoaaG2R7QW9a/sjjG1KtlBkhujKmA+VvgUw4g065EaaSWjpg /y3gpVuXnTqCDR2wrizg38G6zT9P3c4ax15DeVwiQ2h16p18qIi8hfBhKZCESXzTsoUnOrSBpuBw sjjbAv5663vMJ71QlLOGhF5w/3MnUHFmvlpS0ud8FJ8xJGf08dOAHLyOrK8jdlfPgXjPaa2dTGbM D+ZsaoT6hXZyFrtSSFhJvQsuA56deWgXkLZaqtkspdE2OBEWduVkLB5ZjeJ4PrwIdCcFBZLeI5yX QoxfCanNjUgLs10AXSWVXXg98U2blARz2vq4qtd+yrr8N01/AwAA//8DAFBLAwQUAAYACAAAACEA yC1c+90AAAAIAQAADwAAAGRycy9kb3ducmV2LnhtbEyPQU/DMAyF70j8h8hI3FgKo2MrTacJwQm0 ibEDx6wxbUXiVEnWdv8ec4Kb7ff0/L1yPTkrBgyx86TgdpaBQKq96ahRcPh4uVmCiEmT0dYTKjhj hHV1eVHqwviR3nHYp0ZwCMVCK2hT6gspY92i03HmeyTWvnxwOvEaGmmCHjncWXmXZQvpdEf8odU9 PrVYf+9PToHfdWe7Cavt8IYPn6+7lI3T4lmp66tp8wgi4ZT+zPCLz+hQMdPRn8hEYRXkec5dEgv3 IFjPV3MejgrmfJdVKf8XqH4AAAD//wMAUEsBAi0AFAAGAAgAAAAhALaDOJL+AAAA4QEAABMAAAAA AAAAAAAAAAAAAAAAAFtDb250ZW50X1R5cGVzXS54bWxQSwECLQAUAAYACAAAACEAOP0h/9YAAACU AQAACwAAAAAAAAAAAAAAAAAvAQAAX3JlbHMvLnJlbHNQSwECLQAUAAYACAAAACEAdOzeiUUCAADj BAAADgAAAAAAAAAAAAAAAAAuAgAAZHJzL2Uyb0RvYy54bWxQSwECLQAUAAYACAAAACEAyC1c+90A AAAIAQAADwAAAAAAAAAAAAAAAACfBAAAZHJzL2Rvd25yZXYueG1sUEsFBgAAAAAEAAQA8wAAAKkF AAAAAA== " fillcolor="white [3201]" strokecolor="black [3200]" strokeweight="1pt"/>
             </w:pict>
@@ -1485,7 +1420,7 @@
               </wp:anchor>
             </w:drawing>
           </mc:Choice>
-          <mc:Fallback xmlns:w16sdtfl="http://schemas.microsoft.com/office/word/2024/wordml/sdtformatlock" xmlns:w16du="http://schemas.microsoft.com/office/word/2023/wordml/word16du">
+          <mc:Fallback>
             <w:pict>
               <v:rect w14:anchorId="22A0BA45" id="สี่เหลี่ยมผืนผ้า 1" o:spid="_x0000_s1026" style="position:absolute;margin-left:276.9pt;margin-top:.9pt;width:19.8pt;height:16.8pt;z-index:251664384;visibility:visible;mso-wrap-style:square;mso-width-percent:0;mso-height-percent:0;mso-wrap-distance-left:9pt;mso-wrap-distance-top:0;mso-wrap-distance-right:9pt;mso-wrap-distance-bottom:0;mso-position-horizontal:absolute;mso-position-horizontal-relative:text;mso-position-vertical:absolute;mso-position-vertical-relative:text;mso-width-percent:0;mso-height-percent:0;mso-width-relative:margin;mso-height-relative:margin;v-text-anchor:middle" o:gfxdata="UEsDBBQABgAIAAAAIQC2gziS/gAAAOEBAAATAAAAW0NvbnRlbnRfVHlwZXNdLnhtbJSRQU7DMBBF 90jcwfIWJU67QAgl6YK0S0CoHGBkTxKLZGx5TGhvj5O2G0SRWNoz/78nu9wcxkFMGNg6quQqL6RA 0s5Y6ir5vt9lD1JwBDIwOMJKHpHlpr69KfdHjyxSmriSfYz+USnWPY7AufNIadK6MEJMx9ApD/oD OlTrorhX2lFEilmcO2RdNtjC5xDF9pCuTyYBB5bi6bQ4syoJ3g9WQ0ymaiLzg5KdCXlKLjvcW893 SUOqXwnz5DrgnHtJTxOsQfEKIT7DmDSUCaxw7Rqn8787ZsmRM9e2VmPeBN4uqYvTtW7jvijg9N/y JsXecLq0q+WD6m8AAAD//wMAUEsDBBQABgAIAAAAIQA4/SH/1gAAAJQBAAALAAAAX3JlbHMvLnJl bHOkkMFqwzAMhu+DvYPRfXGawxijTi+j0GvpHsDYimMaW0Yy2fr2M4PBMnrbUb/Q94l/f/hMi1qR JVI2sOt6UJgd+ZiDgffL8ekFlFSbvV0oo4EbChzGx4f9GRdb25HMsYhqlCwG5lrLq9biZkxWOiqY 22YiTra2kYMu1l1tQD30/bPm3wwYN0x18gb45AdQl1tp5j/sFB2T0FQ7R0nTNEV3j6o9feQzro1i OWA14Fm+Q8a1a8+Bvu/d/dMb2JY5uiPbhG/ktn4cqGU/er3pcvwCAAD//wMAUEsDBBQABgAIAAAA IQDM7eniQwIAAOMEAAAOAAAAZHJzL2Uyb0RvYy54bWysVE1v2zAMvQ/YfxB0Xx2nabcZdYqgRYcB RRusHXpWZak2JosapcTJfv0o+SNBV+ww7KKQIh8pPj/m4nLXGrZV6BuwJc9PZpwpK6Fq7EvJvz/e fPjEmQ/CVsKAVSXfK88vl+/fXXSuUHOowVQKGRWxvuhcyesQXJFlXtaqFf4EnLIU1ICtCOTiS1ah 6Kh6a7L5bHaedYCVQ5DKe7q97oN8meprrWS419qrwEzJ6W0hnZjO53hmywtRvKBwdSOHZ4h/eEUr GktNp1LXIgi2weaPUm0jETzocCKhzUDrRqo0A02Tz15N81ALp9IsRI53E03+/5WVd9sHt0aioXO+ 8GTGKXYa2/hL72O7RNZ+IkvtApN0OT/LF+dEqaTQPD89JZuqZAewQx++KGhZNEqO9C0SRWJ760Of OqYQ7tA+WWFvVHyBsd+UZk0VGyZ0Uoa6Msi2gr5p9SMf2qbMCNGNMRMofwtkwggaciNMJbVMwNlb wEO3KTt1BBsmYNtYwL+DdZ8/Tt3PGsd+hmq/RobQ69Q7edMQebfCh7VAEibxTcsW7unQBrqSw2Bx VgP+eus+5pNeKMpZR0Ivuf+5Eag4M18tKelzvljEzUjO4uzjnBw8jjwfR+ymvQLiPae1djKZMT+Y 0dQI7RPt5Cp2pZCwknqXXAYcnavQLyBttVSrVUqjbXAi3NoHJ2PxyGoUx+PuSaAbFBRIencwLoUo Xgmpz41IC6tNAN0klR14HfimTUo6HbY+ruqxn7IO/03L3wAAAP//AwBQSwMEFAAGAAgAAAAhAMTl OPPdAAAACAEAAA8AAABkcnMvZG93bnJldi54bWxMj8FOwzAMhu9IvENkJG4sha6DlabThOAEYmJw 4Jg1pq1InCrJ2u7tMSc4Wdb36/fnajM7K0YMsfek4HqRgUBqvOmpVfDx/nR1ByImTUZbT6jghBE2 9flZpUvjJ3rDcZ9awSUUS62gS2kopYxNh07HhR+QmH354HTiNbTSBD1xubPyJstW0ume+EKnB3zo sPneH50Cv+tPdhvWr+ML3n4+71I2zatHpS4v5u09iIRz+gvDrz6rQ81OB38kE4VVUBQ5qycGPJgX 63wJ4qAgL5Yg60r+f6D+AQAA//8DAFBLAQItABQABgAIAAAAIQC2gziS/gAAAOEBAAATAAAAAAAA AAAAAAAAAAAAAABbQ29udGVudF9UeXBlc10ueG1sUEsBAi0AFAAGAAgAAAAhADj9If/WAAAAlAEA AAsAAAAAAAAAAAAAAAAALwEAAF9yZWxzLy5yZWxzUEsBAi0AFAAGAAgAAAAhAMzt6eJDAgAA4wQA AA4AAAAAAAAAAAAAAAAALgIAAGRycy9lMm9Eb2MueG1sUEsBAi0AFAAGAAgAAAAhAMTlOPPdAAAA CAEAAA8AAAAAAAAAAAAAAAAAnQQAAGRycy9kb3ducmV2LnhtbFBLBQYAAAAABAAEAPMAAACnBQAA AAA= " fillcolor="white [3201]" strokecolor="black [3200]" strokeweight="1pt"/>
             </w:pict>
@@ -1554,7 +1489,7 @@
           <w:szCs w:val="32"/>
           <w:cs/>
         </w:rPr>
-        <w:t>(ลงชื่อ)</w:t>
+        <w:t>ลงชื่อ</w:t>
       </w:r>
       <w:r>
         <w:rPr>
@@ -1569,7 +1504,7 @@
     <w:p>
       <w:pPr>
         <w:tabs>
-          <w:tab w:val="left" w:pos="4678"/>
+          <w:tab w:val="left" w:pos="4253"/>
         </w:tabs>
         <w:spacing w:after="0"/>
         <w:rPr>
@@ -1687,20 +1622,11 @@
         </w:rPr>
         <w:t>}}</w:t>
       </w:r>
-      <w:r>
-        <w:rPr>
-          <w:rFonts w:ascii="TH SarabunIT๙" w:hAnsi="TH SarabunIT๙" w:cs="TH SarabunIT๙"/>
-          <w:sz w:val="32"/>
-          <w:szCs w:val="32"/>
-          <w:cs/>
-        </w:rPr>
-        <w:t xml:space="preserve"> </w:t>
-      </w:r>
     </w:p>
     <w:p>
       <w:pPr>
         <w:tabs>
-          <w:tab w:val="left" w:pos="4536"/>
+          <w:tab w:val="left" w:pos="4253"/>
           <w:tab w:val="left" w:pos="5245"/>
         </w:tabs>
         <w:spacing w:after="0"/>
@@ -1780,7 +1706,7 @@
           <v:shape id="_x0000_s1027" type="#_x0000_t75" alt="" style="position:absolute;left:0;text-align:left;margin-left:-1.5pt;margin-top:-20.3pt;width:53.4pt;height:57.75pt;z-index:251660288;mso-wrap-edited:f;mso-width-percent:0;mso-height-percent:0;mso-position-horizontal-relative:text;mso-position-vertical-relative:text;mso-width-percent:0;mso-height-percent:0" fillcolor="window">
             <v:imagedata r:id="rId6" o:title=""/>
           </v:shape>
-          <o:OLEObject Type="Embed" ProgID="Word.Picture.8" ShapeID="_x0000_s1027" DrawAspect="Content" ObjectID="_1845031040" r:id="rId8"/>
+          <o:OLEObject Type="Embed" ProgID="Word.Picture.8" ShapeID="_x0000_s1027" DrawAspect="Content" ObjectID="_1845115993" r:id="rId8"/>
         </w:object>
       </w:r>
       <w:r>
@@ -1845,15 +1771,6 @@
           <w:szCs w:val="32"/>
         </w:rPr>
         <w:t>{{school_name}}</w:t>
-      </w:r>
-      <w:r>
-        <w:rPr>
-          <w:rFonts w:ascii="TH SarabunIT๙" w:hAnsi="TH SarabunIT๙" w:cs="TH SarabunIT๙"/>
-          <w:noProof/>
-          <w:szCs w:val="32"/>
-          <w:cs/>
-        </w:rPr>
-        <w:t xml:space="preserve"> </w:t>
       </w:r>
     </w:p>
     <w:p>
@@ -2026,14 +1943,6 @@
         </w:rPr>
         <w:t>}}</w:t>
       </w:r>
-      <w:r>
-        <w:rPr>
-          <w:rFonts w:ascii="TH SarabunIT๙" w:hAnsi="TH SarabunIT๙" w:cs="TH SarabunIT๙"/>
-          <w:szCs w:val="32"/>
-          <w:cs/>
-        </w:rPr>
-        <w:t xml:space="preserve"> </w:t>
-      </w:r>
     </w:p>
     <w:p>
       <w:pPr>
@@ -2171,7 +2080,7 @@
       </w:r>
       <w:r>
         <w:rPr>
-          <w:rFonts w:ascii="TH SarabunIT๙" w:hAnsi="TH SarabunIT๙" w:cs="TH SarabunIT๙" w:hint="cs"/>
+          <w:rFonts w:ascii="TH SarabunIT๙" w:hAnsi="TH SarabunIT๙" w:cs="TH SarabunIT๙"/>
           <w:sz w:val="32"/>
           <w:szCs w:val="32"/>
           <w:cs/>
@@ -2189,7 +2098,7 @@
       </w:r>
       <w:r>
         <w:rPr>
-          <w:rFonts w:ascii="TH SarabunIT๙" w:hAnsi="TH SarabunIT๙" w:cs="TH SarabunIT๙" w:hint="cs"/>
+          <w:rFonts w:ascii="TH SarabunIT๙" w:hAnsi="TH SarabunIT๙" w:cs="TH SarabunIT๙"/>
           <w:sz w:val="32"/>
           <w:szCs w:val="32"/>
           <w:cs/>
@@ -2356,7 +2265,7 @@
       </w:r>
       <w:r>
         <w:rPr>
-          <w:rFonts w:ascii="TH SarabunIT๙" w:hAnsi="TH SarabunIT๙" w:cs="TH SarabunIT๙" w:hint="cs"/>
+          <w:rFonts w:ascii="TH SarabunIT๙" w:hAnsi="TH SarabunIT๙" w:cs="TH SarabunIT๙"/>
           <w:spacing w:val="-10"/>
           <w:sz w:val="32"/>
           <w:szCs w:val="32"/>
@@ -2385,7 +2294,7 @@
       </w:r>
       <w:r>
         <w:rPr>
-          <w:rFonts w:ascii="TH SarabunIT๙" w:hAnsi="TH SarabunIT๙" w:cs="TH SarabunIT๙" w:hint="cs"/>
+          <w:rFonts w:ascii="TH SarabunIT๙" w:hAnsi="TH SarabunIT๙" w:cs="TH SarabunIT๙"/>
           <w:spacing w:val="-4"/>
           <w:sz w:val="32"/>
           <w:szCs w:val="32"/>
@@ -2455,7 +2364,7 @@
           <w:szCs w:val="32"/>
           <w:cs/>
         </w:rPr>
-        <w:t>(ลงชื่อ)</w:t>
+        <w:t>ลงชื่อ</w:t>
       </w:r>
       <w:r>
         <w:rPr>
@@ -2585,7 +2494,7 @@
           <w:szCs w:val="32"/>
           <w:cs/>
         </w:rPr>
-        <w:t>(ลงชื่อ)</w:t>
+        <w:t>ลงชื่อ</w:t>
       </w:r>
       <w:r>
         <w:rPr>
@@ -2603,7 +2512,7 @@
           <w:tab w:val="left" w:pos="4253"/>
         </w:tabs>
         <w:rPr>
-          <w:rFonts w:ascii="TH SarabunIT๙" w:hAnsi="TH SarabunIT๙" w:cs="TH SarabunIT๙"/>
+          <w:rFonts w:ascii="TH SarabunIT๙" w:hAnsi="TH SarabunIT๙" w:cs="TH SarabunIT๙" w:hint="cs"/>
           <w:szCs w:val="32"/>
         </w:rPr>
       </w:pPr>
@@ -2651,7 +2560,7 @@
           <w:szCs w:val="32"/>
           <w:cs/>
         </w:rPr>
-        <w:t xml:space="preserve">)                               </w:t>
+        <w:t>)</w:t>
       </w:r>
     </w:p>
     <w:p>
@@ -2753,7 +2662,7 @@
           <w:tab w:val="left" w:pos="3686"/>
         </w:tabs>
         <w:rPr>
-          <w:rFonts w:ascii="TH SarabunIT๙" w:hAnsi="TH SarabunIT๙" w:cs="TH SarabunIT๙"/>
+          <w:rFonts w:ascii="TH SarabunIT๙" w:hAnsi="TH SarabunIT๙" w:cs="TH SarabunIT๙" w:hint="cs"/>
           <w:szCs w:val="32"/>
         </w:rPr>
       </w:pPr>
@@ -2770,7 +2679,7 @@
           <w:szCs w:val="32"/>
           <w:cs/>
         </w:rPr>
-        <w:t>(ลงชื่อ)</w:t>
+        <w:t>ลงชื่อ</w:t>
       </w:r>
       <w:r>
         <w:rPr>
@@ -2779,14 +2688,6 @@
           <w:cs/>
         </w:rPr>
         <w:t>..............................................</w:t>
-      </w:r>
-      <w:r>
-        <w:rPr>
-          <w:rFonts w:ascii="TH SarabunIT๙" w:hAnsi="TH SarabunIT๙" w:cs="TH SarabunIT๙"/>
-          <w:szCs w:val="32"/>
-          <w:cs/>
-        </w:rPr>
-        <w:t xml:space="preserve">       </w:t>
       </w:r>
     </w:p>
     <w:p>
@@ -2855,7 +2756,7 @@
         <w:spacing w:after="0"/>
         <w:ind w:right="-964"/>
         <w:rPr>
-          <w:rFonts w:ascii="TH SarabunIT๙" w:hAnsi="TH SarabunIT๙" w:cs="TH SarabunIT๙"/>
+          <w:rFonts w:ascii="TH SarabunIT๙" w:hAnsi="TH SarabunIT๙" w:cs="TH SarabunIT๙" w:hint="cs"/>
           <w:sz w:val="32"/>
           <w:szCs w:val="32"/>
         </w:rPr>
@@ -2902,15 +2803,6 @@
           <w:szCs w:val="32"/>
         </w:rPr>
         <w:t>}}</w:t>
-      </w:r>
-      <w:r>
-        <w:rPr>
-          <w:rFonts w:ascii="TH SarabunIT๙" w:hAnsi="TH SarabunIT๙" w:cs="TH SarabunIT๙"/>
-          <w:sz w:val="32"/>
-          <w:szCs w:val="32"/>
-          <w:cs/>
-        </w:rPr>
-        <w:t xml:space="preserve">          </w:t>
       </w:r>
     </w:p>
     <w:p>
@@ -2961,7 +2853,15 @@
     </w:p>
     <w:p>
       <w:pPr>
-        <w:jc w:val="center"/>
+        <w:rPr>
+          <w:rFonts w:ascii="TH SarabunIT๙" w:hAnsi="TH SarabunIT๙" w:cs="TH SarabunIT๙"/>
+          <w:sz w:val="32"/>
+          <w:szCs w:val="32"/>
+        </w:rPr>
+      </w:pPr>
+    </w:p>
+    <w:p>
+      <w:pPr>
         <w:rPr>
           <w:rFonts w:ascii="TH SarabunIT๙" w:hAnsi="TH SarabunIT๙" w:cs="TH SarabunIT๙"/>
           <w:sz w:val="32"/>
@@ -3156,7 +3056,7 @@
       </w:pPr>
       <w:r>
         <w:rPr>
-          <w:rFonts w:ascii="TH SarabunIT๙" w:hAnsi="TH SarabunIT๙" w:cs="TH SarabunIT๙" w:hint="cs"/>
+          <w:rFonts w:ascii="TH SarabunIT๙" w:hAnsi="TH SarabunIT๙" w:cs="TH SarabunIT๙"/>
           <w:b/>
           <w:bCs/>
           <w:szCs w:val="32"/>
@@ -3448,7 +3348,7 @@
       </w:pPr>
       <w:r>
         <w:rPr>
-          <w:rFonts w:ascii="TH SarabunIT๙" w:hAnsi="TH SarabunIT๙" w:cs="TH SarabunIT๙" w:hint="cs"/>
+          <w:rFonts w:ascii="TH SarabunIT๙" w:hAnsi="TH SarabunIT๙" w:cs="TH SarabunIT๙"/>
           <w:b/>
           <w:bCs/>
           <w:szCs w:val="32"/>
@@ -3478,7 +3378,7 @@
       </w:pPr>
       <w:r>
         <w:rPr>
-          <w:rFonts w:ascii="TH SarabunIT๙" w:hAnsi="TH SarabunIT๙" w:cs="TH SarabunIT๙" w:hint="cs"/>
+          <w:rFonts w:ascii="TH SarabunIT๙" w:hAnsi="TH SarabunIT๙" w:cs="TH SarabunIT๙"/>
           <w:szCs w:val="32"/>
           <w:cs/>
         </w:rPr>
@@ -3504,7 +3404,7 @@
       </w:pPr>
       <w:r>
         <w:rPr>
-          <w:rFonts w:ascii="TH SarabunIT๙" w:hAnsi="TH SarabunIT๙" w:cs="TH SarabunIT๙" w:hint="cs"/>
+          <w:rFonts w:ascii="TH SarabunIT๙" w:hAnsi="TH SarabunIT๙" w:cs="TH SarabunIT๙"/>
           <w:szCs w:val="32"/>
           <w:cs/>
         </w:rPr>
@@ -3530,7 +3430,7 @@
       </w:pPr>
       <w:r>
         <w:rPr>
-          <w:rFonts w:ascii="TH SarabunIT๙" w:hAnsi="TH SarabunIT๙" w:cs="TH SarabunIT๙" w:hint="cs"/>
+          <w:rFonts w:ascii="TH SarabunIT๙" w:hAnsi="TH SarabunIT๙" w:cs="TH SarabunIT๙"/>
           <w:szCs w:val="32"/>
           <w:cs/>
         </w:rPr>
@@ -3557,7 +3457,7 @@
       </w:pPr>
       <w:r>
         <w:rPr>
-          <w:rFonts w:ascii="TH SarabunIT๙" w:hAnsi="TH SarabunIT๙" w:cs="TH SarabunIT๙" w:hint="cs"/>
+          <w:rFonts w:ascii="TH SarabunIT๙" w:hAnsi="TH SarabunIT๙" w:cs="TH SarabunIT๙"/>
           <w:szCs w:val="32"/>
           <w:cs/>
         </w:rPr>
@@ -3584,7 +3484,7 @@
       </w:pPr>
       <w:r>
         <w:rPr>
-          <w:rFonts w:ascii="TH SarabunIT๙" w:hAnsi="TH SarabunIT๙" w:cs="TH SarabunIT๙" w:hint="cs"/>
+          <w:rFonts w:ascii="TH SarabunIT๙" w:hAnsi="TH SarabunIT๙" w:cs="TH SarabunIT๙"/>
           <w:szCs w:val="32"/>
           <w:cs/>
         </w:rPr>
@@ -3611,7 +3511,7 @@
       </w:pPr>
       <w:r>
         <w:rPr>
-          <w:rFonts w:ascii="TH SarabunIT๙" w:hAnsi="TH SarabunIT๙" w:cs="TH SarabunIT๙" w:hint="cs"/>
+          <w:rFonts w:ascii="TH SarabunIT๙" w:hAnsi="TH SarabunIT๙" w:cs="TH SarabunIT๙"/>
           <w:szCs w:val="32"/>
           <w:cs/>
         </w:rPr>
@@ -3638,7 +3538,7 @@
       </w:pPr>
       <w:r>
         <w:rPr>
-          <w:rFonts w:ascii="TH SarabunIT๙" w:hAnsi="TH SarabunIT๙" w:cs="TH SarabunIT๙" w:hint="cs"/>
+          <w:rFonts w:ascii="TH SarabunIT๙" w:hAnsi="TH SarabunIT๙" w:cs="TH SarabunIT๙"/>
           <w:szCs w:val="32"/>
           <w:cs/>
         </w:rPr>
@@ -3673,7 +3573,7 @@
       </w:r>
       <w:r>
         <w:rPr>
-          <w:rFonts w:ascii="TH SarabunIT๙" w:hAnsi="TH SarabunIT๙" w:cs="TH SarabunIT๙" w:hint="cs"/>
+          <w:rFonts w:ascii="TH SarabunIT๙" w:hAnsi="TH SarabunIT๙" w:cs="TH SarabunIT๙"/>
           <w:szCs w:val="32"/>
           <w:cs/>
         </w:rPr>
@@ -3718,7 +3618,7 @@
       </w:pPr>
       <w:r>
         <w:rPr>
-          <w:rFonts w:ascii="TH SarabunIT๙" w:hAnsi="TH SarabunIT๙" w:cs="TH SarabunIT๙" w:hint="cs"/>
+          <w:rFonts w:ascii="TH SarabunIT๙" w:hAnsi="TH SarabunIT๙" w:cs="TH SarabunIT๙"/>
           <w:b/>
           <w:bCs/>
           <w:sz w:val="32"/>
@@ -3911,25 +3811,7 @@
                 <w:szCs w:val="30"/>
                 <w:cs/>
               </w:rPr>
-              <w:t>(</w:t>
-            </w:r>
-            <w:r>
-              <w:rPr>
-                <w:rFonts w:ascii="TH SarabunIT๙" w:hAnsi="TH SarabunIT๙" w:cs="TH SarabunIT๙" w:hint="cs"/>
-                <w:sz w:val="30"/>
-                <w:szCs w:val="30"/>
-                <w:cs/>
-              </w:rPr>
-              <w:t>/</w:t>
-            </w:r>
-            <w:r>
-              <w:rPr>
-                <w:rFonts w:ascii="TH SarabunIT๙" w:hAnsi="TH SarabunIT๙" w:cs="TH SarabunIT๙"/>
-                <w:sz w:val="30"/>
-                <w:szCs w:val="30"/>
-                <w:cs/>
-              </w:rPr>
-              <w:t>) ราคาที่ได้จาก</w:t>
+              <w:t>(/) ราคาที่ได้จาก</w:t>
             </w:r>
           </w:p>
           <w:p>
@@ -4300,7 +4182,7 @@
       </w:pPr>
       <w:r>
         <w:rPr>
-          <w:rFonts w:ascii="TH SarabunIT๙" w:hAnsi="TH SarabunIT๙" w:cs="TH SarabunIT๙" w:hint="cs"/>
+          <w:rFonts w:ascii="TH SarabunIT๙" w:hAnsi="TH SarabunIT๙" w:cs="TH SarabunIT๙"/>
           <w:b/>
           <w:bCs/>
           <w:szCs w:val="32"/>
@@ -4348,7 +4230,7 @@
       </w:r>
       <w:r>
         <w:rPr>
-          <w:rFonts w:ascii="TH SarabunIT๙" w:hAnsi="TH SarabunIT๙" w:cs="TH SarabunIT๙" w:hint="cs"/>
+          <w:rFonts w:ascii="TH SarabunIT๙" w:hAnsi="TH SarabunIT๙" w:cs="TH SarabunIT๙"/>
           <w:spacing w:val="-8"/>
           <w:szCs w:val="32"/>
           <w:cs/>
@@ -4366,7 +4248,7 @@
       </w:r>
       <w:r>
         <w:rPr>
-          <w:rFonts w:ascii="TH SarabunIT๙" w:hAnsi="TH SarabunIT๙" w:cs="TH SarabunIT๙" w:hint="cs"/>
+          <w:rFonts w:ascii="TH SarabunIT๙" w:hAnsi="TH SarabunIT๙" w:cs="TH SarabunIT๙"/>
           <w:spacing w:val="-8"/>
           <w:szCs w:val="32"/>
           <w:cs/>
@@ -4384,7 +4266,7 @@
       </w:r>
       <w:r>
         <w:rPr>
-          <w:rFonts w:ascii="TH SarabunIT๙" w:hAnsi="TH SarabunIT๙" w:cs="TH SarabunIT๙" w:hint="cs"/>
+          <w:rFonts w:ascii="TH SarabunIT๙" w:hAnsi="TH SarabunIT๙" w:cs="TH SarabunIT๙"/>
           <w:spacing w:val="-8"/>
           <w:szCs w:val="32"/>
           <w:cs/>
@@ -4436,7 +4318,7 @@
       </w:r>
       <w:r>
         <w:rPr>
-          <w:rFonts w:ascii="TH SarabunIT๙" w:hAnsi="TH SarabunIT๙" w:cs="TH SarabunIT๙" w:hint="cs"/>
+          <w:rFonts w:ascii="TH SarabunIT๙" w:hAnsi="TH SarabunIT๙" w:cs="TH SarabunIT๙"/>
           <w:szCs w:val="32"/>
           <w:cs/>
         </w:rPr>
@@ -4452,7 +4334,7 @@
       </w:r>
       <w:r>
         <w:rPr>
-          <w:rFonts w:ascii="TH SarabunIT๙" w:hAnsi="TH SarabunIT๙" w:cs="TH SarabunIT๙" w:hint="cs"/>
+          <w:rFonts w:ascii="TH SarabunIT๙" w:hAnsi="TH SarabunIT๙" w:cs="TH SarabunIT๙"/>
           <w:szCs w:val="32"/>
           <w:cs/>
         </w:rPr>
@@ -4496,7 +4378,7 @@
       </w:pPr>
       <w:r>
         <w:rPr>
-          <w:rFonts w:ascii="TH SarabunIT๙" w:hAnsi="TH SarabunIT๙" w:cs="TH SarabunIT๙" w:hint="cs"/>
+          <w:rFonts w:ascii="TH SarabunIT๙" w:hAnsi="TH SarabunIT๙" w:cs="TH SarabunIT๙"/>
           <w:b/>
           <w:bCs/>
           <w:szCs w:val="32"/>
@@ -4532,7 +4414,6 @@
           <w:szCs w:val="32"/>
           <w:cs/>
         </w:rPr>
-        <w:lastRenderedPageBreak/>
         <w:t xml:space="preserve">    </w:t>
       </w:r>
       <w:r>
@@ -4580,7 +4461,7 @@
       </w:r>
       <w:r>
         <w:rPr>
-          <w:rFonts w:ascii="TH SarabunIT๙" w:hAnsi="TH SarabunIT๙" w:cs="TH SarabunIT๙" w:hint="cs"/>
+          <w:rFonts w:ascii="TH SarabunIT๙" w:hAnsi="TH SarabunIT๙" w:cs="TH SarabunIT๙"/>
           <w:szCs w:val="32"/>
           <w:cs/>
         </w:rPr>
@@ -4607,6 +4488,7 @@
           <w:szCs w:val="32"/>
           <w:cs/>
         </w:rPr>
+        <w:lastRenderedPageBreak/>
         <w:t>6. การรับประกันความชำรุดบกพร่อง</w:t>
       </w:r>
     </w:p>
@@ -4651,23 +4533,7 @@
           <w:szCs w:val="32"/>
           <w:cs/>
         </w:rPr>
-        <w:t xml:space="preserve"> นับถัดจากวันที่โรงเรียนได้รับมอบ โดยผู้รับจ้าง/ผู้ขายต้องรีบจัดการซ่อมแซมแก้ไขให้ใช้การได้ดีดังเดิมภายใน </w:t>
-      </w:r>
-      <w:r>
-        <w:rPr>
-          <w:rFonts w:ascii="TH SarabunIT๙" w:hAnsi="TH SarabunIT๙" w:cs="TH SarabunIT๙" w:hint="cs"/>
-          <w:szCs w:val="32"/>
-          <w:cs/>
-        </w:rPr>
-        <w:t>15 วัน</w:t>
-      </w:r>
-      <w:r>
-        <w:rPr>
-          <w:rFonts w:ascii="TH SarabunIT๙" w:hAnsi="TH SarabunIT๙" w:cs="TH SarabunIT๙"/>
-          <w:szCs w:val="32"/>
-          <w:cs/>
-        </w:rPr>
-        <w:t xml:space="preserve"> นับถัดจากวันที่ได้รับแจ้งความชำรุดบกพร่อง</w:t>
+        <w:t xml:space="preserve"> นับถัดจากวันที่โรงเรียนได้รับมอบ โดยผู้รับจ้าง/ผู้ขายต้องรีบจัดการซ่อมแซมแก้ไขให้ใช้การได้ดีดังเดิมภายใน 15 วัน นับถัดจากวันที่ได้รับแจ้งความชำรุดบกพร่อง</w:t>
       </w:r>
     </w:p>
     <w:p>
@@ -4907,7 +4773,7 @@
       </w:r>
       <w:r>
         <w:rPr>
-          <w:rFonts w:ascii="TH SarabunIT๙" w:eastAsia="Times New Roman" w:hAnsi="TH SarabunIT๙" w:hint="cs"/>
+          <w:rFonts w:ascii="TH SarabunIT๙" w:eastAsia="Times New Roman" w:hAnsi="TH SarabunIT๙" w:cs="TH SarabunIT๙"/>
           <w:szCs w:val="32"/>
           <w:cs/>
         </w:rPr>
@@ -4915,7 +4781,7 @@
       </w:r>
       <w:r>
         <w:rPr>
-          <w:rFonts w:ascii="TH SarabunIT๙" w:eastAsia="Times New Roman" w:hAnsi="TH SarabunIT๙" w:cs="TH SarabunIT๙" w:hint="cs"/>
+          <w:rFonts w:ascii="TH SarabunIT๙" w:eastAsia="Times New Roman" w:hAnsi="TH SarabunIT๙" w:cs="TH SarabunIT๙"/>
           <w:szCs w:val="32"/>
         </w:rPr>
         <w:t>{{</w:t>
@@ -4923,7 +4789,7 @@
       <w:proofErr w:type="spellStart"/>
       <w:r>
         <w:rPr>
-          <w:rFonts w:ascii="TH SarabunIT๙" w:eastAsia="Times New Roman" w:hAnsi="TH SarabunIT๙" w:cs="TH SarabunIT๙" w:hint="cs"/>
+          <w:rFonts w:ascii="TH SarabunIT๙" w:eastAsia="Times New Roman" w:hAnsi="TH SarabunIT๙" w:cs="TH SarabunIT๙"/>
           <w:szCs w:val="32"/>
         </w:rPr>
         <w:t>school_amphoe</w:t>
@@ -4931,30 +4797,22 @@
       <w:proofErr w:type="spellEnd"/>
       <w:r>
         <w:rPr>
-          <w:rFonts w:ascii="TH SarabunIT๙" w:eastAsia="Times New Roman" w:hAnsi="TH SarabunIT๙" w:cs="TH SarabunIT๙" w:hint="cs"/>
+          <w:rFonts w:ascii="TH SarabunIT๙" w:eastAsia="Times New Roman" w:hAnsi="TH SarabunIT๙" w:cs="TH SarabunIT๙"/>
           <w:szCs w:val="32"/>
         </w:rPr>
         <w:t>}}</w:t>
       </w:r>
       <w:r>
         <w:rPr>
-          <w:rFonts w:ascii="TH SarabunIT๙" w:eastAsia="Times New Roman" w:hAnsi="TH SarabunIT๙" w:cs="TH SarabunIT๙" w:hint="cs"/>
-          <w:szCs w:val="32"/>
-          <w:cs/>
-        </w:rPr>
-        <w:t xml:space="preserve"> </w:t>
-      </w:r>
-      <w:r>
-        <w:rPr>
-          <w:rFonts w:ascii="TH SarabunIT๙" w:eastAsia="Times New Roman" w:hAnsi="TH SarabunIT๙" w:hint="cs"/>
-          <w:szCs w:val="32"/>
-          <w:cs/>
-        </w:rPr>
-        <w:t>จังหวัด</w:t>
-      </w:r>
-      <w:r>
-        <w:rPr>
-          <w:rFonts w:ascii="TH SarabunIT๙" w:eastAsia="Times New Roman" w:hAnsi="TH SarabunIT๙" w:cs="TH SarabunIT๙" w:hint="cs"/>
+          <w:rFonts w:ascii="TH SarabunIT๙" w:eastAsia="Times New Roman" w:hAnsi="TH SarabunIT๙" w:cs="TH SarabunIT๙"/>
+          <w:szCs w:val="32"/>
+          <w:cs/>
+        </w:rPr>
+        <w:t xml:space="preserve"> จังหวัด</w:t>
+      </w:r>
+      <w:r>
+        <w:rPr>
+          <w:rFonts w:ascii="TH SarabunIT๙" w:eastAsia="Times New Roman" w:hAnsi="TH SarabunIT๙" w:cs="TH SarabunIT๙"/>
           <w:szCs w:val="32"/>
         </w:rPr>
         <w:t>{{</w:t>
@@ -4962,7 +4820,7 @@
       <w:proofErr w:type="spellStart"/>
       <w:r>
         <w:rPr>
-          <w:rFonts w:ascii="TH SarabunIT๙" w:eastAsia="Times New Roman" w:hAnsi="TH SarabunIT๙" w:cs="TH SarabunIT๙" w:hint="cs"/>
+          <w:rFonts w:ascii="TH SarabunIT๙" w:eastAsia="Times New Roman" w:hAnsi="TH SarabunIT๙" w:cs="TH SarabunIT๙"/>
           <w:szCs w:val="32"/>
         </w:rPr>
         <w:t>school_changwat</w:t>
@@ -4970,7 +4828,7 @@
       <w:proofErr w:type="spellEnd"/>
       <w:r>
         <w:rPr>
-          <w:rFonts w:ascii="TH SarabunIT๙" w:eastAsia="Times New Roman" w:hAnsi="TH SarabunIT๙" w:cs="TH SarabunIT๙" w:hint="cs"/>
+          <w:rFonts w:ascii="TH SarabunIT๙" w:eastAsia="Times New Roman" w:hAnsi="TH SarabunIT๙" w:cs="TH SarabunIT๙"/>
           <w:szCs w:val="32"/>
         </w:rPr>
         <w:t>}}</w:t>
@@ -4992,7 +4850,7 @@
           <w:tab w:val="left" w:pos="3686"/>
         </w:tabs>
         <w:rPr>
-          <w:rFonts w:ascii="TH SarabunIT๙" w:hAnsi="TH SarabunIT๙" w:cs="TH SarabunIT๙"/>
+          <w:rFonts w:ascii="TH SarabunIT๙" w:hAnsi="TH SarabunIT๙" w:cs="TH SarabunIT๙" w:hint="cs"/>
           <w:szCs w:val="32"/>
         </w:rPr>
       </w:pPr>
@@ -5025,14 +4883,14 @@
           <w:szCs w:val="32"/>
           <w:cs/>
         </w:rPr>
-        <w:t xml:space="preserve">ผู้กำหนดขอบเขตของงาน                                                               </w:t>
+        <w:t>ผู้กำหนดขอบเขตของงาน</w:t>
       </w:r>
     </w:p>
     <w:p>
       <w:pPr>
         <w:pStyle w:val="a8"/>
         <w:tabs>
-          <w:tab w:val="left" w:pos="4253"/>
+          <w:tab w:val="left" w:pos="4111"/>
         </w:tabs>
         <w:rPr>
           <w:rFonts w:ascii="TH SarabunIT๙" w:hAnsi="TH SarabunIT๙" w:cs="TH SarabunIT๙"/>
@@ -5075,7 +4933,7 @@
       <w:pPr>
         <w:pStyle w:val="a8"/>
         <w:tabs>
-          <w:tab w:val="left" w:pos="4253"/>
+          <w:tab w:val="left" w:pos="4111"/>
         </w:tabs>
         <w:rPr>
           <w:rFonts w:ascii="TH SarabunIT๙" w:hAnsi="TH SarabunIT๙" w:cs="TH SarabunIT๙"/>
@@ -5103,7 +4961,7 @@
       <w:pPr>
         <w:pStyle w:val="a8"/>
         <w:tabs>
-          <w:tab w:val="left" w:pos="4253"/>
+          <w:tab w:val="left" w:pos="4111"/>
         </w:tabs>
         <w:rPr>
           <w:rFonts w:ascii="TH SarabunIT๙" w:hAnsi="TH SarabunIT๙" w:cs="TH SarabunIT๙"/>
@@ -5148,14 +5006,15 @@
         </w:rPr>
         <w:t>}}</w:t>
       </w:r>
-      <w:r>
-        <w:rPr>
-          <w:rFonts w:ascii="TH SarabunIT๙" w:hAnsi="TH SarabunIT๙" w:cs="TH SarabunIT๙"/>
-          <w:szCs w:val="32"/>
-          <w:cs/>
-        </w:rPr>
-        <w:t xml:space="preserve"> </w:t>
-      </w:r>
+    </w:p>
+    <w:p>
+      <w:pPr>
+        <w:rPr>
+          <w:rFonts w:ascii="TH SarabunIT๙" w:hAnsi="TH SarabunIT๙" w:cs="TH SarabunIT๙"/>
+          <w:sz w:val="32"/>
+          <w:szCs w:val="32"/>
+        </w:rPr>
+      </w:pPr>
     </w:p>
     <w:p>
       <w:pPr>
@@ -5556,15 +5415,6 @@
                     </w:rPr>
                     <w:t>}}</w:t>
                   </w:r>
-                  <w:r>
-                    <w:rPr>
-                      <w:rFonts w:ascii="TH SarabunIT๙" w:eastAsia="Times New Roman" w:hAnsi="TH SarabunIT๙" w:cs="TH SarabunIT๙"/>
-                      <w:sz w:val="32"/>
-                      <w:szCs w:val="32"/>
-                      <w:cs/>
-                    </w:rPr>
-                    <w:t xml:space="preserve"> </w:t>
-                  </w:r>
                 </w:p>
               </w:tc>
             </w:tr>
@@ -6083,7 +5933,7 @@
               <w:spacing w:before="240" w:after="0" w:line="240" w:lineRule="auto"/>
               <w:ind w:right="171"/>
               <w:rPr>
-                <w:rFonts w:ascii="TH SarabunIT๙" w:eastAsia="Times New Roman" w:hAnsi="TH SarabunIT๙" w:cs="TH SarabunIT๙"/>
+                <w:rFonts w:ascii="TH SarabunIT๙" w:eastAsia="Times New Roman" w:hAnsi="TH SarabunIT๙" w:cs="TH SarabunIT๙" w:hint="cs"/>
                 <w:sz w:val="32"/>
                 <w:szCs w:val="32"/>
               </w:rPr>
@@ -6139,15 +5989,6 @@
                 <w:szCs w:val="32"/>
               </w:rPr>
               <w:t>}}</w:t>
-            </w:r>
-            <w:r>
-              <w:rPr>
-                <w:rFonts w:ascii="TH SarabunIT๙" w:eastAsia="Times New Roman" w:hAnsi="TH SarabunIT๙" w:cs="TH SarabunIT๙"/>
-                <w:sz w:val="32"/>
-                <w:szCs w:val="32"/>
-                <w:cs/>
-              </w:rPr>
-              <w:t xml:space="preserve"> </w:t>
             </w:r>
             <w:r>
               <w:rPr>
@@ -6298,7 +6139,7 @@
             </w:r>
             <w:r>
               <w:rPr>
-                <w:rFonts w:ascii="TH SarabunIT๙" w:eastAsia="Times New Roman" w:hAnsi="TH SarabunIT๙" w:cs="TH SarabunIT๙" w:hint="cs"/>
+                <w:rFonts w:ascii="TH SarabunIT๙" w:eastAsia="Times New Roman" w:hAnsi="TH SarabunIT๙" w:cs="TH SarabunIT๙"/>
                 <w:sz w:val="32"/>
                 <w:szCs w:val="32"/>
                 <w:cs/>
@@ -6545,15 +6386,6 @@
             </w:r>
             <w:r>
               <w:rPr>
-                <w:rFonts w:ascii="TH SarabunIT๙" w:hAnsi="TH SarabunIT๙" w:cs="TH SarabunIT๙"/>
-                <w:sz w:val="32"/>
-                <w:szCs w:val="32"/>
-                <w:cs/>
-              </w:rPr>
-              <w:t xml:space="preserve">                  </w:t>
-            </w:r>
-            <w:r>
-              <w:rPr>
                 <w:rFonts w:ascii="TH SarabunIT๙" w:eastAsia="Times New Roman" w:hAnsi="TH SarabunIT๙" w:cs="TH SarabunIT๙"/>
                 <w:sz w:val="32"/>
                 <w:szCs w:val="32"/>
@@ -6619,16 +6451,7 @@
                 <w:szCs w:val="32"/>
                 <w:cs/>
               </w:rPr>
-              <w:t>วัน นับถัดจากวันลงนามในสัญญา</w:t>
-            </w:r>
-            <w:r>
-              <w:rPr>
-                <w:rFonts w:ascii="TH SarabunIT๙" w:eastAsia="Times New Roman" w:hAnsi="TH SarabunIT๙" w:cs="TH SarabunIT๙" w:hint="cs"/>
-                <w:sz w:val="32"/>
-                <w:szCs w:val="32"/>
-                <w:cs/>
-              </w:rPr>
-              <w:t>หรือใบสั่ง</w:t>
+              <w:t>วัน นับถัดจากวันลงนามในสัญญาหรือใบสั่ง</w:t>
             </w:r>
             <w:r>
               <w:rPr>
@@ -6678,7 +6501,7 @@
             </w:r>
             <w:r>
               <w:rPr>
-                <w:rFonts w:ascii="TH SarabunIT๙" w:eastAsia="Times New Roman" w:hAnsi="TH SarabunIT๙" w:cs="TH SarabunIT๙" w:hint="cs"/>
+                <w:rFonts w:ascii="TH SarabunIT๙" w:eastAsia="Times New Roman" w:hAnsi="TH SarabunIT๙" w:cs="TH SarabunIT๙"/>
                 <w:sz w:val="32"/>
                 <w:szCs w:val="32"/>
                 <w:cs/>
@@ -6693,115 +6516,7 @@
                 <w:szCs w:val="32"/>
                 <w:cs/>
               </w:rPr>
-              <w:t xml:space="preserve"> </w:t>
-            </w:r>
-            <w:r>
-              <w:rPr>
-                <w:rFonts w:ascii="TH SarabunIT๙" w:eastAsia="Times New Roman" w:hAnsi="TH SarabunIT๙" w:cs="TH SarabunIT๙" w:hint="cs"/>
-                <w:sz w:val="32"/>
-                <w:szCs w:val="32"/>
-                <w:cs/>
-              </w:rPr>
-              <w:t>เนื่องจากการจัดซื้อจัดจ้างพัสดุที่มีการผลิต</w:t>
-            </w:r>
-            <w:r>
-              <w:rPr>
-                <w:rFonts w:ascii="TH SarabunIT๙" w:eastAsia="Times New Roman" w:hAnsi="TH SarabunIT๙" w:cs="TH SarabunIT๙"/>
-                <w:sz w:val="32"/>
-                <w:szCs w:val="32"/>
-                <w:cs/>
-              </w:rPr>
-              <w:t xml:space="preserve"> </w:t>
-            </w:r>
-            <w:r>
-              <w:rPr>
-                <w:rFonts w:ascii="TH SarabunIT๙" w:eastAsia="Times New Roman" w:hAnsi="TH SarabunIT๙" w:cs="TH SarabunIT๙" w:hint="cs"/>
-                <w:sz w:val="32"/>
-                <w:szCs w:val="32"/>
-                <w:cs/>
-              </w:rPr>
-              <w:t>จำหน่าย</w:t>
-            </w:r>
-            <w:r>
-              <w:rPr>
-                <w:rFonts w:ascii="TH SarabunIT๙" w:eastAsia="Times New Roman" w:hAnsi="TH SarabunIT๙" w:cs="TH SarabunIT๙"/>
-                <w:sz w:val="32"/>
-                <w:szCs w:val="32"/>
-                <w:cs/>
-              </w:rPr>
-              <w:t xml:space="preserve"> </w:t>
-            </w:r>
-            <w:r>
-              <w:rPr>
-                <w:rFonts w:ascii="TH SarabunIT๙" w:eastAsia="Times New Roman" w:hAnsi="TH SarabunIT๙" w:cs="TH SarabunIT๙" w:hint="cs"/>
-                <w:sz w:val="32"/>
-                <w:szCs w:val="32"/>
-                <w:cs/>
-              </w:rPr>
-              <w:t>ก่อสร้างหรือให้บริการทั่วไป</w:t>
-            </w:r>
-            <w:r>
-              <w:rPr>
-                <w:rFonts w:ascii="TH SarabunIT๙" w:eastAsia="Times New Roman" w:hAnsi="TH SarabunIT๙" w:cs="TH SarabunIT๙"/>
-                <w:sz w:val="32"/>
-                <w:szCs w:val="32"/>
-                <w:cs/>
-              </w:rPr>
-              <w:t xml:space="preserve"> </w:t>
-            </w:r>
-            <w:r>
-              <w:rPr>
-                <w:rFonts w:ascii="TH SarabunIT๙" w:eastAsia="Times New Roman" w:hAnsi="TH SarabunIT๙" w:cs="TH SarabunIT๙" w:hint="cs"/>
-                <w:sz w:val="32"/>
-                <w:szCs w:val="32"/>
-                <w:cs/>
-              </w:rPr>
-              <w:t>และมีวงเงินในการจัดซื้อจัดจ้างครั้งหนึ่งไม่เกิน</w:t>
-            </w:r>
-            <w:r>
-              <w:rPr>
-                <w:rFonts w:ascii="TH SarabunIT๙" w:eastAsia="Times New Roman" w:hAnsi="TH SarabunIT๙" w:cs="TH SarabunIT๙"/>
-                <w:sz w:val="32"/>
-                <w:szCs w:val="32"/>
-                <w:cs/>
-              </w:rPr>
-              <w:t xml:space="preserve"> 500,000 </w:t>
-            </w:r>
-            <w:r>
-              <w:rPr>
-                <w:rFonts w:ascii="TH SarabunIT๙" w:eastAsia="Times New Roman" w:hAnsi="TH SarabunIT๙" w:cs="TH SarabunIT๙" w:hint="cs"/>
-                <w:sz w:val="32"/>
-                <w:szCs w:val="32"/>
-                <w:cs/>
-              </w:rPr>
-              <w:t>บาท</w:t>
-            </w:r>
-            <w:r>
-              <w:rPr>
-                <w:rFonts w:ascii="TH SarabunIT๙" w:eastAsia="Times New Roman" w:hAnsi="TH SarabunIT๙" w:cs="TH SarabunIT๙"/>
-                <w:sz w:val="32"/>
-                <w:szCs w:val="32"/>
-                <w:cs/>
-              </w:rPr>
-              <w:t xml:space="preserve"> </w:t>
-            </w:r>
-            <w:r>
-              <w:rPr>
-                <w:rFonts w:ascii="TH SarabunIT๙" w:eastAsia="Times New Roman" w:hAnsi="TH SarabunIT๙" w:cs="TH SarabunIT๙" w:hint="cs"/>
-                <w:sz w:val="32"/>
-                <w:szCs w:val="32"/>
-                <w:cs/>
-              </w:rPr>
-              <w:t>ที่กำหนดในกฎกระทรวง</w:t>
-            </w:r>
-            <w:r>
-              <w:rPr>
-                <w:rFonts w:ascii="TH SarabunIT๙" w:eastAsia="Times New Roman" w:hAnsi="TH SarabunIT๙" w:cs="TH SarabunIT๙"/>
-                <w:sz w:val="32"/>
-                <w:szCs w:val="32"/>
-                <w:cs/>
-              </w:rPr>
-              <w:t xml:space="preserve"> </w:t>
+              <w:t xml:space="preserve"> เนื่องจากการจัดซื้อจัดจ้างพัสดุที่มีการผลิต จำหน่าย ก่อสร้างหรือให้บริการทั่วไป และมีวงเงินในการจัดซื้อจัดจ้างครั้งหนึ่งไม่เกิน 500,000 บาท ที่กำหนดในกฎกระทรวง</w:t>
             </w:r>
           </w:p>
           <w:p>
@@ -6809,7 +6524,7 @@
               <w:spacing w:after="0" w:line="240" w:lineRule="auto"/>
               <w:ind w:right="171"/>
               <w:rPr>
-                <w:rFonts w:ascii="TH SarabunIT๙" w:eastAsia="Times New Roman" w:hAnsi="TH SarabunIT๙" w:cs="TH SarabunIT๙"/>
+                <w:rFonts w:ascii="TH SarabunIT๙" w:eastAsia="Times New Roman" w:hAnsi="TH SarabunIT๙" w:cs="TH SarabunIT๙" w:hint="cs"/>
                 <w:sz w:val="32"/>
                 <w:szCs w:val="32"/>
               </w:rPr>
@@ -6829,61 +6544,7 @@
                 <w:szCs w:val="32"/>
                 <w:cs/>
               </w:rPr>
-              <w:t xml:space="preserve">7. </w:t>
-            </w:r>
-            <w:r>
-              <w:rPr>
-                <w:rFonts w:ascii="TH SarabunIT๙" w:eastAsia="Times New Roman" w:hAnsi="TH SarabunIT๙" w:cs="TH SarabunIT๙" w:hint="cs"/>
-                <w:sz w:val="32"/>
-                <w:szCs w:val="32"/>
-                <w:cs/>
-              </w:rPr>
-              <w:t>หลักเกณฑ์การพิจารณาคัดเลือกข้อเสนอ</w:t>
-            </w:r>
-            <w:r>
-              <w:rPr>
-                <w:rFonts w:ascii="TH SarabunIT๙" w:eastAsia="Times New Roman" w:hAnsi="TH SarabunIT๙" w:cs="TH SarabunIT๙"/>
-                <w:sz w:val="32"/>
-                <w:szCs w:val="32"/>
-                <w:cs/>
-              </w:rPr>
-              <w:t xml:space="preserve"> </w:t>
-            </w:r>
-            <w:r>
-              <w:rPr>
-                <w:rFonts w:ascii="TH SarabunIT๙" w:eastAsia="Times New Roman" w:hAnsi="TH SarabunIT๙" w:cs="TH SarabunIT๙" w:hint="cs"/>
-                <w:sz w:val="32"/>
-                <w:szCs w:val="32"/>
-                <w:cs/>
-              </w:rPr>
-              <w:t>โดยใช้</w:t>
-            </w:r>
-            <w:r>
-              <w:rPr>
-                <w:rFonts w:ascii="TH SarabunIT๙" w:eastAsia="Times New Roman" w:hAnsi="TH SarabunIT๙" w:cs="TH SarabunIT๙"/>
-                <w:sz w:val="32"/>
-                <w:szCs w:val="32"/>
-                <w:cs/>
-              </w:rPr>
-              <w:t xml:space="preserve"> </w:t>
-            </w:r>
-            <w:r>
-              <w:rPr>
-                <w:rFonts w:ascii="TH SarabunIT๙" w:eastAsia="Times New Roman" w:hAnsi="TH SarabunIT๙" w:cs="TH SarabunIT๙" w:hint="cs"/>
-                <w:sz w:val="32"/>
-                <w:szCs w:val="32"/>
-                <w:cs/>
-              </w:rPr>
-              <w:t>เกณฑ์ราคา</w:t>
-            </w:r>
-            <w:r>
-              <w:rPr>
-                <w:rFonts w:ascii="TH SarabunIT๙" w:eastAsia="Times New Roman" w:hAnsi="TH SarabunIT๙" w:cs="TH SarabunIT๙"/>
-                <w:sz w:val="32"/>
-                <w:szCs w:val="32"/>
-                <w:cs/>
-              </w:rPr>
-              <w:t xml:space="preserve"> </w:t>
+              <w:t>7. หลักเกณฑ์การพิจารณาคัดเลือกข้อเสนอ โดยใช้ เกณฑ์ราคา</w:t>
             </w:r>
           </w:p>
           <w:p>
@@ -6911,52 +6572,7 @@
                 <w:szCs w:val="32"/>
                 <w:cs/>
               </w:rPr>
-              <w:t xml:space="preserve">8. </w:t>
-            </w:r>
-            <w:r>
-              <w:rPr>
-                <w:rFonts w:ascii="TH SarabunIT๙" w:eastAsia="Times New Roman" w:hAnsi="TH SarabunIT๙" w:cs="TH SarabunIT๙" w:hint="cs"/>
-                <w:sz w:val="32"/>
-                <w:szCs w:val="32"/>
-                <w:cs/>
-              </w:rPr>
-              <w:t>ข้อเสนออื่น</w:t>
-            </w:r>
-            <w:r>
-              <w:rPr>
-                <w:rFonts w:ascii="TH SarabunIT๙" w:eastAsia="Times New Roman" w:hAnsi="TH SarabunIT๙" w:cs="TH SarabunIT๙"/>
-                <w:sz w:val="32"/>
-                <w:szCs w:val="32"/>
-                <w:cs/>
-              </w:rPr>
-              <w:t xml:space="preserve"> </w:t>
-            </w:r>
-            <w:r>
-              <w:rPr>
-                <w:rFonts w:ascii="TH SarabunIT๙" w:eastAsia="Times New Roman" w:hAnsi="TH SarabunIT๙" w:cs="TH SarabunIT๙" w:hint="cs"/>
-                <w:sz w:val="32"/>
-                <w:szCs w:val="32"/>
-                <w:cs/>
-              </w:rPr>
-              <w:t>ๆ</w:t>
-            </w:r>
-            <w:r>
-              <w:rPr>
-                <w:rFonts w:ascii="TH SarabunIT๙" w:eastAsia="Times New Roman" w:hAnsi="TH SarabunIT๙" w:cs="TH SarabunIT๙"/>
-                <w:sz w:val="32"/>
-                <w:szCs w:val="32"/>
-                <w:cs/>
-              </w:rPr>
-              <w:t xml:space="preserve"> </w:t>
-            </w:r>
-            <w:r>
-              <w:rPr>
-                <w:rFonts w:ascii="TH SarabunIT๙" w:eastAsia="Times New Roman" w:hAnsi="TH SarabunIT๙" w:cs="TH SarabunIT๙" w:hint="cs"/>
-                <w:sz w:val="32"/>
-                <w:szCs w:val="32"/>
-                <w:cs/>
-              </w:rPr>
-              <w:t>เห็นควรแต่งตั้ง</w:t>
+              <w:t>8. ข้อเสนออื่น ๆ เห็นควรแต่งตั้ง</w:t>
             </w:r>
             <w:r>
               <w:rPr>
@@ -6969,7 +6585,7 @@
             </w:r>
             <w:r>
               <w:rPr>
-                <w:rFonts w:ascii="TH SarabunIT๙" w:eastAsia="Times New Roman" w:hAnsi="TH SarabunIT๙" w:cs="TH SarabunIT๙" w:hint="cs"/>
+                <w:rFonts w:ascii="TH SarabunIT๙" w:eastAsia="Times New Roman" w:hAnsi="TH SarabunIT๙" w:cs="TH SarabunIT๙"/>
                 <w:sz w:val="32"/>
                 <w:szCs w:val="32"/>
                 <w:cs/>
@@ -6982,7 +6598,7 @@
               <w:spacing w:after="0" w:line="240" w:lineRule="auto"/>
               <w:ind w:right="171"/>
               <w:rPr>
-                <w:rFonts w:ascii="TH SarabunIT๙" w:eastAsia="Times New Roman" w:hAnsi="TH SarabunIT๙" w:cs="TH SarabunIT๙"/>
+                <w:rFonts w:ascii="TH SarabunIT๙" w:eastAsia="Times New Roman" w:hAnsi="TH SarabunIT๙" w:cs="TH SarabunIT๙" w:hint="cs"/>
                 <w:sz w:val="32"/>
                 <w:szCs w:val="32"/>
               </w:rPr>
@@ -6997,21 +6613,12 @@
             </w:r>
             <w:r>
               <w:rPr>
-                <w:rFonts w:ascii="TH SarabunIT๙" w:eastAsia="Times New Roman" w:hAnsi="TH SarabunIT๙" w:cs="TH SarabunIT๙" w:hint="cs"/>
+                <w:rFonts w:ascii="TH SarabunIT๙" w:eastAsia="Times New Roman" w:hAnsi="TH SarabunIT๙" w:cs="TH SarabunIT๙"/>
                 <w:sz w:val="32"/>
                 <w:szCs w:val="32"/>
                 <w:cs/>
               </w:rPr>
-              <w:t xml:space="preserve">               </w:t>
-            </w:r>
-            <w:r>
-              <w:rPr>
-                <w:rFonts w:ascii="TH SarabunIT๙" w:eastAsia="Times New Roman" w:hAnsi="TH SarabunIT๙" w:cs="TH SarabunIT๙"/>
-                <w:sz w:val="32"/>
-                <w:szCs w:val="32"/>
-                <w:cs/>
-              </w:rPr>
-              <w:t>จึงเรียนมาเพื่อโปรดพิจารณา หากเห็นชอบขอได้โปรด</w:t>
+              <w:t xml:space="preserve">               จึงเรียนมาเพื่อโปรดพิจารณา หากเห็นชอบขอได้โปรด</w:t>
             </w:r>
             <w:r>
               <w:rPr>
@@ -7024,12 +6631,21 @@
             </w:r>
             <w:r>
               <w:rPr>
-                <w:rFonts w:ascii="TH SarabunIT๙" w:eastAsia="Times New Roman" w:hAnsi="TH SarabunIT๙" w:cs="TH SarabunIT๙" w:hint="cs"/>
+                <w:rFonts w:ascii="TH SarabunIT๙" w:eastAsia="Times New Roman" w:hAnsi="TH SarabunIT๙" w:cs="TH SarabunIT๙"/>
                 <w:sz w:val="32"/>
                 <w:szCs w:val="32"/>
                 <w:cs/>
               </w:rPr>
-              <w:t>อนุมัติขอบเขตของงานหรือรายละเอียดคุณลักษณะเฉพาะ</w:t>
+              <w:t>อนุมัติขอบเขตของงานหรือรายละเอียดคุณลักษณะเฉพาะ/ราคากลางของงาน</w:t>
+            </w:r>
+            <w:r>
+              <w:rPr>
+                <w:rFonts w:ascii="TH SarabunIT๙" w:eastAsia="Times New Roman" w:hAnsi="TH SarabunIT๙" w:cs="TH SarabunIT๙"/>
+                <w:noProof/>
+                <w:sz w:val="32"/>
+                <w:szCs w:val="32"/>
+              </w:rPr>
+              <w:t>{{order_type}}</w:t>
             </w:r>
             <w:r>
               <w:rPr>
@@ -7038,88 +6654,25 @@
                 <w:szCs w:val="32"/>
                 <w:cs/>
               </w:rPr>
-              <w:t>/</w:t>
-            </w:r>
-            <w:r>
-              <w:rPr>
-                <w:rFonts w:ascii="TH SarabunIT๙" w:eastAsia="Times New Roman" w:hAnsi="TH SarabunIT๙" w:cs="TH SarabunIT๙" w:hint="cs"/>
+              <w:t xml:space="preserve"> ตามที่ </w:t>
+            </w:r>
+            <w:r>
+              <w:rPr>
+                <w:rFonts w:ascii="TH SarabunIT๙" w:eastAsia="Times New Roman" w:hAnsi="TH SarabunIT๙" w:cs="TH SarabunIT๙"/>
+                <w:noProof/>
+                <w:sz w:val="32"/>
+                <w:szCs w:val="32"/>
+              </w:rPr>
+              <w:t>{{spec_creator_name}}</w:t>
+            </w:r>
+            <w:r>
+              <w:rPr>
+                <w:rFonts w:ascii="TH SarabunIT๙" w:eastAsia="Times New Roman" w:hAnsi="TH SarabunIT๙" w:cs="TH SarabunIT๙"/>
                 <w:sz w:val="32"/>
                 <w:szCs w:val="32"/>
                 <w:cs/>
               </w:rPr>
-              <w:t>ราคากลางของงาน</w:t>
-            </w:r>
-            <w:r>
-              <w:rPr>
-                <w:rFonts w:ascii="TH SarabunIT๙" w:eastAsia="Times New Roman" w:hAnsi="TH SarabunIT๙" w:cs="TH SarabunIT๙"/>
-                <w:noProof/>
-                <w:sz w:val="32"/>
-                <w:szCs w:val="32"/>
-              </w:rPr>
-              <w:t>{{order_type}}</w:t>
-            </w:r>
-            <w:r>
-              <w:rPr>
-                <w:rFonts w:ascii="TH SarabunIT๙" w:eastAsia="Times New Roman" w:hAnsi="TH SarabunIT๙" w:cs="TH SarabunIT๙"/>
-                <w:sz w:val="32"/>
-                <w:szCs w:val="32"/>
-                <w:cs/>
-              </w:rPr>
-              <w:t xml:space="preserve"> </w:t>
-            </w:r>
-            <w:r>
-              <w:rPr>
-                <w:rFonts w:ascii="TH SarabunIT๙" w:eastAsia="Times New Roman" w:hAnsi="TH SarabunIT๙" w:cs="TH SarabunIT๙" w:hint="cs"/>
-                <w:sz w:val="32"/>
-                <w:szCs w:val="32"/>
-                <w:cs/>
-              </w:rPr>
-              <w:t>ตามที่</w:t>
-            </w:r>
-            <w:r>
-              <w:rPr>
-                <w:rFonts w:ascii="TH SarabunIT๙" w:eastAsia="Times New Roman" w:hAnsi="TH SarabunIT๙" w:cs="TH SarabunIT๙"/>
-                <w:sz w:val="32"/>
-                <w:szCs w:val="32"/>
-                <w:cs/>
-              </w:rPr>
-              <w:t xml:space="preserve"> </w:t>
-            </w:r>
-            <w:r>
-              <w:rPr>
-                <w:rFonts w:ascii="TH SarabunIT๙" w:eastAsia="Times New Roman" w:hAnsi="TH SarabunIT๙" w:cs="TH SarabunIT๙"/>
-                <w:noProof/>
-                <w:sz w:val="32"/>
-                <w:szCs w:val="32"/>
-              </w:rPr>
-              <w:t>{{spec_creator_name}}</w:t>
-            </w:r>
-            <w:r>
-              <w:rPr>
-                <w:rFonts w:ascii="TH SarabunIT๙" w:eastAsia="Times New Roman" w:hAnsi="TH SarabunIT๙" w:cs="TH SarabunIT๙"/>
-                <w:sz w:val="32"/>
-                <w:szCs w:val="32"/>
-                <w:cs/>
-              </w:rPr>
-              <w:t xml:space="preserve"> </w:t>
-            </w:r>
-            <w:r>
-              <w:rPr>
-                <w:rFonts w:ascii="TH SarabunIT๙" w:eastAsia="Times New Roman" w:hAnsi="TH SarabunIT๙" w:cs="TH SarabunIT๙" w:hint="cs"/>
-                <w:sz w:val="32"/>
-                <w:szCs w:val="32"/>
-                <w:cs/>
-              </w:rPr>
-              <w:t>เป็นผู้รับผิดชอบจัดทำ</w:t>
-            </w:r>
-            <w:r>
-              <w:rPr>
-                <w:rFonts w:ascii="TH SarabunIT๙" w:eastAsia="Times New Roman" w:hAnsi="TH SarabunIT๙" w:cs="TH SarabunIT๙"/>
-                <w:sz w:val="32"/>
-                <w:szCs w:val="32"/>
-                <w:cs/>
-              </w:rPr>
-              <w:t xml:space="preserve"> </w:t>
+              <w:t xml:space="preserve"> เป็นผู้รับผิดชอบจัดทำ</w:t>
             </w:r>
           </w:p>
           <w:p>
@@ -7204,23 +6757,13 @@
             </w:r>
             <w:r>
               <w:rPr>
-                <w:rFonts w:ascii="TH SarabunIT๙" w:eastAsia="Times New Roman" w:hAnsi="TH SarabunIT๙" w:cs="TH SarabunIT๙" w:hint="cs"/>
+                <w:rFonts w:ascii="TH SarabunIT๙" w:eastAsia="Times New Roman" w:hAnsi="TH SarabunIT๙" w:cs="TH SarabunIT๙"/>
                 <w:color w:val="0000FF"/>
                 <w:sz w:val="32"/>
                 <w:szCs w:val="32"/>
                 <w:cs/>
               </w:rPr>
-              <w:t>อนุมัติแต่งตั้ง</w:t>
-            </w:r>
-            <w:r>
-              <w:rPr>
-                <w:rFonts w:ascii="TH SarabunIT๙" w:eastAsia="Times New Roman" w:hAnsi="TH SarabunIT๙" w:cs="TH SarabunIT๙"/>
-                <w:color w:val="0000FF"/>
-                <w:sz w:val="32"/>
-                <w:szCs w:val="32"/>
-                <w:cs/>
-              </w:rPr>
-              <w:t xml:space="preserve"> </w:t>
+              <w:t xml:space="preserve">อนุมัติแต่งตั้ง </w:t>
             </w:r>
             <w:r>
               <w:rPr>
@@ -7240,27 +6783,7 @@
                 <w:szCs w:val="32"/>
                 <w:cs/>
               </w:rPr>
-              <w:t xml:space="preserve"> </w:t>
-            </w:r>
-            <w:r>
-              <w:rPr>
-                <w:rFonts w:ascii="TH SarabunIT๙" w:eastAsia="Times New Roman" w:hAnsi="TH SarabunIT๙" w:cs="TH SarabunIT๙" w:hint="cs"/>
-                <w:color w:val="0000FF"/>
-                <w:sz w:val="32"/>
-                <w:szCs w:val="32"/>
-                <w:cs/>
-              </w:rPr>
-              <w:t>ตำแหน่ง</w:t>
-            </w:r>
-            <w:r>
-              <w:rPr>
-                <w:rFonts w:ascii="TH SarabunIT๙" w:eastAsia="Times New Roman" w:hAnsi="TH SarabunIT๙" w:cs="TH SarabunIT๙"/>
-                <w:color w:val="0000FF"/>
-                <w:sz w:val="32"/>
-                <w:szCs w:val="32"/>
-                <w:cs/>
-              </w:rPr>
-              <w:t xml:space="preserve"> </w:t>
+              <w:t xml:space="preserve"> ตำแหน่ง </w:t>
             </w:r>
             <w:r>
               <w:rPr>
@@ -7310,7 +6833,7 @@
             </w:r>
             <w:r>
               <w:rPr>
-                <w:rFonts w:ascii="TH SarabunIT๙" w:eastAsia="Times New Roman" w:hAnsi="TH SarabunIT๙" w:cs="TH SarabunIT๙" w:hint="cs"/>
+                <w:rFonts w:ascii="TH SarabunIT๙" w:eastAsia="Times New Roman" w:hAnsi="TH SarabunIT๙" w:cs="TH SarabunIT๙"/>
                 <w:color w:val="0000FF"/>
                 <w:sz w:val="32"/>
                 <w:szCs w:val="32"/>
@@ -7330,23 +6853,13 @@
             </w:r>
             <w:r>
               <w:rPr>
-                <w:rFonts w:ascii="TH SarabunIT๙" w:eastAsia="Times New Roman" w:hAnsi="TH SarabunIT๙" w:cs="TH SarabunIT๙" w:hint="cs"/>
+                <w:rFonts w:ascii="TH SarabunIT๙" w:eastAsia="Times New Roman" w:hAnsi="TH SarabunIT๙" w:cs="TH SarabunIT๙"/>
                 <w:color w:val="0000FF"/>
                 <w:sz w:val="32"/>
                 <w:szCs w:val="32"/>
                 <w:cs/>
               </w:rPr>
-              <w:t>3</w:t>
-            </w:r>
-            <w:r>
-              <w:rPr>
-                <w:rFonts w:ascii="TH SarabunIT๙" w:eastAsia="Times New Roman" w:hAnsi="TH SarabunIT๙" w:cs="TH SarabunIT๙"/>
-                <w:color w:val="0000FF"/>
-                <w:sz w:val="32"/>
-                <w:szCs w:val="32"/>
-                <w:cs/>
-              </w:rPr>
-              <w:t>. ลงนามในคำสั่งแต่งตั้ง</w:t>
+              <w:t>3. ลงนามในคำสั่งแต่งตั้ง</w:t>
             </w:r>
             <w:r>
               <w:rPr>
@@ -7358,6 +6871,16 @@
               </w:rPr>
               <w:t>{{inspector_title_group}}</w:t>
             </w:r>
+          </w:p>
+          <w:p>
+            <w:pPr>
+              <w:spacing w:after="0" w:line="240" w:lineRule="auto"/>
+              <w:rPr>
+                <w:rFonts w:ascii="TH SarabunIT๙" w:eastAsia="Times New Roman" w:hAnsi="TH SarabunIT๙" w:cs="TH SarabunIT๙"/>
+                <w:sz w:val="32"/>
+                <w:szCs w:val="32"/>
+              </w:rPr>
+            </w:pPr>
           </w:p>
           <w:p>
             <w:pPr>
@@ -7372,7 +6895,10 @@
           <w:p>
             <w:pPr>
               <w:pStyle w:val="a8"/>
-              <w:jc w:val="center"/>
+              <w:tabs>
+                <w:tab w:val="left" w:pos="567"/>
+                <w:tab w:val="left" w:pos="5245"/>
+              </w:tabs>
               <w:rPr>
                 <w:rFonts w:ascii="TH SarabunIT๙" w:hAnsi="TH SarabunIT๙" w:cs="TH SarabunIT๙"/>
                 <w:szCs w:val="32"/>
@@ -7384,7 +6910,7 @@
                 <w:szCs w:val="32"/>
                 <w:cs/>
               </w:rPr>
-              <w:t>(ลงชื่อ)</w:t>
+              <w:tab/>
             </w:r>
             <w:r>
               <w:rPr>
@@ -7392,6 +6918,14 @@
                 <w:szCs w:val="32"/>
                 <w:cs/>
               </w:rPr>
+              <w:t>ลงชื่อ</w:t>
+            </w:r>
+            <w:r>
+              <w:rPr>
+                <w:rFonts w:ascii="TH SarabunIT๙" w:hAnsi="TH SarabunIT๙" w:cs="TH SarabunIT๙"/>
+                <w:szCs w:val="32"/>
+                <w:cs/>
+              </w:rPr>
               <w:t>..............................................</w:t>
             </w:r>
             <w:r>
@@ -7404,18 +6938,18 @@
             </w:r>
             <w:r>
               <w:rPr>
-                <w:rFonts w:ascii="TH SarabunIT๙" w:hAnsi="TH SarabunIT๙"/>
-                <w:szCs w:val="32"/>
-              </w:rPr>
-              <w:t xml:space="preserve">       </w:t>
-            </w:r>
-            <w:r>
-              <w:rPr>
                 <w:rFonts w:ascii="TH SarabunIT๙" w:hAnsi="TH SarabunIT๙" w:cs="TH SarabunIT๙"/>
                 <w:szCs w:val="32"/>
+              </w:rPr>
+              <w:tab/>
+            </w:r>
+            <w:r>
+              <w:rPr>
+                <w:rFonts w:ascii="TH SarabunIT๙" w:hAnsi="TH SarabunIT๙" w:cs="TH SarabunIT๙"/>
+                <w:szCs w:val="32"/>
                 <w:cs/>
               </w:rPr>
-              <w:t>(ลงชื่อ)</w:t>
+              <w:t>ลงชื่อ</w:t>
             </w:r>
             <w:r>
               <w:rPr>
@@ -7438,8 +6972,7 @@
             <w:pPr>
               <w:pStyle w:val="a8"/>
               <w:tabs>
-                <w:tab w:val="left" w:pos="709"/>
-                <w:tab w:val="left" w:pos="851"/>
+                <w:tab w:val="left" w:pos="1134"/>
                 <w:tab w:val="left" w:pos="5812"/>
               </w:tabs>
               <w:rPr>
@@ -7599,7 +7132,7 @@
                 <w:szCs w:val="32"/>
                 <w:cs/>
               </w:rPr>
-              <w:t>(ลงชื่อ)</w:t>
+              <w:t>ลงชื่อ</w:t>
             </w:r>
             <w:r>
               <w:rPr>
@@ -7704,17 +7237,7 @@
             <w:pPr>
               <w:spacing w:after="0" w:line="240" w:lineRule="auto"/>
               <w:rPr>
-                <w:rFonts w:ascii="TH SarabunIT๙" w:eastAsia="Times New Roman" w:hAnsi="TH SarabunIT๙" w:cs="TH SarabunIT๙"/>
-                <w:sz w:val="32"/>
-                <w:szCs w:val="32"/>
-              </w:rPr>
-            </w:pPr>
-          </w:p>
-          <w:p>
-            <w:pPr>
-              <w:spacing w:after="0" w:line="240" w:lineRule="auto"/>
-              <w:rPr>
-                <w:rFonts w:ascii="TH SarabunIT๙" w:eastAsia="Times New Roman" w:hAnsi="TH SarabunIT๙" w:cs="TH SarabunIT๙"/>
+                <w:rFonts w:ascii="TH SarabunIT๙" w:eastAsia="Times New Roman" w:hAnsi="TH SarabunIT๙" w:cs="TH SarabunIT๙" w:hint="cs"/>
                 <w:sz w:val="32"/>
                 <w:szCs w:val="32"/>
               </w:rPr>
@@ -7816,29 +7339,7 @@
                 <w:cs/>
               </w:rPr>
               <w:lastRenderedPageBreak/>
-              <w:t>รายละเอียดแนบท้าย</w:t>
-            </w:r>
-            <w:r>
-              <w:rPr>
-                <w:rFonts w:ascii="TH SarabunIT๙" w:hAnsi="TH SarabunIT๙" w:cs="TH SarabunIT๙" w:hint="cs"/>
-                <w:b/>
-                <w:bCs/>
-                <w:sz w:val="32"/>
-                <w:szCs w:val="32"/>
-                <w:cs/>
-              </w:rPr>
-              <w:t>รายงาน</w:t>
-            </w:r>
-            <w:r>
-              <w:rPr>
-                <w:rFonts w:ascii="TH SarabunIT๙" w:hAnsi="TH SarabunIT๙" w:cs="TH SarabunIT๙"/>
-                <w:b/>
-                <w:bCs/>
-                <w:sz w:val="32"/>
-                <w:szCs w:val="32"/>
-                <w:cs/>
-              </w:rPr>
-              <w:t>ขอ</w:t>
+              <w:t>รายละเอียดแนบท้ายรายงานขอ</w:t>
             </w:r>
             <w:r>
               <w:rPr>
@@ -7871,10 +7372,10 @@
             </w:tblPr>
             <w:tblGrid>
               <w:gridCol w:w="764"/>
-              <w:gridCol w:w="3693"/>
-              <w:gridCol w:w="1452"/>
-              <w:gridCol w:w="2038"/>
-              <w:gridCol w:w="2331"/>
+              <w:gridCol w:w="3620"/>
+              <w:gridCol w:w="1446"/>
+              <w:gridCol w:w="2017"/>
+              <w:gridCol w:w="2431"/>
             </w:tblGrid>
             <w:tr>
               <w:trPr>
@@ -7996,31 +7497,7 @@
                       <w:cs/>
                       <w:lang w:bidi="th-TH"/>
                     </w:rPr>
-                    <w:t>ราคา/หน</w:t>
-                  </w:r>
-                  <w:r>
-                    <w:rPr>
-                      <w:rFonts w:ascii="TH SarabunIT๙" w:hAnsi="TH SarabunIT๙" w:cs="TH SarabunIT๙" w:hint="cs"/>
-                      <w:b/>
-                      <w:bCs/>
-                      <w:sz w:val="32"/>
-                      <w:szCs w:val="32"/>
-                      <w:cs/>
-                      <w:lang w:bidi="th-TH"/>
-                    </w:rPr>
-                    <w:t>่</w:t>
-                  </w:r>
-                  <w:r>
-                    <w:rPr>
-                      <w:rFonts w:ascii="TH SarabunIT๙" w:hAnsi="TH SarabunIT๙" w:cs="TH SarabunIT๙"/>
-                      <w:b/>
-                      <w:bCs/>
-                      <w:sz w:val="32"/>
-                      <w:szCs w:val="32"/>
-                      <w:cs/>
-                      <w:lang w:bidi="th-TH"/>
-                    </w:rPr>
-                    <w:t>วย (บาท)</w:t>
+                    <w:t>ราคา/หน่วย (บาท)</w:t>
                   </w:r>
                   <w:bookmarkEnd w:id="0"/>
                   <w:bookmarkEnd w:id="1"/>
@@ -8460,14 +7937,25 @@
           </w:p>
           <w:p>
             <w:pPr>
+              <w:tabs>
+                <w:tab w:val="left" w:pos="4536"/>
+              </w:tabs>
               <w:spacing w:after="0"/>
-              <w:jc w:val="center"/>
               <w:rPr>
                 <w:rFonts w:ascii="TH SarabunIT๙" w:hAnsi="TH SarabunIT๙" w:cs="TH SarabunIT๙"/>
                 <w:sz w:val="32"/>
                 <w:szCs w:val="32"/>
               </w:rPr>
             </w:pPr>
+            <w:r>
+              <w:rPr>
+                <w:rFonts w:ascii="TH SarabunIT๙" w:hAnsi="TH SarabunIT๙" w:cs="TH SarabunIT๙"/>
+                <w:sz w:val="32"/>
+                <w:szCs w:val="32"/>
+                <w:cs/>
+              </w:rPr>
+              <w:tab/>
+            </w:r>
             <w:r>
               <w:rPr>
                 <w:rFonts w:ascii="TH SarabunIT๙" w:hAnsi="TH SarabunIT๙" w:cs="TH SarabunIT๙"/>
@@ -8498,8 +7986,10 @@
           </w:p>
           <w:p>
             <w:pPr>
+              <w:tabs>
+                <w:tab w:val="left" w:pos="4962"/>
+              </w:tabs>
               <w:spacing w:after="0"/>
-              <w:jc w:val="center"/>
               <w:rPr>
                 <w:rFonts w:ascii="TH SarabunIT๙" w:hAnsi="TH SarabunIT๙" w:cs="TH SarabunIT๙"/>
                 <w:sz w:val="32"/>
@@ -8513,11 +8003,20 @@
                 <w:szCs w:val="32"/>
                 <w:cs/>
               </w:rPr>
+              <w:tab/>
+            </w:r>
+            <w:r>
+              <w:rPr>
+                <w:rFonts w:ascii="TH SarabunIT๙" w:hAnsi="TH SarabunIT๙" w:cs="TH SarabunIT๙"/>
+                <w:sz w:val="32"/>
+                <w:szCs w:val="32"/>
+                <w:cs/>
+              </w:rPr>
               <w:t>(</w:t>
             </w:r>
             <w:r>
               <w:rPr>
-                <w:rFonts w:ascii="TH SarabunIT๙" w:eastAsia="Times New Roman" w:hAnsi="TH SarabunIT๙" w:cs="TH SarabunIT๙" w:hint="cs"/>
+                <w:rFonts w:ascii="TH SarabunIT๙" w:eastAsia="Times New Roman" w:hAnsi="TH SarabunIT๙" w:cs="TH SarabunIT๙"/>
                 <w:sz w:val="32"/>
                 <w:szCs w:val="32"/>
               </w:rPr>
@@ -8526,7 +8025,7 @@
             <w:proofErr w:type="spellStart"/>
             <w:r>
               <w:rPr>
-                <w:rFonts w:ascii="TH SarabunIT๙" w:eastAsia="Times New Roman" w:hAnsi="TH SarabunIT๙" w:cs="TH SarabunIT๙" w:hint="cs"/>
+                <w:rFonts w:ascii="TH SarabunIT๙" w:eastAsia="Times New Roman" w:hAnsi="TH SarabunIT๙" w:cs="TH SarabunIT๙"/>
                 <w:sz w:val="32"/>
                 <w:szCs w:val="32"/>
               </w:rPr>
@@ -8535,7 +8034,7 @@
             <w:proofErr w:type="spellEnd"/>
             <w:r>
               <w:rPr>
-                <w:rFonts w:ascii="TH SarabunIT๙" w:eastAsia="Times New Roman" w:hAnsi="TH SarabunIT๙" w:cs="TH SarabunIT๙" w:hint="cs"/>
+                <w:rFonts w:ascii="TH SarabunIT๙" w:eastAsia="Times New Roman" w:hAnsi="TH SarabunIT๙" w:cs="TH SarabunIT๙"/>
                 <w:sz w:val="32"/>
                 <w:szCs w:val="32"/>
               </w:rPr>
@@ -9059,17 +8558,6 @@
               </w:rPr>
               <w:t>}}</w:t>
             </w:r>
-            <w:r>
-              <w:rPr>
-                <w:rFonts w:ascii="TH SarabunIT๙" w:eastAsia="Times New Roman" w:hAnsi="TH SarabunIT๙" w:cs="TH SarabunIT๙"/>
-                <w:b/>
-                <w:bCs/>
-                <w:sz w:val="32"/>
-                <w:szCs w:val="32"/>
-                <w:cs/>
-              </w:rPr>
-              <w:t xml:space="preserve"> </w:t>
-            </w:r>
           </w:p>
         </w:tc>
       </w:tr>
@@ -9296,7 +8784,7 @@
                 <w:sz w:val="32"/>
                 <w:szCs w:val="32"/>
               </w:rPr>
-              <w:t>                  </w:t>
+              <w:t> </w:t>
             </w:r>
           </w:p>
           <w:p>
@@ -9845,7 +9333,7 @@
                   </w:pPr>
                   <w:r>
                     <w:rPr>
-                      <w:rFonts w:ascii="TH SarabunIT๙" w:eastAsia="Times New Roman" w:hAnsi="TH SarabunIT๙" w:cs="TH SarabunIT๙" w:hint="cs"/>
+                      <w:rFonts w:ascii="TH SarabunIT๙" w:eastAsia="Times New Roman" w:hAnsi="TH SarabunIT๙" w:cs="TH SarabunIT๙"/>
                       <w:sz w:val="32"/>
                       <w:szCs w:val="32"/>
                       <w:cs/>
@@ -10213,17 +9701,6 @@
                     <w:t>{{inspector_3_pos}}</w:t>
                   </w:r>
                 </w:p>
-                <w:p>
-                  <w:pPr>
-                    <w:spacing w:after="0" w:line="240" w:lineRule="auto"/>
-                    <w:ind w:left="390"/>
-                    <w:rPr>
-                      <w:rFonts w:ascii="TH SarabunIT๙" w:eastAsia="Times New Roman" w:hAnsi="TH SarabunIT๙" w:cs="TH SarabunIT๙"/>
-                      <w:sz w:val="32"/>
-                      <w:szCs w:val="32"/>
-                    </w:rPr>
-                  </w:pPr>
-                </w:p>
               </w:tc>
             </w:tr>
             <w:tr>
@@ -10251,23 +9728,6 @@
                       <w:szCs w:val="32"/>
                     </w:rPr>
                   </w:pPr>
-                  <w:r>
-                    <w:rPr>
-                      <w:rFonts w:ascii="TH SarabunIT๙" w:eastAsia="Times New Roman" w:hAnsi="TH SarabunIT๙" w:cs="TH SarabunIT๙"/>
-                      <w:sz w:val="32"/>
-                      <w:szCs w:val="32"/>
-                    </w:rPr>
-                    <w:t> </w:t>
-                  </w:r>
-                  <w:r>
-                    <w:rPr>
-                      <w:rFonts w:ascii="TH SarabunIT๙" w:eastAsia="Times New Roman" w:hAnsi="TH SarabunIT๙" w:cs="TH SarabunIT๙"/>
-                      <w:sz w:val="32"/>
-                      <w:szCs w:val="32"/>
-                      <w:cs/>
-                    </w:rPr>
-                    <w:t xml:space="preserve">    </w:t>
-                  </w:r>
                 </w:p>
               </w:tc>
               <w:tc>
@@ -10393,14 +9853,6 @@
                 <w:szCs w:val="32"/>
               </w:rPr>
             </w:pPr>
-            <w:r>
-              <w:rPr>
-                <w:rFonts w:ascii="TH SarabunIT๙" w:eastAsia="Times New Roman" w:hAnsi="TH SarabunIT๙" w:cs="TH SarabunIT๙"/>
-                <w:sz w:val="32"/>
-                <w:szCs w:val="32"/>
-              </w:rPr>
-              <w:t> </w:t>
-            </w:r>
           </w:p>
         </w:tc>
       </w:tr>
@@ -10418,6 +9870,9 @@
           </w:tcPr>
           <w:p>
             <w:pPr>
+              <w:tabs>
+                <w:tab w:val="left" w:pos="4820"/>
+              </w:tabs>
               <w:spacing w:after="0" w:line="240" w:lineRule="auto"/>
               <w:rPr>
                 <w:rFonts w:ascii="TH SarabunIT๙" w:eastAsia="Times New Roman" w:hAnsi="TH SarabunIT๙" w:cs="TH SarabunIT๙"/>
@@ -10430,25 +9885,27 @@
                 <w:rFonts w:ascii="TH SarabunIT๙" w:eastAsia="Times New Roman" w:hAnsi="TH SarabunIT๙" w:cs="TH SarabunIT๙"/>
                 <w:sz w:val="32"/>
                 <w:szCs w:val="32"/>
-              </w:rPr>
-              <w:t>                                                                   </w:t>
-            </w:r>
-            <w:r>
-              <w:rPr>
-                <w:rFonts w:ascii="TH SarabunIT๙" w:eastAsia="Times New Roman" w:hAnsi="TH SarabunIT๙" w:cs="TH SarabunIT๙"/>
-                <w:sz w:val="32"/>
-                <w:szCs w:val="32"/>
                 <w:cs/>
               </w:rPr>
-              <w:t xml:space="preserve">   สั่ง ณ วันที่</w:t>
-            </w:r>
-            <w:r>
-              <w:rPr>
-                <w:rFonts w:ascii="TH SarabunIT๙" w:eastAsia="Times New Roman" w:hAnsi="TH SarabunIT๙" w:cs="TH SarabunIT๙"/>
-                <w:sz w:val="32"/>
-                <w:szCs w:val="32"/>
-              </w:rPr>
-              <w:t> </w:t>
+              <w:tab/>
+            </w:r>
+            <w:r>
+              <w:rPr>
+                <w:rFonts w:ascii="TH SarabunIT๙" w:eastAsia="Times New Roman" w:hAnsi="TH SarabunIT๙" w:cs="TH SarabunIT๙"/>
+                <w:sz w:val="32"/>
+                <w:szCs w:val="32"/>
+                <w:cs/>
+              </w:rPr>
+              <w:t>สั่ง ณ วันที่</w:t>
+            </w:r>
+            <w:r>
+              <w:rPr>
+                <w:rFonts w:ascii="TH SarabunIT๙" w:eastAsia="Times New Roman" w:hAnsi="TH SarabunIT๙" w:cs="TH SarabunIT๙" w:hint="cs"/>
+                <w:sz w:val="32"/>
+                <w:szCs w:val="32"/>
+                <w:cs/>
+              </w:rPr>
+              <w:t xml:space="preserve">  </w:t>
             </w:r>
             <w:r>
               <w:rPr>
@@ -10474,7 +9931,13 @@
             <w:vAlign w:val="center"/>
             <w:hideMark/>
           </w:tcPr>
-          <w:p/>
+          <w:p>
+            <w:pPr>
+              <w:rPr>
+                <w:rFonts w:ascii="TH SarabunIT๙" w:hAnsi="TH SarabunIT๙" w:cs="TH SarabunIT๙"/>
+              </w:rPr>
+            </w:pPr>
+          </w:p>
           <w:tbl>
             <w:tblPr>
               <w:tblpPr w:leftFromText="180" w:rightFromText="180" w:vertAnchor="text" w:horzAnchor="page" w:tblpX="4141" w:tblpY="343"/>
@@ -10507,9 +9970,10 @@
                     <w:spacing w:after="0" w:line="240" w:lineRule="auto"/>
                     <w:jc w:val="center"/>
                     <w:rPr>
-                      <w:rFonts w:ascii="TH SarabunIT๙" w:eastAsia="Times New Roman" w:hAnsi="TH SarabunIT๙" w:cs="TH SarabunIT๙"/>
+                      <w:rFonts w:ascii="TH SarabunIT๙" w:eastAsia="Times New Roman" w:hAnsi="TH SarabunIT๙" w:cs="TH SarabunIT๙" w:hint="cs"/>
                       <w:sz w:val="32"/>
                       <w:szCs w:val="32"/>
+                      <w:cs/>
                     </w:rPr>
                   </w:pPr>
                   <w:r>
@@ -10518,42 +9982,16 @@
                       <w:szCs w:val="32"/>
                       <w:cs/>
                     </w:rPr>
+                    <w:t>ลงชื่อ</w:t>
+                  </w:r>
+                  <w:r>
+                    <w:rPr>
+                      <w:rFonts w:ascii="TH SarabunIT๙" w:hAnsi="TH SarabunIT๙" w:cs="TH SarabunIT๙"/>
+                      <w:szCs w:val="32"/>
+                      <w:cs/>
+                    </w:rPr>
                     <w:t>..............................................</w:t>
                   </w:r>
-                  <w:r>
-                    <w:rPr>
-                      <w:rFonts w:ascii="TH SarabunIT๙" w:eastAsia="Times New Roman" w:hAnsi="TH SarabunIT๙" w:cs="TH SarabunIT๙"/>
-                      <w:sz w:val="32"/>
-                      <w:szCs w:val="32"/>
-                    </w:rPr>
-                    <w:t> </w:t>
-                  </w:r>
-                </w:p>
-              </w:tc>
-            </w:tr>
-            <w:tr>
-              <w:tc>
-                <w:tcPr>
-                  <w:tcW w:w="4200" w:type="dxa"/>
-                  <w:tcBorders>
-                    <w:top w:val="nil"/>
-                    <w:left w:val="nil"/>
-                    <w:bottom w:val="nil"/>
-                    <w:right w:val="nil"/>
-                  </w:tcBorders>
-                  <w:vAlign w:val="center"/>
-                  <w:hideMark/>
-                </w:tcPr>
-                <w:p>
-                  <w:pPr>
-                    <w:spacing w:after="0" w:line="240" w:lineRule="auto"/>
-                    <w:jc w:val="center"/>
-                    <w:rPr>
-                      <w:rFonts w:ascii="TH SarabunIT๙" w:eastAsia="Times New Roman" w:hAnsi="TH SarabunIT๙" w:cs="TH SarabunIT๙"/>
-                      <w:sz w:val="32"/>
-                      <w:szCs w:val="32"/>
-                    </w:rPr>
-                  </w:pPr>
                 </w:p>
               </w:tc>
             </w:tr>
@@ -10690,27 +10128,6 @@
                     </w:rPr>
                     <w:t>}}</w:t>
                   </w:r>
-                  <w:r>
-                    <w:rPr>
-                      <w:rFonts w:ascii="TH SarabunIT๙" w:eastAsia="Times New Roman" w:hAnsi="TH SarabunIT๙" w:cs="TH SarabunIT๙"/>
-                      <w:sz w:val="32"/>
-                      <w:szCs w:val="32"/>
-                      <w:bdr w:val="none" w:sz="0" w:space="0" w:color="auto" w:frame="1"/>
-                      <w:cs/>
-                    </w:rPr>
-                    <w:t xml:space="preserve"> </w:t>
-                  </w:r>
-                </w:p>
-                <w:p>
-                  <w:pPr>
-                    <w:spacing w:after="0" w:line="240" w:lineRule="auto"/>
-                    <w:jc w:val="center"/>
-                    <w:rPr>
-                      <w:rFonts w:ascii="TH SarabunIT๙" w:eastAsia="Times New Roman" w:hAnsi="TH SarabunIT๙" w:cs="TH SarabunIT๙"/>
-                      <w:sz w:val="32"/>
-                      <w:szCs w:val="32"/>
-                    </w:rPr>
-                  </w:pPr>
                 </w:p>
               </w:tc>
             </w:tr>
@@ -10793,25 +10210,6 @@
                 <w:szCs w:val="32"/>
               </w:rPr>
             </w:pPr>
-            <w:r>
-              <w:rPr>
-                <w:rFonts w:ascii="TH SarabunIT๙" w:eastAsia="Times New Roman" w:hAnsi="TH SarabunIT๙" w:cs="TH SarabunIT๙"/>
-                <w:sz w:val="32"/>
-                <w:szCs w:val="32"/>
-              </w:rPr>
-              <w:t> </w:t>
-            </w:r>
-          </w:p>
-          <w:p>
-            <w:pPr>
-              <w:spacing w:after="0" w:line="240" w:lineRule="auto"/>
-              <w:jc w:val="right"/>
-              <w:rPr>
-                <w:rFonts w:ascii="TH SarabunIT๙" w:eastAsia="Times New Roman" w:hAnsi="TH SarabunIT๙" w:cs="TH SarabunIT๙"/>
-                <w:sz w:val="32"/>
-                <w:szCs w:val="32"/>
-              </w:rPr>
-            </w:pPr>
           </w:p>
           <w:p>
             <w:pPr>
@@ -10902,9 +10300,9 @@
         <w:tblLook w:val="04A0" w:firstRow="1" w:lastRow="0" w:firstColumn="1" w:lastColumn="0" w:noHBand="0" w:noVBand="1"/>
       </w:tblPr>
       <w:tblGrid>
-        <w:gridCol w:w="3292"/>
-        <w:gridCol w:w="783"/>
-        <w:gridCol w:w="5421"/>
+        <w:gridCol w:w="3261"/>
+        <w:gridCol w:w="776"/>
+        <w:gridCol w:w="5459"/>
         <w:gridCol w:w="6"/>
         <w:gridCol w:w="6"/>
         <w:gridCol w:w="6"/>
@@ -11219,15 +10617,6 @@
                     </w:rPr>
                     <w:t>}}</w:t>
                   </w:r>
-                  <w:r>
-                    <w:rPr>
-                      <w:rFonts w:ascii="TH SarabunIT๙" w:eastAsia="Times New Roman" w:hAnsi="TH SarabunIT๙" w:cs="TH SarabunIT๙"/>
-                      <w:sz w:val="32"/>
-                      <w:szCs w:val="32"/>
-                      <w:cs/>
-                    </w:rPr>
-                    <w:t xml:space="preserve"> </w:t>
-                  </w:r>
                 </w:p>
               </w:tc>
             </w:tr>
@@ -11897,15 +11286,6 @@
               </w:rPr>
               <w:t>}}</w:t>
             </w:r>
-            <w:r>
-              <w:rPr>
-                <w:rFonts w:ascii="TH SarabunIT๙" w:eastAsia="Times New Roman" w:hAnsi="TH SarabunIT๙" w:cs="TH SarabunIT๙"/>
-                <w:sz w:val="32"/>
-                <w:szCs w:val="32"/>
-                <w:cs/>
-              </w:rPr>
-              <w:t xml:space="preserve"> </w:t>
-            </w:r>
           </w:p>
         </w:tc>
         <w:tc>
@@ -12145,10 +11525,10 @@
               <w:tblLook w:val="04A0" w:firstRow="1" w:lastRow="0" w:firstColumn="1" w:lastColumn="0" w:noHBand="0" w:noVBand="1"/>
             </w:tblPr>
             <w:tblGrid>
-              <w:gridCol w:w="2598"/>
-              <w:gridCol w:w="2448"/>
-              <w:gridCol w:w="2119"/>
-              <w:gridCol w:w="2201"/>
+              <w:gridCol w:w="2577"/>
+              <w:gridCol w:w="2427"/>
+              <w:gridCol w:w="2181"/>
+              <w:gridCol w:w="2181"/>
             </w:tblGrid>
             <w:tr>
               <w:trPr>
@@ -12510,7 +11890,7 @@
                   </w:r>
                   <w:r>
                     <w:rPr>
-                      <w:rFonts w:ascii="TH SarabunIT๙" w:eastAsia="Times New Roman" w:hAnsi="TH SarabunIT๙" w:cs="TH SarabunIT๙" w:hint="cs"/>
+                      <w:rFonts w:ascii="TH SarabunIT๙" w:eastAsia="Times New Roman" w:hAnsi="TH SarabunIT๙" w:cs="TH SarabunIT๙"/>
                       <w:sz w:val="32"/>
                       <w:szCs w:val="32"/>
                       <w:cs/>
@@ -12662,25 +12042,7 @@
                 <w:szCs w:val="32"/>
                 <w:cs/>
               </w:rPr>
-              <w:t xml:space="preserve">       </w:t>
-            </w:r>
-            <w:r>
-              <w:rPr>
-                <w:rFonts w:ascii="TH SarabunIT๙" w:eastAsia="Times New Roman" w:hAnsi="TH SarabunIT๙" w:cs="TH SarabunIT๙" w:hint="cs"/>
-                <w:sz w:val="32"/>
-                <w:szCs w:val="32"/>
-                <w:cs/>
-              </w:rPr>
-              <w:t xml:space="preserve">   </w:t>
-            </w:r>
-            <w:r>
-              <w:rPr>
-                <w:rFonts w:ascii="TH SarabunIT๙" w:eastAsia="Times New Roman" w:hAnsi="TH SarabunIT๙" w:cs="TH SarabunIT๙"/>
-                <w:sz w:val="32"/>
-                <w:szCs w:val="32"/>
-                <w:cs/>
-              </w:rPr>
-              <w:t>*</w:t>
+              <w:t xml:space="preserve">          *</w:t>
             </w:r>
             <w:r>
               <w:rPr>
@@ -12951,7 +12313,10 @@
           <w:p>
             <w:pPr>
               <w:pStyle w:val="a8"/>
-              <w:jc w:val="center"/>
+              <w:tabs>
+                <w:tab w:val="left" w:pos="426"/>
+                <w:tab w:val="left" w:pos="4678"/>
+              </w:tabs>
               <w:rPr>
                 <w:rFonts w:ascii="TH SarabunIT๙" w:hAnsi="TH SarabunIT๙" w:cs="TH SarabunIT๙"/>
                 <w:szCs w:val="32"/>
@@ -12963,7 +12328,7 @@
                 <w:szCs w:val="32"/>
                 <w:cs/>
               </w:rPr>
-              <w:t>(ลงชื่อ)</w:t>
+              <w:tab/>
             </w:r>
             <w:r>
               <w:rPr>
@@ -12971,7 +12336,7 @@
                 <w:szCs w:val="32"/>
                 <w:cs/>
               </w:rPr>
-              <w:t>........................................</w:t>
+              <w:t>ลงชื่อ........................................เจ้าหน้าที่พัสดุ</w:t>
             </w:r>
             <w:r>
               <w:rPr>
@@ -12979,14 +12344,7 @@
                 <w:szCs w:val="32"/>
                 <w:cs/>
               </w:rPr>
-              <w:t>เจ้าหน้าที่พัสดุ</w:t>
-            </w:r>
-            <w:r>
-              <w:rPr>
-                <w:rFonts w:ascii="TH SarabunIT๙" w:hAnsi="TH SarabunIT๙"/>
-                <w:szCs w:val="32"/>
-              </w:rPr>
-              <w:t xml:space="preserve">     </w:t>
+              <w:tab/>
             </w:r>
             <w:r>
               <w:rPr>
@@ -12994,30 +12352,14 @@
                 <w:szCs w:val="32"/>
                 <w:cs/>
               </w:rPr>
-              <w:t>(ลงชื่อ)</w:t>
-            </w:r>
-            <w:r>
-              <w:rPr>
-                <w:rFonts w:ascii="TH SarabunIT๙" w:hAnsi="TH SarabunIT๙" w:cs="TH SarabunIT๙"/>
-                <w:szCs w:val="32"/>
-                <w:cs/>
-              </w:rPr>
-              <w:t>........................................</w:t>
-            </w:r>
-            <w:r>
-              <w:rPr>
-                <w:rFonts w:ascii="TH SarabunIT๙" w:hAnsi="TH SarabunIT๙" w:cs="TH SarabunIT๙"/>
-                <w:szCs w:val="32"/>
-                <w:cs/>
-              </w:rPr>
-              <w:t>หัวหน้าเจ้าหน้าที่พัสดุ</w:t>
+              <w:t>ลงชื่อ........................................หัวหน้าเจ้าหน้าที่พัสดุ</w:t>
             </w:r>
           </w:p>
           <w:p>
             <w:pPr>
               <w:pStyle w:val="a8"/>
               <w:tabs>
-                <w:tab w:val="left" w:pos="709"/>
+                <w:tab w:val="left" w:pos="851"/>
                 <w:tab w:val="left" w:pos="5245"/>
               </w:tabs>
               <w:rPr>
@@ -13166,7 +12508,9 @@
           <w:p>
             <w:pPr>
               <w:pStyle w:val="a8"/>
-              <w:jc w:val="center"/>
+              <w:tabs>
+                <w:tab w:val="left" w:pos="3261"/>
+              </w:tabs>
               <w:rPr>
                 <w:rFonts w:ascii="TH SarabunIT๙" w:hAnsi="TH SarabunIT๙" w:cs="TH SarabunIT๙"/>
                 <w:szCs w:val="32"/>
@@ -13178,7 +12522,7 @@
                 <w:szCs w:val="32"/>
                 <w:cs/>
               </w:rPr>
-              <w:t>(ลงชื่อ)</w:t>
+              <w:tab/>
             </w:r>
             <w:r>
               <w:rPr>
@@ -13186,18 +12530,36 @@
                 <w:szCs w:val="32"/>
                 <w:cs/>
               </w:rPr>
-              <w:t>..............................................</w:t>
+              <w:t>ลงชื่อ</w:t>
+            </w:r>
+            <w:r>
+              <w:rPr>
+                <w:rFonts w:ascii="TH SarabunIT๙" w:hAnsi="TH SarabunIT๙" w:cs="TH SarabunIT๙"/>
+                <w:szCs w:val="32"/>
+                <w:cs/>
+              </w:rPr>
+              <w:t>........................................</w:t>
             </w:r>
           </w:p>
           <w:p>
             <w:pPr>
               <w:pStyle w:val="a8"/>
-              <w:jc w:val="center"/>
+              <w:tabs>
+                <w:tab w:val="left" w:pos="3686"/>
+              </w:tabs>
               <w:rPr>
                 <w:rFonts w:ascii="TH SarabunIT๙" w:hAnsi="TH SarabunIT๙" w:cs="TH SarabunIT๙"/>
                 <w:szCs w:val="32"/>
               </w:rPr>
             </w:pPr>
+            <w:r>
+              <w:rPr>
+                <w:rFonts w:ascii="TH SarabunIT๙" w:hAnsi="TH SarabunIT๙" w:cs="TH SarabunIT๙"/>
+                <w:szCs w:val="32"/>
+                <w:cs/>
+              </w:rPr>
+              <w:tab/>
+            </w:r>
             <w:r>
               <w:rPr>
                 <w:rFonts w:ascii="TH SarabunIT๙" w:hAnsi="TH SarabunIT๙" w:cs="TH SarabunIT๙"/>
@@ -13241,7 +12603,9 @@
           <w:p>
             <w:pPr>
               <w:pStyle w:val="a8"/>
-              <w:jc w:val="center"/>
+              <w:tabs>
+                <w:tab w:val="left" w:pos="3261"/>
+              </w:tabs>
               <w:rPr>
                 <w:rFonts w:ascii="TH SarabunIT๙" w:eastAsia="Times New Roman" w:hAnsi="TH SarabunIT๙" w:cs="TH SarabunIT๙"/>
                 <w:szCs w:val="32"/>
@@ -13249,11 +12613,11 @@
             </w:pPr>
             <w:r>
               <w:rPr>
-                <w:rFonts w:ascii="TH SarabunIT๙" w:hAnsi="TH SarabunIT๙" w:cs="TH SarabunIT๙" w:hint="cs"/>
+                <w:rFonts w:ascii="TH SarabunIT๙" w:hAnsi="TH SarabunIT๙" w:cs="TH SarabunIT๙"/>
                 <w:szCs w:val="32"/>
                 <w:cs/>
               </w:rPr>
-              <w:t xml:space="preserve">   </w:t>
+              <w:tab/>
             </w:r>
             <w:r>
               <w:rPr>
@@ -13846,16 +13210,7 @@
                 <w:szCs w:val="32"/>
                 <w:cs/>
               </w:rPr>
-              <w:t xml:space="preserve"> </w:t>
-            </w:r>
-            <w:r>
-              <w:rPr>
-                <w:rFonts w:ascii="TH SarabunPSK" w:hAnsi="TH SarabunPSK" w:cs="TH SarabunPSK"/>
-                <w:sz w:val="32"/>
-                <w:szCs w:val="32"/>
-                <w:cs/>
-              </w:rPr>
-              <w:t>รวมภาษีมูลค่าเพิ่มและภาษีอื่น ค่าขนส่ง ค่าจดทะเบียน และค่าใช้จ่ายอื่น ๆ ทั้งปวงไว้แล้ว</w:t>
+              <w:t xml:space="preserve"> รวมภาษีมูลค่าเพิ่มและภาษีอื่น ค่าขนส่ง ค่าจดทะเบียน และค่าใช้จ่ายอื่น ๆ ทั้งปวงไว้แล้ว</w:t>
             </w:r>
           </w:p>
         </w:tc>
@@ -13955,11 +13310,12 @@
             </w:r>
             <w:r>
               <w:rPr>
-                <w:rFonts w:ascii="TH SarabunIT๙" w:eastAsia="Times New Roman" w:hAnsi="TH SarabunIT๙" w:cs="TH SarabunIT๙"/>
-                <w:sz w:val="32"/>
-                <w:szCs w:val="32"/>
-              </w:rPr>
-              <w:t> </w:t>
+                <w:rFonts w:ascii="TH SarabunIT๙" w:eastAsia="Times New Roman" w:hAnsi="TH SarabunIT๙" w:cs="TH SarabunIT๙" w:hint="cs"/>
+                <w:sz w:val="32"/>
+                <w:szCs w:val="32"/>
+                <w:cs/>
+              </w:rPr>
+              <w:t xml:space="preserve">  </w:t>
             </w:r>
             <w:r>
               <w:rPr>
@@ -13968,27 +13324,7 @@
                 <w:sz w:val="32"/>
                 <w:szCs w:val="32"/>
               </w:rPr>
-              <w:t>{{</w:t>
-            </w:r>
-            <w:proofErr w:type="spellStart"/>
-            <w:r>
-              <w:rPr>
-                <w:rFonts w:ascii="TH SarabunIT๙" w:eastAsia="Times New Roman" w:hAnsi="TH SarabunIT๙" w:cs="TH SarabunIT๙"/>
-                <w:noProof/>
-                <w:sz w:val="32"/>
-                <w:szCs w:val="32"/>
-              </w:rPr>
-              <w:t>date_announcement</w:t>
-            </w:r>
-            <w:proofErr w:type="spellEnd"/>
-            <w:r>
-              <w:rPr>
-                <w:rFonts w:ascii="TH SarabunIT๙" w:eastAsia="Times New Roman" w:hAnsi="TH SarabunIT๙" w:cs="TH SarabunIT๙"/>
-                <w:noProof/>
-                <w:sz w:val="32"/>
-                <w:szCs w:val="32"/>
-              </w:rPr>
-              <w:t>}}</w:t>
+              <w:t>{{date_announcement}}</w:t>
             </w:r>
             <w:r>
               <w:rPr>
@@ -14242,7 +13578,7 @@
                     <w:spacing w:after="0" w:line="240" w:lineRule="auto"/>
                     <w:jc w:val="center"/>
                     <w:rPr>
-                      <w:rFonts w:ascii="TH SarabunIT๙" w:hAnsi="TH SarabunIT๙" w:cs="TH SarabunIT๙" w:hint="cs"/>
+                      <w:rFonts w:ascii="TH SarabunIT๙" w:hAnsi="TH SarabunIT๙" w:cs="TH SarabunIT๙"/>
                       <w:sz w:val="32"/>
                       <w:szCs w:val="32"/>
                       <w:cs/>
@@ -14254,7 +13590,15 @@
                       <w:szCs w:val="32"/>
                       <w:cs/>
                     </w:rPr>
-                    <w:t>..............................................</w:t>
+                    <w:t>ลงชื่อ</w:t>
+                  </w:r>
+                  <w:r>
+                    <w:rPr>
+                      <w:rFonts w:ascii="TH SarabunIT๙" w:hAnsi="TH SarabunIT๙" w:cs="TH SarabunIT๙"/>
+                      <w:szCs w:val="32"/>
+                      <w:cs/>
+                    </w:rPr>
+                    <w:t>........................................</w:t>
                   </w:r>
                 </w:p>
               </w:tc>
@@ -14361,7 +13705,7 @@
                     <w:spacing w:after="0" w:line="240" w:lineRule="auto"/>
                     <w:jc w:val="center"/>
                     <w:rPr>
-                      <w:rFonts w:ascii="TH SarabunIT๙" w:eastAsia="Times New Roman" w:hAnsi="TH SarabunIT๙" w:cs="TH SarabunIT๙"/>
+                      <w:rFonts w:ascii="TH SarabunIT๙" w:eastAsia="Times New Roman" w:hAnsi="TH SarabunIT๙" w:cs="TH SarabunIT๙" w:hint="cs"/>
                       <w:sz w:val="32"/>
                       <w:szCs w:val="32"/>
                     </w:rPr>
@@ -14400,15 +13744,6 @@
                       <w:szCs w:val="32"/>
                     </w:rPr>
                     <w:t>}}</w:t>
-                  </w:r>
-                  <w:r>
-                    <w:rPr>
-                      <w:rFonts w:ascii="TH SarabunIT๙" w:eastAsia="Times New Roman" w:hAnsi="TH SarabunIT๙" w:cs="TH SarabunIT๙"/>
-                      <w:sz w:val="32"/>
-                      <w:szCs w:val="32"/>
-                      <w:cs/>
-                    </w:rPr>
-                    <w:t xml:space="preserve">  </w:t>
                   </w:r>
                 </w:p>
               </w:tc>
@@ -14796,25 +14131,14 @@
                   </w:pPr>
                   <w:r>
                     <w:rPr>
-                      <w:rFonts w:ascii="TH SarabunIT๙" w:eastAsia="Times New Roman" w:hAnsi="TH SarabunIT๙" w:cs="TH SarabunIT๙" w:hint="cs"/>
+                      <w:rFonts w:ascii="TH SarabunIT๙" w:eastAsia="Times New Roman" w:hAnsi="TH SarabunIT๙" w:cs="TH SarabunIT๙"/>
                       <w:b/>
                       <w:bCs/>
                       <w:sz w:val="36"/>
                       <w:szCs w:val="36"/>
                       <w:cs/>
                     </w:rPr>
-                    <w:t xml:space="preserve">    </w:t>
-                  </w:r>
-                  <w:r>
-                    <w:rPr>
-                      <w:rFonts w:ascii="TH SarabunIT๙" w:eastAsia="Times New Roman" w:hAnsi="TH SarabunIT๙" w:cs="TH SarabunIT๙"/>
-                      <w:b/>
-                      <w:bCs/>
-                      <w:sz w:val="36"/>
-                      <w:szCs w:val="36"/>
-                      <w:cs/>
-                    </w:rPr>
-                    <w:t>ใบสั่ง</w:t>
+                    <w:t xml:space="preserve">    ใบสั่ง</w:t>
                   </w:r>
                   <w:r>
                     <w:rPr>
@@ -15008,7 +14332,7 @@
                         </w:pPr>
                         <w:r>
                           <w:rPr>
-                            <w:rFonts w:ascii="TH SarabunIT๙" w:eastAsia="Times New Roman" w:hAnsi="TH SarabunIT๙" w:cs="Angsana New"/>
+                            <w:rFonts w:ascii="TH SarabunIT๙" w:eastAsia="Times New Roman" w:hAnsi="TH SarabunIT๙" w:cs="TH SarabunIT๙"/>
                             <w:sz w:val="28"/>
                             <w:cs/>
                           </w:rPr>
@@ -15319,6 +14643,13 @@
                             <w:rFonts w:ascii="TH SarabunIT๙" w:eastAsia="Times New Roman" w:hAnsi="TH SarabunIT๙" w:cs="TH SarabunIT๙"/>
                             <w:sz w:val="28"/>
                           </w:rPr>
+                          <w:t xml:space="preserve"> </w:t>
+                        </w:r>
+                        <w:r>
+                          <w:rPr>
+                            <w:rFonts w:ascii="TH SarabunIT๙" w:eastAsia="Times New Roman" w:hAnsi="TH SarabunIT๙" w:cs="TH SarabunIT๙"/>
+                            <w:sz w:val="28"/>
+                          </w:rPr>
                           <w:t xml:space="preserve">  </w:t>
                         </w:r>
                         <w:r>
@@ -15352,7 +14683,7 @@
                           <w:shd w:val="clear" w:color="auto" w:fill="FFFFFF" w:themeFill="background1"/>
                           <w:spacing w:after="0" w:line="240" w:lineRule="auto"/>
                           <w:rPr>
-                            <w:rFonts w:ascii="TH SarabunIT๙" w:eastAsia="Times New Roman" w:hAnsi="TH SarabunIT๙" w:cs="TH SarabunIT๙"/>
+                            <w:rFonts w:ascii="TH SarabunIT๙" w:eastAsia="Times New Roman" w:hAnsi="TH SarabunIT๙" w:cs="TH SarabunIT๙" w:hint="cs"/>
                             <w:sz w:val="28"/>
                           </w:rPr>
                         </w:pPr>
@@ -15402,14 +14733,6 @@
                           </w:rPr>
                           <w:t>}}</w:t>
                         </w:r>
-                        <w:r>
-                          <w:rPr>
-                            <w:rFonts w:ascii="TH SarabunIT๙" w:eastAsia="Times New Roman" w:hAnsi="TH SarabunIT๙" w:cs="TH SarabunIT๙"/>
-                            <w:sz w:val="28"/>
-                            <w:cs/>
-                          </w:rPr>
-                          <w:t xml:space="preserve">  </w:t>
-                        </w:r>
                       </w:p>
                     </w:tc>
                   </w:tr>
@@ -15439,7 +14762,7 @@
                         </w:pPr>
                         <w:r>
                           <w:rPr>
-                            <w:rFonts w:ascii="TH SarabunIT๙" w:eastAsia="Times New Roman" w:hAnsi="TH SarabunIT๙" w:cs="Angsana New"/>
+                            <w:rFonts w:ascii="TH SarabunIT๙" w:eastAsia="Times New Roman" w:hAnsi="TH SarabunIT๙" w:cs="TH SarabunIT๙"/>
                             <w:sz w:val="28"/>
                             <w:cs/>
                           </w:rPr>
@@ -15458,19 +14781,11 @@
                             <w:sz w:val="28"/>
                             <w:cs/>
                           </w:rPr>
-                          <w:t xml:space="preserve"> </w:t>
+                          <w:t xml:space="preserve"> ตำบล </w:t>
                         </w:r>
                         <w:r>
                           <w:rPr>
-                            <w:rFonts w:ascii="TH SarabunIT๙" w:eastAsia="Times New Roman" w:hAnsi="TH SarabunIT๙" w:cs="Angsana New" w:hint="cs"/>
-                            <w:sz w:val="28"/>
-                            <w:cs/>
-                          </w:rPr>
-                          <w:t xml:space="preserve">ตำบล </w:t>
-                        </w:r>
-                        <w:r>
-                          <w:rPr>
-                            <w:rFonts w:ascii="TH SarabunIT๙" w:eastAsia="Times New Roman" w:hAnsi="TH SarabunIT๙" w:cs="TH SarabunIT๙" w:hint="cs"/>
+                            <w:rFonts w:ascii="TH SarabunIT๙" w:eastAsia="Times New Roman" w:hAnsi="TH SarabunIT๙" w:cs="TH SarabunIT๙"/>
                             <w:sz w:val="28"/>
                           </w:rPr>
                           <w:t>{{school_subdistrict}}</w:t>
@@ -15487,7 +14802,7 @@
                         </w:pPr>
                         <w:r>
                           <w:rPr>
-                            <w:rFonts w:ascii="TH SarabunIT๙" w:eastAsia="Times New Roman" w:hAnsi="TH SarabunIT๙" w:hint="cs"/>
+                            <w:rFonts w:ascii="TH SarabunIT๙" w:eastAsia="Times New Roman" w:hAnsi="TH SarabunIT๙" w:cs="TH SarabunIT๙"/>
                             <w:sz w:val="28"/>
                             <w:szCs w:val="28"/>
                             <w:cs/>
@@ -15496,7 +14811,7 @@
                         </w:r>
                         <w:r>
                           <w:rPr>
-                            <w:rFonts w:ascii="TH SarabunIT๙" w:eastAsia="Times New Roman" w:hAnsi="TH SarabunIT๙" w:cs="TH SarabunIT๙" w:hint="cs"/>
+                            <w:rFonts w:ascii="TH SarabunIT๙" w:eastAsia="Times New Roman" w:hAnsi="TH SarabunIT๙" w:cs="TH SarabunIT๙"/>
                             <w:sz w:val="28"/>
                             <w:szCs w:val="28"/>
                           </w:rPr>
@@ -15504,25 +14819,16 @@
                         </w:r>
                         <w:r>
                           <w:rPr>
-                            <w:rFonts w:ascii="TH SarabunIT๙" w:eastAsia="Times New Roman" w:hAnsi="TH SarabunIT๙" w:cs="TH SarabunIT๙" w:hint="cs"/>
+                            <w:rFonts w:ascii="TH SarabunIT๙" w:eastAsia="Times New Roman" w:hAnsi="TH SarabunIT๙" w:cs="TH SarabunIT๙"/>
                             <w:sz w:val="28"/>
                             <w:szCs w:val="28"/>
                             <w:cs/>
                           </w:rPr>
-                          <w:t xml:space="preserve"> </w:t>
+                          <w:t xml:space="preserve"> จังหวัด</w:t>
                         </w:r>
                         <w:r>
                           <w:rPr>
-                            <w:rFonts w:ascii="TH SarabunIT๙" w:eastAsia="Times New Roman" w:hAnsi="TH SarabunIT๙" w:hint="cs"/>
-                            <w:sz w:val="28"/>
-                            <w:szCs w:val="28"/>
-                            <w:cs/>
-                          </w:rPr>
-                          <w:t>จังหวัด</w:t>
-                        </w:r>
-                        <w:r>
-                          <w:rPr>
-                            <w:rFonts w:ascii="TH SarabunIT๙" w:eastAsia="Times New Roman" w:hAnsi="TH SarabunIT๙" w:cs="TH SarabunIT๙" w:hint="cs"/>
+                            <w:rFonts w:ascii="TH SarabunIT๙" w:eastAsia="Times New Roman" w:hAnsi="TH SarabunIT๙" w:cs="TH SarabunIT๙"/>
                             <w:sz w:val="28"/>
                             <w:szCs w:val="28"/>
                           </w:rPr>
@@ -15544,15 +14850,7 @@
                             <w:sz w:val="28"/>
                             <w:cs/>
                           </w:rPr>
-                          <w:t>โทรศัพท์</w:t>
-                        </w:r>
-                        <w:r>
-                          <w:rPr>
-                            <w:rFonts w:ascii="TH SarabunIT๙" w:eastAsia="Times New Roman" w:hAnsi="TH SarabunIT๙" w:cs="TH SarabunIT๙" w:hint="cs"/>
-                            <w:sz w:val="28"/>
-                            <w:cs/>
-                          </w:rPr>
-                          <w:t xml:space="preserve">  </w:t>
+                          <w:t xml:space="preserve">โทรศัพท์  </w:t>
                         </w:r>
                         <w:r>
                           <w:rPr>
@@ -15866,11 +15164,11 @@
                     <w:tblLook w:val="04A0" w:firstRow="1" w:lastRow="0" w:firstColumn="1" w:lastColumn="0" w:noHBand="0" w:noVBand="1"/>
                   </w:tblPr>
                   <w:tblGrid>
-                    <w:gridCol w:w="513"/>
-                    <w:gridCol w:w="3116"/>
-                    <w:gridCol w:w="1191"/>
-                    <w:gridCol w:w="2188"/>
-                    <w:gridCol w:w="2199"/>
+                    <w:gridCol w:w="490"/>
+                    <w:gridCol w:w="3039"/>
+                    <w:gridCol w:w="1140"/>
+                    <w:gridCol w:w="2246"/>
+                    <w:gridCol w:w="2292"/>
                   </w:tblGrid>
                   <w:tr>
                     <w:trPr>
@@ -16688,7 +15986,25 @@
                       <w:noProof/>
                       <w:sz w:val="28"/>
                     </w:rPr>
-                    <w:t>{{shipping_days}}</w:t>
+                    <w:t>{{</w:t>
+                  </w:r>
+                  <w:proofErr w:type="spellStart"/>
+                  <w:r>
+                    <w:rPr>
+                      <w:rFonts w:ascii="TH SarabunIT๙" w:eastAsia="Times New Roman" w:hAnsi="TH SarabunIT๙" w:cs="TH SarabunIT๙"/>
+                      <w:noProof/>
+                      <w:sz w:val="28"/>
+                    </w:rPr>
+                    <w:t>shipping_days</w:t>
+                  </w:r>
+                  <w:proofErr w:type="spellEnd"/>
+                  <w:r>
+                    <w:rPr>
+                      <w:rFonts w:ascii="TH SarabunIT๙" w:eastAsia="Times New Roman" w:hAnsi="TH SarabunIT๙" w:cs="TH SarabunIT๙"/>
+                      <w:noProof/>
+                      <w:sz w:val="28"/>
+                    </w:rPr>
+                    <w:t>}}</w:t>
                   </w:r>
                   <w:r>
                     <w:rPr>
@@ -16810,7 +16126,25 @@
                       <w:noProof/>
                       <w:sz w:val="28"/>
                     </w:rPr>
-                    <w:t>{{date_deadline}}</w:t>
+                    <w:t>{{</w:t>
+                  </w:r>
+                  <w:proofErr w:type="spellStart"/>
+                  <w:r>
+                    <w:rPr>
+                      <w:rFonts w:ascii="TH SarabunIT๙" w:eastAsia="Times New Roman" w:hAnsi="TH SarabunIT๙" w:cs="TH SarabunIT๙"/>
+                      <w:noProof/>
+                      <w:sz w:val="28"/>
+                    </w:rPr>
+                    <w:t>date_deadline</w:t>
+                  </w:r>
+                  <w:proofErr w:type="spellEnd"/>
+                  <w:r>
+                    <w:rPr>
+                      <w:rFonts w:ascii="TH SarabunIT๙" w:eastAsia="Times New Roman" w:hAnsi="TH SarabunIT๙" w:cs="TH SarabunIT๙"/>
+                      <w:noProof/>
+                      <w:sz w:val="28"/>
+                    </w:rPr>
+                    <w:t>}}</w:t>
                   </w:r>
                 </w:p>
               </w:tc>
@@ -16940,19 +16274,42 @@
                       <w:sz w:val="28"/>
                       <w:cs/>
                     </w:rPr>
-                    <w:t xml:space="preserve"> </w:t>
-                  </w:r>
-                  <w:r>
-                    <w:rPr>
-                      <w:rFonts w:ascii="TH SarabunIT๙" w:eastAsia="Times New Roman" w:hAnsi="TH SarabunIT๙" w:cs="Angsana New" w:hint="cs"/>
+                    <w:t xml:space="preserve"> อำเภอ</w:t>
+                  </w:r>
+                  <w:r>
+                    <w:rPr>
+                      <w:rFonts w:ascii="TH SarabunIT๙" w:eastAsia="Times New Roman" w:hAnsi="TH SarabunIT๙" w:cs="TH SarabunIT๙"/>
+                      <w:sz w:val="28"/>
+                    </w:rPr>
+                    <w:t>{{</w:t>
+                  </w:r>
+                  <w:proofErr w:type="spellStart"/>
+                  <w:r>
+                    <w:rPr>
+                      <w:rFonts w:ascii="TH SarabunIT๙" w:eastAsia="Times New Roman" w:hAnsi="TH SarabunIT๙" w:cs="TH SarabunIT๙"/>
+                      <w:sz w:val="28"/>
+                    </w:rPr>
+                    <w:t>school_amphoe</w:t>
+                  </w:r>
+                  <w:proofErr w:type="spellEnd"/>
+                  <w:r>
+                    <w:rPr>
+                      <w:rFonts w:ascii="TH SarabunIT๙" w:eastAsia="Times New Roman" w:hAnsi="TH SarabunIT๙" w:cs="TH SarabunIT๙"/>
+                      <w:sz w:val="28"/>
+                    </w:rPr>
+                    <w:t>}}</w:t>
+                  </w:r>
+                  <w:r>
+                    <w:rPr>
+                      <w:rFonts w:ascii="TH SarabunIT๙" w:eastAsia="Times New Roman" w:hAnsi="TH SarabunIT๙" w:cs="TH SarabunIT๙"/>
                       <w:sz w:val="28"/>
                       <w:cs/>
                     </w:rPr>
-                    <w:t>อำเภอ</w:t>
-                  </w:r>
-                  <w:r>
-                    <w:rPr>
-                      <w:rFonts w:ascii="TH SarabunIT๙" w:eastAsia="Times New Roman" w:hAnsi="TH SarabunIT๙" w:cs="TH SarabunIT๙" w:hint="cs"/>
+                    <w:t xml:space="preserve"> จังหวัด</w:t>
+                  </w:r>
+                  <w:r>
+                    <w:rPr>
+                      <w:rFonts w:ascii="TH SarabunIT๙" w:eastAsia="Times New Roman" w:hAnsi="TH SarabunIT๙" w:cs="TH SarabunIT๙"/>
                       <w:sz w:val="28"/>
                     </w:rPr>
                     <w:t>{{</w:t>
@@ -16960,54 +16317,15 @@
                   <w:proofErr w:type="spellStart"/>
                   <w:r>
                     <w:rPr>
-                      <w:rFonts w:ascii="TH SarabunIT๙" w:eastAsia="Times New Roman" w:hAnsi="TH SarabunIT๙" w:cs="TH SarabunIT๙" w:hint="cs"/>
+                      <w:rFonts w:ascii="TH SarabunIT๙" w:eastAsia="Times New Roman" w:hAnsi="TH SarabunIT๙" w:cs="TH SarabunIT๙"/>
                       <w:sz w:val="28"/>
                     </w:rPr>
-                    <w:t>school_amphoe</w:t>
+                    <w:t>school_changwat</w:t>
                   </w:r>
                   <w:proofErr w:type="spellEnd"/>
                   <w:r>
                     <w:rPr>
-                      <w:rFonts w:ascii="TH SarabunIT๙" w:eastAsia="Times New Roman" w:hAnsi="TH SarabunIT๙" w:cs="TH SarabunIT๙" w:hint="cs"/>
-                      <w:sz w:val="28"/>
-                    </w:rPr>
-                    <w:t>}}</w:t>
-                  </w:r>
-                  <w:r>
-                    <w:rPr>
-                      <w:rFonts w:ascii="TH SarabunIT๙" w:eastAsia="Times New Roman" w:hAnsi="TH SarabunIT๙" w:cs="TH SarabunIT๙" w:hint="cs"/>
-                      <w:sz w:val="28"/>
-                      <w:cs/>
-                    </w:rPr>
-                    <w:t xml:space="preserve"> </w:t>
-                  </w:r>
-                  <w:r>
-                    <w:rPr>
-                      <w:rFonts w:ascii="TH SarabunIT๙" w:eastAsia="Times New Roman" w:hAnsi="TH SarabunIT๙" w:cs="Angsana New" w:hint="cs"/>
-                      <w:sz w:val="28"/>
-                      <w:cs/>
-                    </w:rPr>
-                    <w:t>จังหวัด</w:t>
-                  </w:r>
-                  <w:r>
-                    <w:rPr>
-                      <w:rFonts w:ascii="TH SarabunIT๙" w:eastAsia="Times New Roman" w:hAnsi="TH SarabunIT๙" w:cs="TH SarabunIT๙" w:hint="cs"/>
-                      <w:sz w:val="28"/>
-                    </w:rPr>
-                    <w:t>{{</w:t>
-                  </w:r>
-                  <w:proofErr w:type="spellStart"/>
-                  <w:r>
-                    <w:rPr>
-                      <w:rFonts w:ascii="TH SarabunIT๙" w:eastAsia="Times New Roman" w:hAnsi="TH SarabunIT๙" w:cs="TH SarabunIT๙" w:hint="cs"/>
-                      <w:sz w:val="28"/>
-                    </w:rPr>
-                    <w:t>school_changwat</w:t>
-                  </w:r>
-                  <w:proofErr w:type="spellEnd"/>
-                  <w:r>
-                    <w:rPr>
-                      <w:rFonts w:ascii="TH SarabunIT๙" w:eastAsia="Times New Roman" w:hAnsi="TH SarabunIT๙" w:cs="TH SarabunIT๙" w:hint="cs"/>
+                      <w:rFonts w:ascii="TH SarabunIT๙" w:eastAsia="Times New Roman" w:hAnsi="TH SarabunIT๙" w:cs="TH SarabunIT๙"/>
                       <w:sz w:val="28"/>
                     </w:rPr>
                     <w:t>}}</w:t>
@@ -17235,19 +16553,11 @@
                   </w:r>
                   <w:r>
                     <w:rPr>
-                      <w:rFonts w:ascii="TH SarabunIT๙" w:eastAsia="Times New Roman" w:hAnsi="TH SarabunIT๙" w:cs="TH SarabunIT๙" w:hint="cs"/>
+                      <w:rFonts w:ascii="TH SarabunIT๙" w:eastAsia="Times New Roman" w:hAnsi="TH SarabunIT๙" w:cs="TH SarabunIT๙"/>
                       <w:sz w:val="28"/>
                       <w:cs/>
                     </w:rPr>
-                    <w:t xml:space="preserve"> กรณีงานจ้างอัตราค่าปรับ</w:t>
-                  </w:r>
-                  <w:r>
-                    <w:rPr>
-                      <w:rFonts w:ascii="TH SarabunIT๙" w:eastAsia="Times New Roman" w:hAnsi="TH SarabunIT๙" w:cs="TH SarabunIT๙"/>
-                      <w:sz w:val="28"/>
-                      <w:cs/>
-                    </w:rPr>
-                    <w:t>ต้องไม่ต่ำกว่าวันละ ๑๐๐.๐๐ บาท</w:t>
+                    <w:t xml:space="preserve"> กรณีงานจ้างอัตราค่าปรับต้องไม่ต่ำกว่าวันละ ๑๐๐.๐๐ บาท</w:t>
                   </w:r>
                 </w:p>
               </w:tc>
@@ -17420,7 +16730,7 @@
                   </w:pPr>
                   <w:r>
                     <w:rPr>
-                      <w:rFonts w:ascii="TH SarabunIT๙" w:eastAsia="Times New Roman" w:hAnsi="TH SarabunIT๙" w:cs="TH SarabunIT๙" w:hint="cs"/>
+                      <w:rFonts w:ascii="TH SarabunIT๙" w:eastAsia="Times New Roman" w:hAnsi="TH SarabunIT๙" w:cs="TH SarabunIT๙"/>
                       <w:sz w:val="28"/>
                       <w:cs/>
                     </w:rPr>
@@ -17453,7 +16763,7 @@
                   </w:pPr>
                   <w:r>
                     <w:rPr>
-                      <w:rFonts w:ascii="TH SarabunIT๙" w:eastAsia="Times New Roman" w:hAnsi="TH SarabunIT๙" w:cs="TH SarabunIT๙" w:hint="cs"/>
+                      <w:rFonts w:ascii="TH SarabunIT๙" w:eastAsia="Times New Roman" w:hAnsi="TH SarabunIT๙" w:cs="TH SarabunIT๙"/>
                       <w:sz w:val="28"/>
                       <w:cs/>
                     </w:rPr>
@@ -17727,6 +17037,10 @@
                 <w:p>
                   <w:pPr>
                     <w:shd w:val="clear" w:color="auto" w:fill="FFFFFF" w:themeFill="background1"/>
+                    <w:tabs>
+                      <w:tab w:val="left" w:pos="166"/>
+                      <w:tab w:val="left" w:pos="4135"/>
+                    </w:tabs>
                     <w:spacing w:after="0" w:line="240" w:lineRule="auto"/>
                     <w:rPr>
                       <w:rFonts w:ascii="TH SarabunIT๙" w:hAnsi="TH SarabunIT๙" w:cs="TH SarabunIT๙"/>
@@ -17739,30 +17053,7 @@
                       <w:sz w:val="28"/>
                       <w:cs/>
                     </w:rPr>
-                    <w:t>............................................</w:t>
-                  </w:r>
-                  <w:r>
-                    <w:rPr>
-                      <w:rFonts w:ascii="TH SarabunIT๙" w:hAnsi="TH SarabunIT๙" w:cs="TH SarabunIT๙" w:hint="cs"/>
-                      <w:sz w:val="28"/>
-                      <w:cs/>
-                    </w:rPr>
-                    <w:t>ผู้สั่ง</w:t>
-                  </w:r>
-                  <w:r>
-                    <w:rPr>
-                      <w:rFonts w:ascii="TH SarabunIT๙" w:eastAsia="Times New Roman" w:hAnsi="TH SarabunIT๙" w:cs="TH SarabunIT๙"/>
-                      <w:noProof/>
-                      <w:sz w:val="28"/>
-                    </w:rPr>
-                    <w:t>{{order_type}}</w:t>
-                  </w:r>
-                  <w:r>
-                    <w:rPr>
-                      <w:rFonts w:ascii="TH SarabunIT๙" w:hAnsi="TH SarabunIT๙" w:cs="TH SarabunIT๙"/>
-                      <w:sz w:val="28"/>
-                    </w:rPr>
-                    <w:t xml:space="preserve">       </w:t>
+                    <w:tab/>
                   </w:r>
                   <w:r>
                     <w:rPr>
@@ -17770,11 +17061,43 @@
                       <w:sz w:val="28"/>
                       <w:cs/>
                     </w:rPr>
-                    <w:t>............................................</w:t>
-                  </w:r>
-                  <w:r>
-                    <w:rPr>
-                      <w:rFonts w:ascii="TH SarabunIT๙" w:hAnsi="TH SarabunIT๙" w:cs="TH SarabunIT๙" w:hint="cs"/>
+                    <w:t>ลงชื่อ........................................</w:t>
+                  </w:r>
+                  <w:r>
+                    <w:rPr>
+                      <w:rFonts w:ascii="TH SarabunIT๙" w:hAnsi="TH SarabunIT๙" w:cs="TH SarabunIT๙"/>
+                      <w:sz w:val="28"/>
+                      <w:cs/>
+                    </w:rPr>
+                    <w:t>ผู้สั่ง</w:t>
+                  </w:r>
+                  <w:r>
+                    <w:rPr>
+                      <w:rFonts w:ascii="TH SarabunIT๙" w:eastAsia="Times New Roman" w:hAnsi="TH SarabunIT๙" w:cs="TH SarabunIT๙"/>
+                      <w:noProof/>
+                      <w:sz w:val="28"/>
+                    </w:rPr>
+                    <w:t>{{order_type}}</w:t>
+                  </w:r>
+                  <w:r>
+                    <w:rPr>
+                      <w:rFonts w:ascii="TH SarabunIT๙" w:eastAsia="Times New Roman" w:hAnsi="TH SarabunIT๙" w:cs="TH SarabunIT๙"/>
+                      <w:noProof/>
+                      <w:sz w:val="28"/>
+                    </w:rPr>
+                    <w:tab/>
+                  </w:r>
+                  <w:r>
+                    <w:rPr>
+                      <w:rFonts w:ascii="TH SarabunIT๙" w:hAnsi="TH SarabunIT๙" w:cs="TH SarabunIT๙"/>
+                      <w:sz w:val="28"/>
+                      <w:cs/>
+                    </w:rPr>
+                    <w:t>ลงชื่อ........................................</w:t>
+                  </w:r>
+                  <w:r>
+                    <w:rPr>
+                      <w:rFonts w:ascii="TH SarabunIT๙" w:hAnsi="TH SarabunIT๙" w:cs="TH SarabunIT๙"/>
                       <w:sz w:val="28"/>
                       <w:cs/>
                     </w:rPr>
@@ -17793,8 +17116,8 @@
                   <w:pPr>
                     <w:shd w:val="clear" w:color="auto" w:fill="FFFFFF" w:themeFill="background1"/>
                     <w:tabs>
-                      <w:tab w:val="left" w:pos="302"/>
-                      <w:tab w:val="left" w:pos="4449"/>
+                      <w:tab w:val="left" w:pos="591"/>
+                      <w:tab w:val="left" w:pos="4560"/>
                     </w:tabs>
                     <w:spacing w:after="0" w:line="240" w:lineRule="auto"/>
                     <w:rPr>
@@ -17887,14 +17210,21 @@
                       <w:sz w:val="28"/>
                     </w:rPr>
                     <w:t>}}</w:t>
+                  </w:r>
+                  <w:r>
+                    <w:rPr>
+                      <w:rFonts w:ascii="TH SarabunIT๙" w:eastAsia="Times New Roman" w:hAnsi="TH SarabunIT๙" w:cs="TH SarabunIT๙"/>
+                      <w:sz w:val="28"/>
+                    </w:rPr>
+                    <w:t>)</w:t>
                   </w:r>
                 </w:p>
                 <w:p>
                   <w:pPr>
                     <w:shd w:val="clear" w:color="auto" w:fill="FFFFFF" w:themeFill="background1"/>
                     <w:tabs>
-                      <w:tab w:val="left" w:pos="53"/>
-                      <w:tab w:val="left" w:pos="4838"/>
+                      <w:tab w:val="left" w:pos="308"/>
+                      <w:tab w:val="left" w:pos="5127"/>
                     </w:tabs>
                     <w:spacing w:after="0" w:line="240" w:lineRule="auto"/>
                     <w:rPr>
@@ -17962,12 +17292,12 @@
                   <w:pPr>
                     <w:shd w:val="clear" w:color="auto" w:fill="FFFFFF" w:themeFill="background1"/>
                     <w:tabs>
-                      <w:tab w:val="left" w:pos="207"/>
-                      <w:tab w:val="left" w:pos="4281"/>
+                      <w:tab w:val="left" w:pos="450"/>
+                      <w:tab w:val="left" w:pos="4560"/>
                     </w:tabs>
                     <w:spacing w:after="0" w:line="240" w:lineRule="auto"/>
                     <w:rPr>
-                      <w:rFonts w:ascii="TH SarabunIT๙" w:eastAsia="Times New Roman" w:hAnsi="TH SarabunIT๙" w:cs="TH SarabunIT๙" w:hint="cs"/>
+                      <w:rFonts w:ascii="TH SarabunIT๙" w:eastAsia="Times New Roman" w:hAnsi="TH SarabunIT๙" w:cs="TH SarabunIT๙"/>
                       <w:sz w:val="28"/>
                     </w:rPr>
                   </w:pPr>
@@ -18091,6 +17421,10 @@
           <w:p>
             <w:pPr>
               <w:shd w:val="clear" w:color="auto" w:fill="FFFFFF" w:themeFill="background1"/>
+              <w:tabs>
+                <w:tab w:val="left" w:pos="42"/>
+                <w:tab w:val="left" w:pos="1276"/>
+              </w:tabs>
               <w:spacing w:after="0" w:line="240" w:lineRule="auto"/>
               <w:rPr>
                 <w:rFonts w:ascii="TH SarabunIT๙" w:eastAsia="Times New Roman" w:hAnsi="TH SarabunIT๙" w:cs="TH SarabunIT๙"/>
@@ -18104,7 +17438,15 @@
                 <w:cs/>
               </w:rPr>
               <w:lastRenderedPageBreak/>
-              <w:t xml:space="preserve">เลขที่โครงการ  </w:t>
+              <w:t>เลขที่โครงการ</w:t>
+            </w:r>
+            <w:r>
+              <w:rPr>
+                <w:rFonts w:ascii="TH SarabunIT๙" w:eastAsia="Times New Roman" w:hAnsi="TH SarabunIT๙" w:cs="TH SarabunIT๙"/>
+                <w:sz w:val="28"/>
+                <w:cs/>
+              </w:rPr>
+              <w:tab/>
             </w:r>
             <w:r>
               <w:rPr>
@@ -18139,6 +17481,9 @@
           <w:p>
             <w:pPr>
               <w:shd w:val="clear" w:color="auto" w:fill="FFFFFF" w:themeFill="background1"/>
+              <w:tabs>
+                <w:tab w:val="left" w:pos="1276"/>
+              </w:tabs>
               <w:spacing w:after="0" w:line="240" w:lineRule="auto"/>
               <w:rPr>
                 <w:rFonts w:ascii="TH SarabunIT๙" w:eastAsia="Times New Roman" w:hAnsi="TH SarabunIT๙" w:cs="TH SarabunIT๙"/>
@@ -18158,8 +17503,9 @@
               <w:rPr>
                 <w:rFonts w:ascii="TH SarabunIT๙" w:eastAsia="Times New Roman" w:hAnsi="TH SarabunIT๙" w:cs="TH SarabunIT๙"/>
                 <w:sz w:val="28"/>
-              </w:rPr>
-              <w:t xml:space="preserve">   </w:t>
+                <w:cs/>
+              </w:rPr>
+              <w:tab/>
             </w:r>
             <w:r>
               <w:rPr>
@@ -18260,28 +17606,167 @@
         </w:rPr>
       </w:pPr>
     </w:p>
-    <w:p/>
-    <w:p/>
-    <w:p/>
-    <w:p/>
-    <w:p/>
-    <w:p/>
-    <w:p/>
-    <w:p/>
-    <w:p/>
-    <w:p/>
-    <w:p/>
-    <w:p/>
-    <w:p/>
-    <w:p/>
-    <w:p/>
-    <w:p/>
-    <w:p/>
-    <w:p/>
-    <w:p/>
-    <w:p/>
-    <w:p/>
-    <w:p/>
+    <w:p>
+      <w:pPr>
+        <w:rPr>
+          <w:rFonts w:ascii="TH SarabunIT๙" w:hAnsi="TH SarabunIT๙" w:cs="TH SarabunIT๙"/>
+        </w:rPr>
+      </w:pPr>
+    </w:p>
+    <w:p>
+      <w:pPr>
+        <w:rPr>
+          <w:rFonts w:ascii="TH SarabunIT๙" w:hAnsi="TH SarabunIT๙" w:cs="TH SarabunIT๙"/>
+        </w:rPr>
+      </w:pPr>
+    </w:p>
+    <w:p>
+      <w:pPr>
+        <w:rPr>
+          <w:rFonts w:ascii="TH SarabunIT๙" w:hAnsi="TH SarabunIT๙" w:cs="TH SarabunIT๙"/>
+        </w:rPr>
+      </w:pPr>
+    </w:p>
+    <w:p>
+      <w:pPr>
+        <w:rPr>
+          <w:rFonts w:ascii="TH SarabunIT๙" w:hAnsi="TH SarabunIT๙" w:cs="TH SarabunIT๙"/>
+        </w:rPr>
+      </w:pPr>
+    </w:p>
+    <w:p>
+      <w:pPr>
+        <w:rPr>
+          <w:rFonts w:ascii="TH SarabunIT๙" w:hAnsi="TH SarabunIT๙" w:cs="TH SarabunIT๙"/>
+        </w:rPr>
+      </w:pPr>
+    </w:p>
+    <w:p>
+      <w:pPr>
+        <w:rPr>
+          <w:rFonts w:ascii="TH SarabunIT๙" w:hAnsi="TH SarabunIT๙" w:cs="TH SarabunIT๙"/>
+        </w:rPr>
+      </w:pPr>
+    </w:p>
+    <w:p>
+      <w:pPr>
+        <w:rPr>
+          <w:rFonts w:ascii="TH SarabunIT๙" w:hAnsi="TH SarabunIT๙" w:cs="TH SarabunIT๙"/>
+        </w:rPr>
+      </w:pPr>
+    </w:p>
+    <w:p>
+      <w:pPr>
+        <w:rPr>
+          <w:rFonts w:ascii="TH SarabunIT๙" w:hAnsi="TH SarabunIT๙" w:cs="TH SarabunIT๙"/>
+        </w:rPr>
+      </w:pPr>
+    </w:p>
+    <w:p>
+      <w:pPr>
+        <w:rPr>
+          <w:rFonts w:ascii="TH SarabunIT๙" w:hAnsi="TH SarabunIT๙" w:cs="TH SarabunIT๙"/>
+        </w:rPr>
+      </w:pPr>
+    </w:p>
+    <w:p>
+      <w:pPr>
+        <w:rPr>
+          <w:rFonts w:ascii="TH SarabunIT๙" w:hAnsi="TH SarabunIT๙" w:cs="TH SarabunIT๙"/>
+        </w:rPr>
+      </w:pPr>
+    </w:p>
+    <w:p>
+      <w:pPr>
+        <w:rPr>
+          <w:rFonts w:ascii="TH SarabunIT๙" w:hAnsi="TH SarabunIT๙" w:cs="TH SarabunIT๙"/>
+        </w:rPr>
+      </w:pPr>
+    </w:p>
+    <w:p>
+      <w:pPr>
+        <w:rPr>
+          <w:rFonts w:ascii="TH SarabunIT๙" w:hAnsi="TH SarabunIT๙" w:cs="TH SarabunIT๙"/>
+        </w:rPr>
+      </w:pPr>
+    </w:p>
+    <w:p>
+      <w:pPr>
+        <w:rPr>
+          <w:rFonts w:ascii="TH SarabunIT๙" w:hAnsi="TH SarabunIT๙" w:cs="TH SarabunIT๙"/>
+        </w:rPr>
+      </w:pPr>
+    </w:p>
+    <w:p>
+      <w:pPr>
+        <w:rPr>
+          <w:rFonts w:ascii="TH SarabunIT๙" w:hAnsi="TH SarabunIT๙" w:cs="TH SarabunIT๙"/>
+        </w:rPr>
+      </w:pPr>
+    </w:p>
+    <w:p>
+      <w:pPr>
+        <w:rPr>
+          <w:rFonts w:ascii="TH SarabunIT๙" w:hAnsi="TH SarabunIT๙" w:cs="TH SarabunIT๙"/>
+        </w:rPr>
+      </w:pPr>
+    </w:p>
+    <w:p>
+      <w:pPr>
+        <w:rPr>
+          <w:rFonts w:ascii="TH SarabunIT๙" w:hAnsi="TH SarabunIT๙" w:cs="TH SarabunIT๙"/>
+        </w:rPr>
+      </w:pPr>
+    </w:p>
+    <w:p>
+      <w:pPr>
+        <w:rPr>
+          <w:rFonts w:ascii="TH SarabunIT๙" w:hAnsi="TH SarabunIT๙" w:cs="TH SarabunIT๙"/>
+        </w:rPr>
+      </w:pPr>
+    </w:p>
+    <w:p>
+      <w:pPr>
+        <w:rPr>
+          <w:rFonts w:ascii="TH SarabunIT๙" w:hAnsi="TH SarabunIT๙" w:cs="TH SarabunIT๙" w:hint="cs"/>
+        </w:rPr>
+      </w:pPr>
+    </w:p>
+    <w:p>
+      <w:pPr>
+        <w:rPr>
+          <w:rFonts w:ascii="TH SarabunIT๙" w:hAnsi="TH SarabunIT๙" w:cs="TH SarabunIT๙"/>
+        </w:rPr>
+      </w:pPr>
+    </w:p>
+    <w:p>
+      <w:pPr>
+        <w:rPr>
+          <w:rFonts w:ascii="TH SarabunIT๙" w:hAnsi="TH SarabunIT๙" w:cs="TH SarabunIT๙"/>
+        </w:rPr>
+      </w:pPr>
+    </w:p>
+    <w:p>
+      <w:pPr>
+        <w:rPr>
+          <w:rFonts w:ascii="TH SarabunIT๙" w:hAnsi="TH SarabunIT๙" w:cs="TH SarabunIT๙"/>
+        </w:rPr>
+      </w:pPr>
+    </w:p>
+    <w:p>
+      <w:pPr>
+        <w:rPr>
+          <w:rFonts w:ascii="TH SarabunIT๙" w:hAnsi="TH SarabunIT๙" w:cs="TH SarabunIT๙"/>
+        </w:rPr>
+      </w:pPr>
+    </w:p>
+    <w:p>
+      <w:pPr>
+        <w:rPr>
+          <w:rFonts w:ascii="TH SarabunIT๙" w:hAnsi="TH SarabunIT๙" w:cs="TH SarabunIT๙"/>
+        </w:rPr>
+      </w:pPr>
+    </w:p>
     <w:p>
       <w:pPr>
         <w:pStyle w:val="1"/>
@@ -18433,16 +17918,7 @@
           <w:szCs w:val="32"/>
           <w:cs/>
         </w:rPr>
-        <w:t xml:space="preserve">  </w:t>
-      </w:r>
-      <w:r>
-        <w:rPr>
-          <w:rFonts w:ascii="TH SarabunIT๙" w:hAnsi="TH SarabunIT๙" w:cs="TH SarabunIT๙" w:hint="cs"/>
-          <w:sz w:val="32"/>
-          <w:szCs w:val="32"/>
-          <w:cs/>
-        </w:rPr>
-        <w:t xml:space="preserve">ในนาม </w:t>
+        <w:t xml:space="preserve">  ในนาม </w:t>
       </w:r>
       <w:r>
         <w:rPr>
@@ -18464,21 +17940,12 @@
       </w:r>
       <w:r>
         <w:rPr>
-          <w:rFonts w:ascii="TH SarabunIT๙" w:hAnsi="TH SarabunIT๙" w:cs="TH SarabunIT๙" w:hint="cs"/>
-          <w:sz w:val="32"/>
-          <w:szCs w:val="32"/>
-          <w:cs/>
-        </w:rPr>
-        <w:t xml:space="preserve">ที่อยู่ </w:t>
-      </w:r>
-      <w:r>
-        <w:rPr>
-          <w:rFonts w:ascii="TH SarabunIT๙" w:hAnsi="TH SarabunIT๙" w:cs="TH SarabunIT๙"/>
-          <w:sz w:val="32"/>
-          <w:szCs w:val="32"/>
-          <w:cs/>
-        </w:rPr>
-        <w:t xml:space="preserve">เลขที่ </w:t>
+          <w:rFonts w:ascii="TH SarabunIT๙" w:hAnsi="TH SarabunIT๙" w:cs="TH SarabunIT๙"/>
+          <w:sz w:val="32"/>
+          <w:szCs w:val="32"/>
+          <w:cs/>
+        </w:rPr>
+        <w:t xml:space="preserve">ที่อยู่ เลขที่ </w:t>
       </w:r>
       <w:r>
         <w:rPr>
@@ -18639,11 +18106,11 @@
         <w:tblLook w:val="04A0" w:firstRow="1" w:lastRow="0" w:firstColumn="1" w:lastColumn="0" w:noHBand="0" w:noVBand="1"/>
       </w:tblPr>
       <w:tblGrid>
-        <w:gridCol w:w="763"/>
-        <w:gridCol w:w="3460"/>
-        <w:gridCol w:w="1325"/>
+        <w:gridCol w:w="759"/>
+        <w:gridCol w:w="3359"/>
+        <w:gridCol w:w="1330"/>
         <w:gridCol w:w="1533"/>
-        <w:gridCol w:w="2331"/>
+        <w:gridCol w:w="2431"/>
       </w:tblGrid>
       <w:tr>
         <w:trPr>
@@ -19272,7 +18739,7 @@
           <w:szCs w:val="32"/>
           <w:cs/>
         </w:rPr>
-        <w:t xml:space="preserve">  ราคาดังกล่าวนี้จะยืนอยู่ 30 วัน และข้าพเจ้ารับรองว่า จะส่งมอบสิ่งของดังกล่าวข้างต้นได้ภายในกำหนด </w:t>
+        <w:t xml:space="preserve"> ราคาดังกล่าวนี้จะยืนอยู่ 30 วัน และข้าพเจ้ารับรองว่า จะส่งมอบสิ่งของดังกล่าวข้างต้นได้ภายในกำหนด </w:t>
       </w:r>
       <w:r>
         <w:rPr>
@@ -19315,6 +18782,9 @@
     </w:p>
     <w:p>
       <w:pPr>
+        <w:tabs>
+          <w:tab w:val="left" w:pos="4111"/>
+        </w:tabs>
         <w:spacing w:after="0"/>
         <w:jc w:val="both"/>
         <w:rPr>
@@ -19328,6 +18798,7 @@
           <w:rFonts w:ascii="TH SarabunIT๙" w:hAnsi="TH SarabunIT๙" w:cs="TH SarabunIT๙"/>
           <w:sz w:val="32"/>
           <w:szCs w:val="32"/>
+          <w:cs/>
         </w:rPr>
         <w:tab/>
       </w:r>
@@ -19336,6 +18807,47 @@
           <w:rFonts w:ascii="TH SarabunIT๙" w:hAnsi="TH SarabunIT๙" w:cs="TH SarabunIT๙"/>
           <w:sz w:val="32"/>
           <w:szCs w:val="32"/>
+          <w:cs/>
+        </w:rPr>
+        <w:t>ลงชื่อ</w:t>
+      </w:r>
+      <w:r>
+        <w:rPr>
+          <w:rFonts w:ascii="TH SarabunIT๙" w:hAnsi="TH SarabunIT๙" w:cs="TH SarabunIT๙"/>
+          <w:sz w:val="32"/>
+          <w:szCs w:val="32"/>
+          <w:cs/>
+        </w:rPr>
+        <w:t>........................................</w:t>
+      </w:r>
+      <w:r>
+        <w:rPr>
+          <w:rFonts w:ascii="TH SarabunIT๙" w:hAnsi="TH SarabunIT๙" w:cs="TH SarabunIT๙"/>
+          <w:sz w:val="32"/>
+          <w:szCs w:val="32"/>
+          <w:cs/>
+        </w:rPr>
+        <w:t>ผู้เสนอราคา</w:t>
+      </w:r>
+    </w:p>
+    <w:p>
+      <w:pPr>
+        <w:shd w:val="clear" w:color="auto" w:fill="FFFFFF" w:themeFill="background1"/>
+        <w:tabs>
+          <w:tab w:val="left" w:pos="4536"/>
+        </w:tabs>
+        <w:rPr>
+          <w:rFonts w:ascii="TH SarabunIT๙" w:hAnsi="TH SarabunIT๙" w:cs="TH SarabunIT๙"/>
+          <w:sz w:val="32"/>
+          <w:szCs w:val="32"/>
+        </w:rPr>
+      </w:pPr>
+      <w:r>
+        <w:rPr>
+          <w:rFonts w:ascii="TH SarabunIT๙" w:hAnsi="TH SarabunIT๙" w:cs="TH SarabunIT๙"/>
+          <w:sz w:val="32"/>
+          <w:szCs w:val="32"/>
+          <w:cs/>
         </w:rPr>
         <w:tab/>
       </w:r>
@@ -19344,160 +18856,43 @@
           <w:rFonts w:ascii="TH SarabunIT๙" w:hAnsi="TH SarabunIT๙" w:cs="TH SarabunIT๙"/>
           <w:sz w:val="32"/>
           <w:szCs w:val="32"/>
-        </w:rPr>
-        <w:tab/>
-      </w:r>
-      <w:r>
-        <w:rPr>
-          <w:rFonts w:ascii="TH SarabunIT๙" w:hAnsi="TH SarabunIT๙" w:cs="TH SarabunIT๙"/>
-          <w:sz w:val="32"/>
-          <w:szCs w:val="32"/>
-        </w:rPr>
-        <w:tab/>
-      </w:r>
-      <w:r>
-        <w:rPr>
-          <w:rFonts w:ascii="TH SarabunIT๙" w:hAnsi="TH SarabunIT๙" w:cs="TH SarabunIT๙"/>
-          <w:sz w:val="32"/>
-          <w:szCs w:val="32"/>
-        </w:rPr>
-        <w:tab/>
-      </w:r>
-      <w:r>
-        <w:rPr>
-          <w:rFonts w:ascii="TH SarabunIT๙" w:hAnsi="TH SarabunIT๙" w:cs="TH SarabunIT๙"/>
-          <w:sz w:val="32"/>
-          <w:szCs w:val="32"/>
-          <w:cs/>
-        </w:rPr>
-        <w:t xml:space="preserve">    ลงชื่อ </w:t>
-      </w:r>
-      <w:r>
-        <w:rPr>
-          <w:rFonts w:ascii="TH SarabunIT๙" w:hAnsi="TH SarabunIT๙" w:cs="TH SarabunIT๙"/>
-          <w:sz w:val="32"/>
-          <w:szCs w:val="32"/>
-        </w:rPr>
-        <w:tab/>
-      </w:r>
-      <w:r>
-        <w:rPr>
-          <w:rFonts w:ascii="TH SarabunIT๙" w:hAnsi="TH SarabunIT๙" w:cs="TH SarabunIT๙"/>
-          <w:sz w:val="32"/>
-          <w:szCs w:val="32"/>
-        </w:rPr>
-        <w:tab/>
-      </w:r>
-      <w:r>
-        <w:rPr>
-          <w:rFonts w:ascii="TH SarabunIT๙" w:hAnsi="TH SarabunIT๙" w:cs="TH SarabunIT๙"/>
-          <w:sz w:val="32"/>
-          <w:szCs w:val="32"/>
-          <w:cs/>
-        </w:rPr>
-        <w:t xml:space="preserve">    </w:t>
-      </w:r>
-      <w:r>
-        <w:rPr>
-          <w:rFonts w:ascii="TH SarabunIT๙" w:hAnsi="TH SarabunIT๙" w:cs="TH SarabunIT๙"/>
-          <w:sz w:val="32"/>
-          <w:szCs w:val="32"/>
-        </w:rPr>
-        <w:tab/>
-      </w:r>
-      <w:r>
-        <w:rPr>
-          <w:rFonts w:ascii="TH SarabunIT๙" w:hAnsi="TH SarabunIT๙" w:cs="TH SarabunIT๙"/>
-          <w:sz w:val="32"/>
-          <w:szCs w:val="32"/>
-          <w:cs/>
-        </w:rPr>
-        <w:t>ผู้เสนอราคา</w:t>
-      </w:r>
-    </w:p>
-    <w:p>
-      <w:pPr>
-        <w:shd w:val="clear" w:color="auto" w:fill="FFFFFF" w:themeFill="background1"/>
-        <w:rPr>
-          <w:rFonts w:ascii="TH SarabunIT๙" w:hAnsi="TH SarabunIT๙" w:cs="TH SarabunIT๙"/>
-          <w:sz w:val="32"/>
-          <w:szCs w:val="32"/>
-        </w:rPr>
-      </w:pPr>
-      <w:r>
-        <w:rPr>
-          <w:rFonts w:ascii="TH SarabunIT๙" w:hAnsi="TH SarabunIT๙" w:cs="TH SarabunIT๙"/>
-          <w:sz w:val="32"/>
-          <w:szCs w:val="32"/>
-        </w:rPr>
-        <w:tab/>
-      </w:r>
-      <w:r>
-        <w:rPr>
-          <w:rFonts w:ascii="TH SarabunIT๙" w:hAnsi="TH SarabunIT๙" w:cs="TH SarabunIT๙"/>
-          <w:sz w:val="32"/>
-          <w:szCs w:val="32"/>
-        </w:rPr>
-        <w:tab/>
-      </w:r>
-      <w:r>
-        <w:rPr>
-          <w:rFonts w:ascii="TH SarabunIT๙" w:hAnsi="TH SarabunIT๙" w:cs="TH SarabunIT๙"/>
-          <w:sz w:val="32"/>
-          <w:szCs w:val="32"/>
-        </w:rPr>
-        <w:tab/>
-      </w:r>
-      <w:r>
-        <w:rPr>
-          <w:rFonts w:ascii="TH SarabunIT๙" w:hAnsi="TH SarabunIT๙" w:cs="TH SarabunIT๙"/>
-          <w:sz w:val="32"/>
-          <w:szCs w:val="32"/>
-        </w:rPr>
-        <w:tab/>
-      </w:r>
-      <w:r>
-        <w:rPr>
-          <w:rFonts w:ascii="TH SarabunIT๙" w:hAnsi="TH SarabunIT๙" w:cs="TH SarabunIT๙"/>
-          <w:sz w:val="32"/>
-          <w:szCs w:val="32"/>
-        </w:rPr>
-        <w:tab/>
-      </w:r>
-      <w:r>
-        <w:rPr>
-          <w:rFonts w:ascii="TH SarabunIT๙" w:hAnsi="TH SarabunIT๙" w:cs="TH SarabunIT๙"/>
-          <w:sz w:val="32"/>
-          <w:szCs w:val="32"/>
-          <w:cs/>
-        </w:rPr>
-        <w:t xml:space="preserve">           </w:t>
-      </w:r>
-      <w:r>
-        <w:rPr>
-          <w:rFonts w:ascii="TH SarabunIT๙" w:hAnsi="TH SarabunIT๙" w:cs="TH SarabunIT๙" w:hint="cs"/>
-          <w:sz w:val="32"/>
-          <w:szCs w:val="32"/>
-          <w:cs/>
-        </w:rPr>
-        <w:t xml:space="preserve"> </w:t>
-      </w:r>
-      <w:r>
-        <w:rPr>
-          <w:rFonts w:ascii="TH SarabunIT๙" w:hAnsi="TH SarabunIT๙" w:cs="TH SarabunIT๙"/>
-          <w:sz w:val="32"/>
-          <w:szCs w:val="32"/>
-          <w:cs/>
-        </w:rPr>
-        <w:t xml:space="preserve"> (</w:t>
-      </w:r>
-      <w:r>
-        <w:rPr>
-          <w:rFonts w:ascii="TH SarabunIT๙" w:hAnsi="TH SarabunIT๙" w:cs="TH SarabunIT๙"/>
-          <w:sz w:val="32"/>
-          <w:szCs w:val="32"/>
-        </w:rPr>
-        <w:t>{{vendor_owner}}</w:t>
+          <w:cs/>
+        </w:rPr>
+        <w:t>(</w:t>
+      </w:r>
+      <w:r>
+        <w:rPr>
+          <w:rFonts w:ascii="TH SarabunIT๙" w:hAnsi="TH SarabunIT๙" w:cs="TH SarabunIT๙"/>
+          <w:sz w:val="32"/>
+          <w:szCs w:val="32"/>
+        </w:rPr>
+        <w:t>{{</w:t>
+      </w:r>
+      <w:proofErr w:type="spellStart"/>
+      <w:r>
+        <w:rPr>
+          <w:rFonts w:ascii="TH SarabunIT๙" w:hAnsi="TH SarabunIT๙" w:cs="TH SarabunIT๙"/>
+          <w:sz w:val="32"/>
+          <w:szCs w:val="32"/>
+        </w:rPr>
+        <w:t>vendor_owner</w:t>
+      </w:r>
+      <w:proofErr w:type="spellEnd"/>
+      <w:r>
+        <w:rPr>
+          <w:rFonts w:ascii="TH SarabunIT๙" w:hAnsi="TH SarabunIT๙" w:cs="TH SarabunIT๙"/>
+          <w:sz w:val="32"/>
+          <w:szCs w:val="32"/>
+        </w:rPr>
+        <w:t>}}</w:t>
+      </w:r>
+      <w:r>
+        <w:rPr>
+          <w:rFonts w:ascii="TH SarabunIT๙" w:hAnsi="TH SarabunIT๙" w:cs="TH SarabunIT๙"/>
+          <w:sz w:val="32"/>
+          <w:szCs w:val="32"/>
+        </w:rPr>
+        <w:t>)</w:t>
       </w:r>
     </w:p>
     <w:p>
@@ -19667,8 +19062,6 @@
         <w:rPr>
           <w:rFonts w:ascii="TH SarabunIT๙" w:hAnsi="TH SarabunIT๙" w:cs="TH SarabunIT๙"/>
           <w:sz w:val="32"/>
-          <w:szCs w:val="32"/>
-          <w:cs/>
         </w:rPr>
       </w:pPr>
       <w:r>
@@ -19682,30 +19075,21 @@
       </w:r>
       <w:r>
         <w:rPr>
-          <w:rFonts w:ascii="TH SarabunIT๙" w:hAnsi="TH SarabunIT๙" w:cs="TH SarabunIT๙"/>
-          <w:sz w:val="32"/>
-          <w:szCs w:val="32"/>
-          <w:cs/>
-        </w:rPr>
-        <w:tab/>
-      </w:r>
-      <w:r>
-        <w:rPr>
           <w:rFonts w:ascii="TH SarabunIT๙" w:hAnsi="TH SarabunIT๙" w:cs="TH SarabunIT๙" w:hint="cs"/>
           <w:sz w:val="32"/>
           <w:szCs w:val="32"/>
           <w:cs/>
         </w:rPr>
-        <w:t xml:space="preserve">   </w:t>
-      </w:r>
-      <w:r>
-        <w:rPr>
-          <w:rFonts w:ascii="TH SarabunIT๙" w:hAnsi="TH SarabunIT๙" w:cs="TH SarabunIT๙"/>
-          <w:sz w:val="32"/>
-          <w:szCs w:val="32"/>
-          <w:cs/>
-        </w:rPr>
-        <w:t>โรงเรียน</w:t>
+        <w:t xml:space="preserve">  </w:t>
+      </w:r>
+      <w:r>
+        <w:rPr>
+          <w:rFonts w:ascii="TH SarabunIT๙" w:hAnsi="TH SarabunIT๙" w:cs="TH SarabunIT๙"/>
+          <w:sz w:val="32"/>
+          <w:szCs w:val="32"/>
+          <w:cs/>
+        </w:rPr>
+        <w:t xml:space="preserve"> โรงเรียน</w:t>
       </w:r>
       <w:r>
         <w:rPr>
@@ -19732,24 +19116,6 @@
           <w:szCs w:val="32"/>
         </w:rPr>
         <w:t>}}</w:t>
-      </w:r>
-      <w:r>
-        <w:rPr>
-          <w:rFonts w:ascii="TH SarabunIT๙" w:hAnsi="TH SarabunIT๙" w:cs="TH SarabunIT๙"/>
-          <w:sz w:val="32"/>
-          <w:szCs w:val="32"/>
-          <w:cs/>
-        </w:rPr>
-        <w:t xml:space="preserve"> </w:t>
-      </w:r>
-      <w:r>
-        <w:rPr>
-          <w:rFonts w:ascii="TH SarabunIT๙" w:hAnsi="TH SarabunIT๙" w:cs="TH SarabunIT๙" w:hint="cs"/>
-          <w:sz w:val="32"/>
-          <w:szCs w:val="32"/>
-          <w:cs/>
-        </w:rPr>
-        <w:t xml:space="preserve">                                                                          </w:t>
       </w:r>
     </w:p>
     <w:p>
@@ -19759,17 +19125,10 @@
         <w:jc w:val="center"/>
         <w:rPr>
           <w:rFonts w:ascii="TH SarabunIT๙" w:hAnsi="TH SarabunIT๙" w:cs="TH SarabunIT๙"/>
-          <w:sz w:val="32"/>
-        </w:rPr>
-      </w:pPr>
-      <w:r>
-        <w:rPr>
-          <w:rFonts w:ascii="TH SarabunIT๙" w:hAnsi="TH SarabunIT๙" w:cs="TH SarabunIT๙"/>
-          <w:sz w:val="32"/>
-          <w:cs/>
-        </w:rPr>
-        <w:t xml:space="preserve">                                                                                    </w:t>
-      </w:r>
+          <w:sz w:val="20"/>
+          <w:szCs w:val="20"/>
+        </w:rPr>
+      </w:pPr>
     </w:p>
     <w:p>
       <w:pPr>
@@ -19869,9 +19228,8 @@
         <w:pStyle w:val="21"/>
         <w:spacing w:before="240" w:after="0" w:line="240" w:lineRule="auto"/>
         <w:rPr>
-          <w:rFonts w:ascii="TH SarabunIT๙" w:hAnsi="TH SarabunIT๙" w:cs="TH SarabunIT๙"/>
-          <w:sz w:val="32"/>
-          <w:cs/>
+          <w:rFonts w:ascii="TH SarabunIT๙" w:hAnsi="TH SarabunIT๙" w:cs="TH SarabunIT๙" w:hint="cs"/>
+          <w:sz w:val="32"/>
         </w:rPr>
       </w:pPr>
       <w:r>
@@ -19914,14 +19272,6 @@
           <w:sz w:val="32"/>
         </w:rPr>
         <w:t>}}</w:t>
-      </w:r>
-      <w:r>
-        <w:rPr>
-          <w:rFonts w:ascii="TH SarabunIT๙" w:hAnsi="TH SarabunIT๙" w:cs="TH SarabunIT๙"/>
-          <w:sz w:val="32"/>
-          <w:cs/>
-        </w:rPr>
-        <w:t xml:space="preserve"> </w:t>
       </w:r>
     </w:p>
     <w:p>
@@ -20101,7 +19451,7 @@
         <w:spacing w:after="0" w:line="240" w:lineRule="auto"/>
         <w:jc w:val="thaiDistribute"/>
         <w:rPr>
-          <w:rFonts w:ascii="TH SarabunIT๙" w:hAnsi="TH SarabunIT๙" w:cs="TH SarabunIT๙"/>
+          <w:rFonts w:ascii="TH SarabunIT๙" w:hAnsi="TH SarabunIT๙" w:cs="TH SarabunIT๙" w:hint="cs"/>
           <w:sz w:val="32"/>
         </w:rPr>
       </w:pPr>
@@ -20167,14 +19517,6 @@
         </w:rPr>
         <w:t>)</w:t>
       </w:r>
-      <w:r>
-        <w:rPr>
-          <w:rFonts w:ascii="TH SarabunIT๙" w:hAnsi="TH SarabunIT๙" w:cs="TH SarabunIT๙"/>
-          <w:sz w:val="32"/>
-          <w:cs/>
-        </w:rPr>
-        <w:t xml:space="preserve">                  </w:t>
-      </w:r>
     </w:p>
     <w:p>
       <w:pPr>
@@ -20201,23 +19543,7 @@
           <w:sz w:val="32"/>
           <w:cs/>
         </w:rPr>
-        <w:t xml:space="preserve">                                                                          </w:t>
-      </w:r>
-      <w:r>
-        <w:rPr>
-          <w:rFonts w:ascii="TH SarabunIT๙" w:hAnsi="TH SarabunIT๙" w:cs="TH SarabunIT๙" w:hint="cs"/>
-          <w:sz w:val="32"/>
-          <w:cs/>
-        </w:rPr>
-        <w:t xml:space="preserve"> </w:t>
-      </w:r>
-      <w:r>
-        <w:rPr>
-          <w:rFonts w:ascii="TH SarabunIT๙" w:hAnsi="TH SarabunIT๙" w:cs="TH SarabunIT๙"/>
-          <w:sz w:val="32"/>
-          <w:cs/>
-        </w:rPr>
-        <w:t>ขอแสดงความนับถือ</w:t>
+        <w:t xml:space="preserve">                                                                        ขอแสดงความนับถือ</w:t>
       </w:r>
     </w:p>
     <w:p>
@@ -20233,6 +19559,9 @@
     <w:p>
       <w:pPr>
         <w:pStyle w:val="21"/>
+        <w:tabs>
+          <w:tab w:val="left" w:pos="4395"/>
+        </w:tabs>
         <w:spacing w:after="0" w:line="240" w:lineRule="auto"/>
         <w:rPr>
           <w:rFonts w:ascii="TH SarabunIT๙" w:hAnsi="TH SarabunIT๙" w:cs="TH SarabunIT๙"/>
@@ -20245,13 +19574,6 @@
           <w:sz w:val="32"/>
           <w:cs/>
         </w:rPr>
-        <w:t xml:space="preserve">                                            </w:t>
-      </w:r>
-      <w:r>
-        <w:rPr>
-          <w:rFonts w:ascii="TH SarabunIT๙" w:hAnsi="TH SarabunIT๙" w:cs="TH SarabunIT๙"/>
-          <w:sz w:val="32"/>
-        </w:rPr>
         <w:tab/>
       </w:r>
       <w:r>
@@ -20260,12 +19582,23 @@
           <w:sz w:val="32"/>
           <w:cs/>
         </w:rPr>
-        <w:t xml:space="preserve">            (ลงชื่อ)…………………………………..ผู้ส่งมอบงาน</w:t>
+        <w:t>ลงชื่อ........................................</w:t>
+      </w:r>
+      <w:r>
+        <w:rPr>
+          <w:rFonts w:ascii="TH SarabunIT๙" w:hAnsi="TH SarabunIT๙" w:cs="TH SarabunIT๙"/>
+          <w:sz w:val="32"/>
+          <w:cs/>
+        </w:rPr>
+        <w:t>ผู้ส่งมอบงาน</w:t>
       </w:r>
     </w:p>
     <w:p>
       <w:pPr>
         <w:pStyle w:val="21"/>
+        <w:tabs>
+          <w:tab w:val="left" w:pos="4820"/>
+        </w:tabs>
         <w:spacing w:after="0" w:line="240" w:lineRule="auto"/>
         <w:rPr>
           <w:rFonts w:ascii="TH SarabunIT๙" w:hAnsi="TH SarabunIT๙" w:cs="TH SarabunIT๙"/>
@@ -20278,14 +19611,45 @@
           <w:sz w:val="32"/>
           <w:cs/>
         </w:rPr>
-        <w:t xml:space="preserve">                                                                          (</w:t>
-      </w:r>
-      <w:r>
-        <w:rPr>
-          <w:rFonts w:ascii="TH SarabunIT๙" w:hAnsi="TH SarabunIT๙" w:cs="TH SarabunIT๙"/>
-          <w:sz w:val="32"/>
-        </w:rPr>
-        <w:t>{{vendor_owner}}</w:t>
+        <w:tab/>
+      </w:r>
+      <w:r>
+        <w:rPr>
+          <w:rFonts w:ascii="TH SarabunIT๙" w:hAnsi="TH SarabunIT๙" w:cs="TH SarabunIT๙"/>
+          <w:sz w:val="32"/>
+          <w:cs/>
+        </w:rPr>
+        <w:t>(</w:t>
+      </w:r>
+      <w:r>
+        <w:rPr>
+          <w:rFonts w:ascii="TH SarabunIT๙" w:hAnsi="TH SarabunIT๙" w:cs="TH SarabunIT๙"/>
+          <w:sz w:val="32"/>
+        </w:rPr>
+        <w:t>{{</w:t>
+      </w:r>
+      <w:proofErr w:type="spellStart"/>
+      <w:r>
+        <w:rPr>
+          <w:rFonts w:ascii="TH SarabunIT๙" w:hAnsi="TH SarabunIT๙" w:cs="TH SarabunIT๙"/>
+          <w:sz w:val="32"/>
+        </w:rPr>
+        <w:t>vendor_owner</w:t>
+      </w:r>
+      <w:proofErr w:type="spellEnd"/>
+      <w:r>
+        <w:rPr>
+          <w:rFonts w:ascii="TH SarabunIT๙" w:hAnsi="TH SarabunIT๙" w:cs="TH SarabunIT๙"/>
+          <w:sz w:val="32"/>
+        </w:rPr>
+        <w:t>}}</w:t>
+      </w:r>
+      <w:r>
+        <w:rPr>
+          <w:rFonts w:ascii="TH SarabunIT๙" w:hAnsi="TH SarabunIT๙" w:cs="TH SarabunIT๙"/>
+          <w:sz w:val="32"/>
+        </w:rPr>
+        <w:t>)</w:t>
       </w:r>
     </w:p>
     <w:p>
@@ -20446,26 +19810,15 @@
           <w:cs/>
         </w:rPr>
         <w:lastRenderedPageBreak/>
-        <w:t>ใบตรวจรับ</w:t>
-      </w:r>
-      <w:r>
-        <w:rPr>
-          <w:rFonts w:ascii="TH SarabunIT๙" w:hAnsi="TH SarabunIT๙" w:cs="TH SarabunIT๙" w:hint="cs"/>
+        <w:t>ใบตรวจรับพัสดุ</w:t>
+      </w:r>
+      <w:r>
+        <w:rPr>
+          <w:rFonts w:ascii="TH SarabunIT๙" w:hAnsi="TH SarabunIT๙" w:cs="TH SarabunIT๙"/>
           <w:b/>
           <w:bCs/>
           <w:sz w:val="36"/>
           <w:szCs w:val="36"/>
-          <w:cs/>
-        </w:rPr>
-        <w:t>พัสดุ</w:t>
-      </w:r>
-      <w:r>
-        <w:rPr>
-          <w:rFonts w:ascii="TH SarabunIT๙" w:hAnsi="TH SarabunIT๙" w:cs="TH SarabunIT๙"/>
-          <w:b/>
-          <w:bCs/>
-          <w:sz w:val="36"/>
-          <w:szCs w:val="36"/>
         </w:rPr>
         <w:t xml:space="preserve"> </w:t>
       </w:r>
@@ -20602,21 +19955,12 @@
       </w:r>
       <w:r>
         <w:rPr>
-          <w:rFonts w:ascii="TH SarabunIT๙" w:hAnsi="TH SarabunIT๙" w:cs="TH SarabunIT๙" w:hint="cs"/>
-          <w:sz w:val="32"/>
-          <w:szCs w:val="32"/>
-          <w:cs/>
-        </w:rPr>
-        <w:t xml:space="preserve"> </w:t>
-      </w:r>
-      <w:r>
-        <w:rPr>
-          <w:rFonts w:ascii="TH SarabunIT๙" w:hAnsi="TH SarabunIT๙" w:cs="TH SarabunIT๙"/>
-          <w:sz w:val="32"/>
-          <w:szCs w:val="32"/>
-          <w:cs/>
-        </w:rPr>
-        <w:t>โรงเรียน</w:t>
+          <w:rFonts w:ascii="TH SarabunIT๙" w:hAnsi="TH SarabunIT๙" w:cs="TH SarabunIT๙"/>
+          <w:sz w:val="32"/>
+          <w:szCs w:val="32"/>
+          <w:cs/>
+        </w:rPr>
+        <w:t xml:space="preserve"> โรงเรียน</w:t>
       </w:r>
       <w:r>
         <w:rPr>
@@ -20673,7 +20017,7 @@
       </w:r>
       <w:r>
         <w:rPr>
-          <w:rFonts w:ascii="TH SarabunIT๙" w:hAnsi="TH SarabunIT๙" w:cs="TH SarabunIT๙" w:hint="cs"/>
+          <w:rFonts w:ascii="TH SarabunIT๙" w:hAnsi="TH SarabunIT๙" w:cs="TH SarabunIT๙"/>
           <w:sz w:val="32"/>
           <w:szCs w:val="32"/>
           <w:cs/>
@@ -20904,7 +20248,7 @@
           <w:szCs w:val="32"/>
         </w:rPr>
         <w:pict w14:anchorId="6B33904D">
-          <v:shape id="_x0000_i1030" type="#_x0000_t75" alt="" style="width:19.8pt;height:19.8pt;mso-width-percent:0;mso-height-percent:0;mso-width-percent:0;mso-height-percent:0">
+          <v:shape id="_x0000_i1027" type="#_x0000_t75" alt="" style="width:19.7pt;height:19.7pt;mso-width-percent:0;mso-height-percent:0;mso-width-percent:0;mso-height-percent:0">
             <v:imagedata r:id="rId10" o:title=""/>
           </v:shape>
         </w:pict>
@@ -20943,7 +20287,7 @@
           <w:szCs w:val="32"/>
         </w:rPr>
         <w:pict w14:anchorId="717C82E3">
-          <v:shape id="_x0000_i1029" type="#_x0000_t75" alt="" style="width:19.8pt;height:19.8pt;mso-width-percent:0;mso-height-percent:0;mso-width-percent:0;mso-height-percent:0">
+          <v:shape id="_x0000_i1028" type="#_x0000_t75" alt="" style="width:19.7pt;height:19.7pt;mso-width-percent:0;mso-height-percent:0;mso-width-percent:0;mso-height-percent:0">
             <v:imagedata r:id="rId10" o:title=""/>
           </v:shape>
         </w:pict>
@@ -20982,7 +20326,7 @@
           <w:szCs w:val="32"/>
         </w:rPr>
         <w:pict w14:anchorId="6B5CF397">
-          <v:shape id="_x0000_i1028" type="#_x0000_t75" alt="" style="width:19.8pt;height:19.8pt;mso-width-percent:0;mso-height-percent:0;mso-width-percent:0;mso-height-percent:0">
+          <v:shape id="_x0000_i1029" type="#_x0000_t75" alt="" style="width:19.7pt;height:19.7pt;mso-width-percent:0;mso-height-percent:0;mso-width-percent:0;mso-height-percent:0">
             <v:imagedata r:id="rId11" o:title=""/>
           </v:shape>
         </w:pict>
@@ -21039,7 +20383,7 @@
           <w:szCs w:val="32"/>
         </w:rPr>
         <w:pict w14:anchorId="4CC17CDA">
-          <v:shape id="_x0000_i1027" type="#_x0000_t75" alt="" style="width:19.8pt;height:19.8pt;mso-width-percent:0;mso-height-percent:0;mso-width-percent:0;mso-height-percent:0">
+          <v:shape id="_x0000_i1030" type="#_x0000_t75" alt="" style="width:19.7pt;height:19.7pt;mso-width-percent:0;mso-height-percent:0;mso-width-percent:0;mso-height-percent:0">
             <v:imagedata r:id="rId11" o:title=""/>
           </v:shape>
         </w:pict>
@@ -21078,7 +20422,7 @@
           <w:szCs w:val="32"/>
         </w:rPr>
         <w:pict w14:anchorId="362919E4">
-          <v:shape id="_x0000_i1026" type="#_x0000_t75" alt="" style="width:19.8pt;height:19.8pt;mso-width-percent:0;mso-height-percent:0;mso-width-percent:0;mso-height-percent:0">
+          <v:shape id="_x0000_i1031" type="#_x0000_t75" alt="" style="width:19.7pt;height:19.7pt;mso-width-percent:0;mso-height-percent:0;mso-width-percent:0;mso-height-percent:0">
             <v:imagedata r:id="rId10" o:title=""/>
           </v:shape>
         </w:pict>
@@ -21170,6 +20514,9 @@
     </w:p>
     <w:p>
       <w:pPr>
+        <w:tabs>
+          <w:tab w:val="left" w:pos="4678"/>
+        </w:tabs>
         <w:spacing w:after="0" w:line="240" w:lineRule="auto"/>
         <w:rPr>
           <w:rFonts w:ascii="TH SarabunIT๙" w:hAnsi="TH SarabunIT๙" w:cs="TH SarabunIT๙"/>
@@ -21177,22 +20524,45 @@
           <w:szCs w:val="32"/>
         </w:rPr>
       </w:pPr>
-      <w:r>
-        <w:rPr>
-          <w:rFonts w:ascii="TH SarabunIT๙" w:hAnsi="TH SarabunIT๙" w:cs="TH SarabunIT๙"/>
-          <w:sz w:val="32"/>
-          <w:szCs w:val="32"/>
-        </w:rPr>
-        <w:br/>
-      </w:r>
-      <w:r>
-        <w:rPr>
-          <w:rFonts w:ascii="TH SarabunIT๙" w:hAnsi="TH SarabunIT๙" w:cs="TH SarabunIT๙"/>
-          <w:sz w:val="32"/>
-          <w:szCs w:val="32"/>
-          <w:cs/>
-        </w:rPr>
-        <w:t xml:space="preserve">                                                            (ลงชื่อ)...............................................ผู้ตรวจรับพัสดุ</w:t>
+    </w:p>
+    <w:p>
+      <w:pPr>
+        <w:tabs>
+          <w:tab w:val="left" w:pos="4678"/>
+        </w:tabs>
+        <w:spacing w:after="0" w:line="240" w:lineRule="auto"/>
+        <w:rPr>
+          <w:rFonts w:ascii="TH SarabunIT๙" w:hAnsi="TH SarabunIT๙" w:cs="TH SarabunIT๙"/>
+          <w:sz w:val="32"/>
+          <w:szCs w:val="32"/>
+        </w:rPr>
+      </w:pPr>
+      <w:r>
+        <w:rPr>
+          <w:rFonts w:ascii="TH SarabunIT๙" w:hAnsi="TH SarabunIT๙" w:cs="TH SarabunIT๙"/>
+          <w:sz w:val="32"/>
+          <w:szCs w:val="32"/>
+          <w:cs/>
+        </w:rPr>
+        <w:tab/>
+      </w:r>
+      <w:r>
+        <w:rPr>
+          <w:rFonts w:ascii="TH SarabunIT๙" w:hAnsi="TH SarabunIT๙" w:cs="TH SarabunIT๙"/>
+          <w:sz w:val="32"/>
+          <w:szCs w:val="32"/>
+          <w:cs/>
+        </w:rPr>
+        <w:t>ลงชื่อ........................................</w:t>
+      </w:r>
+      <w:r>
+        <w:rPr>
+          <w:rFonts w:ascii="TH SarabunIT๙" w:hAnsi="TH SarabunIT๙" w:cs="TH SarabunIT๙"/>
+          <w:sz w:val="32"/>
+          <w:szCs w:val="32"/>
+          <w:cs/>
+        </w:rPr>
+        <w:t>ผู้ตรวจรับพัสดุ</w:t>
       </w:r>
       <w:r>
         <w:rPr>
@@ -21202,23 +20572,35 @@
         </w:rPr>
         <w:t> </w:t>
       </w:r>
-      <w:r>
-        <w:rPr>
-          <w:rFonts w:ascii="TH SarabunIT๙" w:hAnsi="TH SarabunIT๙" w:cs="TH SarabunIT๙"/>
-          <w:sz w:val="32"/>
-          <w:szCs w:val="32"/>
-        </w:rPr>
-        <w:br/>
-        <w:t>                                                                 </w:t>
-      </w:r>
-      <w:r>
-        <w:rPr>
-          <w:rFonts w:ascii="TH SarabunIT๙" w:hAnsi="TH SarabunIT๙" w:cs="TH SarabunIT๙"/>
-          <w:sz w:val="32"/>
-          <w:szCs w:val="32"/>
-          <w:cs/>
-        </w:rPr>
-        <w:t xml:space="preserve">       (</w:t>
+    </w:p>
+    <w:p>
+      <w:pPr>
+        <w:tabs>
+          <w:tab w:val="left" w:pos="5245"/>
+        </w:tabs>
+        <w:spacing w:after="0" w:line="240" w:lineRule="auto"/>
+        <w:rPr>
+          <w:rFonts w:ascii="TH SarabunIT๙" w:hAnsi="TH SarabunIT๙" w:cs="TH SarabunIT๙"/>
+          <w:sz w:val="32"/>
+          <w:szCs w:val="32"/>
+        </w:rPr>
+      </w:pPr>
+      <w:r>
+        <w:rPr>
+          <w:rFonts w:ascii="TH SarabunIT๙" w:hAnsi="TH SarabunIT๙" w:cs="TH SarabunIT๙"/>
+          <w:sz w:val="32"/>
+          <w:szCs w:val="32"/>
+        </w:rPr>
+        <w:tab/>
+      </w:r>
+      <w:r>
+        <w:rPr>
+          <w:rFonts w:ascii="TH SarabunIT๙" w:hAnsi="TH SarabunIT๙" w:cs="TH SarabunIT๙"/>
+          <w:sz w:val="32"/>
+          <w:szCs w:val="32"/>
+          <w:cs/>
+        </w:rPr>
+        <w:t>(</w:t>
       </w:r>
       <w:r>
         <w:rPr>
@@ -21241,47 +20623,55 @@
     </w:p>
     <w:p>
       <w:pPr>
+        <w:tabs>
+          <w:tab w:val="left" w:pos="4678"/>
+        </w:tabs>
         <w:spacing w:after="0" w:line="240" w:lineRule="auto"/>
         <w:rPr>
           <w:rFonts w:ascii="TH SarabunIT๙" w:hAnsi="TH SarabunIT๙" w:cs="TH SarabunIT๙"/>
           <w:sz w:val="32"/>
           <w:szCs w:val="32"/>
-          <w:cs/>
-        </w:rPr>
-      </w:pPr>
-      <w:r>
-        <w:rPr>
-          <w:rFonts w:ascii="TH SarabunIT๙" w:hAnsi="TH SarabunIT๙" w:cs="TH SarabunIT๙"/>
-          <w:sz w:val="32"/>
-          <w:szCs w:val="32"/>
-        </w:rPr>
-        <w:br/>
-      </w:r>
-      <w:r>
-        <w:rPr>
-          <w:rFonts w:ascii="TH SarabunIT๙" w:hAnsi="TH SarabunIT๙" w:cs="TH SarabunIT๙"/>
-          <w:sz w:val="32"/>
-          <w:szCs w:val="32"/>
-          <w:cs/>
-        </w:rPr>
-        <w:t xml:space="preserve">                                                   </w:t>
-      </w:r>
-      <w:r>
-        <w:rPr>
-          <w:rFonts w:ascii="TH SarabunIT๙" w:hAnsi="TH SarabunIT๙" w:cs="TH SarabunIT๙"/>
-          <w:sz w:val="32"/>
-          <w:szCs w:val="32"/>
-        </w:rPr>
-        <w:t xml:space="preserve">         </w:t>
-      </w:r>
-      <w:r>
-        <w:rPr>
-          <w:rFonts w:ascii="TH SarabunIT๙" w:hAnsi="TH SarabunIT๙" w:cs="TH SarabunIT๙"/>
-          <w:sz w:val="32"/>
-          <w:szCs w:val="32"/>
-          <w:cs/>
-        </w:rPr>
-        <w:t>(ลงชื่อ)...............................................ผู้ตรวจรับพัสดุ</w:t>
+        </w:rPr>
+      </w:pPr>
+    </w:p>
+    <w:p>
+      <w:pPr>
+        <w:tabs>
+          <w:tab w:val="left" w:pos="4678"/>
+        </w:tabs>
+        <w:spacing w:after="0" w:line="240" w:lineRule="auto"/>
+        <w:rPr>
+          <w:rFonts w:ascii="TH SarabunIT๙" w:hAnsi="TH SarabunIT๙" w:cs="TH SarabunIT๙"/>
+          <w:sz w:val="32"/>
+          <w:szCs w:val="32"/>
+        </w:rPr>
+      </w:pPr>
+      <w:r>
+        <w:rPr>
+          <w:rFonts w:ascii="TH SarabunIT๙" w:hAnsi="TH SarabunIT๙" w:cs="TH SarabunIT๙"/>
+          <w:sz w:val="32"/>
+          <w:szCs w:val="32"/>
+          <w:cs/>
+        </w:rPr>
+        <w:tab/>
+      </w:r>
+      <w:r>
+        <w:rPr>
+          <w:rFonts w:ascii="TH SarabunIT๙" w:hAnsi="TH SarabunIT๙" w:cs="TH SarabunIT๙"/>
+          <w:sz w:val="32"/>
+          <w:szCs w:val="32"/>
+          <w:cs/>
+        </w:rPr>
+        <w:t>ลงชื่อ........................................</w:t>
+      </w:r>
+      <w:r>
+        <w:rPr>
+          <w:rFonts w:ascii="TH SarabunIT๙" w:hAnsi="TH SarabunIT๙" w:cs="TH SarabunIT๙"/>
+          <w:sz w:val="32"/>
+          <w:szCs w:val="32"/>
+          <w:cs/>
+        </w:rPr>
+        <w:t>ผู้ตรวจรับพัสดุ</w:t>
       </w:r>
       <w:r>
         <w:rPr>
@@ -21291,31 +20681,28 @@
         </w:rPr>
         <w:t> </w:t>
       </w:r>
-      <w:r>
-        <w:rPr>
-          <w:rFonts w:ascii="TH SarabunIT๙" w:hAnsi="TH SarabunIT๙" w:cs="TH SarabunIT๙"/>
-          <w:sz w:val="32"/>
-          <w:szCs w:val="32"/>
-        </w:rPr>
-        <w:br/>
-        <w:t>                                                                </w:t>
-      </w:r>
-      <w:r>
-        <w:rPr>
-          <w:rFonts w:ascii="TH SarabunIT๙" w:hAnsi="TH SarabunIT๙" w:cs="TH SarabunIT๙"/>
-          <w:sz w:val="32"/>
-          <w:szCs w:val="32"/>
-          <w:cs/>
-        </w:rPr>
-        <w:t xml:space="preserve"> </w:t>
-      </w:r>
-      <w:r>
-        <w:rPr>
-          <w:rFonts w:ascii="TH SarabunIT๙" w:hAnsi="TH SarabunIT๙" w:cs="TH SarabunIT๙"/>
-          <w:sz w:val="32"/>
-          <w:szCs w:val="32"/>
-        </w:rPr>
-        <w:t>       </w:t>
+    </w:p>
+    <w:p>
+      <w:pPr>
+        <w:tabs>
+          <w:tab w:val="left" w:pos="5245"/>
+        </w:tabs>
+        <w:spacing w:after="0" w:line="240" w:lineRule="auto"/>
+        <w:rPr>
+          <w:rFonts w:ascii="TH SarabunIT๙" w:hAnsi="TH SarabunIT๙" w:cs="TH SarabunIT๙"/>
+          <w:sz w:val="32"/>
+          <w:szCs w:val="32"/>
+          <w:cs/>
+        </w:rPr>
+      </w:pPr>
+      <w:r>
+        <w:rPr>
+          <w:rFonts w:ascii="TH SarabunIT๙" w:hAnsi="TH SarabunIT๙" w:cs="TH SarabunIT๙"/>
+          <w:sz w:val="32"/>
+          <w:szCs w:val="32"/>
+          <w:cs/>
+        </w:rPr>
+        <w:tab/>
       </w:r>
       <w:r>
         <w:rPr>
@@ -21347,6 +20734,9 @@
     </w:p>
     <w:p>
       <w:pPr>
+        <w:tabs>
+          <w:tab w:val="left" w:pos="4678"/>
+        </w:tabs>
         <w:spacing w:after="0" w:line="240" w:lineRule="auto"/>
         <w:rPr>
           <w:rFonts w:ascii="TH SarabunIT๙" w:hAnsi="TH SarabunIT๙" w:cs="TH SarabunIT๙"/>
@@ -21354,39 +20744,45 @@
           <w:szCs w:val="32"/>
         </w:rPr>
       </w:pPr>
-      <w:r>
-        <w:rPr>
-          <w:rFonts w:ascii="TH SarabunIT๙" w:hAnsi="TH SarabunIT๙" w:cs="TH SarabunIT๙"/>
-          <w:sz w:val="32"/>
-          <w:szCs w:val="32"/>
-        </w:rPr>
-        <w:br/>
-      </w:r>
-      <w:r>
-        <w:rPr>
-          <w:rFonts w:ascii="TH SarabunIT๙" w:hAnsi="TH SarabunIT๙" w:cs="TH SarabunIT๙"/>
-          <w:sz w:val="32"/>
-          <w:szCs w:val="32"/>
-          <w:cs/>
-        </w:rPr>
-        <w:t xml:space="preserve">                                                   </w:t>
-      </w:r>
-      <w:r>
-        <w:rPr>
-          <w:rFonts w:ascii="TH SarabunIT๙" w:hAnsi="TH SarabunIT๙" w:cs="TH SarabunIT๙"/>
-          <w:sz w:val="32"/>
-          <w:szCs w:val="32"/>
-        </w:rPr>
-        <w:t xml:space="preserve">         </w:t>
-      </w:r>
-      <w:r>
-        <w:rPr>
-          <w:rFonts w:ascii="TH SarabunIT๙" w:hAnsi="TH SarabunIT๙" w:cs="TH SarabunIT๙"/>
-          <w:sz w:val="32"/>
-          <w:szCs w:val="32"/>
-          <w:cs/>
-        </w:rPr>
-        <w:t>(ลงชื่อ)...............................................ผู้ตรวจรับพัสดุ</w:t>
+    </w:p>
+    <w:p>
+      <w:pPr>
+        <w:tabs>
+          <w:tab w:val="left" w:pos="4678"/>
+        </w:tabs>
+        <w:spacing w:after="0" w:line="240" w:lineRule="auto"/>
+        <w:rPr>
+          <w:rFonts w:ascii="TH SarabunIT๙" w:hAnsi="TH SarabunIT๙" w:cs="TH SarabunIT๙"/>
+          <w:sz w:val="32"/>
+          <w:szCs w:val="32"/>
+        </w:rPr>
+      </w:pPr>
+      <w:r>
+        <w:rPr>
+          <w:rFonts w:ascii="TH SarabunIT๙" w:hAnsi="TH SarabunIT๙" w:cs="TH SarabunIT๙"/>
+          <w:sz w:val="32"/>
+          <w:szCs w:val="32"/>
+          <w:cs/>
+        </w:rPr>
+        <w:tab/>
+      </w:r>
+      <w:r>
+        <w:rPr>
+          <w:rFonts w:ascii="TH SarabunIT๙" w:hAnsi="TH SarabunIT๙" w:cs="TH SarabunIT๙"/>
+          <w:sz w:val="32"/>
+          <w:szCs w:val="32"/>
+          <w:cs/>
+        </w:rPr>
+        <w:t>ลงชื่อ........................................</w:t>
+      </w:r>
+      <w:r>
+        <w:rPr>
+          <w:rFonts w:ascii="TH SarabunIT๙" w:hAnsi="TH SarabunIT๙" w:cs="TH SarabunIT๙"/>
+          <w:sz w:val="32"/>
+          <w:szCs w:val="32"/>
+          <w:cs/>
+        </w:rPr>
+        <w:t>ผู้ตรวจรับพัสดุ</w:t>
       </w:r>
       <w:r>
         <w:rPr>
@@ -21396,48 +20792,27 @@
         </w:rPr>
         <w:t> </w:t>
       </w:r>
-      <w:r>
-        <w:rPr>
-          <w:rFonts w:ascii="TH SarabunIT๙" w:hAnsi="TH SarabunIT๙" w:cs="TH SarabunIT๙"/>
-          <w:sz w:val="32"/>
-          <w:szCs w:val="32"/>
-        </w:rPr>
-        <w:br/>
-        <w:t>                                                                </w:t>
-      </w:r>
-      <w:r>
-        <w:rPr>
-          <w:rFonts w:ascii="TH SarabunIT๙" w:hAnsi="TH SarabunIT๙" w:cs="TH SarabunIT๙"/>
-          <w:sz w:val="32"/>
-          <w:szCs w:val="32"/>
-          <w:cs/>
-        </w:rPr>
-        <w:t xml:space="preserve"> </w:t>
-      </w:r>
-      <w:r>
-        <w:rPr>
-          <w:rFonts w:ascii="TH SarabunIT๙" w:hAnsi="TH SarabunIT๙" w:cs="TH SarabunIT๙"/>
-          <w:sz w:val="32"/>
-          <w:szCs w:val="32"/>
-        </w:rPr>
-        <w:t xml:space="preserve">      </w:t>
-      </w:r>
-      <w:r>
-        <w:rPr>
-          <w:rFonts w:ascii="TH SarabunIT๙" w:hAnsi="TH SarabunIT๙" w:cs="TH SarabunIT๙"/>
-          <w:sz w:val="32"/>
-          <w:szCs w:val="32"/>
-          <w:cs/>
-        </w:rPr>
-        <w:t xml:space="preserve"> </w:t>
-      </w:r>
-      <w:r>
-        <w:rPr>
-          <w:rFonts w:ascii="TH SarabunIT๙" w:hAnsi="TH SarabunIT๙" w:cs="TH SarabunIT๙"/>
-          <w:sz w:val="32"/>
-          <w:szCs w:val="32"/>
-        </w:rPr>
-        <w:t> </w:t>
+    </w:p>
+    <w:p>
+      <w:pPr>
+        <w:tabs>
+          <w:tab w:val="left" w:pos="5245"/>
+        </w:tabs>
+        <w:spacing w:after="0" w:line="240" w:lineRule="auto"/>
+        <w:rPr>
+          <w:rFonts w:ascii="TH SarabunIT๙" w:hAnsi="TH SarabunIT๙" w:cs="TH SarabunIT๙"/>
+          <w:sz w:val="32"/>
+          <w:szCs w:val="32"/>
+        </w:rPr>
+      </w:pPr>
+      <w:r>
+        <w:rPr>
+          <w:rFonts w:ascii="TH SarabunIT๙" w:hAnsi="TH SarabunIT๙" w:cs="TH SarabunIT๙"/>
+          <w:sz w:val="32"/>
+          <w:szCs w:val="32"/>
+          <w:cs/>
+        </w:rPr>
+        <w:tab/>
       </w:r>
       <w:r>
         <w:rPr>
@@ -21518,6 +20893,9 @@
     </w:p>
     <w:p>
       <w:pPr>
+        <w:tabs>
+          <w:tab w:val="left" w:pos="2552"/>
+        </w:tabs>
         <w:spacing w:after="0" w:line="240" w:lineRule="auto"/>
         <w:rPr>
           <w:rFonts w:ascii="TH SarabunIT๙" w:hAnsi="TH SarabunIT๙" w:cs="TH SarabunIT๙"/>
@@ -21532,16 +20910,16 @@
           <w:szCs w:val="32"/>
           <w:cs/>
         </w:rPr>
-        <w:t xml:space="preserve">หมายเหตุ : เลขที่โครงการ  </w:t>
-      </w:r>
-      <w:r>
-        <w:rPr>
-          <w:rFonts w:ascii="TH SarabunIT๙" w:eastAsia="Times New Roman" w:hAnsi="TH SarabunIT๙" w:cs="TH SarabunIT๙"/>
-          <w:sz w:val="32"/>
-          <w:szCs w:val="32"/>
-          <w:cs/>
-        </w:rPr>
-        <w:t xml:space="preserve"> </w:t>
+        <w:t>หมายเหตุ : เลขที่โครงการ</w:t>
+      </w:r>
+      <w:r>
+        <w:rPr>
+          <w:rFonts w:ascii="TH SarabunIT๙" w:hAnsi="TH SarabunIT๙" w:cs="TH SarabunIT๙"/>
+          <w:sz w:val="32"/>
+          <w:szCs w:val="32"/>
+          <w:cs/>
+        </w:rPr>
+        <w:tab/>
       </w:r>
       <w:r>
         <w:rPr>
@@ -21555,6 +20933,9 @@
     </w:p>
     <w:p>
       <w:pPr>
+        <w:tabs>
+          <w:tab w:val="left" w:pos="2552"/>
+        </w:tabs>
         <w:spacing w:after="0" w:line="240" w:lineRule="auto"/>
         <w:rPr>
           <w:rFonts w:ascii="TH SarabunIT๙" w:hAnsi="TH SarabunIT๙" w:cs="TH SarabunIT๙"/>
@@ -21577,8 +20958,9 @@
           <w:rFonts w:ascii="TH SarabunIT๙" w:hAnsi="TH SarabunIT๙" w:cs="TH SarabunIT๙"/>
           <w:sz w:val="32"/>
           <w:szCs w:val="32"/>
-        </w:rPr>
-        <w:t xml:space="preserve">   </w:t>
+          <w:cs/>
+        </w:rPr>
+        <w:tab/>
       </w:r>
       <w:r>
         <w:rPr>
@@ -21592,6 +20974,9 @@
     </w:p>
     <w:p>
       <w:pPr>
+        <w:tabs>
+          <w:tab w:val="left" w:pos="2552"/>
+        </w:tabs>
         <w:spacing w:after="0" w:line="240" w:lineRule="auto"/>
         <w:rPr>
           <w:rFonts w:ascii="TH SarabunIT๙" w:hAnsi="TH SarabunIT๙" w:cs="TH SarabunIT๙"/>
@@ -21606,7 +20991,16 @@
           <w:szCs w:val="32"/>
           <w:cs/>
         </w:rPr>
-        <w:t xml:space="preserve">               เลขคุมตรวจรับ </w:t>
+        <w:t xml:space="preserve">               เลขคุมตรวจรับ</w:t>
+      </w:r>
+      <w:r>
+        <w:rPr>
+          <w:rFonts w:ascii="TH SarabunIT๙" w:hAnsi="TH SarabunIT๙" w:cs="TH SarabunIT๙"/>
+          <w:sz w:val="32"/>
+          <w:szCs w:val="32"/>
+          <w:cs/>
+        </w:rPr>
+        <w:tab/>
       </w:r>
       <w:r>
         <w:rPr>
@@ -21684,7 +21078,7 @@
           <v:shape id="_x0000_s1026" type="#_x0000_t75" alt="" style="position:absolute;left:0;text-align:left;margin-left:-.8pt;margin-top:-20.55pt;width:53.4pt;height:57.75pt;z-index:251662336;mso-wrap-edited:f;mso-width-percent:0;mso-height-percent:0;mso-position-horizontal-relative:text;mso-position-vertical-relative:text;mso-width-percent:0;mso-height-percent:0" fillcolor="window">
             <v:imagedata r:id="rId6" o:title=""/>
           </v:shape>
-          <o:OLEObject Type="Embed" ProgID="Word.Picture.8" ShapeID="_x0000_s1026" DrawAspect="Content" ObjectID="_1845031039" r:id="rId12"/>
+          <o:OLEObject Type="Embed" ProgID="Word.Picture.8" ShapeID="_x0000_s1026" DrawAspect="Content" ObjectID="_1845115994" r:id="rId12"/>
         </w:object>
       </w:r>
       <w:r>
@@ -21703,9 +21097,8 @@
       <w:pPr>
         <w:pStyle w:val="a8"/>
         <w:rPr>
-          <w:rFonts w:ascii="TH SarabunIT๙" w:hAnsi="TH SarabunIT๙" w:cs="TH SarabunIT๙"/>
-          <w:szCs w:val="32"/>
-          <w:cs/>
+          <w:rFonts w:ascii="TH SarabunIT๙" w:hAnsi="TH SarabunIT๙" w:cs="TH SarabunIT๙" w:hint="cs"/>
+          <w:szCs w:val="32"/>
         </w:rPr>
       </w:pPr>
       <w:r>
@@ -21756,14 +21149,6 @@
         </w:rPr>
         <w:t>}}</w:t>
       </w:r>
-      <w:r>
-        <w:rPr>
-          <w:rFonts w:ascii="TH SarabunIT๙" w:hAnsi="TH SarabunIT๙" w:cs="TH SarabunIT๙"/>
-          <w:szCs w:val="32"/>
-          <w:cs/>
-        </w:rPr>
-        <w:t xml:space="preserve"> </w:t>
-      </w:r>
     </w:p>
     <w:p>
       <w:pPr>
@@ -21885,19 +21270,11 @@
       </w:r>
       <w:r>
         <w:rPr>
-          <w:rFonts w:ascii="TH SarabunIT๙" w:hAnsi="TH SarabunIT๙" w:cs="TH SarabunIT๙" w:hint="cs"/>
-          <w:szCs w:val="32"/>
-          <w:cs/>
-        </w:rPr>
-        <w:t>ขออนุมัติเบิกจ่าย</w:t>
-      </w:r>
-      <w:r>
-        <w:rPr>
-          <w:rFonts w:ascii="TH SarabunIT๙" w:hAnsi="TH SarabunIT๙" w:cs="TH SarabunIT๙"/>
-          <w:szCs w:val="32"/>
-          <w:cs/>
-        </w:rPr>
-        <w:t>ค่าวัสดุ/ค่าจ้าง</w:t>
+          <w:rFonts w:ascii="TH SarabunIT๙" w:hAnsi="TH SarabunIT๙" w:cs="TH SarabunIT๙"/>
+          <w:szCs w:val="32"/>
+          <w:cs/>
+        </w:rPr>
+        <w:t>ขออนุมัติเบิกจ่ายค่าวัสดุ/ค่าจ้าง</w:t>
       </w:r>
     </w:p>
     <w:p>
@@ -21964,14 +21341,6 @@
           <w:szCs w:val="32"/>
         </w:rPr>
         <w:t>}}</w:t>
-      </w:r>
-      <w:r>
-        <w:rPr>
-          <w:rFonts w:ascii="TH SarabunIT๙" w:hAnsi="TH SarabunIT๙" w:cs="TH SarabunIT๙"/>
-          <w:szCs w:val="32"/>
-          <w:cs/>
-        </w:rPr>
-        <w:t xml:space="preserve"> </w:t>
       </w:r>
     </w:p>
     <w:p>
@@ -22004,25 +21373,7 @@
           <w:cs/>
         </w:rPr>
         <w:tab/>
-        <w:t xml:space="preserve">       ตามที่</w:t>
-      </w:r>
-      <w:r>
-        <w:rPr>
-          <w:rFonts w:ascii="TH SarabunIT๙" w:hAnsi="TH SarabunIT๙" w:cs="TH SarabunIT๙" w:hint="cs"/>
-          <w:sz w:val="32"/>
-          <w:szCs w:val="32"/>
-          <w:cs/>
-        </w:rPr>
-        <w:t xml:space="preserve"> </w:t>
-      </w:r>
-      <w:r>
-        <w:rPr>
-          <w:rFonts w:ascii="TH SarabunIT๙" w:hAnsi="TH SarabunIT๙" w:cs="TH SarabunIT๙"/>
-          <w:sz w:val="32"/>
-          <w:szCs w:val="32"/>
-          <w:cs/>
-        </w:rPr>
-        <w:t xml:space="preserve"> โรงเรียน</w:t>
+        <w:t xml:space="preserve">       ตามที่  โรงเรียน</w:t>
       </w:r>
       <w:r>
         <w:rPr>
@@ -22621,19 +21972,19 @@
       </w:r>
       <w:r>
         <w:rPr>
-          <w:rFonts w:ascii="TH SarabunIT๙" w:hAnsi="TH SarabunIT๙" w:cs="TH SarabunIT๙" w:hint="cs"/>
-          <w:szCs w:val="32"/>
-          <w:cs/>
+          <w:rFonts w:ascii="TH SarabunIT๙" w:hAnsi="TH SarabunIT๙" w:cs="TH SarabunIT๙"/>
+          <w:noProof/>
+          <w:szCs w:val="32"/>
+        </w:rPr>
+        <w:t>{{vat_amount}}</w:t>
+      </w:r>
+      <w:r>
+        <w:rPr>
+          <w:rFonts w:ascii="TH SarabunIT๙" w:hAnsi="TH SarabunIT๙" w:cs="TH SarabunIT๙"/>
+          <w:noProof/>
+          <w:szCs w:val="32"/>
         </w:rPr>
         <w:tab/>
-      </w:r>
-      <w:r>
-        <w:rPr>
-          <w:rFonts w:ascii="TH SarabunIT๙" w:hAnsi="TH SarabunIT๙" w:cs="TH SarabunIT๙"/>
-          <w:noProof/>
-          <w:szCs w:val="32"/>
-        </w:rPr>
-        <w:t>{{vat_amount}}</w:t>
       </w:r>
       <w:r>
         <w:rPr>
@@ -22723,7 +22074,7 @@
       <w:pPr>
         <w:pStyle w:val="a8"/>
         <w:rPr>
-          <w:rFonts w:ascii="TH SarabunIT๙" w:hAnsi="TH SarabunIT๙" w:cs="TH SarabunIT๙"/>
+          <w:rFonts w:ascii="TH SarabunIT๙" w:hAnsi="TH SarabunIT๙" w:cs="TH SarabunIT๙" w:hint="cs"/>
           <w:szCs w:val="32"/>
         </w:rPr>
       </w:pPr>
@@ -22775,7 +22126,7 @@
           <w:cs/>
         </w:rPr>
         <w:tab/>
-        <w:t xml:space="preserve">บาท </w:t>
+        <w:t>บาท</w:t>
       </w:r>
     </w:p>
     <w:p>
@@ -22874,6 +22225,9 @@
     <w:p>
       <w:pPr>
         <w:pStyle w:val="a8"/>
+        <w:tabs>
+          <w:tab w:val="left" w:pos="4820"/>
+        </w:tabs>
         <w:rPr>
           <w:rFonts w:ascii="TH SarabunIT๙" w:hAnsi="TH SarabunIT๙" w:cs="TH SarabunIT๙"/>
           <w:szCs w:val="32"/>
@@ -22893,6 +22247,27 @@
           <w:szCs w:val="32"/>
           <w:cs/>
         </w:rPr>
+        <w:t>ลงชื่อ........................................</w:t>
+      </w:r>
+    </w:p>
+    <w:p>
+      <w:pPr>
+        <w:tabs>
+          <w:tab w:val="left" w:pos="5245"/>
+        </w:tabs>
+        <w:spacing w:after="0"/>
+        <w:rPr>
+          <w:rFonts w:ascii="TH SarabunIT๙" w:hAnsi="TH SarabunIT๙" w:cs="TH SarabunIT๙"/>
+          <w:sz w:val="32"/>
+          <w:szCs w:val="32"/>
+        </w:rPr>
+      </w:pPr>
+      <w:r>
+        <w:rPr>
+          <w:rFonts w:ascii="TH SarabunIT๙" w:hAnsi="TH SarabunIT๙" w:cs="TH SarabunIT๙"/>
+          <w:szCs w:val="32"/>
+          <w:cs/>
+        </w:rPr>
         <w:tab/>
       </w:r>
       <w:r>
@@ -22901,6 +22276,60 @@
           <w:szCs w:val="32"/>
           <w:cs/>
         </w:rPr>
+        <w:t>(</w:t>
+      </w:r>
+      <w:r>
+        <w:rPr>
+          <w:rFonts w:ascii="TH SarabunIT๙" w:hAnsi="TH SarabunIT๙" w:cs="TH SarabunIT๙"/>
+          <w:sz w:val="32"/>
+          <w:szCs w:val="32"/>
+        </w:rPr>
+        <w:t>{{</w:t>
+      </w:r>
+      <w:proofErr w:type="spellStart"/>
+      <w:r>
+        <w:rPr>
+          <w:rFonts w:ascii="TH SarabunIT๙" w:hAnsi="TH SarabunIT๙" w:cs="TH SarabunIT๙"/>
+          <w:sz w:val="32"/>
+          <w:szCs w:val="32"/>
+        </w:rPr>
+        <w:t>finance_officer</w:t>
+      </w:r>
+      <w:proofErr w:type="spellEnd"/>
+      <w:r>
+        <w:rPr>
+          <w:rFonts w:ascii="TH SarabunIT๙" w:hAnsi="TH SarabunIT๙" w:cs="TH SarabunIT๙"/>
+          <w:sz w:val="32"/>
+          <w:szCs w:val="32"/>
+        </w:rPr>
+        <w:t>}}</w:t>
+      </w:r>
+      <w:r>
+        <w:rPr>
+          <w:rFonts w:ascii="TH SarabunIT๙" w:hAnsi="TH SarabunIT๙" w:cs="TH SarabunIT๙"/>
+          <w:szCs w:val="32"/>
+          <w:cs/>
+        </w:rPr>
+        <w:t>)</w:t>
+      </w:r>
+    </w:p>
+    <w:p>
+      <w:pPr>
+        <w:pStyle w:val="a8"/>
+        <w:tabs>
+          <w:tab w:val="left" w:pos="5387"/>
+        </w:tabs>
+        <w:rPr>
+          <w:rFonts w:ascii="TH SarabunIT๙" w:hAnsi="TH SarabunIT๙" w:cs="TH SarabunIT๙"/>
+          <w:szCs w:val="32"/>
+        </w:rPr>
+      </w:pPr>
+      <w:r>
+        <w:rPr>
+          <w:rFonts w:ascii="TH SarabunIT๙" w:hAnsi="TH SarabunIT๙" w:cs="TH SarabunIT๙"/>
+          <w:szCs w:val="32"/>
+          <w:cs/>
+        </w:rPr>
         <w:tab/>
       </w:r>
       <w:r>
@@ -22909,131 +22338,7 @@
           <w:szCs w:val="32"/>
           <w:cs/>
         </w:rPr>
-        <w:tab/>
-      </w:r>
-      <w:r>
-        <w:rPr>
-          <w:rFonts w:ascii="TH SarabunIT๙" w:hAnsi="TH SarabunIT๙" w:cs="TH SarabunIT๙"/>
-          <w:szCs w:val="32"/>
-          <w:cs/>
-        </w:rPr>
-        <w:tab/>
-      </w:r>
-      <w:r>
-        <w:rPr>
-          <w:rFonts w:ascii="TH SarabunIT๙" w:hAnsi="TH SarabunIT๙" w:cs="TH SarabunIT๙"/>
-          <w:szCs w:val="32"/>
-          <w:cs/>
-        </w:rPr>
-        <w:tab/>
-      </w:r>
-      <w:r>
-        <w:rPr>
-          <w:rFonts w:ascii="TH SarabunIT๙" w:hAnsi="TH SarabunIT๙" w:cs="TH SarabunIT๙"/>
-          <w:szCs w:val="32"/>
-          <w:cs/>
-        </w:rPr>
-        <w:tab/>
-        <w:t>(ลงชื่อ).........................................</w:t>
-      </w:r>
-    </w:p>
-    <w:p>
-      <w:pPr>
-        <w:spacing w:after="0"/>
-        <w:rPr>
-          <w:rFonts w:asciiTheme="majorBidi" w:hAnsiTheme="majorBidi" w:cstheme="majorBidi"/>
-          <w:sz w:val="32"/>
-          <w:szCs w:val="32"/>
-        </w:rPr>
-      </w:pPr>
-      <w:r>
-        <w:rPr>
-          <w:rFonts w:ascii="TH SarabunIT๙" w:hAnsi="TH SarabunIT๙" w:cs="TH SarabunIT๙"/>
-          <w:szCs w:val="32"/>
-          <w:cs/>
-        </w:rPr>
-        <w:t xml:space="preserve">                                                                            </w:t>
-      </w:r>
-      <w:r>
-        <w:rPr>
-          <w:rFonts w:ascii="TH SarabunIT๙" w:hAnsi="TH SarabunIT๙" w:cs="TH SarabunIT๙" w:hint="cs"/>
-          <w:szCs w:val="32"/>
-          <w:cs/>
-        </w:rPr>
-        <w:t xml:space="preserve">   </w:t>
-      </w:r>
-      <w:r>
-        <w:rPr>
-          <w:rFonts w:ascii="TH SarabunIT๙" w:hAnsi="TH SarabunIT๙" w:cs="TH SarabunIT๙"/>
-          <w:szCs w:val="32"/>
-          <w:cs/>
-        </w:rPr>
-        <w:t>(</w:t>
-      </w:r>
-      <w:r>
-        <w:rPr>
-          <w:rFonts w:asciiTheme="majorBidi" w:hAnsiTheme="majorBidi" w:cstheme="majorBidi"/>
-          <w:sz w:val="32"/>
-          <w:szCs w:val="32"/>
-        </w:rPr>
-        <w:t>{{finance_officer}}</w:t>
-      </w:r>
-      <w:r>
-        <w:rPr>
-          <w:rFonts w:ascii="TH SarabunIT๙" w:hAnsi="TH SarabunIT๙" w:cs="TH SarabunIT๙"/>
-          <w:szCs w:val="32"/>
-          <w:cs/>
-        </w:rPr>
-        <w:t>)</w:t>
-      </w:r>
-    </w:p>
-    <w:p>
-      <w:pPr>
-        <w:pStyle w:val="a8"/>
-        <w:rPr>
-          <w:rFonts w:ascii="TH SarabunIT๙" w:hAnsi="TH SarabunIT๙" w:cs="TH SarabunIT๙"/>
-          <w:szCs w:val="32"/>
-        </w:rPr>
-      </w:pPr>
-      <w:r>
-        <w:rPr>
-          <w:rFonts w:ascii="TH SarabunIT๙" w:hAnsi="TH SarabunIT๙" w:cs="TH SarabunIT๙"/>
-          <w:szCs w:val="32"/>
-          <w:cs/>
-        </w:rPr>
-        <w:t xml:space="preserve">                                                                                  </w:t>
-      </w:r>
-      <w:r>
-        <w:rPr>
-          <w:rFonts w:ascii="TH SarabunIT๙" w:hAnsi="TH SarabunIT๙" w:cs="TH SarabunIT๙" w:hint="cs"/>
-          <w:szCs w:val="32"/>
-          <w:cs/>
-        </w:rPr>
-        <w:t xml:space="preserve"> </w:t>
-      </w:r>
-      <w:r>
-        <w:rPr>
-          <w:rFonts w:ascii="TH SarabunIT๙" w:hAnsi="TH SarabunIT๙" w:cs="TH SarabunIT๙"/>
-          <w:szCs w:val="32"/>
-          <w:cs/>
-        </w:rPr>
-        <w:t>เจ้าหน้าที่</w:t>
-      </w:r>
-      <w:r>
-        <w:rPr>
-          <w:rFonts w:ascii="TH SarabunIT๙" w:hAnsi="TH SarabunIT๙" w:cs="TH SarabunIT๙" w:hint="cs"/>
-          <w:szCs w:val="32"/>
-          <w:cs/>
-        </w:rPr>
-        <w:t>การเงิน</w:t>
-      </w:r>
-      <w:r>
-        <w:rPr>
-          <w:rFonts w:ascii="TH SarabunIT๙" w:hAnsi="TH SarabunIT๙" w:cs="TH SarabunIT๙"/>
-          <w:szCs w:val="32"/>
-          <w:cs/>
-        </w:rPr>
-        <w:t xml:space="preserve">             </w:t>
+        <w:t xml:space="preserve">เจ้าหน้าที่การเงิน             </w:t>
       </w:r>
     </w:p>
     <w:p>
@@ -23104,37 +22409,50 @@
     <w:p>
       <w:pPr>
         <w:pStyle w:val="a8"/>
-        <w:jc w:val="center"/>
-        <w:rPr>
-          <w:rFonts w:ascii="TH SarabunIT๙" w:hAnsi="TH SarabunIT๙" w:cs="TH SarabunIT๙"/>
-          <w:szCs w:val="32"/>
-        </w:rPr>
-      </w:pPr>
-      <w:r>
-        <w:rPr>
-          <w:rFonts w:ascii="TH SarabunIT๙" w:hAnsi="TH SarabunIT๙" w:cs="TH SarabunIT๙"/>
-          <w:szCs w:val="32"/>
-          <w:cs/>
-        </w:rPr>
-        <w:t>(ลงชื่อ)</w:t>
-      </w:r>
-      <w:r>
-        <w:rPr>
-          <w:rFonts w:ascii="TH SarabunIT๙" w:hAnsi="TH SarabunIT๙" w:cs="TH SarabunIT๙"/>
-          <w:szCs w:val="32"/>
-        </w:rPr>
-        <w:t>……………………………………</w:t>
+        <w:tabs>
+          <w:tab w:val="left" w:pos="4678"/>
+        </w:tabs>
+        <w:rPr>
+          <w:rFonts w:ascii="TH SarabunIT๙" w:hAnsi="TH SarabunIT๙" w:cs="TH SarabunIT๙"/>
+          <w:szCs w:val="32"/>
+        </w:rPr>
+      </w:pPr>
+      <w:r>
+        <w:rPr>
+          <w:rFonts w:ascii="TH SarabunIT๙" w:hAnsi="TH SarabunIT๙" w:cs="TH SarabunIT๙"/>
+          <w:szCs w:val="32"/>
+          <w:cs/>
+        </w:rPr>
+        <w:tab/>
+      </w:r>
+      <w:r>
+        <w:rPr>
+          <w:rFonts w:ascii="TH SarabunIT๙" w:hAnsi="TH SarabunIT๙" w:cs="TH SarabunIT๙"/>
+          <w:szCs w:val="32"/>
+          <w:cs/>
+        </w:rPr>
+        <w:t>ลงชื่อ........................................</w:t>
       </w:r>
     </w:p>
     <w:p>
       <w:pPr>
         <w:pStyle w:val="a8"/>
-        <w:jc w:val="center"/>
-        <w:rPr>
-          <w:rFonts w:ascii="TH SarabunIT๙" w:hAnsi="TH SarabunIT๙" w:cs="TH SarabunIT๙"/>
-          <w:szCs w:val="32"/>
-        </w:rPr>
-      </w:pPr>
+        <w:tabs>
+          <w:tab w:val="left" w:pos="5103"/>
+        </w:tabs>
+        <w:rPr>
+          <w:rFonts w:ascii="TH SarabunIT๙" w:hAnsi="TH SarabunIT๙" w:cs="TH SarabunIT๙"/>
+          <w:szCs w:val="32"/>
+        </w:rPr>
+      </w:pPr>
+      <w:r>
+        <w:rPr>
+          <w:rFonts w:ascii="TH SarabunIT๙" w:hAnsi="TH SarabunIT๙" w:cs="TH SarabunIT๙"/>
+          <w:szCs w:val="32"/>
+          <w:cs/>
+        </w:rPr>
+        <w:tab/>
+      </w:r>
       <w:r>
         <w:rPr>
           <w:rFonts w:ascii="TH SarabunIT๙" w:hAnsi="TH SarabunIT๙" w:cs="TH SarabunIT๙"/>
@@ -23148,7 +22466,23 @@
           <w:rFonts w:ascii="TH SarabunIT๙" w:hAnsi="TH SarabunIT๙" w:cs="TH SarabunIT๙"/>
           <w:szCs w:val="32"/>
         </w:rPr>
-        <w:t xml:space="preserve"> {{director_name}}</w:t>
+        <w:t>{{</w:t>
+      </w:r>
+      <w:proofErr w:type="spellStart"/>
+      <w:r>
+        <w:rPr>
+          <w:rFonts w:ascii="TH SarabunIT๙" w:hAnsi="TH SarabunIT๙" w:cs="TH SarabunIT๙"/>
+          <w:szCs w:val="32"/>
+        </w:rPr>
+        <w:t>director_name</w:t>
+      </w:r>
+      <w:proofErr w:type="spellEnd"/>
+      <w:r>
+        <w:rPr>
+          <w:rFonts w:ascii="TH SarabunIT๙" w:hAnsi="TH SarabunIT๙" w:cs="TH SarabunIT๙"/>
+          <w:szCs w:val="32"/>
+        </w:rPr>
+        <w:t>}}</w:t>
       </w:r>
       <w:r>
         <w:rPr>
@@ -23157,6 +22491,71 @@
           <w:cs/>
         </w:rPr>
         <w:t>)</w:t>
+      </w:r>
+    </w:p>
+    <w:p>
+      <w:pPr>
+        <w:tabs>
+          <w:tab w:val="left" w:pos="4820"/>
+        </w:tabs>
+        <w:rPr>
+          <w:rFonts w:ascii="TH SarabunIT๙" w:hAnsi="TH SarabunIT๙" w:cs="TH SarabunIT๙"/>
+          <w:sz w:val="32"/>
+          <w:szCs w:val="32"/>
+        </w:rPr>
+      </w:pPr>
+      <w:r>
+        <w:rPr>
+          <w:rFonts w:ascii="TH SarabunIT๙" w:hAnsi="TH SarabunIT๙" w:cs="TH SarabunIT๙"/>
+          <w:sz w:val="32"/>
+          <w:szCs w:val="32"/>
+          <w:cs/>
+        </w:rPr>
+        <w:tab/>
+      </w:r>
+      <w:r>
+        <w:rPr>
+          <w:rFonts w:ascii="TH SarabunIT๙" w:hAnsi="TH SarabunIT๙" w:cs="TH SarabunIT๙"/>
+          <w:sz w:val="32"/>
+          <w:szCs w:val="32"/>
+          <w:cs/>
+        </w:rPr>
+        <w:t>ผู้อำนวยการโรงเรียน</w:t>
+      </w:r>
+      <w:r>
+        <w:rPr>
+          <w:rFonts w:ascii="TH SarabunIT๙" w:hAnsi="TH SarabunIT๙" w:cs="TH SarabunIT๙"/>
+          <w:sz w:val="32"/>
+          <w:szCs w:val="32"/>
+        </w:rPr>
+        <w:t>{{</w:t>
+      </w:r>
+      <w:proofErr w:type="spellStart"/>
+      <w:r>
+        <w:rPr>
+          <w:rFonts w:ascii="TH SarabunIT๙" w:hAnsi="TH SarabunIT๙" w:cs="TH SarabunIT๙"/>
+          <w:sz w:val="32"/>
+          <w:szCs w:val="32"/>
+        </w:rPr>
+        <w:t>school_name</w:t>
+      </w:r>
+      <w:proofErr w:type="spellEnd"/>
+      <w:r>
+        <w:rPr>
+          <w:rFonts w:ascii="TH SarabunIT๙" w:hAnsi="TH SarabunIT๙" w:cs="TH SarabunIT๙"/>
+          <w:sz w:val="32"/>
+          <w:szCs w:val="32"/>
+        </w:rPr>
+        <w:t>}}</w:t>
+      </w:r>
+      <w:r>
+        <w:rPr>
+          <w:rFonts w:ascii="TH SarabunIT๙" w:hAnsi="TH SarabunIT๙" w:cs="TH SarabunIT๙"/>
+          <w:sz w:val="32"/>
+          <w:szCs w:val="32"/>
+          <w:cs/>
+        </w:rPr>
+        <w:t xml:space="preserve"> </w:t>
       </w:r>
     </w:p>
     <w:p>
@@ -23171,73 +22570,19 @@
           <w:szCs w:val="32"/>
         </w:rPr>
       </w:pPr>
-      <w:r>
-        <w:rPr>
-          <w:rFonts w:ascii="TH SarabunIT๙" w:hAnsi="TH SarabunIT๙" w:cs="TH SarabunIT๙"/>
-          <w:sz w:val="32"/>
-          <w:szCs w:val="32"/>
-          <w:cs/>
-        </w:rPr>
-        <w:t>ผู้อำนวยการโรงเรียน</w:t>
-      </w:r>
-      <w:r>
-        <w:rPr>
-          <w:rFonts w:ascii="TH SarabunIT๙" w:hAnsi="TH SarabunIT๙" w:cs="TH SarabunIT๙"/>
-          <w:sz w:val="32"/>
-          <w:szCs w:val="32"/>
-        </w:rPr>
-        <w:t>{{</w:t>
-      </w:r>
-      <w:proofErr w:type="spellStart"/>
-      <w:r>
-        <w:rPr>
-          <w:rFonts w:ascii="TH SarabunIT๙" w:hAnsi="TH SarabunIT๙" w:cs="TH SarabunIT๙"/>
-          <w:sz w:val="32"/>
-          <w:szCs w:val="32"/>
-        </w:rPr>
-        <w:t>school_name</w:t>
-      </w:r>
-      <w:proofErr w:type="spellEnd"/>
-      <w:r>
-        <w:rPr>
-          <w:rFonts w:ascii="TH SarabunIT๙" w:hAnsi="TH SarabunIT๙" w:cs="TH SarabunIT๙"/>
-          <w:sz w:val="32"/>
-          <w:szCs w:val="32"/>
-        </w:rPr>
-        <w:t>}}</w:t>
-      </w:r>
-      <w:r>
-        <w:rPr>
-          <w:rFonts w:ascii="TH SarabunIT๙" w:hAnsi="TH SarabunIT๙" w:cs="TH SarabunIT๙"/>
-          <w:sz w:val="32"/>
-          <w:szCs w:val="32"/>
-          <w:cs/>
-        </w:rPr>
-        <w:t xml:space="preserve"> </w:t>
-      </w:r>
     </w:p>
     <w:p>
       <w:pPr>
         <w:tabs>
           <w:tab w:val="left" w:pos="426"/>
+          <w:tab w:val="left" w:pos="5387"/>
         </w:tabs>
-        <w:jc w:val="center"/>
-        <w:rPr>
-          <w:rFonts w:ascii="TH SarabunIT๙" w:hAnsi="TH SarabunIT๙" w:cs="TH SarabunIT๙"/>
-          <w:sz w:val="32"/>
-          <w:szCs w:val="32"/>
-        </w:rPr>
-      </w:pPr>
-    </w:p>
-    <w:p>
-      <w:pPr>
-        <w:tabs>
-          <w:tab w:val="left" w:pos="426"/>
-        </w:tabs>
-        <w:rPr>
-          <w:rFonts w:ascii="TH SarabunIT๙" w:hAnsi="TH SarabunIT๙" w:cs="TH SarabunIT๙"/>
-          <w:sz w:val="32"/>
-          <w:szCs w:val="32"/>
+        <w:rPr>
+          <w:rFonts w:ascii="TH SarabunIT๙" w:hAnsi="TH SarabunIT๙" w:cs="TH SarabunIT๙"/>
+          <w:b/>
+          <w:bCs/>
+          <w:sz w:val="24"/>
+          <w:szCs w:val="36"/>
         </w:rPr>
       </w:pPr>
     </w:p>
@@ -23250,32 +22595,17 @@
         <w:jc w:val="center"/>
         <w:rPr>
           <w:rFonts w:ascii="TH SarabunIT๙" w:hAnsi="TH SarabunIT๙" w:cs="TH SarabunIT๙"/>
-          <w:b/>
-          <w:bCs/>
           <w:sz w:val="24"/>
           <w:szCs w:val="36"/>
         </w:rPr>
       </w:pPr>
-    </w:p>
-    <w:p>
-      <w:pPr>
-        <w:tabs>
-          <w:tab w:val="left" w:pos="426"/>
-          <w:tab w:val="left" w:pos="5387"/>
-        </w:tabs>
-        <w:jc w:val="center"/>
-        <w:rPr>
-          <w:rFonts w:ascii="TH SarabunIT๙" w:hAnsi="TH SarabunIT๙" w:cs="TH SarabunIT๙"/>
-          <w:sz w:val="24"/>
-          <w:szCs w:val="36"/>
-        </w:rPr>
-      </w:pPr>
       <w:r>
         <w:rPr>
           <w:rFonts w:ascii="TH SarabunIT๙" w:hAnsi="TH SarabunIT๙" w:cs="TH SarabunIT๙"/>
           <w:noProof/>
           <w:szCs w:val="32"/>
         </w:rPr>
+        <w:lastRenderedPageBreak/>
         <mc:AlternateContent>
           <mc:Choice Requires="wps">
             <w:drawing>
@@ -23402,7 +22732,7 @@
                 <v:stroke joinstyle="miter"/>
                 <v:path gradientshapeok="t" o:connecttype="rect"/>
               </v:shapetype>
-              <v:shape id="Text Box 307" o:spid="_x0000_s1026" type="#_x0000_t202" style="position:absolute;left:0;text-align:left;margin-left:426.75pt;margin-top:-29.2pt;width:88.15pt;height:70.1pt;z-index:251659264;visibility:visible;mso-wrap-style:square;mso-width-percent:0;mso-height-percent:200;mso-wrap-distance-left:9pt;mso-wrap-distance-top:0;mso-wrap-distance-right:9pt;mso-wrap-distance-bottom:0;mso-position-horizontal:absolute;mso-position-horizontal-relative:text;mso-position-vertical:absolute;mso-position-vertical-relative:text;mso-width-percent:0;mso-height-percent:200;mso-width-relative:margin;mso-height-relative:margin;v-text-anchor:top" o:gfxdata="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" stroked="f">
+              <v:shape id="Text Box 307" o:spid="_x0000_s1026" type="#_x0000_t202" style="position:absolute;left:0;text-align:left;margin-left:426.75pt;margin-top:-29.2pt;width:88.15pt;height:70.1pt;z-index:251659264;visibility:visible;mso-wrap-style:square;mso-width-percent:0;mso-height-percent:200;mso-wrap-distance-left:9pt;mso-wrap-distance-top:0;mso-wrap-distance-right:9pt;mso-wrap-distance-bottom:0;mso-position-horizontal:absolute;mso-position-horizontal-relative:text;mso-position-vertical:absolute;mso-position-vertical-relative:text;mso-width-percent:0;mso-height-percent:200;mso-width-relative:margin;mso-height-relative:margin;v-text-anchor:top" o:gfxdata="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" stroked="f">
                 <v:textbox style="mso-fit-shape-to-text:t">
                   <w:txbxContent>
                     <w:p>
@@ -23555,7 +22885,7 @@
       </w:r>
       <w:r>
         <w:rPr>
-          <w:rFonts w:ascii="TH SarabunIT๙" w:eastAsia="Times New Roman" w:hAnsi="TH SarabunIT๙" w:hint="cs"/>
+          <w:rFonts w:ascii="TH SarabunIT๙" w:eastAsia="Times New Roman" w:hAnsi="TH SarabunIT๙" w:cs="TH SarabunIT๙"/>
           <w:szCs w:val="32"/>
           <w:cs/>
         </w:rPr>
@@ -23563,7 +22893,7 @@
       </w:r>
       <w:r>
         <w:rPr>
-          <w:rFonts w:ascii="TH SarabunIT๙" w:eastAsia="Times New Roman" w:hAnsi="TH SarabunIT๙" w:cs="TH SarabunIT๙" w:hint="cs"/>
+          <w:rFonts w:ascii="TH SarabunIT๙" w:eastAsia="Times New Roman" w:hAnsi="TH SarabunIT๙" w:cs="TH SarabunIT๙"/>
           <w:szCs w:val="32"/>
         </w:rPr>
         <w:t>{{</w:t>
@@ -23571,7 +22901,7 @@
       <w:proofErr w:type="spellStart"/>
       <w:r>
         <w:rPr>
-          <w:rFonts w:ascii="TH SarabunIT๙" w:eastAsia="Times New Roman" w:hAnsi="TH SarabunIT๙" w:cs="TH SarabunIT๙" w:hint="cs"/>
+          <w:rFonts w:ascii="TH SarabunIT๙" w:eastAsia="Times New Roman" w:hAnsi="TH SarabunIT๙" w:cs="TH SarabunIT๙"/>
           <w:szCs w:val="32"/>
         </w:rPr>
         <w:t>school_amphoe</w:t>
@@ -23579,30 +22909,22 @@
       <w:proofErr w:type="spellEnd"/>
       <w:r>
         <w:rPr>
-          <w:rFonts w:ascii="TH SarabunIT๙" w:eastAsia="Times New Roman" w:hAnsi="TH SarabunIT๙" w:cs="TH SarabunIT๙" w:hint="cs"/>
+          <w:rFonts w:ascii="TH SarabunIT๙" w:eastAsia="Times New Roman" w:hAnsi="TH SarabunIT๙" w:cs="TH SarabunIT๙"/>
           <w:szCs w:val="32"/>
         </w:rPr>
         <w:t>}}</w:t>
       </w:r>
       <w:r>
         <w:rPr>
-          <w:rFonts w:ascii="TH SarabunIT๙" w:eastAsia="Times New Roman" w:hAnsi="TH SarabunIT๙" w:cs="TH SarabunIT๙" w:hint="cs"/>
-          <w:szCs w:val="32"/>
-          <w:cs/>
-        </w:rPr>
-        <w:t xml:space="preserve"> </w:t>
-      </w:r>
-      <w:r>
-        <w:rPr>
-          <w:rFonts w:ascii="TH SarabunIT๙" w:eastAsia="Times New Roman" w:hAnsi="TH SarabunIT๙" w:hint="cs"/>
-          <w:szCs w:val="32"/>
-          <w:cs/>
-        </w:rPr>
-        <w:t>จังหวัด</w:t>
-      </w:r>
-      <w:r>
-        <w:rPr>
-          <w:rFonts w:ascii="TH SarabunIT๙" w:eastAsia="Times New Roman" w:hAnsi="TH SarabunIT๙" w:cs="TH SarabunIT๙" w:hint="cs"/>
+          <w:rFonts w:ascii="TH SarabunIT๙" w:eastAsia="Times New Roman" w:hAnsi="TH SarabunIT๙" w:cs="TH SarabunIT๙"/>
+          <w:szCs w:val="32"/>
+          <w:cs/>
+        </w:rPr>
+        <w:t xml:space="preserve"> จังหวัด</w:t>
+      </w:r>
+      <w:r>
+        <w:rPr>
+          <w:rFonts w:ascii="TH SarabunIT๙" w:eastAsia="Times New Roman" w:hAnsi="TH SarabunIT๙" w:cs="TH SarabunIT๙"/>
           <w:szCs w:val="32"/>
         </w:rPr>
         <w:t>{{</w:t>
@@ -23610,7 +22932,7 @@
       <w:proofErr w:type="spellStart"/>
       <w:r>
         <w:rPr>
-          <w:rFonts w:ascii="TH SarabunIT๙" w:eastAsia="Times New Roman" w:hAnsi="TH SarabunIT๙" w:cs="TH SarabunIT๙" w:hint="cs"/>
+          <w:rFonts w:ascii="TH SarabunIT๙" w:eastAsia="Times New Roman" w:hAnsi="TH SarabunIT๙" w:cs="TH SarabunIT๙"/>
           <w:szCs w:val="32"/>
         </w:rPr>
         <w:t>school_changwat</w:t>
@@ -23618,7 +22940,7 @@
       <w:proofErr w:type="spellEnd"/>
       <w:r>
         <w:rPr>
-          <w:rFonts w:ascii="TH SarabunIT๙" w:eastAsia="Times New Roman" w:hAnsi="TH SarabunIT๙" w:cs="TH SarabunIT๙" w:hint="cs"/>
+          <w:rFonts w:ascii="TH SarabunIT๙" w:eastAsia="Times New Roman" w:hAnsi="TH SarabunIT๙" w:cs="TH SarabunIT๙"/>
           <w:szCs w:val="32"/>
         </w:rPr>
         <w:t>}}</w:t>
@@ -23666,11 +22988,11 @@
         <w:tblLook w:val="04A0" w:firstRow="1" w:lastRow="0" w:firstColumn="1" w:lastColumn="0" w:noHBand="0" w:noVBand="1"/>
       </w:tblPr>
       <w:tblGrid>
-        <w:gridCol w:w="775"/>
-        <w:gridCol w:w="3797"/>
-        <w:gridCol w:w="1426"/>
-        <w:gridCol w:w="1426"/>
-        <w:gridCol w:w="2494"/>
+        <w:gridCol w:w="774"/>
+        <w:gridCol w:w="3693"/>
+        <w:gridCol w:w="1419"/>
+        <w:gridCol w:w="1419"/>
+        <w:gridCol w:w="2613"/>
       </w:tblGrid>
       <w:tr>
         <w:trPr>
@@ -24029,7 +23351,7 @@
                 <w:noProof/>
                 <w:szCs w:val="32"/>
               </w:rPr>
-              <w:t xml:space="preserve"> {{procurement_number}}</w:t>
+              <w:t>{{procurement_number}}</w:t>
             </w:r>
           </w:p>
           <w:p>
@@ -24115,8 +23437,10 @@
           <w:p>
             <w:pPr>
               <w:pStyle w:val="a8"/>
+              <w:tabs>
+                <w:tab w:val="left" w:pos="475"/>
+              </w:tabs>
               <w:spacing w:before="240"/>
-              <w:jc w:val="center"/>
               <w:rPr>
                 <w:rFonts w:ascii="TH SarabunIT๙" w:hAnsi="TH SarabunIT๙" w:cs="TH SarabunIT๙"/>
                 <w:szCs w:val="32"/>
@@ -24128,12 +23452,23 @@
                 <w:szCs w:val="32"/>
                 <w:cs/>
               </w:rPr>
-              <w:t xml:space="preserve"> ....................................ผู้อนุมัติให้เบิกจ่าย</w:t>
+              <w:tab/>
+            </w:r>
+            <w:r>
+              <w:rPr>
+                <w:rFonts w:ascii="TH SarabunIT๙" w:hAnsi="TH SarabunIT๙" w:cs="TH SarabunIT๙"/>
+                <w:szCs w:val="32"/>
+                <w:cs/>
+              </w:rPr>
+              <w:t>....................................ผู้อนุมัติให้เบิกจ่าย</w:t>
             </w:r>
           </w:p>
           <w:p>
             <w:pPr>
               <w:pStyle w:val="a8"/>
+              <w:tabs>
+                <w:tab w:val="left" w:pos="475"/>
+              </w:tabs>
               <w:rPr>
                 <w:rFonts w:ascii="TH SarabunIT๙" w:hAnsi="TH SarabunIT๙" w:cs="TH SarabunIT๙"/>
                 <w:szCs w:val="32"/>
@@ -24146,46 +23481,38 @@
                 <w:szCs w:val="32"/>
                 <w:cs/>
               </w:rPr>
-              <w:t xml:space="preserve">   </w:t>
-            </w:r>
-            <w:r>
-              <w:rPr>
-                <w:rFonts w:ascii="TH SarabunIT๙" w:hAnsi="TH SarabunIT๙" w:cs="TH SarabunIT๙" w:hint="cs"/>
+              <w:tab/>
+            </w:r>
+            <w:r>
+              <w:rPr>
+                <w:rFonts w:ascii="TH SarabunIT๙" w:hAnsi="TH SarabunIT๙" w:cs="TH SarabunIT๙"/>
                 <w:szCs w:val="32"/>
                 <w:cs/>
               </w:rPr>
-              <w:t xml:space="preserve"> </w:t>
+              <w:t>(</w:t>
             </w:r>
             <w:r>
               <w:rPr>
                 <w:rFonts w:ascii="TH SarabunIT๙" w:hAnsi="TH SarabunIT๙" w:cs="TH SarabunIT๙"/>
                 <w:szCs w:val="32"/>
-                <w:cs/>
-              </w:rPr>
-              <w:t xml:space="preserve">  </w:t>
-            </w:r>
-            <w:r>
-              <w:rPr>
-                <w:rFonts w:ascii="TH SarabunIT๙" w:hAnsi="TH SarabunIT๙" w:cs="TH SarabunIT๙" w:hint="cs"/>
-                <w:szCs w:val="32"/>
-                <w:cs/>
-              </w:rPr>
-              <w:t xml:space="preserve">  </w:t>
-            </w:r>
+              </w:rPr>
+              <w:t>{{</w:t>
+            </w:r>
+            <w:proofErr w:type="spellStart"/>
             <w:r>
               <w:rPr>
                 <w:rFonts w:ascii="TH SarabunIT๙" w:hAnsi="TH SarabunIT๙" w:cs="TH SarabunIT๙"/>
                 <w:szCs w:val="32"/>
-                <w:cs/>
-              </w:rPr>
-              <w:t>(</w:t>
-            </w:r>
+              </w:rPr>
+              <w:t>director_name</w:t>
+            </w:r>
+            <w:proofErr w:type="spellEnd"/>
             <w:r>
               <w:rPr>
                 <w:rFonts w:ascii="TH SarabunIT๙" w:hAnsi="TH SarabunIT๙" w:cs="TH SarabunIT๙"/>
                 <w:szCs w:val="32"/>
               </w:rPr>
-              <w:t xml:space="preserve"> {{director_name}}</w:t>
+              <w:t>}}</w:t>
             </w:r>
             <w:r>
               <w:rPr>
@@ -24215,12 +23542,22 @@
           <w:p>
             <w:pPr>
               <w:pStyle w:val="a8"/>
-              <w:jc w:val="center"/>
+              <w:tabs>
+                <w:tab w:val="left" w:pos="624"/>
+              </w:tabs>
               <w:rPr>
                 <w:rFonts w:ascii="TH SarabunIT๙" w:hAnsi="TH SarabunIT๙" w:cs="TH SarabunIT๙"/>
                 <w:szCs w:val="32"/>
               </w:rPr>
             </w:pPr>
+            <w:r>
+              <w:rPr>
+                <w:rFonts w:ascii="TH SarabunIT๙" w:hAnsi="TH SarabunIT๙" w:cs="TH SarabunIT๙"/>
+                <w:szCs w:val="32"/>
+                <w:cs/>
+              </w:rPr>
+              <w:tab/>
+            </w:r>
             <w:r>
               <w:rPr>
                 <w:rFonts w:ascii="TH SarabunIT๙" w:hAnsi="TH SarabunIT๙" w:cs="TH SarabunIT๙"/>
@@ -24233,13 +23570,23 @@
           <w:p>
             <w:pPr>
               <w:pStyle w:val="a8"/>
-              <w:jc w:val="center"/>
+              <w:tabs>
+                <w:tab w:val="left" w:pos="624"/>
+              </w:tabs>
               <w:rPr>
                 <w:rFonts w:ascii="TH SarabunIT๙" w:hAnsi="TH SarabunIT๙" w:cs="TH SarabunIT๙"/>
                 <w:szCs w:val="32"/>
                 <w:cs/>
               </w:rPr>
             </w:pPr>
+            <w:r>
+              <w:rPr>
+                <w:rFonts w:ascii="TH SarabunIT๙" w:hAnsi="TH SarabunIT๙" w:cs="TH SarabunIT๙"/>
+                <w:szCs w:val="32"/>
+                <w:cs/>
+              </w:rPr>
+              <w:tab/>
+            </w:r>
             <w:r>
               <w:rPr>
                 <w:rFonts w:ascii="TH SarabunIT๙" w:hAnsi="TH SarabunIT๙" w:cs="TH SarabunIT๙"/>
@@ -24303,6 +23650,9 @@
           <w:p>
             <w:pPr>
               <w:pStyle w:val="a8"/>
+              <w:tabs>
+                <w:tab w:val="left" w:pos="458"/>
+              </w:tabs>
               <w:spacing w:before="240"/>
               <w:rPr>
                 <w:rFonts w:ascii="TH SarabunIT๙" w:hAnsi="TH SarabunIT๙" w:cs="TH SarabunIT๙"/>
@@ -24315,12 +23665,23 @@
                 <w:szCs w:val="32"/>
                 <w:cs/>
               </w:rPr>
-              <w:t xml:space="preserve">     .......................................เจ้าหน้าที่พัสดุ</w:t>
+              <w:tab/>
+            </w:r>
+            <w:r>
+              <w:rPr>
+                <w:rFonts w:ascii="TH SarabunIT๙" w:hAnsi="TH SarabunIT๙" w:cs="TH SarabunIT๙"/>
+                <w:szCs w:val="32"/>
+                <w:cs/>
+              </w:rPr>
+              <w:t>.......................................เจ้าหน้าที่พัสดุ</w:t>
             </w:r>
           </w:p>
           <w:p>
             <w:pPr>
               <w:pStyle w:val="a8"/>
+              <w:tabs>
+                <w:tab w:val="left" w:pos="458"/>
+              </w:tabs>
               <w:rPr>
                 <w:rFonts w:ascii="TH SarabunIT๙" w:hAnsi="TH SarabunIT๙" w:cs="TH SarabunIT๙"/>
                 <w:szCs w:val="32"/>
@@ -24333,30 +23694,38 @@
                 <w:szCs w:val="32"/>
                 <w:cs/>
               </w:rPr>
-              <w:t xml:space="preserve">  </w:t>
-            </w:r>
-            <w:r>
-              <w:rPr>
-                <w:rFonts w:ascii="TH SarabunIT๙" w:hAnsi="TH SarabunIT๙" w:cs="TH SarabunIT๙" w:hint="cs"/>
+              <w:tab/>
+            </w:r>
+            <w:r>
+              <w:rPr>
+                <w:rFonts w:ascii="TH SarabunIT๙" w:hAnsi="TH SarabunIT๙" w:cs="TH SarabunIT๙"/>
                 <w:szCs w:val="32"/>
                 <w:cs/>
               </w:rPr>
-              <w:t xml:space="preserve"> </w:t>
+              <w:t>(</w:t>
             </w:r>
             <w:r>
               <w:rPr>
                 <w:rFonts w:ascii="TH SarabunIT๙" w:hAnsi="TH SarabunIT๙" w:cs="TH SarabunIT๙"/>
                 <w:szCs w:val="32"/>
-                <w:cs/>
-              </w:rPr>
-              <w:t>(</w:t>
-            </w:r>
+              </w:rPr>
+              <w:t>{{</w:t>
+            </w:r>
+            <w:proofErr w:type="spellStart"/>
             <w:r>
               <w:rPr>
                 <w:rFonts w:ascii="TH SarabunIT๙" w:hAnsi="TH SarabunIT๙" w:cs="TH SarabunIT๙"/>
                 <w:szCs w:val="32"/>
               </w:rPr>
-              <w:t xml:space="preserve"> {{procurement_officer}}</w:t>
+              <w:t>procurement_officer</w:t>
+            </w:r>
+            <w:proofErr w:type="spellEnd"/>
+            <w:r>
+              <w:rPr>
+                <w:rFonts w:ascii="TH SarabunIT๙" w:hAnsi="TH SarabunIT๙" w:cs="TH SarabunIT๙"/>
+                <w:szCs w:val="32"/>
+              </w:rPr>
+              <w:t>}}</w:t>
             </w:r>
             <w:r>
               <w:rPr>
@@ -24399,13 +23768,23 @@
           <w:p>
             <w:pPr>
               <w:pStyle w:val="a8"/>
+              <w:tabs>
+                <w:tab w:val="left" w:pos="618"/>
+              </w:tabs>
               <w:spacing w:before="240"/>
-              <w:jc w:val="center"/>
               <w:rPr>
                 <w:rFonts w:ascii="TH SarabunIT๙" w:hAnsi="TH SarabunIT๙" w:cs="TH SarabunIT๙"/>
                 <w:szCs w:val="32"/>
               </w:rPr>
             </w:pPr>
+            <w:r>
+              <w:rPr>
+                <w:rFonts w:ascii="TH SarabunIT๙" w:hAnsi="TH SarabunIT๙" w:cs="TH SarabunIT๙"/>
+                <w:szCs w:val="32"/>
+                <w:cs/>
+              </w:rPr>
+              <w:tab/>
+            </w:r>
             <w:r>
               <w:rPr>
                 <w:rFonts w:ascii="TH SarabunIT๙" w:hAnsi="TH SarabunIT๙" w:cs="TH SarabunIT๙"/>
@@ -24418,13 +23797,23 @@
           <w:p>
             <w:pPr>
               <w:pStyle w:val="a8"/>
-              <w:jc w:val="center"/>
+              <w:tabs>
+                <w:tab w:val="left" w:pos="618"/>
+              </w:tabs>
               <w:rPr>
                 <w:rFonts w:ascii="TH SarabunIT๙" w:hAnsi="TH SarabunIT๙" w:cs="TH SarabunIT๙"/>
                 <w:szCs w:val="32"/>
                 <w:cs/>
               </w:rPr>
             </w:pPr>
+            <w:r>
+              <w:rPr>
+                <w:rFonts w:ascii="TH SarabunIT๙" w:hAnsi="TH SarabunIT๙" w:cs="TH SarabunIT๙"/>
+                <w:szCs w:val="32"/>
+                <w:cs/>
+              </w:rPr>
+              <w:tab/>
+            </w:r>
             <w:r>
               <w:rPr>
                 <w:rFonts w:ascii="TH SarabunIT๙" w:hAnsi="TH SarabunIT๙" w:cs="TH SarabunIT๙"/>
@@ -24464,7 +23853,13 @@
         </w:rPr>
       </w:pPr>
     </w:p>
-    <w:p/>
+    <w:p>
+      <w:pPr>
+        <w:rPr>
+          <w:rFonts w:ascii="TH SarabunIT๙" w:hAnsi="TH SarabunIT๙" w:cs="TH SarabunIT๙"/>
+        </w:rPr>
+      </w:pPr>
+    </w:p>
     <w:sectPr>
       <w:pgSz w:w="11906" w:h="16838"/>
       <w:pgMar w:top="810" w:right="1133" w:bottom="426" w:left="1440" w:header="708" w:footer="708" w:gutter="0"/>
@@ -24476,7 +23871,7 @@
 </file>
 
 <file path=word/numbering.xml><?xml version="1.0" encoding="utf-8"?>
-<w:numbering xmlns:wpc="http://schemas.microsoft.com/office/word/2010/wordprocessingCanvas" xmlns:cx="http://schemas.microsoft.com/office/drawing/2014/chartex" xmlns:cx1="http://schemas.microsoft.com/office/drawing/2015/9/8/chartex" xmlns:cx2="http://schemas.microsoft.com/office/drawing/2015/10/21/chartex" xmlns:cx3="http://schemas.microsoft.com/office/drawing/2016/5/9/chartex" xmlns:cx4="http://schemas.microsoft.com/office/drawing/2016/5/10/chartex" xmlns:cx5="http://schemas.microsoft.com/office/drawing/2016/5/11/chartex" xmlns:cx6="http://schemas.microsoft.com/office/drawing/2016/5/12/chartex" xmlns:cx7="http://schemas.microsoft.com/office/drawing/2016/5/13/chartex" xmlns:cx8="http://schemas.microsoft.com/office/drawing/2016/5/14/chartex" xmlns:mc="http://schemas.openxmlformats.org/markup-compatibility/2006" xmlns:aink="http://schemas.microsoft.com/office/drawing/2016/ink" xmlns:am3d="http://schemas.microsoft.com/office/drawing/2017/model3d" xmlns:o="urn:schemas-microsoft-com:office:office" xmlns:oel="http://schemas.microsoft.com/office/2019/extlst" xmlns:r="http://schemas.openxmlformats.org/officeDocument/2006/relationships" xmlns:m="http://schemas.openxmlformats.org/officeDocument/2006/math" xmlns:v="urn:schemas-microsoft-com:vml" xmlns:wp14="http://schemas.microsoft.com/office/word/2010/wordprocessingDrawing" xmlns:wp="http://schemas.openxmlformats.org/drawingml/2006/wordprocessingDrawing" xmlns:w10="urn:schemas-microsoft-com:office:word" xmlns:w="http://schemas.openxmlformats.org/wordprocessingml/2006/main" xmlns:w14="http://schemas.microsoft.com/office/word/2010/wordml" xmlns:w15="http://schemas.microsoft.com/office/word/2012/wordml" xmlns:w16cex="http://schemas.microsoft.com/office/word/2018/wordml/cex" xmlns:w16cid="http://schemas.microsoft.com/office/word/2016/wordml/cid" xmlns:w16="http://schemas.microsoft.com/office/word/2018/wordml" xmlns:w16sdtdh="http://schemas.microsoft.com/office/word/2020/wordml/sdtdatahash" xmlns:w16se="http://schemas.microsoft.com/office/word/2015/wordml/symex" xmlns:wpg="http://schemas.microsoft.com/office/word/2010/wordprocessingGroup" xmlns:wpi="http://schemas.microsoft.com/office/word/2010/wordprocessingInk" xmlns:wne="http://schemas.microsoft.com/office/word/2006/wordml" xmlns:wps="http://schemas.microsoft.com/office/word/2010/wordprocessingShape" mc:Ignorable="w14 w15 w16se w16cid w16 w16cex w16sdtdh wp14">
+<w:numbering xmlns:wpc="http://schemas.microsoft.com/office/word/2010/wordprocessingCanvas" xmlns:cx="http://schemas.microsoft.com/office/drawing/2014/chartex" xmlns:cx1="http://schemas.microsoft.com/office/drawing/2015/9/8/chartex" xmlns:cx2="http://schemas.microsoft.com/office/drawing/2015/10/21/chartex" xmlns:cx3="http://schemas.microsoft.com/office/drawing/2016/5/9/chartex" xmlns:cx4="http://schemas.microsoft.com/office/drawing/2016/5/10/chartex" xmlns:cx5="http://schemas.microsoft.com/office/drawing/2016/5/11/chartex" xmlns:cx6="http://schemas.microsoft.com/office/drawing/2016/5/12/chartex" xmlns:cx7="http://schemas.microsoft.com/office/drawing/2016/5/13/chartex" xmlns:cx8="http://schemas.microsoft.com/office/drawing/2016/5/14/chartex" xmlns:mc="http://schemas.openxmlformats.org/markup-compatibility/2006" xmlns:aink="http://schemas.microsoft.com/office/drawing/2016/ink" xmlns:am3d="http://schemas.microsoft.com/office/drawing/2017/model3d" xmlns:o="urn:schemas-microsoft-com:office:office" xmlns:oel="http://schemas.microsoft.com/office/2019/extlst" xmlns:r="http://schemas.openxmlformats.org/officeDocument/2006/relationships" xmlns:m="http://schemas.openxmlformats.org/officeDocument/2006/math" xmlns:v="urn:schemas-microsoft-com:vml" xmlns:wp14="http://schemas.microsoft.com/office/word/2010/wordprocessingDrawing" xmlns:wp="http://schemas.openxmlformats.org/drawingml/2006/wordprocessingDrawing" xmlns:w10="urn:schemas-microsoft-com:office:word" xmlns:w="http://schemas.openxmlformats.org/wordprocessingml/2006/main" xmlns:w14="http://schemas.microsoft.com/office/word/2010/wordml" xmlns:w15="http://schemas.microsoft.com/office/word/2012/wordml" xmlns:w16cex="http://schemas.microsoft.com/office/word/2018/wordml/cex" xmlns:w16cid="http://schemas.microsoft.com/office/word/2016/wordml/cid" xmlns:w16="http://schemas.microsoft.com/office/word/2018/wordml" xmlns:w16du="http://schemas.microsoft.com/office/word/2023/wordml/word16du" xmlns:w16sdtdh="http://schemas.microsoft.com/office/word/2020/wordml/sdtdatahash" xmlns:w16sdtfl="http://schemas.microsoft.com/office/word/2024/wordml/sdtformatlock" xmlns:w16se="http://schemas.microsoft.com/office/word/2015/wordml/symex" xmlns:wpg="http://schemas.microsoft.com/office/word/2010/wordprocessingGroup" xmlns:wpi="http://schemas.microsoft.com/office/word/2010/wordprocessingInk" xmlns:wne="http://schemas.microsoft.com/office/word/2006/wordml" xmlns:wps="http://schemas.microsoft.com/office/word/2010/wordprocessingShape" mc:Ignorable="w14 w15 w16se w16cid w16 w16cex w16sdtdh w16sdtfl w16du wp14">
   <w:abstractNum w:abstractNumId="0" w15:restartNumberingAfterBreak="1">
     <w:nsid w:val="09D279D6"/>
     <w:multiLevelType w:val="hybridMultilevel"/>
@@ -25543,7 +24938,7 @@
 </file>
 
 <file path=word/styles.xml><?xml version="1.0" encoding="utf-8"?>
-<w:styles xmlns:mc="http://schemas.openxmlformats.org/markup-compatibility/2006" xmlns:r="http://schemas.openxmlformats.org/officeDocument/2006/relationships" xmlns:w="http://schemas.openxmlformats.org/wordprocessingml/2006/main" xmlns:w14="http://schemas.microsoft.com/office/word/2010/wordml" xmlns:w15="http://schemas.microsoft.com/office/word/2012/wordml" xmlns:w16cex="http://schemas.microsoft.com/office/word/2018/wordml/cex" xmlns:w16cid="http://schemas.microsoft.com/office/word/2016/wordml/cid" xmlns:w16="http://schemas.microsoft.com/office/word/2018/wordml" xmlns:w16sdtdh="http://schemas.microsoft.com/office/word/2020/wordml/sdtdatahash" xmlns:w16se="http://schemas.microsoft.com/office/word/2015/wordml/symex" mc:Ignorable="w14 w15 w16se w16cid w16 w16cex w16sdtdh">
+<w:styles xmlns:mc="http://schemas.openxmlformats.org/markup-compatibility/2006" xmlns:r="http://schemas.openxmlformats.org/officeDocument/2006/relationships" xmlns:w="http://schemas.openxmlformats.org/wordprocessingml/2006/main" xmlns:w14="http://schemas.microsoft.com/office/word/2010/wordml" xmlns:w15="http://schemas.microsoft.com/office/word/2012/wordml" xmlns:w16cex="http://schemas.microsoft.com/office/word/2018/wordml/cex" xmlns:w16cid="http://schemas.microsoft.com/office/word/2016/wordml/cid" xmlns:w16="http://schemas.microsoft.com/office/word/2018/wordml" xmlns:w16du="http://schemas.microsoft.com/office/word/2023/wordml/word16du" xmlns:w16sdtdh="http://schemas.microsoft.com/office/word/2020/wordml/sdtdatahash" xmlns:w16sdtfl="http://schemas.microsoft.com/office/word/2024/wordml/sdtformatlock" xmlns:w16se="http://schemas.microsoft.com/office/word/2015/wordml/symex" mc:Ignorable="w14 w15 w16se w16cid w16 w16cex w16sdtdh w16sdtfl w16du">
   <w:docDefaults>
     <w:rPrDefault>
       <w:rPr>
@@ -26006,6 +25401,7 @@
   <w:style w:type="character" w:default="1" w:styleId="a0">
     <w:name w:val="Default Paragraph Font"/>
     <w:uiPriority w:val="1"/>
+    <w:semiHidden/>
     <w:unhideWhenUsed/>
   </w:style>
   <w:style w:type="table" w:default="1" w:styleId="a1">

--- a/assets/templates/master_template.docx
+++ b/assets/templates/master_template.docx
@@ -1,6 +1,6 @@
 
 <file path=word/document.xml><?xml version="1.0" encoding="utf-8"?>
-<w:document xmlns:wpc="http://schemas.microsoft.com/office/word/2010/wordprocessingCanvas" xmlns:cx="http://schemas.microsoft.com/office/drawing/2014/chartex" xmlns:cx1="http://schemas.microsoft.com/office/drawing/2015/9/8/chartex" xmlns:cx2="http://schemas.microsoft.com/office/drawing/2015/10/21/chartex" xmlns:cx3="http://schemas.microsoft.com/office/drawing/2016/5/9/chartex" xmlns:cx4="http://schemas.microsoft.com/office/drawing/2016/5/10/chartex" xmlns:cx5="http://schemas.microsoft.com/office/drawing/2016/5/11/chartex" xmlns:cx6="http://schemas.microsoft.com/office/drawing/2016/5/12/chartex" xmlns:cx7="http://schemas.microsoft.com/office/drawing/2016/5/13/chartex" xmlns:cx8="http://schemas.microsoft.com/office/drawing/2016/5/14/chartex" xmlns:mc="http://schemas.openxmlformats.org/markup-compatibility/2006" xmlns:aink="http://schemas.microsoft.com/office/drawing/2016/ink" xmlns:am3d="http://schemas.microsoft.com/office/drawing/2017/model3d" xmlns:o="urn:schemas-microsoft-com:office:office" xmlns:oel="http://schemas.microsoft.com/office/2019/extlst" xmlns:r="http://schemas.openxmlformats.org/officeDocument/2006/relationships" xmlns:m="http://schemas.openxmlformats.org/officeDocument/2006/math" xmlns:v="urn:schemas-microsoft-com:vml" xmlns:wp14="http://schemas.microsoft.com/office/word/2010/wordprocessingDrawing" xmlns:wp="http://schemas.openxmlformats.org/drawingml/2006/wordprocessingDrawing" xmlns:w10="urn:schemas-microsoft-com:office:word" xmlns:w="http://schemas.openxmlformats.org/wordprocessingml/2006/main" xmlns:w14="http://schemas.microsoft.com/office/word/2010/wordml" xmlns:w15="http://schemas.microsoft.com/office/word/2012/wordml" xmlns:w16cex="http://schemas.microsoft.com/office/word/2018/wordml/cex" xmlns:w16cid="http://schemas.microsoft.com/office/word/2016/wordml/cid" xmlns:w16="http://schemas.microsoft.com/office/word/2018/wordml" xmlns:w16du="http://schemas.microsoft.com/office/word/2023/wordml/word16du" xmlns:w16sdtdh="http://schemas.microsoft.com/office/word/2020/wordml/sdtdatahash" xmlns:w16sdtfl="http://schemas.microsoft.com/office/word/2024/wordml/sdtformatlock" xmlns:w16se="http://schemas.microsoft.com/office/word/2015/wordml/symex" xmlns:wpg="http://schemas.microsoft.com/office/word/2010/wordprocessingGroup" xmlns:wpi="http://schemas.microsoft.com/office/word/2010/wordprocessingInk" xmlns:wne="http://schemas.microsoft.com/office/word/2006/wordml" xmlns:wps="http://schemas.microsoft.com/office/word/2010/wordprocessingShape" mc:Ignorable="w14 w15 w16se w16cid w16 w16cex w16sdtdh w16sdtfl w16du wp14">
+<w:document xmlns:wpc="http://schemas.microsoft.com/office/word/2010/wordprocessingCanvas" xmlns:cx="http://schemas.microsoft.com/office/drawing/2014/chartex" xmlns:cx1="http://schemas.microsoft.com/office/drawing/2015/9/8/chartex" xmlns:cx2="http://schemas.microsoft.com/office/drawing/2015/10/21/chartex" xmlns:cx3="http://schemas.microsoft.com/office/drawing/2016/5/9/chartex" xmlns:cx4="http://schemas.microsoft.com/office/drawing/2016/5/10/chartex" xmlns:cx5="http://schemas.microsoft.com/office/drawing/2016/5/11/chartex" xmlns:cx6="http://schemas.microsoft.com/office/drawing/2016/5/12/chartex" xmlns:cx7="http://schemas.microsoft.com/office/drawing/2016/5/13/chartex" xmlns:cx8="http://schemas.microsoft.com/office/drawing/2016/5/14/chartex" xmlns:mc="http://schemas.openxmlformats.org/markup-compatibility/2006" xmlns:aink="http://schemas.microsoft.com/office/drawing/2016/ink" xmlns:am3d="http://schemas.microsoft.com/office/drawing/2017/model3d" xmlns:o="urn:schemas-microsoft-com:office:office" xmlns:oel="http://schemas.microsoft.com/office/2019/extlst" xmlns:r="http://schemas.openxmlformats.org/officeDocument/2006/relationships" xmlns:m="http://schemas.openxmlformats.org/officeDocument/2006/math" xmlns:v="urn:schemas-microsoft-com:vml" xmlns:wp14="http://schemas.microsoft.com/office/word/2010/wordprocessingDrawing" xmlns:wp="http://schemas.openxmlformats.org/drawingml/2006/wordprocessingDrawing" xmlns:w10="urn:schemas-microsoft-com:office:word" xmlns:w="http://schemas.openxmlformats.org/wordprocessingml/2006/main" xmlns:w14="http://schemas.microsoft.com/office/word/2010/wordml" xmlns:w15="http://schemas.microsoft.com/office/word/2012/wordml" xmlns:w16cex="http://schemas.microsoft.com/office/word/2018/wordml/cex" xmlns:w16cid="http://schemas.microsoft.com/office/word/2016/wordml/cid" xmlns:w16="http://schemas.microsoft.com/office/word/2018/wordml" xmlns:w16sdtdh="http://schemas.microsoft.com/office/word/2020/wordml/sdtdatahash" xmlns:w16se="http://schemas.microsoft.com/office/word/2015/wordml/symex" xmlns:wpg="http://schemas.microsoft.com/office/word/2010/wordprocessingGroup" xmlns:wpi="http://schemas.microsoft.com/office/word/2010/wordprocessingInk" xmlns:wne="http://schemas.microsoft.com/office/word/2006/wordml" xmlns:wps="http://schemas.microsoft.com/office/word/2010/wordprocessingShape" mc:Ignorable="w14 w15 w16se w16cid w16 w16cex w16sdtdh wp14">
   <w:body>
     <w:p>
       <w:pPr>
@@ -45,7 +45,7 @@
           <v:shape id="_x0000_s1028" type="#_x0000_t75" alt="" style="position:absolute;left:0;text-align:left;margin-left:-3.15pt;margin-top:-15.85pt;width:53.4pt;height:57.75pt;z-index:251663360;mso-wrap-edited:f;mso-width-percent:0;mso-height-percent:0;mso-position-horizontal-relative:text;mso-position-vertical-relative:text;mso-width-percent:0;mso-height-percent:0" fillcolor="window">
             <v:imagedata r:id="rId6" o:title=""/>
           </v:shape>
-          <o:OLEObject Type="Embed" ProgID="Word.Picture.8" ShapeID="_x0000_s1028" DrawAspect="Content" ObjectID="_1845115992" r:id="rId7"/>
+          <o:OLEObject Type="Embed" ProgID="Word.Picture.8" ShapeID="_x0000_s1028" DrawAspect="Content" ObjectID="_1845228780" r:id="rId7"/>
         </w:object>
       </w:r>
       <w:r>
@@ -79,7 +79,7 @@
         </w:tabs>
         <w:spacing w:before="240"/>
         <w:rPr>
-          <w:rFonts w:ascii="TH SarabunIT๙" w:hAnsi="TH SarabunIT๙" w:cs="TH SarabunIT๙" w:hint="cs"/>
+          <w:rFonts w:ascii="TH SarabunIT๙" w:hAnsi="TH SarabunIT๙" w:cs="TH SarabunIT๙"/>
           <w:szCs w:val="32"/>
         </w:rPr>
       </w:pPr>
@@ -269,7 +269,7 @@
         </w:tabs>
         <w:spacing w:before="240"/>
         <w:rPr>
-          <w:rFonts w:ascii="TH SarabunIT๙" w:hAnsi="TH SarabunIT๙" w:cs="TH SarabunIT๙" w:hint="cs"/>
+          <w:rFonts w:ascii="TH SarabunIT๙" w:hAnsi="TH SarabunIT๙" w:cs="TH SarabunIT๙"/>
           <w:sz w:val="32"/>
           <w:szCs w:val="32"/>
         </w:rPr>
@@ -977,7 +977,7 @@
         <w:spacing w:after="0"/>
         <w:ind w:right="-874"/>
         <w:rPr>
-          <w:rFonts w:ascii="TH SarabunIT๙" w:hAnsi="TH SarabunIT๙" w:cs="TH SarabunIT๙" w:hint="cs"/>
+          <w:rFonts w:ascii="TH SarabunIT๙" w:hAnsi="TH SarabunIT๙" w:cs="TH SarabunIT๙"/>
           <w:sz w:val="32"/>
           <w:szCs w:val="32"/>
         </w:rPr>
@@ -1303,7 +1303,7 @@
               </wp:anchor>
             </w:drawing>
           </mc:Choice>
-          <mc:Fallback>
+          <mc:Fallback xmlns:w16sdtfl="http://schemas.microsoft.com/office/word/2024/wordml/sdtformatlock" xmlns:w16du="http://schemas.microsoft.com/office/word/2023/wordml/word16du">
             <w:pict>
               <v:rect w14:anchorId="327BB130" id="สี่เหลี่ยมผืนผ้า 1" o:spid="_x0000_s1026" style="position:absolute;margin-left:277.5pt;margin-top:.7pt;width:19.2pt;height:16.8pt;z-index:251661312;visibility:visible;mso-wrap-style:square;mso-width-percent:0;mso-height-percent:0;mso-wrap-distance-left:9pt;mso-wrap-distance-top:0;mso-wrap-distance-right:9pt;mso-wrap-distance-bottom:0;mso-position-horizontal:absolute;mso-position-horizontal-relative:text;mso-position-vertical:absolute;mso-position-vertical-relative:text;mso-width-percent:0;mso-height-percent:0;mso-width-relative:margin;mso-height-relative:margin;v-text-anchor:middle" o:gfxdata="UEsDBBQABgAIAAAAIQC2gziS/gAAAOEBAAATAAAAW0NvbnRlbnRfVHlwZXNdLnhtbJSRQU7DMBBF 90jcwfIWJU67QAgl6YK0S0CoHGBkTxKLZGx5TGhvj5O2G0SRWNoz/78nu9wcxkFMGNg6quQqL6RA 0s5Y6ir5vt9lD1JwBDIwOMJKHpHlpr69KfdHjyxSmriSfYz+USnWPY7AufNIadK6MEJMx9ApD/oD OlTrorhX2lFEilmcO2RdNtjC5xDF9pCuTyYBB5bi6bQ4syoJ3g9WQ0ymaiLzg5KdCXlKLjvcW893 SUOqXwnz5DrgnHtJTxOsQfEKIT7DmDSUCaxw7Rqn8787ZsmRM9e2VmPeBN4uqYvTtW7jvijg9N/y JsXecLq0q+WD6m8AAAD//wMAUEsDBBQABgAIAAAAIQA4/SH/1gAAAJQBAAALAAAAX3JlbHMvLnJl bHOkkMFqwzAMhu+DvYPRfXGawxijTi+j0GvpHsDYimMaW0Yy2fr2M4PBMnrbUb/Q94l/f/hMi1qR JVI2sOt6UJgd+ZiDgffL8ekFlFSbvV0oo4EbChzGx4f9GRdb25HMsYhqlCwG5lrLq9biZkxWOiqY 22YiTra2kYMu1l1tQD30/bPm3wwYN0x18gb45AdQl1tp5j/sFB2T0FQ7R0nTNEV3j6o9feQzro1i OWA14Fm+Q8a1a8+Bvu/d/dMb2JY5uiPbhG/ktn4cqGU/er3pcvwCAAD//wMAUEsDBBQABgAIAAAA IQB07N6JRQIAAOMEAAAOAAAAZHJzL2Uyb0RvYy54bWysVFFvGjEMfp+0/xDlfRwHrOsQR4WoOk1C LRqd+hxyCZyWizMncLBfPycHB+qqPUx7CfbZnx1/+czk7lAbtlfoK7AFz3t9zpSVUFZ2U/Dvzw8f bjnzQdhSGLCq4Efl+d30/btJ48ZqAFswpUJGRawfN67g2xDcOMu83Kpa+B44ZSmoAWsRyMVNVqJo qHptskG/f5M1gKVDkMp7+nrfBvk01ddayfCktVeBmYLT3UI6MZ3reGbTiRhvULhtJU/XEP9wi1pU lpp2pe5FEGyH1R+l6koieNChJ6HOQOtKqjQDTZP3X02z2gqn0ixEjncdTf7/lZWP+5VbItHQOD/2 ZMYpDhrr+Ev3Y4dE1rEjSx0Ck/RxMBrejohSSaFBPhzeJDKzC9ihD18U1CwaBUd6i0SR2C98oIaU ek4h59I+WeFoVLyBsd+UZlUZGyZ0UoaaG2R7QW9a/sjjG1KtlBkhujKmA+VvgUw4g065EaaSWjpg /y3gpVuXnTqCDR2wrizg38G6zT9P3c4ax15DeVwiQ2h16p18qIi8hfBhKZCESXzTsoUnOrSBpuBw sjjbAv5663vMJ71QlLOGhF5w/3MnUHFmvlpS0ud8FJ8xJGf08dOAHLyOrK8jdlfPgXjPaa2dTGbM D+ZsaoT6hXZyFrtSSFhJvQsuA56deWgXkLZaqtkspdE2OBEWduVkLB5ZjeJ4PrwIdCcFBZLeI5yX QoxfCanNjUgLs10AXSWVXXg98U2blARz2vq4qtd+yrr8N01/AwAA//8DAFBLAwQUAAYACAAAACEA yC1c+90AAAAIAQAADwAAAGRycy9kb3ducmV2LnhtbEyPQU/DMAyF70j8h8hI3FgKo2MrTacJwQm0 ibEDx6wxbUXiVEnWdv8ec4Kb7ff0/L1yPTkrBgyx86TgdpaBQKq96ahRcPh4uVmCiEmT0dYTKjhj hHV1eVHqwviR3nHYp0ZwCMVCK2hT6gspY92i03HmeyTWvnxwOvEaGmmCHjncWXmXZQvpdEf8odU9 PrVYf+9PToHfdWe7Cavt8IYPn6+7lI3T4lmp66tp8wgi4ZT+zPCLz+hQMdPRn8hEYRXkec5dEgv3 IFjPV3MejgrmfJdVKf8XqH4AAAD//wMAUEsBAi0AFAAGAAgAAAAhALaDOJL+AAAA4QEAABMAAAAA AAAAAAAAAAAAAAAAAFtDb250ZW50X1R5cGVzXS54bWxQSwECLQAUAAYACAAAACEAOP0h/9YAAACU AQAACwAAAAAAAAAAAAAAAAAvAQAAX3JlbHMvLnJlbHNQSwECLQAUAAYACAAAACEAdOzeiUUCAADj BAAADgAAAAAAAAAAAAAAAAAuAgAAZHJzL2Uyb0RvYy54bWxQSwECLQAUAAYACAAAACEAyC1c+90A AAAIAQAADwAAAAAAAAAAAAAAAACfBAAAZHJzL2Rvd25yZXYueG1sUEsFBgAAAAAEAAQA8wAAAKkF AAAAAA== " fillcolor="white [3201]" strokecolor="black [3200]" strokeweight="1pt"/>
             </w:pict>
@@ -1420,7 +1420,7 @@
               </wp:anchor>
             </w:drawing>
           </mc:Choice>
-          <mc:Fallback>
+          <mc:Fallback xmlns:w16sdtfl="http://schemas.microsoft.com/office/word/2024/wordml/sdtformatlock" xmlns:w16du="http://schemas.microsoft.com/office/word/2023/wordml/word16du">
             <w:pict>
               <v:rect w14:anchorId="22A0BA45" id="สี่เหลี่ยมผืนผ้า 1" o:spid="_x0000_s1026" style="position:absolute;margin-left:276.9pt;margin-top:.9pt;width:19.8pt;height:16.8pt;z-index:251664384;visibility:visible;mso-wrap-style:square;mso-width-percent:0;mso-height-percent:0;mso-wrap-distance-left:9pt;mso-wrap-distance-top:0;mso-wrap-distance-right:9pt;mso-wrap-distance-bottom:0;mso-position-horizontal:absolute;mso-position-horizontal-relative:text;mso-position-vertical:absolute;mso-position-vertical-relative:text;mso-width-percent:0;mso-height-percent:0;mso-width-relative:margin;mso-height-relative:margin;v-text-anchor:middle" o:gfxdata="UEsDBBQABgAIAAAAIQC2gziS/gAAAOEBAAATAAAAW0NvbnRlbnRfVHlwZXNdLnhtbJSRQU7DMBBF 90jcwfIWJU67QAgl6YK0S0CoHGBkTxKLZGx5TGhvj5O2G0SRWNoz/78nu9wcxkFMGNg6quQqL6RA 0s5Y6ir5vt9lD1JwBDIwOMJKHpHlpr69KfdHjyxSmriSfYz+USnWPY7AufNIadK6MEJMx9ApD/oD OlTrorhX2lFEilmcO2RdNtjC5xDF9pCuTyYBB5bi6bQ4syoJ3g9WQ0ymaiLzg5KdCXlKLjvcW893 SUOqXwnz5DrgnHtJTxOsQfEKIT7DmDSUCaxw7Rqn8787ZsmRM9e2VmPeBN4uqYvTtW7jvijg9N/y JsXecLq0q+WD6m8AAAD//wMAUEsDBBQABgAIAAAAIQA4/SH/1gAAAJQBAAALAAAAX3JlbHMvLnJl bHOkkMFqwzAMhu+DvYPRfXGawxijTi+j0GvpHsDYimMaW0Yy2fr2M4PBMnrbUb/Q94l/f/hMi1qR JVI2sOt6UJgd+ZiDgffL8ekFlFSbvV0oo4EbChzGx4f9GRdb25HMsYhqlCwG5lrLq9biZkxWOiqY 22YiTra2kYMu1l1tQD30/bPm3wwYN0x18gb45AdQl1tp5j/sFB2T0FQ7R0nTNEV3j6o9feQzro1i OWA14Fm+Q8a1a8+Bvu/d/dMb2JY5uiPbhG/ktn4cqGU/er3pcvwCAAD//wMAUEsDBBQABgAIAAAA IQDM7eniQwIAAOMEAAAOAAAAZHJzL2Uyb0RvYy54bWysVE1v2zAMvQ/YfxB0Xx2nabcZdYqgRYcB RRusHXpWZak2JosapcTJfv0o+SNBV+ww7KKQIh8pPj/m4nLXGrZV6BuwJc9PZpwpK6Fq7EvJvz/e fPjEmQ/CVsKAVSXfK88vl+/fXXSuUHOowVQKGRWxvuhcyesQXJFlXtaqFf4EnLIU1ICtCOTiS1ah 6Kh6a7L5bHaedYCVQ5DKe7q97oN8meprrWS419qrwEzJ6W0hnZjO53hmywtRvKBwdSOHZ4h/eEUr GktNp1LXIgi2weaPUm0jETzocCKhzUDrRqo0A02Tz15N81ALp9IsRI53E03+/5WVd9sHt0aioXO+ 8GTGKXYa2/hL72O7RNZ+IkvtApN0OT/LF+dEqaTQPD89JZuqZAewQx++KGhZNEqO9C0SRWJ760Of OqYQ7tA+WWFvVHyBsd+UZk0VGyZ0Uoa6Msi2gr5p9SMf2qbMCNGNMRMofwtkwggaciNMJbVMwNlb wEO3KTt1BBsmYNtYwL+DdZ8/Tt3PGsd+hmq/RobQ69Q7edMQebfCh7VAEibxTcsW7unQBrqSw2Bx VgP+eus+5pNeKMpZR0Ivuf+5Eag4M18tKelzvljEzUjO4uzjnBw8jjwfR+ymvQLiPae1djKZMT+Y 0dQI7RPt5Cp2pZCwknqXXAYcnavQLyBttVSrVUqjbXAi3NoHJ2PxyGoUx+PuSaAbFBRIencwLoUo Xgmpz41IC6tNAN0klR14HfimTUo6HbY+ruqxn7IO/03L3wAAAP//AwBQSwMEFAAGAAgAAAAhAMTl OPPdAAAACAEAAA8AAABkcnMvZG93bnJldi54bWxMj8FOwzAMhu9IvENkJG4sha6DlabThOAEYmJw 4Jg1pq1InCrJ2u7tMSc4Wdb36/fnajM7K0YMsfek4HqRgUBqvOmpVfDx/nR1ByImTUZbT6jghBE2 9flZpUvjJ3rDcZ9awSUUS62gS2kopYxNh07HhR+QmH354HTiNbTSBD1xubPyJstW0ume+EKnB3zo sPneH50Cv+tPdhvWr+ML3n4+71I2zatHpS4v5u09iIRz+gvDrz6rQ81OB38kE4VVUBQ5qycGPJgX 63wJ4qAgL5Yg60r+f6D+AQAA//8DAFBLAQItABQABgAIAAAAIQC2gziS/gAAAOEBAAATAAAAAAAA AAAAAAAAAAAAAABbQ29udGVudF9UeXBlc10ueG1sUEsBAi0AFAAGAAgAAAAhADj9If/WAAAAlAEA AAsAAAAAAAAAAAAAAAAALwEAAF9yZWxzLy5yZWxzUEsBAi0AFAAGAAgAAAAhAMzt6eJDAgAA4wQA AA4AAAAAAAAAAAAAAAAALgIAAGRycy9lMm9Eb2MueG1sUEsBAi0AFAAGAAgAAAAhAMTlOPPdAAAA CAEAAA8AAAAAAAAAAAAAAAAAnQQAAGRycy9kb3ducmV2LnhtbFBLBQYAAAAABAAEAPMAAACnBQAA AAA= " fillcolor="white [3201]" strokecolor="black [3200]" strokeweight="1pt"/>
             </w:pict>
@@ -1706,7 +1706,7 @@
           <v:shape id="_x0000_s1027" type="#_x0000_t75" alt="" style="position:absolute;left:0;text-align:left;margin-left:-1.5pt;margin-top:-20.3pt;width:53.4pt;height:57.75pt;z-index:251660288;mso-wrap-edited:f;mso-width-percent:0;mso-height-percent:0;mso-position-horizontal-relative:text;mso-position-vertical-relative:text;mso-width-percent:0;mso-height-percent:0" fillcolor="window">
             <v:imagedata r:id="rId6" o:title=""/>
           </v:shape>
-          <o:OLEObject Type="Embed" ProgID="Word.Picture.8" ShapeID="_x0000_s1027" DrawAspect="Content" ObjectID="_1845115993" r:id="rId8"/>
+          <o:OLEObject Type="Embed" ProgID="Word.Picture.8" ShapeID="_x0000_s1027" DrawAspect="Content" ObjectID="_1845228779" r:id="rId8"/>
         </w:object>
       </w:r>
       <w:r>
@@ -2512,7 +2512,7 @@
           <w:tab w:val="left" w:pos="4253"/>
         </w:tabs>
         <w:rPr>
-          <w:rFonts w:ascii="TH SarabunIT๙" w:hAnsi="TH SarabunIT๙" w:cs="TH SarabunIT๙" w:hint="cs"/>
+          <w:rFonts w:ascii="TH SarabunIT๙" w:hAnsi="TH SarabunIT๙" w:cs="TH SarabunIT๙"/>
           <w:szCs w:val="32"/>
         </w:rPr>
       </w:pPr>
@@ -2662,7 +2662,7 @@
           <w:tab w:val="left" w:pos="3686"/>
         </w:tabs>
         <w:rPr>
-          <w:rFonts w:ascii="TH SarabunIT๙" w:hAnsi="TH SarabunIT๙" w:cs="TH SarabunIT๙" w:hint="cs"/>
+          <w:rFonts w:ascii="TH SarabunIT๙" w:hAnsi="TH SarabunIT๙" w:cs="TH SarabunIT๙"/>
           <w:szCs w:val="32"/>
         </w:rPr>
       </w:pPr>
@@ -2756,7 +2756,7 @@
         <w:spacing w:after="0"/>
         <w:ind w:right="-964"/>
         <w:rPr>
-          <w:rFonts w:ascii="TH SarabunIT๙" w:hAnsi="TH SarabunIT๙" w:cs="TH SarabunIT๙" w:hint="cs"/>
+          <w:rFonts w:ascii="TH SarabunIT๙" w:hAnsi="TH SarabunIT๙" w:cs="TH SarabunIT๙"/>
           <w:sz w:val="32"/>
           <w:szCs w:val="32"/>
         </w:rPr>
@@ -2950,7 +2950,7 @@
           <w:szCs w:val="32"/>
           <w:cs/>
         </w:rPr>
-        <w:t xml:space="preserve"> เพื่อ</w:t>
+        <w:t xml:space="preserve"> </w:t>
       </w:r>
       <w:r>
         <w:rPr>
@@ -4850,7 +4850,7 @@
           <w:tab w:val="left" w:pos="3686"/>
         </w:tabs>
         <w:rPr>
-          <w:rFonts w:ascii="TH SarabunIT๙" w:hAnsi="TH SarabunIT๙" w:cs="TH SarabunIT๙" w:hint="cs"/>
+          <w:rFonts w:ascii="TH SarabunIT๙" w:hAnsi="TH SarabunIT๙" w:cs="TH SarabunIT๙"/>
           <w:szCs w:val="32"/>
         </w:rPr>
       </w:pPr>
@@ -5933,7 +5933,7 @@
               <w:spacing w:before="240" w:after="0" w:line="240" w:lineRule="auto"/>
               <w:ind w:right="171"/>
               <w:rPr>
-                <w:rFonts w:ascii="TH SarabunIT๙" w:eastAsia="Times New Roman" w:hAnsi="TH SarabunIT๙" w:cs="TH SarabunIT๙" w:hint="cs"/>
+                <w:rFonts w:ascii="TH SarabunIT๙" w:eastAsia="Times New Roman" w:hAnsi="TH SarabunIT๙" w:cs="TH SarabunIT๙"/>
                 <w:sz w:val="32"/>
                 <w:szCs w:val="32"/>
               </w:rPr>
@@ -6144,7 +6144,7 @@
                 <w:szCs w:val="32"/>
                 <w:cs/>
               </w:rPr>
-              <w:t xml:space="preserve"> เพื่อ</w:t>
+              <w:t xml:space="preserve"> </w:t>
             </w:r>
             <w:r>
               <w:rPr>
@@ -6524,7 +6524,7 @@
               <w:spacing w:after="0" w:line="240" w:lineRule="auto"/>
               <w:ind w:right="171"/>
               <w:rPr>
-                <w:rFonts w:ascii="TH SarabunIT๙" w:eastAsia="Times New Roman" w:hAnsi="TH SarabunIT๙" w:cs="TH SarabunIT๙" w:hint="cs"/>
+                <w:rFonts w:ascii="TH SarabunIT๙" w:eastAsia="Times New Roman" w:hAnsi="TH SarabunIT๙" w:cs="TH SarabunIT๙"/>
                 <w:sz w:val="32"/>
                 <w:szCs w:val="32"/>
               </w:rPr>
@@ -6598,7 +6598,7 @@
               <w:spacing w:after="0" w:line="240" w:lineRule="auto"/>
               <w:ind w:right="171"/>
               <w:rPr>
-                <w:rFonts w:ascii="TH SarabunIT๙" w:eastAsia="Times New Roman" w:hAnsi="TH SarabunIT๙" w:cs="TH SarabunIT๙" w:hint="cs"/>
+                <w:rFonts w:ascii="TH SarabunIT๙" w:eastAsia="Times New Roman" w:hAnsi="TH SarabunIT๙" w:cs="TH SarabunIT๙"/>
                 <w:sz w:val="32"/>
                 <w:szCs w:val="32"/>
               </w:rPr>
@@ -7237,7 +7237,7 @@
             <w:pPr>
               <w:spacing w:after="0" w:line="240" w:lineRule="auto"/>
               <w:rPr>
-                <w:rFonts w:ascii="TH SarabunIT๙" w:eastAsia="Times New Roman" w:hAnsi="TH SarabunIT๙" w:cs="TH SarabunIT๙" w:hint="cs"/>
+                <w:rFonts w:ascii="TH SarabunIT๙" w:eastAsia="Times New Roman" w:hAnsi="TH SarabunIT๙" w:cs="TH SarabunIT๙"/>
                 <w:sz w:val="32"/>
                 <w:szCs w:val="32"/>
               </w:rPr>
@@ -9970,7 +9970,7 @@
                     <w:spacing w:after="0" w:line="240" w:lineRule="auto"/>
                     <w:jc w:val="center"/>
                     <w:rPr>
-                      <w:rFonts w:ascii="TH SarabunIT๙" w:eastAsia="Times New Roman" w:hAnsi="TH SarabunIT๙" w:cs="TH SarabunIT๙" w:hint="cs"/>
+                      <w:rFonts w:ascii="TH SarabunIT๙" w:eastAsia="Times New Roman" w:hAnsi="TH SarabunIT๙" w:cs="TH SarabunIT๙"/>
                       <w:sz w:val="32"/>
                       <w:szCs w:val="32"/>
                       <w:cs/>
@@ -13705,7 +13705,7 @@
                     <w:spacing w:after="0" w:line="240" w:lineRule="auto"/>
                     <w:jc w:val="center"/>
                     <w:rPr>
-                      <w:rFonts w:ascii="TH SarabunIT๙" w:eastAsia="Times New Roman" w:hAnsi="TH SarabunIT๙" w:cs="TH SarabunIT๙" w:hint="cs"/>
+                      <w:rFonts w:ascii="TH SarabunIT๙" w:eastAsia="Times New Roman" w:hAnsi="TH SarabunIT๙" w:cs="TH SarabunIT๙"/>
                       <w:sz w:val="32"/>
                       <w:szCs w:val="32"/>
                     </w:rPr>
@@ -14683,7 +14683,7 @@
                           <w:shd w:val="clear" w:color="auto" w:fill="FFFFFF" w:themeFill="background1"/>
                           <w:spacing w:after="0" w:line="240" w:lineRule="auto"/>
                           <w:rPr>
-                            <w:rFonts w:ascii="TH SarabunIT๙" w:eastAsia="Times New Roman" w:hAnsi="TH SarabunIT๙" w:cs="TH SarabunIT๙" w:hint="cs"/>
+                            <w:rFonts w:ascii="TH SarabunIT๙" w:eastAsia="Times New Roman" w:hAnsi="TH SarabunIT๙" w:cs="TH SarabunIT๙"/>
                             <w:sz w:val="28"/>
                           </w:rPr>
                         </w:pPr>
@@ -17728,7 +17728,7 @@
     <w:p>
       <w:pPr>
         <w:rPr>
-          <w:rFonts w:ascii="TH SarabunIT๙" w:hAnsi="TH SarabunIT๙" w:cs="TH SarabunIT๙" w:hint="cs"/>
+          <w:rFonts w:ascii="TH SarabunIT๙" w:hAnsi="TH SarabunIT๙" w:cs="TH SarabunIT๙"/>
         </w:rPr>
       </w:pPr>
     </w:p>
@@ -19228,7 +19228,7 @@
         <w:pStyle w:val="21"/>
         <w:spacing w:before="240" w:after="0" w:line="240" w:lineRule="auto"/>
         <w:rPr>
-          <w:rFonts w:ascii="TH SarabunIT๙" w:hAnsi="TH SarabunIT๙" w:cs="TH SarabunIT๙" w:hint="cs"/>
+          <w:rFonts w:ascii="TH SarabunIT๙" w:hAnsi="TH SarabunIT๙" w:cs="TH SarabunIT๙"/>
           <w:sz w:val="32"/>
         </w:rPr>
       </w:pPr>
@@ -19451,7 +19451,7 @@
         <w:spacing w:after="0" w:line="240" w:lineRule="auto"/>
         <w:jc w:val="thaiDistribute"/>
         <w:rPr>
-          <w:rFonts w:ascii="TH SarabunIT๙" w:hAnsi="TH SarabunIT๙" w:cs="TH SarabunIT๙" w:hint="cs"/>
+          <w:rFonts w:ascii="TH SarabunIT๙" w:hAnsi="TH SarabunIT๙" w:cs="TH SarabunIT๙"/>
           <w:sz w:val="32"/>
         </w:rPr>
       </w:pPr>
@@ -20248,7 +20248,7 @@
           <w:szCs w:val="32"/>
         </w:rPr>
         <w:pict w14:anchorId="6B33904D">
-          <v:shape id="_x0000_i1027" type="#_x0000_t75" alt="" style="width:19.7pt;height:19.7pt;mso-width-percent:0;mso-height-percent:0;mso-width-percent:0;mso-height-percent:0">
+          <v:shape id="_x0000_i1030" type="#_x0000_t75" alt="" style="width:19.8pt;height:19.8pt;mso-width-percent:0;mso-height-percent:0;mso-width-percent:0;mso-height-percent:0">
             <v:imagedata r:id="rId10" o:title=""/>
           </v:shape>
         </w:pict>
@@ -20287,7 +20287,7 @@
           <w:szCs w:val="32"/>
         </w:rPr>
         <w:pict w14:anchorId="717C82E3">
-          <v:shape id="_x0000_i1028" type="#_x0000_t75" alt="" style="width:19.7pt;height:19.7pt;mso-width-percent:0;mso-height-percent:0;mso-width-percent:0;mso-height-percent:0">
+          <v:shape id="_x0000_i1029" type="#_x0000_t75" alt="" style="width:19.8pt;height:19.8pt;mso-width-percent:0;mso-height-percent:0;mso-width-percent:0;mso-height-percent:0">
             <v:imagedata r:id="rId10" o:title=""/>
           </v:shape>
         </w:pict>
@@ -20326,7 +20326,7 @@
           <w:szCs w:val="32"/>
         </w:rPr>
         <w:pict w14:anchorId="6B5CF397">
-          <v:shape id="_x0000_i1029" type="#_x0000_t75" alt="" style="width:19.7pt;height:19.7pt;mso-width-percent:0;mso-height-percent:0;mso-width-percent:0;mso-height-percent:0">
+          <v:shape id="_x0000_i1028" type="#_x0000_t75" alt="" style="width:19.8pt;height:19.8pt;mso-width-percent:0;mso-height-percent:0;mso-width-percent:0;mso-height-percent:0">
             <v:imagedata r:id="rId11" o:title=""/>
           </v:shape>
         </w:pict>
@@ -20383,7 +20383,7 @@
           <w:szCs w:val="32"/>
         </w:rPr>
         <w:pict w14:anchorId="4CC17CDA">
-          <v:shape id="_x0000_i1030" type="#_x0000_t75" alt="" style="width:19.7pt;height:19.7pt;mso-width-percent:0;mso-height-percent:0;mso-width-percent:0;mso-height-percent:0">
+          <v:shape id="_x0000_i1027" type="#_x0000_t75" alt="" style="width:19.8pt;height:19.8pt;mso-width-percent:0;mso-height-percent:0;mso-width-percent:0;mso-height-percent:0">
             <v:imagedata r:id="rId11" o:title=""/>
           </v:shape>
         </w:pict>
@@ -20422,7 +20422,7 @@
           <w:szCs w:val="32"/>
         </w:rPr>
         <w:pict w14:anchorId="362919E4">
-          <v:shape id="_x0000_i1031" type="#_x0000_t75" alt="" style="width:19.7pt;height:19.7pt;mso-width-percent:0;mso-height-percent:0;mso-width-percent:0;mso-height-percent:0">
+          <v:shape id="_x0000_i1026" type="#_x0000_t75" alt="" style="width:19.8pt;height:19.8pt;mso-width-percent:0;mso-height-percent:0;mso-width-percent:0;mso-height-percent:0">
             <v:imagedata r:id="rId10" o:title=""/>
           </v:shape>
         </w:pict>
@@ -21078,7 +21078,7 @@
           <v:shape id="_x0000_s1026" type="#_x0000_t75" alt="" style="position:absolute;left:0;text-align:left;margin-left:-.8pt;margin-top:-20.55pt;width:53.4pt;height:57.75pt;z-index:251662336;mso-wrap-edited:f;mso-width-percent:0;mso-height-percent:0;mso-position-horizontal-relative:text;mso-position-vertical-relative:text;mso-width-percent:0;mso-height-percent:0" fillcolor="window">
             <v:imagedata r:id="rId6" o:title=""/>
           </v:shape>
-          <o:OLEObject Type="Embed" ProgID="Word.Picture.8" ShapeID="_x0000_s1026" DrawAspect="Content" ObjectID="_1845115994" r:id="rId12"/>
+          <o:OLEObject Type="Embed" ProgID="Word.Picture.8" ShapeID="_x0000_s1026" DrawAspect="Content" ObjectID="_1845228778" r:id="rId12"/>
         </w:object>
       </w:r>
       <w:r>
@@ -21097,7 +21097,7 @@
       <w:pPr>
         <w:pStyle w:val="a8"/>
         <w:rPr>
-          <w:rFonts w:ascii="TH SarabunIT๙" w:hAnsi="TH SarabunIT๙" w:cs="TH SarabunIT๙" w:hint="cs"/>
+          <w:rFonts w:ascii="TH SarabunIT๙" w:hAnsi="TH SarabunIT๙" w:cs="TH SarabunIT๙"/>
           <w:szCs w:val="32"/>
         </w:rPr>
       </w:pPr>
@@ -22074,7 +22074,7 @@
       <w:pPr>
         <w:pStyle w:val="a8"/>
         <w:rPr>
-          <w:rFonts w:ascii="TH SarabunIT๙" w:hAnsi="TH SarabunIT๙" w:cs="TH SarabunIT๙" w:hint="cs"/>
+          <w:rFonts w:ascii="TH SarabunIT๙" w:hAnsi="TH SarabunIT๙" w:cs="TH SarabunIT๙"/>
           <w:szCs w:val="32"/>
         </w:rPr>
       </w:pPr>
@@ -22726,7 +22726,7 @@
               </wp:anchor>
             </w:drawing>
           </mc:Choice>
-          <mc:Fallback>
+          <mc:Fallback xmlns:w16sdtfl="http://schemas.microsoft.com/office/word/2024/wordml/sdtformatlock" xmlns:w16du="http://schemas.microsoft.com/office/word/2023/wordml/word16du">
             <w:pict>
               <v:shapetype w14:anchorId="5928D2F1" id="_x0000_t202" coordsize="21600,21600" o:spt="202" path="m,l,21600r21600,l21600,xe">
                 <v:stroke joinstyle="miter"/>
@@ -23871,7 +23871,7 @@
 </file>
 
 <file path=word/numbering.xml><?xml version="1.0" encoding="utf-8"?>
-<w:numbering xmlns:wpc="http://schemas.microsoft.com/office/word/2010/wordprocessingCanvas" xmlns:cx="http://schemas.microsoft.com/office/drawing/2014/chartex" xmlns:cx1="http://schemas.microsoft.com/office/drawing/2015/9/8/chartex" xmlns:cx2="http://schemas.microsoft.com/office/drawing/2015/10/21/chartex" xmlns:cx3="http://schemas.microsoft.com/office/drawing/2016/5/9/chartex" xmlns:cx4="http://schemas.microsoft.com/office/drawing/2016/5/10/chartex" xmlns:cx5="http://schemas.microsoft.com/office/drawing/2016/5/11/chartex" xmlns:cx6="http://schemas.microsoft.com/office/drawing/2016/5/12/chartex" xmlns:cx7="http://schemas.microsoft.com/office/drawing/2016/5/13/chartex" xmlns:cx8="http://schemas.microsoft.com/office/drawing/2016/5/14/chartex" xmlns:mc="http://schemas.openxmlformats.org/markup-compatibility/2006" xmlns:aink="http://schemas.microsoft.com/office/drawing/2016/ink" xmlns:am3d="http://schemas.microsoft.com/office/drawing/2017/model3d" xmlns:o="urn:schemas-microsoft-com:office:office" xmlns:oel="http://schemas.microsoft.com/office/2019/extlst" xmlns:r="http://schemas.openxmlformats.org/officeDocument/2006/relationships" xmlns:m="http://schemas.openxmlformats.org/officeDocument/2006/math" xmlns:v="urn:schemas-microsoft-com:vml" xmlns:wp14="http://schemas.microsoft.com/office/word/2010/wordprocessingDrawing" xmlns:wp="http://schemas.openxmlformats.org/drawingml/2006/wordprocessingDrawing" xmlns:w10="urn:schemas-microsoft-com:office:word" xmlns:w="http://schemas.openxmlformats.org/wordprocessingml/2006/main" xmlns:w14="http://schemas.microsoft.com/office/word/2010/wordml" xmlns:w15="http://schemas.microsoft.com/office/word/2012/wordml" xmlns:w16cex="http://schemas.microsoft.com/office/word/2018/wordml/cex" xmlns:w16cid="http://schemas.microsoft.com/office/word/2016/wordml/cid" xmlns:w16="http://schemas.microsoft.com/office/word/2018/wordml" xmlns:w16du="http://schemas.microsoft.com/office/word/2023/wordml/word16du" xmlns:w16sdtdh="http://schemas.microsoft.com/office/word/2020/wordml/sdtdatahash" xmlns:w16sdtfl="http://schemas.microsoft.com/office/word/2024/wordml/sdtformatlock" xmlns:w16se="http://schemas.microsoft.com/office/word/2015/wordml/symex" xmlns:wpg="http://schemas.microsoft.com/office/word/2010/wordprocessingGroup" xmlns:wpi="http://schemas.microsoft.com/office/word/2010/wordprocessingInk" xmlns:wne="http://schemas.microsoft.com/office/word/2006/wordml" xmlns:wps="http://schemas.microsoft.com/office/word/2010/wordprocessingShape" mc:Ignorable="w14 w15 w16se w16cid w16 w16cex w16sdtdh w16sdtfl w16du wp14">
+<w:numbering xmlns:wpc="http://schemas.microsoft.com/office/word/2010/wordprocessingCanvas" xmlns:cx="http://schemas.microsoft.com/office/drawing/2014/chartex" xmlns:cx1="http://schemas.microsoft.com/office/drawing/2015/9/8/chartex" xmlns:cx2="http://schemas.microsoft.com/office/drawing/2015/10/21/chartex" xmlns:cx3="http://schemas.microsoft.com/office/drawing/2016/5/9/chartex" xmlns:cx4="http://schemas.microsoft.com/office/drawing/2016/5/10/chartex" xmlns:cx5="http://schemas.microsoft.com/office/drawing/2016/5/11/chartex" xmlns:cx6="http://schemas.microsoft.com/office/drawing/2016/5/12/chartex" xmlns:cx7="http://schemas.microsoft.com/office/drawing/2016/5/13/chartex" xmlns:cx8="http://schemas.microsoft.com/office/drawing/2016/5/14/chartex" xmlns:mc="http://schemas.openxmlformats.org/markup-compatibility/2006" xmlns:aink="http://schemas.microsoft.com/office/drawing/2016/ink" xmlns:am3d="http://schemas.microsoft.com/office/drawing/2017/model3d" xmlns:o="urn:schemas-microsoft-com:office:office" xmlns:oel="http://schemas.microsoft.com/office/2019/extlst" xmlns:r="http://schemas.openxmlformats.org/officeDocument/2006/relationships" xmlns:m="http://schemas.openxmlformats.org/officeDocument/2006/math" xmlns:v="urn:schemas-microsoft-com:vml" xmlns:wp14="http://schemas.microsoft.com/office/word/2010/wordprocessingDrawing" xmlns:wp="http://schemas.openxmlformats.org/drawingml/2006/wordprocessingDrawing" xmlns:w10="urn:schemas-microsoft-com:office:word" xmlns:w="http://schemas.openxmlformats.org/wordprocessingml/2006/main" xmlns:w14="http://schemas.microsoft.com/office/word/2010/wordml" xmlns:w15="http://schemas.microsoft.com/office/word/2012/wordml" xmlns:w16cex="http://schemas.microsoft.com/office/word/2018/wordml/cex" xmlns:w16cid="http://schemas.microsoft.com/office/word/2016/wordml/cid" xmlns:w16="http://schemas.microsoft.com/office/word/2018/wordml" xmlns:w16sdtdh="http://schemas.microsoft.com/office/word/2020/wordml/sdtdatahash" xmlns:w16se="http://schemas.microsoft.com/office/word/2015/wordml/symex" xmlns:wpg="http://schemas.microsoft.com/office/word/2010/wordprocessingGroup" xmlns:wpi="http://schemas.microsoft.com/office/word/2010/wordprocessingInk" xmlns:wne="http://schemas.microsoft.com/office/word/2006/wordml" xmlns:wps="http://schemas.microsoft.com/office/word/2010/wordprocessingShape" mc:Ignorable="w14 w15 w16se w16cid w16 w16cex w16sdtdh wp14">
   <w:abstractNum w:abstractNumId="0" w15:restartNumberingAfterBreak="1">
     <w:nsid w:val="09D279D6"/>
     <w:multiLevelType w:val="hybridMultilevel"/>
@@ -24938,7 +24938,7 @@
 </file>
 
 <file path=word/styles.xml><?xml version="1.0" encoding="utf-8"?>
-<w:styles xmlns:mc="http://schemas.openxmlformats.org/markup-compatibility/2006" xmlns:r="http://schemas.openxmlformats.org/officeDocument/2006/relationships" xmlns:w="http://schemas.openxmlformats.org/wordprocessingml/2006/main" xmlns:w14="http://schemas.microsoft.com/office/word/2010/wordml" xmlns:w15="http://schemas.microsoft.com/office/word/2012/wordml" xmlns:w16cex="http://schemas.microsoft.com/office/word/2018/wordml/cex" xmlns:w16cid="http://schemas.microsoft.com/office/word/2016/wordml/cid" xmlns:w16="http://schemas.microsoft.com/office/word/2018/wordml" xmlns:w16du="http://schemas.microsoft.com/office/word/2023/wordml/word16du" xmlns:w16sdtdh="http://schemas.microsoft.com/office/word/2020/wordml/sdtdatahash" xmlns:w16sdtfl="http://schemas.microsoft.com/office/word/2024/wordml/sdtformatlock" xmlns:w16se="http://schemas.microsoft.com/office/word/2015/wordml/symex" mc:Ignorable="w14 w15 w16se w16cid w16 w16cex w16sdtdh w16sdtfl w16du">
+<w:styles xmlns:mc="http://schemas.openxmlformats.org/markup-compatibility/2006" xmlns:r="http://schemas.openxmlformats.org/officeDocument/2006/relationships" xmlns:w="http://schemas.openxmlformats.org/wordprocessingml/2006/main" xmlns:w14="http://schemas.microsoft.com/office/word/2010/wordml" xmlns:w15="http://schemas.microsoft.com/office/word/2012/wordml" xmlns:w16cex="http://schemas.microsoft.com/office/word/2018/wordml/cex" xmlns:w16cid="http://schemas.microsoft.com/office/word/2016/wordml/cid" xmlns:w16="http://schemas.microsoft.com/office/word/2018/wordml" xmlns:w16sdtdh="http://schemas.microsoft.com/office/word/2020/wordml/sdtdatahash" xmlns:w16se="http://schemas.microsoft.com/office/word/2015/wordml/symex" mc:Ignorable="w14 w15 w16se w16cid w16 w16cex w16sdtdh">
   <w:docDefaults>
     <w:rPrDefault>
       <w:rPr>

--- a/assets/templates/master_template.docx
+++ b/assets/templates/master_template.docx
@@ -5143,6 +5143,7 @@
           <w:right w:w="0" w:type="dxa"/>
         </w:tblCellMar>
         <w:tblLook w:val="04A0" w:firstRow="1" w:lastRow="0" w:firstColumn="1" w:lastColumn="0" w:noHBand="0" w:noVBand="1"/>
+        <w:tblLayout w:type="fixed"/>
       </w:tblPr>
       <w:tblGrid>
         <w:gridCol w:w="10306"/>
@@ -5170,6 +5171,7 @@
                 <w:right w:w="0" w:type="dxa"/>
               </w:tblCellMar>
               <w:tblLook w:val="04A0" w:firstRow="1" w:lastRow="0" w:firstColumn="1" w:lastColumn="0" w:noHBand="0" w:noVBand="1"/>
+              <w:tblLayout w:type="fixed"/>
             </w:tblPr>
             <w:tblGrid>
               <w:gridCol w:w="2900"/>
@@ -5317,6 +5319,7 @@
                 <w:right w:w="0" w:type="dxa"/>
               </w:tblCellMar>
               <w:tblLook w:val="04A0" w:firstRow="1" w:lastRow="0" w:firstColumn="1" w:lastColumn="0" w:noHBand="0" w:noVBand="1"/>
+              <w:tblLayout w:type="fixed"/>
             </w:tblPr>
             <w:tblGrid>
               <w:gridCol w:w="1418"/>
@@ -5504,6 +5507,7 @@
                 <w:right w:w="0" w:type="dxa"/>
               </w:tblCellMar>
               <w:tblLook w:val="04A0" w:firstRow="1" w:lastRow="0" w:firstColumn="1" w:lastColumn="0" w:noHBand="0" w:noVBand="1"/>
+              <w:tblLayout w:type="fixed"/>
             </w:tblPr>
             <w:tblGrid>
               <w:gridCol w:w="709"/>
@@ -5763,6 +5767,7 @@
                 <w:right w:w="0" w:type="dxa"/>
               </w:tblCellMar>
               <w:tblLook w:val="04A0" w:firstRow="1" w:lastRow="0" w:firstColumn="1" w:lastColumn="0" w:noHBand="0" w:noVBand="1"/>
+              <w:tblLayout w:type="fixed"/>
             </w:tblPr>
             <w:tblGrid>
               <w:gridCol w:w="709"/>
@@ -7369,6 +7374,7 @@
               <w:tblStyle w:val="a3"/>
               <w:tblW w:w="10278" w:type="dxa"/>
               <w:tblLook w:val="04A0" w:firstRow="1" w:lastRow="0" w:firstColumn="1" w:lastColumn="0" w:noHBand="0" w:noVBand="1"/>
+              <w:tblLayout w:type="fixed"/>
             </w:tblPr>
             <w:tblGrid>
               <w:gridCol w:w="764"/>
@@ -8999,6 +9005,7 @@
                 <w:right w:w="0" w:type="dxa"/>
               </w:tblCellMar>
               <w:tblLook w:val="04A0" w:firstRow="1" w:lastRow="0" w:firstColumn="1" w:lastColumn="0" w:noHBand="0" w:noVBand="1"/>
+              <w:tblLayout w:type="fixed"/>
             </w:tblPr>
             <w:tblGrid>
               <w:gridCol w:w="1237"/>
@@ -9948,6 +9955,7 @@
                 <w:right w:w="0" w:type="dxa"/>
               </w:tblCellMar>
               <w:tblLook w:val="04A0" w:firstRow="1" w:lastRow="0" w:firstColumn="1" w:lastColumn="0" w:noHBand="0" w:noVBand="1"/>
+              <w:tblLayout w:type="fixed"/>
             </w:tblPr>
             <w:tblGrid>
               <w:gridCol w:w="4200"/>
@@ -10298,6 +10306,7 @@
           <w:right w:w="0" w:type="dxa"/>
         </w:tblCellMar>
         <w:tblLook w:val="04A0" w:firstRow="1" w:lastRow="0" w:firstColumn="1" w:lastColumn="0" w:noHBand="0" w:noVBand="1"/>
+        <w:tblLayout w:type="fixed"/>
       </w:tblPr>
       <w:tblGrid>
         <w:gridCol w:w="3261"/>
@@ -10328,6 +10337,7 @@
                 <w:right w:w="0" w:type="dxa"/>
               </w:tblCellMar>
               <w:tblLook w:val="04A0" w:firstRow="1" w:lastRow="0" w:firstColumn="1" w:lastColumn="0" w:noHBand="0" w:noVBand="1"/>
+              <w:tblLayout w:type="fixed"/>
             </w:tblPr>
             <w:tblGrid>
               <w:gridCol w:w="2672"/>
@@ -10514,6 +10524,7 @@
                 <w:right w:w="0" w:type="dxa"/>
               </w:tblCellMar>
               <w:tblLook w:val="04A0" w:firstRow="1" w:lastRow="0" w:firstColumn="1" w:lastColumn="0" w:noHBand="0" w:noVBand="1"/>
+              <w:tblLayout w:type="fixed"/>
             </w:tblPr>
             <w:tblGrid>
               <w:gridCol w:w="1418"/>
@@ -10712,6 +10723,7 @@
                 <w:right w:w="0" w:type="dxa"/>
               </w:tblCellMar>
               <w:tblLook w:val="04A0" w:firstRow="1" w:lastRow="0" w:firstColumn="1" w:lastColumn="0" w:noHBand="0" w:noVBand="1"/>
+              <w:tblLayout w:type="fixed"/>
             </w:tblPr>
             <w:tblGrid>
               <w:gridCol w:w="709"/>
@@ -10957,6 +10969,7 @@
                 <w:right w:w="0" w:type="dxa"/>
               </w:tblCellMar>
               <w:tblLook w:val="04A0" w:firstRow="1" w:lastRow="0" w:firstColumn="1" w:lastColumn="0" w:noHBand="0" w:noVBand="1"/>
+              <w:tblLayout w:type="fixed"/>
             </w:tblPr>
             <w:tblGrid>
               <w:gridCol w:w="709"/>
@@ -11523,6 +11536,7 @@
                 <w:right w:w="0" w:type="dxa"/>
               </w:tblCellMar>
               <w:tblLook w:val="04A0" w:firstRow="1" w:lastRow="0" w:firstColumn="1" w:lastColumn="0" w:noHBand="0" w:noVBand="1"/>
+              <w:tblLayout w:type="fixed"/>
             </w:tblPr>
             <w:tblGrid>
               <w:gridCol w:w="2577"/>
@@ -13517,6 +13531,7 @@
                 <w:right w:w="15" w:type="dxa"/>
               </w:tblCellMar>
               <w:tblLook w:val="04A0" w:firstRow="1" w:lastRow="0" w:firstColumn="1" w:lastColumn="0" w:noHBand="0" w:noVBand="1"/>
+              <w:tblLayout w:type="fixed"/>
             </w:tblPr>
             <w:tblGrid>
               <w:gridCol w:w="4410"/>
@@ -13977,6 +13992,7 @@
           <w:right w:w="0" w:type="dxa"/>
         </w:tblCellMar>
         <w:tblLook w:val="04A0" w:firstRow="1" w:lastRow="0" w:firstColumn="1" w:lastColumn="0" w:noHBand="0" w:noVBand="1"/>
+        <w:tblLayout w:type="fixed"/>
       </w:tblPr>
       <w:tblGrid>
         <w:gridCol w:w="9333"/>
@@ -14009,6 +14025,7 @@
                 <w:right w:w="0" w:type="dxa"/>
               </w:tblCellMar>
               <w:tblLook w:val="04A0" w:firstRow="1" w:lastRow="0" w:firstColumn="1" w:lastColumn="0" w:noHBand="0" w:noVBand="1"/>
+              <w:tblLayout w:type="fixed"/>
             </w:tblPr>
             <w:tblGrid>
               <w:gridCol w:w="5173"/>
@@ -14252,6 +14269,7 @@
                       <w:right w:w="0" w:type="dxa"/>
                     </w:tblCellMar>
                     <w:tblLook w:val="04A0" w:firstRow="1" w:lastRow="0" w:firstColumn="1" w:lastColumn="0" w:noHBand="0" w:noVBand="1"/>
+                    <w:tblLayout w:type="fixed"/>
                   </w:tblPr>
                   <w:tblGrid>
                     <w:gridCol w:w="4962"/>
@@ -14536,6 +14554,7 @@
                       <w:right w:w="0" w:type="dxa"/>
                     </w:tblCellMar>
                     <w:tblLook w:val="04A0" w:firstRow="1" w:lastRow="0" w:firstColumn="1" w:lastColumn="0" w:noHBand="0" w:noVBand="1"/>
+                    <w:tblLayout w:type="fixed"/>
                   </w:tblPr>
                   <w:tblGrid>
                     <w:gridCol w:w="4160"/>
@@ -15162,6 +15181,7 @@
                     <w:tblStyle w:val="a3"/>
                     <w:tblW w:w="9207" w:type="dxa"/>
                     <w:tblLook w:val="04A0" w:firstRow="1" w:lastRow="0" w:firstColumn="1" w:lastColumn="0" w:noHBand="0" w:noVBand="1"/>
+                    <w:tblLayout w:type="fixed"/>
                   </w:tblPr>
                   <w:tblGrid>
                     <w:gridCol w:w="490"/>
@@ -15827,6 +15847,7 @@
                 <w:right w:w="0" w:type="dxa"/>
               </w:tblCellMar>
               <w:tblLook w:val="04A0" w:firstRow="1" w:lastRow="0" w:firstColumn="1" w:lastColumn="0" w:noHBand="0" w:noVBand="1"/>
+              <w:tblLayout w:type="fixed"/>
             </w:tblPr>
             <w:tblGrid>
               <w:gridCol w:w="246"/>
@@ -18104,6 +18125,7 @@
         <w:tblStyle w:val="a3"/>
         <w:tblW w:w="9412" w:type="dxa"/>
         <w:tblLook w:val="04A0" w:firstRow="1" w:lastRow="0" w:firstColumn="1" w:lastColumn="0" w:noHBand="0" w:noVBand="1"/>
+        <w:tblLayout w:type="fixed"/>
       </w:tblPr>
       <w:tblGrid>
         <w:gridCol w:w="759"/>
@@ -22986,6 +23008,7 @@
           <w:insideV w:val="single" w:sz="4" w:space="0" w:color="auto"/>
         </w:tblBorders>
         <w:tblLook w:val="04A0" w:firstRow="1" w:lastRow="0" w:firstColumn="1" w:lastColumn="0" w:noHBand="0" w:noVBand="1"/>
+        <w:tblLayout w:type="fixed"/>
       </w:tblPr>
       <w:tblGrid>
         <w:gridCol w:w="774"/>
@@ -23397,6 +23420,7 @@
           <w:insideV w:val="single" w:sz="4" w:space="0" w:color="auto"/>
         </w:tblBorders>
         <w:tblLook w:val="04A0" w:firstRow="1" w:lastRow="0" w:firstColumn="1" w:lastColumn="0" w:noHBand="0" w:noVBand="1"/>
+        <w:tblLayout w:type="fixed"/>
       </w:tblPr>
       <w:tblGrid>
         <w:gridCol w:w="4655"/>

--- a/assets/templates/master_template.docx
+++ b/assets/templates/master_template.docx
@@ -3641,7 +3641,7 @@
     </w:p>
     <w:tbl>
       <w:tblPr>
-        <w:tblW w:w="9758" w:type="dxa"/>
+        <w:tblW w:w="9200" w:type="dxa"/>
         <w:tblInd w:w="18" w:type="dxa"/>
         <w:tblBorders>
           <w:top w:val="single" w:sz="4" w:space="0" w:color="auto"/>
@@ -3655,12 +3655,12 @@
         <w:tblLook w:val="04A0" w:firstRow="1" w:lastRow="0" w:firstColumn="1" w:lastColumn="0" w:noHBand="0" w:noVBand="1"/>
       </w:tblPr>
       <w:tblGrid>
-        <w:gridCol w:w="540"/>
-        <w:gridCol w:w="3780"/>
-        <w:gridCol w:w="1260"/>
-        <w:gridCol w:w="1620"/>
-        <w:gridCol w:w="1170"/>
-        <w:gridCol w:w="1388"/>
+        <w:gridCol w:w="509"/>
+        <w:gridCol w:w="3564"/>
+        <w:gridCol w:w="1188"/>
+        <w:gridCol w:w="1527"/>
+        <w:gridCol w:w="1103"/>
+        <w:gridCol w:w="1309"/>
       </w:tblGrid>
       <w:tr>
         <w:trPr>
@@ -3669,7 +3669,7 @@
         </w:trPr>
         <w:tc>
           <w:tcPr>
-            <w:tcW w:w="540" w:type="dxa"/>
+            <w:tcW w:w="509" w:type="dxa"/>
           </w:tcPr>
           <w:p>
             <w:pPr>
@@ -3694,7 +3694,7 @@
         </w:tc>
         <w:tc>
           <w:tcPr>
-            <w:tcW w:w="3780" w:type="dxa"/>
+            <w:tcW w:w="3564" w:type="dxa"/>
           </w:tcPr>
           <w:p>
             <w:pPr>
@@ -3728,7 +3728,7 @@
         </w:tc>
         <w:tc>
           <w:tcPr>
-            <w:tcW w:w="1260" w:type="dxa"/>
+            <w:tcW w:w="1188" w:type="dxa"/>
           </w:tcPr>
           <w:p>
             <w:pPr>
@@ -3774,7 +3774,7 @@
         </w:tc>
         <w:tc>
           <w:tcPr>
-            <w:tcW w:w="1620" w:type="dxa"/>
+            <w:tcW w:w="1527" w:type="dxa"/>
           </w:tcPr>
           <w:p>
             <w:pPr>
@@ -3836,7 +3836,7 @@
         </w:tc>
         <w:tc>
           <w:tcPr>
-            <w:tcW w:w="1170" w:type="dxa"/>
+            <w:tcW w:w="1103" w:type="dxa"/>
           </w:tcPr>
           <w:p>
             <w:pPr>
@@ -3881,7 +3881,7 @@
         </w:tc>
         <w:tc>
           <w:tcPr>
-            <w:tcW w:w="1388" w:type="dxa"/>
+            <w:tcW w:w="1309" w:type="dxa"/>
           </w:tcPr>
           <w:p>
             <w:pPr>
@@ -3940,7 +3940,7 @@
         </w:trPr>
         <w:tc>
           <w:tcPr>
-            <w:tcW w:w="540" w:type="dxa"/>
+            <w:tcW w:w="509" w:type="dxa"/>
           </w:tcPr>
           <w:p>
             <w:pPr>
@@ -3964,7 +3964,7 @@
         </w:tc>
         <w:tc>
           <w:tcPr>
-            <w:tcW w:w="3780" w:type="dxa"/>
+            <w:tcW w:w="3564" w:type="dxa"/>
           </w:tcPr>
           <w:p>
             <w:pPr>
@@ -3987,7 +3987,7 @@
         </w:tc>
         <w:tc>
           <w:tcPr>
-            <w:tcW w:w="1260" w:type="dxa"/>
+            <w:tcW w:w="1188" w:type="dxa"/>
           </w:tcPr>
           <w:p>
             <w:pPr>
@@ -4012,7 +4012,7 @@
         </w:tc>
         <w:tc>
           <w:tcPr>
-            <w:tcW w:w="1620" w:type="dxa"/>
+            <w:tcW w:w="1527" w:type="dxa"/>
           </w:tcPr>
           <w:p>
             <w:pPr>
@@ -4036,7 +4036,7 @@
         </w:tc>
         <w:tc>
           <w:tcPr>
-            <w:tcW w:w="1170" w:type="dxa"/>
+            <w:tcW w:w="1103" w:type="dxa"/>
           </w:tcPr>
           <w:p>
             <w:pPr>
@@ -4060,7 +4060,7 @@
         </w:tc>
         <w:tc>
           <w:tcPr>
-            <w:tcW w:w="1388" w:type="dxa"/>
+            <w:tcW w:w="1309" w:type="dxa"/>
           </w:tcPr>
           <w:p>
             <w:pPr>
@@ -4089,7 +4089,7 @@
         </w:trPr>
         <w:tc>
           <w:tcPr>
-            <w:tcW w:w="8370" w:type="dxa"/>
+            <w:tcW w:w="7891" w:type="dxa"/>
             <w:gridSpan w:val="5"/>
             <w:vAlign w:val="center"/>
           </w:tcPr>
@@ -4145,7 +4145,7 @@
         </w:tc>
         <w:tc>
           <w:tcPr>
-            <w:tcW w:w="1388" w:type="dxa"/>
+            <w:tcW w:w="1309" w:type="dxa"/>
             <w:vAlign w:val="center"/>
           </w:tcPr>
           <w:p>
@@ -5135,7 +5135,7 @@
     </w:p>
     <w:tbl>
       <w:tblPr>
-        <w:tblW w:w="10306" w:type="dxa"/>
+        <w:tblW w:w="9200" w:type="dxa"/>
         <w:jc w:val="center"/>
         <w:shd w:val="clear" w:color="auto" w:fill="F1F1F1"/>
         <w:tblCellMar>
@@ -5146,10 +5146,10 @@
         <w:tblLayout w:type="fixed"/>
       </w:tblPr>
       <w:tblGrid>
-        <w:gridCol w:w="10306"/>
-        <w:gridCol w:w="6"/>
-        <w:gridCol w:w="6"/>
-        <w:gridCol w:w="6"/>
+        <w:gridCol w:w="9200"/>
+        <w:gridCol w:w="5"/>
+        <w:gridCol w:w="5"/>
+        <w:gridCol w:w="5"/>
       </w:tblGrid>
       <w:tr>
         <w:trPr>
@@ -5174,13 +5174,13 @@
               <w:tblLayout w:type="fixed"/>
             </w:tblPr>
             <w:tblGrid>
-              <w:gridCol w:w="2900"/>
-              <w:gridCol w:w="7424"/>
+              <w:gridCol w:w="2589"/>
+              <w:gridCol w:w="6627"/>
             </w:tblGrid>
             <w:tr>
               <w:tc>
                 <w:tcPr>
-                  <w:tcW w:w="2709" w:type="dxa"/>
+                  <w:tcW w:w="2418" w:type="dxa"/>
                   <w:vAlign w:val="center"/>
                   <w:hideMark/>
                 </w:tcPr>
@@ -5254,7 +5254,7 @@
               </w:tc>
               <w:tc>
                 <w:tcPr>
-                  <w:tcW w:w="6936" w:type="dxa"/>
+                  <w:tcW w:w="6192" w:type="dxa"/>
                   <w:vAlign w:val="center"/>
                   <w:hideMark/>
                 </w:tcPr>
@@ -5501,7 +5501,7 @@
           </w:tcPr>
           <w:tbl>
             <w:tblPr>
-              <w:tblW w:w="10306" w:type="dxa"/>
+              <w:tblW w:w="9200" w:type="dxa"/>
               <w:tblCellMar>
                 <w:left w:w="0" w:type="dxa"/>
                 <w:right w:w="0" w:type="dxa"/>
@@ -5510,11 +5510,11 @@
               <w:tblLayout w:type="fixed"/>
             </w:tblPr>
             <w:tblGrid>
-              <w:gridCol w:w="709"/>
-              <w:gridCol w:w="3260"/>
-              <w:gridCol w:w="284"/>
-              <w:gridCol w:w="709"/>
-              <w:gridCol w:w="5344"/>
+              <w:gridCol w:w="633"/>
+              <w:gridCol w:w="2910"/>
+              <w:gridCol w:w="254"/>
+              <w:gridCol w:w="633"/>
+              <w:gridCol w:w="4771"/>
             </w:tblGrid>
             <w:tr>
               <w:trPr>
@@ -5522,7 +5522,7 @@
               </w:trPr>
               <w:tc>
                 <w:tcPr>
-                  <w:tcW w:w="709" w:type="dxa"/>
+                  <w:tcW w:w="633" w:type="dxa"/>
                   <w:tcBorders>
                     <w:top w:val="nil"/>
                     <w:left w:val="nil"/>
@@ -5558,7 +5558,7 @@
               </w:tc>
               <w:tc>
                 <w:tcPr>
-                  <w:tcW w:w="3260" w:type="dxa"/>
+                  <w:tcW w:w="2910" w:type="dxa"/>
                   <w:tcBorders>
                     <w:top w:val="nil"/>
                     <w:left w:val="nil"/>
@@ -5591,7 +5591,7 @@
               </w:tc>
               <w:tc>
                 <w:tcPr>
-                  <w:tcW w:w="284" w:type="dxa"/>
+                  <w:tcW w:w="254" w:type="dxa"/>
                   <w:tcBorders>
                     <w:top w:val="nil"/>
                     <w:left w:val="nil"/>
@@ -5613,7 +5613,7 @@
               </w:tc>
               <w:tc>
                 <w:tcPr>
-                  <w:tcW w:w="709" w:type="dxa"/>
+                  <w:tcW w:w="633" w:type="dxa"/>
                   <w:tcBorders>
                     <w:top w:val="nil"/>
                     <w:left w:val="nil"/>
@@ -5649,7 +5649,7 @@
               </w:tc>
               <w:tc>
                 <w:tcPr>
-                  <w:tcW w:w="5344" w:type="dxa"/>
+                  <w:tcW w:w="4771" w:type="dxa"/>
                   <w:tcBorders>
                     <w:top w:val="nil"/>
                     <w:left w:val="nil"/>
@@ -7372,16 +7372,16 @@
           <w:tbl>
             <w:tblPr>
               <w:tblStyle w:val="a3"/>
-              <w:tblW w:w="10278" w:type="dxa"/>
+              <w:tblW w:w="9200" w:type="dxa"/>
               <w:tblLook w:val="04A0" w:firstRow="1" w:lastRow="0" w:firstColumn="1" w:lastColumn="0" w:noHBand="0" w:noVBand="1"/>
               <w:tblLayout w:type="fixed"/>
             </w:tblPr>
             <w:tblGrid>
-              <w:gridCol w:w="764"/>
-              <w:gridCol w:w="3620"/>
-              <w:gridCol w:w="1446"/>
-              <w:gridCol w:w="2017"/>
-              <w:gridCol w:w="2431"/>
+              <w:gridCol w:w="684"/>
+              <w:gridCol w:w="3240"/>
+              <w:gridCol w:w="1294"/>
+              <w:gridCol w:w="1805"/>
+              <w:gridCol w:w="2176"/>
             </w:tblGrid>
             <w:tr>
               <w:trPr>
@@ -7389,7 +7389,7 @@
               </w:trPr>
               <w:tc>
                 <w:tcPr>
-                  <w:tcW w:w="764" w:type="dxa"/>
+                  <w:tcW w:w="684" w:type="dxa"/>
                 </w:tcPr>
                 <w:p>
                   <w:pPr>
@@ -7418,7 +7418,7 @@
               </w:tc>
               <w:tc>
                 <w:tcPr>
-                  <w:tcW w:w="3693" w:type="dxa"/>
+                  <w:tcW w:w="3306" w:type="dxa"/>
                 </w:tcPr>
                 <w:p>
                   <w:pPr>
@@ -7447,7 +7447,7 @@
               </w:tc>
               <w:tc>
                 <w:tcPr>
-                  <w:tcW w:w="1452" w:type="dxa"/>
+                  <w:tcW w:w="1300" w:type="dxa"/>
                 </w:tcPr>
                 <w:p>
                   <w:pPr>
@@ -7476,7 +7476,7 @@
               </w:tc>
               <w:tc>
                 <w:tcPr>
-                  <w:tcW w:w="2038" w:type="dxa"/>
+                  <w:tcW w:w="1824" w:type="dxa"/>
                 </w:tcPr>
                 <w:p>
                   <w:pPr>
@@ -7511,7 +7511,7 @@
               </w:tc>
               <w:tc>
                 <w:tcPr>
-                  <w:tcW w:w="2331" w:type="dxa"/>
+                  <w:tcW w:w="2087" w:type="dxa"/>
                 </w:tcPr>
                 <w:p>
                   <w:pPr>
@@ -7569,7 +7569,7 @@
               </w:trPr>
               <w:tc>
                 <w:tcPr>
-                  <w:tcW w:w="764" w:type="dxa"/>
+                  <w:tcW w:w="684" w:type="dxa"/>
                 </w:tcPr>
                 <w:p>
                   <w:pPr>
@@ -7591,7 +7591,7 @@
               </w:tc>
               <w:tc>
                 <w:tcPr>
-                  <w:tcW w:w="3693" w:type="dxa"/>
+                  <w:tcW w:w="3306" w:type="dxa"/>
                 </w:tcPr>
                 <w:p>
                   <w:pPr>
@@ -7612,7 +7612,7 @@
               </w:tc>
               <w:tc>
                 <w:tcPr>
-                  <w:tcW w:w="1452" w:type="dxa"/>
+                  <w:tcW w:w="1300" w:type="dxa"/>
                 </w:tcPr>
                 <w:p>
                   <w:pPr>
@@ -7636,7 +7636,7 @@
               </w:tc>
               <w:tc>
                 <w:tcPr>
-                  <w:tcW w:w="2038" w:type="dxa"/>
+                  <w:tcW w:w="1824" w:type="dxa"/>
                 </w:tcPr>
                 <w:p>
                   <w:pPr>
@@ -7658,7 +7658,7 @@
               </w:tc>
               <w:tc>
                 <w:tcPr>
-                  <w:tcW w:w="2331" w:type="dxa"/>
+                  <w:tcW w:w="2087" w:type="dxa"/>
                 </w:tcPr>
                 <w:p>
                   <w:pPr>
@@ -7685,7 +7685,7 @@
               </w:trPr>
               <w:tc>
                 <w:tcPr>
-                  <w:tcW w:w="4457" w:type="dxa"/>
+                  <w:tcW w:w="3990" w:type="dxa"/>
                   <w:gridSpan w:val="2"/>
                   <w:vMerge w:val="restart"/>
                 </w:tcPr>
@@ -7702,7 +7702,7 @@
               </w:tc>
               <w:tc>
                 <w:tcPr>
-                  <w:tcW w:w="3490" w:type="dxa"/>
+                  <w:tcW w:w="3124" w:type="dxa"/>
                   <w:gridSpan w:val="2"/>
                 </w:tcPr>
                 <w:p>
@@ -7729,7 +7729,7 @@
               </w:tc>
               <w:tc>
                 <w:tcPr>
-                  <w:tcW w:w="2331" w:type="dxa"/>
+                  <w:tcW w:w="2087" w:type="dxa"/>
                 </w:tcPr>
                 <w:p>
                   <w:pPr>
@@ -7761,7 +7761,7 @@
               </w:trPr>
               <w:tc>
                 <w:tcPr>
-                  <w:tcW w:w="4457" w:type="dxa"/>
+                  <w:tcW w:w="3990" w:type="dxa"/>
                   <w:gridSpan w:val="2"/>
                   <w:vMerge/>
                 </w:tcPr>
@@ -7778,7 +7778,7 @@
               </w:tc>
               <w:tc>
                 <w:tcPr>
-                  <w:tcW w:w="3490" w:type="dxa"/>
+                  <w:tcW w:w="3124" w:type="dxa"/>
                   <w:gridSpan w:val="2"/>
                 </w:tcPr>
                 <w:p>
@@ -7804,7 +7804,7 @@
               </w:tc>
               <w:tc>
                 <w:tcPr>
-                  <w:tcW w:w="2331" w:type="dxa"/>
+                  <w:tcW w:w="2087" w:type="dxa"/>
                 </w:tcPr>
                 <w:p>
                   <w:pPr>
@@ -7836,7 +7836,7 @@
               </w:trPr>
               <w:tc>
                 <w:tcPr>
-                  <w:tcW w:w="7947" w:type="dxa"/>
+                  <w:tcW w:w="7113" w:type="dxa"/>
                   <w:gridSpan w:val="4"/>
                 </w:tcPr>
                 <w:p>
@@ -7892,7 +7892,7 @@
               </w:tc>
               <w:tc>
                 <w:tcPr>
-                  <w:tcW w:w="2331" w:type="dxa"/>
+                  <w:tcW w:w="2087" w:type="dxa"/>
                 </w:tcPr>
                 <w:p>
                   <w:pPr>
@@ -10298,7 +10298,7 @@
     </w:p>
     <w:tbl>
       <w:tblPr>
-        <w:tblW w:w="9514" w:type="dxa"/>
+        <w:tblW w:w="9200" w:type="dxa"/>
         <w:jc w:val="center"/>
         <w:shd w:val="clear" w:color="auto" w:fill="F1F1F1"/>
         <w:tblCellMar>
@@ -10309,9 +10309,9 @@
         <w:tblLayout w:type="fixed"/>
       </w:tblPr>
       <w:tblGrid>
-        <w:gridCol w:w="3261"/>
-        <w:gridCol w:w="776"/>
-        <w:gridCol w:w="5459"/>
+        <w:gridCol w:w="3153"/>
+        <w:gridCol w:w="750"/>
+        <w:gridCol w:w="5279"/>
         <w:gridCol w:w="6"/>
         <w:gridCol w:w="6"/>
         <w:gridCol w:w="6"/>
@@ -10340,8 +10340,8 @@
               <w:tblLayout w:type="fixed"/>
             </w:tblPr>
             <w:tblGrid>
-              <w:gridCol w:w="2672"/>
-              <w:gridCol w:w="6842"/>
+              <w:gridCol w:w="2584"/>
+              <w:gridCol w:w="6616"/>
             </w:tblGrid>
             <w:tr>
               <w:trPr>
@@ -10349,7 +10349,7 @@
               </w:trPr>
               <w:tc>
                 <w:tcPr>
-                  <w:tcW w:w="2671" w:type="dxa"/>
+                  <w:tcW w:w="2583" w:type="dxa"/>
                   <w:tcBorders>
                     <w:top w:val="nil"/>
                     <w:left w:val="nil"/>
@@ -10430,7 +10430,7 @@
               </w:tc>
               <w:tc>
                 <w:tcPr>
-                  <w:tcW w:w="6838" w:type="dxa"/>
+                  <w:tcW w:w="6612" w:type="dxa"/>
                   <w:tcBorders>
                     <w:top w:val="nil"/>
                     <w:left w:val="nil"/>
@@ -11523,7 +11523,7 @@
             <w:tblPr>
               <w:tblpPr w:leftFromText="45" w:rightFromText="45" w:vertAnchor="text" w:horzAnchor="page" w:tblpXSpec="center" w:tblpY="83"/>
               <w:tblOverlap w:val="never"/>
-              <w:tblW w:w="9366" w:type="dxa"/>
+              <w:tblW w:w="9200" w:type="dxa"/>
               <w:jc w:val="center"/>
               <w:tblBorders>
                 <w:top w:val="single" w:sz="6" w:space="0" w:color="000000"/>
@@ -11539,10 +11539,10 @@
               <w:tblLayout w:type="fixed"/>
             </w:tblPr>
             <w:tblGrid>
-              <w:gridCol w:w="2577"/>
-              <w:gridCol w:w="2427"/>
-              <w:gridCol w:w="2181"/>
-              <w:gridCol w:w="2181"/>
+              <w:gridCol w:w="2531"/>
+              <w:gridCol w:w="2384"/>
+              <w:gridCol w:w="2142"/>
+              <w:gridCol w:w="2142"/>
             </w:tblGrid>
             <w:tr>
               <w:trPr>
@@ -15179,16 +15179,16 @@
                 <w:tbl>
                   <w:tblPr>
                     <w:tblStyle w:val="a3"/>
-                    <w:tblW w:w="9207" w:type="dxa"/>
+                    <w:tblW w:w="9200" w:type="dxa"/>
                     <w:tblLook w:val="04A0" w:firstRow="1" w:lastRow="0" w:firstColumn="1" w:lastColumn="0" w:noHBand="0" w:noVBand="1"/>
                     <w:tblLayout w:type="fixed"/>
                   </w:tblPr>
                   <w:tblGrid>
                     <w:gridCol w:w="490"/>
-                    <w:gridCol w:w="3039"/>
-                    <w:gridCol w:w="1140"/>
-                    <w:gridCol w:w="2246"/>
-                    <w:gridCol w:w="2292"/>
+                    <w:gridCol w:w="3037"/>
+                    <w:gridCol w:w="1139"/>
+                    <w:gridCol w:w="2244"/>
+                    <w:gridCol w:w="2290"/>
                   </w:tblGrid>
                   <w:tr>
                     <w:trPr>
@@ -15221,7 +15221,7 @@
                     </w:tc>
                     <w:tc>
                       <w:tcPr>
-                        <w:tcW w:w="3396" w:type="dxa"/>
+                        <w:tcW w:w="3393" w:type="dxa"/>
                       </w:tcPr>
                       <w:p>
                         <w:pPr>
@@ -15246,7 +15246,7 @@
                     </w:tc>
                     <w:tc>
                       <w:tcPr>
-                        <w:tcW w:w="1276" w:type="dxa"/>
+                        <w:tcW w:w="1275" w:type="dxa"/>
                       </w:tcPr>
                       <w:p>
                         <w:pPr>
@@ -15271,7 +15271,7 @@
                     </w:tc>
                     <w:tc>
                       <w:tcPr>
-                        <w:tcW w:w="2126" w:type="dxa"/>
+                        <w:tcW w:w="2124" w:type="dxa"/>
                       </w:tcPr>
                       <w:p>
                         <w:pPr>
@@ -15296,7 +15296,7 @@
                     </w:tc>
                     <w:tc>
                       <w:tcPr>
-                        <w:tcW w:w="1841" w:type="dxa"/>
+                        <w:tcW w:w="1840" w:type="dxa"/>
                       </w:tcPr>
                       <w:p>
                         <w:pPr>
@@ -15349,7 +15349,7 @@
                     </w:tc>
                     <w:tc>
                       <w:tcPr>
-                        <w:tcW w:w="3396" w:type="dxa"/>
+                        <w:tcW w:w="3393" w:type="dxa"/>
                       </w:tcPr>
                       <w:p>
                         <w:pPr>
@@ -15375,7 +15375,7 @@
                     </w:tc>
                     <w:tc>
                       <w:tcPr>
-                        <w:tcW w:w="1276" w:type="dxa"/>
+                        <w:tcW w:w="1275" w:type="dxa"/>
                       </w:tcPr>
                       <w:p>
                         <w:pPr>
@@ -15402,7 +15402,7 @@
                     </w:tc>
                     <w:tc>
                       <w:tcPr>
-                        <w:tcW w:w="2126" w:type="dxa"/>
+                        <w:tcW w:w="2124" w:type="dxa"/>
                       </w:tcPr>
                       <w:p>
                         <w:pPr>
@@ -15429,7 +15429,7 @@
                     </w:tc>
                     <w:tc>
                       <w:tcPr>
-                        <w:tcW w:w="1841" w:type="dxa"/>
+                        <w:tcW w:w="1840" w:type="dxa"/>
                       </w:tcPr>
                       <w:p>
                         <w:pPr>
@@ -15480,7 +15480,7 @@
                     </w:trPr>
                     <w:tc>
                       <w:tcPr>
-                        <w:tcW w:w="5240" w:type="dxa"/>
+                        <w:tcW w:w="5236" w:type="dxa"/>
                         <w:gridSpan w:val="3"/>
                         <w:vMerge w:val="restart"/>
                       </w:tcPr>
@@ -15497,7 +15497,7 @@
                     </w:tc>
                     <w:tc>
                       <w:tcPr>
-                        <w:tcW w:w="2126" w:type="dxa"/>
+                        <w:tcW w:w="2124" w:type="dxa"/>
                       </w:tcPr>
                       <w:p>
                         <w:pPr>
@@ -15521,7 +15521,7 @@
                     </w:tc>
                     <w:tc>
                       <w:tcPr>
-                        <w:tcW w:w="1841" w:type="dxa"/>
+                        <w:tcW w:w="1840" w:type="dxa"/>
                       </w:tcPr>
                       <w:p>
                         <w:pPr>
@@ -15572,7 +15572,7 @@
                     </w:trPr>
                     <w:tc>
                       <w:tcPr>
-                        <w:tcW w:w="5240" w:type="dxa"/>
+                        <w:tcW w:w="5236" w:type="dxa"/>
                         <w:gridSpan w:val="3"/>
                         <w:vMerge/>
                       </w:tcPr>
@@ -15588,7 +15588,7 @@
                     </w:tc>
                     <w:tc>
                       <w:tcPr>
-                        <w:tcW w:w="2126" w:type="dxa"/>
+                        <w:tcW w:w="2124" w:type="dxa"/>
                       </w:tcPr>
                       <w:p>
                         <w:pPr>
@@ -15630,7 +15630,7 @@
                     </w:tc>
                     <w:tc>
                       <w:tcPr>
-                        <w:tcW w:w="1841" w:type="dxa"/>
+                        <w:tcW w:w="1840" w:type="dxa"/>
                       </w:tcPr>
                       <w:p>
                         <w:pPr>
@@ -15681,7 +15681,7 @@
                     </w:trPr>
                     <w:tc>
                       <w:tcPr>
-                        <w:tcW w:w="7366" w:type="dxa"/>
+                        <w:tcW w:w="7360" w:type="dxa"/>
                         <w:gridSpan w:val="4"/>
                       </w:tcPr>
                       <w:p>
@@ -15738,7 +15738,7 @@
                     </w:tc>
                     <w:tc>
                       <w:tcPr>
-                        <w:tcW w:w="1841" w:type="dxa"/>
+                        <w:tcW w:w="1840" w:type="dxa"/>
                       </w:tcPr>
                       <w:p>
                         <w:pPr>
@@ -18123,16 +18123,16 @@
     <w:tbl>
       <w:tblPr>
         <w:tblStyle w:val="a3"/>
-        <w:tblW w:w="9412" w:type="dxa"/>
+        <w:tblW w:w="9200" w:type="dxa"/>
         <w:tblLook w:val="04A0" w:firstRow="1" w:lastRow="0" w:firstColumn="1" w:lastColumn="0" w:noHBand="0" w:noVBand="1"/>
         <w:tblLayout w:type="fixed"/>
       </w:tblPr>
       <w:tblGrid>
-        <w:gridCol w:w="759"/>
-        <w:gridCol w:w="3359"/>
-        <w:gridCol w:w="1330"/>
-        <w:gridCol w:w="1533"/>
-        <w:gridCol w:w="2431"/>
+        <w:gridCol w:w="742"/>
+        <w:gridCol w:w="3283"/>
+        <w:gridCol w:w="1300"/>
+        <w:gridCol w:w="1498"/>
+        <w:gridCol w:w="2376"/>
       </w:tblGrid>
       <w:tr>
         <w:trPr>
@@ -18140,7 +18140,7 @@
         </w:trPr>
         <w:tc>
           <w:tcPr>
-            <w:tcW w:w="492" w:type="dxa"/>
+            <w:tcW w:w="481" w:type="dxa"/>
           </w:tcPr>
           <w:p>
             <w:pPr>
@@ -18169,7 +18169,7 @@
         </w:tc>
         <w:tc>
           <w:tcPr>
-            <w:tcW w:w="3878" w:type="dxa"/>
+            <w:tcW w:w="3791" w:type="dxa"/>
           </w:tcPr>
           <w:p>
             <w:pPr>
@@ -18198,7 +18198,7 @@
         </w:tc>
         <w:tc>
           <w:tcPr>
-            <w:tcW w:w="1346" w:type="dxa"/>
+            <w:tcW w:w="1316" w:type="dxa"/>
           </w:tcPr>
           <w:p>
             <w:pPr>
@@ -18227,7 +18227,7 @@
         </w:tc>
         <w:tc>
           <w:tcPr>
-            <w:tcW w:w="1560" w:type="dxa"/>
+            <w:tcW w:w="1525" w:type="dxa"/>
           </w:tcPr>
           <w:p>
             <w:pPr>
@@ -18258,7 +18258,7 @@
         </w:tc>
         <w:tc>
           <w:tcPr>
-            <w:tcW w:w="2134" w:type="dxa"/>
+            <w:tcW w:w="2086" w:type="dxa"/>
           </w:tcPr>
           <w:p>
             <w:pPr>
@@ -18303,7 +18303,7 @@
         </w:trPr>
         <w:tc>
           <w:tcPr>
-            <w:tcW w:w="492" w:type="dxa"/>
+            <w:tcW w:w="481" w:type="dxa"/>
           </w:tcPr>
           <w:p>
             <w:pPr>
@@ -18325,7 +18325,7 @@
         </w:tc>
         <w:tc>
           <w:tcPr>
-            <w:tcW w:w="3878" w:type="dxa"/>
+            <w:tcW w:w="3791" w:type="dxa"/>
           </w:tcPr>
           <w:p>
             <w:pPr>
@@ -18346,7 +18346,7 @@
         </w:tc>
         <w:tc>
           <w:tcPr>
-            <w:tcW w:w="1346" w:type="dxa"/>
+            <w:tcW w:w="1316" w:type="dxa"/>
           </w:tcPr>
           <w:p>
             <w:pPr>
@@ -18370,7 +18370,7 @@
         </w:tc>
         <w:tc>
           <w:tcPr>
-            <w:tcW w:w="1560" w:type="dxa"/>
+            <w:tcW w:w="1525" w:type="dxa"/>
           </w:tcPr>
           <w:p>
             <w:pPr>
@@ -18392,7 +18392,7 @@
         </w:tc>
         <w:tc>
           <w:tcPr>
-            <w:tcW w:w="2134" w:type="dxa"/>
+            <w:tcW w:w="2086" w:type="dxa"/>
           </w:tcPr>
           <w:p>
             <w:pPr>
@@ -18419,7 +18419,7 @@
         </w:trPr>
         <w:tc>
           <w:tcPr>
-            <w:tcW w:w="4371" w:type="dxa"/>
+            <w:tcW w:w="4273" w:type="dxa"/>
             <w:gridSpan w:val="2"/>
             <w:vMerge w:val="restart"/>
           </w:tcPr>
@@ -18436,7 +18436,7 @@
         </w:tc>
         <w:tc>
           <w:tcPr>
-            <w:tcW w:w="2907" w:type="dxa"/>
+            <w:tcW w:w="2842" w:type="dxa"/>
             <w:gridSpan w:val="2"/>
           </w:tcPr>
           <w:p>
@@ -18463,7 +18463,7 @@
         </w:tc>
         <w:tc>
           <w:tcPr>
-            <w:tcW w:w="2134" w:type="dxa"/>
+            <w:tcW w:w="2086" w:type="dxa"/>
           </w:tcPr>
           <w:p>
             <w:pPr>
@@ -18504,7 +18504,7 @@
         </w:trPr>
         <w:tc>
           <w:tcPr>
-            <w:tcW w:w="4371" w:type="dxa"/>
+            <w:tcW w:w="4273" w:type="dxa"/>
             <w:gridSpan w:val="2"/>
             <w:vMerge/>
           </w:tcPr>
@@ -18521,7 +18521,7 @@
         </w:tc>
         <w:tc>
           <w:tcPr>
-            <w:tcW w:w="2907" w:type="dxa"/>
+            <w:tcW w:w="2842" w:type="dxa"/>
             <w:gridSpan w:val="2"/>
           </w:tcPr>
           <w:p>
@@ -18547,7 +18547,7 @@
         </w:tc>
         <w:tc>
           <w:tcPr>
-            <w:tcW w:w="2134" w:type="dxa"/>
+            <w:tcW w:w="2086" w:type="dxa"/>
           </w:tcPr>
           <w:p>
             <w:pPr>
@@ -18588,7 +18588,7 @@
         </w:trPr>
         <w:tc>
           <w:tcPr>
-            <w:tcW w:w="7278" w:type="dxa"/>
+            <w:tcW w:w="7114" w:type="dxa"/>
             <w:gridSpan w:val="4"/>
           </w:tcPr>
           <w:p>
@@ -18644,7 +18644,7 @@
         </w:tc>
         <w:tc>
           <w:tcPr>
-            <w:tcW w:w="2134" w:type="dxa"/>
+            <w:tcW w:w="2086" w:type="dxa"/>
           </w:tcPr>
           <w:p>
             <w:pPr>
@@ -22998,7 +22998,7 @@
     </w:p>
     <w:tbl>
       <w:tblPr>
-        <w:tblW w:w="9918" w:type="dxa"/>
+        <w:tblW w:w="9200" w:type="dxa"/>
         <w:tblBorders>
           <w:top w:val="single" w:sz="4" w:space="0" w:color="auto"/>
           <w:left w:val="single" w:sz="4" w:space="0" w:color="auto"/>
@@ -23011,11 +23011,11 @@
         <w:tblLayout w:type="fixed"/>
       </w:tblPr>
       <w:tblGrid>
-        <w:gridCol w:w="774"/>
-        <w:gridCol w:w="3693"/>
-        <w:gridCol w:w="1419"/>
-        <w:gridCol w:w="1419"/>
-        <w:gridCol w:w="2613"/>
+        <w:gridCol w:w="718"/>
+        <w:gridCol w:w="3426"/>
+        <w:gridCol w:w="1316"/>
+        <w:gridCol w:w="1316"/>
+        <w:gridCol w:w="2424"/>
       </w:tblGrid>
       <w:tr>
         <w:trPr>
@@ -23023,7 +23023,7 @@
         </w:trPr>
         <w:tc>
           <w:tcPr>
-            <w:tcW w:w="775" w:type="dxa"/>
+            <w:tcW w:w="719" w:type="dxa"/>
             <w:vMerge w:val="restart"/>
             <w:vAlign w:val="center"/>
           </w:tcPr>
@@ -23066,7 +23066,7 @@
         </w:tc>
         <w:tc>
           <w:tcPr>
-            <w:tcW w:w="3797" w:type="dxa"/>
+            <w:tcW w:w="3522" w:type="dxa"/>
             <w:vMerge w:val="restart"/>
             <w:vAlign w:val="center"/>
           </w:tcPr>
@@ -23091,7 +23091,7 @@
         </w:tc>
         <w:tc>
           <w:tcPr>
-            <w:tcW w:w="2852" w:type="dxa"/>
+            <w:tcW w:w="2646" w:type="dxa"/>
             <w:gridSpan w:val="2"/>
             <w:vAlign w:val="center"/>
           </w:tcPr>
@@ -23116,7 +23116,7 @@
         </w:tc>
         <w:tc>
           <w:tcPr>
-            <w:tcW w:w="2494" w:type="dxa"/>
+            <w:tcW w:w="2313" w:type="dxa"/>
             <w:vMerge w:val="restart"/>
             <w:vAlign w:val="center"/>
           </w:tcPr>
@@ -23146,7 +23146,7 @@
         </w:trPr>
         <w:tc>
           <w:tcPr>
-            <w:tcW w:w="775" w:type="dxa"/>
+            <w:tcW w:w="719" w:type="dxa"/>
             <w:vMerge/>
             <w:vAlign w:val="center"/>
           </w:tcPr>
@@ -23164,7 +23164,7 @@
         </w:tc>
         <w:tc>
           <w:tcPr>
-            <w:tcW w:w="3797" w:type="dxa"/>
+            <w:tcW w:w="3522" w:type="dxa"/>
             <w:vMerge/>
             <w:vAlign w:val="center"/>
           </w:tcPr>
@@ -23182,7 +23182,7 @@
         </w:tc>
         <w:tc>
           <w:tcPr>
-            <w:tcW w:w="1426" w:type="dxa"/>
+            <w:tcW w:w="1323" w:type="dxa"/>
             <w:vAlign w:val="center"/>
           </w:tcPr>
           <w:p>
@@ -23206,7 +23206,7 @@
         </w:tc>
         <w:tc>
           <w:tcPr>
-            <w:tcW w:w="1426" w:type="dxa"/>
+            <w:tcW w:w="1323" w:type="dxa"/>
             <w:vAlign w:val="center"/>
           </w:tcPr>
           <w:p>
@@ -23230,7 +23230,7 @@
         </w:tc>
         <w:tc>
           <w:tcPr>
-            <w:tcW w:w="2494" w:type="dxa"/>
+            <w:tcW w:w="2313" w:type="dxa"/>
             <w:vMerge/>
             <w:vAlign w:val="center"/>
           </w:tcPr>
@@ -23252,7 +23252,7 @@
         </w:trPr>
         <w:tc>
           <w:tcPr>
-            <w:tcW w:w="775" w:type="dxa"/>
+            <w:tcW w:w="719" w:type="dxa"/>
           </w:tcPr>
           <w:p>
             <w:pPr>
@@ -23290,7 +23290,7 @@
         </w:tc>
         <w:tc>
           <w:tcPr>
-            <w:tcW w:w="3797" w:type="dxa"/>
+            <w:tcW w:w="3522" w:type="dxa"/>
           </w:tcPr>
           <w:p>
             <w:pPr>
@@ -23311,7 +23311,7 @@
         </w:tc>
         <w:tc>
           <w:tcPr>
-            <w:tcW w:w="1426" w:type="dxa"/>
+            <w:tcW w:w="1323" w:type="dxa"/>
           </w:tcPr>
           <w:p>
             <w:pPr>
@@ -23334,7 +23334,7 @@
         </w:tc>
         <w:tc>
           <w:tcPr>
-            <w:tcW w:w="1426" w:type="dxa"/>
+            <w:tcW w:w="1323" w:type="dxa"/>
           </w:tcPr>
           <w:p>
             <w:pPr>
@@ -23357,7 +23357,7 @@
         </w:tc>
         <w:tc>
           <w:tcPr>
-            <w:tcW w:w="2494" w:type="dxa"/>
+            <w:tcW w:w="2313" w:type="dxa"/>
           </w:tcPr>
           <w:p>
             <w:pPr>
@@ -23410,7 +23410,7 @@
     </w:p>
     <w:tbl>
       <w:tblPr>
-        <w:tblW w:w="9889" w:type="dxa"/>
+        <w:tblW w:w="9200" w:type="dxa"/>
         <w:tblBorders>
           <w:top w:val="single" w:sz="4" w:space="0" w:color="auto"/>
           <w:left w:val="single" w:sz="4" w:space="0" w:color="auto"/>
@@ -23423,8 +23423,8 @@
         <w:tblLayout w:type="fixed"/>
       </w:tblPr>
       <w:tblGrid>
-        <w:gridCol w:w="4655"/>
-        <w:gridCol w:w="5234"/>
+        <w:gridCol w:w="4331"/>
+        <w:gridCol w:w="4869"/>
       </w:tblGrid>
       <w:tr>
         <w:trPr>
@@ -23432,7 +23432,7 @@
         </w:trPr>
         <w:tc>
           <w:tcPr>
-            <w:tcW w:w="4655" w:type="dxa"/>
+            <w:tcW w:w="4331" w:type="dxa"/>
           </w:tcPr>
           <w:p>
             <w:pPr>
@@ -23550,7 +23550,7 @@
         </w:tc>
         <w:tc>
           <w:tcPr>
-            <w:tcW w:w="5234" w:type="dxa"/>
+            <w:tcW w:w="4869" w:type="dxa"/>
           </w:tcPr>
           <w:p>
             <w:pPr>
@@ -23644,7 +23644,7 @@
         </w:trPr>
         <w:tc>
           <w:tcPr>
-            <w:tcW w:w="4655" w:type="dxa"/>
+            <w:tcW w:w="4331" w:type="dxa"/>
           </w:tcPr>
           <w:p>
             <w:pPr>
@@ -23763,7 +23763,7 @@
         </w:tc>
         <w:tc>
           <w:tcPr>
-            <w:tcW w:w="5234" w:type="dxa"/>
+            <w:tcW w:w="4869" w:type="dxa"/>
           </w:tcPr>
           <w:p>
             <w:pPr>

--- a/assets/templates/master_template.docx
+++ b/assets/templates/master_template.docx
@@ -22,7 +22,7 @@
           <w:sz w:val="32"/>
           <w:szCs w:val="32"/>
         </w:rPr>
-        <w:object w:dxaOrig="1440" w:dyaOrig="1440" w14:anchorId="351F1594">
+        <w:object w:dxaOrig="1440" w:dyaOrig="1440" w14:anchorId="45862AD9">
           <v:shapetype id="_x0000_t75" coordsize="21600,21600" o:spt="75" o:preferrelative="t" path="m@4@5l@4@11@9@11@9@5xe" filled="f" stroked="f">
             <v:stroke joinstyle="miter"/>
             <v:formulas>
@@ -45,7 +45,7 @@
           <v:shape id="_x0000_s1028" type="#_x0000_t75" alt="" style="position:absolute;left:0;text-align:left;margin-left:-3.15pt;margin-top:-15.85pt;width:53.4pt;height:57.75pt;z-index:251663360;mso-wrap-edited:f;mso-width-percent:0;mso-height-percent:0;mso-position-horizontal-relative:text;mso-position-vertical-relative:text;mso-width-percent:0;mso-height-percent:0" fillcolor="window">
             <v:imagedata r:id="rId6" o:title=""/>
           </v:shape>
-          <o:OLEObject Type="Embed" ProgID="Word.Picture.8" ShapeID="_x0000_s1028" DrawAspect="Content" ObjectID="_1845228780" r:id="rId7"/>
+          <o:OLEObject Type="Embed" ProgID="Word.Picture.8" ShapeID="_x0000_s1028" DrawAspect="Content" ObjectID="_1847367012" r:id="rId7"/>
         </w:object>
       </w:r>
       <w:r>
@@ -507,7 +507,7 @@
           <w:szCs w:val="32"/>
           <w:cs/>
         </w:rPr>
-        <w:t xml:space="preserve"> บาท เพื่อจัด</w:t>
+        <w:t xml:space="preserve"> บาท เพื่อ</w:t>
       </w:r>
       <w:r>
         <w:rPr>
@@ -581,7 +581,8 @@
     <w:p>
       <w:pPr>
         <w:tabs>
-          <w:tab w:val="left" w:pos="4253"/>
+          <w:tab w:val="left" w:pos="4395"/>
+          <w:tab w:val="left" w:pos="4536"/>
         </w:tabs>
         <w:spacing w:after="0"/>
         <w:rPr>
@@ -1004,7 +1005,7 @@
     <w:p>
       <w:pPr>
         <w:tabs>
-          <w:tab w:val="left" w:pos="4253"/>
+          <w:tab w:val="left" w:pos="4395"/>
         </w:tabs>
         <w:spacing w:after="0"/>
         <w:rPr>
@@ -1504,7 +1505,7 @@
     <w:p>
       <w:pPr>
         <w:tabs>
-          <w:tab w:val="left" w:pos="4253"/>
+          <w:tab w:val="left" w:pos="4395"/>
         </w:tabs>
         <w:spacing w:after="0"/>
         <w:rPr>
@@ -1702,11 +1703,11 @@
           <w:szCs w:val="32"/>
         </w:rPr>
         <w:lastRenderedPageBreak/>
-        <w:object w:dxaOrig="1440" w:dyaOrig="1440" w14:anchorId="6422F826">
+        <w:object w:dxaOrig="1440" w:dyaOrig="1440" w14:anchorId="3A9242C3">
           <v:shape id="_x0000_s1027" type="#_x0000_t75" alt="" style="position:absolute;left:0;text-align:left;margin-left:-1.5pt;margin-top:-20.3pt;width:53.4pt;height:57.75pt;z-index:251660288;mso-wrap-edited:f;mso-width-percent:0;mso-height-percent:0;mso-position-horizontal-relative:text;mso-position-vertical-relative:text;mso-width-percent:0;mso-height-percent:0" fillcolor="window">
             <v:imagedata r:id="rId6" o:title=""/>
           </v:shape>
-          <o:OLEObject Type="Embed" ProgID="Word.Picture.8" ShapeID="_x0000_s1027" DrawAspect="Content" ObjectID="_1845228779" r:id="rId8"/>
+          <o:OLEObject Type="Embed" ProgID="Word.Picture.8" ShapeID="_x0000_s1027" DrawAspect="Content" ObjectID="_1847367011" r:id="rId8"/>
         </w:object>
       </w:r>
       <w:r>
@@ -2058,7 +2059,7 @@
           <w:szCs w:val="32"/>
           <w:cs/>
         </w:rPr>
-        <w:t xml:space="preserve"> จะดำเนินการจัด</w:t>
+        <w:t xml:space="preserve"> จะดำเนินการ</w:t>
       </w:r>
       <w:r>
         <w:rPr>
@@ -2379,7 +2380,7 @@
       <w:pPr>
         <w:pStyle w:val="a8"/>
         <w:tabs>
-          <w:tab w:val="left" w:pos="4253"/>
+          <w:tab w:val="left" w:pos="4395"/>
         </w:tabs>
         <w:jc w:val="both"/>
         <w:rPr>
@@ -2510,6 +2511,7 @@
         <w:pStyle w:val="a8"/>
         <w:tabs>
           <w:tab w:val="left" w:pos="4253"/>
+          <w:tab w:val="left" w:pos="4395"/>
         </w:tabs>
         <w:rPr>
           <w:rFonts w:ascii="TH SarabunIT๙" w:hAnsi="TH SarabunIT๙" w:cs="TH SarabunIT๙"/>
@@ -2694,7 +2696,7 @@
       <w:pPr>
         <w:pStyle w:val="a8"/>
         <w:tabs>
-          <w:tab w:val="left" w:pos="4253"/>
+          <w:tab w:val="left" w:pos="4395"/>
         </w:tabs>
         <w:rPr>
           <w:rFonts w:ascii="TH SarabunIT๙" w:hAnsi="TH SarabunIT๙" w:cs="TH SarabunIT๙"/>
@@ -2922,16 +2924,6 @@
           <w:szCs w:val="32"/>
         </w:rPr>
       </w:pPr>
-      <w:r>
-        <w:rPr>
-          <w:rFonts w:ascii="TH SarabunIT๙" w:hAnsi="TH SarabunIT๙" w:cs="TH SarabunIT๙"/>
-          <w:b/>
-          <w:bCs/>
-          <w:szCs w:val="32"/>
-          <w:cs/>
-        </w:rPr>
-        <w:t>จัด</w:t>
-      </w:r>
       <w:r>
         <w:rPr>
           <w:rFonts w:ascii="TH SarabunIT๙" w:hAnsi="TH SarabunIT๙" w:cs="TH SarabunIT๙"/>
@@ -3641,7 +3633,7 @@
     </w:p>
     <w:tbl>
       <w:tblPr>
-        <w:tblW w:w="9200" w:type="dxa"/>
+        <w:tblW w:w="9313" w:type="dxa"/>
         <w:tblInd w:w="18" w:type="dxa"/>
         <w:tblBorders>
           <w:top w:val="single" w:sz="4" w:space="0" w:color="auto"/>
@@ -3655,12 +3647,12 @@
         <w:tblLook w:val="04A0" w:firstRow="1" w:lastRow="0" w:firstColumn="1" w:lastColumn="0" w:noHBand="0" w:noVBand="1"/>
       </w:tblPr>
       <w:tblGrid>
-        <w:gridCol w:w="509"/>
-        <w:gridCol w:w="3564"/>
-        <w:gridCol w:w="1188"/>
-        <w:gridCol w:w="1527"/>
-        <w:gridCol w:w="1103"/>
-        <w:gridCol w:w="1309"/>
+        <w:gridCol w:w="515"/>
+        <w:gridCol w:w="3608"/>
+        <w:gridCol w:w="1202"/>
+        <w:gridCol w:w="1545"/>
+        <w:gridCol w:w="1118"/>
+        <w:gridCol w:w="1325"/>
       </w:tblGrid>
       <w:tr>
         <w:trPr>
@@ -3669,7 +3661,7 @@
         </w:trPr>
         <w:tc>
           <w:tcPr>
-            <w:tcW w:w="509" w:type="dxa"/>
+            <w:tcW w:w="515" w:type="dxa"/>
           </w:tcPr>
           <w:p>
             <w:pPr>
@@ -3694,7 +3686,7 @@
         </w:tc>
         <w:tc>
           <w:tcPr>
-            <w:tcW w:w="3564" w:type="dxa"/>
+            <w:tcW w:w="3608" w:type="dxa"/>
           </w:tcPr>
           <w:p>
             <w:pPr>
@@ -3728,7 +3720,7 @@
         </w:tc>
         <w:tc>
           <w:tcPr>
-            <w:tcW w:w="1188" w:type="dxa"/>
+            <w:tcW w:w="1202" w:type="dxa"/>
           </w:tcPr>
           <w:p>
             <w:pPr>
@@ -3774,7 +3766,7 @@
         </w:tc>
         <w:tc>
           <w:tcPr>
-            <w:tcW w:w="1527" w:type="dxa"/>
+            <w:tcW w:w="1545" w:type="dxa"/>
           </w:tcPr>
           <w:p>
             <w:pPr>
@@ -3836,7 +3828,7 @@
         </w:tc>
         <w:tc>
           <w:tcPr>
-            <w:tcW w:w="1103" w:type="dxa"/>
+            <w:tcW w:w="1116" w:type="dxa"/>
           </w:tcPr>
           <w:p>
             <w:pPr>
@@ -3881,7 +3873,7 @@
         </w:tc>
         <w:tc>
           <w:tcPr>
-            <w:tcW w:w="1309" w:type="dxa"/>
+            <w:tcW w:w="1325" w:type="dxa"/>
           </w:tcPr>
           <w:p>
             <w:pPr>
@@ -3940,7 +3932,7 @@
         </w:trPr>
         <w:tc>
           <w:tcPr>
-            <w:tcW w:w="509" w:type="dxa"/>
+            <w:tcW w:w="515" w:type="dxa"/>
           </w:tcPr>
           <w:p>
             <w:pPr>
@@ -3958,13 +3950,31 @@
                 <w:sz w:val="30"/>
                 <w:szCs w:val="30"/>
               </w:rPr>
-              <w:t>{{idx}}</w:t>
+              <w:t>{{</w:t>
+            </w:r>
+            <w:proofErr w:type="spellStart"/>
+            <w:r>
+              <w:rPr>
+                <w:rFonts w:ascii="TH SarabunIT๙" w:eastAsia="Calibri" w:hAnsi="TH SarabunIT๙" w:cs="TH SarabunIT๙"/>
+                <w:sz w:val="30"/>
+                <w:szCs w:val="30"/>
+              </w:rPr>
+              <w:t>idx</w:t>
+            </w:r>
+            <w:proofErr w:type="spellEnd"/>
+            <w:r>
+              <w:rPr>
+                <w:rFonts w:ascii="TH SarabunIT๙" w:eastAsia="Calibri" w:hAnsi="TH SarabunIT๙" w:cs="TH SarabunIT๙"/>
+                <w:sz w:val="30"/>
+                <w:szCs w:val="30"/>
+              </w:rPr>
+              <w:t>}}</w:t>
             </w:r>
           </w:p>
         </w:tc>
         <w:tc>
           <w:tcPr>
-            <w:tcW w:w="3564" w:type="dxa"/>
+            <w:tcW w:w="3608" w:type="dxa"/>
           </w:tcPr>
           <w:p>
             <w:pPr>
@@ -3987,7 +3997,7 @@
         </w:tc>
         <w:tc>
           <w:tcPr>
-            <w:tcW w:w="1188" w:type="dxa"/>
+            <w:tcW w:w="1202" w:type="dxa"/>
           </w:tcPr>
           <w:p>
             <w:pPr>
@@ -4012,7 +4022,7 @@
         </w:tc>
         <w:tc>
           <w:tcPr>
-            <w:tcW w:w="1527" w:type="dxa"/>
+            <w:tcW w:w="1545" w:type="dxa"/>
           </w:tcPr>
           <w:p>
             <w:pPr>
@@ -4036,7 +4046,7 @@
         </w:tc>
         <w:tc>
           <w:tcPr>
-            <w:tcW w:w="1103" w:type="dxa"/>
+            <w:tcW w:w="1116" w:type="dxa"/>
           </w:tcPr>
           <w:p>
             <w:pPr>
@@ -4060,7 +4070,7 @@
         </w:tc>
         <w:tc>
           <w:tcPr>
-            <w:tcW w:w="1309" w:type="dxa"/>
+            <w:tcW w:w="1325" w:type="dxa"/>
           </w:tcPr>
           <w:p>
             <w:pPr>
@@ -4089,7 +4099,7 @@
         </w:trPr>
         <w:tc>
           <w:tcPr>
-            <w:tcW w:w="7891" w:type="dxa"/>
+            <w:tcW w:w="7988" w:type="dxa"/>
             <w:gridSpan w:val="5"/>
             <w:vAlign w:val="center"/>
           </w:tcPr>
@@ -4145,7 +4155,7 @@
         </w:tc>
         <w:tc>
           <w:tcPr>
-            <w:tcW w:w="1309" w:type="dxa"/>
+            <w:tcW w:w="1325" w:type="dxa"/>
             <w:vAlign w:val="center"/>
           </w:tcPr>
           <w:p>
@@ -4414,6 +4424,7 @@
           <w:szCs w:val="32"/>
           <w:cs/>
         </w:rPr>
+        <w:lastRenderedPageBreak/>
         <w:t xml:space="preserve">    </w:t>
       </w:r>
       <w:r>
@@ -4488,7 +4499,6 @@
           <w:szCs w:val="32"/>
           <w:cs/>
         </w:rPr>
-        <w:lastRenderedPageBreak/>
         <w:t>6. การรับประกันความชำรุดบกพร่อง</w:t>
       </w:r>
     </w:p>
@@ -4890,7 +4900,7 @@
       <w:pPr>
         <w:pStyle w:val="a8"/>
         <w:tabs>
-          <w:tab w:val="left" w:pos="4111"/>
+          <w:tab w:val="left" w:pos="4253"/>
         </w:tabs>
         <w:rPr>
           <w:rFonts w:ascii="TH SarabunIT๙" w:hAnsi="TH SarabunIT๙" w:cs="TH SarabunIT๙"/>
@@ -4933,7 +4943,7 @@
       <w:pPr>
         <w:pStyle w:val="a8"/>
         <w:tabs>
-          <w:tab w:val="left" w:pos="4111"/>
+          <w:tab w:val="left" w:pos="4395"/>
         </w:tabs>
         <w:rPr>
           <w:rFonts w:ascii="TH SarabunIT๙" w:hAnsi="TH SarabunIT๙" w:cs="TH SarabunIT๙"/>
@@ -4961,7 +4971,7 @@
       <w:pPr>
         <w:pStyle w:val="a8"/>
         <w:tabs>
-          <w:tab w:val="left" w:pos="4111"/>
+          <w:tab w:val="left" w:pos="4253"/>
         </w:tabs>
         <w:rPr>
           <w:rFonts w:ascii="TH SarabunIT๙" w:hAnsi="TH SarabunIT๙" w:cs="TH SarabunIT๙"/>
@@ -5138,18 +5148,18 @@
         <w:tblW w:w="9200" w:type="dxa"/>
         <w:jc w:val="center"/>
         <w:shd w:val="clear" w:color="auto" w:fill="F1F1F1"/>
+        <w:tblLayout w:type="fixed"/>
         <w:tblCellMar>
           <w:left w:w="0" w:type="dxa"/>
           <w:right w:w="0" w:type="dxa"/>
         </w:tblCellMar>
         <w:tblLook w:val="04A0" w:firstRow="1" w:lastRow="0" w:firstColumn="1" w:lastColumn="0" w:noHBand="0" w:noVBand="1"/>
-        <w:tblLayout w:type="fixed"/>
       </w:tblPr>
       <w:tblGrid>
-        <w:gridCol w:w="9200"/>
-        <w:gridCol w:w="5"/>
-        <w:gridCol w:w="5"/>
-        <w:gridCol w:w="5"/>
+        <w:gridCol w:w="9140"/>
+        <w:gridCol w:w="20"/>
+        <w:gridCol w:w="20"/>
+        <w:gridCol w:w="20"/>
       </w:tblGrid>
       <w:tr>
         <w:trPr>
@@ -5157,7 +5167,7 @@
         </w:trPr>
         <w:tc>
           <w:tcPr>
-            <w:tcW w:w="0" w:type="auto"/>
+            <w:tcW w:w="9215" w:type="dxa"/>
             <w:gridSpan w:val="4"/>
             <w:shd w:val="clear" w:color="auto" w:fill="FFFFFF" w:themeFill="background1"/>
             <w:vAlign w:val="center"/>
@@ -5166,16 +5176,16 @@
           <w:tbl>
             <w:tblPr>
               <w:tblW w:w="5000" w:type="pct"/>
+              <w:tblLayout w:type="fixed"/>
               <w:tblCellMar>
                 <w:left w:w="0" w:type="dxa"/>
                 <w:right w:w="0" w:type="dxa"/>
               </w:tblCellMar>
               <w:tblLook w:val="04A0" w:firstRow="1" w:lastRow="0" w:firstColumn="1" w:lastColumn="0" w:noHBand="0" w:noVBand="1"/>
-              <w:tblLayout w:type="fixed"/>
             </w:tblPr>
             <w:tblGrid>
-              <w:gridCol w:w="2589"/>
-              <w:gridCol w:w="6627"/>
+              <w:gridCol w:w="2584"/>
+              <w:gridCol w:w="6616"/>
             </w:tblGrid>
             <w:tr>
               <w:tc>
@@ -5304,7 +5314,7 @@
         </w:trPr>
         <w:tc>
           <w:tcPr>
-            <w:tcW w:w="0" w:type="auto"/>
+            <w:tcW w:w="9200" w:type="dxa"/>
             <w:shd w:val="clear" w:color="auto" w:fill="FFFFFF" w:themeFill="background1"/>
             <w:vAlign w:val="center"/>
             <w:hideMark/>
@@ -5314,16 +5324,16 @@
               <w:tblpPr w:leftFromText="180" w:rightFromText="180" w:vertAnchor="text" w:horzAnchor="margin" w:tblpY="-17"/>
               <w:tblOverlap w:val="never"/>
               <w:tblW w:w="5000" w:type="pct"/>
+              <w:tblLayout w:type="fixed"/>
               <w:tblCellMar>
                 <w:left w:w="0" w:type="dxa"/>
                 <w:right w:w="0" w:type="dxa"/>
               </w:tblCellMar>
               <w:tblLook w:val="04A0" w:firstRow="1" w:lastRow="0" w:firstColumn="1" w:lastColumn="0" w:noHBand="0" w:noVBand="1"/>
-              <w:tblLayout w:type="fixed"/>
             </w:tblPr>
             <w:tblGrid>
-              <w:gridCol w:w="1418"/>
-              <w:gridCol w:w="8888"/>
+              <w:gridCol w:w="1259"/>
+              <w:gridCol w:w="7881"/>
             </w:tblGrid>
             <w:tr>
               <w:tc>
@@ -5435,7 +5445,7 @@
         </w:tc>
         <w:tc>
           <w:tcPr>
-            <w:tcW w:w="0" w:type="auto"/>
+            <w:tcW w:w="5" w:type="dxa"/>
             <w:shd w:val="clear" w:color="auto" w:fill="FFFFFF" w:themeFill="background1"/>
             <w:vAlign w:val="center"/>
             <w:hideMark/>
@@ -5453,7 +5463,7 @@
         </w:tc>
         <w:tc>
           <w:tcPr>
-            <w:tcW w:w="0" w:type="auto"/>
+            <w:tcW w:w="5" w:type="dxa"/>
             <w:shd w:val="clear" w:color="auto" w:fill="FFFFFF" w:themeFill="background1"/>
             <w:vAlign w:val="center"/>
             <w:hideMark/>
@@ -5471,7 +5481,7 @@
         </w:tc>
         <w:tc>
           <w:tcPr>
-            <w:tcW w:w="0" w:type="auto"/>
+            <w:tcW w:w="5" w:type="dxa"/>
             <w:shd w:val="clear" w:color="auto" w:fill="FFFFFF" w:themeFill="background1"/>
             <w:vAlign w:val="center"/>
             <w:hideMark/>
@@ -5494,7 +5504,7 @@
         </w:trPr>
         <w:tc>
           <w:tcPr>
-            <w:tcW w:w="0" w:type="auto"/>
+            <w:tcW w:w="9200" w:type="dxa"/>
             <w:shd w:val="clear" w:color="auto" w:fill="FFFFFF" w:themeFill="background1"/>
             <w:vAlign w:val="center"/>
             <w:hideMark/>
@@ -5502,19 +5512,19 @@
           <w:tbl>
             <w:tblPr>
               <w:tblW w:w="9200" w:type="dxa"/>
+              <w:tblLayout w:type="fixed"/>
               <w:tblCellMar>
                 <w:left w:w="0" w:type="dxa"/>
                 <w:right w:w="0" w:type="dxa"/>
               </w:tblCellMar>
               <w:tblLook w:val="04A0" w:firstRow="1" w:lastRow="0" w:firstColumn="1" w:lastColumn="0" w:noHBand="0" w:noVBand="1"/>
-              <w:tblLayout w:type="fixed"/>
             </w:tblPr>
             <w:tblGrid>
               <w:gridCol w:w="633"/>
               <w:gridCol w:w="2910"/>
               <w:gridCol w:w="254"/>
               <w:gridCol w:w="633"/>
-              <w:gridCol w:w="4771"/>
+              <w:gridCol w:w="4770"/>
             </w:tblGrid>
             <w:tr>
               <w:trPr>
@@ -5695,7 +5705,7 @@
         </w:tc>
         <w:tc>
           <w:tcPr>
-            <w:tcW w:w="0" w:type="auto"/>
+            <w:tcW w:w="5" w:type="dxa"/>
             <w:shd w:val="clear" w:color="auto" w:fill="FFFFFF" w:themeFill="background1"/>
             <w:vAlign w:val="center"/>
             <w:hideMark/>
@@ -5713,7 +5723,7 @@
         </w:tc>
         <w:tc>
           <w:tcPr>
-            <w:tcW w:w="0" w:type="auto"/>
+            <w:tcW w:w="5" w:type="dxa"/>
             <w:shd w:val="clear" w:color="auto" w:fill="FFFFFF" w:themeFill="background1"/>
             <w:vAlign w:val="center"/>
             <w:hideMark/>
@@ -5731,7 +5741,7 @@
         </w:tc>
         <w:tc>
           <w:tcPr>
-            <w:tcW w:w="0" w:type="auto"/>
+            <w:tcW w:w="5" w:type="dxa"/>
             <w:shd w:val="clear" w:color="auto" w:fill="FFFFFF" w:themeFill="background1"/>
             <w:vAlign w:val="center"/>
             <w:hideMark/>
@@ -5754,7 +5764,7 @@
         </w:trPr>
         <w:tc>
           <w:tcPr>
-            <w:tcW w:w="0" w:type="auto"/>
+            <w:tcW w:w="9200" w:type="dxa"/>
             <w:shd w:val="clear" w:color="auto" w:fill="FFFFFF" w:themeFill="background1"/>
             <w:vAlign w:val="center"/>
             <w:hideMark/>
@@ -5762,16 +5772,16 @@
           <w:tbl>
             <w:tblPr>
               <w:tblW w:w="5000" w:type="pct"/>
+              <w:tblLayout w:type="fixed"/>
               <w:tblCellMar>
                 <w:left w:w="0" w:type="dxa"/>
                 <w:right w:w="0" w:type="dxa"/>
               </w:tblCellMar>
               <w:tblLook w:val="04A0" w:firstRow="1" w:lastRow="0" w:firstColumn="1" w:lastColumn="0" w:noHBand="0" w:noVBand="1"/>
-              <w:tblLayout w:type="fixed"/>
             </w:tblPr>
             <w:tblGrid>
-              <w:gridCol w:w="709"/>
-              <w:gridCol w:w="9597"/>
+              <w:gridCol w:w="631"/>
+              <w:gridCol w:w="8509"/>
             </w:tblGrid>
             <w:tr>
               <w:tc>
@@ -5866,7 +5876,7 @@
         </w:tc>
         <w:tc>
           <w:tcPr>
-            <w:tcW w:w="0" w:type="auto"/>
+            <w:tcW w:w="5" w:type="dxa"/>
             <w:shd w:val="clear" w:color="auto" w:fill="FFFFFF" w:themeFill="background1"/>
             <w:vAlign w:val="center"/>
             <w:hideMark/>
@@ -5884,7 +5894,7 @@
         </w:tc>
         <w:tc>
           <w:tcPr>
-            <w:tcW w:w="0" w:type="auto"/>
+            <w:tcW w:w="5" w:type="dxa"/>
             <w:shd w:val="clear" w:color="auto" w:fill="FFFFFF" w:themeFill="background1"/>
             <w:vAlign w:val="center"/>
             <w:hideMark/>
@@ -5902,7 +5912,7 @@
         </w:tc>
         <w:tc>
           <w:tcPr>
-            <w:tcW w:w="0" w:type="auto"/>
+            <w:tcW w:w="5" w:type="dxa"/>
             <w:shd w:val="clear" w:color="auto" w:fill="FFFFFF" w:themeFill="background1"/>
             <w:vAlign w:val="center"/>
             <w:hideMark/>
@@ -5925,7 +5935,7 @@
         </w:trPr>
         <w:tc>
           <w:tcPr>
-            <w:tcW w:w="0" w:type="auto"/>
+            <w:tcW w:w="9200" w:type="dxa"/>
             <w:shd w:val="clear" w:color="auto" w:fill="FFFFFF" w:themeFill="background1"/>
             <w:vAlign w:val="center"/>
             <w:hideMark/>
@@ -6133,6 +6143,17 @@
               </w:rPr>
               <w:t>๑. เหตุผลความจำเป็นที่ต้อง</w:t>
             </w:r>
+            <w:proofErr w:type="spellStart"/>
+            <w:r>
+              <w:rPr>
+                <w:rFonts w:ascii="TH SarabunIT๙" w:eastAsia="Times New Roman" w:hAnsi="TH SarabunIT๙" w:cs="TH SarabunIT๙" w:hint="cs"/>
+                <w:sz w:val="32"/>
+                <w:szCs w:val="32"/>
+                <w:cs/>
+              </w:rPr>
+              <w:t>จั</w:t>
+            </w:r>
+            <w:proofErr w:type="spellEnd"/>
             <w:r>
               <w:rPr>
                 <w:rFonts w:ascii="TH SarabunIT๙" w:eastAsia="Times New Roman" w:hAnsi="TH SarabunIT๙" w:cs="TH SarabunIT๙"/>
@@ -6738,7 +6759,6 @@
               <w:spacing w:after="0" w:line="240" w:lineRule="auto"/>
               <w:rPr>
                 <w:rFonts w:ascii="TH SarabunIT๙" w:eastAsia="Times New Roman" w:hAnsi="TH SarabunIT๙" w:cs="TH SarabunIT๙"/>
-                <w:color w:val="0000FF"/>
                 <w:sz w:val="32"/>
                 <w:szCs w:val="32"/>
               </w:rPr>
@@ -6746,6 +6766,109 @@
             <w:r>
               <w:rPr>
                 <w:rFonts w:ascii="TH SarabunIT๙" w:eastAsia="Times New Roman" w:hAnsi="TH SarabunIT๙" w:cs="TH SarabunIT๙"/>
+                <w:vanish/>
+                <w:sz w:val="2"/>
+                <w:szCs w:val="2"/>
+              </w:rPr>
+              <w:t>{{if:single_inspector_only}}</w:t>
+            </w:r>
+            <w:r>
+              <w:rPr>
+                <w:rFonts w:ascii="TH SarabunIT๙" w:eastAsia="Times New Roman" w:hAnsi="TH SarabunIT๙" w:cs="TH SarabunIT๙"/>
+                <w:sz w:val="32"/>
+                <w:szCs w:val="32"/>
+              </w:rPr>
+              <w:t xml:space="preserve">               3. </w:t>
+            </w:r>
+            <w:r>
+              <w:rPr>
+                <w:rFonts w:ascii="TH SarabunIT๙" w:eastAsia="Times New Roman" w:hAnsi="TH SarabunIT๙" w:cs="TH SarabunIT๙"/>
+                <w:sz w:val="32"/>
+                <w:szCs w:val="32"/>
+                <w:cs/>
+              </w:rPr>
+              <w:t xml:space="preserve">อนุมัติแต่งตั้ง </w:t>
+            </w:r>
+            <w:r>
+              <w:rPr>
+                <w:rFonts w:ascii="TH SarabunIT๙" w:eastAsia="Times New Roman" w:hAnsi="TH SarabunIT๙" w:cs="TH SarabunIT๙"/>
+                <w:noProof/>
+                <w:sz w:val="32"/>
+                <w:szCs w:val="32"/>
+              </w:rPr>
+              <w:t>{{inspector_1}}</w:t>
+            </w:r>
+            <w:r>
+              <w:rPr>
+                <w:rFonts w:ascii="TH SarabunIT๙" w:eastAsia="Times New Roman" w:hAnsi="TH SarabunIT๙" w:cs="TH SarabunIT๙"/>
+                <w:sz w:val="32"/>
+                <w:szCs w:val="32"/>
+                <w:cs/>
+              </w:rPr>
+              <w:t xml:space="preserve"> ตำแหน่ง </w:t>
+            </w:r>
+            <w:r>
+              <w:rPr>
+                <w:rFonts w:ascii="TH SarabunIT๙" w:eastAsia="Times New Roman" w:hAnsi="TH SarabunIT๙" w:cs="TH SarabunIT๙"/>
+                <w:sz w:val="32"/>
+                <w:szCs w:val="32"/>
+              </w:rPr>
+              <w:t>{{inspector_1_pos}}</w:t>
+            </w:r>
+            <w:r>
+              <w:rPr>
+                <w:rFonts w:ascii="TH SarabunIT๙" w:eastAsia="Times New Roman" w:hAnsi="TH SarabunIT๙" w:cs="TH SarabunIT๙"/>
+                <w:sz w:val="32"/>
+                <w:szCs w:val="32"/>
+                <w:cs/>
+              </w:rPr>
+              <w:t xml:space="preserve"> </w:t>
+            </w:r>
+            <w:r>
+              <w:rPr>
+                <w:rFonts w:ascii="TH SarabunIT๙" w:hAnsi="TH SarabunIT๙" w:cs="TH SarabunIT๙"/>
+                <w:szCs w:val="32"/>
+                <w:cs/>
+              </w:rPr>
+              <w:t>โรงเรียน</w:t>
+            </w:r>
+            <w:r>
+              <w:rPr>
+                <w:rFonts w:ascii="TH SarabunIT๙" w:hAnsi="TH SarabunIT๙" w:cs="TH SarabunIT๙"/>
+                <w:sz w:val="32"/>
+                <w:szCs w:val="32"/>
+              </w:rPr>
+              <w:t>{{school_name}}</w:t>
+            </w:r>
+            <w:r>
+              <w:rPr>
+                <w:rFonts w:ascii="TH SarabunIT๙" w:hAnsi="TH SarabunIT๙" w:cs="TH SarabunIT๙"/>
+                <w:szCs w:val="32"/>
+                <w:cs/>
+              </w:rPr>
+              <w:t xml:space="preserve"> </w:t>
+            </w:r>
+            <w:r>
+              <w:rPr>
+                <w:rFonts w:ascii="TH SarabunIT๙" w:eastAsia="Times New Roman" w:hAnsi="TH SarabunIT๙" w:cs="TH SarabunIT๙"/>
+                <w:sz w:val="32"/>
+                <w:szCs w:val="32"/>
+                <w:cs/>
+              </w:rPr>
+              <w:t>เป็นผู้ตรวจรับพัสดุ</w:t>
+            </w:r>
+            <w:r>
+              <w:rPr>
+                <w:rFonts w:ascii="TH SarabunIT๙" w:eastAsia="Times New Roman" w:hAnsi="TH SarabunIT๙" w:cs="TH SarabunIT๙"/>
+                <w:vanish/>
+                <w:sz w:val="2"/>
+                <w:szCs w:val="2"/>
+              </w:rPr>
+              <w:t>{{endif:single_inspector_only}}{{if:committee_only}}</w:t>
+            </w:r>
+            <w:r>
+              <w:rPr>
+                <w:rFonts w:ascii="TH SarabunIT๙" w:eastAsia="Times New Roman" w:hAnsi="TH SarabunIT๙" w:cs="TH SarabunIT๙"/>
                 <w:sz w:val="32"/>
                 <w:szCs w:val="32"/>
               </w:rPr>
@@ -6754,127 +6877,29 @@
             <w:r>
               <w:rPr>
                 <w:rFonts w:ascii="TH SarabunIT๙" w:eastAsia="Times New Roman" w:hAnsi="TH SarabunIT๙" w:cs="TH SarabunIT๙"/>
-                <w:color w:val="0000FF"/>
-                <w:sz w:val="32"/>
-                <w:szCs w:val="32"/>
-              </w:rPr>
-              <w:t xml:space="preserve">3. </w:t>
-            </w:r>
-            <w:r>
-              <w:rPr>
-                <w:rFonts w:ascii="TH SarabunIT๙" w:eastAsia="Times New Roman" w:hAnsi="TH SarabunIT๙" w:cs="TH SarabunIT๙"/>
-                <w:color w:val="0000FF"/>
                 <w:sz w:val="32"/>
                 <w:szCs w:val="32"/>
                 <w:cs/>
               </w:rPr>
-              <w:t xml:space="preserve">อนุมัติแต่งตั้ง </w:t>
+              <w:t>3. ลงนามในคำสั่งแต่งตั้ง</w:t>
             </w:r>
             <w:r>
               <w:rPr>
                 <w:rFonts w:ascii="TH SarabunIT๙" w:eastAsia="Times New Roman" w:hAnsi="TH SarabunIT๙" w:cs="TH SarabunIT๙"/>
                 <w:noProof/>
-                <w:color w:val="0000FF"/>
-                <w:sz w:val="32"/>
-                <w:szCs w:val="32"/>
-              </w:rPr>
-              <w:t>{{inspector_1}}</w:t>
-            </w:r>
-            <w:r>
-              <w:rPr>
-                <w:rFonts w:ascii="TH SarabunIT๙" w:eastAsia="Times New Roman" w:hAnsi="TH SarabunIT๙" w:cs="TH SarabunIT๙"/>
-                <w:color w:val="0000FF"/>
-                <w:sz w:val="32"/>
-                <w:szCs w:val="32"/>
-                <w:cs/>
-              </w:rPr>
-              <w:t xml:space="preserve"> ตำแหน่ง </w:t>
-            </w:r>
-            <w:r>
-              <w:rPr>
-                <w:rFonts w:ascii="TH SarabunIT๙" w:eastAsia="Times New Roman" w:hAnsi="TH SarabunIT๙" w:cs="TH SarabunIT๙"/>
-                <w:color w:val="0000FF"/>
-                <w:sz w:val="32"/>
-                <w:szCs w:val="32"/>
-              </w:rPr>
-              <w:t>{{inspector_1_pos}}</w:t>
-            </w:r>
-            <w:r>
-              <w:rPr>
-                <w:rFonts w:ascii="TH SarabunIT๙" w:eastAsia="Times New Roman" w:hAnsi="TH SarabunIT๙" w:cs="TH SarabunIT๙"/>
-                <w:color w:val="0000FF"/>
-                <w:sz w:val="32"/>
-                <w:szCs w:val="32"/>
-                <w:cs/>
-              </w:rPr>
-              <w:t xml:space="preserve"> </w:t>
-            </w:r>
-            <w:r>
-              <w:rPr>
-                <w:rFonts w:ascii="TH SarabunIT๙" w:hAnsi="TH SarabunIT๙" w:cs="TH SarabunIT๙"/>
-                <w:color w:val="0000FF"/>
-                <w:szCs w:val="32"/>
-                <w:cs/>
-              </w:rPr>
-              <w:t>โรงเรียน</w:t>
-            </w:r>
-            <w:r>
-              <w:rPr>
-                <w:rFonts w:ascii="TH SarabunIT๙" w:hAnsi="TH SarabunIT๙" w:cs="TH SarabunIT๙"/>
-                <w:color w:val="0000FF"/>
-                <w:sz w:val="32"/>
-                <w:szCs w:val="32"/>
-              </w:rPr>
-              <w:t>{{school_name}}</w:t>
-            </w:r>
-            <w:r>
-              <w:rPr>
-                <w:rFonts w:ascii="TH SarabunIT๙" w:hAnsi="TH SarabunIT๙" w:cs="TH SarabunIT๙"/>
-                <w:color w:val="0000FF"/>
-                <w:szCs w:val="32"/>
-                <w:cs/>
-              </w:rPr>
-              <w:t xml:space="preserve"> </w:t>
-            </w:r>
-            <w:r>
-              <w:rPr>
-                <w:rFonts w:ascii="TH SarabunIT๙" w:eastAsia="Times New Roman" w:hAnsi="TH SarabunIT๙" w:cs="TH SarabunIT๙"/>
-                <w:color w:val="0000FF"/>
-                <w:sz w:val="32"/>
-                <w:szCs w:val="32"/>
-                <w:cs/>
-              </w:rPr>
-              <w:t>เป็นผู้ตรวจรับพัสดุ</w:t>
-            </w:r>
-            <w:r>
-              <w:rPr>
-                <w:rFonts w:ascii="TH SarabunIT๙" w:eastAsia="Times New Roman" w:hAnsi="TH SarabunIT๙" w:cs="TH SarabunIT๙"/>
-                <w:color w:val="0000FF"/>
-                <w:sz w:val="32"/>
-                <w:szCs w:val="32"/>
-              </w:rPr>
-              <w:br/>
-              <w:t>               </w:t>
-            </w:r>
-            <w:r>
-              <w:rPr>
-                <w:rFonts w:ascii="TH SarabunIT๙" w:eastAsia="Times New Roman" w:hAnsi="TH SarabunIT๙" w:cs="TH SarabunIT๙"/>
-                <w:color w:val="0000FF"/>
-                <w:sz w:val="32"/>
-                <w:szCs w:val="32"/>
-                <w:cs/>
-              </w:rPr>
-              <w:t>3. ลงนามในคำสั่งแต่งตั้ง</w:t>
-            </w:r>
-            <w:r>
-              <w:rPr>
-                <w:rFonts w:ascii="TH SarabunIT๙" w:eastAsia="Times New Roman" w:hAnsi="TH SarabunIT๙" w:cs="TH SarabunIT๙"/>
-                <w:noProof/>
-                <w:color w:val="0000FF"/>
                 <w:sz w:val="32"/>
                 <w:szCs w:val="32"/>
               </w:rPr>
               <w:t>{{inspector_title_group}}</w:t>
+            </w:r>
+            <w:r>
+              <w:rPr>
+                <w:rFonts w:ascii="TH SarabunIT๙" w:eastAsia="Times New Roman" w:hAnsi="TH SarabunIT๙" w:cs="TH SarabunIT๙"/>
+                <w:vanish/>
+                <w:sz w:val="2"/>
+                <w:szCs w:val="2"/>
+              </w:rPr>
+              <w:t>{{endif:committee_only}}</w:t>
             </w:r>
           </w:p>
           <w:p>
@@ -6901,8 +6926,8 @@
             <w:pPr>
               <w:pStyle w:val="a8"/>
               <w:tabs>
-                <w:tab w:val="left" w:pos="567"/>
-                <w:tab w:val="left" w:pos="5245"/>
+                <w:tab w:val="left" w:pos="142"/>
+                <w:tab w:val="left" w:pos="4395"/>
               </w:tabs>
               <w:rPr>
                 <w:rFonts w:ascii="TH SarabunIT๙" w:hAnsi="TH SarabunIT๙" w:cs="TH SarabunIT๙"/>
@@ -6977,8 +7002,8 @@
             <w:pPr>
               <w:pStyle w:val="a8"/>
               <w:tabs>
-                <w:tab w:val="left" w:pos="1134"/>
-                <w:tab w:val="left" w:pos="5812"/>
+                <w:tab w:val="left" w:pos="851"/>
+                <w:tab w:val="left" w:pos="5103"/>
               </w:tabs>
               <w:rPr>
                 <w:rFonts w:ascii="TH SarabunIT๙" w:hAnsi="TH SarabunIT๙" w:cs="TH SarabunIT๙"/>
@@ -7261,7 +7286,7 @@
         </w:tc>
         <w:tc>
           <w:tcPr>
-            <w:tcW w:w="0" w:type="auto"/>
+            <w:tcW w:w="5" w:type="dxa"/>
             <w:shd w:val="clear" w:color="auto" w:fill="FFFFFF" w:themeFill="background1"/>
             <w:vAlign w:val="center"/>
             <w:hideMark/>
@@ -7279,7 +7304,7 @@
         </w:tc>
         <w:tc>
           <w:tcPr>
-            <w:tcW w:w="0" w:type="auto"/>
+            <w:tcW w:w="5" w:type="dxa"/>
             <w:shd w:val="clear" w:color="auto" w:fill="FFFFFF" w:themeFill="background1"/>
             <w:vAlign w:val="center"/>
             <w:hideMark/>
@@ -7297,7 +7322,7 @@
         </w:tc>
         <w:tc>
           <w:tcPr>
-            <w:tcW w:w="0" w:type="auto"/>
+            <w:tcW w:w="5" w:type="dxa"/>
             <w:shd w:val="clear" w:color="auto" w:fill="FFFFFF" w:themeFill="background1"/>
             <w:vAlign w:val="center"/>
             <w:hideMark/>
@@ -7320,7 +7345,7 @@
         </w:trPr>
         <w:tc>
           <w:tcPr>
-            <w:tcW w:w="0" w:type="auto"/>
+            <w:tcW w:w="9200" w:type="dxa"/>
             <w:shd w:val="clear" w:color="auto" w:fill="FFFFFF" w:themeFill="background1"/>
             <w:vAlign w:val="center"/>
           </w:tcPr>
@@ -7372,16 +7397,16 @@
           <w:tbl>
             <w:tblPr>
               <w:tblStyle w:val="a3"/>
-              <w:tblW w:w="9200" w:type="dxa"/>
+              <w:tblW w:w="9134" w:type="dxa"/>
+              <w:tblLayout w:type="fixed"/>
               <w:tblLook w:val="04A0" w:firstRow="1" w:lastRow="0" w:firstColumn="1" w:lastColumn="0" w:noHBand="0" w:noVBand="1"/>
-              <w:tblLayout w:type="fixed"/>
             </w:tblPr>
             <w:tblGrid>
-              <w:gridCol w:w="684"/>
-              <w:gridCol w:w="3240"/>
-              <w:gridCol w:w="1294"/>
-              <w:gridCol w:w="1805"/>
-              <w:gridCol w:w="2176"/>
+              <w:gridCol w:w="678"/>
+              <w:gridCol w:w="3282"/>
+              <w:gridCol w:w="1290"/>
+              <w:gridCol w:w="1812"/>
+              <w:gridCol w:w="2072"/>
             </w:tblGrid>
             <w:tr>
               <w:trPr>
@@ -7389,7 +7414,7 @@
               </w:trPr>
               <w:tc>
                 <w:tcPr>
-                  <w:tcW w:w="684" w:type="dxa"/>
+                  <w:tcW w:w="678" w:type="dxa"/>
                 </w:tcPr>
                 <w:p>
                   <w:pPr>
@@ -7418,7 +7443,7 @@
               </w:tc>
               <w:tc>
                 <w:tcPr>
-                  <w:tcW w:w="3306" w:type="dxa"/>
+                  <w:tcW w:w="3282" w:type="dxa"/>
                 </w:tcPr>
                 <w:p>
                   <w:pPr>
@@ -7447,7 +7472,7 @@
               </w:tc>
               <w:tc>
                 <w:tcPr>
-                  <w:tcW w:w="1300" w:type="dxa"/>
+                  <w:tcW w:w="1290" w:type="dxa"/>
                 </w:tcPr>
                 <w:p>
                   <w:pPr>
@@ -7476,7 +7501,7 @@
               </w:tc>
               <w:tc>
                 <w:tcPr>
-                  <w:tcW w:w="1824" w:type="dxa"/>
+                  <w:tcW w:w="1811" w:type="dxa"/>
                 </w:tcPr>
                 <w:p>
                   <w:pPr>
@@ -7511,7 +7536,7 @@
               </w:tc>
               <w:tc>
                 <w:tcPr>
-                  <w:tcW w:w="2087" w:type="dxa"/>
+                  <w:tcW w:w="2072" w:type="dxa"/>
                 </w:tcPr>
                 <w:p>
                   <w:pPr>
@@ -7569,7 +7594,7 @@
               </w:trPr>
               <w:tc>
                 <w:tcPr>
-                  <w:tcW w:w="684" w:type="dxa"/>
+                  <w:tcW w:w="678" w:type="dxa"/>
                 </w:tcPr>
                 <w:p>
                   <w:pPr>
@@ -7585,13 +7610,29 @@
                       <w:rFonts w:ascii="TH SarabunIT๙" w:eastAsia="Calibri" w:hAnsi="TH SarabunIT๙" w:cs="TH SarabunIT๙"/>
                       <w:szCs w:val="32"/>
                     </w:rPr>
-                    <w:t>{{idx}}</w:t>
+                    <w:t>{{</w:t>
+                  </w:r>
+                  <w:proofErr w:type="spellStart"/>
+                  <w:r>
+                    <w:rPr>
+                      <w:rFonts w:ascii="TH SarabunIT๙" w:eastAsia="Calibri" w:hAnsi="TH SarabunIT๙" w:cs="TH SarabunIT๙"/>
+                      <w:szCs w:val="32"/>
+                    </w:rPr>
+                    <w:t>idx</w:t>
+                  </w:r>
+                  <w:proofErr w:type="spellEnd"/>
+                  <w:r>
+                    <w:rPr>
+                      <w:rFonts w:ascii="TH SarabunIT๙" w:eastAsia="Calibri" w:hAnsi="TH SarabunIT๙" w:cs="TH SarabunIT๙"/>
+                      <w:szCs w:val="32"/>
+                    </w:rPr>
+                    <w:t>}}</w:t>
                   </w:r>
                 </w:p>
               </w:tc>
               <w:tc>
                 <w:tcPr>
-                  <w:tcW w:w="3306" w:type="dxa"/>
+                  <w:tcW w:w="3282" w:type="dxa"/>
                 </w:tcPr>
                 <w:p>
                   <w:pPr>
@@ -7612,7 +7653,7 @@
               </w:tc>
               <w:tc>
                 <w:tcPr>
-                  <w:tcW w:w="1300" w:type="dxa"/>
+                  <w:tcW w:w="1290" w:type="dxa"/>
                 </w:tcPr>
                 <w:p>
                   <w:pPr>
@@ -7636,7 +7677,7 @@
               </w:tc>
               <w:tc>
                 <w:tcPr>
-                  <w:tcW w:w="1824" w:type="dxa"/>
+                  <w:tcW w:w="1811" w:type="dxa"/>
                 </w:tcPr>
                 <w:p>
                   <w:pPr>
@@ -7658,7 +7699,7 @@
               </w:tc>
               <w:tc>
                 <w:tcPr>
-                  <w:tcW w:w="2087" w:type="dxa"/>
+                  <w:tcW w:w="2072" w:type="dxa"/>
                 </w:tcPr>
                 <w:p>
                   <w:pPr>
@@ -7685,7 +7726,7 @@
               </w:trPr>
               <w:tc>
                 <w:tcPr>
-                  <w:tcW w:w="3990" w:type="dxa"/>
+                  <w:tcW w:w="3960" w:type="dxa"/>
                   <w:gridSpan w:val="2"/>
                   <w:vMerge w:val="restart"/>
                 </w:tcPr>
@@ -7702,7 +7743,7 @@
               </w:tc>
               <w:tc>
                 <w:tcPr>
-                  <w:tcW w:w="3124" w:type="dxa"/>
+                  <w:tcW w:w="3101" w:type="dxa"/>
                   <w:gridSpan w:val="2"/>
                 </w:tcPr>
                 <w:p>
@@ -7729,7 +7770,7 @@
               </w:tc>
               <w:tc>
                 <w:tcPr>
-                  <w:tcW w:w="2087" w:type="dxa"/>
+                  <w:tcW w:w="2072" w:type="dxa"/>
                 </w:tcPr>
                 <w:p>
                   <w:pPr>
@@ -7761,7 +7802,7 @@
               </w:trPr>
               <w:tc>
                 <w:tcPr>
-                  <w:tcW w:w="3990" w:type="dxa"/>
+                  <w:tcW w:w="3960" w:type="dxa"/>
                   <w:gridSpan w:val="2"/>
                   <w:vMerge/>
                 </w:tcPr>
@@ -7778,7 +7819,7 @@
               </w:tc>
               <w:tc>
                 <w:tcPr>
-                  <w:tcW w:w="3124" w:type="dxa"/>
+                  <w:tcW w:w="3101" w:type="dxa"/>
                   <w:gridSpan w:val="2"/>
                 </w:tcPr>
                 <w:p>
@@ -7804,7 +7845,7 @@
               </w:tc>
               <w:tc>
                 <w:tcPr>
-                  <w:tcW w:w="2087" w:type="dxa"/>
+                  <w:tcW w:w="2072" w:type="dxa"/>
                 </w:tcPr>
                 <w:p>
                   <w:pPr>
@@ -7836,7 +7877,7 @@
               </w:trPr>
               <w:tc>
                 <w:tcPr>
-                  <w:tcW w:w="7113" w:type="dxa"/>
+                  <w:tcW w:w="7062" w:type="dxa"/>
                   <w:gridSpan w:val="4"/>
                 </w:tcPr>
                 <w:p>
@@ -7892,7 +7933,7 @@
               </w:tc>
               <w:tc>
                 <w:tcPr>
-                  <w:tcW w:w="2087" w:type="dxa"/>
+                  <w:tcW w:w="2072" w:type="dxa"/>
                 </w:tcPr>
                 <w:p>
                   <w:pPr>
@@ -7993,7 +8034,7 @@
           <w:p>
             <w:pPr>
               <w:tabs>
-                <w:tab w:val="left" w:pos="4962"/>
+                <w:tab w:val="left" w:pos="5245"/>
               </w:tabs>
               <w:spacing w:after="0"/>
               <w:rPr>
@@ -8313,26 +8354,6 @@
                 <w:rFonts w:ascii="TH SarabunIT๙" w:eastAsia="Times New Roman" w:hAnsi="TH SarabunIT๙" w:cs="TH SarabunIT๙"/>
                 <w:sz w:val="32"/>
                 <w:szCs w:val="32"/>
-              </w:rPr>
-            </w:pPr>
-          </w:p>
-          <w:p>
-            <w:pPr>
-              <w:spacing w:after="0" w:line="240" w:lineRule="auto"/>
-              <w:rPr>
-                <w:rFonts w:ascii="TH SarabunIT๙" w:eastAsia="Times New Roman" w:hAnsi="TH SarabunIT๙" w:cs="TH SarabunIT๙"/>
-                <w:sz w:val="32"/>
-                <w:szCs w:val="32"/>
-              </w:rPr>
-            </w:pPr>
-          </w:p>
-          <w:p>
-            <w:pPr>
-              <w:spacing w:after="0" w:line="240" w:lineRule="auto"/>
-              <w:rPr>
-                <w:rFonts w:ascii="TH SarabunIT๙" w:eastAsia="Times New Roman" w:hAnsi="TH SarabunIT๙" w:cs="TH SarabunIT๙"/>
-                <w:sz w:val="32"/>
-                <w:szCs w:val="32"/>
                 <w:cs/>
               </w:rPr>
             </w:pPr>
@@ -8340,7 +8361,7 @@
         </w:tc>
         <w:tc>
           <w:tcPr>
-            <w:tcW w:w="0" w:type="auto"/>
+            <w:tcW w:w="5" w:type="dxa"/>
             <w:shd w:val="clear" w:color="auto" w:fill="FFFFFF" w:themeFill="background1"/>
             <w:vAlign w:val="center"/>
           </w:tcPr>
@@ -8357,7 +8378,7 @@
         </w:tc>
         <w:tc>
           <w:tcPr>
-            <w:tcW w:w="0" w:type="auto"/>
+            <w:tcW w:w="5" w:type="dxa"/>
             <w:shd w:val="clear" w:color="auto" w:fill="FFFFFF" w:themeFill="background1"/>
             <w:vAlign w:val="center"/>
           </w:tcPr>
@@ -8374,7 +8395,7 @@
         </w:tc>
         <w:tc>
           <w:tcPr>
-            <w:tcW w:w="0" w:type="auto"/>
+            <w:tcW w:w="5" w:type="dxa"/>
             <w:shd w:val="clear" w:color="auto" w:fill="FFFFFF" w:themeFill="background1"/>
             <w:vAlign w:val="center"/>
           </w:tcPr>
@@ -8396,7 +8417,7 @@
         </w:trPr>
         <w:tc>
           <w:tcPr>
-            <w:tcW w:w="0" w:type="auto"/>
+            <w:tcW w:w="9215" w:type="dxa"/>
             <w:gridSpan w:val="4"/>
             <w:shd w:val="clear" w:color="auto" w:fill="FFFFFF" w:themeFill="background1"/>
             <w:vAlign w:val="center"/>
@@ -8482,7 +8503,7 @@
         </w:trPr>
         <w:tc>
           <w:tcPr>
-            <w:tcW w:w="0" w:type="auto"/>
+            <w:tcW w:w="9215" w:type="dxa"/>
             <w:gridSpan w:val="4"/>
             <w:shd w:val="clear" w:color="auto" w:fill="FFFFFF" w:themeFill="background1"/>
             <w:vAlign w:val="center"/>
@@ -8573,7 +8594,7 @@
         </w:trPr>
         <w:tc>
           <w:tcPr>
-            <w:tcW w:w="0" w:type="auto"/>
+            <w:tcW w:w="9215" w:type="dxa"/>
             <w:gridSpan w:val="4"/>
             <w:shd w:val="clear" w:color="auto" w:fill="FFFFFF" w:themeFill="background1"/>
             <w:vAlign w:val="center"/>
@@ -8621,31 +8642,7 @@
                 <w:sz w:val="32"/>
                 <w:szCs w:val="32"/>
               </w:rPr>
-              <w:t>{{</w:t>
-            </w:r>
-            <w:proofErr w:type="spellStart"/>
-            <w:r>
-              <w:rPr>
-                <w:rFonts w:ascii="TH SarabunIT๙" w:eastAsia="Times New Roman" w:hAnsi="TH SarabunIT๙" w:cs="TH SarabunIT๙"/>
-                <w:b/>
-                <w:bCs/>
-                <w:noProof/>
-                <w:sz w:val="32"/>
-                <w:szCs w:val="32"/>
-              </w:rPr>
-              <w:t>order_number</w:t>
-            </w:r>
-            <w:proofErr w:type="spellEnd"/>
-            <w:r>
-              <w:rPr>
-                <w:rFonts w:ascii="TH SarabunIT๙" w:eastAsia="Times New Roman" w:hAnsi="TH SarabunIT๙" w:cs="TH SarabunIT๙"/>
-                <w:b/>
-                <w:bCs/>
-                <w:noProof/>
-                <w:sz w:val="32"/>
-                <w:szCs w:val="32"/>
-              </w:rPr>
-              <w:t>}}</w:t>
+              <w:t>{{order_number}}</w:t>
             </w:r>
           </w:p>
         </w:tc>
@@ -8656,7 +8653,7 @@
         </w:trPr>
         <w:tc>
           <w:tcPr>
-            <w:tcW w:w="0" w:type="auto"/>
+            <w:tcW w:w="9215" w:type="dxa"/>
             <w:gridSpan w:val="4"/>
             <w:shd w:val="clear" w:color="auto" w:fill="FFFFFF" w:themeFill="background1"/>
             <w:vAlign w:val="center"/>
@@ -8711,16 +8708,6 @@
                 <w:rFonts w:ascii="TH SarabunIT๙" w:eastAsia="Times New Roman" w:hAnsi="TH SarabunIT๙" w:cs="TH SarabunIT๙"/>
                 <w:b/>
                 <w:bCs/>
-                <w:sz w:val="32"/>
-                <w:szCs w:val="32"/>
-              </w:rPr>
-              <w:t> </w:t>
-            </w:r>
-            <w:r>
-              <w:rPr>
-                <w:rFonts w:ascii="TH SarabunIT๙" w:eastAsia="Times New Roman" w:hAnsi="TH SarabunIT๙" w:cs="TH SarabunIT๙"/>
-                <w:b/>
-                <w:bCs/>
                 <w:noProof/>
                 <w:sz w:val="32"/>
                 <w:szCs w:val="32"/>
@@ -8769,7 +8756,7 @@
         </w:trPr>
         <w:tc>
           <w:tcPr>
-            <w:tcW w:w="0" w:type="auto"/>
+            <w:tcW w:w="9215" w:type="dxa"/>
             <w:gridSpan w:val="4"/>
             <w:shd w:val="clear" w:color="auto" w:fill="FFFFFF" w:themeFill="background1"/>
             <w:vAlign w:val="center"/>
@@ -8991,7 +8978,7 @@
         </w:trPr>
         <w:tc>
           <w:tcPr>
-            <w:tcW w:w="0" w:type="auto"/>
+            <w:tcW w:w="9200" w:type="dxa"/>
             <w:shd w:val="clear" w:color="auto" w:fill="FFFFFF" w:themeFill="background1"/>
             <w:vAlign w:val="center"/>
             <w:hideMark/>
@@ -9000,17 +8987,17 @@
             <w:tblPr>
               <w:tblW w:w="5000" w:type="pct"/>
               <w:jc w:val="center"/>
+              <w:tblLayout w:type="fixed"/>
               <w:tblCellMar>
                 <w:left w:w="0" w:type="dxa"/>
                 <w:right w:w="0" w:type="dxa"/>
               </w:tblCellMar>
               <w:tblLook w:val="04A0" w:firstRow="1" w:lastRow="0" w:firstColumn="1" w:lastColumn="0" w:noHBand="0" w:noVBand="1"/>
-              <w:tblLayout w:type="fixed"/>
             </w:tblPr>
             <w:tblGrid>
-              <w:gridCol w:w="1237"/>
-              <w:gridCol w:w="4947"/>
-              <w:gridCol w:w="4122"/>
+              <w:gridCol w:w="1097"/>
+              <w:gridCol w:w="4387"/>
+              <w:gridCol w:w="3656"/>
             </w:tblGrid>
             <w:tr>
               <w:trPr>
@@ -9803,7 +9790,7 @@
         </w:tc>
         <w:tc>
           <w:tcPr>
-            <w:tcW w:w="0" w:type="auto"/>
+            <w:tcW w:w="5" w:type="dxa"/>
             <w:shd w:val="clear" w:color="auto" w:fill="FFFFFF" w:themeFill="background1"/>
             <w:vAlign w:val="center"/>
             <w:hideMark/>
@@ -9821,7 +9808,7 @@
         </w:tc>
         <w:tc>
           <w:tcPr>
-            <w:tcW w:w="0" w:type="auto"/>
+            <w:tcW w:w="10" w:type="dxa"/>
             <w:gridSpan w:val="2"/>
             <w:shd w:val="clear" w:color="auto" w:fill="FFFFFF" w:themeFill="background1"/>
             <w:vAlign w:val="center"/>
@@ -9845,7 +9832,7 @@
         </w:trPr>
         <w:tc>
           <w:tcPr>
-            <w:tcW w:w="0" w:type="auto"/>
+            <w:tcW w:w="9215" w:type="dxa"/>
             <w:gridSpan w:val="4"/>
             <w:shd w:val="clear" w:color="auto" w:fill="FFFFFF" w:themeFill="background1"/>
             <w:vAlign w:val="center"/>
@@ -9869,7 +9856,7 @@
         </w:trPr>
         <w:tc>
           <w:tcPr>
-            <w:tcW w:w="0" w:type="auto"/>
+            <w:tcW w:w="9215" w:type="dxa"/>
             <w:gridSpan w:val="4"/>
             <w:shd w:val="clear" w:color="auto" w:fill="FFFFFF" w:themeFill="background1"/>
             <w:vAlign w:val="center"/>
@@ -9932,7 +9919,7 @@
         </w:trPr>
         <w:tc>
           <w:tcPr>
-            <w:tcW w:w="0" w:type="auto"/>
+            <w:tcW w:w="9215" w:type="dxa"/>
             <w:gridSpan w:val="4"/>
             <w:shd w:val="clear" w:color="auto" w:fill="FFFFFF" w:themeFill="background1"/>
             <w:vAlign w:val="center"/>
@@ -9950,12 +9937,12 @@
               <w:tblpPr w:leftFromText="180" w:rightFromText="180" w:vertAnchor="text" w:horzAnchor="page" w:tblpX="4141" w:tblpY="343"/>
               <w:tblOverlap w:val="never"/>
               <w:tblW w:w="4200" w:type="dxa"/>
+              <w:tblLayout w:type="fixed"/>
               <w:tblCellMar>
                 <w:left w:w="0" w:type="dxa"/>
                 <w:right w:w="0" w:type="dxa"/>
               </w:tblCellMar>
               <w:tblLook w:val="04A0" w:firstRow="1" w:lastRow="0" w:firstColumn="1" w:lastColumn="0" w:noHBand="0" w:noVBand="1"/>
-              <w:tblLayout w:type="fixed"/>
             </w:tblPr>
             <w:tblGrid>
               <w:gridCol w:w="4200"/>
@@ -9963,7 +9950,7 @@
             <w:tr>
               <w:tc>
                 <w:tcPr>
-                  <w:tcW w:w="0" w:type="auto"/>
+                  <w:tcW w:w="4200" w:type="dxa"/>
                   <w:tcBorders>
                     <w:top w:val="nil"/>
                     <w:left w:val="nil"/>
@@ -10006,7 +9993,7 @@
             <w:tr>
               <w:tc>
                 <w:tcPr>
-                  <w:tcW w:w="0" w:type="auto"/>
+                  <w:tcW w:w="4200" w:type="dxa"/>
                   <w:tcBorders>
                     <w:top w:val="nil"/>
                     <w:left w:val="nil"/>
@@ -10031,6 +10018,14 @@
                       <w:rFonts w:ascii="TH SarabunIT๙" w:hAnsi="TH SarabunIT๙" w:cs="TH SarabunIT๙"/>
                       <w:sz w:val="32"/>
                       <w:szCs w:val="32"/>
+                    </w:rPr>
+                    <w:t xml:space="preserve">   </w:t>
+                  </w:r>
+                  <w:r>
+                    <w:rPr>
+                      <w:rFonts w:ascii="TH SarabunIT๙" w:hAnsi="TH SarabunIT๙" w:cs="TH SarabunIT๙"/>
+                      <w:sz w:val="32"/>
+                      <w:szCs w:val="32"/>
                       <w:cs/>
                     </w:rPr>
                     <w:t>(</w:t>
@@ -10076,7 +10071,7 @@
             <w:tr>
               <w:tc>
                 <w:tcPr>
-                  <w:tcW w:w="0" w:type="auto"/>
+                  <w:tcW w:w="4200" w:type="dxa"/>
                   <w:tcBorders>
                     <w:top w:val="nil"/>
                     <w:left w:val="nil"/>
@@ -10103,6 +10098,15 @@
                       <w:sz w:val="32"/>
                       <w:szCs w:val="32"/>
                       <w:bdr w:val="none" w:sz="0" w:space="0" w:color="auto" w:frame="1"/>
+                    </w:rPr>
+                    <w:t xml:space="preserve">    </w:t>
+                  </w:r>
+                  <w:r>
+                    <w:rPr>
+                      <w:rFonts w:ascii="TH SarabunIT๙" w:eastAsia="Times New Roman" w:hAnsi="TH SarabunIT๙" w:cs="TH SarabunIT๙"/>
+                      <w:sz w:val="32"/>
+                      <w:szCs w:val="32"/>
+                      <w:bdr w:val="none" w:sz="0" w:space="0" w:color="auto" w:frame="1"/>
                       <w:cs/>
                     </w:rPr>
                     <w:t>ผู้อำนวยการโรงเรียน</w:t>
@@ -10142,7 +10146,7 @@
             <w:tr>
               <w:tc>
                 <w:tcPr>
-                  <w:tcW w:w="0" w:type="auto"/>
+                  <w:tcW w:w="4200" w:type="dxa"/>
                   <w:tcBorders>
                     <w:top w:val="nil"/>
                     <w:left w:val="nil"/>
@@ -10176,7 +10180,7 @@
             <w:tr>
               <w:tc>
                 <w:tcPr>
-                  <w:tcW w:w="0" w:type="auto"/>
+                  <w:tcW w:w="4200" w:type="dxa"/>
                   <w:tcBorders>
                     <w:top w:val="nil"/>
                     <w:left w:val="nil"/>
@@ -10287,34 +10291,25 @@
         </w:rPr>
       </w:pPr>
     </w:p>
-    <w:p>
-      <w:pPr>
-        <w:rPr>
-          <w:rFonts w:ascii="TH SarabunIT๙" w:hAnsi="TH SarabunIT๙" w:cs="TH SarabunIT๙"/>
-          <w:sz w:val="32"/>
-          <w:szCs w:val="32"/>
-        </w:rPr>
-      </w:pPr>
-    </w:p>
     <w:tbl>
       <w:tblPr>
         <w:tblW w:w="9200" w:type="dxa"/>
         <w:jc w:val="center"/>
         <w:shd w:val="clear" w:color="auto" w:fill="F1F1F1"/>
+        <w:tblLayout w:type="fixed"/>
         <w:tblCellMar>
           <w:left w:w="0" w:type="dxa"/>
           <w:right w:w="0" w:type="dxa"/>
         </w:tblCellMar>
         <w:tblLook w:val="04A0" w:firstRow="1" w:lastRow="0" w:firstColumn="1" w:lastColumn="0" w:noHBand="0" w:noVBand="1"/>
-        <w:tblLayout w:type="fixed"/>
       </w:tblPr>
       <w:tblGrid>
-        <w:gridCol w:w="3153"/>
-        <w:gridCol w:w="750"/>
-        <w:gridCol w:w="5279"/>
-        <w:gridCol w:w="6"/>
-        <w:gridCol w:w="6"/>
-        <w:gridCol w:w="6"/>
+        <w:gridCol w:w="3139"/>
+        <w:gridCol w:w="747"/>
+        <w:gridCol w:w="5254"/>
+        <w:gridCol w:w="20"/>
+        <w:gridCol w:w="20"/>
+        <w:gridCol w:w="20"/>
       </w:tblGrid>
       <w:tr>
         <w:trPr>
@@ -10323,7 +10318,7 @@
         </w:trPr>
         <w:tc>
           <w:tcPr>
-            <w:tcW w:w="0" w:type="auto"/>
+            <w:tcW w:w="9200" w:type="dxa"/>
             <w:gridSpan w:val="6"/>
             <w:shd w:val="clear" w:color="auto" w:fill="FFFFFF" w:themeFill="background1"/>
             <w:vAlign w:val="center"/>
@@ -10332,12 +10327,12 @@
           <w:tbl>
             <w:tblPr>
               <w:tblW w:w="5000" w:type="pct"/>
+              <w:tblLayout w:type="fixed"/>
               <w:tblCellMar>
                 <w:left w:w="0" w:type="dxa"/>
                 <w:right w:w="0" w:type="dxa"/>
               </w:tblCellMar>
               <w:tblLook w:val="04A0" w:firstRow="1" w:lastRow="0" w:firstColumn="1" w:lastColumn="0" w:noHBand="0" w:noVBand="1"/>
-              <w:tblLayout w:type="fixed"/>
             </w:tblPr>
             <w:tblGrid>
               <w:gridCol w:w="2584"/>
@@ -10508,7 +10503,7 @@
         </w:trPr>
         <w:tc>
           <w:tcPr>
-            <w:tcW w:w="0" w:type="auto"/>
+            <w:tcW w:w="9182" w:type="dxa"/>
             <w:gridSpan w:val="3"/>
             <w:shd w:val="clear" w:color="auto" w:fill="FFFFFF" w:themeFill="background1"/>
             <w:vAlign w:val="center"/>
@@ -10519,16 +10514,16 @@
               <w:tblpPr w:leftFromText="180" w:rightFromText="180" w:vertAnchor="text" w:horzAnchor="margin" w:tblpY="-122"/>
               <w:tblOverlap w:val="never"/>
               <w:tblW w:w="5000" w:type="pct"/>
+              <w:tblLayout w:type="fixed"/>
               <w:tblCellMar>
                 <w:left w:w="0" w:type="dxa"/>
                 <w:right w:w="0" w:type="dxa"/>
               </w:tblCellMar>
               <w:tblLook w:val="04A0" w:firstRow="1" w:lastRow="0" w:firstColumn="1" w:lastColumn="0" w:noHBand="0" w:noVBand="1"/>
-              <w:tblLayout w:type="fixed"/>
             </w:tblPr>
             <w:tblGrid>
-              <w:gridCol w:w="1418"/>
-              <w:gridCol w:w="8078"/>
+              <w:gridCol w:w="1365"/>
+              <w:gridCol w:w="7775"/>
             </w:tblGrid>
             <w:tr>
               <w:trPr>
@@ -10646,7 +10641,7 @@
         </w:tc>
         <w:tc>
           <w:tcPr>
-            <w:tcW w:w="0" w:type="auto"/>
+            <w:tcW w:w="6" w:type="dxa"/>
             <w:shd w:val="clear" w:color="auto" w:fill="FFFFFF" w:themeFill="background1"/>
             <w:vAlign w:val="center"/>
             <w:hideMark/>
@@ -10665,7 +10660,7 @@
         </w:tc>
         <w:tc>
           <w:tcPr>
-            <w:tcW w:w="0" w:type="auto"/>
+            <w:tcW w:w="6" w:type="dxa"/>
             <w:shd w:val="clear" w:color="auto" w:fill="FFFFFF" w:themeFill="background1"/>
             <w:vAlign w:val="center"/>
             <w:hideMark/>
@@ -10684,7 +10679,7 @@
         </w:tc>
         <w:tc>
           <w:tcPr>
-            <w:tcW w:w="0" w:type="auto"/>
+            <w:tcW w:w="6" w:type="dxa"/>
             <w:shd w:val="clear" w:color="auto" w:fill="FFFFFF" w:themeFill="background1"/>
             <w:vAlign w:val="center"/>
             <w:hideMark/>
@@ -10709,7 +10704,7 @@
         </w:trPr>
         <w:tc>
           <w:tcPr>
-            <w:tcW w:w="0" w:type="auto"/>
+            <w:tcW w:w="9182" w:type="dxa"/>
             <w:gridSpan w:val="3"/>
             <w:shd w:val="clear" w:color="auto" w:fill="FFFFFF" w:themeFill="background1"/>
             <w:vAlign w:val="center"/>
@@ -10718,18 +10713,18 @@
           <w:tbl>
             <w:tblPr>
               <w:tblW w:w="4999" w:type="pct"/>
+              <w:tblLayout w:type="fixed"/>
               <w:tblCellMar>
                 <w:left w:w="0" w:type="dxa"/>
                 <w:right w:w="0" w:type="dxa"/>
               </w:tblCellMar>
               <w:tblLook w:val="04A0" w:firstRow="1" w:lastRow="0" w:firstColumn="1" w:lastColumn="0" w:noHBand="0" w:noVBand="1"/>
-              <w:tblLayout w:type="fixed"/>
             </w:tblPr>
             <w:tblGrid>
-              <w:gridCol w:w="709"/>
-              <w:gridCol w:w="3544"/>
-              <w:gridCol w:w="709"/>
-              <w:gridCol w:w="4532"/>
+              <w:gridCol w:w="683"/>
+              <w:gridCol w:w="3411"/>
+              <w:gridCol w:w="683"/>
+              <w:gridCol w:w="4361"/>
             </w:tblGrid>
             <w:tr>
               <w:trPr>
@@ -10892,7 +10887,7 @@
         </w:tc>
         <w:tc>
           <w:tcPr>
-            <w:tcW w:w="0" w:type="auto"/>
+            <w:tcW w:w="6" w:type="dxa"/>
             <w:shd w:val="clear" w:color="auto" w:fill="FFFFFF" w:themeFill="background1"/>
             <w:vAlign w:val="center"/>
             <w:hideMark/>
@@ -10911,7 +10906,7 @@
         </w:tc>
         <w:tc>
           <w:tcPr>
-            <w:tcW w:w="0" w:type="auto"/>
+            <w:tcW w:w="6" w:type="dxa"/>
             <w:shd w:val="clear" w:color="auto" w:fill="FFFFFF" w:themeFill="background1"/>
             <w:vAlign w:val="center"/>
             <w:hideMark/>
@@ -10930,7 +10925,7 @@
         </w:tc>
         <w:tc>
           <w:tcPr>
-            <w:tcW w:w="0" w:type="auto"/>
+            <w:tcW w:w="6" w:type="dxa"/>
             <w:shd w:val="clear" w:color="auto" w:fill="FFFFFF" w:themeFill="background1"/>
             <w:vAlign w:val="center"/>
             <w:hideMark/>
@@ -10955,7 +10950,7 @@
         </w:trPr>
         <w:tc>
           <w:tcPr>
-            <w:tcW w:w="0" w:type="auto"/>
+            <w:tcW w:w="9182" w:type="dxa"/>
             <w:gridSpan w:val="3"/>
             <w:shd w:val="clear" w:color="auto" w:fill="FFFFFF" w:themeFill="background1"/>
             <w:vAlign w:val="center"/>
@@ -10964,16 +10959,16 @@
           <w:tbl>
             <w:tblPr>
               <w:tblW w:w="5000" w:type="pct"/>
+              <w:tblLayout w:type="fixed"/>
               <w:tblCellMar>
                 <w:left w:w="0" w:type="dxa"/>
                 <w:right w:w="0" w:type="dxa"/>
               </w:tblCellMar>
               <w:tblLook w:val="04A0" w:firstRow="1" w:lastRow="0" w:firstColumn="1" w:lastColumn="0" w:noHBand="0" w:noVBand="1"/>
-              <w:tblLayout w:type="fixed"/>
             </w:tblPr>
             <w:tblGrid>
-              <w:gridCol w:w="709"/>
-              <w:gridCol w:w="8787"/>
+              <w:gridCol w:w="683"/>
+              <w:gridCol w:w="8457"/>
             </w:tblGrid>
             <w:tr>
               <w:trPr>
@@ -11074,7 +11069,7 @@
         </w:tc>
         <w:tc>
           <w:tcPr>
-            <w:tcW w:w="0" w:type="auto"/>
+            <w:tcW w:w="6" w:type="dxa"/>
             <w:shd w:val="clear" w:color="auto" w:fill="FFFFFF" w:themeFill="background1"/>
             <w:vAlign w:val="center"/>
             <w:hideMark/>
@@ -11093,7 +11088,7 @@
         </w:tc>
         <w:tc>
           <w:tcPr>
-            <w:tcW w:w="0" w:type="auto"/>
+            <w:tcW w:w="6" w:type="dxa"/>
             <w:shd w:val="clear" w:color="auto" w:fill="FFFFFF" w:themeFill="background1"/>
             <w:vAlign w:val="center"/>
             <w:hideMark/>
@@ -11112,7 +11107,7 @@
         </w:tc>
         <w:tc>
           <w:tcPr>
-            <w:tcW w:w="0" w:type="auto"/>
+            <w:tcW w:w="6" w:type="dxa"/>
             <w:shd w:val="clear" w:color="auto" w:fill="FFFFFF" w:themeFill="background1"/>
             <w:vAlign w:val="center"/>
             <w:hideMark/>
@@ -11137,7 +11132,7 @@
         </w:trPr>
         <w:tc>
           <w:tcPr>
-            <w:tcW w:w="0" w:type="auto"/>
+            <w:tcW w:w="9182" w:type="dxa"/>
             <w:gridSpan w:val="3"/>
             <w:shd w:val="clear" w:color="auto" w:fill="FFFFFF" w:themeFill="background1"/>
             <w:vAlign w:val="center"/>
@@ -11165,7 +11160,7 @@
         </w:tc>
         <w:tc>
           <w:tcPr>
-            <w:tcW w:w="0" w:type="auto"/>
+            <w:tcW w:w="6" w:type="dxa"/>
             <w:shd w:val="clear" w:color="auto" w:fill="FFFFFF" w:themeFill="background1"/>
             <w:vAlign w:val="center"/>
             <w:hideMark/>
@@ -11184,7 +11179,7 @@
         </w:tc>
         <w:tc>
           <w:tcPr>
-            <w:tcW w:w="0" w:type="auto"/>
+            <w:tcW w:w="6" w:type="dxa"/>
             <w:shd w:val="clear" w:color="auto" w:fill="FFFFFF" w:themeFill="background1"/>
             <w:vAlign w:val="center"/>
             <w:hideMark/>
@@ -11203,7 +11198,7 @@
         </w:tc>
         <w:tc>
           <w:tcPr>
-            <w:tcW w:w="0" w:type="auto"/>
+            <w:tcW w:w="6" w:type="dxa"/>
             <w:shd w:val="clear" w:color="auto" w:fill="FFFFFF" w:themeFill="background1"/>
             <w:vAlign w:val="center"/>
             <w:hideMark/>
@@ -11228,7 +11223,7 @@
         </w:trPr>
         <w:tc>
           <w:tcPr>
-            <w:tcW w:w="0" w:type="auto"/>
+            <w:tcW w:w="9182" w:type="dxa"/>
             <w:gridSpan w:val="3"/>
             <w:shd w:val="clear" w:color="auto" w:fill="FFFFFF" w:themeFill="background1"/>
             <w:vAlign w:val="center"/>
@@ -11303,7 +11298,7 @@
         </w:tc>
         <w:tc>
           <w:tcPr>
-            <w:tcW w:w="0" w:type="auto"/>
+            <w:tcW w:w="6" w:type="dxa"/>
             <w:shd w:val="clear" w:color="auto" w:fill="FFFFFF" w:themeFill="background1"/>
             <w:vAlign w:val="center"/>
             <w:hideMark/>
@@ -11322,7 +11317,7 @@
         </w:tc>
         <w:tc>
           <w:tcPr>
-            <w:tcW w:w="0" w:type="auto"/>
+            <w:tcW w:w="6" w:type="dxa"/>
             <w:shd w:val="clear" w:color="auto" w:fill="FFFFFF" w:themeFill="background1"/>
             <w:vAlign w:val="center"/>
             <w:hideMark/>
@@ -11341,7 +11336,7 @@
         </w:tc>
         <w:tc>
           <w:tcPr>
-            <w:tcW w:w="0" w:type="auto"/>
+            <w:tcW w:w="6" w:type="dxa"/>
             <w:shd w:val="clear" w:color="auto" w:fill="FFFFFF" w:themeFill="background1"/>
             <w:vAlign w:val="center"/>
             <w:hideMark/>
@@ -11366,7 +11361,7 @@
         </w:trPr>
         <w:tc>
           <w:tcPr>
-            <w:tcW w:w="0" w:type="auto"/>
+            <w:tcW w:w="9182" w:type="dxa"/>
             <w:gridSpan w:val="3"/>
             <w:shd w:val="clear" w:color="auto" w:fill="FFFFFF" w:themeFill="background1"/>
             <w:vAlign w:val="center"/>
@@ -11450,7 +11445,7 @@
         </w:tc>
         <w:tc>
           <w:tcPr>
-            <w:tcW w:w="0" w:type="auto"/>
+            <w:tcW w:w="6" w:type="dxa"/>
             <w:shd w:val="clear" w:color="auto" w:fill="FFFFFF" w:themeFill="background1"/>
             <w:vAlign w:val="center"/>
             <w:hideMark/>
@@ -11469,7 +11464,7 @@
         </w:tc>
         <w:tc>
           <w:tcPr>
-            <w:tcW w:w="0" w:type="auto"/>
+            <w:tcW w:w="6" w:type="dxa"/>
             <w:shd w:val="clear" w:color="auto" w:fill="FFFFFF" w:themeFill="background1"/>
             <w:vAlign w:val="center"/>
             <w:hideMark/>
@@ -11488,7 +11483,7 @@
         </w:tc>
         <w:tc>
           <w:tcPr>
-            <w:tcW w:w="0" w:type="auto"/>
+            <w:tcW w:w="6" w:type="dxa"/>
             <w:shd w:val="clear" w:color="auto" w:fill="FFFFFF" w:themeFill="background1"/>
             <w:vAlign w:val="center"/>
             <w:hideMark/>
@@ -11513,7 +11508,7 @@
         </w:trPr>
         <w:tc>
           <w:tcPr>
-            <w:tcW w:w="0" w:type="auto"/>
+            <w:tcW w:w="9182" w:type="dxa"/>
             <w:gridSpan w:val="3"/>
             <w:shd w:val="clear" w:color="auto" w:fill="FFFFFF" w:themeFill="background1"/>
             <w:vAlign w:val="center"/>
@@ -11521,37 +11516,35 @@
           </w:tcPr>
           <w:tbl>
             <w:tblPr>
-              <w:tblpPr w:leftFromText="45" w:rightFromText="45" w:vertAnchor="text" w:horzAnchor="page" w:tblpXSpec="center" w:tblpY="83"/>
+              <w:tblpPr w:leftFromText="45" w:rightFromText="45" w:vertAnchor="text" w:horzAnchor="page" w:tblpX="1259" w:tblpY="99"/>
               <w:tblOverlap w:val="never"/>
-              <w:tblW w:w="9200" w:type="dxa"/>
-              <w:jc w:val="center"/>
+              <w:tblW w:w="9038" w:type="dxa"/>
               <w:tblBorders>
                 <w:top w:val="single" w:sz="6" w:space="0" w:color="000000"/>
                 <w:left w:val="single" w:sz="6" w:space="0" w:color="000000"/>
                 <w:bottom w:val="single" w:sz="6" w:space="0" w:color="000000"/>
                 <w:right w:val="single" w:sz="6" w:space="0" w:color="000000"/>
               </w:tblBorders>
+              <w:tblLayout w:type="fixed"/>
               <w:tblCellMar>
                 <w:left w:w="0" w:type="dxa"/>
                 <w:right w:w="0" w:type="dxa"/>
               </w:tblCellMar>
               <w:tblLook w:val="04A0" w:firstRow="1" w:lastRow="0" w:firstColumn="1" w:lastColumn="0" w:noHBand="0" w:noVBand="1"/>
-              <w:tblLayout w:type="fixed"/>
             </w:tblPr>
             <w:tblGrid>
-              <w:gridCol w:w="2531"/>
-              <w:gridCol w:w="2384"/>
-              <w:gridCol w:w="2142"/>
-              <w:gridCol w:w="2142"/>
+              <w:gridCol w:w="2505"/>
+              <w:gridCol w:w="2363"/>
+              <w:gridCol w:w="2046"/>
+              <w:gridCol w:w="2124"/>
             </w:tblGrid>
             <w:tr>
               <w:trPr>
                 <w:trHeight w:val="20"/>
-                <w:jc w:val="center"/>
               </w:trPr>
               <w:tc>
                 <w:tcPr>
-                  <w:tcW w:w="1387" w:type="pct"/>
+                  <w:tcW w:w="1386" w:type="pct"/>
                   <w:tcBorders>
                     <w:top w:val="outset" w:sz="6" w:space="0" w:color="auto"/>
                     <w:left w:val="outset" w:sz="6" w:space="0" w:color="auto"/>
@@ -11671,7 +11664,7 @@
               </w:tc>
               <w:tc>
                 <w:tcPr>
-                  <w:tcW w:w="1176" w:type="pct"/>
+                  <w:tcW w:w="1175" w:type="pct"/>
                   <w:tcBorders>
                     <w:top w:val="outset" w:sz="6" w:space="0" w:color="auto"/>
                     <w:left w:val="outset" w:sz="6" w:space="0" w:color="auto"/>
@@ -11707,11 +11700,10 @@
             <w:tr>
               <w:trPr>
                 <w:trHeight w:val="20"/>
-                <w:jc w:val="center"/>
               </w:trPr>
               <w:tc>
                 <w:tcPr>
-                  <w:tcW w:w="1387" w:type="pct"/>
+                  <w:tcW w:w="1386" w:type="pct"/>
                   <w:tcBorders>
                     <w:top w:val="outset" w:sz="6" w:space="0" w:color="auto"/>
                     <w:left w:val="outset" w:sz="6" w:space="0" w:color="auto"/>
@@ -11820,7 +11812,7 @@
               </w:tc>
               <w:tc>
                 <w:tcPr>
-                  <w:tcW w:w="1176" w:type="pct"/>
+                  <w:tcW w:w="1175" w:type="pct"/>
                   <w:tcBorders>
                     <w:top w:val="outset" w:sz="6" w:space="0" w:color="auto"/>
                     <w:left w:val="outset" w:sz="6" w:space="0" w:color="auto"/>
@@ -11859,11 +11851,10 @@
             <w:tr>
               <w:trPr>
                 <w:trHeight w:val="20"/>
-                <w:jc w:val="center"/>
               </w:trPr>
               <w:tc>
                 <w:tcPr>
-                  <w:tcW w:w="3824" w:type="pct"/>
+                  <w:tcW w:w="3825" w:type="pct"/>
                   <w:gridSpan w:val="3"/>
                   <w:tcBorders>
                     <w:top w:val="outset" w:sz="6" w:space="0" w:color="auto"/>
@@ -11915,7 +11906,7 @@
               </w:tc>
               <w:tc>
                 <w:tcPr>
-                  <w:tcW w:w="1176" w:type="pct"/>
+                  <w:tcW w:w="1175" w:type="pct"/>
                   <w:tcBorders>
                     <w:top w:val="outset" w:sz="6" w:space="0" w:color="auto"/>
                     <w:left w:val="outset" w:sz="6" w:space="0" w:color="auto"/>
@@ -11967,7 +11958,7 @@
         </w:tc>
         <w:tc>
           <w:tcPr>
-            <w:tcW w:w="0" w:type="auto"/>
+            <w:tcW w:w="6" w:type="dxa"/>
             <w:shd w:val="clear" w:color="auto" w:fill="FFFFFF" w:themeFill="background1"/>
             <w:vAlign w:val="center"/>
             <w:hideMark/>
@@ -11986,7 +11977,7 @@
         </w:tc>
         <w:tc>
           <w:tcPr>
-            <w:tcW w:w="0" w:type="auto"/>
+            <w:tcW w:w="6" w:type="dxa"/>
             <w:shd w:val="clear" w:color="auto" w:fill="FFFFFF" w:themeFill="background1"/>
             <w:vAlign w:val="center"/>
             <w:hideMark/>
@@ -12005,7 +11996,7 @@
         </w:tc>
         <w:tc>
           <w:tcPr>
-            <w:tcW w:w="0" w:type="auto"/>
+            <w:tcW w:w="6" w:type="dxa"/>
             <w:shd w:val="clear" w:color="auto" w:fill="FFFFFF" w:themeFill="background1"/>
             <w:vAlign w:val="center"/>
             <w:hideMark/>
@@ -12079,7 +12070,7 @@
         </w:tc>
         <w:tc>
           <w:tcPr>
-            <w:tcW w:w="0" w:type="auto"/>
+            <w:tcW w:w="6" w:type="dxa"/>
             <w:shd w:val="clear" w:color="auto" w:fill="FFFFFF" w:themeFill="background1"/>
             <w:vAlign w:val="center"/>
             <w:hideMark/>
@@ -12098,7 +12089,7 @@
         </w:tc>
         <w:tc>
           <w:tcPr>
-            <w:tcW w:w="0" w:type="auto"/>
+            <w:tcW w:w="6" w:type="dxa"/>
             <w:shd w:val="clear" w:color="auto" w:fill="FFFFFF" w:themeFill="background1"/>
             <w:vAlign w:val="center"/>
             <w:hideMark/>
@@ -12117,7 +12108,7 @@
         </w:tc>
         <w:tc>
           <w:tcPr>
-            <w:tcW w:w="0" w:type="auto"/>
+            <w:tcW w:w="6" w:type="dxa"/>
             <w:shd w:val="clear" w:color="auto" w:fill="FFFFFF" w:themeFill="background1"/>
             <w:vAlign w:val="center"/>
             <w:hideMark/>
@@ -12142,7 +12133,7 @@
         </w:trPr>
         <w:tc>
           <w:tcPr>
-            <w:tcW w:w="0" w:type="auto"/>
+            <w:tcW w:w="9182" w:type="dxa"/>
             <w:gridSpan w:val="3"/>
             <w:shd w:val="clear" w:color="auto" w:fill="FFFFFF" w:themeFill="background1"/>
             <w:vAlign w:val="center"/>
@@ -12373,7 +12364,7 @@
             <w:pPr>
               <w:pStyle w:val="a8"/>
               <w:tabs>
-                <w:tab w:val="left" w:pos="851"/>
+                <w:tab w:val="left" w:pos="993"/>
                 <w:tab w:val="left" w:pos="5245"/>
               </w:tabs>
               <w:rPr>
@@ -12559,7 +12550,7 @@
             <w:pPr>
               <w:pStyle w:val="a8"/>
               <w:tabs>
-                <w:tab w:val="left" w:pos="3686"/>
+                <w:tab w:val="left" w:pos="3828"/>
               </w:tabs>
               <w:rPr>
                 <w:rFonts w:ascii="TH SarabunIT๙" w:hAnsi="TH SarabunIT๙" w:cs="TH SarabunIT๙"/>
@@ -12723,7 +12714,7 @@
         </w:tc>
         <w:tc>
           <w:tcPr>
-            <w:tcW w:w="0" w:type="auto"/>
+            <w:tcW w:w="6" w:type="dxa"/>
             <w:shd w:val="clear" w:color="auto" w:fill="FFFFFF" w:themeFill="background1"/>
             <w:vAlign w:val="center"/>
             <w:hideMark/>
@@ -12742,7 +12733,7 @@
         </w:tc>
         <w:tc>
           <w:tcPr>
-            <w:tcW w:w="0" w:type="auto"/>
+            <w:tcW w:w="6" w:type="dxa"/>
             <w:shd w:val="clear" w:color="auto" w:fill="FFFFFF" w:themeFill="background1"/>
             <w:vAlign w:val="center"/>
             <w:hideMark/>
@@ -12761,7 +12752,7 @@
         </w:tc>
         <w:tc>
           <w:tcPr>
-            <w:tcW w:w="0" w:type="auto"/>
+            <w:tcW w:w="6" w:type="dxa"/>
             <w:shd w:val="clear" w:color="auto" w:fill="FFFFFF" w:themeFill="background1"/>
             <w:vAlign w:val="center"/>
             <w:hideMark/>
@@ -12782,6 +12773,7 @@
       <w:tr>
         <w:trPr>
           <w:gridAfter w:val="3"/>
+          <w:wAfter w:w="18" w:type="dxa"/>
           <w:jc w:val="center"/>
         </w:trPr>
         <w:tc>
@@ -12988,6 +12980,7 @@
       <w:tr>
         <w:trPr>
           <w:gridAfter w:val="3"/>
+          <w:wAfter w:w="18" w:type="dxa"/>
           <w:jc w:val="center"/>
         </w:trPr>
         <w:tc>
@@ -13232,6 +13225,7 @@
       <w:tr>
         <w:trPr>
           <w:gridAfter w:val="3"/>
+          <w:wAfter w:w="18" w:type="dxa"/>
           <w:jc w:val="center"/>
         </w:trPr>
         <w:tc>
@@ -13266,6 +13260,7 @@
       <w:tr>
         <w:trPr>
           <w:gridAfter w:val="3"/>
+          <w:wAfter w:w="18" w:type="dxa"/>
           <w:jc w:val="center"/>
         </w:trPr>
         <w:tc>
@@ -13355,6 +13350,7 @@
       <w:tr>
         <w:trPr>
           <w:gridAfter w:val="3"/>
+          <w:wAfter w:w="18" w:type="dxa"/>
           <w:jc w:val="center"/>
         </w:trPr>
         <w:tc>
@@ -13418,6 +13414,7 @@
       <w:tr>
         <w:trPr>
           <w:gridAfter w:val="3"/>
+          <w:wAfter w:w="18" w:type="dxa"/>
           <w:jc w:val="center"/>
         </w:trPr>
         <w:tc>
@@ -13481,6 +13478,7 @@
       <w:tr>
         <w:trPr>
           <w:gridAfter w:val="3"/>
+          <w:wAfter w:w="18" w:type="dxa"/>
           <w:jc w:val="center"/>
         </w:trPr>
         <w:tc>
@@ -13524,6 +13522,7 @@
               <w:tblpPr w:leftFromText="180" w:rightFromText="180" w:vertAnchor="text" w:horzAnchor="page" w:tblpX="526" w:tblpY="-1945"/>
               <w:tblOverlap w:val="never"/>
               <w:tblW w:w="0" w:type="auto"/>
+              <w:tblLayout w:type="fixed"/>
               <w:tblCellMar>
                 <w:top w:w="15" w:type="dxa"/>
                 <w:left w:w="15" w:type="dxa"/>
@@ -13531,7 +13530,6 @@
                 <w:right w:w="15" w:type="dxa"/>
               </w:tblCellMar>
               <w:tblLook w:val="04A0" w:firstRow="1" w:lastRow="0" w:firstColumn="1" w:lastColumn="0" w:noHBand="0" w:noVBand="1"/>
-              <w:tblLayout w:type="fixed"/>
             </w:tblPr>
             <w:tblGrid>
               <w:gridCol w:w="4410"/>
@@ -13605,15 +13603,7 @@
                       <w:szCs w:val="32"/>
                       <w:cs/>
                     </w:rPr>
-                    <w:t>ลงชื่อ</w:t>
-                  </w:r>
-                  <w:r>
-                    <w:rPr>
-                      <w:rFonts w:ascii="TH SarabunIT๙" w:hAnsi="TH SarabunIT๙" w:cs="TH SarabunIT๙"/>
-                      <w:szCs w:val="32"/>
-                      <w:cs/>
-                    </w:rPr>
-                    <w:t>........................................</w:t>
+                    <w:t>ลงชื่อ........................................</w:t>
                   </w:r>
                 </w:p>
               </w:tc>
@@ -13653,6 +13643,14 @@
                       <w:rFonts w:ascii="TH SarabunIT๙" w:hAnsi="TH SarabunIT๙" w:cs="TH SarabunIT๙"/>
                       <w:sz w:val="32"/>
                       <w:szCs w:val="32"/>
+                    </w:rPr>
+                    <w:t xml:space="preserve">      </w:t>
+                  </w:r>
+                  <w:r>
+                    <w:rPr>
+                      <w:rFonts w:ascii="TH SarabunIT๙" w:hAnsi="TH SarabunIT๙" w:cs="TH SarabunIT๙"/>
+                      <w:sz w:val="32"/>
+                      <w:szCs w:val="32"/>
                       <w:cs/>
                     </w:rPr>
                     <w:t>(</w:t>
@@ -13730,6 +13728,14 @@
                       <w:rFonts w:ascii="TH SarabunIT๙" w:eastAsia="Times New Roman" w:hAnsi="TH SarabunIT๙" w:cs="TH SarabunIT๙"/>
                       <w:sz w:val="32"/>
                       <w:szCs w:val="32"/>
+                    </w:rPr>
+                    <w:t xml:space="preserve">       </w:t>
+                  </w:r>
+                  <w:r>
+                    <w:rPr>
+                      <w:rFonts w:ascii="TH SarabunIT๙" w:eastAsia="Times New Roman" w:hAnsi="TH SarabunIT๙" w:cs="TH SarabunIT๙"/>
+                      <w:sz w:val="32"/>
+                      <w:szCs w:val="32"/>
                       <w:cs/>
                     </w:rPr>
                     <w:t>ผู้อำนวยการโรงเรียน</w:t>
@@ -13987,12 +13993,12 @@
         <w:jc w:val="center"/>
         <w:tblCellSpacing w:w="0" w:type="dxa"/>
         <w:shd w:val="clear" w:color="auto" w:fill="F0F0F0"/>
+        <w:tblLayout w:type="fixed"/>
         <w:tblCellMar>
           <w:left w:w="0" w:type="dxa"/>
           <w:right w:w="0" w:type="dxa"/>
         </w:tblCellMar>
         <w:tblLook w:val="04A0" w:firstRow="1" w:lastRow="0" w:firstColumn="1" w:lastColumn="0" w:noHBand="0" w:noVBand="1"/>
-        <w:tblLayout w:type="fixed"/>
       </w:tblPr>
       <w:tblGrid>
         <w:gridCol w:w="9333"/>
@@ -14004,7 +14010,7 @@
         </w:trPr>
         <w:tc>
           <w:tcPr>
-            <w:tcW w:w="0" w:type="auto"/>
+            <w:tcW w:w="9333" w:type="dxa"/>
             <w:tcBorders>
               <w:top w:val="nil"/>
               <w:left w:val="nil"/>
@@ -14020,12 +14026,12 @@
               <w:tblW w:w="0" w:type="auto"/>
               <w:jc w:val="center"/>
               <w:tblCellSpacing w:w="0" w:type="dxa"/>
+              <w:tblLayout w:type="fixed"/>
               <w:tblCellMar>
                 <w:left w:w="0" w:type="dxa"/>
                 <w:right w:w="0" w:type="dxa"/>
               </w:tblCellMar>
               <w:tblLook w:val="04A0" w:firstRow="1" w:lastRow="0" w:firstColumn="1" w:lastColumn="0" w:noHBand="0" w:noVBand="1"/>
-              <w:tblLayout w:type="fixed"/>
             </w:tblPr>
             <w:tblGrid>
               <w:gridCol w:w="5173"/>
@@ -14264,12 +14270,12 @@
                     <w:tblpPr w:leftFromText="45" w:rightFromText="45" w:vertAnchor="text"/>
                     <w:tblW w:w="4962" w:type="dxa"/>
                     <w:tblCellSpacing w:w="0" w:type="dxa"/>
+                    <w:tblLayout w:type="fixed"/>
                     <w:tblCellMar>
                       <w:left w:w="0" w:type="dxa"/>
                       <w:right w:w="0" w:type="dxa"/>
                     </w:tblCellMar>
                     <w:tblLook w:val="04A0" w:firstRow="1" w:lastRow="0" w:firstColumn="1" w:lastColumn="0" w:noHBand="0" w:noVBand="1"/>
-                    <w:tblLayout w:type="fixed"/>
                   </w:tblPr>
                   <w:tblGrid>
                     <w:gridCol w:w="4962"/>
@@ -14361,7 +14367,23 @@
                             <w:rFonts w:ascii="TH SarabunIT๙" w:eastAsia="Times New Roman" w:hAnsi="TH SarabunIT๙" w:cs="TH SarabunIT๙"/>
                             <w:sz w:val="28"/>
                           </w:rPr>
-                          <w:t>{{vendor_address_no}}</w:t>
+                          <w:t>{{</w:t>
+                        </w:r>
+                        <w:proofErr w:type="spellStart"/>
+                        <w:r>
+                          <w:rPr>
+                            <w:rFonts w:ascii="TH SarabunIT๙" w:eastAsia="Times New Roman" w:hAnsi="TH SarabunIT๙" w:cs="TH SarabunIT๙"/>
+                            <w:sz w:val="28"/>
+                          </w:rPr>
+                          <w:t>vendor_address_no</w:t>
+                        </w:r>
+                        <w:proofErr w:type="spellEnd"/>
+                        <w:r>
+                          <w:rPr>
+                            <w:rFonts w:ascii="TH SarabunIT๙" w:eastAsia="Times New Roman" w:hAnsi="TH SarabunIT๙" w:cs="TH SarabunIT๙"/>
+                            <w:sz w:val="28"/>
+                          </w:rPr>
+                          <w:t>}}</w:t>
                         </w:r>
                         <w:r>
                           <w:rPr>
@@ -14516,7 +14538,25 @@
                             <w:noProof/>
                             <w:sz w:val="28"/>
                           </w:rPr>
-                          <w:t>{{vendor_tax_id}}</w:t>
+                          <w:t>{{</w:t>
+                        </w:r>
+                        <w:proofErr w:type="spellStart"/>
+                        <w:r>
+                          <w:rPr>
+                            <w:rFonts w:ascii="TH SarabunIT๙" w:hAnsi="TH SarabunIT๙" w:cs="TH SarabunIT๙"/>
+                            <w:noProof/>
+                            <w:sz w:val="28"/>
+                          </w:rPr>
+                          <w:t>vendor_tax_id</w:t>
+                        </w:r>
+                        <w:proofErr w:type="spellEnd"/>
+                        <w:r>
+                          <w:rPr>
+                            <w:rFonts w:ascii="TH SarabunIT๙" w:hAnsi="TH SarabunIT๙" w:cs="TH SarabunIT๙"/>
+                            <w:noProof/>
+                            <w:sz w:val="28"/>
+                          </w:rPr>
+                          <w:t>}}</w:t>
                         </w:r>
                       </w:p>
                     </w:tc>
@@ -14549,12 +14589,12 @@
                     <w:tblpPr w:leftFromText="45" w:rightFromText="45" w:vertAnchor="text"/>
                     <w:tblW w:w="5000" w:type="pct"/>
                     <w:tblCellSpacing w:w="0" w:type="dxa"/>
+                    <w:tblLayout w:type="fixed"/>
                     <w:tblCellMar>
                       <w:left w:w="0" w:type="dxa"/>
                       <w:right w:w="0" w:type="dxa"/>
                     </w:tblCellMar>
                     <w:tblLook w:val="04A0" w:firstRow="1" w:lastRow="0" w:firstColumn="1" w:lastColumn="0" w:noHBand="0" w:noVBand="1"/>
-                    <w:tblLayout w:type="fixed"/>
                   </w:tblPr>
                   <w:tblGrid>
                     <w:gridCol w:w="4160"/>
@@ -14565,7 +14605,7 @@
                     </w:trPr>
                     <w:tc>
                       <w:tcPr>
-                        <w:tcW w:w="0" w:type="auto"/>
+                        <w:tcW w:w="4160" w:type="dxa"/>
                         <w:tcBorders>
                           <w:top w:val="nil"/>
                           <w:left w:val="nil"/>
@@ -14631,7 +14671,7 @@
                     </w:trPr>
                     <w:tc>
                       <w:tcPr>
-                        <w:tcW w:w="0" w:type="auto"/>
+                        <w:tcW w:w="4160" w:type="dxa"/>
                         <w:tcBorders>
                           <w:top w:val="nil"/>
                           <w:left w:val="nil"/>
@@ -14688,7 +14728,7 @@
                     </w:trPr>
                     <w:tc>
                       <w:tcPr>
-                        <w:tcW w:w="0" w:type="auto"/>
+                        <w:tcW w:w="4160" w:type="dxa"/>
                         <w:tcBorders>
                           <w:top w:val="nil"/>
                           <w:left w:val="nil"/>
@@ -14761,7 +14801,7 @@
                     </w:trPr>
                     <w:tc>
                       <w:tcPr>
-                        <w:tcW w:w="0" w:type="auto"/>
+                        <w:tcW w:w="4160" w:type="dxa"/>
                         <w:tcBorders>
                           <w:top w:val="nil"/>
                           <w:left w:val="nil"/>
@@ -14792,7 +14832,23 @@
                             <w:rFonts w:ascii="TH SarabunIT๙" w:eastAsia="Times New Roman" w:hAnsi="TH SarabunIT๙" w:cs="TH SarabunIT๙"/>
                             <w:sz w:val="28"/>
                           </w:rPr>
-                          <w:t>{{school_address_no}}</w:t>
+                          <w:t>{{</w:t>
+                        </w:r>
+                        <w:proofErr w:type="spellStart"/>
+                        <w:r>
+                          <w:rPr>
+                            <w:rFonts w:ascii="TH SarabunIT๙" w:eastAsia="Times New Roman" w:hAnsi="TH SarabunIT๙" w:cs="TH SarabunIT๙"/>
+                            <w:sz w:val="28"/>
+                          </w:rPr>
+                          <w:t>school_address_no</w:t>
+                        </w:r>
+                        <w:proofErr w:type="spellEnd"/>
+                        <w:r>
+                          <w:rPr>
+                            <w:rFonts w:ascii="TH SarabunIT๙" w:eastAsia="Times New Roman" w:hAnsi="TH SarabunIT๙" w:cs="TH SarabunIT๙"/>
+                            <w:sz w:val="28"/>
+                          </w:rPr>
+                          <w:t>}}</w:t>
                         </w:r>
                         <w:r>
                           <w:rPr>
@@ -14807,7 +14863,23 @@
                             <w:rFonts w:ascii="TH SarabunIT๙" w:eastAsia="Times New Roman" w:hAnsi="TH SarabunIT๙" w:cs="TH SarabunIT๙"/>
                             <w:sz w:val="28"/>
                           </w:rPr>
-                          <w:t>{{school_subdistrict}}</w:t>
+                          <w:t>{{</w:t>
+                        </w:r>
+                        <w:proofErr w:type="spellStart"/>
+                        <w:r>
+                          <w:rPr>
+                            <w:rFonts w:ascii="TH SarabunIT๙" w:eastAsia="Times New Roman" w:hAnsi="TH SarabunIT๙" w:cs="TH SarabunIT๙"/>
+                            <w:sz w:val="28"/>
+                          </w:rPr>
+                          <w:t>school_subdistrict</w:t>
+                        </w:r>
+                        <w:proofErr w:type="spellEnd"/>
+                        <w:r>
+                          <w:rPr>
+                            <w:rFonts w:ascii="TH SarabunIT๙" w:eastAsia="Times New Roman" w:hAnsi="TH SarabunIT๙" w:cs="TH SarabunIT๙"/>
+                            <w:sz w:val="28"/>
+                          </w:rPr>
+                          <w:t>}}</w:t>
                         </w:r>
                       </w:p>
                       <w:p>
@@ -14903,7 +14975,7 @@
                     </w:trPr>
                     <w:tc>
                       <w:tcPr>
-                        <w:tcW w:w="0" w:type="auto"/>
+                        <w:tcW w:w="4160" w:type="dxa"/>
                         <w:tcBorders>
                           <w:top w:val="nil"/>
                           <w:left w:val="nil"/>
@@ -15180,15 +15252,15 @@
                   <w:tblPr>
                     <w:tblStyle w:val="a3"/>
                     <w:tblW w:w="9200" w:type="dxa"/>
+                    <w:tblLayout w:type="fixed"/>
                     <w:tblLook w:val="04A0" w:firstRow="1" w:lastRow="0" w:firstColumn="1" w:lastColumn="0" w:noHBand="0" w:noVBand="1"/>
-                    <w:tblLayout w:type="fixed"/>
                   </w:tblPr>
                   <w:tblGrid>
-                    <w:gridCol w:w="490"/>
-                    <w:gridCol w:w="3037"/>
-                    <w:gridCol w:w="1139"/>
-                    <w:gridCol w:w="2244"/>
-                    <w:gridCol w:w="2290"/>
+                    <w:gridCol w:w="568"/>
+                    <w:gridCol w:w="3393"/>
+                    <w:gridCol w:w="1275"/>
+                    <w:gridCol w:w="2124"/>
+                    <w:gridCol w:w="1840"/>
                   </w:tblGrid>
                   <w:tr>
                     <w:trPr>
@@ -15842,12 +15914,12 @@
               <w:tblW w:w="0" w:type="auto"/>
               <w:jc w:val="center"/>
               <w:tblCellSpacing w:w="0" w:type="dxa"/>
+              <w:tblLayout w:type="fixed"/>
               <w:tblCellMar>
                 <w:left w:w="0" w:type="dxa"/>
                 <w:right w:w="0" w:type="dxa"/>
               </w:tblCellMar>
               <w:tblLook w:val="04A0" w:firstRow="1" w:lastRow="0" w:firstColumn="1" w:lastColumn="0" w:noHBand="0" w:noVBand="1"/>
-              <w:tblLayout w:type="fixed"/>
             </w:tblPr>
             <w:tblGrid>
               <w:gridCol w:w="246"/>
@@ -16060,7 +16132,7 @@
               </w:trPr>
               <w:tc>
                 <w:tcPr>
-                  <w:tcW w:w="0" w:type="auto"/>
+                  <w:tcW w:w="246" w:type="dxa"/>
                   <w:tcBorders>
                     <w:top w:val="nil"/>
                     <w:left w:val="nil"/>
@@ -16177,7 +16249,7 @@
               </w:trPr>
               <w:tc>
                 <w:tcPr>
-                  <w:tcW w:w="0" w:type="auto"/>
+                  <w:tcW w:w="246" w:type="dxa"/>
                   <w:tcBorders>
                     <w:top w:val="nil"/>
                     <w:left w:val="nil"/>
@@ -16361,7 +16433,7 @@
               </w:trPr>
               <w:tc>
                 <w:tcPr>
-                  <w:tcW w:w="0" w:type="auto"/>
+                  <w:tcW w:w="246" w:type="dxa"/>
                   <w:tcBorders>
                     <w:top w:val="nil"/>
                     <w:left w:val="nil"/>
@@ -16459,7 +16531,7 @@
               </w:trPr>
               <w:tc>
                 <w:tcPr>
-                  <w:tcW w:w="0" w:type="auto"/>
+                  <w:tcW w:w="246" w:type="dxa"/>
                   <w:tcBorders>
                     <w:top w:val="nil"/>
                     <w:left w:val="nil"/>
@@ -16590,7 +16662,7 @@
               </w:trPr>
               <w:tc>
                 <w:tcPr>
-                  <w:tcW w:w="0" w:type="auto"/>
+                  <w:tcW w:w="246" w:type="dxa"/>
                   <w:tcBorders>
                     <w:top w:val="nil"/>
                     <w:left w:val="nil"/>
@@ -17075,13 +17147,6 @@
                       <w:cs/>
                     </w:rPr>
                     <w:tab/>
-                  </w:r>
-                  <w:r>
-                    <w:rPr>
-                      <w:rFonts w:ascii="TH SarabunIT๙" w:hAnsi="TH SarabunIT๙" w:cs="TH SarabunIT๙"/>
-                      <w:sz w:val="28"/>
-                      <w:cs/>
-                    </w:rPr>
                     <w:t>ลงชื่อ........................................</w:t>
                   </w:r>
                   <w:r>
@@ -17137,8 +17202,8 @@
                   <w:pPr>
                     <w:shd w:val="clear" w:color="auto" w:fill="FFFFFF" w:themeFill="background1"/>
                     <w:tabs>
-                      <w:tab w:val="left" w:pos="591"/>
-                      <w:tab w:val="left" w:pos="4560"/>
+                      <w:tab w:val="left" w:pos="726"/>
+                      <w:tab w:val="left" w:pos="4695"/>
                     </w:tabs>
                     <w:spacing w:after="0" w:line="240" w:lineRule="auto"/>
                     <w:rPr>
@@ -17329,6 +17394,7 @@
                       <w:sz w:val="28"/>
                       <w:cs/>
                     </w:rPr>
+                    <w:lastRenderedPageBreak/>
                     <w:tab/>
                   </w:r>
                   <w:r>
@@ -17428,7 +17494,7 @@
         </w:trPr>
         <w:tc>
           <w:tcPr>
-            <w:tcW w:w="0" w:type="auto"/>
+            <w:tcW w:w="9333" w:type="dxa"/>
             <w:tcBorders>
               <w:top w:val="nil"/>
               <w:left w:val="nil"/>
@@ -17488,7 +17554,7 @@
         </w:trPr>
         <w:tc>
           <w:tcPr>
-            <w:tcW w:w="0" w:type="auto"/>
+            <w:tcW w:w="9333" w:type="dxa"/>
             <w:tcBorders>
               <w:top w:val="nil"/>
               <w:left w:val="nil"/>
@@ -17547,7 +17613,7 @@
         </w:trPr>
         <w:tc>
           <w:tcPr>
-            <w:tcW w:w="0" w:type="auto"/>
+            <w:tcW w:w="9333" w:type="dxa"/>
             <w:tcBorders>
               <w:top w:val="nil"/>
               <w:left w:val="nil"/>
@@ -17581,234 +17647,6 @@
           <w:u w:val="single"/>
         </w:rPr>
       </w:pPr>
-    </w:p>
-    <w:p>
-      <w:pPr>
-        <w:pStyle w:val="1"/>
-        <w:rPr>
-          <w:rFonts w:ascii="TH SarabunIT๙" w:hAnsi="TH SarabunIT๙" w:cs="TH SarabunIT๙"/>
-          <w:b/>
-          <w:bCs/>
-          <w:u w:val="single"/>
-        </w:rPr>
-      </w:pPr>
-    </w:p>
-    <w:p>
-      <w:pPr>
-        <w:pStyle w:val="1"/>
-        <w:rPr>
-          <w:rFonts w:ascii="TH SarabunIT๙" w:hAnsi="TH SarabunIT๙" w:cs="TH SarabunIT๙"/>
-          <w:b/>
-          <w:bCs/>
-          <w:u w:val="single"/>
-        </w:rPr>
-      </w:pPr>
-    </w:p>
-    <w:p>
-      <w:pPr>
-        <w:pStyle w:val="1"/>
-        <w:rPr>
-          <w:rFonts w:ascii="TH SarabunIT๙" w:hAnsi="TH SarabunIT๙" w:cs="TH SarabunIT๙"/>
-          <w:b/>
-          <w:bCs/>
-          <w:u w:val="single"/>
-        </w:rPr>
-      </w:pPr>
-    </w:p>
-    <w:p>
-      <w:pPr>
-        <w:pStyle w:val="1"/>
-        <w:jc w:val="left"/>
-        <w:rPr>
-          <w:rFonts w:ascii="TH SarabunIT๙" w:hAnsi="TH SarabunIT๙" w:cs="TH SarabunIT๙"/>
-          <w:b/>
-          <w:bCs/>
-          <w:u w:val="single"/>
-        </w:rPr>
-      </w:pPr>
-    </w:p>
-    <w:p>
-      <w:pPr>
-        <w:rPr>
-          <w:rFonts w:ascii="TH SarabunIT๙" w:hAnsi="TH SarabunIT๙" w:cs="TH SarabunIT๙"/>
-        </w:rPr>
-      </w:pPr>
-    </w:p>
-    <w:p>
-      <w:pPr>
-        <w:rPr>
-          <w:rFonts w:ascii="TH SarabunIT๙" w:hAnsi="TH SarabunIT๙" w:cs="TH SarabunIT๙"/>
-        </w:rPr>
-      </w:pPr>
-    </w:p>
-    <w:p>
-      <w:pPr>
-        <w:rPr>
-          <w:rFonts w:ascii="TH SarabunIT๙" w:hAnsi="TH SarabunIT๙" w:cs="TH SarabunIT๙"/>
-        </w:rPr>
-      </w:pPr>
-    </w:p>
-    <w:p>
-      <w:pPr>
-        <w:rPr>
-          <w:rFonts w:ascii="TH SarabunIT๙" w:hAnsi="TH SarabunIT๙" w:cs="TH SarabunIT๙"/>
-        </w:rPr>
-      </w:pPr>
-    </w:p>
-    <w:p>
-      <w:pPr>
-        <w:rPr>
-          <w:rFonts w:ascii="TH SarabunIT๙" w:hAnsi="TH SarabunIT๙" w:cs="TH SarabunIT๙"/>
-        </w:rPr>
-      </w:pPr>
-    </w:p>
-    <w:p>
-      <w:pPr>
-        <w:rPr>
-          <w:rFonts w:ascii="TH SarabunIT๙" w:hAnsi="TH SarabunIT๙" w:cs="TH SarabunIT๙"/>
-        </w:rPr>
-      </w:pPr>
-    </w:p>
-    <w:p>
-      <w:pPr>
-        <w:rPr>
-          <w:rFonts w:ascii="TH SarabunIT๙" w:hAnsi="TH SarabunIT๙" w:cs="TH SarabunIT๙"/>
-        </w:rPr>
-      </w:pPr>
-    </w:p>
-    <w:p>
-      <w:pPr>
-        <w:rPr>
-          <w:rFonts w:ascii="TH SarabunIT๙" w:hAnsi="TH SarabunIT๙" w:cs="TH SarabunIT๙"/>
-        </w:rPr>
-      </w:pPr>
-    </w:p>
-    <w:p>
-      <w:pPr>
-        <w:rPr>
-          <w:rFonts w:ascii="TH SarabunIT๙" w:hAnsi="TH SarabunIT๙" w:cs="TH SarabunIT๙"/>
-        </w:rPr>
-      </w:pPr>
-    </w:p>
-    <w:p>
-      <w:pPr>
-        <w:rPr>
-          <w:rFonts w:ascii="TH SarabunIT๙" w:hAnsi="TH SarabunIT๙" w:cs="TH SarabunIT๙"/>
-        </w:rPr>
-      </w:pPr>
-    </w:p>
-    <w:p>
-      <w:pPr>
-        <w:rPr>
-          <w:rFonts w:ascii="TH SarabunIT๙" w:hAnsi="TH SarabunIT๙" w:cs="TH SarabunIT๙"/>
-        </w:rPr>
-      </w:pPr>
-    </w:p>
-    <w:p>
-      <w:pPr>
-        <w:rPr>
-          <w:rFonts w:ascii="TH SarabunIT๙" w:hAnsi="TH SarabunIT๙" w:cs="TH SarabunIT๙"/>
-        </w:rPr>
-      </w:pPr>
-    </w:p>
-    <w:p>
-      <w:pPr>
-        <w:rPr>
-          <w:rFonts w:ascii="TH SarabunIT๙" w:hAnsi="TH SarabunIT๙" w:cs="TH SarabunIT๙"/>
-        </w:rPr>
-      </w:pPr>
-    </w:p>
-    <w:p>
-      <w:pPr>
-        <w:rPr>
-          <w:rFonts w:ascii="TH SarabunIT๙" w:hAnsi="TH SarabunIT๙" w:cs="TH SarabunIT๙"/>
-        </w:rPr>
-      </w:pPr>
-    </w:p>
-    <w:p>
-      <w:pPr>
-        <w:rPr>
-          <w:rFonts w:ascii="TH SarabunIT๙" w:hAnsi="TH SarabunIT๙" w:cs="TH SarabunIT๙"/>
-        </w:rPr>
-      </w:pPr>
-    </w:p>
-    <w:p>
-      <w:pPr>
-        <w:rPr>
-          <w:rFonts w:ascii="TH SarabunIT๙" w:hAnsi="TH SarabunIT๙" w:cs="TH SarabunIT๙"/>
-        </w:rPr>
-      </w:pPr>
-    </w:p>
-    <w:p>
-      <w:pPr>
-        <w:rPr>
-          <w:rFonts w:ascii="TH SarabunIT๙" w:hAnsi="TH SarabunIT๙" w:cs="TH SarabunIT๙"/>
-        </w:rPr>
-      </w:pPr>
-    </w:p>
-    <w:p>
-      <w:pPr>
-        <w:rPr>
-          <w:rFonts w:ascii="TH SarabunIT๙" w:hAnsi="TH SarabunIT๙" w:cs="TH SarabunIT๙"/>
-        </w:rPr>
-      </w:pPr>
-    </w:p>
-    <w:p>
-      <w:pPr>
-        <w:rPr>
-          <w:rFonts w:ascii="TH SarabunIT๙" w:hAnsi="TH SarabunIT๙" w:cs="TH SarabunIT๙"/>
-        </w:rPr>
-      </w:pPr>
-    </w:p>
-    <w:p>
-      <w:pPr>
-        <w:rPr>
-          <w:rFonts w:ascii="TH SarabunIT๙" w:hAnsi="TH SarabunIT๙" w:cs="TH SarabunIT๙"/>
-        </w:rPr>
-      </w:pPr>
-    </w:p>
-    <w:p>
-      <w:pPr>
-        <w:rPr>
-          <w:rFonts w:ascii="TH SarabunIT๙" w:hAnsi="TH SarabunIT๙" w:cs="TH SarabunIT๙"/>
-        </w:rPr>
-      </w:pPr>
-    </w:p>
-    <w:p>
-      <w:pPr>
-        <w:rPr>
-          <w:rFonts w:ascii="TH SarabunIT๙" w:hAnsi="TH SarabunIT๙" w:cs="TH SarabunIT๙"/>
-        </w:rPr>
-      </w:pPr>
-    </w:p>
-    <w:p>
-      <w:pPr>
-        <w:rPr>
-          <w:rFonts w:ascii="TH SarabunIT๙" w:hAnsi="TH SarabunIT๙" w:cs="TH SarabunIT๙"/>
-        </w:rPr>
-      </w:pPr>
-    </w:p>
-    <w:p>
-      <w:pPr>
-        <w:pStyle w:val="1"/>
-        <w:rPr>
-          <w:rFonts w:ascii="TH SarabunIT๙" w:hAnsi="TH SarabunIT๙" w:cs="TH SarabunIT๙"/>
-          <w:b/>
-          <w:bCs/>
-          <w:u w:val="single"/>
-        </w:rPr>
-      </w:pPr>
-    </w:p>
-    <w:p>
-      <w:pPr>
-        <w:pStyle w:val="1"/>
-        <w:rPr>
-          <w:rFonts w:ascii="TH SarabunIT๙" w:hAnsi="TH SarabunIT๙" w:cs="TH SarabunIT๙"/>
-          <w:b/>
-          <w:bCs/>
-          <w:u w:val="single"/>
-        </w:rPr>
-      </w:pPr>
       <w:r>
         <w:rPr>
           <w:rFonts w:ascii="TH SarabunIT๙" w:hAnsi="TH SarabunIT๙" w:cs="TH SarabunIT๙"/>
@@ -18124,15 +17962,15 @@
       <w:tblPr>
         <w:tblStyle w:val="a3"/>
         <w:tblW w:w="9200" w:type="dxa"/>
+        <w:tblLayout w:type="fixed"/>
         <w:tblLook w:val="04A0" w:firstRow="1" w:lastRow="0" w:firstColumn="1" w:lastColumn="0" w:noHBand="0" w:noVBand="1"/>
-        <w:tblLayout w:type="fixed"/>
       </w:tblPr>
       <w:tblGrid>
-        <w:gridCol w:w="742"/>
-        <w:gridCol w:w="3283"/>
-        <w:gridCol w:w="1300"/>
-        <w:gridCol w:w="1498"/>
-        <w:gridCol w:w="2376"/>
+        <w:gridCol w:w="480"/>
+        <w:gridCol w:w="3792"/>
+        <w:gridCol w:w="1316"/>
+        <w:gridCol w:w="1526"/>
+        <w:gridCol w:w="2086"/>
       </w:tblGrid>
       <w:tr>
         <w:trPr>
@@ -18319,7 +18157,23 @@
                 <w:rFonts w:ascii="TH SarabunIT๙" w:eastAsia="Calibri" w:hAnsi="TH SarabunIT๙" w:cs="TH SarabunIT๙"/>
                 <w:szCs w:val="32"/>
               </w:rPr>
-              <w:t>{{idx}}</w:t>
+              <w:t>{{</w:t>
+            </w:r>
+            <w:proofErr w:type="spellStart"/>
+            <w:r>
+              <w:rPr>
+                <w:rFonts w:ascii="TH SarabunIT๙" w:eastAsia="Calibri" w:hAnsi="TH SarabunIT๙" w:cs="TH SarabunIT๙"/>
+                <w:szCs w:val="32"/>
+              </w:rPr>
+              <w:t>idx</w:t>
+            </w:r>
+            <w:proofErr w:type="spellEnd"/>
+            <w:r>
+              <w:rPr>
+                <w:rFonts w:ascii="TH SarabunIT๙" w:eastAsia="Calibri" w:hAnsi="TH SarabunIT๙" w:cs="TH SarabunIT๙"/>
+                <w:szCs w:val="32"/>
+              </w:rPr>
+              <w:t>}}</w:t>
             </w:r>
           </w:p>
         </w:tc>
@@ -18856,7 +18710,7 @@
       <w:pPr>
         <w:shd w:val="clear" w:color="auto" w:fill="FFFFFF" w:themeFill="background1"/>
         <w:tabs>
-          <w:tab w:val="left" w:pos="4536"/>
+          <w:tab w:val="left" w:pos="4820"/>
         </w:tabs>
         <w:rPr>
           <w:rFonts w:ascii="TH SarabunIT๙" w:hAnsi="TH SarabunIT๙" w:cs="TH SarabunIT๙"/>
@@ -18916,46 +18770,6 @@
         </w:rPr>
         <w:t>)</w:t>
       </w:r>
-    </w:p>
-    <w:p>
-      <w:pPr>
-        <w:shd w:val="clear" w:color="auto" w:fill="FFFFFF" w:themeFill="background1"/>
-        <w:rPr>
-          <w:rFonts w:ascii="TH SarabunIT๙" w:hAnsi="TH SarabunIT๙" w:cs="TH SarabunIT๙"/>
-          <w:sz w:val="32"/>
-          <w:szCs w:val="32"/>
-        </w:rPr>
-      </w:pPr>
-    </w:p>
-    <w:p>
-      <w:pPr>
-        <w:shd w:val="clear" w:color="auto" w:fill="FFFFFF" w:themeFill="background1"/>
-        <w:rPr>
-          <w:rFonts w:ascii="TH SarabunIT๙" w:hAnsi="TH SarabunIT๙" w:cs="TH SarabunIT๙"/>
-          <w:sz w:val="32"/>
-          <w:szCs w:val="32"/>
-        </w:rPr>
-      </w:pPr>
-    </w:p>
-    <w:p>
-      <w:pPr>
-        <w:shd w:val="clear" w:color="auto" w:fill="FFFFFF" w:themeFill="background1"/>
-        <w:rPr>
-          <w:rFonts w:ascii="TH SarabunIT๙" w:hAnsi="TH SarabunIT๙" w:cs="TH SarabunIT๙"/>
-          <w:sz w:val="32"/>
-          <w:szCs w:val="32"/>
-        </w:rPr>
-      </w:pPr>
-    </w:p>
-    <w:p>
-      <w:pPr>
-        <w:shd w:val="clear" w:color="auto" w:fill="FFFFFF" w:themeFill="background1"/>
-        <w:rPr>
-          <w:rFonts w:ascii="TH SarabunIT๙" w:hAnsi="TH SarabunIT๙" w:cs="TH SarabunIT๙"/>
-          <w:sz w:val="32"/>
-          <w:szCs w:val="32"/>
-        </w:rPr>
-      </w:pPr>
     </w:p>
     <w:p>
       <w:pPr>
@@ -19597,13 +19411,6 @@
           <w:cs/>
         </w:rPr>
         <w:tab/>
-      </w:r>
-      <w:r>
-        <w:rPr>
-          <w:rFonts w:ascii="TH SarabunIT๙" w:hAnsi="TH SarabunIT๙" w:cs="TH SarabunIT๙"/>
-          <w:sz w:val="32"/>
-          <w:cs/>
-        </w:rPr>
         <w:t>ลงชื่อ........................................</w:t>
       </w:r>
       <w:r>
@@ -19619,7 +19426,7 @@
       <w:pPr>
         <w:pStyle w:val="21"/>
         <w:tabs>
-          <w:tab w:val="left" w:pos="4820"/>
+          <w:tab w:val="left" w:pos="5103"/>
         </w:tabs>
         <w:spacing w:after="0" w:line="240" w:lineRule="auto"/>
         <w:rPr>
@@ -20269,8 +20076,8 @@
           <w:sz w:val="32"/>
           <w:szCs w:val="32"/>
         </w:rPr>
-        <w:pict w14:anchorId="6B33904D">
-          <v:shape id="_x0000_i1030" type="#_x0000_t75" alt="" style="width:19.8pt;height:19.8pt;mso-width-percent:0;mso-height-percent:0;mso-width-percent:0;mso-height-percent:0">
+        <w:pict w14:anchorId="5056881A">
+          <v:shape id="_x0000_i1030" type="#_x0000_t75" alt="" style="width:20pt;height:20pt;mso-width-percent:0;mso-height-percent:0;mso-width-percent:0;mso-height-percent:0">
             <v:imagedata r:id="rId10" o:title=""/>
           </v:shape>
         </w:pict>
@@ -20308,8 +20115,8 @@
           <w:sz w:val="32"/>
           <w:szCs w:val="32"/>
         </w:rPr>
-        <w:pict w14:anchorId="717C82E3">
-          <v:shape id="_x0000_i1029" type="#_x0000_t75" alt="" style="width:19.8pt;height:19.8pt;mso-width-percent:0;mso-height-percent:0;mso-width-percent:0;mso-height-percent:0">
+        <w:pict w14:anchorId="769483F4">
+          <v:shape id="_x0000_i1029" type="#_x0000_t75" alt="" style="width:20pt;height:20pt;mso-width-percent:0;mso-height-percent:0;mso-width-percent:0;mso-height-percent:0">
             <v:imagedata r:id="rId10" o:title=""/>
           </v:shape>
         </w:pict>
@@ -20347,8 +20154,8 @@
           <w:sz w:val="32"/>
           <w:szCs w:val="32"/>
         </w:rPr>
-        <w:pict w14:anchorId="6B5CF397">
-          <v:shape id="_x0000_i1028" type="#_x0000_t75" alt="" style="width:19.8pt;height:19.8pt;mso-width-percent:0;mso-height-percent:0;mso-width-percent:0;mso-height-percent:0">
+        <w:pict w14:anchorId="62DE4633">
+          <v:shape id="_x0000_i1028" type="#_x0000_t75" alt="" style="width:20pt;height:20pt;mso-width-percent:0;mso-height-percent:0;mso-width-percent:0;mso-height-percent:0">
             <v:imagedata r:id="rId11" o:title=""/>
           </v:shape>
         </w:pict>
@@ -20404,8 +20211,8 @@
           <w:sz w:val="32"/>
           <w:szCs w:val="32"/>
         </w:rPr>
-        <w:pict w14:anchorId="4CC17CDA">
-          <v:shape id="_x0000_i1027" type="#_x0000_t75" alt="" style="width:19.8pt;height:19.8pt;mso-width-percent:0;mso-height-percent:0;mso-width-percent:0;mso-height-percent:0">
+        <w:pict w14:anchorId="60DF28AD">
+          <v:shape id="_x0000_i1027" type="#_x0000_t75" alt="" style="width:20pt;height:20pt;mso-width-percent:0;mso-height-percent:0;mso-width-percent:0;mso-height-percent:0">
             <v:imagedata r:id="rId11" o:title=""/>
           </v:shape>
         </w:pict>
@@ -20443,8 +20250,8 @@
           <w:sz w:val="32"/>
           <w:szCs w:val="32"/>
         </w:rPr>
-        <w:pict w14:anchorId="362919E4">
-          <v:shape id="_x0000_i1026" type="#_x0000_t75" alt="" style="width:19.8pt;height:19.8pt;mso-width-percent:0;mso-height-percent:0;mso-width-percent:0;mso-height-percent:0">
+        <w:pict w14:anchorId="26CBF992">
+          <v:shape id="_x0000_i1026" type="#_x0000_t75" alt="" style="width:20pt;height:20pt;mso-width-percent:0;mso-height-percent:0;mso-width-percent:0;mso-height-percent:0">
             <v:imagedata r:id="rId10" o:title=""/>
           </v:shape>
         </w:pict>
@@ -21096,11 +20903,11 @@
           <w:sz w:val="32"/>
           <w:szCs w:val="32"/>
         </w:rPr>
-        <w:object w:dxaOrig="1440" w:dyaOrig="1440" w14:anchorId="4AC0A8BC">
+        <w:object w:dxaOrig="1440" w:dyaOrig="1440" w14:anchorId="59C9801C">
           <v:shape id="_x0000_s1026" type="#_x0000_t75" alt="" style="position:absolute;left:0;text-align:left;margin-left:-.8pt;margin-top:-20.55pt;width:53.4pt;height:57.75pt;z-index:251662336;mso-wrap-edited:f;mso-width-percent:0;mso-height-percent:0;mso-position-horizontal-relative:text;mso-position-vertical-relative:text;mso-width-percent:0;mso-height-percent:0" fillcolor="window">
             <v:imagedata r:id="rId6" o:title=""/>
           </v:shape>
-          <o:OLEObject Type="Embed" ProgID="Word.Picture.8" ShapeID="_x0000_s1026" DrawAspect="Content" ObjectID="_1845228778" r:id="rId12"/>
+          <o:OLEObject Type="Embed" ProgID="Word.Picture.8" ShapeID="_x0000_s1026" DrawAspect="Content" ObjectID="_1847367010" r:id="rId12"/>
         </w:object>
       </w:r>
       <w:r>
@@ -22262,20 +22069,13 @@
           <w:cs/>
         </w:rPr>
         <w:tab/>
-      </w:r>
-      <w:r>
-        <w:rPr>
-          <w:rFonts w:ascii="TH SarabunIT๙" w:hAnsi="TH SarabunIT๙" w:cs="TH SarabunIT๙"/>
-          <w:szCs w:val="32"/>
-          <w:cs/>
-        </w:rPr>
         <w:t>ลงชื่อ........................................</w:t>
       </w:r>
     </w:p>
     <w:p>
       <w:pPr>
         <w:tabs>
-          <w:tab w:val="left" w:pos="5245"/>
+          <w:tab w:val="left" w:pos="5387"/>
         </w:tabs>
         <w:spacing w:after="0"/>
         <w:rPr>
@@ -22339,7 +22139,7 @@
       <w:pPr>
         <w:pStyle w:val="a8"/>
         <w:tabs>
-          <w:tab w:val="left" w:pos="5387"/>
+          <w:tab w:val="left" w:pos="5529"/>
         </w:tabs>
         <w:rPr>
           <w:rFonts w:ascii="TH SarabunIT๙" w:hAnsi="TH SarabunIT๙" w:cs="TH SarabunIT๙"/>
@@ -22446,13 +22246,6 @@
           <w:cs/>
         </w:rPr>
         <w:tab/>
-      </w:r>
-      <w:r>
-        <w:rPr>
-          <w:rFonts w:ascii="TH SarabunIT๙" w:hAnsi="TH SarabunIT๙" w:cs="TH SarabunIT๙"/>
-          <w:szCs w:val="32"/>
-          <w:cs/>
-        </w:rPr>
         <w:t>ลงชื่อ........................................</w:t>
       </w:r>
     </w:p>
@@ -22460,7 +22253,7 @@
       <w:pPr>
         <w:pStyle w:val="a8"/>
         <w:tabs>
-          <w:tab w:val="left" w:pos="5103"/>
+          <w:tab w:val="left" w:pos="5245"/>
         </w:tabs>
         <w:rPr>
           <w:rFonts w:ascii="TH SarabunIT๙" w:hAnsi="TH SarabunIT๙" w:cs="TH SarabunIT๙"/>
@@ -23007,15 +22800,15 @@
           <w:insideH w:val="single" w:sz="4" w:space="0" w:color="auto"/>
           <w:insideV w:val="single" w:sz="4" w:space="0" w:color="auto"/>
         </w:tblBorders>
+        <w:tblLayout w:type="fixed"/>
         <w:tblLook w:val="04A0" w:firstRow="1" w:lastRow="0" w:firstColumn="1" w:lastColumn="0" w:noHBand="0" w:noVBand="1"/>
-        <w:tblLayout w:type="fixed"/>
       </w:tblPr>
       <w:tblGrid>
-        <w:gridCol w:w="718"/>
-        <w:gridCol w:w="3426"/>
-        <w:gridCol w:w="1316"/>
-        <w:gridCol w:w="1316"/>
-        <w:gridCol w:w="2424"/>
+        <w:gridCol w:w="719"/>
+        <w:gridCol w:w="3522"/>
+        <w:gridCol w:w="1323"/>
+        <w:gridCol w:w="1323"/>
+        <w:gridCol w:w="2313"/>
       </w:tblGrid>
       <w:tr>
         <w:trPr>
@@ -23419,8 +23212,8 @@
           <w:insideH w:val="single" w:sz="4" w:space="0" w:color="auto"/>
           <w:insideV w:val="single" w:sz="4" w:space="0" w:color="auto"/>
         </w:tblBorders>
+        <w:tblLayout w:type="fixed"/>
         <w:tblLook w:val="04A0" w:firstRow="1" w:lastRow="0" w:firstColumn="1" w:lastColumn="0" w:noHBand="0" w:noVBand="1"/>
-        <w:tblLayout w:type="fixed"/>
       </w:tblPr>
       <w:tblGrid>
         <w:gridCol w:w="4331"/>

--- a/assets/templates/master_template.docx
+++ b/assets/templates/master_template.docx
@@ -6864,7 +6864,16 @@
                 <w:sz w:val="2"/>
                 <w:szCs w:val="2"/>
               </w:rPr>
-              <w:t>{{endif:single_inspector_only}}{{if:committee_only}}</w:t>
+              <w:t>{{endif:single_inspector_only}}</w:t>
+            </w:r>
+            <w:r>
+              <w:rPr>
+                <w:rFonts w:ascii="TH SarabunIT๙" w:eastAsia="Times New Roman" w:hAnsi="TH SarabunIT๙" w:cs="TH SarabunIT๙"/>
+                <w:vanish/>
+                <w:sz w:val="2"/>
+                <w:szCs w:val="2"/>
+              </w:rPr>
+              <w:t>{{if:committee_only}}</w:t>
             </w:r>
             <w:r>
               <w:rPr>

--- a/assets/templates/master_template.docx
+++ b/assets/templates/master_template.docx
@@ -45,7 +45,7 @@
           <v:shape id="_x0000_s1028" type="#_x0000_t75" alt="" style="position:absolute;left:0;text-align:left;margin-left:-3.15pt;margin-top:-15.85pt;width:53.4pt;height:57.75pt;z-index:251663360;mso-wrap-edited:f;mso-width-percent:0;mso-height-percent:0;mso-position-horizontal-relative:text;mso-position-vertical-relative:text;mso-width-percent:0;mso-height-percent:0" fillcolor="window">
             <v:imagedata r:id="rId6" o:title=""/>
           </v:shape>
-          <o:OLEObject Type="Embed" ProgID="Word.Picture.8" ShapeID="_x0000_s1028" DrawAspect="Content" ObjectID="_1847367012" r:id="rId7"/>
+          <o:OLEObject Type="Embed" ProgID="Word.Picture.8" ShapeID="_x0000_s1028" DrawAspect="Content" ObjectID="_1847426888" r:id="rId7"/>
         </w:object>
       </w:r>
       <w:r>
@@ -309,25 +309,7 @@
           <w:sz w:val="32"/>
           <w:szCs w:val="32"/>
         </w:rPr>
-        <w:t>{{</w:t>
-      </w:r>
-      <w:proofErr w:type="spellStart"/>
-      <w:r>
-        <w:rPr>
-          <w:rFonts w:ascii="TH SarabunIT๙" w:hAnsi="TH SarabunIT๙" w:cs="TH SarabunIT๙"/>
-          <w:sz w:val="32"/>
-          <w:szCs w:val="32"/>
-        </w:rPr>
-        <w:t>school_name</w:t>
-      </w:r>
-      <w:proofErr w:type="spellEnd"/>
-      <w:r>
-        <w:rPr>
-          <w:rFonts w:ascii="TH SarabunIT๙" w:hAnsi="TH SarabunIT๙" w:cs="TH SarabunIT๙"/>
-          <w:sz w:val="32"/>
-          <w:szCs w:val="32"/>
-        </w:rPr>
-        <w:t>}}</w:t>
+        <w:t>{{school_name}}</w:t>
       </w:r>
     </w:p>
     <w:p>
@@ -400,25 +382,7 @@
           <w:sz w:val="32"/>
           <w:szCs w:val="32"/>
         </w:rPr>
-        <w:t>{{</w:t>
-      </w:r>
-      <w:proofErr w:type="spellStart"/>
-      <w:r>
-        <w:rPr>
-          <w:rFonts w:ascii="TH SarabunIT๙" w:hAnsi="TH SarabunIT๙" w:cs="TH SarabunIT๙"/>
-          <w:sz w:val="32"/>
-          <w:szCs w:val="32"/>
-        </w:rPr>
-        <w:t>school_name</w:t>
-      </w:r>
-      <w:proofErr w:type="spellEnd"/>
-      <w:r>
-        <w:rPr>
-          <w:rFonts w:ascii="TH SarabunIT๙" w:hAnsi="TH SarabunIT๙" w:cs="TH SarabunIT๙"/>
-          <w:sz w:val="32"/>
-          <w:szCs w:val="32"/>
-        </w:rPr>
-        <w:t>}}</w:t>
+        <w:t>{{school_name}}</w:t>
       </w:r>
       <w:r>
         <w:rPr>
@@ -689,29 +653,7 @@
           <w:sz w:val="32"/>
           <w:szCs w:val="32"/>
         </w:rPr>
-        <w:t>{{</w:t>
-      </w:r>
-      <w:proofErr w:type="spellStart"/>
-      <w:r>
-        <w:rPr>
-          <w:rFonts w:ascii="TH SarabunIT๙" w:hAnsi="TH SarabunIT๙" w:cs="TH SarabunIT๙"/>
-          <w:b/>
-          <w:bCs/>
-          <w:sz w:val="32"/>
-          <w:szCs w:val="32"/>
-        </w:rPr>
-        <w:t>school_name</w:t>
-      </w:r>
-      <w:proofErr w:type="spellEnd"/>
-      <w:r>
-        <w:rPr>
-          <w:rFonts w:ascii="TH SarabunIT๙" w:hAnsi="TH SarabunIT๙" w:cs="TH SarabunIT๙"/>
-          <w:b/>
-          <w:bCs/>
-          <w:sz w:val="32"/>
-          <w:szCs w:val="32"/>
-        </w:rPr>
-        <w:t>}}</w:t>
+        <w:t>{{school_name}}</w:t>
       </w:r>
       <w:r>
         <w:rPr>
@@ -1304,7 +1246,7 @@
               </wp:anchor>
             </w:drawing>
           </mc:Choice>
-          <mc:Fallback xmlns:w16sdtfl="http://schemas.microsoft.com/office/word/2024/wordml/sdtformatlock" xmlns:w16du="http://schemas.microsoft.com/office/word/2023/wordml/word16du">
+          <mc:Fallback xmlns:w16du="http://schemas.microsoft.com/office/word/2023/wordml/word16du" xmlns:w16sdtfl="http://schemas.microsoft.com/office/word/2024/wordml/sdtformatlock">
             <w:pict>
               <v:rect w14:anchorId="327BB130" id="สี่เหลี่ยมผืนผ้า 1" o:spid="_x0000_s1026" style="position:absolute;margin-left:277.5pt;margin-top:.7pt;width:19.2pt;height:16.8pt;z-index:251661312;visibility:visible;mso-wrap-style:square;mso-width-percent:0;mso-height-percent:0;mso-wrap-distance-left:9pt;mso-wrap-distance-top:0;mso-wrap-distance-right:9pt;mso-wrap-distance-bottom:0;mso-position-horizontal:absolute;mso-position-horizontal-relative:text;mso-position-vertical:absolute;mso-position-vertical-relative:text;mso-width-percent:0;mso-height-percent:0;mso-width-relative:margin;mso-height-relative:margin;v-text-anchor:middle" o:gfxdata="UEsDBBQABgAIAAAAIQC2gziS/gAAAOEBAAATAAAAW0NvbnRlbnRfVHlwZXNdLnhtbJSRQU7DMBBF 90jcwfIWJU67QAgl6YK0S0CoHGBkTxKLZGx5TGhvj5O2G0SRWNoz/78nu9wcxkFMGNg6quQqL6RA 0s5Y6ir5vt9lD1JwBDIwOMJKHpHlpr69KfdHjyxSmriSfYz+USnWPY7AufNIadK6MEJMx9ApD/oD OlTrorhX2lFEilmcO2RdNtjC5xDF9pCuTyYBB5bi6bQ4syoJ3g9WQ0ymaiLzg5KdCXlKLjvcW893 SUOqXwnz5DrgnHtJTxOsQfEKIT7DmDSUCaxw7Rqn8787ZsmRM9e2VmPeBN4uqYvTtW7jvijg9N/y JsXecLq0q+WD6m8AAAD//wMAUEsDBBQABgAIAAAAIQA4/SH/1gAAAJQBAAALAAAAX3JlbHMvLnJl bHOkkMFqwzAMhu+DvYPRfXGawxijTi+j0GvpHsDYimMaW0Yy2fr2M4PBMnrbUb/Q94l/f/hMi1qR JVI2sOt6UJgd+ZiDgffL8ekFlFSbvV0oo4EbChzGx4f9GRdb25HMsYhqlCwG5lrLq9biZkxWOiqY 22YiTra2kYMu1l1tQD30/bPm3wwYN0x18gb45AdQl1tp5j/sFB2T0FQ7R0nTNEV3j6o9feQzro1i OWA14Fm+Q8a1a8+Bvu/d/dMb2JY5uiPbhG/ktn4cqGU/er3pcvwCAAD//wMAUEsDBBQABgAIAAAA IQB07N6JRQIAAOMEAAAOAAAAZHJzL2Uyb0RvYy54bWysVFFvGjEMfp+0/xDlfRwHrOsQR4WoOk1C LRqd+hxyCZyWizMncLBfPycHB+qqPUx7CfbZnx1/+czk7lAbtlfoK7AFz3t9zpSVUFZ2U/Dvzw8f bjnzQdhSGLCq4Efl+d30/btJ48ZqAFswpUJGRawfN67g2xDcOMu83Kpa+B44ZSmoAWsRyMVNVqJo qHptskG/f5M1gKVDkMp7+nrfBvk01ddayfCktVeBmYLT3UI6MZ3reGbTiRhvULhtJU/XEP9wi1pU lpp2pe5FEGyH1R+l6koieNChJ6HOQOtKqjQDTZP3X02z2gqn0ixEjncdTf7/lZWP+5VbItHQOD/2 ZMYpDhrr+Ev3Y4dE1rEjSx0Ck/RxMBrejohSSaFBPhzeJDKzC9ihD18U1CwaBUd6i0SR2C98oIaU ek4h59I+WeFoVLyBsd+UZlUZGyZ0UoaaG2R7QW9a/sjjG1KtlBkhujKmA+VvgUw4g065EaaSWjpg /y3gpVuXnTqCDR2wrizg38G6zT9P3c4ax15DeVwiQ2h16p18qIi8hfBhKZCESXzTsoUnOrSBpuBw sjjbAv5663vMJ71QlLOGhF5w/3MnUHFmvlpS0ud8FJ8xJGf08dOAHLyOrK8jdlfPgXjPaa2dTGbM D+ZsaoT6hXZyFrtSSFhJvQsuA56deWgXkLZaqtkspdE2OBEWduVkLB5ZjeJ4PrwIdCcFBZLeI5yX QoxfCanNjUgLs10AXSWVXXg98U2blARz2vq4qtd+yrr8N01/AwAA//8DAFBLAwQUAAYACAAAACEA yC1c+90AAAAIAQAADwAAAGRycy9kb3ducmV2LnhtbEyPQU/DMAyF70j8h8hI3FgKo2MrTacJwQm0 ibEDx6wxbUXiVEnWdv8ec4Kb7ff0/L1yPTkrBgyx86TgdpaBQKq96ahRcPh4uVmCiEmT0dYTKjhj hHV1eVHqwviR3nHYp0ZwCMVCK2hT6gspY92i03HmeyTWvnxwOvEaGmmCHjncWXmXZQvpdEf8odU9 PrVYf+9PToHfdWe7Cavt8IYPn6+7lI3T4lmp66tp8wgi4ZT+zPCLz+hQMdPRn8hEYRXkec5dEgv3 IFjPV3MejgrmfJdVKf8XqH4AAAD//wMAUEsBAi0AFAAGAAgAAAAhALaDOJL+AAAA4QEAABMAAAAA AAAAAAAAAAAAAAAAAFtDb250ZW50X1R5cGVzXS54bWxQSwECLQAUAAYACAAAACEAOP0h/9YAAACU AQAACwAAAAAAAAAAAAAAAAAvAQAAX3JlbHMvLnJlbHNQSwECLQAUAAYACAAAACEAdOzeiUUCAADj BAAADgAAAAAAAAAAAAAAAAAuAgAAZHJzL2Uyb0RvYy54bWxQSwECLQAUAAYACAAAACEAyC1c+90A AAAIAQAADwAAAAAAAAAAAAAAAACfBAAAZHJzL2Rvd25yZXYueG1sUEsFBgAAAAAEAAQA8wAAAKkF AAAAAA== " fillcolor="white [3201]" strokecolor="black [3200]" strokeweight="1pt"/>
             </w:pict>
@@ -1421,7 +1363,7 @@
               </wp:anchor>
             </w:drawing>
           </mc:Choice>
-          <mc:Fallback xmlns:w16sdtfl="http://schemas.microsoft.com/office/word/2024/wordml/sdtformatlock" xmlns:w16du="http://schemas.microsoft.com/office/word/2023/wordml/word16du">
+          <mc:Fallback xmlns:w16du="http://schemas.microsoft.com/office/word/2023/wordml/word16du" xmlns:w16sdtfl="http://schemas.microsoft.com/office/word/2024/wordml/sdtformatlock">
             <w:pict>
               <v:rect w14:anchorId="22A0BA45" id="สี่เหลี่ยมผืนผ้า 1" o:spid="_x0000_s1026" style="position:absolute;margin-left:276.9pt;margin-top:.9pt;width:19.8pt;height:16.8pt;z-index:251664384;visibility:visible;mso-wrap-style:square;mso-width-percent:0;mso-height-percent:0;mso-wrap-distance-left:9pt;mso-wrap-distance-top:0;mso-wrap-distance-right:9pt;mso-wrap-distance-bottom:0;mso-position-horizontal:absolute;mso-position-horizontal-relative:text;mso-position-vertical:absolute;mso-position-vertical-relative:text;mso-width-percent:0;mso-height-percent:0;mso-width-relative:margin;mso-height-relative:margin;v-text-anchor:middle" o:gfxdata="UEsDBBQABgAIAAAAIQC2gziS/gAAAOEBAAATAAAAW0NvbnRlbnRfVHlwZXNdLnhtbJSRQU7DMBBF 90jcwfIWJU67QAgl6YK0S0CoHGBkTxKLZGx5TGhvj5O2G0SRWNoz/78nu9wcxkFMGNg6quQqL6RA 0s5Y6ir5vt9lD1JwBDIwOMJKHpHlpr69KfdHjyxSmriSfYz+USnWPY7AufNIadK6MEJMx9ApD/oD OlTrorhX2lFEilmcO2RdNtjC5xDF9pCuTyYBB5bi6bQ4syoJ3g9WQ0ymaiLzg5KdCXlKLjvcW893 SUOqXwnz5DrgnHtJTxOsQfEKIT7DmDSUCaxw7Rqn8787ZsmRM9e2VmPeBN4uqYvTtW7jvijg9N/y JsXecLq0q+WD6m8AAAD//wMAUEsDBBQABgAIAAAAIQA4/SH/1gAAAJQBAAALAAAAX3JlbHMvLnJl bHOkkMFqwzAMhu+DvYPRfXGawxijTi+j0GvpHsDYimMaW0Yy2fr2M4PBMnrbUb/Q94l/f/hMi1qR JVI2sOt6UJgd+ZiDgffL8ekFlFSbvV0oo4EbChzGx4f9GRdb25HMsYhqlCwG5lrLq9biZkxWOiqY 22YiTra2kYMu1l1tQD30/bPm3wwYN0x18gb45AdQl1tp5j/sFB2T0FQ7R0nTNEV3j6o9feQzro1i OWA14Fm+Q8a1a8+Bvu/d/dMb2JY5uiPbhG/ktn4cqGU/er3pcvwCAAD//wMAUEsDBBQABgAIAAAA IQDM7eniQwIAAOMEAAAOAAAAZHJzL2Uyb0RvYy54bWysVE1v2zAMvQ/YfxB0Xx2nabcZdYqgRYcB RRusHXpWZak2JosapcTJfv0o+SNBV+ww7KKQIh8pPj/m4nLXGrZV6BuwJc9PZpwpK6Fq7EvJvz/e fPjEmQ/CVsKAVSXfK88vl+/fXXSuUHOowVQKGRWxvuhcyesQXJFlXtaqFf4EnLIU1ICtCOTiS1ah 6Kh6a7L5bHaedYCVQ5DKe7q97oN8meprrWS419qrwEzJ6W0hnZjO53hmywtRvKBwdSOHZ4h/eEUr GktNp1LXIgi2weaPUm0jETzocCKhzUDrRqo0A02Tz15N81ALp9IsRI53E03+/5WVd9sHt0aioXO+ 8GTGKXYa2/hL72O7RNZ+IkvtApN0OT/LF+dEqaTQPD89JZuqZAewQx++KGhZNEqO9C0SRWJ760Of OqYQ7tA+WWFvVHyBsd+UZk0VGyZ0Uoa6Msi2gr5p9SMf2qbMCNGNMRMofwtkwggaciNMJbVMwNlb wEO3KTt1BBsmYNtYwL+DdZ8/Tt3PGsd+hmq/RobQ69Q7edMQebfCh7VAEibxTcsW7unQBrqSw2Bx VgP+eus+5pNeKMpZR0Ivuf+5Eag4M18tKelzvljEzUjO4uzjnBw8jjwfR+ymvQLiPae1djKZMT+Y 0dQI7RPt5Cp2pZCwknqXXAYcnavQLyBttVSrVUqjbXAi3NoHJ2PxyGoUx+PuSaAbFBRIencwLoUo Xgmpz41IC6tNAN0klR14HfimTUo6HbY+ruqxn7IO/03L3wAAAP//AwBQSwMEFAAGAAgAAAAhAMTl OPPdAAAACAEAAA8AAABkcnMvZG93bnJldi54bWxMj8FOwzAMhu9IvENkJG4sha6DlabThOAEYmJw 4Jg1pq1InCrJ2u7tMSc4Wdb36/fnajM7K0YMsfek4HqRgUBqvOmpVfDx/nR1ByImTUZbT6jghBE2 9flZpUvjJ3rDcZ9awSUUS62gS2kopYxNh07HhR+QmH354HTiNbTSBD1xubPyJstW0ume+EKnB3zo sPneH50Cv+tPdhvWr+ML3n4+71I2zatHpS4v5u09iIRz+gvDrz6rQ81OB38kE4VVUBQ5qycGPJgX 63wJ4qAgL5Yg60r+f6D+AQAA//8DAFBLAQItABQABgAIAAAAIQC2gziS/gAAAOEBAAATAAAAAAAA AAAAAAAAAAAAAABbQ29udGVudF9UeXBlc10ueG1sUEsBAi0AFAAGAAgAAAAhADj9If/WAAAAlAEA AAsAAAAAAAAAAAAAAAAALwEAAF9yZWxzLy5yZWxzUEsBAi0AFAAGAAgAAAAhAMzt6eJDAgAA4wQA AA4AAAAAAAAAAAAAAAAALgIAAGRycy9lMm9Eb2MueG1sUEsBAi0AFAAGAAgAAAAhAMTlOPPdAAAA CAEAAA8AAAAAAAAAAAAAAAAAnQQAAGRycy9kb3ducmV2LnhtbFBLBQYAAAAABAAEAPMAAACnBQAA AAA= " fillcolor="white [3201]" strokecolor="black [3200]" strokeweight="1pt"/>
             </w:pict>
@@ -1537,25 +1479,7 @@
           <w:sz w:val="32"/>
           <w:szCs w:val="32"/>
         </w:rPr>
-        <w:t>{{</w:t>
-      </w:r>
-      <w:proofErr w:type="spellStart"/>
-      <w:r>
-        <w:rPr>
-          <w:rFonts w:ascii="TH SarabunIT๙" w:hAnsi="TH SarabunIT๙" w:cs="TH SarabunIT๙"/>
-          <w:sz w:val="32"/>
-          <w:szCs w:val="32"/>
-        </w:rPr>
-        <w:t>director_name</w:t>
-      </w:r>
-      <w:proofErr w:type="spellEnd"/>
-      <w:r>
-        <w:rPr>
-          <w:rFonts w:ascii="TH SarabunIT๙" w:hAnsi="TH SarabunIT๙" w:cs="TH SarabunIT๙"/>
-          <w:sz w:val="32"/>
-          <w:szCs w:val="32"/>
-        </w:rPr>
-        <w:t>}}</w:t>
+        <w:t>{{director_name}}</w:t>
       </w:r>
       <w:r>
         <w:rPr>
@@ -1603,25 +1527,7 @@
           <w:sz w:val="32"/>
           <w:szCs w:val="32"/>
         </w:rPr>
-        <w:t>{{</w:t>
-      </w:r>
-      <w:proofErr w:type="spellStart"/>
-      <w:r>
-        <w:rPr>
-          <w:rFonts w:ascii="TH SarabunIT๙" w:hAnsi="TH SarabunIT๙" w:cs="TH SarabunIT๙"/>
-          <w:sz w:val="32"/>
-          <w:szCs w:val="32"/>
-        </w:rPr>
-        <w:t>school_name</w:t>
-      </w:r>
-      <w:proofErr w:type="spellEnd"/>
-      <w:r>
-        <w:rPr>
-          <w:rFonts w:ascii="TH SarabunIT๙" w:hAnsi="TH SarabunIT๙" w:cs="TH SarabunIT๙"/>
-          <w:sz w:val="32"/>
-          <w:szCs w:val="32"/>
-        </w:rPr>
-        <w:t>}}</w:t>
+        <w:t>{{school_name}}</w:t>
       </w:r>
     </w:p>
     <w:p>
@@ -1707,7 +1613,7 @@
           <v:shape id="_x0000_s1027" type="#_x0000_t75" alt="" style="position:absolute;left:0;text-align:left;margin-left:-1.5pt;margin-top:-20.3pt;width:53.4pt;height:57.75pt;z-index:251660288;mso-wrap-edited:f;mso-width-percent:0;mso-height-percent:0;mso-position-horizontal-relative:text;mso-position-vertical-relative:text;mso-width-percent:0;mso-height-percent:0" fillcolor="window">
             <v:imagedata r:id="rId6" o:title=""/>
           </v:shape>
-          <o:OLEObject Type="Embed" ProgID="Word.Picture.8" ShapeID="_x0000_s1027" DrawAspect="Content" ObjectID="_1847367011" r:id="rId8"/>
+          <o:OLEObject Type="Embed" ProgID="Word.Picture.8" ShapeID="_x0000_s1027" DrawAspect="Content" ObjectID="_1847426887" r:id="rId8"/>
         </w:object>
       </w:r>
       <w:r>
@@ -1926,23 +1832,7 @@
           <w:rFonts w:ascii="TH SarabunIT๙" w:hAnsi="TH SarabunIT๙" w:cs="TH SarabunIT๙"/>
           <w:szCs w:val="32"/>
         </w:rPr>
-        <w:t>{{</w:t>
-      </w:r>
-      <w:proofErr w:type="spellStart"/>
-      <w:r>
-        <w:rPr>
-          <w:rFonts w:ascii="TH SarabunIT๙" w:hAnsi="TH SarabunIT๙" w:cs="TH SarabunIT๙"/>
-          <w:szCs w:val="32"/>
-        </w:rPr>
-        <w:t>school_name</w:t>
-      </w:r>
-      <w:proofErr w:type="spellEnd"/>
-      <w:r>
-        <w:rPr>
-          <w:rFonts w:ascii="TH SarabunIT๙" w:hAnsi="TH SarabunIT๙" w:cs="TH SarabunIT๙"/>
-          <w:szCs w:val="32"/>
-        </w:rPr>
-        <w:t>}}</w:t>
+        <w:t>{{school_name}}</w:t>
       </w:r>
     </w:p>
     <w:p>
@@ -2032,25 +1922,7 @@
           <w:sz w:val="32"/>
           <w:szCs w:val="32"/>
         </w:rPr>
-        <w:t>{{</w:t>
-      </w:r>
-      <w:proofErr w:type="spellStart"/>
-      <w:r>
-        <w:rPr>
-          <w:rFonts w:ascii="TH SarabunIT๙" w:hAnsi="TH SarabunIT๙" w:cs="TH SarabunIT๙"/>
-          <w:sz w:val="32"/>
-          <w:szCs w:val="32"/>
-        </w:rPr>
-        <w:t>school_name</w:t>
-      </w:r>
-      <w:proofErr w:type="spellEnd"/>
-      <w:r>
-        <w:rPr>
-          <w:rFonts w:ascii="TH SarabunIT๙" w:hAnsi="TH SarabunIT๙" w:cs="TH SarabunIT๙"/>
-          <w:sz w:val="32"/>
-          <w:szCs w:val="32"/>
-        </w:rPr>
-        <w:t>}}</w:t>
+        <w:t>{{school_name}}</w:t>
       </w:r>
       <w:r>
         <w:rPr>
@@ -2165,25 +2037,7 @@
           <w:sz w:val="32"/>
           <w:szCs w:val="32"/>
         </w:rPr>
-        <w:t>{{</w:t>
-      </w:r>
-      <w:proofErr w:type="spellStart"/>
-      <w:r>
-        <w:rPr>
-          <w:rFonts w:ascii="TH SarabunIT๙" w:hAnsi="TH SarabunIT๙" w:cs="TH SarabunIT๙"/>
-          <w:sz w:val="32"/>
-          <w:szCs w:val="32"/>
-        </w:rPr>
-        <w:t>school_name</w:t>
-      </w:r>
-      <w:proofErr w:type="spellEnd"/>
-      <w:r>
-        <w:rPr>
-          <w:rFonts w:ascii="TH SarabunIT๙" w:hAnsi="TH SarabunIT๙" w:cs="TH SarabunIT๙"/>
-          <w:sz w:val="32"/>
-          <w:szCs w:val="32"/>
-        </w:rPr>
-        <w:t>}}</w:t>
+        <w:t>{{school_name}}</w:t>
       </w:r>
       <w:r>
         <w:rPr>
@@ -2408,23 +2262,7 @@
           <w:rFonts w:ascii="TH SarabunIT๙" w:hAnsi="TH SarabunIT๙" w:cs="TH SarabunIT๙"/>
           <w:szCs w:val="32"/>
         </w:rPr>
-        <w:t>{{</w:t>
-      </w:r>
-      <w:proofErr w:type="spellStart"/>
-      <w:r>
-        <w:rPr>
-          <w:rFonts w:ascii="TH SarabunIT๙" w:hAnsi="TH SarabunIT๙" w:cs="TH SarabunIT๙"/>
-          <w:szCs w:val="32"/>
-        </w:rPr>
-        <w:t>procurement_officer</w:t>
-      </w:r>
-      <w:proofErr w:type="spellEnd"/>
-      <w:r>
-        <w:rPr>
-          <w:rFonts w:ascii="TH SarabunIT๙" w:hAnsi="TH SarabunIT๙" w:cs="TH SarabunIT๙"/>
-          <w:szCs w:val="32"/>
-        </w:rPr>
-        <w:t>}}</w:t>
+        <w:t>{{procurement_officer}}</w:t>
       </w:r>
       <w:r>
         <w:rPr>
@@ -2538,23 +2376,7 @@
           <w:rFonts w:ascii="TH SarabunIT๙" w:hAnsi="TH SarabunIT๙" w:cs="TH SarabunIT๙"/>
           <w:szCs w:val="32"/>
         </w:rPr>
-        <w:t>{{</w:t>
-      </w:r>
-      <w:proofErr w:type="spellStart"/>
-      <w:r>
-        <w:rPr>
-          <w:rFonts w:ascii="TH SarabunIT๙" w:hAnsi="TH SarabunIT๙" w:cs="TH SarabunIT๙"/>
-          <w:szCs w:val="32"/>
-        </w:rPr>
-        <w:t>procurement_head</w:t>
-      </w:r>
-      <w:proofErr w:type="spellEnd"/>
-      <w:r>
-        <w:rPr>
-          <w:rFonts w:ascii="TH SarabunIT๙" w:hAnsi="TH SarabunIT๙" w:cs="TH SarabunIT๙"/>
-          <w:szCs w:val="32"/>
-        </w:rPr>
-        <w:t>}}</w:t>
+        <w:t>{{procurement_head}}</w:t>
       </w:r>
       <w:r>
         <w:rPr>
@@ -2723,23 +2545,7 @@
           <w:rFonts w:ascii="TH SarabunIT๙" w:hAnsi="TH SarabunIT๙" w:cs="TH SarabunIT๙"/>
           <w:szCs w:val="32"/>
         </w:rPr>
-        <w:t>{{</w:t>
-      </w:r>
-      <w:proofErr w:type="spellStart"/>
-      <w:r>
-        <w:rPr>
-          <w:rFonts w:ascii="TH SarabunIT๙" w:hAnsi="TH SarabunIT๙" w:cs="TH SarabunIT๙"/>
-          <w:szCs w:val="32"/>
-        </w:rPr>
-        <w:t>director_name</w:t>
-      </w:r>
-      <w:proofErr w:type="spellEnd"/>
-      <w:r>
-        <w:rPr>
-          <w:rFonts w:ascii="TH SarabunIT๙" w:hAnsi="TH SarabunIT๙" w:cs="TH SarabunIT๙"/>
-          <w:szCs w:val="32"/>
-        </w:rPr>
-        <w:t>}}</w:t>
+        <w:t>{{director_name}}</w:t>
       </w:r>
       <w:r>
         <w:rPr>
@@ -2786,25 +2592,7 @@
           <w:sz w:val="32"/>
           <w:szCs w:val="32"/>
         </w:rPr>
-        <w:t>{{</w:t>
-      </w:r>
-      <w:proofErr w:type="spellStart"/>
-      <w:r>
-        <w:rPr>
-          <w:rFonts w:ascii="TH SarabunIT๙" w:hAnsi="TH SarabunIT๙" w:cs="TH SarabunIT๙"/>
-          <w:sz w:val="32"/>
-          <w:szCs w:val="32"/>
-        </w:rPr>
-        <w:t>school_name</w:t>
-      </w:r>
-      <w:proofErr w:type="spellEnd"/>
-      <w:r>
-        <w:rPr>
-          <w:rFonts w:ascii="TH SarabunIT๙" w:hAnsi="TH SarabunIT๙" w:cs="TH SarabunIT๙"/>
-          <w:sz w:val="32"/>
-          <w:szCs w:val="32"/>
-        </w:rPr>
-        <w:t>}}</w:t>
+        <w:t>{{school_name}}</w:t>
       </w:r>
     </w:p>
     <w:p>
@@ -2984,27 +2772,7 @@
           <w:bCs/>
           <w:szCs w:val="32"/>
         </w:rPr>
-        <w:t>{{</w:t>
-      </w:r>
-      <w:proofErr w:type="spellStart"/>
-      <w:r>
-        <w:rPr>
-          <w:rFonts w:ascii="TH SarabunIT๙" w:hAnsi="TH SarabunIT๙" w:cs="TH SarabunIT๙"/>
-          <w:b/>
-          <w:bCs/>
-          <w:szCs w:val="32"/>
-        </w:rPr>
-        <w:t>school_name</w:t>
-      </w:r>
-      <w:proofErr w:type="spellEnd"/>
-      <w:r>
-        <w:rPr>
-          <w:rFonts w:ascii="TH SarabunIT๙" w:hAnsi="TH SarabunIT๙" w:cs="TH SarabunIT๙"/>
-          <w:b/>
-          <w:bCs/>
-          <w:szCs w:val="32"/>
-        </w:rPr>
-        <w:t>}}</w:t>
+        <w:t>{{school_name}}</w:t>
       </w:r>
       <w:r>
         <w:rPr>
@@ -3950,25 +3718,7 @@
                 <w:sz w:val="30"/>
                 <w:szCs w:val="30"/>
               </w:rPr>
-              <w:t>{{</w:t>
-            </w:r>
-            <w:proofErr w:type="spellStart"/>
-            <w:r>
-              <w:rPr>
-                <w:rFonts w:ascii="TH SarabunIT๙" w:eastAsia="Calibri" w:hAnsi="TH SarabunIT๙" w:cs="TH SarabunIT๙"/>
-                <w:sz w:val="30"/>
-                <w:szCs w:val="30"/>
-              </w:rPr>
-              <w:t>idx</w:t>
-            </w:r>
-            <w:proofErr w:type="spellEnd"/>
-            <w:r>
-              <w:rPr>
-                <w:rFonts w:ascii="TH SarabunIT๙" w:eastAsia="Calibri" w:hAnsi="TH SarabunIT๙" w:cs="TH SarabunIT๙"/>
-                <w:sz w:val="30"/>
-                <w:szCs w:val="30"/>
-              </w:rPr>
-              <w:t>}}</w:t>
+              <w:t>{{idx}}</w:t>
             </w:r>
           </w:p>
         </w:tc>
@@ -4755,23 +4505,7 @@
           <w:rFonts w:ascii="TH SarabunIT๙" w:hAnsi="TH SarabunIT๙" w:cs="TH SarabunIT๙"/>
           <w:szCs w:val="32"/>
         </w:rPr>
-        <w:t>{{</w:t>
-      </w:r>
-      <w:proofErr w:type="spellStart"/>
-      <w:r>
-        <w:rPr>
-          <w:rFonts w:ascii="TH SarabunIT๙" w:hAnsi="TH SarabunIT๙" w:cs="TH SarabunIT๙"/>
-          <w:szCs w:val="32"/>
-        </w:rPr>
-        <w:t>school_name</w:t>
-      </w:r>
-      <w:proofErr w:type="spellEnd"/>
-      <w:r>
-        <w:rPr>
-          <w:rFonts w:ascii="TH SarabunIT๙" w:hAnsi="TH SarabunIT๙" w:cs="TH SarabunIT๙"/>
-          <w:szCs w:val="32"/>
-        </w:rPr>
-        <w:t>}}</w:t>
+        <w:t>{{school_name}}</w:t>
       </w:r>
       <w:r>
         <w:rPr>
@@ -4794,54 +4528,22 @@
           <w:rFonts w:ascii="TH SarabunIT๙" w:eastAsia="Times New Roman" w:hAnsi="TH SarabunIT๙" w:cs="TH SarabunIT๙"/>
           <w:szCs w:val="32"/>
         </w:rPr>
-        <w:t>{{</w:t>
-      </w:r>
-      <w:proofErr w:type="spellStart"/>
+        <w:t>{{school_amphoe}}</w:t>
+      </w:r>
       <w:r>
         <w:rPr>
           <w:rFonts w:ascii="TH SarabunIT๙" w:eastAsia="Times New Roman" w:hAnsi="TH SarabunIT๙" w:cs="TH SarabunIT๙"/>
           <w:szCs w:val="32"/>
-        </w:rPr>
-        <w:t>school_amphoe</w:t>
-      </w:r>
-      <w:proofErr w:type="spellEnd"/>
+          <w:cs/>
+        </w:rPr>
+        <w:t xml:space="preserve"> จังหวัด</w:t>
+      </w:r>
       <w:r>
         <w:rPr>
           <w:rFonts w:ascii="TH SarabunIT๙" w:eastAsia="Times New Roman" w:hAnsi="TH SarabunIT๙" w:cs="TH SarabunIT๙"/>
           <w:szCs w:val="32"/>
         </w:rPr>
-        <w:t>}}</w:t>
-      </w:r>
-      <w:r>
-        <w:rPr>
-          <w:rFonts w:ascii="TH SarabunIT๙" w:eastAsia="Times New Roman" w:hAnsi="TH SarabunIT๙" w:cs="TH SarabunIT๙"/>
-          <w:szCs w:val="32"/>
-          <w:cs/>
-        </w:rPr>
-        <w:t xml:space="preserve"> จังหวัด</w:t>
-      </w:r>
-      <w:r>
-        <w:rPr>
-          <w:rFonts w:ascii="TH SarabunIT๙" w:eastAsia="Times New Roman" w:hAnsi="TH SarabunIT๙" w:cs="TH SarabunIT๙"/>
-          <w:szCs w:val="32"/>
-        </w:rPr>
-        <w:t>{{</w:t>
-      </w:r>
-      <w:proofErr w:type="spellStart"/>
-      <w:r>
-        <w:rPr>
-          <w:rFonts w:ascii="TH SarabunIT๙" w:eastAsia="Times New Roman" w:hAnsi="TH SarabunIT๙" w:cs="TH SarabunIT๙"/>
-          <w:szCs w:val="32"/>
-        </w:rPr>
-        <w:t>school_changwat</w:t>
-      </w:r>
-      <w:proofErr w:type="spellEnd"/>
-      <w:r>
-        <w:rPr>
-          <w:rFonts w:ascii="TH SarabunIT๙" w:eastAsia="Times New Roman" w:hAnsi="TH SarabunIT๙" w:cs="TH SarabunIT๙"/>
-          <w:szCs w:val="32"/>
-        </w:rPr>
-        <w:t>}}</w:t>
+        <w:t>{{school_changwat}}</w:t>
       </w:r>
     </w:p>
     <w:p>
@@ -4998,23 +4700,7 @@
           <w:rFonts w:ascii="TH SarabunIT๙" w:hAnsi="TH SarabunIT๙" w:cs="TH SarabunIT๙"/>
           <w:szCs w:val="32"/>
         </w:rPr>
-        <w:t>{{</w:t>
-      </w:r>
-      <w:proofErr w:type="spellStart"/>
-      <w:r>
-        <w:rPr>
-          <w:rFonts w:ascii="TH SarabunIT๙" w:hAnsi="TH SarabunIT๙" w:cs="TH SarabunIT๙"/>
-          <w:szCs w:val="32"/>
-        </w:rPr>
-        <w:t>school_name</w:t>
-      </w:r>
-      <w:proofErr w:type="spellEnd"/>
-      <w:r>
-        <w:rPr>
-          <w:rFonts w:ascii="TH SarabunIT๙" w:hAnsi="TH SarabunIT๙" w:cs="TH SarabunIT๙"/>
-          <w:szCs w:val="32"/>
-        </w:rPr>
-        <w:t>}}</w:t>
+        <w:t>{{school_name}}</w:t>
       </w:r>
     </w:p>
     <w:p>
@@ -5408,25 +5094,7 @@
                       <w:sz w:val="32"/>
                       <w:szCs w:val="32"/>
                     </w:rPr>
-                    <w:t>{{</w:t>
-                  </w:r>
-                  <w:proofErr w:type="spellStart"/>
-                  <w:r>
-                    <w:rPr>
-                      <w:rFonts w:ascii="TH SarabunIT๙" w:eastAsia="Times New Roman" w:hAnsi="TH SarabunIT๙" w:cs="TH SarabunIT๙"/>
-                      <w:sz w:val="32"/>
-                      <w:szCs w:val="32"/>
-                    </w:rPr>
-                    <w:t>school_name</w:t>
-                  </w:r>
-                  <w:proofErr w:type="spellEnd"/>
-                  <w:r>
-                    <w:rPr>
-                      <w:rFonts w:ascii="TH SarabunIT๙" w:eastAsia="Times New Roman" w:hAnsi="TH SarabunIT๙" w:cs="TH SarabunIT๙"/>
-                      <w:sz w:val="32"/>
-                      <w:szCs w:val="32"/>
-                    </w:rPr>
-                    <w:t>}}</w:t>
+                    <w:t>{{school_name}}</w:t>
                   </w:r>
                 </w:p>
               </w:tc>
@@ -5985,25 +5653,7 @@
                 <w:sz w:val="32"/>
                 <w:szCs w:val="32"/>
               </w:rPr>
-              <w:t>{{</w:t>
-            </w:r>
-            <w:proofErr w:type="spellStart"/>
-            <w:r>
-              <w:rPr>
-                <w:rFonts w:ascii="TH SarabunIT๙" w:eastAsia="Times New Roman" w:hAnsi="TH SarabunIT๙" w:cs="TH SarabunIT๙"/>
-                <w:sz w:val="32"/>
-                <w:szCs w:val="32"/>
-              </w:rPr>
-              <w:t>school_name</w:t>
-            </w:r>
-            <w:proofErr w:type="spellEnd"/>
-            <w:r>
-              <w:rPr>
-                <w:rFonts w:ascii="TH SarabunIT๙" w:eastAsia="Times New Roman" w:hAnsi="TH SarabunIT๙" w:cs="TH SarabunIT๙"/>
-                <w:sz w:val="32"/>
-                <w:szCs w:val="32"/>
-              </w:rPr>
-              <w:t>}}</w:t>
+              <w:t>{{school_name}}</w:t>
             </w:r>
             <w:r>
               <w:rPr>
@@ -6053,25 +5703,7 @@
                 <w:sz w:val="32"/>
                 <w:szCs w:val="32"/>
               </w:rPr>
-              <w:t>{{</w:t>
-            </w:r>
-            <w:proofErr w:type="spellStart"/>
-            <w:r>
-              <w:rPr>
-                <w:rFonts w:ascii="TH SarabunIT๙" w:eastAsia="Times New Roman" w:hAnsi="TH SarabunIT๙" w:cs="TH SarabunIT๙"/>
-                <w:sz w:val="32"/>
-                <w:szCs w:val="32"/>
-              </w:rPr>
-              <w:t>school_name</w:t>
-            </w:r>
-            <w:proofErr w:type="spellEnd"/>
-            <w:r>
-              <w:rPr>
-                <w:rFonts w:ascii="TH SarabunIT๙" w:eastAsia="Times New Roman" w:hAnsi="TH SarabunIT๙" w:cs="TH SarabunIT๙"/>
-                <w:sz w:val="32"/>
-                <w:szCs w:val="32"/>
-              </w:rPr>
-              <w:t>}}</w:t>
+              <w:t>{{school_name}}</w:t>
             </w:r>
             <w:r>
               <w:rPr>
@@ -6143,7 +5775,6 @@
               </w:rPr>
               <w:t>๑. เหตุผลความจำเป็นที่ต้อง</w:t>
             </w:r>
-            <w:proofErr w:type="spellStart"/>
             <w:r>
               <w:rPr>
                 <w:rFonts w:ascii="TH SarabunIT๙" w:eastAsia="Times New Roman" w:hAnsi="TH SarabunIT๙" w:cs="TH SarabunIT๙" w:hint="cs"/>
@@ -6153,7 +5784,16 @@
               </w:rPr>
               <w:t>จั</w:t>
             </w:r>
-            <w:proofErr w:type="spellEnd"/>
+            <w:r>
+              <w:rPr>
+                <w:rFonts w:ascii="TH SarabunIT๙" w:eastAsia="Times New Roman" w:hAnsi="TH SarabunIT๙" w:cs="TH SarabunIT๙" w:hint="cs"/>
+                <w:noProof/>
+                <w:sz w:val="32"/>
+                <w:szCs w:val="32"/>
+                <w:cs/>
+              </w:rPr>
+              <w:t>ด</w:t>
+            </w:r>
             <w:r>
               <w:rPr>
                 <w:rFonts w:ascii="TH SarabunIT๙" w:eastAsia="Times New Roman" w:hAnsi="TH SarabunIT๙" w:cs="TH SarabunIT๙"/>
@@ -6864,16 +6504,7 @@
                 <w:sz w:val="2"/>
                 <w:szCs w:val="2"/>
               </w:rPr>
-              <w:t>{{endif:single_inspector_only}}</w:t>
-            </w:r>
-            <w:r>
-              <w:rPr>
-                <w:rFonts w:ascii="TH SarabunIT๙" w:eastAsia="Times New Roman" w:hAnsi="TH SarabunIT๙" w:cs="TH SarabunIT๙"/>
-                <w:vanish/>
-                <w:sz w:val="2"/>
-                <w:szCs w:val="2"/>
-              </w:rPr>
-              <w:t>{{if:committee_only}}</w:t>
+              <w:t>{{endif:single_inspector_only}}{{if:committee_only}}</w:t>
             </w:r>
             <w:r>
               <w:rPr>
@@ -7039,23 +6670,22 @@
                 <w:rFonts w:ascii="TH SarabunIT๙" w:hAnsi="TH SarabunIT๙" w:cs="TH SarabunIT๙"/>
                 <w:szCs w:val="32"/>
               </w:rPr>
-              <w:t>{{</w:t>
-            </w:r>
-            <w:proofErr w:type="spellStart"/>
+              <w:t>{{procurement_officer}}</w:t>
+            </w:r>
             <w:r>
               <w:rPr>
                 <w:rFonts w:ascii="TH SarabunIT๙" w:hAnsi="TH SarabunIT๙" w:cs="TH SarabunIT๙"/>
                 <w:szCs w:val="32"/>
-              </w:rPr>
-              <w:t>procurement_officer</w:t>
-            </w:r>
-            <w:proofErr w:type="spellEnd"/>
+                <w:cs/>
+              </w:rPr>
+              <w:t>)</w:t>
+            </w:r>
             <w:r>
               <w:rPr>
                 <w:rFonts w:ascii="TH SarabunIT๙" w:hAnsi="TH SarabunIT๙" w:cs="TH SarabunIT๙"/>
                 <w:szCs w:val="32"/>
               </w:rPr>
-              <w:t>}}</w:t>
+              <w:tab/>
             </w:r>
             <w:r>
               <w:rPr>
@@ -7063,45 +6693,14 @@
                 <w:szCs w:val="32"/>
                 <w:cs/>
               </w:rPr>
-              <w:t>)</w:t>
+              <w:t>(</w:t>
             </w:r>
             <w:r>
               <w:rPr>
                 <w:rFonts w:ascii="TH SarabunIT๙" w:hAnsi="TH SarabunIT๙" w:cs="TH SarabunIT๙"/>
                 <w:szCs w:val="32"/>
               </w:rPr>
-              <w:tab/>
-            </w:r>
-            <w:r>
-              <w:rPr>
-                <w:rFonts w:ascii="TH SarabunIT๙" w:hAnsi="TH SarabunIT๙" w:cs="TH SarabunIT๙"/>
-                <w:szCs w:val="32"/>
-                <w:cs/>
-              </w:rPr>
-              <w:t>(</w:t>
-            </w:r>
-            <w:r>
-              <w:rPr>
-                <w:rFonts w:ascii="TH SarabunIT๙" w:hAnsi="TH SarabunIT๙" w:cs="TH SarabunIT๙"/>
-                <w:szCs w:val="32"/>
-              </w:rPr>
-              <w:t>{{</w:t>
-            </w:r>
-            <w:proofErr w:type="spellStart"/>
-            <w:r>
-              <w:rPr>
-                <w:rFonts w:ascii="TH SarabunIT๙" w:hAnsi="TH SarabunIT๙" w:cs="TH SarabunIT๙"/>
-                <w:szCs w:val="32"/>
-              </w:rPr>
-              <w:t>procurement_head</w:t>
-            </w:r>
-            <w:proofErr w:type="spellEnd"/>
-            <w:r>
-              <w:rPr>
-                <w:rFonts w:ascii="TH SarabunIT๙" w:hAnsi="TH SarabunIT๙" w:cs="TH SarabunIT๙"/>
-                <w:szCs w:val="32"/>
-              </w:rPr>
-              <w:t>}}</w:t>
+              <w:t>{{procurement_head}}</w:t>
             </w:r>
             <w:r>
               <w:rPr>
@@ -7204,23 +6803,7 @@
                 <w:rFonts w:ascii="TH SarabunIT๙" w:hAnsi="TH SarabunIT๙" w:cs="TH SarabunIT๙"/>
                 <w:szCs w:val="32"/>
               </w:rPr>
-              <w:t>{{</w:t>
-            </w:r>
-            <w:proofErr w:type="spellStart"/>
-            <w:r>
-              <w:rPr>
-                <w:rFonts w:ascii="TH SarabunIT๙" w:hAnsi="TH SarabunIT๙" w:cs="TH SarabunIT๙"/>
-                <w:szCs w:val="32"/>
-              </w:rPr>
-              <w:t>director_name</w:t>
-            </w:r>
-            <w:proofErr w:type="spellEnd"/>
-            <w:r>
-              <w:rPr>
-                <w:rFonts w:ascii="TH SarabunIT๙" w:hAnsi="TH SarabunIT๙" w:cs="TH SarabunIT๙"/>
-                <w:szCs w:val="32"/>
-              </w:rPr>
-              <w:t>}}</w:t>
+              <w:t>{{director_name}}</w:t>
             </w:r>
             <w:r>
               <w:rPr>
@@ -7253,23 +6836,7 @@
                 <w:rFonts w:ascii="TH SarabunIT๙" w:hAnsi="TH SarabunIT๙" w:cs="TH SarabunIT๙"/>
                 <w:szCs w:val="32"/>
               </w:rPr>
-              <w:t>{{</w:t>
-            </w:r>
-            <w:proofErr w:type="spellStart"/>
-            <w:r>
-              <w:rPr>
-                <w:rFonts w:ascii="TH SarabunIT๙" w:hAnsi="TH SarabunIT๙" w:cs="TH SarabunIT๙"/>
-                <w:szCs w:val="32"/>
-              </w:rPr>
-              <w:t>school_name</w:t>
-            </w:r>
-            <w:proofErr w:type="spellEnd"/>
-            <w:r>
-              <w:rPr>
-                <w:rFonts w:ascii="TH SarabunIT๙" w:hAnsi="TH SarabunIT๙" w:cs="TH SarabunIT๙"/>
-                <w:szCs w:val="32"/>
-              </w:rPr>
-              <w:t>}}</w:t>
+              <w:t>{{school_name}}</w:t>
             </w:r>
           </w:p>
           <w:p>
@@ -7619,23 +7186,7 @@
                       <w:rFonts w:ascii="TH SarabunIT๙" w:eastAsia="Calibri" w:hAnsi="TH SarabunIT๙" w:cs="TH SarabunIT๙"/>
                       <w:szCs w:val="32"/>
                     </w:rPr>
-                    <w:t>{{</w:t>
-                  </w:r>
-                  <w:proofErr w:type="spellStart"/>
-                  <w:r>
-                    <w:rPr>
-                      <w:rFonts w:ascii="TH SarabunIT๙" w:eastAsia="Calibri" w:hAnsi="TH SarabunIT๙" w:cs="TH SarabunIT๙"/>
-                      <w:szCs w:val="32"/>
-                    </w:rPr>
-                    <w:t>idx</w:t>
-                  </w:r>
-                  <w:proofErr w:type="spellEnd"/>
-                  <w:r>
-                    <w:rPr>
-                      <w:rFonts w:ascii="TH SarabunIT๙" w:eastAsia="Calibri" w:hAnsi="TH SarabunIT๙" w:cs="TH SarabunIT๙"/>
-                      <w:szCs w:val="32"/>
-                    </w:rPr>
-                    <w:t>}}</w:t>
+                    <w:t>{{idx}}</w:t>
                   </w:r>
                 </w:p>
               </w:tc>
@@ -8076,25 +7627,7 @@
                 <w:sz w:val="32"/>
                 <w:szCs w:val="32"/>
               </w:rPr>
-              <w:t>{{</w:t>
-            </w:r>
-            <w:proofErr w:type="spellStart"/>
-            <w:r>
-              <w:rPr>
-                <w:rFonts w:ascii="TH SarabunIT๙" w:eastAsia="Times New Roman" w:hAnsi="TH SarabunIT๙" w:cs="TH SarabunIT๙"/>
-                <w:sz w:val="32"/>
-                <w:szCs w:val="32"/>
-              </w:rPr>
-              <w:t>procurement_officer</w:t>
-            </w:r>
-            <w:proofErr w:type="spellEnd"/>
-            <w:r>
-              <w:rPr>
-                <w:rFonts w:ascii="TH SarabunIT๙" w:eastAsia="Times New Roman" w:hAnsi="TH SarabunIT๙" w:cs="TH SarabunIT๙"/>
-                <w:sz w:val="32"/>
-                <w:szCs w:val="32"/>
-              </w:rPr>
-              <w:t>}}</w:t>
+              <w:t>{{procurement_officer}}</w:t>
             </w:r>
             <w:r>
               <w:rPr>
@@ -8570,29 +8103,7 @@
                 <w:sz w:val="32"/>
                 <w:szCs w:val="32"/>
               </w:rPr>
-              <w:t>{{</w:t>
-            </w:r>
-            <w:proofErr w:type="spellStart"/>
-            <w:r>
-              <w:rPr>
-                <w:rFonts w:ascii="TH SarabunIT๙" w:eastAsia="Times New Roman" w:hAnsi="TH SarabunIT๙" w:cs="TH SarabunIT๙"/>
-                <w:b/>
-                <w:bCs/>
-                <w:sz w:val="32"/>
-                <w:szCs w:val="32"/>
-              </w:rPr>
-              <w:t>school_name</w:t>
-            </w:r>
-            <w:proofErr w:type="spellEnd"/>
-            <w:r>
-              <w:rPr>
-                <w:rFonts w:ascii="TH SarabunIT๙" w:eastAsia="Times New Roman" w:hAnsi="TH SarabunIT๙" w:cs="TH SarabunIT๙"/>
-                <w:b/>
-                <w:bCs/>
-                <w:sz w:val="32"/>
-                <w:szCs w:val="32"/>
-              </w:rPr>
-              <w:t>}}</w:t>
+              <w:t>{{school_name}}</w:t>
             </w:r>
           </w:p>
         </w:tc>
@@ -8833,25 +8344,7 @@
                 <w:sz w:val="32"/>
                 <w:szCs w:val="32"/>
               </w:rPr>
-              <w:t>{{</w:t>
-            </w:r>
-            <w:proofErr w:type="spellStart"/>
-            <w:r>
-              <w:rPr>
-                <w:rFonts w:ascii="TH SarabunIT๙" w:eastAsia="Times New Roman" w:hAnsi="TH SarabunIT๙" w:cs="TH SarabunIT๙"/>
-                <w:sz w:val="32"/>
-                <w:szCs w:val="32"/>
-              </w:rPr>
-              <w:t>school_name</w:t>
-            </w:r>
-            <w:proofErr w:type="spellEnd"/>
-            <w:r>
-              <w:rPr>
-                <w:rFonts w:ascii="TH SarabunIT๙" w:eastAsia="Times New Roman" w:hAnsi="TH SarabunIT๙" w:cs="TH SarabunIT๙"/>
-                <w:sz w:val="32"/>
-                <w:szCs w:val="32"/>
-              </w:rPr>
-              <w:t>}}</w:t>
+              <w:t>{{school_name}}</w:t>
             </w:r>
             <w:r>
               <w:rPr>
@@ -8929,27 +8422,7 @@
                 <w:sz w:val="32"/>
                 <w:szCs w:val="32"/>
               </w:rPr>
-              <w:t>{{</w:t>
-            </w:r>
-            <w:proofErr w:type="spellStart"/>
-            <w:r>
-              <w:rPr>
-                <w:rFonts w:ascii="TH SarabunIT๙" w:eastAsia="Times New Roman" w:hAnsi="TH SarabunIT๙" w:cs="TH SarabunIT๙"/>
-                <w:noProof/>
-                <w:sz w:val="32"/>
-                <w:szCs w:val="32"/>
-              </w:rPr>
-              <w:t>inspector_title_group</w:t>
-            </w:r>
-            <w:proofErr w:type="spellEnd"/>
-            <w:r>
-              <w:rPr>
-                <w:rFonts w:ascii="TH SarabunIT๙" w:eastAsia="Times New Roman" w:hAnsi="TH SarabunIT๙" w:cs="TH SarabunIT๙"/>
-                <w:noProof/>
-                <w:sz w:val="32"/>
-                <w:szCs w:val="32"/>
-              </w:rPr>
-              <w:t>}}</w:t>
+              <w:t>{{inspector_title_group}}</w:t>
             </w:r>
             <w:r>
               <w:rPr>
@@ -10045,25 +9518,7 @@
                       <w:sz w:val="32"/>
                       <w:szCs w:val="32"/>
                     </w:rPr>
-                    <w:t>{{</w:t>
-                  </w:r>
-                  <w:proofErr w:type="spellStart"/>
-                  <w:r>
-                    <w:rPr>
-                      <w:rFonts w:ascii="TH SarabunIT๙" w:hAnsi="TH SarabunIT๙" w:cs="TH SarabunIT๙"/>
-                      <w:sz w:val="32"/>
-                      <w:szCs w:val="32"/>
-                    </w:rPr>
-                    <w:t>director_name</w:t>
-                  </w:r>
-                  <w:proofErr w:type="spellEnd"/>
-                  <w:r>
-                    <w:rPr>
-                      <w:rFonts w:ascii="TH SarabunIT๙" w:hAnsi="TH SarabunIT๙" w:cs="TH SarabunIT๙"/>
-                      <w:sz w:val="32"/>
-                      <w:szCs w:val="32"/>
-                    </w:rPr>
-                    <w:t>}}</w:t>
+                    <w:t>{{director_name}}</w:t>
                   </w:r>
                   <w:r>
                     <w:rPr>
@@ -10127,27 +9582,7 @@
                       <w:szCs w:val="32"/>
                       <w:bdr w:val="none" w:sz="0" w:space="0" w:color="auto" w:frame="1"/>
                     </w:rPr>
-                    <w:t>{{</w:t>
-                  </w:r>
-                  <w:proofErr w:type="spellStart"/>
-                  <w:r>
-                    <w:rPr>
-                      <w:rFonts w:ascii="TH SarabunIT๙" w:eastAsia="Times New Roman" w:hAnsi="TH SarabunIT๙" w:cs="TH SarabunIT๙"/>
-                      <w:sz w:val="32"/>
-                      <w:szCs w:val="32"/>
-                      <w:bdr w:val="none" w:sz="0" w:space="0" w:color="auto" w:frame="1"/>
-                    </w:rPr>
-                    <w:t>school_name</w:t>
-                  </w:r>
-                  <w:proofErr w:type="spellEnd"/>
-                  <w:r>
-                    <w:rPr>
-                      <w:rFonts w:ascii="TH SarabunIT๙" w:eastAsia="Times New Roman" w:hAnsi="TH SarabunIT๙" w:cs="TH SarabunIT๙"/>
-                      <w:sz w:val="32"/>
-                      <w:szCs w:val="32"/>
-                      <w:bdr w:val="none" w:sz="0" w:space="0" w:color="auto" w:frame="1"/>
-                    </w:rPr>
-                    <w:t>}}</w:t>
+                    <w:t>{{school_name}}</w:t>
                   </w:r>
                 </w:p>
               </w:tc>
@@ -10612,25 +10047,7 @@
                       <w:sz w:val="32"/>
                       <w:szCs w:val="32"/>
                     </w:rPr>
-                    <w:t>{{</w:t>
-                  </w:r>
-                  <w:proofErr w:type="spellStart"/>
-                  <w:r>
-                    <w:rPr>
-                      <w:rFonts w:ascii="TH SarabunIT๙" w:eastAsia="Times New Roman" w:hAnsi="TH SarabunIT๙" w:cs="TH SarabunIT๙"/>
-                      <w:sz w:val="32"/>
-                      <w:szCs w:val="32"/>
-                    </w:rPr>
-                    <w:t>school_name</w:t>
-                  </w:r>
-                  <w:proofErr w:type="spellEnd"/>
-                  <w:r>
-                    <w:rPr>
-                      <w:rFonts w:ascii="TH SarabunIT๙" w:eastAsia="Times New Roman" w:hAnsi="TH SarabunIT๙" w:cs="TH SarabunIT๙"/>
-                      <w:sz w:val="32"/>
-                      <w:szCs w:val="32"/>
-                    </w:rPr>
-                    <w:t>}}</w:t>
+                    <w:t>{{school_name}}</w:t>
                   </w:r>
                 </w:p>
               </w:tc>
@@ -11283,25 +10700,7 @@
                 <w:sz w:val="32"/>
                 <w:szCs w:val="32"/>
               </w:rPr>
-              <w:t>{{</w:t>
-            </w:r>
-            <w:proofErr w:type="spellStart"/>
-            <w:r>
-              <w:rPr>
-                <w:rFonts w:ascii="TH SarabunIT๙" w:eastAsia="Times New Roman" w:hAnsi="TH SarabunIT๙" w:cs="TH SarabunIT๙"/>
-                <w:sz w:val="32"/>
-                <w:szCs w:val="32"/>
-              </w:rPr>
-              <w:t>school_name</w:t>
-            </w:r>
-            <w:proofErr w:type="spellEnd"/>
-            <w:r>
-              <w:rPr>
-                <w:rFonts w:ascii="TH SarabunIT๙" w:eastAsia="Times New Roman" w:hAnsi="TH SarabunIT๙" w:cs="TH SarabunIT๙"/>
-                <w:sz w:val="32"/>
-                <w:szCs w:val="32"/>
-              </w:rPr>
-              <w:t>}}</w:t>
+              <w:t>{{school_name}}</w:t>
             </w:r>
           </w:p>
         </w:tc>
@@ -12201,25 +11600,7 @@
                 <w:sz w:val="32"/>
                 <w:szCs w:val="32"/>
               </w:rPr>
-              <w:t>{{</w:t>
-            </w:r>
-            <w:proofErr w:type="spellStart"/>
-            <w:r>
-              <w:rPr>
-                <w:rFonts w:ascii="TH SarabunIT๙" w:eastAsia="Times New Roman" w:hAnsi="TH SarabunIT๙" w:cs="TH SarabunIT๙"/>
-                <w:sz w:val="32"/>
-                <w:szCs w:val="32"/>
-              </w:rPr>
-              <w:t>school_name</w:t>
-            </w:r>
-            <w:proofErr w:type="spellEnd"/>
-            <w:r>
-              <w:rPr>
-                <w:rFonts w:ascii="TH SarabunIT๙" w:eastAsia="Times New Roman" w:hAnsi="TH SarabunIT๙" w:cs="TH SarabunIT๙"/>
-                <w:sz w:val="32"/>
-                <w:szCs w:val="32"/>
-              </w:rPr>
-              <w:t>}}</w:t>
+              <w:t>{{school_name}}</w:t>
             </w:r>
             <w:r>
               <w:rPr>
@@ -12401,23 +11782,22 @@
                 <w:rFonts w:ascii="TH SarabunIT๙" w:hAnsi="TH SarabunIT๙" w:cs="TH SarabunIT๙"/>
                 <w:szCs w:val="32"/>
               </w:rPr>
-              <w:t>{{</w:t>
-            </w:r>
-            <w:proofErr w:type="spellStart"/>
+              <w:t>{{procurement_officer}}</w:t>
+            </w:r>
             <w:r>
               <w:rPr>
                 <w:rFonts w:ascii="TH SarabunIT๙" w:hAnsi="TH SarabunIT๙" w:cs="TH SarabunIT๙"/>
                 <w:szCs w:val="32"/>
-              </w:rPr>
-              <w:t>procurement_officer</w:t>
-            </w:r>
-            <w:proofErr w:type="spellEnd"/>
+                <w:cs/>
+              </w:rPr>
+              <w:t>)</w:t>
+            </w:r>
             <w:r>
               <w:rPr>
                 <w:rFonts w:ascii="TH SarabunIT๙" w:hAnsi="TH SarabunIT๙" w:cs="TH SarabunIT๙"/>
                 <w:szCs w:val="32"/>
               </w:rPr>
-              <w:t>}}</w:t>
+              <w:tab/>
             </w:r>
             <w:r>
               <w:rPr>
@@ -12425,45 +11805,14 @@
                 <w:szCs w:val="32"/>
                 <w:cs/>
               </w:rPr>
-              <w:t>)</w:t>
+              <w:t>(</w:t>
             </w:r>
             <w:r>
               <w:rPr>
                 <w:rFonts w:ascii="TH SarabunIT๙" w:hAnsi="TH SarabunIT๙" w:cs="TH SarabunIT๙"/>
                 <w:szCs w:val="32"/>
               </w:rPr>
-              <w:tab/>
-            </w:r>
-            <w:r>
-              <w:rPr>
-                <w:rFonts w:ascii="TH SarabunIT๙" w:hAnsi="TH SarabunIT๙" w:cs="TH SarabunIT๙"/>
-                <w:szCs w:val="32"/>
-                <w:cs/>
-              </w:rPr>
-              <w:t>(</w:t>
-            </w:r>
-            <w:r>
-              <w:rPr>
-                <w:rFonts w:ascii="TH SarabunIT๙" w:hAnsi="TH SarabunIT๙" w:cs="TH SarabunIT๙"/>
-                <w:szCs w:val="32"/>
-              </w:rPr>
-              <w:t>{{</w:t>
-            </w:r>
-            <w:proofErr w:type="spellStart"/>
-            <w:r>
-              <w:rPr>
-                <w:rFonts w:ascii="TH SarabunIT๙" w:hAnsi="TH SarabunIT๙" w:cs="TH SarabunIT๙"/>
-                <w:szCs w:val="32"/>
-              </w:rPr>
-              <w:t>procurement_head</w:t>
-            </w:r>
-            <w:proofErr w:type="spellEnd"/>
-            <w:r>
-              <w:rPr>
-                <w:rFonts w:ascii="TH SarabunIT๙" w:hAnsi="TH SarabunIT๙" w:cs="TH SarabunIT๙"/>
-                <w:szCs w:val="32"/>
-              </w:rPr>
-              <w:t>}}</w:t>
+              <w:t>{{procurement_head}}</w:t>
             </w:r>
             <w:r>
               <w:rPr>
@@ -12587,23 +11936,7 @@
                 <w:rFonts w:ascii="TH SarabunIT๙" w:hAnsi="TH SarabunIT๙" w:cs="TH SarabunIT๙"/>
                 <w:szCs w:val="32"/>
               </w:rPr>
-              <w:t>{{</w:t>
-            </w:r>
-            <w:proofErr w:type="spellStart"/>
-            <w:r>
-              <w:rPr>
-                <w:rFonts w:ascii="TH SarabunIT๙" w:hAnsi="TH SarabunIT๙" w:cs="TH SarabunIT๙"/>
-                <w:szCs w:val="32"/>
-              </w:rPr>
-              <w:t>director_name</w:t>
-            </w:r>
-            <w:proofErr w:type="spellEnd"/>
-            <w:r>
-              <w:rPr>
-                <w:rFonts w:ascii="TH SarabunIT๙" w:hAnsi="TH SarabunIT๙" w:cs="TH SarabunIT๙"/>
-                <w:szCs w:val="32"/>
-              </w:rPr>
-              <w:t>}}</w:t>
+              <w:t>{{director_name}}</w:t>
             </w:r>
             <w:r>
               <w:rPr>
@@ -12646,23 +11979,7 @@
                 <w:rFonts w:ascii="TH SarabunIT๙" w:hAnsi="TH SarabunIT๙" w:cs="TH SarabunIT๙"/>
                 <w:szCs w:val="32"/>
               </w:rPr>
-              <w:t>{{</w:t>
-            </w:r>
-            <w:proofErr w:type="spellStart"/>
-            <w:r>
-              <w:rPr>
-                <w:rFonts w:ascii="TH SarabunIT๙" w:hAnsi="TH SarabunIT๙" w:cs="TH SarabunIT๙"/>
-                <w:szCs w:val="32"/>
-              </w:rPr>
-              <w:t>school_name</w:t>
-            </w:r>
-            <w:proofErr w:type="spellEnd"/>
-            <w:r>
-              <w:rPr>
-                <w:rFonts w:ascii="TH SarabunIT๙" w:hAnsi="TH SarabunIT๙" w:cs="TH SarabunIT๙"/>
-                <w:szCs w:val="32"/>
-              </w:rPr>
-              <w:t>}}</w:t>
+              <w:t>{{school_name}}</w:t>
             </w:r>
           </w:p>
           <w:p>
@@ -12890,29 +12207,7 @@
                 <w:sz w:val="32"/>
                 <w:szCs w:val="32"/>
               </w:rPr>
-              <w:t>{{</w:t>
-            </w:r>
-            <w:proofErr w:type="spellStart"/>
-            <w:r>
-              <w:rPr>
-                <w:rFonts w:ascii="TH SarabunIT๙" w:eastAsia="Times New Roman" w:hAnsi="TH SarabunIT๙" w:cs="TH SarabunIT๙"/>
-                <w:b/>
-                <w:bCs/>
-                <w:sz w:val="32"/>
-                <w:szCs w:val="32"/>
-              </w:rPr>
-              <w:t>school_name</w:t>
-            </w:r>
-            <w:proofErr w:type="spellEnd"/>
-            <w:r>
-              <w:rPr>
-                <w:rFonts w:ascii="TH SarabunIT๙" w:eastAsia="Times New Roman" w:hAnsi="TH SarabunIT๙" w:cs="TH SarabunIT๙"/>
-                <w:b/>
-                <w:bCs/>
-                <w:sz w:val="32"/>
-                <w:szCs w:val="32"/>
-              </w:rPr>
-              <w:t>}}</w:t>
+              <w:t>{{school_name}}</w:t>
             </w:r>
             <w:r>
               <w:rPr>
@@ -13062,25 +12357,7 @@
                 <w:sz w:val="32"/>
                 <w:szCs w:val="32"/>
               </w:rPr>
-              <w:t>{{</w:t>
-            </w:r>
-            <w:proofErr w:type="spellStart"/>
-            <w:r>
-              <w:rPr>
-                <w:rFonts w:ascii="TH SarabunIT๙" w:eastAsia="Times New Roman" w:hAnsi="TH SarabunIT๙" w:cs="TH SarabunIT๙"/>
-                <w:sz w:val="32"/>
-                <w:szCs w:val="32"/>
-              </w:rPr>
-              <w:t>school_name</w:t>
-            </w:r>
-            <w:proofErr w:type="spellEnd"/>
-            <w:r>
-              <w:rPr>
-                <w:rFonts w:ascii="TH SarabunIT๙" w:eastAsia="Times New Roman" w:hAnsi="TH SarabunIT๙" w:cs="TH SarabunIT๙"/>
-                <w:sz w:val="32"/>
-                <w:szCs w:val="32"/>
-              </w:rPr>
-              <w:t>}}</w:t>
+              <w:t>{{school_name}}</w:t>
             </w:r>
             <w:r>
               <w:rPr>
@@ -13670,25 +12947,7 @@
                       <w:sz w:val="32"/>
                       <w:szCs w:val="32"/>
                     </w:rPr>
-                    <w:t>{{</w:t>
-                  </w:r>
-                  <w:proofErr w:type="spellStart"/>
-                  <w:r>
-                    <w:rPr>
-                      <w:rFonts w:ascii="TH SarabunIT๙" w:hAnsi="TH SarabunIT๙" w:cs="TH SarabunIT๙"/>
-                      <w:sz w:val="32"/>
-                      <w:szCs w:val="32"/>
-                    </w:rPr>
-                    <w:t>director_name</w:t>
-                  </w:r>
-                  <w:proofErr w:type="spellEnd"/>
-                  <w:r>
-                    <w:rPr>
-                      <w:rFonts w:ascii="TH SarabunIT๙" w:hAnsi="TH SarabunIT๙" w:cs="TH SarabunIT๙"/>
-                      <w:sz w:val="32"/>
-                      <w:szCs w:val="32"/>
-                    </w:rPr>
-                    <w:t>}}</w:t>
+                    <w:t>{{director_name}}</w:t>
                   </w:r>
                   <w:r>
                     <w:rPr>
@@ -13755,25 +13014,7 @@
                       <w:sz w:val="32"/>
                       <w:szCs w:val="32"/>
                     </w:rPr>
-                    <w:t>{{</w:t>
-                  </w:r>
-                  <w:proofErr w:type="spellStart"/>
-                  <w:r>
-                    <w:rPr>
-                      <w:rFonts w:ascii="TH SarabunIT๙" w:eastAsia="Times New Roman" w:hAnsi="TH SarabunIT๙" w:cs="TH SarabunIT๙"/>
-                      <w:sz w:val="32"/>
-                      <w:szCs w:val="32"/>
-                    </w:rPr>
-                    <w:t>school_name</w:t>
-                  </w:r>
-                  <w:proofErr w:type="spellEnd"/>
-                  <w:r>
-                    <w:rPr>
-                      <w:rFonts w:ascii="TH SarabunIT๙" w:eastAsia="Times New Roman" w:hAnsi="TH SarabunIT๙" w:cs="TH SarabunIT๙"/>
-                      <w:sz w:val="32"/>
-                      <w:szCs w:val="32"/>
-                    </w:rPr>
-                    <w:t>}}</w:t>
+                    <w:t>{{school_name}}</w:t>
                   </w:r>
                 </w:p>
               </w:tc>
@@ -14376,23 +13617,7 @@
                             <w:rFonts w:ascii="TH SarabunIT๙" w:eastAsia="Times New Roman" w:hAnsi="TH SarabunIT๙" w:cs="TH SarabunIT๙"/>
                             <w:sz w:val="28"/>
                           </w:rPr>
-                          <w:t>{{</w:t>
-                        </w:r>
-                        <w:proofErr w:type="spellStart"/>
-                        <w:r>
-                          <w:rPr>
-                            <w:rFonts w:ascii="TH SarabunIT๙" w:eastAsia="Times New Roman" w:hAnsi="TH SarabunIT๙" w:cs="TH SarabunIT๙"/>
-                            <w:sz w:val="28"/>
-                          </w:rPr>
-                          <w:t>vendor_address_no</w:t>
-                        </w:r>
-                        <w:proofErr w:type="spellEnd"/>
-                        <w:r>
-                          <w:rPr>
-                            <w:rFonts w:ascii="TH SarabunIT๙" w:eastAsia="Times New Roman" w:hAnsi="TH SarabunIT๙" w:cs="TH SarabunIT๙"/>
-                            <w:sz w:val="28"/>
-                          </w:rPr>
-                          <w:t>}}</w:t>
+                          <w:t>{{vendor_address_no}}</w:t>
                         </w:r>
                         <w:r>
                           <w:rPr>
@@ -14547,25 +13772,7 @@
                             <w:noProof/>
                             <w:sz w:val="28"/>
                           </w:rPr>
-                          <w:t>{{</w:t>
-                        </w:r>
-                        <w:proofErr w:type="spellStart"/>
-                        <w:r>
-                          <w:rPr>
-                            <w:rFonts w:ascii="TH SarabunIT๙" w:hAnsi="TH SarabunIT๙" w:cs="TH SarabunIT๙"/>
-                            <w:noProof/>
-                            <w:sz w:val="28"/>
-                          </w:rPr>
-                          <w:t>vendor_tax_id</w:t>
-                        </w:r>
-                        <w:proofErr w:type="spellEnd"/>
-                        <w:r>
-                          <w:rPr>
-                            <w:rFonts w:ascii="TH SarabunIT๙" w:hAnsi="TH SarabunIT๙" w:cs="TH SarabunIT๙"/>
-                            <w:noProof/>
-                            <w:sz w:val="28"/>
-                          </w:rPr>
-                          <w:t>}}</w:t>
+                          <w:t>{{vendor_tax_id}}</w:t>
                         </w:r>
                       </w:p>
                     </w:tc>
@@ -14783,23 +13990,7 @@
                             <w:rFonts w:ascii="TH SarabunIT๙" w:eastAsia="Times New Roman" w:hAnsi="TH SarabunIT๙" w:cs="TH SarabunIT๙"/>
                             <w:sz w:val="28"/>
                           </w:rPr>
-                          <w:t>{{</w:t>
-                        </w:r>
-                        <w:proofErr w:type="spellStart"/>
-                        <w:r>
-                          <w:rPr>
-                            <w:rFonts w:ascii="TH SarabunIT๙" w:eastAsia="Times New Roman" w:hAnsi="TH SarabunIT๙" w:cs="TH SarabunIT๙"/>
-                            <w:sz w:val="28"/>
-                          </w:rPr>
-                          <w:t>school_name</w:t>
-                        </w:r>
-                        <w:proofErr w:type="spellEnd"/>
-                        <w:r>
-                          <w:rPr>
-                            <w:rFonts w:ascii="TH SarabunIT๙" w:eastAsia="Times New Roman" w:hAnsi="TH SarabunIT๙" w:cs="TH SarabunIT๙"/>
-                            <w:sz w:val="28"/>
-                          </w:rPr>
-                          <w:t>}}</w:t>
+                          <w:t>{{school_name}}</w:t>
                         </w:r>
                       </w:p>
                     </w:tc>
@@ -14841,23 +14032,7 @@
                             <w:rFonts w:ascii="TH SarabunIT๙" w:eastAsia="Times New Roman" w:hAnsi="TH SarabunIT๙" w:cs="TH SarabunIT๙"/>
                             <w:sz w:val="28"/>
                           </w:rPr>
-                          <w:t>{{</w:t>
-                        </w:r>
-                        <w:proofErr w:type="spellStart"/>
-                        <w:r>
-                          <w:rPr>
-                            <w:rFonts w:ascii="TH SarabunIT๙" w:eastAsia="Times New Roman" w:hAnsi="TH SarabunIT๙" w:cs="TH SarabunIT๙"/>
-                            <w:sz w:val="28"/>
-                          </w:rPr>
-                          <w:t>school_address_no</w:t>
-                        </w:r>
-                        <w:proofErr w:type="spellEnd"/>
-                        <w:r>
-                          <w:rPr>
-                            <w:rFonts w:ascii="TH SarabunIT๙" w:eastAsia="Times New Roman" w:hAnsi="TH SarabunIT๙" w:cs="TH SarabunIT๙"/>
-                            <w:sz w:val="28"/>
-                          </w:rPr>
-                          <w:t>}}</w:t>
+                          <w:t>{{school_address_no}}</w:t>
                         </w:r>
                         <w:r>
                           <w:rPr>
@@ -14872,23 +14047,7 @@
                             <w:rFonts w:ascii="TH SarabunIT๙" w:eastAsia="Times New Roman" w:hAnsi="TH SarabunIT๙" w:cs="TH SarabunIT๙"/>
                             <w:sz w:val="28"/>
                           </w:rPr>
-                          <w:t>{{</w:t>
-                        </w:r>
-                        <w:proofErr w:type="spellStart"/>
-                        <w:r>
-                          <w:rPr>
-                            <w:rFonts w:ascii="TH SarabunIT๙" w:eastAsia="Times New Roman" w:hAnsi="TH SarabunIT๙" w:cs="TH SarabunIT๙"/>
-                            <w:sz w:val="28"/>
-                          </w:rPr>
-                          <w:t>school_subdistrict</w:t>
-                        </w:r>
-                        <w:proofErr w:type="spellEnd"/>
-                        <w:r>
-                          <w:rPr>
-                            <w:rFonts w:ascii="TH SarabunIT๙" w:eastAsia="Times New Roman" w:hAnsi="TH SarabunIT๙" w:cs="TH SarabunIT๙"/>
-                            <w:sz w:val="28"/>
-                          </w:rPr>
-                          <w:t>}}</w:t>
+                          <w:t>{{school_subdistrict}}</w:t>
                         </w:r>
                       </w:p>
                       <w:p>
@@ -14957,23 +14116,7 @@
                             <w:rFonts w:ascii="TH SarabunIT๙" w:eastAsia="Times New Roman" w:hAnsi="TH SarabunIT๙" w:cs="TH SarabunIT๙"/>
                             <w:sz w:val="28"/>
                           </w:rPr>
-                          <w:t>{{</w:t>
-                        </w:r>
-                        <w:proofErr w:type="spellStart"/>
-                        <w:r>
-                          <w:rPr>
-                            <w:rFonts w:ascii="TH SarabunIT๙" w:eastAsia="Times New Roman" w:hAnsi="TH SarabunIT๙" w:cs="TH SarabunIT๙"/>
-                            <w:sz w:val="28"/>
-                          </w:rPr>
-                          <w:t>school_phone</w:t>
-                        </w:r>
-                        <w:proofErr w:type="spellEnd"/>
-                        <w:r>
-                          <w:rPr>
-                            <w:rFonts w:ascii="TH SarabunIT๙" w:eastAsia="Times New Roman" w:hAnsi="TH SarabunIT๙" w:cs="TH SarabunIT๙"/>
-                            <w:sz w:val="28"/>
-                          </w:rPr>
-                          <w:t>}}</w:t>
+                          <w:t>{{school_phone}}</w:t>
                         </w:r>
                       </w:p>
                     </w:tc>
@@ -15113,25 +14256,7 @@
                       <w:noProof/>
                       <w:sz w:val="28"/>
                     </w:rPr>
-                    <w:t>{{</w:t>
-                  </w:r>
-                  <w:proofErr w:type="spellStart"/>
-                  <w:r>
-                    <w:rPr>
-                      <w:rFonts w:ascii="TH SarabunIT๙" w:eastAsia="Times New Roman" w:hAnsi="TH SarabunIT๙" w:cs="TH SarabunIT๙"/>
-                      <w:noProof/>
-                      <w:sz w:val="28"/>
-                    </w:rPr>
-                    <w:t>vendor_name</w:t>
-                  </w:r>
-                  <w:proofErr w:type="spellEnd"/>
-                  <w:r>
-                    <w:rPr>
-                      <w:rFonts w:ascii="TH SarabunIT๙" w:eastAsia="Times New Roman" w:hAnsi="TH SarabunIT๙" w:cs="TH SarabunIT๙"/>
-                      <w:noProof/>
-                      <w:sz w:val="28"/>
-                    </w:rPr>
-                    <w:t>}}</w:t>
+                    <w:t>{{vendor_name}}</w:t>
                   </w:r>
                   <w:r>
                     <w:rPr>
@@ -15161,23 +14286,7 @@
                       <w:rFonts w:ascii="TH SarabunIT๙" w:eastAsia="Times New Roman" w:hAnsi="TH SarabunIT๙" w:cs="TH SarabunIT๙"/>
                       <w:sz w:val="28"/>
                     </w:rPr>
-                    <w:t>{{</w:t>
-                  </w:r>
-                  <w:proofErr w:type="spellStart"/>
-                  <w:r>
-                    <w:rPr>
-                      <w:rFonts w:ascii="TH SarabunIT๙" w:eastAsia="Times New Roman" w:hAnsi="TH SarabunIT๙" w:cs="TH SarabunIT๙"/>
-                      <w:sz w:val="28"/>
-                    </w:rPr>
-                    <w:t>school_name</w:t>
-                  </w:r>
-                  <w:proofErr w:type="spellEnd"/>
-                  <w:r>
-                    <w:rPr>
-                      <w:rFonts w:ascii="TH SarabunIT๙" w:eastAsia="Times New Roman" w:hAnsi="TH SarabunIT๙" w:cs="TH SarabunIT๙"/>
-                      <w:sz w:val="28"/>
-                    </w:rPr>
-                    <w:t>}}</w:t>
+                    <w:t>{{school_name}}</w:t>
                   </w:r>
                   <w:r>
                     <w:rPr>
@@ -16088,25 +15197,7 @@
                       <w:noProof/>
                       <w:sz w:val="28"/>
                     </w:rPr>
-                    <w:t>{{</w:t>
-                  </w:r>
-                  <w:proofErr w:type="spellStart"/>
-                  <w:r>
-                    <w:rPr>
-                      <w:rFonts w:ascii="TH SarabunIT๙" w:eastAsia="Times New Roman" w:hAnsi="TH SarabunIT๙" w:cs="TH SarabunIT๙"/>
-                      <w:noProof/>
-                      <w:sz w:val="28"/>
-                    </w:rPr>
-                    <w:t>shipping_days</w:t>
-                  </w:r>
-                  <w:proofErr w:type="spellEnd"/>
-                  <w:r>
-                    <w:rPr>
-                      <w:rFonts w:ascii="TH SarabunIT๙" w:eastAsia="Times New Roman" w:hAnsi="TH SarabunIT๙" w:cs="TH SarabunIT๙"/>
-                      <w:noProof/>
-                      <w:sz w:val="28"/>
-                    </w:rPr>
-                    <w:t>}}</w:t>
+                    <w:t>{{shipping_days}}</w:t>
                   </w:r>
                   <w:r>
                     <w:rPr>
@@ -16228,25 +15319,7 @@
                       <w:noProof/>
                       <w:sz w:val="28"/>
                     </w:rPr>
-                    <w:t>{{</w:t>
-                  </w:r>
-                  <w:proofErr w:type="spellStart"/>
-                  <w:r>
-                    <w:rPr>
-                      <w:rFonts w:ascii="TH SarabunIT๙" w:eastAsia="Times New Roman" w:hAnsi="TH SarabunIT๙" w:cs="TH SarabunIT๙"/>
-                      <w:noProof/>
-                      <w:sz w:val="28"/>
-                    </w:rPr>
-                    <w:t>date_deadline</w:t>
-                  </w:r>
-                  <w:proofErr w:type="spellEnd"/>
-                  <w:r>
-                    <w:rPr>
-                      <w:rFonts w:ascii="TH SarabunIT๙" w:eastAsia="Times New Roman" w:hAnsi="TH SarabunIT๙" w:cs="TH SarabunIT๙"/>
-                      <w:noProof/>
-                      <w:sz w:val="28"/>
-                    </w:rPr>
-                    <w:t>}}</w:t>
+                    <w:t>{{date_deadline}}</w:t>
                   </w:r>
                 </w:p>
               </w:tc>
@@ -16352,23 +15425,7 @@
                       <w:rFonts w:ascii="TH SarabunIT๙" w:eastAsia="Times New Roman" w:hAnsi="TH SarabunIT๙" w:cs="TH SarabunIT๙"/>
                       <w:sz w:val="28"/>
                     </w:rPr>
-                    <w:t>{{</w:t>
-                  </w:r>
-                  <w:proofErr w:type="spellStart"/>
-                  <w:r>
-                    <w:rPr>
-                      <w:rFonts w:ascii="TH SarabunIT๙" w:eastAsia="Times New Roman" w:hAnsi="TH SarabunIT๙" w:cs="TH SarabunIT๙"/>
-                      <w:sz w:val="28"/>
-                    </w:rPr>
-                    <w:t>school_name</w:t>
-                  </w:r>
-                  <w:proofErr w:type="spellEnd"/>
-                  <w:r>
-                    <w:rPr>
-                      <w:rFonts w:ascii="TH SarabunIT๙" w:eastAsia="Times New Roman" w:hAnsi="TH SarabunIT๙" w:cs="TH SarabunIT๙"/>
-                      <w:sz w:val="28"/>
-                    </w:rPr>
-                    <w:t>}}</w:t>
+                    <w:t>{{school_name}}</w:t>
                   </w:r>
                   <w:r>
                     <w:rPr>
@@ -16383,23 +15440,7 @@
                       <w:rFonts w:ascii="TH SarabunIT๙" w:eastAsia="Times New Roman" w:hAnsi="TH SarabunIT๙" w:cs="TH SarabunIT๙"/>
                       <w:sz w:val="28"/>
                     </w:rPr>
-                    <w:t>{{</w:t>
-                  </w:r>
-                  <w:proofErr w:type="spellStart"/>
-                  <w:r>
-                    <w:rPr>
-                      <w:rFonts w:ascii="TH SarabunIT๙" w:eastAsia="Times New Roman" w:hAnsi="TH SarabunIT๙" w:cs="TH SarabunIT๙"/>
-                      <w:sz w:val="28"/>
-                    </w:rPr>
-                    <w:t>school_amphoe</w:t>
-                  </w:r>
-                  <w:proofErr w:type="spellEnd"/>
-                  <w:r>
-                    <w:rPr>
-                      <w:rFonts w:ascii="TH SarabunIT๙" w:eastAsia="Times New Roman" w:hAnsi="TH SarabunIT๙" w:cs="TH SarabunIT๙"/>
-                      <w:sz w:val="28"/>
-                    </w:rPr>
-                    <w:t>}}</w:t>
+                    <w:t>{{school_amphoe}}</w:t>
                   </w:r>
                   <w:r>
                     <w:rPr>
@@ -16414,23 +15455,7 @@
                       <w:rFonts w:ascii="TH SarabunIT๙" w:eastAsia="Times New Roman" w:hAnsi="TH SarabunIT๙" w:cs="TH SarabunIT๙"/>
                       <w:sz w:val="28"/>
                     </w:rPr>
-                    <w:t>{{</w:t>
-                  </w:r>
-                  <w:proofErr w:type="spellStart"/>
-                  <w:r>
-                    <w:rPr>
-                      <w:rFonts w:ascii="TH SarabunIT๙" w:eastAsia="Times New Roman" w:hAnsi="TH SarabunIT๙" w:cs="TH SarabunIT๙"/>
-                      <w:sz w:val="28"/>
-                    </w:rPr>
-                    <w:t>school_changwat</w:t>
-                  </w:r>
-                  <w:proofErr w:type="spellEnd"/>
-                  <w:r>
-                    <w:rPr>
-                      <w:rFonts w:ascii="TH SarabunIT๙" w:eastAsia="Times New Roman" w:hAnsi="TH SarabunIT๙" w:cs="TH SarabunIT๙"/>
-                      <w:sz w:val="28"/>
-                    </w:rPr>
-                    <w:t>}}</w:t>
+                    <w:t>{{school_changwat}}</w:t>
                   </w:r>
                 </w:p>
               </w:tc>
@@ -17241,23 +16266,7 @@
                       <w:rFonts w:ascii="TH SarabunIT๙" w:hAnsi="TH SarabunIT๙" w:cs="TH SarabunIT๙"/>
                       <w:sz w:val="28"/>
                     </w:rPr>
-                    <w:t>{{</w:t>
-                  </w:r>
-                  <w:proofErr w:type="spellStart"/>
-                  <w:r>
-                    <w:rPr>
-                      <w:rFonts w:ascii="TH SarabunIT๙" w:hAnsi="TH SarabunIT๙" w:cs="TH SarabunIT๙"/>
-                      <w:sz w:val="28"/>
-                    </w:rPr>
-                    <w:t>director_name</w:t>
-                  </w:r>
-                  <w:proofErr w:type="spellEnd"/>
-                  <w:r>
-                    <w:rPr>
-                      <w:rFonts w:ascii="TH SarabunIT๙" w:hAnsi="TH SarabunIT๙" w:cs="TH SarabunIT๙"/>
-                      <w:sz w:val="28"/>
-                    </w:rPr>
-                    <w:t>}}</w:t>
+                    <w:t>{{director_name}}</w:t>
                   </w:r>
                   <w:r>
                     <w:rPr>
@@ -17288,23 +16297,7 @@
                       <w:rFonts w:ascii="TH SarabunIT๙" w:hAnsi="TH SarabunIT๙" w:cs="TH SarabunIT๙"/>
                       <w:sz w:val="28"/>
                     </w:rPr>
-                    <w:t>{{</w:t>
-                  </w:r>
-                  <w:proofErr w:type="spellStart"/>
-                  <w:r>
-                    <w:rPr>
-                      <w:rFonts w:ascii="TH SarabunIT๙" w:hAnsi="TH SarabunIT๙" w:cs="TH SarabunIT๙"/>
-                      <w:sz w:val="28"/>
-                    </w:rPr>
-                    <w:t>vendor_owner</w:t>
-                  </w:r>
-                  <w:proofErr w:type="spellEnd"/>
-                  <w:r>
-                    <w:rPr>
-                      <w:rFonts w:ascii="TH SarabunIT๙" w:hAnsi="TH SarabunIT๙" w:cs="TH SarabunIT๙"/>
-                      <w:sz w:val="28"/>
-                    </w:rPr>
-                    <w:t>}}</w:t>
+                    <w:t>{{vendor_owner}}</w:t>
                   </w:r>
                   <w:r>
                     <w:rPr>
@@ -17348,23 +16341,7 @@
                       <w:rFonts w:ascii="TH SarabunIT๙" w:eastAsia="Times New Roman" w:hAnsi="TH SarabunIT๙" w:cs="TH SarabunIT๙"/>
                       <w:sz w:val="28"/>
                     </w:rPr>
-                    <w:t>{{</w:t>
-                  </w:r>
-                  <w:proofErr w:type="spellStart"/>
-                  <w:r>
-                    <w:rPr>
-                      <w:rFonts w:ascii="TH SarabunIT๙" w:eastAsia="Times New Roman" w:hAnsi="TH SarabunIT๙" w:cs="TH SarabunIT๙"/>
-                      <w:sz w:val="28"/>
-                    </w:rPr>
-                    <w:t>school_name</w:t>
-                  </w:r>
-                  <w:proofErr w:type="spellEnd"/>
-                  <w:r>
-                    <w:rPr>
-                      <w:rFonts w:ascii="TH SarabunIT๙" w:eastAsia="Times New Roman" w:hAnsi="TH SarabunIT๙" w:cs="TH SarabunIT๙"/>
-                      <w:sz w:val="28"/>
-                    </w:rPr>
-                    <w:t>}}</w:t>
+                    <w:t>{{school_name}}</w:t>
                   </w:r>
                   <w:r>
                     <w:rPr>
@@ -17727,21 +16704,7 @@
         <w:rPr>
           <w:rFonts w:ascii="TH SarabunIT๙" w:hAnsi="TH SarabunIT๙" w:cs="TH SarabunIT๙"/>
         </w:rPr>
-        <w:t>{{</w:t>
-      </w:r>
-      <w:proofErr w:type="spellStart"/>
-      <w:r>
-        <w:rPr>
-          <w:rFonts w:ascii="TH SarabunIT๙" w:hAnsi="TH SarabunIT๙" w:cs="TH SarabunIT๙"/>
-        </w:rPr>
-        <w:t>school_name</w:t>
-      </w:r>
-      <w:proofErr w:type="spellEnd"/>
-      <w:r>
-        <w:rPr>
-          <w:rFonts w:ascii="TH SarabunIT๙" w:hAnsi="TH SarabunIT๙" w:cs="TH SarabunIT๙"/>
-        </w:rPr>
-        <w:t>}}</w:t>
+        <w:t>{{school_name}}</w:t>
       </w:r>
       <w:r>
         <w:rPr>
@@ -18166,23 +17129,7 @@
                 <w:rFonts w:ascii="TH SarabunIT๙" w:eastAsia="Calibri" w:hAnsi="TH SarabunIT๙" w:cs="TH SarabunIT๙"/>
                 <w:szCs w:val="32"/>
               </w:rPr>
-              <w:t>{{</w:t>
-            </w:r>
-            <w:proofErr w:type="spellStart"/>
-            <w:r>
-              <w:rPr>
-                <w:rFonts w:ascii="TH SarabunIT๙" w:eastAsia="Calibri" w:hAnsi="TH SarabunIT๙" w:cs="TH SarabunIT๙"/>
-                <w:szCs w:val="32"/>
-              </w:rPr>
-              <w:t>idx</w:t>
-            </w:r>
-            <w:proofErr w:type="spellEnd"/>
-            <w:r>
-              <w:rPr>
-                <w:rFonts w:ascii="TH SarabunIT๙" w:eastAsia="Calibri" w:hAnsi="TH SarabunIT๙" w:cs="TH SarabunIT๙"/>
-                <w:szCs w:val="32"/>
-              </w:rPr>
-              <w:t>}}</w:t>
+              <w:t>{{idx}}</w:t>
             </w:r>
           </w:p>
         </w:tc>
@@ -18751,25 +17698,7 @@
           <w:sz w:val="32"/>
           <w:szCs w:val="32"/>
         </w:rPr>
-        <w:t>{{</w:t>
-      </w:r>
-      <w:proofErr w:type="spellStart"/>
-      <w:r>
-        <w:rPr>
-          <w:rFonts w:ascii="TH SarabunIT๙" w:hAnsi="TH SarabunIT๙" w:cs="TH SarabunIT๙"/>
-          <w:sz w:val="32"/>
-          <w:szCs w:val="32"/>
-        </w:rPr>
-        <w:t>vendor_owner</w:t>
-      </w:r>
-      <w:proofErr w:type="spellEnd"/>
-      <w:r>
-        <w:rPr>
-          <w:rFonts w:ascii="TH SarabunIT๙" w:hAnsi="TH SarabunIT๙" w:cs="TH SarabunIT๙"/>
-          <w:sz w:val="32"/>
-          <w:szCs w:val="32"/>
-        </w:rPr>
-        <w:t>}}</w:t>
+        <w:t>{{vendor_owner}}</w:t>
       </w:r>
       <w:r>
         <w:rPr>
@@ -18942,25 +17871,7 @@
           <w:sz w:val="32"/>
           <w:szCs w:val="32"/>
         </w:rPr>
-        <w:t>{{</w:t>
-      </w:r>
-      <w:proofErr w:type="spellStart"/>
-      <w:r>
-        <w:rPr>
-          <w:rFonts w:ascii="TH SarabunIT๙" w:hAnsi="TH SarabunIT๙" w:cs="TH SarabunIT๙"/>
-          <w:sz w:val="32"/>
-          <w:szCs w:val="32"/>
-        </w:rPr>
-        <w:t>school_name</w:t>
-      </w:r>
-      <w:proofErr w:type="spellEnd"/>
-      <w:r>
-        <w:rPr>
-          <w:rFonts w:ascii="TH SarabunIT๙" w:hAnsi="TH SarabunIT๙" w:cs="TH SarabunIT๙"/>
-          <w:sz w:val="32"/>
-          <w:szCs w:val="32"/>
-        </w:rPr>
-        <w:t>}}</w:t>
+        <w:t>{{school_name}}</w:t>
       </w:r>
     </w:p>
     <w:p>
@@ -19100,23 +18011,7 @@
           <w:rFonts w:ascii="TH SarabunIT๙" w:hAnsi="TH SarabunIT๙" w:cs="TH SarabunIT๙"/>
           <w:sz w:val="32"/>
         </w:rPr>
-        <w:t>{{</w:t>
-      </w:r>
-      <w:proofErr w:type="spellStart"/>
-      <w:r>
-        <w:rPr>
-          <w:rFonts w:ascii="TH SarabunIT๙" w:hAnsi="TH SarabunIT๙" w:cs="TH SarabunIT๙"/>
-          <w:sz w:val="32"/>
-        </w:rPr>
-        <w:t>school_name</w:t>
-      </w:r>
-      <w:proofErr w:type="spellEnd"/>
-      <w:r>
-        <w:rPr>
-          <w:rFonts w:ascii="TH SarabunIT๙" w:hAnsi="TH SarabunIT๙" w:cs="TH SarabunIT๙"/>
-          <w:sz w:val="32"/>
-        </w:rPr>
-        <w:t>}}</w:t>
+        <w:t>{{school_name}}</w:t>
       </w:r>
     </w:p>
     <w:p>
@@ -19149,23 +18044,7 @@
           <w:rFonts w:ascii="TH SarabunIT๙" w:hAnsi="TH SarabunIT๙" w:cs="TH SarabunIT๙"/>
           <w:sz w:val="32"/>
         </w:rPr>
-        <w:t>{{</w:t>
-      </w:r>
-      <w:proofErr w:type="spellStart"/>
-      <w:r>
-        <w:rPr>
-          <w:rFonts w:ascii="TH SarabunIT๙" w:hAnsi="TH SarabunIT๙" w:cs="TH SarabunIT๙"/>
-          <w:sz w:val="32"/>
-        </w:rPr>
-        <w:t>school_name</w:t>
-      </w:r>
-      <w:proofErr w:type="spellEnd"/>
-      <w:r>
-        <w:rPr>
-          <w:rFonts w:ascii="TH SarabunIT๙" w:hAnsi="TH SarabunIT๙" w:cs="TH SarabunIT๙"/>
-          <w:sz w:val="32"/>
-        </w:rPr>
-        <w:t>}}</w:t>
+        <w:t>{{school_name}}</w:t>
       </w:r>
       <w:r>
         <w:rPr>
@@ -19464,23 +18343,7 @@
           <w:rFonts w:ascii="TH SarabunIT๙" w:hAnsi="TH SarabunIT๙" w:cs="TH SarabunIT๙"/>
           <w:sz w:val="32"/>
         </w:rPr>
-        <w:t>{{</w:t>
-      </w:r>
-      <w:proofErr w:type="spellStart"/>
-      <w:r>
-        <w:rPr>
-          <w:rFonts w:ascii="TH SarabunIT๙" w:hAnsi="TH SarabunIT๙" w:cs="TH SarabunIT๙"/>
-          <w:sz w:val="32"/>
-        </w:rPr>
-        <w:t>vendor_owner</w:t>
-      </w:r>
-      <w:proofErr w:type="spellEnd"/>
-      <w:r>
-        <w:rPr>
-          <w:rFonts w:ascii="TH SarabunIT๙" w:hAnsi="TH SarabunIT๙" w:cs="TH SarabunIT๙"/>
-          <w:sz w:val="32"/>
-        </w:rPr>
-        <w:t>}}</w:t>
+        <w:t>{{vendor_owner}}</w:t>
       </w:r>
       <w:r>
         <w:rPr>
@@ -19769,27 +18632,7 @@
           <w:sz w:val="32"/>
           <w:szCs w:val="32"/>
         </w:rPr>
-        <w:t>{{</w:t>
-      </w:r>
-      <w:proofErr w:type="spellStart"/>
-      <w:r>
-        <w:rPr>
-          <w:rFonts w:ascii="TH SarabunIT๙" w:hAnsi="TH SarabunIT๙" w:cs="TH SarabunIT๙"/>
-          <w:noProof/>
-          <w:sz w:val="32"/>
-          <w:szCs w:val="32"/>
-        </w:rPr>
-        <w:t>date_contract_signed</w:t>
-      </w:r>
-      <w:proofErr w:type="spellEnd"/>
-      <w:r>
-        <w:rPr>
-          <w:rFonts w:ascii="TH SarabunIT๙" w:hAnsi="TH SarabunIT๙" w:cs="TH SarabunIT๙"/>
-          <w:noProof/>
-          <w:sz w:val="32"/>
-          <w:szCs w:val="32"/>
-        </w:rPr>
-        <w:t>}}</w:t>
+        <w:t>{{date_contract_signed}}</w:t>
       </w:r>
       <w:r>
         <w:rPr>
@@ -19806,25 +18649,7 @@
           <w:sz w:val="32"/>
           <w:szCs w:val="32"/>
         </w:rPr>
-        <w:t>{{</w:t>
-      </w:r>
-      <w:proofErr w:type="spellStart"/>
-      <w:r>
-        <w:rPr>
-          <w:rFonts w:ascii="TH SarabunIT๙" w:hAnsi="TH SarabunIT๙" w:cs="TH SarabunIT๙"/>
-          <w:sz w:val="32"/>
-          <w:szCs w:val="32"/>
-        </w:rPr>
-        <w:t>school_name</w:t>
-      </w:r>
-      <w:proofErr w:type="spellEnd"/>
-      <w:r>
-        <w:rPr>
-          <w:rFonts w:ascii="TH SarabunIT๙" w:hAnsi="TH SarabunIT๙" w:cs="TH SarabunIT๙"/>
-          <w:sz w:val="32"/>
-          <w:szCs w:val="32"/>
-        </w:rPr>
-        <w:t>}}</w:t>
+        <w:t>{{school_name}}</w:t>
       </w:r>
       <w:r>
         <w:rPr>
@@ -20086,7 +18911,7 @@
           <w:szCs w:val="32"/>
         </w:rPr>
         <w:pict w14:anchorId="5056881A">
-          <v:shape id="_x0000_i1030" type="#_x0000_t75" alt="" style="width:20pt;height:20pt;mso-width-percent:0;mso-height-percent:0;mso-width-percent:0;mso-height-percent:0">
+          <v:shape id="_x0000_i1030" type="#_x0000_t75" alt="" style="width:20.45pt;height:20.45pt;mso-width-percent:0;mso-height-percent:0;mso-width-percent:0;mso-height-percent:0">
             <v:imagedata r:id="rId10" o:title=""/>
           </v:shape>
         </w:pict>
@@ -20125,7 +18950,7 @@
           <w:szCs w:val="32"/>
         </w:rPr>
         <w:pict w14:anchorId="769483F4">
-          <v:shape id="_x0000_i1029" type="#_x0000_t75" alt="" style="width:20pt;height:20pt;mso-width-percent:0;mso-height-percent:0;mso-width-percent:0;mso-height-percent:0">
+          <v:shape id="_x0000_i1029" type="#_x0000_t75" alt="" style="width:20.45pt;height:20.45pt;mso-width-percent:0;mso-height-percent:0;mso-width-percent:0;mso-height-percent:0">
             <v:imagedata r:id="rId10" o:title=""/>
           </v:shape>
         </w:pict>
@@ -20164,7 +18989,7 @@
           <w:szCs w:val="32"/>
         </w:rPr>
         <w:pict w14:anchorId="62DE4633">
-          <v:shape id="_x0000_i1028" type="#_x0000_t75" alt="" style="width:20pt;height:20pt;mso-width-percent:0;mso-height-percent:0;mso-width-percent:0;mso-height-percent:0">
+          <v:shape id="_x0000_i1028" type="#_x0000_t75" alt="" style="width:20.45pt;height:20.45pt;mso-width-percent:0;mso-height-percent:0;mso-width-percent:0;mso-height-percent:0">
             <v:imagedata r:id="rId11" o:title=""/>
           </v:shape>
         </w:pict>
@@ -20221,7 +19046,7 @@
           <w:szCs w:val="32"/>
         </w:rPr>
         <w:pict w14:anchorId="60DF28AD">
-          <v:shape id="_x0000_i1027" type="#_x0000_t75" alt="" style="width:20pt;height:20pt;mso-width-percent:0;mso-height-percent:0;mso-width-percent:0;mso-height-percent:0">
+          <v:shape id="_x0000_i1027" type="#_x0000_t75" alt="" style="width:20.45pt;height:20.45pt;mso-width-percent:0;mso-height-percent:0;mso-width-percent:0;mso-height-percent:0">
             <v:imagedata r:id="rId11" o:title=""/>
           </v:shape>
         </w:pict>
@@ -20260,7 +19085,7 @@
           <w:szCs w:val="32"/>
         </w:rPr>
         <w:pict w14:anchorId="26CBF992">
-          <v:shape id="_x0000_i1026" type="#_x0000_t75" alt="" style="width:20pt;height:20pt;mso-width-percent:0;mso-height-percent:0;mso-width-percent:0;mso-height-percent:0">
+          <v:shape id="_x0000_i1026" type="#_x0000_t75" alt="" style="width:20.45pt;height:20.45pt;mso-width-percent:0;mso-height-percent:0;mso-width-percent:0;mso-height-percent:0">
             <v:imagedata r:id="rId10" o:title=""/>
           </v:shape>
         </w:pict>
@@ -20916,7 +19741,7 @@
           <v:shape id="_x0000_s1026" type="#_x0000_t75" alt="" style="position:absolute;left:0;text-align:left;margin-left:-.8pt;margin-top:-20.55pt;width:53.4pt;height:57.75pt;z-index:251662336;mso-wrap-edited:f;mso-width-percent:0;mso-height-percent:0;mso-position-horizontal-relative:text;mso-position-vertical-relative:text;mso-width-percent:0;mso-height-percent:0" fillcolor="window">
             <v:imagedata r:id="rId6" o:title=""/>
           </v:shape>
-          <o:OLEObject Type="Embed" ProgID="Word.Picture.8" ShapeID="_x0000_s1026" DrawAspect="Content" ObjectID="_1847367010" r:id="rId12"/>
+          <o:OLEObject Type="Embed" ProgID="Word.Picture.8" ShapeID="_x0000_s1026" DrawAspect="Content" ObjectID="_1847426886" r:id="rId12"/>
         </w:object>
       </w:r>
       <w:r>
@@ -20969,23 +19794,7 @@
           <w:rFonts w:ascii="TH SarabunIT๙" w:hAnsi="TH SarabunIT๙" w:cs="TH SarabunIT๙"/>
           <w:szCs w:val="32"/>
         </w:rPr>
-        <w:t>{{</w:t>
-      </w:r>
-      <w:proofErr w:type="spellStart"/>
-      <w:r>
-        <w:rPr>
-          <w:rFonts w:ascii="TH SarabunIT๙" w:hAnsi="TH SarabunIT๙" w:cs="TH SarabunIT๙"/>
-          <w:szCs w:val="32"/>
-        </w:rPr>
-        <w:t>school_name</w:t>
-      </w:r>
-      <w:proofErr w:type="spellEnd"/>
-      <w:r>
-        <w:rPr>
-          <w:rFonts w:ascii="TH SarabunIT๙" w:hAnsi="TH SarabunIT๙" w:cs="TH SarabunIT๙"/>
-          <w:szCs w:val="32"/>
-        </w:rPr>
-        <w:t>}}</w:t>
+        <w:t>{{school_name}}</w:t>
       </w:r>
     </w:p>
     <w:p>
@@ -21162,23 +19971,7 @@
           <w:rFonts w:ascii="TH SarabunIT๙" w:hAnsi="TH SarabunIT๙" w:cs="TH SarabunIT๙"/>
           <w:szCs w:val="32"/>
         </w:rPr>
-        <w:t>{{</w:t>
-      </w:r>
-      <w:proofErr w:type="spellStart"/>
-      <w:r>
-        <w:rPr>
-          <w:rFonts w:ascii="TH SarabunIT๙" w:hAnsi="TH SarabunIT๙" w:cs="TH SarabunIT๙"/>
-          <w:szCs w:val="32"/>
-        </w:rPr>
-        <w:t>school_name</w:t>
-      </w:r>
-      <w:proofErr w:type="spellEnd"/>
-      <w:r>
-        <w:rPr>
-          <w:rFonts w:ascii="TH SarabunIT๙" w:hAnsi="TH SarabunIT๙" w:cs="TH SarabunIT๙"/>
-          <w:szCs w:val="32"/>
-        </w:rPr>
-        <w:t>}}</w:t>
+        <w:t>{{school_name}}</w:t>
       </w:r>
     </w:p>
     <w:p>
@@ -21219,25 +20012,7 @@
           <w:sz w:val="32"/>
           <w:szCs w:val="32"/>
         </w:rPr>
-        <w:t>{{</w:t>
-      </w:r>
-      <w:proofErr w:type="spellStart"/>
-      <w:r>
-        <w:rPr>
-          <w:rFonts w:ascii="TH SarabunIT๙" w:hAnsi="TH SarabunIT๙" w:cs="TH SarabunIT๙"/>
-          <w:sz w:val="32"/>
-          <w:szCs w:val="32"/>
-        </w:rPr>
-        <w:t>school_name</w:t>
-      </w:r>
-      <w:proofErr w:type="spellEnd"/>
-      <w:r>
-        <w:rPr>
-          <w:rFonts w:ascii="TH SarabunIT๙" w:hAnsi="TH SarabunIT๙" w:cs="TH SarabunIT๙"/>
-          <w:sz w:val="32"/>
-          <w:szCs w:val="32"/>
-        </w:rPr>
-        <w:t>}}</w:t>
+        <w:t>{{school_name}}</w:t>
       </w:r>
       <w:r>
         <w:rPr>
@@ -21335,27 +20110,7 @@
           <w:sz w:val="32"/>
           <w:szCs w:val="32"/>
         </w:rPr>
-        <w:t>{{</w:t>
-      </w:r>
-      <w:proofErr w:type="spellStart"/>
-      <w:r>
-        <w:rPr>
-          <w:rFonts w:ascii="TH SarabunIT๙" w:hAnsi="TH SarabunIT๙" w:cs="TH SarabunIT๙"/>
-          <w:noProof/>
-          <w:sz w:val="32"/>
-          <w:szCs w:val="32"/>
-        </w:rPr>
-        <w:t>date_contract_signed</w:t>
-      </w:r>
-      <w:proofErr w:type="spellEnd"/>
-      <w:r>
-        <w:rPr>
-          <w:rFonts w:ascii="TH SarabunIT๙" w:hAnsi="TH SarabunIT๙" w:cs="TH SarabunIT๙"/>
-          <w:noProof/>
-          <w:sz w:val="32"/>
-          <w:szCs w:val="32"/>
-        </w:rPr>
-        <w:t>}}</w:t>
+        <w:t>{{date_contract_signed}}</w:t>
       </w:r>
       <w:r>
         <w:rPr>
@@ -22115,25 +20870,7 @@
           <w:sz w:val="32"/>
           <w:szCs w:val="32"/>
         </w:rPr>
-        <w:t>{{</w:t>
-      </w:r>
-      <w:proofErr w:type="spellStart"/>
-      <w:r>
-        <w:rPr>
-          <w:rFonts w:ascii="TH SarabunIT๙" w:hAnsi="TH SarabunIT๙" w:cs="TH SarabunIT๙"/>
-          <w:sz w:val="32"/>
-          <w:szCs w:val="32"/>
-        </w:rPr>
-        <w:t>finance_officer</w:t>
-      </w:r>
-      <w:proofErr w:type="spellEnd"/>
-      <w:r>
-        <w:rPr>
-          <w:rFonts w:ascii="TH SarabunIT๙" w:hAnsi="TH SarabunIT๙" w:cs="TH SarabunIT๙"/>
-          <w:sz w:val="32"/>
-          <w:szCs w:val="32"/>
-        </w:rPr>
-        <w:t>}}</w:t>
+        <w:t>{{finance_officer}}</w:t>
       </w:r>
       <w:r>
         <w:rPr>
@@ -22290,23 +21027,7 @@
           <w:rFonts w:ascii="TH SarabunIT๙" w:hAnsi="TH SarabunIT๙" w:cs="TH SarabunIT๙"/>
           <w:szCs w:val="32"/>
         </w:rPr>
-        <w:t>{{</w:t>
-      </w:r>
-      <w:proofErr w:type="spellStart"/>
-      <w:r>
-        <w:rPr>
-          <w:rFonts w:ascii="TH SarabunIT๙" w:hAnsi="TH SarabunIT๙" w:cs="TH SarabunIT๙"/>
-          <w:szCs w:val="32"/>
-        </w:rPr>
-        <w:t>director_name</w:t>
-      </w:r>
-      <w:proofErr w:type="spellEnd"/>
-      <w:r>
-        <w:rPr>
-          <w:rFonts w:ascii="TH SarabunIT๙" w:hAnsi="TH SarabunIT๙" w:cs="TH SarabunIT๙"/>
-          <w:szCs w:val="32"/>
-        </w:rPr>
-        <w:t>}}</w:t>
+        <w:t>{{director_name}}</w:t>
       </w:r>
       <w:r>
         <w:rPr>
@@ -22352,25 +21073,7 @@
           <w:sz w:val="32"/>
           <w:szCs w:val="32"/>
         </w:rPr>
-        <w:t>{{</w:t>
-      </w:r>
-      <w:proofErr w:type="spellStart"/>
-      <w:r>
-        <w:rPr>
-          <w:rFonts w:ascii="TH SarabunIT๙" w:hAnsi="TH SarabunIT๙" w:cs="TH SarabunIT๙"/>
-          <w:sz w:val="32"/>
-          <w:szCs w:val="32"/>
-        </w:rPr>
-        <w:t>school_name</w:t>
-      </w:r>
-      <w:proofErr w:type="spellEnd"/>
-      <w:r>
-        <w:rPr>
-          <w:rFonts w:ascii="TH SarabunIT๙" w:hAnsi="TH SarabunIT๙" w:cs="TH SarabunIT๙"/>
-          <w:sz w:val="32"/>
-          <w:szCs w:val="32"/>
-        </w:rPr>
-        <w:t>}}</w:t>
+        <w:t>{{school_name}}</w:t>
       </w:r>
       <w:r>
         <w:rPr>
@@ -22550,7 +21253,7 @@
               </wp:anchor>
             </w:drawing>
           </mc:Choice>
-          <mc:Fallback xmlns:w16sdtfl="http://schemas.microsoft.com/office/word/2024/wordml/sdtformatlock" xmlns:w16du="http://schemas.microsoft.com/office/word/2023/wordml/word16du">
+          <mc:Fallback xmlns:w16du="http://schemas.microsoft.com/office/word/2023/wordml/word16du" xmlns:w16sdtfl="http://schemas.microsoft.com/office/word/2024/wordml/sdtformatlock">
             <w:pict>
               <v:shapetype w14:anchorId="5928D2F1" id="_x0000_t202" coordsize="21600,21600" o:spt="202" path="m,l,21600r21600,l21600,xe">
                 <v:stroke joinstyle="miter"/>
@@ -22681,23 +21384,7 @@
           <w:rFonts w:ascii="TH SarabunIT๙" w:hAnsi="TH SarabunIT๙" w:cs="TH SarabunIT๙"/>
           <w:szCs w:val="32"/>
         </w:rPr>
-        <w:t>{{</w:t>
-      </w:r>
-      <w:proofErr w:type="spellStart"/>
-      <w:r>
-        <w:rPr>
-          <w:rFonts w:ascii="TH SarabunIT๙" w:hAnsi="TH SarabunIT๙" w:cs="TH SarabunIT๙"/>
-          <w:szCs w:val="32"/>
-        </w:rPr>
-        <w:t>school_name</w:t>
-      </w:r>
-      <w:proofErr w:type="spellEnd"/>
-      <w:r>
-        <w:rPr>
-          <w:rFonts w:ascii="TH SarabunIT๙" w:hAnsi="TH SarabunIT๙" w:cs="TH SarabunIT๙"/>
-          <w:szCs w:val="32"/>
-        </w:rPr>
-        <w:t>}}</w:t>
+        <w:t>{{school_name}}</w:t>
       </w:r>
       <w:r>
         <w:rPr>
@@ -22720,54 +21407,22 @@
           <w:rFonts w:ascii="TH SarabunIT๙" w:eastAsia="Times New Roman" w:hAnsi="TH SarabunIT๙" w:cs="TH SarabunIT๙"/>
           <w:szCs w:val="32"/>
         </w:rPr>
-        <w:t>{{</w:t>
-      </w:r>
-      <w:proofErr w:type="spellStart"/>
+        <w:t>{{school_amphoe}}</w:t>
+      </w:r>
       <w:r>
         <w:rPr>
           <w:rFonts w:ascii="TH SarabunIT๙" w:eastAsia="Times New Roman" w:hAnsi="TH SarabunIT๙" w:cs="TH SarabunIT๙"/>
           <w:szCs w:val="32"/>
-        </w:rPr>
-        <w:t>school_amphoe</w:t>
-      </w:r>
-      <w:proofErr w:type="spellEnd"/>
+          <w:cs/>
+        </w:rPr>
+        <w:t xml:space="preserve"> จังหวัด</w:t>
+      </w:r>
       <w:r>
         <w:rPr>
           <w:rFonts w:ascii="TH SarabunIT๙" w:eastAsia="Times New Roman" w:hAnsi="TH SarabunIT๙" w:cs="TH SarabunIT๙"/>
           <w:szCs w:val="32"/>
         </w:rPr>
-        <w:t>}}</w:t>
-      </w:r>
-      <w:r>
-        <w:rPr>
-          <w:rFonts w:ascii="TH SarabunIT๙" w:eastAsia="Times New Roman" w:hAnsi="TH SarabunIT๙" w:cs="TH SarabunIT๙"/>
-          <w:szCs w:val="32"/>
-          <w:cs/>
-        </w:rPr>
-        <w:t xml:space="preserve"> จังหวัด</w:t>
-      </w:r>
-      <w:r>
-        <w:rPr>
-          <w:rFonts w:ascii="TH SarabunIT๙" w:eastAsia="Times New Roman" w:hAnsi="TH SarabunIT๙" w:cs="TH SarabunIT๙"/>
-          <w:szCs w:val="32"/>
-        </w:rPr>
-        <w:t>{{</w:t>
-      </w:r>
-      <w:proofErr w:type="spellStart"/>
-      <w:r>
-        <w:rPr>
-          <w:rFonts w:ascii="TH SarabunIT๙" w:eastAsia="Times New Roman" w:hAnsi="TH SarabunIT๙" w:cs="TH SarabunIT๙"/>
-          <w:szCs w:val="32"/>
-        </w:rPr>
-        <w:t>school_changwat</w:t>
-      </w:r>
-      <w:proofErr w:type="spellEnd"/>
-      <w:r>
-        <w:rPr>
-          <w:rFonts w:ascii="TH SarabunIT๙" w:eastAsia="Times New Roman" w:hAnsi="TH SarabunIT๙" w:cs="TH SarabunIT๙"/>
-          <w:szCs w:val="32"/>
-        </w:rPr>
-        <w:t>}}</w:t>
+        <w:t>{{school_changwat}}</w:t>
       </w:r>
     </w:p>
     <w:p>
@@ -23070,23 +21725,7 @@
                 <w:rFonts w:ascii="TH SarabunIT๙" w:eastAsia="Calibri" w:hAnsi="TH SarabunIT๙" w:cs="TH SarabunIT๙"/>
                 <w:szCs w:val="32"/>
               </w:rPr>
-              <w:t>{{</w:t>
-            </w:r>
-            <w:proofErr w:type="spellStart"/>
-            <w:r>
-              <w:rPr>
-                <w:rFonts w:ascii="TH SarabunIT๙" w:eastAsia="Calibri" w:hAnsi="TH SarabunIT๙" w:cs="TH SarabunIT๙"/>
-                <w:szCs w:val="32"/>
-              </w:rPr>
-              <w:t>idx</w:t>
-            </w:r>
-            <w:proofErr w:type="spellEnd"/>
-            <w:r>
-              <w:rPr>
-                <w:rFonts w:ascii="TH SarabunIT๙" w:eastAsia="Calibri" w:hAnsi="TH SarabunIT๙" w:cs="TH SarabunIT๙"/>
-                <w:szCs w:val="32"/>
-              </w:rPr>
-              <w:t>}}</w:t>
+              <w:t>{{idx}}</w:t>
             </w:r>
           </w:p>
         </w:tc>
@@ -23322,23 +21961,7 @@
                 <w:rFonts w:ascii="TH SarabunIT๙" w:hAnsi="TH SarabunIT๙" w:cs="TH SarabunIT๙"/>
                 <w:szCs w:val="32"/>
               </w:rPr>
-              <w:t>{{</w:t>
-            </w:r>
-            <w:proofErr w:type="spellStart"/>
-            <w:r>
-              <w:rPr>
-                <w:rFonts w:ascii="TH SarabunIT๙" w:hAnsi="TH SarabunIT๙" w:cs="TH SarabunIT๙"/>
-                <w:szCs w:val="32"/>
-              </w:rPr>
-              <w:t>director_name</w:t>
-            </w:r>
-            <w:proofErr w:type="spellEnd"/>
-            <w:r>
-              <w:rPr>
-                <w:rFonts w:ascii="TH SarabunIT๙" w:hAnsi="TH SarabunIT๙" w:cs="TH SarabunIT๙"/>
-                <w:szCs w:val="32"/>
-              </w:rPr>
-              <w:t>}}</w:t>
+              <w:t>{{director_name}}</w:t>
             </w:r>
             <w:r>
               <w:rPr>
@@ -23535,23 +22158,7 @@
                 <w:rFonts w:ascii="TH SarabunIT๙" w:hAnsi="TH SarabunIT๙" w:cs="TH SarabunIT๙"/>
                 <w:szCs w:val="32"/>
               </w:rPr>
-              <w:t>{{</w:t>
-            </w:r>
-            <w:proofErr w:type="spellStart"/>
-            <w:r>
-              <w:rPr>
-                <w:rFonts w:ascii="TH SarabunIT๙" w:hAnsi="TH SarabunIT๙" w:cs="TH SarabunIT๙"/>
-                <w:szCs w:val="32"/>
-              </w:rPr>
-              <w:t>procurement_officer</w:t>
-            </w:r>
-            <w:proofErr w:type="spellEnd"/>
-            <w:r>
-              <w:rPr>
-                <w:rFonts w:ascii="TH SarabunIT๙" w:hAnsi="TH SarabunIT๙" w:cs="TH SarabunIT๙"/>
-                <w:szCs w:val="32"/>
-              </w:rPr>
-              <w:t>}}</w:t>
+              <w:t>{{procurement_officer}}</w:t>
             </w:r>
             <w:r>
               <w:rPr>

--- a/assets/templates/master_template.docx
+++ b/assets/templates/master_template.docx
@@ -45,7 +45,7 @@
           <v:shape id="_x0000_s1028" type="#_x0000_t75" alt="" style="position:absolute;left:0;text-align:left;margin-left:-3.15pt;margin-top:-15.85pt;width:53.4pt;height:57.75pt;z-index:251663360;mso-wrap-edited:f;mso-width-percent:0;mso-height-percent:0;mso-position-horizontal-relative:text;mso-position-vertical-relative:text;mso-width-percent:0;mso-height-percent:0" fillcolor="window">
             <v:imagedata r:id="rId6" o:title=""/>
           </v:shape>
-          <o:OLEObject Type="Embed" ProgID="Word.Picture.8" ShapeID="_x0000_s1028" DrawAspect="Content" ObjectID="_1847426888" r:id="rId7"/>
+          <o:OLEObject Type="Embed" ProgID="Word.Picture.8" ShapeID="_x0000_s1028" DrawAspect="Content" ObjectID="_1847444684" r:id="rId7"/>
         </w:object>
       </w:r>
       <w:r>
@@ -309,7 +309,25 @@
           <w:sz w:val="32"/>
           <w:szCs w:val="32"/>
         </w:rPr>
-        <w:t>{{school_name}}</w:t>
+        <w:t>{{</w:t>
+      </w:r>
+      <w:proofErr w:type="spellStart"/>
+      <w:r>
+        <w:rPr>
+          <w:rFonts w:ascii="TH SarabunIT๙" w:hAnsi="TH SarabunIT๙" w:cs="TH SarabunIT๙"/>
+          <w:sz w:val="32"/>
+          <w:szCs w:val="32"/>
+        </w:rPr>
+        <w:t>school_name</w:t>
+      </w:r>
+      <w:proofErr w:type="spellEnd"/>
+      <w:r>
+        <w:rPr>
+          <w:rFonts w:ascii="TH SarabunIT๙" w:hAnsi="TH SarabunIT๙" w:cs="TH SarabunIT๙"/>
+          <w:sz w:val="32"/>
+          <w:szCs w:val="32"/>
+        </w:rPr>
+        <w:t>}}</w:t>
       </w:r>
     </w:p>
     <w:p>
@@ -382,7 +400,25 @@
           <w:sz w:val="32"/>
           <w:szCs w:val="32"/>
         </w:rPr>
-        <w:t>{{school_name}}</w:t>
+        <w:t>{{</w:t>
+      </w:r>
+      <w:proofErr w:type="spellStart"/>
+      <w:r>
+        <w:rPr>
+          <w:rFonts w:ascii="TH SarabunIT๙" w:hAnsi="TH SarabunIT๙" w:cs="TH SarabunIT๙"/>
+          <w:sz w:val="32"/>
+          <w:szCs w:val="32"/>
+        </w:rPr>
+        <w:t>school_name</w:t>
+      </w:r>
+      <w:proofErr w:type="spellEnd"/>
+      <w:r>
+        <w:rPr>
+          <w:rFonts w:ascii="TH SarabunIT๙" w:hAnsi="TH SarabunIT๙" w:cs="TH SarabunIT๙"/>
+          <w:sz w:val="32"/>
+          <w:szCs w:val="32"/>
+        </w:rPr>
+        <w:t>}}</w:t>
       </w:r>
       <w:r>
         <w:rPr>
@@ -653,7 +689,29 @@
           <w:sz w:val="32"/>
           <w:szCs w:val="32"/>
         </w:rPr>
-        <w:t>{{school_name}}</w:t>
+        <w:t>{{</w:t>
+      </w:r>
+      <w:proofErr w:type="spellStart"/>
+      <w:r>
+        <w:rPr>
+          <w:rFonts w:ascii="TH SarabunIT๙" w:hAnsi="TH SarabunIT๙" w:cs="TH SarabunIT๙"/>
+          <w:b/>
+          <w:bCs/>
+          <w:sz w:val="32"/>
+          <w:szCs w:val="32"/>
+        </w:rPr>
+        <w:t>school_name</w:t>
+      </w:r>
+      <w:proofErr w:type="spellEnd"/>
+      <w:r>
+        <w:rPr>
+          <w:rFonts w:ascii="TH SarabunIT๙" w:hAnsi="TH SarabunIT๙" w:cs="TH SarabunIT๙"/>
+          <w:b/>
+          <w:bCs/>
+          <w:sz w:val="32"/>
+          <w:szCs w:val="32"/>
+        </w:rPr>
+        <w:t>}}</w:t>
       </w:r>
       <w:r>
         <w:rPr>
@@ -1034,8 +1092,8 @@
           <w:rFonts w:ascii="TH SarabunIT๙" w:hAnsi="TH SarabunIT๙" w:cs="TH SarabunIT๙"/>
           <w:b/>
           <w:bCs/>
-          <w:sz w:val="32"/>
-          <w:szCs w:val="32"/>
+          <w:sz w:val="16"/>
+          <w:szCs w:val="16"/>
         </w:rPr>
       </w:pPr>
     </w:p>
@@ -1173,8 +1231,7 @@
         <w:spacing w:after="0"/>
         <w:rPr>
           <w:rFonts w:ascii="TH SarabunIT๙" w:hAnsi="TH SarabunIT๙" w:cs="TH SarabunIT๙"/>
-          <w:sz w:val="32"/>
-          <w:szCs w:val="32"/>
+          <w:sz w:val="28"/>
           <w:cs/>
         </w:rPr>
       </w:pPr>
@@ -1182,22 +1239,21 @@
         <w:rPr>
           <w:rFonts w:ascii="TH SarabunIT๙" w:hAnsi="TH SarabunIT๙" w:cs="TH SarabunIT๙"/>
           <w:noProof/>
-          <w:sz w:val="32"/>
-          <w:szCs w:val="32"/>
+          <w:sz w:val="28"/>
         </w:rPr>
         <mc:AlternateContent>
           <mc:Choice Requires="wps">
             <w:drawing>
-              <wp:anchor distT="0" distB="0" distL="114300" distR="114300" simplePos="0" relativeHeight="251661312" behindDoc="0" locked="0" layoutInCell="1" allowOverlap="1" wp14:anchorId="5AADEFFA" wp14:editId="5DDC1E30">
+              <wp:anchor distT="0" distB="0" distL="114300" distR="114300" simplePos="0" relativeHeight="251661312" behindDoc="0" locked="0" layoutInCell="1" allowOverlap="1" wp14:anchorId="5AADEFFA" wp14:editId="185E9CF3">
                 <wp:simplePos x="0" y="0"/>
                 <wp:positionH relativeFrom="column">
-                  <wp:posOffset>3524250</wp:posOffset>
+                  <wp:posOffset>3632864</wp:posOffset>
                 </wp:positionH>
                 <wp:positionV relativeFrom="paragraph">
                   <wp:posOffset>8890</wp:posOffset>
                 </wp:positionV>
-                <wp:extent cx="243840" cy="213360"/>
-                <wp:effectExtent l="0" t="0" r="22860" b="15240"/>
+                <wp:extent cx="197777" cy="197949"/>
+                <wp:effectExtent l="0" t="0" r="18415" b="18415"/>
                 <wp:wrapNone/>
                 <wp:docPr id="635164325" name="สี่เหลี่ยมผืนผ้า 1"/>
                 <wp:cNvGraphicFramePr/>
@@ -1208,7 +1264,7 @@
                       <wps:spPr>
                         <a:xfrm>
                           <a:off x="0" y="0"/>
-                          <a:ext cx="243840" cy="213360"/>
+                          <a:ext cx="197777" cy="197949"/>
                         </a:xfrm>
                         <a:prstGeom prst="rect">
                           <a:avLst/>
@@ -1246,9 +1302,9 @@
               </wp:anchor>
             </w:drawing>
           </mc:Choice>
-          <mc:Fallback xmlns:w16du="http://schemas.microsoft.com/office/word/2023/wordml/word16du" xmlns:w16sdtfl="http://schemas.microsoft.com/office/word/2024/wordml/sdtformatlock">
+          <mc:Fallback>
             <w:pict>
-              <v:rect w14:anchorId="327BB130" id="สี่เหลี่ยมผืนผ้า 1" o:spid="_x0000_s1026" style="position:absolute;margin-left:277.5pt;margin-top:.7pt;width:19.2pt;height:16.8pt;z-index:251661312;visibility:visible;mso-wrap-style:square;mso-width-percent:0;mso-height-percent:0;mso-wrap-distance-left:9pt;mso-wrap-distance-top:0;mso-wrap-distance-right:9pt;mso-wrap-distance-bottom:0;mso-position-horizontal:absolute;mso-position-horizontal-relative:text;mso-position-vertical:absolute;mso-position-vertical-relative:text;mso-width-percent:0;mso-height-percent:0;mso-width-relative:margin;mso-height-relative:margin;v-text-anchor:middle" o:gfxdata="UEsDBBQABgAIAAAAIQC2gziS/gAAAOEBAAATAAAAW0NvbnRlbnRfVHlwZXNdLnhtbJSRQU7DMBBF 90jcwfIWJU67QAgl6YK0S0CoHGBkTxKLZGx5TGhvj5O2G0SRWNoz/78nu9wcxkFMGNg6quQqL6RA 0s5Y6ir5vt9lD1JwBDIwOMJKHpHlpr69KfdHjyxSmriSfYz+USnWPY7AufNIadK6MEJMx9ApD/oD OlTrorhX2lFEilmcO2RdNtjC5xDF9pCuTyYBB5bi6bQ4syoJ3g9WQ0ymaiLzg5KdCXlKLjvcW893 SUOqXwnz5DrgnHtJTxOsQfEKIT7DmDSUCaxw7Rqn8787ZsmRM9e2VmPeBN4uqYvTtW7jvijg9N/y JsXecLq0q+WD6m8AAAD//wMAUEsDBBQABgAIAAAAIQA4/SH/1gAAAJQBAAALAAAAX3JlbHMvLnJl bHOkkMFqwzAMhu+DvYPRfXGawxijTi+j0GvpHsDYimMaW0Yy2fr2M4PBMnrbUb/Q94l/f/hMi1qR JVI2sOt6UJgd+ZiDgffL8ekFlFSbvV0oo4EbChzGx4f9GRdb25HMsYhqlCwG5lrLq9biZkxWOiqY 22YiTra2kYMu1l1tQD30/bPm3wwYN0x18gb45AdQl1tp5j/sFB2T0FQ7R0nTNEV3j6o9feQzro1i OWA14Fm+Q8a1a8+Bvu/d/dMb2JY5uiPbhG/ktn4cqGU/er3pcvwCAAD//wMAUEsDBBQABgAIAAAA IQB07N6JRQIAAOMEAAAOAAAAZHJzL2Uyb0RvYy54bWysVFFvGjEMfp+0/xDlfRwHrOsQR4WoOk1C LRqd+hxyCZyWizMncLBfPycHB+qqPUx7CfbZnx1/+czk7lAbtlfoK7AFz3t9zpSVUFZ2U/Dvzw8f bjnzQdhSGLCq4Efl+d30/btJ48ZqAFswpUJGRawfN67g2xDcOMu83Kpa+B44ZSmoAWsRyMVNVqJo qHptskG/f5M1gKVDkMp7+nrfBvk01ddayfCktVeBmYLT3UI6MZ3reGbTiRhvULhtJU/XEP9wi1pU lpp2pe5FEGyH1R+l6koieNChJ6HOQOtKqjQDTZP3X02z2gqn0ixEjncdTf7/lZWP+5VbItHQOD/2 ZMYpDhrr+Ev3Y4dE1rEjSx0Ck/RxMBrejohSSaFBPhzeJDKzC9ihD18U1CwaBUd6i0SR2C98oIaU ek4h59I+WeFoVLyBsd+UZlUZGyZ0UoaaG2R7QW9a/sjjG1KtlBkhujKmA+VvgUw4g065EaaSWjpg /y3gpVuXnTqCDR2wrizg38G6zT9P3c4ax15DeVwiQ2h16p18qIi8hfBhKZCESXzTsoUnOrSBpuBw sjjbAv5663vMJ71QlLOGhF5w/3MnUHFmvlpS0ud8FJ8xJGf08dOAHLyOrK8jdlfPgXjPaa2dTGbM D+ZsaoT6hXZyFrtSSFhJvQsuA56deWgXkLZaqtkspdE2OBEWduVkLB5ZjeJ4PrwIdCcFBZLeI5yX QoxfCanNjUgLs10AXSWVXXg98U2blARz2vq4qtd+yrr8N01/AwAA//8DAFBLAwQUAAYACAAAACEA yC1c+90AAAAIAQAADwAAAGRycy9kb3ducmV2LnhtbEyPQU/DMAyF70j8h8hI3FgKo2MrTacJwQm0 ibEDx6wxbUXiVEnWdv8ec4Kb7ff0/L1yPTkrBgyx86TgdpaBQKq96ahRcPh4uVmCiEmT0dYTKjhj hHV1eVHqwviR3nHYp0ZwCMVCK2hT6gspY92i03HmeyTWvnxwOvEaGmmCHjncWXmXZQvpdEf8odU9 PrVYf+9PToHfdWe7Cavt8IYPn6+7lI3T4lmp66tp8wgi4ZT+zPCLz+hQMdPRn8hEYRXkec5dEgv3 IFjPV3MejgrmfJdVKf8XqH4AAAD//wMAUEsBAi0AFAAGAAgAAAAhALaDOJL+AAAA4QEAABMAAAAA AAAAAAAAAAAAAAAAAFtDb250ZW50X1R5cGVzXS54bWxQSwECLQAUAAYACAAAACEAOP0h/9YAAACU AQAACwAAAAAAAAAAAAAAAAAvAQAAX3JlbHMvLnJlbHNQSwECLQAUAAYACAAAACEAdOzeiUUCAADj BAAADgAAAAAAAAAAAAAAAAAuAgAAZHJzL2Uyb0RvYy54bWxQSwECLQAUAAYACAAAACEAyC1c+90A AAAIAQAADwAAAAAAAAAAAAAAAACfBAAAZHJzL2Rvd25yZXYueG1sUEsFBgAAAAAEAAQA8wAAAKkF AAAAAA== " fillcolor="white [3201]" strokecolor="black [3200]" strokeweight="1pt"/>
+              <v:rect w14:anchorId="58346786" id="สี่เหลี่ยมผืนผ้า 1" o:spid="_x0000_s1026" style="position:absolute;margin-left:286.05pt;margin-top:.7pt;width:15.55pt;height:15.6pt;z-index:251661312;visibility:visible;mso-wrap-style:square;mso-width-percent:0;mso-height-percent:0;mso-wrap-distance-left:9pt;mso-wrap-distance-top:0;mso-wrap-distance-right:9pt;mso-wrap-distance-bottom:0;mso-position-horizontal:absolute;mso-position-horizontal-relative:text;mso-position-vertical:absolute;mso-position-vertical-relative:text;mso-width-percent:0;mso-height-percent:0;mso-width-relative:margin;mso-height-relative:margin;v-text-anchor:middle" o:gfxdata="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" fillcolor="white [3201]" strokecolor="black [3200]" strokeweight="1pt"/>
             </w:pict>
           </mc:Fallback>
         </mc:AlternateContent>
@@ -1256,8 +1312,7 @@
       <w:r>
         <w:rPr>
           <w:rFonts w:ascii="TH SarabunIT๙" w:hAnsi="TH SarabunIT๙" w:cs="TH SarabunIT๙"/>
-          <w:sz w:val="32"/>
-          <w:szCs w:val="32"/>
+          <w:sz w:val="28"/>
           <w:cs/>
         </w:rPr>
         <w:t xml:space="preserve">     </w:t>
@@ -1267,16 +1322,14 @@
           <w:rFonts w:ascii="TH SarabunIT๙" w:hAnsi="TH SarabunIT๙" w:cs="TH SarabunIT๙"/>
           <w:b/>
           <w:bCs/>
-          <w:sz w:val="32"/>
-          <w:szCs w:val="32"/>
+          <w:sz w:val="28"/>
         </w:rPr>
         <w:tab/>
       </w:r>
       <w:r>
         <w:rPr>
           <w:rFonts w:ascii="TH SarabunIT๙" w:hAnsi="TH SarabunIT๙" w:cs="TH SarabunIT๙"/>
-          <w:sz w:val="32"/>
-          <w:szCs w:val="32"/>
+          <w:sz w:val="28"/>
           <w:cs/>
         </w:rPr>
         <w:t>อนุมัติ</w:t>
@@ -1291,30 +1344,28 @@
         <w:ind w:right="-874"/>
         <w:rPr>
           <w:rFonts w:ascii="TH SarabunIT๙" w:hAnsi="TH SarabunIT๙" w:cs="TH SarabunIT๙"/>
-          <w:sz w:val="32"/>
-          <w:szCs w:val="32"/>
+          <w:sz w:val="28"/>
         </w:rPr>
       </w:pPr>
       <w:r>
         <w:rPr>
           <w:rFonts w:ascii="TH SarabunIT๙" w:hAnsi="TH SarabunIT๙" w:cs="TH SarabunIT๙"/>
           <w:noProof/>
-          <w:sz w:val="32"/>
-          <w:szCs w:val="32"/>
+          <w:sz w:val="28"/>
         </w:rPr>
         <mc:AlternateContent>
           <mc:Choice Requires="wps">
             <w:drawing>
-              <wp:anchor distT="0" distB="0" distL="114300" distR="114300" simplePos="0" relativeHeight="251664384" behindDoc="0" locked="0" layoutInCell="1" allowOverlap="1" wp14:anchorId="607F0581" wp14:editId="04031F8D">
+              <wp:anchor distT="0" distB="0" distL="114300" distR="114300" simplePos="0" relativeHeight="251664384" behindDoc="0" locked="0" layoutInCell="1" allowOverlap="1" wp14:anchorId="607F0581" wp14:editId="11AC41A2">
                 <wp:simplePos x="0" y="0"/>
                 <wp:positionH relativeFrom="column">
-                  <wp:posOffset>3516630</wp:posOffset>
+                  <wp:posOffset>3632864</wp:posOffset>
                 </wp:positionH>
                 <wp:positionV relativeFrom="paragraph">
-                  <wp:posOffset>11430</wp:posOffset>
+                  <wp:posOffset>10160</wp:posOffset>
                 </wp:positionV>
-                <wp:extent cx="251460" cy="213360"/>
-                <wp:effectExtent l="0" t="0" r="15240" b="15240"/>
+                <wp:extent cx="197485" cy="197778"/>
+                <wp:effectExtent l="0" t="0" r="18415" b="18415"/>
                 <wp:wrapNone/>
                 <wp:docPr id="8396000" name="สี่เหลี่ยมผืนผ้า 1"/>
                 <wp:cNvGraphicFramePr/>
@@ -1325,7 +1376,7 @@
                       <wps:spPr>
                         <a:xfrm>
                           <a:off x="0" y="0"/>
-                          <a:ext cx="251460" cy="213360"/>
+                          <a:ext cx="197485" cy="197778"/>
                         </a:xfrm>
                         <a:prstGeom prst="rect">
                           <a:avLst/>
@@ -1363,9 +1414,9 @@
               </wp:anchor>
             </w:drawing>
           </mc:Choice>
-          <mc:Fallback xmlns:w16du="http://schemas.microsoft.com/office/word/2023/wordml/word16du" xmlns:w16sdtfl="http://schemas.microsoft.com/office/word/2024/wordml/sdtformatlock">
+          <mc:Fallback>
             <w:pict>
-              <v:rect w14:anchorId="22A0BA45" id="สี่เหลี่ยมผืนผ้า 1" o:spid="_x0000_s1026" style="position:absolute;margin-left:276.9pt;margin-top:.9pt;width:19.8pt;height:16.8pt;z-index:251664384;visibility:visible;mso-wrap-style:square;mso-width-percent:0;mso-height-percent:0;mso-wrap-distance-left:9pt;mso-wrap-distance-top:0;mso-wrap-distance-right:9pt;mso-wrap-distance-bottom:0;mso-position-horizontal:absolute;mso-position-horizontal-relative:text;mso-position-vertical:absolute;mso-position-vertical-relative:text;mso-width-percent:0;mso-height-percent:0;mso-width-relative:margin;mso-height-relative:margin;v-text-anchor:middle" o:gfxdata="UEsDBBQABgAIAAAAIQC2gziS/gAAAOEBAAATAAAAW0NvbnRlbnRfVHlwZXNdLnhtbJSRQU7DMBBF 90jcwfIWJU67QAgl6YK0S0CoHGBkTxKLZGx5TGhvj5O2G0SRWNoz/78nu9wcxkFMGNg6quQqL6RA 0s5Y6ir5vt9lD1JwBDIwOMJKHpHlpr69KfdHjyxSmriSfYz+USnWPY7AufNIadK6MEJMx9ApD/oD OlTrorhX2lFEilmcO2RdNtjC5xDF9pCuTyYBB5bi6bQ4syoJ3g9WQ0ymaiLzg5KdCXlKLjvcW893 SUOqXwnz5DrgnHtJTxOsQfEKIT7DmDSUCaxw7Rqn8787ZsmRM9e2VmPeBN4uqYvTtW7jvijg9N/y JsXecLq0q+WD6m8AAAD//wMAUEsDBBQABgAIAAAAIQA4/SH/1gAAAJQBAAALAAAAX3JlbHMvLnJl bHOkkMFqwzAMhu+DvYPRfXGawxijTi+j0GvpHsDYimMaW0Yy2fr2M4PBMnrbUb/Q94l/f/hMi1qR JVI2sOt6UJgd+ZiDgffL8ekFlFSbvV0oo4EbChzGx4f9GRdb25HMsYhqlCwG5lrLq9biZkxWOiqY 22YiTra2kYMu1l1tQD30/bPm3wwYN0x18gb45AdQl1tp5j/sFB2T0FQ7R0nTNEV3j6o9feQzro1i OWA14Fm+Q8a1a8+Bvu/d/dMb2JY5uiPbhG/ktn4cqGU/er3pcvwCAAD//wMAUEsDBBQABgAIAAAA IQDM7eniQwIAAOMEAAAOAAAAZHJzL2Uyb0RvYy54bWysVE1v2zAMvQ/YfxB0Xx2nabcZdYqgRYcB RRusHXpWZak2JosapcTJfv0o+SNBV+ww7KKQIh8pPj/m4nLXGrZV6BuwJc9PZpwpK6Fq7EvJvz/e fPjEmQ/CVsKAVSXfK88vl+/fXXSuUHOowVQKGRWxvuhcyesQXJFlXtaqFf4EnLIU1ICtCOTiS1ah 6Kh6a7L5bHaedYCVQ5DKe7q97oN8meprrWS419qrwEzJ6W0hnZjO53hmywtRvKBwdSOHZ4h/eEUr GktNp1LXIgi2weaPUm0jETzocCKhzUDrRqo0A02Tz15N81ALp9IsRI53E03+/5WVd9sHt0aioXO+ 8GTGKXYa2/hL72O7RNZ+IkvtApN0OT/LF+dEqaTQPD89JZuqZAewQx++KGhZNEqO9C0SRWJ760Of OqYQ7tA+WWFvVHyBsd+UZk0VGyZ0Uoa6Msi2gr5p9SMf2qbMCNGNMRMofwtkwggaciNMJbVMwNlb wEO3KTt1BBsmYNtYwL+DdZ8/Tt3PGsd+hmq/RobQ69Q7edMQebfCh7VAEibxTcsW7unQBrqSw2Bx VgP+eus+5pNeKMpZR0Ivuf+5Eag4M18tKelzvljEzUjO4uzjnBw8jjwfR+ymvQLiPae1djKZMT+Y 0dQI7RPt5Cp2pZCwknqXXAYcnavQLyBttVSrVUqjbXAi3NoHJ2PxyGoUx+PuSaAbFBRIencwLoUo Xgmpz41IC6tNAN0klR14HfimTUo6HbY+ruqxn7IO/03L3wAAAP//AwBQSwMEFAAGAAgAAAAhAMTl OPPdAAAACAEAAA8AAABkcnMvZG93bnJldi54bWxMj8FOwzAMhu9IvENkJG4sha6DlabThOAEYmJw 4Jg1pq1InCrJ2u7tMSc4Wdb36/fnajM7K0YMsfek4HqRgUBqvOmpVfDx/nR1ByImTUZbT6jghBE2 9flZpUvjJ3rDcZ9awSUUS62gS2kopYxNh07HhR+QmH354HTiNbTSBD1xubPyJstW0ume+EKnB3zo sPneH50Cv+tPdhvWr+ML3n4+71I2zatHpS4v5u09iIRz+gvDrz6rQ81OB38kE4VVUBQ5qycGPJgX 63wJ4qAgL5Yg60r+f6D+AQAA//8DAFBLAQItABQABgAIAAAAIQC2gziS/gAAAOEBAAATAAAAAAAA AAAAAAAAAAAAAABbQ29udGVudF9UeXBlc10ueG1sUEsBAi0AFAAGAAgAAAAhADj9If/WAAAAlAEA AAsAAAAAAAAAAAAAAAAALwEAAF9yZWxzLy5yZWxzUEsBAi0AFAAGAAgAAAAhAMzt6eJDAgAA4wQA AA4AAAAAAAAAAAAAAAAALgIAAGRycy9lMm9Eb2MueG1sUEsBAi0AFAAGAAgAAAAhAMTlOPPdAAAA CAEAAA8AAAAAAAAAAAAAAAAAnQQAAGRycy9kb3ducmV2LnhtbFBLBQYAAAAABAAEAPMAAACnBQAA AAA= " fillcolor="white [3201]" strokecolor="black [3200]" strokeweight="1pt"/>
+              <v:rect w14:anchorId="6A780A56" id="สี่เหลี่ยมผืนผ้า 1" o:spid="_x0000_s1026" style="position:absolute;margin-left:286.05pt;margin-top:.8pt;width:15.55pt;height:15.55pt;z-index:251664384;visibility:visible;mso-wrap-style:square;mso-width-percent:0;mso-height-percent:0;mso-wrap-distance-left:9pt;mso-wrap-distance-top:0;mso-wrap-distance-right:9pt;mso-wrap-distance-bottom:0;mso-position-horizontal:absolute;mso-position-horizontal-relative:text;mso-position-vertical:absolute;mso-position-vertical-relative:text;mso-width-percent:0;mso-height-percent:0;mso-width-relative:margin;mso-height-relative:margin;v-text-anchor:middle" o:gfxdata="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" fillcolor="white [3201]" strokecolor="black [3200]" strokeweight="1pt"/>
             </w:pict>
           </mc:Fallback>
         </mc:AlternateContent>
@@ -1373,8 +1424,7 @@
       <w:r>
         <w:rPr>
           <w:rFonts w:ascii="TH SarabunIT๙" w:hAnsi="TH SarabunIT๙" w:cs="TH SarabunIT๙"/>
-          <w:sz w:val="32"/>
-          <w:szCs w:val="32"/>
+          <w:sz w:val="28"/>
           <w:cs/>
         </w:rPr>
         <w:t xml:space="preserve">     </w:t>
@@ -1382,8 +1432,7 @@
       <w:r>
         <w:rPr>
           <w:rFonts w:ascii="TH SarabunIT๙" w:hAnsi="TH SarabunIT๙" w:cs="TH SarabunIT๙"/>
-          <w:sz w:val="32"/>
-          <w:szCs w:val="32"/>
+          <w:sz w:val="28"/>
           <w:cs/>
         </w:rPr>
         <w:tab/>
@@ -1398,8 +1447,8 @@
         <w:spacing w:after="0"/>
         <w:rPr>
           <w:rFonts w:ascii="TH SarabunIT๙" w:hAnsi="TH SarabunIT๙" w:cs="TH SarabunIT๙"/>
-          <w:sz w:val="32"/>
-          <w:szCs w:val="32"/>
+          <w:sz w:val="20"/>
+          <w:szCs w:val="20"/>
           <w:cs/>
         </w:rPr>
       </w:pPr>
@@ -1479,7 +1528,25 @@
           <w:sz w:val="32"/>
           <w:szCs w:val="32"/>
         </w:rPr>
-        <w:t>{{director_name}}</w:t>
+        <w:t>{{</w:t>
+      </w:r>
+      <w:proofErr w:type="spellStart"/>
+      <w:r>
+        <w:rPr>
+          <w:rFonts w:ascii="TH SarabunIT๙" w:hAnsi="TH SarabunIT๙" w:cs="TH SarabunIT๙"/>
+          <w:sz w:val="32"/>
+          <w:szCs w:val="32"/>
+        </w:rPr>
+        <w:t>director_name</w:t>
+      </w:r>
+      <w:proofErr w:type="spellEnd"/>
+      <w:r>
+        <w:rPr>
+          <w:rFonts w:ascii="TH SarabunIT๙" w:hAnsi="TH SarabunIT๙" w:cs="TH SarabunIT๙"/>
+          <w:sz w:val="32"/>
+          <w:szCs w:val="32"/>
+        </w:rPr>
+        <w:t>}}</w:t>
       </w:r>
       <w:r>
         <w:rPr>
@@ -1527,7 +1594,25 @@
           <w:sz w:val="32"/>
           <w:szCs w:val="32"/>
         </w:rPr>
-        <w:t>{{school_name}}</w:t>
+        <w:t>{{</w:t>
+      </w:r>
+      <w:proofErr w:type="spellStart"/>
+      <w:r>
+        <w:rPr>
+          <w:rFonts w:ascii="TH SarabunIT๙" w:hAnsi="TH SarabunIT๙" w:cs="TH SarabunIT๙"/>
+          <w:sz w:val="32"/>
+          <w:szCs w:val="32"/>
+        </w:rPr>
+        <w:t>school_name</w:t>
+      </w:r>
+      <w:proofErr w:type="spellEnd"/>
+      <w:r>
+        <w:rPr>
+          <w:rFonts w:ascii="TH SarabunIT๙" w:hAnsi="TH SarabunIT๙" w:cs="TH SarabunIT๙"/>
+          <w:sz w:val="32"/>
+          <w:szCs w:val="32"/>
+        </w:rPr>
+        <w:t>}}</w:t>
       </w:r>
     </w:p>
     <w:p>
@@ -1591,6 +1676,19 @@
     </w:p>
     <w:p>
       <w:pPr>
+        <w:spacing w:after="0"/>
+        <w:ind w:right="-964"/>
+        <w:rPr>
+          <w:rFonts w:ascii="TH SarabunIT๙" w:hAnsi="TH SarabunIT๙" w:cs="TH SarabunIT๙"/>
+          <w:b/>
+          <w:bCs/>
+          <w:sz w:val="32"/>
+          <w:szCs w:val="32"/>
+        </w:rPr>
+      </w:pPr>
+    </w:p>
+    <w:p>
+      <w:pPr>
         <w:pStyle w:val="Default"/>
         <w:jc w:val="center"/>
         <w:rPr>
@@ -1613,7 +1711,7 @@
           <v:shape id="_x0000_s1027" type="#_x0000_t75" alt="" style="position:absolute;left:0;text-align:left;margin-left:-1.5pt;margin-top:-20.3pt;width:53.4pt;height:57.75pt;z-index:251660288;mso-wrap-edited:f;mso-width-percent:0;mso-height-percent:0;mso-position-horizontal-relative:text;mso-position-vertical-relative:text;mso-width-percent:0;mso-height-percent:0" fillcolor="window">
             <v:imagedata r:id="rId6" o:title=""/>
           </v:shape>
-          <o:OLEObject Type="Embed" ProgID="Word.Picture.8" ShapeID="_x0000_s1027" DrawAspect="Content" ObjectID="_1847426887" r:id="rId8"/>
+          <o:OLEObject Type="Embed" ProgID="Word.Picture.8" ShapeID="_x0000_s1027" DrawAspect="Content" ObjectID="_1847444683" r:id="rId8"/>
         </w:object>
       </w:r>
       <w:r>
@@ -1832,7 +1930,23 @@
           <w:rFonts w:ascii="TH SarabunIT๙" w:hAnsi="TH SarabunIT๙" w:cs="TH SarabunIT๙"/>
           <w:szCs w:val="32"/>
         </w:rPr>
-        <w:t>{{school_name}}</w:t>
+        <w:t>{{</w:t>
+      </w:r>
+      <w:proofErr w:type="spellStart"/>
+      <w:r>
+        <w:rPr>
+          <w:rFonts w:ascii="TH SarabunIT๙" w:hAnsi="TH SarabunIT๙" w:cs="TH SarabunIT๙"/>
+          <w:szCs w:val="32"/>
+        </w:rPr>
+        <w:t>school_name</w:t>
+      </w:r>
+      <w:proofErr w:type="spellEnd"/>
+      <w:r>
+        <w:rPr>
+          <w:rFonts w:ascii="TH SarabunIT๙" w:hAnsi="TH SarabunIT๙" w:cs="TH SarabunIT๙"/>
+          <w:szCs w:val="32"/>
+        </w:rPr>
+        <w:t>}}</w:t>
       </w:r>
     </w:p>
     <w:p>
@@ -1922,7 +2036,25 @@
           <w:sz w:val="32"/>
           <w:szCs w:val="32"/>
         </w:rPr>
-        <w:t>{{school_name}}</w:t>
+        <w:t>{{</w:t>
+      </w:r>
+      <w:proofErr w:type="spellStart"/>
+      <w:r>
+        <w:rPr>
+          <w:rFonts w:ascii="TH SarabunIT๙" w:hAnsi="TH SarabunIT๙" w:cs="TH SarabunIT๙"/>
+          <w:sz w:val="32"/>
+          <w:szCs w:val="32"/>
+        </w:rPr>
+        <w:t>school_name</w:t>
+      </w:r>
+      <w:proofErr w:type="spellEnd"/>
+      <w:r>
+        <w:rPr>
+          <w:rFonts w:ascii="TH SarabunIT๙" w:hAnsi="TH SarabunIT๙" w:cs="TH SarabunIT๙"/>
+          <w:sz w:val="32"/>
+          <w:szCs w:val="32"/>
+        </w:rPr>
+        <w:t>}}</w:t>
       </w:r>
       <w:r>
         <w:rPr>
@@ -2037,7 +2169,25 @@
           <w:sz w:val="32"/>
           <w:szCs w:val="32"/>
         </w:rPr>
-        <w:t>{{school_name}}</w:t>
+        <w:t>{{</w:t>
+      </w:r>
+      <w:proofErr w:type="spellStart"/>
+      <w:r>
+        <w:rPr>
+          <w:rFonts w:ascii="TH SarabunIT๙" w:hAnsi="TH SarabunIT๙" w:cs="TH SarabunIT๙"/>
+          <w:sz w:val="32"/>
+          <w:szCs w:val="32"/>
+        </w:rPr>
+        <w:t>school_name</w:t>
+      </w:r>
+      <w:proofErr w:type="spellEnd"/>
+      <w:r>
+        <w:rPr>
+          <w:rFonts w:ascii="TH SarabunIT๙" w:hAnsi="TH SarabunIT๙" w:cs="TH SarabunIT๙"/>
+          <w:sz w:val="32"/>
+          <w:szCs w:val="32"/>
+        </w:rPr>
+        <w:t>}}</w:t>
       </w:r>
       <w:r>
         <w:rPr>
@@ -2234,7 +2384,7 @@
       <w:pPr>
         <w:pStyle w:val="a8"/>
         <w:tabs>
-          <w:tab w:val="left" w:pos="4395"/>
+          <w:tab w:val="left" w:pos="4253"/>
         </w:tabs>
         <w:jc w:val="both"/>
         <w:rPr>
@@ -2262,7 +2412,23 @@
           <w:rFonts w:ascii="TH SarabunIT๙" w:hAnsi="TH SarabunIT๙" w:cs="TH SarabunIT๙"/>
           <w:szCs w:val="32"/>
         </w:rPr>
-        <w:t>{{procurement_officer}}</w:t>
+        <w:t>{{</w:t>
+      </w:r>
+      <w:proofErr w:type="spellStart"/>
+      <w:r>
+        <w:rPr>
+          <w:rFonts w:ascii="TH SarabunIT๙" w:hAnsi="TH SarabunIT๙" w:cs="TH SarabunIT๙"/>
+          <w:szCs w:val="32"/>
+        </w:rPr>
+        <w:t>procurement_officer</w:t>
+      </w:r>
+      <w:proofErr w:type="spellEnd"/>
+      <w:r>
+        <w:rPr>
+          <w:rFonts w:ascii="TH SarabunIT๙" w:hAnsi="TH SarabunIT๙" w:cs="TH SarabunIT๙"/>
+          <w:szCs w:val="32"/>
+        </w:rPr>
+        <w:t>}}</w:t>
       </w:r>
       <w:r>
         <w:rPr>
@@ -2277,7 +2443,7 @@
       <w:pPr>
         <w:pStyle w:val="a8"/>
         <w:tabs>
-          <w:tab w:val="left" w:pos="4962"/>
+          <w:tab w:val="left" w:pos="4820"/>
         </w:tabs>
         <w:rPr>
           <w:rFonts w:ascii="TH SarabunIT๙" w:hAnsi="TH SarabunIT๙" w:cs="TH SarabunIT๙"/>
@@ -2376,7 +2542,23 @@
           <w:rFonts w:ascii="TH SarabunIT๙" w:hAnsi="TH SarabunIT๙" w:cs="TH SarabunIT๙"/>
           <w:szCs w:val="32"/>
         </w:rPr>
-        <w:t>{{procurement_head}}</w:t>
+        <w:t>{{</w:t>
+      </w:r>
+      <w:proofErr w:type="spellStart"/>
+      <w:r>
+        <w:rPr>
+          <w:rFonts w:ascii="TH SarabunIT๙" w:hAnsi="TH SarabunIT๙" w:cs="TH SarabunIT๙"/>
+          <w:szCs w:val="32"/>
+        </w:rPr>
+        <w:t>procurement_head</w:t>
+      </w:r>
+      <w:proofErr w:type="spellEnd"/>
+      <w:r>
+        <w:rPr>
+          <w:rFonts w:ascii="TH SarabunIT๙" w:hAnsi="TH SarabunIT๙" w:cs="TH SarabunIT๙"/>
+          <w:szCs w:val="32"/>
+        </w:rPr>
+        <w:t>}}</w:t>
       </w:r>
       <w:r>
         <w:rPr>
@@ -2391,7 +2573,7 @@
       <w:pPr>
         <w:pStyle w:val="a8"/>
         <w:tabs>
-          <w:tab w:val="left" w:pos="4678"/>
+          <w:tab w:val="left" w:pos="4536"/>
         </w:tabs>
         <w:rPr>
           <w:rFonts w:ascii="TH SarabunIT๙" w:hAnsi="TH SarabunIT๙" w:cs="TH SarabunIT๙"/>
@@ -2545,7 +2727,23 @@
           <w:rFonts w:ascii="TH SarabunIT๙" w:hAnsi="TH SarabunIT๙" w:cs="TH SarabunIT๙"/>
           <w:szCs w:val="32"/>
         </w:rPr>
-        <w:t>{{director_name}}</w:t>
+        <w:t>{{</w:t>
+      </w:r>
+      <w:proofErr w:type="spellStart"/>
+      <w:r>
+        <w:rPr>
+          <w:rFonts w:ascii="TH SarabunIT๙" w:hAnsi="TH SarabunIT๙" w:cs="TH SarabunIT๙"/>
+          <w:szCs w:val="32"/>
+        </w:rPr>
+        <w:t>director_name</w:t>
+      </w:r>
+      <w:proofErr w:type="spellEnd"/>
+      <w:r>
+        <w:rPr>
+          <w:rFonts w:ascii="TH SarabunIT๙" w:hAnsi="TH SarabunIT๙" w:cs="TH SarabunIT๙"/>
+          <w:szCs w:val="32"/>
+        </w:rPr>
+        <w:t>}}</w:t>
       </w:r>
       <w:r>
         <w:rPr>
@@ -2592,7 +2790,25 @@
           <w:sz w:val="32"/>
           <w:szCs w:val="32"/>
         </w:rPr>
-        <w:t>{{school_name}}</w:t>
+        <w:t>{{</w:t>
+      </w:r>
+      <w:proofErr w:type="spellStart"/>
+      <w:r>
+        <w:rPr>
+          <w:rFonts w:ascii="TH SarabunIT๙" w:hAnsi="TH SarabunIT๙" w:cs="TH SarabunIT๙"/>
+          <w:sz w:val="32"/>
+          <w:szCs w:val="32"/>
+        </w:rPr>
+        <w:t>school_name</w:t>
+      </w:r>
+      <w:proofErr w:type="spellEnd"/>
+      <w:r>
+        <w:rPr>
+          <w:rFonts w:ascii="TH SarabunIT๙" w:hAnsi="TH SarabunIT๙" w:cs="TH SarabunIT๙"/>
+          <w:sz w:val="32"/>
+          <w:szCs w:val="32"/>
+        </w:rPr>
+        <w:t>}}</w:t>
       </w:r>
     </w:p>
     <w:p>
@@ -2772,7 +2988,27 @@
           <w:bCs/>
           <w:szCs w:val="32"/>
         </w:rPr>
-        <w:t>{{school_name}}</w:t>
+        <w:t>{{</w:t>
+      </w:r>
+      <w:proofErr w:type="spellStart"/>
+      <w:r>
+        <w:rPr>
+          <w:rFonts w:ascii="TH SarabunIT๙" w:hAnsi="TH SarabunIT๙" w:cs="TH SarabunIT๙"/>
+          <w:b/>
+          <w:bCs/>
+          <w:szCs w:val="32"/>
+        </w:rPr>
+        <w:t>school_name</w:t>
+      </w:r>
+      <w:proofErr w:type="spellEnd"/>
+      <w:r>
+        <w:rPr>
+          <w:rFonts w:ascii="TH SarabunIT๙" w:hAnsi="TH SarabunIT๙" w:cs="TH SarabunIT๙"/>
+          <w:b/>
+          <w:bCs/>
+          <w:szCs w:val="32"/>
+        </w:rPr>
+        <w:t>}}</w:t>
       </w:r>
       <w:r>
         <w:rPr>
@@ -3283,7 +3519,25 @@
           <w:szCs w:val="32"/>
           <w:cs/>
         </w:rPr>
-        <w:t>. มีคุณสมบัติและไม่มีลักษณะต้องห้ามตามที่คณะกรรมการนโยบายการจัดซื้อจัดจ้างและการบริหารพัสดุภาครัฐกำหนดในราชกิจจานุเบกษา</w:t>
+        <w:t>. มีคุณสมบัติและไม่มีลักษณะต้องห้ามตามที่คณะกรรมการนโยบายการจัดซื้อจัดจ้างและการบริหารพัสดุภาครัฐกำหนดในราชกิจจา</w:t>
+      </w:r>
+      <w:proofErr w:type="spellStart"/>
+      <w:r>
+        <w:rPr>
+          <w:rFonts w:ascii="TH SarabunIT๙" w:hAnsi="TH SarabunIT๙" w:cs="TH SarabunIT๙"/>
+          <w:szCs w:val="32"/>
+          <w:cs/>
+        </w:rPr>
+        <w:t>นุเ</w:t>
+      </w:r>
+      <w:proofErr w:type="spellEnd"/>
+      <w:r>
+        <w:rPr>
+          <w:rFonts w:ascii="TH SarabunIT๙" w:hAnsi="TH SarabunIT๙" w:cs="TH SarabunIT๙"/>
+          <w:szCs w:val="32"/>
+          <w:cs/>
+        </w:rPr>
+        <w:t>บกษา</w:t>
       </w:r>
     </w:p>
     <w:p>
@@ -3415,12 +3669,12 @@
         <w:tblLook w:val="04A0" w:firstRow="1" w:lastRow="0" w:firstColumn="1" w:lastColumn="0" w:noHBand="0" w:noVBand="1"/>
       </w:tblPr>
       <w:tblGrid>
-        <w:gridCol w:w="515"/>
-        <w:gridCol w:w="3608"/>
-        <w:gridCol w:w="1202"/>
+        <w:gridCol w:w="686"/>
+        <w:gridCol w:w="3686"/>
+        <w:gridCol w:w="953"/>
         <w:gridCol w:w="1545"/>
-        <w:gridCol w:w="1118"/>
-        <w:gridCol w:w="1325"/>
+        <w:gridCol w:w="1045"/>
+        <w:gridCol w:w="1398"/>
       </w:tblGrid>
       <w:tr>
         <w:trPr>
@@ -3429,7 +3683,7 @@
         </w:trPr>
         <w:tc>
           <w:tcPr>
-            <w:tcW w:w="515" w:type="dxa"/>
+            <w:tcW w:w="686" w:type="dxa"/>
           </w:tcPr>
           <w:p>
             <w:pPr>
@@ -3454,7 +3708,7 @@
         </w:tc>
         <w:tc>
           <w:tcPr>
-            <w:tcW w:w="3608" w:type="dxa"/>
+            <w:tcW w:w="3686" w:type="dxa"/>
           </w:tcPr>
           <w:p>
             <w:pPr>
@@ -3488,7 +3742,7 @@
         </w:tc>
         <w:tc>
           <w:tcPr>
-            <w:tcW w:w="1202" w:type="dxa"/>
+            <w:tcW w:w="953" w:type="dxa"/>
           </w:tcPr>
           <w:p>
             <w:pPr>
@@ -3596,7 +3850,7 @@
         </w:tc>
         <w:tc>
           <w:tcPr>
-            <w:tcW w:w="1116" w:type="dxa"/>
+            <w:tcW w:w="1045" w:type="dxa"/>
           </w:tcPr>
           <w:p>
             <w:pPr>
@@ -3641,7 +3895,7 @@
         </w:tc>
         <w:tc>
           <w:tcPr>
-            <w:tcW w:w="1325" w:type="dxa"/>
+            <w:tcW w:w="1398" w:type="dxa"/>
           </w:tcPr>
           <w:p>
             <w:pPr>
@@ -3700,7 +3954,7 @@
         </w:trPr>
         <w:tc>
           <w:tcPr>
-            <w:tcW w:w="515" w:type="dxa"/>
+            <w:tcW w:w="686" w:type="dxa"/>
           </w:tcPr>
           <w:p>
             <w:pPr>
@@ -3718,13 +3972,31 @@
                 <w:sz w:val="30"/>
                 <w:szCs w:val="30"/>
               </w:rPr>
-              <w:t>{{idx}}</w:t>
+              <w:t>{{</w:t>
+            </w:r>
+            <w:proofErr w:type="spellStart"/>
+            <w:r>
+              <w:rPr>
+                <w:rFonts w:ascii="TH SarabunIT๙" w:eastAsia="Calibri" w:hAnsi="TH SarabunIT๙" w:cs="TH SarabunIT๙"/>
+                <w:sz w:val="30"/>
+                <w:szCs w:val="30"/>
+              </w:rPr>
+              <w:t>idx</w:t>
+            </w:r>
+            <w:proofErr w:type="spellEnd"/>
+            <w:r>
+              <w:rPr>
+                <w:rFonts w:ascii="TH SarabunIT๙" w:eastAsia="Calibri" w:hAnsi="TH SarabunIT๙" w:cs="TH SarabunIT๙"/>
+                <w:sz w:val="30"/>
+                <w:szCs w:val="30"/>
+              </w:rPr>
+              <w:t>}}</w:t>
             </w:r>
           </w:p>
         </w:tc>
         <w:tc>
           <w:tcPr>
-            <w:tcW w:w="3608" w:type="dxa"/>
+            <w:tcW w:w="3686" w:type="dxa"/>
           </w:tcPr>
           <w:p>
             <w:pPr>
@@ -3741,13 +4013,31 @@
                 <w:sz w:val="30"/>
                 <w:szCs w:val="30"/>
               </w:rPr>
-              <w:t>{{item_name}}</w:t>
+              <w:t>{{</w:t>
+            </w:r>
+            <w:proofErr w:type="spellStart"/>
+            <w:r>
+              <w:rPr>
+                <w:rFonts w:ascii="TH SarabunIT๙" w:eastAsia="Calibri" w:hAnsi="TH SarabunIT๙" w:cs="TH SarabunIT๙"/>
+                <w:sz w:val="30"/>
+                <w:szCs w:val="30"/>
+              </w:rPr>
+              <w:t>item_name</w:t>
+            </w:r>
+            <w:proofErr w:type="spellEnd"/>
+            <w:r>
+              <w:rPr>
+                <w:rFonts w:ascii="TH SarabunIT๙" w:eastAsia="Calibri" w:hAnsi="TH SarabunIT๙" w:cs="TH SarabunIT๙"/>
+                <w:sz w:val="30"/>
+                <w:szCs w:val="30"/>
+              </w:rPr>
+              <w:t>}}</w:t>
             </w:r>
           </w:p>
         </w:tc>
         <w:tc>
           <w:tcPr>
-            <w:tcW w:w="1202" w:type="dxa"/>
+            <w:tcW w:w="953" w:type="dxa"/>
           </w:tcPr>
           <w:p>
             <w:pPr>
@@ -3790,13 +4080,31 @@
                 <w:sz w:val="30"/>
                 <w:szCs w:val="30"/>
               </w:rPr>
-              <w:t>{{unit_price}}</w:t>
+              <w:t>{{</w:t>
+            </w:r>
+            <w:proofErr w:type="spellStart"/>
+            <w:r>
+              <w:rPr>
+                <w:rFonts w:ascii="TH SarabunIT๙" w:eastAsia="Calibri" w:hAnsi="TH SarabunIT๙" w:cs="TH SarabunIT๙"/>
+                <w:sz w:val="30"/>
+                <w:szCs w:val="30"/>
+              </w:rPr>
+              <w:t>unit_price</w:t>
+            </w:r>
+            <w:proofErr w:type="spellEnd"/>
+            <w:r>
+              <w:rPr>
+                <w:rFonts w:ascii="TH SarabunIT๙" w:eastAsia="Calibri" w:hAnsi="TH SarabunIT๙" w:cs="TH SarabunIT๙"/>
+                <w:sz w:val="30"/>
+                <w:szCs w:val="30"/>
+              </w:rPr>
+              <w:t>}}</w:t>
             </w:r>
           </w:p>
         </w:tc>
         <w:tc>
           <w:tcPr>
-            <w:tcW w:w="1116" w:type="dxa"/>
+            <w:tcW w:w="1045" w:type="dxa"/>
           </w:tcPr>
           <w:p>
             <w:pPr>
@@ -3814,13 +4122,31 @@
                 <w:sz w:val="30"/>
                 <w:szCs w:val="30"/>
               </w:rPr>
-              <w:t>{{unit_price}}</w:t>
+              <w:t>{{</w:t>
+            </w:r>
+            <w:proofErr w:type="spellStart"/>
+            <w:r>
+              <w:rPr>
+                <w:rFonts w:ascii="TH SarabunIT๙" w:eastAsia="Calibri" w:hAnsi="TH SarabunIT๙" w:cs="TH SarabunIT๙"/>
+                <w:sz w:val="30"/>
+                <w:szCs w:val="30"/>
+              </w:rPr>
+              <w:t>unit_price</w:t>
+            </w:r>
+            <w:proofErr w:type="spellEnd"/>
+            <w:r>
+              <w:rPr>
+                <w:rFonts w:ascii="TH SarabunIT๙" w:eastAsia="Calibri" w:hAnsi="TH SarabunIT๙" w:cs="TH SarabunIT๙"/>
+                <w:sz w:val="30"/>
+                <w:szCs w:val="30"/>
+              </w:rPr>
+              <w:t>}}</w:t>
             </w:r>
           </w:p>
         </w:tc>
         <w:tc>
           <w:tcPr>
-            <w:tcW w:w="1325" w:type="dxa"/>
+            <w:tcW w:w="1398" w:type="dxa"/>
           </w:tcPr>
           <w:p>
             <w:pPr>
@@ -3838,7 +4164,25 @@
                 <w:sz w:val="30"/>
                 <w:szCs w:val="30"/>
               </w:rPr>
-              <w:t>{{total_price}}</w:t>
+              <w:t>{{</w:t>
+            </w:r>
+            <w:proofErr w:type="spellStart"/>
+            <w:r>
+              <w:rPr>
+                <w:rFonts w:ascii="TH SarabunIT๙" w:eastAsia="Calibri" w:hAnsi="TH SarabunIT๙" w:cs="TH SarabunIT๙"/>
+                <w:sz w:val="30"/>
+                <w:szCs w:val="30"/>
+              </w:rPr>
+              <w:t>total_price</w:t>
+            </w:r>
+            <w:proofErr w:type="spellEnd"/>
+            <w:r>
+              <w:rPr>
+                <w:rFonts w:ascii="TH SarabunIT๙" w:eastAsia="Calibri" w:hAnsi="TH SarabunIT๙" w:cs="TH SarabunIT๙"/>
+                <w:sz w:val="30"/>
+                <w:szCs w:val="30"/>
+              </w:rPr>
+              <w:t>}}</w:t>
             </w:r>
           </w:p>
         </w:tc>
@@ -3849,7 +4193,7 @@
         </w:trPr>
         <w:tc>
           <w:tcPr>
-            <w:tcW w:w="7988" w:type="dxa"/>
+            <w:tcW w:w="7915" w:type="dxa"/>
             <w:gridSpan w:val="5"/>
             <w:vAlign w:val="center"/>
           </w:tcPr>
@@ -3905,7 +4249,7 @@
         </w:tc>
         <w:tc>
           <w:tcPr>
-            <w:tcW w:w="1325" w:type="dxa"/>
+            <w:tcW w:w="1398" w:type="dxa"/>
             <w:vAlign w:val="center"/>
           </w:tcPr>
           <w:p>
@@ -4505,7 +4849,23 @@
           <w:rFonts w:ascii="TH SarabunIT๙" w:hAnsi="TH SarabunIT๙" w:cs="TH SarabunIT๙"/>
           <w:szCs w:val="32"/>
         </w:rPr>
-        <w:t>{{school_name}}</w:t>
+        <w:t>{{</w:t>
+      </w:r>
+      <w:proofErr w:type="spellStart"/>
+      <w:r>
+        <w:rPr>
+          <w:rFonts w:ascii="TH SarabunIT๙" w:hAnsi="TH SarabunIT๙" w:cs="TH SarabunIT๙"/>
+          <w:szCs w:val="32"/>
+        </w:rPr>
+        <w:t>school_name</w:t>
+      </w:r>
+      <w:proofErr w:type="spellEnd"/>
+      <w:r>
+        <w:rPr>
+          <w:rFonts w:ascii="TH SarabunIT๙" w:hAnsi="TH SarabunIT๙" w:cs="TH SarabunIT๙"/>
+          <w:szCs w:val="32"/>
+        </w:rPr>
+        <w:t>}}</w:t>
       </w:r>
       <w:r>
         <w:rPr>
@@ -4528,12 +4888,28 @@
           <w:rFonts w:ascii="TH SarabunIT๙" w:eastAsia="Times New Roman" w:hAnsi="TH SarabunIT๙" w:cs="TH SarabunIT๙"/>
           <w:szCs w:val="32"/>
         </w:rPr>
-        <w:t>{{school_amphoe}}</w:t>
-      </w:r>
+        <w:t>{{</w:t>
+      </w:r>
+      <w:proofErr w:type="spellStart"/>
       <w:r>
         <w:rPr>
           <w:rFonts w:ascii="TH SarabunIT๙" w:eastAsia="Times New Roman" w:hAnsi="TH SarabunIT๙" w:cs="TH SarabunIT๙"/>
           <w:szCs w:val="32"/>
+        </w:rPr>
+        <w:t>school_amphoe</w:t>
+      </w:r>
+      <w:proofErr w:type="spellEnd"/>
+      <w:r>
+        <w:rPr>
+          <w:rFonts w:ascii="TH SarabunIT๙" w:eastAsia="Times New Roman" w:hAnsi="TH SarabunIT๙" w:cs="TH SarabunIT๙"/>
+          <w:szCs w:val="32"/>
+        </w:rPr>
+        <w:t>}}</w:t>
+      </w:r>
+      <w:r>
+        <w:rPr>
+          <w:rFonts w:ascii="TH SarabunIT๙" w:eastAsia="Times New Roman" w:hAnsi="TH SarabunIT๙" w:cs="TH SarabunIT๙"/>
+          <w:szCs w:val="32"/>
           <w:cs/>
         </w:rPr>
         <w:t xml:space="preserve"> จังหวัด</w:t>
@@ -4543,7 +4919,23 @@
           <w:rFonts w:ascii="TH SarabunIT๙" w:eastAsia="Times New Roman" w:hAnsi="TH SarabunIT๙" w:cs="TH SarabunIT๙"/>
           <w:szCs w:val="32"/>
         </w:rPr>
-        <w:t>{{school_changwat}}</w:t>
+        <w:t>{{</w:t>
+      </w:r>
+      <w:proofErr w:type="spellStart"/>
+      <w:r>
+        <w:rPr>
+          <w:rFonts w:ascii="TH SarabunIT๙" w:eastAsia="Times New Roman" w:hAnsi="TH SarabunIT๙" w:cs="TH SarabunIT๙"/>
+          <w:szCs w:val="32"/>
+        </w:rPr>
+        <w:t>school_changwat</w:t>
+      </w:r>
+      <w:proofErr w:type="spellEnd"/>
+      <w:r>
+        <w:rPr>
+          <w:rFonts w:ascii="TH SarabunIT๙" w:eastAsia="Times New Roman" w:hAnsi="TH SarabunIT๙" w:cs="TH SarabunIT๙"/>
+          <w:szCs w:val="32"/>
+        </w:rPr>
+        <w:t>}}</w:t>
       </w:r>
     </w:p>
     <w:p>
@@ -4700,7 +5092,23 @@
           <w:rFonts w:ascii="TH SarabunIT๙" w:hAnsi="TH SarabunIT๙" w:cs="TH SarabunIT๙"/>
           <w:szCs w:val="32"/>
         </w:rPr>
-        <w:t>{{school_name}}</w:t>
+        <w:t>{{</w:t>
+      </w:r>
+      <w:proofErr w:type="spellStart"/>
+      <w:r>
+        <w:rPr>
+          <w:rFonts w:ascii="TH SarabunIT๙" w:hAnsi="TH SarabunIT๙" w:cs="TH SarabunIT๙"/>
+          <w:szCs w:val="32"/>
+        </w:rPr>
+        <w:t>school_name</w:t>
+      </w:r>
+      <w:proofErr w:type="spellEnd"/>
+      <w:r>
+        <w:rPr>
+          <w:rFonts w:ascii="TH SarabunIT๙" w:hAnsi="TH SarabunIT๙" w:cs="TH SarabunIT๙"/>
+          <w:szCs w:val="32"/>
+        </w:rPr>
+        <w:t>}}</w:t>
       </w:r>
     </w:p>
     <w:p>
@@ -5094,7 +5502,25 @@
                       <w:sz w:val="32"/>
                       <w:szCs w:val="32"/>
                     </w:rPr>
-                    <w:t>{{school_name}}</w:t>
+                    <w:t>{{</w:t>
+                  </w:r>
+                  <w:proofErr w:type="spellStart"/>
+                  <w:r>
+                    <w:rPr>
+                      <w:rFonts w:ascii="TH SarabunIT๙" w:eastAsia="Times New Roman" w:hAnsi="TH SarabunIT๙" w:cs="TH SarabunIT๙"/>
+                      <w:sz w:val="32"/>
+                      <w:szCs w:val="32"/>
+                    </w:rPr>
+                    <w:t>school_name</w:t>
+                  </w:r>
+                  <w:proofErr w:type="spellEnd"/>
+                  <w:r>
+                    <w:rPr>
+                      <w:rFonts w:ascii="TH SarabunIT๙" w:eastAsia="Times New Roman" w:hAnsi="TH SarabunIT๙" w:cs="TH SarabunIT๙"/>
+                      <w:sz w:val="32"/>
+                      <w:szCs w:val="32"/>
+                    </w:rPr>
+                    <w:t>}}</w:t>
                   </w:r>
                 </w:p>
               </w:tc>
@@ -5653,7 +6079,25 @@
                 <w:sz w:val="32"/>
                 <w:szCs w:val="32"/>
               </w:rPr>
-              <w:t>{{school_name}}</w:t>
+              <w:t>{{</w:t>
+            </w:r>
+            <w:proofErr w:type="spellStart"/>
+            <w:r>
+              <w:rPr>
+                <w:rFonts w:ascii="TH SarabunIT๙" w:eastAsia="Times New Roman" w:hAnsi="TH SarabunIT๙" w:cs="TH SarabunIT๙"/>
+                <w:sz w:val="32"/>
+                <w:szCs w:val="32"/>
+              </w:rPr>
+              <w:t>school_name</w:t>
+            </w:r>
+            <w:proofErr w:type="spellEnd"/>
+            <w:r>
+              <w:rPr>
+                <w:rFonts w:ascii="TH SarabunIT๙" w:eastAsia="Times New Roman" w:hAnsi="TH SarabunIT๙" w:cs="TH SarabunIT๙"/>
+                <w:sz w:val="32"/>
+                <w:szCs w:val="32"/>
+              </w:rPr>
+              <w:t>}}</w:t>
             </w:r>
             <w:r>
               <w:rPr>
@@ -5703,7 +6147,25 @@
                 <w:sz w:val="32"/>
                 <w:szCs w:val="32"/>
               </w:rPr>
-              <w:t>{{school_name}}</w:t>
+              <w:t>{{</w:t>
+            </w:r>
+            <w:proofErr w:type="spellStart"/>
+            <w:r>
+              <w:rPr>
+                <w:rFonts w:ascii="TH SarabunIT๙" w:eastAsia="Times New Roman" w:hAnsi="TH SarabunIT๙" w:cs="TH SarabunIT๙"/>
+                <w:sz w:val="32"/>
+                <w:szCs w:val="32"/>
+              </w:rPr>
+              <w:t>school_name</w:t>
+            </w:r>
+            <w:proofErr w:type="spellEnd"/>
+            <w:r>
+              <w:rPr>
+                <w:rFonts w:ascii="TH SarabunIT๙" w:eastAsia="Times New Roman" w:hAnsi="TH SarabunIT๙" w:cs="TH SarabunIT๙"/>
+                <w:sz w:val="32"/>
+                <w:szCs w:val="32"/>
+              </w:rPr>
+              <w:t>}}</w:t>
             </w:r>
             <w:r>
               <w:rPr>
@@ -5915,7 +6377,27 @@
                 <w:sz w:val="32"/>
                 <w:szCs w:val="32"/>
               </w:rPr>
-              <w:t>{{current_order_price}}</w:t>
+              <w:t>{{</w:t>
+            </w:r>
+            <w:proofErr w:type="spellStart"/>
+            <w:r>
+              <w:rPr>
+                <w:rFonts w:ascii="TH SarabunIT๙" w:eastAsia="Times New Roman" w:hAnsi="TH SarabunIT๙" w:cs="TH SarabunIT๙"/>
+                <w:noProof/>
+                <w:sz w:val="32"/>
+                <w:szCs w:val="32"/>
+              </w:rPr>
+              <w:t>current_order_price</w:t>
+            </w:r>
+            <w:proofErr w:type="spellEnd"/>
+            <w:r>
+              <w:rPr>
+                <w:rFonts w:ascii="TH SarabunIT๙" w:eastAsia="Times New Roman" w:hAnsi="TH SarabunIT๙" w:cs="TH SarabunIT๙"/>
+                <w:noProof/>
+                <w:sz w:val="32"/>
+                <w:szCs w:val="32"/>
+              </w:rPr>
+              <w:t>}}</w:t>
             </w:r>
             <w:r>
               <w:rPr>
@@ -6100,7 +6582,27 @@
                 <w:sz w:val="32"/>
                 <w:szCs w:val="32"/>
               </w:rPr>
-              <w:t>{{shipping_days}}</w:t>
+              <w:t>{{</w:t>
+            </w:r>
+            <w:proofErr w:type="spellStart"/>
+            <w:r>
+              <w:rPr>
+                <w:rFonts w:ascii="TH SarabunIT๙" w:eastAsia="Times New Roman" w:hAnsi="TH SarabunIT๙" w:cs="TH SarabunIT๙"/>
+                <w:noProof/>
+                <w:sz w:val="32"/>
+                <w:szCs w:val="32"/>
+              </w:rPr>
+              <w:t>shipping_days</w:t>
+            </w:r>
+            <w:proofErr w:type="spellEnd"/>
+            <w:r>
+              <w:rPr>
+                <w:rFonts w:ascii="TH SarabunIT๙" w:eastAsia="Times New Roman" w:hAnsi="TH SarabunIT๙" w:cs="TH SarabunIT๙"/>
+                <w:noProof/>
+                <w:sz w:val="32"/>
+                <w:szCs w:val="32"/>
+              </w:rPr>
+              <w:t>}}</w:t>
             </w:r>
             <w:r>
               <w:rPr>
@@ -6478,7 +6980,25 @@
                 <w:sz w:val="32"/>
                 <w:szCs w:val="32"/>
               </w:rPr>
-              <w:t>{{school_name}}</w:t>
+              <w:t>{{</w:t>
+            </w:r>
+            <w:proofErr w:type="spellStart"/>
+            <w:r>
+              <w:rPr>
+                <w:rFonts w:ascii="TH SarabunIT๙" w:hAnsi="TH SarabunIT๙" w:cs="TH SarabunIT๙"/>
+                <w:sz w:val="32"/>
+                <w:szCs w:val="32"/>
+              </w:rPr>
+              <w:t>school_name</w:t>
+            </w:r>
+            <w:proofErr w:type="spellEnd"/>
+            <w:r>
+              <w:rPr>
+                <w:rFonts w:ascii="TH SarabunIT๙" w:hAnsi="TH SarabunIT๙" w:cs="TH SarabunIT๙"/>
+                <w:sz w:val="32"/>
+                <w:szCs w:val="32"/>
+              </w:rPr>
+              <w:t>}}</w:t>
             </w:r>
             <w:r>
               <w:rPr>
@@ -6547,8 +7067,8 @@
               <w:spacing w:after="0" w:line="240" w:lineRule="auto"/>
               <w:rPr>
                 <w:rFonts w:ascii="TH SarabunIT๙" w:eastAsia="Times New Roman" w:hAnsi="TH SarabunIT๙" w:cs="TH SarabunIT๙"/>
-                <w:sz w:val="32"/>
-                <w:szCs w:val="32"/>
+                <w:sz w:val="21"/>
+                <w:szCs w:val="21"/>
               </w:rPr>
             </w:pPr>
           </w:p>
@@ -6670,12 +7190,28 @@
                 <w:rFonts w:ascii="TH SarabunIT๙" w:hAnsi="TH SarabunIT๙" w:cs="TH SarabunIT๙"/>
                 <w:szCs w:val="32"/>
               </w:rPr>
-              <w:t>{{procurement_officer}}</w:t>
-            </w:r>
+              <w:t>{{</w:t>
+            </w:r>
+            <w:proofErr w:type="spellStart"/>
             <w:r>
               <w:rPr>
                 <w:rFonts w:ascii="TH SarabunIT๙" w:hAnsi="TH SarabunIT๙" w:cs="TH SarabunIT๙"/>
                 <w:szCs w:val="32"/>
+              </w:rPr>
+              <w:t>procurement_officer</w:t>
+            </w:r>
+            <w:proofErr w:type="spellEnd"/>
+            <w:r>
+              <w:rPr>
+                <w:rFonts w:ascii="TH SarabunIT๙" w:hAnsi="TH SarabunIT๙" w:cs="TH SarabunIT๙"/>
+                <w:szCs w:val="32"/>
+              </w:rPr>
+              <w:t>}}</w:t>
+            </w:r>
+            <w:r>
+              <w:rPr>
+                <w:rFonts w:ascii="TH SarabunIT๙" w:hAnsi="TH SarabunIT๙" w:cs="TH SarabunIT๙"/>
+                <w:szCs w:val="32"/>
                 <w:cs/>
               </w:rPr>
               <w:t>)</w:t>
@@ -6700,7 +7236,23 @@
                 <w:rFonts w:ascii="TH SarabunIT๙" w:hAnsi="TH SarabunIT๙" w:cs="TH SarabunIT๙"/>
                 <w:szCs w:val="32"/>
               </w:rPr>
-              <w:t>{{procurement_head}}</w:t>
+              <w:t>{{</w:t>
+            </w:r>
+            <w:proofErr w:type="spellStart"/>
+            <w:r>
+              <w:rPr>
+                <w:rFonts w:ascii="TH SarabunIT๙" w:hAnsi="TH SarabunIT๙" w:cs="TH SarabunIT๙"/>
+                <w:szCs w:val="32"/>
+              </w:rPr>
+              <w:t>procurement_head</w:t>
+            </w:r>
+            <w:proofErr w:type="spellEnd"/>
+            <w:r>
+              <w:rPr>
+                <w:rFonts w:ascii="TH SarabunIT๙" w:hAnsi="TH SarabunIT๙" w:cs="TH SarabunIT๙"/>
+                <w:szCs w:val="32"/>
+              </w:rPr>
+              <w:t>}}</w:t>
             </w:r>
             <w:r>
               <w:rPr>
@@ -6718,19 +7270,6 @@
               <w:jc w:val="center"/>
               <w:rPr>
                 <w:rFonts w:ascii="TH SarabunIT๙" w:hAnsi="TH SarabunIT๙" w:cs="TH SarabunIT๙"/>
-                <w:b/>
-                <w:bCs/>
-                <w:szCs w:val="32"/>
-              </w:rPr>
-            </w:pPr>
-          </w:p>
-          <w:p>
-            <w:pPr>
-              <w:pStyle w:val="a8"/>
-              <w:spacing w:before="240"/>
-              <w:jc w:val="center"/>
-              <w:rPr>
-                <w:rFonts w:ascii="TH SarabunIT๙" w:hAnsi="TH SarabunIT๙" w:cs="TH SarabunIT๙"/>
                 <w:szCs w:val="32"/>
               </w:rPr>
             </w:pPr>
@@ -6803,7 +7342,23 @@
                 <w:rFonts w:ascii="TH SarabunIT๙" w:hAnsi="TH SarabunIT๙" w:cs="TH SarabunIT๙"/>
                 <w:szCs w:val="32"/>
               </w:rPr>
-              <w:t>{{director_name}}</w:t>
+              <w:t>{{</w:t>
+            </w:r>
+            <w:proofErr w:type="spellStart"/>
+            <w:r>
+              <w:rPr>
+                <w:rFonts w:ascii="TH SarabunIT๙" w:hAnsi="TH SarabunIT๙" w:cs="TH SarabunIT๙"/>
+                <w:szCs w:val="32"/>
+              </w:rPr>
+              <w:t>director_name</w:t>
+            </w:r>
+            <w:proofErr w:type="spellEnd"/>
+            <w:r>
+              <w:rPr>
+                <w:rFonts w:ascii="TH SarabunIT๙" w:hAnsi="TH SarabunIT๙" w:cs="TH SarabunIT๙"/>
+                <w:szCs w:val="32"/>
+              </w:rPr>
+              <w:t>}}</w:t>
             </w:r>
             <w:r>
               <w:rPr>
@@ -6836,8 +7391,34 @@
                 <w:rFonts w:ascii="TH SarabunIT๙" w:hAnsi="TH SarabunIT๙" w:cs="TH SarabunIT๙"/>
                 <w:szCs w:val="32"/>
               </w:rPr>
-              <w:t>{{school_name}}</w:t>
-            </w:r>
+              <w:t>{{</w:t>
+            </w:r>
+            <w:proofErr w:type="spellStart"/>
+            <w:r>
+              <w:rPr>
+                <w:rFonts w:ascii="TH SarabunIT๙" w:hAnsi="TH SarabunIT๙" w:cs="TH SarabunIT๙"/>
+                <w:szCs w:val="32"/>
+              </w:rPr>
+              <w:t>school_name</w:t>
+            </w:r>
+            <w:proofErr w:type="spellEnd"/>
+            <w:r>
+              <w:rPr>
+                <w:rFonts w:ascii="TH SarabunIT๙" w:hAnsi="TH SarabunIT๙" w:cs="TH SarabunIT๙"/>
+                <w:szCs w:val="32"/>
+              </w:rPr>
+              <w:t>}}</w:t>
+            </w:r>
+          </w:p>
+          <w:p>
+            <w:pPr>
+              <w:pStyle w:val="a8"/>
+              <w:jc w:val="center"/>
+              <w:rPr>
+                <w:rFonts w:ascii="TH SarabunIT๙" w:hAnsi="TH SarabunIT๙" w:cs="TH SarabunIT๙"/>
+                <w:szCs w:val="32"/>
+              </w:rPr>
+            </w:pPr>
           </w:p>
           <w:p>
             <w:pPr>
@@ -6978,10 +7559,10 @@
               <w:tblLook w:val="04A0" w:firstRow="1" w:lastRow="0" w:firstColumn="1" w:lastColumn="0" w:noHBand="0" w:noVBand="1"/>
             </w:tblPr>
             <w:tblGrid>
-              <w:gridCol w:w="678"/>
-              <w:gridCol w:w="3282"/>
-              <w:gridCol w:w="1290"/>
-              <w:gridCol w:w="1812"/>
+              <w:gridCol w:w="704"/>
+              <w:gridCol w:w="3686"/>
+              <w:gridCol w:w="992"/>
+              <w:gridCol w:w="1680"/>
               <w:gridCol w:w="2072"/>
             </w:tblGrid>
             <w:tr>
@@ -6990,7 +7571,7 @@
               </w:trPr>
               <w:tc>
                 <w:tcPr>
-                  <w:tcW w:w="678" w:type="dxa"/>
+                  <w:tcW w:w="704" w:type="dxa"/>
                 </w:tcPr>
                 <w:p>
                   <w:pPr>
@@ -7019,7 +7600,7 @@
               </w:tc>
               <w:tc>
                 <w:tcPr>
-                  <w:tcW w:w="3282" w:type="dxa"/>
+                  <w:tcW w:w="3686" w:type="dxa"/>
                 </w:tcPr>
                 <w:p>
                   <w:pPr>
@@ -7048,7 +7629,7 @@
               </w:tc>
               <w:tc>
                 <w:tcPr>
-                  <w:tcW w:w="1290" w:type="dxa"/>
+                  <w:tcW w:w="992" w:type="dxa"/>
                 </w:tcPr>
                 <w:p>
                   <w:pPr>
@@ -7077,7 +7658,7 @@
               </w:tc>
               <w:tc>
                 <w:tcPr>
-                  <w:tcW w:w="1811" w:type="dxa"/>
+                  <w:tcW w:w="1680" w:type="dxa"/>
                 </w:tcPr>
                 <w:p>
                   <w:pPr>
@@ -7170,7 +7751,7 @@
               </w:trPr>
               <w:tc>
                 <w:tcPr>
-                  <w:tcW w:w="678" w:type="dxa"/>
+                  <w:tcW w:w="704" w:type="dxa"/>
                 </w:tcPr>
                 <w:p>
                   <w:pPr>
@@ -7186,13 +7767,29 @@
                       <w:rFonts w:ascii="TH SarabunIT๙" w:eastAsia="Calibri" w:hAnsi="TH SarabunIT๙" w:cs="TH SarabunIT๙"/>
                       <w:szCs w:val="32"/>
                     </w:rPr>
-                    <w:t>{{idx}}</w:t>
+                    <w:t>{{</w:t>
+                  </w:r>
+                  <w:proofErr w:type="spellStart"/>
+                  <w:r>
+                    <w:rPr>
+                      <w:rFonts w:ascii="TH SarabunIT๙" w:eastAsia="Calibri" w:hAnsi="TH SarabunIT๙" w:cs="TH SarabunIT๙"/>
+                      <w:szCs w:val="32"/>
+                    </w:rPr>
+                    <w:t>idx</w:t>
+                  </w:r>
+                  <w:proofErr w:type="spellEnd"/>
+                  <w:r>
+                    <w:rPr>
+                      <w:rFonts w:ascii="TH SarabunIT๙" w:eastAsia="Calibri" w:hAnsi="TH SarabunIT๙" w:cs="TH SarabunIT๙"/>
+                      <w:szCs w:val="32"/>
+                    </w:rPr>
+                    <w:t>}}</w:t>
                   </w:r>
                 </w:p>
               </w:tc>
               <w:tc>
                 <w:tcPr>
-                  <w:tcW w:w="3282" w:type="dxa"/>
+                  <w:tcW w:w="3686" w:type="dxa"/>
                 </w:tcPr>
                 <w:p>
                   <w:pPr>
@@ -7207,13 +7804,29 @@
                       <w:rFonts w:ascii="TH SarabunIT๙" w:eastAsia="Calibri" w:hAnsi="TH SarabunIT๙" w:cs="TH SarabunIT๙"/>
                       <w:szCs w:val="32"/>
                     </w:rPr>
-                    <w:t>{{item_name}}</w:t>
+                    <w:t>{{</w:t>
+                  </w:r>
+                  <w:proofErr w:type="spellStart"/>
+                  <w:r>
+                    <w:rPr>
+                      <w:rFonts w:ascii="TH SarabunIT๙" w:eastAsia="Calibri" w:hAnsi="TH SarabunIT๙" w:cs="TH SarabunIT๙"/>
+                      <w:szCs w:val="32"/>
+                    </w:rPr>
+                    <w:t>item_name</w:t>
+                  </w:r>
+                  <w:proofErr w:type="spellEnd"/>
+                  <w:r>
+                    <w:rPr>
+                      <w:rFonts w:ascii="TH SarabunIT๙" w:eastAsia="Calibri" w:hAnsi="TH SarabunIT๙" w:cs="TH SarabunIT๙"/>
+                      <w:szCs w:val="32"/>
+                    </w:rPr>
+                    <w:t>}}</w:t>
                   </w:r>
                 </w:p>
               </w:tc>
               <w:tc>
                 <w:tcPr>
-                  <w:tcW w:w="1290" w:type="dxa"/>
+                  <w:tcW w:w="992" w:type="dxa"/>
                 </w:tcPr>
                 <w:p>
                   <w:pPr>
@@ -7237,7 +7850,7 @@
               </w:tc>
               <w:tc>
                 <w:tcPr>
-                  <w:tcW w:w="1811" w:type="dxa"/>
+                  <w:tcW w:w="1680" w:type="dxa"/>
                 </w:tcPr>
                 <w:p>
                   <w:pPr>
@@ -7253,7 +7866,23 @@
                       <w:rFonts w:ascii="TH SarabunIT๙" w:eastAsia="Calibri" w:hAnsi="TH SarabunIT๙" w:cs="TH SarabunIT๙"/>
                       <w:szCs w:val="32"/>
                     </w:rPr>
-                    <w:t>{{unit_price}}</w:t>
+                    <w:t>{{</w:t>
+                  </w:r>
+                  <w:proofErr w:type="spellStart"/>
+                  <w:r>
+                    <w:rPr>
+                      <w:rFonts w:ascii="TH SarabunIT๙" w:eastAsia="Calibri" w:hAnsi="TH SarabunIT๙" w:cs="TH SarabunIT๙"/>
+                      <w:szCs w:val="32"/>
+                    </w:rPr>
+                    <w:t>unit_price</w:t>
+                  </w:r>
+                  <w:proofErr w:type="spellEnd"/>
+                  <w:r>
+                    <w:rPr>
+                      <w:rFonts w:ascii="TH SarabunIT๙" w:eastAsia="Calibri" w:hAnsi="TH SarabunIT๙" w:cs="TH SarabunIT๙"/>
+                      <w:szCs w:val="32"/>
+                    </w:rPr>
+                    <w:t>}}</w:t>
                   </w:r>
                 </w:p>
               </w:tc>
@@ -7275,7 +7904,23 @@
                       <w:rFonts w:ascii="TH SarabunIT๙" w:eastAsia="Calibri" w:hAnsi="TH SarabunIT๙" w:cs="TH SarabunIT๙"/>
                       <w:szCs w:val="32"/>
                     </w:rPr>
-                    <w:t>{{total_price}}</w:t>
+                    <w:t>{{</w:t>
+                  </w:r>
+                  <w:proofErr w:type="spellStart"/>
+                  <w:r>
+                    <w:rPr>
+                      <w:rFonts w:ascii="TH SarabunIT๙" w:eastAsia="Calibri" w:hAnsi="TH SarabunIT๙" w:cs="TH SarabunIT๙"/>
+                      <w:szCs w:val="32"/>
+                    </w:rPr>
+                    <w:t>total_price</w:t>
+                  </w:r>
+                  <w:proofErr w:type="spellEnd"/>
+                  <w:r>
+                    <w:rPr>
+                      <w:rFonts w:ascii="TH SarabunIT๙" w:eastAsia="Calibri" w:hAnsi="TH SarabunIT๙" w:cs="TH SarabunIT๙"/>
+                      <w:szCs w:val="32"/>
+                    </w:rPr>
+                    <w:t>}}</w:t>
                   </w:r>
                 </w:p>
               </w:tc>
@@ -7286,7 +7931,7 @@
               </w:trPr>
               <w:tc>
                 <w:tcPr>
-                  <w:tcW w:w="3960" w:type="dxa"/>
+                  <w:tcW w:w="4390" w:type="dxa"/>
                   <w:gridSpan w:val="2"/>
                   <w:vMerge w:val="restart"/>
                 </w:tcPr>
@@ -7303,7 +7948,7 @@
               </w:tc>
               <w:tc>
                 <w:tcPr>
-                  <w:tcW w:w="3101" w:type="dxa"/>
+                  <w:tcW w:w="2672" w:type="dxa"/>
                   <w:gridSpan w:val="2"/>
                 </w:tcPr>
                 <w:p>
@@ -7362,7 +8007,7 @@
               </w:trPr>
               <w:tc>
                 <w:tcPr>
-                  <w:tcW w:w="3960" w:type="dxa"/>
+                  <w:tcW w:w="4390" w:type="dxa"/>
                   <w:gridSpan w:val="2"/>
                   <w:vMerge/>
                 </w:tcPr>
@@ -7379,7 +8024,7 @@
               </w:tc>
               <w:tc>
                 <w:tcPr>
-                  <w:tcW w:w="3101" w:type="dxa"/>
+                  <w:tcW w:w="2672" w:type="dxa"/>
                   <w:gridSpan w:val="2"/>
                 </w:tcPr>
                 <w:p>
@@ -7627,7 +8272,25 @@
                 <w:sz w:val="32"/>
                 <w:szCs w:val="32"/>
               </w:rPr>
-              <w:t>{{procurement_officer}}</w:t>
+              <w:t>{{</w:t>
+            </w:r>
+            <w:proofErr w:type="spellStart"/>
+            <w:r>
+              <w:rPr>
+                <w:rFonts w:ascii="TH SarabunIT๙" w:eastAsia="Times New Roman" w:hAnsi="TH SarabunIT๙" w:cs="TH SarabunIT๙"/>
+                <w:sz w:val="32"/>
+                <w:szCs w:val="32"/>
+              </w:rPr>
+              <w:t>procurement_officer</w:t>
+            </w:r>
+            <w:proofErr w:type="spellEnd"/>
+            <w:r>
+              <w:rPr>
+                <w:rFonts w:ascii="TH SarabunIT๙" w:eastAsia="Times New Roman" w:hAnsi="TH SarabunIT๙" w:cs="TH SarabunIT๙"/>
+                <w:sz w:val="32"/>
+                <w:szCs w:val="32"/>
+              </w:rPr>
+              <w:t>}}</w:t>
             </w:r>
             <w:r>
               <w:rPr>
@@ -8103,7 +8766,29 @@
                 <w:sz w:val="32"/>
                 <w:szCs w:val="32"/>
               </w:rPr>
-              <w:t>{{school_name}}</w:t>
+              <w:t>{{</w:t>
+            </w:r>
+            <w:proofErr w:type="spellStart"/>
+            <w:r>
+              <w:rPr>
+                <w:rFonts w:ascii="TH SarabunIT๙" w:eastAsia="Times New Roman" w:hAnsi="TH SarabunIT๙" w:cs="TH SarabunIT๙"/>
+                <w:b/>
+                <w:bCs/>
+                <w:sz w:val="32"/>
+                <w:szCs w:val="32"/>
+              </w:rPr>
+              <w:t>school_name</w:t>
+            </w:r>
+            <w:proofErr w:type="spellEnd"/>
+            <w:r>
+              <w:rPr>
+                <w:rFonts w:ascii="TH SarabunIT๙" w:eastAsia="Times New Roman" w:hAnsi="TH SarabunIT๙" w:cs="TH SarabunIT๙"/>
+                <w:b/>
+                <w:bCs/>
+                <w:sz w:val="32"/>
+                <w:szCs w:val="32"/>
+              </w:rPr>
+              <w:t>}}</w:t>
             </w:r>
           </w:p>
         </w:tc>
@@ -8162,7 +8847,31 @@
                 <w:sz w:val="32"/>
                 <w:szCs w:val="32"/>
               </w:rPr>
-              <w:t>{{order_number}}</w:t>
+              <w:t>{{</w:t>
+            </w:r>
+            <w:proofErr w:type="spellStart"/>
+            <w:r>
+              <w:rPr>
+                <w:rFonts w:ascii="TH SarabunIT๙" w:eastAsia="Times New Roman" w:hAnsi="TH SarabunIT๙" w:cs="TH SarabunIT๙"/>
+                <w:b/>
+                <w:bCs/>
+                <w:noProof/>
+                <w:sz w:val="32"/>
+                <w:szCs w:val="32"/>
+              </w:rPr>
+              <w:t>order_number</w:t>
+            </w:r>
+            <w:proofErr w:type="spellEnd"/>
+            <w:r>
+              <w:rPr>
+                <w:rFonts w:ascii="TH SarabunIT๙" w:eastAsia="Times New Roman" w:hAnsi="TH SarabunIT๙" w:cs="TH SarabunIT๙"/>
+                <w:b/>
+                <w:bCs/>
+                <w:noProof/>
+                <w:sz w:val="32"/>
+                <w:szCs w:val="32"/>
+              </w:rPr>
+              <w:t>}}</w:t>
             </w:r>
           </w:p>
         </w:tc>
@@ -8344,7 +9053,25 @@
                 <w:sz w:val="32"/>
                 <w:szCs w:val="32"/>
               </w:rPr>
-              <w:t>{{school_name}}</w:t>
+              <w:t>{{</w:t>
+            </w:r>
+            <w:proofErr w:type="spellStart"/>
+            <w:r>
+              <w:rPr>
+                <w:rFonts w:ascii="TH SarabunIT๙" w:eastAsia="Times New Roman" w:hAnsi="TH SarabunIT๙" w:cs="TH SarabunIT๙"/>
+                <w:sz w:val="32"/>
+                <w:szCs w:val="32"/>
+              </w:rPr>
+              <w:t>school_name</w:t>
+            </w:r>
+            <w:proofErr w:type="spellEnd"/>
+            <w:r>
+              <w:rPr>
+                <w:rFonts w:ascii="TH SarabunIT๙" w:eastAsia="Times New Roman" w:hAnsi="TH SarabunIT๙" w:cs="TH SarabunIT๙"/>
+                <w:sz w:val="32"/>
+                <w:szCs w:val="32"/>
+              </w:rPr>
+              <w:t>}}</w:t>
             </w:r>
             <w:r>
               <w:rPr>
@@ -8422,7 +9149,27 @@
                 <w:sz w:val="32"/>
                 <w:szCs w:val="32"/>
               </w:rPr>
-              <w:t>{{inspector_title_group}}</w:t>
+              <w:t>{{</w:t>
+            </w:r>
+            <w:proofErr w:type="spellStart"/>
+            <w:r>
+              <w:rPr>
+                <w:rFonts w:ascii="TH SarabunIT๙" w:eastAsia="Times New Roman" w:hAnsi="TH SarabunIT๙" w:cs="TH SarabunIT๙"/>
+                <w:noProof/>
+                <w:sz w:val="32"/>
+                <w:szCs w:val="32"/>
+              </w:rPr>
+              <w:t>inspector_title_group</w:t>
+            </w:r>
+            <w:proofErr w:type="spellEnd"/>
+            <w:r>
+              <w:rPr>
+                <w:rFonts w:ascii="TH SarabunIT๙" w:eastAsia="Times New Roman" w:hAnsi="TH SarabunIT๙" w:cs="TH SarabunIT๙"/>
+                <w:noProof/>
+                <w:sz w:val="32"/>
+                <w:szCs w:val="32"/>
+              </w:rPr>
+              <w:t>}}</w:t>
             </w:r>
             <w:r>
               <w:rPr>
@@ -9518,7 +10265,25 @@
                       <w:sz w:val="32"/>
                       <w:szCs w:val="32"/>
                     </w:rPr>
-                    <w:t>{{director_name}}</w:t>
+                    <w:t>{{</w:t>
+                  </w:r>
+                  <w:proofErr w:type="spellStart"/>
+                  <w:r>
+                    <w:rPr>
+                      <w:rFonts w:ascii="TH SarabunIT๙" w:hAnsi="TH SarabunIT๙" w:cs="TH SarabunIT๙"/>
+                      <w:sz w:val="32"/>
+                      <w:szCs w:val="32"/>
+                    </w:rPr>
+                    <w:t>director_name</w:t>
+                  </w:r>
+                  <w:proofErr w:type="spellEnd"/>
+                  <w:r>
+                    <w:rPr>
+                      <w:rFonts w:ascii="TH SarabunIT๙" w:hAnsi="TH SarabunIT๙" w:cs="TH SarabunIT๙"/>
+                      <w:sz w:val="32"/>
+                      <w:szCs w:val="32"/>
+                    </w:rPr>
+                    <w:t>}}</w:t>
                   </w:r>
                   <w:r>
                     <w:rPr>
@@ -9582,7 +10347,27 @@
                       <w:szCs w:val="32"/>
                       <w:bdr w:val="none" w:sz="0" w:space="0" w:color="auto" w:frame="1"/>
                     </w:rPr>
-                    <w:t>{{school_name}}</w:t>
+                    <w:t>{{</w:t>
+                  </w:r>
+                  <w:proofErr w:type="spellStart"/>
+                  <w:r>
+                    <w:rPr>
+                      <w:rFonts w:ascii="TH SarabunIT๙" w:eastAsia="Times New Roman" w:hAnsi="TH SarabunIT๙" w:cs="TH SarabunIT๙"/>
+                      <w:sz w:val="32"/>
+                      <w:szCs w:val="32"/>
+                      <w:bdr w:val="none" w:sz="0" w:space="0" w:color="auto" w:frame="1"/>
+                    </w:rPr>
+                    <w:t>school_name</w:t>
+                  </w:r>
+                  <w:proofErr w:type="spellEnd"/>
+                  <w:r>
+                    <w:rPr>
+                      <w:rFonts w:ascii="TH SarabunIT๙" w:eastAsia="Times New Roman" w:hAnsi="TH SarabunIT๙" w:cs="TH SarabunIT๙"/>
+                      <w:sz w:val="32"/>
+                      <w:szCs w:val="32"/>
+                      <w:bdr w:val="none" w:sz="0" w:space="0" w:color="auto" w:frame="1"/>
+                    </w:rPr>
+                    <w:t>}}</w:t>
                   </w:r>
                 </w:p>
               </w:tc>
@@ -10047,7 +10832,25 @@
                       <w:sz w:val="32"/>
                       <w:szCs w:val="32"/>
                     </w:rPr>
-                    <w:t>{{school_name}}</w:t>
+                    <w:t>{{</w:t>
+                  </w:r>
+                  <w:proofErr w:type="spellStart"/>
+                  <w:r>
+                    <w:rPr>
+                      <w:rFonts w:ascii="TH SarabunIT๙" w:eastAsia="Times New Roman" w:hAnsi="TH SarabunIT๙" w:cs="TH SarabunIT๙"/>
+                      <w:sz w:val="32"/>
+                      <w:szCs w:val="32"/>
+                    </w:rPr>
+                    <w:t>school_name</w:t>
+                  </w:r>
+                  <w:proofErr w:type="spellEnd"/>
+                  <w:r>
+                    <w:rPr>
+                      <w:rFonts w:ascii="TH SarabunIT๙" w:eastAsia="Times New Roman" w:hAnsi="TH SarabunIT๙" w:cs="TH SarabunIT๙"/>
+                      <w:sz w:val="32"/>
+                      <w:szCs w:val="32"/>
+                    </w:rPr>
+                    <w:t>}}</w:t>
                   </w:r>
                 </w:p>
               </w:tc>
@@ -10700,7 +11503,25 @@
                 <w:sz w:val="32"/>
                 <w:szCs w:val="32"/>
               </w:rPr>
-              <w:t>{{school_name}}</w:t>
+              <w:t>{{</w:t>
+            </w:r>
+            <w:proofErr w:type="spellStart"/>
+            <w:r>
+              <w:rPr>
+                <w:rFonts w:ascii="TH SarabunIT๙" w:eastAsia="Times New Roman" w:hAnsi="TH SarabunIT๙" w:cs="TH SarabunIT๙"/>
+                <w:sz w:val="32"/>
+                <w:szCs w:val="32"/>
+              </w:rPr>
+              <w:t>school_name</w:t>
+            </w:r>
+            <w:proofErr w:type="spellEnd"/>
+            <w:r>
+              <w:rPr>
+                <w:rFonts w:ascii="TH SarabunIT๙" w:eastAsia="Times New Roman" w:hAnsi="TH SarabunIT๙" w:cs="TH SarabunIT๙"/>
+                <w:sz w:val="32"/>
+                <w:szCs w:val="32"/>
+              </w:rPr>
+              <w:t>}}</w:t>
             </w:r>
           </w:p>
         </w:tc>
@@ -11600,7 +12421,25 @@
                 <w:sz w:val="32"/>
                 <w:szCs w:val="32"/>
               </w:rPr>
-              <w:t>{{school_name}}</w:t>
+              <w:t>{{</w:t>
+            </w:r>
+            <w:proofErr w:type="spellStart"/>
+            <w:r>
+              <w:rPr>
+                <w:rFonts w:ascii="TH SarabunIT๙" w:eastAsia="Times New Roman" w:hAnsi="TH SarabunIT๙" w:cs="TH SarabunIT๙"/>
+                <w:sz w:val="32"/>
+                <w:szCs w:val="32"/>
+              </w:rPr>
+              <w:t>school_name</w:t>
+            </w:r>
+            <w:proofErr w:type="spellEnd"/>
+            <w:r>
+              <w:rPr>
+                <w:rFonts w:ascii="TH SarabunIT๙" w:eastAsia="Times New Roman" w:hAnsi="TH SarabunIT๙" w:cs="TH SarabunIT๙"/>
+                <w:sz w:val="32"/>
+                <w:szCs w:val="32"/>
+              </w:rPr>
+              <w:t>}}</w:t>
             </w:r>
             <w:r>
               <w:rPr>
@@ -11689,8 +12528,8 @@
               <w:spacing w:after="0" w:line="240" w:lineRule="auto"/>
               <w:rPr>
                 <w:rFonts w:ascii="TH SarabunIT๙" w:eastAsia="Times New Roman" w:hAnsi="TH SarabunIT๙" w:cs="TH SarabunIT๙"/>
-                <w:sz w:val="32"/>
-                <w:szCs w:val="32"/>
+                <w:sz w:val="20"/>
+                <w:szCs w:val="20"/>
               </w:rPr>
             </w:pPr>
           </w:p>
@@ -11700,8 +12539,8 @@
               <w:spacing w:after="0" w:line="240" w:lineRule="auto"/>
               <w:rPr>
                 <w:rFonts w:ascii="TH SarabunIT๙" w:eastAsia="Times New Roman" w:hAnsi="TH SarabunIT๙" w:cs="TH SarabunIT๙"/>
-                <w:sz w:val="32"/>
-                <w:szCs w:val="32"/>
+                <w:sz w:val="21"/>
+                <w:szCs w:val="21"/>
               </w:rPr>
             </w:pPr>
           </w:p>
@@ -11782,12 +12621,28 @@
                 <w:rFonts w:ascii="TH SarabunIT๙" w:hAnsi="TH SarabunIT๙" w:cs="TH SarabunIT๙"/>
                 <w:szCs w:val="32"/>
               </w:rPr>
-              <w:t>{{procurement_officer}}</w:t>
-            </w:r>
+              <w:t>{{</w:t>
+            </w:r>
+            <w:proofErr w:type="spellStart"/>
             <w:r>
               <w:rPr>
                 <w:rFonts w:ascii="TH SarabunIT๙" w:hAnsi="TH SarabunIT๙" w:cs="TH SarabunIT๙"/>
                 <w:szCs w:val="32"/>
+              </w:rPr>
+              <w:t>procurement_officer</w:t>
+            </w:r>
+            <w:proofErr w:type="spellEnd"/>
+            <w:r>
+              <w:rPr>
+                <w:rFonts w:ascii="TH SarabunIT๙" w:hAnsi="TH SarabunIT๙" w:cs="TH SarabunIT๙"/>
+                <w:szCs w:val="32"/>
+              </w:rPr>
+              <w:t>}}</w:t>
+            </w:r>
+            <w:r>
+              <w:rPr>
+                <w:rFonts w:ascii="TH SarabunIT๙" w:hAnsi="TH SarabunIT๙" w:cs="TH SarabunIT๙"/>
+                <w:szCs w:val="32"/>
                 <w:cs/>
               </w:rPr>
               <w:t>)</w:t>
@@ -11812,7 +12667,23 @@
                 <w:rFonts w:ascii="TH SarabunIT๙" w:hAnsi="TH SarabunIT๙" w:cs="TH SarabunIT๙"/>
                 <w:szCs w:val="32"/>
               </w:rPr>
-              <w:t>{{procurement_head}}</w:t>
+              <w:t>{{</w:t>
+            </w:r>
+            <w:proofErr w:type="spellStart"/>
+            <w:r>
+              <w:rPr>
+                <w:rFonts w:ascii="TH SarabunIT๙" w:hAnsi="TH SarabunIT๙" w:cs="TH SarabunIT๙"/>
+                <w:szCs w:val="32"/>
+              </w:rPr>
+              <w:t>procurement_head</w:t>
+            </w:r>
+            <w:proofErr w:type="spellEnd"/>
+            <w:r>
+              <w:rPr>
+                <w:rFonts w:ascii="TH SarabunIT๙" w:hAnsi="TH SarabunIT๙" w:cs="TH SarabunIT๙"/>
+                <w:szCs w:val="32"/>
+              </w:rPr>
+              <w:t>}}</w:t>
             </w:r>
             <w:r>
               <w:rPr>
@@ -11826,13 +12697,14 @@
           <w:p>
             <w:pPr>
               <w:pStyle w:val="a8"/>
-              <w:spacing w:before="240"/>
-              <w:jc w:val="center"/>
+              <w:tabs>
+                <w:tab w:val="left" w:pos="993"/>
+                <w:tab w:val="left" w:pos="5245"/>
+              </w:tabs>
               <w:rPr>
                 <w:rFonts w:ascii="TH SarabunIT๙" w:hAnsi="TH SarabunIT๙" w:cs="TH SarabunIT๙"/>
-                <w:b/>
-                <w:bCs/>
-                <w:szCs w:val="32"/>
+                <w:sz w:val="16"/>
+                <w:szCs w:val="16"/>
               </w:rPr>
             </w:pPr>
           </w:p>
@@ -11936,7 +12808,23 @@
                 <w:rFonts w:ascii="TH SarabunIT๙" w:hAnsi="TH SarabunIT๙" w:cs="TH SarabunIT๙"/>
                 <w:szCs w:val="32"/>
               </w:rPr>
-              <w:t>{{director_name}}</w:t>
+              <w:t>{{</w:t>
+            </w:r>
+            <w:proofErr w:type="spellStart"/>
+            <w:r>
+              <w:rPr>
+                <w:rFonts w:ascii="TH SarabunIT๙" w:hAnsi="TH SarabunIT๙" w:cs="TH SarabunIT๙"/>
+                <w:szCs w:val="32"/>
+              </w:rPr>
+              <w:t>director_name</w:t>
+            </w:r>
+            <w:proofErr w:type="spellEnd"/>
+            <w:r>
+              <w:rPr>
+                <w:rFonts w:ascii="TH SarabunIT๙" w:hAnsi="TH SarabunIT๙" w:cs="TH SarabunIT๙"/>
+                <w:szCs w:val="32"/>
+              </w:rPr>
+              <w:t>}}</w:t>
             </w:r>
             <w:r>
               <w:rPr>
@@ -11979,7 +12867,23 @@
                 <w:rFonts w:ascii="TH SarabunIT๙" w:hAnsi="TH SarabunIT๙" w:cs="TH SarabunIT๙"/>
                 <w:szCs w:val="32"/>
               </w:rPr>
-              <w:t>{{school_name}}</w:t>
+              <w:t>{{</w:t>
+            </w:r>
+            <w:proofErr w:type="spellStart"/>
+            <w:r>
+              <w:rPr>
+                <w:rFonts w:ascii="TH SarabunIT๙" w:hAnsi="TH SarabunIT๙" w:cs="TH SarabunIT๙"/>
+                <w:szCs w:val="32"/>
+              </w:rPr>
+              <w:t>school_name</w:t>
+            </w:r>
+            <w:proofErr w:type="spellEnd"/>
+            <w:r>
+              <w:rPr>
+                <w:rFonts w:ascii="TH SarabunIT๙" w:hAnsi="TH SarabunIT๙" w:cs="TH SarabunIT๙"/>
+                <w:szCs w:val="32"/>
+              </w:rPr>
+              <w:t>}}</w:t>
             </w:r>
           </w:p>
           <w:p>
@@ -12207,7 +13111,29 @@
                 <w:sz w:val="32"/>
                 <w:szCs w:val="32"/>
               </w:rPr>
-              <w:t>{{school_name}}</w:t>
+              <w:t>{{</w:t>
+            </w:r>
+            <w:proofErr w:type="spellStart"/>
+            <w:r>
+              <w:rPr>
+                <w:rFonts w:ascii="TH SarabunIT๙" w:eastAsia="Times New Roman" w:hAnsi="TH SarabunIT๙" w:cs="TH SarabunIT๙"/>
+                <w:b/>
+                <w:bCs/>
+                <w:sz w:val="32"/>
+                <w:szCs w:val="32"/>
+              </w:rPr>
+              <w:t>school_name</w:t>
+            </w:r>
+            <w:proofErr w:type="spellEnd"/>
+            <w:r>
+              <w:rPr>
+                <w:rFonts w:ascii="TH SarabunIT๙" w:eastAsia="Times New Roman" w:hAnsi="TH SarabunIT๙" w:cs="TH SarabunIT๙"/>
+                <w:b/>
+                <w:bCs/>
+                <w:sz w:val="32"/>
+                <w:szCs w:val="32"/>
+              </w:rPr>
+              <w:t>}}</w:t>
             </w:r>
             <w:r>
               <w:rPr>
@@ -12357,7 +13283,25 @@
                 <w:sz w:val="32"/>
                 <w:szCs w:val="32"/>
               </w:rPr>
-              <w:t>{{school_name}}</w:t>
+              <w:t>{{</w:t>
+            </w:r>
+            <w:proofErr w:type="spellStart"/>
+            <w:r>
+              <w:rPr>
+                <w:rFonts w:ascii="TH SarabunIT๙" w:eastAsia="Times New Roman" w:hAnsi="TH SarabunIT๙" w:cs="TH SarabunIT๙"/>
+                <w:sz w:val="32"/>
+                <w:szCs w:val="32"/>
+              </w:rPr>
+              <w:t>school_name</w:t>
+            </w:r>
+            <w:proofErr w:type="spellEnd"/>
+            <w:r>
+              <w:rPr>
+                <w:rFonts w:ascii="TH SarabunIT๙" w:eastAsia="Times New Roman" w:hAnsi="TH SarabunIT๙" w:cs="TH SarabunIT๙"/>
+                <w:sz w:val="32"/>
+                <w:szCs w:val="32"/>
+              </w:rPr>
+              <w:t>}}</w:t>
             </w:r>
             <w:r>
               <w:rPr>
@@ -12467,7 +13411,27 @@
                 <w:sz w:val="32"/>
                 <w:szCs w:val="32"/>
               </w:rPr>
-              <w:t>{{current_order_price}}</w:t>
+              <w:t>{{</w:t>
+            </w:r>
+            <w:proofErr w:type="spellStart"/>
+            <w:r>
+              <w:rPr>
+                <w:rFonts w:ascii="TH SarabunIT๙" w:eastAsia="Times New Roman" w:hAnsi="TH SarabunIT๙" w:cs="TH SarabunIT๙"/>
+                <w:noProof/>
+                <w:sz w:val="32"/>
+                <w:szCs w:val="32"/>
+              </w:rPr>
+              <w:t>current_order_price</w:t>
+            </w:r>
+            <w:proofErr w:type="spellEnd"/>
+            <w:r>
+              <w:rPr>
+                <w:rFonts w:ascii="TH SarabunIT๙" w:eastAsia="Times New Roman" w:hAnsi="TH SarabunIT๙" w:cs="TH SarabunIT๙"/>
+                <w:noProof/>
+                <w:sz w:val="32"/>
+                <w:szCs w:val="32"/>
+              </w:rPr>
+              <w:t>}}</w:t>
             </w:r>
             <w:r>
               <w:rPr>
@@ -12947,7 +13911,25 @@
                       <w:sz w:val="32"/>
                       <w:szCs w:val="32"/>
                     </w:rPr>
-                    <w:t>{{director_name}}</w:t>
+                    <w:t>{{</w:t>
+                  </w:r>
+                  <w:proofErr w:type="spellStart"/>
+                  <w:r>
+                    <w:rPr>
+                      <w:rFonts w:ascii="TH SarabunIT๙" w:hAnsi="TH SarabunIT๙" w:cs="TH SarabunIT๙"/>
+                      <w:sz w:val="32"/>
+                      <w:szCs w:val="32"/>
+                    </w:rPr>
+                    <w:t>director_name</w:t>
+                  </w:r>
+                  <w:proofErr w:type="spellEnd"/>
+                  <w:r>
+                    <w:rPr>
+                      <w:rFonts w:ascii="TH SarabunIT๙" w:hAnsi="TH SarabunIT๙" w:cs="TH SarabunIT๙"/>
+                      <w:sz w:val="32"/>
+                      <w:szCs w:val="32"/>
+                    </w:rPr>
+                    <w:t>}}</w:t>
                   </w:r>
                   <w:r>
                     <w:rPr>
@@ -13014,7 +13996,25 @@
                       <w:sz w:val="32"/>
                       <w:szCs w:val="32"/>
                     </w:rPr>
-                    <w:t>{{school_name}}</w:t>
+                    <w:t>{{</w:t>
+                  </w:r>
+                  <w:proofErr w:type="spellStart"/>
+                  <w:r>
+                    <w:rPr>
+                      <w:rFonts w:ascii="TH SarabunIT๙" w:eastAsia="Times New Roman" w:hAnsi="TH SarabunIT๙" w:cs="TH SarabunIT๙"/>
+                      <w:sz w:val="32"/>
+                      <w:szCs w:val="32"/>
+                    </w:rPr>
+                    <w:t>school_name</w:t>
+                  </w:r>
+                  <w:proofErr w:type="spellEnd"/>
+                  <w:r>
+                    <w:rPr>
+                      <w:rFonts w:ascii="TH SarabunIT๙" w:eastAsia="Times New Roman" w:hAnsi="TH SarabunIT๙" w:cs="TH SarabunIT๙"/>
+                      <w:sz w:val="32"/>
+                      <w:szCs w:val="32"/>
+                    </w:rPr>
+                    <w:t>}}</w:t>
                   </w:r>
                 </w:p>
               </w:tc>
@@ -13575,7 +14575,25 @@
                             <w:noProof/>
                             <w:sz w:val="28"/>
                           </w:rPr>
-                          <w:t>{{vendor_name}}</w:t>
+                          <w:t>{{</w:t>
+                        </w:r>
+                        <w:proofErr w:type="spellStart"/>
+                        <w:r>
+                          <w:rPr>
+                            <w:rFonts w:ascii="TH SarabunIT๙" w:eastAsia="Times New Roman" w:hAnsi="TH SarabunIT๙" w:cs="TH SarabunIT๙"/>
+                            <w:noProof/>
+                            <w:sz w:val="28"/>
+                          </w:rPr>
+                          <w:t>vendor_name</w:t>
+                        </w:r>
+                        <w:proofErr w:type="spellEnd"/>
+                        <w:r>
+                          <w:rPr>
+                            <w:rFonts w:ascii="TH SarabunIT๙" w:eastAsia="Times New Roman" w:hAnsi="TH SarabunIT๙" w:cs="TH SarabunIT๙"/>
+                            <w:noProof/>
+                            <w:sz w:val="28"/>
+                          </w:rPr>
+                          <w:t>}}</w:t>
                         </w:r>
                       </w:p>
                     </w:tc>
@@ -13617,7 +14635,23 @@
                             <w:rFonts w:ascii="TH SarabunIT๙" w:eastAsia="Times New Roman" w:hAnsi="TH SarabunIT๙" w:cs="TH SarabunIT๙"/>
                             <w:sz w:val="28"/>
                           </w:rPr>
-                          <w:t>{{vendor_address_no}}</w:t>
+                          <w:t>{{</w:t>
+                        </w:r>
+                        <w:proofErr w:type="spellStart"/>
+                        <w:r>
+                          <w:rPr>
+                            <w:rFonts w:ascii="TH SarabunIT๙" w:eastAsia="Times New Roman" w:hAnsi="TH SarabunIT๙" w:cs="TH SarabunIT๙"/>
+                            <w:sz w:val="28"/>
+                          </w:rPr>
+                          <w:t>vendor_address_no</w:t>
+                        </w:r>
+                        <w:proofErr w:type="spellEnd"/>
+                        <w:r>
+                          <w:rPr>
+                            <w:rFonts w:ascii="TH SarabunIT๙" w:eastAsia="Times New Roman" w:hAnsi="TH SarabunIT๙" w:cs="TH SarabunIT๙"/>
+                            <w:sz w:val="28"/>
+                          </w:rPr>
+                          <w:t>}}</w:t>
                         </w:r>
                         <w:r>
                           <w:rPr>
@@ -13722,7 +14756,25 @@
                             <w:noProof/>
                             <w:sz w:val="28"/>
                           </w:rPr>
-                          <w:t>{{vendor_phone}}</w:t>
+                          <w:t>{{</w:t>
+                        </w:r>
+                        <w:proofErr w:type="spellStart"/>
+                        <w:r>
+                          <w:rPr>
+                            <w:rFonts w:ascii="TH SarabunIT๙" w:hAnsi="TH SarabunIT๙" w:cs="TH SarabunIT๙"/>
+                            <w:noProof/>
+                            <w:sz w:val="28"/>
+                          </w:rPr>
+                          <w:t>vendor_phone</w:t>
+                        </w:r>
+                        <w:proofErr w:type="spellEnd"/>
+                        <w:r>
+                          <w:rPr>
+                            <w:rFonts w:ascii="TH SarabunIT๙" w:hAnsi="TH SarabunIT๙" w:cs="TH SarabunIT๙"/>
+                            <w:noProof/>
+                            <w:sz w:val="28"/>
+                          </w:rPr>
+                          <w:t>}}</w:t>
                         </w:r>
                       </w:p>
                     </w:tc>
@@ -13772,7 +14824,25 @@
                             <w:noProof/>
                             <w:sz w:val="28"/>
                           </w:rPr>
-                          <w:t>{{vendor_tax_id}}</w:t>
+                          <w:t>{{</w:t>
+                        </w:r>
+                        <w:proofErr w:type="spellStart"/>
+                        <w:r>
+                          <w:rPr>
+                            <w:rFonts w:ascii="TH SarabunIT๙" w:hAnsi="TH SarabunIT๙" w:cs="TH SarabunIT๙"/>
+                            <w:noProof/>
+                            <w:sz w:val="28"/>
+                          </w:rPr>
+                          <w:t>vendor_tax_id</w:t>
+                        </w:r>
+                        <w:proofErr w:type="spellEnd"/>
+                        <w:r>
+                          <w:rPr>
+                            <w:rFonts w:ascii="TH SarabunIT๙" w:hAnsi="TH SarabunIT๙" w:cs="TH SarabunIT๙"/>
+                            <w:noProof/>
+                            <w:sz w:val="28"/>
+                          </w:rPr>
+                          <w:t>}}</w:t>
                         </w:r>
                       </w:p>
                     </w:tc>
@@ -13990,7 +15060,23 @@
                             <w:rFonts w:ascii="TH SarabunIT๙" w:eastAsia="Times New Roman" w:hAnsi="TH SarabunIT๙" w:cs="TH SarabunIT๙"/>
                             <w:sz w:val="28"/>
                           </w:rPr>
-                          <w:t>{{school_name}}</w:t>
+                          <w:t>{{</w:t>
+                        </w:r>
+                        <w:proofErr w:type="spellStart"/>
+                        <w:r>
+                          <w:rPr>
+                            <w:rFonts w:ascii="TH SarabunIT๙" w:eastAsia="Times New Roman" w:hAnsi="TH SarabunIT๙" w:cs="TH SarabunIT๙"/>
+                            <w:sz w:val="28"/>
+                          </w:rPr>
+                          <w:t>school_name</w:t>
+                        </w:r>
+                        <w:proofErr w:type="spellEnd"/>
+                        <w:r>
+                          <w:rPr>
+                            <w:rFonts w:ascii="TH SarabunIT๙" w:eastAsia="Times New Roman" w:hAnsi="TH SarabunIT๙" w:cs="TH SarabunIT๙"/>
+                            <w:sz w:val="28"/>
+                          </w:rPr>
+                          <w:t>}}</w:t>
                         </w:r>
                       </w:p>
                     </w:tc>
@@ -14032,7 +15118,23 @@
                             <w:rFonts w:ascii="TH SarabunIT๙" w:eastAsia="Times New Roman" w:hAnsi="TH SarabunIT๙" w:cs="TH SarabunIT๙"/>
                             <w:sz w:val="28"/>
                           </w:rPr>
-                          <w:t>{{school_address_no}}</w:t>
+                          <w:t>{{</w:t>
+                        </w:r>
+                        <w:proofErr w:type="spellStart"/>
+                        <w:r>
+                          <w:rPr>
+                            <w:rFonts w:ascii="TH SarabunIT๙" w:eastAsia="Times New Roman" w:hAnsi="TH SarabunIT๙" w:cs="TH SarabunIT๙"/>
+                            <w:sz w:val="28"/>
+                          </w:rPr>
+                          <w:t>school_address_no</w:t>
+                        </w:r>
+                        <w:proofErr w:type="spellEnd"/>
+                        <w:r>
+                          <w:rPr>
+                            <w:rFonts w:ascii="TH SarabunIT๙" w:eastAsia="Times New Roman" w:hAnsi="TH SarabunIT๙" w:cs="TH SarabunIT๙"/>
+                            <w:sz w:val="28"/>
+                          </w:rPr>
+                          <w:t>}}</w:t>
                         </w:r>
                         <w:r>
                           <w:rPr>
@@ -14047,7 +15149,23 @@
                             <w:rFonts w:ascii="TH SarabunIT๙" w:eastAsia="Times New Roman" w:hAnsi="TH SarabunIT๙" w:cs="TH SarabunIT๙"/>
                             <w:sz w:val="28"/>
                           </w:rPr>
-                          <w:t>{{school_subdistrict}}</w:t>
+                          <w:t>{{</w:t>
+                        </w:r>
+                        <w:proofErr w:type="spellStart"/>
+                        <w:r>
+                          <w:rPr>
+                            <w:rFonts w:ascii="TH SarabunIT๙" w:eastAsia="Times New Roman" w:hAnsi="TH SarabunIT๙" w:cs="TH SarabunIT๙"/>
+                            <w:sz w:val="28"/>
+                          </w:rPr>
+                          <w:t>school_subdistrict</w:t>
+                        </w:r>
+                        <w:proofErr w:type="spellEnd"/>
+                        <w:r>
+                          <w:rPr>
+                            <w:rFonts w:ascii="TH SarabunIT๙" w:eastAsia="Times New Roman" w:hAnsi="TH SarabunIT๙" w:cs="TH SarabunIT๙"/>
+                            <w:sz w:val="28"/>
+                          </w:rPr>
+                          <w:t>}}</w:t>
                         </w:r>
                       </w:p>
                       <w:p>
@@ -14074,7 +15192,25 @@
                             <w:sz w:val="28"/>
                             <w:szCs w:val="28"/>
                           </w:rPr>
-                          <w:t>{{school_amphoe}}</w:t>
+                          <w:t>{{</w:t>
+                        </w:r>
+                        <w:proofErr w:type="spellStart"/>
+                        <w:r>
+                          <w:rPr>
+                            <w:rFonts w:ascii="TH SarabunIT๙" w:eastAsia="Times New Roman" w:hAnsi="TH SarabunIT๙" w:cs="TH SarabunIT๙"/>
+                            <w:sz w:val="28"/>
+                            <w:szCs w:val="28"/>
+                          </w:rPr>
+                          <w:t>school_amphoe</w:t>
+                        </w:r>
+                        <w:proofErr w:type="spellEnd"/>
+                        <w:r>
+                          <w:rPr>
+                            <w:rFonts w:ascii="TH SarabunIT๙" w:eastAsia="Times New Roman" w:hAnsi="TH SarabunIT๙" w:cs="TH SarabunIT๙"/>
+                            <w:sz w:val="28"/>
+                            <w:szCs w:val="28"/>
+                          </w:rPr>
+                          <w:t>}}</w:t>
                         </w:r>
                         <w:r>
                           <w:rPr>
@@ -14091,7 +15227,25 @@
                             <w:sz w:val="28"/>
                             <w:szCs w:val="28"/>
                           </w:rPr>
-                          <w:t>{{school_changwat}}</w:t>
+                          <w:t>{{</w:t>
+                        </w:r>
+                        <w:proofErr w:type="spellStart"/>
+                        <w:r>
+                          <w:rPr>
+                            <w:rFonts w:ascii="TH SarabunIT๙" w:eastAsia="Times New Roman" w:hAnsi="TH SarabunIT๙" w:cs="TH SarabunIT๙"/>
+                            <w:sz w:val="28"/>
+                            <w:szCs w:val="28"/>
+                          </w:rPr>
+                          <w:t>school_changwat</w:t>
+                        </w:r>
+                        <w:proofErr w:type="spellEnd"/>
+                        <w:r>
+                          <w:rPr>
+                            <w:rFonts w:ascii="TH SarabunIT๙" w:eastAsia="Times New Roman" w:hAnsi="TH SarabunIT๙" w:cs="TH SarabunIT๙"/>
+                            <w:sz w:val="28"/>
+                            <w:szCs w:val="28"/>
+                          </w:rPr>
+                          <w:t>}}</w:t>
                         </w:r>
                       </w:p>
                       <w:p>
@@ -14116,7 +15270,23 @@
                             <w:rFonts w:ascii="TH SarabunIT๙" w:eastAsia="Times New Roman" w:hAnsi="TH SarabunIT๙" w:cs="TH SarabunIT๙"/>
                             <w:sz w:val="28"/>
                           </w:rPr>
-                          <w:t>{{school_phone}}</w:t>
+                          <w:t>{{</w:t>
+                        </w:r>
+                        <w:proofErr w:type="spellStart"/>
+                        <w:r>
+                          <w:rPr>
+                            <w:rFonts w:ascii="TH SarabunIT๙" w:eastAsia="Times New Roman" w:hAnsi="TH SarabunIT๙" w:cs="TH SarabunIT๙"/>
+                            <w:sz w:val="28"/>
+                          </w:rPr>
+                          <w:t>school_phone</w:t>
+                        </w:r>
+                        <w:proofErr w:type="spellEnd"/>
+                        <w:r>
+                          <w:rPr>
+                            <w:rFonts w:ascii="TH SarabunIT๙" w:eastAsia="Times New Roman" w:hAnsi="TH SarabunIT๙" w:cs="TH SarabunIT๙"/>
+                            <w:sz w:val="28"/>
+                          </w:rPr>
+                          <w:t>}}</w:t>
                         </w:r>
                       </w:p>
                     </w:tc>
@@ -14256,7 +15426,25 @@
                       <w:noProof/>
                       <w:sz w:val="28"/>
                     </w:rPr>
-                    <w:t>{{vendor_name}}</w:t>
+                    <w:t>{{</w:t>
+                  </w:r>
+                  <w:proofErr w:type="spellStart"/>
+                  <w:r>
+                    <w:rPr>
+                      <w:rFonts w:ascii="TH SarabunIT๙" w:eastAsia="Times New Roman" w:hAnsi="TH SarabunIT๙" w:cs="TH SarabunIT๙"/>
+                      <w:noProof/>
+                      <w:sz w:val="28"/>
+                    </w:rPr>
+                    <w:t>vendor_name</w:t>
+                  </w:r>
+                  <w:proofErr w:type="spellEnd"/>
+                  <w:r>
+                    <w:rPr>
+                      <w:rFonts w:ascii="TH SarabunIT๙" w:eastAsia="Times New Roman" w:hAnsi="TH SarabunIT๙" w:cs="TH SarabunIT๙"/>
+                      <w:noProof/>
+                      <w:sz w:val="28"/>
+                    </w:rPr>
+                    <w:t>}}</w:t>
                   </w:r>
                   <w:r>
                     <w:rPr>
@@ -14286,7 +15474,23 @@
                       <w:rFonts w:ascii="TH SarabunIT๙" w:eastAsia="Times New Roman" w:hAnsi="TH SarabunIT๙" w:cs="TH SarabunIT๙"/>
                       <w:sz w:val="28"/>
                     </w:rPr>
-                    <w:t>{{school_name}}</w:t>
+                    <w:t>{{</w:t>
+                  </w:r>
+                  <w:proofErr w:type="spellStart"/>
+                  <w:r>
+                    <w:rPr>
+                      <w:rFonts w:ascii="TH SarabunIT๙" w:eastAsia="Times New Roman" w:hAnsi="TH SarabunIT๙" w:cs="TH SarabunIT๙"/>
+                      <w:sz w:val="28"/>
+                    </w:rPr>
+                    <w:t>school_name</w:t>
+                  </w:r>
+                  <w:proofErr w:type="spellEnd"/>
+                  <w:r>
+                    <w:rPr>
+                      <w:rFonts w:ascii="TH SarabunIT๙" w:eastAsia="Times New Roman" w:hAnsi="TH SarabunIT๙" w:cs="TH SarabunIT๙"/>
+                      <w:sz w:val="28"/>
+                    </w:rPr>
+                    <w:t>}}</w:t>
                   </w:r>
                   <w:r>
                     <w:rPr>
@@ -14377,8 +15581,8 @@
                     <w:gridCol w:w="568"/>
                     <w:gridCol w:w="3393"/>
                     <w:gridCol w:w="1275"/>
-                    <w:gridCol w:w="2124"/>
-                    <w:gridCol w:w="1840"/>
+                    <w:gridCol w:w="1989"/>
+                    <w:gridCol w:w="1975"/>
                   </w:tblGrid>
                   <w:tr>
                     <w:trPr>
@@ -14461,7 +15665,7 @@
                     </w:tc>
                     <w:tc>
                       <w:tcPr>
-                        <w:tcW w:w="2124" w:type="dxa"/>
+                        <w:tcW w:w="1989" w:type="dxa"/>
                       </w:tcPr>
                       <w:p>
                         <w:pPr>
@@ -14486,7 +15690,7 @@
                     </w:tc>
                     <w:tc>
                       <w:tcPr>
-                        <w:tcW w:w="1840" w:type="dxa"/>
+                        <w:tcW w:w="1975" w:type="dxa"/>
                       </w:tcPr>
                       <w:p>
                         <w:pPr>
@@ -14592,7 +15796,7 @@
                     </w:tc>
                     <w:tc>
                       <w:tcPr>
-                        <w:tcW w:w="2124" w:type="dxa"/>
+                        <w:tcW w:w="1989" w:type="dxa"/>
                       </w:tcPr>
                       <w:p>
                         <w:pPr>
@@ -14619,7 +15823,7 @@
                     </w:tc>
                     <w:tc>
                       <w:tcPr>
-                        <w:tcW w:w="1840" w:type="dxa"/>
+                        <w:tcW w:w="1975" w:type="dxa"/>
                       </w:tcPr>
                       <w:p>
                         <w:pPr>
@@ -14687,7 +15891,7 @@
                     </w:tc>
                     <w:tc>
                       <w:tcPr>
-                        <w:tcW w:w="2124" w:type="dxa"/>
+                        <w:tcW w:w="1989" w:type="dxa"/>
                       </w:tcPr>
                       <w:p>
                         <w:pPr>
@@ -14711,7 +15915,7 @@
                     </w:tc>
                     <w:tc>
                       <w:tcPr>
-                        <w:tcW w:w="1840" w:type="dxa"/>
+                        <w:tcW w:w="1975" w:type="dxa"/>
                       </w:tcPr>
                       <w:p>
                         <w:pPr>
@@ -14778,7 +15982,7 @@
                     </w:tc>
                     <w:tc>
                       <w:tcPr>
-                        <w:tcW w:w="2124" w:type="dxa"/>
+                        <w:tcW w:w="1989" w:type="dxa"/>
                       </w:tcPr>
                       <w:p>
                         <w:pPr>
@@ -14820,7 +16024,7 @@
                     </w:tc>
                     <w:tc>
                       <w:tcPr>
-                        <w:tcW w:w="1840" w:type="dxa"/>
+                        <w:tcW w:w="1975" w:type="dxa"/>
                       </w:tcPr>
                       <w:p>
                         <w:pPr>
@@ -14871,7 +16075,7 @@
                     </w:trPr>
                     <w:tc>
                       <w:tcPr>
-                        <w:tcW w:w="7360" w:type="dxa"/>
+                        <w:tcW w:w="7225" w:type="dxa"/>
                         <w:gridSpan w:val="4"/>
                       </w:tcPr>
                       <w:p>
@@ -14928,7 +16132,7 @@
                     </w:tc>
                     <w:tc>
                       <w:tcPr>
-                        <w:tcW w:w="1840" w:type="dxa"/>
+                        <w:tcW w:w="1975" w:type="dxa"/>
                       </w:tcPr>
                       <w:p>
                         <w:pPr>
@@ -15197,7 +16401,25 @@
                       <w:noProof/>
                       <w:sz w:val="28"/>
                     </w:rPr>
-                    <w:t>{{shipping_days}}</w:t>
+                    <w:t>{{</w:t>
+                  </w:r>
+                  <w:proofErr w:type="spellStart"/>
+                  <w:r>
+                    <w:rPr>
+                      <w:rFonts w:ascii="TH SarabunIT๙" w:eastAsia="Times New Roman" w:hAnsi="TH SarabunIT๙" w:cs="TH SarabunIT๙"/>
+                      <w:noProof/>
+                      <w:sz w:val="28"/>
+                    </w:rPr>
+                    <w:t>shipping_days</w:t>
+                  </w:r>
+                  <w:proofErr w:type="spellEnd"/>
+                  <w:r>
+                    <w:rPr>
+                      <w:rFonts w:ascii="TH SarabunIT๙" w:eastAsia="Times New Roman" w:hAnsi="TH SarabunIT๙" w:cs="TH SarabunIT๙"/>
+                      <w:noProof/>
+                      <w:sz w:val="28"/>
+                    </w:rPr>
+                    <w:t>}}</w:t>
                   </w:r>
                   <w:r>
                     <w:rPr>
@@ -15319,7 +16541,25 @@
                       <w:noProof/>
                       <w:sz w:val="28"/>
                     </w:rPr>
-                    <w:t>{{date_deadline}}</w:t>
+                    <w:t>{{</w:t>
+                  </w:r>
+                  <w:proofErr w:type="spellStart"/>
+                  <w:r>
+                    <w:rPr>
+                      <w:rFonts w:ascii="TH SarabunIT๙" w:eastAsia="Times New Roman" w:hAnsi="TH SarabunIT๙" w:cs="TH SarabunIT๙"/>
+                      <w:noProof/>
+                      <w:sz w:val="28"/>
+                    </w:rPr>
+                    <w:t>date_deadline</w:t>
+                  </w:r>
+                  <w:proofErr w:type="spellEnd"/>
+                  <w:r>
+                    <w:rPr>
+                      <w:rFonts w:ascii="TH SarabunIT๙" w:eastAsia="Times New Roman" w:hAnsi="TH SarabunIT๙" w:cs="TH SarabunIT๙"/>
+                      <w:noProof/>
+                      <w:sz w:val="28"/>
+                    </w:rPr>
+                    <w:t>}}</w:t>
                   </w:r>
                 </w:p>
               </w:tc>
@@ -15425,7 +16665,23 @@
                       <w:rFonts w:ascii="TH SarabunIT๙" w:eastAsia="Times New Roman" w:hAnsi="TH SarabunIT๙" w:cs="TH SarabunIT๙"/>
                       <w:sz w:val="28"/>
                     </w:rPr>
-                    <w:t>{{school_name}}</w:t>
+                    <w:t>{{</w:t>
+                  </w:r>
+                  <w:proofErr w:type="spellStart"/>
+                  <w:r>
+                    <w:rPr>
+                      <w:rFonts w:ascii="TH SarabunIT๙" w:eastAsia="Times New Roman" w:hAnsi="TH SarabunIT๙" w:cs="TH SarabunIT๙"/>
+                      <w:sz w:val="28"/>
+                    </w:rPr>
+                    <w:t>school_name</w:t>
+                  </w:r>
+                  <w:proofErr w:type="spellEnd"/>
+                  <w:r>
+                    <w:rPr>
+                      <w:rFonts w:ascii="TH SarabunIT๙" w:eastAsia="Times New Roman" w:hAnsi="TH SarabunIT๙" w:cs="TH SarabunIT๙"/>
+                      <w:sz w:val="28"/>
+                    </w:rPr>
+                    <w:t>}}</w:t>
                   </w:r>
                   <w:r>
                     <w:rPr>
@@ -15440,7 +16696,23 @@
                       <w:rFonts w:ascii="TH SarabunIT๙" w:eastAsia="Times New Roman" w:hAnsi="TH SarabunIT๙" w:cs="TH SarabunIT๙"/>
                       <w:sz w:val="28"/>
                     </w:rPr>
-                    <w:t>{{school_amphoe}}</w:t>
+                    <w:t>{{</w:t>
+                  </w:r>
+                  <w:proofErr w:type="spellStart"/>
+                  <w:r>
+                    <w:rPr>
+                      <w:rFonts w:ascii="TH SarabunIT๙" w:eastAsia="Times New Roman" w:hAnsi="TH SarabunIT๙" w:cs="TH SarabunIT๙"/>
+                      <w:sz w:val="28"/>
+                    </w:rPr>
+                    <w:t>school_amphoe</w:t>
+                  </w:r>
+                  <w:proofErr w:type="spellEnd"/>
+                  <w:r>
+                    <w:rPr>
+                      <w:rFonts w:ascii="TH SarabunIT๙" w:eastAsia="Times New Roman" w:hAnsi="TH SarabunIT๙" w:cs="TH SarabunIT๙"/>
+                      <w:sz w:val="28"/>
+                    </w:rPr>
+                    <w:t>}}</w:t>
                   </w:r>
                   <w:r>
                     <w:rPr>
@@ -15455,7 +16727,23 @@
                       <w:rFonts w:ascii="TH SarabunIT๙" w:eastAsia="Times New Roman" w:hAnsi="TH SarabunIT๙" w:cs="TH SarabunIT๙"/>
                       <w:sz w:val="28"/>
                     </w:rPr>
-                    <w:t>{{school_changwat}}</w:t>
+                    <w:t>{{</w:t>
+                  </w:r>
+                  <w:proofErr w:type="spellStart"/>
+                  <w:r>
+                    <w:rPr>
+                      <w:rFonts w:ascii="TH SarabunIT๙" w:eastAsia="Times New Roman" w:hAnsi="TH SarabunIT๙" w:cs="TH SarabunIT๙"/>
+                      <w:sz w:val="28"/>
+                    </w:rPr>
+                    <w:t>school_changwat</w:t>
+                  </w:r>
+                  <w:proofErr w:type="spellEnd"/>
+                  <w:r>
+                    <w:rPr>
+                      <w:rFonts w:ascii="TH SarabunIT๙" w:eastAsia="Times New Roman" w:hAnsi="TH SarabunIT๙" w:cs="TH SarabunIT๙"/>
+                      <w:sz w:val="28"/>
+                    </w:rPr>
+                    <w:t>}}</w:t>
                   </w:r>
                 </w:p>
               </w:tc>
@@ -15553,7 +16841,25 @@
                       <w:noProof/>
                       <w:sz w:val="28"/>
                     </w:rPr>
-                    <w:t>{{warranty_period}}</w:t>
+                    <w:t>{{</w:t>
+                  </w:r>
+                  <w:proofErr w:type="spellStart"/>
+                  <w:r>
+                    <w:rPr>
+                      <w:rFonts w:ascii="TH SarabunIT๙" w:eastAsia="Times New Roman" w:hAnsi="TH SarabunIT๙" w:cs="TH SarabunIT๙"/>
+                      <w:noProof/>
+                      <w:sz w:val="28"/>
+                    </w:rPr>
+                    <w:t>warranty_period</w:t>
+                  </w:r>
+                  <w:proofErr w:type="spellEnd"/>
+                  <w:r>
+                    <w:rPr>
+                      <w:rFonts w:ascii="TH SarabunIT๙" w:eastAsia="Times New Roman" w:hAnsi="TH SarabunIT๙" w:cs="TH SarabunIT๙"/>
+                      <w:noProof/>
+                      <w:sz w:val="28"/>
+                    </w:rPr>
+                    <w:t>}}</w:t>
                   </w:r>
                 </w:p>
               </w:tc>
@@ -15650,7 +16956,25 @@
                       <w:noProof/>
                       <w:sz w:val="28"/>
                     </w:rPr>
-                    <w:t>{{penalty_rate}}</w:t>
+                    <w:t>{{</w:t>
+                  </w:r>
+                  <w:proofErr w:type="spellStart"/>
+                  <w:r>
+                    <w:rPr>
+                      <w:rFonts w:ascii="TH SarabunIT๙" w:eastAsia="Times New Roman" w:hAnsi="TH SarabunIT๙" w:cs="TH SarabunIT๙"/>
+                      <w:noProof/>
+                      <w:sz w:val="28"/>
+                    </w:rPr>
+                    <w:t>penalty_rate</w:t>
+                  </w:r>
+                  <w:proofErr w:type="spellEnd"/>
+                  <w:r>
+                    <w:rPr>
+                      <w:rFonts w:ascii="TH SarabunIT๙" w:eastAsia="Times New Roman" w:hAnsi="TH SarabunIT๙" w:cs="TH SarabunIT๙"/>
+                      <w:noProof/>
+                      <w:sz w:val="28"/>
+                    </w:rPr>
+                    <w:t>}}</w:t>
                   </w:r>
                 </w:p>
                 <w:p>
@@ -16266,7 +17590,23 @@
                       <w:rFonts w:ascii="TH SarabunIT๙" w:hAnsi="TH SarabunIT๙" w:cs="TH SarabunIT๙"/>
                       <w:sz w:val="28"/>
                     </w:rPr>
-                    <w:t>{{director_name}}</w:t>
+                    <w:t>{{</w:t>
+                  </w:r>
+                  <w:proofErr w:type="spellStart"/>
+                  <w:r>
+                    <w:rPr>
+                      <w:rFonts w:ascii="TH SarabunIT๙" w:hAnsi="TH SarabunIT๙" w:cs="TH SarabunIT๙"/>
+                      <w:sz w:val="28"/>
+                    </w:rPr>
+                    <w:t>director_name</w:t>
+                  </w:r>
+                  <w:proofErr w:type="spellEnd"/>
+                  <w:r>
+                    <w:rPr>
+                      <w:rFonts w:ascii="TH SarabunIT๙" w:hAnsi="TH SarabunIT๙" w:cs="TH SarabunIT๙"/>
+                      <w:sz w:val="28"/>
+                    </w:rPr>
+                    <w:t>}}</w:t>
                   </w:r>
                   <w:r>
                     <w:rPr>
@@ -16297,7 +17637,23 @@
                       <w:rFonts w:ascii="TH SarabunIT๙" w:hAnsi="TH SarabunIT๙" w:cs="TH SarabunIT๙"/>
                       <w:sz w:val="28"/>
                     </w:rPr>
-                    <w:t>{{vendor_owner}}</w:t>
+                    <w:t>{{</w:t>
+                  </w:r>
+                  <w:proofErr w:type="spellStart"/>
+                  <w:r>
+                    <w:rPr>
+                      <w:rFonts w:ascii="TH SarabunIT๙" w:hAnsi="TH SarabunIT๙" w:cs="TH SarabunIT๙"/>
+                      <w:sz w:val="28"/>
+                    </w:rPr>
+                    <w:t>vendor_owner</w:t>
+                  </w:r>
+                  <w:proofErr w:type="spellEnd"/>
+                  <w:r>
+                    <w:rPr>
+                      <w:rFonts w:ascii="TH SarabunIT๙" w:hAnsi="TH SarabunIT๙" w:cs="TH SarabunIT๙"/>
+                      <w:sz w:val="28"/>
+                    </w:rPr>
+                    <w:t>}}</w:t>
                   </w:r>
                   <w:r>
                     <w:rPr>
@@ -16341,7 +17697,23 @@
                       <w:rFonts w:ascii="TH SarabunIT๙" w:eastAsia="Times New Roman" w:hAnsi="TH SarabunIT๙" w:cs="TH SarabunIT๙"/>
                       <w:sz w:val="28"/>
                     </w:rPr>
-                    <w:t>{{school_name}}</w:t>
+                    <w:t>{{</w:t>
+                  </w:r>
+                  <w:proofErr w:type="spellStart"/>
+                  <w:r>
+                    <w:rPr>
+                      <w:rFonts w:ascii="TH SarabunIT๙" w:eastAsia="Times New Roman" w:hAnsi="TH SarabunIT๙" w:cs="TH SarabunIT๙"/>
+                      <w:sz w:val="28"/>
+                    </w:rPr>
+                    <w:t>school_name</w:t>
+                  </w:r>
+                  <w:proofErr w:type="spellEnd"/>
+                  <w:r>
+                    <w:rPr>
+                      <w:rFonts w:ascii="TH SarabunIT๙" w:eastAsia="Times New Roman" w:hAnsi="TH SarabunIT๙" w:cs="TH SarabunIT๙"/>
+                      <w:sz w:val="28"/>
+                    </w:rPr>
+                    <w:t>}}</w:t>
                   </w:r>
                   <w:r>
                     <w:rPr>
@@ -16380,7 +17752,6 @@
                       <w:sz w:val="28"/>
                       <w:cs/>
                     </w:rPr>
-                    <w:lastRenderedPageBreak/>
                     <w:tab/>
                   </w:r>
                   <w:r>
@@ -16704,7 +18075,21 @@
         <w:rPr>
           <w:rFonts w:ascii="TH SarabunIT๙" w:hAnsi="TH SarabunIT๙" w:cs="TH SarabunIT๙"/>
         </w:rPr>
-        <w:t>{{school_name}}</w:t>
+        <w:t>{{</w:t>
+      </w:r>
+      <w:proofErr w:type="spellStart"/>
+      <w:r>
+        <w:rPr>
+          <w:rFonts w:ascii="TH SarabunIT๙" w:hAnsi="TH SarabunIT๙" w:cs="TH SarabunIT๙"/>
+        </w:rPr>
+        <w:t>school_name</w:t>
+      </w:r>
+      <w:proofErr w:type="spellEnd"/>
+      <w:r>
+        <w:rPr>
+          <w:rFonts w:ascii="TH SarabunIT๙" w:hAnsi="TH SarabunIT๙" w:cs="TH SarabunIT๙"/>
+        </w:rPr>
+        <w:t>}}</w:t>
       </w:r>
       <w:r>
         <w:rPr>
@@ -16938,11 +18323,11 @@
         <w:tblLook w:val="04A0" w:firstRow="1" w:lastRow="0" w:firstColumn="1" w:lastColumn="0" w:noHBand="0" w:noVBand="1"/>
       </w:tblPr>
       <w:tblGrid>
-        <w:gridCol w:w="480"/>
-        <w:gridCol w:w="3792"/>
-        <w:gridCol w:w="1316"/>
-        <w:gridCol w:w="1526"/>
-        <w:gridCol w:w="2086"/>
+        <w:gridCol w:w="704"/>
+        <w:gridCol w:w="3827"/>
+        <w:gridCol w:w="1057"/>
+        <w:gridCol w:w="1353"/>
+        <w:gridCol w:w="2259"/>
       </w:tblGrid>
       <w:tr>
         <w:trPr>
@@ -16950,7 +18335,7 @@
         </w:trPr>
         <w:tc>
           <w:tcPr>
-            <w:tcW w:w="481" w:type="dxa"/>
+            <w:tcW w:w="704" w:type="dxa"/>
           </w:tcPr>
           <w:p>
             <w:pPr>
@@ -16979,7 +18364,7 @@
         </w:tc>
         <w:tc>
           <w:tcPr>
-            <w:tcW w:w="3791" w:type="dxa"/>
+            <w:tcW w:w="3827" w:type="dxa"/>
           </w:tcPr>
           <w:p>
             <w:pPr>
@@ -17008,7 +18393,7 @@
         </w:tc>
         <w:tc>
           <w:tcPr>
-            <w:tcW w:w="1316" w:type="dxa"/>
+            <w:tcW w:w="1057" w:type="dxa"/>
           </w:tcPr>
           <w:p>
             <w:pPr>
@@ -17037,7 +18422,7 @@
         </w:tc>
         <w:tc>
           <w:tcPr>
-            <w:tcW w:w="1525" w:type="dxa"/>
+            <w:tcW w:w="1353" w:type="dxa"/>
           </w:tcPr>
           <w:p>
             <w:pPr>
@@ -17068,7 +18453,7 @@
         </w:tc>
         <w:tc>
           <w:tcPr>
-            <w:tcW w:w="2086" w:type="dxa"/>
+            <w:tcW w:w="2259" w:type="dxa"/>
           </w:tcPr>
           <w:p>
             <w:pPr>
@@ -17113,7 +18498,7 @@
         </w:trPr>
         <w:tc>
           <w:tcPr>
-            <w:tcW w:w="481" w:type="dxa"/>
+            <w:tcW w:w="704" w:type="dxa"/>
           </w:tcPr>
           <w:p>
             <w:pPr>
@@ -17129,13 +18514,29 @@
                 <w:rFonts w:ascii="TH SarabunIT๙" w:eastAsia="Calibri" w:hAnsi="TH SarabunIT๙" w:cs="TH SarabunIT๙"/>
                 <w:szCs w:val="32"/>
               </w:rPr>
-              <w:t>{{idx}}</w:t>
+              <w:t>{{</w:t>
+            </w:r>
+            <w:proofErr w:type="spellStart"/>
+            <w:r>
+              <w:rPr>
+                <w:rFonts w:ascii="TH SarabunIT๙" w:eastAsia="Calibri" w:hAnsi="TH SarabunIT๙" w:cs="TH SarabunIT๙"/>
+                <w:szCs w:val="32"/>
+              </w:rPr>
+              <w:t>idx</w:t>
+            </w:r>
+            <w:proofErr w:type="spellEnd"/>
+            <w:r>
+              <w:rPr>
+                <w:rFonts w:ascii="TH SarabunIT๙" w:eastAsia="Calibri" w:hAnsi="TH SarabunIT๙" w:cs="TH SarabunIT๙"/>
+                <w:szCs w:val="32"/>
+              </w:rPr>
+              <w:t>}}</w:t>
             </w:r>
           </w:p>
         </w:tc>
         <w:tc>
           <w:tcPr>
-            <w:tcW w:w="3791" w:type="dxa"/>
+            <w:tcW w:w="3827" w:type="dxa"/>
           </w:tcPr>
           <w:p>
             <w:pPr>
@@ -17150,13 +18551,29 @@
                 <w:rFonts w:ascii="TH SarabunIT๙" w:eastAsia="Calibri" w:hAnsi="TH SarabunIT๙" w:cs="TH SarabunIT๙"/>
                 <w:szCs w:val="32"/>
               </w:rPr>
-              <w:t>{{item_name}}</w:t>
+              <w:t>{{</w:t>
+            </w:r>
+            <w:proofErr w:type="spellStart"/>
+            <w:r>
+              <w:rPr>
+                <w:rFonts w:ascii="TH SarabunIT๙" w:eastAsia="Calibri" w:hAnsi="TH SarabunIT๙" w:cs="TH SarabunIT๙"/>
+                <w:szCs w:val="32"/>
+              </w:rPr>
+              <w:t>item_name</w:t>
+            </w:r>
+            <w:proofErr w:type="spellEnd"/>
+            <w:r>
+              <w:rPr>
+                <w:rFonts w:ascii="TH SarabunIT๙" w:eastAsia="Calibri" w:hAnsi="TH SarabunIT๙" w:cs="TH SarabunIT๙"/>
+                <w:szCs w:val="32"/>
+              </w:rPr>
+              <w:t>}}</w:t>
             </w:r>
           </w:p>
         </w:tc>
         <w:tc>
           <w:tcPr>
-            <w:tcW w:w="1316" w:type="dxa"/>
+            <w:tcW w:w="1057" w:type="dxa"/>
           </w:tcPr>
           <w:p>
             <w:pPr>
@@ -17180,7 +18597,7 @@
         </w:tc>
         <w:tc>
           <w:tcPr>
-            <w:tcW w:w="1525" w:type="dxa"/>
+            <w:tcW w:w="1353" w:type="dxa"/>
           </w:tcPr>
           <w:p>
             <w:pPr>
@@ -17196,13 +18613,29 @@
                 <w:rFonts w:ascii="TH SarabunIT๙" w:eastAsia="Calibri" w:hAnsi="TH SarabunIT๙" w:cs="TH SarabunIT๙"/>
                 <w:szCs w:val="32"/>
               </w:rPr>
-              <w:t>{{unit_price}}</w:t>
+              <w:t>{{</w:t>
+            </w:r>
+            <w:proofErr w:type="spellStart"/>
+            <w:r>
+              <w:rPr>
+                <w:rFonts w:ascii="TH SarabunIT๙" w:eastAsia="Calibri" w:hAnsi="TH SarabunIT๙" w:cs="TH SarabunIT๙"/>
+                <w:szCs w:val="32"/>
+              </w:rPr>
+              <w:t>unit_price</w:t>
+            </w:r>
+            <w:proofErr w:type="spellEnd"/>
+            <w:r>
+              <w:rPr>
+                <w:rFonts w:ascii="TH SarabunIT๙" w:eastAsia="Calibri" w:hAnsi="TH SarabunIT๙" w:cs="TH SarabunIT๙"/>
+                <w:szCs w:val="32"/>
+              </w:rPr>
+              <w:t>}}</w:t>
             </w:r>
           </w:p>
         </w:tc>
         <w:tc>
           <w:tcPr>
-            <w:tcW w:w="2086" w:type="dxa"/>
+            <w:tcW w:w="2259" w:type="dxa"/>
           </w:tcPr>
           <w:p>
             <w:pPr>
@@ -17218,7 +18651,23 @@
                 <w:rFonts w:ascii="TH SarabunIT๙" w:eastAsia="Calibri" w:hAnsi="TH SarabunIT๙" w:cs="TH SarabunIT๙"/>
                 <w:szCs w:val="32"/>
               </w:rPr>
-              <w:t>{{total_price}}</w:t>
+              <w:t>{{</w:t>
+            </w:r>
+            <w:proofErr w:type="spellStart"/>
+            <w:r>
+              <w:rPr>
+                <w:rFonts w:ascii="TH SarabunIT๙" w:eastAsia="Calibri" w:hAnsi="TH SarabunIT๙" w:cs="TH SarabunIT๙"/>
+                <w:szCs w:val="32"/>
+              </w:rPr>
+              <w:t>total_price</w:t>
+            </w:r>
+            <w:proofErr w:type="spellEnd"/>
+            <w:r>
+              <w:rPr>
+                <w:rFonts w:ascii="TH SarabunIT๙" w:eastAsia="Calibri" w:hAnsi="TH SarabunIT๙" w:cs="TH SarabunIT๙"/>
+                <w:szCs w:val="32"/>
+              </w:rPr>
+              <w:t>}}</w:t>
             </w:r>
           </w:p>
         </w:tc>
@@ -17229,7 +18678,7 @@
         </w:trPr>
         <w:tc>
           <w:tcPr>
-            <w:tcW w:w="4273" w:type="dxa"/>
+            <w:tcW w:w="4531" w:type="dxa"/>
             <w:gridSpan w:val="2"/>
             <w:vMerge w:val="restart"/>
           </w:tcPr>
@@ -17246,7 +18695,7 @@
         </w:tc>
         <w:tc>
           <w:tcPr>
-            <w:tcW w:w="2842" w:type="dxa"/>
+            <w:tcW w:w="2410" w:type="dxa"/>
             <w:gridSpan w:val="2"/>
           </w:tcPr>
           <w:p>
@@ -17273,7 +18722,7 @@
         </w:tc>
         <w:tc>
           <w:tcPr>
-            <w:tcW w:w="2086" w:type="dxa"/>
+            <w:tcW w:w="2259" w:type="dxa"/>
           </w:tcPr>
           <w:p>
             <w:pPr>
@@ -17314,7 +18763,7 @@
         </w:trPr>
         <w:tc>
           <w:tcPr>
-            <w:tcW w:w="4273" w:type="dxa"/>
+            <w:tcW w:w="4531" w:type="dxa"/>
             <w:gridSpan w:val="2"/>
             <w:vMerge/>
           </w:tcPr>
@@ -17331,7 +18780,7 @@
         </w:tc>
         <w:tc>
           <w:tcPr>
-            <w:tcW w:w="2842" w:type="dxa"/>
+            <w:tcW w:w="2410" w:type="dxa"/>
             <w:gridSpan w:val="2"/>
           </w:tcPr>
           <w:p>
@@ -17357,7 +18806,7 @@
         </w:tc>
         <w:tc>
           <w:tcPr>
-            <w:tcW w:w="2086" w:type="dxa"/>
+            <w:tcW w:w="2259" w:type="dxa"/>
           </w:tcPr>
           <w:p>
             <w:pPr>
@@ -17398,7 +18847,7 @@
         </w:trPr>
         <w:tc>
           <w:tcPr>
-            <w:tcW w:w="7114" w:type="dxa"/>
+            <w:tcW w:w="6941" w:type="dxa"/>
             <w:gridSpan w:val="4"/>
           </w:tcPr>
           <w:p>
@@ -17454,7 +18903,7 @@
         </w:tc>
         <w:tc>
           <w:tcPr>
-            <w:tcW w:w="2086" w:type="dxa"/>
+            <w:tcW w:w="2259" w:type="dxa"/>
           </w:tcPr>
           <w:p>
             <w:pPr>
@@ -17698,7 +19147,25 @@
           <w:sz w:val="32"/>
           <w:szCs w:val="32"/>
         </w:rPr>
-        <w:t>{{vendor_owner}}</w:t>
+        <w:t>{{</w:t>
+      </w:r>
+      <w:proofErr w:type="spellStart"/>
+      <w:r>
+        <w:rPr>
+          <w:rFonts w:ascii="TH SarabunIT๙" w:hAnsi="TH SarabunIT๙" w:cs="TH SarabunIT๙"/>
+          <w:sz w:val="32"/>
+          <w:szCs w:val="32"/>
+        </w:rPr>
+        <w:t>vendor_owner</w:t>
+      </w:r>
+      <w:proofErr w:type="spellEnd"/>
+      <w:r>
+        <w:rPr>
+          <w:rFonts w:ascii="TH SarabunIT๙" w:hAnsi="TH SarabunIT๙" w:cs="TH SarabunIT๙"/>
+          <w:sz w:val="32"/>
+          <w:szCs w:val="32"/>
+        </w:rPr>
+        <w:t>}}</w:t>
       </w:r>
       <w:r>
         <w:rPr>
@@ -17801,6 +19268,16 @@
     </w:p>
     <w:p>
       <w:pPr>
+        <w:shd w:val="clear" w:color="auto" w:fill="FFFFFF" w:themeFill="background1"/>
+        <w:rPr>
+          <w:rFonts w:ascii="TH SarabunIT๙" w:hAnsi="TH SarabunIT๙" w:cs="TH SarabunIT๙"/>
+          <w:sz w:val="32"/>
+          <w:szCs w:val="32"/>
+        </w:rPr>
+      </w:pPr>
+    </w:p>
+    <w:p>
+      <w:pPr>
         <w:pStyle w:val="1"/>
         <w:rPr>
           <w:rFonts w:ascii="TH SarabunIT๙" w:hAnsi="TH SarabunIT๙" w:cs="TH SarabunIT๙"/>
@@ -17871,7 +19348,25 @@
           <w:sz w:val="32"/>
           <w:szCs w:val="32"/>
         </w:rPr>
-        <w:t>{{school_name}}</w:t>
+        <w:t>{{</w:t>
+      </w:r>
+      <w:proofErr w:type="spellStart"/>
+      <w:r>
+        <w:rPr>
+          <w:rFonts w:ascii="TH SarabunIT๙" w:hAnsi="TH SarabunIT๙" w:cs="TH SarabunIT๙"/>
+          <w:sz w:val="32"/>
+          <w:szCs w:val="32"/>
+        </w:rPr>
+        <w:t>school_name</w:t>
+      </w:r>
+      <w:proofErr w:type="spellEnd"/>
+      <w:r>
+        <w:rPr>
+          <w:rFonts w:ascii="TH SarabunIT๙" w:hAnsi="TH SarabunIT๙" w:cs="TH SarabunIT๙"/>
+          <w:sz w:val="32"/>
+          <w:szCs w:val="32"/>
+        </w:rPr>
+        <w:t>}}</w:t>
       </w:r>
     </w:p>
     <w:p>
@@ -18011,7 +19506,23 @@
           <w:rFonts w:ascii="TH SarabunIT๙" w:hAnsi="TH SarabunIT๙" w:cs="TH SarabunIT๙"/>
           <w:sz w:val="32"/>
         </w:rPr>
-        <w:t>{{school_name}}</w:t>
+        <w:t>{{</w:t>
+      </w:r>
+      <w:proofErr w:type="spellStart"/>
+      <w:r>
+        <w:rPr>
+          <w:rFonts w:ascii="TH SarabunIT๙" w:hAnsi="TH SarabunIT๙" w:cs="TH SarabunIT๙"/>
+          <w:sz w:val="32"/>
+        </w:rPr>
+        <w:t>school_name</w:t>
+      </w:r>
+      <w:proofErr w:type="spellEnd"/>
+      <w:r>
+        <w:rPr>
+          <w:rFonts w:ascii="TH SarabunIT๙" w:hAnsi="TH SarabunIT๙" w:cs="TH SarabunIT๙"/>
+          <w:sz w:val="32"/>
+        </w:rPr>
+        <w:t>}}</w:t>
       </w:r>
     </w:p>
     <w:p>
@@ -18044,7 +19555,23 @@
           <w:rFonts w:ascii="TH SarabunIT๙" w:hAnsi="TH SarabunIT๙" w:cs="TH SarabunIT๙"/>
           <w:sz w:val="32"/>
         </w:rPr>
-        <w:t>{{school_name}}</w:t>
+        <w:t>{{</w:t>
+      </w:r>
+      <w:proofErr w:type="spellStart"/>
+      <w:r>
+        <w:rPr>
+          <w:rFonts w:ascii="TH SarabunIT๙" w:hAnsi="TH SarabunIT๙" w:cs="TH SarabunIT๙"/>
+          <w:sz w:val="32"/>
+        </w:rPr>
+        <w:t>school_name</w:t>
+      </w:r>
+      <w:proofErr w:type="spellEnd"/>
+      <w:r>
+        <w:rPr>
+          <w:rFonts w:ascii="TH SarabunIT๙" w:hAnsi="TH SarabunIT๙" w:cs="TH SarabunIT๙"/>
+          <w:sz w:val="32"/>
+        </w:rPr>
+        <w:t>}}</w:t>
       </w:r>
       <w:r>
         <w:rPr>
@@ -18343,7 +19870,23 @@
           <w:rFonts w:ascii="TH SarabunIT๙" w:hAnsi="TH SarabunIT๙" w:cs="TH SarabunIT๙"/>
           <w:sz w:val="32"/>
         </w:rPr>
-        <w:t>{{vendor_owner}}</w:t>
+        <w:t>{{</w:t>
+      </w:r>
+      <w:proofErr w:type="spellStart"/>
+      <w:r>
+        <w:rPr>
+          <w:rFonts w:ascii="TH SarabunIT๙" w:hAnsi="TH SarabunIT๙" w:cs="TH SarabunIT๙"/>
+          <w:sz w:val="32"/>
+        </w:rPr>
+        <w:t>vendor_owner</w:t>
+      </w:r>
+      <w:proofErr w:type="spellEnd"/>
+      <w:r>
+        <w:rPr>
+          <w:rFonts w:ascii="TH SarabunIT๙" w:hAnsi="TH SarabunIT๙" w:cs="TH SarabunIT๙"/>
+          <w:sz w:val="32"/>
+        </w:rPr>
+        <w:t>}}</w:t>
       </w:r>
       <w:r>
         <w:rPr>
@@ -18597,7 +20140,7 @@
           <w:szCs w:val="32"/>
           <w:cs/>
         </w:rPr>
-        <w:t xml:space="preserve"> เลขที่ </w:t>
+        <w:t xml:space="preserve"> เลขที่</w:t>
       </w:r>
       <w:r>
         <w:rPr>
@@ -18632,7 +20175,27 @@
           <w:sz w:val="32"/>
           <w:szCs w:val="32"/>
         </w:rPr>
-        <w:t>{{date_contract_signed}}</w:t>
+        <w:t>{{</w:t>
+      </w:r>
+      <w:proofErr w:type="spellStart"/>
+      <w:r>
+        <w:rPr>
+          <w:rFonts w:ascii="TH SarabunIT๙" w:hAnsi="TH SarabunIT๙" w:cs="TH SarabunIT๙"/>
+          <w:noProof/>
+          <w:sz w:val="32"/>
+          <w:szCs w:val="32"/>
+        </w:rPr>
+        <w:t>date_contract_signed</w:t>
+      </w:r>
+      <w:proofErr w:type="spellEnd"/>
+      <w:r>
+        <w:rPr>
+          <w:rFonts w:ascii="TH SarabunIT๙" w:hAnsi="TH SarabunIT๙" w:cs="TH SarabunIT๙"/>
+          <w:noProof/>
+          <w:sz w:val="32"/>
+          <w:szCs w:val="32"/>
+        </w:rPr>
+        <w:t>}}</w:t>
       </w:r>
       <w:r>
         <w:rPr>
@@ -18649,7 +20212,25 @@
           <w:sz w:val="32"/>
           <w:szCs w:val="32"/>
         </w:rPr>
-        <w:t>{{school_name}}</w:t>
+        <w:t>{{</w:t>
+      </w:r>
+      <w:proofErr w:type="spellStart"/>
+      <w:r>
+        <w:rPr>
+          <w:rFonts w:ascii="TH SarabunIT๙" w:hAnsi="TH SarabunIT๙" w:cs="TH SarabunIT๙"/>
+          <w:sz w:val="32"/>
+          <w:szCs w:val="32"/>
+        </w:rPr>
+        <w:t>school_name</w:t>
+      </w:r>
+      <w:proofErr w:type="spellEnd"/>
+      <w:r>
+        <w:rPr>
+          <w:rFonts w:ascii="TH SarabunIT๙" w:hAnsi="TH SarabunIT๙" w:cs="TH SarabunIT๙"/>
+          <w:sz w:val="32"/>
+          <w:szCs w:val="32"/>
+        </w:rPr>
+        <w:t>}}</w:t>
       </w:r>
       <w:r>
         <w:rPr>
@@ -18810,7 +20391,27 @@
           <w:sz w:val="32"/>
           <w:szCs w:val="32"/>
         </w:rPr>
-        <w:t>{{inspector_title_group}}</w:t>
+        <w:t>{{</w:t>
+      </w:r>
+      <w:proofErr w:type="spellStart"/>
+      <w:r>
+        <w:rPr>
+          <w:rFonts w:ascii="TH SarabunIT๙" w:hAnsi="TH SarabunIT๙" w:cs="TH SarabunIT๙"/>
+          <w:noProof/>
+          <w:sz w:val="32"/>
+          <w:szCs w:val="32"/>
+        </w:rPr>
+        <w:t>inspector_title_group</w:t>
+      </w:r>
+      <w:proofErr w:type="spellEnd"/>
+      <w:r>
+        <w:rPr>
+          <w:rFonts w:ascii="TH SarabunIT๙" w:hAnsi="TH SarabunIT๙" w:cs="TH SarabunIT๙"/>
+          <w:noProof/>
+          <w:sz w:val="32"/>
+          <w:szCs w:val="32"/>
+        </w:rPr>
+        <w:t>}}</w:t>
       </w:r>
       <w:r>
         <w:rPr>
@@ -18911,7 +20512,7 @@
           <w:szCs w:val="32"/>
         </w:rPr>
         <w:pict w14:anchorId="5056881A">
-          <v:shape id="_x0000_i1030" type="#_x0000_t75" alt="" style="width:20.45pt;height:20.45pt;mso-width-percent:0;mso-height-percent:0;mso-width-percent:0;mso-height-percent:0">
+          <v:shape id="_x0000_i1030" type="#_x0000_t75" alt="" style="width:20.55pt;height:20.55pt;mso-width-percent:0;mso-height-percent:0;mso-width-percent:0;mso-height-percent:0">
             <v:imagedata r:id="rId10" o:title=""/>
           </v:shape>
         </w:pict>
@@ -18950,7 +20551,7 @@
           <w:szCs w:val="32"/>
         </w:rPr>
         <w:pict w14:anchorId="769483F4">
-          <v:shape id="_x0000_i1029" type="#_x0000_t75" alt="" style="width:20.45pt;height:20.45pt;mso-width-percent:0;mso-height-percent:0;mso-width-percent:0;mso-height-percent:0">
+          <v:shape id="_x0000_i1029" type="#_x0000_t75" alt="" style="width:20.55pt;height:20.55pt;mso-width-percent:0;mso-height-percent:0;mso-width-percent:0;mso-height-percent:0">
             <v:imagedata r:id="rId10" o:title=""/>
           </v:shape>
         </w:pict>
@@ -18989,7 +20590,7 @@
           <w:szCs w:val="32"/>
         </w:rPr>
         <w:pict w14:anchorId="62DE4633">
-          <v:shape id="_x0000_i1028" type="#_x0000_t75" alt="" style="width:20.45pt;height:20.45pt;mso-width-percent:0;mso-height-percent:0;mso-width-percent:0;mso-height-percent:0">
+          <v:shape id="_x0000_i1028" type="#_x0000_t75" alt="" style="width:20.55pt;height:20.55pt;mso-width-percent:0;mso-height-percent:0;mso-width-percent:0;mso-height-percent:0">
             <v:imagedata r:id="rId11" o:title=""/>
           </v:shape>
         </w:pict>
@@ -19046,7 +20647,7 @@
           <w:szCs w:val="32"/>
         </w:rPr>
         <w:pict w14:anchorId="60DF28AD">
-          <v:shape id="_x0000_i1027" type="#_x0000_t75" alt="" style="width:20.45pt;height:20.45pt;mso-width-percent:0;mso-height-percent:0;mso-width-percent:0;mso-height-percent:0">
+          <v:shape id="_x0000_i1027" type="#_x0000_t75" alt="" style="width:20.55pt;height:20.55pt;mso-width-percent:0;mso-height-percent:0;mso-width-percent:0;mso-height-percent:0">
             <v:imagedata r:id="rId11" o:title=""/>
           </v:shape>
         </w:pict>
@@ -19085,7 +20686,7 @@
           <w:szCs w:val="32"/>
         </w:rPr>
         <w:pict w14:anchorId="26CBF992">
-          <v:shape id="_x0000_i1026" type="#_x0000_t75" alt="" style="width:20.45pt;height:20.45pt;mso-width-percent:0;mso-height-percent:0;mso-width-percent:0;mso-height-percent:0">
+          <v:shape id="_x0000_i1026" type="#_x0000_t75" alt="" style="width:20.55pt;height:20.55pt;mso-width-percent:0;mso-height-percent:0;mso-width-percent:0;mso-height-percent:0">
             <v:imagedata r:id="rId10" o:title=""/>
           </v:shape>
         </w:pict>
@@ -19674,16 +21275,6 @@
         </w:rPr>
         <w:t>{{inspection_control_number}}</w:t>
       </w:r>
-    </w:p>
-    <w:p>
-      <w:pPr>
-        <w:spacing w:after="0" w:line="240" w:lineRule="auto"/>
-        <w:rPr>
-          <w:rFonts w:ascii="TH SarabunIT๙" w:hAnsi="TH SarabunIT๙" w:cs="TH SarabunIT๙"/>
-          <w:sz w:val="32"/>
-          <w:szCs w:val="32"/>
-        </w:rPr>
-      </w:pPr>
     </w:p>
     <w:p>
       <w:pPr>
@@ -19737,11 +21328,12 @@
           <w:sz w:val="32"/>
           <w:szCs w:val="32"/>
         </w:rPr>
+        <w:lastRenderedPageBreak/>
         <w:object w:dxaOrig="1440" w:dyaOrig="1440" w14:anchorId="59C9801C">
           <v:shape id="_x0000_s1026" type="#_x0000_t75" alt="" style="position:absolute;left:0;text-align:left;margin-left:-.8pt;margin-top:-20.55pt;width:53.4pt;height:57.75pt;z-index:251662336;mso-wrap-edited:f;mso-width-percent:0;mso-height-percent:0;mso-position-horizontal-relative:text;mso-position-vertical-relative:text;mso-width-percent:0;mso-height-percent:0" fillcolor="window">
             <v:imagedata r:id="rId6" o:title=""/>
           </v:shape>
-          <o:OLEObject Type="Embed" ProgID="Word.Picture.8" ShapeID="_x0000_s1026" DrawAspect="Content" ObjectID="_1847426886" r:id="rId12"/>
+          <o:OLEObject Type="Embed" ProgID="Word.Picture.8" ShapeID="_x0000_s1026" DrawAspect="Content" ObjectID="_1847444682" r:id="rId12"/>
         </w:object>
       </w:r>
       <w:r>
@@ -19794,7 +21386,23 @@
           <w:rFonts w:ascii="TH SarabunIT๙" w:hAnsi="TH SarabunIT๙" w:cs="TH SarabunIT๙"/>
           <w:szCs w:val="32"/>
         </w:rPr>
-        <w:t>{{school_name}}</w:t>
+        <w:t>{{</w:t>
+      </w:r>
+      <w:proofErr w:type="spellStart"/>
+      <w:r>
+        <w:rPr>
+          <w:rFonts w:ascii="TH SarabunIT๙" w:hAnsi="TH SarabunIT๙" w:cs="TH SarabunIT๙"/>
+          <w:szCs w:val="32"/>
+        </w:rPr>
+        <w:t>school_name</w:t>
+      </w:r>
+      <w:proofErr w:type="spellEnd"/>
+      <w:r>
+        <w:rPr>
+          <w:rFonts w:ascii="TH SarabunIT๙" w:hAnsi="TH SarabunIT๙" w:cs="TH SarabunIT๙"/>
+          <w:szCs w:val="32"/>
+        </w:rPr>
+        <w:t>}}</w:t>
       </w:r>
     </w:p>
     <w:p>
@@ -19971,7 +21579,23 @@
           <w:rFonts w:ascii="TH SarabunIT๙" w:hAnsi="TH SarabunIT๙" w:cs="TH SarabunIT๙"/>
           <w:szCs w:val="32"/>
         </w:rPr>
-        <w:t>{{school_name}}</w:t>
+        <w:t>{{</w:t>
+      </w:r>
+      <w:proofErr w:type="spellStart"/>
+      <w:r>
+        <w:rPr>
+          <w:rFonts w:ascii="TH SarabunIT๙" w:hAnsi="TH SarabunIT๙" w:cs="TH SarabunIT๙"/>
+          <w:szCs w:val="32"/>
+        </w:rPr>
+        <w:t>school_name</w:t>
+      </w:r>
+      <w:proofErr w:type="spellEnd"/>
+      <w:r>
+        <w:rPr>
+          <w:rFonts w:ascii="TH SarabunIT๙" w:hAnsi="TH SarabunIT๙" w:cs="TH SarabunIT๙"/>
+          <w:szCs w:val="32"/>
+        </w:rPr>
+        <w:t>}}</w:t>
       </w:r>
     </w:p>
     <w:p>
@@ -20012,7 +21636,25 @@
           <w:sz w:val="32"/>
           <w:szCs w:val="32"/>
         </w:rPr>
-        <w:t>{{school_name}}</w:t>
+        <w:t>{{</w:t>
+      </w:r>
+      <w:proofErr w:type="spellStart"/>
+      <w:r>
+        <w:rPr>
+          <w:rFonts w:ascii="TH SarabunIT๙" w:hAnsi="TH SarabunIT๙" w:cs="TH SarabunIT๙"/>
+          <w:sz w:val="32"/>
+          <w:szCs w:val="32"/>
+        </w:rPr>
+        <w:t>school_name</w:t>
+      </w:r>
+      <w:proofErr w:type="spellEnd"/>
+      <w:r>
+        <w:rPr>
+          <w:rFonts w:ascii="TH SarabunIT๙" w:hAnsi="TH SarabunIT๙" w:cs="TH SarabunIT๙"/>
+          <w:sz w:val="32"/>
+          <w:szCs w:val="32"/>
+        </w:rPr>
+        <w:t>}}</w:t>
       </w:r>
       <w:r>
         <w:rPr>
@@ -20110,7 +21752,27 @@
           <w:sz w:val="32"/>
           <w:szCs w:val="32"/>
         </w:rPr>
-        <w:t>{{date_contract_signed}}</w:t>
+        <w:t>{{</w:t>
+      </w:r>
+      <w:proofErr w:type="spellStart"/>
+      <w:r>
+        <w:rPr>
+          <w:rFonts w:ascii="TH SarabunIT๙" w:hAnsi="TH SarabunIT๙" w:cs="TH SarabunIT๙"/>
+          <w:noProof/>
+          <w:sz w:val="32"/>
+          <w:szCs w:val="32"/>
+        </w:rPr>
+        <w:t>date_contract_signed</w:t>
+      </w:r>
+      <w:proofErr w:type="spellEnd"/>
+      <w:r>
+        <w:rPr>
+          <w:rFonts w:ascii="TH SarabunIT๙" w:hAnsi="TH SarabunIT๙" w:cs="TH SarabunIT๙"/>
+          <w:noProof/>
+          <w:sz w:val="32"/>
+          <w:szCs w:val="32"/>
+        </w:rPr>
+        <w:t>}}</w:t>
       </w:r>
       <w:r>
         <w:rPr>
@@ -20574,14 +22236,6 @@
       <w:r>
         <w:rPr>
           <w:rFonts w:ascii="TH SarabunIT๙" w:hAnsi="TH SarabunIT๙" w:cs="TH SarabunIT๙"/>
-          <w:noProof/>
-          <w:szCs w:val="32"/>
-        </w:rPr>
-        <w:tab/>
-      </w:r>
-      <w:r>
-        <w:rPr>
-          <w:rFonts w:ascii="TH SarabunIT๙" w:hAnsi="TH SarabunIT๙" w:cs="TH SarabunIT๙"/>
           <w:szCs w:val="32"/>
           <w:cs/>
         </w:rPr>
@@ -20870,7 +22524,25 @@
           <w:sz w:val="32"/>
           <w:szCs w:val="32"/>
         </w:rPr>
-        <w:t>{{finance_officer}}</w:t>
+        <w:t>{{</w:t>
+      </w:r>
+      <w:proofErr w:type="spellStart"/>
+      <w:r>
+        <w:rPr>
+          <w:rFonts w:ascii="TH SarabunIT๙" w:hAnsi="TH SarabunIT๙" w:cs="TH SarabunIT๙"/>
+          <w:sz w:val="32"/>
+          <w:szCs w:val="32"/>
+        </w:rPr>
+        <w:t>finance_officer</w:t>
+      </w:r>
+      <w:proofErr w:type="spellEnd"/>
+      <w:r>
+        <w:rPr>
+          <w:rFonts w:ascii="TH SarabunIT๙" w:hAnsi="TH SarabunIT๙" w:cs="TH SarabunIT๙"/>
+          <w:sz w:val="32"/>
+          <w:szCs w:val="32"/>
+        </w:rPr>
+        <w:t>}}</w:t>
       </w:r>
       <w:r>
         <w:rPr>
@@ -20911,15 +22583,6 @@
     </w:p>
     <w:p>
       <w:pPr>
-        <w:pStyle w:val="a8"/>
-        <w:rPr>
-          <w:rFonts w:ascii="TH SarabunIT๙" w:hAnsi="TH SarabunIT๙" w:cs="TH SarabunIT๙"/>
-          <w:szCs w:val="32"/>
-        </w:rPr>
-      </w:pPr>
-    </w:p>
-    <w:p>
-      <w:pPr>
         <w:tabs>
           <w:tab w:val="left" w:pos="426"/>
           <w:tab w:val="left" w:pos="5387"/>
@@ -21027,7 +22690,23 @@
           <w:rFonts w:ascii="TH SarabunIT๙" w:hAnsi="TH SarabunIT๙" w:cs="TH SarabunIT๙"/>
           <w:szCs w:val="32"/>
         </w:rPr>
-        <w:t>{{director_name}}</w:t>
+        <w:t>{{</w:t>
+      </w:r>
+      <w:proofErr w:type="spellStart"/>
+      <w:r>
+        <w:rPr>
+          <w:rFonts w:ascii="TH SarabunIT๙" w:hAnsi="TH SarabunIT๙" w:cs="TH SarabunIT๙"/>
+          <w:szCs w:val="32"/>
+        </w:rPr>
+        <w:t>director_name</w:t>
+      </w:r>
+      <w:proofErr w:type="spellEnd"/>
+      <w:r>
+        <w:rPr>
+          <w:rFonts w:ascii="TH SarabunIT๙" w:hAnsi="TH SarabunIT๙" w:cs="TH SarabunIT๙"/>
+          <w:szCs w:val="32"/>
+        </w:rPr>
+        <w:t>}}</w:t>
       </w:r>
       <w:r>
         <w:rPr>
@@ -21073,7 +22752,25 @@
           <w:sz w:val="32"/>
           <w:szCs w:val="32"/>
         </w:rPr>
-        <w:t>{{school_name}}</w:t>
+        <w:t>{{</w:t>
+      </w:r>
+      <w:proofErr w:type="spellStart"/>
+      <w:r>
+        <w:rPr>
+          <w:rFonts w:ascii="TH SarabunIT๙" w:hAnsi="TH SarabunIT๙" w:cs="TH SarabunIT๙"/>
+          <w:sz w:val="32"/>
+          <w:szCs w:val="32"/>
+        </w:rPr>
+        <w:t>school_name</w:t>
+      </w:r>
+      <w:proofErr w:type="spellEnd"/>
+      <w:r>
+        <w:rPr>
+          <w:rFonts w:ascii="TH SarabunIT๙" w:hAnsi="TH SarabunIT๙" w:cs="TH SarabunIT๙"/>
+          <w:sz w:val="32"/>
+          <w:szCs w:val="32"/>
+        </w:rPr>
+        <w:t>}}</w:t>
       </w:r>
       <w:r>
         <w:rPr>
@@ -21084,6 +22781,19 @@
         </w:rPr>
         <w:t xml:space="preserve"> </w:t>
       </w:r>
+    </w:p>
+    <w:p>
+      <w:pPr>
+        <w:tabs>
+          <w:tab w:val="left" w:pos="426"/>
+        </w:tabs>
+        <w:jc w:val="center"/>
+        <w:rPr>
+          <w:rFonts w:ascii="TH SarabunIT๙" w:hAnsi="TH SarabunIT๙" w:cs="TH SarabunIT๙"/>
+          <w:sz w:val="32"/>
+          <w:szCs w:val="32"/>
+        </w:rPr>
+      </w:pPr>
     </w:p>
     <w:p>
       <w:pPr>
@@ -21384,7 +23094,23 @@
           <w:rFonts w:ascii="TH SarabunIT๙" w:hAnsi="TH SarabunIT๙" w:cs="TH SarabunIT๙"/>
           <w:szCs w:val="32"/>
         </w:rPr>
-        <w:t>{{school_name}}</w:t>
+        <w:t>{{</w:t>
+      </w:r>
+      <w:proofErr w:type="spellStart"/>
+      <w:r>
+        <w:rPr>
+          <w:rFonts w:ascii="TH SarabunIT๙" w:hAnsi="TH SarabunIT๙" w:cs="TH SarabunIT๙"/>
+          <w:szCs w:val="32"/>
+        </w:rPr>
+        <w:t>school_name</w:t>
+      </w:r>
+      <w:proofErr w:type="spellEnd"/>
+      <w:r>
+        <w:rPr>
+          <w:rFonts w:ascii="TH SarabunIT๙" w:hAnsi="TH SarabunIT๙" w:cs="TH SarabunIT๙"/>
+          <w:szCs w:val="32"/>
+        </w:rPr>
+        <w:t>}}</w:t>
       </w:r>
       <w:r>
         <w:rPr>
@@ -21407,12 +23133,28 @@
           <w:rFonts w:ascii="TH SarabunIT๙" w:eastAsia="Times New Roman" w:hAnsi="TH SarabunIT๙" w:cs="TH SarabunIT๙"/>
           <w:szCs w:val="32"/>
         </w:rPr>
-        <w:t>{{school_amphoe}}</w:t>
-      </w:r>
+        <w:t>{{</w:t>
+      </w:r>
+      <w:proofErr w:type="spellStart"/>
       <w:r>
         <w:rPr>
           <w:rFonts w:ascii="TH SarabunIT๙" w:eastAsia="Times New Roman" w:hAnsi="TH SarabunIT๙" w:cs="TH SarabunIT๙"/>
           <w:szCs w:val="32"/>
+        </w:rPr>
+        <w:t>school_amphoe</w:t>
+      </w:r>
+      <w:proofErr w:type="spellEnd"/>
+      <w:r>
+        <w:rPr>
+          <w:rFonts w:ascii="TH SarabunIT๙" w:eastAsia="Times New Roman" w:hAnsi="TH SarabunIT๙" w:cs="TH SarabunIT๙"/>
+          <w:szCs w:val="32"/>
+        </w:rPr>
+        <w:t>}}</w:t>
+      </w:r>
+      <w:r>
+        <w:rPr>
+          <w:rFonts w:ascii="TH SarabunIT๙" w:eastAsia="Times New Roman" w:hAnsi="TH SarabunIT๙" w:cs="TH SarabunIT๙"/>
+          <w:szCs w:val="32"/>
           <w:cs/>
         </w:rPr>
         <w:t xml:space="preserve"> จังหวัด</w:t>
@@ -21422,7 +23164,23 @@
           <w:rFonts w:ascii="TH SarabunIT๙" w:eastAsia="Times New Roman" w:hAnsi="TH SarabunIT๙" w:cs="TH SarabunIT๙"/>
           <w:szCs w:val="32"/>
         </w:rPr>
-        <w:t>{{school_changwat}}</w:t>
+        <w:t>{{</w:t>
+      </w:r>
+      <w:proofErr w:type="spellStart"/>
+      <w:r>
+        <w:rPr>
+          <w:rFonts w:ascii="TH SarabunIT๙" w:eastAsia="Times New Roman" w:hAnsi="TH SarabunIT๙" w:cs="TH SarabunIT๙"/>
+          <w:szCs w:val="32"/>
+        </w:rPr>
+        <w:t>school_changwat</w:t>
+      </w:r>
+      <w:proofErr w:type="spellEnd"/>
+      <w:r>
+        <w:rPr>
+          <w:rFonts w:ascii="TH SarabunIT๙" w:eastAsia="Times New Roman" w:hAnsi="TH SarabunIT๙" w:cs="TH SarabunIT๙"/>
+          <w:szCs w:val="32"/>
+        </w:rPr>
+        <w:t>}}</w:t>
       </w:r>
     </w:p>
     <w:p>
@@ -21469,9 +23227,9 @@
       </w:tblPr>
       <w:tblGrid>
         <w:gridCol w:w="719"/>
-        <w:gridCol w:w="3522"/>
-        <w:gridCol w:w="1323"/>
-        <w:gridCol w:w="1323"/>
+        <w:gridCol w:w="3954"/>
+        <w:gridCol w:w="1134"/>
+        <w:gridCol w:w="1080"/>
         <w:gridCol w:w="2313"/>
       </w:tblGrid>
       <w:tr>
@@ -21523,7 +23281,7 @@
         </w:tc>
         <w:tc>
           <w:tcPr>
-            <w:tcW w:w="3522" w:type="dxa"/>
+            <w:tcW w:w="3954" w:type="dxa"/>
             <w:vMerge w:val="restart"/>
             <w:vAlign w:val="center"/>
           </w:tcPr>
@@ -21548,7 +23306,7 @@
         </w:tc>
         <w:tc>
           <w:tcPr>
-            <w:tcW w:w="2646" w:type="dxa"/>
+            <w:tcW w:w="2214" w:type="dxa"/>
             <w:gridSpan w:val="2"/>
             <w:vAlign w:val="center"/>
           </w:tcPr>
@@ -21621,7 +23379,7 @@
         </w:tc>
         <w:tc>
           <w:tcPr>
-            <w:tcW w:w="3522" w:type="dxa"/>
+            <w:tcW w:w="3954" w:type="dxa"/>
             <w:vMerge/>
             <w:vAlign w:val="center"/>
           </w:tcPr>
@@ -21639,7 +23397,7 @@
         </w:tc>
         <w:tc>
           <w:tcPr>
-            <w:tcW w:w="1323" w:type="dxa"/>
+            <w:tcW w:w="1134" w:type="dxa"/>
             <w:vAlign w:val="center"/>
           </w:tcPr>
           <w:p>
@@ -21663,7 +23421,7 @@
         </w:tc>
         <w:tc>
           <w:tcPr>
-            <w:tcW w:w="1323" w:type="dxa"/>
+            <w:tcW w:w="1080" w:type="dxa"/>
             <w:vAlign w:val="center"/>
           </w:tcPr>
           <w:p>
@@ -21725,13 +23483,29 @@
                 <w:rFonts w:ascii="TH SarabunIT๙" w:eastAsia="Calibri" w:hAnsi="TH SarabunIT๙" w:cs="TH SarabunIT๙"/>
                 <w:szCs w:val="32"/>
               </w:rPr>
-              <w:t>{{idx}}</w:t>
+              <w:t>{{</w:t>
+            </w:r>
+            <w:proofErr w:type="spellStart"/>
+            <w:r>
+              <w:rPr>
+                <w:rFonts w:ascii="TH SarabunIT๙" w:eastAsia="Calibri" w:hAnsi="TH SarabunIT๙" w:cs="TH SarabunIT๙"/>
+                <w:szCs w:val="32"/>
+              </w:rPr>
+              <w:t>idx</w:t>
+            </w:r>
+            <w:proofErr w:type="spellEnd"/>
+            <w:r>
+              <w:rPr>
+                <w:rFonts w:ascii="TH SarabunIT๙" w:eastAsia="Calibri" w:hAnsi="TH SarabunIT๙" w:cs="TH SarabunIT๙"/>
+                <w:szCs w:val="32"/>
+              </w:rPr>
+              <w:t>}}</w:t>
             </w:r>
           </w:p>
         </w:tc>
         <w:tc>
           <w:tcPr>
-            <w:tcW w:w="3522" w:type="dxa"/>
+            <w:tcW w:w="3954" w:type="dxa"/>
           </w:tcPr>
           <w:p>
             <w:pPr>
@@ -21746,13 +23520,29 @@
                 <w:rFonts w:ascii="TH SarabunIT๙" w:eastAsia="Calibri" w:hAnsi="TH SarabunIT๙" w:cs="TH SarabunIT๙"/>
                 <w:szCs w:val="32"/>
               </w:rPr>
-              <w:t>{{item_name}}</w:t>
+              <w:t>{{</w:t>
+            </w:r>
+            <w:proofErr w:type="spellStart"/>
+            <w:r>
+              <w:rPr>
+                <w:rFonts w:ascii="TH SarabunIT๙" w:eastAsia="Calibri" w:hAnsi="TH SarabunIT๙" w:cs="TH SarabunIT๙"/>
+                <w:szCs w:val="32"/>
+              </w:rPr>
+              <w:t>item_name</w:t>
+            </w:r>
+            <w:proofErr w:type="spellEnd"/>
+            <w:r>
+              <w:rPr>
+                <w:rFonts w:ascii="TH SarabunIT๙" w:eastAsia="Calibri" w:hAnsi="TH SarabunIT๙" w:cs="TH SarabunIT๙"/>
+                <w:szCs w:val="32"/>
+              </w:rPr>
+              <w:t>}}</w:t>
             </w:r>
           </w:p>
         </w:tc>
         <w:tc>
           <w:tcPr>
-            <w:tcW w:w="1323" w:type="dxa"/>
+            <w:tcW w:w="1134" w:type="dxa"/>
           </w:tcPr>
           <w:p>
             <w:pPr>
@@ -21775,7 +23565,7 @@
         </w:tc>
         <w:tc>
           <w:tcPr>
-            <w:tcW w:w="1323" w:type="dxa"/>
+            <w:tcW w:w="1080" w:type="dxa"/>
           </w:tcPr>
           <w:p>
             <w:pPr>
@@ -21961,7 +23751,23 @@
                 <w:rFonts w:ascii="TH SarabunIT๙" w:hAnsi="TH SarabunIT๙" w:cs="TH SarabunIT๙"/>
                 <w:szCs w:val="32"/>
               </w:rPr>
-              <w:t>{{director_name}}</w:t>
+              <w:t>{{</w:t>
+            </w:r>
+            <w:proofErr w:type="spellStart"/>
+            <w:r>
+              <w:rPr>
+                <w:rFonts w:ascii="TH SarabunIT๙" w:hAnsi="TH SarabunIT๙" w:cs="TH SarabunIT๙"/>
+                <w:szCs w:val="32"/>
+              </w:rPr>
+              <w:t>director_name</w:t>
+            </w:r>
+            <w:proofErr w:type="spellEnd"/>
+            <w:r>
+              <w:rPr>
+                <w:rFonts w:ascii="TH SarabunIT๙" w:hAnsi="TH SarabunIT๙" w:cs="TH SarabunIT๙"/>
+                <w:szCs w:val="32"/>
+              </w:rPr>
+              <w:t>}}</w:t>
             </w:r>
             <w:r>
               <w:rPr>
@@ -22158,7 +23964,23 @@
                 <w:rFonts w:ascii="TH SarabunIT๙" w:hAnsi="TH SarabunIT๙" w:cs="TH SarabunIT๙"/>
                 <w:szCs w:val="32"/>
               </w:rPr>
-              <w:t>{{procurement_officer}}</w:t>
+              <w:t>{{</w:t>
+            </w:r>
+            <w:proofErr w:type="spellStart"/>
+            <w:r>
+              <w:rPr>
+                <w:rFonts w:ascii="TH SarabunIT๙" w:hAnsi="TH SarabunIT๙" w:cs="TH SarabunIT๙"/>
+                <w:szCs w:val="32"/>
+              </w:rPr>
+              <w:t>procurement_officer</w:t>
+            </w:r>
+            <w:proofErr w:type="spellEnd"/>
+            <w:r>
+              <w:rPr>
+                <w:rFonts w:ascii="TH SarabunIT๙" w:hAnsi="TH SarabunIT๙" w:cs="TH SarabunIT๙"/>
+                <w:szCs w:val="32"/>
+              </w:rPr>
+              <w:t>}}</w:t>
             </w:r>
             <w:r>
               <w:rPr>

--- a/assets/templates/master_template.docx
+++ b/assets/templates/master_template.docx
@@ -45,7 +45,7 @@
           <v:shape id="_x0000_s1028" type="#_x0000_t75" alt="" style="position:absolute;left:0;text-align:left;margin-left:-3.15pt;margin-top:-15.85pt;width:53.4pt;height:57.75pt;z-index:251663360;mso-wrap-edited:f;mso-width-percent:0;mso-height-percent:0;mso-position-horizontal-relative:text;mso-position-vertical-relative:text;mso-width-percent:0;mso-height-percent:0" fillcolor="window">
             <v:imagedata r:id="rId6" o:title=""/>
           </v:shape>
-          <o:OLEObject Type="Embed" ProgID="Word.Picture.8" ShapeID="_x0000_s1028" DrawAspect="Content" ObjectID="_1847444684" r:id="rId7"/>
+          <o:OLEObject Type="Embed" ProgID="Word.Picture.8" ShapeID="_x0000_s1028" DrawAspect="Content" ObjectID="_1847459433" r:id="rId7"/>
         </w:object>
       </w:r>
       <w:r>
@@ -1711,7 +1711,7 @@
           <v:shape id="_x0000_s1027" type="#_x0000_t75" alt="" style="position:absolute;left:0;text-align:left;margin-left:-1.5pt;margin-top:-20.3pt;width:53.4pt;height:57.75pt;z-index:251660288;mso-wrap-edited:f;mso-width-percent:0;mso-height-percent:0;mso-position-horizontal-relative:text;mso-position-vertical-relative:text;mso-width-percent:0;mso-height-percent:0" fillcolor="window">
             <v:imagedata r:id="rId6" o:title=""/>
           </v:shape>
-          <o:OLEObject Type="Embed" ProgID="Word.Picture.8" ShapeID="_x0000_s1027" DrawAspect="Content" ObjectID="_1847444683" r:id="rId8"/>
+          <o:OLEObject Type="Embed" ProgID="Word.Picture.8" ShapeID="_x0000_s1027" DrawAspect="Content" ObjectID="_1847459432" r:id="rId8"/>
         </w:object>
       </w:r>
       <w:r>
@@ -17668,7 +17668,7 @@
                     <w:shd w:val="clear" w:color="auto" w:fill="FFFFFF" w:themeFill="background1"/>
                     <w:tabs>
                       <w:tab w:val="left" w:pos="308"/>
-                      <w:tab w:val="left" w:pos="5127"/>
+                      <w:tab w:val="left" w:pos="4978"/>
                     </w:tabs>
                     <w:spacing w:after="0" w:line="240" w:lineRule="auto"/>
                     <w:rPr>
@@ -17729,7 +17729,22 @@
                       <w:sz w:val="28"/>
                       <w:cs/>
                     </w:rPr>
-                    <w:t>ผู้รับงาน</w:t>
+                    <w:t>ผู้รับ</w:t>
+                  </w:r>
+                  <w:r>
+                    <w:rPr>
+                      <w:rFonts w:ascii="TH SarabunIT๙" w:hAnsi="TH SarabunIT๙" w:cs="TH SarabunIT๙"/>
+                      <w:cs/>
+                    </w:rPr>
+                    <w:t>ใบสั่ง</w:t>
+                  </w:r>
+                  <w:r>
+                    <w:rPr>
+                      <w:rFonts w:ascii="TH SarabunIT๙" w:eastAsia="Times New Roman" w:hAnsi="TH SarabunIT๙" w:cs="TH SarabunIT๙"/>
+                      <w:noProof/>
+                      <w:sz w:val="28"/>
+                    </w:rPr>
+                    <w:t>{{order_type}}</w:t>
                   </w:r>
                 </w:p>
                 <w:p>
@@ -20512,7 +20527,7 @@
           <w:szCs w:val="32"/>
         </w:rPr>
         <w:pict w14:anchorId="5056881A">
-          <v:shape id="_x0000_i1030" type="#_x0000_t75" alt="" style="width:20.55pt;height:20.55pt;mso-width-percent:0;mso-height-percent:0;mso-width-percent:0;mso-height-percent:0">
+          <v:shape id="_x0000_i1030" type="#_x0000_t75" alt="" style="width:20.45pt;height:20.45pt;mso-width-percent:0;mso-height-percent:0;mso-width-percent:0;mso-height-percent:0">
             <v:imagedata r:id="rId10" o:title=""/>
           </v:shape>
         </w:pict>
@@ -20551,7 +20566,7 @@
           <w:szCs w:val="32"/>
         </w:rPr>
         <w:pict w14:anchorId="769483F4">
-          <v:shape id="_x0000_i1029" type="#_x0000_t75" alt="" style="width:20.55pt;height:20.55pt;mso-width-percent:0;mso-height-percent:0;mso-width-percent:0;mso-height-percent:0">
+          <v:shape id="_x0000_i1029" type="#_x0000_t75" alt="" style="width:20.45pt;height:20.45pt;mso-width-percent:0;mso-height-percent:0;mso-width-percent:0;mso-height-percent:0">
             <v:imagedata r:id="rId10" o:title=""/>
           </v:shape>
         </w:pict>
@@ -20590,7 +20605,7 @@
           <w:szCs w:val="32"/>
         </w:rPr>
         <w:pict w14:anchorId="62DE4633">
-          <v:shape id="_x0000_i1028" type="#_x0000_t75" alt="" style="width:20.55pt;height:20.55pt;mso-width-percent:0;mso-height-percent:0;mso-width-percent:0;mso-height-percent:0">
+          <v:shape id="_x0000_i1028" type="#_x0000_t75" alt="" style="width:20.45pt;height:20.45pt;mso-width-percent:0;mso-height-percent:0;mso-width-percent:0;mso-height-percent:0">
             <v:imagedata r:id="rId11" o:title=""/>
           </v:shape>
         </w:pict>
@@ -20647,7 +20662,7 @@
           <w:szCs w:val="32"/>
         </w:rPr>
         <w:pict w14:anchorId="60DF28AD">
-          <v:shape id="_x0000_i1027" type="#_x0000_t75" alt="" style="width:20.55pt;height:20.55pt;mso-width-percent:0;mso-height-percent:0;mso-width-percent:0;mso-height-percent:0">
+          <v:shape id="_x0000_i1027" type="#_x0000_t75" alt="" style="width:20.45pt;height:20.45pt;mso-width-percent:0;mso-height-percent:0;mso-width-percent:0;mso-height-percent:0">
             <v:imagedata r:id="rId11" o:title=""/>
           </v:shape>
         </w:pict>
@@ -20686,7 +20701,7 @@
           <w:szCs w:val="32"/>
         </w:rPr>
         <w:pict w14:anchorId="26CBF992">
-          <v:shape id="_x0000_i1026" type="#_x0000_t75" alt="" style="width:20.55pt;height:20.55pt;mso-width-percent:0;mso-height-percent:0;mso-width-percent:0;mso-height-percent:0">
+          <v:shape id="_x0000_i1026" type="#_x0000_t75" alt="" style="width:20.45pt;height:20.45pt;mso-width-percent:0;mso-height-percent:0;mso-width-percent:0;mso-height-percent:0">
             <v:imagedata r:id="rId10" o:title=""/>
           </v:shape>
         </w:pict>
@@ -21333,7 +21348,7 @@
           <v:shape id="_x0000_s1026" type="#_x0000_t75" alt="" style="position:absolute;left:0;text-align:left;margin-left:-.8pt;margin-top:-20.55pt;width:53.4pt;height:57.75pt;z-index:251662336;mso-wrap-edited:f;mso-width-percent:0;mso-height-percent:0;mso-position-horizontal-relative:text;mso-position-vertical-relative:text;mso-width-percent:0;mso-height-percent:0" fillcolor="window">
             <v:imagedata r:id="rId6" o:title=""/>
           </v:shape>
-          <o:OLEObject Type="Embed" ProgID="Word.Picture.8" ShapeID="_x0000_s1026" DrawAspect="Content" ObjectID="_1847444682" r:id="rId12"/>
+          <o:OLEObject Type="Embed" ProgID="Word.Picture.8" ShapeID="_x0000_s1026" DrawAspect="Content" ObjectID="_1847459431" r:id="rId12"/>
         </w:object>
       </w:r>
       <w:r>
@@ -22963,7 +22978,7 @@
               </wp:anchor>
             </w:drawing>
           </mc:Choice>
-          <mc:Fallback xmlns:w16du="http://schemas.microsoft.com/office/word/2023/wordml/word16du" xmlns:w16sdtfl="http://schemas.microsoft.com/office/word/2024/wordml/sdtformatlock">
+          <mc:Fallback xmlns:w16sdtfl="http://schemas.microsoft.com/office/word/2024/wordml/sdtformatlock" xmlns:w16du="http://schemas.microsoft.com/office/word/2023/wordml/word16du">
             <w:pict>
               <v:shapetype w14:anchorId="5928D2F1" id="_x0000_t202" coordsize="21600,21600" o:spt="202" path="m,l,21600r21600,l21600,xe">
                 <v:stroke joinstyle="miter"/>

--- a/assets/templates/master_template.docx
+++ b/assets/templates/master_template.docx
@@ -45,7 +45,7 @@
           <v:shape id="_x0000_s1028" type="#_x0000_t75" alt="" style="position:absolute;left:0;text-align:left;margin-left:-3.15pt;margin-top:-15.85pt;width:53.4pt;height:57.75pt;z-index:251663360;mso-wrap-edited:f;mso-width-percent:0;mso-height-percent:0;mso-position-horizontal-relative:text;mso-position-vertical-relative:text;mso-width-percent:0;mso-height-percent:0" fillcolor="window">
             <v:imagedata r:id="rId6" o:title=""/>
           </v:shape>
-          <o:OLEObject Type="Embed" ProgID="Word.Picture.8" ShapeID="_x0000_s1028" DrawAspect="Content" ObjectID="_1847459433" r:id="rId7"/>
+          <o:OLEObject Type="Embed" ProgID="Word.Picture.8" ShapeID="_x0000_s1028" DrawAspect="Content" ObjectID="_1847555203" r:id="rId7"/>
         </w:object>
       </w:r>
       <w:r>
@@ -1711,7 +1711,7 @@
           <v:shape id="_x0000_s1027" type="#_x0000_t75" alt="" style="position:absolute;left:0;text-align:left;margin-left:-1.5pt;margin-top:-20.3pt;width:53.4pt;height:57.75pt;z-index:251660288;mso-wrap-edited:f;mso-width-percent:0;mso-height-percent:0;mso-position-horizontal-relative:text;mso-position-vertical-relative:text;mso-width-percent:0;mso-height-percent:0" fillcolor="window">
             <v:imagedata r:id="rId6" o:title=""/>
           </v:shape>
-          <o:OLEObject Type="Embed" ProgID="Word.Picture.8" ShapeID="_x0000_s1027" DrawAspect="Content" ObjectID="_1847459432" r:id="rId8"/>
+          <o:OLEObject Type="Embed" ProgID="Word.Picture.8" ShapeID="_x0000_s1027" DrawAspect="Content" ObjectID="_1847555202" r:id="rId8"/>
         </w:object>
       </w:r>
       <w:r>
@@ -14324,8 +14324,8 @@
                     <w:lastRenderedPageBreak/>
                     <w:drawing>
                       <wp:inline distT="0" distB="0" distL="0" distR="0" wp14:anchorId="27975966" wp14:editId="744D6BAD">
-                        <wp:extent cx="885877" cy="965606"/>
-                        <wp:effectExtent l="0" t="0" r="0" b="6350"/>
+                        <wp:extent cx="727046" cy="792480"/>
+                        <wp:effectExtent l="0" t="0" r="0" b="0"/>
                         <wp:docPr id="9" name="รูปภาพ 9" descr="https://process3.gprocurement.go.th/egpecontractWeb/images.logo?filelogo=krut100.gif"/>
                         <wp:cNvGraphicFramePr>
                           <a:graphicFrameLocks xmlns:a="http://schemas.openxmlformats.org/drawingml/2006/main" noChangeAspect="1"/>
@@ -14355,7 +14355,7 @@
                               <pic:spPr bwMode="auto">
                                 <a:xfrm>
                                   <a:off x="0" y="0"/>
-                                  <a:ext cx="887297" cy="967153"/>
+                                  <a:ext cx="738131" cy="804563"/>
                                 </a:xfrm>
                                 <a:prstGeom prst="rect">
                                   <a:avLst/>
@@ -17896,7 +17896,6 @@
                 <w:sz w:val="28"/>
                 <w:cs/>
               </w:rPr>
-              <w:lastRenderedPageBreak/>
               <w:t>เลขที่โครงการ</w:t>
             </w:r>
             <w:r>
@@ -17956,6 +17955,7 @@
                 <w:sz w:val="28"/>
                 <w:cs/>
               </w:rPr>
+              <w:lastRenderedPageBreak/>
               <w:t>เลขคุมสัญญา</w:t>
             </w:r>
             <w:r>
@@ -18009,6 +18009,14 @@
         </w:tc>
       </w:tr>
     </w:tbl>
+    <w:p>
+      <w:r>
+        <w:rPr>
+          <w:vanish/>
+        </w:rPr>
+        <w:t>{{if:single_purchase_completion_docs}}</w:t>
+      </w:r>
+    </w:p>
     <w:p>
       <w:pPr>
         <w:pStyle w:val="1"/>
@@ -20527,7 +20535,7 @@
           <w:szCs w:val="32"/>
         </w:rPr>
         <w:pict w14:anchorId="5056881A">
-          <v:shape id="_x0000_i1030" type="#_x0000_t75" alt="" style="width:20.45pt;height:20.45pt;mso-width-percent:0;mso-height-percent:0;mso-width-percent:0;mso-height-percent:0">
+          <v:shape id="_x0000_i1030" type="#_x0000_t75" alt="" style="width:20.2pt;height:20.2pt;mso-width-percent:0;mso-height-percent:0;mso-width-percent:0;mso-height-percent:0">
             <v:imagedata r:id="rId10" o:title=""/>
           </v:shape>
         </w:pict>
@@ -20566,7 +20574,7 @@
           <w:szCs w:val="32"/>
         </w:rPr>
         <w:pict w14:anchorId="769483F4">
-          <v:shape id="_x0000_i1029" type="#_x0000_t75" alt="" style="width:20.45pt;height:20.45pt;mso-width-percent:0;mso-height-percent:0;mso-width-percent:0;mso-height-percent:0">
+          <v:shape id="_x0000_i1029" type="#_x0000_t75" alt="" style="width:20.2pt;height:20.2pt;mso-width-percent:0;mso-height-percent:0;mso-width-percent:0;mso-height-percent:0">
             <v:imagedata r:id="rId10" o:title=""/>
           </v:shape>
         </w:pict>
@@ -20605,7 +20613,7 @@
           <w:szCs w:val="32"/>
         </w:rPr>
         <w:pict w14:anchorId="62DE4633">
-          <v:shape id="_x0000_i1028" type="#_x0000_t75" alt="" style="width:20.45pt;height:20.45pt;mso-width-percent:0;mso-height-percent:0;mso-width-percent:0;mso-height-percent:0">
+          <v:shape id="_x0000_i1028" type="#_x0000_t75" alt="" style="width:20.2pt;height:20.2pt;mso-width-percent:0;mso-height-percent:0;mso-width-percent:0;mso-height-percent:0">
             <v:imagedata r:id="rId11" o:title=""/>
           </v:shape>
         </w:pict>
@@ -20662,7 +20670,7 @@
           <w:szCs w:val="32"/>
         </w:rPr>
         <w:pict w14:anchorId="60DF28AD">
-          <v:shape id="_x0000_i1027" type="#_x0000_t75" alt="" style="width:20.45pt;height:20.45pt;mso-width-percent:0;mso-height-percent:0;mso-width-percent:0;mso-height-percent:0">
+          <v:shape id="_x0000_i1027" type="#_x0000_t75" alt="" style="width:20.2pt;height:20.2pt;mso-width-percent:0;mso-height-percent:0;mso-width-percent:0;mso-height-percent:0">
             <v:imagedata r:id="rId11" o:title=""/>
           </v:shape>
         </w:pict>
@@ -20701,7 +20709,7 @@
           <w:szCs w:val="32"/>
         </w:rPr>
         <w:pict w14:anchorId="26CBF992">
-          <v:shape id="_x0000_i1026" type="#_x0000_t75" alt="" style="width:20.45pt;height:20.45pt;mso-width-percent:0;mso-height-percent:0;mso-width-percent:0;mso-height-percent:0">
+          <v:shape id="_x0000_i1026" type="#_x0000_t75" alt="" style="width:20.2pt;height:20.2pt;mso-width-percent:0;mso-height-percent:0;mso-width-percent:0;mso-height-percent:0">
             <v:imagedata r:id="rId10" o:title=""/>
           </v:shape>
         </w:pict>
@@ -21348,7 +21356,7 @@
           <v:shape id="_x0000_s1026" type="#_x0000_t75" alt="" style="position:absolute;left:0;text-align:left;margin-left:-.8pt;margin-top:-20.55pt;width:53.4pt;height:57.75pt;z-index:251662336;mso-wrap-edited:f;mso-width-percent:0;mso-height-percent:0;mso-position-horizontal-relative:text;mso-position-vertical-relative:text;mso-width-percent:0;mso-height-percent:0" fillcolor="window">
             <v:imagedata r:id="rId6" o:title=""/>
           </v:shape>
-          <o:OLEObject Type="Embed" ProgID="Word.Picture.8" ShapeID="_x0000_s1026" DrawAspect="Content" ObjectID="_1847459431" r:id="rId12"/>
+          <o:OLEObject Type="Embed" ProgID="Word.Picture.8" ShapeID="_x0000_s1026" DrawAspect="Content" ObjectID="_1847555201" r:id="rId12"/>
         </w:object>
       </w:r>
       <w:r>
@@ -22978,7 +22986,7 @@
               </wp:anchor>
             </w:drawing>
           </mc:Choice>
-          <mc:Fallback xmlns:w16sdtfl="http://schemas.microsoft.com/office/word/2024/wordml/sdtformatlock" xmlns:w16du="http://schemas.microsoft.com/office/word/2023/wordml/word16du">
+          <mc:Fallback xmlns:w16du="http://schemas.microsoft.com/office/word/2023/wordml/word16du" xmlns:w16sdtfl="http://schemas.microsoft.com/office/word/2024/wordml/sdtformatlock">
             <w:pict>
               <v:shapetype w14:anchorId="5928D2F1" id="_x0000_t202" coordsize="21600,21600" o:spt="202" path="m,l,21600r21600,l21600,xe">
                 <v:stroke joinstyle="miter"/>
@@ -24129,6 +24137,14 @@
           <w:rFonts w:ascii="TH SarabunIT๙" w:hAnsi="TH SarabunIT๙" w:cs="TH SarabunIT๙"/>
         </w:rPr>
       </w:pPr>
+    </w:p>
+    <w:p>
+      <w:r>
+        <w:rPr>
+          <w:vanish/>
+        </w:rPr>
+        <w:t>{{endif:single_purchase_completion_docs}}</w:t>
+      </w:r>
     </w:p>
     <w:sectPr>
       <w:pgSz w:w="11906" w:h="16838"/>

--- a/assets/templates/master_template.docx
+++ b/assets/templates/master_template.docx
@@ -45,7 +45,7 @@
           <v:shape id="_x0000_s1028" type="#_x0000_t75" alt="" style="position:absolute;left:0;text-align:left;margin-left:-3.15pt;margin-top:-15.85pt;width:53.4pt;height:57.75pt;z-index:251663360;mso-wrap-edited:f;mso-width-percent:0;mso-height-percent:0;mso-position-horizontal-relative:text;mso-position-vertical-relative:text;mso-width-percent:0;mso-height-percent:0" fillcolor="window">
             <v:imagedata r:id="rId6" o:title=""/>
           </v:shape>
-          <o:OLEObject Type="Embed" ProgID="Word.Picture.8" ShapeID="_x0000_s1028" DrawAspect="Content" ObjectID="_1847555203" r:id="rId7"/>
+          <o:OLEObject Type="Embed" ProgID="Word.Picture.8" ShapeID="_x0000_s1028" DrawAspect="Content" ObjectID="_1847867958" r:id="rId7"/>
         </w:object>
       </w:r>
       <w:r>
@@ -1676,19 +1676,6 @@
     </w:p>
     <w:p>
       <w:pPr>
-        <w:spacing w:after="0"/>
-        <w:ind w:right="-964"/>
-        <w:rPr>
-          <w:rFonts w:ascii="TH SarabunIT๙" w:hAnsi="TH SarabunIT๙" w:cs="TH SarabunIT๙"/>
-          <w:b/>
-          <w:bCs/>
-          <w:sz w:val="32"/>
-          <w:szCs w:val="32"/>
-        </w:rPr>
-      </w:pPr>
-    </w:p>
-    <w:p>
-      <w:pPr>
         <w:pStyle w:val="Default"/>
         <w:jc w:val="center"/>
         <w:rPr>
@@ -1711,7 +1698,7 @@
           <v:shape id="_x0000_s1027" type="#_x0000_t75" alt="" style="position:absolute;left:0;text-align:left;margin-left:-1.5pt;margin-top:-20.3pt;width:53.4pt;height:57.75pt;z-index:251660288;mso-wrap-edited:f;mso-width-percent:0;mso-height-percent:0;mso-position-horizontal-relative:text;mso-position-vertical-relative:text;mso-width-percent:0;mso-height-percent:0" fillcolor="window">
             <v:imagedata r:id="rId6" o:title=""/>
           </v:shape>
-          <o:OLEObject Type="Embed" ProgID="Word.Picture.8" ShapeID="_x0000_s1027" DrawAspect="Content" ObjectID="_1847555202" r:id="rId8"/>
+          <o:OLEObject Type="Embed" ProgID="Word.Picture.8" ShapeID="_x0000_s1027" DrawAspect="Content" ObjectID="_1847867957" r:id="rId8"/>
         </w:object>
       </w:r>
       <w:r>
@@ -2757,7 +2744,7 @@
     <w:p>
       <w:pPr>
         <w:tabs>
-          <w:tab w:val="left" w:pos="3686"/>
+          <w:tab w:val="left" w:pos="3828"/>
         </w:tabs>
         <w:spacing w:after="0"/>
         <w:ind w:right="-964"/>
@@ -2838,15 +2825,6 @@
         </w:rPr>
         <w:t>{{date_memo_used}}</w:t>
       </w:r>
-    </w:p>
-    <w:p>
-      <w:pPr>
-        <w:rPr>
-          <w:rFonts w:ascii="TH SarabunIT๙" w:hAnsi="TH SarabunIT๙" w:cs="TH SarabunIT๙"/>
-          <w:sz w:val="32"/>
-          <w:szCs w:val="32"/>
-        </w:rPr>
-      </w:pPr>
     </w:p>
     <w:p>
       <w:pPr>
@@ -5304,7 +5282,6 @@
                       <w:sz w:val="32"/>
                       <w:szCs w:val="32"/>
                     </w:rPr>
-                    <w:lastRenderedPageBreak/>
                     <w:drawing>
                       <wp:inline distT="0" distB="0" distL="0" distR="0" wp14:anchorId="06DE171A" wp14:editId="112900BD">
                         <wp:extent cx="764934" cy="838200"/>
@@ -7410,36 +7387,6 @@
               <w:t>}}</w:t>
             </w:r>
           </w:p>
-          <w:p>
-            <w:pPr>
-              <w:pStyle w:val="a8"/>
-              <w:jc w:val="center"/>
-              <w:rPr>
-                <w:rFonts w:ascii="TH SarabunIT๙" w:hAnsi="TH SarabunIT๙" w:cs="TH SarabunIT๙"/>
-                <w:szCs w:val="32"/>
-              </w:rPr>
-            </w:pPr>
-          </w:p>
-          <w:p>
-            <w:pPr>
-              <w:spacing w:after="0" w:line="240" w:lineRule="auto"/>
-              <w:rPr>
-                <w:rFonts w:ascii="TH SarabunIT๙" w:eastAsia="Times New Roman" w:hAnsi="TH SarabunIT๙" w:cs="TH SarabunIT๙"/>
-                <w:sz w:val="32"/>
-                <w:szCs w:val="32"/>
-              </w:rPr>
-            </w:pPr>
-          </w:p>
-          <w:p>
-            <w:pPr>
-              <w:spacing w:after="0" w:line="240" w:lineRule="auto"/>
-              <w:rPr>
-                <w:rFonts w:ascii="TH SarabunIT๙" w:eastAsia="Times New Roman" w:hAnsi="TH SarabunIT๙" w:cs="TH SarabunIT๙"/>
-                <w:sz w:val="32"/>
-                <w:szCs w:val="32"/>
-              </w:rPr>
-            </w:pPr>
-          </w:p>
         </w:tc>
         <w:tc>
           <w:tcPr>
@@ -8301,16 +8248,6 @@
               </w:rPr>
               <w:t>)</w:t>
             </w:r>
-          </w:p>
-          <w:p>
-            <w:pPr>
-              <w:spacing w:after="0" w:line="240" w:lineRule="auto"/>
-              <w:rPr>
-                <w:rFonts w:ascii="TH SarabunIT๙" w:eastAsia="Times New Roman" w:hAnsi="TH SarabunIT๙" w:cs="TH SarabunIT๙"/>
-                <w:sz w:val="32"/>
-                <w:szCs w:val="32"/>
-              </w:rPr>
-            </w:pPr>
           </w:p>
           <w:p>
             <w:pPr>
@@ -9546,6 +9483,23 @@
                 <w:p>
                   <w:pPr>
                     <w:spacing w:after="0" w:line="240" w:lineRule="auto"/>
+                    <w:rPr>
+                      <w:vanish/>
+                    </w:rPr>
+                  </w:pPr>
+                  <w:r>
+                    <w:rPr>
+                      <w:rFonts w:ascii="TH SarabunIT๙" w:eastAsia="Times New Roman" w:hAnsi="TH SarabunIT๙" w:cs="TH SarabunIT๙"/>
+                      <w:vanish/>
+                      <w:sz w:val="2"/>
+                      <w:szCs w:val="2"/>
+                    </w:rPr>
+                    <w:t>{{if:has_inspector_2}}</w:t>
+                  </w:r>
+                </w:p>
+                <w:p>
+                  <w:pPr>
+                    <w:spacing w:after="0" w:line="240" w:lineRule="auto"/>
                     <w:ind w:left="390"/>
                     <w:rPr>
                       <w:rFonts w:ascii="TH SarabunIT๙" w:eastAsia="Times New Roman" w:hAnsi="TH SarabunIT๙" w:cs="TH SarabunIT๙"/>
@@ -9701,123 +9655,21 @@
                     <w:t>{{inspector_2_pos}}</w:t>
                   </w:r>
                 </w:p>
-              </w:tc>
-            </w:tr>
-            <w:tr>
-              <w:trPr>
-                <w:jc w:val="center"/>
-              </w:trPr>
-              <w:tc>
-                <w:tcPr>
-                  <w:tcW w:w="600" w:type="pct"/>
-                  <w:tcBorders>
-                    <w:top w:val="nil"/>
-                    <w:left w:val="nil"/>
-                    <w:bottom w:val="nil"/>
-                    <w:right w:val="nil"/>
-                  </w:tcBorders>
-                  <w:vAlign w:val="center"/>
-                  <w:hideMark/>
-                </w:tcPr>
                 <w:p>
                   <w:pPr>
                     <w:spacing w:after="0" w:line="240" w:lineRule="auto"/>
                     <w:rPr>
-                      <w:rFonts w:ascii="TH SarabunIT๙" w:eastAsia="Times New Roman" w:hAnsi="TH SarabunIT๙" w:cs="TH SarabunIT๙"/>
-                      <w:sz w:val="32"/>
-                      <w:szCs w:val="32"/>
+                      <w:vanish/>
                     </w:rPr>
                   </w:pPr>
                   <w:r>
                     <w:rPr>
                       <w:rFonts w:ascii="TH SarabunIT๙" w:eastAsia="Times New Roman" w:hAnsi="TH SarabunIT๙" w:cs="TH SarabunIT๙"/>
-                      <w:sz w:val="32"/>
-                      <w:szCs w:val="32"/>
-                    </w:rPr>
-                    <w:t> </w:t>
-                  </w:r>
-                </w:p>
-              </w:tc>
-              <w:tc>
-                <w:tcPr>
-                  <w:tcW w:w="2400" w:type="pct"/>
-                  <w:tcBorders>
-                    <w:top w:val="nil"/>
-                    <w:left w:val="nil"/>
-                    <w:bottom w:val="nil"/>
-                    <w:right w:val="nil"/>
-                  </w:tcBorders>
-                  <w:vAlign w:val="center"/>
-                  <w:hideMark/>
-                </w:tcPr>
-                <w:p>
-                  <w:pPr>
-                    <w:spacing w:after="0" w:line="240" w:lineRule="auto"/>
-                    <w:ind w:left="390"/>
-                    <w:rPr>
-                      <w:rFonts w:ascii="TH SarabunIT๙" w:eastAsia="Times New Roman" w:hAnsi="TH SarabunIT๙" w:cs="TH SarabunIT๙"/>
-                      <w:sz w:val="32"/>
-                      <w:szCs w:val="32"/>
-                      <w:cs/>
-                    </w:rPr>
-                  </w:pPr>
-                  <w:r>
-                    <w:rPr>
-                      <w:rFonts w:ascii="TH SarabunIT๙" w:eastAsia="Times New Roman" w:hAnsi="TH SarabunIT๙" w:cs="TH SarabunIT๙"/>
-                      <w:sz w:val="32"/>
-                      <w:szCs w:val="32"/>
-                      <w:cs/>
-                    </w:rPr>
-                    <w:t>๓.</w:t>
-                  </w:r>
-                  <w:r>
-                    <w:rPr>
-                      <w:rFonts w:ascii="TH SarabunIT๙" w:eastAsia="Times New Roman" w:hAnsi="TH SarabunIT๙" w:cs="TH SarabunIT๙"/>
-                      <w:sz w:val="32"/>
-                      <w:szCs w:val="32"/>
-                    </w:rPr>
-                    <w:t> </w:t>
-                  </w:r>
-                  <w:r>
-                    <w:rPr>
-                      <w:rFonts w:ascii="TH SarabunIT๙" w:eastAsia="Times New Roman" w:hAnsi="TH SarabunIT๙" w:cs="TH SarabunIT๙"/>
-                      <w:noProof/>
-                      <w:sz w:val="32"/>
-                      <w:szCs w:val="32"/>
-                    </w:rPr>
-                    <w:t>{{inspector_3}}</w:t>
-                  </w:r>
-                </w:p>
-              </w:tc>
-              <w:tc>
-                <w:tcPr>
-                  <w:tcW w:w="2000" w:type="pct"/>
-                  <w:tcBorders>
-                    <w:top w:val="nil"/>
-                    <w:left w:val="nil"/>
-                    <w:bottom w:val="nil"/>
-                    <w:right w:val="nil"/>
-                  </w:tcBorders>
-                  <w:vAlign w:val="center"/>
-                  <w:hideMark/>
-                </w:tcPr>
-                <w:p>
-                  <w:pPr>
-                    <w:spacing w:after="0" w:line="240" w:lineRule="auto"/>
-                    <w:rPr>
-                      <w:rFonts w:ascii="TH SarabunIT๙" w:eastAsia="Times New Roman" w:hAnsi="TH SarabunIT๙" w:cs="TH SarabunIT๙"/>
-                      <w:sz w:val="32"/>
-                      <w:szCs w:val="32"/>
-                    </w:rPr>
-                  </w:pPr>
-                  <w:r>
-                    <w:rPr>
-                      <w:rFonts w:ascii="TH SarabunIT๙" w:eastAsia="Times New Roman" w:hAnsi="TH SarabunIT๙" w:cs="TH SarabunIT๙"/>
-                      <w:sz w:val="32"/>
-                      <w:szCs w:val="32"/>
-                      <w:cs/>
-                    </w:rPr>
-                    <w:t>กรรมการ</w:t>
+                      <w:vanish/>
+                      <w:sz w:val="2"/>
+                      <w:szCs w:val="2"/>
+                    </w:rPr>
+                    <w:t>{{endif:has_inspector_2}}</w:t>
                   </w:r>
                 </w:p>
               </w:tc>
@@ -9859,8 +9711,7 @@
               </w:tc>
               <w:tc>
                 <w:tcPr>
-                  <w:tcW w:w="4400" w:type="pct"/>
-                  <w:gridSpan w:val="2"/>
+                  <w:tcW w:w="2400" w:type="pct"/>
                   <w:tcBorders>
                     <w:top w:val="nil"/>
                     <w:left w:val="nil"/>
@@ -9873,38 +9724,31 @@
                 <w:p>
                   <w:pPr>
                     <w:spacing w:after="0" w:line="240" w:lineRule="auto"/>
+                    <w:rPr>
+                      <w:vanish/>
+                    </w:rPr>
+                  </w:pPr>
+                  <w:r>
+                    <w:rPr>
+                      <w:rFonts w:ascii="TH SarabunIT๙" w:eastAsia="Times New Roman" w:hAnsi="TH SarabunIT๙" w:cs="TH SarabunIT๙"/>
+                      <w:vanish/>
+                      <w:sz w:val="2"/>
+                      <w:szCs w:val="2"/>
+                    </w:rPr>
+                    <w:t>{{if:has_inspector_3}}</w:t>
+                  </w:r>
+                </w:p>
+                <w:p>
+                  <w:pPr>
+                    <w:spacing w:after="0" w:line="240" w:lineRule="auto"/>
                     <w:ind w:left="390"/>
-                    <w:rPr>
-                      <w:rFonts w:ascii="TH SarabunIT๙" w:eastAsia="Times New Roman" w:hAnsi="TH SarabunIT๙" w:cs="TH SarabunIT๙"/>
-                      <w:sz w:val="32"/>
-                      <w:szCs w:val="32"/>
-                    </w:rPr>
-                  </w:pPr>
-                  <w:r>
-                    <w:rPr>
-                      <w:rFonts w:ascii="TH SarabunIT๙" w:eastAsia="Times New Roman" w:hAnsi="TH SarabunIT๙" w:cs="TH SarabunIT๙"/>
-                      <w:sz w:val="32"/>
-                      <w:szCs w:val="32"/>
-                    </w:rPr>
-                    <w:t>  </w:t>
-                  </w:r>
-                  <w:r>
                     <w:rPr>
                       <w:rFonts w:ascii="TH SarabunIT๙" w:eastAsia="Times New Roman" w:hAnsi="TH SarabunIT๙" w:cs="TH SarabunIT๙"/>
                       <w:sz w:val="32"/>
                       <w:szCs w:val="32"/>
                       <w:cs/>
                     </w:rPr>
-                    <w:t xml:space="preserve"> </w:t>
-                  </w:r>
-                  <w:r>
-                    <w:rPr>
-                      <w:rFonts w:ascii="TH SarabunIT๙" w:eastAsia="Times New Roman" w:hAnsi="TH SarabunIT๙" w:cs="TH SarabunIT๙"/>
-                      <w:sz w:val="32"/>
-                      <w:szCs w:val="32"/>
-                    </w:rPr>
-                    <w:t> </w:t>
-                  </w:r>
+                  </w:pPr>
                   <w:r>
                     <w:rPr>
                       <w:rFonts w:ascii="TH SarabunIT๙" w:eastAsia="Times New Roman" w:hAnsi="TH SarabunIT๙" w:cs="TH SarabunIT๙"/>
@@ -9912,16 +9756,56 @@
                       <w:szCs w:val="32"/>
                       <w:cs/>
                     </w:rPr>
-                    <w:t xml:space="preserve">ตำแหน่ง  </w:t>
-                  </w:r>
-                  <w:r>
-                    <w:rPr>
-                      <w:rFonts w:ascii="TH SarabunIT๙" w:hAnsi="TH SarabunIT๙" w:cs="TH SarabunIT๙"/>
+                    <w:t>๓.</w:t>
+                  </w:r>
+                  <w:r>
+                    <w:rPr>
+                      <w:rFonts w:ascii="TH SarabunIT๙" w:eastAsia="Times New Roman" w:hAnsi="TH SarabunIT๙" w:cs="TH SarabunIT๙"/>
+                      <w:sz w:val="32"/>
+                      <w:szCs w:val="32"/>
+                    </w:rPr>
+                    <w:t> </w:t>
+                  </w:r>
+                  <w:r>
+                    <w:rPr>
+                      <w:rFonts w:ascii="TH SarabunIT๙" w:eastAsia="Times New Roman" w:hAnsi="TH SarabunIT๙" w:cs="TH SarabunIT๙"/>
                       <w:noProof/>
                       <w:sz w:val="32"/>
                       <w:szCs w:val="32"/>
                     </w:rPr>
-                    <w:t>{{inspector_3_pos}}</w:t>
+                    <w:t>{{inspector_3}}</w:t>
+                  </w:r>
+                </w:p>
+              </w:tc>
+              <w:tc>
+                <w:tcPr>
+                  <w:tcW w:w="2000" w:type="pct"/>
+                  <w:tcBorders>
+                    <w:top w:val="nil"/>
+                    <w:left w:val="nil"/>
+                    <w:bottom w:val="nil"/>
+                    <w:right w:val="nil"/>
+                  </w:tcBorders>
+                  <w:vAlign w:val="center"/>
+                  <w:hideMark/>
+                </w:tcPr>
+                <w:p>
+                  <w:pPr>
+                    <w:spacing w:after="0" w:line="240" w:lineRule="auto"/>
+                    <w:rPr>
+                      <w:rFonts w:ascii="TH SarabunIT๙" w:eastAsia="Times New Roman" w:hAnsi="TH SarabunIT๙" w:cs="TH SarabunIT๙"/>
+                      <w:sz w:val="32"/>
+                      <w:szCs w:val="32"/>
+                    </w:rPr>
+                  </w:pPr>
+                  <w:r>
+                    <w:rPr>
+                      <w:rFonts w:ascii="TH SarabunIT๙" w:eastAsia="Times New Roman" w:hAnsi="TH SarabunIT๙" w:cs="TH SarabunIT๙"/>
+                      <w:sz w:val="32"/>
+                      <w:szCs w:val="32"/>
+                      <w:cs/>
+                    </w:rPr>
+                    <w:t>กรรมการ</w:t>
                   </w:r>
                 </w:p>
               </w:tc>
@@ -9951,6 +9835,127 @@
                       <w:szCs w:val="32"/>
                     </w:rPr>
                   </w:pPr>
+                  <w:r>
+                    <w:rPr>
+                      <w:rFonts w:ascii="TH SarabunIT๙" w:eastAsia="Times New Roman" w:hAnsi="TH SarabunIT๙" w:cs="TH SarabunIT๙"/>
+                      <w:sz w:val="32"/>
+                      <w:szCs w:val="32"/>
+                    </w:rPr>
+                    <w:t> </w:t>
+                  </w:r>
+                </w:p>
+              </w:tc>
+              <w:tc>
+                <w:tcPr>
+                  <w:tcW w:w="4400" w:type="pct"/>
+                  <w:gridSpan w:val="2"/>
+                  <w:tcBorders>
+                    <w:top w:val="nil"/>
+                    <w:left w:val="nil"/>
+                    <w:bottom w:val="nil"/>
+                    <w:right w:val="nil"/>
+                  </w:tcBorders>
+                  <w:vAlign w:val="center"/>
+                  <w:hideMark/>
+                </w:tcPr>
+                <w:p>
+                  <w:pPr>
+                    <w:spacing w:after="0" w:line="240" w:lineRule="auto"/>
+                    <w:ind w:left="390"/>
+                    <w:rPr>
+                      <w:rFonts w:ascii="TH SarabunIT๙" w:eastAsia="Times New Roman" w:hAnsi="TH SarabunIT๙" w:cs="TH SarabunIT๙"/>
+                      <w:sz w:val="32"/>
+                      <w:szCs w:val="32"/>
+                    </w:rPr>
+                  </w:pPr>
+                  <w:r>
+                    <w:rPr>
+                      <w:rFonts w:ascii="TH SarabunIT๙" w:eastAsia="Times New Roman" w:hAnsi="TH SarabunIT๙" w:cs="TH SarabunIT๙"/>
+                      <w:sz w:val="32"/>
+                      <w:szCs w:val="32"/>
+                    </w:rPr>
+                    <w:t>  </w:t>
+                  </w:r>
+                  <w:r>
+                    <w:rPr>
+                      <w:rFonts w:ascii="TH SarabunIT๙" w:eastAsia="Times New Roman" w:hAnsi="TH SarabunIT๙" w:cs="TH SarabunIT๙"/>
+                      <w:sz w:val="32"/>
+                      <w:szCs w:val="32"/>
+                      <w:cs/>
+                    </w:rPr>
+                    <w:t xml:space="preserve"> </w:t>
+                  </w:r>
+                  <w:r>
+                    <w:rPr>
+                      <w:rFonts w:ascii="TH SarabunIT๙" w:eastAsia="Times New Roman" w:hAnsi="TH SarabunIT๙" w:cs="TH SarabunIT๙"/>
+                      <w:sz w:val="32"/>
+                      <w:szCs w:val="32"/>
+                    </w:rPr>
+                    <w:t> </w:t>
+                  </w:r>
+                  <w:r>
+                    <w:rPr>
+                      <w:rFonts w:ascii="TH SarabunIT๙" w:eastAsia="Times New Roman" w:hAnsi="TH SarabunIT๙" w:cs="TH SarabunIT๙"/>
+                      <w:sz w:val="32"/>
+                      <w:szCs w:val="32"/>
+                      <w:cs/>
+                    </w:rPr>
+                    <w:t xml:space="preserve">ตำแหน่ง  </w:t>
+                  </w:r>
+                  <w:r>
+                    <w:rPr>
+                      <w:rFonts w:ascii="TH SarabunIT๙" w:hAnsi="TH SarabunIT๙" w:cs="TH SarabunIT๙"/>
+                      <w:noProof/>
+                      <w:sz w:val="32"/>
+                      <w:szCs w:val="32"/>
+                    </w:rPr>
+                    <w:t>{{inspector_3_pos}}</w:t>
+                  </w:r>
+                </w:p>
+                <w:p>
+                  <w:pPr>
+                    <w:spacing w:after="0" w:line="240" w:lineRule="auto"/>
+                    <w:rPr>
+                      <w:vanish/>
+                    </w:rPr>
+                  </w:pPr>
+                  <w:r>
+                    <w:rPr>
+                      <w:rFonts w:ascii="TH SarabunIT๙" w:eastAsia="Times New Roman" w:hAnsi="TH SarabunIT๙" w:cs="TH SarabunIT๙"/>
+                      <w:vanish/>
+                      <w:sz w:val="2"/>
+                      <w:szCs w:val="2"/>
+                    </w:rPr>
+                    <w:t>{{endif:has_inspector_3}}</w:t>
+                  </w:r>
+                </w:p>
+              </w:tc>
+            </w:tr>
+            <w:tr>
+              <w:trPr>
+                <w:jc w:val="center"/>
+              </w:trPr>
+              <w:tc>
+                <w:tcPr>
+                  <w:tcW w:w="600" w:type="pct"/>
+                  <w:tcBorders>
+                    <w:top w:val="nil"/>
+                    <w:left w:val="nil"/>
+                    <w:bottom w:val="nil"/>
+                    <w:right w:val="nil"/>
+                  </w:tcBorders>
+                  <w:vAlign w:val="center"/>
+                  <w:hideMark/>
+                </w:tcPr>
+                <w:p>
+                  <w:pPr>
+                    <w:spacing w:after="0" w:line="240" w:lineRule="auto"/>
+                    <w:rPr>
+                      <w:rFonts w:ascii="TH SarabunIT๙" w:eastAsia="Times New Roman" w:hAnsi="TH SarabunIT๙" w:cs="TH SarabunIT๙"/>
+                      <w:sz w:val="32"/>
+                      <w:szCs w:val="32"/>
+                    </w:rPr>
+                  </w:pPr>
                 </w:p>
               </w:tc>
               <w:tc>
@@ -10096,7 +10101,7 @@
               <w:tabs>
                 <w:tab w:val="left" w:pos="4820"/>
               </w:tabs>
-              <w:spacing w:after="0" w:line="240" w:lineRule="auto"/>
+              <w:spacing w:before="240" w:after="0" w:line="240" w:lineRule="auto"/>
               <w:rPr>
                 <w:rFonts w:ascii="TH SarabunIT๙" w:eastAsia="Times New Roman" w:hAnsi="TH SarabunIT๙" w:cs="TH SarabunIT๙"/>
                 <w:sz w:val="32"/>
@@ -14232,6 +14237,1244 @@
         <w:shd w:val="clear" w:color="auto" w:fill="FFFFFF" w:themeFill="background1"/>
         <w:rPr>
           <w:rFonts w:ascii="TH SarabunIT๙" w:hAnsi="TH SarabunIT๙" w:cs="TH SarabunIT๙"/>
+          <w:sz w:val="32"/>
+          <w:szCs w:val="32"/>
+        </w:rPr>
+      </w:pPr>
+    </w:p>
+    <w:p>
+      <w:pPr>
+        <w:pStyle w:val="1"/>
+        <w:rPr>
+          <w:rFonts w:ascii="TH SarabunIT๙" w:hAnsi="TH SarabunIT๙" w:cs="TH SarabunIT๙"/>
+          <w:b/>
+          <w:bCs/>
+          <w:u w:val="single"/>
+        </w:rPr>
+      </w:pPr>
+      <w:r>
+        <w:rPr>
+          <w:rFonts w:ascii="TH SarabunIT๙" w:hAnsi="TH SarabunIT๙" w:cs="TH SarabunIT๙"/>
+          <w:b/>
+          <w:bCs/>
+          <w:u w:val="single"/>
+          <w:cs/>
+        </w:rPr>
+        <w:lastRenderedPageBreak/>
+        <w:t>ใบเสนอราคา</w:t>
+      </w:r>
+    </w:p>
+    <w:p>
+      <w:pPr>
+        <w:rPr>
+          <w:rFonts w:hint="cs"/>
+        </w:rPr>
+      </w:pPr>
+    </w:p>
+    <w:p>
+      <w:pPr>
+        <w:pStyle w:val="2"/>
+        <w:jc w:val="right"/>
+        <w:rPr>
+          <w:rFonts w:ascii="TH SarabunIT๙" w:hAnsi="TH SarabunIT๙" w:cs="TH SarabunIT๙"/>
+          <w:color w:val="auto"/>
+          <w:sz w:val="32"/>
+          <w:szCs w:val="32"/>
+          <w:cs/>
+        </w:rPr>
+      </w:pPr>
+      <w:r>
+        <w:rPr>
+          <w:rFonts w:ascii="TH SarabunIT๙" w:hAnsi="TH SarabunIT๙" w:cs="TH SarabunIT๙"/>
+          <w:color w:val="auto"/>
+          <w:sz w:val="32"/>
+          <w:szCs w:val="32"/>
+          <w:cs/>
+        </w:rPr>
+        <w:t xml:space="preserve">                                                                                            วันที่   </w:t>
+      </w:r>
+      <w:r>
+        <w:rPr>
+          <w:rFonts w:ascii="TH SarabunIT๙" w:hAnsi="TH SarabunIT๙" w:cs="TH SarabunIT๙"/>
+          <w:noProof/>
+          <w:color w:val="auto"/>
+          <w:sz w:val="32"/>
+          <w:szCs w:val="32"/>
+        </w:rPr>
+        <w:t>{{date_quotation}}</w:t>
+      </w:r>
+    </w:p>
+    <w:p>
+      <w:pPr>
+        <w:pStyle w:val="3"/>
+        <w:rPr>
+          <w:rFonts w:ascii="TH SarabunIT๙" w:hAnsi="TH SarabunIT๙" w:cs="TH SarabunIT๙"/>
+          <w:cs/>
+        </w:rPr>
+      </w:pPr>
+    </w:p>
+    <w:p>
+      <w:pPr>
+        <w:pStyle w:val="3"/>
+        <w:rPr>
+          <w:rFonts w:ascii="TH SarabunIT๙" w:hAnsi="TH SarabunIT๙" w:cs="TH SarabunIT๙"/>
+        </w:rPr>
+      </w:pPr>
+      <w:r>
+        <w:rPr>
+          <w:rFonts w:ascii="TH SarabunIT๙" w:hAnsi="TH SarabunIT๙" w:cs="TH SarabunIT๙"/>
+          <w:cs/>
+        </w:rPr>
+        <w:t>เรียน   ผู้อำนวยการโรงเรียน</w:t>
+      </w:r>
+      <w:r>
+        <w:rPr>
+          <w:rFonts w:ascii="TH SarabunIT๙" w:hAnsi="TH SarabunIT๙" w:cs="TH SarabunIT๙"/>
+        </w:rPr>
+        <w:t>{{</w:t>
+      </w:r>
+      <w:proofErr w:type="spellStart"/>
+      <w:r>
+        <w:rPr>
+          <w:rFonts w:ascii="TH SarabunIT๙" w:hAnsi="TH SarabunIT๙" w:cs="TH SarabunIT๙"/>
+        </w:rPr>
+        <w:t>school_name</w:t>
+      </w:r>
+      <w:proofErr w:type="spellEnd"/>
+      <w:r>
+        <w:rPr>
+          <w:rFonts w:ascii="TH SarabunIT๙" w:hAnsi="TH SarabunIT๙" w:cs="TH SarabunIT๙"/>
+        </w:rPr>
+        <w:t>}}</w:t>
+      </w:r>
+      <w:r>
+        <w:rPr>
+          <w:rFonts w:ascii="TH SarabunIT๙" w:hAnsi="TH SarabunIT๙" w:cs="TH SarabunIT๙"/>
+          <w:cs/>
+        </w:rPr>
+        <w:t xml:space="preserve"> </w:t>
+      </w:r>
+    </w:p>
+    <w:p>
+      <w:pPr>
+        <w:spacing w:after="0" w:line="240" w:lineRule="auto"/>
+        <w:jc w:val="thaiDistribute"/>
+        <w:rPr>
+          <w:rFonts w:ascii="TH SarabunIT๙" w:hAnsi="TH SarabunIT๙" w:cs="TH SarabunIT๙"/>
+          <w:sz w:val="32"/>
+          <w:szCs w:val="32"/>
+        </w:rPr>
+      </w:pPr>
+      <w:r>
+        <w:rPr>
+          <w:rFonts w:ascii="TH SarabunIT๙" w:hAnsi="TH SarabunIT๙" w:cs="TH SarabunIT๙"/>
+          <w:sz w:val="32"/>
+          <w:szCs w:val="32"/>
+          <w:cs/>
+        </w:rPr>
+        <w:t xml:space="preserve">         ข้าพเจ้า </w:t>
+      </w:r>
+      <w:r>
+        <w:rPr>
+          <w:rFonts w:ascii="TH SarabunIT๙" w:hAnsi="TH SarabunIT๙" w:cs="TH SarabunIT๙"/>
+          <w:noProof/>
+          <w:sz w:val="32"/>
+          <w:szCs w:val="32"/>
+        </w:rPr>
+        <w:t>{{vendor_owner}}</w:t>
+      </w:r>
+      <w:r>
+        <w:rPr>
+          <w:rFonts w:ascii="TH SarabunIT๙" w:hAnsi="TH SarabunIT๙" w:cs="TH SarabunIT๙"/>
+          <w:sz w:val="32"/>
+          <w:szCs w:val="32"/>
+          <w:cs/>
+        </w:rPr>
+        <w:t xml:space="preserve">  ในนาม </w:t>
+      </w:r>
+      <w:r>
+        <w:rPr>
+          <w:rFonts w:ascii="TH SarabunIT๙" w:eastAsia="Times New Roman" w:hAnsi="TH SarabunIT๙" w:cs="TH SarabunIT๙"/>
+          <w:noProof/>
+          <w:sz w:val="32"/>
+          <w:szCs w:val="32"/>
+        </w:rPr>
+        <w:t>{{vendor_name}}</w:t>
+      </w:r>
+      <w:r>
+        <w:rPr>
+          <w:rFonts w:ascii="TH SarabunIT๙" w:eastAsia="Times New Roman" w:hAnsi="TH SarabunIT๙" w:cs="TH SarabunIT๙"/>
+          <w:sz w:val="32"/>
+          <w:szCs w:val="32"/>
+          <w:cs/>
+        </w:rPr>
+        <w:t xml:space="preserve"> </w:t>
+      </w:r>
+      <w:r>
+        <w:rPr>
+          <w:rFonts w:ascii="TH SarabunIT๙" w:hAnsi="TH SarabunIT๙" w:cs="TH SarabunIT๙"/>
+          <w:sz w:val="32"/>
+          <w:szCs w:val="32"/>
+          <w:cs/>
+        </w:rPr>
+        <w:t xml:space="preserve">ที่อยู่ เลขที่ </w:t>
+      </w:r>
+      <w:r>
+        <w:rPr>
+          <w:rFonts w:ascii="TH SarabunIT๙" w:hAnsi="TH SarabunIT๙" w:cs="TH SarabunIT๙"/>
+          <w:noProof/>
+          <w:sz w:val="32"/>
+          <w:szCs w:val="32"/>
+        </w:rPr>
+        <w:t>{{vendor_address_no}}</w:t>
+      </w:r>
+      <w:r>
+        <w:rPr>
+          <w:rFonts w:ascii="TH SarabunIT๙" w:hAnsi="TH SarabunIT๙" w:cs="TH SarabunIT๙"/>
+          <w:sz w:val="32"/>
+          <w:szCs w:val="32"/>
+          <w:cs/>
+        </w:rPr>
+        <w:t xml:space="preserve"> ตำบล</w:t>
+      </w:r>
+      <w:r>
+        <w:rPr>
+          <w:rFonts w:ascii="TH SarabunIT๙" w:hAnsi="TH SarabunIT๙" w:cs="TH SarabunIT๙"/>
+          <w:noProof/>
+          <w:sz w:val="32"/>
+          <w:szCs w:val="32"/>
+        </w:rPr>
+        <w:t>{{vendor_subdistrict}}</w:t>
+      </w:r>
+      <w:r>
+        <w:rPr>
+          <w:rFonts w:ascii="TH SarabunIT๙" w:hAnsi="TH SarabunIT๙" w:cs="TH SarabunIT๙"/>
+          <w:sz w:val="32"/>
+          <w:szCs w:val="32"/>
+        </w:rPr>
+        <w:t xml:space="preserve"> </w:t>
+      </w:r>
+      <w:r>
+        <w:rPr>
+          <w:rFonts w:ascii="TH SarabunIT๙" w:hAnsi="TH SarabunIT๙" w:cs="TH SarabunIT๙"/>
+          <w:sz w:val="32"/>
+          <w:szCs w:val="32"/>
+          <w:cs/>
+        </w:rPr>
+        <w:t>อำเภอ</w:t>
+      </w:r>
+      <w:r>
+        <w:rPr>
+          <w:rFonts w:ascii="TH SarabunIT๙" w:hAnsi="TH SarabunIT๙" w:cs="TH SarabunIT๙"/>
+          <w:noProof/>
+          <w:sz w:val="32"/>
+          <w:szCs w:val="32"/>
+        </w:rPr>
+        <w:t>{{vendor_district}}</w:t>
+      </w:r>
+      <w:r>
+        <w:rPr>
+          <w:rFonts w:ascii="TH SarabunIT๙" w:hAnsi="TH SarabunIT๙" w:cs="TH SarabunIT๙"/>
+          <w:sz w:val="32"/>
+          <w:szCs w:val="32"/>
+          <w:cs/>
+        </w:rPr>
+        <w:t xml:space="preserve"> จังหวัด</w:t>
+      </w:r>
+      <w:r>
+        <w:rPr>
+          <w:rFonts w:ascii="TH SarabunIT๙" w:hAnsi="TH SarabunIT๙" w:cs="TH SarabunIT๙"/>
+          <w:noProof/>
+          <w:sz w:val="32"/>
+          <w:szCs w:val="32"/>
+        </w:rPr>
+        <w:t>{{vendor_province}}</w:t>
+      </w:r>
+      <w:r>
+        <w:rPr>
+          <w:rFonts w:ascii="TH SarabunIT๙" w:hAnsi="TH SarabunIT๙" w:cs="TH SarabunIT๙"/>
+          <w:sz w:val="32"/>
+          <w:szCs w:val="32"/>
+          <w:cs/>
+        </w:rPr>
+        <w:t xml:space="preserve"> เลขประจำตัวผู้เสียภาษี  </w:t>
+      </w:r>
+      <w:r>
+        <w:rPr>
+          <w:rFonts w:ascii="TH SarabunIT๙" w:hAnsi="TH SarabunIT๙" w:cs="TH SarabunIT๙"/>
+          <w:noProof/>
+          <w:sz w:val="32"/>
+          <w:szCs w:val="32"/>
+        </w:rPr>
+        <w:t>{{vendor_tax_id}}</w:t>
+      </w:r>
+    </w:p>
+    <w:p>
+      <w:pPr>
+        <w:tabs>
+          <w:tab w:val="left" w:pos="630"/>
+        </w:tabs>
+        <w:spacing w:after="0" w:line="240" w:lineRule="auto"/>
+        <w:jc w:val="thaiDistribute"/>
+        <w:rPr>
+          <w:rFonts w:ascii="TH SarabunIT๙" w:hAnsi="TH SarabunIT๙" w:cs="TH SarabunIT๙"/>
+          <w:sz w:val="32"/>
+          <w:szCs w:val="32"/>
+          <w:rtl/>
+          <w:cs/>
+        </w:rPr>
+      </w:pPr>
+      <w:r>
+        <w:rPr>
+          <w:rFonts w:ascii="TH SarabunIT๙" w:hAnsi="TH SarabunIT๙" w:cs="TH SarabunIT๙"/>
+          <w:sz w:val="32"/>
+          <w:szCs w:val="32"/>
+          <w:cs/>
+        </w:rPr>
+        <w:tab/>
+        <w:t>ข้าพเจ้าขอเสนอราคา</w:t>
+      </w:r>
+      <w:r>
+        <w:rPr>
+          <w:rFonts w:ascii="TH SarabunIT๙" w:eastAsia="Times New Roman" w:hAnsi="TH SarabunIT๙" w:cs="TH SarabunIT๙"/>
+          <w:sz w:val="32"/>
+          <w:szCs w:val="32"/>
+          <w:cs/>
+        </w:rPr>
+        <w:t xml:space="preserve"> </w:t>
+      </w:r>
+      <w:r>
+        <w:rPr>
+          <w:rFonts w:ascii="TH SarabunIT๙" w:eastAsia="Times New Roman" w:hAnsi="TH SarabunIT๙" w:cs="TH SarabunIT๙"/>
+          <w:noProof/>
+          <w:sz w:val="32"/>
+          <w:szCs w:val="32"/>
+        </w:rPr>
+        <w:t>{{procurement_subject}}</w:t>
+      </w:r>
+      <w:r>
+        <w:rPr>
+          <w:rFonts w:ascii="TH SarabunIT๙" w:eastAsia="Times New Roman" w:hAnsi="TH SarabunIT๙" w:cs="TH SarabunIT๙"/>
+          <w:sz w:val="32"/>
+          <w:szCs w:val="32"/>
+          <w:cs/>
+        </w:rPr>
+        <w:t xml:space="preserve"> </w:t>
+      </w:r>
+      <w:r>
+        <w:rPr>
+          <w:rFonts w:ascii="TH SarabunIT๙" w:hAnsi="TH SarabunIT๙" w:cs="TH SarabunIT๙"/>
+          <w:sz w:val="32"/>
+          <w:szCs w:val="32"/>
+          <w:cs/>
+        </w:rPr>
+        <w:t>รวมทั้งบริการและกำหนดส่งมอบดังต่อไปนี้</w:t>
+      </w:r>
+    </w:p>
+    <w:tbl>
+      <w:tblPr>
+        <w:tblStyle w:val="a3"/>
+        <w:tblW w:w="9200" w:type="dxa"/>
+        <w:tblLayout w:type="fixed"/>
+        <w:tblLook w:val="04A0" w:firstRow="1" w:lastRow="0" w:firstColumn="1" w:lastColumn="0" w:noHBand="0" w:noVBand="1"/>
+      </w:tblPr>
+      <w:tblGrid>
+        <w:gridCol w:w="704"/>
+        <w:gridCol w:w="3827"/>
+        <w:gridCol w:w="1057"/>
+        <w:gridCol w:w="1353"/>
+        <w:gridCol w:w="2259"/>
+      </w:tblGrid>
+      <w:tr>
+        <w:trPr>
+          <w:trHeight w:val="20"/>
+        </w:trPr>
+        <w:tc>
+          <w:tcPr>
+            <w:tcW w:w="704" w:type="dxa"/>
+          </w:tcPr>
+          <w:p>
+            <w:pPr>
+              <w:jc w:val="center"/>
+              <w:rPr>
+                <w:rFonts w:ascii="TH SarabunIT๙" w:hAnsi="TH SarabunIT๙" w:cs="TH SarabunIT๙"/>
+                <w:b/>
+                <w:bCs/>
+                <w:sz w:val="32"/>
+                <w:szCs w:val="32"/>
+              </w:rPr>
+            </w:pPr>
+            <w:r>
+              <w:rPr>
+                <w:rFonts w:ascii="TH SarabunIT๙" w:hAnsi="TH SarabunIT๙" w:cs="TH SarabunIT๙"/>
+                <w:b/>
+                <w:bCs/>
+                <w:sz w:val="32"/>
+                <w:szCs w:val="32"/>
+                <w:cs/>
+                <w:lang w:bidi="th-TH"/>
+              </w:rPr>
+              <w:t>ที่</w:t>
+            </w:r>
+          </w:p>
+        </w:tc>
+        <w:tc>
+          <w:tcPr>
+            <w:tcW w:w="3827" w:type="dxa"/>
+          </w:tcPr>
+          <w:p>
+            <w:pPr>
+              <w:jc w:val="center"/>
+              <w:rPr>
+                <w:rFonts w:ascii="TH SarabunIT๙" w:hAnsi="TH SarabunIT๙" w:cs="TH SarabunIT๙"/>
+                <w:b/>
+                <w:bCs/>
+                <w:sz w:val="32"/>
+                <w:szCs w:val="32"/>
+              </w:rPr>
+            </w:pPr>
+            <w:r>
+              <w:rPr>
+                <w:rFonts w:ascii="TH SarabunIT๙" w:hAnsi="TH SarabunIT๙" w:cs="TH SarabunIT๙"/>
+                <w:b/>
+                <w:bCs/>
+                <w:sz w:val="32"/>
+                <w:szCs w:val="32"/>
+                <w:cs/>
+                <w:lang w:bidi="th-TH"/>
+              </w:rPr>
+              <w:t>รายการ</w:t>
+            </w:r>
+          </w:p>
+        </w:tc>
+        <w:tc>
+          <w:tcPr>
+            <w:tcW w:w="1057" w:type="dxa"/>
+          </w:tcPr>
+          <w:p>
+            <w:pPr>
+              <w:jc w:val="center"/>
+              <w:rPr>
+                <w:rFonts w:ascii="TH SarabunIT๙" w:hAnsi="TH SarabunIT๙" w:cs="TH SarabunIT๙"/>
+                <w:b/>
+                <w:bCs/>
+                <w:sz w:val="32"/>
+                <w:szCs w:val="32"/>
+              </w:rPr>
+            </w:pPr>
+            <w:r>
+              <w:rPr>
+                <w:rFonts w:ascii="TH SarabunIT๙" w:hAnsi="TH SarabunIT๙" w:cs="TH SarabunIT๙"/>
+                <w:b/>
+                <w:bCs/>
+                <w:sz w:val="32"/>
+                <w:szCs w:val="32"/>
+                <w:cs/>
+                <w:lang w:bidi="th-TH"/>
+              </w:rPr>
+              <w:t>จำนวน</w:t>
+            </w:r>
+          </w:p>
+        </w:tc>
+        <w:tc>
+          <w:tcPr>
+            <w:tcW w:w="1353" w:type="dxa"/>
+          </w:tcPr>
+          <w:p>
+            <w:pPr>
+              <w:jc w:val="center"/>
+              <w:rPr>
+                <w:rFonts w:ascii="TH SarabunIT๙" w:hAnsi="TH SarabunIT๙" w:cs="TH SarabunIT๙"/>
+                <w:b/>
+                <w:bCs/>
+                <w:sz w:val="32"/>
+                <w:szCs w:val="32"/>
+                <w:cs/>
+                <w:lang w:bidi="th-TH"/>
+              </w:rPr>
+            </w:pPr>
+            <w:r>
+              <w:rPr>
+                <w:rFonts w:ascii="TH SarabunIT๙" w:hAnsi="TH SarabunIT๙" w:cs="TH SarabunIT๙"/>
+                <w:b/>
+                <w:bCs/>
+                <w:sz w:val="32"/>
+                <w:szCs w:val="32"/>
+                <w:cs/>
+                <w:lang w:bidi="th-TH"/>
+              </w:rPr>
+              <w:t xml:space="preserve">ราคา/หน่วย </w:t>
+            </w:r>
+          </w:p>
+        </w:tc>
+        <w:tc>
+          <w:tcPr>
+            <w:tcW w:w="2259" w:type="dxa"/>
+          </w:tcPr>
+          <w:p>
+            <w:pPr>
+              <w:jc w:val="center"/>
+              <w:rPr>
+                <w:rFonts w:ascii="TH SarabunIT๙" w:hAnsi="TH SarabunIT๙" w:cs="TH SarabunIT๙"/>
+                <w:b/>
+                <w:bCs/>
+                <w:sz w:val="32"/>
+                <w:szCs w:val="32"/>
+                <w:lang w:bidi="th-TH"/>
+              </w:rPr>
+            </w:pPr>
+            <w:r>
+              <w:rPr>
+                <w:rFonts w:ascii="TH SarabunIT๙" w:hAnsi="TH SarabunIT๙" w:cs="TH SarabunIT๙"/>
+                <w:b/>
+                <w:bCs/>
+                <w:sz w:val="32"/>
+                <w:szCs w:val="32"/>
+                <w:cs/>
+                <w:lang w:bidi="th-TH"/>
+              </w:rPr>
+              <w:t>จำนวนเงิน</w:t>
+            </w:r>
+            <w:r>
+              <w:rPr>
+                <w:rFonts w:ascii="TH SarabunIT๙" w:hAnsi="TH SarabunIT๙" w:cs="TH SarabunIT๙"/>
+                <w:b/>
+                <w:bCs/>
+                <w:sz w:val="32"/>
+                <w:szCs w:val="32"/>
+              </w:rPr>
+              <w:t xml:space="preserve"> </w:t>
+            </w:r>
+          </w:p>
+        </w:tc>
+      </w:tr>
+      <w:tr>
+        <w:trPr>
+          <w:trHeight w:val="20"/>
+        </w:trPr>
+        <w:tc>
+          <w:tcPr>
+            <w:tcW w:w="704" w:type="dxa"/>
+          </w:tcPr>
+          <w:p>
+            <w:pPr>
+              <w:pStyle w:val="a8"/>
+              <w:jc w:val="center"/>
+              <w:rPr>
+                <w:rFonts w:ascii="TH SarabunIT๙" w:hAnsi="TH SarabunIT๙" w:cs="TH SarabunIT๙"/>
+                <w:szCs w:val="32"/>
+              </w:rPr>
+            </w:pPr>
+            <w:r>
+              <w:rPr>
+                <w:rFonts w:ascii="TH SarabunIT๙" w:eastAsia="Calibri" w:hAnsi="TH SarabunIT๙" w:cs="TH SarabunIT๙"/>
+                <w:szCs w:val="32"/>
+              </w:rPr>
+              <w:t>{{</w:t>
+            </w:r>
+            <w:proofErr w:type="spellStart"/>
+            <w:r>
+              <w:rPr>
+                <w:rFonts w:ascii="TH SarabunIT๙" w:eastAsia="Calibri" w:hAnsi="TH SarabunIT๙" w:cs="TH SarabunIT๙"/>
+                <w:szCs w:val="32"/>
+              </w:rPr>
+              <w:t>idx</w:t>
+            </w:r>
+            <w:proofErr w:type="spellEnd"/>
+            <w:r>
+              <w:rPr>
+                <w:rFonts w:ascii="TH SarabunIT๙" w:eastAsia="Calibri" w:hAnsi="TH SarabunIT๙" w:cs="TH SarabunIT๙"/>
+                <w:szCs w:val="32"/>
+              </w:rPr>
+              <w:t>}}</w:t>
+            </w:r>
+          </w:p>
+        </w:tc>
+        <w:tc>
+          <w:tcPr>
+            <w:tcW w:w="3827" w:type="dxa"/>
+          </w:tcPr>
+          <w:p>
+            <w:pPr>
+              <w:pStyle w:val="a8"/>
+              <w:rPr>
+                <w:rFonts w:ascii="TH SarabunIT๙" w:hAnsi="TH SarabunIT๙" w:cs="TH SarabunIT๙"/>
+                <w:szCs w:val="32"/>
+              </w:rPr>
+            </w:pPr>
+            <w:r>
+              <w:rPr>
+                <w:rFonts w:ascii="TH SarabunIT๙" w:eastAsia="Calibri" w:hAnsi="TH SarabunIT๙" w:cs="TH SarabunIT๙"/>
+                <w:szCs w:val="32"/>
+              </w:rPr>
+              <w:t>{{</w:t>
+            </w:r>
+            <w:proofErr w:type="spellStart"/>
+            <w:r>
+              <w:rPr>
+                <w:rFonts w:ascii="TH SarabunIT๙" w:eastAsia="Calibri" w:hAnsi="TH SarabunIT๙" w:cs="TH SarabunIT๙"/>
+                <w:szCs w:val="32"/>
+              </w:rPr>
+              <w:t>item_name</w:t>
+            </w:r>
+            <w:proofErr w:type="spellEnd"/>
+            <w:r>
+              <w:rPr>
+                <w:rFonts w:ascii="TH SarabunIT๙" w:eastAsia="Calibri" w:hAnsi="TH SarabunIT๙" w:cs="TH SarabunIT๙"/>
+                <w:szCs w:val="32"/>
+              </w:rPr>
+              <w:t>}}</w:t>
+            </w:r>
+          </w:p>
+        </w:tc>
+        <w:tc>
+          <w:tcPr>
+            <w:tcW w:w="1057" w:type="dxa"/>
+          </w:tcPr>
+          <w:p>
+            <w:pPr>
+              <w:pStyle w:val="a8"/>
+              <w:jc w:val="center"/>
+              <w:rPr>
+                <w:rFonts w:ascii="TH SarabunIT๙" w:hAnsi="TH SarabunIT๙" w:cs="TH SarabunIT๙"/>
+                <w:szCs w:val="32"/>
+                <w:rtl/>
+                <w:cs/>
+              </w:rPr>
+            </w:pPr>
+            <w:r>
+              <w:rPr>
+                <w:rFonts w:ascii="TH SarabunIT๙" w:eastAsia="Calibri" w:hAnsi="TH SarabunIT๙" w:cs="TH SarabunIT๙"/>
+                <w:szCs w:val="32"/>
+              </w:rPr>
+              <w:t>{{quantity}}</w:t>
+            </w:r>
+          </w:p>
+        </w:tc>
+        <w:tc>
+          <w:tcPr>
+            <w:tcW w:w="1353" w:type="dxa"/>
+          </w:tcPr>
+          <w:p>
+            <w:pPr>
+              <w:pStyle w:val="a8"/>
+              <w:jc w:val="right"/>
+              <w:rPr>
+                <w:rFonts w:ascii="TH SarabunIT๙" w:hAnsi="TH SarabunIT๙" w:cs="TH SarabunIT๙"/>
+                <w:szCs w:val="32"/>
+              </w:rPr>
+            </w:pPr>
+            <w:r>
+              <w:rPr>
+                <w:rFonts w:ascii="TH SarabunIT๙" w:eastAsia="Calibri" w:hAnsi="TH SarabunIT๙" w:cs="TH SarabunIT๙"/>
+                <w:szCs w:val="32"/>
+              </w:rPr>
+              <w:t>{{</w:t>
+            </w:r>
+            <w:proofErr w:type="spellStart"/>
+            <w:r>
+              <w:rPr>
+                <w:rFonts w:ascii="TH SarabunIT๙" w:eastAsia="Calibri" w:hAnsi="TH SarabunIT๙" w:cs="TH SarabunIT๙"/>
+                <w:szCs w:val="32"/>
+              </w:rPr>
+              <w:t>unit_price</w:t>
+            </w:r>
+            <w:proofErr w:type="spellEnd"/>
+            <w:r>
+              <w:rPr>
+                <w:rFonts w:ascii="TH SarabunIT๙" w:eastAsia="Calibri" w:hAnsi="TH SarabunIT๙" w:cs="TH SarabunIT๙"/>
+                <w:szCs w:val="32"/>
+              </w:rPr>
+              <w:t>}}</w:t>
+            </w:r>
+          </w:p>
+        </w:tc>
+        <w:tc>
+          <w:tcPr>
+            <w:tcW w:w="2259" w:type="dxa"/>
+          </w:tcPr>
+          <w:p>
+            <w:pPr>
+              <w:pStyle w:val="a8"/>
+              <w:jc w:val="right"/>
+              <w:rPr>
+                <w:rFonts w:ascii="TH SarabunIT๙" w:hAnsi="TH SarabunIT๙" w:cs="TH SarabunIT๙"/>
+                <w:szCs w:val="32"/>
+              </w:rPr>
+            </w:pPr>
+            <w:r>
+              <w:rPr>
+                <w:rFonts w:ascii="TH SarabunIT๙" w:eastAsia="Calibri" w:hAnsi="TH SarabunIT๙" w:cs="TH SarabunIT๙"/>
+                <w:szCs w:val="32"/>
+              </w:rPr>
+              <w:t>{{</w:t>
+            </w:r>
+            <w:proofErr w:type="spellStart"/>
+            <w:r>
+              <w:rPr>
+                <w:rFonts w:ascii="TH SarabunIT๙" w:eastAsia="Calibri" w:hAnsi="TH SarabunIT๙" w:cs="TH SarabunIT๙"/>
+                <w:szCs w:val="32"/>
+              </w:rPr>
+              <w:t>total_price</w:t>
+            </w:r>
+            <w:proofErr w:type="spellEnd"/>
+            <w:r>
+              <w:rPr>
+                <w:rFonts w:ascii="TH SarabunIT๙" w:eastAsia="Calibri" w:hAnsi="TH SarabunIT๙" w:cs="TH SarabunIT๙"/>
+                <w:szCs w:val="32"/>
+              </w:rPr>
+              <w:t>}}</w:t>
+            </w:r>
+          </w:p>
+        </w:tc>
+      </w:tr>
+      <w:tr>
+        <w:trPr>
+          <w:trHeight w:val="20"/>
+        </w:trPr>
+        <w:tc>
+          <w:tcPr>
+            <w:tcW w:w="4531" w:type="dxa"/>
+            <w:gridSpan w:val="2"/>
+            <w:vMerge w:val="restart"/>
+          </w:tcPr>
+          <w:p>
+            <w:pPr>
+              <w:jc w:val="center"/>
+              <w:rPr>
+                <w:rFonts w:ascii="TH SarabunIT๙" w:hAnsi="TH SarabunIT๙" w:cs="TH SarabunIT๙"/>
+                <w:sz w:val="32"/>
+                <w:szCs w:val="32"/>
+              </w:rPr>
+            </w:pPr>
+          </w:p>
+        </w:tc>
+        <w:tc>
+          <w:tcPr>
+            <w:tcW w:w="2410" w:type="dxa"/>
+            <w:gridSpan w:val="2"/>
+          </w:tcPr>
+          <w:p>
+            <w:pPr>
+              <w:rPr>
+                <w:rFonts w:ascii="TH SarabunIT๙" w:hAnsi="TH SarabunIT๙" w:cs="TH SarabunIT๙"/>
+                <w:sz w:val="32"/>
+                <w:szCs w:val="32"/>
+                <w:cs/>
+                <w:lang w:bidi="th-TH"/>
+              </w:rPr>
+            </w:pPr>
+            <w:r>
+              <w:rPr>
+                <w:rFonts w:ascii="TH SarabunIT๙" w:hAnsi="TH SarabunIT๙" w:cs="TH SarabunIT๙"/>
+                <w:sz w:val="32"/>
+                <w:szCs w:val="32"/>
+                <w:cs/>
+                <w:lang w:bidi="th-TH"/>
+              </w:rPr>
+              <w:t>ราคาไม่รวมภาษีมูลค่าเพิ่ม</w:t>
+            </w:r>
+          </w:p>
+        </w:tc>
+        <w:tc>
+          <w:tcPr>
+            <w:tcW w:w="2259" w:type="dxa"/>
+          </w:tcPr>
+          <w:p>
+            <w:pPr>
+              <w:shd w:val="clear" w:color="auto" w:fill="FFFFFF" w:themeFill="background1"/>
+              <w:jc w:val="right"/>
+              <w:rPr>
+                <w:rFonts w:ascii="TH SarabunIT๙" w:eastAsia="Times New Roman" w:hAnsi="TH SarabunIT๙" w:cs="TH SarabunIT๙"/>
+                <w:sz w:val="32"/>
+                <w:szCs w:val="32"/>
+                <w:lang w:bidi="th-TH"/>
+              </w:rPr>
+            </w:pPr>
+            <w:r>
+              <w:rPr>
+                <w:rFonts w:ascii="TH SarabunIT๙" w:hAnsi="TH SarabunIT๙" w:cs="TH SarabunIT๙"/>
+                <w:noProof/>
+                <w:sz w:val="32"/>
+                <w:szCs w:val="32"/>
+                <w:lang w:bidi="th-TH"/>
+              </w:rPr>
+              <w:t>{{subtotal_before_vat}}</w:t>
+            </w:r>
+            <w:r>
+              <w:rPr>
+                <w:rFonts w:ascii="TH SarabunIT๙" w:hAnsi="TH SarabunIT๙" w:cs="TH SarabunIT๙"/>
+                <w:sz w:val="32"/>
+                <w:szCs w:val="32"/>
+                <w:lang w:bidi="th-TH"/>
+              </w:rPr>
+              <w:t xml:space="preserve"> </w:t>
+            </w:r>
+          </w:p>
+        </w:tc>
+      </w:tr>
+      <w:tr>
+        <w:trPr>
+          <w:trHeight w:val="20"/>
+        </w:trPr>
+        <w:tc>
+          <w:tcPr>
+            <w:tcW w:w="4531" w:type="dxa"/>
+            <w:gridSpan w:val="2"/>
+            <w:vMerge/>
+          </w:tcPr>
+          <w:p>
+            <w:pPr>
+              <w:jc w:val="center"/>
+              <w:rPr>
+                <w:rFonts w:ascii="TH SarabunIT๙" w:hAnsi="TH SarabunIT๙" w:cs="TH SarabunIT๙"/>
+                <w:sz w:val="32"/>
+                <w:szCs w:val="32"/>
+              </w:rPr>
+            </w:pPr>
+          </w:p>
+        </w:tc>
+        <w:tc>
+          <w:tcPr>
+            <w:tcW w:w="2410" w:type="dxa"/>
+            <w:gridSpan w:val="2"/>
+          </w:tcPr>
+          <w:p>
+            <w:pPr>
+              <w:rPr>
+                <w:rFonts w:ascii="TH SarabunIT๙" w:hAnsi="TH SarabunIT๙" w:cs="TH SarabunIT๙"/>
+                <w:sz w:val="32"/>
+                <w:szCs w:val="32"/>
+                <w:lang w:bidi="th-TH"/>
+              </w:rPr>
+            </w:pPr>
+            <w:r>
+              <w:rPr>
+                <w:rFonts w:ascii="TH SarabunIT๙" w:hAnsi="TH SarabunIT๙" w:cs="TH SarabunIT๙"/>
+                <w:sz w:val="32"/>
+                <w:szCs w:val="32"/>
+                <w:cs/>
+                <w:lang w:bidi="th-TH"/>
+              </w:rPr>
+              <w:t>ภาษีมูลค่าเพิ่ม 7%</w:t>
+            </w:r>
+          </w:p>
+        </w:tc>
+        <w:tc>
+          <w:tcPr>
+            <w:tcW w:w="2259" w:type="dxa"/>
+          </w:tcPr>
+          <w:p>
+            <w:pPr>
+              <w:shd w:val="clear" w:color="auto" w:fill="FFFFFF" w:themeFill="background1"/>
+              <w:jc w:val="right"/>
+              <w:rPr>
+                <w:rFonts w:ascii="TH SarabunIT๙" w:eastAsia="Times New Roman" w:hAnsi="TH SarabunIT๙" w:cs="TH SarabunIT๙"/>
+                <w:sz w:val="32"/>
+                <w:szCs w:val="32"/>
+                <w:lang w:bidi="th-TH"/>
+              </w:rPr>
+            </w:pPr>
+            <w:r>
+              <w:rPr>
+                <w:rFonts w:ascii="TH SarabunIT๙" w:eastAsia="Times New Roman" w:hAnsi="TH SarabunIT๙" w:cs="TH SarabunIT๙"/>
+                <w:noProof/>
+                <w:sz w:val="32"/>
+                <w:szCs w:val="32"/>
+                <w:lang w:bidi="th-TH"/>
+              </w:rPr>
+              <w:t>{{vat_amount}}</w:t>
+            </w:r>
+            <w:r>
+              <w:rPr>
+                <w:rFonts w:ascii="TH SarabunIT๙" w:eastAsia="Times New Roman" w:hAnsi="TH SarabunIT๙" w:cs="TH SarabunIT๙"/>
+                <w:sz w:val="32"/>
+                <w:szCs w:val="32"/>
+                <w:lang w:bidi="th-TH"/>
+              </w:rPr>
+              <w:t xml:space="preserve"> </w:t>
+            </w:r>
+          </w:p>
+        </w:tc>
+      </w:tr>
+      <w:tr>
+        <w:trPr>
+          <w:trHeight w:val="20"/>
+        </w:trPr>
+        <w:tc>
+          <w:tcPr>
+            <w:tcW w:w="6941" w:type="dxa"/>
+            <w:gridSpan w:val="4"/>
+          </w:tcPr>
+          <w:p>
+            <w:pPr>
+              <w:jc w:val="center"/>
+              <w:rPr>
+                <w:rFonts w:ascii="TH SarabunIT๙" w:hAnsi="TH SarabunIT๙" w:cs="TH SarabunIT๙"/>
+                <w:sz w:val="32"/>
+                <w:szCs w:val="32"/>
+              </w:rPr>
+            </w:pPr>
+            <w:r>
+              <w:rPr>
+                <w:rFonts w:ascii="TH SarabunIT๙" w:hAnsi="TH SarabunIT๙" w:cs="TH SarabunIT๙"/>
+                <w:sz w:val="32"/>
+                <w:szCs w:val="32"/>
+                <w:cs/>
+                <w:lang w:bidi="th-TH"/>
+              </w:rPr>
+              <w:t xml:space="preserve">จำนวนเงินรวมทั้งสิ้น </w:t>
+            </w:r>
+            <w:r>
+              <w:rPr>
+                <w:rFonts w:ascii="TH SarabunIT๙" w:eastAsia="Times New Roman" w:hAnsi="TH SarabunIT๙" w:cs="TH SarabunIT๙"/>
+                <w:sz w:val="32"/>
+                <w:szCs w:val="32"/>
+                <w:cs/>
+                <w:lang w:bidi="th-TH"/>
+              </w:rPr>
+              <w:t>(</w:t>
+            </w:r>
+            <w:r>
+              <w:rPr>
+                <w:rFonts w:ascii="TH SarabunIT๙" w:eastAsia="Times New Roman" w:hAnsi="TH SarabunIT๙" w:cs="TH SarabunIT๙"/>
+                <w:noProof/>
+                <w:sz w:val="32"/>
+                <w:szCs w:val="32"/>
+                <w:lang w:bidi="th-TH"/>
+              </w:rPr>
+              <w:t>{{total_price_th}}</w:t>
+            </w:r>
+            <w:r>
+              <w:rPr>
+                <w:rFonts w:ascii="TH SarabunIT๙" w:eastAsia="Times New Roman" w:hAnsi="TH SarabunIT๙" w:cs="TH SarabunIT๙"/>
+                <w:sz w:val="32"/>
+                <w:szCs w:val="32"/>
+                <w:cs/>
+                <w:lang w:bidi="th-TH"/>
+              </w:rPr>
+              <w:t xml:space="preserve">)                   </w:t>
+            </w:r>
+          </w:p>
+        </w:tc>
+        <w:tc>
+          <w:tcPr>
+            <w:tcW w:w="2259" w:type="dxa"/>
+          </w:tcPr>
+          <w:p>
+            <w:pPr>
+              <w:jc w:val="right"/>
+              <w:rPr>
+                <w:rFonts w:ascii="TH SarabunIT๙" w:hAnsi="TH SarabunIT๙" w:cs="TH SarabunIT๙"/>
+                <w:sz w:val="32"/>
+                <w:szCs w:val="32"/>
+              </w:rPr>
+            </w:pPr>
+            <w:r>
+              <w:rPr>
+                <w:rFonts w:ascii="TH SarabunIT๙" w:hAnsi="TH SarabunIT๙" w:cs="TH SarabunIT๙"/>
+                <w:noProof/>
+                <w:sz w:val="32"/>
+                <w:szCs w:val="32"/>
+                <w:lang w:bidi="th-TH"/>
+              </w:rPr>
+              <w:t>{{current_order_price}}</w:t>
+            </w:r>
+            <w:r>
+              <w:rPr>
+                <w:rFonts w:ascii="TH SarabunIT๙" w:hAnsi="TH SarabunIT๙" w:cs="TH SarabunIT๙"/>
+                <w:sz w:val="32"/>
+                <w:szCs w:val="32"/>
+                <w:cs/>
+                <w:lang w:bidi="th-TH"/>
+              </w:rPr>
+              <w:t xml:space="preserve"> </w:t>
+            </w:r>
+          </w:p>
+        </w:tc>
+      </w:tr>
+    </w:tbl>
+    <w:p>
+      <w:pPr>
+        <w:spacing w:before="240" w:after="0"/>
+        <w:jc w:val="thaiDistribute"/>
+        <w:rPr>
+          <w:rFonts w:ascii="TH SarabunIT๙" w:hAnsi="TH SarabunIT๙" w:cs="TH SarabunIT๙"/>
+          <w:b/>
+          <w:bCs/>
+          <w:sz w:val="32"/>
+          <w:szCs w:val="32"/>
+          <w:cs/>
+        </w:rPr>
+      </w:pPr>
+      <w:r>
+        <w:rPr>
+          <w:rFonts w:ascii="TH SarabunIT๙" w:hAnsi="TH SarabunIT๙" w:cs="TH SarabunIT๙"/>
+          <w:sz w:val="32"/>
+          <w:szCs w:val="32"/>
+          <w:cs/>
+        </w:rPr>
+        <w:t xml:space="preserve">     รวมเป็น </w:t>
+      </w:r>
+      <w:r>
+        <w:rPr>
+          <w:rFonts w:ascii="TH SarabunIT๙" w:eastAsia="Times New Roman" w:hAnsi="TH SarabunIT๙" w:cs="TH SarabunIT๙"/>
+          <w:noProof/>
+          <w:sz w:val="32"/>
+          <w:szCs w:val="32"/>
+        </w:rPr>
+        <w:t>{{current_order_price}}</w:t>
+      </w:r>
+      <w:r>
+        <w:rPr>
+          <w:rFonts w:ascii="TH SarabunIT๙" w:eastAsia="Times New Roman" w:hAnsi="TH SarabunIT๙" w:cs="TH SarabunIT๙"/>
+          <w:sz w:val="32"/>
+          <w:szCs w:val="32"/>
+          <w:cs/>
+        </w:rPr>
+        <w:t xml:space="preserve"> บาท</w:t>
+      </w:r>
+      <w:r>
+        <w:rPr>
+          <w:rFonts w:ascii="TH SarabunIT๙" w:eastAsia="Times New Roman" w:hAnsi="TH SarabunIT๙" w:cs="TH SarabunIT๙"/>
+          <w:sz w:val="32"/>
+          <w:szCs w:val="32"/>
+        </w:rPr>
+        <w:t> </w:t>
+      </w:r>
+      <w:r>
+        <w:rPr>
+          <w:rFonts w:ascii="TH SarabunIT๙" w:eastAsia="Times New Roman" w:hAnsi="TH SarabunIT๙" w:cs="TH SarabunIT๙"/>
+          <w:sz w:val="32"/>
+          <w:szCs w:val="32"/>
+          <w:cs/>
+        </w:rPr>
+        <w:t>(</w:t>
+      </w:r>
+      <w:r>
+        <w:rPr>
+          <w:rFonts w:ascii="TH SarabunIT๙" w:eastAsia="Times New Roman" w:hAnsi="TH SarabunIT๙" w:cs="TH SarabunIT๙"/>
+          <w:noProof/>
+          <w:sz w:val="32"/>
+          <w:szCs w:val="32"/>
+        </w:rPr>
+        <w:t>{{total_price_th}}</w:t>
+      </w:r>
+      <w:r>
+        <w:rPr>
+          <w:rFonts w:ascii="TH SarabunIT๙" w:eastAsia="Times New Roman" w:hAnsi="TH SarabunIT๙" w:cs="TH SarabunIT๙"/>
+          <w:sz w:val="32"/>
+          <w:szCs w:val="32"/>
+          <w:cs/>
+        </w:rPr>
+        <w:t>)</w:t>
+      </w:r>
+      <w:r>
+        <w:rPr>
+          <w:rFonts w:ascii="TH SarabunIT๙" w:hAnsi="TH SarabunIT๙" w:cs="TH SarabunIT๙"/>
+          <w:sz w:val="32"/>
+          <w:szCs w:val="32"/>
+          <w:cs/>
+        </w:rPr>
+        <w:t xml:space="preserve"> ราคาดังกล่าวนี้จะยืนอยู่ 30 วัน และข้าพเจ้ารับรองว่า จะส่งมอบสิ่งของดังกล่าวข้างต้นได้ภายในกำหนด </w:t>
+      </w:r>
+      <w:r>
+        <w:rPr>
+          <w:rFonts w:ascii="TH SarabunIT๙" w:hAnsi="TH SarabunIT๙" w:cs="TH SarabunIT๙"/>
+          <w:noProof/>
+          <w:sz w:val="32"/>
+          <w:szCs w:val="32"/>
+        </w:rPr>
+        <w:t>{{shipping_days}}</w:t>
+      </w:r>
+      <w:r>
+        <w:rPr>
+          <w:rFonts w:ascii="TH SarabunIT๙" w:hAnsi="TH SarabunIT๙" w:cs="TH SarabunIT๙"/>
+          <w:sz w:val="32"/>
+          <w:szCs w:val="32"/>
+          <w:cs/>
+        </w:rPr>
+        <w:t xml:space="preserve"> วัน นับแต่วันรับใบสั่ง</w:t>
+      </w:r>
+      <w:r>
+        <w:rPr>
+          <w:rFonts w:ascii="TH SarabunIT๙" w:hAnsi="TH SarabunIT๙" w:cs="TH SarabunIT๙"/>
+          <w:noProof/>
+          <w:sz w:val="32"/>
+          <w:szCs w:val="32"/>
+        </w:rPr>
+        <w:t>{{order_type}}</w:t>
+      </w:r>
+    </w:p>
+    <w:p>
+      <w:pPr>
+        <w:spacing w:after="0"/>
+        <w:jc w:val="both"/>
+        <w:rPr>
+          <w:rFonts w:ascii="TH SarabunIT๙" w:hAnsi="TH SarabunIT๙" w:cs="TH SarabunIT๙"/>
+          <w:sz w:val="32"/>
+          <w:szCs w:val="32"/>
+        </w:rPr>
+      </w:pPr>
+    </w:p>
+    <w:p>
+      <w:pPr>
+        <w:tabs>
+          <w:tab w:val="left" w:pos="4111"/>
+        </w:tabs>
+        <w:spacing w:after="0"/>
+        <w:jc w:val="both"/>
+        <w:rPr>
+          <w:rFonts w:ascii="TH SarabunIT๙" w:hAnsi="TH SarabunIT๙" w:cs="TH SarabunIT๙"/>
+          <w:sz w:val="32"/>
+          <w:szCs w:val="32"/>
+        </w:rPr>
+      </w:pPr>
+      <w:r>
+        <w:rPr>
+          <w:rFonts w:ascii="TH SarabunIT๙" w:hAnsi="TH SarabunIT๙" w:cs="TH SarabunIT๙"/>
+          <w:sz w:val="32"/>
+          <w:szCs w:val="32"/>
+          <w:cs/>
+        </w:rPr>
+        <w:tab/>
+        <w:t>ลงชื่อ........................................ผู้เสนอราคา</w:t>
+      </w:r>
+    </w:p>
+    <w:p>
+      <w:pPr>
+        <w:shd w:val="clear" w:color="auto" w:fill="FFFFFF" w:themeFill="background1"/>
+        <w:tabs>
+          <w:tab w:val="left" w:pos="4820"/>
+        </w:tabs>
+        <w:rPr>
+          <w:rFonts w:ascii="TH SarabunIT๙" w:hAnsi="TH SarabunIT๙" w:cs="TH SarabunIT๙"/>
+          <w:sz w:val="32"/>
+          <w:szCs w:val="32"/>
+        </w:rPr>
+      </w:pPr>
+      <w:r>
+        <w:rPr>
+          <w:rFonts w:ascii="TH SarabunIT๙" w:hAnsi="TH SarabunIT๙" w:cs="TH SarabunIT๙"/>
+          <w:sz w:val="32"/>
+          <w:szCs w:val="32"/>
+          <w:cs/>
+        </w:rPr>
+        <w:tab/>
+        <w:t>(</w:t>
+      </w:r>
+      <w:r>
+        <w:rPr>
+          <w:rFonts w:ascii="TH SarabunIT๙" w:hAnsi="TH SarabunIT๙" w:cs="TH SarabunIT๙"/>
+          <w:sz w:val="32"/>
+          <w:szCs w:val="32"/>
+        </w:rPr>
+        <w:t>{{</w:t>
+      </w:r>
+      <w:proofErr w:type="spellStart"/>
+      <w:r>
+        <w:rPr>
+          <w:rFonts w:ascii="TH SarabunIT๙" w:hAnsi="TH SarabunIT๙" w:cs="TH SarabunIT๙"/>
+          <w:sz w:val="32"/>
+          <w:szCs w:val="32"/>
+        </w:rPr>
+        <w:t>vendor_owner</w:t>
+      </w:r>
+      <w:proofErr w:type="spellEnd"/>
+      <w:r>
+        <w:rPr>
+          <w:rFonts w:ascii="TH SarabunIT๙" w:hAnsi="TH SarabunIT๙" w:cs="TH SarabunIT๙"/>
+          <w:sz w:val="32"/>
+          <w:szCs w:val="32"/>
+        </w:rPr>
+        <w:t>}})</w:t>
+      </w:r>
+    </w:p>
+    <w:p>
+      <w:pPr>
+        <w:shd w:val="clear" w:color="auto" w:fill="FFFFFF" w:themeFill="background1"/>
+        <w:rPr>
+          <w:rFonts w:ascii="TH SarabunIT๙" w:hAnsi="TH SarabunIT๙" w:cs="TH SarabunIT๙"/>
+          <w:sz w:val="32"/>
+          <w:szCs w:val="32"/>
+        </w:rPr>
+      </w:pPr>
+    </w:p>
+    <w:p>
+      <w:pPr>
+        <w:shd w:val="clear" w:color="auto" w:fill="FFFFFF" w:themeFill="background1"/>
+        <w:rPr>
+          <w:rFonts w:ascii="TH SarabunIT๙" w:hAnsi="TH SarabunIT๙" w:cs="TH SarabunIT๙"/>
+          <w:sz w:val="32"/>
+          <w:szCs w:val="32"/>
+        </w:rPr>
+      </w:pPr>
+    </w:p>
+    <w:p>
+      <w:pPr>
+        <w:shd w:val="clear" w:color="auto" w:fill="FFFFFF" w:themeFill="background1"/>
+        <w:rPr>
+          <w:rFonts w:ascii="TH SarabunIT๙" w:hAnsi="TH SarabunIT๙" w:cs="TH SarabunIT๙"/>
+          <w:sz w:val="32"/>
+          <w:szCs w:val="32"/>
+        </w:rPr>
+      </w:pPr>
+    </w:p>
+    <w:p>
+      <w:pPr>
+        <w:shd w:val="clear" w:color="auto" w:fill="FFFFFF" w:themeFill="background1"/>
+        <w:rPr>
+          <w:rFonts w:ascii="TH SarabunIT๙" w:hAnsi="TH SarabunIT๙" w:cs="TH SarabunIT๙"/>
+          <w:sz w:val="32"/>
+          <w:szCs w:val="32"/>
+        </w:rPr>
+      </w:pPr>
+    </w:p>
+    <w:p>
+      <w:pPr>
+        <w:shd w:val="clear" w:color="auto" w:fill="FFFFFF" w:themeFill="background1"/>
+        <w:rPr>
+          <w:rFonts w:ascii="TH SarabunIT๙" w:hAnsi="TH SarabunIT๙" w:cs="TH SarabunIT๙"/>
+          <w:sz w:val="32"/>
+          <w:szCs w:val="32"/>
+        </w:rPr>
+      </w:pPr>
+    </w:p>
+    <w:p>
+      <w:pPr>
+        <w:shd w:val="clear" w:color="auto" w:fill="FFFFFF" w:themeFill="background1"/>
+        <w:rPr>
+          <w:rFonts w:ascii="TH SarabunIT๙" w:hAnsi="TH SarabunIT๙" w:cs="TH SarabunIT๙"/>
+          <w:sz w:val="32"/>
+          <w:szCs w:val="32"/>
+        </w:rPr>
+      </w:pPr>
+    </w:p>
+    <w:p>
+      <w:pPr>
+        <w:shd w:val="clear" w:color="auto" w:fill="FFFFFF" w:themeFill="background1"/>
+        <w:rPr>
+          <w:rFonts w:ascii="TH SarabunIT๙" w:hAnsi="TH SarabunIT๙" w:cs="TH SarabunIT๙"/>
+          <w:sz w:val="32"/>
+          <w:szCs w:val="32"/>
+        </w:rPr>
+      </w:pPr>
+    </w:p>
+    <w:p>
+      <w:pPr>
+        <w:shd w:val="clear" w:color="auto" w:fill="FFFFFF" w:themeFill="background1"/>
+        <w:rPr>
+          <w:rFonts w:ascii="TH SarabunIT๙" w:hAnsi="TH SarabunIT๙" w:cs="TH SarabunIT๙"/>
+          <w:sz w:val="32"/>
+          <w:szCs w:val="32"/>
+        </w:rPr>
+      </w:pPr>
+    </w:p>
+    <w:p>
+      <w:pPr>
+        <w:shd w:val="clear" w:color="auto" w:fill="FFFFFF" w:themeFill="background1"/>
+        <w:rPr>
+          <w:rFonts w:ascii="TH SarabunIT๙" w:hAnsi="TH SarabunIT๙" w:cs="TH SarabunIT๙" w:hint="cs"/>
           <w:sz w:val="32"/>
           <w:szCs w:val="32"/>
         </w:rPr>
@@ -17806,6 +19049,20 @@
                 <w:p>
                   <w:pPr>
                     <w:shd w:val="clear" w:color="auto" w:fill="FFFFFF" w:themeFill="background1"/>
+                    <w:tabs>
+                      <w:tab w:val="left" w:pos="450"/>
+                      <w:tab w:val="left" w:pos="4560"/>
+                    </w:tabs>
+                    <w:spacing w:after="0" w:line="240" w:lineRule="auto"/>
+                    <w:rPr>
+                      <w:rFonts w:ascii="TH SarabunIT๙" w:eastAsia="Times New Roman" w:hAnsi="TH SarabunIT๙" w:cs="TH SarabunIT๙"/>
+                      <w:sz w:val="28"/>
+                    </w:rPr>
+                  </w:pPr>
+                </w:p>
+                <w:p>
+                  <w:pPr>
+                    <w:shd w:val="clear" w:color="auto" w:fill="FFFFFF" w:themeFill="background1"/>
                     <w:spacing w:after="0" w:line="240" w:lineRule="auto"/>
                     <w:rPr>
                       <w:rFonts w:ascii="TH SarabunIT๙" w:eastAsia="Times New Roman" w:hAnsi="TH SarabunIT๙" w:cs="TH SarabunIT๙"/>
@@ -17896,6 +19153,7 @@
                 <w:sz w:val="28"/>
                 <w:cs/>
               </w:rPr>
+              <w:lastRenderedPageBreak/>
               <w:t>เลขที่โครงการ</w:t>
             </w:r>
             <w:r>
@@ -17955,7 +19213,6 @@
                 <w:sz w:val="28"/>
                 <w:cs/>
               </w:rPr>
-              <w:lastRenderedPageBreak/>
               <w:t>เลขคุมสัญญา</w:t>
             </w:r>
             <w:r>
@@ -18024,7 +19281,7 @@
           <w:rFonts w:ascii="TH SarabunIT๙" w:hAnsi="TH SarabunIT๙" w:cs="TH SarabunIT๙"/>
           <w:b/>
           <w:bCs/>
-          <w:u w:val="single"/>
+          <w:cs/>
         </w:rPr>
       </w:pPr>
       <w:r>
@@ -18032,1291 +19289,8 @@
           <w:rFonts w:ascii="TH SarabunIT๙" w:hAnsi="TH SarabunIT๙" w:cs="TH SarabunIT๙"/>
           <w:b/>
           <w:bCs/>
-          <w:u w:val="single"/>
-          <w:cs/>
-        </w:rPr>
-        <w:t>ใบเสนอราคา</w:t>
-      </w:r>
-    </w:p>
-    <w:p>
-      <w:pPr>
-        <w:pStyle w:val="2"/>
-        <w:jc w:val="right"/>
-        <w:rPr>
-          <w:rFonts w:ascii="TH SarabunIT๙" w:hAnsi="TH SarabunIT๙" w:cs="TH SarabunIT๙"/>
-          <w:color w:val="auto"/>
-          <w:sz w:val="32"/>
-          <w:szCs w:val="32"/>
-          <w:cs/>
-        </w:rPr>
-      </w:pPr>
-      <w:r>
-        <w:rPr>
-          <w:rFonts w:ascii="TH SarabunIT๙" w:hAnsi="TH SarabunIT๙" w:cs="TH SarabunIT๙"/>
-          <w:color w:val="auto"/>
-          <w:sz w:val="32"/>
-          <w:szCs w:val="32"/>
-          <w:cs/>
-        </w:rPr>
-        <w:t xml:space="preserve">                                                                                            วันที่   </w:t>
-      </w:r>
-      <w:r>
-        <w:rPr>
-          <w:rFonts w:ascii="TH SarabunIT๙" w:hAnsi="TH SarabunIT๙" w:cs="TH SarabunIT๙"/>
-          <w:noProof/>
-          <w:color w:val="auto"/>
-          <w:sz w:val="32"/>
-          <w:szCs w:val="32"/>
-        </w:rPr>
-        <w:t>{{date_quotation}}</w:t>
-      </w:r>
-    </w:p>
-    <w:p>
-      <w:pPr>
-        <w:pStyle w:val="3"/>
-        <w:rPr>
-          <w:rFonts w:ascii="TH SarabunIT๙" w:hAnsi="TH SarabunIT๙" w:cs="TH SarabunIT๙"/>
-          <w:cs/>
-        </w:rPr>
-      </w:pPr>
-    </w:p>
-    <w:p>
-      <w:pPr>
-        <w:pStyle w:val="3"/>
-        <w:rPr>
-          <w:rFonts w:ascii="TH SarabunIT๙" w:hAnsi="TH SarabunIT๙" w:cs="TH SarabunIT๙"/>
-        </w:rPr>
-      </w:pPr>
-      <w:r>
-        <w:rPr>
-          <w:rFonts w:ascii="TH SarabunIT๙" w:hAnsi="TH SarabunIT๙" w:cs="TH SarabunIT๙"/>
-          <w:cs/>
-        </w:rPr>
-        <w:t>เรียน   ผู้อำนวยการโรงเรียน</w:t>
-      </w:r>
-      <w:r>
-        <w:rPr>
-          <w:rFonts w:ascii="TH SarabunIT๙" w:hAnsi="TH SarabunIT๙" w:cs="TH SarabunIT๙"/>
-        </w:rPr>
-        <w:t>{{</w:t>
-      </w:r>
-      <w:proofErr w:type="spellStart"/>
-      <w:r>
-        <w:rPr>
-          <w:rFonts w:ascii="TH SarabunIT๙" w:hAnsi="TH SarabunIT๙" w:cs="TH SarabunIT๙"/>
-        </w:rPr>
-        <w:t>school_name</w:t>
-      </w:r>
-      <w:proofErr w:type="spellEnd"/>
-      <w:r>
-        <w:rPr>
-          <w:rFonts w:ascii="TH SarabunIT๙" w:hAnsi="TH SarabunIT๙" w:cs="TH SarabunIT๙"/>
-        </w:rPr>
-        <w:t>}}</w:t>
-      </w:r>
-      <w:r>
-        <w:rPr>
-          <w:rFonts w:ascii="TH SarabunIT๙" w:hAnsi="TH SarabunIT๙" w:cs="TH SarabunIT๙"/>
-          <w:cs/>
-        </w:rPr>
-        <w:t xml:space="preserve"> </w:t>
-      </w:r>
-    </w:p>
-    <w:p>
-      <w:pPr>
-        <w:spacing w:after="0" w:line="240" w:lineRule="auto"/>
-        <w:jc w:val="thaiDistribute"/>
-        <w:rPr>
-          <w:rFonts w:ascii="TH SarabunIT๙" w:hAnsi="TH SarabunIT๙" w:cs="TH SarabunIT๙"/>
-          <w:sz w:val="32"/>
-          <w:szCs w:val="32"/>
-        </w:rPr>
-      </w:pPr>
-      <w:r>
-        <w:rPr>
-          <w:rFonts w:ascii="TH SarabunIT๙" w:hAnsi="TH SarabunIT๙" w:cs="TH SarabunIT๙"/>
-          <w:sz w:val="32"/>
-          <w:szCs w:val="32"/>
-          <w:cs/>
-        </w:rPr>
-        <w:t xml:space="preserve">         ข้าพเจ้า </w:t>
-      </w:r>
-      <w:r>
-        <w:rPr>
-          <w:rFonts w:ascii="TH SarabunIT๙" w:hAnsi="TH SarabunIT๙" w:cs="TH SarabunIT๙"/>
-          <w:noProof/>
-          <w:sz w:val="32"/>
-          <w:szCs w:val="32"/>
-        </w:rPr>
-        <w:t>{{vendor_owner}}</w:t>
-      </w:r>
-      <w:r>
-        <w:rPr>
-          <w:rFonts w:ascii="TH SarabunIT๙" w:hAnsi="TH SarabunIT๙" w:cs="TH SarabunIT๙"/>
-          <w:sz w:val="32"/>
-          <w:szCs w:val="32"/>
-          <w:cs/>
-        </w:rPr>
-        <w:t xml:space="preserve">  ในนาม </w:t>
-      </w:r>
-      <w:r>
-        <w:rPr>
-          <w:rFonts w:ascii="TH SarabunIT๙" w:eastAsia="Times New Roman" w:hAnsi="TH SarabunIT๙" w:cs="TH SarabunIT๙"/>
-          <w:noProof/>
-          <w:sz w:val="32"/>
-          <w:szCs w:val="32"/>
-        </w:rPr>
-        <w:t>{{vendor_name}}</w:t>
-      </w:r>
-      <w:r>
-        <w:rPr>
-          <w:rFonts w:ascii="TH SarabunIT๙" w:eastAsia="Times New Roman" w:hAnsi="TH SarabunIT๙" w:cs="TH SarabunIT๙"/>
-          <w:sz w:val="32"/>
-          <w:szCs w:val="32"/>
-          <w:cs/>
-        </w:rPr>
-        <w:t xml:space="preserve"> </w:t>
-      </w:r>
-      <w:r>
-        <w:rPr>
-          <w:rFonts w:ascii="TH SarabunIT๙" w:hAnsi="TH SarabunIT๙" w:cs="TH SarabunIT๙"/>
-          <w:sz w:val="32"/>
-          <w:szCs w:val="32"/>
-          <w:cs/>
-        </w:rPr>
-        <w:t xml:space="preserve">ที่อยู่ เลขที่ </w:t>
-      </w:r>
-      <w:r>
-        <w:rPr>
-          <w:rFonts w:ascii="TH SarabunIT๙" w:hAnsi="TH SarabunIT๙" w:cs="TH SarabunIT๙"/>
-          <w:noProof/>
-          <w:sz w:val="32"/>
-          <w:szCs w:val="32"/>
-        </w:rPr>
-        <w:t>{{vendor_address_no}}</w:t>
-      </w:r>
-      <w:r>
-        <w:rPr>
-          <w:rFonts w:ascii="TH SarabunIT๙" w:hAnsi="TH SarabunIT๙" w:cs="TH SarabunIT๙"/>
-          <w:sz w:val="32"/>
-          <w:szCs w:val="32"/>
-          <w:cs/>
-        </w:rPr>
-        <w:t xml:space="preserve"> ตำบล</w:t>
-      </w:r>
-      <w:r>
-        <w:rPr>
-          <w:rFonts w:ascii="TH SarabunIT๙" w:hAnsi="TH SarabunIT๙" w:cs="TH SarabunIT๙"/>
-          <w:noProof/>
-          <w:sz w:val="32"/>
-          <w:szCs w:val="32"/>
-        </w:rPr>
-        <w:t>{{vendor_subdistrict}}</w:t>
-      </w:r>
-      <w:r>
-        <w:rPr>
-          <w:rFonts w:ascii="TH SarabunIT๙" w:hAnsi="TH SarabunIT๙" w:cs="TH SarabunIT๙"/>
-          <w:sz w:val="32"/>
-          <w:szCs w:val="32"/>
-        </w:rPr>
-        <w:t xml:space="preserve"> </w:t>
-      </w:r>
-      <w:r>
-        <w:rPr>
-          <w:rFonts w:ascii="TH SarabunIT๙" w:hAnsi="TH SarabunIT๙" w:cs="TH SarabunIT๙"/>
-          <w:sz w:val="32"/>
-          <w:szCs w:val="32"/>
-          <w:cs/>
-        </w:rPr>
-        <w:t>อำเภอ</w:t>
-      </w:r>
-      <w:r>
-        <w:rPr>
-          <w:rFonts w:ascii="TH SarabunIT๙" w:hAnsi="TH SarabunIT๙" w:cs="TH SarabunIT๙"/>
-          <w:noProof/>
-          <w:sz w:val="32"/>
-          <w:szCs w:val="32"/>
-        </w:rPr>
-        <w:t>{{vendor_district}}</w:t>
-      </w:r>
-      <w:r>
-        <w:rPr>
-          <w:rFonts w:ascii="TH SarabunIT๙" w:hAnsi="TH SarabunIT๙" w:cs="TH SarabunIT๙"/>
-          <w:sz w:val="32"/>
-          <w:szCs w:val="32"/>
-          <w:cs/>
-        </w:rPr>
-        <w:t xml:space="preserve"> จังหวัด</w:t>
-      </w:r>
-      <w:r>
-        <w:rPr>
-          <w:rFonts w:ascii="TH SarabunIT๙" w:hAnsi="TH SarabunIT๙" w:cs="TH SarabunIT๙"/>
-          <w:noProof/>
-          <w:sz w:val="32"/>
-          <w:szCs w:val="32"/>
-        </w:rPr>
-        <w:t>{{vendor_province}}</w:t>
-      </w:r>
-      <w:r>
-        <w:rPr>
-          <w:rFonts w:ascii="TH SarabunIT๙" w:hAnsi="TH SarabunIT๙" w:cs="TH SarabunIT๙"/>
-          <w:sz w:val="32"/>
-          <w:szCs w:val="32"/>
-          <w:cs/>
-        </w:rPr>
-        <w:t xml:space="preserve"> เลขประจำตัวผู้เสียภาษี  </w:t>
-      </w:r>
-      <w:r>
-        <w:rPr>
-          <w:rFonts w:ascii="TH SarabunIT๙" w:hAnsi="TH SarabunIT๙" w:cs="TH SarabunIT๙"/>
-          <w:noProof/>
-          <w:sz w:val="32"/>
-          <w:szCs w:val="32"/>
-        </w:rPr>
-        <w:t>{{vendor_tax_id}}</w:t>
-      </w:r>
-    </w:p>
-    <w:p>
-      <w:pPr>
-        <w:tabs>
-          <w:tab w:val="left" w:pos="630"/>
-        </w:tabs>
-        <w:spacing w:after="0" w:line="240" w:lineRule="auto"/>
-        <w:jc w:val="thaiDistribute"/>
-        <w:rPr>
-          <w:rFonts w:ascii="TH SarabunIT๙" w:hAnsi="TH SarabunIT๙" w:cs="TH SarabunIT๙"/>
-          <w:sz w:val="32"/>
-          <w:szCs w:val="32"/>
-          <w:rtl/>
-          <w:cs/>
-        </w:rPr>
-      </w:pPr>
-      <w:r>
-        <w:rPr>
-          <w:rFonts w:ascii="TH SarabunIT๙" w:hAnsi="TH SarabunIT๙" w:cs="TH SarabunIT๙"/>
-          <w:sz w:val="32"/>
-          <w:szCs w:val="32"/>
-          <w:cs/>
-        </w:rPr>
-        <w:tab/>
-        <w:t>ข้าพเจ้าขอเสนอราคา</w:t>
-      </w:r>
-      <w:r>
-        <w:rPr>
-          <w:rFonts w:ascii="TH SarabunIT๙" w:eastAsia="Times New Roman" w:hAnsi="TH SarabunIT๙" w:cs="TH SarabunIT๙"/>
-          <w:sz w:val="32"/>
-          <w:szCs w:val="32"/>
-          <w:cs/>
-        </w:rPr>
-        <w:t xml:space="preserve"> </w:t>
-      </w:r>
-      <w:r>
-        <w:rPr>
-          <w:rFonts w:ascii="TH SarabunIT๙" w:eastAsia="Times New Roman" w:hAnsi="TH SarabunIT๙" w:cs="TH SarabunIT๙"/>
-          <w:noProof/>
-          <w:sz w:val="32"/>
-          <w:szCs w:val="32"/>
-        </w:rPr>
-        <w:t>{{procurement_subject}}</w:t>
-      </w:r>
-      <w:r>
-        <w:rPr>
-          <w:rFonts w:ascii="TH SarabunIT๙" w:eastAsia="Times New Roman" w:hAnsi="TH SarabunIT๙" w:cs="TH SarabunIT๙"/>
-          <w:sz w:val="32"/>
-          <w:szCs w:val="32"/>
-          <w:cs/>
-        </w:rPr>
-        <w:t xml:space="preserve"> </w:t>
-      </w:r>
-      <w:r>
-        <w:rPr>
-          <w:rFonts w:ascii="TH SarabunIT๙" w:hAnsi="TH SarabunIT๙" w:cs="TH SarabunIT๙"/>
-          <w:sz w:val="32"/>
-          <w:szCs w:val="32"/>
-          <w:cs/>
-        </w:rPr>
-        <w:t>รวมทั้งบริการและกำหนดส่งมอบดังต่อไปนี้</w:t>
-      </w:r>
-    </w:p>
-    <w:tbl>
-      <w:tblPr>
-        <w:tblStyle w:val="a3"/>
-        <w:tblW w:w="9200" w:type="dxa"/>
-        <w:tblLayout w:type="fixed"/>
-        <w:tblLook w:val="04A0" w:firstRow="1" w:lastRow="0" w:firstColumn="1" w:lastColumn="0" w:noHBand="0" w:noVBand="1"/>
-      </w:tblPr>
-      <w:tblGrid>
-        <w:gridCol w:w="704"/>
-        <w:gridCol w:w="3827"/>
-        <w:gridCol w:w="1057"/>
-        <w:gridCol w:w="1353"/>
-        <w:gridCol w:w="2259"/>
-      </w:tblGrid>
-      <w:tr>
-        <w:trPr>
-          <w:trHeight w:val="20"/>
-        </w:trPr>
-        <w:tc>
-          <w:tcPr>
-            <w:tcW w:w="704" w:type="dxa"/>
-          </w:tcPr>
-          <w:p>
-            <w:pPr>
-              <w:jc w:val="center"/>
-              <w:rPr>
-                <w:rFonts w:ascii="TH SarabunIT๙" w:hAnsi="TH SarabunIT๙" w:cs="TH SarabunIT๙"/>
-                <w:b/>
-                <w:bCs/>
-                <w:sz w:val="32"/>
-                <w:szCs w:val="32"/>
-              </w:rPr>
-            </w:pPr>
-            <w:r>
-              <w:rPr>
-                <w:rFonts w:ascii="TH SarabunIT๙" w:hAnsi="TH SarabunIT๙" w:cs="TH SarabunIT๙"/>
-                <w:b/>
-                <w:bCs/>
-                <w:sz w:val="32"/>
-                <w:szCs w:val="32"/>
-                <w:cs/>
-                <w:lang w:bidi="th-TH"/>
-              </w:rPr>
-              <w:t>ที่</w:t>
-            </w:r>
-          </w:p>
-        </w:tc>
-        <w:tc>
-          <w:tcPr>
-            <w:tcW w:w="3827" w:type="dxa"/>
-          </w:tcPr>
-          <w:p>
-            <w:pPr>
-              <w:jc w:val="center"/>
-              <w:rPr>
-                <w:rFonts w:ascii="TH SarabunIT๙" w:hAnsi="TH SarabunIT๙" w:cs="TH SarabunIT๙"/>
-                <w:b/>
-                <w:bCs/>
-                <w:sz w:val="32"/>
-                <w:szCs w:val="32"/>
-              </w:rPr>
-            </w:pPr>
-            <w:r>
-              <w:rPr>
-                <w:rFonts w:ascii="TH SarabunIT๙" w:hAnsi="TH SarabunIT๙" w:cs="TH SarabunIT๙"/>
-                <w:b/>
-                <w:bCs/>
-                <w:sz w:val="32"/>
-                <w:szCs w:val="32"/>
-                <w:cs/>
-                <w:lang w:bidi="th-TH"/>
-              </w:rPr>
-              <w:t>รายการ</w:t>
-            </w:r>
-          </w:p>
-        </w:tc>
-        <w:tc>
-          <w:tcPr>
-            <w:tcW w:w="1057" w:type="dxa"/>
-          </w:tcPr>
-          <w:p>
-            <w:pPr>
-              <w:jc w:val="center"/>
-              <w:rPr>
-                <w:rFonts w:ascii="TH SarabunIT๙" w:hAnsi="TH SarabunIT๙" w:cs="TH SarabunIT๙"/>
-                <w:b/>
-                <w:bCs/>
-                <w:sz w:val="32"/>
-                <w:szCs w:val="32"/>
-              </w:rPr>
-            </w:pPr>
-            <w:r>
-              <w:rPr>
-                <w:rFonts w:ascii="TH SarabunIT๙" w:hAnsi="TH SarabunIT๙" w:cs="TH SarabunIT๙"/>
-                <w:b/>
-                <w:bCs/>
-                <w:sz w:val="32"/>
-                <w:szCs w:val="32"/>
-                <w:cs/>
-                <w:lang w:bidi="th-TH"/>
-              </w:rPr>
-              <w:t>จำนวน</w:t>
-            </w:r>
-          </w:p>
-        </w:tc>
-        <w:tc>
-          <w:tcPr>
-            <w:tcW w:w="1353" w:type="dxa"/>
-          </w:tcPr>
-          <w:p>
-            <w:pPr>
-              <w:jc w:val="center"/>
-              <w:rPr>
-                <w:rFonts w:ascii="TH SarabunIT๙" w:hAnsi="TH SarabunIT๙" w:cs="TH SarabunIT๙"/>
-                <w:b/>
-                <w:bCs/>
-                <w:sz w:val="32"/>
-                <w:szCs w:val="32"/>
-                <w:cs/>
-                <w:lang w:bidi="th-TH"/>
-              </w:rPr>
-            </w:pPr>
-            <w:r>
-              <w:rPr>
-                <w:rFonts w:ascii="TH SarabunIT๙" w:hAnsi="TH SarabunIT๙" w:cs="TH SarabunIT๙"/>
-                <w:b/>
-                <w:bCs/>
-                <w:sz w:val="32"/>
-                <w:szCs w:val="32"/>
-                <w:cs/>
-                <w:lang w:bidi="th-TH"/>
-              </w:rPr>
-              <w:t xml:space="preserve">ราคา/หน่วย </w:t>
-            </w:r>
-          </w:p>
-        </w:tc>
-        <w:tc>
-          <w:tcPr>
-            <w:tcW w:w="2259" w:type="dxa"/>
-          </w:tcPr>
-          <w:p>
-            <w:pPr>
-              <w:jc w:val="center"/>
-              <w:rPr>
-                <w:rFonts w:ascii="TH SarabunIT๙" w:hAnsi="TH SarabunIT๙" w:cs="TH SarabunIT๙"/>
-                <w:b/>
-                <w:bCs/>
-                <w:sz w:val="32"/>
-                <w:szCs w:val="32"/>
-                <w:lang w:bidi="th-TH"/>
-              </w:rPr>
-            </w:pPr>
-            <w:r>
-              <w:rPr>
-                <w:rFonts w:ascii="TH SarabunIT๙" w:hAnsi="TH SarabunIT๙" w:cs="TH SarabunIT๙"/>
-                <w:b/>
-                <w:bCs/>
-                <w:sz w:val="32"/>
-                <w:szCs w:val="32"/>
-                <w:cs/>
-                <w:lang w:bidi="th-TH"/>
-              </w:rPr>
-              <w:t>จำนวนเงิน</w:t>
-            </w:r>
-            <w:r>
-              <w:rPr>
-                <w:rFonts w:ascii="TH SarabunIT๙" w:hAnsi="TH SarabunIT๙" w:cs="TH SarabunIT๙"/>
-                <w:b/>
-                <w:bCs/>
-                <w:sz w:val="32"/>
-                <w:szCs w:val="32"/>
-              </w:rPr>
-              <w:t xml:space="preserve"> </w:t>
-            </w:r>
-          </w:p>
-        </w:tc>
-      </w:tr>
-      <w:tr>
-        <w:trPr>
-          <w:trHeight w:val="20"/>
-        </w:trPr>
-        <w:tc>
-          <w:tcPr>
-            <w:tcW w:w="704" w:type="dxa"/>
-          </w:tcPr>
-          <w:p>
-            <w:pPr>
-              <w:pStyle w:val="a8"/>
-              <w:jc w:val="center"/>
-              <w:rPr>
-                <w:rFonts w:ascii="TH SarabunIT๙" w:hAnsi="TH SarabunIT๙" w:cs="TH SarabunIT๙"/>
-                <w:szCs w:val="32"/>
-              </w:rPr>
-            </w:pPr>
-            <w:r>
-              <w:rPr>
-                <w:rFonts w:ascii="TH SarabunIT๙" w:eastAsia="Calibri" w:hAnsi="TH SarabunIT๙" w:cs="TH SarabunIT๙"/>
-                <w:szCs w:val="32"/>
-              </w:rPr>
-              <w:t>{{</w:t>
-            </w:r>
-            <w:proofErr w:type="spellStart"/>
-            <w:r>
-              <w:rPr>
-                <w:rFonts w:ascii="TH SarabunIT๙" w:eastAsia="Calibri" w:hAnsi="TH SarabunIT๙" w:cs="TH SarabunIT๙"/>
-                <w:szCs w:val="32"/>
-              </w:rPr>
-              <w:t>idx</w:t>
-            </w:r>
-            <w:proofErr w:type="spellEnd"/>
-            <w:r>
-              <w:rPr>
-                <w:rFonts w:ascii="TH SarabunIT๙" w:eastAsia="Calibri" w:hAnsi="TH SarabunIT๙" w:cs="TH SarabunIT๙"/>
-                <w:szCs w:val="32"/>
-              </w:rPr>
-              <w:t>}}</w:t>
-            </w:r>
-          </w:p>
-        </w:tc>
-        <w:tc>
-          <w:tcPr>
-            <w:tcW w:w="3827" w:type="dxa"/>
-          </w:tcPr>
-          <w:p>
-            <w:pPr>
-              <w:pStyle w:val="a8"/>
-              <w:rPr>
-                <w:rFonts w:ascii="TH SarabunIT๙" w:hAnsi="TH SarabunIT๙" w:cs="TH SarabunIT๙"/>
-                <w:szCs w:val="32"/>
-              </w:rPr>
-            </w:pPr>
-            <w:r>
-              <w:rPr>
-                <w:rFonts w:ascii="TH SarabunIT๙" w:eastAsia="Calibri" w:hAnsi="TH SarabunIT๙" w:cs="TH SarabunIT๙"/>
-                <w:szCs w:val="32"/>
-              </w:rPr>
-              <w:t>{{</w:t>
-            </w:r>
-            <w:proofErr w:type="spellStart"/>
-            <w:r>
-              <w:rPr>
-                <w:rFonts w:ascii="TH SarabunIT๙" w:eastAsia="Calibri" w:hAnsi="TH SarabunIT๙" w:cs="TH SarabunIT๙"/>
-                <w:szCs w:val="32"/>
-              </w:rPr>
-              <w:t>item_name</w:t>
-            </w:r>
-            <w:proofErr w:type="spellEnd"/>
-            <w:r>
-              <w:rPr>
-                <w:rFonts w:ascii="TH SarabunIT๙" w:eastAsia="Calibri" w:hAnsi="TH SarabunIT๙" w:cs="TH SarabunIT๙"/>
-                <w:szCs w:val="32"/>
-              </w:rPr>
-              <w:t>}}</w:t>
-            </w:r>
-          </w:p>
-        </w:tc>
-        <w:tc>
-          <w:tcPr>
-            <w:tcW w:w="1057" w:type="dxa"/>
-          </w:tcPr>
-          <w:p>
-            <w:pPr>
-              <w:pStyle w:val="a8"/>
-              <w:jc w:val="center"/>
-              <w:rPr>
-                <w:rFonts w:ascii="TH SarabunIT๙" w:hAnsi="TH SarabunIT๙" w:cs="TH SarabunIT๙"/>
-                <w:szCs w:val="32"/>
-                <w:rtl/>
-                <w:cs/>
-              </w:rPr>
-            </w:pPr>
-            <w:r>
-              <w:rPr>
-                <w:rFonts w:ascii="TH SarabunIT๙" w:eastAsia="Calibri" w:hAnsi="TH SarabunIT๙" w:cs="TH SarabunIT๙"/>
-                <w:szCs w:val="32"/>
-              </w:rPr>
-              <w:t>{{quantity}}</w:t>
-            </w:r>
-          </w:p>
-        </w:tc>
-        <w:tc>
-          <w:tcPr>
-            <w:tcW w:w="1353" w:type="dxa"/>
-          </w:tcPr>
-          <w:p>
-            <w:pPr>
-              <w:pStyle w:val="a8"/>
-              <w:jc w:val="right"/>
-              <w:rPr>
-                <w:rFonts w:ascii="TH SarabunIT๙" w:hAnsi="TH SarabunIT๙" w:cs="TH SarabunIT๙"/>
-                <w:szCs w:val="32"/>
-              </w:rPr>
-            </w:pPr>
-            <w:r>
-              <w:rPr>
-                <w:rFonts w:ascii="TH SarabunIT๙" w:eastAsia="Calibri" w:hAnsi="TH SarabunIT๙" w:cs="TH SarabunIT๙"/>
-                <w:szCs w:val="32"/>
-              </w:rPr>
-              <w:t>{{</w:t>
-            </w:r>
-            <w:proofErr w:type="spellStart"/>
-            <w:r>
-              <w:rPr>
-                <w:rFonts w:ascii="TH SarabunIT๙" w:eastAsia="Calibri" w:hAnsi="TH SarabunIT๙" w:cs="TH SarabunIT๙"/>
-                <w:szCs w:val="32"/>
-              </w:rPr>
-              <w:t>unit_price</w:t>
-            </w:r>
-            <w:proofErr w:type="spellEnd"/>
-            <w:r>
-              <w:rPr>
-                <w:rFonts w:ascii="TH SarabunIT๙" w:eastAsia="Calibri" w:hAnsi="TH SarabunIT๙" w:cs="TH SarabunIT๙"/>
-                <w:szCs w:val="32"/>
-              </w:rPr>
-              <w:t>}}</w:t>
-            </w:r>
-          </w:p>
-        </w:tc>
-        <w:tc>
-          <w:tcPr>
-            <w:tcW w:w="2259" w:type="dxa"/>
-          </w:tcPr>
-          <w:p>
-            <w:pPr>
-              <w:pStyle w:val="a8"/>
-              <w:jc w:val="right"/>
-              <w:rPr>
-                <w:rFonts w:ascii="TH SarabunIT๙" w:hAnsi="TH SarabunIT๙" w:cs="TH SarabunIT๙"/>
-                <w:szCs w:val="32"/>
-              </w:rPr>
-            </w:pPr>
-            <w:r>
-              <w:rPr>
-                <w:rFonts w:ascii="TH SarabunIT๙" w:eastAsia="Calibri" w:hAnsi="TH SarabunIT๙" w:cs="TH SarabunIT๙"/>
-                <w:szCs w:val="32"/>
-              </w:rPr>
-              <w:t>{{</w:t>
-            </w:r>
-            <w:proofErr w:type="spellStart"/>
-            <w:r>
-              <w:rPr>
-                <w:rFonts w:ascii="TH SarabunIT๙" w:eastAsia="Calibri" w:hAnsi="TH SarabunIT๙" w:cs="TH SarabunIT๙"/>
-                <w:szCs w:val="32"/>
-              </w:rPr>
-              <w:t>total_price</w:t>
-            </w:r>
-            <w:proofErr w:type="spellEnd"/>
-            <w:r>
-              <w:rPr>
-                <w:rFonts w:ascii="TH SarabunIT๙" w:eastAsia="Calibri" w:hAnsi="TH SarabunIT๙" w:cs="TH SarabunIT๙"/>
-                <w:szCs w:val="32"/>
-              </w:rPr>
-              <w:t>}}</w:t>
-            </w:r>
-          </w:p>
-        </w:tc>
-      </w:tr>
-      <w:tr>
-        <w:trPr>
-          <w:trHeight w:val="20"/>
-        </w:trPr>
-        <w:tc>
-          <w:tcPr>
-            <w:tcW w:w="4531" w:type="dxa"/>
-            <w:gridSpan w:val="2"/>
-            <w:vMerge w:val="restart"/>
-          </w:tcPr>
-          <w:p>
-            <w:pPr>
-              <w:jc w:val="center"/>
-              <w:rPr>
-                <w:rFonts w:ascii="TH SarabunIT๙" w:hAnsi="TH SarabunIT๙" w:cs="TH SarabunIT๙"/>
-                <w:sz w:val="32"/>
-                <w:szCs w:val="32"/>
-              </w:rPr>
-            </w:pPr>
-          </w:p>
-        </w:tc>
-        <w:tc>
-          <w:tcPr>
-            <w:tcW w:w="2410" w:type="dxa"/>
-            <w:gridSpan w:val="2"/>
-          </w:tcPr>
-          <w:p>
-            <w:pPr>
-              <w:rPr>
-                <w:rFonts w:ascii="TH SarabunIT๙" w:hAnsi="TH SarabunIT๙" w:cs="TH SarabunIT๙"/>
-                <w:sz w:val="32"/>
-                <w:szCs w:val="32"/>
-                <w:cs/>
-                <w:lang w:bidi="th-TH"/>
-              </w:rPr>
-            </w:pPr>
-            <w:r>
-              <w:rPr>
-                <w:rFonts w:ascii="TH SarabunIT๙" w:hAnsi="TH SarabunIT๙" w:cs="TH SarabunIT๙"/>
-                <w:sz w:val="32"/>
-                <w:szCs w:val="32"/>
-                <w:cs/>
-                <w:lang w:bidi="th-TH"/>
-              </w:rPr>
-              <w:t>ราคาไม่รวมภาษีมูลค่าเพิ่ม</w:t>
-            </w:r>
-          </w:p>
-        </w:tc>
-        <w:tc>
-          <w:tcPr>
-            <w:tcW w:w="2259" w:type="dxa"/>
-          </w:tcPr>
-          <w:p>
-            <w:pPr>
-              <w:shd w:val="clear" w:color="auto" w:fill="FFFFFF" w:themeFill="background1"/>
-              <w:jc w:val="right"/>
-              <w:rPr>
-                <w:rFonts w:ascii="TH SarabunIT๙" w:eastAsia="Times New Roman" w:hAnsi="TH SarabunIT๙" w:cs="TH SarabunIT๙"/>
-                <w:sz w:val="32"/>
-                <w:szCs w:val="32"/>
-                <w:lang w:bidi="th-TH"/>
-              </w:rPr>
-            </w:pPr>
-            <w:r>
-              <w:rPr>
-                <w:rFonts w:ascii="TH SarabunIT๙" w:hAnsi="TH SarabunIT๙" w:cs="TH SarabunIT๙"/>
-                <w:noProof/>
-                <w:sz w:val="32"/>
-                <w:szCs w:val="32"/>
-                <w:lang w:bidi="th-TH"/>
-              </w:rPr>
-              <w:t>{{subtotal_before_vat}}</w:t>
-            </w:r>
-            <w:r>
-              <w:rPr>
-                <w:rFonts w:ascii="TH SarabunIT๙" w:hAnsi="TH SarabunIT๙" w:cs="TH SarabunIT๙"/>
-                <w:sz w:val="32"/>
-                <w:szCs w:val="32"/>
-                <w:lang w:bidi="th-TH"/>
-              </w:rPr>
-              <w:t xml:space="preserve"> </w:t>
-            </w:r>
-          </w:p>
-        </w:tc>
-      </w:tr>
-      <w:tr>
-        <w:trPr>
-          <w:trHeight w:val="20"/>
-        </w:trPr>
-        <w:tc>
-          <w:tcPr>
-            <w:tcW w:w="4531" w:type="dxa"/>
-            <w:gridSpan w:val="2"/>
-            <w:vMerge/>
-          </w:tcPr>
-          <w:p>
-            <w:pPr>
-              <w:jc w:val="center"/>
-              <w:rPr>
-                <w:rFonts w:ascii="TH SarabunIT๙" w:hAnsi="TH SarabunIT๙" w:cs="TH SarabunIT๙"/>
-                <w:sz w:val="32"/>
-                <w:szCs w:val="32"/>
-              </w:rPr>
-            </w:pPr>
-          </w:p>
-        </w:tc>
-        <w:tc>
-          <w:tcPr>
-            <w:tcW w:w="2410" w:type="dxa"/>
-            <w:gridSpan w:val="2"/>
-          </w:tcPr>
-          <w:p>
-            <w:pPr>
-              <w:rPr>
-                <w:rFonts w:ascii="TH SarabunIT๙" w:hAnsi="TH SarabunIT๙" w:cs="TH SarabunIT๙"/>
-                <w:sz w:val="32"/>
-                <w:szCs w:val="32"/>
-                <w:lang w:bidi="th-TH"/>
-              </w:rPr>
-            </w:pPr>
-            <w:r>
-              <w:rPr>
-                <w:rFonts w:ascii="TH SarabunIT๙" w:hAnsi="TH SarabunIT๙" w:cs="TH SarabunIT๙"/>
-                <w:sz w:val="32"/>
-                <w:szCs w:val="32"/>
-                <w:cs/>
-                <w:lang w:bidi="th-TH"/>
-              </w:rPr>
-              <w:t>ภาษีมูลค่าเพิ่ม 7%</w:t>
-            </w:r>
-          </w:p>
-        </w:tc>
-        <w:tc>
-          <w:tcPr>
-            <w:tcW w:w="2259" w:type="dxa"/>
-          </w:tcPr>
-          <w:p>
-            <w:pPr>
-              <w:shd w:val="clear" w:color="auto" w:fill="FFFFFF" w:themeFill="background1"/>
-              <w:jc w:val="right"/>
-              <w:rPr>
-                <w:rFonts w:ascii="TH SarabunIT๙" w:eastAsia="Times New Roman" w:hAnsi="TH SarabunIT๙" w:cs="TH SarabunIT๙"/>
-                <w:sz w:val="32"/>
-                <w:szCs w:val="32"/>
-                <w:lang w:bidi="th-TH"/>
-              </w:rPr>
-            </w:pPr>
-            <w:r>
-              <w:rPr>
-                <w:rFonts w:ascii="TH SarabunIT๙" w:eastAsia="Times New Roman" w:hAnsi="TH SarabunIT๙" w:cs="TH SarabunIT๙"/>
-                <w:noProof/>
-                <w:sz w:val="32"/>
-                <w:szCs w:val="32"/>
-                <w:lang w:bidi="th-TH"/>
-              </w:rPr>
-              <w:t>{{vat_amount}}</w:t>
-            </w:r>
-            <w:r>
-              <w:rPr>
-                <w:rFonts w:ascii="TH SarabunIT๙" w:eastAsia="Times New Roman" w:hAnsi="TH SarabunIT๙" w:cs="TH SarabunIT๙"/>
-                <w:sz w:val="32"/>
-                <w:szCs w:val="32"/>
-                <w:lang w:bidi="th-TH"/>
-              </w:rPr>
-              <w:t xml:space="preserve"> </w:t>
-            </w:r>
-          </w:p>
-        </w:tc>
-      </w:tr>
-      <w:tr>
-        <w:trPr>
-          <w:trHeight w:val="20"/>
-        </w:trPr>
-        <w:tc>
-          <w:tcPr>
-            <w:tcW w:w="6941" w:type="dxa"/>
-            <w:gridSpan w:val="4"/>
-          </w:tcPr>
-          <w:p>
-            <w:pPr>
-              <w:jc w:val="center"/>
-              <w:rPr>
-                <w:rFonts w:ascii="TH SarabunIT๙" w:hAnsi="TH SarabunIT๙" w:cs="TH SarabunIT๙"/>
-                <w:sz w:val="32"/>
-                <w:szCs w:val="32"/>
-              </w:rPr>
-            </w:pPr>
-            <w:r>
-              <w:rPr>
-                <w:rFonts w:ascii="TH SarabunIT๙" w:hAnsi="TH SarabunIT๙" w:cs="TH SarabunIT๙"/>
-                <w:sz w:val="32"/>
-                <w:szCs w:val="32"/>
-                <w:cs/>
-                <w:lang w:bidi="th-TH"/>
-              </w:rPr>
-              <w:t xml:space="preserve">จำนวนเงินรวมทั้งสิ้น </w:t>
-            </w:r>
-            <w:r>
-              <w:rPr>
-                <w:rFonts w:ascii="TH SarabunIT๙" w:eastAsia="Times New Roman" w:hAnsi="TH SarabunIT๙" w:cs="TH SarabunIT๙"/>
-                <w:sz w:val="32"/>
-                <w:szCs w:val="32"/>
-                <w:cs/>
-                <w:lang w:bidi="th-TH"/>
-              </w:rPr>
-              <w:t>(</w:t>
-            </w:r>
-            <w:r>
-              <w:rPr>
-                <w:rFonts w:ascii="TH SarabunIT๙" w:eastAsia="Times New Roman" w:hAnsi="TH SarabunIT๙" w:cs="TH SarabunIT๙"/>
-                <w:noProof/>
-                <w:sz w:val="32"/>
-                <w:szCs w:val="32"/>
-                <w:lang w:bidi="th-TH"/>
-              </w:rPr>
-              <w:t>{{total_price_th}}</w:t>
-            </w:r>
-            <w:r>
-              <w:rPr>
-                <w:rFonts w:ascii="TH SarabunIT๙" w:eastAsia="Times New Roman" w:hAnsi="TH SarabunIT๙" w:cs="TH SarabunIT๙"/>
-                <w:sz w:val="32"/>
-                <w:szCs w:val="32"/>
-                <w:cs/>
-                <w:lang w:bidi="th-TH"/>
-              </w:rPr>
-              <w:t xml:space="preserve">)                   </w:t>
-            </w:r>
-          </w:p>
-        </w:tc>
-        <w:tc>
-          <w:tcPr>
-            <w:tcW w:w="2259" w:type="dxa"/>
-          </w:tcPr>
-          <w:p>
-            <w:pPr>
-              <w:jc w:val="right"/>
-              <w:rPr>
-                <w:rFonts w:ascii="TH SarabunIT๙" w:hAnsi="TH SarabunIT๙" w:cs="TH SarabunIT๙"/>
-                <w:sz w:val="32"/>
-                <w:szCs w:val="32"/>
-              </w:rPr>
-            </w:pPr>
-            <w:r>
-              <w:rPr>
-                <w:rFonts w:ascii="TH SarabunIT๙" w:hAnsi="TH SarabunIT๙" w:cs="TH SarabunIT๙"/>
-                <w:noProof/>
-                <w:sz w:val="32"/>
-                <w:szCs w:val="32"/>
-                <w:lang w:bidi="th-TH"/>
-              </w:rPr>
-              <w:t>{{current_order_price}}</w:t>
-            </w:r>
-            <w:r>
-              <w:rPr>
-                <w:rFonts w:ascii="TH SarabunIT๙" w:hAnsi="TH SarabunIT๙" w:cs="TH SarabunIT๙"/>
-                <w:sz w:val="32"/>
-                <w:szCs w:val="32"/>
-                <w:cs/>
-                <w:lang w:bidi="th-TH"/>
-              </w:rPr>
-              <w:t xml:space="preserve"> </w:t>
-            </w:r>
-          </w:p>
-        </w:tc>
-      </w:tr>
-    </w:tbl>
-    <w:p>
-      <w:pPr>
-        <w:spacing w:before="240" w:after="0"/>
-        <w:jc w:val="thaiDistribute"/>
-        <w:rPr>
-          <w:rFonts w:ascii="TH SarabunIT๙" w:hAnsi="TH SarabunIT๙" w:cs="TH SarabunIT๙"/>
-          <w:b/>
-          <w:bCs/>
-          <w:sz w:val="32"/>
-          <w:szCs w:val="32"/>
-          <w:cs/>
-        </w:rPr>
-      </w:pPr>
-      <w:r>
-        <w:rPr>
-          <w:rFonts w:ascii="TH SarabunIT๙" w:hAnsi="TH SarabunIT๙" w:cs="TH SarabunIT๙"/>
-          <w:sz w:val="32"/>
-          <w:szCs w:val="32"/>
-          <w:cs/>
-        </w:rPr>
-        <w:t xml:space="preserve">     รวมเป็น </w:t>
-      </w:r>
-      <w:r>
-        <w:rPr>
-          <w:rFonts w:ascii="TH SarabunIT๙" w:eastAsia="Times New Roman" w:hAnsi="TH SarabunIT๙" w:cs="TH SarabunIT๙"/>
-          <w:noProof/>
-          <w:sz w:val="32"/>
-          <w:szCs w:val="32"/>
-        </w:rPr>
-        <w:t>{{current_order_price}}</w:t>
-      </w:r>
-      <w:r>
-        <w:rPr>
-          <w:rFonts w:ascii="TH SarabunIT๙" w:eastAsia="Times New Roman" w:hAnsi="TH SarabunIT๙" w:cs="TH SarabunIT๙"/>
-          <w:sz w:val="32"/>
-          <w:szCs w:val="32"/>
-          <w:cs/>
-        </w:rPr>
-        <w:t xml:space="preserve"> บาท</w:t>
-      </w:r>
-      <w:r>
-        <w:rPr>
-          <w:rFonts w:ascii="TH SarabunIT๙" w:eastAsia="Times New Roman" w:hAnsi="TH SarabunIT๙" w:cs="TH SarabunIT๙"/>
-          <w:sz w:val="32"/>
-          <w:szCs w:val="32"/>
-        </w:rPr>
-        <w:t> </w:t>
-      </w:r>
-      <w:r>
-        <w:rPr>
-          <w:rFonts w:ascii="TH SarabunIT๙" w:eastAsia="Times New Roman" w:hAnsi="TH SarabunIT๙" w:cs="TH SarabunIT๙"/>
-          <w:sz w:val="32"/>
-          <w:szCs w:val="32"/>
-          <w:cs/>
-        </w:rPr>
-        <w:t>(</w:t>
-      </w:r>
-      <w:r>
-        <w:rPr>
-          <w:rFonts w:ascii="TH SarabunIT๙" w:eastAsia="Times New Roman" w:hAnsi="TH SarabunIT๙" w:cs="TH SarabunIT๙"/>
-          <w:noProof/>
-          <w:sz w:val="32"/>
-          <w:szCs w:val="32"/>
-        </w:rPr>
-        <w:t>{{total_price_th}}</w:t>
-      </w:r>
-      <w:r>
-        <w:rPr>
-          <w:rFonts w:ascii="TH SarabunIT๙" w:eastAsia="Times New Roman" w:hAnsi="TH SarabunIT๙" w:cs="TH SarabunIT๙"/>
-          <w:sz w:val="32"/>
-          <w:szCs w:val="32"/>
-          <w:cs/>
-        </w:rPr>
-        <w:t>)</w:t>
-      </w:r>
-      <w:r>
-        <w:rPr>
-          <w:rFonts w:ascii="TH SarabunIT๙" w:hAnsi="TH SarabunIT๙" w:cs="TH SarabunIT๙"/>
-          <w:sz w:val="32"/>
-          <w:szCs w:val="32"/>
-          <w:cs/>
-        </w:rPr>
-        <w:t xml:space="preserve"> ราคาดังกล่าวนี้จะยืนอยู่ 30 วัน และข้าพเจ้ารับรองว่า จะส่งมอบสิ่งของดังกล่าวข้างต้นได้ภายในกำหนด </w:t>
-      </w:r>
-      <w:r>
-        <w:rPr>
-          <w:rFonts w:ascii="TH SarabunIT๙" w:hAnsi="TH SarabunIT๙" w:cs="TH SarabunIT๙"/>
-          <w:noProof/>
-          <w:sz w:val="32"/>
-          <w:szCs w:val="32"/>
-        </w:rPr>
-        <w:t>{{shipping_days}}</w:t>
-      </w:r>
-      <w:r>
-        <w:rPr>
-          <w:rFonts w:ascii="TH SarabunIT๙" w:hAnsi="TH SarabunIT๙" w:cs="TH SarabunIT๙"/>
-          <w:sz w:val="32"/>
-          <w:szCs w:val="32"/>
-          <w:cs/>
-        </w:rPr>
-        <w:t xml:space="preserve"> วัน นับแต่วันรับใบสั่ง</w:t>
-      </w:r>
-      <w:r>
-        <w:rPr>
-          <w:rFonts w:ascii="TH SarabunIT๙" w:hAnsi="TH SarabunIT๙" w:cs="TH SarabunIT๙"/>
-          <w:noProof/>
-          <w:sz w:val="32"/>
-          <w:szCs w:val="32"/>
-        </w:rPr>
-        <w:t>{{order_type}}</w:t>
-      </w:r>
-    </w:p>
-    <w:p>
-      <w:pPr>
-        <w:spacing w:after="0"/>
-        <w:jc w:val="both"/>
-        <w:rPr>
-          <w:rFonts w:ascii="TH SarabunIT๙" w:hAnsi="TH SarabunIT๙" w:cs="TH SarabunIT๙"/>
-          <w:sz w:val="32"/>
-          <w:szCs w:val="32"/>
-        </w:rPr>
-      </w:pPr>
-    </w:p>
-    <w:p>
-      <w:pPr>
-        <w:tabs>
-          <w:tab w:val="left" w:pos="4111"/>
-        </w:tabs>
-        <w:spacing w:after="0"/>
-        <w:jc w:val="both"/>
-        <w:rPr>
-          <w:rFonts w:ascii="TH SarabunIT๙" w:hAnsi="TH SarabunIT๙" w:cs="TH SarabunIT๙"/>
-          <w:sz w:val="32"/>
-          <w:szCs w:val="32"/>
-        </w:rPr>
-      </w:pPr>
-      <w:r>
-        <w:rPr>
-          <w:rFonts w:ascii="TH SarabunIT๙" w:hAnsi="TH SarabunIT๙" w:cs="TH SarabunIT๙"/>
-          <w:sz w:val="32"/>
-          <w:szCs w:val="32"/>
-          <w:cs/>
-        </w:rPr>
-        <w:tab/>
-      </w:r>
-      <w:r>
-        <w:rPr>
-          <w:rFonts w:ascii="TH SarabunIT๙" w:hAnsi="TH SarabunIT๙" w:cs="TH SarabunIT๙"/>
-          <w:sz w:val="32"/>
-          <w:szCs w:val="32"/>
-          <w:cs/>
-        </w:rPr>
-        <w:t>ลงชื่อ</w:t>
-      </w:r>
-      <w:r>
-        <w:rPr>
-          <w:rFonts w:ascii="TH SarabunIT๙" w:hAnsi="TH SarabunIT๙" w:cs="TH SarabunIT๙"/>
-          <w:sz w:val="32"/>
-          <w:szCs w:val="32"/>
-          <w:cs/>
-        </w:rPr>
-        <w:t>........................................</w:t>
-      </w:r>
-      <w:r>
-        <w:rPr>
-          <w:rFonts w:ascii="TH SarabunIT๙" w:hAnsi="TH SarabunIT๙" w:cs="TH SarabunIT๙"/>
-          <w:sz w:val="32"/>
-          <w:szCs w:val="32"/>
-          <w:cs/>
-        </w:rPr>
-        <w:t>ผู้เสนอราคา</w:t>
-      </w:r>
-    </w:p>
-    <w:p>
-      <w:pPr>
-        <w:shd w:val="clear" w:color="auto" w:fill="FFFFFF" w:themeFill="background1"/>
-        <w:tabs>
-          <w:tab w:val="left" w:pos="4820"/>
-        </w:tabs>
-        <w:rPr>
-          <w:rFonts w:ascii="TH SarabunIT๙" w:hAnsi="TH SarabunIT๙" w:cs="TH SarabunIT๙"/>
-          <w:sz w:val="32"/>
-          <w:szCs w:val="32"/>
-        </w:rPr>
-      </w:pPr>
-      <w:r>
-        <w:rPr>
-          <w:rFonts w:ascii="TH SarabunIT๙" w:hAnsi="TH SarabunIT๙" w:cs="TH SarabunIT๙"/>
-          <w:sz w:val="32"/>
-          <w:szCs w:val="32"/>
-          <w:cs/>
-        </w:rPr>
-        <w:tab/>
-      </w:r>
-      <w:r>
-        <w:rPr>
-          <w:rFonts w:ascii="TH SarabunIT๙" w:hAnsi="TH SarabunIT๙" w:cs="TH SarabunIT๙"/>
-          <w:sz w:val="32"/>
-          <w:szCs w:val="32"/>
-          <w:cs/>
-        </w:rPr>
-        <w:t>(</w:t>
-      </w:r>
-      <w:r>
-        <w:rPr>
-          <w:rFonts w:ascii="TH SarabunIT๙" w:hAnsi="TH SarabunIT๙" w:cs="TH SarabunIT๙"/>
-          <w:sz w:val="32"/>
-          <w:szCs w:val="32"/>
-        </w:rPr>
-        <w:t>{{</w:t>
-      </w:r>
-      <w:proofErr w:type="spellStart"/>
-      <w:r>
-        <w:rPr>
-          <w:rFonts w:ascii="TH SarabunIT๙" w:hAnsi="TH SarabunIT๙" w:cs="TH SarabunIT๙"/>
-          <w:sz w:val="32"/>
-          <w:szCs w:val="32"/>
-        </w:rPr>
-        <w:t>vendor_owner</w:t>
-      </w:r>
-      <w:proofErr w:type="spellEnd"/>
-      <w:r>
-        <w:rPr>
-          <w:rFonts w:ascii="TH SarabunIT๙" w:hAnsi="TH SarabunIT๙" w:cs="TH SarabunIT๙"/>
-          <w:sz w:val="32"/>
-          <w:szCs w:val="32"/>
-        </w:rPr>
-        <w:t>}}</w:t>
-      </w:r>
-      <w:r>
-        <w:rPr>
-          <w:rFonts w:ascii="TH SarabunIT๙" w:hAnsi="TH SarabunIT๙" w:cs="TH SarabunIT๙"/>
-          <w:sz w:val="32"/>
-          <w:szCs w:val="32"/>
-        </w:rPr>
-        <w:t>)</w:t>
-      </w:r>
-    </w:p>
-    <w:p>
-      <w:pPr>
-        <w:shd w:val="clear" w:color="auto" w:fill="FFFFFF" w:themeFill="background1"/>
-        <w:rPr>
-          <w:rFonts w:ascii="TH SarabunIT๙" w:hAnsi="TH SarabunIT๙" w:cs="TH SarabunIT๙"/>
-          <w:sz w:val="32"/>
-          <w:szCs w:val="32"/>
-        </w:rPr>
-      </w:pPr>
-    </w:p>
-    <w:p>
-      <w:pPr>
-        <w:shd w:val="clear" w:color="auto" w:fill="FFFFFF" w:themeFill="background1"/>
-        <w:rPr>
-          <w:rFonts w:ascii="TH SarabunIT๙" w:hAnsi="TH SarabunIT๙" w:cs="TH SarabunIT๙"/>
-          <w:sz w:val="32"/>
-          <w:szCs w:val="32"/>
-        </w:rPr>
-      </w:pPr>
-    </w:p>
-    <w:p>
-      <w:pPr>
-        <w:shd w:val="clear" w:color="auto" w:fill="FFFFFF" w:themeFill="background1"/>
-        <w:rPr>
-          <w:rFonts w:ascii="TH SarabunIT๙" w:hAnsi="TH SarabunIT๙" w:cs="TH SarabunIT๙"/>
-          <w:sz w:val="32"/>
-          <w:szCs w:val="32"/>
-        </w:rPr>
-      </w:pPr>
-    </w:p>
-    <w:p>
-      <w:pPr>
-        <w:shd w:val="clear" w:color="auto" w:fill="FFFFFF" w:themeFill="background1"/>
-        <w:rPr>
-          <w:rFonts w:ascii="TH SarabunIT๙" w:hAnsi="TH SarabunIT๙" w:cs="TH SarabunIT๙"/>
-          <w:sz w:val="32"/>
-          <w:szCs w:val="32"/>
-        </w:rPr>
-      </w:pPr>
-    </w:p>
-    <w:p>
-      <w:pPr>
-        <w:shd w:val="clear" w:color="auto" w:fill="FFFFFF" w:themeFill="background1"/>
-        <w:rPr>
-          <w:rFonts w:ascii="TH SarabunIT๙" w:hAnsi="TH SarabunIT๙" w:cs="TH SarabunIT๙"/>
-          <w:sz w:val="32"/>
-          <w:szCs w:val="32"/>
-        </w:rPr>
-      </w:pPr>
-    </w:p>
-    <w:p>
-      <w:pPr>
-        <w:shd w:val="clear" w:color="auto" w:fill="FFFFFF" w:themeFill="background1"/>
-        <w:rPr>
-          <w:rFonts w:ascii="TH SarabunIT๙" w:hAnsi="TH SarabunIT๙" w:cs="TH SarabunIT๙"/>
-          <w:sz w:val="32"/>
-          <w:szCs w:val="32"/>
-        </w:rPr>
-      </w:pPr>
-    </w:p>
-    <w:p>
-      <w:pPr>
-        <w:shd w:val="clear" w:color="auto" w:fill="FFFFFF" w:themeFill="background1"/>
-        <w:rPr>
-          <w:rFonts w:ascii="TH SarabunIT๙" w:hAnsi="TH SarabunIT๙" w:cs="TH SarabunIT๙"/>
-          <w:sz w:val="32"/>
-          <w:szCs w:val="32"/>
-        </w:rPr>
-      </w:pPr>
-    </w:p>
-    <w:p>
-      <w:pPr>
-        <w:shd w:val="clear" w:color="auto" w:fill="FFFFFF" w:themeFill="background1"/>
-        <w:rPr>
-          <w:rFonts w:ascii="TH SarabunIT๙" w:hAnsi="TH SarabunIT๙" w:cs="TH SarabunIT๙"/>
-          <w:sz w:val="32"/>
-          <w:szCs w:val="32"/>
-        </w:rPr>
-      </w:pPr>
-    </w:p>
-    <w:p>
-      <w:pPr>
-        <w:shd w:val="clear" w:color="auto" w:fill="FFFFFF" w:themeFill="background1"/>
-        <w:rPr>
-          <w:rFonts w:ascii="TH SarabunIT๙" w:hAnsi="TH SarabunIT๙" w:cs="TH SarabunIT๙"/>
-          <w:sz w:val="32"/>
-          <w:szCs w:val="32"/>
-        </w:rPr>
-      </w:pPr>
-    </w:p>
-    <w:p>
-      <w:pPr>
-        <w:shd w:val="clear" w:color="auto" w:fill="FFFFFF" w:themeFill="background1"/>
-        <w:rPr>
-          <w:rFonts w:ascii="TH SarabunIT๙" w:hAnsi="TH SarabunIT๙" w:cs="TH SarabunIT๙"/>
-          <w:sz w:val="32"/>
-          <w:szCs w:val="32"/>
-        </w:rPr>
-      </w:pPr>
-    </w:p>
-    <w:p>
-      <w:pPr>
-        <w:pStyle w:val="1"/>
-        <w:rPr>
-          <w:rFonts w:ascii="TH SarabunIT๙" w:hAnsi="TH SarabunIT๙" w:cs="TH SarabunIT๙"/>
-          <w:b/>
-          <w:bCs/>
-          <w:cs/>
-        </w:rPr>
-      </w:pPr>
-      <w:r>
-        <w:rPr>
-          <w:rFonts w:ascii="TH SarabunIT๙" w:hAnsi="TH SarabunIT๙" w:cs="TH SarabunIT๙"/>
-          <w:b/>
-          <w:bCs/>
-          <w:cs/>
-        </w:rPr>
-        <w:lastRenderedPageBreak/>
+          <w:cs/>
+        </w:rPr>
         <w:t>ใบส่งมอบงาน</w:t>
       </w:r>
     </w:p>
@@ -20076,7 +20050,6 @@
           <w:szCs w:val="36"/>
           <w:cs/>
         </w:rPr>
-        <w:lastRenderedPageBreak/>
         <w:t>ใบตรวจรับพัสดุ</w:t>
       </w:r>
       <w:r>
@@ -20535,7 +20508,7 @@
           <w:szCs w:val="32"/>
         </w:rPr>
         <w:pict w14:anchorId="5056881A">
-          <v:shape id="_x0000_i1030" type="#_x0000_t75" alt="" style="width:20.2pt;height:20.2pt;mso-width-percent:0;mso-height-percent:0;mso-width-percent:0;mso-height-percent:0">
+          <v:shape id="_x0000_i1030" type="#_x0000_t75" alt="" style="width:20pt;height:20pt;mso-width-percent:0;mso-height-percent:0;mso-width-percent:0;mso-height-percent:0">
             <v:imagedata r:id="rId10" o:title=""/>
           </v:shape>
         </w:pict>
@@ -20574,7 +20547,7 @@
           <w:szCs w:val="32"/>
         </w:rPr>
         <w:pict w14:anchorId="769483F4">
-          <v:shape id="_x0000_i1029" type="#_x0000_t75" alt="" style="width:20.2pt;height:20.2pt;mso-width-percent:0;mso-height-percent:0;mso-width-percent:0;mso-height-percent:0">
+          <v:shape id="_x0000_i1029" type="#_x0000_t75" alt="" style="width:20pt;height:20pt;mso-width-percent:0;mso-height-percent:0;mso-width-percent:0;mso-height-percent:0">
             <v:imagedata r:id="rId10" o:title=""/>
           </v:shape>
         </w:pict>
@@ -20613,7 +20586,7 @@
           <w:szCs w:val="32"/>
         </w:rPr>
         <w:pict w14:anchorId="62DE4633">
-          <v:shape id="_x0000_i1028" type="#_x0000_t75" alt="" style="width:20.2pt;height:20.2pt;mso-width-percent:0;mso-height-percent:0;mso-width-percent:0;mso-height-percent:0">
+          <v:shape id="_x0000_i1028" type="#_x0000_t75" alt="" style="width:20pt;height:20pt;mso-width-percent:0;mso-height-percent:0;mso-width-percent:0;mso-height-percent:0">
             <v:imagedata r:id="rId11" o:title=""/>
           </v:shape>
         </w:pict>
@@ -20670,7 +20643,7 @@
           <w:szCs w:val="32"/>
         </w:rPr>
         <w:pict w14:anchorId="60DF28AD">
-          <v:shape id="_x0000_i1027" type="#_x0000_t75" alt="" style="width:20.2pt;height:20.2pt;mso-width-percent:0;mso-height-percent:0;mso-width-percent:0;mso-height-percent:0">
+          <v:shape id="_x0000_i1027" type="#_x0000_t75" alt="" style="width:20pt;height:20pt;mso-width-percent:0;mso-height-percent:0;mso-width-percent:0;mso-height-percent:0">
             <v:imagedata r:id="rId11" o:title=""/>
           </v:shape>
         </w:pict>
@@ -20709,7 +20682,7 @@
           <w:szCs w:val="32"/>
         </w:rPr>
         <w:pict w14:anchorId="26CBF992">
-          <v:shape id="_x0000_i1026" type="#_x0000_t75" alt="" style="width:20.2pt;height:20.2pt;mso-width-percent:0;mso-height-percent:0;mso-width-percent:0;mso-height-percent:0">
+          <v:shape id="_x0000_i1026" type="#_x0000_t75" alt="" style="width:20pt;height:20pt;mso-width-percent:0;mso-height-percent:0;mso-width-percent:0;mso-height-percent:0">
             <v:imagedata r:id="rId10" o:title=""/>
           </v:shape>
         </w:pict>
@@ -20923,6 +20896,23 @@
     </w:p>
     <w:p>
       <w:pPr>
+        <w:spacing w:after="0" w:line="240" w:lineRule="auto"/>
+        <w:rPr>
+          <w:vanish/>
+        </w:rPr>
+      </w:pPr>
+      <w:r>
+        <w:rPr>
+          <w:rFonts w:ascii="TH SarabunIT๙" w:eastAsia="Times New Roman" w:hAnsi="TH SarabunIT๙" w:cs="TH SarabunIT๙"/>
+          <w:vanish/>
+          <w:sz w:val="2"/>
+          <w:szCs w:val="2"/>
+        </w:rPr>
+        <w:t>{{if:has_inspector_2}}</w:t>
+      </w:r>
+    </w:p>
+    <w:p>
+      <w:pPr>
         <w:tabs>
           <w:tab w:val="left" w:pos="4678"/>
         </w:tabs>
@@ -21021,6 +21011,23 @@
     </w:p>
     <w:p>
       <w:pPr>
+        <w:spacing w:after="0" w:line="240" w:lineRule="auto"/>
+        <w:rPr>
+          <w:vanish/>
+        </w:rPr>
+      </w:pPr>
+      <w:r>
+        <w:rPr>
+          <w:rFonts w:ascii="TH SarabunIT๙" w:eastAsia="Times New Roman" w:hAnsi="TH SarabunIT๙" w:cs="TH SarabunIT๙"/>
+          <w:vanish/>
+          <w:sz w:val="2"/>
+          <w:szCs w:val="2"/>
+        </w:rPr>
+        <w:t>{{endif:has_inspector_2}}</w:t>
+      </w:r>
+    </w:p>
+    <w:p>
+      <w:pPr>
         <w:tabs>
           <w:tab w:val="left" w:pos="4678"/>
         </w:tabs>
@@ -21034,6 +21041,23 @@
     </w:p>
     <w:p>
       <w:pPr>
+        <w:spacing w:after="0" w:line="240" w:lineRule="auto"/>
+        <w:rPr>
+          <w:vanish/>
+        </w:rPr>
+      </w:pPr>
+      <w:r>
+        <w:rPr>
+          <w:rFonts w:ascii="TH SarabunIT๙" w:eastAsia="Times New Roman" w:hAnsi="TH SarabunIT๙" w:cs="TH SarabunIT๙"/>
+          <w:vanish/>
+          <w:sz w:val="2"/>
+          <w:szCs w:val="2"/>
+        </w:rPr>
+        <w:t>{{if:has_inspector_3}}</w:t>
+      </w:r>
+    </w:p>
+    <w:p>
+      <w:pPr>
         <w:tabs>
           <w:tab w:val="left" w:pos="4678"/>
         </w:tabs>
@@ -21133,6 +21157,23 @@
       <w:pPr>
         <w:spacing w:after="0" w:line="240" w:lineRule="auto"/>
         <w:rPr>
+          <w:vanish/>
+        </w:rPr>
+      </w:pPr>
+      <w:r>
+        <w:rPr>
+          <w:rFonts w:ascii="TH SarabunIT๙" w:eastAsia="Times New Roman" w:hAnsi="TH SarabunIT๙" w:cs="TH SarabunIT๙"/>
+          <w:vanish/>
+          <w:sz w:val="2"/>
+          <w:szCs w:val="2"/>
+        </w:rPr>
+        <w:t>{{endif:has_inspector_3}}</w:t>
+      </w:r>
+    </w:p>
+    <w:p>
+      <w:pPr>
+        <w:spacing w:after="0" w:line="240" w:lineRule="auto"/>
+        <w:rPr>
           <w:rFonts w:ascii="TH SarabunIT๙" w:hAnsi="TH SarabunIT๙" w:cs="TH SarabunIT๙"/>
           <w:sz w:val="32"/>
           <w:szCs w:val="32"/>
@@ -21238,6 +21279,7 @@
           <w:szCs w:val="32"/>
           <w:cs/>
         </w:rPr>
+        <w:lastRenderedPageBreak/>
         <w:t xml:space="preserve">               เลขคุมสัญญา</w:t>
       </w:r>
       <w:r>
@@ -21298,16 +21340,6 @@
         </w:rPr>
         <w:t>{{inspection_control_number}}</w:t>
       </w:r>
-    </w:p>
-    <w:p>
-      <w:pPr>
-        <w:spacing w:after="0" w:line="240" w:lineRule="auto"/>
-        <w:rPr>
-          <w:rFonts w:ascii="TH SarabunIT๙" w:hAnsi="TH SarabunIT๙" w:cs="TH SarabunIT๙"/>
-          <w:sz w:val="32"/>
-          <w:szCs w:val="32"/>
-        </w:rPr>
-      </w:pPr>
     </w:p>
     <w:p>
       <w:pPr>
@@ -21351,12 +21383,11 @@
           <w:sz w:val="32"/>
           <w:szCs w:val="32"/>
         </w:rPr>
-        <w:lastRenderedPageBreak/>
         <w:object w:dxaOrig="1440" w:dyaOrig="1440" w14:anchorId="59C9801C">
           <v:shape id="_x0000_s1026" type="#_x0000_t75" alt="" style="position:absolute;left:0;text-align:left;margin-left:-.8pt;margin-top:-20.55pt;width:53.4pt;height:57.75pt;z-index:251662336;mso-wrap-edited:f;mso-width-percent:0;mso-height-percent:0;mso-position-horizontal-relative:text;mso-position-vertical-relative:text;mso-width-percent:0;mso-height-percent:0" fillcolor="window">
             <v:imagedata r:id="rId6" o:title=""/>
           </v:shape>
-          <o:OLEObject Type="Embed" ProgID="Word.Picture.8" ShapeID="_x0000_s1026" DrawAspect="Content" ObjectID="_1847555201" r:id="rId12"/>
+          <o:OLEObject Type="Embed" ProgID="Word.Picture.8" ShapeID="_x0000_s1026" DrawAspect="Content" ObjectID="_1847867956" r:id="rId12"/>
         </w:object>
       </w:r>
       <w:r>
@@ -22865,7 +22896,6 @@
           <w:noProof/>
           <w:szCs w:val="32"/>
         </w:rPr>
-        <w:lastRenderedPageBreak/>
         <mc:AlternateContent>
           <mc:Choice Requires="wps">
             <w:drawing>
@@ -22986,13 +23016,13 @@
               </wp:anchor>
             </w:drawing>
           </mc:Choice>
-          <mc:Fallback xmlns:w16du="http://schemas.microsoft.com/office/word/2023/wordml/word16du" xmlns:w16sdtfl="http://schemas.microsoft.com/office/word/2024/wordml/sdtformatlock">
+          <mc:Fallback>
             <w:pict>
               <v:shapetype w14:anchorId="5928D2F1" id="_x0000_t202" coordsize="21600,21600" o:spt="202" path="m,l,21600r21600,l21600,xe">
                 <v:stroke joinstyle="miter"/>
                 <v:path gradientshapeok="t" o:connecttype="rect"/>
               </v:shapetype>
-              <v:shape id="Text Box 307" o:spid="_x0000_s1026" type="#_x0000_t202" style="position:absolute;left:0;text-align:left;margin-left:426.75pt;margin-top:-29.2pt;width:88.15pt;height:70.1pt;z-index:251659264;visibility:visible;mso-wrap-style:square;mso-width-percent:0;mso-height-percent:200;mso-wrap-distance-left:9pt;mso-wrap-distance-top:0;mso-wrap-distance-right:9pt;mso-wrap-distance-bottom:0;mso-position-horizontal:absolute;mso-position-horizontal-relative:text;mso-position-vertical:absolute;mso-position-vertical-relative:text;mso-width-percent:0;mso-height-percent:200;mso-width-relative:margin;mso-height-relative:margin;v-text-anchor:top" o:gfxdata="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" stroked="f">
+              <v:shape id="Text Box 307" o:spid="_x0000_s1026" type="#_x0000_t202" style="position:absolute;left:0;text-align:left;margin-left:426.75pt;margin-top:-29.2pt;width:88.15pt;height:70.1pt;z-index:251659264;visibility:visible;mso-wrap-style:square;mso-width-percent:0;mso-height-percent:200;mso-wrap-distance-left:9pt;mso-wrap-distance-top:0;mso-wrap-distance-right:9pt;mso-wrap-distance-bottom:0;mso-position-horizontal:absolute;mso-position-horizontal-relative:text;mso-position-vertical:absolute;mso-position-vertical-relative:text;mso-width-percent:0;mso-height-percent:200;mso-width-relative:margin;mso-height-relative:margin;v-text-anchor:top" o:gfxdata="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" stroked="f">
                 <v:textbox style="mso-fit-shape-to-text:t">
                   <w:txbxContent>
                     <w:p>
@@ -24148,7 +24178,7 @@
     </w:p>
     <w:sectPr>
       <w:pgSz w:w="11906" w:h="16838"/>
-      <w:pgMar w:top="810" w:right="1133" w:bottom="426" w:left="1440" w:header="708" w:footer="708" w:gutter="0"/>
+      <w:pgMar w:top="1134" w:right="1134" w:bottom="397" w:left="1418" w:header="709" w:footer="709" w:gutter="0"/>
       <w:cols w:space="708"/>
       <w:docGrid w:linePitch="360"/>
     </w:sectPr>

--- a/assets/templates/master_template.docx
+++ b/assets/templates/master_template.docx
@@ -22,7 +22,7 @@
           <w:sz w:val="32"/>
           <w:szCs w:val="32"/>
         </w:rPr>
-        <w:object w:dxaOrig="1440" w:dyaOrig="1440" w14:anchorId="45862AD9">
+        <w:object w:dxaOrig="1440" w:dyaOrig="1440">
           <v:shapetype id="_x0000_t75" coordsize="21600,21600" o:spt="75" o:preferrelative="t" path="m@4@5l@4@11@9@11@9@5xe" filled="f" stroked="f">
             <v:stroke joinstyle="miter"/>
             <v:formulas>
@@ -45,7 +45,7 @@
           <v:shape id="_x0000_s1028" type="#_x0000_t75" alt="" style="position:absolute;left:0;text-align:left;margin-left:-3.15pt;margin-top:-15.85pt;width:53.4pt;height:57.75pt;z-index:251663360;mso-wrap-edited:f;mso-width-percent:0;mso-height-percent:0;mso-position-horizontal-relative:text;mso-position-vertical-relative:text;mso-width-percent:0;mso-height-percent:0" fillcolor="window">
             <v:imagedata r:id="rId6" o:title=""/>
           </v:shape>
-          <o:OLEObject Type="Embed" ProgID="Word.Picture.8" ShapeID="_x0000_s1028" DrawAspect="Content" ObjectID="_1847867958" r:id="rId7"/>
+          <o:OLEObject Type="Embed" ProgID="Word.Picture.8" ShapeID="_x0000_s1028" DrawAspect="Content" ObjectID="_1848472785" r:id="rId7"/>
         </w:object>
       </w:r>
       <w:r>
@@ -1694,11 +1694,11 @@
           <w:szCs w:val="32"/>
         </w:rPr>
         <w:lastRenderedPageBreak/>
-        <w:object w:dxaOrig="1440" w:dyaOrig="1440" w14:anchorId="3A9242C3">
+        <w:object w:dxaOrig="1440" w:dyaOrig="1440">
           <v:shape id="_x0000_s1027" type="#_x0000_t75" alt="" style="position:absolute;left:0;text-align:left;margin-left:-1.5pt;margin-top:-20.3pt;width:53.4pt;height:57.75pt;z-index:251660288;mso-wrap-edited:f;mso-width-percent:0;mso-height-percent:0;mso-position-horizontal-relative:text;mso-position-vertical-relative:text;mso-width-percent:0;mso-height-percent:0" fillcolor="window">
             <v:imagedata r:id="rId6" o:title=""/>
           </v:shape>
-          <o:OLEObject Type="Embed" ProgID="Word.Picture.8" ShapeID="_x0000_s1027" DrawAspect="Content" ObjectID="_1847867957" r:id="rId8"/>
+          <o:OLEObject Type="Embed" ProgID="Word.Picture.8" ShapeID="_x0000_s1027" DrawAspect="Content" ObjectID="_1848472784" r:id="rId8"/>
         </w:object>
       </w:r>
       <w:r>
@@ -2893,6 +2893,128 @@
         </w:rPr>
         <w:lastRenderedPageBreak/>
         <w:t>ขอบเขตของงานหรือรายละเอียดคุณลักษณะเฉพาะ</w:t>
+      </w:r>
+      <w:r>
+        <w:rPr>
+          <w:rFonts w:ascii="TH SarabunIT๙" w:hAnsi="TH SarabunIT๙" w:cs="TH SarabunIT๙"/>
+          <w:b/>
+          <w:bCs/>
+          <w:szCs w:val="32"/>
+          <w:cs/>
+        </w:rPr>
+        <w:t>พัสดุ</w:t>
+      </w:r>
+      <w:r>
+        <w:rPr>
+          <w:rFonts w:ascii="TH SarabunIT๙" w:hAnsi="TH SarabunIT๙" w:cs="TH SarabunIT๙" w:hint="cs"/>
+          <w:b/>
+          <w:bCs/>
+          <w:szCs w:val="32"/>
+          <w:cs/>
+        </w:rPr>
+        <w:t xml:space="preserve"> </w:t>
+      </w:r>
+      <w:r>
+        <w:rPr>
+          <w:rFonts w:ascii="TH SarabunIT๙" w:hAnsi="TH SarabunIT๙" w:cs="TH SarabunIT๙"/>
+          <w:b/>
+          <w:bCs/>
+          <w:szCs w:val="32"/>
+          <w:cs/>
+        </w:rPr>
+        <w:t>(</w:t>
+      </w:r>
+      <w:r>
+        <w:rPr>
+          <w:rFonts w:ascii="TH SarabunIT๙" w:hAnsi="TH SarabunIT๙" w:cs="TH SarabunIT๙"/>
+          <w:b/>
+          <w:bCs/>
+          <w:szCs w:val="32"/>
+        </w:rPr>
+        <w:t>Terms</w:t>
+      </w:r>
+      <w:r>
+        <w:rPr>
+          <w:rFonts w:ascii="TH SarabunIT๙" w:hAnsi="TH SarabunIT๙" w:cs="TH SarabunIT๙"/>
+          <w:b/>
+          <w:bCs/>
+          <w:szCs w:val="32"/>
+        </w:rPr>
+        <w:t xml:space="preserve"> </w:t>
+      </w:r>
+      <w:r>
+        <w:rPr>
+          <w:rFonts w:ascii="TH SarabunIT๙" w:hAnsi="TH SarabunIT๙" w:cs="TH SarabunIT๙"/>
+          <w:b/>
+          <w:bCs/>
+          <w:szCs w:val="32"/>
+        </w:rPr>
+        <w:t>of</w:t>
+      </w:r>
+      <w:r>
+        <w:rPr>
+          <w:rFonts w:ascii="TH SarabunIT๙" w:hAnsi="TH SarabunIT๙" w:cs="TH SarabunIT๙"/>
+          <w:b/>
+          <w:bCs/>
+          <w:szCs w:val="32"/>
+        </w:rPr>
+        <w:t xml:space="preserve"> </w:t>
+      </w:r>
+      <w:r>
+        <w:rPr>
+          <w:rFonts w:ascii="TH SarabunIT๙" w:hAnsi="TH SarabunIT๙" w:cs="TH SarabunIT๙"/>
+          <w:b/>
+          <w:bCs/>
+          <w:szCs w:val="32"/>
+        </w:rPr>
+        <w:t>Reference</w:t>
+      </w:r>
+      <w:r>
+        <w:rPr>
+          <w:rFonts w:ascii="TH SarabunIT๙" w:hAnsi="TH SarabunIT๙" w:cs="TH SarabunIT๙"/>
+          <w:b/>
+          <w:bCs/>
+          <w:szCs w:val="32"/>
+        </w:rPr>
+        <w:t xml:space="preserve"> </w:t>
+      </w:r>
+      <w:r>
+        <w:rPr>
+          <w:rFonts w:ascii="TH SarabunIT๙" w:hAnsi="TH SarabunIT๙" w:cs="TH SarabunIT๙"/>
+          <w:b/>
+          <w:bCs/>
+          <w:szCs w:val="32"/>
+          <w:cs/>
+        </w:rPr>
+        <w:t>:</w:t>
+      </w:r>
+      <w:r>
+        <w:rPr>
+          <w:rFonts w:ascii="TH SarabunIT๙" w:hAnsi="TH SarabunIT๙" w:cs="TH SarabunIT๙"/>
+          <w:b/>
+          <w:bCs/>
+          <w:szCs w:val="32"/>
+        </w:rPr>
+        <w:t xml:space="preserve"> </w:t>
+      </w:r>
+      <w:r>
+        <w:rPr>
+          <w:rFonts w:ascii="TH SarabunIT๙" w:hAnsi="TH SarabunIT๙" w:cs="TH SarabunIT๙"/>
+          <w:b/>
+          <w:bCs/>
+          <w:szCs w:val="32"/>
+        </w:rPr>
+        <w:t>TOR</w:t>
+      </w:r>
+      <w:r>
+        <w:rPr>
+          <w:rFonts w:ascii="TH SarabunIT๙" w:hAnsi="TH SarabunIT๙" w:cs="TH SarabunIT๙"/>
+          <w:b/>
+          <w:bCs/>
+          <w:szCs w:val="32"/>
+          <w:cs/>
+        </w:rPr>
+        <w:t>)</w:t>
       </w:r>
     </w:p>
     <w:p>
@@ -4351,9 +4473,8 @@
           <w:rFonts w:ascii="TH SarabunIT๙" w:hAnsi="TH SarabunIT๙" w:cs="TH SarabunIT๙"/>
           <w:spacing w:val="-8"/>
           <w:szCs w:val="32"/>
-          <w:cs/>
-        </w:rPr>
-        <w:t>๗</w:t>
+        </w:rPr>
+        <w:t>1</w:t>
       </w:r>
       <w:r>
         <w:rPr>
@@ -4915,6 +5036,15 @@
         </w:rPr>
         <w:t>}}</w:t>
       </w:r>
+    </w:p>
+    <w:p>
+      <w:pPr>
+        <w:rPr>
+          <w:rFonts w:ascii="TH SarabunIT๙" w:hAnsi="TH SarabunIT๙" w:cs="TH SarabunIT๙"/>
+          <w:sz w:val="32"/>
+          <w:szCs w:val="32"/>
+        </w:rPr>
+      </w:pPr>
     </w:p>
     <w:p>
       <w:pPr>
@@ -5100,21 +5230,108 @@
     </w:p>
     <w:p>
       <w:pPr>
-        <w:rPr>
-          <w:rFonts w:ascii="TH SarabunIT๙" w:hAnsi="TH SarabunIT๙" w:cs="TH SarabunIT๙"/>
-          <w:sz w:val="32"/>
-          <w:szCs w:val="32"/>
-        </w:rPr>
-      </w:pPr>
+        <w:spacing w:after="0"/>
+        <w:rPr>
+          <w:rFonts w:ascii="TH SarabunIT๙" w:hAnsi="TH SarabunIT๙" w:cs="TH SarabunIT๙"/>
+          <w:sz w:val="32"/>
+          <w:szCs w:val="32"/>
+        </w:rPr>
+      </w:pPr>
+      <w:r>
+        <w:rPr>
+          <w:rFonts w:ascii="TH SarabunIT๙" w:hAnsi="TH SarabunIT๙" w:cs="TH SarabunIT๙"/>
+          <w:sz w:val="32"/>
+          <w:szCs w:val="32"/>
+          <w:cs/>
+        </w:rPr>
+        <w:t>เรียน</w:t>
+      </w:r>
+      <w:r>
+        <w:rPr>
+          <w:rFonts w:ascii="TH SarabunIT๙" w:hAnsi="TH SarabunIT๙" w:cs="TH SarabunIT๙"/>
+          <w:sz w:val="32"/>
+          <w:szCs w:val="32"/>
+          <w:cs/>
+        </w:rPr>
+        <w:t xml:space="preserve"> </w:t>
+      </w:r>
+      <w:r>
+        <w:rPr>
+          <w:rFonts w:ascii="TH SarabunIT๙" w:hAnsi="TH SarabunIT๙" w:cs="TH SarabunIT๙"/>
+          <w:sz w:val="32"/>
+          <w:szCs w:val="32"/>
+          <w:cs/>
+        </w:rPr>
+        <w:t>ผู้อำนวยกา</w:t>
+      </w:r>
+      <w:r>
+        <w:rPr>
+          <w:rFonts w:ascii="TH SarabunIT๙" w:hAnsi="TH SarabunIT๙" w:cs="TH SarabunIT๙" w:hint="cs"/>
+          <w:sz w:val="32"/>
+          <w:szCs w:val="32"/>
+          <w:cs/>
+        </w:rPr>
+        <w:t>ร</w:t>
+      </w:r>
+      <w:r>
+        <w:rPr>
+          <w:rFonts w:ascii="TH SarabunIT๙" w:hAnsi="TH SarabunIT๙" w:cs="TH SarabunIT๙"/>
+          <w:sz w:val="32"/>
+          <w:szCs w:val="32"/>
+          <w:cs/>
+        </w:rPr>
+        <w:t xml:space="preserve">โรงเรียนบ้านป่าเลา </w:t>
+      </w:r>
     </w:p>
     <w:p>
       <w:pPr>
-        <w:rPr>
-          <w:rFonts w:ascii="TH SarabunIT๙" w:hAnsi="TH SarabunIT๙" w:cs="TH SarabunIT๙"/>
-          <w:sz w:val="32"/>
-          <w:szCs w:val="32"/>
-        </w:rPr>
-      </w:pPr>
+        <w:spacing w:after="0"/>
+        <w:rPr>
+          <w:rFonts w:ascii="TH SarabunIT๙" w:hAnsi="TH SarabunIT๙" w:cs="TH SarabunIT๙"/>
+        </w:rPr>
+      </w:pPr>
+      <w:r>
+        <w:rPr>
+          <w:rFonts w:ascii="TH SarabunIT๙" w:hAnsi="TH SarabunIT๙" w:cs="TH SarabunIT๙"/>
+          <w:sz w:val="32"/>
+          <w:szCs w:val="32"/>
+        </w:rPr>
+        <w:t xml:space="preserve">       </w:t>
+      </w:r>
+      <w:r>
+        <w:rPr>
+          <w:rFonts w:ascii="TH SarabunIT๙" w:hAnsi="TH SarabunIT๙" w:cs="TH SarabunIT๙"/>
+          <w:sz w:val="32"/>
+          <w:szCs w:val="32"/>
+        </w:rPr>
+        <w:t>-</w:t>
+      </w:r>
+      <w:r>
+        <w:rPr>
+          <w:rFonts w:ascii="TH SarabunIT๙" w:hAnsi="TH SarabunIT๙" w:cs="TH SarabunIT๙"/>
+          <w:sz w:val="32"/>
+          <w:szCs w:val="32"/>
+        </w:rPr>
+        <w:t xml:space="preserve"> </w:t>
+      </w:r>
+      <w:r>
+        <w:rPr>
+          <w:rFonts w:ascii="TH SarabunIT๙" w:hAnsi="TH SarabunIT๙" w:cs="TH SarabunIT๙"/>
+          <w:sz w:val="32"/>
+          <w:szCs w:val="32"/>
+          <w:cs/>
+        </w:rPr>
+        <w:t>เพื่อโปรดพิจารณาอนุมัติ</w:t>
+      </w:r>
+      <w:r>
+        <w:rPr>
+          <w:rFonts w:ascii="TH SarabunIT๙" w:hAnsi="TH SarabunIT๙" w:cs="TH SarabunIT๙"/>
+          <w:sz w:val="32"/>
+          <w:szCs w:val="32"/>
+          <w:cs/>
+        </w:rPr>
+        <w:t xml:space="preserve"> </w:t>
+      </w:r>
     </w:p>
     <w:p>
       <w:pPr>
@@ -5127,30 +5344,150 @@
     </w:p>
     <w:p>
       <w:pPr>
-        <w:rPr>
-          <w:rFonts w:ascii="TH SarabunIT๙" w:hAnsi="TH SarabunIT๙" w:cs="TH SarabunIT๙"/>
-          <w:sz w:val="32"/>
-          <w:szCs w:val="32"/>
-        </w:rPr>
-      </w:pPr>
+        <w:pStyle w:val="a8"/>
+        <w:tabs>
+          <w:tab w:val="left" w:pos="3119"/>
+        </w:tabs>
+        <w:rPr>
+          <w:rFonts w:ascii="TH SarabunIT๙" w:hAnsi="TH SarabunIT๙" w:cs="TH SarabunIT๙"/>
+          <w:szCs w:val="32"/>
+        </w:rPr>
+      </w:pPr>
+      <w:r>
+        <w:rPr>
+          <w:rFonts w:ascii="TH SarabunIT๙" w:hAnsi="TH SarabunIT๙" w:cs="TH SarabunIT๙"/>
+          <w:szCs w:val="32"/>
+        </w:rPr>
+        <w:tab/>
+      </w:r>
+      <w:r>
+        <w:rPr>
+          <w:rFonts w:ascii="TH SarabunIT๙" w:hAnsi="TH SarabunIT๙" w:cs="TH SarabunIT๙"/>
+          <w:szCs w:val="32"/>
+          <w:cs/>
+        </w:rPr>
+        <w:t>ลงชื่อ..............................................</w:t>
+      </w:r>
     </w:p>
     <w:p>
       <w:pPr>
-        <w:rPr>
-          <w:rFonts w:ascii="TH SarabunIT๙" w:hAnsi="TH SarabunIT๙" w:cs="TH SarabunIT๙"/>
-          <w:sz w:val="32"/>
-          <w:szCs w:val="32"/>
-        </w:rPr>
-      </w:pPr>
+        <w:pStyle w:val="a8"/>
+        <w:tabs>
+          <w:tab w:val="left" w:pos="3686"/>
+        </w:tabs>
+        <w:rPr>
+          <w:rFonts w:ascii="TH SarabunIT๙" w:hAnsi="TH SarabunIT๙" w:cs="TH SarabunIT๙"/>
+          <w:szCs w:val="32"/>
+        </w:rPr>
+      </w:pPr>
+      <w:r>
+        <w:rPr>
+          <w:rFonts w:ascii="TH SarabunIT๙" w:hAnsi="TH SarabunIT๙" w:cs="TH SarabunIT๙"/>
+          <w:szCs w:val="32"/>
+        </w:rPr>
+        <w:tab/>
+      </w:r>
+      <w:r>
+        <w:rPr>
+          <w:rFonts w:ascii="TH SarabunIT๙" w:hAnsi="TH SarabunIT๙" w:cs="TH SarabunIT๙"/>
+          <w:szCs w:val="32"/>
+          <w:cs/>
+        </w:rPr>
+        <w:t>(</w:t>
+      </w:r>
+      <w:r>
+        <w:rPr>
+          <w:rFonts w:ascii="TH SarabunIT๙" w:hAnsi="TH SarabunIT๙" w:cs="TH SarabunIT๙"/>
+          <w:szCs w:val="32"/>
+        </w:rPr>
+        <w:t>{{</w:t>
+      </w:r>
+      <w:proofErr w:type="spellStart"/>
+      <w:r>
+        <w:rPr>
+          <w:rFonts w:ascii="TH SarabunIT๙" w:hAnsi="TH SarabunIT๙" w:cs="TH SarabunIT๙"/>
+          <w:szCs w:val="32"/>
+        </w:rPr>
+        <w:t>director_name</w:t>
+      </w:r>
+      <w:proofErr w:type="spellEnd"/>
+      <w:r>
+        <w:rPr>
+          <w:rFonts w:ascii="TH SarabunIT๙" w:hAnsi="TH SarabunIT๙" w:cs="TH SarabunIT๙"/>
+          <w:szCs w:val="32"/>
+        </w:rPr>
+        <w:t>}}</w:t>
+      </w:r>
+      <w:r>
+        <w:rPr>
+          <w:rFonts w:ascii="TH SarabunIT๙" w:hAnsi="TH SarabunIT๙" w:cs="TH SarabunIT๙"/>
+          <w:szCs w:val="32"/>
+          <w:cs/>
+        </w:rPr>
+        <w:t>)</w:t>
+      </w:r>
     </w:p>
     <w:p>
       <w:pPr>
-        <w:rPr>
-          <w:rFonts w:ascii="TH SarabunIT๙" w:hAnsi="TH SarabunIT๙" w:cs="TH SarabunIT๙"/>
-          <w:sz w:val="32"/>
-          <w:szCs w:val="32"/>
-        </w:rPr>
-      </w:pPr>
+        <w:tabs>
+          <w:tab w:val="left" w:pos="3402"/>
+        </w:tabs>
+        <w:rPr>
+          <w:rFonts w:ascii="TH SarabunIT๙" w:hAnsi="TH SarabunIT๙" w:cs="TH SarabunIT๙"/>
+          <w:sz w:val="32"/>
+          <w:szCs w:val="32"/>
+        </w:rPr>
+      </w:pPr>
+      <w:r>
+        <w:rPr>
+          <w:rFonts w:ascii="TH SarabunIT๙" w:hAnsi="TH SarabunIT๙" w:cs="TH SarabunIT๙"/>
+          <w:szCs w:val="32"/>
+        </w:rPr>
+        <w:tab/>
+      </w:r>
+      <w:r>
+        <w:rPr>
+          <w:rFonts w:ascii="TH SarabunIT๙" w:hAnsi="TH SarabunIT๙" w:cs="TH SarabunIT๙"/>
+          <w:szCs w:val="32"/>
+          <w:cs/>
+        </w:rPr>
+        <w:t>ผู้อำนวยการ</w:t>
+      </w:r>
+      <w:r>
+        <w:rPr>
+          <w:rFonts w:ascii="TH SarabunIT๙" w:hAnsi="TH SarabunIT๙" w:cs="TH SarabunIT๙"/>
+          <w:sz w:val="32"/>
+          <w:szCs w:val="32"/>
+          <w:cs/>
+        </w:rPr>
+        <w:t>โรงเรียน</w:t>
+      </w:r>
+      <w:r>
+        <w:rPr>
+          <w:rFonts w:ascii="TH SarabunIT๙" w:hAnsi="TH SarabunIT๙" w:cs="TH SarabunIT๙"/>
+          <w:sz w:val="32"/>
+          <w:szCs w:val="32"/>
+        </w:rPr>
+        <w:t>{{</w:t>
+      </w:r>
+      <w:proofErr w:type="spellStart"/>
+      <w:r>
+        <w:rPr>
+          <w:rFonts w:ascii="TH SarabunIT๙" w:hAnsi="TH SarabunIT๙" w:cs="TH SarabunIT๙"/>
+          <w:sz w:val="32"/>
+          <w:szCs w:val="32"/>
+        </w:rPr>
+        <w:t>school_name</w:t>
+      </w:r>
+      <w:proofErr w:type="spellEnd"/>
+      <w:r>
+        <w:rPr>
+          <w:rFonts w:ascii="TH SarabunIT๙" w:hAnsi="TH SarabunIT๙" w:cs="TH SarabunIT๙"/>
+          <w:sz w:val="32"/>
+          <w:szCs w:val="32"/>
+        </w:rPr>
+        <w:t>}}</w:t>
+      </w:r>
     </w:p>
     <w:p>
       <w:pPr>
@@ -14264,13 +14601,7 @@
         <w:t>ใบเสนอราคา</w:t>
       </w:r>
     </w:p>
-    <w:p>
-      <w:pPr>
-        <w:rPr>
-          <w:rFonts w:hint="cs"/>
-        </w:rPr>
-      </w:pPr>
-    </w:p>
+    <w:p/>
     <w:p>
       <w:pPr>
         <w:pStyle w:val="2"/>
@@ -15474,7 +15805,7 @@
       <w:pPr>
         <w:shd w:val="clear" w:color="auto" w:fill="FFFFFF" w:themeFill="background1"/>
         <w:rPr>
-          <w:rFonts w:ascii="TH SarabunIT๙" w:hAnsi="TH SarabunIT๙" w:cs="TH SarabunIT๙" w:hint="cs"/>
+          <w:rFonts w:ascii="TH SarabunIT๙" w:hAnsi="TH SarabunIT๙" w:cs="TH SarabunIT๙"/>
           <w:sz w:val="32"/>
           <w:szCs w:val="32"/>
         </w:rPr>
@@ -20507,8 +20838,8 @@
           <w:sz w:val="32"/>
           <w:szCs w:val="32"/>
         </w:rPr>
-        <w:pict w14:anchorId="5056881A">
-          <v:shape id="_x0000_i1030" type="#_x0000_t75" alt="" style="width:20pt;height:20pt;mso-width-percent:0;mso-height-percent:0;mso-width-percent:0;mso-height-percent:0">
+        <w:pict>
+          <v:shape id="_x0000_i1030" type="#_x0000_t75" alt="" style="width:20.3pt;height:20.3pt;mso-width-percent:0;mso-height-percent:0;mso-width-percent:0;mso-height-percent:0">
             <v:imagedata r:id="rId10" o:title=""/>
           </v:shape>
         </w:pict>
@@ -20546,8 +20877,8 @@
           <w:sz w:val="32"/>
           <w:szCs w:val="32"/>
         </w:rPr>
-        <w:pict w14:anchorId="769483F4">
-          <v:shape id="_x0000_i1029" type="#_x0000_t75" alt="" style="width:20pt;height:20pt;mso-width-percent:0;mso-height-percent:0;mso-width-percent:0;mso-height-percent:0">
+        <w:pict>
+          <v:shape id="_x0000_i1029" type="#_x0000_t75" alt="" style="width:20.3pt;height:20.3pt;mso-width-percent:0;mso-height-percent:0;mso-width-percent:0;mso-height-percent:0">
             <v:imagedata r:id="rId10" o:title=""/>
           </v:shape>
         </w:pict>
@@ -20585,8 +20916,8 @@
           <w:sz w:val="32"/>
           <w:szCs w:val="32"/>
         </w:rPr>
-        <w:pict w14:anchorId="62DE4633">
-          <v:shape id="_x0000_i1028" type="#_x0000_t75" alt="" style="width:20pt;height:20pt;mso-width-percent:0;mso-height-percent:0;mso-width-percent:0;mso-height-percent:0">
+        <w:pict>
+          <v:shape id="_x0000_i1028" type="#_x0000_t75" alt="" style="width:20.3pt;height:20.3pt;mso-width-percent:0;mso-height-percent:0;mso-width-percent:0;mso-height-percent:0">
             <v:imagedata r:id="rId11" o:title=""/>
           </v:shape>
         </w:pict>
@@ -20642,8 +20973,8 @@
           <w:sz w:val="32"/>
           <w:szCs w:val="32"/>
         </w:rPr>
-        <w:pict w14:anchorId="60DF28AD">
-          <v:shape id="_x0000_i1027" type="#_x0000_t75" alt="" style="width:20pt;height:20pt;mso-width-percent:0;mso-height-percent:0;mso-width-percent:0;mso-height-percent:0">
+        <w:pict>
+          <v:shape id="_x0000_i1027" type="#_x0000_t75" alt="" style="width:20.3pt;height:20.3pt;mso-width-percent:0;mso-height-percent:0;mso-width-percent:0;mso-height-percent:0">
             <v:imagedata r:id="rId11" o:title=""/>
           </v:shape>
         </w:pict>
@@ -20681,8 +21012,8 @@
           <w:sz w:val="32"/>
           <w:szCs w:val="32"/>
         </w:rPr>
-        <w:pict w14:anchorId="26CBF992">
-          <v:shape id="_x0000_i1026" type="#_x0000_t75" alt="" style="width:20pt;height:20pt;mso-width-percent:0;mso-height-percent:0;mso-width-percent:0;mso-height-percent:0">
+        <w:pict>
+          <v:shape id="_x0000_i1026" type="#_x0000_t75" alt="" style="width:20.3pt;height:20.3pt;mso-width-percent:0;mso-height-percent:0;mso-width-percent:0;mso-height-percent:0">
             <v:imagedata r:id="rId10" o:title=""/>
           </v:shape>
         </w:pict>
@@ -21383,11 +21714,11 @@
           <w:sz w:val="32"/>
           <w:szCs w:val="32"/>
         </w:rPr>
-        <w:object w:dxaOrig="1440" w:dyaOrig="1440" w14:anchorId="59C9801C">
+        <w:object w:dxaOrig="1440" w:dyaOrig="1440">
           <v:shape id="_x0000_s1026" type="#_x0000_t75" alt="" style="position:absolute;left:0;text-align:left;margin-left:-.8pt;margin-top:-20.55pt;width:53.4pt;height:57.75pt;z-index:251662336;mso-wrap-edited:f;mso-width-percent:0;mso-height-percent:0;mso-position-horizontal-relative:text;mso-position-vertical-relative:text;mso-width-percent:0;mso-height-percent:0" fillcolor="window">
             <v:imagedata r:id="rId6" o:title=""/>
           </v:shape>
-          <o:OLEObject Type="Embed" ProgID="Word.Picture.8" ShapeID="_x0000_s1026" DrawAspect="Content" ObjectID="_1847867956" r:id="rId12"/>
+          <o:OLEObject Type="Embed" ProgID="Word.Picture.8" ShapeID="_x0000_s1026" DrawAspect="Content" ObjectID="_1848472783" r:id="rId12"/>
         </w:object>
       </w:r>
       <w:r>

--- a/assets/templates/master_template.docx
+++ b/assets/templates/master_template.docx
@@ -45,7 +45,7 @@
           <v:shape id="_x0000_s1028" type="#_x0000_t75" alt="" style="position:absolute;left:0;text-align:left;margin-left:-3.15pt;margin-top:-15.85pt;width:53.4pt;height:57.75pt;z-index:251663360;mso-wrap-edited:f;mso-width-percent:0;mso-height-percent:0;mso-position-horizontal-relative:text;mso-position-vertical-relative:text;mso-width-percent:0;mso-height-percent:0" fillcolor="window">
             <v:imagedata r:id="rId6" o:title=""/>
           </v:shape>
-          <o:OLEObject Type="Embed" ProgID="Word.Picture.8" ShapeID="_x0000_s1028" DrawAspect="Content" ObjectID="_1848472785" r:id="rId7"/>
+          <o:OLEObject Type="Embed" ProgID="Word.Picture.8" ShapeID="_x0000_s1028" DrawAspect="Content" ObjectID="_1849957551" r:id="rId7"/>
         </w:object>
       </w:r>
       <w:r>
@@ -1698,7 +1698,7 @@
           <v:shape id="_x0000_s1027" type="#_x0000_t75" alt="" style="position:absolute;left:0;text-align:left;margin-left:-1.5pt;margin-top:-20.3pt;width:53.4pt;height:57.75pt;z-index:251660288;mso-wrap-edited:f;mso-width-percent:0;mso-height-percent:0;mso-position-horizontal-relative:text;mso-position-vertical-relative:text;mso-width-percent:0;mso-height-percent:0" fillcolor="window">
             <v:imagedata r:id="rId6" o:title=""/>
           </v:shape>
-          <o:OLEObject Type="Embed" ProgID="Word.Picture.8" ShapeID="_x0000_s1027" DrawAspect="Content" ObjectID="_1848472784" r:id="rId8"/>
+          <o:OLEObject Type="Embed" ProgID="Word.Picture.8" ShapeID="_x0000_s1027" DrawAspect="Content" ObjectID="_1849957550" r:id="rId8"/>
         </w:object>
       </w:r>
       <w:r>
@@ -5488,15 +5488,6 @@
         </w:rPr>
         <w:t>}}</w:t>
       </w:r>
-    </w:p>
-    <w:p>
-      <w:pPr>
-        <w:rPr>
-          <w:rFonts w:ascii="TH SarabunIT๙" w:hAnsi="TH SarabunIT๙" w:cs="TH SarabunIT๙"/>
-          <w:sz w:val="32"/>
-          <w:szCs w:val="32"/>
-        </w:rPr>
-      </w:pPr>
     </w:p>
     <w:p>
       <w:pPr>
@@ -5619,6 +5610,7 @@
                       <w:sz w:val="32"/>
                       <w:szCs w:val="32"/>
                     </w:rPr>
+                    <w:lastRenderedPageBreak/>
                     <w:drawing>
                       <wp:inline distT="0" distB="0" distL="0" distR="0" wp14:anchorId="06DE171A" wp14:editId="112900BD">
                         <wp:extent cx="764934" cy="838200"/>
@@ -7723,6 +7715,26 @@
               </w:rPr>
               <w:t>}}</w:t>
             </w:r>
+          </w:p>
+          <w:p>
+            <w:pPr>
+              <w:pStyle w:val="a8"/>
+              <w:jc w:val="center"/>
+              <w:rPr>
+                <w:rFonts w:ascii="TH SarabunIT๙" w:hAnsi="TH SarabunIT๙" w:cs="TH SarabunIT๙"/>
+                <w:szCs w:val="32"/>
+              </w:rPr>
+            </w:pPr>
+          </w:p>
+          <w:p>
+            <w:pPr>
+              <w:pStyle w:val="a8"/>
+              <w:jc w:val="center"/>
+              <w:rPr>
+                <w:rFonts w:ascii="TH SarabunIT๙" w:hAnsi="TH SarabunIT๙" w:cs="TH SarabunIT๙"/>
+                <w:szCs w:val="32"/>
+              </w:rPr>
+            </w:pPr>
           </w:p>
         </w:tc>
         <w:tc>
@@ -14721,7 +14733,7 @@
           <w:szCs w:val="32"/>
           <w:cs/>
         </w:rPr>
-        <w:t xml:space="preserve">  ในนาม </w:t>
+        <w:t xml:space="preserve">  {{if:vendor_has_shop_name}}ในนาม </w:t>
       </w:r>
       <w:r>
         <w:rPr>
@@ -14734,6 +14746,15 @@
       </w:r>
       <w:r>
         <w:rPr>
+          <w:rFonts w:ascii="TH SarabunIT๙" w:hAnsi="TH SarabunIT๙" w:cs="TH SarabunIT๙"/>
+          <w:sz w:val="32"/>
+          <w:szCs w:val="32"/>
+          <w:cs/>
+        </w:rPr>
+        <w:t>{{endif:vendor_has_shop_name}}</w:t>
+      </w:r>
+      <w:r>
+        <w:rPr>
           <w:rFonts w:ascii="TH SarabunIT๙" w:eastAsia="Times New Roman" w:hAnsi="TH SarabunIT๙" w:cs="TH SarabunIT๙"/>
           <w:sz w:val="32"/>
           <w:szCs w:val="32"/>
@@ -14766,7 +14787,7 @@
           <w:szCs w:val="32"/>
           <w:cs/>
         </w:rPr>
-        <w:t xml:space="preserve"> ตำบล</w:t>
+        <w:t>{{if:vendor_not_bangkok}} ตำบล{{endif:vendor_not_bangkok}}{{if:vendor_is_bangkok}} แขวง{{endif:vendor_is_bangkok}}</w:t>
       </w:r>
       <w:r>
         <w:rPr>
@@ -14792,7 +14813,7 @@
           <w:szCs w:val="32"/>
           <w:cs/>
         </w:rPr>
-        <w:t>อำเภอ</w:t>
+        <w:t>{{if:vendor_not_bangkok}}อำเภอ{{endif:vendor_not_bangkok}}{{if:vendor_is_bangkok}}เขต{{endif:vendor_is_bangkok}}</w:t>
       </w:r>
       <w:r>
         <w:rPr>
@@ -15720,16 +15741,6 @@
         </w:rPr>
         <w:t>}})</w:t>
       </w:r>
-    </w:p>
-    <w:p>
-      <w:pPr>
-        <w:shd w:val="clear" w:color="auto" w:fill="FFFFFF" w:themeFill="background1"/>
-        <w:rPr>
-          <w:rFonts w:ascii="TH SarabunIT๙" w:hAnsi="TH SarabunIT๙" w:cs="TH SarabunIT๙"/>
-          <w:sz w:val="32"/>
-          <w:szCs w:val="32"/>
-        </w:rPr>
-      </w:pPr>
     </w:p>
     <w:p>
       <w:pPr>
@@ -15858,8 +15869,8 @@
               <w:tblLook w:val="04A0" w:firstRow="1" w:lastRow="0" w:firstColumn="1" w:lastColumn="0" w:noHBand="0" w:noVBand="1"/>
             </w:tblPr>
             <w:tblGrid>
-              <w:gridCol w:w="5173"/>
-              <w:gridCol w:w="4160"/>
+              <w:gridCol w:w="5670"/>
+              <w:gridCol w:w="3663"/>
             </w:tblGrid>
             <w:tr>
               <w:trPr>
@@ -16080,7 +16091,7 @@
               </w:trPr>
               <w:tc>
                 <w:tcPr>
-                  <w:tcW w:w="5173" w:type="dxa"/>
+                  <w:tcW w:w="5670" w:type="dxa"/>
                   <w:tcBorders>
                     <w:top w:val="nil"/>
                     <w:left w:val="nil"/>
@@ -16092,7 +16103,7 @@
                 <w:tbl>
                   <w:tblPr>
                     <w:tblpPr w:leftFromText="45" w:rightFromText="45" w:vertAnchor="text"/>
-                    <w:tblW w:w="4962" w:type="dxa"/>
+                    <w:tblW w:w="5529" w:type="dxa"/>
                     <w:tblCellSpacing w:w="0" w:type="dxa"/>
                     <w:tblLayout w:type="fixed"/>
                     <w:tblCellMar>
@@ -16102,7 +16113,7 @@
                     <w:tblLook w:val="04A0" w:firstRow="1" w:lastRow="0" w:firstColumn="1" w:lastColumn="0" w:noHBand="0" w:noVBand="1"/>
                   </w:tblPr>
                   <w:tblGrid>
-                    <w:gridCol w:w="4962"/>
+                    <w:gridCol w:w="5529"/>
                   </w:tblGrid>
                   <w:tr>
                     <w:trPr>
@@ -16233,7 +16244,115 @@
                             <w:sz w:val="28"/>
                             <w:cs/>
                           </w:rPr>
-                          <w:t xml:space="preserve"> ตำบล</w:t>
+                          <w:t>{{</w:t>
+                        </w:r>
+                        <w:proofErr w:type="spellStart"/>
+                        <w:r>
+                          <w:rPr>
+                            <w:rFonts w:ascii="TH SarabunIT๙" w:hAnsi="TH SarabunIT๙" w:cs="TH SarabunIT๙"/>
+                            <w:sz w:val="28"/>
+                            <w:cs/>
+                          </w:rPr>
+                          <w:t>if</w:t>
+                        </w:r>
+                        <w:proofErr w:type="spellEnd"/>
+                        <w:r>
+                          <w:rPr>
+                            <w:rFonts w:ascii="TH SarabunIT๙" w:hAnsi="TH SarabunIT๙" w:cs="TH SarabunIT๙"/>
+                            <w:sz w:val="28"/>
+                            <w:cs/>
+                          </w:rPr>
+                          <w:t>:</w:t>
+                        </w:r>
+                        <w:proofErr w:type="spellStart"/>
+                        <w:r>
+                          <w:rPr>
+                            <w:rFonts w:ascii="TH SarabunIT๙" w:hAnsi="TH SarabunIT๙" w:cs="TH SarabunIT๙"/>
+                            <w:sz w:val="28"/>
+                            <w:cs/>
+                          </w:rPr>
+                          <w:t>vendor_not_bangkok</w:t>
+                        </w:r>
+                        <w:proofErr w:type="spellEnd"/>
+                        <w:r>
+                          <w:rPr>
+                            <w:rFonts w:ascii="TH SarabunIT๙" w:hAnsi="TH SarabunIT๙" w:cs="TH SarabunIT๙"/>
+                            <w:sz w:val="28"/>
+                            <w:cs/>
+                          </w:rPr>
+                          <w:t>}} ตำบล{{</w:t>
+                        </w:r>
+                        <w:proofErr w:type="spellStart"/>
+                        <w:r>
+                          <w:rPr>
+                            <w:rFonts w:ascii="TH SarabunIT๙" w:hAnsi="TH SarabunIT๙" w:cs="TH SarabunIT๙"/>
+                            <w:sz w:val="28"/>
+                            <w:cs/>
+                          </w:rPr>
+                          <w:t>endif</w:t>
+                        </w:r>
+                        <w:proofErr w:type="spellEnd"/>
+                        <w:r>
+                          <w:rPr>
+                            <w:rFonts w:ascii="TH SarabunIT๙" w:hAnsi="TH SarabunIT๙" w:cs="TH SarabunIT๙"/>
+                            <w:sz w:val="28"/>
+                            <w:cs/>
+                          </w:rPr>
+                          <w:t>:</w:t>
+                        </w:r>
+                        <w:proofErr w:type="spellStart"/>
+                        <w:r>
+                          <w:rPr>
+                            <w:rFonts w:ascii="TH SarabunIT๙" w:hAnsi="TH SarabunIT๙" w:cs="TH SarabunIT๙"/>
+                            <w:sz w:val="28"/>
+                            <w:cs/>
+                          </w:rPr>
+                          <w:t>vendor_not_bangkok</w:t>
+                        </w:r>
+                        <w:proofErr w:type="spellEnd"/>
+                        <w:r>
+                          <w:rPr>
+                            <w:rFonts w:ascii="TH SarabunIT๙" w:hAnsi="TH SarabunIT๙" w:cs="TH SarabunIT๙"/>
+                            <w:sz w:val="28"/>
+                            <w:cs/>
+                          </w:rPr>
+                          <w:t>}}{{</w:t>
+                        </w:r>
+                        <w:proofErr w:type="spellStart"/>
+                        <w:r>
+                          <w:rPr>
+                            <w:rFonts w:ascii="TH SarabunIT๙" w:hAnsi="TH SarabunIT๙" w:cs="TH SarabunIT๙"/>
+                            <w:sz w:val="28"/>
+                            <w:cs/>
+                          </w:rPr>
+                          <w:t>if</w:t>
+                        </w:r>
+                        <w:proofErr w:type="spellEnd"/>
+                        <w:r>
+                          <w:rPr>
+                            <w:rFonts w:ascii="TH SarabunIT๙" w:hAnsi="TH SarabunIT๙" w:cs="TH SarabunIT๙"/>
+                            <w:sz w:val="28"/>
+                            <w:cs/>
+                          </w:rPr>
+                          <w:t>:</w:t>
+                        </w:r>
+                        <w:proofErr w:type="spellStart"/>
+                        <w:r>
+                          <w:rPr>
+                            <w:rFonts w:ascii="TH SarabunIT๙" w:hAnsi="TH SarabunIT๙" w:cs="TH SarabunIT๙"/>
+                            <w:sz w:val="28"/>
+                            <w:cs/>
+                          </w:rPr>
+                          <w:t>vendor_is_bangkok</w:t>
+                        </w:r>
+                        <w:proofErr w:type="spellEnd"/>
+                        <w:r>
+                          <w:rPr>
+                            <w:rFonts w:ascii="TH SarabunIT๙" w:hAnsi="TH SarabunIT๙" w:cs="TH SarabunIT๙"/>
+                            <w:sz w:val="28"/>
+                            <w:cs/>
+                          </w:rPr>
+                          <w:t>}} แขวง{{endif:vendor_is_bangkok}}</w:t>
                         </w:r>
                         <w:r>
                           <w:rPr>
@@ -16256,7 +16375,161 @@
                             <w:sz w:val="28"/>
                             <w:cs/>
                           </w:rPr>
-                          <w:t>อำเภอ</w:t>
+                          <w:t>{{if:vendor_not_bangkok}}</w:t>
+                        </w:r>
+                        <w:r>
+                          <w:rPr>
+                            <w:rFonts w:ascii="TH SarabunIT๙" w:hAnsi="TH SarabunIT๙" w:cs="TH SarabunIT๙"/>
+                            <w:sz w:val="28"/>
+                          </w:rPr>
+                          <w:br/>
+                        </w:r>
+                        <w:r>
+                          <w:rPr>
+                            <w:rFonts w:ascii="TH SarabunIT๙" w:hAnsi="TH SarabunIT๙" w:cs="TH SarabunIT๙"/>
+                            <w:sz w:val="28"/>
+                            <w:cs/>
+                          </w:rPr>
+                          <w:t>อำเภอ{{</w:t>
+                        </w:r>
+                        <w:proofErr w:type="spellStart"/>
+                        <w:r>
+                          <w:rPr>
+                            <w:rFonts w:ascii="TH SarabunIT๙" w:hAnsi="TH SarabunIT๙" w:cs="TH SarabunIT๙"/>
+                            <w:sz w:val="28"/>
+                            <w:cs/>
+                          </w:rPr>
+                          <w:t>endif</w:t>
+                        </w:r>
+                        <w:proofErr w:type="spellEnd"/>
+                        <w:r>
+                          <w:rPr>
+                            <w:rFonts w:ascii="TH SarabunIT๙" w:hAnsi="TH SarabunIT๙" w:cs="TH SarabunIT๙"/>
+                            <w:sz w:val="28"/>
+                            <w:cs/>
+                          </w:rPr>
+                          <w:t>:</w:t>
+                        </w:r>
+                        <w:proofErr w:type="spellStart"/>
+                        <w:r>
+                          <w:rPr>
+                            <w:rFonts w:ascii="TH SarabunIT๙" w:hAnsi="TH SarabunIT๙" w:cs="TH SarabunIT๙"/>
+                            <w:sz w:val="28"/>
+                            <w:cs/>
+                          </w:rPr>
+                          <w:t>vendor_not_bangkok</w:t>
+                        </w:r>
+                        <w:proofErr w:type="spellEnd"/>
+                        <w:r>
+                          <w:rPr>
+                            <w:rFonts w:ascii="TH SarabunIT๙" w:hAnsi="TH SarabunIT๙" w:cs="TH SarabunIT๙"/>
+                            <w:sz w:val="28"/>
+                            <w:cs/>
+                          </w:rPr>
+                          <w:t>}}{{</w:t>
+                        </w:r>
+                        <w:proofErr w:type="spellStart"/>
+                        <w:r>
+                          <w:rPr>
+                            <w:rFonts w:ascii="TH SarabunIT๙" w:hAnsi="TH SarabunIT๙" w:cs="TH SarabunIT๙"/>
+                            <w:sz w:val="28"/>
+                            <w:cs/>
+                          </w:rPr>
+                          <w:t>if</w:t>
+                        </w:r>
+                        <w:proofErr w:type="spellEnd"/>
+                        <w:r>
+                          <w:rPr>
+                            <w:rFonts w:ascii="TH SarabunIT๙" w:hAnsi="TH SarabunIT๙" w:cs="TH SarabunIT๙"/>
+                            <w:sz w:val="28"/>
+                            <w:cs/>
+                          </w:rPr>
+                          <w:t>:</w:t>
+                        </w:r>
+                        <w:proofErr w:type="spellStart"/>
+                        <w:r>
+                          <w:rPr>
+                            <w:rFonts w:ascii="TH SarabunIT๙" w:hAnsi="TH SarabunIT๙" w:cs="TH SarabunIT๙"/>
+                            <w:sz w:val="28"/>
+                            <w:cs/>
+                          </w:rPr>
+                          <w:t>vendor_is_bangkok</w:t>
+                        </w:r>
+                        <w:proofErr w:type="spellEnd"/>
+                        <w:r>
+                          <w:rPr>
+                            <w:rFonts w:ascii="TH SarabunIT๙" w:hAnsi="TH SarabunIT๙" w:cs="TH SarabunIT๙"/>
+                            <w:sz w:val="28"/>
+                            <w:cs/>
+                          </w:rPr>
+                          <w:t>}}</w:t>
+                        </w:r>
+                        <w:r>
+                          <w:rPr>
+                            <w:rFonts w:ascii="TH SarabunIT๙" w:hAnsi="TH SarabunIT๙" w:cs="TH SarabunIT๙" w:hint="cs"/>
+                            <w:sz w:val="28"/>
+                            <w:cs/>
+                          </w:rPr>
+                          <w:t xml:space="preserve"> </w:t>
+                        </w:r>
+                        <w:r>
+                          <w:rPr>
+                            <w:rFonts w:ascii="TH SarabunIT๙" w:hAnsi="TH SarabunIT๙" w:cs="TH SarabunIT๙"/>
+                            <w:sz w:val="28"/>
+                            <w:cs/>
+                          </w:rPr>
+                          <w:t>เขต</w:t>
+                        </w:r>
+                        <w:r>
+                          <w:rPr>
+                            <w:rFonts w:ascii="TH SarabunIT๙" w:hAnsi="TH SarabunIT๙" w:cs="TH SarabunIT๙"/>
+                            <w:sz w:val="28"/>
+                          </w:rPr>
+                          <w:br/>
+                        </w:r>
+                        <w:r>
+                          <w:rPr>
+                            <w:rFonts w:ascii="TH SarabunIT๙" w:hAnsi="TH SarabunIT๙" w:cs="TH SarabunIT๙"/>
+                            <w:sz w:val="28"/>
+                            <w:cs/>
+                          </w:rPr>
+                          <w:t>{{</w:t>
+                        </w:r>
+                        <w:proofErr w:type="spellStart"/>
+                        <w:r>
+                          <w:rPr>
+                            <w:rFonts w:ascii="TH SarabunIT๙" w:hAnsi="TH SarabunIT๙" w:cs="TH SarabunIT๙"/>
+                            <w:sz w:val="28"/>
+                            <w:cs/>
+                          </w:rPr>
+                          <w:t>endif</w:t>
+                        </w:r>
+                        <w:proofErr w:type="spellEnd"/>
+                        <w:r>
+                          <w:rPr>
+                            <w:rFonts w:ascii="TH SarabunIT๙" w:hAnsi="TH SarabunIT๙" w:cs="TH SarabunIT๙"/>
+                            <w:sz w:val="28"/>
+                            <w:cs/>
+                          </w:rPr>
+                          <w:t>:</w:t>
+                        </w:r>
+                        <w:proofErr w:type="spellStart"/>
+                        <w:r>
+                          <w:rPr>
+                            <w:rFonts w:ascii="TH SarabunIT๙" w:hAnsi="TH SarabunIT๙" w:cs="TH SarabunIT๙"/>
+                            <w:sz w:val="28"/>
+                            <w:cs/>
+                          </w:rPr>
+                          <w:t>vendor_is_bangkok</w:t>
+                        </w:r>
+                        <w:proofErr w:type="spellEnd"/>
+                        <w:r>
+                          <w:rPr>
+                            <w:rFonts w:ascii="TH SarabunIT๙" w:hAnsi="TH SarabunIT๙" w:cs="TH SarabunIT๙"/>
+                            <w:sz w:val="28"/>
+                            <w:cs/>
+                          </w:rPr>
+                          <w:t>}}</w:t>
                         </w:r>
                         <w:r>
                           <w:rPr>
@@ -16435,7 +16708,7 @@
               </w:tc>
               <w:tc>
                 <w:tcPr>
-                  <w:tcW w:w="4160" w:type="dxa"/>
+                  <w:tcW w:w="3663" w:type="dxa"/>
                   <w:tcBorders>
                     <w:top w:val="nil"/>
                     <w:left w:val="nil"/>
@@ -16457,7 +16730,7 @@
                     <w:tblLook w:val="04A0" w:firstRow="1" w:lastRow="0" w:firstColumn="1" w:lastColumn="0" w:noHBand="0" w:noVBand="1"/>
                   </w:tblPr>
                   <w:tblGrid>
-                    <w:gridCol w:w="4160"/>
+                    <w:gridCol w:w="3663"/>
                   </w:tblGrid>
                   <w:tr>
                     <w:trPr>
@@ -19341,6 +19614,7 @@
                       <w:sz w:val="28"/>
                       <w:cs/>
                     </w:rPr>
+                    <w:lastRenderedPageBreak/>
                     <w:tab/>
                   </w:r>
                   <w:r>
@@ -19605,6 +19879,7 @@
         <w:t>{{if:single_purchase_completion_docs}}</w:t>
       </w:r>
     </w:p>
+    <w:p/>
     <w:p>
       <w:pPr>
         <w:pStyle w:val="1"/>
@@ -19923,7 +20198,43 @@
           <w:sz w:val="32"/>
           <w:cs/>
         </w:rPr>
-        <w:t xml:space="preserve"> (</w:t>
+        <w:t xml:space="preserve"> {{</w:t>
+      </w:r>
+      <w:proofErr w:type="spellStart"/>
+      <w:r>
+        <w:rPr>
+          <w:rFonts w:ascii="TH SarabunIT๙" w:eastAsia="Times New Roman" w:hAnsi="TH SarabunIT๙" w:cs="TH SarabunIT๙"/>
+          <w:sz w:val="32"/>
+          <w:cs/>
+        </w:rPr>
+        <w:t>if</w:t>
+      </w:r>
+      <w:proofErr w:type="spellEnd"/>
+      <w:r>
+        <w:rPr>
+          <w:rFonts w:ascii="TH SarabunIT๙" w:eastAsia="Times New Roman" w:hAnsi="TH SarabunIT๙" w:cs="TH SarabunIT๙"/>
+          <w:sz w:val="32"/>
+          <w:cs/>
+        </w:rPr>
+        <w:t>:</w:t>
+      </w:r>
+      <w:proofErr w:type="spellStart"/>
+      <w:r>
+        <w:rPr>
+          <w:rFonts w:ascii="TH SarabunIT๙" w:eastAsia="Times New Roman" w:hAnsi="TH SarabunIT๙" w:cs="TH SarabunIT๙"/>
+          <w:sz w:val="32"/>
+          <w:cs/>
+        </w:rPr>
+        <w:t>vendor_has_shop_name</w:t>
+      </w:r>
+      <w:proofErr w:type="spellEnd"/>
+      <w:r>
+        <w:rPr>
+          <w:rFonts w:ascii="TH SarabunIT๙" w:eastAsia="Times New Roman" w:hAnsi="TH SarabunIT๙" w:cs="TH SarabunIT๙"/>
+          <w:sz w:val="32"/>
+          <w:cs/>
+        </w:rPr>
+        <w:t>}}(</w:t>
       </w:r>
       <w:r>
         <w:rPr>
@@ -19939,7 +20250,43 @@
           <w:sz w:val="32"/>
           <w:cs/>
         </w:rPr>
-        <w:t xml:space="preserve">) </w:t>
+        <w:t>){{</w:t>
+      </w:r>
+      <w:proofErr w:type="spellStart"/>
+      <w:r>
+        <w:rPr>
+          <w:rFonts w:ascii="TH SarabunIT๙" w:eastAsia="Times New Roman" w:hAnsi="TH SarabunIT๙" w:cs="TH SarabunIT๙"/>
+          <w:sz w:val="32"/>
+          <w:cs/>
+        </w:rPr>
+        <w:t>endif</w:t>
+      </w:r>
+      <w:proofErr w:type="spellEnd"/>
+      <w:r>
+        <w:rPr>
+          <w:rFonts w:ascii="TH SarabunIT๙" w:eastAsia="Times New Roman" w:hAnsi="TH SarabunIT๙" w:cs="TH SarabunIT๙"/>
+          <w:sz w:val="32"/>
+          <w:cs/>
+        </w:rPr>
+        <w:t>:</w:t>
+      </w:r>
+      <w:proofErr w:type="spellStart"/>
+      <w:r>
+        <w:rPr>
+          <w:rFonts w:ascii="TH SarabunIT๙" w:eastAsia="Times New Roman" w:hAnsi="TH SarabunIT๙" w:cs="TH SarabunIT๙"/>
+          <w:sz w:val="32"/>
+          <w:cs/>
+        </w:rPr>
+        <w:t>vendor_has_shop_name</w:t>
+      </w:r>
+      <w:proofErr w:type="spellEnd"/>
+      <w:r>
+        <w:rPr>
+          <w:rFonts w:ascii="TH SarabunIT๙" w:eastAsia="Times New Roman" w:hAnsi="TH SarabunIT๙" w:cs="TH SarabunIT๙"/>
+          <w:sz w:val="32"/>
+          <w:cs/>
+        </w:rPr>
+        <w:t xml:space="preserve">}} </w:t>
       </w:r>
       <w:r>
         <w:rPr>
@@ -20839,7 +21186,7 @@
           <w:szCs w:val="32"/>
         </w:rPr>
         <w:pict>
-          <v:shape id="_x0000_i1030" type="#_x0000_t75" alt="" style="width:20.3pt;height:20.3pt;mso-width-percent:0;mso-height-percent:0;mso-width-percent:0;mso-height-percent:0">
+          <v:shape id="_x0000_i1030" type="#_x0000_t75" alt="" style="width:19.4pt;height:19.4pt;mso-width-percent:0;mso-height-percent:0;mso-width-percent:0;mso-height-percent:0">
             <v:imagedata r:id="rId10" o:title=""/>
           </v:shape>
         </w:pict>
@@ -20878,7 +21225,7 @@
           <w:szCs w:val="32"/>
         </w:rPr>
         <w:pict>
-          <v:shape id="_x0000_i1029" type="#_x0000_t75" alt="" style="width:20.3pt;height:20.3pt;mso-width-percent:0;mso-height-percent:0;mso-width-percent:0;mso-height-percent:0">
+          <v:shape id="_x0000_i1029" type="#_x0000_t75" alt="" style="width:19.4pt;height:19.4pt;mso-width-percent:0;mso-height-percent:0;mso-width-percent:0;mso-height-percent:0">
             <v:imagedata r:id="rId10" o:title=""/>
           </v:shape>
         </w:pict>
@@ -20917,7 +21264,7 @@
           <w:szCs w:val="32"/>
         </w:rPr>
         <w:pict>
-          <v:shape id="_x0000_i1028" type="#_x0000_t75" alt="" style="width:20.3pt;height:20.3pt;mso-width-percent:0;mso-height-percent:0;mso-width-percent:0;mso-height-percent:0">
+          <v:shape id="_x0000_i1028" type="#_x0000_t75" alt="" style="width:19.4pt;height:19.4pt;mso-width-percent:0;mso-height-percent:0;mso-width-percent:0;mso-height-percent:0">
             <v:imagedata r:id="rId11" o:title=""/>
           </v:shape>
         </w:pict>
@@ -20974,7 +21321,7 @@
           <w:szCs w:val="32"/>
         </w:rPr>
         <w:pict>
-          <v:shape id="_x0000_i1027" type="#_x0000_t75" alt="" style="width:20.3pt;height:20.3pt;mso-width-percent:0;mso-height-percent:0;mso-width-percent:0;mso-height-percent:0">
+          <v:shape id="_x0000_i1027" type="#_x0000_t75" alt="" style="width:19.4pt;height:19.4pt;mso-width-percent:0;mso-height-percent:0;mso-width-percent:0;mso-height-percent:0">
             <v:imagedata r:id="rId11" o:title=""/>
           </v:shape>
         </w:pict>
@@ -21013,7 +21360,7 @@
           <w:szCs w:val="32"/>
         </w:rPr>
         <w:pict>
-          <v:shape id="_x0000_i1026" type="#_x0000_t75" alt="" style="width:20.3pt;height:20.3pt;mso-width-percent:0;mso-height-percent:0;mso-width-percent:0;mso-height-percent:0">
+          <v:shape id="_x0000_i1026" type="#_x0000_t75" alt="" style="width:19.4pt;height:19.4pt;mso-width-percent:0;mso-height-percent:0;mso-width-percent:0;mso-height-percent:0">
             <v:imagedata r:id="rId10" o:title=""/>
           </v:shape>
         </w:pict>
@@ -21610,7 +21957,6 @@
           <w:szCs w:val="32"/>
           <w:cs/>
         </w:rPr>
-        <w:lastRenderedPageBreak/>
         <w:t xml:space="preserve">               เลขคุมสัญญา</w:t>
       </w:r>
       <w:r>
@@ -21718,7 +22064,7 @@
           <v:shape id="_x0000_s1026" type="#_x0000_t75" alt="" style="position:absolute;left:0;text-align:left;margin-left:-.8pt;margin-top:-20.55pt;width:53.4pt;height:57.75pt;z-index:251662336;mso-wrap-edited:f;mso-width-percent:0;mso-height-percent:0;mso-position-horizontal-relative:text;mso-position-vertical-relative:text;mso-width-percent:0;mso-height-percent:0" fillcolor="window">
             <v:imagedata r:id="rId6" o:title=""/>
           </v:shape>
-          <o:OLEObject Type="Embed" ProgID="Word.Picture.8" ShapeID="_x0000_s1026" DrawAspect="Content" ObjectID="_1848472783" r:id="rId12"/>
+          <o:OLEObject Type="Embed" ProgID="Word.Picture.8" ShapeID="_x0000_s1026" DrawAspect="Content" ObjectID="_1849957549" r:id="rId12"/>
         </w:object>
       </w:r>
       <w:r>
@@ -23039,6 +23385,7 @@
           <w:szCs w:val="32"/>
           <w:cs/>
         </w:rPr>
+        <w:lastRenderedPageBreak/>
         <w:tab/>
         <w:t>ลงชื่อ........................................</w:t>
       </w:r>

--- a/assets/templates/master_template.docx
+++ b/assets/templates/master_template.docx
@@ -7330,7 +7330,16 @@
                 <w:sz w:val="2"/>
                 <w:szCs w:val="2"/>
               </w:rPr>
-              <w:t>{{endif:single_inspector_only}}{{if:committee_only}}</w:t>
+              <w:t xml:space="preserve">{{endif:single_inspector_only}}</w:t>
+            </w:r>
+            <w:r>
+              <w:rPr>
+                <w:rFonts w:ascii="TH SarabunIT๙" w:eastAsia="Times New Roman" w:hAnsi="TH SarabunIT๙" w:cs="TH SarabunIT๙"/>
+                <w:vanish/>
+                <w:sz w:val="2"/>
+                <w:szCs w:val="2"/>
+              </w:rPr>
+              <w:t xml:space="preserve">{{if:committee_only}}</w:t>
             </w:r>
             <w:r>
               <w:rPr>
@@ -14733,7 +14742,25 @@
           <w:szCs w:val="32"/>
           <w:cs/>
         </w:rPr>
-        <w:t xml:space="preserve">  {{if:vendor_has_shop_name}}ในนาม </w:t>
+        <w:t xml:space="preserve">  </w:t>
+      </w:r>
+      <w:r>
+        <w:rPr>
+          <w:rFonts w:ascii="TH SarabunIT๙" w:hAnsi="TH SarabunIT๙" w:cs="TH SarabunIT๙"/>
+          <w:sz w:val="32"/>
+          <w:szCs w:val="32"/>
+          <w:cs/>
+        </w:rPr>
+        <w:t xml:space="preserve">{{if:vendor_has_shop_name}}</w:t>
+      </w:r>
+      <w:r>
+        <w:rPr>
+          <w:rFonts w:ascii="TH SarabunIT๙" w:hAnsi="TH SarabunIT๙" w:cs="TH SarabunIT๙"/>
+          <w:sz w:val="32"/>
+          <w:szCs w:val="32"/>
+          <w:cs/>
+        </w:rPr>
+        <w:t xml:space="preserve">ในนาม </w:t>
       </w:r>
       <w:r>
         <w:rPr>
@@ -14778,16 +14805,61 @@
           <w:sz w:val="32"/>
           <w:szCs w:val="32"/>
         </w:rPr>
-        <w:t>{{vendor_address_no}}</w:t>
-      </w:r>
-      <w:r>
-        <w:rPr>
-          <w:rFonts w:ascii="TH SarabunIT๙" w:hAnsi="TH SarabunIT๙" w:cs="TH SarabunIT๙"/>
-          <w:sz w:val="32"/>
-          <w:szCs w:val="32"/>
-          <w:cs/>
-        </w:rPr>
-        <w:t>{{if:vendor_not_bangkok}} ตำบล{{endif:vendor_not_bangkok}}{{if:vendor_is_bangkok}} แขวง{{endif:vendor_is_bangkok}}</w:t>
+        <w:t xml:space="preserve">{{vendor_address_no}}</w:t>
+      </w:r>
+      <w:r>
+        <w:rPr>
+          <w:rFonts w:ascii="TH SarabunIT๙" w:hAnsi="TH SarabunIT๙" w:cs="TH SarabunIT๙"/>
+          <w:sz w:val="32"/>
+          <w:szCs w:val="32"/>
+          <w:cs/>
+        </w:rPr>
+        <w:t xml:space="preserve">{{if:vendor_not_bangkok}}</w:t>
+      </w:r>
+      <w:r>
+        <w:rPr>
+          <w:rFonts w:ascii="TH SarabunIT๙" w:hAnsi="TH SarabunIT๙" w:cs="TH SarabunIT๙"/>
+          <w:sz w:val="32"/>
+          <w:szCs w:val="32"/>
+          <w:cs/>
+        </w:rPr>
+        <w:t xml:space="preserve"> ตำบล</w:t>
+      </w:r>
+      <w:r>
+        <w:rPr>
+          <w:rFonts w:ascii="TH SarabunIT๙" w:hAnsi="TH SarabunIT๙" w:cs="TH SarabunIT๙"/>
+          <w:sz w:val="32"/>
+          <w:szCs w:val="32"/>
+          <w:cs/>
+        </w:rPr>
+        <w:t xml:space="preserve">{{endif:vendor_not_bangkok}}</w:t>
+      </w:r>
+      <w:r>
+        <w:rPr>
+          <w:rFonts w:ascii="TH SarabunIT๙" w:hAnsi="TH SarabunIT๙" w:cs="TH SarabunIT๙"/>
+          <w:sz w:val="32"/>
+          <w:szCs w:val="32"/>
+          <w:cs/>
+        </w:rPr>
+        <w:t xml:space="preserve">{{if:vendor_is_bangkok}}</w:t>
+      </w:r>
+      <w:r>
+        <w:rPr>
+          <w:rFonts w:ascii="TH SarabunIT๙" w:hAnsi="TH SarabunIT๙" w:cs="TH SarabunIT๙"/>
+          <w:sz w:val="32"/>
+          <w:szCs w:val="32"/>
+          <w:cs/>
+        </w:rPr>
+        <w:t xml:space="preserve"> แขวง</w:t>
+      </w:r>
+      <w:r>
+        <w:rPr>
+          <w:rFonts w:ascii="TH SarabunIT๙" w:hAnsi="TH SarabunIT๙" w:cs="TH SarabunIT๙"/>
+          <w:sz w:val="32"/>
+          <w:szCs w:val="32"/>
+          <w:cs/>
+        </w:rPr>
+        <w:t xml:space="preserve">{{endif:vendor_is_bangkok}}</w:t>
       </w:r>
       <w:r>
         <w:rPr>
@@ -14796,24 +14868,61 @@
           <w:sz w:val="32"/>
           <w:szCs w:val="32"/>
         </w:rPr>
-        <w:t>{{vendor_subdistrict}}</w:t>
-      </w:r>
-      <w:r>
-        <w:rPr>
-          <w:rFonts w:ascii="TH SarabunIT๙" w:hAnsi="TH SarabunIT๙" w:cs="TH SarabunIT๙"/>
-          <w:sz w:val="32"/>
-          <w:szCs w:val="32"/>
-        </w:rPr>
-        <w:t xml:space="preserve"> </w:t>
-      </w:r>
-      <w:r>
-        <w:rPr>
-          <w:rFonts w:ascii="TH SarabunIT๙" w:hAnsi="TH SarabunIT๙" w:cs="TH SarabunIT๙"/>
-          <w:sz w:val="32"/>
-          <w:szCs w:val="32"/>
-          <w:cs/>
-        </w:rPr>
-        <w:t>{{if:vendor_not_bangkok}}อำเภอ{{endif:vendor_not_bangkok}}{{if:vendor_is_bangkok}}เขต{{endif:vendor_is_bangkok}}</w:t>
+        <w:t xml:space="preserve">{{vendor_subdistrict}}</w:t>
+      </w:r>
+      <w:r>
+        <w:rPr>
+          <w:rFonts w:ascii="TH SarabunIT๙" w:hAnsi="TH SarabunIT๙" w:cs="TH SarabunIT๙"/>
+          <w:sz w:val="32"/>
+          <w:szCs w:val="32"/>
+          <w:cs/>
+        </w:rPr>
+        <w:t xml:space="preserve">{{if:vendor_not_bangkok}}</w:t>
+      </w:r>
+      <w:r>
+        <w:rPr>
+          <w:rFonts w:ascii="TH SarabunIT๙" w:hAnsi="TH SarabunIT๙" w:cs="TH SarabunIT๙"/>
+          <w:sz w:val="32"/>
+          <w:szCs w:val="32"/>
+          <w:cs/>
+        </w:rPr>
+        <w:t xml:space="preserve"> อำเภอ</w:t>
+      </w:r>
+      <w:r>
+        <w:rPr>
+          <w:rFonts w:ascii="TH SarabunIT๙" w:hAnsi="TH SarabunIT๙" w:cs="TH SarabunIT๙"/>
+          <w:sz w:val="32"/>
+          <w:szCs w:val="32"/>
+          <w:cs/>
+        </w:rPr>
+        <w:t xml:space="preserve">{{endif:vendor_not_bangkok}}</w:t>
+      </w:r>
+      <w:r>
+        <w:rPr>
+          <w:rFonts w:ascii="TH SarabunIT๙" w:hAnsi="TH SarabunIT๙" w:cs="TH SarabunIT๙"/>
+          <w:sz w:val="32"/>
+          <w:szCs w:val="32"/>
+          <w:cs/>
+        </w:rPr>
+        <w:t xml:space="preserve">{{if:vendor_is_bangkok}}</w:t>
+      </w:r>
+      <w:r>
+        <w:rPr>
+          <w:rFonts w:ascii="TH SarabunIT๙" w:hAnsi="TH SarabunIT๙" w:cs="TH SarabunIT๙"/>
+          <w:sz w:val="32"/>
+          <w:szCs w:val="32"/>
+          <w:cs/>
+        </w:rPr>
+        <w:t xml:space="preserve"> เขต</w:t>
+      </w:r>
+      <w:r>
+        <w:rPr>
+          <w:rFonts w:ascii="TH SarabunIT๙" w:hAnsi="TH SarabunIT๙" w:cs="TH SarabunIT๙"/>
+          <w:sz w:val="32"/>
+          <w:szCs w:val="32"/>
+          <w:cs/>
+        </w:rPr>
+        <w:t xml:space="preserve">{{endif:vendor_is_bangkok}}</w:t>
       </w:r>
       <w:r>
         <w:rPr>
@@ -14822,7 +14931,7 @@
           <w:sz w:val="32"/>
           <w:szCs w:val="32"/>
         </w:rPr>
-        <w:t>{{vendor_district}}</w:t>
+        <w:t xml:space="preserve">{{vendor_district}}</w:t>
       </w:r>
       <w:r>
         <w:rPr>
@@ -14840,7 +14949,7 @@
           <w:sz w:val="32"/>
           <w:szCs w:val="32"/>
         </w:rPr>
-        <w:t>{{vendor_province}}</w:t>
+        <w:t xml:space="preserve">{{vendor_province}}</w:t>
       </w:r>
       <w:r>
         <w:rPr>
@@ -16225,18 +16334,11 @@
                         <w:proofErr w:type="spellStart"/>
                         <w:r>
                           <w:rPr>
-                            <w:rFonts w:ascii="TH SarabunIT๙" w:eastAsia="Times New Roman" w:hAnsi="TH SarabunIT๙" w:cs="TH SarabunIT๙"/>
+                            <w:rFonts w:ascii="TH SarabunIT๙" w:hAnsi="TH SarabunIT๙" w:cs="TH SarabunIT๙"/>
+                            <w:noProof/>
                             <w:sz w:val="28"/>
                           </w:rPr>
-                          <w:t>vendor_address_no</w:t>
-                        </w:r>
-                        <w:proofErr w:type="spellEnd"/>
-                        <w:r>
-                          <w:rPr>
-                            <w:rFonts w:ascii="TH SarabunIT๙" w:eastAsia="Times New Roman" w:hAnsi="TH SarabunIT๙" w:cs="TH SarabunIT๙"/>
-                            <w:sz w:val="28"/>
-                          </w:rPr>
-                          <w:t>}}</w:t>
+                          <w:t xml:space="preserve">{{vendor_address_no}}</w:t>
                         </w:r>
                         <w:r>
                           <w:rPr>
@@ -16244,115 +16346,47 @@
                             <w:sz w:val="28"/>
                             <w:cs/>
                           </w:rPr>
-                          <w:t>{{</w:t>
+                          <w:t xml:space="preserve">{{if:vendor_not_bangkok}}</w:t>
                         </w:r>
-                        <w:proofErr w:type="spellStart"/>
                         <w:r>
                           <w:rPr>
                             <w:rFonts w:ascii="TH SarabunIT๙" w:hAnsi="TH SarabunIT๙" w:cs="TH SarabunIT๙"/>
                             <w:sz w:val="28"/>
                             <w:cs/>
                           </w:rPr>
-                          <w:t>if</w:t>
+                          <w:t xml:space="preserve"> ตำบล</w:t>
                         </w:r>
-                        <w:proofErr w:type="spellEnd"/>
                         <w:r>
                           <w:rPr>
                             <w:rFonts w:ascii="TH SarabunIT๙" w:hAnsi="TH SarabunIT๙" w:cs="TH SarabunIT๙"/>
                             <w:sz w:val="28"/>
                             <w:cs/>
                           </w:rPr>
-                          <w:t>:</w:t>
+                          <w:t xml:space="preserve">{{endif:vendor_not_bangkok}}</w:t>
                         </w:r>
-                        <w:proofErr w:type="spellStart"/>
                         <w:r>
                           <w:rPr>
                             <w:rFonts w:ascii="TH SarabunIT๙" w:hAnsi="TH SarabunIT๙" w:cs="TH SarabunIT๙"/>
                             <w:sz w:val="28"/>
                             <w:cs/>
                           </w:rPr>
-                          <w:t>vendor_not_bangkok</w:t>
+                          <w:t xml:space="preserve">{{if:vendor_is_bangkok}}</w:t>
                         </w:r>
-                        <w:proofErr w:type="spellEnd"/>
                         <w:r>
                           <w:rPr>
                             <w:rFonts w:ascii="TH SarabunIT๙" w:hAnsi="TH SarabunIT๙" w:cs="TH SarabunIT๙"/>
                             <w:sz w:val="28"/>
                             <w:cs/>
                           </w:rPr>
-                          <w:t>}} ตำบล{{</w:t>
+                          <w:t xml:space="preserve"> แขวง</w:t>
                         </w:r>
-                        <w:proofErr w:type="spellStart"/>
                         <w:r>
                           <w:rPr>
                             <w:rFonts w:ascii="TH SarabunIT๙" w:hAnsi="TH SarabunIT๙" w:cs="TH SarabunIT๙"/>
                             <w:sz w:val="28"/>
                             <w:cs/>
                           </w:rPr>
-                          <w:t>endif</w:t>
-                        </w:r>
-                        <w:proofErr w:type="spellEnd"/>
-                        <w:r>
-                          <w:rPr>
-                            <w:rFonts w:ascii="TH SarabunIT๙" w:hAnsi="TH SarabunIT๙" w:cs="TH SarabunIT๙"/>
-                            <w:sz w:val="28"/>
-                            <w:cs/>
-                          </w:rPr>
-                          <w:t>:</w:t>
-                        </w:r>
-                        <w:proofErr w:type="spellStart"/>
-                        <w:r>
-                          <w:rPr>
-                            <w:rFonts w:ascii="TH SarabunIT๙" w:hAnsi="TH SarabunIT๙" w:cs="TH SarabunIT๙"/>
-                            <w:sz w:val="28"/>
-                            <w:cs/>
-                          </w:rPr>
-                          <w:t>vendor_not_bangkok</w:t>
-                        </w:r>
-                        <w:proofErr w:type="spellEnd"/>
-                        <w:r>
-                          <w:rPr>
-                            <w:rFonts w:ascii="TH SarabunIT๙" w:hAnsi="TH SarabunIT๙" w:cs="TH SarabunIT๙"/>
-                            <w:sz w:val="28"/>
-                            <w:cs/>
-                          </w:rPr>
-                          <w:t>}}{{</w:t>
-                        </w:r>
-                        <w:proofErr w:type="spellStart"/>
-                        <w:r>
-                          <w:rPr>
-                            <w:rFonts w:ascii="TH SarabunIT๙" w:hAnsi="TH SarabunIT๙" w:cs="TH SarabunIT๙"/>
-                            <w:sz w:val="28"/>
-                            <w:cs/>
-                          </w:rPr>
-                          <w:t>if</w:t>
-                        </w:r>
-                        <w:proofErr w:type="spellEnd"/>
-                        <w:r>
-                          <w:rPr>
-                            <w:rFonts w:ascii="TH SarabunIT๙" w:hAnsi="TH SarabunIT๙" w:cs="TH SarabunIT๙"/>
-                            <w:sz w:val="28"/>
-                            <w:cs/>
-                          </w:rPr>
-                          <w:t>:</w:t>
-                        </w:r>
-                        <w:proofErr w:type="spellStart"/>
-                        <w:r>
-                          <w:rPr>
-                            <w:rFonts w:ascii="TH SarabunIT๙" w:hAnsi="TH SarabunIT๙" w:cs="TH SarabunIT๙"/>
-                            <w:sz w:val="28"/>
-                            <w:cs/>
-                          </w:rPr>
-                          <w:t>vendor_is_bangkok</w:t>
-                        </w:r>
-                        <w:proofErr w:type="spellEnd"/>
-                        <w:r>
-                          <w:rPr>
-                            <w:rFonts w:ascii="TH SarabunIT๙" w:hAnsi="TH SarabunIT๙" w:cs="TH SarabunIT๙"/>
-                            <w:sz w:val="28"/>
-                            <w:cs/>
-                          </w:rPr>
-                          <w:t>}} แขวง{{endif:vendor_is_bangkok}}</w:t>
+                          <w:t xml:space="preserve">{{endif:vendor_is_bangkok}}</w:t>
                         </w:r>
                         <w:r>
                           <w:rPr>
@@ -16360,14 +16394,7 @@
                             <w:noProof/>
                             <w:sz w:val="28"/>
                           </w:rPr>
-                          <w:t>{{vendor_subdistrict}}</w:t>
-                        </w:r>
-                        <w:r>
-                          <w:rPr>
-                            <w:rFonts w:ascii="TH SarabunIT๙" w:hAnsi="TH SarabunIT๙" w:cs="TH SarabunIT๙"/>
-                            <w:sz w:val="28"/>
-                          </w:rPr>
-                          <w:br/>
+                          <w:t xml:space="preserve">{{vendor_subdistrict}}</w:t>
                         </w:r>
                         <w:r>
                           <w:rPr>
@@ -16375,14 +16402,7 @@
                             <w:sz w:val="28"/>
                             <w:cs/>
                           </w:rPr>
-                          <w:t>{{if:vendor_not_bangkok}}</w:t>
-                        </w:r>
-                        <w:r>
-                          <w:rPr>
-                            <w:rFonts w:ascii="TH SarabunIT๙" w:hAnsi="TH SarabunIT๙" w:cs="TH SarabunIT๙"/>
-                            <w:sz w:val="28"/>
-                          </w:rPr>
-                          <w:br/>
+                          <w:t xml:space="preserve">{{if:vendor_not_bangkok}}</w:t>
                         </w:r>
                         <w:r>
                           <w:rPr>
@@ -16390,87 +16410,7 @@
                             <w:sz w:val="28"/>
                             <w:cs/>
                           </w:rPr>
-                          <w:t>อำเภอ{{</w:t>
-                        </w:r>
-                        <w:proofErr w:type="spellStart"/>
-                        <w:r>
-                          <w:rPr>
-                            <w:rFonts w:ascii="TH SarabunIT๙" w:hAnsi="TH SarabunIT๙" w:cs="TH SarabunIT๙"/>
-                            <w:sz w:val="28"/>
-                            <w:cs/>
-                          </w:rPr>
-                          <w:t>endif</w:t>
-                        </w:r>
-                        <w:proofErr w:type="spellEnd"/>
-                        <w:r>
-                          <w:rPr>
-                            <w:rFonts w:ascii="TH SarabunIT๙" w:hAnsi="TH SarabunIT๙" w:cs="TH SarabunIT๙"/>
-                            <w:sz w:val="28"/>
-                            <w:cs/>
-                          </w:rPr>
-                          <w:t>:</w:t>
-                        </w:r>
-                        <w:proofErr w:type="spellStart"/>
-                        <w:r>
-                          <w:rPr>
-                            <w:rFonts w:ascii="TH SarabunIT๙" w:hAnsi="TH SarabunIT๙" w:cs="TH SarabunIT๙"/>
-                            <w:sz w:val="28"/>
-                            <w:cs/>
-                          </w:rPr>
-                          <w:t>vendor_not_bangkok</w:t>
-                        </w:r>
-                        <w:proofErr w:type="spellEnd"/>
-                        <w:r>
-                          <w:rPr>
-                            <w:rFonts w:ascii="TH SarabunIT๙" w:hAnsi="TH SarabunIT๙" w:cs="TH SarabunIT๙"/>
-                            <w:sz w:val="28"/>
-                            <w:cs/>
-                          </w:rPr>
-                          <w:t>}}{{</w:t>
-                        </w:r>
-                        <w:proofErr w:type="spellStart"/>
-                        <w:r>
-                          <w:rPr>
-                            <w:rFonts w:ascii="TH SarabunIT๙" w:hAnsi="TH SarabunIT๙" w:cs="TH SarabunIT๙"/>
-                            <w:sz w:val="28"/>
-                            <w:cs/>
-                          </w:rPr>
-                          <w:t>if</w:t>
-                        </w:r>
-                        <w:proofErr w:type="spellEnd"/>
-                        <w:r>
-                          <w:rPr>
-                            <w:rFonts w:ascii="TH SarabunIT๙" w:hAnsi="TH SarabunIT๙" w:cs="TH SarabunIT๙"/>
-                            <w:sz w:val="28"/>
-                            <w:cs/>
-                          </w:rPr>
-                          <w:t>:</w:t>
-                        </w:r>
-                        <w:proofErr w:type="spellStart"/>
-                        <w:r>
-                          <w:rPr>
-                            <w:rFonts w:ascii="TH SarabunIT๙" w:hAnsi="TH SarabunIT๙" w:cs="TH SarabunIT๙"/>
-                            <w:sz w:val="28"/>
-                            <w:cs/>
-                          </w:rPr>
-                          <w:t>vendor_is_bangkok</w:t>
-                        </w:r>
-                        <w:proofErr w:type="spellEnd"/>
-                        <w:r>
-                          <w:rPr>
-                            <w:rFonts w:ascii="TH SarabunIT๙" w:hAnsi="TH SarabunIT๙" w:cs="TH SarabunIT๙"/>
-                            <w:sz w:val="28"/>
-                            <w:cs/>
-                          </w:rPr>
-                          <w:t>}}</w:t>
-                        </w:r>
-                        <w:r>
-                          <w:rPr>
-                            <w:rFonts w:ascii="TH SarabunIT๙" w:hAnsi="TH SarabunIT๙" w:cs="TH SarabunIT๙" w:hint="cs"/>
-                            <w:sz w:val="28"/>
-                            <w:cs/>
-                          </w:rPr>
-                          <w:t xml:space="preserve"> </w:t>
+                          <w:t xml:space="preserve"> อำเภอ</w:t>
                         </w:r>
                         <w:r>
                           <w:rPr>
@@ -16478,14 +16418,7 @@
                             <w:sz w:val="28"/>
                             <w:cs/>
                           </w:rPr>
-                          <w:t>เขต</w:t>
-                        </w:r>
-                        <w:r>
-                          <w:rPr>
-                            <w:rFonts w:ascii="TH SarabunIT๙" w:hAnsi="TH SarabunIT๙" w:cs="TH SarabunIT๙"/>
-                            <w:sz w:val="28"/>
-                          </w:rPr>
-                          <w:br/>
+                          <w:t xml:space="preserve">{{endif:vendor_not_bangkok}}</w:t>
                         </w:r>
                         <w:r>
                           <w:rPr>
@@ -16493,43 +16426,23 @@
                             <w:sz w:val="28"/>
                             <w:cs/>
                           </w:rPr>
-                          <w:t>{{</w:t>
+                          <w:t xml:space="preserve">{{if:vendor_is_bangkok}}</w:t>
                         </w:r>
-                        <w:proofErr w:type="spellStart"/>
                         <w:r>
                           <w:rPr>
                             <w:rFonts w:ascii="TH SarabunIT๙" w:hAnsi="TH SarabunIT๙" w:cs="TH SarabunIT๙"/>
                             <w:sz w:val="28"/>
                             <w:cs/>
                           </w:rPr>
-                          <w:t>endif</w:t>
+                          <w:t xml:space="preserve"> เขต</w:t>
                         </w:r>
-                        <w:proofErr w:type="spellEnd"/>
                         <w:r>
                           <w:rPr>
                             <w:rFonts w:ascii="TH SarabunIT๙" w:hAnsi="TH SarabunIT๙" w:cs="TH SarabunIT๙"/>
                             <w:sz w:val="28"/>
                             <w:cs/>
                           </w:rPr>
-                          <w:t>:</w:t>
-                        </w:r>
-                        <w:proofErr w:type="spellStart"/>
-                        <w:r>
-                          <w:rPr>
-                            <w:rFonts w:ascii="TH SarabunIT๙" w:hAnsi="TH SarabunIT๙" w:cs="TH SarabunIT๙"/>
-                            <w:sz w:val="28"/>
-                            <w:cs/>
-                          </w:rPr>
-                          <w:t>vendor_is_bangkok</w:t>
-                        </w:r>
-                        <w:proofErr w:type="spellEnd"/>
-                        <w:r>
-                          <w:rPr>
-                            <w:rFonts w:ascii="TH SarabunIT๙" w:hAnsi="TH SarabunIT๙" w:cs="TH SarabunIT๙"/>
-                            <w:sz w:val="28"/>
-                            <w:cs/>
-                          </w:rPr>
-                          <w:t>}}</w:t>
+                          <w:t xml:space="preserve">{{endif:vendor_is_bangkok}}</w:t>
                         </w:r>
                         <w:r>
                           <w:rPr>
@@ -16537,7 +16450,7 @@
                             <w:noProof/>
                             <w:sz w:val="28"/>
                           </w:rPr>
-                          <w:t>{{vendor_district}}</w:t>
+                          <w:t xml:space="preserve">{{vendor_district}}</w:t>
                         </w:r>
                         <w:r>
                           <w:rPr>
@@ -16553,7 +16466,7 @@
                             <w:noProof/>
                             <w:sz w:val="28"/>
                           </w:rPr>
-                          <w:t>{{vendor_province}}</w:t>
+                          <w:t xml:space="preserve">{{vendor_province}}</w:t>
                         </w:r>
                       </w:p>
                     </w:tc>
@@ -20198,43 +20111,23 @@
           <w:sz w:val="32"/>
           <w:cs/>
         </w:rPr>
-        <w:t xml:space="preserve"> {{</w:t>
-      </w:r>
-      <w:proofErr w:type="spellStart"/>
+        <w:t xml:space="preserve"> </w:t>
+      </w:r>
       <w:r>
         <w:rPr>
           <w:rFonts w:ascii="TH SarabunIT๙" w:eastAsia="Times New Roman" w:hAnsi="TH SarabunIT๙" w:cs="TH SarabunIT๙"/>
           <w:sz w:val="32"/>
           <w:cs/>
         </w:rPr>
-        <w:t>if</w:t>
-      </w:r>
-      <w:proofErr w:type="spellEnd"/>
+        <w:t xml:space="preserve">{{if:vendor_has_shop_name}}</w:t>
+      </w:r>
       <w:r>
         <w:rPr>
           <w:rFonts w:ascii="TH SarabunIT๙" w:eastAsia="Times New Roman" w:hAnsi="TH SarabunIT๙" w:cs="TH SarabunIT๙"/>
           <w:sz w:val="32"/>
           <w:cs/>
         </w:rPr>
-        <w:t>:</w:t>
-      </w:r>
-      <w:proofErr w:type="spellStart"/>
-      <w:r>
-        <w:rPr>
-          <w:rFonts w:ascii="TH SarabunIT๙" w:eastAsia="Times New Roman" w:hAnsi="TH SarabunIT๙" w:cs="TH SarabunIT๙"/>
-          <w:sz w:val="32"/>
-          <w:cs/>
-        </w:rPr>
-        <w:t>vendor_has_shop_name</w:t>
-      </w:r>
-      <w:proofErr w:type="spellEnd"/>
-      <w:r>
-        <w:rPr>
-          <w:rFonts w:ascii="TH SarabunIT๙" w:eastAsia="Times New Roman" w:hAnsi="TH SarabunIT๙" w:cs="TH SarabunIT๙"/>
-          <w:sz w:val="32"/>
-          <w:cs/>
-        </w:rPr>
-        <w:t>}}(</w:t>
+        <w:t xml:space="preserve">(</w:t>
       </w:r>
       <w:r>
         <w:rPr>
@@ -20242,7 +20135,7 @@
           <w:noProof/>
           <w:sz w:val="32"/>
         </w:rPr>
-        <w:t>{{vendor_name}}</w:t>
+        <w:t xml:space="preserve">{{vendor_name}}</w:t>
       </w:r>
       <w:r>
         <w:rPr>
@@ -20250,43 +20143,23 @@
           <w:sz w:val="32"/>
           <w:cs/>
         </w:rPr>
-        <w:t>){{</w:t>
-      </w:r>
-      <w:proofErr w:type="spellStart"/>
+        <w:t xml:space="preserve">)</w:t>
+      </w:r>
       <w:r>
         <w:rPr>
           <w:rFonts w:ascii="TH SarabunIT๙" w:eastAsia="Times New Roman" w:hAnsi="TH SarabunIT๙" w:cs="TH SarabunIT๙"/>
           <w:sz w:val="32"/>
           <w:cs/>
         </w:rPr>
-        <w:t>endif</w:t>
-      </w:r>
-      <w:proofErr w:type="spellEnd"/>
+        <w:t xml:space="preserve">{{endif:vendor_has_shop_name}}</w:t>
+      </w:r>
       <w:r>
         <w:rPr>
           <w:rFonts w:ascii="TH SarabunIT๙" w:eastAsia="Times New Roman" w:hAnsi="TH SarabunIT๙" w:cs="TH SarabunIT๙"/>
           <w:sz w:val="32"/>
           <w:cs/>
         </w:rPr>
-        <w:t>:</w:t>
-      </w:r>
-      <w:proofErr w:type="spellStart"/>
-      <w:r>
-        <w:rPr>
-          <w:rFonts w:ascii="TH SarabunIT๙" w:eastAsia="Times New Roman" w:hAnsi="TH SarabunIT๙" w:cs="TH SarabunIT๙"/>
-          <w:sz w:val="32"/>
-          <w:cs/>
-        </w:rPr>
-        <w:t>vendor_has_shop_name</w:t>
-      </w:r>
-      <w:proofErr w:type="spellEnd"/>
-      <w:r>
-        <w:rPr>
-          <w:rFonts w:ascii="TH SarabunIT๙" w:eastAsia="Times New Roman" w:hAnsi="TH SarabunIT๙" w:cs="TH SarabunIT๙"/>
-          <w:sz w:val="32"/>
-          <w:cs/>
-        </w:rPr>
-        <w:t xml:space="preserve">}} </w:t>
+        <w:t xml:space="preserve"> </w:t>
       </w:r>
       <w:r>
         <w:rPr>
